--- a/docs/tfm/TFM-ALM-agentico.docx
+++ b/docs/tfm/TFM-ALM-agentico.docx
@@ -211,6 +211,7 @@
     </w:p>
     <w:p>
       <w:pPr>
+        <w:keepNext w:val="false"/>
         <w:spacing w:after="140" w:line="288"/>
         <w:jc w:val="both"/>
       </w:pPr>
@@ -251,6 +252,7 @@
     </w:p>
     <w:p>
       <w:pPr>
+        <w:keepNext w:val="false"/>
         <w:spacing w:after="140" w:line="288"/>
         <w:jc w:val="both"/>
       </w:pPr>
@@ -277,6 +279,7 @@
     </w:p>
     <w:p>
       <w:pPr>
+        <w:keepNext w:val="false"/>
         <w:spacing w:after="140" w:line="288"/>
         <w:jc w:val="both"/>
       </w:pPr>
@@ -303,6 +306,7 @@
     </w:p>
     <w:p>
       <w:pPr>
+        <w:keepNext w:val="false"/>
         <w:spacing w:after="140" w:line="288"/>
         <w:jc w:val="both"/>
       </w:pPr>
@@ -407,6 +411,7 @@
     </w:p>
     <w:p>
       <w:pPr>
+        <w:keepNext w:val="false"/>
         <w:spacing w:after="140" w:line="288"/>
         <w:jc w:val="both"/>
       </w:pPr>
@@ -433,6 +438,7 @@
     </w:p>
     <w:p>
       <w:pPr>
+        <w:keepNext w:val="false"/>
         <w:spacing w:after="140" w:line="288"/>
         <w:jc w:val="both"/>
       </w:pPr>
@@ -471,6 +477,7 @@
     </w:p>
     <w:p>
       <w:pPr>
+        <w:keepNext/>
         <w:spacing w:after="140" w:line="288"/>
         <w:jc w:val="both"/>
       </w:pPr>
@@ -531,6 +538,7 @@
     </w:p>
     <w:p>
       <w:pPr>
+        <w:keepNext w:val="false"/>
         <w:spacing w:after="140" w:line="288"/>
         <w:jc w:val="both"/>
       </w:pPr>
@@ -555,6 +563,7 @@
     </w:p>
     <w:p>
       <w:pPr>
+        <w:keepNext w:val="false"/>
         <w:spacing w:after="140" w:line="288"/>
         <w:jc w:val="both"/>
       </w:pPr>
@@ -567,6 +576,7 @@
     </w:p>
     <w:p>
       <w:pPr>
+        <w:keepNext/>
         <w:spacing w:after="140" w:line="288"/>
         <w:jc w:val="both"/>
       </w:pPr>
@@ -819,6 +829,7 @@
     </w:p>
     <w:p>
       <w:pPr>
+        <w:keepNext/>
         <w:spacing w:after="140" w:line="288"/>
         <w:jc w:val="both"/>
       </w:pPr>
@@ -826,22 +837,605 @@
         <w:rPr>
           <w:rFonts w:ascii="Calibri" w:cs="Calibri" w:eastAsia="Calibri" w:hAnsi="Calibri"/>
         </w:rPr>
-        <w:t xml:space="preserve">El trabajo se ha hecho de forma iterativa, conversando con un asistente de IA (Claude) que actúa como ingeniero de plataforma. El asistente investiga, propone, implementa en los repositorios mediante </w:t>
-      </w:r>
+        <w:t xml:space="preserve">El trabajo avanza tarea a tarea, y en cada una intervienen dos papeles:</w:t>
+      </w:r>
+    </w:p>
+    <w:tbl>
+      <w:tblPr>
+        <w:tblW w:type="dxa" w:w="9070"/>
+        <w:tblBorders>
+          <w:top w:val="single" w:color="C9D3CF" w:sz="4"/>
+          <w:left w:val="single" w:color="C9D3CF" w:sz="4"/>
+          <w:bottom w:val="single" w:color="C9D3CF" w:sz="4"/>
+          <w:right w:val="single" w:color="C9D3CF" w:sz="4"/>
+          <w:insideH w:val="single" w:color="C9D3CF" w:sz="4"/>
+          <w:insideV w:val="single" w:color="C9D3CF" w:sz="4"/>
+        </w:tblBorders>
+      </w:tblPr>
+      <w:tblGrid>
+        <w:gridCol w:w="1009"/>
+        <w:gridCol w:w="2896"/>
+        <w:gridCol w:w="5165"/>
+      </w:tblGrid>
+      <w:tr>
+        <w:trPr>
+          <w:tblHeader/>
+        </w:trPr>
+        <w:tc>
+          <w:tcPr>
+            <w:tcW w:type="dxa" w:w="1009"/>
+            <w:shd w:fill="E3EEEA" w:color="auto" w:val="clear"/>
+            <w:tcMar>
+              <w:top w:type="dxa" w:w="60"/>
+              <w:left w:type="dxa" w:w="100"/>
+              <w:bottom w:type="dxa" w:w="60"/>
+              <w:right w:type="dxa" w:w="100"/>
+            </w:tcMar>
+          </w:tcPr>
+          <w:p>
+            <w:pPr>
+              <w:spacing w:after="0" w:before="0" w:line="252"/>
+            </w:pPr>
+            <w:r>
+              <w:rPr>
+                <w:rFonts w:ascii="Calibri" w:cs="Calibri" w:eastAsia="Calibri" w:hAnsi="Calibri"/>
+                <w:b/>
+                <w:bCs/>
+                <w:sz w:val="18"/>
+                <w:szCs w:val="18"/>
+              </w:rPr>
+              <w:t xml:space="preserve">Papel</w:t>
+            </w:r>
+          </w:p>
+        </w:tc>
+        <w:tc>
+          <w:tcPr>
+            <w:tcW w:type="dxa" w:w="2896"/>
+            <w:shd w:fill="E3EEEA" w:color="auto" w:val="clear"/>
+            <w:tcMar>
+              <w:top w:type="dxa" w:w="60"/>
+              <w:left w:type="dxa" w:w="100"/>
+              <w:bottom w:type="dxa" w:w="60"/>
+              <w:right w:type="dxa" w:w="100"/>
+            </w:tcMar>
+          </w:tcPr>
+          <w:p>
+            <w:pPr>
+              <w:spacing w:after="0" w:before="0" w:line="252"/>
+            </w:pPr>
+            <w:r>
+              <w:rPr>
+                <w:rFonts w:ascii="Calibri" w:cs="Calibri" w:eastAsia="Calibri" w:hAnsi="Calibri"/>
+                <w:b/>
+                <w:bCs/>
+                <w:sz w:val="18"/>
+                <w:szCs w:val="18"/>
+              </w:rPr>
+              <w:t xml:space="preserve">Quién</w:t>
+            </w:r>
+          </w:p>
+        </w:tc>
+        <w:tc>
+          <w:tcPr>
+            <w:tcW w:type="dxa" w:w="5165"/>
+            <w:shd w:fill="E3EEEA" w:color="auto" w:val="clear"/>
+            <w:tcMar>
+              <w:top w:type="dxa" w:w="60"/>
+              <w:left w:type="dxa" w:w="100"/>
+              <w:bottom w:type="dxa" w:w="60"/>
+              <w:right w:type="dxa" w:w="100"/>
+            </w:tcMar>
+          </w:tcPr>
+          <w:p>
+            <w:pPr>
+              <w:spacing w:after="0" w:before="0" w:line="252"/>
+            </w:pPr>
+            <w:r>
+              <w:rPr>
+                <w:rFonts w:ascii="Calibri" w:cs="Calibri" w:eastAsia="Calibri" w:hAnsi="Calibri"/>
+                <w:b/>
+                <w:bCs/>
+                <w:sz w:val="18"/>
+                <w:szCs w:val="18"/>
+              </w:rPr>
+              <w:t xml:space="preserve">Qué hace</w:t>
+            </w:r>
+          </w:p>
+        </w:tc>
+      </w:tr>
+      <w:tr>
+        <w:trPr>
+          <w:cantSplit/>
+        </w:trPr>
+        <w:tc>
+          <w:tcPr>
+            <w:tcW w:type="dxa" w:w="1009"/>
+            <w:tcMar>
+              <w:top w:type="dxa" w:w="60"/>
+              <w:left w:type="dxa" w:w="100"/>
+              <w:bottom w:type="dxa" w:w="60"/>
+              <w:right w:type="dxa" w:w="100"/>
+            </w:tcMar>
+          </w:tcPr>
+          <w:p>
+            <w:pPr>
+              <w:spacing w:after="0" w:before="0" w:line="252"/>
+            </w:pPr>
+            <w:r>
+              <w:rPr>
+                <w:rFonts w:ascii="Calibri" w:cs="Calibri" w:eastAsia="Calibri" w:hAnsi="Calibri"/>
+                <w:sz w:val="18"/>
+                <w:szCs w:val="18"/>
+              </w:rPr>
+              <w:t xml:space="preserve">Autor</w:t>
+            </w:r>
+          </w:p>
+        </w:tc>
+        <w:tc>
+          <w:tcPr>
+            <w:tcW w:type="dxa" w:w="2896"/>
+            <w:tcMar>
+              <w:top w:type="dxa" w:w="60"/>
+              <w:left w:type="dxa" w:w="100"/>
+              <w:bottom w:type="dxa" w:w="60"/>
+              <w:right w:type="dxa" w:w="100"/>
+            </w:tcMar>
+          </w:tcPr>
+          <w:p>
+            <w:pPr>
+              <w:spacing w:after="0" w:before="0" w:line="252"/>
+            </w:pPr>
+            <w:r>
+              <w:rPr>
+                <w:rFonts w:ascii="Calibri" w:cs="Calibri" w:eastAsia="Calibri" w:hAnsi="Calibri"/>
+                <w:sz w:val="18"/>
+                <w:szCs w:val="18"/>
+              </w:rPr>
+              <w:t xml:space="preserve">Persona que realiza el TFM</w:t>
+            </w:r>
+          </w:p>
+        </w:tc>
+        <w:tc>
+          <w:tcPr>
+            <w:tcW w:type="dxa" w:w="5165"/>
+            <w:tcMar>
+              <w:top w:type="dxa" w:w="60"/>
+              <w:left w:type="dxa" w:w="100"/>
+              <w:bottom w:type="dxa" w:w="60"/>
+              <w:right w:type="dxa" w:w="100"/>
+            </w:tcMar>
+          </w:tcPr>
+          <w:p>
+            <w:pPr>
+              <w:spacing w:after="0" w:before="0" w:line="252"/>
+            </w:pPr>
+            <w:r>
+              <w:rPr>
+                <w:rFonts w:ascii="Calibri" w:cs="Calibri" w:eastAsia="Calibri" w:hAnsi="Calibri"/>
+                <w:sz w:val="18"/>
+                <w:szCs w:val="18"/>
+              </w:rPr>
+              <w:t xml:space="preserve">Plantea la tarea, revisa y aprueba cada cambio, y hace la configuración que la sesión del asistente no puede hacer (protección de ramas, etiquetas de versión, secretos)</w:t>
+            </w:r>
+          </w:p>
+        </w:tc>
+      </w:tr>
+      <w:tr>
+        <w:trPr>
+          <w:cantSplit/>
+        </w:trPr>
+        <w:tc>
+          <w:tcPr>
+            <w:tcW w:type="dxa" w:w="1009"/>
+            <w:tcMar>
+              <w:top w:type="dxa" w:w="60"/>
+              <w:left w:type="dxa" w:w="100"/>
+              <w:bottom w:type="dxa" w:w="60"/>
+              <w:right w:type="dxa" w:w="100"/>
+            </w:tcMar>
+          </w:tcPr>
+          <w:p>
+            <w:pPr>
+              <w:spacing w:after="0" w:before="0" w:line="252"/>
+            </w:pPr>
+            <w:r>
+              <w:rPr>
+                <w:rFonts w:ascii="Calibri" w:cs="Calibri" w:eastAsia="Calibri" w:hAnsi="Calibri"/>
+                <w:sz w:val="18"/>
+                <w:szCs w:val="18"/>
+              </w:rPr>
+              <w:t xml:space="preserve">Asistente</w:t>
+            </w:r>
+          </w:p>
+        </w:tc>
+        <w:tc>
+          <w:tcPr>
+            <w:tcW w:type="dxa" w:w="2896"/>
+            <w:tcMar>
+              <w:top w:type="dxa" w:w="60"/>
+              <w:left w:type="dxa" w:w="100"/>
+              <w:bottom w:type="dxa" w:w="60"/>
+              <w:right w:type="dxa" w:w="100"/>
+            </w:tcMar>
+          </w:tcPr>
+          <w:p>
+            <w:pPr>
+              <w:spacing w:after="0" w:before="0" w:line="252"/>
+            </w:pPr>
+            <w:r>
+              <w:rPr>
+                <w:rFonts w:ascii="Calibri" w:cs="Calibri" w:eastAsia="Calibri" w:hAnsi="Calibri"/>
+                <w:sz w:val="18"/>
+                <w:szCs w:val="18"/>
+              </w:rPr>
+              <w:t xml:space="preserve">Claude, como ingeniero de plataforma</w:t>
+            </w:r>
+          </w:p>
+        </w:tc>
+        <w:tc>
+          <w:tcPr>
+            <w:tcW w:type="dxa" w:w="5165"/>
+            <w:tcMar>
+              <w:top w:type="dxa" w:w="60"/>
+              <w:left w:type="dxa" w:w="100"/>
+              <w:bottom w:type="dxa" w:w="60"/>
+              <w:right w:type="dxa" w:w="100"/>
+            </w:tcMar>
+          </w:tcPr>
+          <w:p>
+            <w:pPr>
+              <w:spacing w:after="0" w:before="0" w:line="252"/>
+            </w:pPr>
+            <w:r>
+              <w:rPr>
+                <w:rFonts w:ascii="Calibri" w:cs="Calibri" w:eastAsia="Calibri" w:hAnsi="Calibri"/>
+                <w:sz w:val="18"/>
+                <w:szCs w:val="18"/>
+              </w:rPr>
+              <w:t xml:space="preserve">Investiga en la documentación oficial y en la web, implementa en una rama, abre el PR e incorpora las correcciones</w:t>
+            </w:r>
+          </w:p>
+        </w:tc>
+      </w:tr>
+    </w:tbl>
+    <w:p>
+      <w:pPr>
+        <w:spacing w:after="120"/>
+      </w:pPr>
+    </w:p>
+    <w:p>
+      <w:pPr>
+        <w:keepNext/>
+        <w:spacing w:after="140" w:line="288"/>
+        <w:jc w:val="both"/>
+      </w:pPr>
+      <w:r>
+        <w:rPr>
+          <w:rFonts w:ascii="Calibri" w:cs="Calibri" w:eastAsia="Calibri" w:hAnsi="Calibri"/>
+        </w:rPr>
+        <w:t xml:space="preserve">Todas las tareas siguen el mismo ciclo:</w:t>
+      </w:r>
+    </w:p>
+    <w:p>
+      <w:pPr>
+        <w:keepNext/>
+        <w:spacing w:after="60" w:before="200" w:line="240" w:lineRule="auto"/>
+        <w:jc w:val="center"/>
+      </w:pPr>
+      <w:r>
+        <w:drawing>
+          <wp:inline distT="0" distB="0" distL="0" distR="0">
+            <wp:extent cx="5762625" cy="3790950"/>
+            <wp:effectExtent t="0" r="0" b="0" l="0"/>
+            <wp:docPr id="1" name="ciclo.png" descr="Figura 1. Ciclo de trabajo de cada tarea: el asistente implementa en un PR y el autor lo aprueba o pide cambios." title="Figura 1. Ciclo de trabajo de cada tarea: el asistente implementa en un PR y el autor lo aprueba o pide cambios."/>
+            <wp:cNvGraphicFramePr>
+              <a:graphicFrameLocks xmlns:a="http://schemas.openxmlformats.org/drawingml/2006/main" noChangeAspect="1"/>
+            </wp:cNvGraphicFramePr>
+            <a:graphic xmlns:a="http://schemas.openxmlformats.org/drawingml/2006/main">
+              <a:graphicData uri="http://schemas.openxmlformats.org/drawingml/2006/picture">
+                <pic:pic xmlns:pic="http://schemas.openxmlformats.org/drawingml/2006/picture">
+                  <pic:nvPicPr>
+                    <pic:cNvPr id="0" name="" descr=""/>
+                    <pic:cNvPicPr>
+                      <a:picLocks noChangeAspect="1" noChangeArrowheads="1"/>
+                    </pic:cNvPicPr>
+                  </pic:nvPicPr>
+                  <pic:blipFill>
+                    <a:blip r:embed="rId9" cstate="none"/>
+                    <a:srcRect/>
+                    <a:stretch>
+                      <a:fillRect/>
+                    </a:stretch>
+                  </pic:blipFill>
+                  <pic:spPr bwMode="auto">
+                    <a:xfrm>
+                      <a:off x="0" y="0"/>
+                      <a:ext cx="5762625" cy="3790950"/>
+                    </a:xfrm>
+                    <a:prstGeom prst="rect">
+                      <a:avLst/>
+                    </a:prstGeom>
+                  </pic:spPr>
+                </pic:pic>
+              </a:graphicData>
+            </a:graphic>
+          </wp:inline>
+        </w:drawing>
+      </w:r>
+    </w:p>
+    <w:p>
+      <w:pPr>
+        <w:spacing w:after="240"/>
+        <w:jc w:val="center"/>
+      </w:pPr>
       <w:r>
         <w:rPr>
           <w:rFonts w:ascii="Calibri" w:cs="Calibri" w:eastAsia="Calibri" w:hAnsi="Calibri"/>
           <w:i/>
           <w:iCs/>
-        </w:rPr>
-        <w:t xml:space="preserve">pull requests</w:t>
-      </w:r>
-      <w:r>
-        <w:rPr>
-          <w:rFonts w:ascii="Calibri" w:cs="Calibri" w:eastAsia="Calibri" w:hAnsi="Calibri"/>
-        </w:rPr>
-        <w:t xml:space="preserve"> y corrige a partir de la revisión humana. El autor decide, revisa y aprueba cada cambio. El plan se dividió en 17 tareas: 12 principales y 5 extensiones ALM que se añadieron para cubrir el ciclo completo. El capítulo 6 recoge el registro completo de iteraciones.</w:t>
-      </w:r>
+          <w:color w:val="5B6964"/>
+          <w:sz w:val="18"/>
+          <w:szCs w:val="18"/>
+        </w:rPr>
+        <w:t xml:space="preserve">Figura 1. Ciclo de trabajo de cada tarea: el asistente implementa en un PR y el autor lo aprueba o pide cambios.</w:t>
+      </w:r>
+    </w:p>
+    <w:tbl>
+      <w:tblPr>
+        <w:tblW w:type="dxa" w:w="9070"/>
+        <w:tblBorders>
+          <w:top w:val="single" w:color="C9D3CF" w:sz="4"/>
+          <w:left w:val="single" w:color="C9D3CF" w:sz="4"/>
+          <w:bottom w:val="single" w:color="C9D3CF" w:sz="4"/>
+          <w:right w:val="single" w:color="C9D3CF" w:sz="4"/>
+          <w:insideH w:val="single" w:color="C9D3CF" w:sz="4"/>
+          <w:insideV w:val="single" w:color="C9D3CF" w:sz="4"/>
+        </w:tblBorders>
+      </w:tblPr>
+      <w:tblGrid>
+        <w:gridCol w:w="1551"/>
+        <w:gridCol w:w="7519"/>
+      </w:tblGrid>
+      <w:tr>
+        <w:trPr>
+          <w:tblHeader/>
+        </w:trPr>
+        <w:tc>
+          <w:tcPr>
+            <w:tcW w:type="dxa" w:w="1551"/>
+            <w:shd w:fill="E3EEEA" w:color="auto" w:val="clear"/>
+            <w:tcMar>
+              <w:top w:type="dxa" w:w="60"/>
+              <w:left w:type="dxa" w:w="100"/>
+              <w:bottom w:type="dxa" w:w="60"/>
+              <w:right w:type="dxa" w:w="100"/>
+            </w:tcMar>
+          </w:tcPr>
+          <w:p>
+            <w:pPr>
+              <w:spacing w:after="0" w:before="0" w:line="252"/>
+            </w:pPr>
+            <w:r>
+              <w:rPr>
+                <w:rFonts w:ascii="Calibri" w:cs="Calibri" w:eastAsia="Calibri" w:hAnsi="Calibri"/>
+                <w:b/>
+                <w:bCs/>
+                <w:sz w:val="18"/>
+                <w:szCs w:val="18"/>
+              </w:rPr>
+              <w:t xml:space="preserve">Aspecto</w:t>
+            </w:r>
+          </w:p>
+        </w:tc>
+        <w:tc>
+          <w:tcPr>
+            <w:tcW w:type="dxa" w:w="7519"/>
+            <w:shd w:fill="E3EEEA" w:color="auto" w:val="clear"/>
+            <w:tcMar>
+              <w:top w:type="dxa" w:w="60"/>
+              <w:left w:type="dxa" w:w="100"/>
+              <w:bottom w:type="dxa" w:w="60"/>
+              <w:right w:type="dxa" w:w="100"/>
+            </w:tcMar>
+          </w:tcPr>
+          <w:p>
+            <w:pPr>
+              <w:spacing w:after="0" w:before="0" w:line="252"/>
+            </w:pPr>
+            <w:r>
+              <w:rPr>
+                <w:rFonts w:ascii="Calibri" w:cs="Calibri" w:eastAsia="Calibri" w:hAnsi="Calibri"/>
+                <w:b/>
+                <w:bCs/>
+                <w:sz w:val="18"/>
+                <w:szCs w:val="18"/>
+              </w:rPr>
+              <w:t xml:space="preserve">Cómo se organiza</w:t>
+            </w:r>
+          </w:p>
+        </w:tc>
+      </w:tr>
+      <w:tr>
+        <w:trPr>
+          <w:cantSplit/>
+        </w:trPr>
+        <w:tc>
+          <w:tcPr>
+            <w:tcW w:type="dxa" w:w="1551"/>
+            <w:tcMar>
+              <w:top w:type="dxa" w:w="60"/>
+              <w:left w:type="dxa" w:w="100"/>
+              <w:bottom w:type="dxa" w:w="60"/>
+              <w:right w:type="dxa" w:w="100"/>
+            </w:tcMar>
+          </w:tcPr>
+          <w:p>
+            <w:pPr>
+              <w:spacing w:after="0" w:before="0" w:line="252"/>
+            </w:pPr>
+            <w:r>
+              <w:rPr>
+                <w:rFonts w:ascii="Calibri" w:cs="Calibri" w:eastAsia="Calibri" w:hAnsi="Calibri"/>
+                <w:sz w:val="18"/>
+                <w:szCs w:val="18"/>
+              </w:rPr>
+              <w:t xml:space="preserve">Plan</w:t>
+            </w:r>
+          </w:p>
+        </w:tc>
+        <w:tc>
+          <w:tcPr>
+            <w:tcW w:type="dxa" w:w="7519"/>
+            <w:tcMar>
+              <w:top w:type="dxa" w:w="60"/>
+              <w:left w:type="dxa" w:w="100"/>
+              <w:bottom w:type="dxa" w:w="60"/>
+              <w:right w:type="dxa" w:w="100"/>
+            </w:tcMar>
+          </w:tcPr>
+          <w:p>
+            <w:pPr>
+              <w:spacing w:after="0" w:before="0" w:line="252"/>
+            </w:pPr>
+            <w:r>
+              <w:rPr>
+                <w:rFonts w:ascii="Calibri" w:cs="Calibri" w:eastAsia="Calibri" w:hAnsi="Calibri"/>
+                <w:sz w:val="18"/>
+                <w:szCs w:val="18"/>
+              </w:rPr>
+              <w:t xml:space="preserve">17 tareas: 12 principales y 5 extensiones ALM (A a E), detalladas en el capítulo 4</w:t>
+            </w:r>
+          </w:p>
+        </w:tc>
+      </w:tr>
+      <w:tr>
+        <w:trPr>
+          <w:cantSplit/>
+        </w:trPr>
+        <w:tc>
+          <w:tcPr>
+            <w:tcW w:type="dxa" w:w="1551"/>
+            <w:tcMar>
+              <w:top w:type="dxa" w:w="60"/>
+              <w:left w:type="dxa" w:w="100"/>
+              <w:bottom w:type="dxa" w:w="60"/>
+              <w:right w:type="dxa" w:w="100"/>
+            </w:tcMar>
+          </w:tcPr>
+          <w:p>
+            <w:pPr>
+              <w:spacing w:after="0" w:before="0" w:line="252"/>
+            </w:pPr>
+            <w:r>
+              <w:rPr>
+                <w:rFonts w:ascii="Calibri" w:cs="Calibri" w:eastAsia="Calibri" w:hAnsi="Calibri"/>
+                <w:sz w:val="18"/>
+                <w:szCs w:val="18"/>
+              </w:rPr>
+              <w:t xml:space="preserve">Seguimiento</w:t>
+            </w:r>
+          </w:p>
+        </w:tc>
+        <w:tc>
+          <w:tcPr>
+            <w:tcW w:type="dxa" w:w="7519"/>
+            <w:tcMar>
+              <w:top w:type="dxa" w:w="60"/>
+              <w:left w:type="dxa" w:w="100"/>
+              <w:bottom w:type="dxa" w:w="60"/>
+              <w:right w:type="dxa" w:w="100"/>
+            </w:tcMar>
+          </w:tcPr>
+          <w:p>
+            <w:pPr>
+              <w:spacing w:after="0" w:before="0" w:line="252"/>
+            </w:pPr>
+            <w:r>
+              <w:rPr>
+                <w:rFonts w:ascii="Calibri" w:cs="Calibri" w:eastAsia="Calibri" w:hAnsi="Calibri"/>
+                <w:sz w:val="18"/>
+                <w:szCs w:val="18"/>
+              </w:rPr>
+              <w:t xml:space="preserve">Bitácora versionada y panel de avance en </w:t>
+            </w:r>
+            <w:r>
+              <w:rPr>
+                <w:rFonts w:ascii="Consolas" w:cs="Consolas" w:eastAsia="Consolas" w:hAnsi="Consolas"/>
+                <w:color w:val="2E3A36"/>
+                <w:sz w:val="16"/>
+                <w:szCs w:val="16"/>
+              </w:rPr>
+              <w:t xml:space="preserve">poc-almagentic-core</w:t>
+            </w:r>
+            <w:r>
+              <w:rPr>
+                <w:rFonts w:ascii="Calibri" w:cs="Calibri" w:eastAsia="Calibri" w:hAnsi="Calibri"/>
+                <w:sz w:val="18"/>
+                <w:szCs w:val="18"/>
+              </w:rPr>
+              <w:t xml:space="preserve">; esta memoria se regenera al cerrar cada tarea</w:t>
+            </w:r>
+          </w:p>
+        </w:tc>
+      </w:tr>
+      <w:tr>
+        <w:trPr>
+          <w:cantSplit/>
+        </w:trPr>
+        <w:tc>
+          <w:tcPr>
+            <w:tcW w:type="dxa" w:w="1551"/>
+            <w:tcMar>
+              <w:top w:type="dxa" w:w="60"/>
+              <w:left w:type="dxa" w:w="100"/>
+              <w:bottom w:type="dxa" w:w="60"/>
+              <w:right w:type="dxa" w:w="100"/>
+            </w:tcMar>
+          </w:tcPr>
+          <w:p>
+            <w:pPr>
+              <w:spacing w:after="0" w:before="0" w:line="252"/>
+            </w:pPr>
+            <w:r>
+              <w:rPr>
+                <w:rFonts w:ascii="Calibri" w:cs="Calibri" w:eastAsia="Calibri" w:hAnsi="Calibri"/>
+                <w:sz w:val="18"/>
+                <w:szCs w:val="18"/>
+              </w:rPr>
+              <w:t xml:space="preserve">Registro</w:t>
+            </w:r>
+          </w:p>
+        </w:tc>
+        <w:tc>
+          <w:tcPr>
+            <w:tcW w:type="dxa" w:w="7519"/>
+            <w:tcMar>
+              <w:top w:type="dxa" w:w="60"/>
+              <w:left w:type="dxa" w:w="100"/>
+              <w:bottom w:type="dxa" w:w="60"/>
+              <w:right w:type="dxa" w:w="100"/>
+            </w:tcMar>
+          </w:tcPr>
+          <w:p>
+            <w:pPr>
+              <w:spacing w:after="0" w:before="0" w:line="252"/>
+            </w:pPr>
+            <w:r>
+              <w:rPr>
+                <w:rFonts w:ascii="Calibri" w:cs="Calibri" w:eastAsia="Calibri" w:hAnsi="Calibri"/>
+                <w:sz w:val="18"/>
+                <w:szCs w:val="18"/>
+              </w:rPr>
+              <w:t xml:space="preserve">El capítulo 6 recoge todas las iteraciones con el asistente</w:t>
+            </w:r>
+          </w:p>
+        </w:tc>
+      </w:tr>
+    </w:tbl>
+    <w:p>
+      <w:pPr>
+        <w:spacing w:after="120"/>
+      </w:pPr>
     </w:p>
     <w:p>
       <w:pPr>
@@ -857,6 +1451,7 @@
     </w:p>
     <w:p>
       <w:pPr>
+        <w:keepNext/>
         <w:spacing w:after="140" w:line="288"/>
         <w:jc w:val="both"/>
       </w:pPr>
@@ -864,8 +1459,810 @@
         <w:rPr>
           <w:rFonts w:ascii="Calibri" w:cs="Calibri" w:eastAsia="Calibri" w:hAnsi="Calibri"/>
         </w:rPr>
-        <w:t xml:space="preserve">El capítulo 2 define el problema y el capítulo 3 revisa el estado del arte. El capítulo 4 presenta el diseño de la solución y sus decisiones, y el capítulo 5 la implementación. El capítulo 6 recoge las iteraciones con los modelos, las pruebas y los resultados. El capítulo 7 es la guía técnica para reproducir la POC y el capítulo 8 reúne las conclusiones y el trabajo futuro.</w:t>
-      </w:r>
+        <w:t xml:space="preserve">Cada capítulo responde a uno de los requisitos de la entrega:</w:t>
+      </w:r>
+    </w:p>
+    <w:tbl>
+      <w:tblPr>
+        <w:tblW w:type="dxa" w:w="9070"/>
+        <w:tblBorders>
+          <w:top w:val="single" w:color="C9D3CF" w:sz="4"/>
+          <w:left w:val="single" w:color="C9D3CF" w:sz="4"/>
+          <w:bottom w:val="single" w:color="C9D3CF" w:sz="4"/>
+          <w:right w:val="single" w:color="C9D3CF" w:sz="4"/>
+          <w:insideH w:val="single" w:color="C9D3CF" w:sz="4"/>
+          <w:insideV w:val="single" w:color="C9D3CF" w:sz="4"/>
+        </w:tblBorders>
+      </w:tblPr>
+      <w:tblGrid>
+        <w:gridCol w:w="2433"/>
+        <w:gridCol w:w="4127"/>
+        <w:gridCol w:w="2510"/>
+      </w:tblGrid>
+      <w:tr>
+        <w:trPr>
+          <w:tblHeader/>
+        </w:trPr>
+        <w:tc>
+          <w:tcPr>
+            <w:tcW w:type="dxa" w:w="2433"/>
+            <w:shd w:fill="E3EEEA" w:color="auto" w:val="clear"/>
+            <w:tcMar>
+              <w:top w:type="dxa" w:w="60"/>
+              <w:left w:type="dxa" w:w="100"/>
+              <w:bottom w:type="dxa" w:w="60"/>
+              <w:right w:type="dxa" w:w="100"/>
+            </w:tcMar>
+          </w:tcPr>
+          <w:p>
+            <w:pPr>
+              <w:spacing w:after="0" w:before="0" w:line="252"/>
+            </w:pPr>
+            <w:r>
+              <w:rPr>
+                <w:rFonts w:ascii="Calibri" w:cs="Calibri" w:eastAsia="Calibri" w:hAnsi="Calibri"/>
+                <w:b/>
+                <w:bCs/>
+                <w:sz w:val="18"/>
+                <w:szCs w:val="18"/>
+              </w:rPr>
+              <w:t xml:space="preserve">Capítulo</w:t>
+            </w:r>
+          </w:p>
+        </w:tc>
+        <w:tc>
+          <w:tcPr>
+            <w:tcW w:type="dxa" w:w="4127"/>
+            <w:shd w:fill="E3EEEA" w:color="auto" w:val="clear"/>
+            <w:tcMar>
+              <w:top w:type="dxa" w:w="60"/>
+              <w:left w:type="dxa" w:w="100"/>
+              <w:bottom w:type="dxa" w:w="60"/>
+              <w:right w:type="dxa" w:w="100"/>
+            </w:tcMar>
+          </w:tcPr>
+          <w:p>
+            <w:pPr>
+              <w:spacing w:after="0" w:before="0" w:line="252"/>
+            </w:pPr>
+            <w:r>
+              <w:rPr>
+                <w:rFonts w:ascii="Calibri" w:cs="Calibri" w:eastAsia="Calibri" w:hAnsi="Calibri"/>
+                <w:b/>
+                <w:bCs/>
+                <w:sz w:val="18"/>
+                <w:szCs w:val="18"/>
+              </w:rPr>
+              <w:t xml:space="preserve">Contenido</w:t>
+            </w:r>
+          </w:p>
+        </w:tc>
+        <w:tc>
+          <w:tcPr>
+            <w:tcW w:type="dxa" w:w="2510"/>
+            <w:shd w:fill="E3EEEA" w:color="auto" w:val="clear"/>
+            <w:tcMar>
+              <w:top w:type="dxa" w:w="60"/>
+              <w:left w:type="dxa" w:w="100"/>
+              <w:bottom w:type="dxa" w:w="60"/>
+              <w:right w:type="dxa" w:w="100"/>
+            </w:tcMar>
+          </w:tcPr>
+          <w:p>
+            <w:pPr>
+              <w:spacing w:after="0" w:before="0" w:line="252"/>
+            </w:pPr>
+            <w:r>
+              <w:rPr>
+                <w:rFonts w:ascii="Calibri" w:cs="Calibri" w:eastAsia="Calibri" w:hAnsi="Calibri"/>
+                <w:b/>
+                <w:bCs/>
+                <w:sz w:val="18"/>
+                <w:szCs w:val="18"/>
+              </w:rPr>
+              <w:t xml:space="preserve">Requisito de la entrega</w:t>
+            </w:r>
+          </w:p>
+        </w:tc>
+      </w:tr>
+      <w:tr>
+        <w:trPr>
+          <w:cantSplit/>
+        </w:trPr>
+        <w:tc>
+          <w:tcPr>
+            <w:tcW w:type="dxa" w:w="2433"/>
+            <w:tcMar>
+              <w:top w:type="dxa" w:w="60"/>
+              <w:left w:type="dxa" w:w="100"/>
+              <w:bottom w:type="dxa" w:w="60"/>
+              <w:right w:type="dxa" w:w="100"/>
+            </w:tcMar>
+          </w:tcPr>
+          <w:p>
+            <w:pPr>
+              <w:spacing w:after="0" w:before="0" w:line="252"/>
+            </w:pPr>
+            <w:r>
+              <w:rPr>
+                <w:rFonts w:ascii="Calibri" w:cs="Calibri" w:eastAsia="Calibri" w:hAnsi="Calibri"/>
+                <w:sz w:val="18"/>
+                <w:szCs w:val="18"/>
+              </w:rPr>
+              <w:t xml:space="preserve">1. Introducción</w:t>
+            </w:r>
+          </w:p>
+        </w:tc>
+        <w:tc>
+          <w:tcPr>
+            <w:tcW w:type="dxa" w:w="4127"/>
+            <w:tcMar>
+              <w:top w:type="dxa" w:w="60"/>
+              <w:left w:type="dxa" w:w="100"/>
+              <w:bottom w:type="dxa" w:w="60"/>
+              <w:right w:type="dxa" w:w="100"/>
+            </w:tcMar>
+          </w:tcPr>
+          <w:p>
+            <w:pPr>
+              <w:spacing w:after="0" w:before="0" w:line="252"/>
+            </w:pPr>
+            <w:r>
+              <w:rPr>
+                <w:rFonts w:ascii="Calibri" w:cs="Calibri" w:eastAsia="Calibri" w:hAnsi="Calibri"/>
+                <w:sz w:val="18"/>
+                <w:szCs w:val="18"/>
+              </w:rPr>
+              <w:t xml:space="preserve">Contexto, motivación, objetivos, alcance y metodología</w:t>
+            </w:r>
+          </w:p>
+        </w:tc>
+        <w:tc>
+          <w:tcPr>
+            <w:tcW w:type="dxa" w:w="2510"/>
+            <w:tcMar>
+              <w:top w:type="dxa" w:w="60"/>
+              <w:left w:type="dxa" w:w="100"/>
+              <w:bottom w:type="dxa" w:w="60"/>
+              <w:right w:type="dxa" w:w="100"/>
+            </w:tcMar>
+          </w:tcPr>
+          <w:p>
+            <w:pPr>
+              <w:spacing w:after="0" w:before="0" w:line="252"/>
+            </w:pPr>
+            <w:r>
+              <w:rPr>
+                <w:rFonts w:ascii="Calibri" w:cs="Calibri" w:eastAsia="Calibri" w:hAnsi="Calibri"/>
+                <w:sz w:val="18"/>
+                <w:szCs w:val="18"/>
+              </w:rPr>
+              <w:t xml:space="preserve">Claridad en el problema</w:t>
+            </w:r>
+          </w:p>
+        </w:tc>
+      </w:tr>
+      <w:tr>
+        <w:trPr>
+          <w:cantSplit/>
+        </w:trPr>
+        <w:tc>
+          <w:tcPr>
+            <w:tcW w:type="dxa" w:w="2433"/>
+            <w:tcMar>
+              <w:top w:type="dxa" w:w="60"/>
+              <w:left w:type="dxa" w:w="100"/>
+              <w:bottom w:type="dxa" w:w="60"/>
+              <w:right w:type="dxa" w:w="100"/>
+            </w:tcMar>
+          </w:tcPr>
+          <w:p>
+            <w:pPr>
+              <w:spacing w:after="0" w:before="0" w:line="252"/>
+            </w:pPr>
+            <w:r>
+              <w:rPr>
+                <w:rFonts w:ascii="Calibri" w:cs="Calibri" w:eastAsia="Calibri" w:hAnsi="Calibri"/>
+                <w:sz w:val="18"/>
+                <w:szCs w:val="18"/>
+              </w:rPr>
+              <w:t xml:space="preserve">2. Definición del problema</w:t>
+            </w:r>
+          </w:p>
+        </w:tc>
+        <w:tc>
+          <w:tcPr>
+            <w:tcW w:type="dxa" w:w="4127"/>
+            <w:tcMar>
+              <w:top w:type="dxa" w:w="60"/>
+              <w:left w:type="dxa" w:w="100"/>
+              <w:bottom w:type="dxa" w:w="60"/>
+              <w:right w:type="dxa" w:w="100"/>
+            </w:tcMar>
+          </w:tcPr>
+          <w:p>
+            <w:pPr>
+              <w:spacing w:after="0" w:before="0" w:line="252"/>
+            </w:pPr>
+            <w:r>
+              <w:rPr>
+                <w:rFonts w:ascii="Calibri" w:cs="Calibri" w:eastAsia="Calibri" w:hAnsi="Calibri"/>
+                <w:sz w:val="18"/>
+                <w:szCs w:val="18"/>
+              </w:rPr>
+              <w:t xml:space="preserve">Cambio del SDLC, riesgos de la capa agéntica y reto concreto</w:t>
+            </w:r>
+          </w:p>
+        </w:tc>
+        <w:tc>
+          <w:tcPr>
+            <w:tcW w:type="dxa" w:w="2510"/>
+            <w:tcMar>
+              <w:top w:type="dxa" w:w="60"/>
+              <w:left w:type="dxa" w:w="100"/>
+              <w:bottom w:type="dxa" w:w="60"/>
+              <w:right w:type="dxa" w:w="100"/>
+            </w:tcMar>
+          </w:tcPr>
+          <w:p>
+            <w:pPr>
+              <w:spacing w:after="0" w:before="0" w:line="252"/>
+            </w:pPr>
+            <w:r>
+              <w:rPr>
+                <w:rFonts w:ascii="Calibri" w:cs="Calibri" w:eastAsia="Calibri" w:hAnsi="Calibri"/>
+                <w:sz w:val="18"/>
+                <w:szCs w:val="18"/>
+              </w:rPr>
+              <w:t xml:space="preserve">Claridad en el problema</w:t>
+            </w:r>
+          </w:p>
+        </w:tc>
+      </w:tr>
+      <w:tr>
+        <w:trPr>
+          <w:cantSplit/>
+        </w:trPr>
+        <w:tc>
+          <w:tcPr>
+            <w:tcW w:type="dxa" w:w="2433"/>
+            <w:tcMar>
+              <w:top w:type="dxa" w:w="60"/>
+              <w:left w:type="dxa" w:w="100"/>
+              <w:bottom w:type="dxa" w:w="60"/>
+              <w:right w:type="dxa" w:w="100"/>
+            </w:tcMar>
+          </w:tcPr>
+          <w:p>
+            <w:pPr>
+              <w:spacing w:after="0" w:before="0" w:line="252"/>
+            </w:pPr>
+            <w:r>
+              <w:rPr>
+                <w:rFonts w:ascii="Calibri" w:cs="Calibri" w:eastAsia="Calibri" w:hAnsi="Calibri"/>
+                <w:sz w:val="18"/>
+                <w:szCs w:val="18"/>
+              </w:rPr>
+              <w:t xml:space="preserve">3. Estado del arte</w:t>
+            </w:r>
+          </w:p>
+        </w:tc>
+        <w:tc>
+          <w:tcPr>
+            <w:tcW w:type="dxa" w:w="4127"/>
+            <w:tcMar>
+              <w:top w:type="dxa" w:w="60"/>
+              <w:left w:type="dxa" w:w="100"/>
+              <w:bottom w:type="dxa" w:w="60"/>
+              <w:right w:type="dxa" w:w="100"/>
+            </w:tcMar>
+          </w:tcPr>
+          <w:p>
+            <w:pPr>
+              <w:spacing w:after="0" w:before="0" w:line="252"/>
+            </w:pPr>
+            <w:r>
+              <w:rPr>
+                <w:rFonts w:ascii="Calibri" w:cs="Calibri" w:eastAsia="Calibri" w:hAnsi="Calibri"/>
+                <w:sz w:val="18"/>
+                <w:szCs w:val="18"/>
+              </w:rPr>
+              <w:t xml:space="preserve">Modelos de ciclo de vida, herramientas y seguridad en CI/CD</w:t>
+            </w:r>
+          </w:p>
+        </w:tc>
+        <w:tc>
+          <w:tcPr>
+            <w:tcW w:type="dxa" w:w="2510"/>
+            <w:tcMar>
+              <w:top w:type="dxa" w:w="60"/>
+              <w:left w:type="dxa" w:w="100"/>
+              <w:bottom w:type="dxa" w:w="60"/>
+              <w:right w:type="dxa" w:w="100"/>
+            </w:tcMar>
+          </w:tcPr>
+          <w:p>
+            <w:pPr>
+              <w:spacing w:after="0" w:before="0" w:line="252"/>
+            </w:pPr>
+            <w:r>
+              <w:rPr>
+                <w:rFonts w:ascii="Calibri" w:cs="Calibri" w:eastAsia="Calibri" w:hAnsi="Calibri"/>
+                <w:sz w:val="18"/>
+                <w:szCs w:val="18"/>
+              </w:rPr>
+              <w:t xml:space="preserve">Claridad en el problema</w:t>
+            </w:r>
+          </w:p>
+        </w:tc>
+      </w:tr>
+      <w:tr>
+        <w:trPr>
+          <w:cantSplit/>
+        </w:trPr>
+        <w:tc>
+          <w:tcPr>
+            <w:tcW w:type="dxa" w:w="2433"/>
+            <w:tcMar>
+              <w:top w:type="dxa" w:w="60"/>
+              <w:left w:type="dxa" w:w="100"/>
+              <w:bottom w:type="dxa" w:w="60"/>
+              <w:right w:type="dxa" w:w="100"/>
+            </w:tcMar>
+          </w:tcPr>
+          <w:p>
+            <w:pPr>
+              <w:spacing w:after="0" w:before="0" w:line="252"/>
+            </w:pPr>
+            <w:r>
+              <w:rPr>
+                <w:rFonts w:ascii="Calibri" w:cs="Calibri" w:eastAsia="Calibri" w:hAnsi="Calibri"/>
+                <w:sz w:val="18"/>
+                <w:szCs w:val="18"/>
+              </w:rPr>
+              <w:t xml:space="preserve">4. Diseño de la solución</w:t>
+            </w:r>
+          </w:p>
+        </w:tc>
+        <w:tc>
+          <w:tcPr>
+            <w:tcW w:type="dxa" w:w="4127"/>
+            <w:tcMar>
+              <w:top w:type="dxa" w:w="60"/>
+              <w:left w:type="dxa" w:w="100"/>
+              <w:bottom w:type="dxa" w:w="60"/>
+              <w:right w:type="dxa" w:w="100"/>
+            </w:tcMar>
+          </w:tcPr>
+          <w:p>
+            <w:pPr>
+              <w:spacing w:after="0" w:before="0" w:line="252"/>
+            </w:pPr>
+            <w:r>
+              <w:rPr>
+                <w:rFonts w:ascii="Calibri" w:cs="Calibri" w:eastAsia="Calibri" w:hAnsi="Calibri"/>
+                <w:sz w:val="18"/>
+                <w:szCs w:val="18"/>
+              </w:rPr>
+              <w:t xml:space="preserve">Requisitos, decisiones, arquitectura, identidades, gobierno y plan</w:t>
+            </w:r>
+          </w:p>
+        </w:tc>
+        <w:tc>
+          <w:tcPr>
+            <w:tcW w:type="dxa" w:w="2510"/>
+            <w:tcMar>
+              <w:top w:type="dxa" w:w="60"/>
+              <w:left w:type="dxa" w:w="100"/>
+              <w:bottom w:type="dxa" w:w="60"/>
+              <w:right w:type="dxa" w:w="100"/>
+            </w:tcMar>
+          </w:tcPr>
+          <w:p>
+            <w:pPr>
+              <w:spacing w:after="0" w:before="0" w:line="252"/>
+            </w:pPr>
+            <w:r>
+              <w:rPr>
+                <w:rFonts w:ascii="Calibri" w:cs="Calibri" w:eastAsia="Calibri" w:hAnsi="Calibri"/>
+                <w:sz w:val="18"/>
+                <w:szCs w:val="18"/>
+              </w:rPr>
+              <w:t xml:space="preserve">Proceso de diseño y desarrollo</w:t>
+            </w:r>
+          </w:p>
+        </w:tc>
+      </w:tr>
+      <w:tr>
+        <w:trPr>
+          <w:cantSplit/>
+        </w:trPr>
+        <w:tc>
+          <w:tcPr>
+            <w:tcW w:type="dxa" w:w="2433"/>
+            <w:tcMar>
+              <w:top w:type="dxa" w:w="60"/>
+              <w:left w:type="dxa" w:w="100"/>
+              <w:bottom w:type="dxa" w:w="60"/>
+              <w:right w:type="dxa" w:w="100"/>
+            </w:tcMar>
+          </w:tcPr>
+          <w:p>
+            <w:pPr>
+              <w:spacing w:after="0" w:before="0" w:line="252"/>
+            </w:pPr>
+            <w:r>
+              <w:rPr>
+                <w:rFonts w:ascii="Calibri" w:cs="Calibri" w:eastAsia="Calibri" w:hAnsi="Calibri"/>
+                <w:sz w:val="18"/>
+                <w:szCs w:val="18"/>
+              </w:rPr>
+              <w:t xml:space="preserve">5. Desarrollo e implementación</w:t>
+            </w:r>
+          </w:p>
+        </w:tc>
+        <w:tc>
+          <w:tcPr>
+            <w:tcW w:type="dxa" w:w="4127"/>
+            <w:tcMar>
+              <w:top w:type="dxa" w:w="60"/>
+              <w:left w:type="dxa" w:w="100"/>
+              <w:bottom w:type="dxa" w:w="60"/>
+              <w:right w:type="dxa" w:w="100"/>
+            </w:tcMar>
+          </w:tcPr>
+          <w:p>
+            <w:pPr>
+              <w:spacing w:after="0" w:before="0" w:line="252"/>
+            </w:pPr>
+            <w:r>
+              <w:rPr>
+                <w:rFonts w:ascii="Calibri" w:cs="Calibri" w:eastAsia="Calibri" w:hAnsi="Calibri"/>
+                <w:sz w:val="18"/>
+                <w:szCs w:val="18"/>
+              </w:rPr>
+              <w:t xml:space="preserve">Lo construido en cada tarea</w:t>
+            </w:r>
+          </w:p>
+        </w:tc>
+        <w:tc>
+          <w:tcPr>
+            <w:tcW w:type="dxa" w:w="2510"/>
+            <w:tcMar>
+              <w:top w:type="dxa" w:w="60"/>
+              <w:left w:type="dxa" w:w="100"/>
+              <w:bottom w:type="dxa" w:w="60"/>
+              <w:right w:type="dxa" w:w="100"/>
+            </w:tcMar>
+          </w:tcPr>
+          <w:p>
+            <w:pPr>
+              <w:spacing w:after="0" w:before="0" w:line="252"/>
+            </w:pPr>
+            <w:r>
+              <w:rPr>
+                <w:rFonts w:ascii="Calibri" w:cs="Calibri" w:eastAsia="Calibri" w:hAnsi="Calibri"/>
+                <w:sz w:val="18"/>
+                <w:szCs w:val="18"/>
+              </w:rPr>
+              <w:t xml:space="preserve">Proceso de diseño y desarrollo</w:t>
+            </w:r>
+          </w:p>
+        </w:tc>
+      </w:tr>
+      <w:tr>
+        <w:trPr>
+          <w:cantSplit/>
+        </w:trPr>
+        <w:tc>
+          <w:tcPr>
+            <w:tcW w:type="dxa" w:w="2433"/>
+            <w:tcMar>
+              <w:top w:type="dxa" w:w="60"/>
+              <w:left w:type="dxa" w:w="100"/>
+              <w:bottom w:type="dxa" w:w="60"/>
+              <w:right w:type="dxa" w:w="100"/>
+            </w:tcMar>
+          </w:tcPr>
+          <w:p>
+            <w:pPr>
+              <w:spacing w:after="0" w:before="0" w:line="252"/>
+            </w:pPr>
+            <w:r>
+              <w:rPr>
+                <w:rFonts w:ascii="Calibri" w:cs="Calibri" w:eastAsia="Calibri" w:hAnsi="Calibri"/>
+                <w:sz w:val="18"/>
+                <w:szCs w:val="18"/>
+              </w:rPr>
+              <w:t xml:space="preserve">6. Iteraciones con modelos, pruebas y resultados</w:t>
+            </w:r>
+          </w:p>
+        </w:tc>
+        <w:tc>
+          <w:tcPr>
+            <w:tcW w:type="dxa" w:w="4127"/>
+            <w:tcMar>
+              <w:top w:type="dxa" w:w="60"/>
+              <w:left w:type="dxa" w:w="100"/>
+              <w:bottom w:type="dxa" w:w="60"/>
+              <w:right w:type="dxa" w:w="100"/>
+            </w:tcMar>
+          </w:tcPr>
+          <w:p>
+            <w:pPr>
+              <w:spacing w:after="0" w:before="0" w:line="252"/>
+            </w:pPr>
+            <w:r>
+              <w:rPr>
+                <w:rFonts w:ascii="Calibri" w:cs="Calibri" w:eastAsia="Calibri" w:hAnsi="Calibri"/>
+                <w:sz w:val="18"/>
+                <w:szCs w:val="18"/>
+              </w:rPr>
+              <w:t xml:space="preserve">Registro de la conversación, pruebas, incidencias y métricas</w:t>
+            </w:r>
+          </w:p>
+        </w:tc>
+        <w:tc>
+          <w:tcPr>
+            <w:tcW w:type="dxa" w:w="2510"/>
+            <w:tcMar>
+              <w:top w:type="dxa" w:w="60"/>
+              <w:left w:type="dxa" w:w="100"/>
+              <w:bottom w:type="dxa" w:w="60"/>
+              <w:right w:type="dxa" w:w="100"/>
+            </w:tcMar>
+          </w:tcPr>
+          <w:p>
+            <w:pPr>
+              <w:spacing w:after="0" w:before="0" w:line="252"/>
+            </w:pPr>
+            <w:r>
+              <w:rPr>
+                <w:rFonts w:ascii="Calibri" w:cs="Calibri" w:eastAsia="Calibri" w:hAnsi="Calibri"/>
+                <w:sz w:val="18"/>
+                <w:szCs w:val="18"/>
+              </w:rPr>
+              <w:t xml:space="preserve">Iteraciones, pruebas y resultados</w:t>
+            </w:r>
+          </w:p>
+        </w:tc>
+      </w:tr>
+      <w:tr>
+        <w:trPr>
+          <w:cantSplit/>
+        </w:trPr>
+        <w:tc>
+          <w:tcPr>
+            <w:tcW w:type="dxa" w:w="2433"/>
+            <w:tcMar>
+              <w:top w:type="dxa" w:w="60"/>
+              <w:left w:type="dxa" w:w="100"/>
+              <w:bottom w:type="dxa" w:w="60"/>
+              <w:right w:type="dxa" w:w="100"/>
+            </w:tcMar>
+          </w:tcPr>
+          <w:p>
+            <w:pPr>
+              <w:spacing w:after="0" w:before="0" w:line="252"/>
+            </w:pPr>
+            <w:r>
+              <w:rPr>
+                <w:rFonts w:ascii="Calibri" w:cs="Calibri" w:eastAsia="Calibri" w:hAnsi="Calibri"/>
+                <w:sz w:val="18"/>
+                <w:szCs w:val="18"/>
+              </w:rPr>
+              <w:t xml:space="preserve">7. Documentación técnica reproducible</w:t>
+            </w:r>
+          </w:p>
+        </w:tc>
+        <w:tc>
+          <w:tcPr>
+            <w:tcW w:type="dxa" w:w="4127"/>
+            <w:tcMar>
+              <w:top w:type="dxa" w:w="60"/>
+              <w:left w:type="dxa" w:w="100"/>
+              <w:bottom w:type="dxa" w:w="60"/>
+              <w:right w:type="dxa" w:w="100"/>
+            </w:tcMar>
+          </w:tcPr>
+          <w:p>
+            <w:pPr>
+              <w:spacing w:after="0" w:before="0" w:line="252"/>
+            </w:pPr>
+            <w:r>
+              <w:rPr>
+                <w:rFonts w:ascii="Calibri" w:cs="Calibri" w:eastAsia="Calibri" w:hAnsi="Calibri"/>
+                <w:sz w:val="18"/>
+                <w:szCs w:val="18"/>
+              </w:rPr>
+              <w:t xml:space="preserve">Requisitos previos, pasos, estructura y solución de problemas</w:t>
+            </w:r>
+          </w:p>
+        </w:tc>
+        <w:tc>
+          <w:tcPr>
+            <w:tcW w:type="dxa" w:w="2510"/>
+            <w:tcMar>
+              <w:top w:type="dxa" w:w="60"/>
+              <w:left w:type="dxa" w:w="100"/>
+              <w:bottom w:type="dxa" w:w="60"/>
+              <w:right w:type="dxa" w:w="100"/>
+            </w:tcMar>
+          </w:tcPr>
+          <w:p>
+            <w:pPr>
+              <w:spacing w:after="0" w:before="0" w:line="252"/>
+            </w:pPr>
+            <w:r>
+              <w:rPr>
+                <w:rFonts w:ascii="Calibri" w:cs="Calibri" w:eastAsia="Calibri" w:hAnsi="Calibri"/>
+                <w:sz w:val="18"/>
+                <w:szCs w:val="18"/>
+              </w:rPr>
+              <w:t xml:space="preserve">Documentación técnica reproducible</w:t>
+            </w:r>
+          </w:p>
+        </w:tc>
+      </w:tr>
+      <w:tr>
+        <w:trPr>
+          <w:cantSplit/>
+        </w:trPr>
+        <w:tc>
+          <w:tcPr>
+            <w:tcW w:type="dxa" w:w="2433"/>
+            <w:tcMar>
+              <w:top w:type="dxa" w:w="60"/>
+              <w:left w:type="dxa" w:w="100"/>
+              <w:bottom w:type="dxa" w:w="60"/>
+              <w:right w:type="dxa" w:w="100"/>
+            </w:tcMar>
+          </w:tcPr>
+          <w:p>
+            <w:pPr>
+              <w:spacing w:after="0" w:before="0" w:line="252"/>
+            </w:pPr>
+            <w:r>
+              <w:rPr>
+                <w:rFonts w:ascii="Calibri" w:cs="Calibri" w:eastAsia="Calibri" w:hAnsi="Calibri"/>
+                <w:sz w:val="18"/>
+                <w:szCs w:val="18"/>
+              </w:rPr>
+              <w:t xml:space="preserve">8. Conclusiones y trabajo futuro</w:t>
+            </w:r>
+          </w:p>
+        </w:tc>
+        <w:tc>
+          <w:tcPr>
+            <w:tcW w:type="dxa" w:w="4127"/>
+            <w:tcMar>
+              <w:top w:type="dxa" w:w="60"/>
+              <w:left w:type="dxa" w:w="100"/>
+              <w:bottom w:type="dxa" w:w="60"/>
+              <w:right w:type="dxa" w:w="100"/>
+            </w:tcMar>
+          </w:tcPr>
+          <w:p>
+            <w:pPr>
+              <w:spacing w:after="0" w:before="0" w:line="252"/>
+            </w:pPr>
+            <w:r>
+              <w:rPr>
+                <w:rFonts w:ascii="Calibri" w:cs="Calibri" w:eastAsia="Calibri" w:hAnsi="Calibri"/>
+                <w:sz w:val="18"/>
+                <w:szCs w:val="18"/>
+              </w:rPr>
+              <w:t xml:space="preserve">Conclusiones y líneas abiertas</w:t>
+            </w:r>
+          </w:p>
+        </w:tc>
+        <w:tc>
+          <w:tcPr>
+            <w:tcW w:type="dxa" w:w="2510"/>
+            <w:tcMar>
+              <w:top w:type="dxa" w:w="60"/>
+              <w:left w:type="dxa" w:w="100"/>
+              <w:bottom w:type="dxa" w:w="60"/>
+              <w:right w:type="dxa" w:w="100"/>
+            </w:tcMar>
+          </w:tcPr>
+          <w:p>
+            <w:pPr>
+              <w:spacing w:after="0" w:before="0" w:line="252"/>
+            </w:pPr>
+            <w:r>
+              <w:rPr>
+                <w:rFonts w:ascii="Calibri" w:cs="Calibri" w:eastAsia="Calibri" w:hAnsi="Calibri"/>
+                <w:sz w:val="18"/>
+                <w:szCs w:val="18"/>
+              </w:rPr>
+              <w:t xml:space="preserve">Cierre</w:t>
+            </w:r>
+          </w:p>
+        </w:tc>
+      </w:tr>
+      <w:tr>
+        <w:trPr>
+          <w:cantSplit/>
+        </w:trPr>
+        <w:tc>
+          <w:tcPr>
+            <w:tcW w:type="dxa" w:w="2433"/>
+            <w:tcMar>
+              <w:top w:type="dxa" w:w="60"/>
+              <w:left w:type="dxa" w:w="100"/>
+              <w:bottom w:type="dxa" w:w="60"/>
+              <w:right w:type="dxa" w:w="100"/>
+            </w:tcMar>
+          </w:tcPr>
+          <w:p>
+            <w:pPr>
+              <w:spacing w:after="0" w:before="0" w:line="252"/>
+            </w:pPr>
+            <w:r>
+              <w:rPr>
+                <w:rFonts w:ascii="Calibri" w:cs="Calibri" w:eastAsia="Calibri" w:hAnsi="Calibri"/>
+                <w:sz w:val="18"/>
+                <w:szCs w:val="18"/>
+              </w:rPr>
+              <w:t xml:space="preserve">Anexos A y B</w:t>
+            </w:r>
+          </w:p>
+        </w:tc>
+        <w:tc>
+          <w:tcPr>
+            <w:tcW w:type="dxa" w:w="4127"/>
+            <w:tcMar>
+              <w:top w:type="dxa" w:w="60"/>
+              <w:left w:type="dxa" w:w="100"/>
+              <w:bottom w:type="dxa" w:w="60"/>
+              <w:right w:type="dxa" w:w="100"/>
+            </w:tcMar>
+          </w:tcPr>
+          <w:p>
+            <w:pPr>
+              <w:spacing w:after="0" w:before="0" w:line="252"/>
+            </w:pPr>
+            <w:r>
+              <w:rPr>
+                <w:rFonts w:ascii="Calibri" w:cs="Calibri" w:eastAsia="Calibri" w:hAnsi="Calibri"/>
+                <w:sz w:val="18"/>
+                <w:szCs w:val="18"/>
+              </w:rPr>
+              <w:t xml:space="preserve">Glosario y extractos de código</w:t>
+            </w:r>
+          </w:p>
+        </w:tc>
+        <w:tc>
+          <w:tcPr>
+            <w:tcW w:type="dxa" w:w="2510"/>
+            <w:tcMar>
+              <w:top w:type="dxa" w:w="60"/>
+              <w:left w:type="dxa" w:w="100"/>
+              <w:bottom w:type="dxa" w:w="60"/>
+              <w:right w:type="dxa" w:w="100"/>
+            </w:tcMar>
+          </w:tcPr>
+          <w:p>
+            <w:pPr>
+              <w:spacing w:after="0" w:before="0" w:line="252"/>
+            </w:pPr>
+            <w:r>
+              <w:rPr>
+                <w:rFonts w:ascii="Calibri" w:cs="Calibri" w:eastAsia="Calibri" w:hAnsi="Calibri"/>
+                <w:sz w:val="18"/>
+                <w:szCs w:val="18"/>
+              </w:rPr>
+              <w:t xml:space="preserve">Documentación técnica reproducible</w:t>
+            </w:r>
+          </w:p>
+        </w:tc>
+      </w:tr>
+    </w:tbl>
+    <w:p>
+      <w:pPr>
+        <w:spacing w:after="120"/>
+      </w:pPr>
     </w:p>
     <w:p>
       <w:pPr>
@@ -893,6 +2290,7 @@
     </w:p>
     <w:p>
       <w:pPr>
+        <w:keepNext w:val="false"/>
         <w:spacing w:after="140" w:line="288"/>
         <w:jc w:val="both"/>
       </w:pPr>
@@ -905,6 +2303,7 @@
     </w:p>
     <w:p>
       <w:pPr>
+        <w:keepNext/>
         <w:spacing w:after="140" w:line="288"/>
         <w:jc w:val="both"/>
       </w:pPr>
@@ -1510,6 +2909,7 @@
     </w:p>
     <w:p>
       <w:pPr>
+        <w:keepNext/>
         <w:spacing w:after="140" w:line="288"/>
         <w:jc w:val="both"/>
       </w:pPr>
@@ -2084,6 +3484,7 @@
     </w:p>
     <w:p>
       <w:pPr>
+        <w:keepNext w:val="false"/>
         <w:spacing w:after="140" w:line="288"/>
         <w:jc w:val="both"/>
       </w:pPr>
@@ -2108,6 +3509,7 @@
     </w:p>
     <w:p>
       <w:pPr>
+        <w:keepNext/>
         <w:spacing w:after="140" w:line="288"/>
         <w:jc w:val="both"/>
       </w:pPr>
@@ -2138,6 +3540,7 @@
     </w:p>
     <w:p>
       <w:pPr>
+        <w:keepNext/>
         <w:spacing w:after="140" w:line="288"/>
         <w:jc w:val="both"/>
       </w:pPr>
@@ -2238,6 +3641,7 @@
     </w:p>
     <w:p>
       <w:pPr>
+        <w:keepNext/>
         <w:spacing w:after="140" w:line="288"/>
         <w:jc w:val="both"/>
       </w:pPr>
@@ -2424,6 +3828,7 @@
     </w:p>
     <w:p>
       <w:pPr>
+        <w:keepNext/>
         <w:spacing w:after="140" w:line="288"/>
         <w:jc w:val="both"/>
       </w:pPr>
@@ -2812,6 +4217,7 @@
     </w:p>
     <w:p>
       <w:pPr>
+        <w:keepNext w:val="false"/>
         <w:spacing w:after="140" w:line="288"/>
         <w:jc w:val="both"/>
       </w:pPr>
@@ -3536,6 +4942,7 @@
     </w:p>
     <w:p>
       <w:pPr>
+        <w:keepNext/>
         <w:spacing w:after="140" w:line="288"/>
         <w:jc w:val="both"/>
       </w:pPr>
@@ -3889,6 +5296,7 @@
     </w:p>
     <w:p>
       <w:pPr>
+        <w:keepNext/>
         <w:spacing w:after="140" w:line="288"/>
         <w:jc w:val="both"/>
       </w:pPr>
@@ -3979,6 +5387,7 @@
     </w:p>
     <w:p>
       <w:pPr>
+        <w:keepNext w:val="false"/>
         <w:spacing w:after="140" w:line="288"/>
         <w:jc w:val="both"/>
       </w:pPr>
@@ -5421,6 +6830,7 @@
     </w:p>
     <w:p>
       <w:pPr>
+        <w:keepNext/>
         <w:spacing w:after="140" w:line="288"/>
         <w:jc w:val="both"/>
       </w:pPr>
@@ -5794,6 +7204,33 @@
     </w:p>
     <w:p>
       <w:pPr>
+        <w:keepNext w:val="false"/>
+        <w:spacing w:after="140" w:line="288"/>
+        <w:jc w:val="both"/>
+      </w:pPr>
+      <w:r>
+        <w:rPr>
+          <w:rFonts w:ascii="Calibri" w:cs="Calibri" w:eastAsia="Calibri" w:hAnsi="Calibri"/>
+        </w:rPr>
+        <w:t xml:space="preserve">La figura 2 sigue un cambio desde que el agente abre el PR hasta que Argo CD lo despliega en </w:t>
+      </w:r>
+      <w:r>
+        <w:rPr>
+          <w:rFonts w:ascii="Calibri" w:cs="Calibri" w:eastAsia="Calibri" w:hAnsi="Calibri"/>
+          <w:i/>
+          <w:iCs/>
+        </w:rPr>
+        <w:t xml:space="preserve">staging</w:t>
+      </w:r>
+      <w:r>
+        <w:rPr>
+          <w:rFonts w:ascii="Calibri" w:cs="Calibri" w:eastAsia="Calibri" w:hAnsi="Calibri"/>
+        </w:rPr>
+        <w:t xml:space="preserve">. El responsable aprueba en dos puntos: el merge del código en app y el merge de la promoción en gitops.</w:t>
+      </w:r>
+    </w:p>
+    <w:p>
+      <w:pPr>
         <w:keepNext/>
         <w:spacing w:after="60" w:before="200" w:line="240" w:lineRule="auto"/>
         <w:jc w:val="center"/>
@@ -5801,9 +7238,9 @@
       <w:r>
         <w:drawing>
           <wp:inline distT="0" distB="0" distL="0" distR="0">
-            <wp:extent cx="5715000" cy="1314450"/>
+            <wp:extent cx="5762625" cy="6667500"/>
             <wp:effectExtent t="0" r="0" b="0" l="0"/>
-            <wp:docPr id="1" name="arquitectura.png" descr="Figura 1. Arquitectura de la POC: repositorios, identidades y flujo de cambios." title="Figura 1. Arquitectura de la POC: repositorios, identidades y flujo de cambios."/>
+            <wp:docPr id="1" name="flujo-cambio.png" descr="Figura 2. Flujo de un cambio por los tres repositorios, desde el PR del agente hasta la sincronización de Argo CD." title="Figura 2. Flujo de un cambio por los tres repositorios, desde el PR del agente hasta la sincronización de Argo CD."/>
             <wp:cNvGraphicFramePr>
               <a:graphicFrameLocks xmlns:a="http://schemas.openxmlformats.org/drawingml/2006/main" noChangeAspect="1"/>
             </wp:cNvGraphicFramePr>
@@ -5817,7 +7254,7 @@
                     </pic:cNvPicPr>
                   </pic:nvPicPr>
                   <pic:blipFill>
-                    <a:blip r:embed="rId9" cstate="none"/>
+                    <a:blip r:embed="rId10" cstate="none"/>
                     <a:srcRect/>
                     <a:stretch>
                       <a:fillRect/>
@@ -5826,7 +7263,7 @@
                   <pic:spPr bwMode="auto">
                     <a:xfrm>
                       <a:off x="0" y="0"/>
-                      <a:ext cx="5715000" cy="1314450"/>
+                      <a:ext cx="5762625" cy="6667500"/>
                     </a:xfrm>
                     <a:prstGeom prst="rect">
                       <a:avLst/>
@@ -5853,11 +7290,12 @@
           <w:sz w:val="18"/>
           <w:szCs w:val="18"/>
         </w:rPr>
-        <w:t xml:space="preserve">Figura 1. Arquitectura de la POC: repositorios, identidades y flujo de cambios.</w:t>
-      </w:r>
-    </w:p>
-    <w:p>
-      <w:pPr>
+        <w:t xml:space="preserve">Figura 2. Flujo de un cambio por los tres repositorios, desde el PR del agente hasta la sincronización de Argo CD.</w:t>
+      </w:r>
+    </w:p>
+    <w:p>
+      <w:pPr>
+        <w:keepNext w:val="false"/>
         <w:spacing w:after="140" w:line="288"/>
         <w:jc w:val="both"/>
       </w:pPr>
@@ -6583,6 +8021,7 @@
     </w:p>
     <w:p>
       <w:pPr>
+        <w:keepNext w:val="false"/>
         <w:spacing w:after="140" w:line="288"/>
         <w:jc w:val="both"/>
       </w:pPr>
@@ -6781,6 +8220,7 @@
     </w:p>
     <w:p>
       <w:pPr>
+        <w:keepNext/>
         <w:spacing w:after="140" w:line="288"/>
         <w:jc w:val="both"/>
       </w:pPr>
@@ -8694,6 +10134,7 @@
     </w:p>
     <w:p>
       <w:pPr>
+        <w:keepNext w:val="false"/>
         <w:spacing w:after="140" w:line="288"/>
         <w:jc w:val="both"/>
       </w:pPr>
@@ -8748,6 +10189,7 @@
     </w:p>
     <w:p>
       <w:pPr>
+        <w:keepNext w:val="false"/>
         <w:spacing w:after="140" w:line="288"/>
         <w:jc w:val="both"/>
       </w:pPr>
@@ -8772,6 +10214,7 @@
     </w:p>
     <w:p>
       <w:pPr>
+        <w:keepNext w:val="false"/>
         <w:spacing w:after="140" w:line="288"/>
         <w:jc w:val="both"/>
       </w:pPr>
@@ -8793,7 +10236,7 @@
         <w:rPr>
           <w:rFonts w:ascii="Calibri" w:cs="Calibri" w:eastAsia="Calibri" w:hAnsi="Calibri"/>
         </w:rPr>
-        <w:t xml:space="preserve"> es el conjunto de controles que rodean al agente de código. Tiene siete capas, desde las que solo orientan al agente hasta las que impone la plataforma:</w:t>
+        <w:t xml:space="preserve"> es el conjunto de controles que rodean al agente de código. Tiene siete capas, desde las que solo orientan al agente hasta las que impone la plataforma. La figura 3 sigue el camino de una acción: el contexto orienta al agente, los permisos y el hook pueden bloquearla en local, y GitHub aplica la identidad y la protección de la rama cuando la acción llega al repositorio.</w:t>
       </w:r>
     </w:p>
     <w:p>
@@ -8805,9 +10248,9 @@
       <w:r>
         <w:drawing>
           <wp:inline distT="0" distB="0" distL="0" distR="0">
-            <wp:extent cx="5648325" cy="4000500"/>
+            <wp:extent cx="5762625" cy="6210300"/>
             <wp:effectExtent t="0" r="0" b="0" l="0"/>
-            <wp:docPr id="1" name="capas.png" descr="Figura 2. Las siete capas del harness, de la guía al control impuesto por la plataforma." title="Figura 2. Las siete capas del harness, de la guía al control impuesto por la plataforma."/>
+            <wp:docPr id="1" name="harness.png" descr="Figura 3. Capas del harness en el camino de una acción del agente. Las capas 3 a 5 actúan en Claude Code y las capas 6 y 7 en GitHub." title="Figura 3. Capas del harness en el camino de una acción del agente. Las capas 3 a 5 actúan en Claude Code y las capas 6 y 7 en GitHub."/>
             <wp:cNvGraphicFramePr>
               <a:graphicFrameLocks xmlns:a="http://schemas.openxmlformats.org/drawingml/2006/main" noChangeAspect="1"/>
             </wp:cNvGraphicFramePr>
@@ -8821,7 +10264,7 @@
                     </pic:cNvPicPr>
                   </pic:nvPicPr>
                   <pic:blipFill>
-                    <a:blip r:embed="rId10" cstate="none"/>
+                    <a:blip r:embed="rId11" cstate="none"/>
                     <a:srcRect/>
                     <a:stretch>
                       <a:fillRect/>
@@ -8830,7 +10273,7 @@
                   <pic:spPr bwMode="auto">
                     <a:xfrm>
                       <a:off x="0" y="0"/>
-                      <a:ext cx="5648325" cy="4000500"/>
+                      <a:ext cx="5762625" cy="6210300"/>
                     </a:xfrm>
                     <a:prstGeom prst="rect">
                       <a:avLst/>
@@ -8857,7 +10300,7 @@
           <w:sz w:val="18"/>
           <w:szCs w:val="18"/>
         </w:rPr>
-        <w:t xml:space="preserve">Figura 2. Las siete capas del harness, de la guía al control impuesto por la plataforma.</w:t>
+        <w:t xml:space="preserve">Figura 3. Capas del harness en el camino de una acción del agente. Las capas 3 a 5 actúan en Claude Code y las capas 6 y 7 en GitHub.</w:t>
       </w:r>
     </w:p>
     <w:tbl>
@@ -9728,6 +11171,7 @@
     </w:p>
     <w:p>
       <w:pPr>
+        <w:keepNext w:val="false"/>
         <w:spacing w:after="140" w:line="288"/>
         <w:jc w:val="both"/>
       </w:pPr>
@@ -9752,6 +11196,7 @@
     </w:p>
     <w:p>
       <w:pPr>
+        <w:keepNext w:val="false"/>
         <w:spacing w:after="140" w:line="288"/>
         <w:jc w:val="both"/>
       </w:pPr>
@@ -9806,6 +11251,7 @@
     </w:p>
     <w:p>
       <w:pPr>
+        <w:keepNext/>
         <w:spacing w:after="140" w:line="288"/>
         <w:jc w:val="both"/>
       </w:pPr>
@@ -9995,6 +11441,7 @@
     </w:p>
     <w:p>
       <w:pPr>
+        <w:keepNext w:val="false"/>
         <w:spacing w:after="140" w:line="288"/>
         <w:jc w:val="both"/>
       </w:pPr>
@@ -10071,6 +11518,7 @@
     </w:p>
     <w:p>
       <w:pPr>
+        <w:keepNext w:val="false"/>
         <w:spacing w:after="140" w:line="288"/>
         <w:jc w:val="both"/>
       </w:pPr>
@@ -10095,6 +11543,7 @@
     </w:p>
     <w:p>
       <w:pPr>
+        <w:keepNext w:val="false"/>
         <w:spacing w:after="140" w:line="288"/>
         <w:jc w:val="both"/>
       </w:pPr>
@@ -10122,6 +11571,7 @@
     </w:p>
     <w:p>
       <w:pPr>
+        <w:keepNext/>
         <w:spacing w:after="140" w:line="288"/>
         <w:jc w:val="both"/>
       </w:pPr>
@@ -10141,9 +11591,9 @@
       <w:r>
         <w:drawing>
           <wp:inline distT="0" distB="0" distL="0" distR="0">
-            <wp:extent cx="5715000" cy="695325"/>
+            <wp:extent cx="5762625" cy="5238750"/>
             <wp:effectExtent t="0" r="0" b="0" l="0"/>
-            <wp:docPr id="1" name="triage.png" descr="Figura 3. Flujo del triage: el modelo propone sin herramientas y un script determinista valida y aplica." title="Figura 3. Flujo del triage: el modelo propone sin herramientas y un script determinista valida y aplica."/>
+            <wp:docPr id="1" name="triage.png" descr="Figura 4. Flujo del triage: el modelo propone sin herramientas y un script determinista valida y aplica." title="Figura 4. Flujo del triage: el modelo propone sin herramientas y un script determinista valida y aplica."/>
             <wp:cNvGraphicFramePr>
               <a:graphicFrameLocks xmlns:a="http://schemas.openxmlformats.org/drawingml/2006/main" noChangeAspect="1"/>
             </wp:cNvGraphicFramePr>
@@ -10157,7 +11607,7 @@
                     </pic:cNvPicPr>
                   </pic:nvPicPr>
                   <pic:blipFill>
-                    <a:blip r:embed="rId11" cstate="none"/>
+                    <a:blip r:embed="rId12" cstate="none"/>
                     <a:srcRect/>
                     <a:stretch>
                       <a:fillRect/>
@@ -10166,7 +11616,7 @@
                   <pic:spPr bwMode="auto">
                     <a:xfrm>
                       <a:off x="0" y="0"/>
-                      <a:ext cx="5715000" cy="695325"/>
+                      <a:ext cx="5762625" cy="5238750"/>
                     </a:xfrm>
                     <a:prstGeom prst="rect">
                       <a:avLst/>
@@ -10193,7 +11643,7 @@
           <w:sz w:val="18"/>
           <w:szCs w:val="18"/>
         </w:rPr>
-        <w:t xml:space="preserve">Figura 3. Flujo del triage: el modelo propone sin herramientas y un script determinista valida y aplica.</w:t>
+        <w:t xml:space="preserve">Figura 4. Flujo del triage: el modelo propone sin herramientas y un script determinista valida y aplica.</w:t>
       </w:r>
     </w:p>
     <w:tbl>
@@ -10539,6 +11989,7 @@
     </w:p>
     <w:p>
       <w:pPr>
+        <w:keepNext/>
         <w:spacing w:after="140" w:line="288"/>
         <w:jc w:val="both"/>
       </w:pPr>
@@ -10645,6 +12096,7 @@
     </w:p>
     <w:p>
       <w:pPr>
+        <w:keepNext w:val="false"/>
         <w:spacing w:after="140" w:line="288"/>
         <w:jc w:val="both"/>
       </w:pPr>
@@ -10729,6 +12181,7 @@
     </w:p>
     <w:p>
       <w:pPr>
+        <w:keepNext/>
         <w:spacing w:after="140" w:line="288"/>
         <w:jc w:val="both"/>
       </w:pPr>
@@ -11236,6 +12689,7 @@
     </w:p>
     <w:p>
       <w:pPr>
+        <w:keepNext w:val="false"/>
         <w:spacing w:after="140" w:line="288"/>
         <w:jc w:val="both"/>
       </w:pPr>
@@ -11260,6 +12714,7 @@
     </w:p>
     <w:p>
       <w:pPr>
+        <w:keepNext w:val="false"/>
         <w:spacing w:after="140" w:line="288"/>
         <w:jc w:val="both"/>
       </w:pPr>
@@ -15846,8 +17301,8 @@
       </w:tblPr>
       <w:tblGrid>
         <w:gridCol w:w="700"/>
-        <w:gridCol w:w="3149"/>
-        <w:gridCol w:w="3621"/>
+        <w:gridCol w:w="3247"/>
+        <w:gridCol w:w="3523"/>
         <w:gridCol w:w="1600"/>
       </w:tblGrid>
       <w:tr>
@@ -15883,7 +17338,7 @@
         </w:tc>
         <w:tc>
           <w:tcPr>
-            <w:tcW w:type="dxa" w:w="3149"/>
+            <w:tcW w:type="dxa" w:w="3247"/>
             <w:shd w:fill="E3EEEA" w:color="auto" w:val="clear"/>
             <w:tcMar>
               <w:top w:type="dxa" w:w="60"/>
@@ -15910,7 +17365,7 @@
         </w:tc>
         <w:tc>
           <w:tcPr>
-            <w:tcW w:type="dxa" w:w="3621"/>
+            <w:tcW w:type="dxa" w:w="3523"/>
             <w:shd w:fill="E3EEEA" w:color="auto" w:val="clear"/>
             <w:tcMar>
               <w:top w:type="dxa" w:w="60"/>
@@ -15993,7 +17448,7 @@
         </w:tc>
         <w:tc>
           <w:tcPr>
-            <w:tcW w:type="dxa" w:w="3149"/>
+            <w:tcW w:type="dxa" w:w="3247"/>
             <w:tcMar>
               <w:top w:type="dxa" w:w="60"/>
               <w:left w:type="dxa" w:w="100"/>
@@ -16017,7 +17472,7 @@
         </w:tc>
         <w:tc>
           <w:tcPr>
-            <w:tcW w:type="dxa" w:w="3621"/>
+            <w:tcW w:type="dxa" w:w="3523"/>
             <w:tcMar>
               <w:top w:type="dxa" w:w="60"/>
               <w:left w:type="dxa" w:w="100"/>
@@ -16094,7 +17549,7 @@
         </w:tc>
         <w:tc>
           <w:tcPr>
-            <w:tcW w:type="dxa" w:w="3149"/>
+            <w:tcW w:type="dxa" w:w="3247"/>
             <w:tcMar>
               <w:top w:type="dxa" w:w="60"/>
               <w:left w:type="dxa" w:w="100"/>
@@ -16118,7 +17573,7 @@
         </w:tc>
         <w:tc>
           <w:tcPr>
-            <w:tcW w:type="dxa" w:w="3621"/>
+            <w:tcW w:type="dxa" w:w="3523"/>
             <w:tcMar>
               <w:top w:type="dxa" w:w="60"/>
               <w:left w:type="dxa" w:w="100"/>
@@ -16195,7 +17650,7 @@
         </w:tc>
         <w:tc>
           <w:tcPr>
-            <w:tcW w:type="dxa" w:w="3149"/>
+            <w:tcW w:type="dxa" w:w="3247"/>
             <w:tcMar>
               <w:top w:type="dxa" w:w="60"/>
               <w:left w:type="dxa" w:w="100"/>
@@ -16219,7 +17674,7 @@
         </w:tc>
         <w:tc>
           <w:tcPr>
-            <w:tcW w:type="dxa" w:w="3621"/>
+            <w:tcW w:type="dxa" w:w="3523"/>
             <w:tcMar>
               <w:top w:type="dxa" w:w="60"/>
               <w:left w:type="dxa" w:w="100"/>
@@ -16296,7 +17751,7 @@
         </w:tc>
         <w:tc>
           <w:tcPr>
-            <w:tcW w:type="dxa" w:w="3149"/>
+            <w:tcW w:type="dxa" w:w="3247"/>
             <w:tcMar>
               <w:top w:type="dxa" w:w="60"/>
               <w:left w:type="dxa" w:w="100"/>
@@ -16320,7 +17775,7 @@
         </w:tc>
         <w:tc>
           <w:tcPr>
-            <w:tcW w:type="dxa" w:w="3621"/>
+            <w:tcW w:type="dxa" w:w="3523"/>
             <w:tcMar>
               <w:top w:type="dxa" w:w="60"/>
               <w:left w:type="dxa" w:w="100"/>
@@ -16433,7 +17888,7 @@
         </w:tc>
         <w:tc>
           <w:tcPr>
-            <w:tcW w:type="dxa" w:w="3149"/>
+            <w:tcW w:type="dxa" w:w="3247"/>
             <w:tcMar>
               <w:top w:type="dxa" w:w="60"/>
               <w:left w:type="dxa" w:w="100"/>
@@ -16457,7 +17912,7 @@
         </w:tc>
         <w:tc>
           <w:tcPr>
-            <w:tcW w:type="dxa" w:w="3621"/>
+            <w:tcW w:type="dxa" w:w="3523"/>
             <w:tcMar>
               <w:top w:type="dxa" w:w="60"/>
               <w:left w:type="dxa" w:w="100"/>
@@ -16526,7 +17981,7 @@
         </w:tc>
         <w:tc>
           <w:tcPr>
-            <w:tcW w:type="dxa" w:w="3149"/>
+            <w:tcW w:type="dxa" w:w="3247"/>
             <w:tcMar>
               <w:top w:type="dxa" w:w="60"/>
               <w:left w:type="dxa" w:w="100"/>
@@ -16550,7 +18005,7 @@
         </w:tc>
         <w:tc>
           <w:tcPr>
-            <w:tcW w:type="dxa" w:w="3621"/>
+            <w:tcW w:type="dxa" w:w="3523"/>
             <w:tcMar>
               <w:top w:type="dxa" w:w="60"/>
               <w:left w:type="dxa" w:w="100"/>
@@ -16619,7 +18074,7 @@
         </w:tc>
         <w:tc>
           <w:tcPr>
-            <w:tcW w:type="dxa" w:w="3149"/>
+            <w:tcW w:type="dxa" w:w="3247"/>
             <w:tcMar>
               <w:top w:type="dxa" w:w="60"/>
               <w:left w:type="dxa" w:w="100"/>
@@ -16643,7 +18098,7 @@
         </w:tc>
         <w:tc>
           <w:tcPr>
-            <w:tcW w:type="dxa" w:w="3621"/>
+            <w:tcW w:type="dxa" w:w="3523"/>
             <w:tcMar>
               <w:top w:type="dxa" w:w="60"/>
               <w:left w:type="dxa" w:w="100"/>
@@ -16686,6 +18141,226 @@
                 <w:szCs w:val="18"/>
               </w:rPr>
               <w:t xml:space="preserve">Documento vivo</w:t>
+            </w:r>
+          </w:p>
+        </w:tc>
+      </w:tr>
+      <w:tr>
+        <w:trPr>
+          <w:cantSplit/>
+        </w:trPr>
+        <w:tc>
+          <w:tcPr>
+            <w:tcW w:type="dxa" w:w="700"/>
+            <w:tcMar>
+              <w:top w:type="dxa" w:w="60"/>
+              <w:left w:type="dxa" w:w="100"/>
+              <w:bottom w:type="dxa" w:w="60"/>
+              <w:right w:type="dxa" w:w="100"/>
+            </w:tcMar>
+          </w:tcPr>
+          <w:p>
+            <w:pPr>
+              <w:spacing w:after="0" w:before="0" w:line="252"/>
+            </w:pPr>
+            <w:r>
+              <w:rPr>
+                <w:rFonts w:ascii="Calibri" w:cs="Calibri" w:eastAsia="Calibri" w:hAnsi="Calibri"/>
+                <w:sz w:val="18"/>
+                <w:szCs w:val="18"/>
+              </w:rPr>
+              <w:t xml:space="preserve">42</w:t>
+            </w:r>
+          </w:p>
+        </w:tc>
+        <w:tc>
+          <w:tcPr>
+            <w:tcW w:type="dxa" w:w="3247"/>
+            <w:tcMar>
+              <w:top w:type="dxa" w:w="60"/>
+              <w:left w:type="dxa" w:w="100"/>
+              <w:bottom w:type="dxa" w:w="60"/>
+              <w:right w:type="dxa" w:w="100"/>
+            </w:tcMar>
+          </w:tcPr>
+          <w:p>
+            <w:pPr>
+              <w:spacing w:after="0" w:before="0" w:line="252"/>
+            </w:pPr>
+            <w:r>
+              <w:rPr>
+                <w:rFonts w:ascii="Calibri" w:cs="Calibri" w:eastAsia="Calibri" w:hAnsi="Calibri"/>
+                <w:sz w:val="18"/>
+                <w:szCs w:val="18"/>
+              </w:rPr>
+              <w:t xml:space="preserve">«Usa siempre la skill humanizer para escribir el documento y el tfm.md; si hace falta, haz una primera pasada con el contenido que ya existe.»</w:t>
+            </w:r>
+          </w:p>
+        </w:tc>
+        <w:tc>
+          <w:tcPr>
+            <w:tcW w:type="dxa" w:w="3523"/>
+            <w:tcMar>
+              <w:top w:type="dxa" w:w="60"/>
+              <w:left w:type="dxa" w:w="100"/>
+              <w:bottom w:type="dxa" w:w="60"/>
+              <w:right w:type="dxa" w:w="100"/>
+            </w:tcMar>
+          </w:tcPr>
+          <w:p>
+            <w:pPr>
+              <w:spacing w:after="0" w:before="0" w:line="252"/>
+            </w:pPr>
+            <w:r>
+              <w:rPr>
+                <w:rFonts w:ascii="Calibri" w:cs="Calibri" w:eastAsia="Calibri" w:hAnsi="Calibri"/>
+                <w:sz w:val="18"/>
+                <w:szCs w:val="18"/>
+              </w:rPr>
+              <w:t xml:space="preserve">Reescribe la prosa sin cambiar datos (contrastes, negritas de etiqueta, rayas, cierres enfáticos). Al revisar el documento corrige una figura que salía recortada y la numeración de una lista</w:t>
+            </w:r>
+          </w:p>
+        </w:tc>
+        <w:tc>
+          <w:tcPr>
+            <w:tcW w:type="dxa" w:w="1600"/>
+            <w:tcMar>
+              <w:top w:type="dxa" w:w="60"/>
+              <w:left w:type="dxa" w:w="100"/>
+              <w:bottom w:type="dxa" w:w="60"/>
+              <w:right w:type="dxa" w:w="100"/>
+            </w:tcMar>
+          </w:tcPr>
+          <w:p>
+            <w:pPr>
+              <w:spacing w:after="0" w:before="0" w:line="252"/>
+            </w:pPr>
+            <w:r>
+              <w:rPr>
+                <w:rFonts w:ascii="Calibri" w:cs="Calibri" w:eastAsia="Calibri" w:hAnsi="Calibri"/>
+                <w:sz w:val="18"/>
+                <w:szCs w:val="18"/>
+              </w:rPr>
+              <w:t xml:space="preserve">Regla de estilo permanente</w:t>
+            </w:r>
+          </w:p>
+        </w:tc>
+      </w:tr>
+      <w:tr>
+        <w:trPr>
+          <w:cantSplit/>
+        </w:trPr>
+        <w:tc>
+          <w:tcPr>
+            <w:tcW w:type="dxa" w:w="700"/>
+            <w:tcMar>
+              <w:top w:type="dxa" w:w="60"/>
+              <w:left w:type="dxa" w:w="100"/>
+              <w:bottom w:type="dxa" w:w="60"/>
+              <w:right w:type="dxa" w:w="100"/>
+            </w:tcMar>
+          </w:tcPr>
+          <w:p>
+            <w:pPr>
+              <w:spacing w:after="0" w:before="0" w:line="252"/>
+            </w:pPr>
+            <w:r>
+              <w:rPr>
+                <w:rFonts w:ascii="Calibri" w:cs="Calibri" w:eastAsia="Calibri" w:hAnsi="Calibri"/>
+                <w:sz w:val="18"/>
+                <w:szCs w:val="18"/>
+              </w:rPr>
+              <w:t xml:space="preserve">43</w:t>
+            </w:r>
+          </w:p>
+        </w:tc>
+        <w:tc>
+          <w:tcPr>
+            <w:tcW w:type="dxa" w:w="3247"/>
+            <w:tcMar>
+              <w:top w:type="dxa" w:w="60"/>
+              <w:left w:type="dxa" w:w="100"/>
+              <w:bottom w:type="dxa" w:w="60"/>
+              <w:right w:type="dxa" w:w="100"/>
+            </w:tcMar>
+          </w:tcPr>
+          <w:p>
+            <w:pPr>
+              <w:spacing w:after="0" w:before="0" w:line="252"/>
+            </w:pPr>
+            <w:r>
+              <w:rPr>
+                <w:rFonts w:ascii="Calibri" w:cs="Calibri" w:eastAsia="Calibri" w:hAnsi="Calibri"/>
+                <w:sz w:val="18"/>
+                <w:szCs w:val="18"/>
+              </w:rPr>
+              <w:t xml:space="preserve">«Los apartados de metodología y estructura del documento son texto puro; se pueden estructurar mejor.» y «Recuerda que también tienes la skill archify para generar diagramas más profesionales.»</w:t>
+            </w:r>
+          </w:p>
+        </w:tc>
+        <w:tc>
+          <w:tcPr>
+            <w:tcW w:type="dxa" w:w="3523"/>
+            <w:tcMar>
+              <w:top w:type="dxa" w:w="60"/>
+              <w:left w:type="dxa" w:w="100"/>
+              <w:bottom w:type="dxa" w:w="60"/>
+              <w:right w:type="dxa" w:w="100"/>
+            </w:tcMar>
+          </w:tcPr>
+          <w:p>
+            <w:pPr>
+              <w:spacing w:after="0" w:before="0" w:line="252"/>
+            </w:pPr>
+            <w:r>
+              <w:rPr>
+                <w:rFonts w:ascii="Calibri" w:cs="Calibri" w:eastAsia="Calibri" w:hAnsi="Calibri"/>
+                <w:sz w:val="18"/>
+                <w:szCs w:val="18"/>
+              </w:rPr>
+              <w:t xml:space="preserve">Convierte ambos apartados en tablas y añade una figura del ciclo de trabajo. Rehace las figuras con archify a partir de especificaciones JSON validadas. Al revisar el documento ve que el texto de los diagramas queda en unos 4 a 6 pt, porque el tipo </w:t>
+            </w:r>
+            <w:r>
+              <w:rPr>
+                <w:rFonts w:ascii="Calibri" w:cs="Calibri" w:eastAsia="Calibri" w:hAnsi="Calibri"/>
+                <w:i/>
+                <w:iCs/>
+                <w:sz w:val="18"/>
+                <w:szCs w:val="18"/>
+              </w:rPr>
+              <w:t xml:space="preserve">workflow</w:t>
+            </w:r>
+            <w:r>
+              <w:rPr>
+                <w:rFonts w:ascii="Calibri" w:cs="Calibri" w:eastAsia="Calibri" w:hAnsi="Calibri"/>
+                <w:sz w:val="18"/>
+                <w:szCs w:val="18"/>
+              </w:rPr>
+              <w:t xml:space="preserve"> ocupa siempre seis columnas, y los rediseña con posiciones fijas para que se lean a tamaño de página. También corrige la figura del harness para que no atribuya a los permisos un registro que solo hace el hook</w:t>
+            </w:r>
+          </w:p>
+        </w:tc>
+        <w:tc>
+          <w:tcPr>
+            <w:tcW w:type="dxa" w:w="1600"/>
+            <w:tcMar>
+              <w:top w:type="dxa" w:w="60"/>
+              <w:left w:type="dxa" w:w="100"/>
+              <w:bottom w:type="dxa" w:w="60"/>
+              <w:right w:type="dxa" w:w="100"/>
+            </w:tcMar>
+          </w:tcPr>
+          <w:p>
+            <w:pPr>
+              <w:spacing w:after="0" w:before="0" w:line="252"/>
+            </w:pPr>
+            <w:r>
+              <w:rPr>
+                <w:rFonts w:ascii="Calibri" w:cs="Calibri" w:eastAsia="Calibri" w:hAnsi="Calibri"/>
+                <w:sz w:val="18"/>
+                <w:szCs w:val="18"/>
+              </w:rPr>
+              <w:t xml:space="preserve">Cuatro figuras legibles y regenerables con un script</w:t>
             </w:r>
           </w:p>
         </w:tc>
@@ -17561,6 +19236,7 @@
     </w:p>
     <w:p>
       <w:pPr>
+        <w:keepNext w:val="false"/>
         <w:spacing w:after="140" w:line="288"/>
         <w:jc w:val="both"/>
       </w:pPr>
@@ -18120,6 +19796,7 @@
     </w:p>
     <w:p>
       <w:pPr>
+        <w:keepNext w:val="false"/>
         <w:spacing w:after="140" w:line="288"/>
         <w:jc w:val="both"/>
       </w:pPr>
@@ -19238,7 +20915,7 @@
                 <w:sz w:val="18"/>
                 <w:szCs w:val="18"/>
               </w:rPr>
-              <w:t xml:space="preserve">41</w:t>
+              <w:t xml:space="preserve">43</w:t>
             </w:r>
           </w:p>
         </w:tc>
@@ -21331,6 +23008,7 @@
     </w:p>
     <w:p>
       <w:pPr>
+        <w:keepNext w:val="false"/>
         <w:spacing w:after="100" w:line="288"/>
         <w:ind w:left="480" w:hanging="480"/>
         <w:jc w:val="left"/>
@@ -21361,7 +23039,7 @@
         </w:rPr>
         <w:t xml:space="preserve"> arXiv:2604.26275, 2026. </w:t>
       </w:r>
-      <w:hyperlink w:history="1" r:id="rIdqsgx4yh9tc_b2wb-nvhjm">
+      <w:hyperlink w:history="1" r:id="rIdgjuoopruapjpwyjukt6uu">
         <w:r>
           <w:rPr>
             <w:rStyle w:val="Hyperlink"/>
@@ -21375,6 +23053,7 @@
     </w:p>
     <w:p>
       <w:pPr>
+        <w:keepNext w:val="false"/>
         <w:spacing w:after="100" w:line="288"/>
         <w:ind w:left="480" w:hanging="480"/>
         <w:jc w:val="left"/>
@@ -21405,7 +23084,7 @@
         </w:rPr>
         <w:t xml:space="preserve">, 2026. </w:t>
       </w:r>
-      <w:hyperlink w:history="1" r:id="rId3qjipjfotuqutsilshtzk">
+      <w:hyperlink w:history="1" r:id="rId6wop0x33-o_xwr3qvglts">
         <w:r>
           <w:rPr>
             <w:rStyle w:val="Hyperlink"/>
@@ -21419,6 +23098,7 @@
     </w:p>
     <w:p>
       <w:pPr>
+        <w:keepNext w:val="false"/>
         <w:spacing w:after="100" w:line="288"/>
         <w:ind w:left="480" w:hanging="480"/>
         <w:jc w:val="left"/>
@@ -21449,7 +23129,7 @@
         </w:rPr>
         <w:t xml:space="preserve"> </w:t>
       </w:r>
-      <w:hyperlink w:history="1" r:id="rIdmwzbqcwl8n0dbzh7nbyys">
+      <w:hyperlink w:history="1" r:id="rIdgkxges4guvvpqiqr1m20x">
         <w:r>
           <w:rPr>
             <w:rStyle w:val="Hyperlink"/>
@@ -21463,6 +23143,7 @@
     </w:p>
     <w:p>
       <w:pPr>
+        <w:keepNext w:val="false"/>
         <w:spacing w:after="100" w:line="288"/>
         <w:ind w:left="480" w:hanging="480"/>
         <w:jc w:val="left"/>
@@ -21493,7 +23174,7 @@
         </w:rPr>
         <w:t xml:space="preserve">, junio de 2026. </w:t>
       </w:r>
-      <w:hyperlink w:history="1" r:id="rId_ijybavocjo7cdikfidb8">
+      <w:hyperlink w:history="1" r:id="rIdpzzqjcovd5z8pxqltvsp3">
         <w:r>
           <w:rPr>
             <w:rStyle w:val="Hyperlink"/>
@@ -21507,6 +23188,7 @@
     </w:p>
     <w:p>
       <w:pPr>
+        <w:keepNext w:val="false"/>
         <w:spacing w:after="100" w:line="288"/>
         <w:ind w:left="480" w:hanging="480"/>
         <w:jc w:val="left"/>
@@ -21537,7 +23219,7 @@
         </w:rPr>
         <w:t xml:space="preserve"> </w:t>
       </w:r>
-      <w:hyperlink w:history="1" r:id="rIdl47bxhbdmr1exexrcn3vj">
+      <w:hyperlink w:history="1" r:id="rIdaouglbilxkzrh26pxsij5">
         <w:r>
           <w:rPr>
             <w:rStyle w:val="Hyperlink"/>
@@ -21551,6 +23233,7 @@
     </w:p>
     <w:p>
       <w:pPr>
+        <w:keepNext w:val="false"/>
         <w:spacing w:after="100" w:line="288"/>
         <w:ind w:left="480" w:hanging="480"/>
         <w:jc w:val="left"/>
@@ -21581,7 +23264,7 @@
         </w:rPr>
         <w:t xml:space="preserve"> </w:t>
       </w:r>
-      <w:hyperlink w:history="1" r:id="rIdyxexfkxc-o0j8orf38z-m">
+      <w:hyperlink w:history="1" r:id="rId8vru_xvkd2mr3pma-klml">
         <w:r>
           <w:rPr>
             <w:rStyle w:val="Hyperlink"/>
@@ -21595,6 +23278,7 @@
     </w:p>
     <w:p>
       <w:pPr>
+        <w:keepNext w:val="false"/>
         <w:spacing w:after="100" w:line="288"/>
         <w:ind w:left="480" w:hanging="480"/>
         <w:jc w:val="left"/>
@@ -21625,7 +23309,7 @@
         </w:rPr>
         <w:t xml:space="preserve">, diciembre de 2025. </w:t>
       </w:r>
-      <w:hyperlink w:history="1" r:id="rIdasnpmokmshumm5zlptxza">
+      <w:hyperlink w:history="1" r:id="rIdug5fvv8pk3ihora3ibr0k">
         <w:r>
           <w:rPr>
             <w:rStyle w:val="Hyperlink"/>
@@ -21639,6 +23323,7 @@
     </w:p>
     <w:p>
       <w:pPr>
+        <w:keepNext w:val="false"/>
         <w:spacing w:after="100" w:line="288"/>
         <w:ind w:left="480" w:hanging="480"/>
         <w:jc w:val="left"/>
@@ -21669,7 +23354,7 @@
         </w:rPr>
         <w:t xml:space="preserve"> </w:t>
       </w:r>
-      <w:hyperlink w:history="1" r:id="rIdfbayhgiqv5oefsjgpdjki">
+      <w:hyperlink w:history="1" r:id="rIdnfzo_ccmw1_bxmtllrnbl">
         <w:r>
           <w:rPr>
             <w:rStyle w:val="Hyperlink"/>
@@ -21683,6 +23368,7 @@
     </w:p>
     <w:p>
       <w:pPr>
+        <w:keepNext w:val="false"/>
         <w:spacing w:after="100" w:line="288"/>
         <w:ind w:left="480" w:hanging="480"/>
         <w:jc w:val="left"/>
@@ -21713,7 +23399,7 @@
         </w:rPr>
         <w:t xml:space="preserve"> </w:t>
       </w:r>
-      <w:hyperlink w:history="1" r:id="rIdfpwstarkrodv3xo95bswl">
+      <w:hyperlink w:history="1" r:id="rIdzgilqw0f_wne_lzkdmvhe">
         <w:r>
           <w:rPr>
             <w:rStyle w:val="Hyperlink"/>
@@ -21727,6 +23413,7 @@
     </w:p>
     <w:p>
       <w:pPr>
+        <w:keepNext w:val="false"/>
         <w:spacing w:after="100" w:line="288"/>
         <w:ind w:left="480" w:hanging="480"/>
         <w:jc w:val="left"/>
@@ -21757,7 +23444,7 @@
         </w:rPr>
         <w:t xml:space="preserve"> </w:t>
       </w:r>
-      <w:hyperlink w:history="1" r:id="rIduwmrs1owg3rub2zebggz9">
+      <w:hyperlink w:history="1" r:id="rIdpoagv1d_r9puporsefvqr">
         <w:r>
           <w:rPr>
             <w:rStyle w:val="Hyperlink"/>
@@ -21771,6 +23458,7 @@
     </w:p>
     <w:p>
       <w:pPr>
+        <w:keepNext w:val="false"/>
         <w:spacing w:after="100" w:line="288"/>
         <w:ind w:left="480" w:hanging="480"/>
         <w:jc w:val="left"/>
@@ -21801,7 +23489,7 @@
         </w:rPr>
         <w:t xml:space="preserve"> </w:t>
       </w:r>
-      <w:hyperlink w:history="1" r:id="rIdq76p-8oxbwr2kwcy3mpc_">
+      <w:hyperlink w:history="1" r:id="rIdgkzsbr9dfby--mokwkcf4">
         <w:r>
           <w:rPr>
             <w:rStyle w:val="Hyperlink"/>
@@ -21815,6 +23503,7 @@
     </w:p>
     <w:p>
       <w:pPr>
+        <w:keepNext w:val="false"/>
         <w:spacing w:after="100" w:line="288"/>
         <w:ind w:left="480" w:hanging="480"/>
         <w:jc w:val="left"/>
@@ -21845,7 +23534,7 @@
         </w:rPr>
         <w:t xml:space="preserve"> </w:t>
       </w:r>
-      <w:hyperlink w:history="1" r:id="rIdlezu5k4gduj6jprm4z5el">
+      <w:hyperlink w:history="1" r:id="rIdwgevtqt7lmivqieifq272">
         <w:r>
           <w:rPr>
             <w:rStyle w:val="Hyperlink"/>
@@ -21859,6 +23548,7 @@
     </w:p>
     <w:p>
       <w:pPr>
+        <w:keepNext w:val="false"/>
         <w:spacing w:after="100" w:line="288"/>
         <w:ind w:left="480" w:hanging="480"/>
         <w:jc w:val="left"/>
@@ -21889,7 +23579,7 @@
         </w:rPr>
         <w:t xml:space="preserve"> </w:t>
       </w:r>
-      <w:hyperlink w:history="1" r:id="rIdvtm0xotxo6yn_yfohs8cn">
+      <w:hyperlink w:history="1" r:id="rIdfxssce1-j3uqbvmqb8cws">
         <w:r>
           <w:rPr>
             <w:rStyle w:val="Hyperlink"/>
@@ -21903,6 +23593,7 @@
     </w:p>
     <w:p>
       <w:pPr>
+        <w:keepNext w:val="false"/>
         <w:spacing w:after="100" w:line="288"/>
         <w:ind w:left="480" w:hanging="480"/>
         <w:jc w:val="left"/>
@@ -21933,7 +23624,7 @@
         </w:rPr>
         <w:t xml:space="preserve"> </w:t>
       </w:r>
-      <w:hyperlink w:history="1" r:id="rIdn0kz_6d5d0wigxvr1sfrr">
+      <w:hyperlink w:history="1" r:id="rIdueti5ch-k6ulj0qaeniah">
         <w:r>
           <w:rPr>
             <w:rStyle w:val="Hyperlink"/>
@@ -21947,6 +23638,7 @@
     </w:p>
     <w:p>
       <w:pPr>
+        <w:keepNext w:val="false"/>
         <w:spacing w:after="100" w:line="288"/>
         <w:ind w:left="480" w:hanging="480"/>
         <w:jc w:val="left"/>
@@ -21977,7 +23669,7 @@
         </w:rPr>
         <w:t xml:space="preserve"> </w:t>
       </w:r>
-      <w:hyperlink w:history="1" r:id="rIdatxana_xmnke5bdu4mqe3">
+      <w:hyperlink w:history="1" r:id="rIdwcormdq3hwkt97pkrsxgs">
         <w:r>
           <w:rPr>
             <w:rStyle w:val="Hyperlink"/>
@@ -21991,6 +23683,7 @@
     </w:p>
     <w:p>
       <w:pPr>
+        <w:keepNext w:val="false"/>
         <w:spacing w:after="100" w:line="288"/>
         <w:ind w:left="480" w:hanging="480"/>
         <w:jc w:val="left"/>
@@ -22021,7 +23714,7 @@
         </w:rPr>
         <w:t xml:space="preserve"> </w:t>
       </w:r>
-      <w:hyperlink w:history="1" r:id="rId8kzcsmmkbrh64ebt8kxr0">
+      <w:hyperlink w:history="1" r:id="rIdfe4q9ba5wbhnww0erc9gx">
         <w:r>
           <w:rPr>
             <w:rStyle w:val="Hyperlink"/>
@@ -22035,6 +23728,7 @@
     </w:p>
     <w:p>
       <w:pPr>
+        <w:keepNext w:val="false"/>
         <w:spacing w:after="100" w:line="288"/>
         <w:ind w:left="480" w:hanging="480"/>
         <w:jc w:val="left"/>
@@ -22065,7 +23759,7 @@
         </w:rPr>
         <w:t xml:space="preserve">, agosto de 2026. </w:t>
       </w:r>
-      <w:hyperlink w:history="1" r:id="rIdnodog5aqwzzabyufb1kxx">
+      <w:hyperlink w:history="1" r:id="rIdkaxfqhkbwzk_phlbkhmyp">
         <w:r>
           <w:rPr>
             <w:rStyle w:val="Hyperlink"/>
@@ -22079,6 +23773,7 @@
     </w:p>
     <w:p>
       <w:pPr>
+        <w:keepNext w:val="false"/>
         <w:spacing w:after="100" w:line="288"/>
         <w:ind w:left="480" w:hanging="480"/>
         <w:jc w:val="left"/>
@@ -22109,7 +23804,7 @@
         </w:rPr>
         <w:t xml:space="preserve"> </w:t>
       </w:r>
-      <w:hyperlink w:history="1" r:id="rIdq6b3wkec3xhz8kgnkti64">
+      <w:hyperlink w:history="1" r:id="rIdmva-qtujuv2wcsoedrnok">
         <w:r>
           <w:rPr>
             <w:rStyle w:val="Hyperlink"/>
@@ -22123,6 +23818,7 @@
     </w:p>
     <w:p>
       <w:pPr>
+        <w:keepNext w:val="false"/>
         <w:spacing w:after="100" w:line="288"/>
         <w:ind w:left="480" w:hanging="480"/>
         <w:jc w:val="left"/>
@@ -22171,7 +23867,7 @@
         </w:rPr>
         <w:t xml:space="preserve"> </w:t>
       </w:r>
-      <w:hyperlink w:history="1" r:id="rIdelskj2mdxnrt_9gq8fsih">
+      <w:hyperlink w:history="1" r:id="rIdtikcoyi5st4xn6kvisnzw">
         <w:r>
           <w:rPr>
             <w:rStyle w:val="Hyperlink"/>
@@ -22185,6 +23881,7 @@
     </w:p>
     <w:p>
       <w:pPr>
+        <w:keepNext w:val="false"/>
         <w:spacing w:after="100" w:line="288"/>
         <w:ind w:left="480" w:hanging="480"/>
         <w:jc w:val="left"/>
@@ -22215,7 +23912,7 @@
         </w:rPr>
         <w:t xml:space="preserve"> </w:t>
       </w:r>
-      <w:hyperlink w:history="1" r:id="rId8yqtpfhvtgbhsy2doikuq">
+      <w:hyperlink w:history="1" r:id="rId06wltwpgjb7jzvdhkwd1o">
         <w:r>
           <w:rPr>
             <w:rStyle w:val="Hyperlink"/>
@@ -22229,6 +23926,7 @@
     </w:p>
     <w:p>
       <w:pPr>
+        <w:keepNext w:val="false"/>
         <w:spacing w:after="100" w:line="288"/>
         <w:ind w:left="480" w:hanging="480"/>
         <w:jc w:val="left"/>
@@ -22259,7 +23957,7 @@
         </w:rPr>
         <w:t xml:space="preserve"> </w:t>
       </w:r>
-      <w:hyperlink w:history="1" r:id="rIdiktjie8xg0y81x1sy5yw8">
+      <w:hyperlink w:history="1" r:id="rId4phl5h2jtyzcg0ayersra">
         <w:r>
           <w:rPr>
             <w:rStyle w:val="Hyperlink"/>
@@ -23034,6 +24732,7 @@
     </w:p>
     <w:p>
       <w:pPr>
+        <w:keepNext/>
         <w:spacing w:after="140" w:line="288"/>
         <w:jc w:val="both"/>
       </w:pPr>
@@ -23235,6 +24934,7 @@
     </w:p>
     <w:p>
       <w:pPr>
+        <w:keepNext/>
         <w:spacing w:after="140" w:line="288"/>
         <w:jc w:val="both"/>
       </w:pPr>
@@ -23390,6 +25090,7 @@
     </w:p>
     <w:p>
       <w:pPr>
+        <w:keepNext/>
         <w:spacing w:after="140" w:line="288"/>
         <w:jc w:val="both"/>
       </w:pPr>

--- a/docs/tfm/TFM-ALM-agentico.docx
+++ b/docs/tfm/TFM-ALM-agentico.docx
@@ -12116,6 +12116,898 @@
         <w:rPr>
           <w:rFonts w:ascii="Calibri" w:cs="Calibri" w:eastAsia="Calibri" w:hAnsi="Calibri"/>
         </w:rPr>
+        <w:t xml:space="preserve">Tarea 4: especificación con Spec Kit</w:t>
+      </w:r>
+    </w:p>
+    <w:p>
+      <w:pPr>
+        <w:keepNext w:val="false"/>
+        <w:spacing w:after="140" w:line="288"/>
+        <w:jc w:val="both"/>
+      </w:pPr>
+      <w:r>
+        <w:rPr>
+          <w:rFonts w:ascii="Calibri" w:cs="Calibri" w:eastAsia="Calibri" w:hAnsi="Calibri"/>
+        </w:rPr>
+        <w:t xml:space="preserve">La petición del catálogo de productos (issue #5) recibió una propuesta de triage con cinco preguntas abiertas. El responsable las contestó en un comentario y añadió la etiqueta </w:t>
+      </w:r>
+      <w:r>
+        <w:rPr>
+          <w:rFonts w:ascii="Consolas" w:cs="Consolas" w:eastAsia="Consolas" w:hAnsi="Consolas"/>
+          <w:color w:val="2E3A36"/>
+          <w:sz w:val="20"/>
+          <w:szCs w:val="20"/>
+        </w:rPr>
+        <w:t xml:space="preserve">aprobado</w:t>
+      </w:r>
+      <w:r>
+        <w:rPr>
+          <w:rFonts w:ascii="Calibri" w:cs="Calibri" w:eastAsia="Calibri" w:hAnsi="Calibri"/>
+        </w:rPr>
+        <w:t xml:space="preserve">. Las respuestas fijan el origen de los datos (un fichero del repositorio con 5 a 10 productos), el precio (euros, 2 decimales, IVA incluido), la ausencia de paginación y de autenticación, el formato del 404 y las rutas bajo </w:t>
+      </w:r>
+      <w:r>
+        <w:rPr>
+          <w:rFonts w:ascii="Consolas" w:cs="Consolas" w:eastAsia="Consolas" w:hAnsi="Consolas"/>
+          <w:color w:val="2E3A36"/>
+          <w:sz w:val="20"/>
+          <w:szCs w:val="20"/>
+        </w:rPr>
+        <w:t xml:space="preserve">/api/v1</w:t>
+      </w:r>
+      <w:r>
+        <w:rPr>
+          <w:rFonts w:ascii="Calibri" w:cs="Calibri" w:eastAsia="Calibri" w:hAnsi="Calibri"/>
+        </w:rPr>
+        <w:t xml:space="preserve">. También reformulan un criterio que no podía cumplirse tal como estaba escrito: con los datos en un fichero, un cambio de precio llega con un despliegue y no «al momento».</w:t>
+      </w:r>
+    </w:p>
+    <w:p>
+      <w:pPr>
+        <w:pStyle w:val="Heading3"/>
+        <w:keepNext/>
+      </w:pPr>
+      <w:r>
+        <w:rPr>
+          <w:rFonts w:ascii="Calibri" w:cs="Calibri" w:eastAsia="Calibri" w:hAnsi="Calibri"/>
+        </w:rPr>
+        <w:t xml:space="preserve">Spec Kit dentro del harness</w:t>
+      </w:r>
+    </w:p>
+    <w:p>
+      <w:pPr>
+        <w:keepNext w:val="false"/>
+        <w:spacing w:after="140" w:line="288"/>
+        <w:jc w:val="both"/>
+      </w:pPr>
+      <w:r>
+        <w:rPr>
+          <w:rFonts w:ascii="Calibri" w:cs="Calibri" w:eastAsia="Calibri" w:hAnsi="Calibri"/>
+        </w:rPr>
+        <w:t xml:space="preserve">Spec Kit 1.1.0 se añadió al repositorio de app con </w:t>
+      </w:r>
+      <w:r>
+        <w:rPr>
+          <w:rFonts w:ascii="Consolas" w:cs="Consolas" w:eastAsia="Consolas" w:hAnsi="Consolas"/>
+          <w:color w:val="2E3A36"/>
+          <w:sz w:val="20"/>
+          <w:szCs w:val="20"/>
+        </w:rPr>
+        <w:t xml:space="preserve">specify init</w:t>
+      </w:r>
+      <w:r>
+        <w:rPr>
+          <w:rFonts w:ascii="Calibri" w:cs="Calibri" w:eastAsia="Calibri" w:hAnsi="Calibri"/>
+        </w:rPr>
+        <w:t xml:space="preserve"> para la integración de Claude Code. Genera diez </w:t>
+      </w:r>
+      <w:r>
+        <w:rPr>
+          <w:rFonts w:ascii="Calibri" w:cs="Calibri" w:eastAsia="Calibri" w:hAnsi="Calibri"/>
+          <w:i/>
+          <w:iCs/>
+        </w:rPr>
+        <w:t xml:space="preserve">skills</w:t>
+      </w:r>
+      <w:r>
+        <w:rPr>
+          <w:rFonts w:ascii="Calibri" w:cs="Calibri" w:eastAsia="Calibri" w:hAnsi="Calibri"/>
+        </w:rPr>
+        <w:t xml:space="preserve"> (</w:t>
+      </w:r>
+      <w:r>
+        <w:rPr>
+          <w:rFonts w:ascii="Consolas" w:cs="Consolas" w:eastAsia="Consolas" w:hAnsi="Consolas"/>
+          <w:color w:val="2E3A36"/>
+          <w:sz w:val="20"/>
+          <w:szCs w:val="20"/>
+        </w:rPr>
+        <w:t xml:space="preserve">/speckit-specify</w:t>
+      </w:r>
+      <w:r>
+        <w:rPr>
+          <w:rFonts w:ascii="Calibri" w:cs="Calibri" w:eastAsia="Calibri" w:hAnsi="Calibri"/>
+        </w:rPr>
+        <w:t xml:space="preserve">, </w:t>
+      </w:r>
+      <w:r>
+        <w:rPr>
+          <w:rFonts w:ascii="Consolas" w:cs="Consolas" w:eastAsia="Consolas" w:hAnsi="Consolas"/>
+          <w:color w:val="2E3A36"/>
+          <w:sz w:val="20"/>
+          <w:szCs w:val="20"/>
+        </w:rPr>
+        <w:t xml:space="preserve">/speckit-plan</w:t>
+      </w:r>
+      <w:r>
+        <w:rPr>
+          <w:rFonts w:ascii="Calibri" w:cs="Calibri" w:eastAsia="Calibri" w:hAnsi="Calibri"/>
+        </w:rPr>
+        <w:t xml:space="preserve">, </w:t>
+      </w:r>
+      <w:r>
+        <w:rPr>
+          <w:rFonts w:ascii="Consolas" w:cs="Consolas" w:eastAsia="Consolas" w:hAnsi="Consolas"/>
+          <w:color w:val="2E3A36"/>
+          <w:sz w:val="20"/>
+          <w:szCs w:val="20"/>
+        </w:rPr>
+        <w:t xml:space="preserve">/speckit-tasks</w:t>
+      </w:r>
+      <w:r>
+        <w:rPr>
+          <w:rFonts w:ascii="Calibri" w:cs="Calibri" w:eastAsia="Calibri" w:hAnsi="Calibri"/>
+        </w:rPr>
+        <w:t xml:space="preserve">, </w:t>
+      </w:r>
+      <w:r>
+        <w:rPr>
+          <w:rFonts w:ascii="Consolas" w:cs="Consolas" w:eastAsia="Consolas" w:hAnsi="Consolas"/>
+          <w:color w:val="2E3A36"/>
+          <w:sz w:val="20"/>
+          <w:szCs w:val="20"/>
+        </w:rPr>
+        <w:t xml:space="preserve">/speckit-implement</w:t>
+      </w:r>
+      <w:r>
+        <w:rPr>
+          <w:rFonts w:ascii="Calibri" w:cs="Calibri" w:eastAsia="Calibri" w:hAnsi="Calibri"/>
+        </w:rPr>
+        <w:t xml:space="preserve"> y otras opcionales) y las plantillas y scripts de </w:t>
+      </w:r>
+      <w:r>
+        <w:rPr>
+          <w:rFonts w:ascii="Consolas" w:cs="Consolas" w:eastAsia="Consolas" w:hAnsi="Consolas"/>
+          <w:color w:val="2E3A36"/>
+          <w:sz w:val="20"/>
+          <w:szCs w:val="20"/>
+        </w:rPr>
+        <w:t xml:space="preserve">.specify/</w:t>
+      </w:r>
+      <w:r>
+        <w:rPr>
+          <w:rFonts w:ascii="Calibri" w:cs="Calibri" w:eastAsia="Calibri" w:hAnsi="Calibri"/>
+        </w:rPr>
+        <w:t xml:space="preserve">. Se instaló desde la etiqueta de GitHub porque el paquete de PyPI iba una versión por detrás, y se comprobó en una copia del repositorio que </w:t>
+      </w:r>
+      <w:r>
+        <w:rPr>
+          <w:rFonts w:ascii="Consolas" w:cs="Consolas" w:eastAsia="Consolas" w:hAnsi="Consolas"/>
+          <w:color w:val="2E3A36"/>
+          <w:sz w:val="20"/>
+          <w:szCs w:val="20"/>
+        </w:rPr>
+        <w:t xml:space="preserve">specify init</w:t>
+      </w:r>
+      <w:r>
+        <w:rPr>
+          <w:rFonts w:ascii="Calibri" w:cs="Calibri" w:eastAsia="Calibri" w:hAnsi="Calibri"/>
+        </w:rPr>
+        <w:t xml:space="preserve"> no modificaba la constitución, </w:t>
+      </w:r>
+      <w:r>
+        <w:rPr>
+          <w:rFonts w:ascii="Consolas" w:cs="Consolas" w:eastAsia="Consolas" w:hAnsi="Consolas"/>
+          <w:color w:val="2E3A36"/>
+          <w:sz w:val="20"/>
+          <w:szCs w:val="20"/>
+        </w:rPr>
+        <w:t xml:space="preserve">CLAUDE.md</w:t>
+      </w:r>
+      <w:r>
+        <w:rPr>
+          <w:rFonts w:ascii="Calibri" w:cs="Calibri" w:eastAsia="Calibri" w:hAnsi="Calibri"/>
+        </w:rPr>
+        <w:t xml:space="preserve"> ni los permisos.</w:t>
+      </w:r>
+    </w:p>
+    <w:p>
+      <w:pPr>
+        <w:keepNext/>
+        <w:spacing w:after="140" w:line="288"/>
+        <w:jc w:val="both"/>
+      </w:pPr>
+      <w:r>
+        <w:rPr>
+          <w:rFonts w:ascii="Calibri" w:cs="Calibri" w:eastAsia="Calibri" w:hAnsi="Calibri"/>
+        </w:rPr>
+        <w:t xml:space="preserve">Los ficheros generados se versionan, de modo que el agente no instala nada. Pasan a formar parte del harness:</w:t>
+      </w:r>
+    </w:p>
+    <w:tbl>
+      <w:tblPr>
+        <w:tblW w:type="dxa" w:w="9070"/>
+        <w:tblBorders>
+          <w:top w:val="single" w:color="C9D3CF" w:sz="4"/>
+          <w:left w:val="single" w:color="C9D3CF" w:sz="4"/>
+          <w:bottom w:val="single" w:color="C9D3CF" w:sz="4"/>
+          <w:right w:val="single" w:color="C9D3CF" w:sz="4"/>
+          <w:insideH w:val="single" w:color="C9D3CF" w:sz="4"/>
+          <w:insideV w:val="single" w:color="C9D3CF" w:sz="4"/>
+        </w:tblBorders>
+      </w:tblPr>
+      <w:tblGrid>
+        <w:gridCol w:w="3362"/>
+        <w:gridCol w:w="5708"/>
+      </w:tblGrid>
+      <w:tr>
+        <w:trPr>
+          <w:tblHeader/>
+        </w:trPr>
+        <w:tc>
+          <w:tcPr>
+            <w:tcW w:type="dxa" w:w="3362"/>
+            <w:shd w:fill="E3EEEA" w:color="auto" w:val="clear"/>
+            <w:tcMar>
+              <w:top w:type="dxa" w:w="60"/>
+              <w:left w:type="dxa" w:w="100"/>
+              <w:bottom w:type="dxa" w:w="60"/>
+              <w:right w:type="dxa" w:w="100"/>
+            </w:tcMar>
+          </w:tcPr>
+          <w:p>
+            <w:pPr>
+              <w:spacing w:after="0" w:before="0" w:line="252"/>
+            </w:pPr>
+            <w:r>
+              <w:rPr>
+                <w:rFonts w:ascii="Calibri" w:cs="Calibri" w:eastAsia="Calibri" w:hAnsi="Calibri"/>
+                <w:b/>
+                <w:bCs/>
+                <w:sz w:val="18"/>
+                <w:szCs w:val="18"/>
+              </w:rPr>
+              <w:t xml:space="preserve">Elemento</w:t>
+            </w:r>
+          </w:p>
+        </w:tc>
+        <w:tc>
+          <w:tcPr>
+            <w:tcW w:type="dxa" w:w="5708"/>
+            <w:shd w:fill="E3EEEA" w:color="auto" w:val="clear"/>
+            <w:tcMar>
+              <w:top w:type="dxa" w:w="60"/>
+              <w:left w:type="dxa" w:w="100"/>
+              <w:bottom w:type="dxa" w:w="60"/>
+              <w:right w:type="dxa" w:w="100"/>
+            </w:tcMar>
+          </w:tcPr>
+          <w:p>
+            <w:pPr>
+              <w:spacing w:after="0" w:before="0" w:line="252"/>
+            </w:pPr>
+            <w:r>
+              <w:rPr>
+                <w:rFonts w:ascii="Calibri" w:cs="Calibri" w:eastAsia="Calibri" w:hAnsi="Calibri"/>
+                <w:b/>
+                <w:bCs/>
+                <w:sz w:val="18"/>
+                <w:szCs w:val="18"/>
+              </w:rPr>
+              <w:t xml:space="preserve">Protección</w:t>
+            </w:r>
+          </w:p>
+        </w:tc>
+      </w:tr>
+      <w:tr>
+        <w:trPr>
+          <w:cantSplit/>
+        </w:trPr>
+        <w:tc>
+          <w:tcPr>
+            <w:tcW w:type="dxa" w:w="3362"/>
+            <w:tcMar>
+              <w:top w:type="dxa" w:w="60"/>
+              <w:left w:type="dxa" w:w="100"/>
+              <w:bottom w:type="dxa" w:w="60"/>
+              <w:right w:type="dxa" w:w="100"/>
+            </w:tcMar>
+          </w:tcPr>
+          <w:p>
+            <w:pPr>
+              <w:spacing w:after="0" w:before="0" w:line="252"/>
+            </w:pPr>
+            <w:r>
+              <w:rPr>
+                <w:rFonts w:ascii="Calibri" w:cs="Calibri" w:eastAsia="Calibri" w:hAnsi="Calibri"/>
+                <w:i/>
+                <w:iCs/>
+                <w:sz w:val="18"/>
+                <w:szCs w:val="18"/>
+              </w:rPr>
+              <w:t xml:space="preserve">Skills</w:t>
+            </w:r>
+            <w:r>
+              <w:rPr>
+                <w:rFonts w:ascii="Calibri" w:cs="Calibri" w:eastAsia="Calibri" w:hAnsi="Calibri"/>
+                <w:sz w:val="18"/>
+                <w:szCs w:val="18"/>
+              </w:rPr>
+              <w:t xml:space="preserve"> en </w:t>
+            </w:r>
+            <w:r>
+              <w:rPr>
+                <w:rFonts w:ascii="Consolas" w:cs="Consolas" w:eastAsia="Consolas" w:hAnsi="Consolas"/>
+                <w:color w:val="2E3A36"/>
+                <w:sz w:val="16"/>
+                <w:szCs w:val="16"/>
+              </w:rPr>
+              <w:t xml:space="preserve">.claude/skills/</w:t>
+            </w:r>
+          </w:p>
+        </w:tc>
+        <w:tc>
+          <w:tcPr>
+            <w:tcW w:type="dxa" w:w="5708"/>
+            <w:tcMar>
+              <w:top w:type="dxa" w:w="60"/>
+              <w:left w:type="dxa" w:w="100"/>
+              <w:bottom w:type="dxa" w:w="60"/>
+              <w:right w:type="dxa" w:w="100"/>
+            </w:tcMar>
+          </w:tcPr>
+          <w:p>
+            <w:pPr>
+              <w:spacing w:after="0" w:before="0" w:line="252"/>
+            </w:pPr>
+            <w:r>
+              <w:rPr>
+                <w:rFonts w:ascii="Calibri" w:cs="Calibri" w:eastAsia="Calibri" w:hAnsi="Calibri"/>
+                <w:sz w:val="18"/>
+                <w:szCs w:val="18"/>
+              </w:rPr>
+              <w:t xml:space="preserve">Ya protegidas por el hook y los permisos, como todo </w:t>
+            </w:r>
+            <w:r>
+              <w:rPr>
+                <w:rFonts w:ascii="Consolas" w:cs="Consolas" w:eastAsia="Consolas" w:hAnsi="Consolas"/>
+                <w:color w:val="2E3A36"/>
+                <w:sz w:val="16"/>
+                <w:szCs w:val="16"/>
+              </w:rPr>
+              <w:t xml:space="preserve">.claude/</w:t>
+            </w:r>
+          </w:p>
+        </w:tc>
+      </w:tr>
+      <w:tr>
+        <w:trPr>
+          <w:cantSplit/>
+        </w:trPr>
+        <w:tc>
+          <w:tcPr>
+            <w:tcW w:type="dxa" w:w="3362"/>
+            <w:tcMar>
+              <w:top w:type="dxa" w:w="60"/>
+              <w:left w:type="dxa" w:w="100"/>
+              <w:bottom w:type="dxa" w:w="60"/>
+              <w:right w:type="dxa" w:w="100"/>
+            </w:tcMar>
+          </w:tcPr>
+          <w:p>
+            <w:pPr>
+              <w:spacing w:after="0" w:before="0" w:line="252"/>
+            </w:pPr>
+            <w:r>
+              <w:rPr>
+                <w:rFonts w:ascii="Calibri" w:cs="Calibri" w:eastAsia="Calibri" w:hAnsi="Calibri"/>
+                <w:sz w:val="18"/>
+                <w:szCs w:val="18"/>
+              </w:rPr>
+              <w:t xml:space="preserve">Plantillas, scripts y configuración de </w:t>
+            </w:r>
+            <w:r>
+              <w:rPr>
+                <w:rFonts w:ascii="Consolas" w:cs="Consolas" w:eastAsia="Consolas" w:hAnsi="Consolas"/>
+                <w:color w:val="2E3A36"/>
+                <w:sz w:val="16"/>
+                <w:szCs w:val="16"/>
+              </w:rPr>
+              <w:t xml:space="preserve">.specify/</w:t>
+            </w:r>
+          </w:p>
+        </w:tc>
+        <w:tc>
+          <w:tcPr>
+            <w:tcW w:type="dxa" w:w="5708"/>
+            <w:tcMar>
+              <w:top w:type="dxa" w:w="60"/>
+              <w:left w:type="dxa" w:w="100"/>
+              <w:bottom w:type="dxa" w:w="60"/>
+              <w:right w:type="dxa" w:w="100"/>
+            </w:tcMar>
+          </w:tcPr>
+          <w:p>
+            <w:pPr>
+              <w:spacing w:after="0" w:before="0" w:line="252"/>
+            </w:pPr>
+            <w:r>
+              <w:rPr>
+                <w:rFonts w:ascii="Calibri" w:cs="Calibri" w:eastAsia="Calibri" w:hAnsi="Calibri"/>
+                <w:sz w:val="18"/>
+                <w:szCs w:val="18"/>
+              </w:rPr>
+              <w:t xml:space="preserve">Reglas </w:t>
+            </w:r>
+            <w:r>
+              <w:rPr>
+                <w:rFonts w:ascii="Consolas" w:cs="Consolas" w:eastAsia="Consolas" w:hAnsi="Consolas"/>
+                <w:color w:val="2E3A36"/>
+                <w:sz w:val="16"/>
+                <w:szCs w:val="16"/>
+              </w:rPr>
+              <w:t xml:space="preserve">deny</w:t>
+            </w:r>
+            <w:r>
+              <w:rPr>
+                <w:rFonts w:ascii="Calibri" w:cs="Calibri" w:eastAsia="Calibri" w:hAnsi="Calibri"/>
+                <w:sz w:val="18"/>
+                <w:szCs w:val="18"/>
+              </w:rPr>
+              <w:t xml:space="preserve"> de edición en </w:t>
+            </w:r>
+            <w:r>
+              <w:rPr>
+                <w:rFonts w:ascii="Consolas" w:cs="Consolas" w:eastAsia="Consolas" w:hAnsi="Consolas"/>
+                <w:color w:val="2E3A36"/>
+                <w:sz w:val="16"/>
+                <w:szCs w:val="16"/>
+              </w:rPr>
+              <w:t xml:space="preserve">settings.json</w:t>
+            </w:r>
+            <w:r>
+              <w:rPr>
+                <w:rFonts w:ascii="Calibri" w:cs="Calibri" w:eastAsia="Calibri" w:hAnsi="Calibri"/>
+                <w:sz w:val="18"/>
+                <w:szCs w:val="18"/>
+              </w:rPr>
+              <w:t xml:space="preserve"> y CODEOWNERS sobre </w:t>
+            </w:r>
+            <w:r>
+              <w:rPr>
+                <w:rFonts w:ascii="Consolas" w:cs="Consolas" w:eastAsia="Consolas" w:hAnsi="Consolas"/>
+                <w:color w:val="2E3A36"/>
+                <w:sz w:val="16"/>
+                <w:szCs w:val="16"/>
+              </w:rPr>
+              <w:t xml:space="preserve">.specify/</w:t>
+            </w:r>
+          </w:p>
+        </w:tc>
+      </w:tr>
+      <w:tr>
+        <w:trPr>
+          <w:cantSplit/>
+        </w:trPr>
+        <w:tc>
+          <w:tcPr>
+            <w:tcW w:type="dxa" w:w="3362"/>
+            <w:tcMar>
+              <w:top w:type="dxa" w:w="60"/>
+              <w:left w:type="dxa" w:w="100"/>
+              <w:bottom w:type="dxa" w:w="60"/>
+              <w:right w:type="dxa" w:w="100"/>
+            </w:tcMar>
+          </w:tcPr>
+          <w:p>
+            <w:pPr>
+              <w:spacing w:after="0" w:before="0" w:line="252"/>
+            </w:pPr>
+            <w:r>
+              <w:rPr>
+                <w:rFonts w:ascii="Calibri" w:cs="Calibri" w:eastAsia="Calibri" w:hAnsi="Calibri"/>
+                <w:sz w:val="18"/>
+                <w:szCs w:val="18"/>
+              </w:rPr>
+              <w:t xml:space="preserve">Scripts de Spec Kit</w:t>
+            </w:r>
+          </w:p>
+        </w:tc>
+        <w:tc>
+          <w:tcPr>
+            <w:tcW w:type="dxa" w:w="5708"/>
+            <w:tcMar>
+              <w:top w:type="dxa" w:w="60"/>
+              <w:left w:type="dxa" w:w="100"/>
+              <w:bottom w:type="dxa" w:w="60"/>
+              <w:right w:type="dxa" w:w="100"/>
+            </w:tcMar>
+          </w:tcPr>
+          <w:p>
+            <w:pPr>
+              <w:spacing w:after="0" w:before="0" w:line="252"/>
+            </w:pPr>
+            <w:r>
+              <w:rPr>
+                <w:rFonts w:ascii="Calibri" w:cs="Calibri" w:eastAsia="Calibri" w:hAnsi="Calibri"/>
+                <w:sz w:val="18"/>
+                <w:szCs w:val="18"/>
+              </w:rPr>
+              <w:t xml:space="preserve">Permitido ejecutarlos (</w:t>
+            </w:r>
+            <w:r>
+              <w:rPr>
+                <w:rFonts w:ascii="Consolas" w:cs="Consolas" w:eastAsia="Consolas" w:hAnsi="Consolas"/>
+                <w:color w:val="2E3A36"/>
+                <w:sz w:val="16"/>
+                <w:szCs w:val="16"/>
+              </w:rPr>
+              <w:t xml:space="preserve">.specify/scripts/bash/*</w:t>
+            </w:r>
+            <w:r>
+              <w:rPr>
+                <w:rFonts w:ascii="Calibri" w:cs="Calibri" w:eastAsia="Calibri" w:hAnsi="Calibri"/>
+                <w:sz w:val="18"/>
+                <w:szCs w:val="18"/>
+              </w:rPr>
+              <w:t xml:space="preserve">) y crear carpetas en </w:t>
+            </w:r>
+            <w:r>
+              <w:rPr>
+                <w:rFonts w:ascii="Consolas" w:cs="Consolas" w:eastAsia="Consolas" w:hAnsi="Consolas"/>
+                <w:color w:val="2E3A36"/>
+                <w:sz w:val="16"/>
+                <w:szCs w:val="16"/>
+              </w:rPr>
+              <w:t xml:space="preserve">specs/</w:t>
+            </w:r>
+          </w:p>
+        </w:tc>
+      </w:tr>
+    </w:tbl>
+    <w:p>
+      <w:pPr>
+        <w:spacing w:after="120"/>
+      </w:pPr>
+    </w:p>
+    <w:p>
+      <w:pPr>
+        <w:keepNext w:val="false"/>
+        <w:spacing w:after="140" w:line="288"/>
+        <w:jc w:val="both"/>
+      </w:pPr>
+      <w:r>
+        <w:rPr>
+          <w:rFonts w:ascii="Calibri" w:cs="Calibri" w:eastAsia="Calibri" w:hAnsi="Calibri"/>
+        </w:rPr>
+        <w:t xml:space="preserve">El hook solo protege </w:t>
+      </w:r>
+      <w:r>
+        <w:rPr>
+          <w:rFonts w:ascii="Consolas" w:cs="Consolas" w:eastAsia="Consolas" w:hAnsi="Consolas"/>
+          <w:color w:val="2E3A36"/>
+          <w:sz w:val="20"/>
+          <w:szCs w:val="20"/>
+        </w:rPr>
+        <w:t xml:space="preserve">.specify/memory/</w:t>
+      </w:r>
+      <w:r>
+        <w:rPr>
+          <w:rFonts w:ascii="Calibri" w:cs="Calibri" w:eastAsia="Calibri" w:hAnsi="Calibri"/>
+        </w:rPr>
+        <w:t xml:space="preserve">, así que una escritura en las plantillas desde la shell no la bloquearía. Ese cambio aparecería en el PR y necesitaría la aprobación de Code Owners; la tarea 7 añadirá una comprobación de CI para cerrarlo.</w:t>
+      </w:r>
+    </w:p>
+    <w:p>
+      <w:pPr>
+        <w:keepNext w:val="false"/>
+        <w:spacing w:after="140" w:line="288"/>
+        <w:jc w:val="both"/>
+      </w:pPr>
+      <w:r>
+        <w:rPr>
+          <w:rFonts w:ascii="Consolas" w:cs="Consolas" w:eastAsia="Consolas" w:hAnsi="Consolas"/>
+          <w:color w:val="2E3A36"/>
+          <w:sz w:val="20"/>
+          <w:szCs w:val="20"/>
+        </w:rPr>
+        <w:t xml:space="preserve">AGENTS.md</w:t>
+      </w:r>
+      <w:r>
+        <w:rPr>
+          <w:rFonts w:ascii="Calibri" w:cs="Calibri" w:eastAsia="Calibri" w:hAnsi="Calibri"/>
+        </w:rPr>
+        <w:t xml:space="preserve"> describe el flujo en dos PRs: primero la spec, en una rama </w:t>
+      </w:r>
+      <w:r>
+        <w:rPr>
+          <w:rFonts w:ascii="Consolas" w:cs="Consolas" w:eastAsia="Consolas" w:hAnsi="Consolas"/>
+          <w:color w:val="2E3A36"/>
+          <w:sz w:val="20"/>
+          <w:szCs w:val="20"/>
+        </w:rPr>
+        <w:t xml:space="preserve">spec/&lt;issue&gt;-&lt;slug&gt;</w:t>
+      </w:r>
+      <w:r>
+        <w:rPr>
+          <w:rFonts w:ascii="Calibri" w:cs="Calibri" w:eastAsia="Calibri" w:hAnsi="Calibri"/>
+        </w:rPr>
+        <w:t xml:space="preserve">, y solo cuando está fusionada el plan, las tareas y el código en </w:t>
+      </w:r>
+      <w:r>
+        <w:rPr>
+          <w:rFonts w:ascii="Consolas" w:cs="Consolas" w:eastAsia="Consolas" w:hAnsi="Consolas"/>
+          <w:color w:val="2E3A36"/>
+          <w:sz w:val="20"/>
+          <w:szCs w:val="20"/>
+        </w:rPr>
+        <w:t xml:space="preserve">feat/&lt;issue&gt;-&lt;slug&gt;</w:t>
+      </w:r>
+      <w:r>
+        <w:rPr>
+          <w:rFonts w:ascii="Calibri" w:cs="Calibri" w:eastAsia="Calibri" w:hAnsi="Calibri"/>
+        </w:rPr>
+        <w:t xml:space="preserve">.</w:t>
+      </w:r>
+    </w:p>
+    <w:p>
+      <w:pPr>
+        <w:pStyle w:val="Heading3"/>
+        <w:keepNext/>
+      </w:pPr>
+      <w:r>
+        <w:rPr>
+          <w:rFonts w:ascii="Calibri" w:cs="Calibri" w:eastAsia="Calibri" w:hAnsi="Calibri"/>
+        </w:rPr>
+        <w:t xml:space="preserve">El sandbox no arrancaba en el devcontainer</w:t>
+      </w:r>
+    </w:p>
+    <w:p>
+      <w:pPr>
+        <w:keepNext/>
+        <w:spacing w:after="140" w:line="288"/>
+        <w:jc w:val="both"/>
+      </w:pPr>
+      <w:r>
+        <w:rPr>
+          <w:rFonts w:ascii="Calibri" w:cs="Calibri" w:eastAsia="Calibri" w:hAnsi="Calibri"/>
+        </w:rPr>
+        <w:t xml:space="preserve">En el primer intento el agente no pudo ejecutar ningún comando. Bubblewrap, que aísla cada comando del agente, necesita crear </w:t>
+      </w:r>
+      <w:r>
+        <w:rPr>
+          <w:rFonts w:ascii="Calibri" w:cs="Calibri" w:eastAsia="Calibri" w:hAnsi="Calibri"/>
+          <w:i/>
+          <w:iCs/>
+        </w:rPr>
+        <w:t xml:space="preserve">user namespaces</w:t>
+      </w:r>
+      <w:r>
+        <w:rPr>
+          <w:rFonts w:ascii="Calibri" w:cs="Calibri" w:eastAsia="Calibri" w:hAnsi="Calibri"/>
+        </w:rPr>
+        <w:t xml:space="preserve">, y el perfil seccomp por defecto de Docker lo impide a un usuario sin privilegios:</w:t>
+      </w:r>
+    </w:p>
+    <w:p>
+      <w:pPr>
+        <w:shd w:fill="F2F4F3" w:color="auto" w:val="clear"/>
+        <w:spacing w:after="0" w:before="120" w:line="240"/>
+        <w:ind w:left="200" w:right="200"/>
+      </w:pPr>
+      <w:r>
+        <w:rPr>
+          <w:rFonts w:ascii="Consolas" w:cs="Consolas" w:eastAsia="Consolas" w:hAnsi="Consolas"/>
+          <w:color w:val="1F2A27"/>
+          <w:sz w:val="17"/>
+          <w:szCs w:val="17"/>
+        </w:rPr>
+        <w:t xml:space="preserve">bwrap: No permissions to create a new namespace, likely because the kernel</w:t>
+      </w:r>
+    </w:p>
+    <w:p>
+      <w:pPr>
+        <w:shd w:fill="F2F4F3" w:color="auto" w:val="clear"/>
+        <w:spacing w:after="160" w:before="0" w:line="240"/>
+        <w:ind w:left="200" w:right="200"/>
+      </w:pPr>
+      <w:r>
+        <w:rPr>
+          <w:rFonts w:ascii="Consolas" w:cs="Consolas" w:eastAsia="Consolas" w:hAnsi="Consolas"/>
+          <w:color w:val="1F2A27"/>
+          <w:sz w:val="17"/>
+          <w:szCs w:val="17"/>
+        </w:rPr>
+        <w:t xml:space="preserve">does not allow non-privileged user namespaces.</w:t>
+      </w:r>
+    </w:p>
+    <w:p>
+      <w:pPr>
+        <w:keepNext w:val="false"/>
+        <w:spacing w:after="140" w:line="288"/>
+        <w:jc w:val="both"/>
+      </w:pPr>
+      <w:r>
+        <w:rPr>
+          <w:rFonts w:ascii="Calibri" w:cs="Calibri" w:eastAsia="Calibri" w:hAnsi="Calibri"/>
+        </w:rPr>
+        <w:t xml:space="preserve">Como el harness exige el sandbox (</w:t>
+      </w:r>
+      <w:r>
+        <w:rPr>
+          <w:rFonts w:ascii="Consolas" w:cs="Consolas" w:eastAsia="Consolas" w:hAnsi="Consolas"/>
+          <w:color w:val="2E3A36"/>
+          <w:sz w:val="20"/>
+          <w:szCs w:val="20"/>
+        </w:rPr>
+        <w:t xml:space="preserve">failIfUnavailable</w:t>
+      </w:r>
+      <w:r>
+        <w:rPr>
+          <w:rFonts w:ascii="Calibri" w:cs="Calibri" w:eastAsia="Calibri" w:hAnsi="Calibri"/>
+        </w:rPr>
+        <w:t xml:space="preserve">) y prohíbe ejecutar fuera de él (</w:t>
+      </w:r>
+      <w:r>
+        <w:rPr>
+          <w:rFonts w:ascii="Consolas" w:cs="Consolas" w:eastAsia="Consolas" w:hAnsi="Consolas"/>
+          <w:color w:val="2E3A36"/>
+          <w:sz w:val="20"/>
+          <w:szCs w:val="20"/>
+        </w:rPr>
+        <w:t xml:space="preserve">allowUnsandboxedCommands: false</w:t>
+      </w:r>
+      <w:r>
+        <w:rPr>
+          <w:rFonts w:ascii="Calibri" w:cs="Calibri" w:eastAsia="Calibri" w:hAnsi="Calibri"/>
+        </w:rPr>
+        <w:t xml:space="preserve">), el agente se quedó sin shell. No buscó otra vía: explicó el error, citó la regla del repositorio que le impide rodear un bloqueo y propuso dos salidas para que decidiera el responsable. Se eligió arrancar el contenedor con </w:t>
+      </w:r>
+      <w:r>
+        <w:rPr>
+          <w:rFonts w:ascii="Consolas" w:cs="Consolas" w:eastAsia="Consolas" w:hAnsi="Consolas"/>
+          <w:color w:val="2E3A36"/>
+          <w:sz w:val="20"/>
+          <w:szCs w:val="20"/>
+        </w:rPr>
+        <w:t xml:space="preserve">--security-opt seccomp=unconfined</w:t>
+      </w:r>
+      <w:r>
+        <w:rPr>
+          <w:rFonts w:ascii="Calibri" w:cs="Calibri" w:eastAsia="Calibri" w:hAnsi="Calibri"/>
+        </w:rPr>
+        <w:t xml:space="preserve">, que retira el filtro del contenedor exterior y mantiene el sandbox por comando, el que limita la red y oculta los secretos. Desactivar el sandbox se descartó porque eliminaba una capa.</w:t>
+      </w:r>
+    </w:p>
+    <w:p>
+      <w:pPr>
+        <w:keepNext w:val="false"/>
+        <w:spacing w:after="140" w:line="288"/>
+        <w:jc w:val="both"/>
+      </w:pPr>
+      <w:r>
+        <w:rPr>
+          <w:rFonts w:ascii="Calibri" w:cs="Calibri" w:eastAsia="Calibri" w:hAnsi="Calibri"/>
+        </w:rPr>
+        <w:t xml:space="preserve">El fallo no había aparecido en las pruebas de la tarea 3 porque allí todos los bloqueos ocurrieron antes de ejecutar nada (en el contexto, los permisos o el hook) y ningún comando llegó al sandbox.</w:t>
+      </w:r>
+    </w:p>
+    <w:p>
+      <w:pPr>
+        <w:pStyle w:val="Heading3"/>
+        <w:keepNext/>
+      </w:pPr>
+      <w:r>
+        <w:rPr>
+          <w:rFonts w:ascii="Calibri" w:cs="Calibri" w:eastAsia="Calibri" w:hAnsi="Calibri"/>
+        </w:rPr>
+        <w:t xml:space="preserve">La spec generada</w:t>
+      </w:r>
+    </w:p>
+    <w:p>
+      <w:pPr>
+        <w:keepNext w:val="false"/>
+        <w:spacing w:after="140" w:line="288"/>
+        <w:jc w:val="both"/>
+      </w:pPr>
+      <w:r>
+        <w:rPr>
+          <w:rFonts w:ascii="Calibri" w:cs="Calibri" w:eastAsia="Calibri" w:hAnsi="Calibri"/>
+        </w:rPr>
+        <w:t xml:space="preserve">Con el sandbox operativo, el agente leyó el issue, creó la rama, ejecutó </w:t>
+      </w:r>
+      <w:r>
+        <w:rPr>
+          <w:rFonts w:ascii="Consolas" w:cs="Consolas" w:eastAsia="Consolas" w:hAnsi="Consolas"/>
+          <w:color w:val="2E3A36"/>
+          <w:sz w:val="20"/>
+          <w:szCs w:val="20"/>
+        </w:rPr>
+        <w:t xml:space="preserve">/speckit-specify</w:t>
+      </w:r>
+      <w:r>
+        <w:rPr>
+          <w:rFonts w:ascii="Calibri" w:cs="Calibri" w:eastAsia="Calibri" w:hAnsi="Calibri"/>
+        </w:rPr>
+        <w:t xml:space="preserve"> y abrió el PR #9 con dos ficheros: </w:t>
+      </w:r>
+      <w:r>
+        <w:rPr>
+          <w:rFonts w:ascii="Consolas" w:cs="Consolas" w:eastAsia="Consolas" w:hAnsi="Consolas"/>
+          <w:color w:val="2E3A36"/>
+          <w:sz w:val="20"/>
+          <w:szCs w:val="20"/>
+        </w:rPr>
+        <w:t xml:space="preserve">specs/001-catalogo-productos/spec.md</w:t>
+      </w:r>
+      <w:r>
+        <w:rPr>
+          <w:rFonts w:ascii="Calibri" w:cs="Calibri" w:eastAsia="Calibri" w:hAnsi="Calibri"/>
+        </w:rPr>
+        <w:t xml:space="preserve"> y su checklist de calidad. La spec tiene tres historias de usuario priorizadas, 12 requisitos funcionales y 5 criterios de éxito medibles. Lo que el issue no fijaba (tipo del identificador, orden del listado, contenido inicial) aparece como supuesto explícito y no como requisito inventado. Dos requisitos vienen de la constitución y el PR lo indica: validar el catálogo antes de publicarlo y registrar métricas y logs por endpoint.</w:t>
+      </w:r>
+    </w:p>
+    <w:p>
+      <w:pPr>
+        <w:keepNext w:val="false"/>
+        <w:spacing w:after="140" w:line="288"/>
+        <w:jc w:val="both"/>
+      </w:pPr>
+      <w:r>
+        <w:rPr>
+          <w:rFonts w:ascii="Calibri" w:cs="Calibri" w:eastAsia="Calibri" w:hAnsi="Calibri"/>
+        </w:rPr>
+        <w:t xml:space="preserve">El PR también señaló que el repositorio aún no tenía la aplicación base. El responsable decidió que la cree el PR de implementación de la tarea 5, aprobó la spec y la fusionó. Fue la primera vez que el flujo previsto se cumplió entero: el autor del PR era </w:t>
+      </w:r>
+      <w:r>
+        <w:rPr>
+          <w:rFonts w:ascii="Consolas" w:cs="Consolas" w:eastAsia="Consolas" w:hAnsi="Consolas"/>
+          <w:color w:val="2E3A36"/>
+          <w:sz w:val="20"/>
+          <w:szCs w:val="20"/>
+        </w:rPr>
+        <w:t xml:space="preserve">almagentic-agent[bot]</w:t>
+      </w:r>
+      <w:r>
+        <w:rPr>
+          <w:rFonts w:ascii="Calibri" w:cs="Calibri" w:eastAsia="Calibri" w:hAnsi="Calibri"/>
+        </w:rPr>
+        <w:t xml:space="preserve"> y el responsable pudo aprobarlo con su cuenta, sin </w:t>
+      </w:r>
+      <w:r>
+        <w:rPr>
+          <w:rFonts w:ascii="Calibri" w:cs="Calibri" w:eastAsia="Calibri" w:hAnsi="Calibri"/>
+          <w:i/>
+          <w:iCs/>
+        </w:rPr>
+        <w:t xml:space="preserve">bypass</w:t>
+      </w:r>
+      <w:r>
+        <w:rPr>
+          <w:rFonts w:ascii="Calibri" w:cs="Calibri" w:eastAsia="Calibri" w:hAnsi="Calibri"/>
+        </w:rPr>
+        <w:t xml:space="preserve">.</w:t>
+      </w:r>
+    </w:p>
+    <w:p>
+      <w:pPr>
+        <w:pStyle w:val="Heading2"/>
+        <w:keepNext/>
+      </w:pPr>
+      <w:r>
+        <w:rPr>
+          <w:rFonts w:ascii="Calibri" w:cs="Calibri" w:eastAsia="Calibri" w:hAnsi="Calibri"/>
+        </w:rPr>
         <w:t xml:space="preserve">Tareas pendientes</w:t>
       </w:r>
     </w:p>
@@ -12134,7 +13026,7 @@
           <w:sz w:val="21"/>
           <w:szCs w:val="21"/>
         </w:rPr>
-        <w:t xml:space="preserve">Las secciones de las tareas 4 a 12 y de las extensiones B a E se añadirán a medida que se implementen: especificación con Spec Kit, implementación por el agente, CI, análisis de seguridad, agente revisor, cadena de suministro, despliegue GitOps, </w:t>
+        <w:t xml:space="preserve">Las secciones de las tareas 5 a 12 y de las extensiones B a E se añadirán a medida que se implementen: implementación por el agente, CI, análisis de seguridad, agente revisor, cadena de suministro, despliegue GitOps, </w:t>
       </w:r>
       <w:r>
         <w:rPr>
@@ -18373,6 +19265,738 @@
     </w:p>
     <w:p>
       <w:pPr>
+        <w:pStyle w:val="Heading3"/>
+        <w:keepNext/>
+      </w:pPr>
+      <w:r>
+        <w:rPr>
+          <w:rFonts w:ascii="Calibri" w:cs="Calibri" w:eastAsia="Calibri" w:hAnsi="Calibri"/>
+        </w:rPr>
+        <w:t xml:space="preserve">Fase 7 · Especificación con Spec Kit (5 de octubre)</w:t>
+      </w:r>
+    </w:p>
+    <w:tbl>
+      <w:tblPr>
+        <w:tblW w:type="dxa" w:w="9070"/>
+        <w:tblBorders>
+          <w:top w:val="single" w:color="C9D3CF" w:sz="4"/>
+          <w:left w:val="single" w:color="C9D3CF" w:sz="4"/>
+          <w:bottom w:val="single" w:color="C9D3CF" w:sz="4"/>
+          <w:right w:val="single" w:color="C9D3CF" w:sz="4"/>
+          <w:insideH w:val="single" w:color="C9D3CF" w:sz="4"/>
+          <w:insideV w:val="single" w:color="C9D3CF" w:sz="4"/>
+        </w:tblBorders>
+      </w:tblPr>
+      <w:tblGrid>
+        <w:gridCol w:w="700"/>
+        <w:gridCol w:w="2701"/>
+        <w:gridCol w:w="3736"/>
+        <w:gridCol w:w="1933"/>
+      </w:tblGrid>
+      <w:tr>
+        <w:trPr>
+          <w:tblHeader/>
+        </w:trPr>
+        <w:tc>
+          <w:tcPr>
+            <w:tcW w:type="dxa" w:w="700"/>
+            <w:shd w:fill="E3EEEA" w:color="auto" w:val="clear"/>
+            <w:tcMar>
+              <w:top w:type="dxa" w:w="60"/>
+              <w:left w:type="dxa" w:w="100"/>
+              <w:bottom w:type="dxa" w:w="60"/>
+              <w:right w:type="dxa" w:w="100"/>
+            </w:tcMar>
+          </w:tcPr>
+          <w:p>
+            <w:pPr>
+              <w:spacing w:after="0" w:before="0" w:line="252"/>
+            </w:pPr>
+            <w:r>
+              <w:rPr>
+                <w:rFonts w:ascii="Calibri" w:cs="Calibri" w:eastAsia="Calibri" w:hAnsi="Calibri"/>
+                <w:b/>
+                <w:bCs/>
+                <w:sz w:val="18"/>
+                <w:szCs w:val="18"/>
+              </w:rPr>
+              <w:t xml:space="preserve">#</w:t>
+            </w:r>
+          </w:p>
+        </w:tc>
+        <w:tc>
+          <w:tcPr>
+            <w:tcW w:type="dxa" w:w="2701"/>
+            <w:shd w:fill="E3EEEA" w:color="auto" w:val="clear"/>
+            <w:tcMar>
+              <w:top w:type="dxa" w:w="60"/>
+              <w:left w:type="dxa" w:w="100"/>
+              <w:bottom w:type="dxa" w:w="60"/>
+              <w:right w:type="dxa" w:w="100"/>
+            </w:tcMar>
+          </w:tcPr>
+          <w:p>
+            <w:pPr>
+              <w:spacing w:after="0" w:before="0" w:line="252"/>
+            </w:pPr>
+            <w:r>
+              <w:rPr>
+                <w:rFonts w:ascii="Calibri" w:cs="Calibri" w:eastAsia="Calibri" w:hAnsi="Calibri"/>
+                <w:b/>
+                <w:bCs/>
+                <w:sz w:val="18"/>
+                <w:szCs w:val="18"/>
+              </w:rPr>
+              <w:t xml:space="preserve">Petición del autor</w:t>
+            </w:r>
+          </w:p>
+        </w:tc>
+        <w:tc>
+          <w:tcPr>
+            <w:tcW w:type="dxa" w:w="3736"/>
+            <w:shd w:fill="E3EEEA" w:color="auto" w:val="clear"/>
+            <w:tcMar>
+              <w:top w:type="dxa" w:w="60"/>
+              <w:left w:type="dxa" w:w="100"/>
+              <w:bottom w:type="dxa" w:w="60"/>
+              <w:right w:type="dxa" w:w="100"/>
+            </w:tcMar>
+          </w:tcPr>
+          <w:p>
+            <w:pPr>
+              <w:spacing w:after="0" w:before="0" w:line="252"/>
+            </w:pPr>
+            <w:r>
+              <w:rPr>
+                <w:rFonts w:ascii="Calibri" w:cs="Calibri" w:eastAsia="Calibri" w:hAnsi="Calibri"/>
+                <w:b/>
+                <w:bCs/>
+                <w:sz w:val="18"/>
+                <w:szCs w:val="18"/>
+              </w:rPr>
+              <w:t xml:space="preserve">Respuesta y acción del modelo</w:t>
+            </w:r>
+          </w:p>
+        </w:tc>
+        <w:tc>
+          <w:tcPr>
+            <w:tcW w:type="dxa" w:w="1933"/>
+            <w:shd w:fill="E3EEEA" w:color="auto" w:val="clear"/>
+            <w:tcMar>
+              <w:top w:type="dxa" w:w="60"/>
+              <w:left w:type="dxa" w:w="100"/>
+              <w:bottom w:type="dxa" w:w="60"/>
+              <w:right w:type="dxa" w:w="100"/>
+            </w:tcMar>
+          </w:tcPr>
+          <w:p>
+            <w:pPr>
+              <w:spacing w:after="0" w:before="0" w:line="252"/>
+            </w:pPr>
+            <w:r>
+              <w:rPr>
+                <w:rFonts w:ascii="Calibri" w:cs="Calibri" w:eastAsia="Calibri" w:hAnsi="Calibri"/>
+                <w:b/>
+                <w:bCs/>
+                <w:sz w:val="18"/>
+                <w:szCs w:val="18"/>
+              </w:rPr>
+              <w:t xml:space="preserve">Resultado</w:t>
+            </w:r>
+          </w:p>
+        </w:tc>
+      </w:tr>
+      <w:tr>
+        <w:trPr>
+          <w:cantSplit/>
+        </w:trPr>
+        <w:tc>
+          <w:tcPr>
+            <w:tcW w:type="dxa" w:w="700"/>
+            <w:tcMar>
+              <w:top w:type="dxa" w:w="60"/>
+              <w:left w:type="dxa" w:w="100"/>
+              <w:bottom w:type="dxa" w:w="60"/>
+              <w:right w:type="dxa" w:w="100"/>
+            </w:tcMar>
+          </w:tcPr>
+          <w:p>
+            <w:pPr>
+              <w:spacing w:after="0" w:before="0" w:line="252"/>
+            </w:pPr>
+            <w:r>
+              <w:rPr>
+                <w:rFonts w:ascii="Calibri" w:cs="Calibri" w:eastAsia="Calibri" w:hAnsi="Calibri"/>
+                <w:sz w:val="18"/>
+                <w:szCs w:val="18"/>
+              </w:rPr>
+              <w:t xml:space="preserve">44</w:t>
+            </w:r>
+          </w:p>
+        </w:tc>
+        <w:tc>
+          <w:tcPr>
+            <w:tcW w:type="dxa" w:w="2701"/>
+            <w:tcMar>
+              <w:top w:type="dxa" w:w="60"/>
+              <w:left w:type="dxa" w:w="100"/>
+              <w:bottom w:type="dxa" w:w="60"/>
+              <w:right w:type="dxa" w:w="100"/>
+            </w:tcMar>
+          </w:tcPr>
+          <w:p>
+            <w:pPr>
+              <w:spacing w:after="0" w:before="0" w:line="252"/>
+            </w:pPr>
+            <w:r>
+              <w:rPr>
+                <w:rFonts w:ascii="Calibri" w:cs="Calibri" w:eastAsia="Calibri" w:hAnsi="Calibri"/>
+                <w:sz w:val="18"/>
+                <w:szCs w:val="18"/>
+              </w:rPr>
+              <w:t xml:space="preserve">«Estábamos en el punto de responder al #5. Añado un comentario con la respuesta, ¿verdad? ¿Solo comento o cierro con el comentario?»</w:t>
+            </w:r>
+          </w:p>
+        </w:tc>
+        <w:tc>
+          <w:tcPr>
+            <w:tcW w:type="dxa" w:w="3736"/>
+            <w:tcMar>
+              <w:top w:type="dxa" w:w="60"/>
+              <w:left w:type="dxa" w:w="100"/>
+              <w:bottom w:type="dxa" w:w="60"/>
+              <w:right w:type="dxa" w:w="100"/>
+            </w:tcMar>
+          </w:tcPr>
+          <w:p>
+            <w:pPr>
+              <w:spacing w:after="0" w:before="0" w:line="252"/>
+            </w:pPr>
+            <w:r>
+              <w:rPr>
+                <w:rFonts w:ascii="Calibri" w:cs="Calibri" w:eastAsia="Calibri" w:hAnsi="Calibri"/>
+                <w:sz w:val="18"/>
+                <w:szCs w:val="18"/>
+              </w:rPr>
+              <w:t xml:space="preserve">Aclara que el #5 es un issue y no un PR. Recomienda solo comentar: el issue se cierra con el PR de implementación y reabrirlo relanzaría el triage. Redacta las respuestas a las cinco preguntas</w:t>
+            </w:r>
+          </w:p>
+        </w:tc>
+        <w:tc>
+          <w:tcPr>
+            <w:tcW w:type="dxa" w:w="1933"/>
+            <w:tcMar>
+              <w:top w:type="dxa" w:w="60"/>
+              <w:left w:type="dxa" w:w="100"/>
+              <w:bottom w:type="dxa" w:w="60"/>
+              <w:right w:type="dxa" w:w="100"/>
+            </w:tcMar>
+          </w:tcPr>
+          <w:p>
+            <w:pPr>
+              <w:spacing w:after="0" w:before="0" w:line="252"/>
+            </w:pPr>
+            <w:r>
+              <w:rPr>
+                <w:rFonts w:ascii="Calibri" w:cs="Calibri" w:eastAsia="Calibri" w:hAnsi="Calibri"/>
+                <w:sz w:val="18"/>
+                <w:szCs w:val="18"/>
+              </w:rPr>
+              <w:t xml:space="preserve">Respuestas publicadas en el issue</w:t>
+            </w:r>
+          </w:p>
+        </w:tc>
+      </w:tr>
+      <w:tr>
+        <w:trPr>
+          <w:cantSplit/>
+        </w:trPr>
+        <w:tc>
+          <w:tcPr>
+            <w:tcW w:type="dxa" w:w="700"/>
+            <w:tcMar>
+              <w:top w:type="dxa" w:w="60"/>
+              <w:left w:type="dxa" w:w="100"/>
+              <w:bottom w:type="dxa" w:w="60"/>
+              <w:right w:type="dxa" w:w="100"/>
+            </w:tcMar>
+          </w:tcPr>
+          <w:p>
+            <w:pPr>
+              <w:spacing w:after="0" w:before="0" w:line="252"/>
+            </w:pPr>
+            <w:r>
+              <w:rPr>
+                <w:rFonts w:ascii="Calibri" w:cs="Calibri" w:eastAsia="Calibri" w:hAnsi="Calibri"/>
+                <w:sz w:val="18"/>
+                <w:szCs w:val="18"/>
+              </w:rPr>
+              <w:t xml:space="preserve">45</w:t>
+            </w:r>
+          </w:p>
+        </w:tc>
+        <w:tc>
+          <w:tcPr>
+            <w:tcW w:type="dxa" w:w="2701"/>
+            <w:tcMar>
+              <w:top w:type="dxa" w:w="60"/>
+              <w:left w:type="dxa" w:w="100"/>
+              <w:bottom w:type="dxa" w:w="60"/>
+              <w:right w:type="dxa" w:w="100"/>
+            </w:tcMar>
+          </w:tcPr>
+          <w:p>
+            <w:pPr>
+              <w:spacing w:after="0" w:before="0" w:line="252"/>
+            </w:pPr>
+            <w:r>
+              <w:rPr>
+                <w:rFonts w:ascii="Calibri" w:cs="Calibri" w:eastAsia="Calibri" w:hAnsi="Calibri"/>
+                <w:sz w:val="18"/>
+                <w:szCs w:val="18"/>
+              </w:rPr>
+              <w:t xml:space="preserve">«Comentado y aprobado»</w:t>
+            </w:r>
+          </w:p>
+        </w:tc>
+        <w:tc>
+          <w:tcPr>
+            <w:tcW w:type="dxa" w:w="3736"/>
+            <w:tcMar>
+              <w:top w:type="dxa" w:w="60"/>
+              <w:left w:type="dxa" w:w="100"/>
+              <w:bottom w:type="dxa" w:w="60"/>
+              <w:right w:type="dxa" w:w="100"/>
+            </w:tcMar>
+          </w:tcPr>
+          <w:p>
+            <w:pPr>
+              <w:spacing w:after="0" w:before="0" w:line="252"/>
+            </w:pPr>
+            <w:r>
+              <w:rPr>
+                <w:rFonts w:ascii="Calibri" w:cs="Calibri" w:eastAsia="Calibri" w:hAnsi="Calibri"/>
+                <w:sz w:val="18"/>
+                <w:szCs w:val="18"/>
+              </w:rPr>
+              <w:t xml:space="preserve">Añade Spec Kit 1.1.0 (app#7) tras comprobar en una copia que no toca la constitución ni los permisos. Detecta su propio error: había propuesto rutas </w:t>
+            </w:r>
+            <w:r>
+              <w:rPr>
+                <w:rFonts w:ascii="Consolas" w:cs="Consolas" w:eastAsia="Consolas" w:hAnsi="Consolas"/>
+                <w:color w:val="2E3A36"/>
+                <w:sz w:val="16"/>
+                <w:szCs w:val="16"/>
+              </w:rPr>
+              <w:t xml:space="preserve">/v1</w:t>
+            </w:r>
+            <w:r>
+              <w:rPr>
+                <w:rFonts w:ascii="Calibri" w:cs="Calibri" w:eastAsia="Calibri" w:hAnsi="Calibri"/>
+                <w:sz w:val="18"/>
+                <w:szCs w:val="18"/>
+              </w:rPr>
+              <w:t xml:space="preserve"> cuando </w:t>
+            </w:r>
+            <w:r>
+              <w:rPr>
+                <w:rFonts w:ascii="Consolas" w:cs="Consolas" w:eastAsia="Consolas" w:hAnsi="Consolas"/>
+                <w:color w:val="2E3A36"/>
+                <w:sz w:val="16"/>
+                <w:szCs w:val="16"/>
+              </w:rPr>
+              <w:t xml:space="preserve">AGENTS.md</w:t>
+            </w:r>
+            <w:r>
+              <w:rPr>
+                <w:rFonts w:ascii="Calibri" w:cs="Calibri" w:eastAsia="Calibri" w:hAnsi="Calibri"/>
+                <w:sz w:val="18"/>
+                <w:szCs w:val="18"/>
+              </w:rPr>
+              <w:t xml:space="preserve"> exige </w:t>
+            </w:r>
+            <w:r>
+              <w:rPr>
+                <w:rFonts w:ascii="Consolas" w:cs="Consolas" w:eastAsia="Consolas" w:hAnsi="Consolas"/>
+                <w:color w:val="2E3A36"/>
+                <w:sz w:val="16"/>
+                <w:szCs w:val="16"/>
+              </w:rPr>
+              <w:t xml:space="preserve">/api/v1</w:t>
+            </w:r>
+            <w:r>
+              <w:rPr>
+                <w:rFonts w:ascii="Calibri" w:cs="Calibri" w:eastAsia="Calibri" w:hAnsi="Calibri"/>
+                <w:sz w:val="18"/>
+                <w:szCs w:val="18"/>
+              </w:rPr>
+              <w:t xml:space="preserve">, y pide corregir el comentario</w:t>
+            </w:r>
+          </w:p>
+        </w:tc>
+        <w:tc>
+          <w:tcPr>
+            <w:tcW w:type="dxa" w:w="1933"/>
+            <w:tcMar>
+              <w:top w:type="dxa" w:w="60"/>
+              <w:left w:type="dxa" w:w="100"/>
+              <w:bottom w:type="dxa" w:w="60"/>
+              <w:right w:type="dxa" w:w="100"/>
+            </w:tcMar>
+          </w:tcPr>
+          <w:p>
+            <w:pPr>
+              <w:spacing w:after="0" w:before="0" w:line="252"/>
+            </w:pPr>
+            <w:r>
+              <w:rPr>
+                <w:rFonts w:ascii="Calibri" w:cs="Calibri" w:eastAsia="Calibri" w:hAnsi="Calibri"/>
+                <w:sz w:val="18"/>
+                <w:szCs w:val="18"/>
+              </w:rPr>
+              <w:t xml:space="preserve">Spec Kit en el repo; ruta corregida</w:t>
+            </w:r>
+          </w:p>
+        </w:tc>
+      </w:tr>
+      <w:tr>
+        <w:trPr>
+          <w:cantSplit/>
+        </w:trPr>
+        <w:tc>
+          <w:tcPr>
+            <w:tcW w:type="dxa" w:w="700"/>
+            <w:tcMar>
+              <w:top w:type="dxa" w:w="60"/>
+              <w:left w:type="dxa" w:w="100"/>
+              <w:bottom w:type="dxa" w:w="60"/>
+              <w:right w:type="dxa" w:w="100"/>
+            </w:tcMar>
+          </w:tcPr>
+          <w:p>
+            <w:pPr>
+              <w:spacing w:after="0" w:before="0" w:line="252"/>
+            </w:pPr>
+            <w:r>
+              <w:rPr>
+                <w:rFonts w:ascii="Calibri" w:cs="Calibri" w:eastAsia="Calibri" w:hAnsi="Calibri"/>
+                <w:sz w:val="18"/>
+                <w:szCs w:val="18"/>
+              </w:rPr>
+              <w:t xml:space="preserve">46</w:t>
+            </w:r>
+          </w:p>
+        </w:tc>
+        <w:tc>
+          <w:tcPr>
+            <w:tcW w:type="dxa" w:w="2701"/>
+            <w:tcMar>
+              <w:top w:type="dxa" w:w="60"/>
+              <w:left w:type="dxa" w:w="100"/>
+              <w:bottom w:type="dxa" w:w="60"/>
+              <w:right w:type="dxa" w:w="100"/>
+            </w:tcMar>
+          </w:tcPr>
+          <w:p>
+            <w:pPr>
+              <w:spacing w:after="0" w:before="0" w:line="252"/>
+            </w:pPr>
+            <w:r>
+              <w:rPr>
+                <w:rFonts w:ascii="Calibri" w:cs="Calibri" w:eastAsia="Calibri" w:hAnsi="Calibri"/>
+                <w:sz w:val="18"/>
+                <w:szCs w:val="18"/>
+              </w:rPr>
+              <w:t xml:space="preserve">Informe del agente: ningún comando arranca porque bubblewrap no puede crear </w:t>
+            </w:r>
+            <w:r>
+              <w:rPr>
+                <w:rFonts w:ascii="Calibri" w:cs="Calibri" w:eastAsia="Calibri" w:hAnsi="Calibri"/>
+                <w:i/>
+                <w:iCs/>
+                <w:sz w:val="18"/>
+                <w:szCs w:val="18"/>
+              </w:rPr>
+              <w:t xml:space="preserve">user namespaces</w:t>
+            </w:r>
+          </w:p>
+        </w:tc>
+        <w:tc>
+          <w:tcPr>
+            <w:tcW w:type="dxa" w:w="3736"/>
+            <w:tcMar>
+              <w:top w:type="dxa" w:w="60"/>
+              <w:left w:type="dxa" w:w="100"/>
+              <w:bottom w:type="dxa" w:w="60"/>
+              <w:right w:type="dxa" w:w="100"/>
+            </w:tcMar>
+          </w:tcPr>
+          <w:p>
+            <w:pPr>
+              <w:spacing w:after="0" w:before="0" w:line="252"/>
+            </w:pPr>
+            <w:r>
+              <w:rPr>
+                <w:rFonts w:ascii="Calibri" w:cs="Calibri" w:eastAsia="Calibri" w:hAnsi="Calibri"/>
+                <w:sz w:val="18"/>
+                <w:szCs w:val="18"/>
+              </w:rPr>
+              <w:t xml:space="preserve">Identifica el perfil seccomp de Docker como causa y abre app#8 con </w:t>
+            </w:r>
+            <w:r>
+              <w:rPr>
+                <w:rFonts w:ascii="Consolas" w:cs="Consolas" w:eastAsia="Consolas" w:hAnsi="Consolas"/>
+                <w:color w:val="2E3A36"/>
+                <w:sz w:val="16"/>
+                <w:szCs w:val="16"/>
+              </w:rPr>
+              <w:t xml:space="preserve">seccomp=unconfined</w:t>
+            </w:r>
+            <w:r>
+              <w:rPr>
+                <w:rFonts w:ascii="Calibri" w:cs="Calibri" w:eastAsia="Calibri" w:hAnsi="Calibri"/>
+                <w:sz w:val="18"/>
+                <w:szCs w:val="18"/>
+              </w:rPr>
+              <w:t xml:space="preserve"> y una comprobación. Descarta desactivar el sandbox</w:t>
+            </w:r>
+          </w:p>
+        </w:tc>
+        <w:tc>
+          <w:tcPr>
+            <w:tcW w:type="dxa" w:w="1933"/>
+            <w:tcMar>
+              <w:top w:type="dxa" w:w="60"/>
+              <w:left w:type="dxa" w:w="100"/>
+              <w:bottom w:type="dxa" w:w="60"/>
+              <w:right w:type="dxa" w:w="100"/>
+            </w:tcMar>
+          </w:tcPr>
+          <w:p>
+            <w:pPr>
+              <w:spacing w:after="0" w:before="0" w:line="252"/>
+            </w:pPr>
+            <w:r>
+              <w:rPr>
+                <w:rFonts w:ascii="Calibri" w:cs="Calibri" w:eastAsia="Calibri" w:hAnsi="Calibri"/>
+                <w:sz w:val="18"/>
+                <w:szCs w:val="18"/>
+              </w:rPr>
+              <w:t xml:space="preserve">Sandbox operativo</w:t>
+            </w:r>
+          </w:p>
+        </w:tc>
+      </w:tr>
+      <w:tr>
+        <w:trPr>
+          <w:cantSplit/>
+        </w:trPr>
+        <w:tc>
+          <w:tcPr>
+            <w:tcW w:type="dxa" w:w="700"/>
+            <w:tcMar>
+              <w:top w:type="dxa" w:w="60"/>
+              <w:left w:type="dxa" w:w="100"/>
+              <w:bottom w:type="dxa" w:w="60"/>
+              <w:right w:type="dxa" w:w="100"/>
+            </w:tcMar>
+          </w:tcPr>
+          <w:p>
+            <w:pPr>
+              <w:spacing w:after="0" w:before="0" w:line="252"/>
+            </w:pPr>
+            <w:r>
+              <w:rPr>
+                <w:rFonts w:ascii="Calibri" w:cs="Calibri" w:eastAsia="Calibri" w:hAnsi="Calibri"/>
+                <w:sz w:val="18"/>
+                <w:szCs w:val="18"/>
+              </w:rPr>
+              <w:t xml:space="preserve">47</w:t>
+            </w:r>
+          </w:p>
+        </w:tc>
+        <w:tc>
+          <w:tcPr>
+            <w:tcW w:type="dxa" w:w="2701"/>
+            <w:tcMar>
+              <w:top w:type="dxa" w:w="60"/>
+              <w:left w:type="dxa" w:w="100"/>
+              <w:bottom w:type="dxa" w:w="60"/>
+              <w:right w:type="dxa" w:w="100"/>
+            </w:tcMar>
+          </w:tcPr>
+          <w:p>
+            <w:pPr>
+              <w:spacing w:after="0" w:before="0" w:line="252"/>
+            </w:pPr>
+            <w:r>
+              <w:rPr>
+                <w:rFonts w:ascii="Calibri" w:cs="Calibri" w:eastAsia="Calibri" w:hAnsi="Calibri"/>
+                <w:sz w:val="18"/>
+                <w:szCs w:val="18"/>
+              </w:rPr>
+              <w:t xml:space="preserve">«Ya se ha ejecutado y ha creado una PR»</w:t>
+            </w:r>
+          </w:p>
+        </w:tc>
+        <w:tc>
+          <w:tcPr>
+            <w:tcW w:type="dxa" w:w="3736"/>
+            <w:tcMar>
+              <w:top w:type="dxa" w:w="60"/>
+              <w:left w:type="dxa" w:w="100"/>
+              <w:bottom w:type="dxa" w:w="60"/>
+              <w:right w:type="dxa" w:w="100"/>
+            </w:tcMar>
+          </w:tcPr>
+          <w:p>
+            <w:pPr>
+              <w:spacing w:after="0" w:before="0" w:line="252"/>
+            </w:pPr>
+            <w:r>
+              <w:rPr>
+                <w:rFonts w:ascii="Calibri" w:cs="Calibri" w:eastAsia="Calibri" w:hAnsi="Calibri"/>
+                <w:sz w:val="18"/>
+                <w:szCs w:val="18"/>
+              </w:rPr>
+              <w:t xml:space="preserve">Revisa el PR #9 frente al issue y la constitución; propone que el esqueleto lo cree la tarea 5</w:t>
+            </w:r>
+          </w:p>
+        </w:tc>
+        <w:tc>
+          <w:tcPr>
+            <w:tcW w:type="dxa" w:w="1933"/>
+            <w:tcMar>
+              <w:top w:type="dxa" w:w="60"/>
+              <w:left w:type="dxa" w:w="100"/>
+              <w:bottom w:type="dxa" w:w="60"/>
+              <w:right w:type="dxa" w:w="100"/>
+            </w:tcMar>
+          </w:tcPr>
+          <w:p>
+            <w:pPr>
+              <w:spacing w:after="0" w:before="0" w:line="252"/>
+            </w:pPr>
+            <w:r>
+              <w:rPr>
+                <w:rFonts w:ascii="Calibri" w:cs="Calibri" w:eastAsia="Calibri" w:hAnsi="Calibri"/>
+                <w:sz w:val="18"/>
+                <w:szCs w:val="18"/>
+              </w:rPr>
+              <w:t xml:space="preserve">Spec aprobada por revisión normal</w:t>
+            </w:r>
+          </w:p>
+        </w:tc>
+      </w:tr>
+      <w:tr>
+        <w:trPr>
+          <w:cantSplit/>
+        </w:trPr>
+        <w:tc>
+          <w:tcPr>
+            <w:tcW w:type="dxa" w:w="700"/>
+            <w:tcMar>
+              <w:top w:type="dxa" w:w="60"/>
+              <w:left w:type="dxa" w:w="100"/>
+              <w:bottom w:type="dxa" w:w="60"/>
+              <w:right w:type="dxa" w:w="100"/>
+            </w:tcMar>
+          </w:tcPr>
+          <w:p>
+            <w:pPr>
+              <w:spacing w:after="0" w:before="0" w:line="252"/>
+            </w:pPr>
+            <w:r>
+              <w:rPr>
+                <w:rFonts w:ascii="Calibri" w:cs="Calibri" w:eastAsia="Calibri" w:hAnsi="Calibri"/>
+                <w:sz w:val="18"/>
+                <w:szCs w:val="18"/>
+              </w:rPr>
+              <w:t xml:space="preserve">48</w:t>
+            </w:r>
+          </w:p>
+        </w:tc>
+        <w:tc>
+          <w:tcPr>
+            <w:tcW w:type="dxa" w:w="2701"/>
+            <w:tcMar>
+              <w:top w:type="dxa" w:w="60"/>
+              <w:left w:type="dxa" w:w="100"/>
+              <w:bottom w:type="dxa" w:w="60"/>
+              <w:right w:type="dxa" w:w="100"/>
+            </w:tcMar>
+          </w:tcPr>
+          <w:p>
+            <w:pPr>
+              <w:spacing w:after="0" w:before="0" w:line="252"/>
+            </w:pPr>
+            <w:r>
+              <w:rPr>
+                <w:rFonts w:ascii="Calibri" w:cs="Calibri" w:eastAsia="Calibri" w:hAnsi="Calibri"/>
+                <w:sz w:val="18"/>
+                <w:szCs w:val="18"/>
+              </w:rPr>
+              <w:t xml:space="preserve">«Merged»</w:t>
+            </w:r>
+          </w:p>
+        </w:tc>
+        <w:tc>
+          <w:tcPr>
+            <w:tcW w:type="dxa" w:w="3736"/>
+            <w:tcMar>
+              <w:top w:type="dxa" w:w="60"/>
+              <w:left w:type="dxa" w:w="100"/>
+              <w:bottom w:type="dxa" w:w="60"/>
+              <w:right w:type="dxa" w:w="100"/>
+            </w:tcMar>
+          </w:tcPr>
+          <w:p>
+            <w:pPr>
+              <w:spacing w:after="0" w:before="0" w:line="252"/>
+            </w:pPr>
+            <w:r>
+              <w:rPr>
+                <w:rFonts w:ascii="Calibri" w:cs="Calibri" w:eastAsia="Calibri" w:hAnsi="Calibri"/>
+                <w:sz w:val="18"/>
+                <w:szCs w:val="18"/>
+              </w:rPr>
+              <w:t xml:space="preserve">Cierra la tarea 4: bitácora, panel y memoria</w:t>
+            </w:r>
+          </w:p>
+        </w:tc>
+        <w:tc>
+          <w:tcPr>
+            <w:tcW w:type="dxa" w:w="1933"/>
+            <w:tcMar>
+              <w:top w:type="dxa" w:w="60"/>
+              <w:left w:type="dxa" w:w="100"/>
+              <w:bottom w:type="dxa" w:w="60"/>
+              <w:right w:type="dxa" w:w="100"/>
+            </w:tcMar>
+          </w:tcPr>
+          <w:p>
+            <w:pPr>
+              <w:spacing w:after="0" w:before="0" w:line="252"/>
+            </w:pPr>
+            <w:r>
+              <w:rPr>
+                <w:rFonts w:ascii="Calibri" w:cs="Calibri" w:eastAsia="Calibri" w:hAnsi="Calibri"/>
+                <w:sz w:val="18"/>
+                <w:szCs w:val="18"/>
+              </w:rPr>
+              <w:t xml:space="preserve">Tarea 4 cerrada</w:t>
+            </w:r>
+          </w:p>
+        </w:tc>
+      </w:tr>
+    </w:tbl>
+    <w:p>
+      <w:pPr>
+        <w:spacing w:after="120"/>
+      </w:pPr>
+    </w:p>
+    <w:p>
+      <w:pPr>
         <w:pStyle w:val="Heading2"/>
         <w:keepNext/>
       </w:pPr>
@@ -18726,9 +20350,9 @@
         </w:tblBorders>
       </w:tblPr>
       <w:tblGrid>
-        <w:gridCol w:w="4746"/>
-        <w:gridCol w:w="2407"/>
-        <w:gridCol w:w="1917"/>
+        <w:gridCol w:w="4403"/>
+        <w:gridCol w:w="2384"/>
+        <w:gridCol w:w="2283"/>
       </w:tblGrid>
       <w:tr>
         <w:trPr>
@@ -18736,7 +20360,7 @@
         </w:trPr>
         <w:tc>
           <w:tcPr>
-            <w:tcW w:type="dxa" w:w="4746"/>
+            <w:tcW w:type="dxa" w:w="4403"/>
             <w:shd w:fill="E3EEEA" w:color="auto" w:val="clear"/>
             <w:tcMar>
               <w:top w:type="dxa" w:w="60"/>
@@ -18763,7 +20387,7 @@
         </w:tc>
         <w:tc>
           <w:tcPr>
-            <w:tcW w:type="dxa" w:w="2407"/>
+            <w:tcW w:type="dxa" w:w="2384"/>
             <w:shd w:fill="E3EEEA" w:color="auto" w:val="clear"/>
             <w:tcMar>
               <w:top w:type="dxa" w:w="60"/>
@@ -18790,7 +20414,7 @@
         </w:tc>
         <w:tc>
           <w:tcPr>
-            <w:tcW w:type="dxa" w:w="1917"/>
+            <w:tcW w:type="dxa" w:w="2283"/>
             <w:shd w:fill="E3EEEA" w:color="auto" w:val="clear"/>
             <w:tcMar>
               <w:top w:type="dxa" w:w="60"/>
@@ -18822,7 +20446,7 @@
         </w:trPr>
         <w:tc>
           <w:tcPr>
-            <w:tcW w:type="dxa" w:w="4746"/>
+            <w:tcW w:type="dxa" w:w="4403"/>
             <w:tcMar>
               <w:top w:type="dxa" w:w="60"/>
               <w:left w:type="dxa" w:w="100"/>
@@ -18846,7 +20470,7 @@
         </w:tc>
         <w:tc>
           <w:tcPr>
-            <w:tcW w:type="dxa" w:w="2407"/>
+            <w:tcW w:type="dxa" w:w="2384"/>
             <w:tcMar>
               <w:top w:type="dxa" w:w="60"/>
               <w:left w:type="dxa" w:w="100"/>
@@ -18870,7 +20494,7 @@
         </w:tc>
         <w:tc>
           <w:tcPr>
-            <w:tcW w:type="dxa" w:w="1917"/>
+            <w:tcW w:type="dxa" w:w="2283"/>
             <w:tcMar>
               <w:top w:type="dxa" w:w="60"/>
               <w:left w:type="dxa" w:w="100"/>
@@ -18899,7 +20523,7 @@
         </w:trPr>
         <w:tc>
           <w:tcPr>
-            <w:tcW w:type="dxa" w:w="4746"/>
+            <w:tcW w:type="dxa" w:w="4403"/>
             <w:tcMar>
               <w:top w:type="dxa" w:w="60"/>
               <w:left w:type="dxa" w:w="100"/>
@@ -18923,7 +20547,7 @@
         </w:tc>
         <w:tc>
           <w:tcPr>
-            <w:tcW w:type="dxa" w:w="2407"/>
+            <w:tcW w:type="dxa" w:w="2384"/>
             <w:tcMar>
               <w:top w:type="dxa" w:w="60"/>
               <w:left w:type="dxa" w:w="100"/>
@@ -18947,7 +20571,7 @@
         </w:tc>
         <w:tc>
           <w:tcPr>
-            <w:tcW w:type="dxa" w:w="1917"/>
+            <w:tcW w:type="dxa" w:w="2283"/>
             <w:tcMar>
               <w:top w:type="dxa" w:w="60"/>
               <w:left w:type="dxa" w:w="100"/>
@@ -18976,7 +20600,7 @@
         </w:trPr>
         <w:tc>
           <w:tcPr>
-            <w:tcW w:type="dxa" w:w="4746"/>
+            <w:tcW w:type="dxa" w:w="4403"/>
             <w:tcMar>
               <w:top w:type="dxa" w:w="60"/>
               <w:left w:type="dxa" w:w="100"/>
@@ -19009,7 +20633,7 @@
         </w:tc>
         <w:tc>
           <w:tcPr>
-            <w:tcW w:type="dxa" w:w="2407"/>
+            <w:tcW w:type="dxa" w:w="2384"/>
             <w:tcMar>
               <w:top w:type="dxa" w:w="60"/>
               <w:left w:type="dxa" w:w="100"/>
@@ -19033,7 +20657,7 @@
         </w:tc>
         <w:tc>
           <w:tcPr>
-            <w:tcW w:type="dxa" w:w="1917"/>
+            <w:tcW w:type="dxa" w:w="2283"/>
             <w:tcMar>
               <w:top w:type="dxa" w:w="60"/>
               <w:left w:type="dxa" w:w="100"/>
@@ -19062,7 +20686,7 @@
         </w:trPr>
         <w:tc>
           <w:tcPr>
-            <w:tcW w:type="dxa" w:w="4746"/>
+            <w:tcW w:type="dxa" w:w="4403"/>
             <w:tcMar>
               <w:top w:type="dxa" w:w="60"/>
               <w:left w:type="dxa" w:w="100"/>
@@ -19095,7 +20719,7 @@
         </w:tc>
         <w:tc>
           <w:tcPr>
-            <w:tcW w:type="dxa" w:w="2407"/>
+            <w:tcW w:type="dxa" w:w="2384"/>
             <w:tcMar>
               <w:top w:type="dxa" w:w="60"/>
               <w:left w:type="dxa" w:w="100"/>
@@ -19119,7 +20743,7 @@
         </w:tc>
         <w:tc>
           <w:tcPr>
-            <w:tcW w:type="dxa" w:w="1917"/>
+            <w:tcW w:type="dxa" w:w="2283"/>
             <w:tcMar>
               <w:top w:type="dxa" w:w="60"/>
               <w:left w:type="dxa" w:w="100"/>
@@ -19148,7 +20772,7 @@
         </w:trPr>
         <w:tc>
           <w:tcPr>
-            <w:tcW w:type="dxa" w:w="4746"/>
+            <w:tcW w:type="dxa" w:w="4403"/>
             <w:tcMar>
               <w:top w:type="dxa" w:w="60"/>
               <w:left w:type="dxa" w:w="100"/>
@@ -19181,7 +20805,7 @@
         </w:tc>
         <w:tc>
           <w:tcPr>
-            <w:tcW w:type="dxa" w:w="2407"/>
+            <w:tcW w:type="dxa" w:w="2384"/>
             <w:tcMar>
               <w:top w:type="dxa" w:w="60"/>
               <w:left w:type="dxa" w:w="100"/>
@@ -19205,7 +20829,7 @@
         </w:tc>
         <w:tc>
           <w:tcPr>
-            <w:tcW w:type="dxa" w:w="1917"/>
+            <w:tcW w:type="dxa" w:w="2283"/>
             <w:tcMar>
               <w:top w:type="dxa" w:w="60"/>
               <w:left w:type="dxa" w:w="100"/>
@@ -19224,6 +20848,100 @@
                 <w:szCs w:val="18"/>
               </w:rPr>
               <w:t xml:space="preserve">Bloqueado</w:t>
+            </w:r>
+          </w:p>
+        </w:tc>
+      </w:tr>
+      <w:tr>
+        <w:trPr>
+          <w:cantSplit/>
+        </w:trPr>
+        <w:tc>
+          <w:tcPr>
+            <w:tcW w:type="dxa" w:w="4403"/>
+            <w:tcMar>
+              <w:top w:type="dxa" w:w="60"/>
+              <w:left w:type="dxa" w:w="100"/>
+              <w:bottom w:type="dxa" w:w="60"/>
+              <w:right w:type="dxa" w:w="100"/>
+            </w:tcMar>
+          </w:tcPr>
+          <w:p>
+            <w:pPr>
+              <w:spacing w:after="0" w:before="0" w:line="252"/>
+            </w:pPr>
+            <w:r>
+              <w:rPr>
+                <w:rFonts w:ascii="Calibri" w:cs="Calibri" w:eastAsia="Calibri" w:hAnsi="Calibri"/>
+                <w:sz w:val="18"/>
+                <w:szCs w:val="18"/>
+              </w:rPr>
+              <w:t xml:space="preserve">Sandbox no disponible en el contenedor (tarea 4)</w:t>
+            </w:r>
+          </w:p>
+        </w:tc>
+        <w:tc>
+          <w:tcPr>
+            <w:tcW w:type="dxa" w:w="2384"/>
+            <w:tcMar>
+              <w:top w:type="dxa" w:w="60"/>
+              <w:left w:type="dxa" w:w="100"/>
+              <w:bottom w:type="dxa" w:w="60"/>
+              <w:right w:type="dxa" w:w="100"/>
+            </w:tcMar>
+          </w:tcPr>
+          <w:p>
+            <w:pPr>
+              <w:spacing w:after="0" w:before="0" w:line="252"/>
+            </w:pPr>
+            <w:r>
+              <w:rPr>
+                <w:rFonts w:ascii="Calibri" w:cs="Calibri" w:eastAsia="Calibri" w:hAnsi="Calibri"/>
+                <w:sz w:val="18"/>
+                <w:szCs w:val="18"/>
+              </w:rPr>
+              <w:t xml:space="preserve">5 · Sandbox (</w:t>
+            </w:r>
+            <w:r>
+              <w:rPr>
+                <w:rFonts w:ascii="Consolas" w:cs="Consolas" w:eastAsia="Consolas" w:hAnsi="Consolas"/>
+                <w:color w:val="2E3A36"/>
+                <w:sz w:val="16"/>
+                <w:szCs w:val="16"/>
+              </w:rPr>
+              <w:t xml:space="preserve">failIfUnavailable</w:t>
+            </w:r>
+            <w:r>
+              <w:rPr>
+                <w:rFonts w:ascii="Calibri" w:cs="Calibri" w:eastAsia="Calibri" w:hAnsi="Calibri"/>
+                <w:sz w:val="18"/>
+                <w:szCs w:val="18"/>
+              </w:rPr>
+              <w:t xml:space="preserve">)</w:t>
+            </w:r>
+          </w:p>
+        </w:tc>
+        <w:tc>
+          <w:tcPr>
+            <w:tcW w:type="dxa" w:w="2283"/>
+            <w:tcMar>
+              <w:top w:type="dxa" w:w="60"/>
+              <w:left w:type="dxa" w:w="100"/>
+              <w:bottom w:type="dxa" w:w="60"/>
+              <w:right w:type="dxa" w:w="100"/>
+            </w:tcMar>
+          </w:tcPr>
+          <w:p>
+            <w:pPr>
+              <w:spacing w:after="0" w:before="0" w:line="252"/>
+            </w:pPr>
+            <w:r>
+              <w:rPr>
+                <w:rFonts w:ascii="Calibri" w:cs="Calibri" w:eastAsia="Calibri" w:hAnsi="Calibri"/>
+                <w:sz w:val="18"/>
+                <w:szCs w:val="18"/>
+              </w:rPr>
+              <w:t xml:space="preserve">Ningún comando se ejecuta; el agente no busca rodeos</w:t>
             </w:r>
           </w:p>
         </w:tc>
@@ -19847,10 +21565,10 @@
         </w:tblBorders>
       </w:tblPr>
       <w:tblGrid>
-        <w:gridCol w:w="1903"/>
-        <w:gridCol w:w="1814"/>
-        <w:gridCol w:w="1932"/>
-        <w:gridCol w:w="3421"/>
+        <w:gridCol w:w="1885"/>
+        <w:gridCol w:w="1850"/>
+        <w:gridCol w:w="1963"/>
+        <w:gridCol w:w="3372"/>
       </w:tblGrid>
       <w:tr>
         <w:trPr>
@@ -19858,7 +21576,7 @@
         </w:trPr>
         <w:tc>
           <w:tcPr>
-            <w:tcW w:type="dxa" w:w="1903"/>
+            <w:tcW w:type="dxa" w:w="1885"/>
             <w:shd w:fill="E3EEEA" w:color="auto" w:val="clear"/>
             <w:tcMar>
               <w:top w:type="dxa" w:w="60"/>
@@ -19885,7 +21603,7 @@
         </w:tc>
         <w:tc>
           <w:tcPr>
-            <w:tcW w:type="dxa" w:w="1814"/>
+            <w:tcW w:type="dxa" w:w="1850"/>
             <w:shd w:fill="E3EEEA" w:color="auto" w:val="clear"/>
             <w:tcMar>
               <w:top w:type="dxa" w:w="60"/>
@@ -19912,7 +21630,7 @@
         </w:tc>
         <w:tc>
           <w:tcPr>
-            <w:tcW w:type="dxa" w:w="1932"/>
+            <w:tcW w:type="dxa" w:w="1963"/>
             <w:shd w:fill="E3EEEA" w:color="auto" w:val="clear"/>
             <w:tcMar>
               <w:top w:type="dxa" w:w="60"/>
@@ -19939,7 +21657,7 @@
         </w:tc>
         <w:tc>
           <w:tcPr>
-            <w:tcW w:type="dxa" w:w="3421"/>
+            <w:tcW w:type="dxa" w:w="3372"/>
             <w:shd w:fill="E3EEEA" w:color="auto" w:val="clear"/>
             <w:tcMar>
               <w:top w:type="dxa" w:w="60"/>
@@ -19971,7 +21689,7 @@
         </w:trPr>
         <w:tc>
           <w:tcPr>
-            <w:tcW w:type="dxa" w:w="1903"/>
+            <w:tcW w:type="dxa" w:w="1885"/>
             <w:tcMar>
               <w:top w:type="dxa" w:w="60"/>
               <w:left w:type="dxa" w:w="100"/>
@@ -20012,7 +21730,7 @@
         </w:tc>
         <w:tc>
           <w:tcPr>
-            <w:tcW w:type="dxa" w:w="1814"/>
+            <w:tcW w:type="dxa" w:w="1850"/>
             <w:tcMar>
               <w:top w:type="dxa" w:w="60"/>
               <w:left w:type="dxa" w:w="100"/>
@@ -20045,7 +21763,7 @@
         </w:tc>
         <w:tc>
           <w:tcPr>
-            <w:tcW w:type="dxa" w:w="1932"/>
+            <w:tcW w:type="dxa" w:w="1963"/>
             <w:tcMar>
               <w:top w:type="dxa" w:w="60"/>
               <w:left w:type="dxa" w:w="100"/>
@@ -20078,7 +21796,7 @@
         </w:tc>
         <w:tc>
           <w:tcPr>
-            <w:tcW w:type="dxa" w:w="3421"/>
+            <w:tcW w:type="dxa" w:w="3372"/>
             <w:tcMar>
               <w:top w:type="dxa" w:w="60"/>
               <w:left w:type="dxa" w:w="100"/>
@@ -20107,7 +21825,7 @@
         </w:trPr>
         <w:tc>
           <w:tcPr>
-            <w:tcW w:type="dxa" w:w="1903"/>
+            <w:tcW w:type="dxa" w:w="1885"/>
             <w:tcMar>
               <w:top w:type="dxa" w:w="60"/>
               <w:left w:type="dxa" w:w="100"/>
@@ -20131,7 +21849,7 @@
         </w:tc>
         <w:tc>
           <w:tcPr>
-            <w:tcW w:type="dxa" w:w="1814"/>
+            <w:tcW w:type="dxa" w:w="1850"/>
             <w:tcMar>
               <w:top w:type="dxa" w:w="60"/>
               <w:left w:type="dxa" w:w="100"/>
@@ -20155,7 +21873,7 @@
         </w:tc>
         <w:tc>
           <w:tcPr>
-            <w:tcW w:type="dxa" w:w="1932"/>
+            <w:tcW w:type="dxa" w:w="1963"/>
             <w:tcMar>
               <w:top w:type="dxa" w:w="60"/>
               <w:left w:type="dxa" w:w="100"/>
@@ -20179,7 +21897,7 @@
         </w:tc>
         <w:tc>
           <w:tcPr>
-            <w:tcW w:type="dxa" w:w="3421"/>
+            <w:tcW w:type="dxa" w:w="3372"/>
             <w:tcMar>
               <w:top w:type="dxa" w:w="60"/>
               <w:left w:type="dxa" w:w="100"/>
@@ -20208,7 +21926,7 @@
         </w:trPr>
         <w:tc>
           <w:tcPr>
-            <w:tcW w:type="dxa" w:w="1903"/>
+            <w:tcW w:type="dxa" w:w="1885"/>
             <w:tcMar>
               <w:top w:type="dxa" w:w="60"/>
               <w:left w:type="dxa" w:w="100"/>
@@ -20232,7 +21950,7 @@
         </w:tc>
         <w:tc>
           <w:tcPr>
-            <w:tcW w:type="dxa" w:w="1814"/>
+            <w:tcW w:type="dxa" w:w="1850"/>
             <w:tcMar>
               <w:top w:type="dxa" w:w="60"/>
               <w:left w:type="dxa" w:w="100"/>
@@ -20256,7 +21974,7 @@
         </w:tc>
         <w:tc>
           <w:tcPr>
-            <w:tcW w:type="dxa" w:w="1932"/>
+            <w:tcW w:type="dxa" w:w="1963"/>
             <w:tcMar>
               <w:top w:type="dxa" w:w="60"/>
               <w:left w:type="dxa" w:w="100"/>
@@ -20280,7 +21998,7 @@
         </w:tc>
         <w:tc>
           <w:tcPr>
-            <w:tcW w:type="dxa" w:w="3421"/>
+            <w:tcW w:type="dxa" w:w="3372"/>
             <w:tcMar>
               <w:top w:type="dxa" w:w="60"/>
               <w:left w:type="dxa" w:w="100"/>
@@ -20309,7 +22027,7 @@
         </w:trPr>
         <w:tc>
           <w:tcPr>
-            <w:tcW w:type="dxa" w:w="1903"/>
+            <w:tcW w:type="dxa" w:w="1885"/>
             <w:tcMar>
               <w:top w:type="dxa" w:w="60"/>
               <w:left w:type="dxa" w:w="100"/>
@@ -20333,7 +22051,7 @@
         </w:tc>
         <w:tc>
           <w:tcPr>
-            <w:tcW w:type="dxa" w:w="1814"/>
+            <w:tcW w:type="dxa" w:w="1850"/>
             <w:tcMar>
               <w:top w:type="dxa" w:w="60"/>
               <w:left w:type="dxa" w:w="100"/>
@@ -20357,7 +22075,7 @@
         </w:tc>
         <w:tc>
           <w:tcPr>
-            <w:tcW w:type="dxa" w:w="1932"/>
+            <w:tcW w:type="dxa" w:w="1963"/>
             <w:tcMar>
               <w:top w:type="dxa" w:w="60"/>
               <w:left w:type="dxa" w:w="100"/>
@@ -20381,7 +22099,7 @@
         </w:tc>
         <w:tc>
           <w:tcPr>
-            <w:tcW w:type="dxa" w:w="3421"/>
+            <w:tcW w:type="dxa" w:w="3372"/>
             <w:tcMar>
               <w:top w:type="dxa" w:w="60"/>
               <w:left w:type="dxa" w:w="100"/>
@@ -20410,7 +22128,7 @@
         </w:trPr>
         <w:tc>
           <w:tcPr>
-            <w:tcW w:type="dxa" w:w="1903"/>
+            <w:tcW w:type="dxa" w:w="1885"/>
             <w:tcMar>
               <w:top w:type="dxa" w:w="60"/>
               <w:left w:type="dxa" w:w="100"/>
@@ -20434,7 +22152,7 @@
         </w:tc>
         <w:tc>
           <w:tcPr>
-            <w:tcW w:type="dxa" w:w="1814"/>
+            <w:tcW w:type="dxa" w:w="1850"/>
             <w:tcMar>
               <w:top w:type="dxa" w:w="60"/>
               <w:left w:type="dxa" w:w="100"/>
@@ -20467,7 +22185,7 @@
         </w:tc>
         <w:tc>
           <w:tcPr>
-            <w:tcW w:type="dxa" w:w="1932"/>
+            <w:tcW w:type="dxa" w:w="1963"/>
             <w:tcMar>
               <w:top w:type="dxa" w:w="60"/>
               <w:left w:type="dxa" w:w="100"/>
@@ -20491,7 +22209,7 @@
         </w:tc>
         <w:tc>
           <w:tcPr>
-            <w:tcW w:type="dxa" w:w="3421"/>
+            <w:tcW w:type="dxa" w:w="3372"/>
             <w:tcMar>
               <w:top w:type="dxa" w:w="60"/>
               <w:left w:type="dxa" w:w="100"/>
@@ -20520,7 +22238,7 @@
         </w:trPr>
         <w:tc>
           <w:tcPr>
-            <w:tcW w:type="dxa" w:w="1903"/>
+            <w:tcW w:type="dxa" w:w="1885"/>
             <w:tcMar>
               <w:top w:type="dxa" w:w="60"/>
               <w:left w:type="dxa" w:w="100"/>
@@ -20544,7 +22262,7 @@
         </w:tc>
         <w:tc>
           <w:tcPr>
-            <w:tcW w:type="dxa" w:w="1814"/>
+            <w:tcW w:type="dxa" w:w="1850"/>
             <w:tcMar>
               <w:top w:type="dxa" w:w="60"/>
               <w:left w:type="dxa" w:w="100"/>
@@ -20568,7 +22286,7 @@
         </w:tc>
         <w:tc>
           <w:tcPr>
-            <w:tcW w:type="dxa" w:w="1932"/>
+            <w:tcW w:type="dxa" w:w="1963"/>
             <w:tcMar>
               <w:top w:type="dxa" w:w="60"/>
               <w:left w:type="dxa" w:w="100"/>
@@ -20592,7 +22310,7 @@
         </w:tc>
         <w:tc>
           <w:tcPr>
-            <w:tcW w:type="dxa" w:w="3421"/>
+            <w:tcW w:type="dxa" w:w="3372"/>
             <w:tcMar>
               <w:top w:type="dxa" w:w="60"/>
               <w:left w:type="dxa" w:w="100"/>
@@ -20611,6 +22329,262 @@
                 <w:szCs w:val="18"/>
               </w:rPr>
               <w:t xml:space="preserve">Los metadatos de la respuesta (coste 0) bastan para el diagnóstico</w:t>
+            </w:r>
+          </w:p>
+        </w:tc>
+      </w:tr>
+      <w:tr>
+        <w:trPr>
+          <w:cantSplit/>
+        </w:trPr>
+        <w:tc>
+          <w:tcPr>
+            <w:tcW w:type="dxa" w:w="1885"/>
+            <w:tcMar>
+              <w:top w:type="dxa" w:w="60"/>
+              <w:left w:type="dxa" w:w="100"/>
+              <w:bottom w:type="dxa" w:w="60"/>
+              <w:right w:type="dxa" w:w="100"/>
+            </w:tcMar>
+          </w:tcPr>
+          <w:p>
+            <w:pPr>
+              <w:spacing w:after="0" w:before="0" w:line="252"/>
+            </w:pPr>
+            <w:r>
+              <w:rPr>
+                <w:rFonts w:ascii="Calibri" w:cs="Calibri" w:eastAsia="Calibri" w:hAnsi="Calibri"/>
+                <w:sz w:val="18"/>
+                <w:szCs w:val="18"/>
+              </w:rPr>
+              <w:t xml:space="preserve">Rutas </w:t>
+            </w:r>
+            <w:r>
+              <w:rPr>
+                <w:rFonts w:ascii="Consolas" w:cs="Consolas" w:eastAsia="Consolas" w:hAnsi="Consolas"/>
+                <w:color w:val="2E3A36"/>
+                <w:sz w:val="16"/>
+                <w:szCs w:val="16"/>
+              </w:rPr>
+              <w:t xml:space="preserve">/v1</w:t>
+            </w:r>
+            <w:r>
+              <w:rPr>
+                <w:rFonts w:ascii="Calibri" w:cs="Calibri" w:eastAsia="Calibri" w:hAnsi="Calibri"/>
+                <w:sz w:val="18"/>
+                <w:szCs w:val="18"/>
+              </w:rPr>
+              <w:t xml:space="preserve"> en la respuesta al issue</w:t>
+            </w:r>
+          </w:p>
+        </w:tc>
+        <w:tc>
+          <w:tcPr>
+            <w:tcW w:type="dxa" w:w="1850"/>
+            <w:tcMar>
+              <w:top w:type="dxa" w:w="60"/>
+              <w:left w:type="dxa" w:w="100"/>
+              <w:bottom w:type="dxa" w:w="60"/>
+              <w:right w:type="dxa" w:w="100"/>
+            </w:tcMar>
+          </w:tcPr>
+          <w:p>
+            <w:pPr>
+              <w:spacing w:after="0" w:before="0" w:line="252"/>
+            </w:pPr>
+            <w:r>
+              <w:rPr>
+                <w:rFonts w:ascii="Calibri" w:cs="Calibri" w:eastAsia="Calibri" w:hAnsi="Calibri"/>
+                <w:sz w:val="18"/>
+                <w:szCs w:val="18"/>
+              </w:rPr>
+              <w:t xml:space="preserve">Error del asistente al redactarla</w:t>
+            </w:r>
+          </w:p>
+        </w:tc>
+        <w:tc>
+          <w:tcPr>
+            <w:tcW w:type="dxa" w:w="1963"/>
+            <w:tcMar>
+              <w:top w:type="dxa" w:w="60"/>
+              <w:left w:type="dxa" w:w="100"/>
+              <w:bottom w:type="dxa" w:w="60"/>
+              <w:right w:type="dxa" w:w="100"/>
+            </w:tcMar>
+          </w:tcPr>
+          <w:p>
+            <w:pPr>
+              <w:spacing w:after="0" w:before="0" w:line="252"/>
+            </w:pPr>
+            <w:r>
+              <w:rPr>
+                <w:rFonts w:ascii="Calibri" w:cs="Calibri" w:eastAsia="Calibri" w:hAnsi="Calibri"/>
+                <w:sz w:val="18"/>
+                <w:szCs w:val="18"/>
+              </w:rPr>
+              <w:t xml:space="preserve">Corregir el comentario a </w:t>
+            </w:r>
+            <w:r>
+              <w:rPr>
+                <w:rFonts w:ascii="Consolas" w:cs="Consolas" w:eastAsia="Consolas" w:hAnsi="Consolas"/>
+                <w:color w:val="2E3A36"/>
+                <w:sz w:val="16"/>
+                <w:szCs w:val="16"/>
+              </w:rPr>
+              <w:t xml:space="preserve">/api/v1</w:t>
+            </w:r>
+          </w:p>
+        </w:tc>
+        <w:tc>
+          <w:tcPr>
+            <w:tcW w:type="dxa" w:w="3372"/>
+            <w:tcMar>
+              <w:top w:type="dxa" w:w="60"/>
+              <w:left w:type="dxa" w:w="100"/>
+              <w:bottom w:type="dxa" w:w="60"/>
+              <w:right w:type="dxa" w:w="100"/>
+            </w:tcMar>
+          </w:tcPr>
+          <w:p>
+            <w:pPr>
+              <w:spacing w:after="0" w:before="0" w:line="252"/>
+            </w:pPr>
+            <w:r>
+              <w:rPr>
+                <w:rFonts w:ascii="Calibri" w:cs="Calibri" w:eastAsia="Calibri" w:hAnsi="Calibri"/>
+                <w:sz w:val="18"/>
+                <w:szCs w:val="18"/>
+              </w:rPr>
+              <w:t xml:space="preserve">Las respuestas a una petición deben contrastarse con </w:t>
+            </w:r>
+            <w:r>
+              <w:rPr>
+                <w:rFonts w:ascii="Consolas" w:cs="Consolas" w:eastAsia="Consolas" w:hAnsi="Consolas"/>
+                <w:color w:val="2E3A36"/>
+                <w:sz w:val="16"/>
+                <w:szCs w:val="16"/>
+              </w:rPr>
+              <w:t xml:space="preserve">AGENTS.md</w:t>
+            </w:r>
+          </w:p>
+        </w:tc>
+      </w:tr>
+      <w:tr>
+        <w:trPr>
+          <w:cantSplit/>
+        </w:trPr>
+        <w:tc>
+          <w:tcPr>
+            <w:tcW w:type="dxa" w:w="1885"/>
+            <w:tcMar>
+              <w:top w:type="dxa" w:w="60"/>
+              <w:left w:type="dxa" w:w="100"/>
+              <w:bottom w:type="dxa" w:w="60"/>
+              <w:right w:type="dxa" w:w="100"/>
+            </w:tcMar>
+          </w:tcPr>
+          <w:p>
+            <w:pPr>
+              <w:spacing w:after="0" w:before="0" w:line="252"/>
+            </w:pPr>
+            <w:r>
+              <w:rPr>
+                <w:rFonts w:ascii="Calibri" w:cs="Calibri" w:eastAsia="Calibri" w:hAnsi="Calibri"/>
+                <w:sz w:val="18"/>
+                <w:szCs w:val="18"/>
+              </w:rPr>
+              <w:t xml:space="preserve">Sandbox sin </w:t>
+            </w:r>
+            <w:r>
+              <w:rPr>
+                <w:rFonts w:ascii="Calibri" w:cs="Calibri" w:eastAsia="Calibri" w:hAnsi="Calibri"/>
+                <w:i/>
+                <w:iCs/>
+                <w:sz w:val="18"/>
+                <w:szCs w:val="18"/>
+              </w:rPr>
+              <w:t xml:space="preserve">user namespaces</w:t>
+            </w:r>
+          </w:p>
+        </w:tc>
+        <w:tc>
+          <w:tcPr>
+            <w:tcW w:type="dxa" w:w="1850"/>
+            <w:tcMar>
+              <w:top w:type="dxa" w:w="60"/>
+              <w:left w:type="dxa" w:w="100"/>
+              <w:bottom w:type="dxa" w:w="60"/>
+              <w:right w:type="dxa" w:w="100"/>
+            </w:tcMar>
+          </w:tcPr>
+          <w:p>
+            <w:pPr>
+              <w:spacing w:after="0" w:before="0" w:line="252"/>
+            </w:pPr>
+            <w:r>
+              <w:rPr>
+                <w:rFonts w:ascii="Calibri" w:cs="Calibri" w:eastAsia="Calibri" w:hAnsi="Calibri"/>
+                <w:sz w:val="18"/>
+                <w:szCs w:val="18"/>
+              </w:rPr>
+              <w:t xml:space="preserve">Perfil seccomp por defecto de Docker</w:t>
+            </w:r>
+          </w:p>
+        </w:tc>
+        <w:tc>
+          <w:tcPr>
+            <w:tcW w:type="dxa" w:w="1963"/>
+            <w:tcMar>
+              <w:top w:type="dxa" w:w="60"/>
+              <w:left w:type="dxa" w:w="100"/>
+              <w:bottom w:type="dxa" w:w="60"/>
+              <w:right w:type="dxa" w:w="100"/>
+            </w:tcMar>
+          </w:tcPr>
+          <w:p>
+            <w:pPr>
+              <w:spacing w:after="0" w:before="0" w:line="252"/>
+            </w:pPr>
+            <w:r>
+              <w:rPr>
+                <w:rFonts w:ascii="Consolas" w:cs="Consolas" w:eastAsia="Consolas" w:hAnsi="Consolas"/>
+                <w:color w:val="2E3A36"/>
+                <w:sz w:val="16"/>
+                <w:szCs w:val="16"/>
+              </w:rPr>
+              <w:t xml:space="preserve">seccomp=unconfined</w:t>
+            </w:r>
+            <w:r>
+              <w:rPr>
+                <w:rFonts w:ascii="Calibri" w:cs="Calibri" w:eastAsia="Calibri" w:hAnsi="Calibri"/>
+                <w:sz w:val="18"/>
+                <w:szCs w:val="18"/>
+              </w:rPr>
+              <w:t xml:space="preserve"> en el devcontainer</w:t>
+            </w:r>
+          </w:p>
+        </w:tc>
+        <w:tc>
+          <w:tcPr>
+            <w:tcW w:type="dxa" w:w="3372"/>
+            <w:tcMar>
+              <w:top w:type="dxa" w:w="60"/>
+              <w:left w:type="dxa" w:w="100"/>
+              <w:bottom w:type="dxa" w:w="60"/>
+              <w:right w:type="dxa" w:w="100"/>
+            </w:tcMar>
+          </w:tcPr>
+          <w:p>
+            <w:pPr>
+              <w:spacing w:after="0" w:before="0" w:line="252"/>
+            </w:pPr>
+            <w:r>
+              <w:rPr>
+                <w:rFonts w:ascii="Calibri" w:cs="Calibri" w:eastAsia="Calibri" w:hAnsi="Calibri"/>
+                <w:sz w:val="18"/>
+                <w:szCs w:val="18"/>
+              </w:rPr>
+              <w:t xml:space="preserve">Una capa sin probar en ejecución real puede estar rota; el fallo seguro lo hizo visible</w:t>
             </w:r>
           </w:p>
         </w:tc>
@@ -20646,8 +22620,8 @@
         </w:tblBorders>
       </w:tblPr>
       <w:tblGrid>
-        <w:gridCol w:w="4973"/>
-        <w:gridCol w:w="4097"/>
+        <w:gridCol w:w="4762"/>
+        <w:gridCol w:w="4308"/>
       </w:tblGrid>
       <w:tr>
         <w:trPr>
@@ -20655,7 +22629,7 @@
         </w:trPr>
         <w:tc>
           <w:tcPr>
-            <w:tcW w:type="dxa" w:w="4973"/>
+            <w:tcW w:type="dxa" w:w="4762"/>
             <w:shd w:fill="E3EEEA" w:color="auto" w:val="clear"/>
             <w:tcMar>
               <w:top w:type="dxa" w:w="60"/>
@@ -20682,7 +22656,7 @@
         </w:tc>
         <w:tc>
           <w:tcPr>
-            <w:tcW w:type="dxa" w:w="4097"/>
+            <w:tcW w:type="dxa" w:w="4308"/>
             <w:shd w:fill="E3EEEA" w:color="auto" w:val="clear"/>
             <w:tcMar>
               <w:top w:type="dxa" w:w="60"/>
@@ -20714,7 +22688,7 @@
         </w:trPr>
         <w:tc>
           <w:tcPr>
-            <w:tcW w:type="dxa" w:w="4973"/>
+            <w:tcW w:type="dxa" w:w="4762"/>
             <w:tcMar>
               <w:top w:type="dxa" w:w="60"/>
               <w:left w:type="dxa" w:w="100"/>
@@ -20738,25 +22712,25 @@
         </w:tc>
         <w:tc>
           <w:tcPr>
-            <w:tcW w:type="dxa" w:w="4097"/>
-            <w:tcMar>
-              <w:top w:type="dxa" w:w="60"/>
-              <w:left w:type="dxa" w:w="100"/>
-              <w:bottom w:type="dxa" w:w="60"/>
-              <w:right w:type="dxa" w:w="100"/>
-            </w:tcMar>
-          </w:tcPr>
-          <w:p>
-            <w:pPr>
-              <w:spacing w:after="0" w:before="0" w:line="252"/>
-            </w:pPr>
-            <w:r>
-              <w:rPr>
-                <w:rFonts w:ascii="Calibri" w:cs="Calibri" w:eastAsia="Calibri" w:hAnsi="Calibri"/>
-                <w:sz w:val="18"/>
-                <w:szCs w:val="18"/>
-              </w:rPr>
-              <w:t xml:space="preserve">4 de 17 (1, 2, 3 y A)</w:t>
+            <w:tcW w:type="dxa" w:w="4308"/>
+            <w:tcMar>
+              <w:top w:type="dxa" w:w="60"/>
+              <w:left w:type="dxa" w:w="100"/>
+              <w:bottom w:type="dxa" w:w="60"/>
+              <w:right w:type="dxa" w:w="100"/>
+            </w:tcMar>
+          </w:tcPr>
+          <w:p>
+            <w:pPr>
+              <w:spacing w:after="0" w:before="0" w:line="252"/>
+            </w:pPr>
+            <w:r>
+              <w:rPr>
+                <w:rFonts w:ascii="Calibri" w:cs="Calibri" w:eastAsia="Calibri" w:hAnsi="Calibri"/>
+                <w:sz w:val="18"/>
+                <w:szCs w:val="18"/>
+              </w:rPr>
+              <w:t xml:space="preserve">5 de 17 (1, 2, 3, A y 4)</w:t>
             </w:r>
           </w:p>
         </w:tc>
@@ -20767,7 +22741,7 @@
         </w:trPr>
         <w:tc>
           <w:tcPr>
-            <w:tcW w:type="dxa" w:w="4973"/>
+            <w:tcW w:type="dxa" w:w="4762"/>
             <w:tcMar>
               <w:top w:type="dxa" w:w="60"/>
               <w:left w:type="dxa" w:w="100"/>
@@ -20791,25 +22765,25 @@
         </w:tc>
         <w:tc>
           <w:tcPr>
-            <w:tcW w:type="dxa" w:w="4097"/>
-            <w:tcMar>
-              <w:top w:type="dxa" w:w="60"/>
-              <w:left w:type="dxa" w:w="100"/>
-              <w:bottom w:type="dxa" w:w="60"/>
-              <w:right w:type="dxa" w:w="100"/>
-            </w:tcMar>
-          </w:tcPr>
-          <w:p>
-            <w:pPr>
-              <w:spacing w:after="0" w:before="0" w:line="252"/>
-            </w:pPr>
-            <w:r>
-              <w:rPr>
-                <w:rFonts w:ascii="Calibri" w:cs="Calibri" w:eastAsia="Calibri" w:hAnsi="Calibri"/>
-                <w:sz w:val="18"/>
-                <w:szCs w:val="18"/>
-              </w:rPr>
-              <w:t xml:space="preserve">8 (4 en core y 4 en app), más la documentación</w:t>
+            <w:tcW w:type="dxa" w:w="4308"/>
+            <w:tcMar>
+              <w:top w:type="dxa" w:w="60"/>
+              <w:left w:type="dxa" w:w="100"/>
+              <w:bottom w:type="dxa" w:w="60"/>
+              <w:right w:type="dxa" w:w="100"/>
+            </w:tcMar>
+          </w:tcPr>
+          <w:p>
+            <w:pPr>
+              <w:spacing w:after="0" w:before="0" w:line="252"/>
+            </w:pPr>
+            <w:r>
+              <w:rPr>
+                <w:rFonts w:ascii="Calibri" w:cs="Calibri" w:eastAsia="Calibri" w:hAnsi="Calibri"/>
+                <w:sz w:val="18"/>
+                <w:szCs w:val="18"/>
+              </w:rPr>
+              <w:t xml:space="preserve">11 (4 en core y 7 en app, uno de ellos del agente), más la documentación</w:t>
             </w:r>
           </w:p>
         </w:tc>
@@ -20820,7 +22794,7 @@
         </w:trPr>
         <w:tc>
           <w:tcPr>
-            <w:tcW w:type="dxa" w:w="4973"/>
+            <w:tcW w:type="dxa" w:w="4762"/>
             <w:tcMar>
               <w:top w:type="dxa" w:w="60"/>
               <w:left w:type="dxa" w:w="100"/>
@@ -20844,7 +22818,7 @@
         </w:tc>
         <w:tc>
           <w:tcPr>
-            <w:tcW w:type="dxa" w:w="4097"/>
+            <w:tcW w:type="dxa" w:w="4308"/>
             <w:tcMar>
               <w:top w:type="dxa" w:w="60"/>
               <w:left w:type="dxa" w:w="100"/>
@@ -20873,7 +22847,7 @@
         </w:trPr>
         <w:tc>
           <w:tcPr>
-            <w:tcW w:type="dxa" w:w="4973"/>
+            <w:tcW w:type="dxa" w:w="4762"/>
             <w:tcMar>
               <w:top w:type="dxa" w:w="60"/>
               <w:left w:type="dxa" w:w="100"/>
@@ -20897,25 +22871,25 @@
         </w:tc>
         <w:tc>
           <w:tcPr>
-            <w:tcW w:type="dxa" w:w="4097"/>
-            <w:tcMar>
-              <w:top w:type="dxa" w:w="60"/>
-              <w:left w:type="dxa" w:w="100"/>
-              <w:bottom w:type="dxa" w:w="60"/>
-              <w:right w:type="dxa" w:w="100"/>
-            </w:tcMar>
-          </w:tcPr>
-          <w:p>
-            <w:pPr>
-              <w:spacing w:after="0" w:before="0" w:line="252"/>
-            </w:pPr>
-            <w:r>
-              <w:rPr>
-                <w:rFonts w:ascii="Calibri" w:cs="Calibri" w:eastAsia="Calibri" w:hAnsi="Calibri"/>
-                <w:sz w:val="18"/>
-                <w:szCs w:val="18"/>
-              </w:rPr>
-              <w:t xml:space="preserve">43</w:t>
+            <w:tcW w:type="dxa" w:w="4308"/>
+            <w:tcMar>
+              <w:top w:type="dxa" w:w="60"/>
+              <w:left w:type="dxa" w:w="100"/>
+              <w:bottom w:type="dxa" w:w="60"/>
+              <w:right w:type="dxa" w:w="100"/>
+            </w:tcMar>
+          </w:tcPr>
+          <w:p>
+            <w:pPr>
+              <w:spacing w:after="0" w:before="0" w:line="252"/>
+            </w:pPr>
+            <w:r>
+              <w:rPr>
+                <w:rFonts w:ascii="Calibri" w:cs="Calibri" w:eastAsia="Calibri" w:hAnsi="Calibri"/>
+                <w:sz w:val="18"/>
+                <w:szCs w:val="18"/>
+              </w:rPr>
+              <w:t xml:space="preserve">48</w:t>
             </w:r>
           </w:p>
         </w:tc>
@@ -20926,7 +22900,7 @@
         </w:trPr>
         <w:tc>
           <w:tcPr>
-            <w:tcW w:type="dxa" w:w="4973"/>
+            <w:tcW w:type="dxa" w:w="4762"/>
             <w:tcMar>
               <w:top w:type="dxa" w:w="60"/>
               <w:left w:type="dxa" w:w="100"/>
@@ -20950,25 +22924,25 @@
         </w:tc>
         <w:tc>
           <w:tcPr>
-            <w:tcW w:type="dxa" w:w="4097"/>
-            <w:tcMar>
-              <w:top w:type="dxa" w:w="60"/>
-              <w:left w:type="dxa" w:w="100"/>
-              <w:bottom w:type="dxa" w:w="60"/>
-              <w:right w:type="dxa" w:w="100"/>
-            </w:tcMar>
-          </w:tcPr>
-          <w:p>
-            <w:pPr>
-              <w:spacing w:after="0" w:before="0" w:line="252"/>
-            </w:pPr>
-            <w:r>
-              <w:rPr>
-                <w:rFonts w:ascii="Calibri" w:cs="Calibri" w:eastAsia="Calibri" w:hAnsi="Calibri"/>
-                <w:sz w:val="18"/>
-                <w:szCs w:val="18"/>
-              </w:rPr>
-              <w:t xml:space="preserve">10</w:t>
+            <w:tcW w:type="dxa" w:w="4308"/>
+            <w:tcMar>
+              <w:top w:type="dxa" w:w="60"/>
+              <w:left w:type="dxa" w:w="100"/>
+              <w:bottom w:type="dxa" w:w="60"/>
+              <w:right w:type="dxa" w:w="100"/>
+            </w:tcMar>
+          </w:tcPr>
+          <w:p>
+            <w:pPr>
+              <w:spacing w:after="0" w:before="0" w:line="252"/>
+            </w:pPr>
+            <w:r>
+              <w:rPr>
+                <w:rFonts w:ascii="Calibri" w:cs="Calibri" w:eastAsia="Calibri" w:hAnsi="Calibri"/>
+                <w:sz w:val="18"/>
+                <w:szCs w:val="18"/>
+              </w:rPr>
+              <w:t xml:space="preserve">11</w:t>
             </w:r>
           </w:p>
         </w:tc>
@@ -20979,7 +22953,7 @@
         </w:trPr>
         <w:tc>
           <w:tcPr>
-            <w:tcW w:type="dxa" w:w="4973"/>
+            <w:tcW w:type="dxa" w:w="4762"/>
             <w:tcMar>
               <w:top w:type="dxa" w:w="60"/>
               <w:left w:type="dxa" w:w="100"/>
@@ -21003,7 +22977,7 @@
         </w:tc>
         <w:tc>
           <w:tcPr>
-            <w:tcW w:type="dxa" w:w="4097"/>
+            <w:tcW w:type="dxa" w:w="4308"/>
             <w:tcMar>
               <w:top w:type="dxa" w:w="60"/>
               <w:left w:type="dxa" w:w="100"/>
@@ -21047,7 +23021,7 @@
           <w:sz w:val="21"/>
           <w:szCs w:val="21"/>
         </w:rPr>
-        <w:t xml:space="preserve">Este capítulo se ampliará con las iteraciones y pruebas de las tareas 4 a 12 y B a E.</w:t>
+        <w:t xml:space="preserve">Este capítulo se ampliará con las iteraciones y pruebas de las tareas 5 a 12 y B a E.</w:t>
       </w:r>
     </w:p>
     <w:p>
@@ -22025,6 +23999,236 @@
     </w:p>
     <w:p>
       <w:pPr>
+        <w:pStyle w:val="Heading3"/>
+        <w:keepNext/>
+      </w:pPr>
+      <w:r>
+        <w:rPr>
+          <w:rFonts w:ascii="Calibri" w:cs="Calibri" w:eastAsia="Calibri" w:hAnsi="Calibri"/>
+        </w:rPr>
+        <w:t xml:space="preserve">Tarea 4. Spec Kit y especificación</w:t>
+      </w:r>
+    </w:p>
+    <w:p>
+      <w:pPr>
+        <w:pStyle w:val="ListParagraph"/>
+        <w:numPr>
+          <w:ilvl w:val="0"/>
+          <w:numId w:val="9"/>
+        </w:numPr>
+        <w:spacing w:after="60"/>
+      </w:pPr>
+      <w:r>
+        <w:rPr>
+          <w:rFonts w:ascii="Calibri" w:cs="Calibri" w:eastAsia="Calibri" w:hAnsi="Calibri"/>
+        </w:rPr>
+        <w:t xml:space="preserve">Responder en el issue las preguntas abiertas del triage y añadir la etiqueta </w:t>
+      </w:r>
+      <w:r>
+        <w:rPr>
+          <w:rFonts w:ascii="Consolas" w:cs="Consolas" w:eastAsia="Consolas" w:hAnsi="Consolas"/>
+          <w:color w:val="2E3A36"/>
+          <w:sz w:val="20"/>
+          <w:szCs w:val="20"/>
+        </w:rPr>
+        <w:t xml:space="preserve">aprobado</w:t>
+      </w:r>
+      <w:r>
+        <w:rPr>
+          <w:rFonts w:ascii="Calibri" w:cs="Calibri" w:eastAsia="Calibri" w:hAnsi="Calibri"/>
+        </w:rPr>
+        <w:t xml:space="preserve">.</w:t>
+      </w:r>
+    </w:p>
+    <w:p>
+      <w:pPr>
+        <w:pStyle w:val="ListParagraph"/>
+        <w:numPr>
+          <w:ilvl w:val="0"/>
+          <w:numId w:val="9"/>
+        </w:numPr>
+        <w:spacing w:after="60"/>
+      </w:pPr>
+      <w:r>
+        <w:rPr>
+          <w:rFonts w:ascii="Calibri" w:cs="Calibri" w:eastAsia="Calibri" w:hAnsi="Calibri"/>
+        </w:rPr>
+        <w:t xml:space="preserve">Añadir Spec Kit a app (lo hace una persona, en una rama propia) y revisar que el diff no toque la constitución, </w:t>
+      </w:r>
+      <w:r>
+        <w:rPr>
+          <w:rFonts w:ascii="Consolas" w:cs="Consolas" w:eastAsia="Consolas" w:hAnsi="Consolas"/>
+          <w:color w:val="2E3A36"/>
+          <w:sz w:val="20"/>
+          <w:szCs w:val="20"/>
+        </w:rPr>
+        <w:t xml:space="preserve">CLAUDE.md</w:t>
+      </w:r>
+      <w:r>
+        <w:rPr>
+          <w:rFonts w:ascii="Calibri" w:cs="Calibri" w:eastAsia="Calibri" w:hAnsi="Calibri"/>
+        </w:rPr>
+        <w:t xml:space="preserve"> ni </w:t>
+      </w:r>
+      <w:r>
+        <w:rPr>
+          <w:rFonts w:ascii="Consolas" w:cs="Consolas" w:eastAsia="Consolas" w:hAnsi="Consolas"/>
+          <w:color w:val="2E3A36"/>
+          <w:sz w:val="20"/>
+          <w:szCs w:val="20"/>
+        </w:rPr>
+        <w:t xml:space="preserve">settings.json</w:t>
+      </w:r>
+      <w:r>
+        <w:rPr>
+          <w:rFonts w:ascii="Calibri" w:cs="Calibri" w:eastAsia="Calibri" w:hAnsi="Calibri"/>
+        </w:rPr>
+        <w:t xml:space="preserve">:</w:t>
+      </w:r>
+    </w:p>
+    <w:p>
+      <w:pPr>
+        <w:shd w:fill="F2F4F3" w:color="auto" w:val="clear"/>
+        <w:spacing w:after="0" w:before="120" w:line="240"/>
+        <w:ind w:left="200" w:right="200"/>
+      </w:pPr>
+      <w:r>
+        <w:rPr>
+          <w:rFonts w:ascii="Consolas" w:cs="Consolas" w:eastAsia="Consolas" w:hAnsi="Consolas"/>
+          <w:color w:val="1F2A27"/>
+          <w:sz w:val="17"/>
+          <w:szCs w:val="17"/>
+        </w:rPr>
+        <w:t xml:space="preserve">uvx --from git+https://github.com/github/spec-kit.git@v1.1.0 \</w:t>
+      </w:r>
+    </w:p>
+    <w:p>
+      <w:pPr>
+        <w:shd w:fill="F2F4F3" w:color="auto" w:val="clear"/>
+        <w:spacing w:after="160" w:before="0" w:line="240"/>
+        <w:ind w:left="200" w:right="200"/>
+      </w:pPr>
+      <w:r>
+        <w:rPr>
+          <w:rFonts w:ascii="Consolas" w:cs="Consolas" w:eastAsia="Consolas" w:hAnsi="Consolas"/>
+          <w:color w:val="1F2A27"/>
+          <w:sz w:val="17"/>
+          <w:szCs w:val="17"/>
+        </w:rPr>
+        <w:t xml:space="preserve">  specify init --here --force --integration claude --script sh</w:t>
+      </w:r>
+    </w:p>
+    <w:p>
+      <w:pPr>
+        <w:pStyle w:val="ListParagraph"/>
+        <w:numPr>
+          <w:ilvl w:val="0"/>
+          <w:numId w:val="10"/>
+        </w:numPr>
+        <w:spacing w:after="60"/>
+      </w:pPr>
+      <w:r>
+        <w:rPr>
+          <w:rFonts w:ascii="Calibri" w:cs="Calibri" w:eastAsia="Calibri" w:hAnsi="Calibri"/>
+        </w:rPr>
+        <w:t xml:space="preserve">Arrancar el devcontainer con </w:t>
+      </w:r>
+      <w:r>
+        <w:rPr>
+          <w:rFonts w:ascii="Consolas" w:cs="Consolas" w:eastAsia="Consolas" w:hAnsi="Consolas"/>
+          <w:color w:val="2E3A36"/>
+          <w:sz w:val="20"/>
+          <w:szCs w:val="20"/>
+        </w:rPr>
+        <w:t xml:space="preserve">"runArgs": ["--security-opt", "seccomp=unconfined"]</w:t>
+      </w:r>
+      <w:r>
+        <w:rPr>
+          <w:rFonts w:ascii="Calibri" w:cs="Calibri" w:eastAsia="Calibri" w:hAnsi="Calibri"/>
+        </w:rPr>
+        <w:t xml:space="preserve"> y comprobar el sandbox:</w:t>
+      </w:r>
+    </w:p>
+    <w:p>
+      <w:pPr>
+        <w:shd w:fill="F2F4F3" w:color="auto" w:val="clear"/>
+        <w:spacing w:after="160" w:before="120" w:line="240"/>
+        <w:ind w:left="200" w:right="200"/>
+      </w:pPr>
+      <w:r>
+        <w:rPr>
+          <w:rFonts w:ascii="Consolas" w:cs="Consolas" w:eastAsia="Consolas" w:hAnsi="Consolas"/>
+          <w:color w:val="1F2A27"/>
+          <w:sz w:val="17"/>
+          <w:szCs w:val="17"/>
+        </w:rPr>
+        <w:t xml:space="preserve">bwrap --ro-bind / / --dev /dev --unshare-user --unshare-net true &amp;&amp; echo "sandbox OK"</w:t>
+      </w:r>
+    </w:p>
+    <w:p>
+      <w:pPr>
+        <w:pStyle w:val="ListParagraph"/>
+        <w:numPr>
+          <w:ilvl w:val="0"/>
+          <w:numId w:val="11"/>
+        </w:numPr>
+        <w:spacing w:after="60"/>
+      </w:pPr>
+      <w:r>
+        <w:rPr>
+          <w:rFonts w:ascii="Calibri" w:cs="Calibri" w:eastAsia="Calibri" w:hAnsi="Calibri"/>
+        </w:rPr>
+        <w:t xml:space="preserve">Arrancar el agente y pedirle que lea el issue, cree </w:t>
+      </w:r>
+      <w:r>
+        <w:rPr>
+          <w:rFonts w:ascii="Consolas" w:cs="Consolas" w:eastAsia="Consolas" w:hAnsi="Consolas"/>
+          <w:color w:val="2E3A36"/>
+          <w:sz w:val="20"/>
+          <w:szCs w:val="20"/>
+        </w:rPr>
+        <w:t xml:space="preserve">spec/&lt;issue&gt;-&lt;slug&gt;</w:t>
+      </w:r>
+      <w:r>
+        <w:rPr>
+          <w:rFonts w:ascii="Calibri" w:cs="Calibri" w:eastAsia="Calibri" w:hAnsi="Calibri"/>
+        </w:rPr>
+        <w:t xml:space="preserve">, ejecute </w:t>
+      </w:r>
+      <w:r>
+        <w:rPr>
+          <w:rFonts w:ascii="Consolas" w:cs="Consolas" w:eastAsia="Consolas" w:hAnsi="Consolas"/>
+          <w:color w:val="2E3A36"/>
+          <w:sz w:val="20"/>
+          <w:szCs w:val="20"/>
+        </w:rPr>
+        <w:t xml:space="preserve">/speckit-specify</w:t>
+      </w:r>
+      <w:r>
+        <w:rPr>
+          <w:rFonts w:ascii="Calibri" w:cs="Calibri" w:eastAsia="Calibri" w:hAnsi="Calibri"/>
+        </w:rPr>
+        <w:t xml:space="preserve"> y abra el PR solo con la spec.</w:t>
+      </w:r>
+    </w:p>
+    <w:p>
+      <w:pPr>
+        <w:pStyle w:val="ListParagraph"/>
+        <w:numPr>
+          <w:ilvl w:val="0"/>
+          <w:numId w:val="11"/>
+        </w:numPr>
+        <w:spacing w:after="60"/>
+      </w:pPr>
+      <w:r>
+        <w:rPr>
+          <w:rFonts w:ascii="Calibri" w:cs="Calibri" w:eastAsia="Calibri" w:hAnsi="Calibri"/>
+        </w:rPr>
+        <w:t xml:space="preserve">Revisar la spec frente al issue y aprobar el PR con la cuenta del responsable.</w:t>
+      </w:r>
+    </w:p>
+    <w:p>
+      <w:pPr>
         <w:pBdr>
           <w:left w:val="single" w:color="0D5C4F" w:sz="18" w:space="10"/>
         </w:pBdr>
@@ -22038,7 +24242,7 @@
           <w:sz w:val="21"/>
           <w:szCs w:val="21"/>
         </w:rPr>
-        <w:t xml:space="preserve">Los pasos de las tareas 4 a 12 y B a E se añadirán al completarlas.</w:t>
+        <w:t xml:space="preserve">Los pasos de las tareas 5 a 12 y B a E se añadirán al completarlas.</w:t>
       </w:r>
     </w:p>
     <w:p>
@@ -22350,8 +24554,8 @@
         </w:tblBorders>
       </w:tblPr>
       <w:tblGrid>
-        <w:gridCol w:w="3837"/>
-        <w:gridCol w:w="5233"/>
+        <w:gridCol w:w="3880"/>
+        <w:gridCol w:w="5190"/>
       </w:tblGrid>
       <w:tr>
         <w:trPr>
@@ -22359,7 +24563,7 @@
         </w:trPr>
         <w:tc>
           <w:tcPr>
-            <w:tcW w:type="dxa" w:w="3837"/>
+            <w:tcW w:type="dxa" w:w="3880"/>
             <w:shd w:fill="E3EEEA" w:color="auto" w:val="clear"/>
             <w:tcMar>
               <w:top w:type="dxa" w:w="60"/>
@@ -22386,7 +24590,7 @@
         </w:tc>
         <w:tc>
           <w:tcPr>
-            <w:tcW w:type="dxa" w:w="5233"/>
+            <w:tcW w:type="dxa" w:w="5190"/>
             <w:shd w:fill="E3EEEA" w:color="auto" w:val="clear"/>
             <w:tcMar>
               <w:top w:type="dxa" w:w="60"/>
@@ -22418,7 +24622,7 @@
         </w:trPr>
         <w:tc>
           <w:tcPr>
-            <w:tcW w:type="dxa" w:w="3837"/>
+            <w:tcW w:type="dxa" w:w="3880"/>
             <w:tcMar>
               <w:top w:type="dxa" w:w="60"/>
               <w:left w:type="dxa" w:w="100"/>
@@ -22444,7 +24648,7 @@
         </w:tc>
         <w:tc>
           <w:tcPr>
-            <w:tcW w:type="dxa" w:w="5233"/>
+            <w:tcW w:type="dxa" w:w="5190"/>
             <w:tcMar>
               <w:top w:type="dxa" w:w="60"/>
               <w:left w:type="dxa" w:w="100"/>
@@ -22491,7 +24695,7 @@
         </w:trPr>
         <w:tc>
           <w:tcPr>
-            <w:tcW w:type="dxa" w:w="3837"/>
+            <w:tcW w:type="dxa" w:w="3880"/>
             <w:tcMar>
               <w:top w:type="dxa" w:w="60"/>
               <w:left w:type="dxa" w:w="100"/>
@@ -22516,7 +24720,7 @@
         </w:tc>
         <w:tc>
           <w:tcPr>
-            <w:tcW w:type="dxa" w:w="5233"/>
+            <w:tcW w:type="dxa" w:w="5190"/>
             <w:tcMar>
               <w:top w:type="dxa" w:w="60"/>
               <w:left w:type="dxa" w:w="100"/>
@@ -22555,7 +24759,7 @@
         </w:trPr>
         <w:tc>
           <w:tcPr>
-            <w:tcW w:type="dxa" w:w="3837"/>
+            <w:tcW w:type="dxa" w:w="3880"/>
             <w:tcMar>
               <w:top w:type="dxa" w:w="60"/>
               <w:left w:type="dxa" w:w="100"/>
@@ -22588,7 +24792,7 @@
         </w:tc>
         <w:tc>
           <w:tcPr>
-            <w:tcW w:type="dxa" w:w="5233"/>
+            <w:tcW w:type="dxa" w:w="5190"/>
             <w:tcMar>
               <w:top w:type="dxa" w:w="60"/>
               <w:left w:type="dxa" w:w="100"/>
@@ -22617,7 +24821,7 @@
         </w:trPr>
         <w:tc>
           <w:tcPr>
-            <w:tcW w:type="dxa" w:w="3837"/>
+            <w:tcW w:type="dxa" w:w="3880"/>
             <w:tcMar>
               <w:top w:type="dxa" w:w="60"/>
               <w:left w:type="dxa" w:w="100"/>
@@ -22659,7 +24863,7 @@
         </w:tc>
         <w:tc>
           <w:tcPr>
-            <w:tcW w:type="dxa" w:w="5233"/>
+            <w:tcW w:type="dxa" w:w="5190"/>
             <w:tcMar>
               <w:top w:type="dxa" w:w="60"/>
               <w:left w:type="dxa" w:w="100"/>
@@ -22705,7 +24909,7 @@
         </w:trPr>
         <w:tc>
           <w:tcPr>
-            <w:tcW w:type="dxa" w:w="3837"/>
+            <w:tcW w:type="dxa" w:w="3880"/>
             <w:tcMar>
               <w:top w:type="dxa" w:w="60"/>
               <w:left w:type="dxa" w:w="100"/>
@@ -22746,7 +24950,7 @@
         </w:tc>
         <w:tc>
           <w:tcPr>
-            <w:tcW w:type="dxa" w:w="5233"/>
+            <w:tcW w:type="dxa" w:w="5190"/>
             <w:tcMar>
               <w:top w:type="dxa" w:w="60"/>
               <w:left w:type="dxa" w:w="100"/>
@@ -22775,7 +24979,7 @@
         </w:trPr>
         <w:tc>
           <w:tcPr>
-            <w:tcW w:type="dxa" w:w="3837"/>
+            <w:tcW w:type="dxa" w:w="3880"/>
             <w:tcMar>
               <w:top w:type="dxa" w:w="60"/>
               <w:left w:type="dxa" w:w="100"/>
@@ -22799,7 +25003,7 @@
         </w:tc>
         <w:tc>
           <w:tcPr>
-            <w:tcW w:type="dxa" w:w="5233"/>
+            <w:tcW w:type="dxa" w:w="5190"/>
             <w:tcMar>
               <w:top w:type="dxa" w:w="60"/>
               <w:left w:type="dxa" w:w="100"/>
@@ -22836,6 +25040,94 @@
                 <w:szCs w:val="18"/>
               </w:rPr>
               <w:t xml:space="preserve"> de la ejecución</w:t>
+            </w:r>
+          </w:p>
+        </w:tc>
+      </w:tr>
+      <w:tr>
+        <w:trPr>
+          <w:cantSplit/>
+        </w:trPr>
+        <w:tc>
+          <w:tcPr>
+            <w:tcW w:type="dxa" w:w="3880"/>
+            <w:tcMar>
+              <w:top w:type="dxa" w:w="60"/>
+              <w:left w:type="dxa" w:w="100"/>
+              <w:bottom w:type="dxa" w:w="60"/>
+              <w:right w:type="dxa" w:w="100"/>
+            </w:tcMar>
+          </w:tcPr>
+          <w:p>
+            <w:pPr>
+              <w:spacing w:after="0" w:before="0" w:line="252"/>
+            </w:pPr>
+            <w:r>
+              <w:rPr>
+                <w:rFonts w:ascii="Consolas" w:cs="Consolas" w:eastAsia="Consolas" w:hAnsi="Consolas"/>
+                <w:color w:val="2E3A36"/>
+                <w:sz w:val="16"/>
+                <w:szCs w:val="16"/>
+              </w:rPr>
+              <w:t xml:space="preserve">bwrap: No permissions to create a new namespace</w:t>
+            </w:r>
+          </w:p>
+        </w:tc>
+        <w:tc>
+          <w:tcPr>
+            <w:tcW w:type="dxa" w:w="5190"/>
+            <w:tcMar>
+              <w:top w:type="dxa" w:w="60"/>
+              <w:left w:type="dxa" w:w="100"/>
+              <w:bottom w:type="dxa" w:w="60"/>
+              <w:right w:type="dxa" w:w="100"/>
+            </w:tcMar>
+          </w:tcPr>
+          <w:p>
+            <w:pPr>
+              <w:spacing w:after="0" w:before="0" w:line="252"/>
+            </w:pPr>
+            <w:r>
+              <w:rPr>
+                <w:rFonts w:ascii="Calibri" w:cs="Calibri" w:eastAsia="Calibri" w:hAnsi="Calibri"/>
+                <w:sz w:val="18"/>
+                <w:szCs w:val="18"/>
+              </w:rPr>
+              <w:t xml:space="preserve">Añadir </w:t>
+            </w:r>
+            <w:r>
+              <w:rPr>
+                <w:rFonts w:ascii="Consolas" w:cs="Consolas" w:eastAsia="Consolas" w:hAnsi="Consolas"/>
+                <w:color w:val="2E3A36"/>
+                <w:sz w:val="16"/>
+                <w:szCs w:val="16"/>
+              </w:rPr>
+              <w:t xml:space="preserve">--security-opt seccomp=unconfined</w:t>
+            </w:r>
+            <w:r>
+              <w:rPr>
+                <w:rFonts w:ascii="Calibri" w:cs="Calibri" w:eastAsia="Calibri" w:hAnsi="Calibri"/>
+                <w:sz w:val="18"/>
+                <w:szCs w:val="18"/>
+              </w:rPr>
+              <w:t xml:space="preserve"> a </w:t>
+            </w:r>
+            <w:r>
+              <w:rPr>
+                <w:rFonts w:ascii="Consolas" w:cs="Consolas" w:eastAsia="Consolas" w:hAnsi="Consolas"/>
+                <w:color w:val="2E3A36"/>
+                <w:sz w:val="16"/>
+                <w:szCs w:val="16"/>
+              </w:rPr>
+              <w:t xml:space="preserve">runArgs</w:t>
+            </w:r>
+            <w:r>
+              <w:rPr>
+                <w:rFonts w:ascii="Calibri" w:cs="Calibri" w:eastAsia="Calibri" w:hAnsi="Calibri"/>
+                <w:sz w:val="18"/>
+                <w:szCs w:val="18"/>
+              </w:rPr>
+              <w:t xml:space="preserve"> y reconstruir el contenedor</w:t>
             </w:r>
           </w:p>
         </w:tc>
@@ -22875,7 +25167,7 @@
         <w:pStyle w:val="ListParagraph"/>
         <w:numPr>
           <w:ilvl w:val="0"/>
-          <w:numId w:val="9"/>
+          <w:numId w:val="12"/>
         </w:numPr>
         <w:spacing w:after="60"/>
       </w:pPr>
@@ -22891,7 +25183,7 @@
         <w:pStyle w:val="ListParagraph"/>
         <w:numPr>
           <w:ilvl w:val="0"/>
-          <w:numId w:val="9"/>
+          <w:numId w:val="12"/>
         </w:numPr>
         <w:spacing w:after="60"/>
       </w:pPr>
@@ -22907,7 +25199,7 @@
         <w:pStyle w:val="ListParagraph"/>
         <w:numPr>
           <w:ilvl w:val="0"/>
-          <w:numId w:val="9"/>
+          <w:numId w:val="12"/>
         </w:numPr>
         <w:spacing w:after="60"/>
       </w:pPr>
@@ -22923,7 +25215,7 @@
         <w:pStyle w:val="ListParagraph"/>
         <w:numPr>
           <w:ilvl w:val="0"/>
-          <w:numId w:val="9"/>
+          <w:numId w:val="12"/>
         </w:numPr>
         <w:spacing w:after="60"/>
       </w:pPr>
@@ -22953,7 +25245,7 @@
         <w:pStyle w:val="ListParagraph"/>
         <w:numPr>
           <w:ilvl w:val="0"/>
-          <w:numId w:val="9"/>
+          <w:numId w:val="12"/>
         </w:numPr>
         <w:spacing w:after="60"/>
       </w:pPr>
@@ -23039,7 +25331,7 @@
         </w:rPr>
         <w:t xml:space="preserve"> arXiv:2604.26275, 2026. </w:t>
       </w:r>
-      <w:hyperlink w:history="1" r:id="rIdgjuoopruapjpwyjukt6uu">
+      <w:hyperlink w:history="1" r:id="rIdi_fczc9e_jawjsj8qfasv">
         <w:r>
           <w:rPr>
             <w:rStyle w:val="Hyperlink"/>
@@ -23084,7 +25376,7 @@
         </w:rPr>
         <w:t xml:space="preserve">, 2026. </w:t>
       </w:r>
-      <w:hyperlink w:history="1" r:id="rId6wop0x33-o_xwr3qvglts">
+      <w:hyperlink w:history="1" r:id="rIdphuguzfyz8j0abqhpm5yy">
         <w:r>
           <w:rPr>
             <w:rStyle w:val="Hyperlink"/>
@@ -23129,7 +25421,7 @@
         </w:rPr>
         <w:t xml:space="preserve"> </w:t>
       </w:r>
-      <w:hyperlink w:history="1" r:id="rIdgkxges4guvvpqiqr1m20x">
+      <w:hyperlink w:history="1" r:id="rIdidhe0g8tw7lume1scbj-n">
         <w:r>
           <w:rPr>
             <w:rStyle w:val="Hyperlink"/>
@@ -23174,7 +25466,7 @@
         </w:rPr>
         <w:t xml:space="preserve">, junio de 2026. </w:t>
       </w:r>
-      <w:hyperlink w:history="1" r:id="rIdpzzqjcovd5z8pxqltvsp3">
+      <w:hyperlink w:history="1" r:id="rIdyzpbcxmmhmcq15x7grsnw">
         <w:r>
           <w:rPr>
             <w:rStyle w:val="Hyperlink"/>
@@ -23219,7 +25511,7 @@
         </w:rPr>
         <w:t xml:space="preserve"> </w:t>
       </w:r>
-      <w:hyperlink w:history="1" r:id="rIdaouglbilxkzrh26pxsij5">
+      <w:hyperlink w:history="1" r:id="rIdzbagxi1ldrhdccjmuzysi">
         <w:r>
           <w:rPr>
             <w:rStyle w:val="Hyperlink"/>
@@ -23264,7 +25556,7 @@
         </w:rPr>
         <w:t xml:space="preserve"> </w:t>
       </w:r>
-      <w:hyperlink w:history="1" r:id="rId8vru_xvkd2mr3pma-klml">
+      <w:hyperlink w:history="1" r:id="rIddldyepbyj0nmzwh_7ejwe">
         <w:r>
           <w:rPr>
             <w:rStyle w:val="Hyperlink"/>
@@ -23309,7 +25601,7 @@
         </w:rPr>
         <w:t xml:space="preserve">, diciembre de 2025. </w:t>
       </w:r>
-      <w:hyperlink w:history="1" r:id="rIdug5fvv8pk3ihora3ibr0k">
+      <w:hyperlink w:history="1" r:id="rIdvwy4binksab_5x-ben7zu">
         <w:r>
           <w:rPr>
             <w:rStyle w:val="Hyperlink"/>
@@ -23354,7 +25646,7 @@
         </w:rPr>
         <w:t xml:space="preserve"> </w:t>
       </w:r>
-      <w:hyperlink w:history="1" r:id="rIdnfzo_ccmw1_bxmtllrnbl">
+      <w:hyperlink w:history="1" r:id="rIddh3if1sgrrdwu4nljhm8o">
         <w:r>
           <w:rPr>
             <w:rStyle w:val="Hyperlink"/>
@@ -23399,7 +25691,7 @@
         </w:rPr>
         <w:t xml:space="preserve"> </w:t>
       </w:r>
-      <w:hyperlink w:history="1" r:id="rIdzgilqw0f_wne_lzkdmvhe">
+      <w:hyperlink w:history="1" r:id="rIdqwxhilhvpouq5maji1ku3">
         <w:r>
           <w:rPr>
             <w:rStyle w:val="Hyperlink"/>
@@ -23444,7 +25736,7 @@
         </w:rPr>
         <w:t xml:space="preserve"> </w:t>
       </w:r>
-      <w:hyperlink w:history="1" r:id="rIdpoagv1d_r9puporsefvqr">
+      <w:hyperlink w:history="1" r:id="rIdzliqwqmeb1w5ygmnjdm1l">
         <w:r>
           <w:rPr>
             <w:rStyle w:val="Hyperlink"/>
@@ -23489,7 +25781,7 @@
         </w:rPr>
         <w:t xml:space="preserve"> </w:t>
       </w:r>
-      <w:hyperlink w:history="1" r:id="rIdgkzsbr9dfby--mokwkcf4">
+      <w:hyperlink w:history="1" r:id="rIdydsn-nh3lod-ryzrcnkmc">
         <w:r>
           <w:rPr>
             <w:rStyle w:val="Hyperlink"/>
@@ -23534,7 +25826,7 @@
         </w:rPr>
         <w:t xml:space="preserve"> </w:t>
       </w:r>
-      <w:hyperlink w:history="1" r:id="rIdwgevtqt7lmivqieifq272">
+      <w:hyperlink w:history="1" r:id="rIdslbo2dbhonnldrqngxd5z">
         <w:r>
           <w:rPr>
             <w:rStyle w:val="Hyperlink"/>
@@ -23579,7 +25871,7 @@
         </w:rPr>
         <w:t xml:space="preserve"> </w:t>
       </w:r>
-      <w:hyperlink w:history="1" r:id="rIdfxssce1-j3uqbvmqb8cws">
+      <w:hyperlink w:history="1" r:id="rId_jdsgycrnjgbd8hckpns1">
         <w:r>
           <w:rPr>
             <w:rStyle w:val="Hyperlink"/>
@@ -23624,7 +25916,7 @@
         </w:rPr>
         <w:t xml:space="preserve"> </w:t>
       </w:r>
-      <w:hyperlink w:history="1" r:id="rIdueti5ch-k6ulj0qaeniah">
+      <w:hyperlink w:history="1" r:id="rIdxbs5uzfufpfkc8xmsruda">
         <w:r>
           <w:rPr>
             <w:rStyle w:val="Hyperlink"/>
@@ -23669,7 +25961,7 @@
         </w:rPr>
         <w:t xml:space="preserve"> </w:t>
       </w:r>
-      <w:hyperlink w:history="1" r:id="rIdwcormdq3hwkt97pkrsxgs">
+      <w:hyperlink w:history="1" r:id="rIdvf8ei52kpz8esvtkc6oka">
         <w:r>
           <w:rPr>
             <w:rStyle w:val="Hyperlink"/>
@@ -23714,7 +26006,7 @@
         </w:rPr>
         <w:t xml:space="preserve"> </w:t>
       </w:r>
-      <w:hyperlink w:history="1" r:id="rIdfe4q9ba5wbhnww0erc9gx">
+      <w:hyperlink w:history="1" r:id="rIdhw6z-xtt5sarfwsghyqun">
         <w:r>
           <w:rPr>
             <w:rStyle w:val="Hyperlink"/>
@@ -23759,7 +26051,7 @@
         </w:rPr>
         <w:t xml:space="preserve">, agosto de 2026. </w:t>
       </w:r>
-      <w:hyperlink w:history="1" r:id="rIdkaxfqhkbwzk_phlbkhmyp">
+      <w:hyperlink w:history="1" r:id="rId58sx3ikjfkkor6m8wpk7i">
         <w:r>
           <w:rPr>
             <w:rStyle w:val="Hyperlink"/>
@@ -23804,7 +26096,7 @@
         </w:rPr>
         <w:t xml:space="preserve"> </w:t>
       </w:r>
-      <w:hyperlink w:history="1" r:id="rIdmva-qtujuv2wcsoedrnok">
+      <w:hyperlink w:history="1" r:id="rIdzlpmnidteuky6jthd_nih">
         <w:r>
           <w:rPr>
             <w:rStyle w:val="Hyperlink"/>
@@ -23867,7 +26159,7 @@
         </w:rPr>
         <w:t xml:space="preserve"> </w:t>
       </w:r>
-      <w:hyperlink w:history="1" r:id="rIdtikcoyi5st4xn6kvisnzw">
+      <w:hyperlink w:history="1" r:id="rId0dgehlznrixlviybpsijk">
         <w:r>
           <w:rPr>
             <w:rStyle w:val="Hyperlink"/>
@@ -23912,7 +26204,7 @@
         </w:rPr>
         <w:t xml:space="preserve"> </w:t>
       </w:r>
-      <w:hyperlink w:history="1" r:id="rId06wltwpgjb7jzvdhkwd1o">
+      <w:hyperlink w:history="1" r:id="rIdh-ietgwqivq5q8ovnzhv6">
         <w:r>
           <w:rPr>
             <w:rStyle w:val="Hyperlink"/>
@@ -23957,7 +26249,7 @@
         </w:rPr>
         <w:t xml:space="preserve"> </w:t>
       </w:r>
-      <w:hyperlink w:history="1" r:id="rId4phl5h2jtyzcg0ayersra">
+      <w:hyperlink w:history="1" r:id="rIdvksztlytpx7lnqfhrqebq">
         <w:r>
           <w:rPr>
             <w:rStyle w:val="Hyperlink"/>
@@ -25556,6 +27848,42 @@
     </w:lvl>
   </w:abstractNum>
   <w:abstractNum w:abstractNumId="9" w15:restartNumberingAfterBreak="0">
+    <w:multiLevelType w:val="hybridMultilevel"/>
+    <w:lvl w:ilvl="0" w15:tentative="1">
+      <w:start w:val="1"/>
+      <w:numFmt w:val="decimal"/>
+      <w:lvlText w:val="%1."/>
+      <w:lvlJc w:val="left"/>
+      <w:pPr>
+        <w:ind w:left="540" w:hanging="320"/>
+      </w:pPr>
+    </w:lvl>
+  </w:abstractNum>
+  <w:abstractNum w:abstractNumId="10" w15:restartNumberingAfterBreak="0">
+    <w:multiLevelType w:val="hybridMultilevel"/>
+    <w:lvl w:ilvl="0" w15:tentative="1">
+      <w:start w:val="3"/>
+      <w:numFmt w:val="decimal"/>
+      <w:lvlText w:val="%1."/>
+      <w:lvlJc w:val="left"/>
+      <w:pPr>
+        <w:ind w:left="540" w:hanging="320"/>
+      </w:pPr>
+    </w:lvl>
+  </w:abstractNum>
+  <w:abstractNum w:abstractNumId="11" w15:restartNumberingAfterBreak="0">
+    <w:multiLevelType w:val="hybridMultilevel"/>
+    <w:lvl w:ilvl="0" w15:tentative="1">
+      <w:start w:val="4"/>
+      <w:numFmt w:val="decimal"/>
+      <w:lvlText w:val="%1."/>
+      <w:lvlJc w:val="left"/>
+      <w:pPr>
+        <w:ind w:left="540" w:hanging="320"/>
+      </w:pPr>
+    </w:lvl>
+  </w:abstractNum>
+  <w:abstractNum w:abstractNumId="12" w15:restartNumberingAfterBreak="0">
     <w:multiLevelType w:val="hybridMultilevel"/>
     <w:lvl w:ilvl="0" w15:tentative="1">
       <w:start w:val="1"/>
@@ -25617,6 +27945,24 @@
   </w:num>
   <w:num w:numId="9">
     <w:abstractNumId w:val="9"/>
+    <w:lvlOverride w:ilvl="0">
+      <w:startOverride w:val="1"/>
+    </w:lvlOverride>
+  </w:num>
+  <w:num w:numId="10">
+    <w:abstractNumId w:val="10"/>
+    <w:lvlOverride w:ilvl="0">
+      <w:startOverride w:val="3"/>
+    </w:lvlOverride>
+  </w:num>
+  <w:num w:numId="11">
+    <w:abstractNumId w:val="11"/>
+    <w:lvlOverride w:ilvl="0">
+      <w:startOverride w:val="4"/>
+    </w:lvlOverride>
+  </w:num>
+  <w:num w:numId="12">
+    <w:abstractNumId w:val="12"/>
     <w:lvlOverride w:ilvl="0">
       <w:startOverride w:val="1"/>
     </w:lvlOverride>

--- a/docs/tfm/TFM-ALM-agentico.docx
+++ b/docs/tfm/TFM-ALM-agentico.docx
@@ -1303,7 +1303,7 @@
                 <w:sz w:val="18"/>
                 <w:szCs w:val="18"/>
               </w:rPr>
-              <w:t xml:space="preserve">17 tareas: 12 principales y 5 extensiones ALM (A a E), detalladas en el capítulo 4</w:t>
+              <w:t xml:space="preserve">18 tareas: 12 principales y 6 extensiones (A a F), detalladas en el capítulo 4</w:t>
             </w:r>
           </w:p>
         </w:tc>
@@ -5709,10 +5709,10 @@
         </w:tblBorders>
       </w:tblPr>
       <w:tblGrid>
-        <w:gridCol w:w="1635"/>
-        <w:gridCol w:w="1520"/>
+        <w:gridCol w:w="1625"/>
+        <w:gridCol w:w="1712"/>
         <w:gridCol w:w="2050"/>
-        <w:gridCol w:w="3865"/>
+        <w:gridCol w:w="3683"/>
       </w:tblGrid>
       <w:tr>
         <w:trPr>
@@ -5720,7 +5720,7 @@
         </w:trPr>
         <w:tc>
           <w:tcPr>
-            <w:tcW w:type="dxa" w:w="1635"/>
+            <w:tcW w:type="dxa" w:w="1625"/>
             <w:shd w:fill="E3EEEA" w:color="auto" w:val="clear"/>
             <w:tcMar>
               <w:top w:type="dxa" w:w="60"/>
@@ -5747,7 +5747,7 @@
         </w:tc>
         <w:tc>
           <w:tcPr>
-            <w:tcW w:type="dxa" w:w="1520"/>
+            <w:tcW w:type="dxa" w:w="1712"/>
             <w:shd w:fill="E3EEEA" w:color="auto" w:val="clear"/>
             <w:tcMar>
               <w:top w:type="dxa" w:w="60"/>
@@ -5801,7 +5801,7 @@
         </w:tc>
         <w:tc>
           <w:tcPr>
-            <w:tcW w:type="dxa" w:w="3865"/>
+            <w:tcW w:type="dxa" w:w="3683"/>
             <w:shd w:fill="E3EEEA" w:color="auto" w:val="clear"/>
             <w:tcMar>
               <w:top w:type="dxa" w:w="60"/>
@@ -5833,7 +5833,7 @@
         </w:trPr>
         <w:tc>
           <w:tcPr>
-            <w:tcW w:type="dxa" w:w="1635"/>
+            <w:tcW w:type="dxa" w:w="1625"/>
             <w:tcMar>
               <w:top w:type="dxa" w:w="60"/>
               <w:left w:type="dxa" w:w="100"/>
@@ -5857,7 +5857,7 @@
         </w:tc>
         <w:tc>
           <w:tcPr>
-            <w:tcW w:type="dxa" w:w="1520"/>
+            <w:tcW w:type="dxa" w:w="1712"/>
             <w:tcMar>
               <w:top w:type="dxa" w:w="60"/>
               <w:left w:type="dxa" w:w="100"/>
@@ -5905,7 +5905,7 @@
         </w:tc>
         <w:tc>
           <w:tcPr>
-            <w:tcW w:type="dxa" w:w="3865"/>
+            <w:tcW w:type="dxa" w:w="3683"/>
             <w:tcMar>
               <w:top w:type="dxa" w:w="60"/>
               <w:left w:type="dxa" w:w="100"/>
@@ -5934,7 +5934,7 @@
         </w:trPr>
         <w:tc>
           <w:tcPr>
-            <w:tcW w:type="dxa" w:w="1635"/>
+            <w:tcW w:type="dxa" w:w="1625"/>
             <w:tcMar>
               <w:top w:type="dxa" w:w="60"/>
               <w:left w:type="dxa" w:w="100"/>
@@ -5958,7 +5958,7 @@
         </w:tc>
         <w:tc>
           <w:tcPr>
-            <w:tcW w:type="dxa" w:w="1520"/>
+            <w:tcW w:type="dxa" w:w="1712"/>
             <w:tcMar>
               <w:top w:type="dxa" w:w="60"/>
               <w:left w:type="dxa" w:w="100"/>
@@ -6006,7 +6006,7 @@
         </w:tc>
         <w:tc>
           <w:tcPr>
-            <w:tcW w:type="dxa" w:w="3865"/>
+            <w:tcW w:type="dxa" w:w="3683"/>
             <w:tcMar>
               <w:top w:type="dxa" w:w="60"/>
               <w:left w:type="dxa" w:w="100"/>
@@ -6035,7 +6035,7 @@
         </w:trPr>
         <w:tc>
           <w:tcPr>
-            <w:tcW w:type="dxa" w:w="1635"/>
+            <w:tcW w:type="dxa" w:w="1625"/>
             <w:tcMar>
               <w:top w:type="dxa" w:w="60"/>
               <w:left w:type="dxa" w:w="100"/>
@@ -6059,7 +6059,7 @@
         </w:tc>
         <w:tc>
           <w:tcPr>
-            <w:tcW w:type="dxa" w:w="1520"/>
+            <w:tcW w:type="dxa" w:w="1712"/>
             <w:tcMar>
               <w:top w:type="dxa" w:w="60"/>
               <w:left w:type="dxa" w:w="100"/>
@@ -6107,7 +6107,7 @@
         </w:tc>
         <w:tc>
           <w:tcPr>
-            <w:tcW w:type="dxa" w:w="3865"/>
+            <w:tcW w:type="dxa" w:w="3683"/>
             <w:tcMar>
               <w:top w:type="dxa" w:w="60"/>
               <w:left w:type="dxa" w:w="100"/>
@@ -6172,7 +6172,7 @@
         </w:trPr>
         <w:tc>
           <w:tcPr>
-            <w:tcW w:type="dxa" w:w="1635"/>
+            <w:tcW w:type="dxa" w:w="1625"/>
             <w:tcMar>
               <w:top w:type="dxa" w:w="60"/>
               <w:left w:type="dxa" w:w="100"/>
@@ -6196,7 +6196,7 @@
         </w:tc>
         <w:tc>
           <w:tcPr>
-            <w:tcW w:type="dxa" w:w="1520"/>
+            <w:tcW w:type="dxa" w:w="1712"/>
             <w:tcMar>
               <w:top w:type="dxa" w:w="60"/>
               <w:left w:type="dxa" w:w="100"/>
@@ -6244,7 +6244,7 @@
         </w:tc>
         <w:tc>
           <w:tcPr>
-            <w:tcW w:type="dxa" w:w="3865"/>
+            <w:tcW w:type="dxa" w:w="3683"/>
             <w:tcMar>
               <w:top w:type="dxa" w:w="60"/>
               <w:left w:type="dxa" w:w="100"/>
@@ -6273,7 +6273,7 @@
         </w:trPr>
         <w:tc>
           <w:tcPr>
-            <w:tcW w:type="dxa" w:w="1635"/>
+            <w:tcW w:type="dxa" w:w="1625"/>
             <w:tcMar>
               <w:top w:type="dxa" w:w="60"/>
               <w:left w:type="dxa" w:w="100"/>
@@ -6297,7 +6297,7 @@
         </w:tc>
         <w:tc>
           <w:tcPr>
-            <w:tcW w:type="dxa" w:w="1520"/>
+            <w:tcW w:type="dxa" w:w="1712"/>
             <w:tcMar>
               <w:top w:type="dxa" w:w="60"/>
               <w:left w:type="dxa" w:w="100"/>
@@ -6345,7 +6345,7 @@
         </w:tc>
         <w:tc>
           <w:tcPr>
-            <w:tcW w:type="dxa" w:w="3865"/>
+            <w:tcW w:type="dxa" w:w="3683"/>
             <w:tcMar>
               <w:top w:type="dxa" w:w="60"/>
               <w:left w:type="dxa" w:w="100"/>
@@ -6392,7 +6392,7 @@
         </w:trPr>
         <w:tc>
           <w:tcPr>
-            <w:tcW w:type="dxa" w:w="1635"/>
+            <w:tcW w:type="dxa" w:w="1625"/>
             <w:tcMar>
               <w:top w:type="dxa" w:w="60"/>
               <w:left w:type="dxa" w:w="100"/>
@@ -6416,7 +6416,7 @@
         </w:tc>
         <w:tc>
           <w:tcPr>
-            <w:tcW w:type="dxa" w:w="1520"/>
+            <w:tcW w:type="dxa" w:w="1712"/>
             <w:tcMar>
               <w:top w:type="dxa" w:w="60"/>
               <w:left w:type="dxa" w:w="100"/>
@@ -6464,7 +6464,7 @@
         </w:tc>
         <w:tc>
           <w:tcPr>
-            <w:tcW w:type="dxa" w:w="3865"/>
+            <w:tcW w:type="dxa" w:w="3683"/>
             <w:tcMar>
               <w:top w:type="dxa" w:w="60"/>
               <w:left w:type="dxa" w:w="100"/>
@@ -6493,7 +6493,7 @@
         </w:trPr>
         <w:tc>
           <w:tcPr>
-            <w:tcW w:type="dxa" w:w="1635"/>
+            <w:tcW w:type="dxa" w:w="1625"/>
             <w:tcMar>
               <w:top w:type="dxa" w:w="60"/>
               <w:left w:type="dxa" w:w="100"/>
@@ -6517,7 +6517,7 @@
         </w:tc>
         <w:tc>
           <w:tcPr>
-            <w:tcW w:type="dxa" w:w="1520"/>
+            <w:tcW w:type="dxa" w:w="1712"/>
             <w:tcMar>
               <w:top w:type="dxa" w:w="60"/>
               <w:left w:type="dxa" w:w="100"/>
@@ -6585,7 +6585,7 @@
         </w:tc>
         <w:tc>
           <w:tcPr>
-            <w:tcW w:type="dxa" w:w="3865"/>
+            <w:tcW w:type="dxa" w:w="3683"/>
             <w:tcMar>
               <w:top w:type="dxa" w:w="60"/>
               <w:left w:type="dxa" w:w="100"/>
@@ -6614,7 +6614,7 @@
         </w:trPr>
         <w:tc>
           <w:tcPr>
-            <w:tcW w:type="dxa" w:w="1635"/>
+            <w:tcW w:type="dxa" w:w="1625"/>
             <w:tcMar>
               <w:top w:type="dxa" w:w="60"/>
               <w:left w:type="dxa" w:w="100"/>
@@ -6638,7 +6638,7 @@
         </w:tc>
         <w:tc>
           <w:tcPr>
-            <w:tcW w:type="dxa" w:w="1520"/>
+            <w:tcW w:type="dxa" w:w="1712"/>
             <w:tcMar>
               <w:top w:type="dxa" w:w="60"/>
               <w:left w:type="dxa" w:w="100"/>
@@ -6686,7 +6686,7 @@
         </w:tc>
         <w:tc>
           <w:tcPr>
-            <w:tcW w:type="dxa" w:w="3865"/>
+            <w:tcW w:type="dxa" w:w="3683"/>
             <w:tcMar>
               <w:top w:type="dxa" w:w="60"/>
               <w:left w:type="dxa" w:w="100"/>
@@ -6715,7 +6715,7 @@
         </w:trPr>
         <w:tc>
           <w:tcPr>
-            <w:tcW w:type="dxa" w:w="1635"/>
+            <w:tcW w:type="dxa" w:w="1625"/>
             <w:tcMar>
               <w:top w:type="dxa" w:w="60"/>
               <w:left w:type="dxa" w:w="100"/>
@@ -6739,7 +6739,7 @@
         </w:tc>
         <w:tc>
           <w:tcPr>
-            <w:tcW w:type="dxa" w:w="1520"/>
+            <w:tcW w:type="dxa" w:w="1712"/>
             <w:tcMar>
               <w:top w:type="dxa" w:w="60"/>
               <w:left w:type="dxa" w:w="100"/>
@@ -6787,7 +6787,7 @@
         </w:tc>
         <w:tc>
           <w:tcPr>
-            <w:tcW w:type="dxa" w:w="3865"/>
+            <w:tcW w:type="dxa" w:w="3683"/>
             <w:tcMar>
               <w:top w:type="dxa" w:w="60"/>
               <w:left w:type="dxa" w:w="100"/>
@@ -6806,6 +6806,124 @@
                 <w:szCs w:val="18"/>
               </w:rPr>
               <w:t xml:space="preserve">Funciona igual en repos públicos y deja rastro en git</w:t>
+            </w:r>
+          </w:p>
+        </w:tc>
+      </w:tr>
+      <w:tr>
+        <w:trPr>
+          <w:cantSplit/>
+        </w:trPr>
+        <w:tc>
+          <w:tcPr>
+            <w:tcW w:type="dxa" w:w="1625"/>
+            <w:tcMar>
+              <w:top w:type="dxa" w:w="60"/>
+              <w:left w:type="dxa" w:w="100"/>
+              <w:bottom w:type="dxa" w:w="60"/>
+              <w:right w:type="dxa" w:w="100"/>
+            </w:tcMar>
+          </w:tcPr>
+          <w:p>
+            <w:pPr>
+              <w:spacing w:after="0" w:before="0" w:line="252"/>
+            </w:pPr>
+            <w:r>
+              <w:rPr>
+                <w:rFonts w:ascii="Calibri" w:cs="Calibri" w:eastAsia="Calibri" w:hAnsi="Calibri"/>
+                <w:sz w:val="18"/>
+                <w:szCs w:val="18"/>
+              </w:rPr>
+              <w:t xml:space="preserve">Ejecución del agente de código</w:t>
+            </w:r>
+          </w:p>
+        </w:tc>
+        <w:tc>
+          <w:tcPr>
+            <w:tcW w:type="dxa" w:w="1712"/>
+            <w:tcMar>
+              <w:top w:type="dxa" w:w="60"/>
+              <w:left w:type="dxa" w:w="100"/>
+              <w:bottom w:type="dxa" w:w="60"/>
+              <w:right w:type="dxa" w:w="100"/>
+            </w:tcMar>
+          </w:tcPr>
+          <w:p>
+            <w:pPr>
+              <w:spacing w:after="0" w:before="0" w:line="252"/>
+            </w:pPr>
+            <w:r>
+              <w:rPr>
+                <w:rFonts w:ascii="Calibri" w:cs="Calibri" w:eastAsia="Calibri" w:hAnsi="Calibri"/>
+                <w:sz w:val="18"/>
+                <w:szCs w:val="18"/>
+              </w:rPr>
+              <w:t xml:space="preserve">Devcontainer interactivo y, con la extensión F, GitHub Actions disparado por la etiqueta </w:t>
+            </w:r>
+            <w:r>
+              <w:rPr>
+                <w:rFonts w:ascii="Consolas" w:cs="Consolas" w:eastAsia="Consolas" w:hAnsi="Consolas"/>
+                <w:color w:val="2E3A36"/>
+                <w:sz w:val="16"/>
+                <w:szCs w:val="16"/>
+              </w:rPr>
+              <w:t xml:space="preserve">aprobado</w:t>
+            </w:r>
+            <w:r>
+              <w:rPr>
+                <w:rFonts w:ascii="Calibri" w:cs="Calibri" w:eastAsia="Calibri" w:hAnsi="Calibri"/>
+                <w:sz w:val="18"/>
+                <w:szCs w:val="18"/>
+              </w:rPr>
+              <w:t xml:space="preserve"> y el merge de la spec</w:t>
+            </w:r>
+          </w:p>
+        </w:tc>
+        <w:tc>
+          <w:tcPr>
+            <w:tcW w:type="dxa" w:w="2050"/>
+            <w:tcMar>
+              <w:top w:type="dxa" w:w="60"/>
+              <w:left w:type="dxa" w:w="100"/>
+              <w:bottom w:type="dxa" w:w="60"/>
+              <w:right w:type="dxa" w:w="100"/>
+            </w:tcMar>
+          </w:tcPr>
+          <w:p>
+            <w:pPr>
+              <w:spacing w:after="0" w:before="0" w:line="252"/>
+            </w:pPr>
+            <w:r>
+              <w:rPr>
+                <w:rFonts w:ascii="Calibri" w:cs="Calibri" w:eastAsia="Calibri" w:hAnsi="Calibri"/>
+                <w:sz w:val="18"/>
+                <w:szCs w:val="18"/>
+              </w:rPr>
+              <w:t xml:space="preserve">Solo devcontainer; solo Actions</w:t>
+            </w:r>
+          </w:p>
+        </w:tc>
+        <w:tc>
+          <w:tcPr>
+            <w:tcW w:type="dxa" w:w="3683"/>
+            <w:tcMar>
+              <w:top w:type="dxa" w:w="60"/>
+              <w:left w:type="dxa" w:w="100"/>
+              <w:bottom w:type="dxa" w:w="60"/>
+              <w:right w:type="dxa" w:w="100"/>
+            </w:tcMar>
+          </w:tcPr>
+          <w:p>
+            <w:pPr>
+              <w:spacing w:after="0" w:before="0" w:line="252"/>
+            </w:pPr>
+            <w:r>
+              <w:rPr>
+                <w:rFonts w:ascii="Calibri" w:cs="Calibri" w:eastAsia="Calibri" w:hAnsi="Calibri"/>
+                <w:sz w:val="18"/>
+                <w:szCs w:val="18"/>
+              </w:rPr>
+              <w:t xml:space="preserve">El devcontainer permite trabajar en pareja con el agente y enseñar el harness; Actions quita los prompts manuales sin añadir ni quitar aprobaciones humanas</w:t>
             </w:r>
           </w:p>
         </w:tc>
@@ -8242,7 +8360,7 @@
         <w:rPr>
           <w:rFonts w:ascii="Calibri" w:cs="Calibri" w:eastAsia="Calibri" w:hAnsi="Calibri"/>
         </w:rPr>
-        <w:t xml:space="preserve">, mantenimiento, retirada y trazabilidad:</w:t>
+        <w:t xml:space="preserve">, mantenimiento, retirada y trazabilidad. Más tarde se añadió la F, que lanza al agente de código desde GitHub Actions para que el desarrollador no tenga que escribirle un prompt en cada feature:</w:t>
       </w:r>
     </w:p>
     <w:tbl>
@@ -8258,10 +8376,10 @@
         </w:tblBorders>
       </w:tblPr>
       <w:tblGrid>
-        <w:gridCol w:w="1001"/>
-        <w:gridCol w:w="4367"/>
-        <w:gridCol w:w="1978"/>
-        <w:gridCol w:w="1724"/>
+        <w:gridCol w:w="999"/>
+        <w:gridCol w:w="4355"/>
+        <w:gridCol w:w="1966"/>
+        <w:gridCol w:w="1750"/>
       </w:tblGrid>
       <w:tr>
         <w:trPr>
@@ -8269,7 +8387,7 @@
         </w:trPr>
         <w:tc>
           <w:tcPr>
-            <w:tcW w:type="dxa" w:w="1001"/>
+            <w:tcW w:type="dxa" w:w="999"/>
             <w:shd w:fill="E3EEEA" w:color="auto" w:val="clear"/>
             <w:tcMar>
               <w:top w:type="dxa" w:w="60"/>
@@ -8296,7 +8414,7 @@
         </w:tc>
         <w:tc>
           <w:tcPr>
-            <w:tcW w:type="dxa" w:w="4367"/>
+            <w:tcW w:type="dxa" w:w="4355"/>
             <w:shd w:fill="E3EEEA" w:color="auto" w:val="clear"/>
             <w:tcMar>
               <w:top w:type="dxa" w:w="60"/>
@@ -8323,7 +8441,7 @@
         </w:tc>
         <w:tc>
           <w:tcPr>
-            <w:tcW w:type="dxa" w:w="1978"/>
+            <w:tcW w:type="dxa" w:w="1966"/>
             <w:shd w:fill="E3EEEA" w:color="auto" w:val="clear"/>
             <w:tcMar>
               <w:top w:type="dxa" w:w="60"/>
@@ -8350,7 +8468,7 @@
         </w:tc>
         <w:tc>
           <w:tcPr>
-            <w:tcW w:type="dxa" w:w="1724"/>
+            <w:tcW w:type="dxa" w:w="1750"/>
             <w:shd w:fill="E3EEEA" w:color="auto" w:val="clear"/>
             <w:tcMar>
               <w:top w:type="dxa" w:w="60"/>
@@ -8382,7 +8500,7 @@
         </w:trPr>
         <w:tc>
           <w:tcPr>
-            <w:tcW w:type="dxa" w:w="1001"/>
+            <w:tcW w:type="dxa" w:w="999"/>
             <w:tcMar>
               <w:top w:type="dxa" w:w="60"/>
               <w:left w:type="dxa" w:w="100"/>
@@ -8406,7 +8524,7 @@
         </w:tc>
         <w:tc>
           <w:tcPr>
-            <w:tcW w:type="dxa" w:w="4367"/>
+            <w:tcW w:type="dxa" w:w="4355"/>
             <w:tcMar>
               <w:top w:type="dxa" w:w="60"/>
               <w:left w:type="dxa" w:w="100"/>
@@ -8430,7 +8548,7 @@
         </w:tc>
         <w:tc>
           <w:tcPr>
-            <w:tcW w:type="dxa" w:w="1978"/>
+            <w:tcW w:type="dxa" w:w="1966"/>
             <w:tcMar>
               <w:top w:type="dxa" w:w="60"/>
               <w:left w:type="dxa" w:w="100"/>
@@ -8454,7 +8572,7 @@
         </w:tc>
         <w:tc>
           <w:tcPr>
-            <w:tcW w:type="dxa" w:w="1724"/>
+            <w:tcW w:type="dxa" w:w="1750"/>
             <w:tcMar>
               <w:top w:type="dxa" w:w="60"/>
               <w:left w:type="dxa" w:w="100"/>
@@ -8483,7 +8601,7 @@
         </w:trPr>
         <w:tc>
           <w:tcPr>
-            <w:tcW w:type="dxa" w:w="1001"/>
+            <w:tcW w:type="dxa" w:w="999"/>
             <w:tcMar>
               <w:top w:type="dxa" w:w="60"/>
               <w:left w:type="dxa" w:w="100"/>
@@ -8507,7 +8625,7 @@
         </w:tc>
         <w:tc>
           <w:tcPr>
-            <w:tcW w:type="dxa" w:w="4367"/>
+            <w:tcW w:type="dxa" w:w="4355"/>
             <w:tcMar>
               <w:top w:type="dxa" w:w="60"/>
               <w:left w:type="dxa" w:w="100"/>
@@ -8531,7 +8649,7 @@
         </w:tc>
         <w:tc>
           <w:tcPr>
-            <w:tcW w:type="dxa" w:w="1978"/>
+            <w:tcW w:type="dxa" w:w="1966"/>
             <w:tcMar>
               <w:top w:type="dxa" w:w="60"/>
               <w:left w:type="dxa" w:w="100"/>
@@ -8555,7 +8673,7 @@
         </w:tc>
         <w:tc>
           <w:tcPr>
-            <w:tcW w:type="dxa" w:w="1724"/>
+            <w:tcW w:type="dxa" w:w="1750"/>
             <w:tcMar>
               <w:top w:type="dxa" w:w="60"/>
               <w:left w:type="dxa" w:w="100"/>
@@ -8584,7 +8702,7 @@
         </w:trPr>
         <w:tc>
           <w:tcPr>
-            <w:tcW w:type="dxa" w:w="1001"/>
+            <w:tcW w:type="dxa" w:w="999"/>
             <w:tcMar>
               <w:top w:type="dxa" w:w="60"/>
               <w:left w:type="dxa" w:w="100"/>
@@ -8608,7 +8726,7 @@
         </w:tc>
         <w:tc>
           <w:tcPr>
-            <w:tcW w:type="dxa" w:w="4367"/>
+            <w:tcW w:type="dxa" w:w="4355"/>
             <w:tcMar>
               <w:top w:type="dxa" w:w="60"/>
               <w:left w:type="dxa" w:w="100"/>
@@ -8632,7 +8750,7 @@
         </w:tc>
         <w:tc>
           <w:tcPr>
-            <w:tcW w:type="dxa" w:w="1978"/>
+            <w:tcW w:type="dxa" w:w="1966"/>
             <w:tcMar>
               <w:top w:type="dxa" w:w="60"/>
               <w:left w:type="dxa" w:w="100"/>
@@ -8656,7 +8774,7 @@
         </w:tc>
         <w:tc>
           <w:tcPr>
-            <w:tcW w:type="dxa" w:w="1724"/>
+            <w:tcW w:type="dxa" w:w="1750"/>
             <w:tcMar>
               <w:top w:type="dxa" w:w="60"/>
               <w:left w:type="dxa" w:w="100"/>
@@ -8685,7 +8803,7 @@
         </w:trPr>
         <w:tc>
           <w:tcPr>
-            <w:tcW w:type="dxa" w:w="1001"/>
+            <w:tcW w:type="dxa" w:w="999"/>
             <w:tcMar>
               <w:top w:type="dxa" w:w="60"/>
               <w:left w:type="dxa" w:w="100"/>
@@ -8709,7 +8827,7 @@
         </w:tc>
         <w:tc>
           <w:tcPr>
-            <w:tcW w:type="dxa" w:w="4367"/>
+            <w:tcW w:type="dxa" w:w="4355"/>
             <w:tcMar>
               <w:top w:type="dxa" w:w="60"/>
               <w:left w:type="dxa" w:w="100"/>
@@ -8733,7 +8851,7 @@
         </w:tc>
         <w:tc>
           <w:tcPr>
-            <w:tcW w:type="dxa" w:w="1978"/>
+            <w:tcW w:type="dxa" w:w="1966"/>
             <w:tcMar>
               <w:top w:type="dxa" w:w="60"/>
               <w:left w:type="dxa" w:w="100"/>
@@ -8757,7 +8875,7 @@
         </w:tc>
         <w:tc>
           <w:tcPr>
-            <w:tcW w:type="dxa" w:w="1724"/>
+            <w:tcW w:type="dxa" w:w="1750"/>
             <w:tcMar>
               <w:top w:type="dxa" w:w="60"/>
               <w:left w:type="dxa" w:w="100"/>
@@ -8786,7 +8904,7 @@
         </w:trPr>
         <w:tc>
           <w:tcPr>
-            <w:tcW w:type="dxa" w:w="1001"/>
+            <w:tcW w:type="dxa" w:w="999"/>
             <w:tcMar>
               <w:top w:type="dxa" w:w="60"/>
               <w:left w:type="dxa" w:w="100"/>
@@ -8810,7 +8928,7 @@
         </w:tc>
         <w:tc>
           <w:tcPr>
-            <w:tcW w:type="dxa" w:w="4367"/>
+            <w:tcW w:type="dxa" w:w="4355"/>
             <w:tcMar>
               <w:top w:type="dxa" w:w="60"/>
               <w:left w:type="dxa" w:w="100"/>
@@ -8834,7 +8952,7 @@
         </w:tc>
         <w:tc>
           <w:tcPr>
-            <w:tcW w:type="dxa" w:w="1978"/>
+            <w:tcW w:type="dxa" w:w="1966"/>
             <w:tcMar>
               <w:top w:type="dxa" w:w="60"/>
               <w:left w:type="dxa" w:w="100"/>
@@ -8858,7 +8976,7 @@
         </w:tc>
         <w:tc>
           <w:tcPr>
-            <w:tcW w:type="dxa" w:w="1724"/>
+            <w:tcW w:type="dxa" w:w="1750"/>
             <w:tcMar>
               <w:top w:type="dxa" w:w="60"/>
               <w:left w:type="dxa" w:w="100"/>
@@ -8887,7 +9005,7 @@
         </w:trPr>
         <w:tc>
           <w:tcPr>
-            <w:tcW w:type="dxa" w:w="1001"/>
+            <w:tcW w:type="dxa" w:w="999"/>
             <w:tcMar>
               <w:top w:type="dxa" w:w="60"/>
               <w:left w:type="dxa" w:w="100"/>
@@ -8911,7 +9029,7 @@
         </w:tc>
         <w:tc>
           <w:tcPr>
-            <w:tcW w:type="dxa" w:w="4367"/>
+            <w:tcW w:type="dxa" w:w="4355"/>
             <w:tcMar>
               <w:top w:type="dxa" w:w="60"/>
               <w:left w:type="dxa" w:w="100"/>
@@ -8935,7 +9053,7 @@
         </w:tc>
         <w:tc>
           <w:tcPr>
-            <w:tcW w:type="dxa" w:w="1978"/>
+            <w:tcW w:type="dxa" w:w="1966"/>
             <w:tcMar>
               <w:top w:type="dxa" w:w="60"/>
               <w:left w:type="dxa" w:w="100"/>
@@ -8959,7 +9077,7 @@
         </w:tc>
         <w:tc>
           <w:tcPr>
-            <w:tcW w:type="dxa" w:w="1724"/>
+            <w:tcW w:type="dxa" w:w="1750"/>
             <w:tcMar>
               <w:top w:type="dxa" w:w="60"/>
               <w:left w:type="dxa" w:w="100"/>
@@ -8988,7 +9106,7 @@
         </w:trPr>
         <w:tc>
           <w:tcPr>
-            <w:tcW w:type="dxa" w:w="1001"/>
+            <w:tcW w:type="dxa" w:w="999"/>
             <w:tcMar>
               <w:top w:type="dxa" w:w="60"/>
               <w:left w:type="dxa" w:w="100"/>
@@ -9012,7 +9130,7 @@
         </w:tc>
         <w:tc>
           <w:tcPr>
-            <w:tcW w:type="dxa" w:w="4367"/>
+            <w:tcW w:type="dxa" w:w="4355"/>
             <w:tcMar>
               <w:top w:type="dxa" w:w="60"/>
               <w:left w:type="dxa" w:w="100"/>
@@ -9036,7 +9154,7 @@
         </w:tc>
         <w:tc>
           <w:tcPr>
-            <w:tcW w:type="dxa" w:w="1978"/>
+            <w:tcW w:type="dxa" w:w="1966"/>
             <w:tcMar>
               <w:top w:type="dxa" w:w="60"/>
               <w:left w:type="dxa" w:w="100"/>
@@ -9060,7 +9178,7 @@
         </w:tc>
         <w:tc>
           <w:tcPr>
-            <w:tcW w:type="dxa" w:w="1724"/>
+            <w:tcW w:type="dxa" w:w="1750"/>
             <w:tcMar>
               <w:top w:type="dxa" w:w="60"/>
               <w:left w:type="dxa" w:w="100"/>
@@ -9089,7 +9207,7 @@
         </w:trPr>
         <w:tc>
           <w:tcPr>
-            <w:tcW w:type="dxa" w:w="1001"/>
+            <w:tcW w:type="dxa" w:w="999"/>
             <w:tcMar>
               <w:top w:type="dxa" w:w="60"/>
               <w:left w:type="dxa" w:w="100"/>
@@ -9113,7 +9231,7 @@
         </w:tc>
         <w:tc>
           <w:tcPr>
-            <w:tcW w:type="dxa" w:w="4367"/>
+            <w:tcW w:type="dxa" w:w="4355"/>
             <w:tcMar>
               <w:top w:type="dxa" w:w="60"/>
               <w:left w:type="dxa" w:w="100"/>
@@ -9137,7 +9255,7 @@
         </w:tc>
         <w:tc>
           <w:tcPr>
-            <w:tcW w:type="dxa" w:w="1978"/>
+            <w:tcW w:type="dxa" w:w="1966"/>
             <w:tcMar>
               <w:top w:type="dxa" w:w="60"/>
               <w:left w:type="dxa" w:w="100"/>
@@ -9161,7 +9279,7 @@
         </w:tc>
         <w:tc>
           <w:tcPr>
-            <w:tcW w:type="dxa" w:w="1724"/>
+            <w:tcW w:type="dxa" w:w="1750"/>
             <w:tcMar>
               <w:top w:type="dxa" w:w="60"/>
               <w:left w:type="dxa" w:w="100"/>
@@ -9190,7 +9308,7 @@
         </w:trPr>
         <w:tc>
           <w:tcPr>
-            <w:tcW w:type="dxa" w:w="1001"/>
+            <w:tcW w:type="dxa" w:w="999"/>
             <w:tcMar>
               <w:top w:type="dxa" w:w="60"/>
               <w:left w:type="dxa" w:w="100"/>
@@ -9214,7 +9332,7 @@
         </w:tc>
         <w:tc>
           <w:tcPr>
-            <w:tcW w:type="dxa" w:w="4367"/>
+            <w:tcW w:type="dxa" w:w="4355"/>
             <w:tcMar>
               <w:top w:type="dxa" w:w="60"/>
               <w:left w:type="dxa" w:w="100"/>
@@ -9247,7 +9365,7 @@
         </w:tc>
         <w:tc>
           <w:tcPr>
-            <w:tcW w:type="dxa" w:w="1978"/>
+            <w:tcW w:type="dxa" w:w="1966"/>
             <w:tcMar>
               <w:top w:type="dxa" w:w="60"/>
               <w:left w:type="dxa" w:w="100"/>
@@ -9271,7 +9389,7 @@
         </w:tc>
         <w:tc>
           <w:tcPr>
-            <w:tcW w:type="dxa" w:w="1724"/>
+            <w:tcW w:type="dxa" w:w="1750"/>
             <w:tcMar>
               <w:top w:type="dxa" w:w="60"/>
               <w:left w:type="dxa" w:w="100"/>
@@ -9300,97 +9418,97 @@
         </w:trPr>
         <w:tc>
           <w:tcPr>
-            <w:tcW w:type="dxa" w:w="1001"/>
-            <w:tcMar>
-              <w:top w:type="dxa" w:w="60"/>
-              <w:left w:type="dxa" w:w="100"/>
-              <w:bottom w:type="dxa" w:w="60"/>
-              <w:right w:type="dxa" w:w="100"/>
-            </w:tcMar>
-          </w:tcPr>
-          <w:p>
-            <w:pPr>
-              <w:spacing w:after="0" w:before="0" w:line="252"/>
-            </w:pPr>
-            <w:r>
-              <w:rPr>
-                <w:rFonts w:ascii="Calibri" w:cs="Calibri" w:eastAsia="Calibri" w:hAnsi="Calibri"/>
-                <w:sz w:val="18"/>
-                <w:szCs w:val="18"/>
-              </w:rPr>
-              <w:t xml:space="preserve">9</w:t>
-            </w:r>
-          </w:p>
-        </w:tc>
-        <w:tc>
-          <w:tcPr>
-            <w:tcW w:type="dxa" w:w="4367"/>
-            <w:tcMar>
-              <w:top w:type="dxa" w:w="60"/>
-              <w:left w:type="dxa" w:w="100"/>
-              <w:bottom w:type="dxa" w:w="60"/>
-              <w:right w:type="dxa" w:w="100"/>
-            </w:tcMar>
-          </w:tcPr>
-          <w:p>
-            <w:pPr>
-              <w:spacing w:after="0" w:before="0" w:line="252"/>
-            </w:pPr>
-            <w:r>
-              <w:rPr>
-                <w:rFonts w:ascii="Calibri" w:cs="Calibri" w:eastAsia="Calibri" w:hAnsi="Calibri"/>
-                <w:sz w:val="18"/>
-                <w:szCs w:val="18"/>
-              </w:rPr>
-              <w:t xml:space="preserve">Supply chain: SBOM, firma y procedencia</w:t>
-            </w:r>
-          </w:p>
-        </w:tc>
-        <w:tc>
-          <w:tcPr>
-            <w:tcW w:type="dxa" w:w="1978"/>
-            <w:tcMar>
-              <w:top w:type="dxa" w:w="60"/>
-              <w:left w:type="dxa" w:w="100"/>
-              <w:bottom w:type="dxa" w:w="60"/>
-              <w:right w:type="dxa" w:w="100"/>
-            </w:tcMar>
-          </w:tcPr>
-          <w:p>
-            <w:pPr>
-              <w:spacing w:after="0" w:before="0" w:line="252"/>
-            </w:pPr>
-            <w:r>
-              <w:rPr>
-                <w:rFonts w:ascii="Calibri" w:cs="Calibri" w:eastAsia="Calibri" w:hAnsi="Calibri"/>
-                <w:sz w:val="18"/>
-                <w:szCs w:val="18"/>
-              </w:rPr>
-              <w:t xml:space="preserve">Principal</w:t>
-            </w:r>
-          </w:p>
-        </w:tc>
-        <w:tc>
-          <w:tcPr>
-            <w:tcW w:type="dxa" w:w="1724"/>
-            <w:tcMar>
-              <w:top w:type="dxa" w:w="60"/>
-              <w:left w:type="dxa" w:w="100"/>
-              <w:bottom w:type="dxa" w:w="60"/>
-              <w:right w:type="dxa" w:w="100"/>
-            </w:tcMar>
-          </w:tcPr>
-          <w:p>
-            <w:pPr>
-              <w:spacing w:after="0" w:before="0" w:line="252"/>
-            </w:pPr>
-            <w:r>
-              <w:rPr>
-                <w:rFonts w:ascii="Calibri" w:cs="Calibri" w:eastAsia="Calibri" w:hAnsi="Calibri"/>
-                <w:sz w:val="18"/>
-                <w:szCs w:val="18"/>
-              </w:rPr>
-              <w:t xml:space="preserve">Entrega</w:t>
+            <w:tcW w:type="dxa" w:w="999"/>
+            <w:tcMar>
+              <w:top w:type="dxa" w:w="60"/>
+              <w:left w:type="dxa" w:w="100"/>
+              <w:bottom w:type="dxa" w:w="60"/>
+              <w:right w:type="dxa" w:w="100"/>
+            </w:tcMar>
+          </w:tcPr>
+          <w:p>
+            <w:pPr>
+              <w:spacing w:after="0" w:before="0" w:line="252"/>
+            </w:pPr>
+            <w:r>
+              <w:rPr>
+                <w:rFonts w:ascii="Calibri" w:cs="Calibri" w:eastAsia="Calibri" w:hAnsi="Calibri"/>
+                <w:sz w:val="18"/>
+                <w:szCs w:val="18"/>
+              </w:rPr>
+              <w:t xml:space="preserve">↳ F</w:t>
+            </w:r>
+          </w:p>
+        </w:tc>
+        <w:tc>
+          <w:tcPr>
+            <w:tcW w:type="dxa" w:w="4355"/>
+            <w:tcMar>
+              <w:top w:type="dxa" w:w="60"/>
+              <w:left w:type="dxa" w:w="100"/>
+              <w:bottom w:type="dxa" w:w="60"/>
+              <w:right w:type="dxa" w:w="100"/>
+            </w:tcMar>
+          </w:tcPr>
+          <w:p>
+            <w:pPr>
+              <w:spacing w:after="0" w:before="0" w:line="252"/>
+            </w:pPr>
+            <w:r>
+              <w:rPr>
+                <w:rFonts w:ascii="Calibri" w:cs="Calibri" w:eastAsia="Calibri" w:hAnsi="Calibri"/>
+                <w:sz w:val="18"/>
+                <w:szCs w:val="18"/>
+              </w:rPr>
+              <w:t xml:space="preserve">Agente autónomo en Actions</w:t>
+            </w:r>
+          </w:p>
+        </w:tc>
+        <w:tc>
+          <w:tcPr>
+            <w:tcW w:type="dxa" w:w="1966"/>
+            <w:tcMar>
+              <w:top w:type="dxa" w:w="60"/>
+              <w:left w:type="dxa" w:w="100"/>
+              <w:bottom w:type="dxa" w:w="60"/>
+              <w:right w:type="dxa" w:w="100"/>
+            </w:tcMar>
+          </w:tcPr>
+          <w:p>
+            <w:pPr>
+              <w:spacing w:after="0" w:before="0" w:line="252"/>
+            </w:pPr>
+            <w:r>
+              <w:rPr>
+                <w:rFonts w:ascii="Calibri" w:cs="Calibri" w:eastAsia="Calibri" w:hAnsi="Calibri"/>
+                <w:sz w:val="18"/>
+                <w:szCs w:val="18"/>
+              </w:rPr>
+              <w:t xml:space="preserve">Extensión</w:t>
+            </w:r>
+          </w:p>
+        </w:tc>
+        <w:tc>
+          <w:tcPr>
+            <w:tcW w:type="dxa" w:w="1750"/>
+            <w:tcMar>
+              <w:top w:type="dxa" w:w="60"/>
+              <w:left w:type="dxa" w:w="100"/>
+              <w:bottom w:type="dxa" w:w="60"/>
+              <w:right w:type="dxa" w:w="100"/>
+            </w:tcMar>
+          </w:tcPr>
+          <w:p>
+            <w:pPr>
+              <w:spacing w:after="0" w:before="0" w:line="252"/>
+            </w:pPr>
+            <w:r>
+              <w:rPr>
+                <w:rFonts w:ascii="Calibri" w:cs="Calibri" w:eastAsia="Calibri" w:hAnsi="Calibri"/>
+                <w:sz w:val="18"/>
+                <w:szCs w:val="18"/>
+              </w:rPr>
+              <w:t xml:space="preserve">Construcción</w:t>
             </w:r>
           </w:p>
         </w:tc>
@@ -9401,55 +9519,55 @@
         </w:trPr>
         <w:tc>
           <w:tcPr>
-            <w:tcW w:type="dxa" w:w="1001"/>
-            <w:tcMar>
-              <w:top w:type="dxa" w:w="60"/>
-              <w:left w:type="dxa" w:w="100"/>
-              <w:bottom w:type="dxa" w:w="60"/>
-              <w:right w:type="dxa" w:w="100"/>
-            </w:tcMar>
-          </w:tcPr>
-          <w:p>
-            <w:pPr>
-              <w:spacing w:after="0" w:before="0" w:line="252"/>
-            </w:pPr>
-            <w:r>
-              <w:rPr>
-                <w:rFonts w:ascii="Calibri" w:cs="Calibri" w:eastAsia="Calibri" w:hAnsi="Calibri"/>
-                <w:sz w:val="18"/>
-                <w:szCs w:val="18"/>
-              </w:rPr>
-              <w:t xml:space="preserve">10</w:t>
-            </w:r>
-          </w:p>
-        </w:tc>
-        <w:tc>
-          <w:tcPr>
-            <w:tcW w:type="dxa" w:w="4367"/>
-            <w:tcMar>
-              <w:top w:type="dxa" w:w="60"/>
-              <w:left w:type="dxa" w:w="100"/>
-              <w:bottom w:type="dxa" w:w="60"/>
-              <w:right w:type="dxa" w:w="100"/>
-            </w:tcMar>
-          </w:tcPr>
-          <w:p>
-            <w:pPr>
-              <w:spacing w:after="0" w:before="0" w:line="252"/>
-            </w:pPr>
-            <w:r>
-              <w:rPr>
-                <w:rFonts w:ascii="Calibri" w:cs="Calibri" w:eastAsia="Calibri" w:hAnsi="Calibri"/>
-                <w:sz w:val="18"/>
-                <w:szCs w:val="18"/>
-              </w:rPr>
-              <w:t xml:space="preserve">Deploy GitOps con gate humano</w:t>
-            </w:r>
-          </w:p>
-        </w:tc>
-        <w:tc>
-          <w:tcPr>
-            <w:tcW w:type="dxa" w:w="1978"/>
+            <w:tcW w:type="dxa" w:w="999"/>
+            <w:tcMar>
+              <w:top w:type="dxa" w:w="60"/>
+              <w:left w:type="dxa" w:w="100"/>
+              <w:bottom w:type="dxa" w:w="60"/>
+              <w:right w:type="dxa" w:w="100"/>
+            </w:tcMar>
+          </w:tcPr>
+          <w:p>
+            <w:pPr>
+              <w:spacing w:after="0" w:before="0" w:line="252"/>
+            </w:pPr>
+            <w:r>
+              <w:rPr>
+                <w:rFonts w:ascii="Calibri" w:cs="Calibri" w:eastAsia="Calibri" w:hAnsi="Calibri"/>
+                <w:sz w:val="18"/>
+                <w:szCs w:val="18"/>
+              </w:rPr>
+              <w:t xml:space="preserve">9</w:t>
+            </w:r>
+          </w:p>
+        </w:tc>
+        <w:tc>
+          <w:tcPr>
+            <w:tcW w:type="dxa" w:w="4355"/>
+            <w:tcMar>
+              <w:top w:type="dxa" w:w="60"/>
+              <w:left w:type="dxa" w:w="100"/>
+              <w:bottom w:type="dxa" w:w="60"/>
+              <w:right w:type="dxa" w:w="100"/>
+            </w:tcMar>
+          </w:tcPr>
+          <w:p>
+            <w:pPr>
+              <w:spacing w:after="0" w:before="0" w:line="252"/>
+            </w:pPr>
+            <w:r>
+              <w:rPr>
+                <w:rFonts w:ascii="Calibri" w:cs="Calibri" w:eastAsia="Calibri" w:hAnsi="Calibri"/>
+                <w:sz w:val="18"/>
+                <w:szCs w:val="18"/>
+              </w:rPr>
+              <w:t xml:space="preserve">Supply chain: SBOM, firma y procedencia</w:t>
+            </w:r>
+          </w:p>
+        </w:tc>
+        <w:tc>
+          <w:tcPr>
+            <w:tcW w:type="dxa" w:w="1966"/>
             <w:tcMar>
               <w:top w:type="dxa" w:w="60"/>
               <w:left w:type="dxa" w:w="100"/>
@@ -9473,7 +9591,7 @@
         </w:tc>
         <w:tc>
           <w:tcPr>
-            <w:tcW w:type="dxa" w:w="1724"/>
+            <w:tcW w:type="dxa" w:w="1750"/>
             <w:tcMar>
               <w:top w:type="dxa" w:w="60"/>
               <w:left w:type="dxa" w:w="100"/>
@@ -9502,79 +9620,79 @@
         </w:trPr>
         <w:tc>
           <w:tcPr>
-            <w:tcW w:type="dxa" w:w="1001"/>
-            <w:tcMar>
-              <w:top w:type="dxa" w:w="60"/>
-              <w:left w:type="dxa" w:w="100"/>
-              <w:bottom w:type="dxa" w:w="60"/>
-              <w:right w:type="dxa" w:w="100"/>
-            </w:tcMar>
-          </w:tcPr>
-          <w:p>
-            <w:pPr>
-              <w:spacing w:after="0" w:before="0" w:line="252"/>
-            </w:pPr>
-            <w:r>
-              <w:rPr>
-                <w:rFonts w:ascii="Calibri" w:cs="Calibri" w:eastAsia="Calibri" w:hAnsi="Calibri"/>
-                <w:sz w:val="18"/>
-                <w:szCs w:val="18"/>
-              </w:rPr>
-              <w:t xml:space="preserve">↳ B</w:t>
-            </w:r>
-          </w:p>
-        </w:tc>
-        <w:tc>
-          <w:tcPr>
-            <w:tcW w:type="dxa" w:w="4367"/>
-            <w:tcMar>
-              <w:top w:type="dxa" w:w="60"/>
-              <w:left w:type="dxa" w:w="100"/>
-              <w:bottom w:type="dxa" w:w="60"/>
-              <w:right w:type="dxa" w:w="100"/>
-            </w:tcMar>
-          </w:tcPr>
-          <w:p>
-            <w:pPr>
-              <w:spacing w:after="0" w:before="0" w:line="252"/>
-            </w:pPr>
-            <w:r>
-              <w:rPr>
-                <w:rFonts w:ascii="Calibri" w:cs="Calibri" w:eastAsia="Calibri" w:hAnsi="Calibri"/>
-                <w:sz w:val="18"/>
-                <w:szCs w:val="18"/>
-              </w:rPr>
-              <w:t xml:space="preserve">Gestión de releases</w:t>
-            </w:r>
-          </w:p>
-        </w:tc>
-        <w:tc>
-          <w:tcPr>
-            <w:tcW w:type="dxa" w:w="1978"/>
-            <w:tcMar>
-              <w:top w:type="dxa" w:w="60"/>
-              <w:left w:type="dxa" w:w="100"/>
-              <w:bottom w:type="dxa" w:w="60"/>
-              <w:right w:type="dxa" w:w="100"/>
-            </w:tcMar>
-          </w:tcPr>
-          <w:p>
-            <w:pPr>
-              <w:spacing w:after="0" w:before="0" w:line="252"/>
-            </w:pPr>
-            <w:r>
-              <w:rPr>
-                <w:rFonts w:ascii="Calibri" w:cs="Calibri" w:eastAsia="Calibri" w:hAnsi="Calibri"/>
-                <w:sz w:val="18"/>
-                <w:szCs w:val="18"/>
-              </w:rPr>
-              <w:t xml:space="preserve">Extensión ALM</w:t>
-            </w:r>
-          </w:p>
-        </w:tc>
-        <w:tc>
-          <w:tcPr>
-            <w:tcW w:type="dxa" w:w="1724"/>
+            <w:tcW w:type="dxa" w:w="999"/>
+            <w:tcMar>
+              <w:top w:type="dxa" w:w="60"/>
+              <w:left w:type="dxa" w:w="100"/>
+              <w:bottom w:type="dxa" w:w="60"/>
+              <w:right w:type="dxa" w:w="100"/>
+            </w:tcMar>
+          </w:tcPr>
+          <w:p>
+            <w:pPr>
+              <w:spacing w:after="0" w:before="0" w:line="252"/>
+            </w:pPr>
+            <w:r>
+              <w:rPr>
+                <w:rFonts w:ascii="Calibri" w:cs="Calibri" w:eastAsia="Calibri" w:hAnsi="Calibri"/>
+                <w:sz w:val="18"/>
+                <w:szCs w:val="18"/>
+              </w:rPr>
+              <w:t xml:space="preserve">10</w:t>
+            </w:r>
+          </w:p>
+        </w:tc>
+        <w:tc>
+          <w:tcPr>
+            <w:tcW w:type="dxa" w:w="4355"/>
+            <w:tcMar>
+              <w:top w:type="dxa" w:w="60"/>
+              <w:left w:type="dxa" w:w="100"/>
+              <w:bottom w:type="dxa" w:w="60"/>
+              <w:right w:type="dxa" w:w="100"/>
+            </w:tcMar>
+          </w:tcPr>
+          <w:p>
+            <w:pPr>
+              <w:spacing w:after="0" w:before="0" w:line="252"/>
+            </w:pPr>
+            <w:r>
+              <w:rPr>
+                <w:rFonts w:ascii="Calibri" w:cs="Calibri" w:eastAsia="Calibri" w:hAnsi="Calibri"/>
+                <w:sz w:val="18"/>
+                <w:szCs w:val="18"/>
+              </w:rPr>
+              <w:t xml:space="preserve">Deploy GitOps con gate humano</w:t>
+            </w:r>
+          </w:p>
+        </w:tc>
+        <w:tc>
+          <w:tcPr>
+            <w:tcW w:type="dxa" w:w="1966"/>
+            <w:tcMar>
+              <w:top w:type="dxa" w:w="60"/>
+              <w:left w:type="dxa" w:w="100"/>
+              <w:bottom w:type="dxa" w:w="60"/>
+              <w:right w:type="dxa" w:w="100"/>
+            </w:tcMar>
+          </w:tcPr>
+          <w:p>
+            <w:pPr>
+              <w:spacing w:after="0" w:before="0" w:line="252"/>
+            </w:pPr>
+            <w:r>
+              <w:rPr>
+                <w:rFonts w:ascii="Calibri" w:cs="Calibri" w:eastAsia="Calibri" w:hAnsi="Calibri"/>
+                <w:sz w:val="18"/>
+                <w:szCs w:val="18"/>
+              </w:rPr>
+              <w:t xml:space="preserve">Principal</w:t>
+            </w:r>
+          </w:p>
+        </w:tc>
+        <w:tc>
+          <w:tcPr>
+            <w:tcW w:type="dxa" w:w="1750"/>
             <w:tcMar>
               <w:top w:type="dxa" w:w="60"/>
               <w:left w:type="dxa" w:w="100"/>
@@ -9603,97 +9721,97 @@
         </w:trPr>
         <w:tc>
           <w:tcPr>
-            <w:tcW w:type="dxa" w:w="1001"/>
-            <w:tcMar>
-              <w:top w:type="dxa" w:w="60"/>
-              <w:left w:type="dxa" w:w="100"/>
-              <w:bottom w:type="dxa" w:w="60"/>
-              <w:right w:type="dxa" w:w="100"/>
-            </w:tcMar>
-          </w:tcPr>
-          <w:p>
-            <w:pPr>
-              <w:spacing w:after="0" w:before="0" w:line="252"/>
-            </w:pPr>
-            <w:r>
-              <w:rPr>
-                <w:rFonts w:ascii="Calibri" w:cs="Calibri" w:eastAsia="Calibri" w:hAnsi="Calibri"/>
-                <w:sz w:val="18"/>
-                <w:szCs w:val="18"/>
-              </w:rPr>
-              <w:t xml:space="preserve">11</w:t>
-            </w:r>
-          </w:p>
-        </w:tc>
-        <w:tc>
-          <w:tcPr>
-            <w:tcW w:type="dxa" w:w="4367"/>
-            <w:tcMar>
-              <w:top w:type="dxa" w:w="60"/>
-              <w:left w:type="dxa" w:w="100"/>
-              <w:bottom w:type="dxa" w:w="60"/>
-              <w:right w:type="dxa" w:w="100"/>
-            </w:tcMar>
-          </w:tcPr>
-          <w:p>
-            <w:pPr>
-              <w:spacing w:after="0" w:before="0" w:line="252"/>
-            </w:pPr>
-            <w:r>
-              <w:rPr>
-                <w:rFonts w:ascii="Calibri" w:cs="Calibri" w:eastAsia="Calibri" w:hAnsi="Calibri"/>
-                <w:sz w:val="18"/>
-                <w:szCs w:val="18"/>
-              </w:rPr>
-              <w:t xml:space="preserve">Cerrar el loop de operación</w:t>
-            </w:r>
-          </w:p>
-        </w:tc>
-        <w:tc>
-          <w:tcPr>
-            <w:tcW w:type="dxa" w:w="1978"/>
-            <w:tcMar>
-              <w:top w:type="dxa" w:w="60"/>
-              <w:left w:type="dxa" w:w="100"/>
-              <w:bottom w:type="dxa" w:w="60"/>
-              <w:right w:type="dxa" w:w="100"/>
-            </w:tcMar>
-          </w:tcPr>
-          <w:p>
-            <w:pPr>
-              <w:spacing w:after="0" w:before="0" w:line="252"/>
-            </w:pPr>
-            <w:r>
-              <w:rPr>
-                <w:rFonts w:ascii="Calibri" w:cs="Calibri" w:eastAsia="Calibri" w:hAnsi="Calibri"/>
-                <w:sz w:val="18"/>
-                <w:szCs w:val="18"/>
-              </w:rPr>
-              <w:t xml:space="preserve">Principal</w:t>
-            </w:r>
-          </w:p>
-        </w:tc>
-        <w:tc>
-          <w:tcPr>
-            <w:tcW w:type="dxa" w:w="1724"/>
-            <w:tcMar>
-              <w:top w:type="dxa" w:w="60"/>
-              <w:left w:type="dxa" w:w="100"/>
-              <w:bottom w:type="dxa" w:w="60"/>
-              <w:right w:type="dxa" w:w="100"/>
-            </w:tcMar>
-          </w:tcPr>
-          <w:p>
-            <w:pPr>
-              <w:spacing w:after="0" w:before="0" w:line="252"/>
-            </w:pPr>
-            <w:r>
-              <w:rPr>
-                <w:rFonts w:ascii="Calibri" w:cs="Calibri" w:eastAsia="Calibri" w:hAnsi="Calibri"/>
-                <w:sz w:val="18"/>
-                <w:szCs w:val="18"/>
-              </w:rPr>
-              <w:t xml:space="preserve">Operación</w:t>
+            <w:tcW w:type="dxa" w:w="999"/>
+            <w:tcMar>
+              <w:top w:type="dxa" w:w="60"/>
+              <w:left w:type="dxa" w:w="100"/>
+              <w:bottom w:type="dxa" w:w="60"/>
+              <w:right w:type="dxa" w:w="100"/>
+            </w:tcMar>
+          </w:tcPr>
+          <w:p>
+            <w:pPr>
+              <w:spacing w:after="0" w:before="0" w:line="252"/>
+            </w:pPr>
+            <w:r>
+              <w:rPr>
+                <w:rFonts w:ascii="Calibri" w:cs="Calibri" w:eastAsia="Calibri" w:hAnsi="Calibri"/>
+                <w:sz w:val="18"/>
+                <w:szCs w:val="18"/>
+              </w:rPr>
+              <w:t xml:space="preserve">↳ B</w:t>
+            </w:r>
+          </w:p>
+        </w:tc>
+        <w:tc>
+          <w:tcPr>
+            <w:tcW w:type="dxa" w:w="4355"/>
+            <w:tcMar>
+              <w:top w:type="dxa" w:w="60"/>
+              <w:left w:type="dxa" w:w="100"/>
+              <w:bottom w:type="dxa" w:w="60"/>
+              <w:right w:type="dxa" w:w="100"/>
+            </w:tcMar>
+          </w:tcPr>
+          <w:p>
+            <w:pPr>
+              <w:spacing w:after="0" w:before="0" w:line="252"/>
+            </w:pPr>
+            <w:r>
+              <w:rPr>
+                <w:rFonts w:ascii="Calibri" w:cs="Calibri" w:eastAsia="Calibri" w:hAnsi="Calibri"/>
+                <w:sz w:val="18"/>
+                <w:szCs w:val="18"/>
+              </w:rPr>
+              <w:t xml:space="preserve">Gestión de releases</w:t>
+            </w:r>
+          </w:p>
+        </w:tc>
+        <w:tc>
+          <w:tcPr>
+            <w:tcW w:type="dxa" w:w="1966"/>
+            <w:tcMar>
+              <w:top w:type="dxa" w:w="60"/>
+              <w:left w:type="dxa" w:w="100"/>
+              <w:bottom w:type="dxa" w:w="60"/>
+              <w:right w:type="dxa" w:w="100"/>
+            </w:tcMar>
+          </w:tcPr>
+          <w:p>
+            <w:pPr>
+              <w:spacing w:after="0" w:before="0" w:line="252"/>
+            </w:pPr>
+            <w:r>
+              <w:rPr>
+                <w:rFonts w:ascii="Calibri" w:cs="Calibri" w:eastAsia="Calibri" w:hAnsi="Calibri"/>
+                <w:sz w:val="18"/>
+                <w:szCs w:val="18"/>
+              </w:rPr>
+              <w:t xml:space="preserve">Extensión ALM</w:t>
+            </w:r>
+          </w:p>
+        </w:tc>
+        <w:tc>
+          <w:tcPr>
+            <w:tcW w:type="dxa" w:w="1750"/>
+            <w:tcMar>
+              <w:top w:type="dxa" w:w="60"/>
+              <w:left w:type="dxa" w:w="100"/>
+              <w:bottom w:type="dxa" w:w="60"/>
+              <w:right w:type="dxa" w:w="100"/>
+            </w:tcMar>
+          </w:tcPr>
+          <w:p>
+            <w:pPr>
+              <w:spacing w:after="0" w:before="0" w:line="252"/>
+            </w:pPr>
+            <w:r>
+              <w:rPr>
+                <w:rFonts w:ascii="Calibri" w:cs="Calibri" w:eastAsia="Calibri" w:hAnsi="Calibri"/>
+                <w:sz w:val="18"/>
+                <w:szCs w:val="18"/>
+              </w:rPr>
+              <w:t xml:space="preserve">Entrega</w:t>
             </w:r>
           </w:p>
         </w:tc>
@@ -9704,79 +9822,79 @@
         </w:trPr>
         <w:tc>
           <w:tcPr>
-            <w:tcW w:type="dxa" w:w="1001"/>
-            <w:tcMar>
-              <w:top w:type="dxa" w:w="60"/>
-              <w:left w:type="dxa" w:w="100"/>
-              <w:bottom w:type="dxa" w:w="60"/>
-              <w:right w:type="dxa" w:w="100"/>
-            </w:tcMar>
-          </w:tcPr>
-          <w:p>
-            <w:pPr>
-              <w:spacing w:after="0" w:before="0" w:line="252"/>
-            </w:pPr>
-            <w:r>
-              <w:rPr>
-                <w:rFonts w:ascii="Calibri" w:cs="Calibri" w:eastAsia="Calibri" w:hAnsi="Calibri"/>
-                <w:sz w:val="18"/>
-                <w:szCs w:val="18"/>
-              </w:rPr>
-              <w:t xml:space="preserve">↳ C</w:t>
-            </w:r>
-          </w:p>
-        </w:tc>
-        <w:tc>
-          <w:tcPr>
-            <w:tcW w:type="dxa" w:w="4367"/>
-            <w:tcMar>
-              <w:top w:type="dxa" w:w="60"/>
-              <w:left w:type="dxa" w:w="100"/>
-              <w:bottom w:type="dxa" w:w="60"/>
-              <w:right w:type="dxa" w:w="100"/>
-            </w:tcMar>
-          </w:tcPr>
-          <w:p>
-            <w:pPr>
-              <w:spacing w:after="0" w:before="0" w:line="252"/>
-            </w:pPr>
-            <w:r>
-              <w:rPr>
-                <w:rFonts w:ascii="Calibri" w:cs="Calibri" w:eastAsia="Calibri" w:hAnsi="Calibri"/>
-                <w:sz w:val="18"/>
-                <w:szCs w:val="18"/>
-              </w:rPr>
-              <w:t xml:space="preserve">Mantenimiento continuo</w:t>
-            </w:r>
-          </w:p>
-        </w:tc>
-        <w:tc>
-          <w:tcPr>
-            <w:tcW w:type="dxa" w:w="1978"/>
-            <w:tcMar>
-              <w:top w:type="dxa" w:w="60"/>
-              <w:left w:type="dxa" w:w="100"/>
-              <w:bottom w:type="dxa" w:w="60"/>
-              <w:right w:type="dxa" w:w="100"/>
-            </w:tcMar>
-          </w:tcPr>
-          <w:p>
-            <w:pPr>
-              <w:spacing w:after="0" w:before="0" w:line="252"/>
-            </w:pPr>
-            <w:r>
-              <w:rPr>
-                <w:rFonts w:ascii="Calibri" w:cs="Calibri" w:eastAsia="Calibri" w:hAnsi="Calibri"/>
-                <w:sz w:val="18"/>
-                <w:szCs w:val="18"/>
-              </w:rPr>
-              <w:t xml:space="preserve">Extensión ALM</w:t>
-            </w:r>
-          </w:p>
-        </w:tc>
-        <w:tc>
-          <w:tcPr>
-            <w:tcW w:type="dxa" w:w="1724"/>
+            <w:tcW w:type="dxa" w:w="999"/>
+            <w:tcMar>
+              <w:top w:type="dxa" w:w="60"/>
+              <w:left w:type="dxa" w:w="100"/>
+              <w:bottom w:type="dxa" w:w="60"/>
+              <w:right w:type="dxa" w:w="100"/>
+            </w:tcMar>
+          </w:tcPr>
+          <w:p>
+            <w:pPr>
+              <w:spacing w:after="0" w:before="0" w:line="252"/>
+            </w:pPr>
+            <w:r>
+              <w:rPr>
+                <w:rFonts w:ascii="Calibri" w:cs="Calibri" w:eastAsia="Calibri" w:hAnsi="Calibri"/>
+                <w:sz w:val="18"/>
+                <w:szCs w:val="18"/>
+              </w:rPr>
+              <w:t xml:space="preserve">11</w:t>
+            </w:r>
+          </w:p>
+        </w:tc>
+        <w:tc>
+          <w:tcPr>
+            <w:tcW w:type="dxa" w:w="4355"/>
+            <w:tcMar>
+              <w:top w:type="dxa" w:w="60"/>
+              <w:left w:type="dxa" w:w="100"/>
+              <w:bottom w:type="dxa" w:w="60"/>
+              <w:right w:type="dxa" w:w="100"/>
+            </w:tcMar>
+          </w:tcPr>
+          <w:p>
+            <w:pPr>
+              <w:spacing w:after="0" w:before="0" w:line="252"/>
+            </w:pPr>
+            <w:r>
+              <w:rPr>
+                <w:rFonts w:ascii="Calibri" w:cs="Calibri" w:eastAsia="Calibri" w:hAnsi="Calibri"/>
+                <w:sz w:val="18"/>
+                <w:szCs w:val="18"/>
+              </w:rPr>
+              <w:t xml:space="preserve">Cerrar el loop de operación</w:t>
+            </w:r>
+          </w:p>
+        </w:tc>
+        <w:tc>
+          <w:tcPr>
+            <w:tcW w:type="dxa" w:w="1966"/>
+            <w:tcMar>
+              <w:top w:type="dxa" w:w="60"/>
+              <w:left w:type="dxa" w:w="100"/>
+              <w:bottom w:type="dxa" w:w="60"/>
+              <w:right w:type="dxa" w:w="100"/>
+            </w:tcMar>
+          </w:tcPr>
+          <w:p>
+            <w:pPr>
+              <w:spacing w:after="0" w:before="0" w:line="252"/>
+            </w:pPr>
+            <w:r>
+              <w:rPr>
+                <w:rFonts w:ascii="Calibri" w:cs="Calibri" w:eastAsia="Calibri" w:hAnsi="Calibri"/>
+                <w:sz w:val="18"/>
+                <w:szCs w:val="18"/>
+              </w:rPr>
+              <w:t xml:space="preserve">Principal</w:t>
+            </w:r>
+          </w:p>
+        </w:tc>
+        <w:tc>
+          <w:tcPr>
+            <w:tcW w:type="dxa" w:w="1750"/>
             <w:tcMar>
               <w:top w:type="dxa" w:w="60"/>
               <w:left w:type="dxa" w:w="100"/>
@@ -9805,55 +9923,55 @@
         </w:trPr>
         <w:tc>
           <w:tcPr>
-            <w:tcW w:type="dxa" w:w="1001"/>
-            <w:tcMar>
-              <w:top w:type="dxa" w:w="60"/>
-              <w:left w:type="dxa" w:w="100"/>
-              <w:bottom w:type="dxa" w:w="60"/>
-              <w:right w:type="dxa" w:w="100"/>
-            </w:tcMar>
-          </w:tcPr>
-          <w:p>
-            <w:pPr>
-              <w:spacing w:after="0" w:before="0" w:line="252"/>
-            </w:pPr>
-            <w:r>
-              <w:rPr>
-                <w:rFonts w:ascii="Calibri" w:cs="Calibri" w:eastAsia="Calibri" w:hAnsi="Calibri"/>
-                <w:sz w:val="18"/>
-                <w:szCs w:val="18"/>
-              </w:rPr>
-              <w:t xml:space="preserve">↳ D</w:t>
-            </w:r>
-          </w:p>
-        </w:tc>
-        <w:tc>
-          <w:tcPr>
-            <w:tcW w:type="dxa" w:w="4367"/>
-            <w:tcMar>
-              <w:top w:type="dxa" w:w="60"/>
-              <w:left w:type="dxa" w:w="100"/>
-              <w:bottom w:type="dxa" w:w="60"/>
-              <w:right w:type="dxa" w:w="100"/>
-            </w:tcMar>
-          </w:tcPr>
-          <w:p>
-            <w:pPr>
-              <w:spacing w:after="0" w:before="0" w:line="252"/>
-            </w:pPr>
-            <w:r>
-              <w:rPr>
-                <w:rFonts w:ascii="Calibri" w:cs="Calibri" w:eastAsia="Calibri" w:hAnsi="Calibri"/>
-                <w:sz w:val="18"/>
-                <w:szCs w:val="18"/>
-              </w:rPr>
-              <w:t xml:space="preserve">Retirada de un endpoint v1</w:t>
-            </w:r>
-          </w:p>
-        </w:tc>
-        <w:tc>
-          <w:tcPr>
-            <w:tcW w:type="dxa" w:w="1978"/>
+            <w:tcW w:type="dxa" w:w="999"/>
+            <w:tcMar>
+              <w:top w:type="dxa" w:w="60"/>
+              <w:left w:type="dxa" w:w="100"/>
+              <w:bottom w:type="dxa" w:w="60"/>
+              <w:right w:type="dxa" w:w="100"/>
+            </w:tcMar>
+          </w:tcPr>
+          <w:p>
+            <w:pPr>
+              <w:spacing w:after="0" w:before="0" w:line="252"/>
+            </w:pPr>
+            <w:r>
+              <w:rPr>
+                <w:rFonts w:ascii="Calibri" w:cs="Calibri" w:eastAsia="Calibri" w:hAnsi="Calibri"/>
+                <w:sz w:val="18"/>
+                <w:szCs w:val="18"/>
+              </w:rPr>
+              <w:t xml:space="preserve">↳ C</w:t>
+            </w:r>
+          </w:p>
+        </w:tc>
+        <w:tc>
+          <w:tcPr>
+            <w:tcW w:type="dxa" w:w="4355"/>
+            <w:tcMar>
+              <w:top w:type="dxa" w:w="60"/>
+              <w:left w:type="dxa" w:w="100"/>
+              <w:bottom w:type="dxa" w:w="60"/>
+              <w:right w:type="dxa" w:w="100"/>
+            </w:tcMar>
+          </w:tcPr>
+          <w:p>
+            <w:pPr>
+              <w:spacing w:after="0" w:before="0" w:line="252"/>
+            </w:pPr>
+            <w:r>
+              <w:rPr>
+                <w:rFonts w:ascii="Calibri" w:cs="Calibri" w:eastAsia="Calibri" w:hAnsi="Calibri"/>
+                <w:sz w:val="18"/>
+                <w:szCs w:val="18"/>
+              </w:rPr>
+              <w:t xml:space="preserve">Mantenimiento continuo</w:t>
+            </w:r>
+          </w:p>
+        </w:tc>
+        <w:tc>
+          <w:tcPr>
+            <w:tcW w:type="dxa" w:w="1966"/>
             <w:tcMar>
               <w:top w:type="dxa" w:w="60"/>
               <w:left w:type="dxa" w:w="100"/>
@@ -9877,25 +9995,25 @@
         </w:tc>
         <w:tc>
           <w:tcPr>
-            <w:tcW w:type="dxa" w:w="1724"/>
-            <w:tcMar>
-              <w:top w:type="dxa" w:w="60"/>
-              <w:left w:type="dxa" w:w="100"/>
-              <w:bottom w:type="dxa" w:w="60"/>
-              <w:right w:type="dxa" w:w="100"/>
-            </w:tcMar>
-          </w:tcPr>
-          <w:p>
-            <w:pPr>
-              <w:spacing w:after="0" w:before="0" w:line="252"/>
-            </w:pPr>
-            <w:r>
-              <w:rPr>
-                <w:rFonts w:ascii="Calibri" w:cs="Calibri" w:eastAsia="Calibri" w:hAnsi="Calibri"/>
-                <w:sz w:val="18"/>
-                <w:szCs w:val="18"/>
-              </w:rPr>
-              <w:t xml:space="preserve">Retirada</w:t>
+            <w:tcW w:type="dxa" w:w="1750"/>
+            <w:tcMar>
+              <w:top w:type="dxa" w:w="60"/>
+              <w:left w:type="dxa" w:w="100"/>
+              <w:bottom w:type="dxa" w:w="60"/>
+              <w:right w:type="dxa" w:w="100"/>
+            </w:tcMar>
+          </w:tcPr>
+          <w:p>
+            <w:pPr>
+              <w:spacing w:after="0" w:before="0" w:line="252"/>
+            </w:pPr>
+            <w:r>
+              <w:rPr>
+                <w:rFonts w:ascii="Calibri" w:cs="Calibri" w:eastAsia="Calibri" w:hAnsi="Calibri"/>
+                <w:sz w:val="18"/>
+                <w:szCs w:val="18"/>
+              </w:rPr>
+              <w:t xml:space="preserve">Operación</w:t>
             </w:r>
           </w:p>
         </w:tc>
@@ -9906,55 +10024,55 @@
         </w:trPr>
         <w:tc>
           <w:tcPr>
-            <w:tcW w:type="dxa" w:w="1001"/>
-            <w:tcMar>
-              <w:top w:type="dxa" w:w="60"/>
-              <w:left w:type="dxa" w:w="100"/>
-              <w:bottom w:type="dxa" w:w="60"/>
-              <w:right w:type="dxa" w:w="100"/>
-            </w:tcMar>
-          </w:tcPr>
-          <w:p>
-            <w:pPr>
-              <w:spacing w:after="0" w:before="0" w:line="252"/>
-            </w:pPr>
-            <w:r>
-              <w:rPr>
-                <w:rFonts w:ascii="Calibri" w:cs="Calibri" w:eastAsia="Calibri" w:hAnsi="Calibri"/>
-                <w:sz w:val="18"/>
-                <w:szCs w:val="18"/>
-              </w:rPr>
-              <w:t xml:space="preserve">↳ E</w:t>
-            </w:r>
-          </w:p>
-        </w:tc>
-        <w:tc>
-          <w:tcPr>
-            <w:tcW w:type="dxa" w:w="4367"/>
-            <w:tcMar>
-              <w:top w:type="dxa" w:w="60"/>
-              <w:left w:type="dxa" w:w="100"/>
-              <w:bottom w:type="dxa" w:w="60"/>
-              <w:right w:type="dxa" w:w="100"/>
-            </w:tcMar>
-          </w:tcPr>
-          <w:p>
-            <w:pPr>
-              <w:spacing w:after="0" w:before="0" w:line="252"/>
-            </w:pPr>
-            <w:r>
-              <w:rPr>
-                <w:rFonts w:ascii="Calibri" w:cs="Calibri" w:eastAsia="Calibri" w:hAnsi="Calibri"/>
-                <w:sz w:val="18"/>
-                <w:szCs w:val="18"/>
-              </w:rPr>
-              <w:t xml:space="preserve">Informe de trazabilidad</w:t>
-            </w:r>
-          </w:p>
-        </w:tc>
-        <w:tc>
-          <w:tcPr>
-            <w:tcW w:type="dxa" w:w="1978"/>
+            <w:tcW w:type="dxa" w:w="999"/>
+            <w:tcMar>
+              <w:top w:type="dxa" w:w="60"/>
+              <w:left w:type="dxa" w:w="100"/>
+              <w:bottom w:type="dxa" w:w="60"/>
+              <w:right w:type="dxa" w:w="100"/>
+            </w:tcMar>
+          </w:tcPr>
+          <w:p>
+            <w:pPr>
+              <w:spacing w:after="0" w:before="0" w:line="252"/>
+            </w:pPr>
+            <w:r>
+              <w:rPr>
+                <w:rFonts w:ascii="Calibri" w:cs="Calibri" w:eastAsia="Calibri" w:hAnsi="Calibri"/>
+                <w:sz w:val="18"/>
+                <w:szCs w:val="18"/>
+              </w:rPr>
+              <w:t xml:space="preserve">↳ D</w:t>
+            </w:r>
+          </w:p>
+        </w:tc>
+        <w:tc>
+          <w:tcPr>
+            <w:tcW w:type="dxa" w:w="4355"/>
+            <w:tcMar>
+              <w:top w:type="dxa" w:w="60"/>
+              <w:left w:type="dxa" w:w="100"/>
+              <w:bottom w:type="dxa" w:w="60"/>
+              <w:right w:type="dxa" w:w="100"/>
+            </w:tcMar>
+          </w:tcPr>
+          <w:p>
+            <w:pPr>
+              <w:spacing w:after="0" w:before="0" w:line="252"/>
+            </w:pPr>
+            <w:r>
+              <w:rPr>
+                <w:rFonts w:ascii="Calibri" w:cs="Calibri" w:eastAsia="Calibri" w:hAnsi="Calibri"/>
+                <w:sz w:val="18"/>
+                <w:szCs w:val="18"/>
+              </w:rPr>
+              <w:t xml:space="preserve">Retirada de un endpoint v1</w:t>
+            </w:r>
+          </w:p>
+        </w:tc>
+        <w:tc>
+          <w:tcPr>
+            <w:tcW w:type="dxa" w:w="1966"/>
             <w:tcMar>
               <w:top w:type="dxa" w:w="60"/>
               <w:left w:type="dxa" w:w="100"/>
@@ -9978,25 +10096,25 @@
         </w:tc>
         <w:tc>
           <w:tcPr>
-            <w:tcW w:type="dxa" w:w="1724"/>
-            <w:tcMar>
-              <w:top w:type="dxa" w:w="60"/>
-              <w:left w:type="dxa" w:w="100"/>
-              <w:bottom w:type="dxa" w:w="60"/>
-              <w:right w:type="dxa" w:w="100"/>
-            </w:tcMar>
-          </w:tcPr>
-          <w:p>
-            <w:pPr>
-              <w:spacing w:after="0" w:before="0" w:line="252"/>
-            </w:pPr>
-            <w:r>
-              <w:rPr>
-                <w:rFonts w:ascii="Calibri" w:cs="Calibri" w:eastAsia="Calibri" w:hAnsi="Calibri"/>
-                <w:sz w:val="18"/>
-                <w:szCs w:val="18"/>
-              </w:rPr>
-              <w:t xml:space="preserve">Gobierno</w:t>
+            <w:tcW w:type="dxa" w:w="1750"/>
+            <w:tcMar>
+              <w:top w:type="dxa" w:w="60"/>
+              <w:left w:type="dxa" w:w="100"/>
+              <w:bottom w:type="dxa" w:w="60"/>
+              <w:right w:type="dxa" w:w="100"/>
+            </w:tcMar>
+          </w:tcPr>
+          <w:p>
+            <w:pPr>
+              <w:spacing w:after="0" w:before="0" w:line="252"/>
+            </w:pPr>
+            <w:r>
+              <w:rPr>
+                <w:rFonts w:ascii="Calibri" w:cs="Calibri" w:eastAsia="Calibri" w:hAnsi="Calibri"/>
+                <w:sz w:val="18"/>
+                <w:szCs w:val="18"/>
+              </w:rPr>
+              <w:t xml:space="preserve">Retirada</w:t>
             </w:r>
           </w:p>
         </w:tc>
@@ -10007,7 +10125,108 @@
         </w:trPr>
         <w:tc>
           <w:tcPr>
-            <w:tcW w:type="dxa" w:w="1001"/>
+            <w:tcW w:type="dxa" w:w="999"/>
+            <w:tcMar>
+              <w:top w:type="dxa" w:w="60"/>
+              <w:left w:type="dxa" w:w="100"/>
+              <w:bottom w:type="dxa" w:w="60"/>
+              <w:right w:type="dxa" w:w="100"/>
+            </w:tcMar>
+          </w:tcPr>
+          <w:p>
+            <w:pPr>
+              <w:spacing w:after="0" w:before="0" w:line="252"/>
+            </w:pPr>
+            <w:r>
+              <w:rPr>
+                <w:rFonts w:ascii="Calibri" w:cs="Calibri" w:eastAsia="Calibri" w:hAnsi="Calibri"/>
+                <w:sz w:val="18"/>
+                <w:szCs w:val="18"/>
+              </w:rPr>
+              <w:t xml:space="preserve">↳ E</w:t>
+            </w:r>
+          </w:p>
+        </w:tc>
+        <w:tc>
+          <w:tcPr>
+            <w:tcW w:type="dxa" w:w="4355"/>
+            <w:tcMar>
+              <w:top w:type="dxa" w:w="60"/>
+              <w:left w:type="dxa" w:w="100"/>
+              <w:bottom w:type="dxa" w:w="60"/>
+              <w:right w:type="dxa" w:w="100"/>
+            </w:tcMar>
+          </w:tcPr>
+          <w:p>
+            <w:pPr>
+              <w:spacing w:after="0" w:before="0" w:line="252"/>
+            </w:pPr>
+            <w:r>
+              <w:rPr>
+                <w:rFonts w:ascii="Calibri" w:cs="Calibri" w:eastAsia="Calibri" w:hAnsi="Calibri"/>
+                <w:sz w:val="18"/>
+                <w:szCs w:val="18"/>
+              </w:rPr>
+              <w:t xml:space="preserve">Informe de trazabilidad</w:t>
+            </w:r>
+          </w:p>
+        </w:tc>
+        <w:tc>
+          <w:tcPr>
+            <w:tcW w:type="dxa" w:w="1966"/>
+            <w:tcMar>
+              <w:top w:type="dxa" w:w="60"/>
+              <w:left w:type="dxa" w:w="100"/>
+              <w:bottom w:type="dxa" w:w="60"/>
+              <w:right w:type="dxa" w:w="100"/>
+            </w:tcMar>
+          </w:tcPr>
+          <w:p>
+            <w:pPr>
+              <w:spacing w:after="0" w:before="0" w:line="252"/>
+            </w:pPr>
+            <w:r>
+              <w:rPr>
+                <w:rFonts w:ascii="Calibri" w:cs="Calibri" w:eastAsia="Calibri" w:hAnsi="Calibri"/>
+                <w:sz w:val="18"/>
+                <w:szCs w:val="18"/>
+              </w:rPr>
+              <w:t xml:space="preserve">Extensión ALM</w:t>
+            </w:r>
+          </w:p>
+        </w:tc>
+        <w:tc>
+          <w:tcPr>
+            <w:tcW w:type="dxa" w:w="1750"/>
+            <w:tcMar>
+              <w:top w:type="dxa" w:w="60"/>
+              <w:left w:type="dxa" w:w="100"/>
+              <w:bottom w:type="dxa" w:w="60"/>
+              <w:right w:type="dxa" w:w="100"/>
+            </w:tcMar>
+          </w:tcPr>
+          <w:p>
+            <w:pPr>
+              <w:spacing w:after="0" w:before="0" w:line="252"/>
+            </w:pPr>
+            <w:r>
+              <w:rPr>
+                <w:rFonts w:ascii="Calibri" w:cs="Calibri" w:eastAsia="Calibri" w:hAnsi="Calibri"/>
+                <w:sz w:val="18"/>
+                <w:szCs w:val="18"/>
+              </w:rPr>
+              <w:t xml:space="preserve">Gobierno</w:t>
+            </w:r>
+          </w:p>
+        </w:tc>
+      </w:tr>
+      <w:tr>
+        <w:trPr>
+          <w:cantSplit/>
+        </w:trPr>
+        <w:tc>
+          <w:tcPr>
+            <w:tcW w:type="dxa" w:w="999"/>
             <w:tcMar>
               <w:top w:type="dxa" w:w="60"/>
               <w:left w:type="dxa" w:w="100"/>
@@ -10031,7 +10250,7 @@
         </w:tc>
         <w:tc>
           <w:tcPr>
-            <w:tcW w:type="dxa" w:w="4367"/>
+            <w:tcW w:type="dxa" w:w="4355"/>
             <w:tcMar>
               <w:top w:type="dxa" w:w="60"/>
               <w:left w:type="dxa" w:w="100"/>
@@ -10055,7 +10274,7 @@
         </w:tc>
         <w:tc>
           <w:tcPr>
-            <w:tcW w:type="dxa" w:w="1978"/>
+            <w:tcW w:type="dxa" w:w="1966"/>
             <w:tcMar>
               <w:top w:type="dxa" w:w="60"/>
               <w:left w:type="dxa" w:w="100"/>
@@ -10079,7 +10298,7 @@
         </w:tc>
         <w:tc>
           <w:tcPr>
-            <w:tcW w:type="dxa" w:w="1724"/>
+            <w:tcW w:type="dxa" w:w="1750"/>
             <w:tcMar>
               <w:top w:type="dxa" w:w="60"/>
               <w:left w:type="dxa" w:w="100"/>
@@ -19997,6 +20216,559 @@
     </w:p>
     <w:p>
       <w:pPr>
+        <w:pStyle w:val="Heading3"/>
+        <w:keepNext/>
+      </w:pPr>
+      <w:r>
+        <w:rPr>
+          <w:rFonts w:ascii="Calibri" w:cs="Calibri" w:eastAsia="Calibri" w:hAnsi="Calibri"/>
+        </w:rPr>
+        <w:t xml:space="preserve">Fase 8 · Automatización del flujo (6 de octubre)</w:t>
+      </w:r>
+    </w:p>
+    <w:tbl>
+      <w:tblPr>
+        <w:tblW w:type="dxa" w:w="9070"/>
+        <w:tblBorders>
+          <w:top w:val="single" w:color="C9D3CF" w:sz="4"/>
+          <w:left w:val="single" w:color="C9D3CF" w:sz="4"/>
+          <w:bottom w:val="single" w:color="C9D3CF" w:sz="4"/>
+          <w:right w:val="single" w:color="C9D3CF" w:sz="4"/>
+          <w:insideH w:val="single" w:color="C9D3CF" w:sz="4"/>
+          <w:insideV w:val="single" w:color="C9D3CF" w:sz="4"/>
+        </w:tblBorders>
+      </w:tblPr>
+      <w:tblGrid>
+        <w:gridCol w:w="700"/>
+        <w:gridCol w:w="2645"/>
+        <w:gridCol w:w="3793"/>
+        <w:gridCol w:w="1932"/>
+      </w:tblGrid>
+      <w:tr>
+        <w:trPr>
+          <w:tblHeader/>
+        </w:trPr>
+        <w:tc>
+          <w:tcPr>
+            <w:tcW w:type="dxa" w:w="700"/>
+            <w:shd w:fill="E3EEEA" w:color="auto" w:val="clear"/>
+            <w:tcMar>
+              <w:top w:type="dxa" w:w="60"/>
+              <w:left w:type="dxa" w:w="100"/>
+              <w:bottom w:type="dxa" w:w="60"/>
+              <w:right w:type="dxa" w:w="100"/>
+            </w:tcMar>
+          </w:tcPr>
+          <w:p>
+            <w:pPr>
+              <w:spacing w:after="0" w:before="0" w:line="252"/>
+            </w:pPr>
+            <w:r>
+              <w:rPr>
+                <w:rFonts w:ascii="Calibri" w:cs="Calibri" w:eastAsia="Calibri" w:hAnsi="Calibri"/>
+                <w:b/>
+                <w:bCs/>
+                <w:sz w:val="18"/>
+                <w:szCs w:val="18"/>
+              </w:rPr>
+              <w:t xml:space="preserve">#</w:t>
+            </w:r>
+          </w:p>
+        </w:tc>
+        <w:tc>
+          <w:tcPr>
+            <w:tcW w:type="dxa" w:w="2645"/>
+            <w:shd w:fill="E3EEEA" w:color="auto" w:val="clear"/>
+            <w:tcMar>
+              <w:top w:type="dxa" w:w="60"/>
+              <w:left w:type="dxa" w:w="100"/>
+              <w:bottom w:type="dxa" w:w="60"/>
+              <w:right w:type="dxa" w:w="100"/>
+            </w:tcMar>
+          </w:tcPr>
+          <w:p>
+            <w:pPr>
+              <w:spacing w:after="0" w:before="0" w:line="252"/>
+            </w:pPr>
+            <w:r>
+              <w:rPr>
+                <w:rFonts w:ascii="Calibri" w:cs="Calibri" w:eastAsia="Calibri" w:hAnsi="Calibri"/>
+                <w:b/>
+                <w:bCs/>
+                <w:sz w:val="18"/>
+                <w:szCs w:val="18"/>
+              </w:rPr>
+              <w:t xml:space="preserve">Petición del autor</w:t>
+            </w:r>
+          </w:p>
+        </w:tc>
+        <w:tc>
+          <w:tcPr>
+            <w:tcW w:type="dxa" w:w="3793"/>
+            <w:shd w:fill="E3EEEA" w:color="auto" w:val="clear"/>
+            <w:tcMar>
+              <w:top w:type="dxa" w:w="60"/>
+              <w:left w:type="dxa" w:w="100"/>
+              <w:bottom w:type="dxa" w:w="60"/>
+              <w:right w:type="dxa" w:w="100"/>
+            </w:tcMar>
+          </w:tcPr>
+          <w:p>
+            <w:pPr>
+              <w:spacing w:after="0" w:before="0" w:line="252"/>
+            </w:pPr>
+            <w:r>
+              <w:rPr>
+                <w:rFonts w:ascii="Calibri" w:cs="Calibri" w:eastAsia="Calibri" w:hAnsi="Calibri"/>
+                <w:b/>
+                <w:bCs/>
+                <w:sz w:val="18"/>
+                <w:szCs w:val="18"/>
+              </w:rPr>
+              <w:t xml:space="preserve">Respuesta y acción del modelo</w:t>
+            </w:r>
+          </w:p>
+        </w:tc>
+        <w:tc>
+          <w:tcPr>
+            <w:tcW w:type="dxa" w:w="1932"/>
+            <w:shd w:fill="E3EEEA" w:color="auto" w:val="clear"/>
+            <w:tcMar>
+              <w:top w:type="dxa" w:w="60"/>
+              <w:left w:type="dxa" w:w="100"/>
+              <w:bottom w:type="dxa" w:w="60"/>
+              <w:right w:type="dxa" w:w="100"/>
+            </w:tcMar>
+          </w:tcPr>
+          <w:p>
+            <w:pPr>
+              <w:spacing w:after="0" w:before="0" w:line="252"/>
+            </w:pPr>
+            <w:r>
+              <w:rPr>
+                <w:rFonts w:ascii="Calibri" w:cs="Calibri" w:eastAsia="Calibri" w:hAnsi="Calibri"/>
+                <w:b/>
+                <w:bCs/>
+                <w:sz w:val="18"/>
+                <w:szCs w:val="18"/>
+              </w:rPr>
+              <w:t xml:space="preserve">Resultado</w:t>
+            </w:r>
+          </w:p>
+        </w:tc>
+      </w:tr>
+      <w:tr>
+        <w:trPr>
+          <w:cantSplit/>
+        </w:trPr>
+        <w:tc>
+          <w:tcPr>
+            <w:tcW w:type="dxa" w:w="700"/>
+            <w:tcMar>
+              <w:top w:type="dxa" w:w="60"/>
+              <w:left w:type="dxa" w:w="100"/>
+              <w:bottom w:type="dxa" w:w="60"/>
+              <w:right w:type="dxa" w:w="100"/>
+            </w:tcMar>
+          </w:tcPr>
+          <w:p>
+            <w:pPr>
+              <w:spacing w:after="0" w:before="0" w:line="252"/>
+            </w:pPr>
+            <w:r>
+              <w:rPr>
+                <w:rFonts w:ascii="Calibri" w:cs="Calibri" w:eastAsia="Calibri" w:hAnsi="Calibri"/>
+                <w:sz w:val="18"/>
+                <w:szCs w:val="18"/>
+              </w:rPr>
+              <w:t xml:space="preserve">49</w:t>
+            </w:r>
+          </w:p>
+        </w:tc>
+        <w:tc>
+          <w:tcPr>
+            <w:tcW w:type="dxa" w:w="2645"/>
+            <w:tcMar>
+              <w:top w:type="dxa" w:w="60"/>
+              <w:left w:type="dxa" w:w="100"/>
+              <w:bottom w:type="dxa" w:w="60"/>
+              <w:right w:type="dxa" w:w="100"/>
+            </w:tcMar>
+          </w:tcPr>
+          <w:p>
+            <w:pPr>
+              <w:spacing w:after="0" w:before="0" w:line="252"/>
+            </w:pPr>
+            <w:r>
+              <w:rPr>
+                <w:rFonts w:ascii="Calibri" w:cs="Calibri" w:eastAsia="Calibri" w:hAnsi="Calibri"/>
+                <w:sz w:val="18"/>
+                <w:szCs w:val="18"/>
+              </w:rPr>
+              <w:t xml:space="preserve">«Guarda este punto. ¿El flujo que estamos montando siempre va a requerir que el desarrollador meta un prompt en el devcontainer?»</w:t>
+            </w:r>
+          </w:p>
+        </w:tc>
+        <w:tc>
+          <w:tcPr>
+            <w:tcW w:type="dxa" w:w="3793"/>
+            <w:tcMar>
+              <w:top w:type="dxa" w:w="60"/>
+              <w:left w:type="dxa" w:w="100"/>
+              <w:bottom w:type="dxa" w:w="60"/>
+              <w:right w:type="dxa" w:w="100"/>
+            </w:tcMar>
+          </w:tcPr>
+          <w:p>
+            <w:pPr>
+              <w:spacing w:after="0" w:before="0" w:line="252"/>
+            </w:pPr>
+            <w:r>
+              <w:rPr>
+                <w:rFonts w:ascii="Calibri" w:cs="Calibri" w:eastAsia="Calibri" w:hAnsi="Calibri"/>
+                <w:sz w:val="18"/>
+                <w:szCs w:val="18"/>
+              </w:rPr>
+              <w:t xml:space="preserve">Guarda el punto exacto de la tarea 5. Explica que no: el agente puede ejecutarse en Actions disparado por eventos, con los riesgos que cambian (contenido no confiable sin supervisión, aislamiento del runner, coste)</w:t>
+            </w:r>
+          </w:p>
+        </w:tc>
+        <w:tc>
+          <w:tcPr>
+            <w:tcW w:type="dxa" w:w="1932"/>
+            <w:tcMar>
+              <w:top w:type="dxa" w:w="60"/>
+              <w:left w:type="dxa" w:w="100"/>
+              <w:bottom w:type="dxa" w:w="60"/>
+              <w:right w:type="dxa" w:w="100"/>
+            </w:tcMar>
+          </w:tcPr>
+          <w:p>
+            <w:pPr>
+              <w:spacing w:after="0" w:before="0" w:line="252"/>
+            </w:pPr>
+            <w:r>
+              <w:rPr>
+                <w:rFonts w:ascii="Calibri" w:cs="Calibri" w:eastAsia="Calibri" w:hAnsi="Calibri"/>
+                <w:sz w:val="18"/>
+                <w:szCs w:val="18"/>
+              </w:rPr>
+              <w:t xml:space="preserve">Propuesta de agente autónomo</w:t>
+            </w:r>
+          </w:p>
+        </w:tc>
+      </w:tr>
+      <w:tr>
+        <w:trPr>
+          <w:cantSplit/>
+        </w:trPr>
+        <w:tc>
+          <w:tcPr>
+            <w:tcW w:type="dxa" w:w="700"/>
+            <w:tcMar>
+              <w:top w:type="dxa" w:w="60"/>
+              <w:left w:type="dxa" w:w="100"/>
+              <w:bottom w:type="dxa" w:w="60"/>
+              <w:right w:type="dxa" w:w="100"/>
+            </w:tcMar>
+          </w:tcPr>
+          <w:p>
+            <w:pPr>
+              <w:spacing w:after="0" w:before="0" w:line="252"/>
+            </w:pPr>
+            <w:r>
+              <w:rPr>
+                <w:rFonts w:ascii="Calibri" w:cs="Calibri" w:eastAsia="Calibri" w:hAnsi="Calibri"/>
+                <w:sz w:val="18"/>
+                <w:szCs w:val="18"/>
+              </w:rPr>
+              <w:t xml:space="preserve">50</w:t>
+            </w:r>
+          </w:p>
+        </w:tc>
+        <w:tc>
+          <w:tcPr>
+            <w:tcW w:type="dxa" w:w="2645"/>
+            <w:tcMar>
+              <w:top w:type="dxa" w:w="60"/>
+              <w:left w:type="dxa" w:w="100"/>
+              <w:bottom w:type="dxa" w:w="60"/>
+              <w:right w:type="dxa" w:w="100"/>
+            </w:tcMar>
+          </w:tcPr>
+          <w:p>
+            <w:pPr>
+              <w:spacing w:after="0" w:before="0" w:line="252"/>
+            </w:pPr>
+            <w:r>
+              <w:rPr>
+                <w:rFonts w:ascii="Calibri" w:cs="Calibri" w:eastAsia="Calibri" w:hAnsi="Calibri"/>
+                <w:sz w:val="18"/>
+                <w:szCs w:val="18"/>
+              </w:rPr>
+              <w:t xml:space="preserve">«¿Cuáles son las tareas 5 a 8?»</w:t>
+            </w:r>
+          </w:p>
+        </w:tc>
+        <w:tc>
+          <w:tcPr>
+            <w:tcW w:type="dxa" w:w="3793"/>
+            <w:tcMar>
+              <w:top w:type="dxa" w:w="60"/>
+              <w:left w:type="dxa" w:w="100"/>
+              <w:bottom w:type="dxa" w:w="60"/>
+              <w:right w:type="dxa" w:w="100"/>
+            </w:tcMar>
+          </w:tcPr>
+          <w:p>
+            <w:pPr>
+              <w:spacing w:after="0" w:before="0" w:line="252"/>
+            </w:pPr>
+            <w:r>
+              <w:rPr>
+                <w:rFonts w:ascii="Calibri" w:cs="Calibri" w:eastAsia="Calibri" w:hAnsi="Calibri"/>
+                <w:sz w:val="18"/>
+                <w:szCs w:val="18"/>
+              </w:rPr>
+              <w:t xml:space="preserve">Las resume y corrige una afirmación previa: solo la 5 usa el devcontainer; la 6 y la 7 son CI y la 8 ya ejecuta al agente en Actions</w:t>
+            </w:r>
+          </w:p>
+        </w:tc>
+        <w:tc>
+          <w:tcPr>
+            <w:tcW w:type="dxa" w:w="1932"/>
+            <w:tcMar>
+              <w:top w:type="dxa" w:w="60"/>
+              <w:left w:type="dxa" w:w="100"/>
+              <w:bottom w:type="dxa" w:w="60"/>
+              <w:right w:type="dxa" w:w="100"/>
+            </w:tcMar>
+          </w:tcPr>
+          <w:p>
+            <w:pPr>
+              <w:spacing w:after="0" w:before="0" w:line="252"/>
+            </w:pPr>
+            <w:r>
+              <w:rPr>
+                <w:rFonts w:ascii="Calibri" w:cs="Calibri" w:eastAsia="Calibri" w:hAnsi="Calibri"/>
+                <w:sz w:val="18"/>
+                <w:szCs w:val="18"/>
+              </w:rPr>
+              <w:t xml:space="preserve">Encaje de la propuesta tras la tarea 8</w:t>
+            </w:r>
+          </w:p>
+        </w:tc>
+      </w:tr>
+      <w:tr>
+        <w:trPr>
+          <w:cantSplit/>
+        </w:trPr>
+        <w:tc>
+          <w:tcPr>
+            <w:tcW w:type="dxa" w:w="700"/>
+            <w:tcMar>
+              <w:top w:type="dxa" w:w="60"/>
+              <w:left w:type="dxa" w:w="100"/>
+              <w:bottom w:type="dxa" w:w="60"/>
+              <w:right w:type="dxa" w:w="100"/>
+            </w:tcMar>
+          </w:tcPr>
+          <w:p>
+            <w:pPr>
+              <w:spacing w:after="0" w:before="0" w:line="252"/>
+            </w:pPr>
+            <w:r>
+              <w:rPr>
+                <w:rFonts w:ascii="Calibri" w:cs="Calibri" w:eastAsia="Calibri" w:hAnsi="Calibri"/>
+                <w:sz w:val="18"/>
+                <w:szCs w:val="18"/>
+              </w:rPr>
+              <w:t xml:space="preserve">51</w:t>
+            </w:r>
+          </w:p>
+        </w:tc>
+        <w:tc>
+          <w:tcPr>
+            <w:tcW w:type="dxa" w:w="2645"/>
+            <w:tcMar>
+              <w:top w:type="dxa" w:w="60"/>
+              <w:left w:type="dxa" w:w="100"/>
+              <w:bottom w:type="dxa" w:w="60"/>
+              <w:right w:type="dxa" w:w="100"/>
+            </w:tcMar>
+          </w:tcPr>
+          <w:p>
+            <w:pPr>
+              <w:spacing w:after="0" w:before="0" w:line="252"/>
+            </w:pPr>
+            <w:r>
+              <w:rPr>
+                <w:rFonts w:ascii="Calibri" w:cs="Calibri" w:eastAsia="Calibri" w:hAnsi="Calibri"/>
+                <w:sz w:val="18"/>
+                <w:szCs w:val="18"/>
+              </w:rPr>
+              <w:t xml:space="preserve">«Sin esa extensión, ¿cuál sería el flujo?»</w:t>
+            </w:r>
+          </w:p>
+        </w:tc>
+        <w:tc>
+          <w:tcPr>
+            <w:tcW w:type="dxa" w:w="3793"/>
+            <w:tcMar>
+              <w:top w:type="dxa" w:w="60"/>
+              <w:left w:type="dxa" w:w="100"/>
+              <w:bottom w:type="dxa" w:w="60"/>
+              <w:right w:type="dxa" w:w="100"/>
+            </w:tcMar>
+          </w:tcPr>
+          <w:p>
+            <w:pPr>
+              <w:spacing w:after="0" w:before="0" w:line="252"/>
+            </w:pPr>
+            <w:r>
+              <w:rPr>
+                <w:rFonts w:ascii="Calibri" w:cs="Calibri" w:eastAsia="Calibri" w:hAnsi="Calibri"/>
+                <w:sz w:val="18"/>
+                <w:szCs w:val="18"/>
+              </w:rPr>
+              <w:t xml:space="preserve">Describe el ciclo completo en 13 pasos: dos prompts manuales (spec e implementación) y el resto automático o por aprobación</w:t>
+            </w:r>
+          </w:p>
+        </w:tc>
+        <w:tc>
+          <w:tcPr>
+            <w:tcW w:type="dxa" w:w="1932"/>
+            <w:tcMar>
+              <w:top w:type="dxa" w:w="60"/>
+              <w:left w:type="dxa" w:w="100"/>
+              <w:bottom w:type="dxa" w:w="60"/>
+              <w:right w:type="dxa" w:w="100"/>
+            </w:tcMar>
+          </w:tcPr>
+          <w:p>
+            <w:pPr>
+              <w:spacing w:after="0" w:before="0" w:line="252"/>
+            </w:pPr>
+            <w:r>
+              <w:rPr>
+                <w:rFonts w:ascii="Calibri" w:cs="Calibri" w:eastAsia="Calibri" w:hAnsi="Calibri"/>
+                <w:sz w:val="18"/>
+                <w:szCs w:val="18"/>
+              </w:rPr>
+              <w:t xml:space="preserve">Comparación de los dos modos</w:t>
+            </w:r>
+          </w:p>
+        </w:tc>
+      </w:tr>
+      <w:tr>
+        <w:trPr>
+          <w:cantSplit/>
+        </w:trPr>
+        <w:tc>
+          <w:tcPr>
+            <w:tcW w:type="dxa" w:w="700"/>
+            <w:tcMar>
+              <w:top w:type="dxa" w:w="60"/>
+              <w:left w:type="dxa" w:w="100"/>
+              <w:bottom w:type="dxa" w:w="60"/>
+              <w:right w:type="dxa" w:w="100"/>
+            </w:tcMar>
+          </w:tcPr>
+          <w:p>
+            <w:pPr>
+              <w:spacing w:after="0" w:before="0" w:line="252"/>
+            </w:pPr>
+            <w:r>
+              <w:rPr>
+                <w:rFonts w:ascii="Calibri" w:cs="Calibri" w:eastAsia="Calibri" w:hAnsi="Calibri"/>
+                <w:sz w:val="18"/>
+                <w:szCs w:val="18"/>
+              </w:rPr>
+              <w:t xml:space="preserve">52</w:t>
+            </w:r>
+          </w:p>
+        </w:tc>
+        <w:tc>
+          <w:tcPr>
+            <w:tcW w:type="dxa" w:w="2645"/>
+            <w:tcMar>
+              <w:top w:type="dxa" w:w="60"/>
+              <w:left w:type="dxa" w:w="100"/>
+              <w:bottom w:type="dxa" w:w="60"/>
+              <w:right w:type="dxa" w:w="100"/>
+            </w:tcMar>
+          </w:tcPr>
+          <w:p>
+            <w:pPr>
+              <w:spacing w:after="0" w:before="0" w:line="252"/>
+            </w:pPr>
+            <w:r>
+              <w:rPr>
+                <w:rFonts w:ascii="Calibri" w:cs="Calibri" w:eastAsia="Calibri" w:hAnsi="Calibri"/>
+                <w:sz w:val="18"/>
+                <w:szCs w:val="18"/>
+              </w:rPr>
+              <w:t xml:space="preserve">«Añade la extensión»</w:t>
+            </w:r>
+          </w:p>
+        </w:tc>
+        <w:tc>
+          <w:tcPr>
+            <w:tcW w:type="dxa" w:w="3793"/>
+            <w:tcMar>
+              <w:top w:type="dxa" w:w="60"/>
+              <w:left w:type="dxa" w:w="100"/>
+              <w:bottom w:type="dxa" w:w="60"/>
+              <w:right w:type="dxa" w:w="100"/>
+            </w:tcMar>
+          </w:tcPr>
+          <w:p>
+            <w:pPr>
+              <w:spacing w:after="0" w:before="0" w:line="252"/>
+            </w:pPr>
+            <w:r>
+              <w:rPr>
+                <w:rFonts w:ascii="Calibri" w:cs="Calibri" w:eastAsia="Calibri" w:hAnsi="Calibri"/>
+                <w:sz w:val="18"/>
+                <w:szCs w:val="18"/>
+              </w:rPr>
+              <w:t xml:space="preserve">Añade la extensión F entre las tareas 8 y 9 con sus subtareas y controles, y actualiza bitácora, panel y memoria</w:t>
+            </w:r>
+          </w:p>
+        </w:tc>
+        <w:tc>
+          <w:tcPr>
+            <w:tcW w:type="dxa" w:w="1932"/>
+            <w:tcMar>
+              <w:top w:type="dxa" w:w="60"/>
+              <w:left w:type="dxa" w:w="100"/>
+              <w:bottom w:type="dxa" w:w="60"/>
+              <w:right w:type="dxa" w:w="100"/>
+            </w:tcMar>
+          </w:tcPr>
+          <w:p>
+            <w:pPr>
+              <w:spacing w:after="0" w:before="0" w:line="252"/>
+            </w:pPr>
+            <w:r>
+              <w:rPr>
+                <w:rFonts w:ascii="Calibri" w:cs="Calibri" w:eastAsia="Calibri" w:hAnsi="Calibri"/>
+                <w:sz w:val="18"/>
+                <w:szCs w:val="18"/>
+              </w:rPr>
+              <w:t xml:space="preserve">Plan de 18 tareas</w:t>
+            </w:r>
+          </w:p>
+        </w:tc>
+      </w:tr>
+    </w:tbl>
+    <w:p>
+      <w:pPr>
+        <w:spacing w:after="120"/>
+      </w:pPr>
+    </w:p>
+    <w:p>
+      <w:pPr>
         <w:pStyle w:val="Heading2"/>
         <w:keepNext/>
       </w:pPr>
@@ -22730,7 +23502,7 @@
                 <w:sz w:val="18"/>
                 <w:szCs w:val="18"/>
               </w:rPr>
-              <w:t xml:space="preserve">5 de 17 (1, 2, 3, A y 4)</w:t>
+              <w:t xml:space="preserve">5 de 18 (1, 2, 3, A y 4)</w:t>
             </w:r>
           </w:p>
         </w:tc>
@@ -22889,7 +23661,7 @@
                 <w:sz w:val="18"/>
                 <w:szCs w:val="18"/>
               </w:rPr>
-              <w:t xml:space="preserve">48</w:t>
+              <w:t xml:space="preserve">52</w:t>
             </w:r>
           </w:p>
         </w:tc>
@@ -25331,7 +26103,7 @@
         </w:rPr>
         <w:t xml:space="preserve"> arXiv:2604.26275, 2026. </w:t>
       </w:r>
-      <w:hyperlink w:history="1" r:id="rIdi_fczc9e_jawjsj8qfasv">
+      <w:hyperlink w:history="1" r:id="rIdoj6h1rnz2c6oriwvnv60u">
         <w:r>
           <w:rPr>
             <w:rStyle w:val="Hyperlink"/>
@@ -25376,7 +26148,7 @@
         </w:rPr>
         <w:t xml:space="preserve">, 2026. </w:t>
       </w:r>
-      <w:hyperlink w:history="1" r:id="rIdphuguzfyz8j0abqhpm5yy">
+      <w:hyperlink w:history="1" r:id="rIdsjtmwgd-6nfn8g_wqwhvs">
         <w:r>
           <w:rPr>
             <w:rStyle w:val="Hyperlink"/>
@@ -25421,7 +26193,7 @@
         </w:rPr>
         <w:t xml:space="preserve"> </w:t>
       </w:r>
-      <w:hyperlink w:history="1" r:id="rIdidhe0g8tw7lume1scbj-n">
+      <w:hyperlink w:history="1" r:id="rId-v5wvcjbvevdkynaaiiyk">
         <w:r>
           <w:rPr>
             <w:rStyle w:val="Hyperlink"/>
@@ -25466,7 +26238,7 @@
         </w:rPr>
         <w:t xml:space="preserve">, junio de 2026. </w:t>
       </w:r>
-      <w:hyperlink w:history="1" r:id="rIdyzpbcxmmhmcq15x7grsnw">
+      <w:hyperlink w:history="1" r:id="rId_ngo8seymq-bgqug2tip2">
         <w:r>
           <w:rPr>
             <w:rStyle w:val="Hyperlink"/>
@@ -25511,7 +26283,7 @@
         </w:rPr>
         <w:t xml:space="preserve"> </w:t>
       </w:r>
-      <w:hyperlink w:history="1" r:id="rIdzbagxi1ldrhdccjmuzysi">
+      <w:hyperlink w:history="1" r:id="rIdptugf6cwszbicgmmeatqy">
         <w:r>
           <w:rPr>
             <w:rStyle w:val="Hyperlink"/>
@@ -25556,7 +26328,7 @@
         </w:rPr>
         <w:t xml:space="preserve"> </w:t>
       </w:r>
-      <w:hyperlink w:history="1" r:id="rIddldyepbyj0nmzwh_7ejwe">
+      <w:hyperlink w:history="1" r:id="rIdl-tjygynutbyluaryup9c">
         <w:r>
           <w:rPr>
             <w:rStyle w:val="Hyperlink"/>
@@ -25601,7 +26373,7 @@
         </w:rPr>
         <w:t xml:space="preserve">, diciembre de 2025. </w:t>
       </w:r>
-      <w:hyperlink w:history="1" r:id="rIdvwy4binksab_5x-ben7zu">
+      <w:hyperlink w:history="1" r:id="rIdn0yqsyxjr0xnqx8taibga">
         <w:r>
           <w:rPr>
             <w:rStyle w:val="Hyperlink"/>
@@ -25646,7 +26418,7 @@
         </w:rPr>
         <w:t xml:space="preserve"> </w:t>
       </w:r>
-      <w:hyperlink w:history="1" r:id="rIddh3if1sgrrdwu4nljhm8o">
+      <w:hyperlink w:history="1" r:id="rIdm6rpcaepoj3yfocmecq0_">
         <w:r>
           <w:rPr>
             <w:rStyle w:val="Hyperlink"/>
@@ -25691,7 +26463,7 @@
         </w:rPr>
         <w:t xml:space="preserve"> </w:t>
       </w:r>
-      <w:hyperlink w:history="1" r:id="rIdqwxhilhvpouq5maji1ku3">
+      <w:hyperlink w:history="1" r:id="rId63iga9pcluhznfn5uxz5j">
         <w:r>
           <w:rPr>
             <w:rStyle w:val="Hyperlink"/>
@@ -25736,7 +26508,7 @@
         </w:rPr>
         <w:t xml:space="preserve"> </w:t>
       </w:r>
-      <w:hyperlink w:history="1" r:id="rIdzliqwqmeb1w5ygmnjdm1l">
+      <w:hyperlink w:history="1" r:id="rIdpwn_puid1yuwnr3b3xip7">
         <w:r>
           <w:rPr>
             <w:rStyle w:val="Hyperlink"/>
@@ -25781,7 +26553,7 @@
         </w:rPr>
         <w:t xml:space="preserve"> </w:t>
       </w:r>
-      <w:hyperlink w:history="1" r:id="rIdydsn-nh3lod-ryzrcnkmc">
+      <w:hyperlink w:history="1" r:id="rIdvp07krlbgreva2nzklpky">
         <w:r>
           <w:rPr>
             <w:rStyle w:val="Hyperlink"/>
@@ -25826,7 +26598,7 @@
         </w:rPr>
         <w:t xml:space="preserve"> </w:t>
       </w:r>
-      <w:hyperlink w:history="1" r:id="rIdslbo2dbhonnldrqngxd5z">
+      <w:hyperlink w:history="1" r:id="rId1kt6czgmla8kqocije0x8">
         <w:r>
           <w:rPr>
             <w:rStyle w:val="Hyperlink"/>
@@ -25871,7 +26643,7 @@
         </w:rPr>
         <w:t xml:space="preserve"> </w:t>
       </w:r>
-      <w:hyperlink w:history="1" r:id="rId_jdsgycrnjgbd8hckpns1">
+      <w:hyperlink w:history="1" r:id="rIds_cjwhfibo8aqaagmmg8k">
         <w:r>
           <w:rPr>
             <w:rStyle w:val="Hyperlink"/>
@@ -25916,7 +26688,7 @@
         </w:rPr>
         <w:t xml:space="preserve"> </w:t>
       </w:r>
-      <w:hyperlink w:history="1" r:id="rIdxbs5uzfufpfkc8xmsruda">
+      <w:hyperlink w:history="1" r:id="rIdgnzggfzpy4myhacdwzhpu">
         <w:r>
           <w:rPr>
             <w:rStyle w:val="Hyperlink"/>
@@ -25961,7 +26733,7 @@
         </w:rPr>
         <w:t xml:space="preserve"> </w:t>
       </w:r>
-      <w:hyperlink w:history="1" r:id="rIdvf8ei52kpz8esvtkc6oka">
+      <w:hyperlink w:history="1" r:id="rIdwkg9f3rijfdko_b8idllt">
         <w:r>
           <w:rPr>
             <w:rStyle w:val="Hyperlink"/>
@@ -26006,7 +26778,7 @@
         </w:rPr>
         <w:t xml:space="preserve"> </w:t>
       </w:r>
-      <w:hyperlink w:history="1" r:id="rIdhw6z-xtt5sarfwsghyqun">
+      <w:hyperlink w:history="1" r:id="rIdmepxylwvq4kaorfyum5yk">
         <w:r>
           <w:rPr>
             <w:rStyle w:val="Hyperlink"/>
@@ -26051,7 +26823,7 @@
         </w:rPr>
         <w:t xml:space="preserve">, agosto de 2026. </w:t>
       </w:r>
-      <w:hyperlink w:history="1" r:id="rId58sx3ikjfkkor6m8wpk7i">
+      <w:hyperlink w:history="1" r:id="rIdjeeveeaxns0txiwhfcygq">
         <w:r>
           <w:rPr>
             <w:rStyle w:val="Hyperlink"/>
@@ -26096,7 +26868,7 @@
         </w:rPr>
         <w:t xml:space="preserve"> </w:t>
       </w:r>
-      <w:hyperlink w:history="1" r:id="rIdzlpmnidteuky6jthd_nih">
+      <w:hyperlink w:history="1" r:id="rIdsac5i65cyjmtjazmurdy8">
         <w:r>
           <w:rPr>
             <w:rStyle w:val="Hyperlink"/>
@@ -26159,7 +26931,7 @@
         </w:rPr>
         <w:t xml:space="preserve"> </w:t>
       </w:r>
-      <w:hyperlink w:history="1" r:id="rId0dgehlznrixlviybpsijk">
+      <w:hyperlink w:history="1" r:id="rId5lp9zsojrqz6l6auyemzx">
         <w:r>
           <w:rPr>
             <w:rStyle w:val="Hyperlink"/>
@@ -26204,7 +26976,7 @@
         </w:rPr>
         <w:t xml:space="preserve"> </w:t>
       </w:r>
-      <w:hyperlink w:history="1" r:id="rIdh-ietgwqivq5q8ovnzhv6">
+      <w:hyperlink w:history="1" r:id="rIdxvnohst2rfnxmudyr16ev">
         <w:r>
           <w:rPr>
             <w:rStyle w:val="Hyperlink"/>
@@ -26249,7 +27021,7 @@
         </w:rPr>
         <w:t xml:space="preserve"> </w:t>
       </w:r>
-      <w:hyperlink w:history="1" r:id="rIdvksztlytpx7lnqfhrqebq">
+      <w:hyperlink w:history="1" r:id="rIdibz4637aejozagpv-pxej">
         <w:r>
           <w:rPr>
             <w:rStyle w:val="Hyperlink"/>

--- a/docs/tfm/TFM-ALM-agentico.docx
+++ b/docs/tfm/TFM-ALM-agentico.docx
@@ -3852,9 +3852,9 @@
         </w:tblBorders>
       </w:tblPr>
       <w:tblGrid>
-        <w:gridCol w:w="1683"/>
-        <w:gridCol w:w="4194"/>
-        <w:gridCol w:w="3193"/>
+        <w:gridCol w:w="1681"/>
+        <w:gridCol w:w="4150"/>
+        <w:gridCol w:w="3239"/>
       </w:tblGrid>
       <w:tr>
         <w:trPr>
@@ -3862,7 +3862,7 @@
         </w:trPr>
         <w:tc>
           <w:tcPr>
-            <w:tcW w:type="dxa" w:w="1683"/>
+            <w:tcW w:type="dxa" w:w="1681"/>
             <w:shd w:fill="E3EEEA" w:color="auto" w:val="clear"/>
             <w:tcMar>
               <w:top w:type="dxa" w:w="60"/>
@@ -3889,7 +3889,7 @@
         </w:tc>
         <w:tc>
           <w:tcPr>
-            <w:tcW w:type="dxa" w:w="4194"/>
+            <w:tcW w:type="dxa" w:w="4150"/>
             <w:shd w:fill="E3EEEA" w:color="auto" w:val="clear"/>
             <w:tcMar>
               <w:top w:type="dxa" w:w="60"/>
@@ -3916,7 +3916,7 @@
         </w:tc>
         <w:tc>
           <w:tcPr>
-            <w:tcW w:type="dxa" w:w="3193"/>
+            <w:tcW w:type="dxa" w:w="3239"/>
             <w:shd w:fill="E3EEEA" w:color="auto" w:val="clear"/>
             <w:tcMar>
               <w:top w:type="dxa" w:w="60"/>
@@ -3948,73 +3948,73 @@
         </w:trPr>
         <w:tc>
           <w:tcPr>
-            <w:tcW w:type="dxa" w:w="1683"/>
-            <w:tcMar>
-              <w:top w:type="dxa" w:w="60"/>
-              <w:left w:type="dxa" w:w="100"/>
-              <w:bottom w:type="dxa" w:w="60"/>
-              <w:right w:type="dxa" w:w="100"/>
-            </w:tcMar>
-          </w:tcPr>
-          <w:p>
-            <w:pPr>
-              <w:spacing w:after="0" w:before="0" w:line="252"/>
-            </w:pPr>
-            <w:r>
-              <w:rPr>
-                <w:rFonts w:ascii="Calibri" w:cs="Calibri" w:eastAsia="Calibri" w:hAnsi="Calibri"/>
-                <w:sz w:val="18"/>
-                <w:szCs w:val="18"/>
-              </w:rPr>
-              <w:t xml:space="preserve">SDLC agéntico</w:t>
-            </w:r>
-          </w:p>
-        </w:tc>
-        <w:tc>
-          <w:tcPr>
-            <w:tcW w:type="dxa" w:w="4194"/>
-            <w:tcMar>
-              <w:top w:type="dxa" w:w="60"/>
-              <w:left w:type="dxa" w:w="100"/>
-              <w:bottom w:type="dxa" w:w="60"/>
-              <w:right w:type="dxa" w:w="100"/>
-            </w:tcMar>
-          </w:tcPr>
-          <w:p>
-            <w:pPr>
-              <w:spacing w:after="0" w:before="0" w:line="252"/>
-            </w:pPr>
-            <w:r>
-              <w:rPr>
-                <w:rFonts w:ascii="Calibri" w:cs="Calibri" w:eastAsia="Calibri" w:hAnsi="Calibri"/>
-                <w:sz w:val="18"/>
-                <w:szCs w:val="18"/>
-              </w:rPr>
-              <w:t xml:space="preserve">Los agentes hacen el trabajo de cada fase del desarrollo [6]</w:t>
-            </w:r>
-          </w:p>
-        </w:tc>
-        <w:tc>
-          <w:tcPr>
-            <w:tcW w:type="dxa" w:w="3193"/>
-            <w:tcMar>
-              <w:top w:type="dxa" w:w="60"/>
-              <w:left w:type="dxa" w:w="100"/>
-              <w:bottom w:type="dxa" w:w="60"/>
-              <w:right w:type="dxa" w:w="100"/>
-            </w:tcMar>
-          </w:tcPr>
-          <w:p>
-            <w:pPr>
-              <w:spacing w:after="0" w:before="0" w:line="252"/>
-            </w:pPr>
-            <w:r>
-              <w:rPr>
-                <w:rFonts w:ascii="Calibri" w:cs="Calibri" w:eastAsia="Calibri" w:hAnsi="Calibri"/>
-                <w:sz w:val="18"/>
-                <w:szCs w:val="18"/>
-              </w:rPr>
-              <w:t xml:space="preserve">Núcleo de la POC</w:t>
+            <w:tcW w:type="dxa" w:w="1681"/>
+            <w:tcMar>
+              <w:top w:type="dxa" w:w="60"/>
+              <w:left w:type="dxa" w:w="100"/>
+              <w:bottom w:type="dxa" w:w="60"/>
+              <w:right w:type="dxa" w:w="100"/>
+            </w:tcMar>
+          </w:tcPr>
+          <w:p>
+            <w:pPr>
+              <w:spacing w:after="0" w:before="0" w:line="252"/>
+            </w:pPr>
+            <w:r>
+              <w:rPr>
+                <w:rFonts w:ascii="Calibri" w:cs="Calibri" w:eastAsia="Calibri" w:hAnsi="Calibri"/>
+                <w:sz w:val="18"/>
+                <w:szCs w:val="18"/>
+              </w:rPr>
+              <w:t xml:space="preserve">AI-driven SDLC / AI-DLC</w:t>
+            </w:r>
+          </w:p>
+        </w:tc>
+        <w:tc>
+          <w:tcPr>
+            <w:tcW w:type="dxa" w:w="4150"/>
+            <w:tcMar>
+              <w:top w:type="dxa" w:w="60"/>
+              <w:left w:type="dxa" w:w="100"/>
+              <w:bottom w:type="dxa" w:w="60"/>
+              <w:right w:type="dxa" w:w="100"/>
+            </w:tcMar>
+          </w:tcPr>
+          <w:p>
+            <w:pPr>
+              <w:spacing w:after="0" w:before="0" w:line="252"/>
+            </w:pPr>
+            <w:r>
+              <w:rPr>
+                <w:rFonts w:ascii="Calibri" w:cs="Calibri" w:eastAsia="Calibri" w:hAnsi="Calibri"/>
+                <w:sz w:val="18"/>
+                <w:szCs w:val="18"/>
+              </w:rPr>
+              <w:t xml:space="preserve">Ciclo de desarrollo dirigido por IA con validación humana en cada etapa; AI-DLC es la metodología concreta de AWS [8][9]</w:t>
+            </w:r>
+          </w:p>
+        </w:tc>
+        <w:tc>
+          <w:tcPr>
+            <w:tcW w:type="dxa" w:w="3239"/>
+            <w:tcMar>
+              <w:top w:type="dxa" w:w="60"/>
+              <w:left w:type="dxa" w:w="100"/>
+              <w:bottom w:type="dxa" w:w="60"/>
+              <w:right w:type="dxa" w:w="100"/>
+            </w:tcMar>
+          </w:tcPr>
+          <w:p>
+            <w:pPr>
+              <w:spacing w:after="0" w:before="0" w:line="252"/>
+            </w:pPr>
+            <w:r>
+              <w:rPr>
+                <w:rFonts w:ascii="Calibri" w:cs="Calibri" w:eastAsia="Calibri" w:hAnsi="Calibri"/>
+                <w:sz w:val="18"/>
+                <w:szCs w:val="18"/>
+              </w:rPr>
+              <w:t xml:space="preserve">La POC aplica sus principios en las fases del SDLC</w:t>
             </w:r>
           </w:p>
         </w:tc>
@@ -4025,73 +4025,73 @@
         </w:trPr>
         <w:tc>
           <w:tcPr>
-            <w:tcW w:type="dxa" w:w="1683"/>
-            <w:tcMar>
-              <w:top w:type="dxa" w:w="60"/>
-              <w:left w:type="dxa" w:w="100"/>
-              <w:bottom w:type="dxa" w:w="60"/>
-              <w:right w:type="dxa" w:w="100"/>
-            </w:tcMar>
-          </w:tcPr>
-          <w:p>
-            <w:pPr>
-              <w:spacing w:after="0" w:before="0" w:line="252"/>
-            </w:pPr>
-            <w:r>
-              <w:rPr>
-                <w:rFonts w:ascii="Calibri" w:cs="Calibri" w:eastAsia="Calibri" w:hAnsi="Calibri"/>
-                <w:sz w:val="18"/>
-                <w:szCs w:val="18"/>
-              </w:rPr>
-              <w:t xml:space="preserve">ALM agéntico</w:t>
-            </w:r>
-          </w:p>
-        </w:tc>
-        <w:tc>
-          <w:tcPr>
-            <w:tcW w:type="dxa" w:w="4194"/>
-            <w:tcMar>
-              <w:top w:type="dxa" w:w="60"/>
-              <w:left w:type="dxa" w:w="100"/>
-              <w:bottom w:type="dxa" w:w="60"/>
-              <w:right w:type="dxa" w:w="100"/>
-            </w:tcMar>
-          </w:tcPr>
-          <w:p>
-            <w:pPr>
-              <w:spacing w:after="0" w:before="0" w:line="252"/>
-            </w:pPr>
-            <w:r>
-              <w:rPr>
-                <w:rFonts w:ascii="Calibri" w:cs="Calibri" w:eastAsia="Calibri" w:hAnsi="Calibri"/>
-                <w:sz w:val="18"/>
-                <w:szCs w:val="18"/>
-              </w:rPr>
-              <w:t xml:space="preserve">El mismo enfoque extendido a todo el ciclo de vida, incluidas demanda, operación y retirada</w:t>
-            </w:r>
-          </w:p>
-        </w:tc>
-        <w:tc>
-          <w:tcPr>
-            <w:tcW w:type="dxa" w:w="3193"/>
-            <w:tcMar>
-              <w:top w:type="dxa" w:w="60"/>
-              <w:left w:type="dxa" w:w="100"/>
-              <w:bottom w:type="dxa" w:w="60"/>
-              <w:right w:type="dxa" w:w="100"/>
-            </w:tcMar>
-          </w:tcPr>
-          <w:p>
-            <w:pPr>
-              <w:spacing w:after="0" w:before="0" w:line="252"/>
-            </w:pPr>
-            <w:r>
-              <w:rPr>
-                <w:rFonts w:ascii="Calibri" w:cs="Calibri" w:eastAsia="Calibri" w:hAnsi="Calibri"/>
-                <w:sz w:val="18"/>
-                <w:szCs w:val="18"/>
-              </w:rPr>
-              <w:t xml:space="preserve">Alcance completo de la POC (tareas A a E)</w:t>
+            <w:tcW w:type="dxa" w:w="1681"/>
+            <w:tcMar>
+              <w:top w:type="dxa" w:w="60"/>
+              <w:left w:type="dxa" w:w="100"/>
+              <w:bottom w:type="dxa" w:w="60"/>
+              <w:right w:type="dxa" w:w="100"/>
+            </w:tcMar>
+          </w:tcPr>
+          <w:p>
+            <w:pPr>
+              <w:spacing w:after="0" w:before="0" w:line="252"/>
+            </w:pPr>
+            <w:r>
+              <w:rPr>
+                <w:rFonts w:ascii="Calibri" w:cs="Calibri" w:eastAsia="Calibri" w:hAnsi="Calibri"/>
+                <w:sz w:val="18"/>
+                <w:szCs w:val="18"/>
+              </w:rPr>
+              <w:t xml:space="preserve">SDLC agéntico</w:t>
+            </w:r>
+          </w:p>
+        </w:tc>
+        <w:tc>
+          <w:tcPr>
+            <w:tcW w:type="dxa" w:w="4150"/>
+            <w:tcMar>
+              <w:top w:type="dxa" w:w="60"/>
+              <w:left w:type="dxa" w:w="100"/>
+              <w:bottom w:type="dxa" w:w="60"/>
+              <w:right w:type="dxa" w:w="100"/>
+            </w:tcMar>
+          </w:tcPr>
+          <w:p>
+            <w:pPr>
+              <w:spacing w:after="0" w:before="0" w:line="252"/>
+            </w:pPr>
+            <w:r>
+              <w:rPr>
+                <w:rFonts w:ascii="Calibri" w:cs="Calibri" w:eastAsia="Calibri" w:hAnsi="Calibri"/>
+                <w:sz w:val="18"/>
+                <w:szCs w:val="18"/>
+              </w:rPr>
+              <w:t xml:space="preserve">Los agentes hacen el trabajo de cada fase del desarrollo [6]</w:t>
+            </w:r>
+          </w:p>
+        </w:tc>
+        <w:tc>
+          <w:tcPr>
+            <w:tcW w:type="dxa" w:w="3239"/>
+            <w:tcMar>
+              <w:top w:type="dxa" w:w="60"/>
+              <w:left w:type="dxa" w:w="100"/>
+              <w:bottom w:type="dxa" w:w="60"/>
+              <w:right w:type="dxa" w:w="100"/>
+            </w:tcMar>
+          </w:tcPr>
+          <w:p>
+            <w:pPr>
+              <w:spacing w:after="0" w:before="0" w:line="252"/>
+            </w:pPr>
+            <w:r>
+              <w:rPr>
+                <w:rFonts w:ascii="Calibri" w:cs="Calibri" w:eastAsia="Calibri" w:hAnsi="Calibri"/>
+                <w:sz w:val="18"/>
+                <w:szCs w:val="18"/>
+              </w:rPr>
+              <w:t xml:space="preserve">Núcleo de la POC</w:t>
             </w:r>
           </w:p>
         </w:tc>
@@ -4102,7 +4102,84 @@
         </w:trPr>
         <w:tc>
           <w:tcPr>
-            <w:tcW w:type="dxa" w:w="1683"/>
+            <w:tcW w:type="dxa" w:w="1681"/>
+            <w:tcMar>
+              <w:top w:type="dxa" w:w="60"/>
+              <w:left w:type="dxa" w:w="100"/>
+              <w:bottom w:type="dxa" w:w="60"/>
+              <w:right w:type="dxa" w:w="100"/>
+            </w:tcMar>
+          </w:tcPr>
+          <w:p>
+            <w:pPr>
+              <w:spacing w:after="0" w:before="0" w:line="252"/>
+            </w:pPr>
+            <w:r>
+              <w:rPr>
+                <w:rFonts w:ascii="Calibri" w:cs="Calibri" w:eastAsia="Calibri" w:hAnsi="Calibri"/>
+                <w:sz w:val="18"/>
+                <w:szCs w:val="18"/>
+              </w:rPr>
+              <w:t xml:space="preserve">ALM agéntico</w:t>
+            </w:r>
+          </w:p>
+        </w:tc>
+        <w:tc>
+          <w:tcPr>
+            <w:tcW w:type="dxa" w:w="4150"/>
+            <w:tcMar>
+              <w:top w:type="dxa" w:w="60"/>
+              <w:left w:type="dxa" w:w="100"/>
+              <w:bottom w:type="dxa" w:w="60"/>
+              <w:right w:type="dxa" w:w="100"/>
+            </w:tcMar>
+          </w:tcPr>
+          <w:p>
+            <w:pPr>
+              <w:spacing w:after="0" w:before="0" w:line="252"/>
+            </w:pPr>
+            <w:r>
+              <w:rPr>
+                <w:rFonts w:ascii="Calibri" w:cs="Calibri" w:eastAsia="Calibri" w:hAnsi="Calibri"/>
+                <w:sz w:val="18"/>
+                <w:szCs w:val="18"/>
+              </w:rPr>
+              <w:t xml:space="preserve">El mismo enfoque extendido a todo el ciclo de vida, incluidas demanda, operación y retirada</w:t>
+            </w:r>
+          </w:p>
+        </w:tc>
+        <w:tc>
+          <w:tcPr>
+            <w:tcW w:type="dxa" w:w="3239"/>
+            <w:tcMar>
+              <w:top w:type="dxa" w:w="60"/>
+              <w:left w:type="dxa" w:w="100"/>
+              <w:bottom w:type="dxa" w:w="60"/>
+              <w:right w:type="dxa" w:w="100"/>
+            </w:tcMar>
+          </w:tcPr>
+          <w:p>
+            <w:pPr>
+              <w:spacing w:after="0" w:before="0" w:line="252"/>
+            </w:pPr>
+            <w:r>
+              <w:rPr>
+                <w:rFonts w:ascii="Calibri" w:cs="Calibri" w:eastAsia="Calibri" w:hAnsi="Calibri"/>
+                <w:sz w:val="18"/>
+                <w:szCs w:val="18"/>
+              </w:rPr>
+              <w:t xml:space="preserve">Alcance completo de la POC (tareas A a E)</w:t>
+            </w:r>
+          </w:p>
+        </w:tc>
+      </w:tr>
+      <w:tr>
+        <w:trPr>
+          <w:cantSplit/>
+        </w:trPr>
+        <w:tc>
+          <w:tcPr>
+            <w:tcW w:type="dxa" w:w="1681"/>
             <w:tcMar>
               <w:top w:type="dxa" w:w="60"/>
               <w:left w:type="dxa" w:w="100"/>
@@ -4144,7 +4221,7 @@
         </w:tc>
         <w:tc>
           <w:tcPr>
-            <w:tcW w:type="dxa" w:w="4194"/>
+            <w:tcW w:type="dxa" w:w="4150"/>
             <w:tcMar>
               <w:top w:type="dxa" w:w="60"/>
               <w:left w:type="dxa" w:w="100"/>
@@ -4186,7 +4263,7 @@
         </w:tc>
         <w:tc>
           <w:tcPr>
-            <w:tcW w:type="dxa" w:w="3193"/>
+            <w:tcW w:type="dxa" w:w="3239"/>
             <w:tcMar>
               <w:top w:type="dxa" w:w="60"/>
               <w:left w:type="dxa" w:w="100"/>
@@ -4226,6 +4303,97 @@
           <w:rFonts w:ascii="Calibri" w:cs="Calibri" w:eastAsia="Calibri" w:hAnsi="Calibri"/>
         </w:rPr>
         <w:t xml:space="preserve">Dicho de forma breve, en el SDLC agéntico los agentes construyen software y en el ADLC el software que se construye son agentes.</w:t>
+      </w:r>
+    </w:p>
+    <w:p>
+      <w:pPr>
+        <w:keepNext w:val="false"/>
+        <w:spacing w:after="140" w:line="288"/>
+        <w:jc w:val="both"/>
+      </w:pPr>
+      <w:r>
+        <w:rPr>
+          <w:rFonts w:ascii="Calibri" w:cs="Calibri" w:eastAsia="Calibri" w:hAnsi="Calibri"/>
+        </w:rPr>
+        <w:t xml:space="preserve">La POC lleva estos principios a una implementación real y los amplía en dos direcciones. Cubre las fases del ALM que AI-DLC no trata (demanda, </w:t>
+      </w:r>
+      <w:r>
+        <w:rPr>
+          <w:rFonts w:ascii="Calibri" w:cs="Calibri" w:eastAsia="Calibri" w:hAnsi="Calibri"/>
+          <w:i/>
+          <w:iCs/>
+        </w:rPr>
+        <w:t xml:space="preserve">releases</w:t>
+      </w:r>
+      <w:r>
+        <w:rPr>
+          <w:rFonts w:ascii="Calibri" w:cs="Calibri" w:eastAsia="Calibri" w:hAnsi="Calibri"/>
+        </w:rPr>
+        <w:t xml:space="preserve">, mantenimiento y retirada) y añade una capa de gobierno que la metodología describe poco: identidades propias para los agentes, un harness que los contiene y trazabilidad por versión. La figura 2 sitúa cada tarea del plan en una de las tres zonas.</w:t>
+      </w:r>
+    </w:p>
+    <w:p>
+      <w:pPr>
+        <w:keepNext/>
+        <w:spacing w:after="60" w:before="200" w:line="240" w:lineRule="auto"/>
+        <w:jc w:val="center"/>
+      </w:pPr>
+      <w:r>
+        <w:drawing>
+          <wp:inline distT="0" distB="0" distL="0" distR="0">
+            <wp:extent cx="5762625" cy="5857875"/>
+            <wp:effectExtent t="0" r="0" b="0" l="0"/>
+            <wp:docPr id="1" name="alcance.png" descr="Figura 2. Qué parte de la POC corresponde al SDLC que cubre AI-DLC y qué parte la amplía hasta el ALM agéntico." title="Figura 2. Qué parte de la POC corresponde al SDLC que cubre AI-DLC y qué parte la amplía hasta el ALM agéntico."/>
+            <wp:cNvGraphicFramePr>
+              <a:graphicFrameLocks xmlns:a="http://schemas.openxmlformats.org/drawingml/2006/main" noChangeAspect="1"/>
+            </wp:cNvGraphicFramePr>
+            <a:graphic xmlns:a="http://schemas.openxmlformats.org/drawingml/2006/main">
+              <a:graphicData uri="http://schemas.openxmlformats.org/drawingml/2006/picture">
+                <pic:pic xmlns:pic="http://schemas.openxmlformats.org/drawingml/2006/picture">
+                  <pic:nvPicPr>
+                    <pic:cNvPr id="0" name="" descr=""/>
+                    <pic:cNvPicPr>
+                      <a:picLocks noChangeAspect="1" noChangeArrowheads="1"/>
+                    </pic:cNvPicPr>
+                  </pic:nvPicPr>
+                  <pic:blipFill>
+                    <a:blip r:embed="rId10" cstate="none"/>
+                    <a:srcRect/>
+                    <a:stretch>
+                      <a:fillRect/>
+                    </a:stretch>
+                  </pic:blipFill>
+                  <pic:spPr bwMode="auto">
+                    <a:xfrm>
+                      <a:off x="0" y="0"/>
+                      <a:ext cx="5762625" cy="5857875"/>
+                    </a:xfrm>
+                    <a:prstGeom prst="rect">
+                      <a:avLst/>
+                    </a:prstGeom>
+                  </pic:spPr>
+                </pic:pic>
+              </a:graphicData>
+            </a:graphic>
+          </wp:inline>
+        </w:drawing>
+      </w:r>
+    </w:p>
+    <w:p>
+      <w:pPr>
+        <w:spacing w:after="240"/>
+        <w:jc w:val="center"/>
+      </w:pPr>
+      <w:r>
+        <w:rPr>
+          <w:rFonts w:ascii="Calibri" w:cs="Calibri" w:eastAsia="Calibri" w:hAnsi="Calibri"/>
+          <w:i/>
+          <w:iCs/>
+          <w:color w:val="5B6964"/>
+          <w:sz w:val="18"/>
+          <w:szCs w:val="18"/>
+        </w:rPr>
+        <w:t xml:space="preserve">Figura 2. Qué parte de la POC corresponde al SDLC que cubre AI-DLC y qué parte la amplía hasta el ALM agéntico.</w:t>
       </w:r>
     </w:p>
     <w:p>
@@ -7330,7 +7498,7 @@
         <w:rPr>
           <w:rFonts w:ascii="Calibri" w:cs="Calibri" w:eastAsia="Calibri" w:hAnsi="Calibri"/>
         </w:rPr>
-        <w:t xml:space="preserve">La figura 2 sigue un cambio desde que el agente abre el PR hasta que Argo CD lo despliega en </w:t>
+        <w:t xml:space="preserve">La figura 3 sigue un cambio desde que el agente abre el PR hasta que Argo CD lo despliega en </w:t>
       </w:r>
       <w:r>
         <w:rPr>
@@ -7358,7 +7526,7 @@
           <wp:inline distT="0" distB="0" distL="0" distR="0">
             <wp:extent cx="5762625" cy="6667500"/>
             <wp:effectExtent t="0" r="0" b="0" l="0"/>
-            <wp:docPr id="1" name="flujo-cambio.png" descr="Figura 2. Flujo de un cambio por los tres repositorios, desde el PR del agente hasta la sincronización de Argo CD." title="Figura 2. Flujo de un cambio por los tres repositorios, desde el PR del agente hasta la sincronización de Argo CD."/>
+            <wp:docPr id="1" name="flujo-cambio.png" descr="Figura 3. Flujo de un cambio por los tres repositorios, desde el PR del agente hasta la sincronización de Argo CD." title="Figura 3. Flujo de un cambio por los tres repositorios, desde el PR del agente hasta la sincronización de Argo CD."/>
             <wp:cNvGraphicFramePr>
               <a:graphicFrameLocks xmlns:a="http://schemas.openxmlformats.org/drawingml/2006/main" noChangeAspect="1"/>
             </wp:cNvGraphicFramePr>
@@ -7372,7 +7540,7 @@
                     </pic:cNvPicPr>
                   </pic:nvPicPr>
                   <pic:blipFill>
-                    <a:blip r:embed="rId10" cstate="none"/>
+                    <a:blip r:embed="rId11" cstate="none"/>
                     <a:srcRect/>
                     <a:stretch>
                       <a:fillRect/>
@@ -7408,7 +7576,7 @@
           <w:sz w:val="18"/>
           <w:szCs w:val="18"/>
         </w:rPr>
-        <w:t xml:space="preserve">Figura 2. Flujo de un cambio por los tres repositorios, desde el PR del agente hasta la sincronización de Argo CD.</w:t>
+        <w:t xml:space="preserve">Figura 3. Flujo de un cambio por los tres repositorios, desde el PR del agente hasta la sincronización de Argo CD.</w:t>
       </w:r>
     </w:p>
     <w:p>
@@ -10455,7 +10623,7 @@
         <w:rPr>
           <w:rFonts w:ascii="Calibri" w:cs="Calibri" w:eastAsia="Calibri" w:hAnsi="Calibri"/>
         </w:rPr>
-        <w:t xml:space="preserve"> es el conjunto de controles que rodean al agente de código. Tiene siete capas, desde las que solo orientan al agente hasta las que impone la plataforma. La figura 3 sigue el camino de una acción: el contexto orienta al agente, los permisos y el hook pueden bloquearla en local, y GitHub aplica la identidad y la protección de la rama cuando la acción llega al repositorio.</w:t>
+        <w:t xml:space="preserve"> es el conjunto de controles que rodean al agente de código. Tiene siete capas, desde las que solo orientan al agente hasta las que impone la plataforma. La figura 4 sigue el camino de una acción: el contexto orienta al agente, los permisos y el hook pueden bloquearla en local, y GitHub aplica la identidad y la protección de la rama cuando la acción llega al repositorio.</w:t>
       </w:r>
     </w:p>
     <w:p>
@@ -10469,7 +10637,7 @@
           <wp:inline distT="0" distB="0" distL="0" distR="0">
             <wp:extent cx="5762625" cy="6210300"/>
             <wp:effectExtent t="0" r="0" b="0" l="0"/>
-            <wp:docPr id="1" name="harness.png" descr="Figura 3. Capas del harness en el camino de una acción del agente. Las capas 3 a 5 actúan en Claude Code y las capas 6 y 7 en GitHub." title="Figura 3. Capas del harness en el camino de una acción del agente. Las capas 3 a 5 actúan en Claude Code y las capas 6 y 7 en GitHub."/>
+            <wp:docPr id="1" name="harness.png" descr="Figura 4. Capas del harness en el camino de una acción del agente. Las capas 3 a 5 actúan en Claude Code y las capas 6 y 7 en GitHub." title="Figura 4. Capas del harness en el camino de una acción del agente. Las capas 3 a 5 actúan en Claude Code y las capas 6 y 7 en GitHub."/>
             <wp:cNvGraphicFramePr>
               <a:graphicFrameLocks xmlns:a="http://schemas.openxmlformats.org/drawingml/2006/main" noChangeAspect="1"/>
             </wp:cNvGraphicFramePr>
@@ -10483,7 +10651,7 @@
                     </pic:cNvPicPr>
                   </pic:nvPicPr>
                   <pic:blipFill>
-                    <a:blip r:embed="rId11" cstate="none"/>
+                    <a:blip r:embed="rId12" cstate="none"/>
                     <a:srcRect/>
                     <a:stretch>
                       <a:fillRect/>
@@ -10519,7 +10687,7 @@
           <w:sz w:val="18"/>
           <w:szCs w:val="18"/>
         </w:rPr>
-        <w:t xml:space="preserve">Figura 3. Capas del harness en el camino de una acción del agente. Las capas 3 a 5 actúan en Claude Code y las capas 6 y 7 en GitHub.</w:t>
+        <w:t xml:space="preserve">Figura 4. Capas del harness en el camino de una acción del agente. Las capas 3 a 5 actúan en Claude Code y las capas 6 y 7 en GitHub.</w:t>
       </w:r>
     </w:p>
     <w:tbl>
@@ -11812,7 +11980,7 @@
           <wp:inline distT="0" distB="0" distL="0" distR="0">
             <wp:extent cx="5762625" cy="5238750"/>
             <wp:effectExtent t="0" r="0" b="0" l="0"/>
-            <wp:docPr id="1" name="triage.png" descr="Figura 4. Flujo del triage: el modelo propone sin herramientas y un script determinista valida y aplica." title="Figura 4. Flujo del triage: el modelo propone sin herramientas y un script determinista valida y aplica."/>
+            <wp:docPr id="1" name="triage.png" descr="Figura 5. Flujo del triage: el modelo propone sin herramientas y un script determinista valida y aplica." title="Figura 5. Flujo del triage: el modelo propone sin herramientas y un script determinista valida y aplica."/>
             <wp:cNvGraphicFramePr>
               <a:graphicFrameLocks xmlns:a="http://schemas.openxmlformats.org/drawingml/2006/main" noChangeAspect="1"/>
             </wp:cNvGraphicFramePr>
@@ -11826,7 +11994,7 @@
                     </pic:cNvPicPr>
                   </pic:nvPicPr>
                   <pic:blipFill>
-                    <a:blip r:embed="rId12" cstate="none"/>
+                    <a:blip r:embed="rId13" cstate="none"/>
                     <a:srcRect/>
                     <a:stretch>
                       <a:fillRect/>
@@ -11862,7 +12030,7 @@
           <w:sz w:val="18"/>
           <w:szCs w:val="18"/>
         </w:rPr>
-        <w:t xml:space="preserve">Figura 4. Flujo del triage: el modelo propone sin herramientas y un script determinista valida y aplica.</w:t>
+        <w:t xml:space="preserve">Figura 5. Flujo del triage: el modelo propone sin herramientas y un script determinista valida y aplica.</w:t>
       </w:r>
     </w:p>
     <w:tbl>
@@ -20240,9 +20408,9 @@
       </w:tblPr>
       <w:tblGrid>
         <w:gridCol w:w="700"/>
-        <w:gridCol w:w="2645"/>
-        <w:gridCol w:w="3793"/>
-        <w:gridCol w:w="1932"/>
+        <w:gridCol w:w="2926"/>
+        <w:gridCol w:w="3573"/>
+        <w:gridCol w:w="1871"/>
       </w:tblGrid>
       <w:tr>
         <w:trPr>
@@ -20277,7 +20445,7 @@
         </w:tc>
         <w:tc>
           <w:tcPr>
-            <w:tcW w:type="dxa" w:w="2645"/>
+            <w:tcW w:type="dxa" w:w="2926"/>
             <w:shd w:fill="E3EEEA" w:color="auto" w:val="clear"/>
             <w:tcMar>
               <w:top w:type="dxa" w:w="60"/>
@@ -20304,7 +20472,7 @@
         </w:tc>
         <w:tc>
           <w:tcPr>
-            <w:tcW w:type="dxa" w:w="3793"/>
+            <w:tcW w:type="dxa" w:w="3573"/>
             <w:shd w:fill="E3EEEA" w:color="auto" w:val="clear"/>
             <w:tcMar>
               <w:top w:type="dxa" w:w="60"/>
@@ -20331,7 +20499,7 @@
         </w:tc>
         <w:tc>
           <w:tcPr>
-            <w:tcW w:type="dxa" w:w="1932"/>
+            <w:tcW w:type="dxa" w:w="1871"/>
             <w:shd w:fill="E3EEEA" w:color="auto" w:val="clear"/>
             <w:tcMar>
               <w:top w:type="dxa" w:w="60"/>
@@ -20387,7 +20555,7 @@
         </w:tc>
         <w:tc>
           <w:tcPr>
-            <w:tcW w:type="dxa" w:w="2645"/>
+            <w:tcW w:type="dxa" w:w="2926"/>
             <w:tcMar>
               <w:top w:type="dxa" w:w="60"/>
               <w:left w:type="dxa" w:w="100"/>
@@ -20411,7 +20579,7 @@
         </w:tc>
         <w:tc>
           <w:tcPr>
-            <w:tcW w:type="dxa" w:w="3793"/>
+            <w:tcW w:type="dxa" w:w="3573"/>
             <w:tcMar>
               <w:top w:type="dxa" w:w="60"/>
               <w:left w:type="dxa" w:w="100"/>
@@ -20435,7 +20603,7 @@
         </w:tc>
         <w:tc>
           <w:tcPr>
-            <w:tcW w:type="dxa" w:w="1932"/>
+            <w:tcW w:type="dxa" w:w="1871"/>
             <w:tcMar>
               <w:top w:type="dxa" w:w="60"/>
               <w:left w:type="dxa" w:w="100"/>
@@ -20488,7 +20656,7 @@
         </w:tc>
         <w:tc>
           <w:tcPr>
-            <w:tcW w:type="dxa" w:w="2645"/>
+            <w:tcW w:type="dxa" w:w="2926"/>
             <w:tcMar>
               <w:top w:type="dxa" w:w="60"/>
               <w:left w:type="dxa" w:w="100"/>
@@ -20512,7 +20680,7 @@
         </w:tc>
         <w:tc>
           <w:tcPr>
-            <w:tcW w:type="dxa" w:w="3793"/>
+            <w:tcW w:type="dxa" w:w="3573"/>
             <w:tcMar>
               <w:top w:type="dxa" w:w="60"/>
               <w:left w:type="dxa" w:w="100"/>
@@ -20536,7 +20704,7 @@
         </w:tc>
         <w:tc>
           <w:tcPr>
-            <w:tcW w:type="dxa" w:w="1932"/>
+            <w:tcW w:type="dxa" w:w="1871"/>
             <w:tcMar>
               <w:top w:type="dxa" w:w="60"/>
               <w:left w:type="dxa" w:w="100"/>
@@ -20589,7 +20757,7 @@
         </w:tc>
         <w:tc>
           <w:tcPr>
-            <w:tcW w:type="dxa" w:w="2645"/>
+            <w:tcW w:type="dxa" w:w="2926"/>
             <w:tcMar>
               <w:top w:type="dxa" w:w="60"/>
               <w:left w:type="dxa" w:w="100"/>
@@ -20613,7 +20781,7 @@
         </w:tc>
         <w:tc>
           <w:tcPr>
-            <w:tcW w:type="dxa" w:w="3793"/>
+            <w:tcW w:type="dxa" w:w="3573"/>
             <w:tcMar>
               <w:top w:type="dxa" w:w="60"/>
               <w:left w:type="dxa" w:w="100"/>
@@ -20637,7 +20805,7 @@
         </w:tc>
         <w:tc>
           <w:tcPr>
-            <w:tcW w:type="dxa" w:w="1932"/>
+            <w:tcW w:type="dxa" w:w="1871"/>
             <w:tcMar>
               <w:top w:type="dxa" w:w="60"/>
               <w:left w:type="dxa" w:w="100"/>
@@ -20690,7 +20858,7 @@
         </w:tc>
         <w:tc>
           <w:tcPr>
-            <w:tcW w:type="dxa" w:w="2645"/>
+            <w:tcW w:type="dxa" w:w="2926"/>
             <w:tcMar>
               <w:top w:type="dxa" w:w="60"/>
               <w:left w:type="dxa" w:w="100"/>
@@ -20714,7 +20882,7 @@
         </w:tc>
         <w:tc>
           <w:tcPr>
-            <w:tcW w:type="dxa" w:w="3793"/>
+            <w:tcW w:type="dxa" w:w="3573"/>
             <w:tcMar>
               <w:top w:type="dxa" w:w="60"/>
               <w:left w:type="dxa" w:w="100"/>
@@ -20738,7 +20906,7 @@
         </w:tc>
         <w:tc>
           <w:tcPr>
-            <w:tcW w:type="dxa" w:w="1932"/>
+            <w:tcW w:type="dxa" w:w="1871"/>
             <w:tcMar>
               <w:top w:type="dxa" w:w="60"/>
               <w:left w:type="dxa" w:w="100"/>
@@ -20757,6 +20925,208 @@
                 <w:szCs w:val="18"/>
               </w:rPr>
               <w:t xml:space="preserve">Plan de 18 tareas</w:t>
+            </w:r>
+          </w:p>
+        </w:tc>
+      </w:tr>
+      <w:tr>
+        <w:trPr>
+          <w:cantSplit/>
+        </w:trPr>
+        <w:tc>
+          <w:tcPr>
+            <w:tcW w:type="dxa" w:w="700"/>
+            <w:tcMar>
+              <w:top w:type="dxa" w:w="60"/>
+              <w:left w:type="dxa" w:w="100"/>
+              <w:bottom w:type="dxa" w:w="60"/>
+              <w:right w:type="dxa" w:w="100"/>
+            </w:tcMar>
+          </w:tcPr>
+          <w:p>
+            <w:pPr>
+              <w:spacing w:after="0" w:before="0" w:line="252"/>
+            </w:pPr>
+            <w:r>
+              <w:rPr>
+                <w:rFonts w:ascii="Calibri" w:cs="Calibri" w:eastAsia="Calibri" w:hAnsi="Calibri"/>
+                <w:sz w:val="18"/>
+                <w:szCs w:val="18"/>
+              </w:rPr>
+              <w:t xml:space="preserve">53</w:t>
+            </w:r>
+          </w:p>
+        </w:tc>
+        <w:tc>
+          <w:tcPr>
+            <w:tcW w:type="dxa" w:w="2926"/>
+            <w:tcMar>
+              <w:top w:type="dxa" w:w="60"/>
+              <w:left w:type="dxa" w:w="100"/>
+              <w:bottom w:type="dxa" w:w="60"/>
+              <w:right w:type="dxa" w:w="100"/>
+            </w:tcMar>
+          </w:tcPr>
+          <w:p>
+            <w:pPr>
+              <w:spacing w:after="0" w:before="0" w:line="252"/>
+            </w:pPr>
+            <w:r>
+              <w:rPr>
+                <w:rFonts w:ascii="Calibri" w:cs="Calibri" w:eastAsia="Calibri" w:hAnsi="Calibri"/>
+                <w:sz w:val="18"/>
+                <w:szCs w:val="18"/>
+              </w:rPr>
+              <w:t xml:space="preserve">«¿AI-driven SDLC es otra manera de llamar a lo que estamos haciendo, el ALM agéntico?»</w:t>
+            </w:r>
+          </w:p>
+        </w:tc>
+        <w:tc>
+          <w:tcPr>
+            <w:tcW w:type="dxa" w:w="3573"/>
+            <w:tcMar>
+              <w:top w:type="dxa" w:w="60"/>
+              <w:left w:type="dxa" w:w="100"/>
+              <w:bottom w:type="dxa" w:w="60"/>
+              <w:right w:type="dxa" w:w="100"/>
+            </w:tcMar>
+          </w:tcPr>
+          <w:p>
+            <w:pPr>
+              <w:spacing w:after="0" w:before="0" w:line="252"/>
+            </w:pPr>
+            <w:r>
+              <w:rPr>
+                <w:rFonts w:ascii="Calibri" w:cs="Calibri" w:eastAsia="Calibri" w:hAnsi="Calibri"/>
+                <w:sz w:val="18"/>
+                <w:szCs w:val="18"/>
+              </w:rPr>
+              <w:t xml:space="preserve">Distingue el uso genérico del término y la metodología AI-DLC de AWS, y compara ambos con el SDLC y el ALM agénticos: la POC comparte la validación humana por etapa y amplía el alcance y el gobierno</w:t>
+            </w:r>
+          </w:p>
+        </w:tc>
+        <w:tc>
+          <w:tcPr>
+            <w:tcW w:type="dxa" w:w="1871"/>
+            <w:tcMar>
+              <w:top w:type="dxa" w:w="60"/>
+              <w:left w:type="dxa" w:w="100"/>
+              <w:bottom w:type="dxa" w:w="60"/>
+              <w:right w:type="dxa" w:w="100"/>
+            </w:tcMar>
+          </w:tcPr>
+          <w:p>
+            <w:pPr>
+              <w:spacing w:after="0" w:before="0" w:line="252"/>
+            </w:pPr>
+            <w:r>
+              <w:rPr>
+                <w:rFonts w:ascii="Calibri" w:cs="Calibri" w:eastAsia="Calibri" w:hAnsi="Calibri"/>
+                <w:sz w:val="18"/>
+                <w:szCs w:val="18"/>
+              </w:rPr>
+              <w:t xml:space="preserve">Posicionamiento del trabajo</w:t>
+            </w:r>
+          </w:p>
+        </w:tc>
+      </w:tr>
+      <w:tr>
+        <w:trPr>
+          <w:cantSplit/>
+        </w:trPr>
+        <w:tc>
+          <w:tcPr>
+            <w:tcW w:type="dxa" w:w="700"/>
+            <w:tcMar>
+              <w:top w:type="dxa" w:w="60"/>
+              <w:left w:type="dxa" w:w="100"/>
+              <w:bottom w:type="dxa" w:w="60"/>
+              <w:right w:type="dxa" w:w="100"/>
+            </w:tcMar>
+          </w:tcPr>
+          <w:p>
+            <w:pPr>
+              <w:spacing w:after="0" w:before="0" w:line="252"/>
+            </w:pPr>
+            <w:r>
+              <w:rPr>
+                <w:rFonts w:ascii="Calibri" w:cs="Calibri" w:eastAsia="Calibri" w:hAnsi="Calibri"/>
+                <w:sz w:val="18"/>
+                <w:szCs w:val="18"/>
+              </w:rPr>
+              <w:t xml:space="preserve">54</w:t>
+            </w:r>
+          </w:p>
+        </w:tc>
+        <w:tc>
+          <w:tcPr>
+            <w:tcW w:type="dxa" w:w="2926"/>
+            <w:tcMar>
+              <w:top w:type="dxa" w:w="60"/>
+              <w:left w:type="dxa" w:w="100"/>
+              <w:bottom w:type="dxa" w:w="60"/>
+              <w:right w:type="dxa" w:w="100"/>
+            </w:tcMar>
+          </w:tcPr>
+          <w:p>
+            <w:pPr>
+              <w:spacing w:after="0" w:before="0" w:line="252"/>
+            </w:pPr>
+            <w:r>
+              <w:rPr>
+                <w:rFonts w:ascii="Calibri" w:cs="Calibri" w:eastAsia="Calibri" w:hAnsi="Calibri"/>
+                <w:sz w:val="18"/>
+                <w:szCs w:val="18"/>
+              </w:rPr>
+              <w:t xml:space="preserve">«Es decir, que vamos más allá, de la teoría a la práctica real, no solo en el SDLC de la app sino en la configuración de todo el ALM. Haz un gráfico donde se vea qué partes son del AI-DLC/SDLC y cuáles del ALM que hemos montado.»</w:t>
+            </w:r>
+          </w:p>
+        </w:tc>
+        <w:tc>
+          <w:tcPr>
+            <w:tcW w:type="dxa" w:w="3573"/>
+            <w:tcMar>
+              <w:top w:type="dxa" w:w="60"/>
+              <w:left w:type="dxa" w:w="100"/>
+              <w:bottom w:type="dxa" w:w="60"/>
+              <w:right w:type="dxa" w:w="100"/>
+            </w:tcMar>
+          </w:tcPr>
+          <w:p>
+            <w:pPr>
+              <w:spacing w:after="0" w:before="0" w:line="252"/>
+            </w:pPr>
+            <w:r>
+              <w:rPr>
+                <w:rFonts w:ascii="Calibri" w:cs="Calibri" w:eastAsia="Calibri" w:hAnsi="Calibri"/>
+                <w:sz w:val="18"/>
+                <w:szCs w:val="18"/>
+              </w:rPr>
+              <w:t xml:space="preserve">Crea la figura 2 con archify, que reparte las tareas en SDLC (AI-DLC), ampliación ALM y gobierno transversal, y añade AI-DLC a la tabla de términos</w:t>
+            </w:r>
+          </w:p>
+        </w:tc>
+        <w:tc>
+          <w:tcPr>
+            <w:tcW w:type="dxa" w:w="1871"/>
+            <w:tcMar>
+              <w:top w:type="dxa" w:w="60"/>
+              <w:left w:type="dxa" w:w="100"/>
+              <w:bottom w:type="dxa" w:w="60"/>
+              <w:right w:type="dxa" w:w="100"/>
+            </w:tcMar>
+          </w:tcPr>
+          <w:p>
+            <w:pPr>
+              <w:spacing w:after="0" w:before="0" w:line="252"/>
+            </w:pPr>
+            <w:r>
+              <w:rPr>
+                <w:rFonts w:ascii="Calibri" w:cs="Calibri" w:eastAsia="Calibri" w:hAnsi="Calibri"/>
+                <w:sz w:val="18"/>
+                <w:szCs w:val="18"/>
+              </w:rPr>
+              <w:t xml:space="preserve">Figura 2 en el estado del arte</w:t>
             </w:r>
           </w:p>
         </w:tc>
@@ -23661,7 +24031,7 @@
                 <w:sz w:val="18"/>
                 <w:szCs w:val="18"/>
               </w:rPr>
-              <w:t xml:space="preserve">52</w:t>
+              <w:t xml:space="preserve">54</w:t>
             </w:r>
           </w:p>
         </w:tc>
@@ -26103,7 +26473,7 @@
         </w:rPr>
         <w:t xml:space="preserve"> arXiv:2604.26275, 2026. </w:t>
       </w:r>
-      <w:hyperlink w:history="1" r:id="rIdoj6h1rnz2c6oriwvnv60u">
+      <w:hyperlink w:history="1" r:id="rIdifducm5nxuhxkfvp6wowo">
         <w:r>
           <w:rPr>
             <w:rStyle w:val="Hyperlink"/>
@@ -26148,7 +26518,7 @@
         </w:rPr>
         <w:t xml:space="preserve">, 2026. </w:t>
       </w:r>
-      <w:hyperlink w:history="1" r:id="rIdsjtmwgd-6nfn8g_wqwhvs">
+      <w:hyperlink w:history="1" r:id="rIdmxpybvl2ts6dd6nub0ohi">
         <w:r>
           <w:rPr>
             <w:rStyle w:val="Hyperlink"/>
@@ -26193,7 +26563,7 @@
         </w:rPr>
         <w:t xml:space="preserve"> </w:t>
       </w:r>
-      <w:hyperlink w:history="1" r:id="rId-v5wvcjbvevdkynaaiiyk">
+      <w:hyperlink w:history="1" r:id="rId8nrh8s_hb1klv6z1mv39k">
         <w:r>
           <w:rPr>
             <w:rStyle w:val="Hyperlink"/>
@@ -26238,7 +26608,7 @@
         </w:rPr>
         <w:t xml:space="preserve">, junio de 2026. </w:t>
       </w:r>
-      <w:hyperlink w:history="1" r:id="rId_ngo8seymq-bgqug2tip2">
+      <w:hyperlink w:history="1" r:id="rIdqu719mykhp2v5ddf4223b">
         <w:r>
           <w:rPr>
             <w:rStyle w:val="Hyperlink"/>
@@ -26283,7 +26653,7 @@
         </w:rPr>
         <w:t xml:space="preserve"> </w:t>
       </w:r>
-      <w:hyperlink w:history="1" r:id="rIdptugf6cwszbicgmmeatqy">
+      <w:hyperlink w:history="1" r:id="rIdakdh6lvkuswzdwmslywrn">
         <w:r>
           <w:rPr>
             <w:rStyle w:val="Hyperlink"/>
@@ -26328,7 +26698,7 @@
         </w:rPr>
         <w:t xml:space="preserve"> </w:t>
       </w:r>
-      <w:hyperlink w:history="1" r:id="rIdl-tjygynutbyluaryup9c">
+      <w:hyperlink w:history="1" r:id="rIdeg4pw1hffgkrkcupvwhz7">
         <w:r>
           <w:rPr>
             <w:rStyle w:val="Hyperlink"/>
@@ -26373,7 +26743,7 @@
         </w:rPr>
         <w:t xml:space="preserve">, diciembre de 2025. </w:t>
       </w:r>
-      <w:hyperlink w:history="1" r:id="rIdn0yqsyxjr0xnqx8taibga">
+      <w:hyperlink w:history="1" r:id="rIds3upz8xrqxkiwstdqbw7e">
         <w:r>
           <w:rPr>
             <w:rStyle w:val="Hyperlink"/>
@@ -26418,7 +26788,7 @@
         </w:rPr>
         <w:t xml:space="preserve"> </w:t>
       </w:r>
-      <w:hyperlink w:history="1" r:id="rIdm6rpcaepoj3yfocmecq0_">
+      <w:hyperlink w:history="1" r:id="rId7oam1c7n_8rt9vlcz4wgu">
         <w:r>
           <w:rPr>
             <w:rStyle w:val="Hyperlink"/>
@@ -26463,7 +26833,7 @@
         </w:rPr>
         <w:t xml:space="preserve"> </w:t>
       </w:r>
-      <w:hyperlink w:history="1" r:id="rId63iga9pcluhznfn5uxz5j">
+      <w:hyperlink w:history="1" r:id="rIdqccdayy7azgiuakuwunfz">
         <w:r>
           <w:rPr>
             <w:rStyle w:val="Hyperlink"/>
@@ -26508,7 +26878,7 @@
         </w:rPr>
         <w:t xml:space="preserve"> </w:t>
       </w:r>
-      <w:hyperlink w:history="1" r:id="rIdpwn_puid1yuwnr3b3xip7">
+      <w:hyperlink w:history="1" r:id="rIdijbchste5z4eankq0fb8a">
         <w:r>
           <w:rPr>
             <w:rStyle w:val="Hyperlink"/>
@@ -26553,7 +26923,7 @@
         </w:rPr>
         <w:t xml:space="preserve"> </w:t>
       </w:r>
-      <w:hyperlink w:history="1" r:id="rIdvp07krlbgreva2nzklpky">
+      <w:hyperlink w:history="1" r:id="rIdeaodxl3sxexnfsyrflqos">
         <w:r>
           <w:rPr>
             <w:rStyle w:val="Hyperlink"/>
@@ -26598,7 +26968,7 @@
         </w:rPr>
         <w:t xml:space="preserve"> </w:t>
       </w:r>
-      <w:hyperlink w:history="1" r:id="rId1kt6czgmla8kqocije0x8">
+      <w:hyperlink w:history="1" r:id="rIdjttaxrnvjvqqq78pvkmjc">
         <w:r>
           <w:rPr>
             <w:rStyle w:val="Hyperlink"/>
@@ -26643,7 +27013,7 @@
         </w:rPr>
         <w:t xml:space="preserve"> </w:t>
       </w:r>
-      <w:hyperlink w:history="1" r:id="rIds_cjwhfibo8aqaagmmg8k">
+      <w:hyperlink w:history="1" r:id="rIdgmhskmncaviep3lbfkmj_">
         <w:r>
           <w:rPr>
             <w:rStyle w:val="Hyperlink"/>
@@ -26688,7 +27058,7 @@
         </w:rPr>
         <w:t xml:space="preserve"> </w:t>
       </w:r>
-      <w:hyperlink w:history="1" r:id="rIdgnzggfzpy4myhacdwzhpu">
+      <w:hyperlink w:history="1" r:id="rIdo5g52yk9bmm_j2p4so7tm">
         <w:r>
           <w:rPr>
             <w:rStyle w:val="Hyperlink"/>
@@ -26733,7 +27103,7 @@
         </w:rPr>
         <w:t xml:space="preserve"> </w:t>
       </w:r>
-      <w:hyperlink w:history="1" r:id="rIdwkg9f3rijfdko_b8idllt">
+      <w:hyperlink w:history="1" r:id="rIdcohciouafnvqcn-d04uj8">
         <w:r>
           <w:rPr>
             <w:rStyle w:val="Hyperlink"/>
@@ -26778,7 +27148,7 @@
         </w:rPr>
         <w:t xml:space="preserve"> </w:t>
       </w:r>
-      <w:hyperlink w:history="1" r:id="rIdmepxylwvq4kaorfyum5yk">
+      <w:hyperlink w:history="1" r:id="rIdwovk995tirro4y5ewihsg">
         <w:r>
           <w:rPr>
             <w:rStyle w:val="Hyperlink"/>
@@ -26823,7 +27193,7 @@
         </w:rPr>
         <w:t xml:space="preserve">, agosto de 2026. </w:t>
       </w:r>
-      <w:hyperlink w:history="1" r:id="rIdjeeveeaxns0txiwhfcygq">
+      <w:hyperlink w:history="1" r:id="rIdygp0cuuds5uztt-ga5en8">
         <w:r>
           <w:rPr>
             <w:rStyle w:val="Hyperlink"/>
@@ -26868,7 +27238,7 @@
         </w:rPr>
         <w:t xml:space="preserve"> </w:t>
       </w:r>
-      <w:hyperlink w:history="1" r:id="rIdsac5i65cyjmtjazmurdy8">
+      <w:hyperlink w:history="1" r:id="rIdtgkbjsmnojs5adgto9ddw">
         <w:r>
           <w:rPr>
             <w:rStyle w:val="Hyperlink"/>
@@ -26931,7 +27301,7 @@
         </w:rPr>
         <w:t xml:space="preserve"> </w:t>
       </w:r>
-      <w:hyperlink w:history="1" r:id="rId5lp9zsojrqz6l6auyemzx">
+      <w:hyperlink w:history="1" r:id="rIdpi8_oqashns7emmyvsz0o">
         <w:r>
           <w:rPr>
             <w:rStyle w:val="Hyperlink"/>
@@ -26976,7 +27346,7 @@
         </w:rPr>
         <w:t xml:space="preserve"> </w:t>
       </w:r>
-      <w:hyperlink w:history="1" r:id="rIdxvnohst2rfnxmudyr16ev">
+      <w:hyperlink w:history="1" r:id="rIdqg-ye1bmt0s5ddxrpnydp">
         <w:r>
           <w:rPr>
             <w:rStyle w:val="Hyperlink"/>
@@ -27021,7 +27391,7 @@
         </w:rPr>
         <w:t xml:space="preserve"> </w:t>
       </w:r>
-      <w:hyperlink w:history="1" r:id="rIdibz4637aejozagpv-pxej">
+      <w:hyperlink w:history="1" r:id="rIdskvpurf2c1sb6nmwwlhwh">
         <w:r>
           <w:rPr>
             <w:rStyle w:val="Hyperlink"/>

--- a/docs/tfm/TFM-ALM-agentico.docx
+++ b/docs/tfm/TFM-ALM-agentico.docx
@@ -13395,6 +13395,1369 @@
         <w:rPr>
           <w:rFonts w:ascii="Calibri" w:cs="Calibri" w:eastAsia="Calibri" w:hAnsi="Calibri"/>
         </w:rPr>
+        <w:t xml:space="preserve">Tarea 5: implementación por el agente</w:t>
+      </w:r>
+    </w:p>
+    <w:p>
+      <w:pPr>
+        <w:keepNext/>
+        <w:spacing w:after="140" w:line="288"/>
+        <w:jc w:val="both"/>
+      </w:pPr>
+      <w:r>
+        <w:rPr>
+          <w:rFonts w:ascii="Calibri" w:cs="Calibri" w:eastAsia="Calibri" w:hAnsi="Calibri"/>
+        </w:rPr>
+        <w:t xml:space="preserve">Con la spec fusionada, el responsable pidió al agente el segundo paso del flujo: plan, tareas e implementación en la rama </w:t>
+      </w:r>
+      <w:r>
+        <w:rPr>
+          <w:rFonts w:ascii="Consolas" w:cs="Consolas" w:eastAsia="Consolas" w:hAnsi="Consolas"/>
+          <w:color w:val="2E3A36"/>
+          <w:sz w:val="20"/>
+          <w:szCs w:val="20"/>
+        </w:rPr>
+        <w:t xml:space="preserve">feat/5-catalogo-productos</w:t>
+      </w:r>
+      <w:r>
+        <w:rPr>
+          <w:rFonts w:ascii="Calibri" w:cs="Calibri" w:eastAsia="Calibri" w:hAnsi="Calibri"/>
+        </w:rPr>
+        <w:t xml:space="preserve">, incluido el esqueleto de la aplicación que aún no existía. El agente encadenó </w:t>
+      </w:r>
+      <w:r>
+        <w:rPr>
+          <w:rFonts w:ascii="Consolas" w:cs="Consolas" w:eastAsia="Consolas" w:hAnsi="Consolas"/>
+          <w:color w:val="2E3A36"/>
+          <w:sz w:val="20"/>
+          <w:szCs w:val="20"/>
+        </w:rPr>
+        <w:t xml:space="preserve">/speckit-plan</w:t>
+      </w:r>
+      <w:r>
+        <w:rPr>
+          <w:rFonts w:ascii="Calibri" w:cs="Calibri" w:eastAsia="Calibri" w:hAnsi="Calibri"/>
+        </w:rPr>
+        <w:t xml:space="preserve">, </w:t>
+      </w:r>
+      <w:r>
+        <w:rPr>
+          <w:rFonts w:ascii="Consolas" w:cs="Consolas" w:eastAsia="Consolas" w:hAnsi="Consolas"/>
+          <w:color w:val="2E3A36"/>
+          <w:sz w:val="20"/>
+          <w:szCs w:val="20"/>
+        </w:rPr>
+        <w:t xml:space="preserve">/speckit-tasks</w:t>
+      </w:r>
+      <w:r>
+        <w:rPr>
+          <w:rFonts w:ascii="Calibri" w:cs="Calibri" w:eastAsia="Calibri" w:hAnsi="Calibri"/>
+        </w:rPr>
+        <w:t xml:space="preserve"> y </w:t>
+      </w:r>
+      <w:r>
+        <w:rPr>
+          <w:rFonts w:ascii="Consolas" w:cs="Consolas" w:eastAsia="Consolas" w:hAnsi="Consolas"/>
+          <w:color w:val="2E3A36"/>
+          <w:sz w:val="20"/>
+          <w:szCs w:val="20"/>
+        </w:rPr>
+        <w:t xml:space="preserve">/speckit-implement</w:t>
+      </w:r>
+      <w:r>
+        <w:rPr>
+          <w:rFonts w:ascii="Calibri" w:cs="Calibri" w:eastAsia="Calibri" w:hAnsi="Calibri"/>
+        </w:rPr>
+        <w:t xml:space="preserve"> y abrió el PR #10 con seis commits:</w:t>
+      </w:r>
+    </w:p>
+    <w:tbl>
+      <w:tblPr>
+        <w:tblW w:type="dxa" w:w="9070"/>
+        <w:tblBorders>
+          <w:top w:val="single" w:color="C9D3CF" w:sz="4"/>
+          <w:left w:val="single" w:color="C9D3CF" w:sz="4"/>
+          <w:bottom w:val="single" w:color="C9D3CF" w:sz="4"/>
+          <w:right w:val="single" w:color="C9D3CF" w:sz="4"/>
+          <w:insideH w:val="single" w:color="C9D3CF" w:sz="4"/>
+          <w:insideV w:val="single" w:color="C9D3CF" w:sz="4"/>
+        </w:tblBorders>
+      </w:tblPr>
+      <w:tblGrid>
+        <w:gridCol w:w="2101"/>
+        <w:gridCol w:w="6969"/>
+      </w:tblGrid>
+      <w:tr>
+        <w:trPr>
+          <w:tblHeader/>
+        </w:trPr>
+        <w:tc>
+          <w:tcPr>
+            <w:tcW w:type="dxa" w:w="2101"/>
+            <w:shd w:fill="E3EEEA" w:color="auto" w:val="clear"/>
+            <w:tcMar>
+              <w:top w:type="dxa" w:w="60"/>
+              <w:left w:type="dxa" w:w="100"/>
+              <w:bottom w:type="dxa" w:w="60"/>
+              <w:right w:type="dxa" w:w="100"/>
+            </w:tcMar>
+          </w:tcPr>
+          <w:p>
+            <w:pPr>
+              <w:spacing w:after="0" w:before="0" w:line="252"/>
+            </w:pPr>
+            <w:r>
+              <w:rPr>
+                <w:rFonts w:ascii="Calibri" w:cs="Calibri" w:eastAsia="Calibri" w:hAnsi="Calibri"/>
+                <w:b/>
+                <w:bCs/>
+                <w:sz w:val="18"/>
+                <w:szCs w:val="18"/>
+              </w:rPr>
+              <w:t xml:space="preserve">Commit</w:t>
+            </w:r>
+          </w:p>
+        </w:tc>
+        <w:tc>
+          <w:tcPr>
+            <w:tcW w:type="dxa" w:w="6969"/>
+            <w:shd w:fill="E3EEEA" w:color="auto" w:val="clear"/>
+            <w:tcMar>
+              <w:top w:type="dxa" w:w="60"/>
+              <w:left w:type="dxa" w:w="100"/>
+              <w:bottom w:type="dxa" w:w="60"/>
+              <w:right w:type="dxa" w:w="100"/>
+            </w:tcMar>
+          </w:tcPr>
+          <w:p>
+            <w:pPr>
+              <w:spacing w:after="0" w:before="0" w:line="252"/>
+            </w:pPr>
+            <w:r>
+              <w:rPr>
+                <w:rFonts w:ascii="Calibri" w:cs="Calibri" w:eastAsia="Calibri" w:hAnsi="Calibri"/>
+                <w:b/>
+                <w:bCs/>
+                <w:sz w:val="18"/>
+                <w:szCs w:val="18"/>
+              </w:rPr>
+              <w:t xml:space="preserve">Contenido</w:t>
+            </w:r>
+          </w:p>
+        </w:tc>
+      </w:tr>
+      <w:tr>
+        <w:trPr>
+          <w:cantSplit/>
+        </w:trPr>
+        <w:tc>
+          <w:tcPr>
+            <w:tcW w:type="dxa" w:w="2101"/>
+            <w:tcMar>
+              <w:top w:type="dxa" w:w="60"/>
+              <w:left w:type="dxa" w:w="100"/>
+              <w:bottom w:type="dxa" w:w="60"/>
+              <w:right w:type="dxa" w:w="100"/>
+            </w:tcMar>
+          </w:tcPr>
+          <w:p>
+            <w:pPr>
+              <w:spacing w:after="0" w:before="0" w:line="252"/>
+            </w:pPr>
+            <w:r>
+              <w:rPr>
+                <w:rFonts w:ascii="Calibri" w:cs="Calibri" w:eastAsia="Calibri" w:hAnsi="Calibri"/>
+                <w:sz w:val="18"/>
+                <w:szCs w:val="18"/>
+              </w:rPr>
+              <w:t xml:space="preserve">Plan y tareas</w:t>
+            </w:r>
+          </w:p>
+        </w:tc>
+        <w:tc>
+          <w:tcPr>
+            <w:tcW w:type="dxa" w:w="6969"/>
+            <w:tcMar>
+              <w:top w:type="dxa" w:w="60"/>
+              <w:left w:type="dxa" w:w="100"/>
+              <w:bottom w:type="dxa" w:w="60"/>
+              <w:right w:type="dxa" w:w="100"/>
+            </w:tcMar>
+          </w:tcPr>
+          <w:p>
+            <w:pPr>
+              <w:spacing w:after="0" w:before="0" w:line="252"/>
+            </w:pPr>
+            <w:r>
+              <w:rPr>
+                <w:rFonts w:ascii="Consolas" w:cs="Consolas" w:eastAsia="Consolas" w:hAnsi="Consolas"/>
+                <w:color w:val="2E3A36"/>
+                <w:sz w:val="16"/>
+                <w:szCs w:val="16"/>
+              </w:rPr>
+              <w:t xml:space="preserve">plan.md</w:t>
+            </w:r>
+            <w:r>
+              <w:rPr>
+                <w:rFonts w:ascii="Calibri" w:cs="Calibri" w:eastAsia="Calibri" w:hAnsi="Calibri"/>
+                <w:sz w:val="18"/>
+                <w:szCs w:val="18"/>
+              </w:rPr>
+              <w:t xml:space="preserve">, </w:t>
+            </w:r>
+            <w:r>
+              <w:rPr>
+                <w:rFonts w:ascii="Consolas" w:cs="Consolas" w:eastAsia="Consolas" w:hAnsi="Consolas"/>
+                <w:color w:val="2E3A36"/>
+                <w:sz w:val="16"/>
+                <w:szCs w:val="16"/>
+              </w:rPr>
+              <w:t xml:space="preserve">research.md</w:t>
+            </w:r>
+            <w:r>
+              <w:rPr>
+                <w:rFonts w:ascii="Calibri" w:cs="Calibri" w:eastAsia="Calibri" w:hAnsi="Calibri"/>
+                <w:sz w:val="18"/>
+                <w:szCs w:val="18"/>
+              </w:rPr>
+              <w:t xml:space="preserve">, </w:t>
+            </w:r>
+            <w:r>
+              <w:rPr>
+                <w:rFonts w:ascii="Consolas" w:cs="Consolas" w:eastAsia="Consolas" w:hAnsi="Consolas"/>
+                <w:color w:val="2E3A36"/>
+                <w:sz w:val="16"/>
+                <w:szCs w:val="16"/>
+              </w:rPr>
+              <w:t xml:space="preserve">data-model.md</w:t>
+            </w:r>
+            <w:r>
+              <w:rPr>
+                <w:rFonts w:ascii="Calibri" w:cs="Calibri" w:eastAsia="Calibri" w:hAnsi="Calibri"/>
+                <w:sz w:val="18"/>
+                <w:szCs w:val="18"/>
+              </w:rPr>
+              <w:t xml:space="preserve">, </w:t>
+            </w:r>
+            <w:r>
+              <w:rPr>
+                <w:rFonts w:ascii="Consolas" w:cs="Consolas" w:eastAsia="Consolas" w:hAnsi="Consolas"/>
+                <w:color w:val="2E3A36"/>
+                <w:sz w:val="16"/>
+                <w:szCs w:val="16"/>
+              </w:rPr>
+              <w:t xml:space="preserve">contracts/openapi.yaml</w:t>
+            </w:r>
+            <w:r>
+              <w:rPr>
+                <w:rFonts w:ascii="Calibri" w:cs="Calibri" w:eastAsia="Calibri" w:hAnsi="Calibri"/>
+                <w:sz w:val="18"/>
+                <w:szCs w:val="18"/>
+              </w:rPr>
+              <w:t xml:space="preserve">, </w:t>
+            </w:r>
+            <w:r>
+              <w:rPr>
+                <w:rFonts w:ascii="Consolas" w:cs="Consolas" w:eastAsia="Consolas" w:hAnsi="Consolas"/>
+                <w:color w:val="2E3A36"/>
+                <w:sz w:val="16"/>
+                <w:szCs w:val="16"/>
+              </w:rPr>
+              <w:t xml:space="preserve">quickstart.md</w:t>
+            </w:r>
+            <w:r>
+              <w:rPr>
+                <w:rFonts w:ascii="Calibri" w:cs="Calibri" w:eastAsia="Calibri" w:hAnsi="Calibri"/>
+                <w:sz w:val="18"/>
+                <w:szCs w:val="18"/>
+              </w:rPr>
+              <w:t xml:space="preserve"> y </w:t>
+            </w:r>
+            <w:r>
+              <w:rPr>
+                <w:rFonts w:ascii="Consolas" w:cs="Consolas" w:eastAsia="Consolas" w:hAnsi="Consolas"/>
+                <w:color w:val="2E3A36"/>
+                <w:sz w:val="16"/>
+                <w:szCs w:val="16"/>
+              </w:rPr>
+              <w:t xml:space="preserve">tasks.md</w:t>
+            </w:r>
+          </w:p>
+        </w:tc>
+      </w:tr>
+      <w:tr>
+        <w:trPr>
+          <w:cantSplit/>
+        </w:trPr>
+        <w:tc>
+          <w:tcPr>
+            <w:tcW w:type="dxa" w:w="2101"/>
+            <w:tcMar>
+              <w:top w:type="dxa" w:w="60"/>
+              <w:left w:type="dxa" w:w="100"/>
+              <w:bottom w:type="dxa" w:w="60"/>
+              <w:right w:type="dxa" w:w="100"/>
+            </w:tcMar>
+          </w:tcPr>
+          <w:p>
+            <w:pPr>
+              <w:spacing w:after="0" w:before="0" w:line="252"/>
+            </w:pPr>
+            <w:r>
+              <w:rPr>
+                <w:rFonts w:ascii="Calibri" w:cs="Calibri" w:eastAsia="Calibri" w:hAnsi="Calibri"/>
+                <w:sz w:val="18"/>
+                <w:szCs w:val="18"/>
+              </w:rPr>
+              <w:t xml:space="preserve">Esqueleto</w:t>
+            </w:r>
+          </w:p>
+        </w:tc>
+        <w:tc>
+          <w:tcPr>
+            <w:tcW w:type="dxa" w:w="6969"/>
+            <w:tcMar>
+              <w:top w:type="dxa" w:w="60"/>
+              <w:left w:type="dxa" w:w="100"/>
+              <w:bottom w:type="dxa" w:w="60"/>
+              <w:right w:type="dxa" w:w="100"/>
+            </w:tcMar>
+          </w:tcPr>
+          <w:p>
+            <w:pPr>
+              <w:spacing w:after="0" w:before="0" w:line="252"/>
+            </w:pPr>
+            <w:r>
+              <w:rPr>
+                <w:rFonts w:ascii="Consolas" w:cs="Consolas" w:eastAsia="Consolas" w:hAnsi="Consolas"/>
+                <w:color w:val="2E3A36"/>
+                <w:sz w:val="16"/>
+                <w:szCs w:val="16"/>
+              </w:rPr>
+              <w:t xml:space="preserve">pyproject.toml</w:t>
+            </w:r>
+            <w:r>
+              <w:rPr>
+                <w:rFonts w:ascii="Calibri" w:cs="Calibri" w:eastAsia="Calibri" w:hAnsi="Calibri"/>
+                <w:sz w:val="18"/>
+                <w:szCs w:val="18"/>
+              </w:rPr>
+              <w:t xml:space="preserve"> con </w:t>
+            </w:r>
+            <w:r>
+              <w:rPr>
+                <w:rFonts w:ascii="Consolas" w:cs="Consolas" w:eastAsia="Consolas" w:hAnsi="Consolas"/>
+                <w:color w:val="2E3A36"/>
+                <w:sz w:val="16"/>
+                <w:szCs w:val="16"/>
+              </w:rPr>
+              <w:t xml:space="preserve">uv</w:t>
+            </w:r>
+            <w:r>
+              <w:rPr>
+                <w:rFonts w:ascii="Calibri" w:cs="Calibri" w:eastAsia="Calibri" w:hAnsi="Calibri"/>
+                <w:sz w:val="18"/>
+                <w:szCs w:val="18"/>
+              </w:rPr>
+              <w:t xml:space="preserve">, </w:t>
+            </w:r>
+            <w:r>
+              <w:rPr>
+                <w:rFonts w:ascii="Consolas" w:cs="Consolas" w:eastAsia="Consolas" w:hAnsi="Consolas"/>
+                <w:color w:val="2E3A36"/>
+                <w:sz w:val="16"/>
+                <w:szCs w:val="16"/>
+              </w:rPr>
+              <w:t xml:space="preserve">src/app/main.py</w:t>
+            </w:r>
+            <w:r>
+              <w:rPr>
+                <w:rFonts w:ascii="Calibri" w:cs="Calibri" w:eastAsia="Calibri" w:hAnsi="Calibri"/>
+                <w:sz w:val="18"/>
+                <w:szCs w:val="18"/>
+              </w:rPr>
+              <w:t xml:space="preserve"> con </w:t>
+            </w:r>
+            <w:r>
+              <w:rPr>
+                <w:rFonts w:ascii="Consolas" w:cs="Consolas" w:eastAsia="Consolas" w:hAnsi="Consolas"/>
+                <w:color w:val="2E3A36"/>
+                <w:sz w:val="16"/>
+                <w:szCs w:val="16"/>
+              </w:rPr>
+              <w:t xml:space="preserve">GET /health</w:t>
+            </w:r>
+            <w:r>
+              <w:rPr>
+                <w:rFonts w:ascii="Calibri" w:cs="Calibri" w:eastAsia="Calibri" w:hAnsi="Calibri"/>
+                <w:sz w:val="18"/>
+                <w:szCs w:val="18"/>
+              </w:rPr>
+              <w:t xml:space="preserve"> y su test</w:t>
+            </w:r>
+          </w:p>
+        </w:tc>
+      </w:tr>
+      <w:tr>
+        <w:trPr>
+          <w:cantSplit/>
+        </w:trPr>
+        <w:tc>
+          <w:tcPr>
+            <w:tcW w:type="dxa" w:w="2101"/>
+            <w:tcMar>
+              <w:top w:type="dxa" w:w="60"/>
+              <w:left w:type="dxa" w:w="100"/>
+              <w:bottom w:type="dxa" w:w="60"/>
+              <w:right w:type="dxa" w:w="100"/>
+            </w:tcMar>
+          </w:tcPr>
+          <w:p>
+            <w:pPr>
+              <w:spacing w:after="0" w:before="0" w:line="252"/>
+            </w:pPr>
+            <w:r>
+              <w:rPr>
+                <w:rFonts w:ascii="Calibri" w:cs="Calibri" w:eastAsia="Calibri" w:hAnsi="Calibri"/>
+                <w:sz w:val="18"/>
+                <w:szCs w:val="18"/>
+              </w:rPr>
+              <w:t xml:space="preserve">Validación del catálogo</w:t>
+            </w:r>
+          </w:p>
+        </w:tc>
+        <w:tc>
+          <w:tcPr>
+            <w:tcW w:type="dxa" w:w="6969"/>
+            <w:tcMar>
+              <w:top w:type="dxa" w:w="60"/>
+              <w:left w:type="dxa" w:w="100"/>
+              <w:bottom w:type="dxa" w:w="60"/>
+              <w:right w:type="dxa" w:w="100"/>
+            </w:tcMar>
+          </w:tcPr>
+          <w:p>
+            <w:pPr>
+              <w:spacing w:after="0" w:before="0" w:line="252"/>
+            </w:pPr>
+            <w:r>
+              <w:rPr>
+                <w:rFonts w:ascii="Calibri" w:cs="Calibri" w:eastAsia="Calibri" w:hAnsi="Calibri"/>
+                <w:sz w:val="18"/>
+                <w:szCs w:val="18"/>
+              </w:rPr>
+              <w:t xml:space="preserve">Modelo Pydantic que rechaza ids repetidos, precios sin 2 decimales y catálogos fuera de 5 a 10 productos; la aplicación no arranca con un catálogo mal formado</w:t>
+            </w:r>
+          </w:p>
+        </w:tc>
+      </w:tr>
+      <w:tr>
+        <w:trPr>
+          <w:cantSplit/>
+        </w:trPr>
+        <w:tc>
+          <w:tcPr>
+            <w:tcW w:type="dxa" w:w="2101"/>
+            <w:tcMar>
+              <w:top w:type="dxa" w:w="60"/>
+              <w:left w:type="dxa" w:w="100"/>
+              <w:bottom w:type="dxa" w:w="60"/>
+              <w:right w:type="dxa" w:w="100"/>
+            </w:tcMar>
+          </w:tcPr>
+          <w:p>
+            <w:pPr>
+              <w:spacing w:after="0" w:before="0" w:line="252"/>
+            </w:pPr>
+            <w:r>
+              <w:rPr>
+                <w:rFonts w:ascii="Calibri" w:cs="Calibri" w:eastAsia="Calibri" w:hAnsi="Calibri"/>
+                <w:sz w:val="18"/>
+                <w:szCs w:val="18"/>
+              </w:rPr>
+              <w:t xml:space="preserve">API</w:t>
+            </w:r>
+          </w:p>
+        </w:tc>
+        <w:tc>
+          <w:tcPr>
+            <w:tcW w:type="dxa" w:w="6969"/>
+            <w:tcMar>
+              <w:top w:type="dxa" w:w="60"/>
+              <w:left w:type="dxa" w:w="100"/>
+              <w:bottom w:type="dxa" w:w="60"/>
+              <w:right w:type="dxa" w:w="100"/>
+            </w:tcMar>
+          </w:tcPr>
+          <w:p>
+            <w:pPr>
+              <w:spacing w:after="0" w:before="0" w:line="252"/>
+            </w:pPr>
+            <w:r>
+              <w:rPr>
+                <w:rFonts w:ascii="Consolas" w:cs="Consolas" w:eastAsia="Consolas" w:hAnsi="Consolas"/>
+                <w:color w:val="2E3A36"/>
+                <w:sz w:val="16"/>
+                <w:szCs w:val="16"/>
+              </w:rPr>
+              <w:t xml:space="preserve">GET /api/v1/productos</w:t>
+            </w:r>
+            <w:r>
+              <w:rPr>
+                <w:rFonts w:ascii="Calibri" w:cs="Calibri" w:eastAsia="Calibri" w:hAnsi="Calibri"/>
+                <w:sz w:val="18"/>
+                <w:szCs w:val="18"/>
+              </w:rPr>
+              <w:t xml:space="preserve"> y </w:t>
+            </w:r>
+            <w:r>
+              <w:rPr>
+                <w:rFonts w:ascii="Consolas" w:cs="Consolas" w:eastAsia="Consolas" w:hAnsi="Consolas"/>
+                <w:color w:val="2E3A36"/>
+                <w:sz w:val="16"/>
+                <w:szCs w:val="16"/>
+              </w:rPr>
+              <w:t xml:space="preserve">GET /api/v1/productos/{id}</w:t>
+            </w:r>
+          </w:p>
+        </w:tc>
+      </w:tr>
+      <w:tr>
+        <w:trPr>
+          <w:cantSplit/>
+        </w:trPr>
+        <w:tc>
+          <w:tcPr>
+            <w:tcW w:type="dxa" w:w="2101"/>
+            <w:tcMar>
+              <w:top w:type="dxa" w:w="60"/>
+              <w:left w:type="dxa" w:w="100"/>
+              <w:bottom w:type="dxa" w:w="60"/>
+              <w:right w:type="dxa" w:w="100"/>
+            </w:tcMar>
+          </w:tcPr>
+          <w:p>
+            <w:pPr>
+              <w:spacing w:after="0" w:before="0" w:line="252"/>
+            </w:pPr>
+            <w:r>
+              <w:rPr>
+                <w:rFonts w:ascii="Calibri" w:cs="Calibri" w:eastAsia="Calibri" w:hAnsi="Calibri"/>
+                <w:sz w:val="18"/>
+                <w:szCs w:val="18"/>
+              </w:rPr>
+              <w:t xml:space="preserve">Observabilidad</w:t>
+            </w:r>
+          </w:p>
+        </w:tc>
+        <w:tc>
+          <w:tcPr>
+            <w:tcW w:type="dxa" w:w="6969"/>
+            <w:tcMar>
+              <w:top w:type="dxa" w:w="60"/>
+              <w:left w:type="dxa" w:w="100"/>
+              <w:bottom w:type="dxa" w:w="60"/>
+              <w:right w:type="dxa" w:w="100"/>
+            </w:tcMar>
+          </w:tcPr>
+          <w:p>
+            <w:pPr>
+              <w:spacing w:after="0" w:before="0" w:line="252"/>
+            </w:pPr>
+            <w:r>
+              <w:rPr>
+                <w:rFonts w:ascii="Calibri" w:cs="Calibri" w:eastAsia="Calibri" w:hAnsi="Calibri"/>
+                <w:sz w:val="18"/>
+                <w:szCs w:val="18"/>
+              </w:rPr>
+              <w:t xml:space="preserve">Logs JSON y métricas Prometheus por plantilla de ruta, sin URLs ni datos del cliente</w:t>
+            </w:r>
+          </w:p>
+        </w:tc>
+      </w:tr>
+      <w:tr>
+        <w:trPr>
+          <w:cantSplit/>
+        </w:trPr>
+        <w:tc>
+          <w:tcPr>
+            <w:tcW w:type="dxa" w:w="2101"/>
+            <w:tcMar>
+              <w:top w:type="dxa" w:w="60"/>
+              <w:left w:type="dxa" w:w="100"/>
+              <w:bottom w:type="dxa" w:w="60"/>
+              <w:right w:type="dxa" w:w="100"/>
+            </w:tcMar>
+          </w:tcPr>
+          <w:p>
+            <w:pPr>
+              <w:spacing w:after="0" w:before="0" w:line="252"/>
+            </w:pPr>
+            <w:r>
+              <w:rPr>
+                <w:rFonts w:ascii="Calibri" w:cs="Calibri" w:eastAsia="Calibri" w:hAnsi="Calibri"/>
+                <w:sz w:val="18"/>
+                <w:szCs w:val="18"/>
+              </w:rPr>
+              <w:t xml:space="preserve">Cierre de tareas</w:t>
+            </w:r>
+          </w:p>
+        </w:tc>
+        <w:tc>
+          <w:tcPr>
+            <w:tcW w:type="dxa" w:w="6969"/>
+            <w:tcMar>
+              <w:top w:type="dxa" w:w="60"/>
+              <w:left w:type="dxa" w:w="100"/>
+              <w:bottom w:type="dxa" w:w="60"/>
+              <w:right w:type="dxa" w:w="100"/>
+            </w:tcMar>
+          </w:tcPr>
+          <w:p>
+            <w:pPr>
+              <w:spacing w:after="0" w:before="0" w:line="252"/>
+            </w:pPr>
+            <w:r>
+              <w:rPr>
+                <w:rFonts w:ascii="Consolas" w:cs="Consolas" w:eastAsia="Consolas" w:hAnsi="Consolas"/>
+                <w:color w:val="2E3A36"/>
+                <w:sz w:val="16"/>
+                <w:szCs w:val="16"/>
+              </w:rPr>
+              <w:t xml:space="preserve">tasks.md</w:t>
+            </w:r>
+            <w:r>
+              <w:rPr>
+                <w:rFonts w:ascii="Calibri" w:cs="Calibri" w:eastAsia="Calibri" w:hAnsi="Calibri"/>
+                <w:sz w:val="18"/>
+                <w:szCs w:val="18"/>
+              </w:rPr>
+              <w:t xml:space="preserve"> con las tareas marcadas</w:t>
+            </w:r>
+          </w:p>
+        </w:tc>
+      </w:tr>
+    </w:tbl>
+    <w:p>
+      <w:pPr>
+        <w:spacing w:after="120"/>
+      </w:pPr>
+    </w:p>
+    <w:p>
+      <w:pPr>
+        <w:keepNext w:val="false"/>
+        <w:spacing w:after="140" w:line="288"/>
+        <w:jc w:val="both"/>
+      </w:pPr>
+      <w:r>
+        <w:rPr>
+          <w:rFonts w:ascii="Calibri" w:cs="Calibri" w:eastAsia="Calibri" w:hAnsi="Calibri"/>
+        </w:rPr>
+        <w:t xml:space="preserve">El PR enlaza cada criterio de aceptación de la spec con los tests que lo cubren (55 en total) y justifica cada dependencia con su alternativa y su licencia. Tests, ruff y mypy en modo estricto pasaban en local.</w:t>
+      </w:r>
+    </w:p>
+    <w:p>
+      <w:pPr>
+        <w:pStyle w:val="Heading3"/>
+        <w:keepNext/>
+      </w:pPr>
+      <w:r>
+        <w:rPr>
+          <w:rFonts w:ascii="Calibri" w:cs="Calibri" w:eastAsia="Calibri" w:hAnsi="Calibri"/>
+        </w:rPr>
+        <w:t xml:space="preserve">Decisiones del agente</w:t>
+      </w:r>
+    </w:p>
+    <w:p>
+      <w:pPr>
+        <w:keepNext/>
+        <w:spacing w:after="140" w:line="288"/>
+        <w:jc w:val="both"/>
+      </w:pPr>
+      <w:r>
+        <w:rPr>
+          <w:rFonts w:ascii="Calibri" w:cs="Calibri" w:eastAsia="Calibri" w:hAnsi="Calibri"/>
+        </w:rPr>
+        <w:t xml:space="preserve">La spec dejaba algunas decisiones al plan. El agente las tomó, las razonó en </w:t>
+      </w:r>
+      <w:r>
+        <w:rPr>
+          <w:rFonts w:ascii="Consolas" w:cs="Consolas" w:eastAsia="Consolas" w:hAnsi="Consolas"/>
+          <w:color w:val="2E3A36"/>
+          <w:sz w:val="20"/>
+          <w:szCs w:val="20"/>
+        </w:rPr>
+        <w:t xml:space="preserve">research.md</w:t>
+      </w:r>
+      <w:r>
+        <w:rPr>
+          <w:rFonts w:ascii="Calibri" w:cs="Calibri" w:eastAsia="Calibri" w:hAnsi="Calibri"/>
+        </w:rPr>
+        <w:t xml:space="preserve"> y las listó en el PR para que el responsable las revisara antes de fusionar:</w:t>
+      </w:r>
+    </w:p>
+    <w:tbl>
+      <w:tblPr>
+        <w:tblW w:type="dxa" w:w="9070"/>
+        <w:tblBorders>
+          <w:top w:val="single" w:color="C9D3CF" w:sz="4"/>
+          <w:left w:val="single" w:color="C9D3CF" w:sz="4"/>
+          <w:bottom w:val="single" w:color="C9D3CF" w:sz="4"/>
+          <w:right w:val="single" w:color="C9D3CF" w:sz="4"/>
+          <w:insideH w:val="single" w:color="C9D3CF" w:sz="4"/>
+          <w:insideV w:val="single" w:color="C9D3CF" w:sz="4"/>
+        </w:tblBorders>
+      </w:tblPr>
+      <w:tblGrid>
+        <w:gridCol w:w="2938"/>
+        <w:gridCol w:w="4382"/>
+        <w:gridCol w:w="1750"/>
+      </w:tblGrid>
+      <w:tr>
+        <w:trPr>
+          <w:tblHeader/>
+        </w:trPr>
+        <w:tc>
+          <w:tcPr>
+            <w:tcW w:type="dxa" w:w="2938"/>
+            <w:shd w:fill="E3EEEA" w:color="auto" w:val="clear"/>
+            <w:tcMar>
+              <w:top w:type="dxa" w:w="60"/>
+              <w:left w:type="dxa" w:w="100"/>
+              <w:bottom w:type="dxa" w:w="60"/>
+              <w:right w:type="dxa" w:w="100"/>
+            </w:tcMar>
+          </w:tcPr>
+          <w:p>
+            <w:pPr>
+              <w:spacing w:after="0" w:before="0" w:line="252"/>
+            </w:pPr>
+            <w:r>
+              <w:rPr>
+                <w:rFonts w:ascii="Calibri" w:cs="Calibri" w:eastAsia="Calibri" w:hAnsi="Calibri"/>
+                <w:b/>
+                <w:bCs/>
+                <w:sz w:val="18"/>
+                <w:szCs w:val="18"/>
+              </w:rPr>
+              <w:t xml:space="preserve">Decisión</w:t>
+            </w:r>
+          </w:p>
+        </w:tc>
+        <w:tc>
+          <w:tcPr>
+            <w:tcW w:type="dxa" w:w="4382"/>
+            <w:shd w:fill="E3EEEA" w:color="auto" w:val="clear"/>
+            <w:tcMar>
+              <w:top w:type="dxa" w:w="60"/>
+              <w:left w:type="dxa" w:w="100"/>
+              <w:bottom w:type="dxa" w:w="60"/>
+              <w:right w:type="dxa" w:w="100"/>
+            </w:tcMar>
+          </w:tcPr>
+          <w:p>
+            <w:pPr>
+              <w:spacing w:after="0" w:before="0" w:line="252"/>
+            </w:pPr>
+            <w:r>
+              <w:rPr>
+                <w:rFonts w:ascii="Calibri" w:cs="Calibri" w:eastAsia="Calibri" w:hAnsi="Calibri"/>
+                <w:b/>
+                <w:bCs/>
+                <w:sz w:val="18"/>
+                <w:szCs w:val="18"/>
+              </w:rPr>
+              <w:t xml:space="preserve">Motivo</w:t>
+            </w:r>
+          </w:p>
+        </w:tc>
+        <w:tc>
+          <w:tcPr>
+            <w:tcW w:type="dxa" w:w="1750"/>
+            <w:shd w:fill="E3EEEA" w:color="auto" w:val="clear"/>
+            <w:tcMar>
+              <w:top w:type="dxa" w:w="60"/>
+              <w:left w:type="dxa" w:w="100"/>
+              <w:bottom w:type="dxa" w:w="60"/>
+              <w:right w:type="dxa" w:w="100"/>
+            </w:tcMar>
+          </w:tcPr>
+          <w:p>
+            <w:pPr>
+              <w:spacing w:after="0" w:before="0" w:line="252"/>
+            </w:pPr>
+            <w:r>
+              <w:rPr>
+                <w:rFonts w:ascii="Calibri" w:cs="Calibri" w:eastAsia="Calibri" w:hAnsi="Calibri"/>
+                <w:b/>
+                <w:bCs/>
+                <w:sz w:val="18"/>
+                <w:szCs w:val="18"/>
+              </w:rPr>
+              <w:t xml:space="preserve">Resolución</w:t>
+            </w:r>
+          </w:p>
+        </w:tc>
+      </w:tr>
+      <w:tr>
+        <w:trPr>
+          <w:cantSplit/>
+        </w:trPr>
+        <w:tc>
+          <w:tcPr>
+            <w:tcW w:type="dxa" w:w="2938"/>
+            <w:tcMar>
+              <w:top w:type="dxa" w:w="60"/>
+              <w:left w:type="dxa" w:w="100"/>
+              <w:bottom w:type="dxa" w:w="60"/>
+              <w:right w:type="dxa" w:w="100"/>
+            </w:tcMar>
+          </w:tcPr>
+          <w:p>
+            <w:pPr>
+              <w:spacing w:after="0" w:before="0" w:line="252"/>
+            </w:pPr>
+            <w:r>
+              <w:rPr>
+                <w:rFonts w:ascii="Calibri" w:cs="Calibri" w:eastAsia="Calibri" w:hAnsi="Calibri"/>
+                <w:sz w:val="18"/>
+                <w:szCs w:val="18"/>
+              </w:rPr>
+              <w:t xml:space="preserve">Precio serializado como texto (</w:t>
+            </w:r>
+            <w:r>
+              <w:rPr>
+                <w:rFonts w:ascii="Consolas" w:cs="Consolas" w:eastAsia="Consolas" w:hAnsi="Consolas"/>
+                <w:color w:val="2E3A36"/>
+                <w:sz w:val="16"/>
+                <w:szCs w:val="16"/>
+              </w:rPr>
+              <w:t xml:space="preserve">"4.95"</w:t>
+            </w:r>
+            <w:r>
+              <w:rPr>
+                <w:rFonts w:ascii="Calibri" w:cs="Calibri" w:eastAsia="Calibri" w:hAnsi="Calibri"/>
+                <w:sz w:val="18"/>
+                <w:szCs w:val="18"/>
+              </w:rPr>
+              <w:t xml:space="preserve">)</w:t>
+            </w:r>
+          </w:p>
+        </w:tc>
+        <w:tc>
+          <w:tcPr>
+            <w:tcW w:type="dxa" w:w="4382"/>
+            <w:tcMar>
+              <w:top w:type="dxa" w:w="60"/>
+              <w:left w:type="dxa" w:w="100"/>
+              <w:bottom w:type="dxa" w:w="60"/>
+              <w:right w:type="dxa" w:w="100"/>
+            </w:tcMar>
+          </w:tcPr>
+          <w:p>
+            <w:pPr>
+              <w:spacing w:after="0" w:before="0" w:line="252"/>
+            </w:pPr>
+            <w:r>
+              <w:rPr>
+                <w:rFonts w:ascii="Calibri" w:cs="Calibri" w:eastAsia="Calibri" w:hAnsi="Calibri"/>
+                <w:sz w:val="18"/>
+                <w:szCs w:val="18"/>
+              </w:rPr>
+              <w:t xml:space="preserve">Un número JSON no conserva los 2 decimales (</w:t>
+            </w:r>
+            <w:r>
+              <w:rPr>
+                <w:rFonts w:ascii="Consolas" w:cs="Consolas" w:eastAsia="Consolas" w:hAnsi="Consolas"/>
+                <w:color w:val="2E3A36"/>
+                <w:sz w:val="16"/>
+                <w:szCs w:val="16"/>
+              </w:rPr>
+              <w:t xml:space="preserve">4.50</w:t>
+            </w:r>
+            <w:r>
+              <w:rPr>
+                <w:rFonts w:ascii="Calibri" w:cs="Calibri" w:eastAsia="Calibri" w:hAnsi="Calibri"/>
+                <w:sz w:val="18"/>
+                <w:szCs w:val="18"/>
+              </w:rPr>
+              <w:t xml:space="preserve"> sale como </w:t>
+            </w:r>
+            <w:r>
+              <w:rPr>
+                <w:rFonts w:ascii="Consolas" w:cs="Consolas" w:eastAsia="Consolas" w:hAnsi="Consolas"/>
+                <w:color w:val="2E3A36"/>
+                <w:sz w:val="16"/>
+                <w:szCs w:val="16"/>
+              </w:rPr>
+              <w:t xml:space="preserve">4.5</w:t>
+            </w:r>
+            <w:r>
+              <w:rPr>
+                <w:rFonts w:ascii="Calibri" w:cs="Calibri" w:eastAsia="Calibri" w:hAnsi="Calibri"/>
+                <w:sz w:val="18"/>
+                <w:szCs w:val="18"/>
+              </w:rPr>
+              <w:t xml:space="preserve">)</w:t>
+            </w:r>
+          </w:p>
+        </w:tc>
+        <w:tc>
+          <w:tcPr>
+            <w:tcW w:type="dxa" w:w="1750"/>
+            <w:tcMar>
+              <w:top w:type="dxa" w:w="60"/>
+              <w:left w:type="dxa" w:w="100"/>
+              <w:bottom w:type="dxa" w:w="60"/>
+              <w:right w:type="dxa" w:w="100"/>
+            </w:tcMar>
+          </w:tcPr>
+          <w:p>
+            <w:pPr>
+              <w:spacing w:after="0" w:before="0" w:line="252"/>
+            </w:pPr>
+            <w:r>
+              <w:rPr>
+                <w:rFonts w:ascii="Calibri" w:cs="Calibri" w:eastAsia="Calibri" w:hAnsi="Calibri"/>
+                <w:sz w:val="18"/>
+                <w:szCs w:val="18"/>
+              </w:rPr>
+              <w:t xml:space="preserve">Aceptada</w:t>
+            </w:r>
+          </w:p>
+        </w:tc>
+      </w:tr>
+      <w:tr>
+        <w:trPr>
+          <w:cantSplit/>
+        </w:trPr>
+        <w:tc>
+          <w:tcPr>
+            <w:tcW w:type="dxa" w:w="2938"/>
+            <w:tcMar>
+              <w:top w:type="dxa" w:w="60"/>
+              <w:left w:type="dxa" w:w="100"/>
+              <w:bottom w:type="dxa" w:w="60"/>
+              <w:right w:type="dxa" w:w="100"/>
+            </w:tcMar>
+          </w:tcPr>
+          <w:p>
+            <w:pPr>
+              <w:spacing w:after="0" w:before="0" w:line="252"/>
+            </w:pPr>
+            <w:r>
+              <w:rPr>
+                <w:rFonts w:ascii="Calibri" w:cs="Calibri" w:eastAsia="Calibri" w:hAnsi="Calibri"/>
+                <w:sz w:val="18"/>
+                <w:szCs w:val="18"/>
+              </w:rPr>
+              <w:t xml:space="preserve">Identificador como </w:t>
+            </w:r>
+            <w:r>
+              <w:rPr>
+                <w:rFonts w:ascii="Calibri" w:cs="Calibri" w:eastAsia="Calibri" w:hAnsi="Calibri"/>
+                <w:i/>
+                <w:iCs/>
+                <w:sz w:val="18"/>
+                <w:szCs w:val="18"/>
+              </w:rPr>
+              <w:t xml:space="preserve">slug</w:t>
+            </w:r>
+            <w:r>
+              <w:rPr>
+                <w:rFonts w:ascii="Calibri" w:cs="Calibri" w:eastAsia="Calibri" w:hAnsi="Calibri"/>
+                <w:sz w:val="18"/>
+                <w:szCs w:val="18"/>
+              </w:rPr>
+              <w:t xml:space="preserve"> de texto</w:t>
+            </w:r>
+          </w:p>
+        </w:tc>
+        <w:tc>
+          <w:tcPr>
+            <w:tcW w:type="dxa" w:w="4382"/>
+            <w:tcMar>
+              <w:top w:type="dxa" w:w="60"/>
+              <w:left w:type="dxa" w:w="100"/>
+              <w:bottom w:type="dxa" w:w="60"/>
+              <w:right w:type="dxa" w:w="100"/>
+            </w:tcMar>
+          </w:tcPr>
+          <w:p>
+            <w:pPr>
+              <w:spacing w:after="0" w:before="0" w:line="252"/>
+            </w:pPr>
+            <w:r>
+              <w:rPr>
+                <w:rFonts w:ascii="Calibri" w:cs="Calibri" w:eastAsia="Calibri" w:hAnsi="Calibri"/>
+                <w:sz w:val="18"/>
+                <w:szCs w:val="18"/>
+              </w:rPr>
+              <w:t xml:space="preserve">La spec lo trataba como valor opaco; cualquier valor desconocido da 404 y nunca 422</w:t>
+            </w:r>
+          </w:p>
+        </w:tc>
+        <w:tc>
+          <w:tcPr>
+            <w:tcW w:type="dxa" w:w="1750"/>
+            <w:tcMar>
+              <w:top w:type="dxa" w:w="60"/>
+              <w:left w:type="dxa" w:w="100"/>
+              <w:bottom w:type="dxa" w:w="60"/>
+              <w:right w:type="dxa" w:w="100"/>
+            </w:tcMar>
+          </w:tcPr>
+          <w:p>
+            <w:pPr>
+              <w:spacing w:after="0" w:before="0" w:line="252"/>
+            </w:pPr>
+            <w:r>
+              <w:rPr>
+                <w:rFonts w:ascii="Calibri" w:cs="Calibri" w:eastAsia="Calibri" w:hAnsi="Calibri"/>
+                <w:sz w:val="18"/>
+                <w:szCs w:val="18"/>
+              </w:rPr>
+              <w:t xml:space="preserve">Aceptada</w:t>
+            </w:r>
+          </w:p>
+        </w:tc>
+      </w:tr>
+      <w:tr>
+        <w:trPr>
+          <w:cantSplit/>
+        </w:trPr>
+        <w:tc>
+          <w:tcPr>
+            <w:tcW w:type="dxa" w:w="2938"/>
+            <w:tcMar>
+              <w:top w:type="dxa" w:w="60"/>
+              <w:left w:type="dxa" w:w="100"/>
+              <w:bottom w:type="dxa" w:w="60"/>
+              <w:right w:type="dxa" w:w="100"/>
+            </w:tcMar>
+          </w:tcPr>
+          <w:p>
+            <w:pPr>
+              <w:spacing w:after="0" w:before="0" w:line="252"/>
+            </w:pPr>
+            <w:r>
+              <w:rPr>
+                <w:rFonts w:ascii="Consolas" w:cs="Consolas" w:eastAsia="Consolas" w:hAnsi="Consolas"/>
+                <w:color w:val="2E3A36"/>
+                <w:sz w:val="16"/>
+                <w:szCs w:val="16"/>
+              </w:rPr>
+              <w:t xml:space="preserve">GET /metrics</w:t>
+            </w:r>
+            <w:r>
+              <w:rPr>
+                <w:rFonts w:ascii="Calibri" w:cs="Calibri" w:eastAsia="Calibri" w:hAnsi="Calibri"/>
+                <w:sz w:val="18"/>
+                <w:szCs w:val="18"/>
+              </w:rPr>
+              <w:t xml:space="preserve"> público</w:t>
+            </w:r>
+          </w:p>
+        </w:tc>
+        <w:tc>
+          <w:tcPr>
+            <w:tcW w:type="dxa" w:w="4382"/>
+            <w:tcMar>
+              <w:top w:type="dxa" w:w="60"/>
+              <w:left w:type="dxa" w:w="100"/>
+              <w:bottom w:type="dxa" w:w="60"/>
+              <w:right w:type="dxa" w:w="100"/>
+            </w:tcMar>
+          </w:tcPr>
+          <w:p>
+            <w:pPr>
+              <w:spacing w:after="0" w:before="0" w:line="252"/>
+            </w:pPr>
+            <w:r>
+              <w:rPr>
+                <w:rFonts w:ascii="Calibri" w:cs="Calibri" w:eastAsia="Calibri" w:hAnsi="Calibri"/>
+                <w:sz w:val="18"/>
+                <w:szCs w:val="18"/>
+              </w:rPr>
+              <w:t xml:space="preserve">El anexo de la constitución exige métricas por endpoint</w:t>
+            </w:r>
+          </w:p>
+        </w:tc>
+        <w:tc>
+          <w:tcPr>
+            <w:tcW w:type="dxa" w:w="1750"/>
+            <w:tcMar>
+              <w:top w:type="dxa" w:w="60"/>
+              <w:left w:type="dxa" w:w="100"/>
+              <w:bottom w:type="dxa" w:w="60"/>
+              <w:right w:type="dxa" w:w="100"/>
+            </w:tcMar>
+          </w:tcPr>
+          <w:p>
+            <w:pPr>
+              <w:spacing w:after="0" w:before="0" w:line="252"/>
+            </w:pPr>
+            <w:r>
+              <w:rPr>
+                <w:rFonts w:ascii="Calibri" w:cs="Calibri" w:eastAsia="Calibri" w:hAnsi="Calibri"/>
+                <w:sz w:val="18"/>
+                <w:szCs w:val="18"/>
+              </w:rPr>
+              <w:t xml:space="preserve">Aceptada; se restringirá al cluster en la tarea 10</w:t>
+            </w:r>
+          </w:p>
+        </w:tc>
+      </w:tr>
+      <w:tr>
+        <w:trPr>
+          <w:cantSplit/>
+        </w:trPr>
+        <w:tc>
+          <w:tcPr>
+            <w:tcW w:type="dxa" w:w="2938"/>
+            <w:tcMar>
+              <w:top w:type="dxa" w:w="60"/>
+              <w:left w:type="dxa" w:w="100"/>
+              <w:bottom w:type="dxa" w:w="60"/>
+              <w:right w:type="dxa" w:w="100"/>
+            </w:tcMar>
+          </w:tcPr>
+          <w:p>
+            <w:pPr>
+              <w:spacing w:after="0" w:before="0" w:line="252"/>
+            </w:pPr>
+            <w:r>
+              <w:rPr>
+                <w:rFonts w:ascii="Calibri" w:cs="Calibri" w:eastAsia="Calibri" w:hAnsi="Calibri"/>
+                <w:sz w:val="18"/>
+                <w:szCs w:val="18"/>
+              </w:rPr>
+              <w:t xml:space="preserve">Rutas con barras reciben el 404 genérico de FastAPI</w:t>
+            </w:r>
+          </w:p>
+        </w:tc>
+        <w:tc>
+          <w:tcPr>
+            <w:tcW w:type="dxa" w:w="4382"/>
+            <w:tcMar>
+              <w:top w:type="dxa" w:w="60"/>
+              <w:left w:type="dxa" w:w="100"/>
+              <w:bottom w:type="dxa" w:w="60"/>
+              <w:right w:type="dxa" w:w="100"/>
+            </w:tcMar>
+          </w:tcPr>
+          <w:p>
+            <w:pPr>
+              <w:spacing w:after="0" w:before="0" w:line="252"/>
+            </w:pPr>
+            <w:r>
+              <w:rPr>
+                <w:rFonts w:ascii="Calibri" w:cs="Calibri" w:eastAsia="Calibri" w:hAnsi="Calibri"/>
+                <w:sz w:val="18"/>
+                <w:szCs w:val="18"/>
+              </w:rPr>
+              <w:t xml:space="preserve">Ya no son un identificador; la respuesta sigue sin revelar nada</w:t>
+            </w:r>
+          </w:p>
+        </w:tc>
+        <w:tc>
+          <w:tcPr>
+            <w:tcW w:type="dxa" w:w="1750"/>
+            <w:tcMar>
+              <w:top w:type="dxa" w:w="60"/>
+              <w:left w:type="dxa" w:w="100"/>
+              <w:bottom w:type="dxa" w:w="60"/>
+              <w:right w:type="dxa" w:w="100"/>
+            </w:tcMar>
+          </w:tcPr>
+          <w:p>
+            <w:pPr>
+              <w:spacing w:after="0" w:before="0" w:line="252"/>
+            </w:pPr>
+            <w:r>
+              <w:rPr>
+                <w:rFonts w:ascii="Calibri" w:cs="Calibri" w:eastAsia="Calibri" w:hAnsi="Calibri"/>
+                <w:sz w:val="18"/>
+                <w:szCs w:val="18"/>
+              </w:rPr>
+              <w:t xml:space="preserve">Aceptada</w:t>
+            </w:r>
+          </w:p>
+        </w:tc>
+      </w:tr>
+    </w:tbl>
+    <w:p>
+      <w:pPr>
+        <w:spacing w:after="120"/>
+      </w:pPr>
+    </w:p>
+    <w:p>
+      <w:pPr>
+        <w:pStyle w:val="Heading3"/>
+        <w:keepNext/>
+      </w:pPr>
+      <w:r>
+        <w:rPr>
+          <w:rFonts w:ascii="Calibri" w:cs="Calibri" w:eastAsia="Calibri" w:hAnsi="Calibri"/>
+        </w:rPr>
+        <w:t xml:space="preserve">Lo que el agente no pudo hacer</w:t>
+      </w:r>
+    </w:p>
+    <w:p>
+      <w:pPr>
+        <w:keepNext w:val="false"/>
+        <w:spacing w:after="140" w:line="288"/>
+        <w:jc w:val="both"/>
+      </w:pPr>
+      <w:r>
+        <w:rPr>
+          <w:rFonts w:ascii="Calibri" w:cs="Calibri" w:eastAsia="Calibri" w:hAnsi="Calibri"/>
+        </w:rPr>
+        <w:t xml:space="preserve">El agente no arrancó la API ni la probó a mano, porque los permisos le impiden usar </w:t>
+      </w:r>
+      <w:r>
+        <w:rPr>
+          <w:rFonts w:ascii="Consolas" w:cs="Consolas" w:eastAsia="Consolas" w:hAnsi="Consolas"/>
+          <w:color w:val="2E3A36"/>
+          <w:sz w:val="20"/>
+          <w:szCs w:val="20"/>
+        </w:rPr>
+        <w:t xml:space="preserve">curl</w:t>
+      </w:r>
+      <w:r>
+        <w:rPr>
+          <w:rFonts w:ascii="Calibri" w:cs="Calibri" w:eastAsia="Calibri" w:hAnsi="Calibri"/>
+        </w:rPr>
+        <w:t xml:space="preserve">, y dejó esa tarea sin marcar. Tampoco pudo cambiar </w:t>
+      </w:r>
+      <w:r>
+        <w:rPr>
+          <w:rFonts w:ascii="Consolas" w:cs="Consolas" w:eastAsia="Consolas" w:hAnsi="Consolas"/>
+          <w:color w:val="2E3A36"/>
+          <w:sz w:val="20"/>
+          <w:szCs w:val="20"/>
+        </w:rPr>
+        <w:t xml:space="preserve">httpx</w:t>
+      </w:r>
+      <w:r>
+        <w:rPr>
+          <w:rFonts w:ascii="Calibri" w:cs="Calibri" w:eastAsia="Calibri" w:hAnsi="Calibri"/>
+        </w:rPr>
+        <w:t xml:space="preserve"> por </w:t>
+      </w:r>
+      <w:r>
+        <w:rPr>
+          <w:rFonts w:ascii="Consolas" w:cs="Consolas" w:eastAsia="Consolas" w:hAnsi="Consolas"/>
+          <w:color w:val="2E3A36"/>
+          <w:sz w:val="20"/>
+          <w:szCs w:val="20"/>
+        </w:rPr>
+        <w:t xml:space="preserve">httpx2</w:t>
+      </w:r>
+      <w:r>
+        <w:rPr>
+          <w:rFonts w:ascii="Calibri" w:cs="Calibri" w:eastAsia="Calibri" w:hAnsi="Calibri"/>
+        </w:rPr>
+        <w:t xml:space="preserve">, porque el control de permisos bloqueó el cambio de dependencia. Además, excluyó </w:t>
+      </w:r>
+      <w:r>
+        <w:rPr>
+          <w:rFonts w:ascii="Consolas" w:cs="Consolas" w:eastAsia="Consolas" w:hAnsi="Consolas"/>
+          <w:color w:val="2E3A36"/>
+          <w:sz w:val="20"/>
+          <w:szCs w:val="20"/>
+        </w:rPr>
+        <w:t xml:space="preserve">.claude/</w:t>
+      </w:r>
+      <w:r>
+        <w:rPr>
+          <w:rFonts w:ascii="Calibri" w:cs="Calibri" w:eastAsia="Calibri" w:hAnsi="Calibri"/>
+        </w:rPr>
+        <w:t xml:space="preserve"> y </w:t>
+      </w:r>
+      <w:r>
+        <w:rPr>
+          <w:rFonts w:ascii="Consolas" w:cs="Consolas" w:eastAsia="Consolas" w:hAnsi="Consolas"/>
+          <w:color w:val="2E3A36"/>
+          <w:sz w:val="20"/>
+          <w:szCs w:val="20"/>
+        </w:rPr>
+        <w:t xml:space="preserve">.specify/</w:t>
+      </w:r>
+      <w:r>
+        <w:rPr>
+          <w:rFonts w:ascii="Calibri" w:cs="Calibri" w:eastAsia="Calibri" w:hAnsi="Calibri"/>
+        </w:rPr>
+        <w:t xml:space="preserve"> del lint, porque </w:t>
+      </w:r>
+      <w:r>
+        <w:rPr>
+          <w:rFonts w:ascii="Consolas" w:cs="Consolas" w:eastAsia="Consolas" w:hAnsi="Consolas"/>
+          <w:color w:val="2E3A36"/>
+          <w:sz w:val="20"/>
+          <w:szCs w:val="20"/>
+        </w:rPr>
+        <w:t xml:space="preserve">guard.py</w:t>
+      </w:r>
+      <w:r>
+        <w:rPr>
+          <w:rFonts w:ascii="Calibri" w:cs="Calibri" w:eastAsia="Calibri" w:hAnsi="Calibri"/>
+        </w:rPr>
+        <w:t xml:space="preserve"> no pasa ruff y el agente no puede modificarlo. Lo dejó todo anotado como pendiente en el PR, sin buscar rodeos.</w:t>
+      </w:r>
+    </w:p>
+    <w:p>
+      <w:pPr>
+        <w:keepNext w:val="false"/>
+        <w:spacing w:after="140" w:line="288"/>
+        <w:jc w:val="both"/>
+      </w:pPr>
+      <w:r>
+        <w:rPr>
+          <w:rFonts w:ascii="Calibri" w:cs="Calibri" w:eastAsia="Calibri" w:hAnsi="Calibri"/>
+        </w:rPr>
+        <w:t xml:space="preserve">La revisión cubrió esos huecos. El asistente ejecutó tests, ruff y mypy en una copia limpia de la rama, arrancó la API y comprobó cada endpoint: </w:t>
+      </w:r>
+      <w:r>
+        <w:rPr>
+          <w:rFonts w:ascii="Consolas" w:cs="Consolas" w:eastAsia="Consolas" w:hAnsi="Consolas"/>
+          <w:color w:val="2E3A36"/>
+          <w:sz w:val="20"/>
+          <w:szCs w:val="20"/>
+        </w:rPr>
+        <w:t xml:space="preserve">/health</w:t>
+      </w:r>
+      <w:r>
+        <w:rPr>
+          <w:rFonts w:ascii="Calibri" w:cs="Calibri" w:eastAsia="Calibri" w:hAnsi="Calibri"/>
+        </w:rPr>
+        <w:t xml:space="preserve">, el listado, la consulta por id, el 404 y las métricas. El responsable aprobó el PR y, al fusionarlo, el </w:t>
+      </w:r>
+      <w:r>
+        <w:rPr>
+          <w:rFonts w:ascii="Consolas" w:cs="Consolas" w:eastAsia="Consolas" w:hAnsi="Consolas"/>
+          <w:color w:val="2E3A36"/>
+          <w:sz w:val="20"/>
+          <w:szCs w:val="20"/>
+        </w:rPr>
+        <w:t xml:space="preserve">Closes #5</w:t>
+      </w:r>
+      <w:r>
+        <w:rPr>
+          <w:rFonts w:ascii="Calibri" w:cs="Calibri" w:eastAsia="Calibri" w:hAnsi="Calibri"/>
+        </w:rPr>
+        <w:t xml:space="preserve"> cerró la petición. La petición del catálogo recorrió así todo el camino, del issue al código fusionado, con tres aprobaciones humanas: la de la petición, la de la spec y la del código.</w:t>
+      </w:r>
+    </w:p>
+    <w:p>
+      <w:pPr>
+        <w:pStyle w:val="Heading2"/>
+        <w:keepNext/>
+      </w:pPr>
+      <w:r>
+        <w:rPr>
+          <w:rFonts w:ascii="Calibri" w:cs="Calibri" w:eastAsia="Calibri" w:hAnsi="Calibri"/>
+        </w:rPr>
         <w:t xml:space="preserve">Tareas pendientes</w:t>
       </w:r>
     </w:p>
@@ -13413,7 +14776,7 @@
           <w:sz w:val="21"/>
           <w:szCs w:val="21"/>
         </w:rPr>
-        <w:t xml:space="preserve">Las secciones de las tareas 5 a 12 y de las extensiones B a E se añadirán a medida que se implementen: implementación por el agente, CI, análisis de seguridad, agente revisor, cadena de suministro, despliegue GitOps, </w:t>
+        <w:t xml:space="preserve">Las secciones de las tareas 6 a 12 y de las extensiones B a F se añadirán a medida que se implementen: CI, análisis de seguridad, agente revisor, agente autónomo, cadena de suministro, despliegue GitOps, </w:t>
       </w:r>
       <w:r>
         <w:rPr>
@@ -21139,18 +22502,6 @@
     </w:p>
     <w:p>
       <w:pPr>
-        <w:pStyle w:val="Heading2"/>
-        <w:keepNext/>
-      </w:pPr>
-      <w:r>
-        <w:rPr>
-          <w:rFonts w:ascii="Calibri" w:cs="Calibri" w:eastAsia="Calibri" w:hAnsi="Calibri"/>
-        </w:rPr>
-        <w:t xml:space="preserve">Pruebas realizadas y resultados</w:t>
-      </w:r>
-    </w:p>
-    <w:p>
-      <w:pPr>
         <w:pStyle w:val="Heading3"/>
         <w:keepNext/>
       </w:pPr>
@@ -21158,7 +22509,7 @@
         <w:rPr>
           <w:rFonts w:ascii="Calibri" w:cs="Calibri" w:eastAsia="Calibri" w:hAnsi="Calibri"/>
         </w:rPr>
-        <w:t xml:space="preserve">Pruebas automáticas</w:t>
+        <w:t xml:space="preserve">Fase 9 · Implementación por el agente (11 de octubre)</w:t>
       </w:r>
     </w:p>
     <w:tbl>
@@ -21174,9 +22525,10 @@
         </w:tblBorders>
       </w:tblPr>
       <w:tblGrid>
-        <w:gridCol w:w="2561"/>
-        <w:gridCol w:w="4781"/>
-        <w:gridCol w:w="1728"/>
+        <w:gridCol w:w="700"/>
+        <w:gridCol w:w="2941"/>
+        <w:gridCol w:w="3829"/>
+        <w:gridCol w:w="1600"/>
       </w:tblGrid>
       <w:tr>
         <w:trPr>
@@ -21184,7 +22536,7 @@
         </w:trPr>
         <w:tc>
           <w:tcPr>
-            <w:tcW w:type="dxa" w:w="2561"/>
+            <w:tcW w:type="dxa" w:w="700"/>
             <w:shd w:fill="E3EEEA" w:color="auto" w:val="clear"/>
             <w:tcMar>
               <w:top w:type="dxa" w:w="60"/>
@@ -21205,13 +22557,13 @@
                 <w:sz w:val="18"/>
                 <w:szCs w:val="18"/>
               </w:rPr>
-              <w:t xml:space="preserve">Componente</w:t>
-            </w:r>
-          </w:p>
-        </w:tc>
-        <w:tc>
-          <w:tcPr>
-            <w:tcW w:type="dxa" w:w="4781"/>
+              <w:t xml:space="preserve">#</w:t>
+            </w:r>
+          </w:p>
+        </w:tc>
+        <w:tc>
+          <w:tcPr>
+            <w:tcW w:type="dxa" w:w="2941"/>
             <w:shd w:fill="E3EEEA" w:color="auto" w:val="clear"/>
             <w:tcMar>
               <w:top w:type="dxa" w:w="60"/>
@@ -21232,13 +22584,40 @@
                 <w:sz w:val="18"/>
                 <w:szCs w:val="18"/>
               </w:rPr>
-              <w:t xml:space="preserve">Pruebas</w:t>
-            </w:r>
-          </w:p>
-        </w:tc>
-        <w:tc>
-          <w:tcPr>
-            <w:tcW w:type="dxa" w:w="1728"/>
+              <w:t xml:space="preserve">Petición del autor</w:t>
+            </w:r>
+          </w:p>
+        </w:tc>
+        <w:tc>
+          <w:tcPr>
+            <w:tcW w:type="dxa" w:w="3829"/>
+            <w:shd w:fill="E3EEEA" w:color="auto" w:val="clear"/>
+            <w:tcMar>
+              <w:top w:type="dxa" w:w="60"/>
+              <w:left w:type="dxa" w:w="100"/>
+              <w:bottom w:type="dxa" w:w="60"/>
+              <w:right w:type="dxa" w:w="100"/>
+            </w:tcMar>
+          </w:tcPr>
+          <w:p>
+            <w:pPr>
+              <w:spacing w:after="0" w:before="0" w:line="252"/>
+            </w:pPr>
+            <w:r>
+              <w:rPr>
+                <w:rFonts w:ascii="Calibri" w:cs="Calibri" w:eastAsia="Calibri" w:hAnsi="Calibri"/>
+                <w:b/>
+                <w:bCs/>
+                <w:sz w:val="18"/>
+                <w:szCs w:val="18"/>
+              </w:rPr>
+              <w:t xml:space="preserve">Respuesta y acción del modelo</w:t>
+            </w:r>
+          </w:p>
+        </w:tc>
+        <w:tc>
+          <w:tcPr>
+            <w:tcW w:type="dxa" w:w="1600"/>
             <w:shd w:fill="E3EEEA" w:color="auto" w:val="clear"/>
             <w:tcMar>
               <w:top w:type="dxa" w:w="60"/>
@@ -21270,25 +22649,73 @@
         </w:trPr>
         <w:tc>
           <w:tcPr>
-            <w:tcW w:type="dxa" w:w="2561"/>
-            <w:tcMar>
-              <w:top w:type="dxa" w:w="60"/>
-              <w:left w:type="dxa" w:w="100"/>
-              <w:bottom w:type="dxa" w:w="60"/>
-              <w:right w:type="dxa" w:w="100"/>
-            </w:tcMar>
-          </w:tcPr>
-          <w:p>
-            <w:pPr>
-              <w:spacing w:after="0" w:before="0" w:line="252"/>
-            </w:pPr>
-            <w:r>
-              <w:rPr>
-                <w:rFonts w:ascii="Calibri" w:cs="Calibri" w:eastAsia="Calibri" w:hAnsi="Calibri"/>
-                <w:sz w:val="18"/>
-                <w:szCs w:val="18"/>
-              </w:rPr>
-              <w:t xml:space="preserve">Hook </w:t>
+            <w:tcW w:type="dxa" w:w="700"/>
+            <w:tcMar>
+              <w:top w:type="dxa" w:w="60"/>
+              <w:left w:type="dxa" w:w="100"/>
+              <w:bottom w:type="dxa" w:w="60"/>
+              <w:right w:type="dxa" w:w="100"/>
+            </w:tcMar>
+          </w:tcPr>
+          <w:p>
+            <w:pPr>
+              <w:spacing w:after="0" w:before="0" w:line="252"/>
+            </w:pPr>
+            <w:r>
+              <w:rPr>
+                <w:rFonts w:ascii="Calibri" w:cs="Calibri" w:eastAsia="Calibri" w:hAnsi="Calibri"/>
+                <w:sz w:val="18"/>
+                <w:szCs w:val="18"/>
+              </w:rPr>
+              <w:t xml:space="preserve">55</w:t>
+            </w:r>
+          </w:p>
+        </w:tc>
+        <w:tc>
+          <w:tcPr>
+            <w:tcW w:type="dxa" w:w="2941"/>
+            <w:tcMar>
+              <w:top w:type="dxa" w:w="60"/>
+              <w:left w:type="dxa" w:w="100"/>
+              <w:bottom w:type="dxa" w:w="60"/>
+              <w:right w:type="dxa" w:w="100"/>
+            </w:tcMar>
+          </w:tcPr>
+          <w:p>
+            <w:pPr>
+              <w:spacing w:after="0" w:before="0" w:line="252"/>
+            </w:pPr>
+            <w:r>
+              <w:rPr>
+                <w:rFonts w:ascii="Calibri" w:cs="Calibri" w:eastAsia="Calibri" w:hAnsi="Calibri"/>
+                <w:sz w:val="18"/>
+                <w:szCs w:val="18"/>
+              </w:rPr>
+              <w:t xml:space="preserve">«Continuamos, PR core#6 merged»</w:t>
+            </w:r>
+          </w:p>
+        </w:tc>
+        <w:tc>
+          <w:tcPr>
+            <w:tcW w:type="dxa" w:w="3829"/>
+            <w:tcMar>
+              <w:top w:type="dxa" w:w="60"/>
+              <w:left w:type="dxa" w:w="100"/>
+              <w:bottom w:type="dxa" w:w="60"/>
+              <w:right w:type="dxa" w:w="100"/>
+            </w:tcMar>
+          </w:tcPr>
+          <w:p>
+            <w:pPr>
+              <w:spacing w:after="0" w:before="0" w:line="252"/>
+            </w:pPr>
+            <w:r>
+              <w:rPr>
+                <w:rFonts w:ascii="Calibri" w:cs="Calibri" w:eastAsia="Calibri" w:hAnsi="Calibri"/>
+                <w:sz w:val="18"/>
+                <w:szCs w:val="18"/>
+              </w:rPr>
+              <w:t xml:space="preserve">Da los pasos para actualizar el devcontainer y el mensaje para el agente, y avisa de qué permisos pedirá (</w:t>
             </w:r>
             <w:r>
               <w:rPr>
@@ -21297,55 +22724,56 @@
                 <w:sz w:val="16"/>
                 <w:szCs w:val="16"/>
               </w:rPr>
-              <w:t xml:space="preserve">guard.py</w:t>
-            </w:r>
-          </w:p>
-        </w:tc>
-        <w:tc>
-          <w:tcPr>
-            <w:tcW w:type="dxa" w:w="4781"/>
-            <w:tcMar>
-              <w:top w:type="dxa" w:w="60"/>
-              <w:left w:type="dxa" w:w="100"/>
-              <w:bottom w:type="dxa" w:w="60"/>
-              <w:right w:type="dxa" w:w="100"/>
-            </w:tcMar>
-          </w:tcPr>
-          <w:p>
-            <w:pPr>
-              <w:spacing w:after="0" w:before="0" w:line="252"/>
-            </w:pPr>
-            <w:r>
-              <w:rPr>
-                <w:rFonts w:ascii="Calibri" w:cs="Calibri" w:eastAsia="Calibri" w:hAnsi="Calibri"/>
-                <w:sz w:val="18"/>
-                <w:szCs w:val="18"/>
-              </w:rPr>
-              <w:t xml:space="preserve">45 casos: 21 comandos que deben bloquearse, 10 que deben permitirse, ficheros protegidos, secretos y auditoría</w:t>
-            </w:r>
-          </w:p>
-        </w:tc>
-        <w:tc>
-          <w:tcPr>
-            <w:tcW w:type="dxa" w:w="1728"/>
-            <w:tcMar>
-              <w:top w:type="dxa" w:w="60"/>
-              <w:left w:type="dxa" w:w="100"/>
-              <w:bottom w:type="dxa" w:w="60"/>
-              <w:right w:type="dxa" w:w="100"/>
-            </w:tcMar>
-          </w:tcPr>
-          <w:p>
-            <w:pPr>
-              <w:spacing w:after="0" w:before="0" w:line="252"/>
-            </w:pPr>
-            <w:r>
-              <w:rPr>
-                <w:rFonts w:ascii="Calibri" w:cs="Calibri" w:eastAsia="Calibri" w:hAnsi="Calibri"/>
-                <w:sz w:val="18"/>
-                <w:szCs w:val="18"/>
-              </w:rPr>
-              <w:t xml:space="preserve">45/45 superadas</w:t>
+              <w:t xml:space="preserve">uv add</w:t>
+            </w:r>
+            <w:r>
+              <w:rPr>
+                <w:rFonts w:ascii="Calibri" w:cs="Calibri" w:eastAsia="Calibri" w:hAnsi="Calibri"/>
+                <w:sz w:val="18"/>
+                <w:szCs w:val="18"/>
+              </w:rPr>
+              <w:t xml:space="preserve">, </w:t>
+            </w:r>
+            <w:r>
+              <w:rPr>
+                <w:rFonts w:ascii="Consolas" w:cs="Consolas" w:eastAsia="Consolas" w:hAnsi="Consolas"/>
+                <w:color w:val="2E3A36"/>
+                <w:sz w:val="16"/>
+                <w:szCs w:val="16"/>
+              </w:rPr>
+              <w:t xml:space="preserve">git push</w:t>
+            </w:r>
+            <w:r>
+              <w:rPr>
+                <w:rFonts w:ascii="Calibri" w:cs="Calibri" w:eastAsia="Calibri" w:hAnsi="Calibri"/>
+                <w:sz w:val="18"/>
+                <w:szCs w:val="18"/>
+              </w:rPr>
+              <w:t xml:space="preserve">)</w:t>
+            </w:r>
+          </w:p>
+        </w:tc>
+        <w:tc>
+          <w:tcPr>
+            <w:tcW w:type="dxa" w:w="1600"/>
+            <w:tcMar>
+              <w:top w:type="dxa" w:w="60"/>
+              <w:left w:type="dxa" w:w="100"/>
+              <w:bottom w:type="dxa" w:w="60"/>
+              <w:right w:type="dxa" w:w="100"/>
+            </w:tcMar>
+          </w:tcPr>
+          <w:p>
+            <w:pPr>
+              <w:spacing w:after="0" w:before="0" w:line="252"/>
+            </w:pPr>
+            <w:r>
+              <w:rPr>
+                <w:rFonts w:ascii="Calibri" w:cs="Calibri" w:eastAsia="Calibri" w:hAnsi="Calibri"/>
+                <w:sz w:val="18"/>
+                <w:szCs w:val="18"/>
+              </w:rPr>
+              <w:t xml:space="preserve">Tarea 5 en marcha</w:t>
             </w:r>
           </w:p>
         </w:tc>
@@ -21356,26 +22784,143 @@
         </w:trPr>
         <w:tc>
           <w:tcPr>
-            <w:tcW w:type="dxa" w:w="2561"/>
-            <w:tcMar>
-              <w:top w:type="dxa" w:w="60"/>
-              <w:left w:type="dxa" w:w="100"/>
-              <w:bottom w:type="dxa" w:w="60"/>
-              <w:right w:type="dxa" w:w="100"/>
-            </w:tcMar>
-          </w:tcPr>
-          <w:p>
-            <w:pPr>
-              <w:spacing w:after="0" w:before="0" w:line="252"/>
-            </w:pPr>
-            <w:r>
-              <w:rPr>
-                <w:rFonts w:ascii="Calibri" w:cs="Calibri" w:eastAsia="Calibri" w:hAnsi="Calibri"/>
-                <w:sz w:val="18"/>
-                <w:szCs w:val="18"/>
-              </w:rPr>
-              <w:t xml:space="preserve">Triage (</w:t>
-            </w:r>
+            <w:tcW w:type="dxa" w:w="700"/>
+            <w:tcMar>
+              <w:top w:type="dxa" w:w="60"/>
+              <w:left w:type="dxa" w:w="100"/>
+              <w:bottom w:type="dxa" w:w="60"/>
+              <w:right w:type="dxa" w:w="100"/>
+            </w:tcMar>
+          </w:tcPr>
+          <w:p>
+            <w:pPr>
+              <w:spacing w:after="0" w:before="0" w:line="252"/>
+            </w:pPr>
+            <w:r>
+              <w:rPr>
+                <w:rFonts w:ascii="Calibri" w:cs="Calibri" w:eastAsia="Calibri" w:hAnsi="Calibri"/>
+                <w:sz w:val="18"/>
+                <w:szCs w:val="18"/>
+              </w:rPr>
+              <w:t xml:space="preserve">56</w:t>
+            </w:r>
+          </w:p>
+        </w:tc>
+        <w:tc>
+          <w:tcPr>
+            <w:tcW w:type="dxa" w:w="2941"/>
+            <w:tcMar>
+              <w:top w:type="dxa" w:w="60"/>
+              <w:left w:type="dxa" w:w="100"/>
+              <w:bottom w:type="dxa" w:w="60"/>
+              <w:right w:type="dxa" w:w="100"/>
+            </w:tcMar>
+          </w:tcPr>
+          <w:p>
+            <w:pPr>
+              <w:spacing w:after="0" w:before="0" w:line="252"/>
+            </w:pPr>
+            <w:r>
+              <w:rPr>
+                <w:rFonts w:ascii="Calibri" w:cs="Calibri" w:eastAsia="Calibri" w:hAnsi="Calibri"/>
+                <w:sz w:val="18"/>
+                <w:szCs w:val="18"/>
+              </w:rPr>
+              <w:t xml:space="preserve">«¿Cómo puedo reabrir la sesión de VS Code?»</w:t>
+            </w:r>
+          </w:p>
+        </w:tc>
+        <w:tc>
+          <w:tcPr>
+            <w:tcW w:type="dxa" w:w="3829"/>
+            <w:tcMar>
+              <w:top w:type="dxa" w:w="60"/>
+              <w:left w:type="dxa" w:w="100"/>
+              <w:bottom w:type="dxa" w:w="60"/>
+              <w:right w:type="dxa" w:w="100"/>
+            </w:tcMar>
+          </w:tcPr>
+          <w:p>
+            <w:pPr>
+              <w:spacing w:after="0" w:before="0" w:line="252"/>
+            </w:pPr>
+            <w:r>
+              <w:rPr>
+                <w:rFonts w:ascii="Calibri" w:cs="Calibri" w:eastAsia="Calibri" w:hAnsi="Calibri"/>
+                <w:sz w:val="18"/>
+                <w:szCs w:val="18"/>
+              </w:rPr>
+              <w:t xml:space="preserve">Tres formas de volver al devcontainer y cómo comprobar que se está dentro</w:t>
+            </w:r>
+          </w:p>
+        </w:tc>
+        <w:tc>
+          <w:tcPr>
+            <w:tcW w:type="dxa" w:w="1600"/>
+            <w:tcMar>
+              <w:top w:type="dxa" w:w="60"/>
+              <w:left w:type="dxa" w:w="100"/>
+              <w:bottom w:type="dxa" w:w="60"/>
+              <w:right w:type="dxa" w:w="100"/>
+            </w:tcMar>
+          </w:tcPr>
+          <w:p>
+            <w:pPr>
+              <w:spacing w:after="0" w:before="0" w:line="252"/>
+            </w:pPr>
+            <w:r>
+              <w:rPr>
+                <w:rFonts w:ascii="Calibri" w:cs="Calibri" w:eastAsia="Calibri" w:hAnsi="Calibri"/>
+                <w:sz w:val="18"/>
+                <w:szCs w:val="18"/>
+              </w:rPr>
+              <w:t xml:space="preserve">Contenedor abierto</w:t>
+            </w:r>
+          </w:p>
+        </w:tc>
+      </w:tr>
+      <w:tr>
+        <w:trPr>
+          <w:cantSplit/>
+        </w:trPr>
+        <w:tc>
+          <w:tcPr>
+            <w:tcW w:type="dxa" w:w="700"/>
+            <w:tcMar>
+              <w:top w:type="dxa" w:w="60"/>
+              <w:left w:type="dxa" w:w="100"/>
+              <w:bottom w:type="dxa" w:w="60"/>
+              <w:right w:type="dxa" w:w="100"/>
+            </w:tcMar>
+          </w:tcPr>
+          <w:p>
+            <w:pPr>
+              <w:spacing w:after="0" w:before="0" w:line="252"/>
+            </w:pPr>
+            <w:r>
+              <w:rPr>
+                <w:rFonts w:ascii="Calibri" w:cs="Calibri" w:eastAsia="Calibri" w:hAnsi="Calibri"/>
+                <w:sz w:val="18"/>
+                <w:szCs w:val="18"/>
+              </w:rPr>
+              <w:t xml:space="preserve">57</w:t>
+            </w:r>
+          </w:p>
+        </w:tc>
+        <w:tc>
+          <w:tcPr>
+            <w:tcW w:type="dxa" w:w="2941"/>
+            <w:tcMar>
+              <w:top w:type="dxa" w:w="60"/>
+              <w:left w:type="dxa" w:w="100"/>
+              <w:bottom w:type="dxa" w:w="60"/>
+              <w:right w:type="dxa" w:w="100"/>
+            </w:tcMar>
+          </w:tcPr>
+          <w:p>
+            <w:pPr>
+              <w:spacing w:after="0" w:before="0" w:line="252"/>
+            </w:pPr>
             <w:r>
               <w:rPr>
                 <w:rFonts w:ascii="Consolas" w:cs="Consolas" w:eastAsia="Consolas" w:hAnsi="Consolas"/>
@@ -21383,15 +22928,31 @@
                 <w:sz w:val="16"/>
                 <w:szCs w:val="16"/>
               </w:rPr>
-              <w:t xml:space="preserve">apply.py</w:t>
-            </w:r>
-            <w:r>
-              <w:rPr>
-                <w:rFonts w:ascii="Calibri" w:cs="Calibri" w:eastAsia="Calibri" w:hAnsi="Calibri"/>
-                <w:sz w:val="18"/>
-                <w:szCs w:val="18"/>
-              </w:rPr>
-              <w:t xml:space="preserve">, </w:t>
+              <w:t xml:space="preserve">start-agent.sh: AGENT_APP_ID: Define AGENT_APP_ID</w:t>
+            </w:r>
+          </w:p>
+        </w:tc>
+        <w:tc>
+          <w:tcPr>
+            <w:tcW w:type="dxa" w:w="3829"/>
+            <w:tcMar>
+              <w:top w:type="dxa" w:w="60"/>
+              <w:left w:type="dxa" w:w="100"/>
+              <w:bottom w:type="dxa" w:w="60"/>
+              <w:right w:type="dxa" w:w="100"/>
+            </w:tcMar>
+          </w:tcPr>
+          <w:p>
+            <w:pPr>
+              <w:spacing w:after="0" w:before="0" w:line="252"/>
+            </w:pPr>
+            <w:r>
+              <w:rPr>
+                <w:rFonts w:ascii="Calibri" w:cs="Calibri" w:eastAsia="Calibri" w:hAnsi="Calibri"/>
+                <w:sz w:val="18"/>
+                <w:szCs w:val="18"/>
+              </w:rPr>
+              <w:t xml:space="preserve">Verifica que la variable está en </w:t>
             </w:r>
             <w:r>
               <w:rPr>
@@ -21400,6 +22961,735 @@
                 <w:sz w:val="16"/>
                 <w:szCs w:val="16"/>
               </w:rPr>
+              <w:t xml:space="preserve">devcontainer.json</w:t>
+            </w:r>
+            <w:r>
+              <w:rPr>
+                <w:rFonts w:ascii="Calibri" w:cs="Calibri" w:eastAsia="Calibri" w:hAnsi="Calibri"/>
+                <w:sz w:val="18"/>
+                <w:szCs w:val="18"/>
+              </w:rPr>
+              <w:t xml:space="preserve"> y deduce que la terminal estaba fuera del contenedor</w:t>
+            </w:r>
+          </w:p>
+        </w:tc>
+        <w:tc>
+          <w:tcPr>
+            <w:tcW w:type="dxa" w:w="1600"/>
+            <w:tcMar>
+              <w:top w:type="dxa" w:w="60"/>
+              <w:left w:type="dxa" w:w="100"/>
+              <w:bottom w:type="dxa" w:w="60"/>
+              <w:right w:type="dxa" w:w="100"/>
+            </w:tcMar>
+          </w:tcPr>
+          <w:p>
+            <w:pPr>
+              <w:spacing w:after="0" w:before="0" w:line="252"/>
+            </w:pPr>
+            <w:r>
+              <w:rPr>
+                <w:rFonts w:ascii="Calibri" w:cs="Calibri" w:eastAsia="Calibri" w:hAnsi="Calibri"/>
+                <w:sz w:val="18"/>
+                <w:szCs w:val="18"/>
+              </w:rPr>
+              <w:t xml:space="preserve">Agente arrancado</w:t>
+            </w:r>
+          </w:p>
+        </w:tc>
+      </w:tr>
+      <w:tr>
+        <w:trPr>
+          <w:cantSplit/>
+        </w:trPr>
+        <w:tc>
+          <w:tcPr>
+            <w:tcW w:type="dxa" w:w="700"/>
+            <w:tcMar>
+              <w:top w:type="dxa" w:w="60"/>
+              <w:left w:type="dxa" w:w="100"/>
+              <w:bottom w:type="dxa" w:w="60"/>
+              <w:right w:type="dxa" w:w="100"/>
+            </w:tcMar>
+          </w:tcPr>
+          <w:p>
+            <w:pPr>
+              <w:spacing w:after="0" w:before="0" w:line="252"/>
+            </w:pPr>
+            <w:r>
+              <w:rPr>
+                <w:rFonts w:ascii="Calibri" w:cs="Calibri" w:eastAsia="Calibri" w:hAnsi="Calibri"/>
+                <w:sz w:val="18"/>
+                <w:szCs w:val="18"/>
+              </w:rPr>
+              <w:t xml:space="preserve">58</w:t>
+            </w:r>
+          </w:p>
+        </w:tc>
+        <w:tc>
+          <w:tcPr>
+            <w:tcW w:type="dxa" w:w="2941"/>
+            <w:tcMar>
+              <w:top w:type="dxa" w:w="60"/>
+              <w:left w:type="dxa" w:w="100"/>
+              <w:bottom w:type="dxa" w:w="60"/>
+              <w:right w:type="dxa" w:w="100"/>
+            </w:tcMar>
+          </w:tcPr>
+          <w:p>
+            <w:pPr>
+              <w:spacing w:after="0" w:before="0" w:line="252"/>
+            </w:pPr>
+            <w:r>
+              <w:rPr>
+                <w:rFonts w:ascii="Calibri" w:cs="Calibri" w:eastAsia="Calibri" w:hAnsi="Calibri"/>
+                <w:sz w:val="18"/>
+                <w:szCs w:val="18"/>
+              </w:rPr>
+              <w:t xml:space="preserve">«Me pregunta si quiero sobrescribir plan.md»</w:t>
+            </w:r>
+          </w:p>
+        </w:tc>
+        <w:tc>
+          <w:tcPr>
+            <w:tcW w:type="dxa" w:w="3829"/>
+            <w:tcMar>
+              <w:top w:type="dxa" w:w="60"/>
+              <w:left w:type="dxa" w:w="100"/>
+              <w:bottom w:type="dxa" w:w="60"/>
+              <w:right w:type="dxa" w:w="100"/>
+            </w:tcMar>
+          </w:tcPr>
+          <w:p>
+            <w:pPr>
+              <w:spacing w:after="0" w:before="0" w:line="252"/>
+            </w:pPr>
+            <w:r>
+              <w:rPr>
+                <w:rFonts w:ascii="Calibri" w:cs="Calibri" w:eastAsia="Calibri" w:hAnsi="Calibri"/>
+                <w:sz w:val="18"/>
+                <w:szCs w:val="18"/>
+              </w:rPr>
+              <w:t xml:space="preserve">Explica que es la plantilla recién copiada por Spec Kit y el permiso normal de escritura; recomienda permitir ediciones en la sesión, porque el hook y las reglas </w:t>
+            </w:r>
+            <w:r>
+              <w:rPr>
+                <w:rFonts w:ascii="Consolas" w:cs="Consolas" w:eastAsia="Consolas" w:hAnsi="Consolas"/>
+                <w:color w:val="2E3A36"/>
+                <w:sz w:val="16"/>
+                <w:szCs w:val="16"/>
+              </w:rPr>
+              <w:t xml:space="preserve">deny</w:t>
+            </w:r>
+            <w:r>
+              <w:rPr>
+                <w:rFonts w:ascii="Calibri" w:cs="Calibri" w:eastAsia="Calibri" w:hAnsi="Calibri"/>
+                <w:sz w:val="18"/>
+                <w:szCs w:val="18"/>
+              </w:rPr>
+              <w:t xml:space="preserve"> siguen activos</w:t>
+            </w:r>
+          </w:p>
+        </w:tc>
+        <w:tc>
+          <w:tcPr>
+            <w:tcW w:type="dxa" w:w="1600"/>
+            <w:tcMar>
+              <w:top w:type="dxa" w:w="60"/>
+              <w:left w:type="dxa" w:w="100"/>
+              <w:bottom w:type="dxa" w:w="60"/>
+              <w:right w:type="dxa" w:w="100"/>
+            </w:tcMar>
+          </w:tcPr>
+          <w:p>
+            <w:pPr>
+              <w:spacing w:after="0" w:before="0" w:line="252"/>
+            </w:pPr>
+            <w:r>
+              <w:rPr>
+                <w:rFonts w:ascii="Calibri" w:cs="Calibri" w:eastAsia="Calibri" w:hAnsi="Calibri"/>
+                <w:sz w:val="18"/>
+                <w:szCs w:val="18"/>
+              </w:rPr>
+              <w:t xml:space="preserve">Plan generado</w:t>
+            </w:r>
+          </w:p>
+        </w:tc>
+      </w:tr>
+      <w:tr>
+        <w:trPr>
+          <w:cantSplit/>
+        </w:trPr>
+        <w:tc>
+          <w:tcPr>
+            <w:tcW w:type="dxa" w:w="700"/>
+            <w:tcMar>
+              <w:top w:type="dxa" w:w="60"/>
+              <w:left w:type="dxa" w:w="100"/>
+              <w:bottom w:type="dxa" w:w="60"/>
+              <w:right w:type="dxa" w:w="100"/>
+            </w:tcMar>
+          </w:tcPr>
+          <w:p>
+            <w:pPr>
+              <w:spacing w:after="0" w:before="0" w:line="252"/>
+            </w:pPr>
+            <w:r>
+              <w:rPr>
+                <w:rFonts w:ascii="Calibri" w:cs="Calibri" w:eastAsia="Calibri" w:hAnsi="Calibri"/>
+                <w:sz w:val="18"/>
+                <w:szCs w:val="18"/>
+              </w:rPr>
+              <w:t xml:space="preserve">59</w:t>
+            </w:r>
+          </w:p>
+        </w:tc>
+        <w:tc>
+          <w:tcPr>
+            <w:tcW w:type="dxa" w:w="2941"/>
+            <w:tcMar>
+              <w:top w:type="dxa" w:w="60"/>
+              <w:left w:type="dxa" w:w="100"/>
+              <w:bottom w:type="dxa" w:w="60"/>
+              <w:right w:type="dxa" w:w="100"/>
+            </w:tcMar>
+          </w:tcPr>
+          <w:p>
+            <w:pPr>
+              <w:spacing w:after="0" w:before="0" w:line="252"/>
+            </w:pPr>
+            <w:r>
+              <w:rPr>
+                <w:rFonts w:ascii="Calibri" w:cs="Calibri" w:eastAsia="Calibri" w:hAnsi="Calibri"/>
+                <w:sz w:val="18"/>
+                <w:szCs w:val="18"/>
+              </w:rPr>
+              <w:t xml:space="preserve">Informe del agente: PR #10 abierto, 55 tests, decisiones y pendientes</w:t>
+            </w:r>
+          </w:p>
+        </w:tc>
+        <w:tc>
+          <w:tcPr>
+            <w:tcW w:type="dxa" w:w="3829"/>
+            <w:tcMar>
+              <w:top w:type="dxa" w:w="60"/>
+              <w:left w:type="dxa" w:w="100"/>
+              <w:bottom w:type="dxa" w:w="60"/>
+              <w:right w:type="dxa" w:w="100"/>
+            </w:tcMar>
+          </w:tcPr>
+          <w:p>
+            <w:pPr>
+              <w:spacing w:after="0" w:before="0" w:line="252"/>
+            </w:pPr>
+            <w:r>
+              <w:rPr>
+                <w:rFonts w:ascii="Calibri" w:cs="Calibri" w:eastAsia="Calibri" w:hAnsi="Calibri"/>
+                <w:sz w:val="18"/>
+                <w:szCs w:val="18"/>
+              </w:rPr>
+              <w:t xml:space="preserve">Revisa el PR: ningún fichero protegido, tests, lint y tipos en una copia limpia, y la API arrancada endpoint por endpoint. Valora las cuatro decisiones y asigna cada pendiente a una tarea del plan</w:t>
+            </w:r>
+          </w:p>
+        </w:tc>
+        <w:tc>
+          <w:tcPr>
+            <w:tcW w:type="dxa" w:w="1600"/>
+            <w:tcMar>
+              <w:top w:type="dxa" w:w="60"/>
+              <w:left w:type="dxa" w:w="100"/>
+              <w:bottom w:type="dxa" w:w="60"/>
+              <w:right w:type="dxa" w:w="100"/>
+            </w:tcMar>
+          </w:tcPr>
+          <w:p>
+            <w:pPr>
+              <w:spacing w:after="0" w:before="0" w:line="252"/>
+            </w:pPr>
+            <w:r>
+              <w:rPr>
+                <w:rFonts w:ascii="Calibri" w:cs="Calibri" w:eastAsia="Calibri" w:hAnsi="Calibri"/>
+                <w:sz w:val="18"/>
+                <w:szCs w:val="18"/>
+              </w:rPr>
+              <w:t xml:space="preserve">Recomendación de aprobar</w:t>
+            </w:r>
+          </w:p>
+        </w:tc>
+      </w:tr>
+      <w:tr>
+        <w:trPr>
+          <w:cantSplit/>
+        </w:trPr>
+        <w:tc>
+          <w:tcPr>
+            <w:tcW w:type="dxa" w:w="700"/>
+            <w:tcMar>
+              <w:top w:type="dxa" w:w="60"/>
+              <w:left w:type="dxa" w:w="100"/>
+              <w:bottom w:type="dxa" w:w="60"/>
+              <w:right w:type="dxa" w:w="100"/>
+            </w:tcMar>
+          </w:tcPr>
+          <w:p>
+            <w:pPr>
+              <w:spacing w:after="0" w:before="0" w:line="252"/>
+            </w:pPr>
+            <w:r>
+              <w:rPr>
+                <w:rFonts w:ascii="Calibri" w:cs="Calibri" w:eastAsia="Calibri" w:hAnsi="Calibri"/>
+                <w:sz w:val="18"/>
+                <w:szCs w:val="18"/>
+              </w:rPr>
+              <w:t xml:space="preserve">60</w:t>
+            </w:r>
+          </w:p>
+        </w:tc>
+        <w:tc>
+          <w:tcPr>
+            <w:tcW w:type="dxa" w:w="2941"/>
+            <w:tcMar>
+              <w:top w:type="dxa" w:w="60"/>
+              <w:left w:type="dxa" w:w="100"/>
+              <w:bottom w:type="dxa" w:w="60"/>
+              <w:right w:type="dxa" w:w="100"/>
+            </w:tcMar>
+          </w:tcPr>
+          <w:p>
+            <w:pPr>
+              <w:spacing w:after="0" w:before="0" w:line="252"/>
+            </w:pPr>
+            <w:r>
+              <w:rPr>
+                <w:rFonts w:ascii="Calibri" w:cs="Calibri" w:eastAsia="Calibri" w:hAnsi="Calibri"/>
+                <w:sz w:val="18"/>
+                <w:szCs w:val="18"/>
+              </w:rPr>
+              <w:t xml:space="preserve">«Merged»</w:t>
+            </w:r>
+          </w:p>
+        </w:tc>
+        <w:tc>
+          <w:tcPr>
+            <w:tcW w:type="dxa" w:w="3829"/>
+            <w:tcMar>
+              <w:top w:type="dxa" w:w="60"/>
+              <w:left w:type="dxa" w:w="100"/>
+              <w:bottom w:type="dxa" w:w="60"/>
+              <w:right w:type="dxa" w:w="100"/>
+            </w:tcMar>
+          </w:tcPr>
+          <w:p>
+            <w:pPr>
+              <w:spacing w:after="0" w:before="0" w:line="252"/>
+            </w:pPr>
+            <w:r>
+              <w:rPr>
+                <w:rFonts w:ascii="Calibri" w:cs="Calibri" w:eastAsia="Calibri" w:hAnsi="Calibri"/>
+                <w:sz w:val="18"/>
+                <w:szCs w:val="18"/>
+              </w:rPr>
+              <w:t xml:space="preserve">Cierra la tarea 5: bitácora, panel y memoria</w:t>
+            </w:r>
+          </w:p>
+        </w:tc>
+        <w:tc>
+          <w:tcPr>
+            <w:tcW w:type="dxa" w:w="1600"/>
+            <w:tcMar>
+              <w:top w:type="dxa" w:w="60"/>
+              <w:left w:type="dxa" w:w="100"/>
+              <w:bottom w:type="dxa" w:w="60"/>
+              <w:right w:type="dxa" w:w="100"/>
+            </w:tcMar>
+          </w:tcPr>
+          <w:p>
+            <w:pPr>
+              <w:spacing w:after="0" w:before="0" w:line="252"/>
+            </w:pPr>
+            <w:r>
+              <w:rPr>
+                <w:rFonts w:ascii="Calibri" w:cs="Calibri" w:eastAsia="Calibri" w:hAnsi="Calibri"/>
+                <w:sz w:val="18"/>
+                <w:szCs w:val="18"/>
+              </w:rPr>
+              <w:t xml:space="preserve">Issue #5 cerrado</w:t>
+            </w:r>
+          </w:p>
+        </w:tc>
+      </w:tr>
+    </w:tbl>
+    <w:p>
+      <w:pPr>
+        <w:spacing w:after="120"/>
+      </w:pPr>
+    </w:p>
+    <w:p>
+      <w:pPr>
+        <w:pStyle w:val="Heading2"/>
+        <w:keepNext/>
+      </w:pPr>
+      <w:r>
+        <w:rPr>
+          <w:rFonts w:ascii="Calibri" w:cs="Calibri" w:eastAsia="Calibri" w:hAnsi="Calibri"/>
+        </w:rPr>
+        <w:t xml:space="preserve">Pruebas realizadas y resultados</w:t>
+      </w:r>
+    </w:p>
+    <w:p>
+      <w:pPr>
+        <w:pStyle w:val="Heading3"/>
+        <w:keepNext/>
+      </w:pPr>
+      <w:r>
+        <w:rPr>
+          <w:rFonts w:ascii="Calibri" w:cs="Calibri" w:eastAsia="Calibri" w:hAnsi="Calibri"/>
+        </w:rPr>
+        <w:t xml:space="preserve">Pruebas automáticas</w:t>
+      </w:r>
+    </w:p>
+    <w:tbl>
+      <w:tblPr>
+        <w:tblW w:type="dxa" w:w="9070"/>
+        <w:tblBorders>
+          <w:top w:val="single" w:color="C9D3CF" w:sz="4"/>
+          <w:left w:val="single" w:color="C9D3CF" w:sz="4"/>
+          <w:bottom w:val="single" w:color="C9D3CF" w:sz="4"/>
+          <w:right w:val="single" w:color="C9D3CF" w:sz="4"/>
+          <w:insideH w:val="single" w:color="C9D3CF" w:sz="4"/>
+          <w:insideV w:val="single" w:color="C9D3CF" w:sz="4"/>
+        </w:tblBorders>
+      </w:tblPr>
+      <w:tblGrid>
+        <w:gridCol w:w="2548"/>
+        <w:gridCol w:w="4869"/>
+        <w:gridCol w:w="1653"/>
+      </w:tblGrid>
+      <w:tr>
+        <w:trPr>
+          <w:tblHeader/>
+        </w:trPr>
+        <w:tc>
+          <w:tcPr>
+            <w:tcW w:type="dxa" w:w="2548"/>
+            <w:shd w:fill="E3EEEA" w:color="auto" w:val="clear"/>
+            <w:tcMar>
+              <w:top w:type="dxa" w:w="60"/>
+              <w:left w:type="dxa" w:w="100"/>
+              <w:bottom w:type="dxa" w:w="60"/>
+              <w:right w:type="dxa" w:w="100"/>
+            </w:tcMar>
+          </w:tcPr>
+          <w:p>
+            <w:pPr>
+              <w:spacing w:after="0" w:before="0" w:line="252"/>
+            </w:pPr>
+            <w:r>
+              <w:rPr>
+                <w:rFonts w:ascii="Calibri" w:cs="Calibri" w:eastAsia="Calibri" w:hAnsi="Calibri"/>
+                <w:b/>
+                <w:bCs/>
+                <w:sz w:val="18"/>
+                <w:szCs w:val="18"/>
+              </w:rPr>
+              <w:t xml:space="preserve">Componente</w:t>
+            </w:r>
+          </w:p>
+        </w:tc>
+        <w:tc>
+          <w:tcPr>
+            <w:tcW w:type="dxa" w:w="4869"/>
+            <w:shd w:fill="E3EEEA" w:color="auto" w:val="clear"/>
+            <w:tcMar>
+              <w:top w:type="dxa" w:w="60"/>
+              <w:left w:type="dxa" w:w="100"/>
+              <w:bottom w:type="dxa" w:w="60"/>
+              <w:right w:type="dxa" w:w="100"/>
+            </w:tcMar>
+          </w:tcPr>
+          <w:p>
+            <w:pPr>
+              <w:spacing w:after="0" w:before="0" w:line="252"/>
+            </w:pPr>
+            <w:r>
+              <w:rPr>
+                <w:rFonts w:ascii="Calibri" w:cs="Calibri" w:eastAsia="Calibri" w:hAnsi="Calibri"/>
+                <w:b/>
+                <w:bCs/>
+                <w:sz w:val="18"/>
+                <w:szCs w:val="18"/>
+              </w:rPr>
+              <w:t xml:space="preserve">Pruebas</w:t>
+            </w:r>
+          </w:p>
+        </w:tc>
+        <w:tc>
+          <w:tcPr>
+            <w:tcW w:type="dxa" w:w="1653"/>
+            <w:shd w:fill="E3EEEA" w:color="auto" w:val="clear"/>
+            <w:tcMar>
+              <w:top w:type="dxa" w:w="60"/>
+              <w:left w:type="dxa" w:w="100"/>
+              <w:bottom w:type="dxa" w:w="60"/>
+              <w:right w:type="dxa" w:w="100"/>
+            </w:tcMar>
+          </w:tcPr>
+          <w:p>
+            <w:pPr>
+              <w:spacing w:after="0" w:before="0" w:line="252"/>
+            </w:pPr>
+            <w:r>
+              <w:rPr>
+                <w:rFonts w:ascii="Calibri" w:cs="Calibri" w:eastAsia="Calibri" w:hAnsi="Calibri"/>
+                <w:b/>
+                <w:bCs/>
+                <w:sz w:val="18"/>
+                <w:szCs w:val="18"/>
+              </w:rPr>
+              <w:t xml:space="preserve">Resultado</w:t>
+            </w:r>
+          </w:p>
+        </w:tc>
+      </w:tr>
+      <w:tr>
+        <w:trPr>
+          <w:cantSplit/>
+        </w:trPr>
+        <w:tc>
+          <w:tcPr>
+            <w:tcW w:type="dxa" w:w="2548"/>
+            <w:tcMar>
+              <w:top w:type="dxa" w:w="60"/>
+              <w:left w:type="dxa" w:w="100"/>
+              <w:bottom w:type="dxa" w:w="60"/>
+              <w:right w:type="dxa" w:w="100"/>
+            </w:tcMar>
+          </w:tcPr>
+          <w:p>
+            <w:pPr>
+              <w:spacing w:after="0" w:before="0" w:line="252"/>
+            </w:pPr>
+            <w:r>
+              <w:rPr>
+                <w:rFonts w:ascii="Calibri" w:cs="Calibri" w:eastAsia="Calibri" w:hAnsi="Calibri"/>
+                <w:sz w:val="18"/>
+                <w:szCs w:val="18"/>
+              </w:rPr>
+              <w:t xml:space="preserve">Hook </w:t>
+            </w:r>
+            <w:r>
+              <w:rPr>
+                <w:rFonts w:ascii="Consolas" w:cs="Consolas" w:eastAsia="Consolas" w:hAnsi="Consolas"/>
+                <w:color w:val="2E3A36"/>
+                <w:sz w:val="16"/>
+                <w:szCs w:val="16"/>
+              </w:rPr>
+              <w:t xml:space="preserve">guard.py</w:t>
+            </w:r>
+          </w:p>
+        </w:tc>
+        <w:tc>
+          <w:tcPr>
+            <w:tcW w:type="dxa" w:w="4869"/>
+            <w:tcMar>
+              <w:top w:type="dxa" w:w="60"/>
+              <w:left w:type="dxa" w:w="100"/>
+              <w:bottom w:type="dxa" w:w="60"/>
+              <w:right w:type="dxa" w:w="100"/>
+            </w:tcMar>
+          </w:tcPr>
+          <w:p>
+            <w:pPr>
+              <w:spacing w:after="0" w:before="0" w:line="252"/>
+            </w:pPr>
+            <w:r>
+              <w:rPr>
+                <w:rFonts w:ascii="Calibri" w:cs="Calibri" w:eastAsia="Calibri" w:hAnsi="Calibri"/>
+                <w:sz w:val="18"/>
+                <w:szCs w:val="18"/>
+              </w:rPr>
+              <w:t xml:space="preserve">45 casos: 21 comandos que deben bloquearse, 10 que deben permitirse, ficheros protegidos, secretos y auditoría</w:t>
+            </w:r>
+          </w:p>
+        </w:tc>
+        <w:tc>
+          <w:tcPr>
+            <w:tcW w:type="dxa" w:w="1653"/>
+            <w:tcMar>
+              <w:top w:type="dxa" w:w="60"/>
+              <w:left w:type="dxa" w:w="100"/>
+              <w:bottom w:type="dxa" w:w="60"/>
+              <w:right w:type="dxa" w:w="100"/>
+            </w:tcMar>
+          </w:tcPr>
+          <w:p>
+            <w:pPr>
+              <w:spacing w:after="0" w:before="0" w:line="252"/>
+            </w:pPr>
+            <w:r>
+              <w:rPr>
+                <w:rFonts w:ascii="Calibri" w:cs="Calibri" w:eastAsia="Calibri" w:hAnsi="Calibri"/>
+                <w:sz w:val="18"/>
+                <w:szCs w:val="18"/>
+              </w:rPr>
+              <w:t xml:space="preserve">45/45 superadas</w:t>
+            </w:r>
+          </w:p>
+        </w:tc>
+      </w:tr>
+      <w:tr>
+        <w:trPr>
+          <w:cantSplit/>
+        </w:trPr>
+        <w:tc>
+          <w:tcPr>
+            <w:tcW w:type="dxa" w:w="2548"/>
+            <w:tcMar>
+              <w:top w:type="dxa" w:w="60"/>
+              <w:left w:type="dxa" w:w="100"/>
+              <w:bottom w:type="dxa" w:w="60"/>
+              <w:right w:type="dxa" w:w="100"/>
+            </w:tcMar>
+          </w:tcPr>
+          <w:p>
+            <w:pPr>
+              <w:spacing w:after="0" w:before="0" w:line="252"/>
+            </w:pPr>
+            <w:r>
+              <w:rPr>
+                <w:rFonts w:ascii="Calibri" w:cs="Calibri" w:eastAsia="Calibri" w:hAnsi="Calibri"/>
+                <w:sz w:val="18"/>
+                <w:szCs w:val="18"/>
+              </w:rPr>
+              <w:t xml:space="preserve">Aplicación: catálogo (</w:t>
+            </w:r>
+            <w:r>
+              <w:rPr>
+                <w:rFonts w:ascii="Consolas" w:cs="Consolas" w:eastAsia="Consolas" w:hAnsi="Consolas"/>
+                <w:color w:val="2E3A36"/>
+                <w:sz w:val="16"/>
+                <w:szCs w:val="16"/>
+              </w:rPr>
+              <w:t xml:space="preserve">app</w:t>
+            </w:r>
+            <w:r>
+              <w:rPr>
+                <w:rFonts w:ascii="Calibri" w:cs="Calibri" w:eastAsia="Calibri" w:hAnsi="Calibri"/>
+                <w:sz w:val="18"/>
+                <w:szCs w:val="18"/>
+              </w:rPr>
+              <w:t xml:space="preserve">)</w:t>
+            </w:r>
+          </w:p>
+        </w:tc>
+        <w:tc>
+          <w:tcPr>
+            <w:tcW w:type="dxa" w:w="4869"/>
+            <w:tcMar>
+              <w:top w:type="dxa" w:w="60"/>
+              <w:left w:type="dxa" w:w="100"/>
+              <w:bottom w:type="dxa" w:w="60"/>
+              <w:right w:type="dxa" w:w="100"/>
+            </w:tcMar>
+          </w:tcPr>
+          <w:p>
+            <w:pPr>
+              <w:spacing w:after="0" w:before="0" w:line="252"/>
+            </w:pPr>
+            <w:r>
+              <w:rPr>
+                <w:rFonts w:ascii="Calibri" w:cs="Calibri" w:eastAsia="Calibri" w:hAnsi="Calibri"/>
+                <w:sz w:val="18"/>
+                <w:szCs w:val="18"/>
+              </w:rPr>
+              <w:t xml:space="preserve">55 casos: listado, consulta por id, 404, precio con 2 decimales, orden estable, catálogo mal formado, despliegue de un cambio de precio, observabilidad y </w:t>
+            </w:r>
+            <w:r>
+              <w:rPr>
+                <w:rFonts w:ascii="Consolas" w:cs="Consolas" w:eastAsia="Consolas" w:hAnsi="Consolas"/>
+                <w:color w:val="2E3A36"/>
+                <w:sz w:val="16"/>
+                <w:szCs w:val="16"/>
+              </w:rPr>
+              <w:t xml:space="preserve">/health</w:t>
+            </w:r>
+          </w:p>
+        </w:tc>
+        <w:tc>
+          <w:tcPr>
+            <w:tcW w:type="dxa" w:w="1653"/>
+            <w:tcMar>
+              <w:top w:type="dxa" w:w="60"/>
+              <w:left w:type="dxa" w:w="100"/>
+              <w:bottom w:type="dxa" w:w="60"/>
+              <w:right w:type="dxa" w:w="100"/>
+            </w:tcMar>
+          </w:tcPr>
+          <w:p>
+            <w:pPr>
+              <w:spacing w:after="0" w:before="0" w:line="252"/>
+            </w:pPr>
+            <w:r>
+              <w:rPr>
+                <w:rFonts w:ascii="Calibri" w:cs="Calibri" w:eastAsia="Calibri" w:hAnsi="Calibri"/>
+                <w:sz w:val="18"/>
+                <w:szCs w:val="18"/>
+              </w:rPr>
+              <w:t xml:space="preserve">55/55 superadas</w:t>
+            </w:r>
+          </w:p>
+        </w:tc>
+      </w:tr>
+      <w:tr>
+        <w:trPr>
+          <w:cantSplit/>
+        </w:trPr>
+        <w:tc>
+          <w:tcPr>
+            <w:tcW w:type="dxa" w:w="2548"/>
+            <w:tcMar>
+              <w:top w:type="dxa" w:w="60"/>
+              <w:left w:type="dxa" w:w="100"/>
+              <w:bottom w:type="dxa" w:w="60"/>
+              <w:right w:type="dxa" w:w="100"/>
+            </w:tcMar>
+          </w:tcPr>
+          <w:p>
+            <w:pPr>
+              <w:spacing w:after="0" w:before="0" w:line="252"/>
+            </w:pPr>
+            <w:r>
+              <w:rPr>
+                <w:rFonts w:ascii="Calibri" w:cs="Calibri" w:eastAsia="Calibri" w:hAnsi="Calibri"/>
+                <w:sz w:val="18"/>
+                <w:szCs w:val="18"/>
+              </w:rPr>
+              <w:t xml:space="preserve">Triage (</w:t>
+            </w:r>
+            <w:r>
+              <w:rPr>
+                <w:rFonts w:ascii="Consolas" w:cs="Consolas" w:eastAsia="Consolas" w:hAnsi="Consolas"/>
+                <w:color w:val="2E3A36"/>
+                <w:sz w:val="16"/>
+                <w:szCs w:val="16"/>
+              </w:rPr>
+              <w:t xml:space="preserve">apply.py</w:t>
+            </w:r>
+            <w:r>
+              <w:rPr>
+                <w:rFonts w:ascii="Calibri" w:cs="Calibri" w:eastAsia="Calibri" w:hAnsi="Calibri"/>
+                <w:sz w:val="18"/>
+                <w:szCs w:val="18"/>
+              </w:rPr>
+              <w:t xml:space="preserve">, </w:t>
+            </w:r>
+            <w:r>
+              <w:rPr>
+                <w:rFonts w:ascii="Consolas" w:cs="Consolas" w:eastAsia="Consolas" w:hAnsi="Consolas"/>
+                <w:color w:val="2E3A36"/>
+                <w:sz w:val="16"/>
+                <w:szCs w:val="16"/>
+              </w:rPr>
               <w:t xml:space="preserve">build_prompt.py</w:t>
             </w:r>
             <w:r>
@@ -21414,7 +23704,7 @@
         </w:tc>
         <w:tc>
           <w:tcPr>
-            <w:tcW w:type="dxa" w:w="4781"/>
+            <w:tcW w:type="dxa" w:w="4869"/>
             <w:tcMar>
               <w:top w:type="dxa" w:w="60"/>
               <w:left w:type="dxa" w:w="100"/>
@@ -21438,7 +23728,7 @@
         </w:tc>
         <w:tc>
           <w:tcPr>
-            <w:tcW w:type="dxa" w:w="1728"/>
+            <w:tcW w:type="dxa" w:w="1653"/>
             <w:tcMar>
               <w:top w:type="dxa" w:w="60"/>
               <w:left w:type="dxa" w:w="100"/>
@@ -23762,8 +26052,8 @@
         </w:tblBorders>
       </w:tblPr>
       <w:tblGrid>
-        <w:gridCol w:w="4762"/>
-        <w:gridCol w:w="4308"/>
+        <w:gridCol w:w="4233"/>
+        <w:gridCol w:w="4837"/>
       </w:tblGrid>
       <w:tr>
         <w:trPr>
@@ -23771,7 +26061,7 @@
         </w:trPr>
         <w:tc>
           <w:tcPr>
-            <w:tcW w:type="dxa" w:w="4762"/>
+            <w:tcW w:type="dxa" w:w="4233"/>
             <w:shd w:fill="E3EEEA" w:color="auto" w:val="clear"/>
             <w:tcMar>
               <w:top w:type="dxa" w:w="60"/>
@@ -23798,7 +26088,7 @@
         </w:tc>
         <w:tc>
           <w:tcPr>
-            <w:tcW w:type="dxa" w:w="4308"/>
+            <w:tcW w:type="dxa" w:w="4837"/>
             <w:shd w:fill="E3EEEA" w:color="auto" w:val="clear"/>
             <w:tcMar>
               <w:top w:type="dxa" w:w="60"/>
@@ -23830,7 +26120,7 @@
         </w:trPr>
         <w:tc>
           <w:tcPr>
-            <w:tcW w:type="dxa" w:w="4762"/>
+            <w:tcW w:type="dxa" w:w="4233"/>
             <w:tcMar>
               <w:top w:type="dxa" w:w="60"/>
               <w:left w:type="dxa" w:w="100"/>
@@ -23854,25 +26144,25 @@
         </w:tc>
         <w:tc>
           <w:tcPr>
-            <w:tcW w:type="dxa" w:w="4308"/>
-            <w:tcMar>
-              <w:top w:type="dxa" w:w="60"/>
-              <w:left w:type="dxa" w:w="100"/>
-              <w:bottom w:type="dxa" w:w="60"/>
-              <w:right w:type="dxa" w:w="100"/>
-            </w:tcMar>
-          </w:tcPr>
-          <w:p>
-            <w:pPr>
-              <w:spacing w:after="0" w:before="0" w:line="252"/>
-            </w:pPr>
-            <w:r>
-              <w:rPr>
-                <w:rFonts w:ascii="Calibri" w:cs="Calibri" w:eastAsia="Calibri" w:hAnsi="Calibri"/>
-                <w:sz w:val="18"/>
-                <w:szCs w:val="18"/>
-              </w:rPr>
-              <w:t xml:space="preserve">5 de 18 (1, 2, 3, A y 4)</w:t>
+            <w:tcW w:type="dxa" w:w="4837"/>
+            <w:tcMar>
+              <w:top w:type="dxa" w:w="60"/>
+              <w:left w:type="dxa" w:w="100"/>
+              <w:bottom w:type="dxa" w:w="60"/>
+              <w:right w:type="dxa" w:w="100"/>
+            </w:tcMar>
+          </w:tcPr>
+          <w:p>
+            <w:pPr>
+              <w:spacing w:after="0" w:before="0" w:line="252"/>
+            </w:pPr>
+            <w:r>
+              <w:rPr>
+                <w:rFonts w:ascii="Calibri" w:cs="Calibri" w:eastAsia="Calibri" w:hAnsi="Calibri"/>
+                <w:sz w:val="18"/>
+                <w:szCs w:val="18"/>
+              </w:rPr>
+              <w:t xml:space="preserve">6 de 18 (1, 2, 3, A, 4 y 5)</w:t>
             </w:r>
           </w:p>
         </w:tc>
@@ -23883,7 +26173,7 @@
         </w:trPr>
         <w:tc>
           <w:tcPr>
-            <w:tcW w:type="dxa" w:w="4762"/>
+            <w:tcW w:type="dxa" w:w="4233"/>
             <w:tcMar>
               <w:top w:type="dxa" w:w="60"/>
               <w:left w:type="dxa" w:w="100"/>
@@ -23907,25 +26197,25 @@
         </w:tc>
         <w:tc>
           <w:tcPr>
-            <w:tcW w:type="dxa" w:w="4308"/>
-            <w:tcMar>
-              <w:top w:type="dxa" w:w="60"/>
-              <w:left w:type="dxa" w:w="100"/>
-              <w:bottom w:type="dxa" w:w="60"/>
-              <w:right w:type="dxa" w:w="100"/>
-            </w:tcMar>
-          </w:tcPr>
-          <w:p>
-            <w:pPr>
-              <w:spacing w:after="0" w:before="0" w:line="252"/>
-            </w:pPr>
-            <w:r>
-              <w:rPr>
-                <w:rFonts w:ascii="Calibri" w:cs="Calibri" w:eastAsia="Calibri" w:hAnsi="Calibri"/>
-                <w:sz w:val="18"/>
-                <w:szCs w:val="18"/>
-              </w:rPr>
-              <w:t xml:space="preserve">11 (4 en core y 7 en app, uno de ellos del agente), más la documentación</w:t>
+            <w:tcW w:type="dxa" w:w="4837"/>
+            <w:tcMar>
+              <w:top w:type="dxa" w:w="60"/>
+              <w:left w:type="dxa" w:w="100"/>
+              <w:bottom w:type="dxa" w:w="60"/>
+              <w:right w:type="dxa" w:w="100"/>
+            </w:tcMar>
+          </w:tcPr>
+          <w:p>
+            <w:pPr>
+              <w:spacing w:after="0" w:before="0" w:line="252"/>
+            </w:pPr>
+            <w:r>
+              <w:rPr>
+                <w:rFonts w:ascii="Calibri" w:cs="Calibri" w:eastAsia="Calibri" w:hAnsi="Calibri"/>
+                <w:sz w:val="18"/>
+                <w:szCs w:val="18"/>
+              </w:rPr>
+              <w:t xml:space="preserve">12 (4 en core y 8 en app, dos de ellos del agente), más la documentación</w:t>
             </w:r>
           </w:p>
         </w:tc>
@@ -23936,7 +26226,7 @@
         </w:trPr>
         <w:tc>
           <w:tcPr>
-            <w:tcW w:type="dxa" w:w="4762"/>
+            <w:tcW w:type="dxa" w:w="4233"/>
             <w:tcMar>
               <w:top w:type="dxa" w:w="60"/>
               <w:left w:type="dxa" w:w="100"/>
@@ -23960,25 +26250,25 @@
         </w:tc>
         <w:tc>
           <w:tcPr>
-            <w:tcW w:type="dxa" w:w="4308"/>
-            <w:tcMar>
-              <w:top w:type="dxa" w:w="60"/>
-              <w:left w:type="dxa" w:w="100"/>
-              <w:bottom w:type="dxa" w:w="60"/>
-              <w:right w:type="dxa" w:w="100"/>
-            </w:tcMar>
-          </w:tcPr>
-          <w:p>
-            <w:pPr>
-              <w:spacing w:after="0" w:before="0" w:line="252"/>
-            </w:pPr>
-            <w:r>
-              <w:rPr>
-                <w:rFonts w:ascii="Calibri" w:cs="Calibri" w:eastAsia="Calibri" w:hAnsi="Calibri"/>
-                <w:sz w:val="18"/>
-                <w:szCs w:val="18"/>
-              </w:rPr>
-              <w:t xml:space="preserve">57 superadas</w:t>
+            <w:tcW w:type="dxa" w:w="4837"/>
+            <w:tcMar>
+              <w:top w:type="dxa" w:w="60"/>
+              <w:left w:type="dxa" w:w="100"/>
+              <w:bottom w:type="dxa" w:w="60"/>
+              <w:right w:type="dxa" w:w="100"/>
+            </w:tcMar>
+          </w:tcPr>
+          <w:p>
+            <w:pPr>
+              <w:spacing w:after="0" w:before="0" w:line="252"/>
+            </w:pPr>
+            <w:r>
+              <w:rPr>
+                <w:rFonts w:ascii="Calibri" w:cs="Calibri" w:eastAsia="Calibri" w:hAnsi="Calibri"/>
+                <w:sz w:val="18"/>
+                <w:szCs w:val="18"/>
+              </w:rPr>
+              <w:t xml:space="preserve">112 superadas (57 de harness y triage, 55 de la aplicación)</w:t>
             </w:r>
           </w:p>
         </w:tc>
@@ -23989,7 +26279,7 @@
         </w:trPr>
         <w:tc>
           <w:tcPr>
-            <w:tcW w:type="dxa" w:w="4762"/>
+            <w:tcW w:type="dxa" w:w="4233"/>
             <w:tcMar>
               <w:top w:type="dxa" w:w="60"/>
               <w:left w:type="dxa" w:w="100"/>
@@ -24013,25 +26303,25 @@
         </w:tc>
         <w:tc>
           <w:tcPr>
-            <w:tcW w:type="dxa" w:w="4308"/>
-            <w:tcMar>
-              <w:top w:type="dxa" w:w="60"/>
-              <w:left w:type="dxa" w:w="100"/>
-              <w:bottom w:type="dxa" w:w="60"/>
-              <w:right w:type="dxa" w:w="100"/>
-            </w:tcMar>
-          </w:tcPr>
-          <w:p>
-            <w:pPr>
-              <w:spacing w:after="0" w:before="0" w:line="252"/>
-            </w:pPr>
-            <w:r>
-              <w:rPr>
-                <w:rFonts w:ascii="Calibri" w:cs="Calibri" w:eastAsia="Calibri" w:hAnsi="Calibri"/>
-                <w:sz w:val="18"/>
-                <w:szCs w:val="18"/>
-              </w:rPr>
-              <w:t xml:space="preserve">54</w:t>
+            <w:tcW w:type="dxa" w:w="4837"/>
+            <w:tcMar>
+              <w:top w:type="dxa" w:w="60"/>
+              <w:left w:type="dxa" w:w="100"/>
+              <w:bottom w:type="dxa" w:w="60"/>
+              <w:right w:type="dxa" w:w="100"/>
+            </w:tcMar>
+          </w:tcPr>
+          <w:p>
+            <w:pPr>
+              <w:spacing w:after="0" w:before="0" w:line="252"/>
+            </w:pPr>
+            <w:r>
+              <w:rPr>
+                <w:rFonts w:ascii="Calibri" w:cs="Calibri" w:eastAsia="Calibri" w:hAnsi="Calibri"/>
+                <w:sz w:val="18"/>
+                <w:szCs w:val="18"/>
+              </w:rPr>
+              <w:t xml:space="preserve">60</w:t>
             </w:r>
           </w:p>
         </w:tc>
@@ -24042,7 +26332,7 @@
         </w:trPr>
         <w:tc>
           <w:tcPr>
-            <w:tcW w:type="dxa" w:w="4762"/>
+            <w:tcW w:type="dxa" w:w="4233"/>
             <w:tcMar>
               <w:top w:type="dxa" w:w="60"/>
               <w:left w:type="dxa" w:w="100"/>
@@ -24066,25 +26356,25 @@
         </w:tc>
         <w:tc>
           <w:tcPr>
-            <w:tcW w:type="dxa" w:w="4308"/>
-            <w:tcMar>
-              <w:top w:type="dxa" w:w="60"/>
-              <w:left w:type="dxa" w:w="100"/>
-              <w:bottom w:type="dxa" w:w="60"/>
-              <w:right w:type="dxa" w:w="100"/>
-            </w:tcMar>
-          </w:tcPr>
-          <w:p>
-            <w:pPr>
-              <w:spacing w:after="0" w:before="0" w:line="252"/>
-            </w:pPr>
-            <w:r>
-              <w:rPr>
-                <w:rFonts w:ascii="Calibri" w:cs="Calibri" w:eastAsia="Calibri" w:hAnsi="Calibri"/>
-                <w:sz w:val="18"/>
-                <w:szCs w:val="18"/>
-              </w:rPr>
-              <w:t xml:space="preserve">11</w:t>
+            <w:tcW w:type="dxa" w:w="4837"/>
+            <w:tcMar>
+              <w:top w:type="dxa" w:w="60"/>
+              <w:left w:type="dxa" w:w="100"/>
+              <w:bottom w:type="dxa" w:w="60"/>
+              <w:right w:type="dxa" w:w="100"/>
+            </w:tcMar>
+          </w:tcPr>
+          <w:p>
+            <w:pPr>
+              <w:spacing w:after="0" w:before="0" w:line="252"/>
+            </w:pPr>
+            <w:r>
+              <w:rPr>
+                <w:rFonts w:ascii="Calibri" w:cs="Calibri" w:eastAsia="Calibri" w:hAnsi="Calibri"/>
+                <w:sz w:val="18"/>
+                <w:szCs w:val="18"/>
+              </w:rPr>
+              <w:t xml:space="preserve">12</w:t>
             </w:r>
           </w:p>
         </w:tc>
@@ -24095,7 +26385,7 @@
         </w:trPr>
         <w:tc>
           <w:tcPr>
-            <w:tcW w:type="dxa" w:w="4762"/>
+            <w:tcW w:type="dxa" w:w="4233"/>
             <w:tcMar>
               <w:top w:type="dxa" w:w="60"/>
               <w:left w:type="dxa" w:w="100"/>
@@ -24119,7 +26409,7 @@
         </w:tc>
         <w:tc>
           <w:tcPr>
-            <w:tcW w:type="dxa" w:w="4308"/>
+            <w:tcW w:type="dxa" w:w="4837"/>
             <w:tcMar>
               <w:top w:type="dxa" w:w="60"/>
               <w:left w:type="dxa" w:w="100"/>
@@ -24163,7 +26453,7 @@
           <w:sz w:val="21"/>
           <w:szCs w:val="21"/>
         </w:rPr>
-        <w:t xml:space="preserve">Este capítulo se ampliará con las iteraciones y pruebas de las tareas 5 a 12 y B a E.</w:t>
+        <w:t xml:space="preserve">Este capítulo se ampliará con las iteraciones y pruebas de las tareas 6 a 12 y B a F.</w:t>
       </w:r>
     </w:p>
     <w:p>
@@ -25371,6 +27661,311 @@
     </w:p>
     <w:p>
       <w:pPr>
+        <w:pStyle w:val="Heading3"/>
+        <w:keepNext/>
+      </w:pPr>
+      <w:r>
+        <w:rPr>
+          <w:rFonts w:ascii="Calibri" w:cs="Calibri" w:eastAsia="Calibri" w:hAnsi="Calibri"/>
+        </w:rPr>
+        <w:t xml:space="preserve">Tarea 5. Implementación</w:t>
+      </w:r>
+    </w:p>
+    <w:p>
+      <w:pPr>
+        <w:pStyle w:val="ListParagraph"/>
+        <w:numPr>
+          <w:ilvl w:val="0"/>
+          <w:numId w:val="12"/>
+        </w:numPr>
+        <w:spacing w:after="60"/>
+      </w:pPr>
+      <w:r>
+        <w:rPr>
+          <w:rFonts w:ascii="Calibri" w:cs="Calibri" w:eastAsia="Calibri" w:hAnsi="Calibri"/>
+        </w:rPr>
+        <w:t xml:space="preserve">En el devcontainer, actualizar </w:t>
+      </w:r>
+      <w:r>
+        <w:rPr>
+          <w:rFonts w:ascii="Consolas" w:cs="Consolas" w:eastAsia="Consolas" w:hAnsi="Consolas"/>
+          <w:color w:val="2E3A36"/>
+          <w:sz w:val="20"/>
+          <w:szCs w:val="20"/>
+        </w:rPr>
+        <w:t xml:space="preserve">main</w:t>
+      </w:r>
+      <w:r>
+        <w:rPr>
+          <w:rFonts w:ascii="Calibri" w:cs="Calibri" w:eastAsia="Calibri" w:hAnsi="Calibri"/>
+        </w:rPr>
+        <w:t xml:space="preserve"> con </w:t>
+      </w:r>
+      <w:r>
+        <w:rPr>
+          <w:rFonts w:ascii="Consolas" w:cs="Consolas" w:eastAsia="Consolas" w:hAnsi="Consolas"/>
+          <w:color w:val="2E3A36"/>
+          <w:sz w:val="20"/>
+          <w:szCs w:val="20"/>
+        </w:rPr>
+        <w:t xml:space="preserve">git switch main &amp;&amp; git pull</w:t>
+      </w:r>
+      <w:r>
+        <w:rPr>
+          <w:rFonts w:ascii="Calibri" w:cs="Calibri" w:eastAsia="Calibri" w:hAnsi="Calibri"/>
+        </w:rPr>
+        <w:t xml:space="preserve"> y arrancar el agente con </w:t>
+      </w:r>
+      <w:r>
+        <w:rPr>
+          <w:rFonts w:ascii="Consolas" w:cs="Consolas" w:eastAsia="Consolas" w:hAnsi="Consolas"/>
+          <w:color w:val="2E3A36"/>
+          <w:sz w:val="20"/>
+          <w:szCs w:val="20"/>
+        </w:rPr>
+        <w:t xml:space="preserve">.devcontainer/start-agent.sh</w:t>
+      </w:r>
+      <w:r>
+        <w:rPr>
+          <w:rFonts w:ascii="Calibri" w:cs="Calibri" w:eastAsia="Calibri" w:hAnsi="Calibri"/>
+        </w:rPr>
+        <w:t xml:space="preserve">.</w:t>
+      </w:r>
+    </w:p>
+    <w:p>
+      <w:pPr>
+        <w:pStyle w:val="ListParagraph"/>
+        <w:numPr>
+          <w:ilvl w:val="0"/>
+          <w:numId w:val="12"/>
+        </w:numPr>
+        <w:spacing w:after="60"/>
+      </w:pPr>
+      <w:r>
+        <w:rPr>
+          <w:rFonts w:ascii="Calibri" w:cs="Calibri" w:eastAsia="Calibri" w:hAnsi="Calibri"/>
+        </w:rPr>
+        <w:t xml:space="preserve">Pedirle el paso 2 del flujo de </w:t>
+      </w:r>
+      <w:r>
+        <w:rPr>
+          <w:rFonts w:ascii="Consolas" w:cs="Consolas" w:eastAsia="Consolas" w:hAnsi="Consolas"/>
+          <w:color w:val="2E3A36"/>
+          <w:sz w:val="20"/>
+          <w:szCs w:val="20"/>
+        </w:rPr>
+        <w:t xml:space="preserve">AGENTS.md</w:t>
+      </w:r>
+      <w:r>
+        <w:rPr>
+          <w:rFonts w:ascii="Calibri" w:cs="Calibri" w:eastAsia="Calibri" w:hAnsi="Calibri"/>
+        </w:rPr>
+        <w:t xml:space="preserve"> para el issue: rama </w:t>
+      </w:r>
+      <w:r>
+        <w:rPr>
+          <w:rFonts w:ascii="Consolas" w:cs="Consolas" w:eastAsia="Consolas" w:hAnsi="Consolas"/>
+          <w:color w:val="2E3A36"/>
+          <w:sz w:val="20"/>
+          <w:szCs w:val="20"/>
+        </w:rPr>
+        <w:t xml:space="preserve">feat/&lt;issue&gt;-&lt;slug&gt;</w:t>
+      </w:r>
+      <w:r>
+        <w:rPr>
+          <w:rFonts w:ascii="Calibri" w:cs="Calibri" w:eastAsia="Calibri" w:hAnsi="Calibri"/>
+        </w:rPr>
+        <w:t xml:space="preserve">, </w:t>
+      </w:r>
+      <w:r>
+        <w:rPr>
+          <w:rFonts w:ascii="Consolas" w:cs="Consolas" w:eastAsia="Consolas" w:hAnsi="Consolas"/>
+          <w:color w:val="2E3A36"/>
+          <w:sz w:val="20"/>
+          <w:szCs w:val="20"/>
+        </w:rPr>
+        <w:t xml:space="preserve">/speckit-plan</w:t>
+      </w:r>
+      <w:r>
+        <w:rPr>
+          <w:rFonts w:ascii="Calibri" w:cs="Calibri" w:eastAsia="Calibri" w:hAnsi="Calibri"/>
+        </w:rPr>
+        <w:t xml:space="preserve">, </w:t>
+      </w:r>
+      <w:r>
+        <w:rPr>
+          <w:rFonts w:ascii="Consolas" w:cs="Consolas" w:eastAsia="Consolas" w:hAnsi="Consolas"/>
+          <w:color w:val="2E3A36"/>
+          <w:sz w:val="20"/>
+          <w:szCs w:val="20"/>
+        </w:rPr>
+        <w:t xml:space="preserve">/speckit-tasks</w:t>
+      </w:r>
+      <w:r>
+        <w:rPr>
+          <w:rFonts w:ascii="Calibri" w:cs="Calibri" w:eastAsia="Calibri" w:hAnsi="Calibri"/>
+        </w:rPr>
+        <w:t xml:space="preserve"> y </w:t>
+      </w:r>
+      <w:r>
+        <w:rPr>
+          <w:rFonts w:ascii="Consolas" w:cs="Consolas" w:eastAsia="Consolas" w:hAnsi="Consolas"/>
+          <w:color w:val="2E3A36"/>
+          <w:sz w:val="20"/>
+          <w:szCs w:val="20"/>
+        </w:rPr>
+        <w:t xml:space="preserve">/speckit-implement</w:t>
+      </w:r>
+      <w:r>
+        <w:rPr>
+          <w:rFonts w:ascii="Calibri" w:cs="Calibri" w:eastAsia="Calibri" w:hAnsi="Calibri"/>
+        </w:rPr>
+        <w:t xml:space="preserve">, con tests, ruff y mypy en verde y un PR con </w:t>
+      </w:r>
+      <w:r>
+        <w:rPr>
+          <w:rFonts w:ascii="Consolas" w:cs="Consolas" w:eastAsia="Consolas" w:hAnsi="Consolas"/>
+          <w:color w:val="2E3A36"/>
+          <w:sz w:val="20"/>
+          <w:szCs w:val="20"/>
+        </w:rPr>
+        <w:t xml:space="preserve">Closes #&lt;issue&gt;</w:t>
+      </w:r>
+      <w:r>
+        <w:rPr>
+          <w:rFonts w:ascii="Calibri" w:cs="Calibri" w:eastAsia="Calibri" w:hAnsi="Calibri"/>
+        </w:rPr>
+        <w:t xml:space="preserve">.</w:t>
+      </w:r>
+    </w:p>
+    <w:p>
+      <w:pPr>
+        <w:pStyle w:val="ListParagraph"/>
+        <w:numPr>
+          <w:ilvl w:val="0"/>
+          <w:numId w:val="12"/>
+        </w:numPr>
+        <w:spacing w:after="60"/>
+      </w:pPr>
+      <w:r>
+        <w:rPr>
+          <w:rFonts w:ascii="Calibri" w:cs="Calibri" w:eastAsia="Calibri" w:hAnsi="Calibri"/>
+        </w:rPr>
+        <w:t xml:space="preserve">Aprobar las escrituras de ficheros, </w:t>
+      </w:r>
+      <w:r>
+        <w:rPr>
+          <w:rFonts w:ascii="Consolas" w:cs="Consolas" w:eastAsia="Consolas" w:hAnsi="Consolas"/>
+          <w:color w:val="2E3A36"/>
+          <w:sz w:val="20"/>
+          <w:szCs w:val="20"/>
+        </w:rPr>
+        <w:t xml:space="preserve">uv add</w:t>
+      </w:r>
+      <w:r>
+        <w:rPr>
+          <w:rFonts w:ascii="Calibri" w:cs="Calibri" w:eastAsia="Calibri" w:hAnsi="Calibri"/>
+        </w:rPr>
+        <w:t xml:space="preserve"> (revisando cada dependencia) y </w:t>
+      </w:r>
+      <w:r>
+        <w:rPr>
+          <w:rFonts w:ascii="Consolas" w:cs="Consolas" w:eastAsia="Consolas" w:hAnsi="Consolas"/>
+          <w:color w:val="2E3A36"/>
+          <w:sz w:val="20"/>
+          <w:szCs w:val="20"/>
+        </w:rPr>
+        <w:t xml:space="preserve">git push</w:t>
+      </w:r>
+      <w:r>
+        <w:rPr>
+          <w:rFonts w:ascii="Calibri" w:cs="Calibri" w:eastAsia="Calibri" w:hAnsi="Calibri"/>
+        </w:rPr>
+        <w:t xml:space="preserve">.</w:t>
+      </w:r>
+    </w:p>
+    <w:p>
+      <w:pPr>
+        <w:pStyle w:val="ListParagraph"/>
+        <w:numPr>
+          <w:ilvl w:val="0"/>
+          <w:numId w:val="12"/>
+        </w:numPr>
+        <w:spacing w:after="60"/>
+      </w:pPr>
+      <w:r>
+        <w:rPr>
+          <w:rFonts w:ascii="Calibri" w:cs="Calibri" w:eastAsia="Calibri" w:hAnsi="Calibri"/>
+        </w:rPr>
+        <w:t xml:space="preserve">Revisar el PR en una copia limpia y probar la API:</w:t>
+      </w:r>
+    </w:p>
+    <w:p>
+      <w:pPr>
+        <w:shd w:fill="F2F4F3" w:color="auto" w:val="clear"/>
+        <w:spacing w:after="0" w:before="120" w:line="240"/>
+        <w:ind w:left="200" w:right="200"/>
+      </w:pPr>
+      <w:r>
+        <w:rPr>
+          <w:rFonts w:ascii="Consolas" w:cs="Consolas" w:eastAsia="Consolas" w:hAnsi="Consolas"/>
+          <w:color w:val="1F2A27"/>
+          <w:sz w:val="17"/>
+          <w:szCs w:val="17"/>
+        </w:rPr>
+        <w:t xml:space="preserve">uv sync --frozen &amp;&amp; uv run pytest -q &amp;&amp; uv run ruff check . &amp;&amp; uv run mypy src</w:t>
+      </w:r>
+    </w:p>
+    <w:p>
+      <w:pPr>
+        <w:shd w:fill="F2F4F3" w:color="auto" w:val="clear"/>
+        <w:spacing w:after="0" w:before="0" w:line="240"/>
+        <w:ind w:left="200" w:right="200"/>
+      </w:pPr>
+      <w:r>
+        <w:rPr>
+          <w:rFonts w:ascii="Consolas" w:cs="Consolas" w:eastAsia="Consolas" w:hAnsi="Consolas"/>
+          <w:color w:val="1F2A27"/>
+          <w:sz w:val="17"/>
+          <w:szCs w:val="17"/>
+        </w:rPr>
+        <w:t xml:space="preserve">uv run uvicorn app.main:app --app-dir src --port 8000</w:t>
+      </w:r>
+    </w:p>
+    <w:p>
+      <w:pPr>
+        <w:shd w:fill="F2F4F3" w:color="auto" w:val="clear"/>
+        <w:spacing w:after="160" w:before="0" w:line="240"/>
+        <w:ind w:left="200" w:right="200"/>
+      </w:pPr>
+      <w:r>
+        <w:rPr>
+          <w:rFonts w:ascii="Consolas" w:cs="Consolas" w:eastAsia="Consolas" w:hAnsi="Consolas"/>
+          <w:color w:val="1F2A27"/>
+          <w:sz w:val="17"/>
+          <w:szCs w:val="17"/>
+        </w:rPr>
+        <w:t xml:space="preserve">curl -i localhost:8000/api/v1/productos/taza-ceramica</w:t>
+      </w:r>
+    </w:p>
+    <w:p>
+      <w:pPr>
+        <w:pStyle w:val="ListParagraph"/>
+        <w:numPr>
+          <w:ilvl w:val="0"/>
+          <w:numId w:val="13"/>
+        </w:numPr>
+        <w:spacing w:after="60"/>
+      </w:pPr>
+      <w:r>
+        <w:rPr>
+          <w:rFonts w:ascii="Calibri" w:cs="Calibri" w:eastAsia="Calibri" w:hAnsi="Calibri"/>
+        </w:rPr>
+        <w:t xml:space="preserve">Aprobar y fusionar el PR; el issue se cierra solo.</w:t>
+      </w:r>
+    </w:p>
+    <w:p>
+      <w:pPr>
         <w:pBdr>
           <w:left w:val="single" w:color="0D5C4F" w:sz="18" w:space="10"/>
         </w:pBdr>
@@ -25384,7 +27979,7 @@
           <w:sz w:val="21"/>
           <w:szCs w:val="21"/>
         </w:rPr>
-        <w:t xml:space="preserve">Los pasos de las tareas 5 a 12 y B a E se añadirán al completarlas.</w:t>
+        <w:t xml:space="preserve">Los pasos de las tareas 6 a 12 y B a F se añadirán al completarlas.</w:t>
       </w:r>
     </w:p>
     <w:p>
@@ -25696,8 +28291,8 @@
         </w:tblBorders>
       </w:tblPr>
       <w:tblGrid>
-        <w:gridCol w:w="3880"/>
-        <w:gridCol w:w="5190"/>
+        <w:gridCol w:w="3923"/>
+        <w:gridCol w:w="5147"/>
       </w:tblGrid>
       <w:tr>
         <w:trPr>
@@ -25705,7 +28300,7 @@
         </w:trPr>
         <w:tc>
           <w:tcPr>
-            <w:tcW w:type="dxa" w:w="3880"/>
+            <w:tcW w:type="dxa" w:w="3923"/>
             <w:shd w:fill="E3EEEA" w:color="auto" w:val="clear"/>
             <w:tcMar>
               <w:top w:type="dxa" w:w="60"/>
@@ -25732,7 +28327,7 @@
         </w:tc>
         <w:tc>
           <w:tcPr>
-            <w:tcW w:type="dxa" w:w="5190"/>
+            <w:tcW w:type="dxa" w:w="5147"/>
             <w:shd w:fill="E3EEEA" w:color="auto" w:val="clear"/>
             <w:tcMar>
               <w:top w:type="dxa" w:w="60"/>
@@ -25764,7 +28359,7 @@
         </w:trPr>
         <w:tc>
           <w:tcPr>
-            <w:tcW w:type="dxa" w:w="3880"/>
+            <w:tcW w:type="dxa" w:w="3923"/>
             <w:tcMar>
               <w:top w:type="dxa" w:w="60"/>
               <w:left w:type="dxa" w:w="100"/>
@@ -25790,7 +28385,7 @@
         </w:tc>
         <w:tc>
           <w:tcPr>
-            <w:tcW w:type="dxa" w:w="5190"/>
+            <w:tcW w:type="dxa" w:w="5147"/>
             <w:tcMar>
               <w:top w:type="dxa" w:w="60"/>
               <w:left w:type="dxa" w:w="100"/>
@@ -25837,7 +28432,7 @@
         </w:trPr>
         <w:tc>
           <w:tcPr>
-            <w:tcW w:type="dxa" w:w="3880"/>
+            <w:tcW w:type="dxa" w:w="3923"/>
             <w:tcMar>
               <w:top w:type="dxa" w:w="60"/>
               <w:left w:type="dxa" w:w="100"/>
@@ -25862,7 +28457,7 @@
         </w:tc>
         <w:tc>
           <w:tcPr>
-            <w:tcW w:type="dxa" w:w="5190"/>
+            <w:tcW w:type="dxa" w:w="5147"/>
             <w:tcMar>
               <w:top w:type="dxa" w:w="60"/>
               <w:left w:type="dxa" w:w="100"/>
@@ -25901,7 +28496,7 @@
         </w:trPr>
         <w:tc>
           <w:tcPr>
-            <w:tcW w:type="dxa" w:w="3880"/>
+            <w:tcW w:type="dxa" w:w="3923"/>
             <w:tcMar>
               <w:top w:type="dxa" w:w="60"/>
               <w:left w:type="dxa" w:w="100"/>
@@ -25934,7 +28529,7 @@
         </w:tc>
         <w:tc>
           <w:tcPr>
-            <w:tcW w:type="dxa" w:w="5190"/>
+            <w:tcW w:type="dxa" w:w="5147"/>
             <w:tcMar>
               <w:top w:type="dxa" w:w="60"/>
               <w:left w:type="dxa" w:w="100"/>
@@ -25963,7 +28558,7 @@
         </w:trPr>
         <w:tc>
           <w:tcPr>
-            <w:tcW w:type="dxa" w:w="3880"/>
+            <w:tcW w:type="dxa" w:w="3923"/>
             <w:tcMar>
               <w:top w:type="dxa" w:w="60"/>
               <w:left w:type="dxa" w:w="100"/>
@@ -26005,7 +28600,7 @@
         </w:tc>
         <w:tc>
           <w:tcPr>
-            <w:tcW w:type="dxa" w:w="5190"/>
+            <w:tcW w:type="dxa" w:w="5147"/>
             <w:tcMar>
               <w:top w:type="dxa" w:w="60"/>
               <w:left w:type="dxa" w:w="100"/>
@@ -26051,7 +28646,7 @@
         </w:trPr>
         <w:tc>
           <w:tcPr>
-            <w:tcW w:type="dxa" w:w="3880"/>
+            <w:tcW w:type="dxa" w:w="3923"/>
             <w:tcMar>
               <w:top w:type="dxa" w:w="60"/>
               <w:left w:type="dxa" w:w="100"/>
@@ -26092,7 +28687,7 @@
         </w:tc>
         <w:tc>
           <w:tcPr>
-            <w:tcW w:type="dxa" w:w="5190"/>
+            <w:tcW w:type="dxa" w:w="5147"/>
             <w:tcMar>
               <w:top w:type="dxa" w:w="60"/>
               <w:left w:type="dxa" w:w="100"/>
@@ -26121,7 +28716,7 @@
         </w:trPr>
         <w:tc>
           <w:tcPr>
-            <w:tcW w:type="dxa" w:w="3880"/>
+            <w:tcW w:type="dxa" w:w="3923"/>
             <w:tcMar>
               <w:top w:type="dxa" w:w="60"/>
               <w:left w:type="dxa" w:w="100"/>
@@ -26145,7 +28740,7 @@
         </w:tc>
         <w:tc>
           <w:tcPr>
-            <w:tcW w:type="dxa" w:w="5190"/>
+            <w:tcW w:type="dxa" w:w="5147"/>
             <w:tcMar>
               <w:top w:type="dxa" w:w="60"/>
               <w:left w:type="dxa" w:w="100"/>
@@ -26192,7 +28787,7 @@
         </w:trPr>
         <w:tc>
           <w:tcPr>
-            <w:tcW w:type="dxa" w:w="3880"/>
+            <w:tcW w:type="dxa" w:w="3923"/>
             <w:tcMar>
               <w:top w:type="dxa" w:w="60"/>
               <w:left w:type="dxa" w:w="100"/>
@@ -26217,7 +28812,7 @@
         </w:tc>
         <w:tc>
           <w:tcPr>
-            <w:tcW w:type="dxa" w:w="5190"/>
+            <w:tcW w:type="dxa" w:w="5147"/>
             <w:tcMar>
               <w:top w:type="dxa" w:w="60"/>
               <w:left w:type="dxa" w:w="100"/>
@@ -26274,6 +28869,87 @@
           </w:p>
         </w:tc>
       </w:tr>
+      <w:tr>
+        <w:trPr>
+          <w:cantSplit/>
+        </w:trPr>
+        <w:tc>
+          <w:tcPr>
+            <w:tcW w:type="dxa" w:w="3923"/>
+            <w:tcMar>
+              <w:top w:type="dxa" w:w="60"/>
+              <w:left w:type="dxa" w:w="100"/>
+              <w:bottom w:type="dxa" w:w="60"/>
+              <w:right w:type="dxa" w:w="100"/>
+            </w:tcMar>
+          </w:tcPr>
+          <w:p>
+            <w:pPr>
+              <w:spacing w:after="0" w:before="0" w:line="252"/>
+            </w:pPr>
+            <w:r>
+              <w:rPr>
+                <w:rFonts w:ascii="Consolas" w:cs="Consolas" w:eastAsia="Consolas" w:hAnsi="Consolas"/>
+                <w:color w:val="2E3A36"/>
+                <w:sz w:val="16"/>
+                <w:szCs w:val="16"/>
+              </w:rPr>
+              <w:t xml:space="preserve">start-agent.sh: AGENT_APP_ID: Define AGENT_APP_ID</w:t>
+            </w:r>
+          </w:p>
+        </w:tc>
+        <w:tc>
+          <w:tcPr>
+            <w:tcW w:type="dxa" w:w="5147"/>
+            <w:tcMar>
+              <w:top w:type="dxa" w:w="60"/>
+              <w:left w:type="dxa" w:w="100"/>
+              <w:bottom w:type="dxa" w:w="60"/>
+              <w:right w:type="dxa" w:w="100"/>
+            </w:tcMar>
+          </w:tcPr>
+          <w:p>
+            <w:pPr>
+              <w:spacing w:after="0" w:before="0" w:line="252"/>
+            </w:pPr>
+            <w:r>
+              <w:rPr>
+                <w:rFonts w:ascii="Calibri" w:cs="Calibri" w:eastAsia="Calibri" w:hAnsi="Calibri"/>
+                <w:sz w:val="18"/>
+                <w:szCs w:val="18"/>
+              </w:rPr>
+              <w:t xml:space="preserve">La terminal está fuera del contenedor: </w:t>
+            </w:r>
+            <w:r>
+              <w:rPr>
+                <w:rFonts w:ascii="Calibri" w:cs="Calibri" w:eastAsia="Calibri" w:hAnsi="Calibri"/>
+                <w:i/>
+                <w:iCs/>
+                <w:sz w:val="18"/>
+                <w:szCs w:val="18"/>
+              </w:rPr>
+              <w:t xml:space="preserve">Dev Containers: Reopen in Container</w:t>
+            </w:r>
+            <w:r>
+              <w:rPr>
+                <w:rFonts w:ascii="Calibri" w:cs="Calibri" w:eastAsia="Calibri" w:hAnsi="Calibri"/>
+                <w:sz w:val="18"/>
+                <w:szCs w:val="18"/>
+              </w:rPr>
+              <w:t xml:space="preserve"> y comprobar con </w:t>
+            </w:r>
+            <w:r>
+              <w:rPr>
+                <w:rFonts w:ascii="Consolas" w:cs="Consolas" w:eastAsia="Consolas" w:hAnsi="Consolas"/>
+                <w:color w:val="2E3A36"/>
+                <w:sz w:val="16"/>
+                <w:szCs w:val="16"/>
+              </w:rPr>
+              <w:t xml:space="preserve">echo "$AGENT_APP_ID"</w:t>
+            </w:r>
+          </w:p>
+        </w:tc>
+      </w:tr>
     </w:tbl>
     <w:p>
       <w:pPr>
@@ -26309,7 +28985,7 @@
         <w:pStyle w:val="ListParagraph"/>
         <w:numPr>
           <w:ilvl w:val="0"/>
-          <w:numId w:val="12"/>
+          <w:numId w:val="14"/>
         </w:numPr>
         <w:spacing w:after="60"/>
       </w:pPr>
@@ -26325,7 +29001,7 @@
         <w:pStyle w:val="ListParagraph"/>
         <w:numPr>
           <w:ilvl w:val="0"/>
-          <w:numId w:val="12"/>
+          <w:numId w:val="14"/>
         </w:numPr>
         <w:spacing w:after="60"/>
       </w:pPr>
@@ -26341,7 +29017,7 @@
         <w:pStyle w:val="ListParagraph"/>
         <w:numPr>
           <w:ilvl w:val="0"/>
-          <w:numId w:val="12"/>
+          <w:numId w:val="14"/>
         </w:numPr>
         <w:spacing w:after="60"/>
       </w:pPr>
@@ -26357,7 +29033,7 @@
         <w:pStyle w:val="ListParagraph"/>
         <w:numPr>
           <w:ilvl w:val="0"/>
-          <w:numId w:val="12"/>
+          <w:numId w:val="14"/>
         </w:numPr>
         <w:spacing w:after="60"/>
       </w:pPr>
@@ -26387,7 +29063,7 @@
         <w:pStyle w:val="ListParagraph"/>
         <w:numPr>
           <w:ilvl w:val="0"/>
-          <w:numId w:val="12"/>
+          <w:numId w:val="14"/>
         </w:numPr>
         <w:spacing w:after="60"/>
       </w:pPr>
@@ -26473,7 +29149,7 @@
         </w:rPr>
         <w:t xml:space="preserve"> arXiv:2604.26275, 2026. </w:t>
       </w:r>
-      <w:hyperlink w:history="1" r:id="rIdifducm5nxuhxkfvp6wowo">
+      <w:hyperlink w:history="1" r:id="rId1fzzfd5axn92zbsrin83v">
         <w:r>
           <w:rPr>
             <w:rStyle w:val="Hyperlink"/>
@@ -26518,7 +29194,7 @@
         </w:rPr>
         <w:t xml:space="preserve">, 2026. </w:t>
       </w:r>
-      <w:hyperlink w:history="1" r:id="rIdmxpybvl2ts6dd6nub0ohi">
+      <w:hyperlink w:history="1" r:id="rId4v_gaocpqd8xze8dqh69f">
         <w:r>
           <w:rPr>
             <w:rStyle w:val="Hyperlink"/>
@@ -26563,7 +29239,7 @@
         </w:rPr>
         <w:t xml:space="preserve"> </w:t>
       </w:r>
-      <w:hyperlink w:history="1" r:id="rId8nrh8s_hb1klv6z1mv39k">
+      <w:hyperlink w:history="1" r:id="rIdqek-_yhit7f9wlmns1krg">
         <w:r>
           <w:rPr>
             <w:rStyle w:val="Hyperlink"/>
@@ -26608,7 +29284,7 @@
         </w:rPr>
         <w:t xml:space="preserve">, junio de 2026. </w:t>
       </w:r>
-      <w:hyperlink w:history="1" r:id="rIdqu719mykhp2v5ddf4223b">
+      <w:hyperlink w:history="1" r:id="rIdmovjg5zvr1l2svh4yale5">
         <w:r>
           <w:rPr>
             <w:rStyle w:val="Hyperlink"/>
@@ -26653,7 +29329,7 @@
         </w:rPr>
         <w:t xml:space="preserve"> </w:t>
       </w:r>
-      <w:hyperlink w:history="1" r:id="rIdakdh6lvkuswzdwmslywrn">
+      <w:hyperlink w:history="1" r:id="rIdp_6niin-odyvtgpqzjket">
         <w:r>
           <w:rPr>
             <w:rStyle w:val="Hyperlink"/>
@@ -26698,7 +29374,7 @@
         </w:rPr>
         <w:t xml:space="preserve"> </w:t>
       </w:r>
-      <w:hyperlink w:history="1" r:id="rIdeg4pw1hffgkrkcupvwhz7">
+      <w:hyperlink w:history="1" r:id="rIdnbvidlgnn506axywuki64">
         <w:r>
           <w:rPr>
             <w:rStyle w:val="Hyperlink"/>
@@ -26743,7 +29419,7 @@
         </w:rPr>
         <w:t xml:space="preserve">, diciembre de 2025. </w:t>
       </w:r>
-      <w:hyperlink w:history="1" r:id="rIds3upz8xrqxkiwstdqbw7e">
+      <w:hyperlink w:history="1" r:id="rIdnym0raxsyyaqa41cuwcws">
         <w:r>
           <w:rPr>
             <w:rStyle w:val="Hyperlink"/>
@@ -26788,7 +29464,7 @@
         </w:rPr>
         <w:t xml:space="preserve"> </w:t>
       </w:r>
-      <w:hyperlink w:history="1" r:id="rId7oam1c7n_8rt9vlcz4wgu">
+      <w:hyperlink w:history="1" r:id="rIdhjgy5mmh44sjg-xqoap3n">
         <w:r>
           <w:rPr>
             <w:rStyle w:val="Hyperlink"/>
@@ -26833,7 +29509,7 @@
         </w:rPr>
         <w:t xml:space="preserve"> </w:t>
       </w:r>
-      <w:hyperlink w:history="1" r:id="rIdqccdayy7azgiuakuwunfz">
+      <w:hyperlink w:history="1" r:id="rId4ixj2vazmxqrociq_hzw2">
         <w:r>
           <w:rPr>
             <w:rStyle w:val="Hyperlink"/>
@@ -26878,7 +29554,7 @@
         </w:rPr>
         <w:t xml:space="preserve"> </w:t>
       </w:r>
-      <w:hyperlink w:history="1" r:id="rIdijbchste5z4eankq0fb8a">
+      <w:hyperlink w:history="1" r:id="rId-joivfxd4ax4nfla7p0og">
         <w:r>
           <w:rPr>
             <w:rStyle w:val="Hyperlink"/>
@@ -26923,7 +29599,7 @@
         </w:rPr>
         <w:t xml:space="preserve"> </w:t>
       </w:r>
-      <w:hyperlink w:history="1" r:id="rIdeaodxl3sxexnfsyrflqos">
+      <w:hyperlink w:history="1" r:id="rIdpvxsbk07ykmzgzrlmir5g">
         <w:r>
           <w:rPr>
             <w:rStyle w:val="Hyperlink"/>
@@ -26968,7 +29644,7 @@
         </w:rPr>
         <w:t xml:space="preserve"> </w:t>
       </w:r>
-      <w:hyperlink w:history="1" r:id="rIdjttaxrnvjvqqq78pvkmjc">
+      <w:hyperlink w:history="1" r:id="rIdgpda4gc2nfzbqvfudwnmv">
         <w:r>
           <w:rPr>
             <w:rStyle w:val="Hyperlink"/>
@@ -27013,7 +29689,7 @@
         </w:rPr>
         <w:t xml:space="preserve"> </w:t>
       </w:r>
-      <w:hyperlink w:history="1" r:id="rIdgmhskmncaviep3lbfkmj_">
+      <w:hyperlink w:history="1" r:id="rId2drxcieufdtjwj1c2twm-">
         <w:r>
           <w:rPr>
             <w:rStyle w:val="Hyperlink"/>
@@ -27058,7 +29734,7 @@
         </w:rPr>
         <w:t xml:space="preserve"> </w:t>
       </w:r>
-      <w:hyperlink w:history="1" r:id="rIdo5g52yk9bmm_j2p4so7tm">
+      <w:hyperlink w:history="1" r:id="rId-udbnnqtxosc60xo7jadk">
         <w:r>
           <w:rPr>
             <w:rStyle w:val="Hyperlink"/>
@@ -27103,7 +29779,7 @@
         </w:rPr>
         <w:t xml:space="preserve"> </w:t>
       </w:r>
-      <w:hyperlink w:history="1" r:id="rIdcohciouafnvqcn-d04uj8">
+      <w:hyperlink w:history="1" r:id="rIdmabi03k_ns0pprwffqtsb">
         <w:r>
           <w:rPr>
             <w:rStyle w:val="Hyperlink"/>
@@ -27148,7 +29824,7 @@
         </w:rPr>
         <w:t xml:space="preserve"> </w:t>
       </w:r>
-      <w:hyperlink w:history="1" r:id="rIdwovk995tirro4y5ewihsg">
+      <w:hyperlink w:history="1" r:id="rIdhuafmvixdec6aexveir8k">
         <w:r>
           <w:rPr>
             <w:rStyle w:val="Hyperlink"/>
@@ -27193,7 +29869,7 @@
         </w:rPr>
         <w:t xml:space="preserve">, agosto de 2026. </w:t>
       </w:r>
-      <w:hyperlink w:history="1" r:id="rIdygp0cuuds5uztt-ga5en8">
+      <w:hyperlink w:history="1" r:id="rId4a5eifo6t-ko3n5qerk8t">
         <w:r>
           <w:rPr>
             <w:rStyle w:val="Hyperlink"/>
@@ -27238,7 +29914,7 @@
         </w:rPr>
         <w:t xml:space="preserve"> </w:t>
       </w:r>
-      <w:hyperlink w:history="1" r:id="rIdtgkbjsmnojs5adgto9ddw">
+      <w:hyperlink w:history="1" r:id="rIdtptfra66u4ukuufy6jxna">
         <w:r>
           <w:rPr>
             <w:rStyle w:val="Hyperlink"/>
@@ -27301,7 +29977,7 @@
         </w:rPr>
         <w:t xml:space="preserve"> </w:t>
       </w:r>
-      <w:hyperlink w:history="1" r:id="rIdpi8_oqashns7emmyvsz0o">
+      <w:hyperlink w:history="1" r:id="rIdnkdtjc9_-sekmtyhei2u6">
         <w:r>
           <w:rPr>
             <w:rStyle w:val="Hyperlink"/>
@@ -27346,7 +30022,7 @@
         </w:rPr>
         <w:t xml:space="preserve"> </w:t>
       </w:r>
-      <w:hyperlink w:history="1" r:id="rIdqg-ye1bmt0s5ddxrpnydp">
+      <w:hyperlink w:history="1" r:id="rIdga9u983x-k5novvpzhhot">
         <w:r>
           <w:rPr>
             <w:rStyle w:val="Hyperlink"/>
@@ -27391,7 +30067,7 @@
         </w:rPr>
         <w:t xml:space="preserve"> </w:t>
       </w:r>
-      <w:hyperlink w:history="1" r:id="rIdskvpurf2c1sb6nmwwlhwh">
+      <w:hyperlink w:history="1" r:id="rId7vt6_sxrmwskxcdzr6jd-">
         <w:r>
           <w:rPr>
             <w:rStyle w:val="Hyperlink"/>
@@ -29026,6 +31702,30 @@
     </w:lvl>
   </w:abstractNum>
   <w:abstractNum w:abstractNumId="12" w15:restartNumberingAfterBreak="0">
+    <w:multiLevelType w:val="hybridMultilevel"/>
+    <w:lvl w:ilvl="0" w15:tentative="1">
+      <w:start w:val="1"/>
+      <w:numFmt w:val="decimal"/>
+      <w:lvlText w:val="%1."/>
+      <w:lvlJc w:val="left"/>
+      <w:pPr>
+        <w:ind w:left="540" w:hanging="320"/>
+      </w:pPr>
+    </w:lvl>
+  </w:abstractNum>
+  <w:abstractNum w:abstractNumId="13" w15:restartNumberingAfterBreak="0">
+    <w:multiLevelType w:val="hybridMultilevel"/>
+    <w:lvl w:ilvl="0" w15:tentative="1">
+      <w:start w:val="5"/>
+      <w:numFmt w:val="decimal"/>
+      <w:lvlText w:val="%1."/>
+      <w:lvlJc w:val="left"/>
+      <w:pPr>
+        <w:ind w:left="540" w:hanging="320"/>
+      </w:pPr>
+    </w:lvl>
+  </w:abstractNum>
+  <w:abstractNum w:abstractNumId="14" w15:restartNumberingAfterBreak="0">
     <w:multiLevelType w:val="hybridMultilevel"/>
     <w:lvl w:ilvl="0" w15:tentative="1">
       <w:start w:val="1"/>
@@ -29105,6 +31805,18 @@
   </w:num>
   <w:num w:numId="12">
     <w:abstractNumId w:val="12"/>
+    <w:lvlOverride w:ilvl="0">
+      <w:startOverride w:val="1"/>
+    </w:lvlOverride>
+  </w:num>
+  <w:num w:numId="13">
+    <w:abstractNumId w:val="13"/>
+    <w:lvlOverride w:ilvl="0">
+      <w:startOverride w:val="5"/>
+    </w:lvlOverride>
+  </w:num>
+  <w:num w:numId="14">
+    <w:abstractNumId w:val="14"/>
     <w:lvlOverride w:ilvl="0">
       <w:startOverride w:val="1"/>
     </w:lvlOverride>

--- a/docs/tfm/TFM-ALM-agentico.docx
+++ b/docs/tfm/TFM-ALM-agentico.docx
@@ -14758,6 +14758,712 @@
         <w:rPr>
           <w:rFonts w:ascii="Calibri" w:cs="Calibri" w:eastAsia="Calibri" w:hAnsi="Calibri"/>
         </w:rPr>
+        <w:t xml:space="preserve">Tarea 6: CI como check obligatorio</w:t>
+      </w:r>
+    </w:p>
+    <w:p>
+      <w:pPr>
+        <w:keepNext w:val="false"/>
+        <w:spacing w:after="140" w:line="288"/>
+        <w:jc w:val="both"/>
+      </w:pPr>
+      <w:r>
+        <w:rPr>
+          <w:rFonts w:ascii="Calibri" w:cs="Calibri" w:eastAsia="Calibri" w:hAnsi="Calibri"/>
+        </w:rPr>
+        <w:t xml:space="preserve">Los tests, el lint y los tipos ya pasaban en el devcontainer, pero eso solo lo comprueba quien ha escrito el código. La tarea 6 lleva esas comprobaciones a una máquina limpia de GitHub Actions y las convierte en condición para fusionar.</w:t>
+      </w:r>
+    </w:p>
+    <w:tbl>
+      <w:tblPr>
+        <w:tblW w:type="dxa" w:w="9070"/>
+        <w:tblBorders>
+          <w:top w:val="single" w:color="C9D3CF" w:sz="4"/>
+          <w:left w:val="single" w:color="C9D3CF" w:sz="4"/>
+          <w:bottom w:val="single" w:color="C9D3CF" w:sz="4"/>
+          <w:right w:val="single" w:color="C9D3CF" w:sz="4"/>
+          <w:insideH w:val="single" w:color="C9D3CF" w:sz="4"/>
+          <w:insideV w:val="single" w:color="C9D3CF" w:sz="4"/>
+        </w:tblBorders>
+      </w:tblPr>
+      <w:tblGrid>
+        <w:gridCol w:w="1740"/>
+        <w:gridCol w:w="1900"/>
+        <w:gridCol w:w="5430"/>
+      </w:tblGrid>
+      <w:tr>
+        <w:trPr>
+          <w:tblHeader/>
+        </w:trPr>
+        <w:tc>
+          <w:tcPr>
+            <w:tcW w:type="dxa" w:w="1740"/>
+            <w:shd w:fill="E3EEEA" w:color="auto" w:val="clear"/>
+            <w:tcMar>
+              <w:top w:type="dxa" w:w="60"/>
+              <w:left w:type="dxa" w:w="100"/>
+              <w:bottom w:type="dxa" w:w="60"/>
+              <w:right w:type="dxa" w:w="100"/>
+            </w:tcMar>
+          </w:tcPr>
+          <w:p>
+            <w:pPr>
+              <w:spacing w:after="0" w:before="0" w:line="252"/>
+            </w:pPr>
+            <w:r>
+              <w:rPr>
+                <w:rFonts w:ascii="Calibri" w:cs="Calibri" w:eastAsia="Calibri" w:hAnsi="Calibri"/>
+                <w:b/>
+                <w:bCs/>
+                <w:sz w:val="18"/>
+                <w:szCs w:val="18"/>
+              </w:rPr>
+              <w:t xml:space="preserve">Pieza</w:t>
+            </w:r>
+          </w:p>
+        </w:tc>
+        <w:tc>
+          <w:tcPr>
+            <w:tcW w:type="dxa" w:w="1900"/>
+            <w:shd w:fill="E3EEEA" w:color="auto" w:val="clear"/>
+            <w:tcMar>
+              <w:top w:type="dxa" w:w="60"/>
+              <w:left w:type="dxa" w:w="100"/>
+              <w:bottom w:type="dxa" w:w="60"/>
+              <w:right w:type="dxa" w:w="100"/>
+            </w:tcMar>
+          </w:tcPr>
+          <w:p>
+            <w:pPr>
+              <w:spacing w:after="0" w:before="0" w:line="252"/>
+            </w:pPr>
+            <w:r>
+              <w:rPr>
+                <w:rFonts w:ascii="Calibri" w:cs="Calibri" w:eastAsia="Calibri" w:hAnsi="Calibri"/>
+                <w:b/>
+                <w:bCs/>
+                <w:sz w:val="18"/>
+                <w:szCs w:val="18"/>
+              </w:rPr>
+              <w:t xml:space="preserve">Repositorio</w:t>
+            </w:r>
+          </w:p>
+        </w:tc>
+        <w:tc>
+          <w:tcPr>
+            <w:tcW w:type="dxa" w:w="5430"/>
+            <w:shd w:fill="E3EEEA" w:color="auto" w:val="clear"/>
+            <w:tcMar>
+              <w:top w:type="dxa" w:w="60"/>
+              <w:left w:type="dxa" w:w="100"/>
+              <w:bottom w:type="dxa" w:w="60"/>
+              <w:right w:type="dxa" w:w="100"/>
+            </w:tcMar>
+          </w:tcPr>
+          <w:p>
+            <w:pPr>
+              <w:spacing w:after="0" w:before="0" w:line="252"/>
+            </w:pPr>
+            <w:r>
+              <w:rPr>
+                <w:rFonts w:ascii="Calibri" w:cs="Calibri" w:eastAsia="Calibri" w:hAnsi="Calibri"/>
+                <w:b/>
+                <w:bCs/>
+                <w:sz w:val="18"/>
+                <w:szCs w:val="18"/>
+              </w:rPr>
+              <w:t xml:space="preserve">Qué hace</w:t>
+            </w:r>
+          </w:p>
+        </w:tc>
+      </w:tr>
+      <w:tr>
+        <w:trPr>
+          <w:cantSplit/>
+        </w:trPr>
+        <w:tc>
+          <w:tcPr>
+            <w:tcW w:type="dxa" w:w="1740"/>
+            <w:tcMar>
+              <w:top w:type="dxa" w:w="60"/>
+              <w:left w:type="dxa" w:w="100"/>
+              <w:bottom w:type="dxa" w:w="60"/>
+              <w:right w:type="dxa" w:w="100"/>
+            </w:tcMar>
+          </w:tcPr>
+          <w:p>
+            <w:pPr>
+              <w:spacing w:after="0" w:before="0" w:line="252"/>
+            </w:pPr>
+            <w:r>
+              <w:rPr>
+                <w:rFonts w:ascii="Consolas" w:cs="Consolas" w:eastAsia="Consolas" w:hAnsi="Consolas"/>
+                <w:color w:val="2E3A36"/>
+                <w:sz w:val="16"/>
+                <w:szCs w:val="16"/>
+              </w:rPr>
+              <w:t xml:space="preserve">reusable-ci.yml</w:t>
+            </w:r>
+          </w:p>
+        </w:tc>
+        <w:tc>
+          <w:tcPr>
+            <w:tcW w:type="dxa" w:w="1900"/>
+            <w:tcMar>
+              <w:top w:type="dxa" w:w="60"/>
+              <w:left w:type="dxa" w:w="100"/>
+              <w:bottom w:type="dxa" w:w="60"/>
+              <w:right w:type="dxa" w:w="100"/>
+            </w:tcMar>
+          </w:tcPr>
+          <w:p>
+            <w:pPr>
+              <w:spacing w:after="0" w:before="0" w:line="252"/>
+            </w:pPr>
+            <w:r>
+              <w:rPr>
+                <w:rFonts w:ascii="Calibri" w:cs="Calibri" w:eastAsia="Calibri" w:hAnsi="Calibri"/>
+                <w:sz w:val="18"/>
+                <w:szCs w:val="18"/>
+              </w:rPr>
+              <w:t xml:space="preserve">core</w:t>
+            </w:r>
+          </w:p>
+        </w:tc>
+        <w:tc>
+          <w:tcPr>
+            <w:tcW w:type="dxa" w:w="5430"/>
+            <w:tcMar>
+              <w:top w:type="dxa" w:w="60"/>
+              <w:left w:type="dxa" w:w="100"/>
+              <w:bottom w:type="dxa" w:w="60"/>
+              <w:right w:type="dxa" w:w="100"/>
+            </w:tcMar>
+          </w:tcPr>
+          <w:p>
+            <w:pPr>
+              <w:spacing w:after="0" w:before="0" w:line="252"/>
+            </w:pPr>
+            <w:r>
+              <w:rPr>
+                <w:rFonts w:ascii="Calibri" w:cs="Calibri" w:eastAsia="Calibri" w:hAnsi="Calibri"/>
+                <w:sz w:val="18"/>
+                <w:szCs w:val="18"/>
+              </w:rPr>
+              <w:t xml:space="preserve">Instala exactamente lo que fija </w:t>
+            </w:r>
+            <w:r>
+              <w:rPr>
+                <w:rFonts w:ascii="Consolas" w:cs="Consolas" w:eastAsia="Consolas" w:hAnsi="Consolas"/>
+                <w:color w:val="2E3A36"/>
+                <w:sz w:val="16"/>
+                <w:szCs w:val="16"/>
+              </w:rPr>
+              <w:t xml:space="preserve">uv.lock</w:t>
+            </w:r>
+            <w:r>
+              <w:rPr>
+                <w:rFonts w:ascii="Calibri" w:cs="Calibri" w:eastAsia="Calibri" w:hAnsi="Calibri"/>
+                <w:sz w:val="18"/>
+                <w:szCs w:val="18"/>
+              </w:rPr>
+              <w:t xml:space="preserve"> y ejecuta pytest, ruff (lint y formato) y mypy</w:t>
+            </w:r>
+          </w:p>
+        </w:tc>
+      </w:tr>
+      <w:tr>
+        <w:trPr>
+          <w:cantSplit/>
+        </w:trPr>
+        <w:tc>
+          <w:tcPr>
+            <w:tcW w:type="dxa" w:w="1740"/>
+            <w:tcMar>
+              <w:top w:type="dxa" w:w="60"/>
+              <w:left w:type="dxa" w:w="100"/>
+              <w:bottom w:type="dxa" w:w="60"/>
+              <w:right w:type="dxa" w:w="100"/>
+            </w:tcMar>
+          </w:tcPr>
+          <w:p>
+            <w:pPr>
+              <w:spacing w:after="0" w:before="0" w:line="252"/>
+            </w:pPr>
+            <w:r>
+              <w:rPr>
+                <w:rFonts w:ascii="Consolas" w:cs="Consolas" w:eastAsia="Consolas" w:hAnsi="Consolas"/>
+                <w:color w:val="2E3A36"/>
+                <w:sz w:val="16"/>
+                <w:szCs w:val="16"/>
+              </w:rPr>
+              <w:t xml:space="preserve">ci.yml</w:t>
+            </w:r>
+          </w:p>
+        </w:tc>
+        <w:tc>
+          <w:tcPr>
+            <w:tcW w:type="dxa" w:w="1900"/>
+            <w:tcMar>
+              <w:top w:type="dxa" w:w="60"/>
+              <w:left w:type="dxa" w:w="100"/>
+              <w:bottom w:type="dxa" w:w="60"/>
+              <w:right w:type="dxa" w:w="100"/>
+            </w:tcMar>
+          </w:tcPr>
+          <w:p>
+            <w:pPr>
+              <w:spacing w:after="0" w:before="0" w:line="252"/>
+            </w:pPr>
+            <w:r>
+              <w:rPr>
+                <w:rFonts w:ascii="Calibri" w:cs="Calibri" w:eastAsia="Calibri" w:hAnsi="Calibri"/>
+                <w:sz w:val="18"/>
+                <w:szCs w:val="18"/>
+              </w:rPr>
+              <w:t xml:space="preserve">core</w:t>
+            </w:r>
+          </w:p>
+        </w:tc>
+        <w:tc>
+          <w:tcPr>
+            <w:tcW w:type="dxa" w:w="5430"/>
+            <w:tcMar>
+              <w:top w:type="dxa" w:w="60"/>
+              <w:left w:type="dxa" w:w="100"/>
+              <w:bottom w:type="dxa" w:w="60"/>
+              <w:right w:type="dxa" w:w="100"/>
+            </w:tcMar>
+          </w:tcPr>
+          <w:p>
+            <w:pPr>
+              <w:spacing w:after="0" w:before="0" w:line="252"/>
+            </w:pPr>
+            <w:r>
+              <w:rPr>
+                <w:rFonts w:ascii="Calibri" w:cs="Calibri" w:eastAsia="Calibri" w:hAnsi="Calibri"/>
+                <w:sz w:val="18"/>
+                <w:szCs w:val="18"/>
+              </w:rPr>
+              <w:t xml:space="preserve">Ejecuta en cada PR de core los 57 tests propios del hook y del triage</w:t>
+            </w:r>
+          </w:p>
+        </w:tc>
+      </w:tr>
+      <w:tr>
+        <w:trPr>
+          <w:cantSplit/>
+        </w:trPr>
+        <w:tc>
+          <w:tcPr>
+            <w:tcW w:type="dxa" w:w="1740"/>
+            <w:tcMar>
+              <w:top w:type="dxa" w:w="60"/>
+              <w:left w:type="dxa" w:w="100"/>
+              <w:bottom w:type="dxa" w:w="60"/>
+              <w:right w:type="dxa" w:w="100"/>
+            </w:tcMar>
+          </w:tcPr>
+          <w:p>
+            <w:pPr>
+              <w:spacing w:after="0" w:before="0" w:line="252"/>
+            </w:pPr>
+            <w:r>
+              <w:rPr>
+                <w:rFonts w:ascii="Consolas" w:cs="Consolas" w:eastAsia="Consolas" w:hAnsi="Consolas"/>
+                <w:color w:val="2E3A36"/>
+                <w:sz w:val="16"/>
+                <w:szCs w:val="16"/>
+              </w:rPr>
+              <w:t xml:space="preserve">ci.yml</w:t>
+            </w:r>
+          </w:p>
+        </w:tc>
+        <w:tc>
+          <w:tcPr>
+            <w:tcW w:type="dxa" w:w="1900"/>
+            <w:tcMar>
+              <w:top w:type="dxa" w:w="60"/>
+              <w:left w:type="dxa" w:w="100"/>
+              <w:bottom w:type="dxa" w:w="60"/>
+              <w:right w:type="dxa" w:w="100"/>
+            </w:tcMar>
+          </w:tcPr>
+          <w:p>
+            <w:pPr>
+              <w:spacing w:after="0" w:before="0" w:line="252"/>
+            </w:pPr>
+            <w:r>
+              <w:rPr>
+                <w:rFonts w:ascii="Calibri" w:cs="Calibri" w:eastAsia="Calibri" w:hAnsi="Calibri"/>
+                <w:sz w:val="18"/>
+                <w:szCs w:val="18"/>
+              </w:rPr>
+              <w:t xml:space="preserve">app</w:t>
+            </w:r>
+          </w:p>
+        </w:tc>
+        <w:tc>
+          <w:tcPr>
+            <w:tcW w:type="dxa" w:w="5430"/>
+            <w:tcMar>
+              <w:top w:type="dxa" w:w="60"/>
+              <w:left w:type="dxa" w:w="100"/>
+              <w:bottom w:type="dxa" w:w="60"/>
+              <w:right w:type="dxa" w:w="100"/>
+            </w:tcMar>
+          </w:tcPr>
+          <w:p>
+            <w:pPr>
+              <w:spacing w:after="0" w:before="0" w:line="252"/>
+            </w:pPr>
+            <w:r>
+              <w:rPr>
+                <w:rFonts w:ascii="Calibri" w:cs="Calibri" w:eastAsia="Calibri" w:hAnsi="Calibri"/>
+                <w:sz w:val="18"/>
+                <w:szCs w:val="18"/>
+              </w:rPr>
+              <w:t xml:space="preserve">Llama a </w:t>
+            </w:r>
+            <w:r>
+              <w:rPr>
+                <w:rFonts w:ascii="Consolas" w:cs="Consolas" w:eastAsia="Consolas" w:hAnsi="Consolas"/>
+                <w:color w:val="2E3A36"/>
+                <w:sz w:val="16"/>
+                <w:szCs w:val="16"/>
+              </w:rPr>
+              <w:t xml:space="preserve">reusable-ci.yml@v1</w:t>
+            </w:r>
+            <w:r>
+              <w:rPr>
+                <w:rFonts w:ascii="Calibri" w:cs="Calibri" w:eastAsia="Calibri" w:hAnsi="Calibri"/>
+                <w:sz w:val="18"/>
+                <w:szCs w:val="18"/>
+              </w:rPr>
+              <w:t xml:space="preserve"> en cada PR y en cada push a </w:t>
+            </w:r>
+            <w:r>
+              <w:rPr>
+                <w:rFonts w:ascii="Consolas" w:cs="Consolas" w:eastAsia="Consolas" w:hAnsi="Consolas"/>
+                <w:color w:val="2E3A36"/>
+                <w:sz w:val="16"/>
+                <w:szCs w:val="16"/>
+              </w:rPr>
+              <w:t xml:space="preserve">main</w:t>
+            </w:r>
+            <w:r>
+              <w:rPr>
+                <w:rFonts w:ascii="Calibri" w:cs="Calibri" w:eastAsia="Calibri" w:hAnsi="Calibri"/>
+                <w:sz w:val="18"/>
+                <w:szCs w:val="18"/>
+              </w:rPr>
+              <w:t xml:space="preserve">; el check se llama </w:t>
+            </w:r>
+            <w:r>
+              <w:rPr>
+                <w:rFonts w:ascii="Consolas" w:cs="Consolas" w:eastAsia="Consolas" w:hAnsi="Consolas"/>
+                <w:color w:val="2E3A36"/>
+                <w:sz w:val="16"/>
+                <w:szCs w:val="16"/>
+              </w:rPr>
+              <w:t xml:space="preserve">ci / checks</w:t>
+            </w:r>
+          </w:p>
+        </w:tc>
+      </w:tr>
+      <w:tr>
+        <w:trPr>
+          <w:cantSplit/>
+        </w:trPr>
+        <w:tc>
+          <w:tcPr>
+            <w:tcW w:type="dxa" w:w="1740"/>
+            <w:tcMar>
+              <w:top w:type="dxa" w:w="60"/>
+              <w:left w:type="dxa" w:w="100"/>
+              <w:bottom w:type="dxa" w:w="60"/>
+              <w:right w:type="dxa" w:w="100"/>
+            </w:tcMar>
+          </w:tcPr>
+          <w:p>
+            <w:pPr>
+              <w:spacing w:after="0" w:before="0" w:line="252"/>
+            </w:pPr>
+            <w:r>
+              <w:rPr>
+                <w:rFonts w:ascii="Calibri" w:cs="Calibri" w:eastAsia="Calibri" w:hAnsi="Calibri"/>
+                <w:sz w:val="18"/>
+                <w:szCs w:val="18"/>
+              </w:rPr>
+              <w:t xml:space="preserve">Ruleset de </w:t>
+            </w:r>
+            <w:r>
+              <w:rPr>
+                <w:rFonts w:ascii="Consolas" w:cs="Consolas" w:eastAsia="Consolas" w:hAnsi="Consolas"/>
+                <w:color w:val="2E3A36"/>
+                <w:sz w:val="16"/>
+                <w:szCs w:val="16"/>
+              </w:rPr>
+              <w:t xml:space="preserve">main</w:t>
+            </w:r>
+          </w:p>
+        </w:tc>
+        <w:tc>
+          <w:tcPr>
+            <w:tcW w:type="dxa" w:w="1900"/>
+            <w:tcMar>
+              <w:top w:type="dxa" w:w="60"/>
+              <w:left w:type="dxa" w:w="100"/>
+              <w:bottom w:type="dxa" w:w="60"/>
+              <w:right w:type="dxa" w:w="100"/>
+            </w:tcMar>
+          </w:tcPr>
+          <w:p>
+            <w:pPr>
+              <w:spacing w:after="0" w:before="0" w:line="252"/>
+            </w:pPr>
+            <w:r>
+              <w:rPr>
+                <w:rFonts w:ascii="Calibri" w:cs="Calibri" w:eastAsia="Calibri" w:hAnsi="Calibri"/>
+                <w:sz w:val="18"/>
+                <w:szCs w:val="18"/>
+              </w:rPr>
+              <w:t xml:space="preserve">app</w:t>
+            </w:r>
+          </w:p>
+        </w:tc>
+        <w:tc>
+          <w:tcPr>
+            <w:tcW w:type="dxa" w:w="5430"/>
+            <w:tcMar>
+              <w:top w:type="dxa" w:w="60"/>
+              <w:left w:type="dxa" w:w="100"/>
+              <w:bottom w:type="dxa" w:w="60"/>
+              <w:right w:type="dxa" w:w="100"/>
+            </w:tcMar>
+          </w:tcPr>
+          <w:p>
+            <w:pPr>
+              <w:spacing w:after="0" w:before="0" w:line="252"/>
+            </w:pPr>
+            <w:r>
+              <w:rPr>
+                <w:rFonts w:ascii="Consolas" w:cs="Consolas" w:eastAsia="Consolas" w:hAnsi="Consolas"/>
+                <w:color w:val="2E3A36"/>
+                <w:sz w:val="16"/>
+                <w:szCs w:val="16"/>
+              </w:rPr>
+              <w:t xml:space="preserve">ci / checks</w:t>
+            </w:r>
+            <w:r>
+              <w:rPr>
+                <w:rFonts w:ascii="Calibri" w:cs="Calibri" w:eastAsia="Calibri" w:hAnsi="Calibri"/>
+                <w:sz w:val="18"/>
+                <w:szCs w:val="18"/>
+              </w:rPr>
+              <w:t xml:space="preserve"> pasa a ser obligatorio, además de la aprobación de Code Owners</w:t>
+            </w:r>
+          </w:p>
+        </w:tc>
+      </w:tr>
+    </w:tbl>
+    <w:p>
+      <w:pPr>
+        <w:spacing w:after="120"/>
+      </w:pPr>
+    </w:p>
+    <w:p>
+      <w:pPr>
+        <w:keepNext w:val="false"/>
+        <w:spacing w:after="140" w:line="288"/>
+        <w:jc w:val="both"/>
+      </w:pPr>
+      <w:r>
+        <w:rPr>
+          <w:rFonts w:ascii="Calibri" w:cs="Calibri" w:eastAsia="Calibri" w:hAnsi="Calibri"/>
+        </w:rPr>
+        <w:t xml:space="preserve">El workflow de core se escribió con las mismas precauciones que el triage. Las acciones van fijadas por SHA y no por etiqueta, el job solo tiene permiso de lectura y no conserva credenciales, y las entradas llegan a la shell por variables de entorno. El agente no puede cambiar nada de esto: el workflow vive en core y la App del agente no tiene permiso sobre </w:t>
+      </w:r>
+      <w:r>
+        <w:rPr>
+          <w:rFonts w:ascii="Consolas" w:cs="Consolas" w:eastAsia="Consolas" w:hAnsi="Consolas"/>
+          <w:color w:val="2E3A36"/>
+          <w:sz w:val="20"/>
+          <w:szCs w:val="20"/>
+        </w:rPr>
+        <w:t xml:space="preserve">.github/workflows/</w:t>
+      </w:r>
+      <w:r>
+        <w:rPr>
+          <w:rFonts w:ascii="Calibri" w:cs="Calibri" w:eastAsia="Calibri" w:hAnsi="Calibri"/>
+        </w:rPr>
+        <w:t xml:space="preserve"> en app.</w:t>
+      </w:r>
+    </w:p>
+    <w:p>
+      <w:pPr>
+        <w:pStyle w:val="Heading3"/>
+        <w:keepNext/>
+      </w:pPr>
+      <w:r>
+        <w:rPr>
+          <w:rFonts w:ascii="Calibri" w:cs="Calibri" w:eastAsia="Calibri" w:hAnsi="Calibri"/>
+        </w:rPr>
+        <w:t xml:space="preserve">Puesta en marcha</w:t>
+      </w:r>
+    </w:p>
+    <w:p>
+      <w:pPr>
+        <w:keepNext w:val="false"/>
+        <w:spacing w:after="140" w:line="288"/>
+        <w:jc w:val="both"/>
+      </w:pPr>
+      <w:r>
+        <w:rPr>
+          <w:rFonts w:ascii="Calibri" w:cs="Calibri" w:eastAsia="Calibri" w:hAnsi="Calibri"/>
+        </w:rPr>
+        <w:t xml:space="preserve">Para que app viera el workflow nuevo hubo que mover la etiqueta </w:t>
+      </w:r>
+      <w:r>
+        <w:rPr>
+          <w:rFonts w:ascii="Consolas" w:cs="Consolas" w:eastAsia="Consolas" w:hAnsi="Consolas"/>
+          <w:color w:val="2E3A36"/>
+          <w:sz w:val="20"/>
+          <w:szCs w:val="20"/>
+        </w:rPr>
+        <w:t xml:space="preserve">v1</w:t>
+      </w:r>
+      <w:r>
+        <w:rPr>
+          <w:rFonts w:ascii="Calibri" w:cs="Calibri" w:eastAsia="Calibri" w:hAnsi="Calibri"/>
+        </w:rPr>
+        <w:t xml:space="preserve"> de core a la nueva </w:t>
+      </w:r>
+      <w:r>
+        <w:rPr>
+          <w:rFonts w:ascii="Consolas" w:cs="Consolas" w:eastAsia="Consolas" w:hAnsi="Consolas"/>
+          <w:color w:val="2E3A36"/>
+          <w:sz w:val="20"/>
+          <w:szCs w:val="20"/>
+        </w:rPr>
+        <w:t xml:space="preserve">main</w:t>
+      </w:r>
+      <w:r>
+        <w:rPr>
+          <w:rFonts w:ascii="Calibri" w:cs="Calibri" w:eastAsia="Calibri" w:hAnsi="Calibri"/>
+        </w:rPr>
+        <w:t xml:space="preserve">. El responsable se encontró con dos obstáculos. GitHub le pidió activar la verificación en dos pasos y, con ella activa, git ya no aceptaba la contraseña por HTTPS; se resolvió moviendo la etiqueta desde la web (borrar la release y la etiqueta y crearlas de nuevo sobre </w:t>
+      </w:r>
+      <w:r>
+        <w:rPr>
+          <w:rFonts w:ascii="Consolas" w:cs="Consolas" w:eastAsia="Consolas" w:hAnsi="Consolas"/>
+          <w:color w:val="2E3A36"/>
+          <w:sz w:val="20"/>
+          <w:szCs w:val="20"/>
+        </w:rPr>
+        <w:t xml:space="preserve">main</w:t>
+      </w:r>
+      <w:r>
+        <w:rPr>
+          <w:rFonts w:ascii="Calibri" w:cs="Calibri" w:eastAsia="Calibri" w:hAnsi="Calibri"/>
+        </w:rPr>
+        <w:t xml:space="preserve">, junto con una </w:t>
+      </w:r>
+      <w:r>
+        <w:rPr>
+          <w:rFonts w:ascii="Consolas" w:cs="Consolas" w:eastAsia="Consolas" w:hAnsi="Consolas"/>
+          <w:color w:val="2E3A36"/>
+          <w:sz w:val="20"/>
+          <w:szCs w:val="20"/>
+        </w:rPr>
+        <w:t xml:space="preserve">v1.1.0</w:t>
+      </w:r>
+      <w:r>
+        <w:rPr>
+          <w:rFonts w:ascii="Calibri" w:cs="Calibri" w:eastAsia="Calibri" w:hAnsi="Calibri"/>
+        </w:rPr>
+        <w:t xml:space="preserve">). Después, la primera ejecución del CI en app#11 no se podía relanzar, porque había fallado antes de arrancar al no encontrar el workflow en la </w:t>
+      </w:r>
+      <w:r>
+        <w:rPr>
+          <w:rFonts w:ascii="Consolas" w:cs="Consolas" w:eastAsia="Consolas" w:hAnsi="Consolas"/>
+          <w:color w:val="2E3A36"/>
+          <w:sz w:val="20"/>
+          <w:szCs w:val="20"/>
+        </w:rPr>
+        <w:t xml:space="preserve">v1</w:t>
+      </w:r>
+      <w:r>
+        <w:rPr>
+          <w:rFonts w:ascii="Calibri" w:cs="Calibri" w:eastAsia="Calibri" w:hAnsi="Calibri"/>
+        </w:rPr>
+        <w:t xml:space="preserve"> antigua; un commit vacío en la rama lanzó una ejecución nueva, que salió en verde.</w:t>
+      </w:r>
+    </w:p>
+    <w:p>
+      <w:pPr>
+        <w:pStyle w:val="Heading3"/>
+        <w:keepNext/>
+      </w:pPr>
+      <w:r>
+        <w:rPr>
+          <w:rFonts w:ascii="Calibri" w:cs="Calibri" w:eastAsia="Calibri" w:hAnsi="Calibri"/>
+        </w:rPr>
+        <w:t xml:space="preserve">Prueba del bloqueo</w:t>
+      </w:r>
+    </w:p>
+    <w:p>
+      <w:pPr>
+        <w:keepNext w:val="false"/>
+        <w:spacing w:after="140" w:line="288"/>
+        <w:jc w:val="both"/>
+      </w:pPr>
+      <w:r>
+        <w:rPr>
+          <w:rFonts w:ascii="Calibri" w:cs="Calibri" w:eastAsia="Calibri" w:hAnsi="Calibri"/>
+        </w:rPr>
+        <w:t xml:space="preserve">Para comprobar que el check bloquea de verdad se abrió un PR de prueba (app#12) con un </w:t>
+      </w:r>
+      <w:r>
+        <w:rPr>
+          <w:rFonts w:ascii="Consolas" w:cs="Consolas" w:eastAsia="Consolas" w:hAnsi="Consolas"/>
+          <w:color w:val="2E3A36"/>
+          <w:sz w:val="20"/>
+          <w:szCs w:val="20"/>
+        </w:rPr>
+        <w:t xml:space="preserve">import</w:t>
+      </w:r>
+      <w:r>
+        <w:rPr>
+          <w:rFonts w:ascii="Calibri" w:cs="Calibri" w:eastAsia="Calibri" w:hAnsi="Calibri"/>
+        </w:rPr>
+        <w:t xml:space="preserve"> sin usar. El CI terminó en rojo con la anotación de ruff en la línea exacta (</w:t>
+      </w:r>
+      <w:r>
+        <w:rPr>
+          <w:rFonts w:ascii="Consolas" w:cs="Consolas" w:eastAsia="Consolas" w:hAnsi="Consolas"/>
+          <w:color w:val="2E3A36"/>
+          <w:sz w:val="20"/>
+          <w:szCs w:val="20"/>
+        </w:rPr>
+        <w:t xml:space="preserve">F401 os imported but unused</w:t>
+      </w:r>
+      <w:r>
+        <w:rPr>
+          <w:rFonts w:ascii="Calibri" w:cs="Calibri" w:eastAsia="Calibri" w:hAnsi="Calibri"/>
+        </w:rPr>
+        <w:t xml:space="preserve">) y GitHub marcó el PR como bloqueado. El PR se cerró sin fusionar.</w:t>
+      </w:r>
+    </w:p>
+    <w:p>
+      <w:pPr>
+        <w:pStyle w:val="Heading2"/>
+        <w:keepNext/>
+      </w:pPr>
+      <w:r>
+        <w:rPr>
+          <w:rFonts w:ascii="Calibri" w:cs="Calibri" w:eastAsia="Calibri" w:hAnsi="Calibri"/>
+        </w:rPr>
         <w:t xml:space="preserve">Tareas pendientes</w:t>
       </w:r>
     </w:p>
@@ -14776,7 +15482,7 @@
           <w:sz w:val="21"/>
           <w:szCs w:val="21"/>
         </w:rPr>
-        <w:t xml:space="preserve">Las secciones de las tareas 6 a 12 y de las extensiones B a F se añadirán a medida que se implementen: CI, análisis de seguridad, agente revisor, agente autónomo, cadena de suministro, despliegue GitOps, </w:t>
+        <w:t xml:space="preserve">Las secciones de las tareas 7 a 12 y de las extensiones B a F se añadirán a medida que se implementen: análisis de seguridad, agente revisor, agente autónomo, cadena de suministro, despliegue GitOps, </w:t>
       </w:r>
       <w:r>
         <w:rPr>
@@ -22525,9 +23231,9 @@
         </w:tblBorders>
       </w:tblPr>
       <w:tblGrid>
-        <w:gridCol w:w="700"/>
-        <w:gridCol w:w="2941"/>
-        <w:gridCol w:w="3829"/>
+        <w:gridCol w:w="1181"/>
+        <w:gridCol w:w="3287"/>
+        <w:gridCol w:w="3002"/>
         <w:gridCol w:w="1600"/>
       </w:tblGrid>
       <w:tr>
@@ -22536,7 +23242,7 @@
         </w:trPr>
         <w:tc>
           <w:tcPr>
-            <w:tcW w:type="dxa" w:w="700"/>
+            <w:tcW w:type="dxa" w:w="1181"/>
             <w:shd w:fill="E3EEEA" w:color="auto" w:val="clear"/>
             <w:tcMar>
               <w:top w:type="dxa" w:w="60"/>
@@ -22563,7 +23269,7 @@
         </w:tc>
         <w:tc>
           <w:tcPr>
-            <w:tcW w:type="dxa" w:w="2941"/>
+            <w:tcW w:type="dxa" w:w="3287"/>
             <w:shd w:fill="E3EEEA" w:color="auto" w:val="clear"/>
             <w:tcMar>
               <w:top w:type="dxa" w:w="60"/>
@@ -22590,7 +23296,7 @@
         </w:tc>
         <w:tc>
           <w:tcPr>
-            <w:tcW w:type="dxa" w:w="3829"/>
+            <w:tcW w:type="dxa" w:w="3002"/>
             <w:shd w:fill="E3EEEA" w:color="auto" w:val="clear"/>
             <w:tcMar>
               <w:top w:type="dxa" w:w="60"/>
@@ -22649,7 +23355,7 @@
         </w:trPr>
         <w:tc>
           <w:tcPr>
-            <w:tcW w:type="dxa" w:w="700"/>
+            <w:tcW w:type="dxa" w:w="1181"/>
             <w:tcMar>
               <w:top w:type="dxa" w:w="60"/>
               <w:left w:type="dxa" w:w="100"/>
@@ -22673,7 +23379,7 @@
         </w:tc>
         <w:tc>
           <w:tcPr>
-            <w:tcW w:type="dxa" w:w="2941"/>
+            <w:tcW w:type="dxa" w:w="3287"/>
             <w:tcMar>
               <w:top w:type="dxa" w:w="60"/>
               <w:left w:type="dxa" w:w="100"/>
@@ -22697,7 +23403,7 @@
         </w:tc>
         <w:tc>
           <w:tcPr>
-            <w:tcW w:type="dxa" w:w="3829"/>
+            <w:tcW w:type="dxa" w:w="3002"/>
             <w:tcMar>
               <w:top w:type="dxa" w:w="60"/>
               <w:left w:type="dxa" w:w="100"/>
@@ -22784,7 +23490,7 @@
         </w:trPr>
         <w:tc>
           <w:tcPr>
-            <w:tcW w:type="dxa" w:w="700"/>
+            <w:tcW w:type="dxa" w:w="1181"/>
             <w:tcMar>
               <w:top w:type="dxa" w:w="60"/>
               <w:left w:type="dxa" w:w="100"/>
@@ -22808,7 +23514,7 @@
         </w:tc>
         <w:tc>
           <w:tcPr>
-            <w:tcW w:type="dxa" w:w="2941"/>
+            <w:tcW w:type="dxa" w:w="3287"/>
             <w:tcMar>
               <w:top w:type="dxa" w:w="60"/>
               <w:left w:type="dxa" w:w="100"/>
@@ -22832,7 +23538,7 @@
         </w:tc>
         <w:tc>
           <w:tcPr>
-            <w:tcW w:type="dxa" w:w="3829"/>
+            <w:tcW w:type="dxa" w:w="3002"/>
             <w:tcMar>
               <w:top w:type="dxa" w:w="60"/>
               <w:left w:type="dxa" w:w="100"/>
@@ -22885,7 +23591,7 @@
         </w:trPr>
         <w:tc>
           <w:tcPr>
-            <w:tcW w:type="dxa" w:w="700"/>
+            <w:tcW w:type="dxa" w:w="1181"/>
             <w:tcMar>
               <w:top w:type="dxa" w:w="60"/>
               <w:left w:type="dxa" w:w="100"/>
@@ -22909,7 +23615,7 @@
         </w:tc>
         <w:tc>
           <w:tcPr>
-            <w:tcW w:type="dxa" w:w="2941"/>
+            <w:tcW w:type="dxa" w:w="3287"/>
             <w:tcMar>
               <w:top w:type="dxa" w:w="60"/>
               <w:left w:type="dxa" w:w="100"/>
@@ -22928,31 +23634,39 @@
                 <w:sz w:val="16"/>
                 <w:szCs w:val="16"/>
               </w:rPr>
-              <w:t xml:space="preserve">start-agent.sh: AGENT_APP_ID: Define AGENT_APP_ID</w:t>
-            </w:r>
-          </w:p>
-        </w:tc>
-        <w:tc>
-          <w:tcPr>
-            <w:tcW w:type="dxa" w:w="3829"/>
-            <w:tcMar>
-              <w:top w:type="dxa" w:w="60"/>
-              <w:left w:type="dxa" w:w="100"/>
-              <w:bottom w:type="dxa" w:w="60"/>
-              <w:right w:type="dxa" w:w="100"/>
-            </w:tcMar>
-          </w:tcPr>
-          <w:p>
-            <w:pPr>
-              <w:spacing w:after="0" w:before="0" w:line="252"/>
-            </w:pPr>
-            <w:r>
-              <w:rPr>
-                <w:rFonts w:ascii="Calibri" w:cs="Calibri" w:eastAsia="Calibri" w:hAnsi="Calibri"/>
-                <w:sz w:val="18"/>
-                <w:szCs w:val="18"/>
-              </w:rPr>
-              <w:t xml:space="preserve">Verifica que la variable está en </w:t>
+              <w:t xml:space="preserve">git push</w:t>
+            </w:r>
+            <w:r>
+              <w:rPr>
+                <w:rFonts w:ascii="Calibri" w:cs="Calibri" w:eastAsia="Calibri" w:hAnsi="Calibri"/>
+                <w:sz w:val="18"/>
+                <w:szCs w:val="18"/>
+              </w:rPr>
+              <w:t xml:space="preserve"> rechazado tras activar 2FA</w:t>
+            </w:r>
+          </w:p>
+        </w:tc>
+        <w:tc>
+          <w:tcPr>
+            <w:tcW w:type="dxa" w:w="3002"/>
+            <w:tcMar>
+              <w:top w:type="dxa" w:w="60"/>
+              <w:left w:type="dxa" w:w="100"/>
+              <w:bottom w:type="dxa" w:w="60"/>
+              <w:right w:type="dxa" w:w="100"/>
+            </w:tcMar>
+          </w:tcPr>
+          <w:p>
+            <w:pPr>
+              <w:spacing w:after="0" w:before="0" w:line="252"/>
+            </w:pPr>
+            <w:r>
+              <w:rPr>
+                <w:rFonts w:ascii="Calibri" w:cs="Calibri" w:eastAsia="Calibri" w:hAnsi="Calibri"/>
+                <w:sz w:val="18"/>
+                <w:szCs w:val="18"/>
+              </w:rPr>
+              <w:t xml:space="preserve">Iniciar sesión con </w:t>
             </w:r>
             <w:r>
               <w:rPr>
@@ -22961,15 +23675,50 @@
                 <w:sz w:val="16"/>
                 <w:szCs w:val="16"/>
               </w:rPr>
-              <w:t xml:space="preserve">devcontainer.json</w:t>
-            </w:r>
-            <w:r>
-              <w:rPr>
-                <w:rFonts w:ascii="Calibri" w:cs="Calibri" w:eastAsia="Calibri" w:hAnsi="Calibri"/>
-                <w:sz w:val="18"/>
-                <w:szCs w:val="18"/>
-              </w:rPr>
-              <w:t xml:space="preserve"> y deduce que la terminal estaba fuera del contenedor</w:t>
+              <w:t xml:space="preserve">gh auth login</w:t>
+            </w:r>
+            <w:r>
+              <w:rPr>
+                <w:rFonts w:ascii="Calibri" w:cs="Calibri" w:eastAsia="Calibri" w:hAnsi="Calibri"/>
+                <w:sz w:val="18"/>
+                <w:szCs w:val="18"/>
+              </w:rPr>
+              <w:t xml:space="preserve"> y </w:t>
+            </w:r>
+            <w:r>
+              <w:rPr>
+                <w:rFonts w:ascii="Consolas" w:cs="Consolas" w:eastAsia="Consolas" w:hAnsi="Consolas"/>
+                <w:color w:val="2E3A36"/>
+                <w:sz w:val="16"/>
+                <w:szCs w:val="16"/>
+              </w:rPr>
+              <w:t xml:space="preserve">gh auth setup-git</w:t>
+            </w:r>
+            <w:r>
+              <w:rPr>
+                <w:rFonts w:ascii="Calibri" w:cs="Calibri" w:eastAsia="Calibri" w:hAnsi="Calibri"/>
+                <w:sz w:val="18"/>
+                <w:szCs w:val="18"/>
+              </w:rPr>
+              <w:t xml:space="preserve">, o usar un token </w:t>
+            </w:r>
+            <w:r>
+              <w:rPr>
+                <w:rFonts w:ascii="Calibri" w:cs="Calibri" w:eastAsia="Calibri" w:hAnsi="Calibri"/>
+                <w:i/>
+                <w:iCs/>
+                <w:sz w:val="18"/>
+                <w:szCs w:val="18"/>
+              </w:rPr>
+              <w:t xml:space="preserve">fine-grained</w:t>
+            </w:r>
+            <w:r>
+              <w:rPr>
+                <w:rFonts w:ascii="Calibri" w:cs="Calibri" w:eastAsia="Calibri" w:hAnsi="Calibri"/>
+                <w:sz w:val="18"/>
+                <w:szCs w:val="18"/>
+              </w:rPr>
+              <w:t xml:space="preserve"> como contraseña</w:t>
             </w:r>
           </w:p>
         </w:tc>
@@ -22987,14 +23736,6 @@
             <w:pPr>
               <w:spacing w:after="0" w:before="0" w:line="252"/>
             </w:pPr>
-            <w:r>
-              <w:rPr>
-                <w:rFonts w:ascii="Calibri" w:cs="Calibri" w:eastAsia="Calibri" w:hAnsi="Calibri"/>
-                <w:sz w:val="18"/>
-                <w:szCs w:val="18"/>
-              </w:rPr>
-              <w:t xml:space="preserve">Agente arrancado</w:t>
-            </w:r>
           </w:p>
         </w:tc>
       </w:tr>
@@ -23004,91 +23745,84 @@
         </w:trPr>
         <w:tc>
           <w:tcPr>
-            <w:tcW w:type="dxa" w:w="700"/>
-            <w:tcMar>
-              <w:top w:type="dxa" w:w="60"/>
-              <w:left w:type="dxa" w:w="100"/>
-              <w:bottom w:type="dxa" w:w="60"/>
-              <w:right w:type="dxa" w:w="100"/>
-            </w:tcMar>
-          </w:tcPr>
-          <w:p>
-            <w:pPr>
-              <w:spacing w:after="0" w:before="0" w:line="252"/>
-            </w:pPr>
-            <w:r>
-              <w:rPr>
-                <w:rFonts w:ascii="Calibri" w:cs="Calibri" w:eastAsia="Calibri" w:hAnsi="Calibri"/>
-                <w:sz w:val="18"/>
-                <w:szCs w:val="18"/>
-              </w:rPr>
-              <w:t xml:space="preserve">58</w:t>
-            </w:r>
-          </w:p>
-        </w:tc>
-        <w:tc>
-          <w:tcPr>
-            <w:tcW w:type="dxa" w:w="2941"/>
-            <w:tcMar>
-              <w:top w:type="dxa" w:w="60"/>
-              <w:left w:type="dxa" w:w="100"/>
-              <w:bottom w:type="dxa" w:w="60"/>
-              <w:right w:type="dxa" w:w="100"/>
-            </w:tcMar>
-          </w:tcPr>
-          <w:p>
-            <w:pPr>
-              <w:spacing w:after="0" w:before="0" w:line="252"/>
-            </w:pPr>
-            <w:r>
-              <w:rPr>
-                <w:rFonts w:ascii="Calibri" w:cs="Calibri" w:eastAsia="Calibri" w:hAnsi="Calibri"/>
-                <w:sz w:val="18"/>
-                <w:szCs w:val="18"/>
-              </w:rPr>
-              <w:t xml:space="preserve">«Me pregunta si quiero sobrescribir plan.md»</w:t>
-            </w:r>
-          </w:p>
-        </w:tc>
-        <w:tc>
-          <w:tcPr>
-            <w:tcW w:type="dxa" w:w="3829"/>
-            <w:tcMar>
-              <w:top w:type="dxa" w:w="60"/>
-              <w:left w:type="dxa" w:w="100"/>
-              <w:bottom w:type="dxa" w:w="60"/>
-              <w:right w:type="dxa" w:w="100"/>
-            </w:tcMar>
-          </w:tcPr>
-          <w:p>
-            <w:pPr>
-              <w:spacing w:after="0" w:before="0" w:line="252"/>
-            </w:pPr>
-            <w:r>
-              <w:rPr>
-                <w:rFonts w:ascii="Calibri" w:cs="Calibri" w:eastAsia="Calibri" w:hAnsi="Calibri"/>
-                <w:sz w:val="18"/>
-                <w:szCs w:val="18"/>
-              </w:rPr>
-              <w:t xml:space="preserve">Explica que es la plantilla recién copiada por Spec Kit y el permiso normal de escritura; recomienda permitir ediciones en la sesión, porque el hook y las reglas </w:t>
-            </w:r>
-            <w:r>
-              <w:rPr>
-                <w:rFonts w:ascii="Consolas" w:cs="Consolas" w:eastAsia="Consolas" w:hAnsi="Consolas"/>
-                <w:color w:val="2E3A36"/>
-                <w:sz w:val="16"/>
-                <w:szCs w:val="16"/>
-              </w:rPr>
-              <w:t xml:space="preserve">deny</w:t>
-            </w:r>
-            <w:r>
-              <w:rPr>
-                <w:rFonts w:ascii="Calibri" w:cs="Calibri" w:eastAsia="Calibri" w:hAnsi="Calibri"/>
-                <w:sz w:val="18"/>
-                <w:szCs w:val="18"/>
-              </w:rPr>
-              <w:t xml:space="preserve"> siguen activos</w:t>
-            </w:r>
+            <w:tcW w:type="dxa" w:w="1181"/>
+            <w:tcMar>
+              <w:top w:type="dxa" w:w="60"/>
+              <w:left w:type="dxa" w:w="100"/>
+              <w:bottom w:type="dxa" w:w="60"/>
+              <w:right w:type="dxa" w:w="100"/>
+            </w:tcMar>
+          </w:tcPr>
+          <w:p>
+            <w:pPr>
+              <w:spacing w:after="0" w:before="0" w:line="252"/>
+            </w:pPr>
+            <w:r>
+              <w:rPr>
+                <w:rFonts w:ascii="Calibri" w:cs="Calibri" w:eastAsia="Calibri" w:hAnsi="Calibri"/>
+                <w:sz w:val="18"/>
+                <w:szCs w:val="18"/>
+              </w:rPr>
+              <w:t xml:space="preserve">No aparece </w:t>
+            </w:r>
+            <w:r>
+              <w:rPr>
+                <w:rFonts w:ascii="Calibri" w:cs="Calibri" w:eastAsia="Calibri" w:hAnsi="Calibri"/>
+                <w:i/>
+                <w:iCs/>
+                <w:sz w:val="18"/>
+                <w:szCs w:val="18"/>
+              </w:rPr>
+              <w:t xml:space="preserve">Re-run all jobs</w:t>
+            </w:r>
+            <w:r>
+              <w:rPr>
+                <w:rFonts w:ascii="Calibri" w:cs="Calibri" w:eastAsia="Calibri" w:hAnsi="Calibri"/>
+                <w:sz w:val="18"/>
+                <w:szCs w:val="18"/>
+              </w:rPr>
+              <w:t xml:space="preserve"> en un CI fallido</w:t>
+            </w:r>
+          </w:p>
+        </w:tc>
+        <w:tc>
+          <w:tcPr>
+            <w:tcW w:type="dxa" w:w="3287"/>
+            <w:tcMar>
+              <w:top w:type="dxa" w:w="60"/>
+              <w:left w:type="dxa" w:w="100"/>
+              <w:bottom w:type="dxa" w:w="60"/>
+              <w:right w:type="dxa" w:w="100"/>
+            </w:tcMar>
+          </w:tcPr>
+          <w:p>
+            <w:pPr>
+              <w:spacing w:after="0" w:before="0" w:line="252"/>
+            </w:pPr>
+            <w:r>
+              <w:rPr>
+                <w:rFonts w:ascii="Calibri" w:cs="Calibri" w:eastAsia="Calibri" w:hAnsi="Calibri"/>
+                <w:sz w:val="18"/>
+                <w:szCs w:val="18"/>
+              </w:rPr>
+              <w:t xml:space="preserve">La ejecución falló antes de arrancar (workflow inexistente en la etiqueta); hacer un push nuevo a la rama</w:t>
+            </w:r>
+          </w:p>
+        </w:tc>
+        <w:tc>
+          <w:tcPr>
+            <w:tcW w:type="dxa" w:w="3002"/>
+            <w:tcMar>
+              <w:top w:type="dxa" w:w="60"/>
+              <w:left w:type="dxa" w:w="100"/>
+              <w:bottom w:type="dxa" w:w="60"/>
+              <w:right w:type="dxa" w:w="100"/>
+            </w:tcMar>
+          </w:tcPr>
+          <w:p>
+            <w:pPr>
+              <w:spacing w:after="0" w:before="0" w:line="252"/>
+            </w:pPr>
           </w:p>
         </w:tc>
         <w:tc>
@@ -23105,14 +23839,6 @@
             <w:pPr>
               <w:spacing w:after="0" w:before="0" w:line="252"/>
             </w:pPr>
-            <w:r>
-              <w:rPr>
-                <w:rFonts w:ascii="Calibri" w:cs="Calibri" w:eastAsia="Calibri" w:hAnsi="Calibri"/>
-                <w:sz w:val="18"/>
-                <w:szCs w:val="18"/>
-              </w:rPr>
-              <w:t xml:space="preserve">Plan generado</w:t>
-            </w:r>
           </w:p>
         </w:tc>
       </w:tr>
@@ -23122,73 +23848,91 @@
         </w:trPr>
         <w:tc>
           <w:tcPr>
-            <w:tcW w:type="dxa" w:w="700"/>
-            <w:tcMar>
-              <w:top w:type="dxa" w:w="60"/>
-              <w:left w:type="dxa" w:w="100"/>
-              <w:bottom w:type="dxa" w:w="60"/>
-              <w:right w:type="dxa" w:w="100"/>
-            </w:tcMar>
-          </w:tcPr>
-          <w:p>
-            <w:pPr>
-              <w:spacing w:after="0" w:before="0" w:line="252"/>
-            </w:pPr>
-            <w:r>
-              <w:rPr>
-                <w:rFonts w:ascii="Calibri" w:cs="Calibri" w:eastAsia="Calibri" w:hAnsi="Calibri"/>
-                <w:sz w:val="18"/>
-                <w:szCs w:val="18"/>
-              </w:rPr>
-              <w:t xml:space="preserve">59</w:t>
-            </w:r>
-          </w:p>
-        </w:tc>
-        <w:tc>
-          <w:tcPr>
-            <w:tcW w:type="dxa" w:w="2941"/>
-            <w:tcMar>
-              <w:top w:type="dxa" w:w="60"/>
-              <w:left w:type="dxa" w:w="100"/>
-              <w:bottom w:type="dxa" w:w="60"/>
-              <w:right w:type="dxa" w:w="100"/>
-            </w:tcMar>
-          </w:tcPr>
-          <w:p>
-            <w:pPr>
-              <w:spacing w:after="0" w:before="0" w:line="252"/>
-            </w:pPr>
-            <w:r>
-              <w:rPr>
-                <w:rFonts w:ascii="Calibri" w:cs="Calibri" w:eastAsia="Calibri" w:hAnsi="Calibri"/>
-                <w:sz w:val="18"/>
-                <w:szCs w:val="18"/>
-              </w:rPr>
-              <w:t xml:space="preserve">Informe del agente: PR #10 abierto, 55 tests, decisiones y pendientes</w:t>
-            </w:r>
-          </w:p>
-        </w:tc>
-        <w:tc>
-          <w:tcPr>
-            <w:tcW w:type="dxa" w:w="3829"/>
-            <w:tcMar>
-              <w:top w:type="dxa" w:w="60"/>
-              <w:left w:type="dxa" w:w="100"/>
-              <w:bottom w:type="dxa" w:w="60"/>
-              <w:right w:type="dxa" w:w="100"/>
-            </w:tcMar>
-          </w:tcPr>
-          <w:p>
-            <w:pPr>
-              <w:spacing w:after="0" w:before="0" w:line="252"/>
-            </w:pPr>
-            <w:r>
-              <w:rPr>
-                <w:rFonts w:ascii="Calibri" w:cs="Calibri" w:eastAsia="Calibri" w:hAnsi="Calibri"/>
-                <w:sz w:val="18"/>
-                <w:szCs w:val="18"/>
-              </w:rPr>
-              <w:t xml:space="preserve">Revisa el PR: ningún fichero protegido, tests, lint y tipos en una copia limpia, y la API arrancada endpoint por endpoint. Valora las cuatro decisiones y asigna cada pendiente a una tarea del plan</w:t>
+            <w:tcW w:type="dxa" w:w="1181"/>
+            <w:tcMar>
+              <w:top w:type="dxa" w:w="60"/>
+              <w:left w:type="dxa" w:w="100"/>
+              <w:bottom w:type="dxa" w:w="60"/>
+              <w:right w:type="dxa" w:w="100"/>
+            </w:tcMar>
+          </w:tcPr>
+          <w:p>
+            <w:pPr>
+              <w:spacing w:after="0" w:before="0" w:line="252"/>
+            </w:pPr>
+            <w:r>
+              <w:rPr>
+                <w:rFonts w:ascii="Consolas" w:cs="Consolas" w:eastAsia="Consolas" w:hAnsi="Consolas"/>
+                <w:color w:val="2E3A36"/>
+                <w:sz w:val="16"/>
+                <w:szCs w:val="16"/>
+              </w:rPr>
+              <w:t xml:space="preserve">start-agent.sh: AGENT_APP_ID: Define AGENT_APP_ID</w:t>
+            </w:r>
+          </w:p>
+        </w:tc>
+        <w:tc>
+          <w:tcPr>
+            <w:tcW w:type="dxa" w:w="3287"/>
+            <w:tcMar>
+              <w:top w:type="dxa" w:w="60"/>
+              <w:left w:type="dxa" w:w="100"/>
+              <w:bottom w:type="dxa" w:w="60"/>
+              <w:right w:type="dxa" w:w="100"/>
+            </w:tcMar>
+          </w:tcPr>
+          <w:p>
+            <w:pPr>
+              <w:spacing w:after="0" w:before="0" w:line="252"/>
+            </w:pPr>
+            <w:r>
+              <w:rPr>
+                <w:rFonts w:ascii="Calibri" w:cs="Calibri" w:eastAsia="Calibri" w:hAnsi="Calibri"/>
+                <w:sz w:val="18"/>
+                <w:szCs w:val="18"/>
+              </w:rPr>
+              <w:t xml:space="preserve">Verifica que la variable está en </w:t>
+            </w:r>
+            <w:r>
+              <w:rPr>
+                <w:rFonts w:ascii="Consolas" w:cs="Consolas" w:eastAsia="Consolas" w:hAnsi="Consolas"/>
+                <w:color w:val="2E3A36"/>
+                <w:sz w:val="16"/>
+                <w:szCs w:val="16"/>
+              </w:rPr>
+              <w:t xml:space="preserve">devcontainer.json</w:t>
+            </w:r>
+            <w:r>
+              <w:rPr>
+                <w:rFonts w:ascii="Calibri" w:cs="Calibri" w:eastAsia="Calibri" w:hAnsi="Calibri"/>
+                <w:sz w:val="18"/>
+                <w:szCs w:val="18"/>
+              </w:rPr>
+              <w:t xml:space="preserve"> y deduce que la terminal estaba fuera del contenedor</w:t>
+            </w:r>
+          </w:p>
+        </w:tc>
+        <w:tc>
+          <w:tcPr>
+            <w:tcW w:type="dxa" w:w="3002"/>
+            <w:tcMar>
+              <w:top w:type="dxa" w:w="60"/>
+              <w:left w:type="dxa" w:w="100"/>
+              <w:bottom w:type="dxa" w:w="60"/>
+              <w:right w:type="dxa" w:w="100"/>
+            </w:tcMar>
+          </w:tcPr>
+          <w:p>
+            <w:pPr>
+              <w:spacing w:after="0" w:before="0" w:line="252"/>
+            </w:pPr>
+            <w:r>
+              <w:rPr>
+                <w:rFonts w:ascii="Calibri" w:cs="Calibri" w:eastAsia="Calibri" w:hAnsi="Calibri"/>
+                <w:sz w:val="18"/>
+                <w:szCs w:val="18"/>
+              </w:rPr>
+              <w:t xml:space="preserve">Agente arrancado</w:t>
             </w:r>
           </w:p>
         </w:tc>
@@ -23206,14 +23950,6 @@
             <w:pPr>
               <w:spacing w:after="0" w:before="0" w:line="252"/>
             </w:pPr>
-            <w:r>
-              <w:rPr>
-                <w:rFonts w:ascii="Calibri" w:cs="Calibri" w:eastAsia="Calibri" w:hAnsi="Calibri"/>
-                <w:sz w:val="18"/>
-                <w:szCs w:val="18"/>
-              </w:rPr>
-              <w:t xml:space="preserve">Recomendación de aprobar</w:t>
-            </w:r>
           </w:p>
         </w:tc>
       </w:tr>
@@ -23223,7 +23959,226 @@
         </w:trPr>
         <w:tc>
           <w:tcPr>
-            <w:tcW w:type="dxa" w:w="700"/>
+            <w:tcW w:type="dxa" w:w="1181"/>
+            <w:tcMar>
+              <w:top w:type="dxa" w:w="60"/>
+              <w:left w:type="dxa" w:w="100"/>
+              <w:bottom w:type="dxa" w:w="60"/>
+              <w:right w:type="dxa" w:w="100"/>
+            </w:tcMar>
+          </w:tcPr>
+          <w:p>
+            <w:pPr>
+              <w:spacing w:after="0" w:before="0" w:line="252"/>
+            </w:pPr>
+            <w:r>
+              <w:rPr>
+                <w:rFonts w:ascii="Calibri" w:cs="Calibri" w:eastAsia="Calibri" w:hAnsi="Calibri"/>
+                <w:sz w:val="18"/>
+                <w:szCs w:val="18"/>
+              </w:rPr>
+              <w:t xml:space="preserve">58</w:t>
+            </w:r>
+          </w:p>
+        </w:tc>
+        <w:tc>
+          <w:tcPr>
+            <w:tcW w:type="dxa" w:w="3287"/>
+            <w:tcMar>
+              <w:top w:type="dxa" w:w="60"/>
+              <w:left w:type="dxa" w:w="100"/>
+              <w:bottom w:type="dxa" w:w="60"/>
+              <w:right w:type="dxa" w:w="100"/>
+            </w:tcMar>
+          </w:tcPr>
+          <w:p>
+            <w:pPr>
+              <w:spacing w:after="0" w:before="0" w:line="252"/>
+            </w:pPr>
+            <w:r>
+              <w:rPr>
+                <w:rFonts w:ascii="Calibri" w:cs="Calibri" w:eastAsia="Calibri" w:hAnsi="Calibri"/>
+                <w:sz w:val="18"/>
+                <w:szCs w:val="18"/>
+              </w:rPr>
+              <w:t xml:space="preserve">«Me pregunta si quiero sobrescribir plan.md»</w:t>
+            </w:r>
+          </w:p>
+        </w:tc>
+        <w:tc>
+          <w:tcPr>
+            <w:tcW w:type="dxa" w:w="3002"/>
+            <w:tcMar>
+              <w:top w:type="dxa" w:w="60"/>
+              <w:left w:type="dxa" w:w="100"/>
+              <w:bottom w:type="dxa" w:w="60"/>
+              <w:right w:type="dxa" w:w="100"/>
+            </w:tcMar>
+          </w:tcPr>
+          <w:p>
+            <w:pPr>
+              <w:spacing w:after="0" w:before="0" w:line="252"/>
+            </w:pPr>
+            <w:r>
+              <w:rPr>
+                <w:rFonts w:ascii="Calibri" w:cs="Calibri" w:eastAsia="Calibri" w:hAnsi="Calibri"/>
+                <w:sz w:val="18"/>
+                <w:szCs w:val="18"/>
+              </w:rPr>
+              <w:t xml:space="preserve">Explica que es la plantilla recién copiada por Spec Kit y el permiso normal de escritura; recomienda permitir ediciones en la sesión, porque el hook y las reglas </w:t>
+            </w:r>
+            <w:r>
+              <w:rPr>
+                <w:rFonts w:ascii="Consolas" w:cs="Consolas" w:eastAsia="Consolas" w:hAnsi="Consolas"/>
+                <w:color w:val="2E3A36"/>
+                <w:sz w:val="16"/>
+                <w:szCs w:val="16"/>
+              </w:rPr>
+              <w:t xml:space="preserve">deny</w:t>
+            </w:r>
+            <w:r>
+              <w:rPr>
+                <w:rFonts w:ascii="Calibri" w:cs="Calibri" w:eastAsia="Calibri" w:hAnsi="Calibri"/>
+                <w:sz w:val="18"/>
+                <w:szCs w:val="18"/>
+              </w:rPr>
+              <w:t xml:space="preserve"> siguen activos</w:t>
+            </w:r>
+          </w:p>
+        </w:tc>
+        <w:tc>
+          <w:tcPr>
+            <w:tcW w:type="dxa" w:w="1600"/>
+            <w:tcMar>
+              <w:top w:type="dxa" w:w="60"/>
+              <w:left w:type="dxa" w:w="100"/>
+              <w:bottom w:type="dxa" w:w="60"/>
+              <w:right w:type="dxa" w:w="100"/>
+            </w:tcMar>
+          </w:tcPr>
+          <w:p>
+            <w:pPr>
+              <w:spacing w:after="0" w:before="0" w:line="252"/>
+            </w:pPr>
+            <w:r>
+              <w:rPr>
+                <w:rFonts w:ascii="Calibri" w:cs="Calibri" w:eastAsia="Calibri" w:hAnsi="Calibri"/>
+                <w:sz w:val="18"/>
+                <w:szCs w:val="18"/>
+              </w:rPr>
+              <w:t xml:space="preserve">Plan generado</w:t>
+            </w:r>
+          </w:p>
+        </w:tc>
+      </w:tr>
+      <w:tr>
+        <w:trPr>
+          <w:cantSplit/>
+        </w:trPr>
+        <w:tc>
+          <w:tcPr>
+            <w:tcW w:type="dxa" w:w="1181"/>
+            <w:tcMar>
+              <w:top w:type="dxa" w:w="60"/>
+              <w:left w:type="dxa" w:w="100"/>
+              <w:bottom w:type="dxa" w:w="60"/>
+              <w:right w:type="dxa" w:w="100"/>
+            </w:tcMar>
+          </w:tcPr>
+          <w:p>
+            <w:pPr>
+              <w:spacing w:after="0" w:before="0" w:line="252"/>
+            </w:pPr>
+            <w:r>
+              <w:rPr>
+                <w:rFonts w:ascii="Calibri" w:cs="Calibri" w:eastAsia="Calibri" w:hAnsi="Calibri"/>
+                <w:sz w:val="18"/>
+                <w:szCs w:val="18"/>
+              </w:rPr>
+              <w:t xml:space="preserve">59</w:t>
+            </w:r>
+          </w:p>
+        </w:tc>
+        <w:tc>
+          <w:tcPr>
+            <w:tcW w:type="dxa" w:w="3287"/>
+            <w:tcMar>
+              <w:top w:type="dxa" w:w="60"/>
+              <w:left w:type="dxa" w:w="100"/>
+              <w:bottom w:type="dxa" w:w="60"/>
+              <w:right w:type="dxa" w:w="100"/>
+            </w:tcMar>
+          </w:tcPr>
+          <w:p>
+            <w:pPr>
+              <w:spacing w:after="0" w:before="0" w:line="252"/>
+            </w:pPr>
+            <w:r>
+              <w:rPr>
+                <w:rFonts w:ascii="Calibri" w:cs="Calibri" w:eastAsia="Calibri" w:hAnsi="Calibri"/>
+                <w:sz w:val="18"/>
+                <w:szCs w:val="18"/>
+              </w:rPr>
+              <w:t xml:space="preserve">Informe del agente: PR #10 abierto, 55 tests, decisiones y pendientes</w:t>
+            </w:r>
+          </w:p>
+        </w:tc>
+        <w:tc>
+          <w:tcPr>
+            <w:tcW w:type="dxa" w:w="3002"/>
+            <w:tcMar>
+              <w:top w:type="dxa" w:w="60"/>
+              <w:left w:type="dxa" w:w="100"/>
+              <w:bottom w:type="dxa" w:w="60"/>
+              <w:right w:type="dxa" w:w="100"/>
+            </w:tcMar>
+          </w:tcPr>
+          <w:p>
+            <w:pPr>
+              <w:spacing w:after="0" w:before="0" w:line="252"/>
+            </w:pPr>
+            <w:r>
+              <w:rPr>
+                <w:rFonts w:ascii="Calibri" w:cs="Calibri" w:eastAsia="Calibri" w:hAnsi="Calibri"/>
+                <w:sz w:val="18"/>
+                <w:szCs w:val="18"/>
+              </w:rPr>
+              <w:t xml:space="preserve">Revisa el PR: ningún fichero protegido, tests, lint y tipos en una copia limpia, y la API arrancada endpoint por endpoint. Valora las cuatro decisiones y asigna cada pendiente a una tarea del plan</w:t>
+            </w:r>
+          </w:p>
+        </w:tc>
+        <w:tc>
+          <w:tcPr>
+            <w:tcW w:type="dxa" w:w="1600"/>
+            <w:tcMar>
+              <w:top w:type="dxa" w:w="60"/>
+              <w:left w:type="dxa" w:w="100"/>
+              <w:bottom w:type="dxa" w:w="60"/>
+              <w:right w:type="dxa" w:w="100"/>
+            </w:tcMar>
+          </w:tcPr>
+          <w:p>
+            <w:pPr>
+              <w:spacing w:after="0" w:before="0" w:line="252"/>
+            </w:pPr>
+            <w:r>
+              <w:rPr>
+                <w:rFonts w:ascii="Calibri" w:cs="Calibri" w:eastAsia="Calibri" w:hAnsi="Calibri"/>
+                <w:sz w:val="18"/>
+                <w:szCs w:val="18"/>
+              </w:rPr>
+              <w:t xml:space="preserve">Recomendación de aprobar</w:t>
+            </w:r>
+          </w:p>
+        </w:tc>
+      </w:tr>
+      <w:tr>
+        <w:trPr>
+          <w:cantSplit/>
+        </w:trPr>
+        <w:tc>
+          <w:tcPr>
+            <w:tcW w:type="dxa" w:w="1181"/>
             <w:tcMar>
               <w:top w:type="dxa" w:w="60"/>
               <w:left w:type="dxa" w:w="100"/>
@@ -23247,7 +24202,7 @@
         </w:tc>
         <w:tc>
           <w:tcPr>
-            <w:tcW w:type="dxa" w:w="2941"/>
+            <w:tcW w:type="dxa" w:w="3287"/>
             <w:tcMar>
               <w:top w:type="dxa" w:w="60"/>
               <w:left w:type="dxa" w:w="100"/>
@@ -23271,7 +24226,7 @@
         </w:tc>
         <w:tc>
           <w:tcPr>
-            <w:tcW w:type="dxa" w:w="3829"/>
+            <w:tcW w:type="dxa" w:w="3002"/>
             <w:tcMar>
               <w:top w:type="dxa" w:w="60"/>
               <w:left w:type="dxa" w:w="100"/>
@@ -23326,18 +24281,6 @@
     </w:p>
     <w:p>
       <w:pPr>
-        <w:pStyle w:val="Heading2"/>
-        <w:keepNext/>
-      </w:pPr>
-      <w:r>
-        <w:rPr>
-          <w:rFonts w:ascii="Calibri" w:cs="Calibri" w:eastAsia="Calibri" w:hAnsi="Calibri"/>
-        </w:rPr>
-        <w:t xml:space="preserve">Pruebas realizadas y resultados</w:t>
-      </w:r>
-    </w:p>
-    <w:p>
-      <w:pPr>
         <w:pStyle w:val="Heading3"/>
         <w:keepNext/>
       </w:pPr>
@@ -23345,7 +24288,7 @@
         <w:rPr>
           <w:rFonts w:ascii="Calibri" w:cs="Calibri" w:eastAsia="Calibri" w:hAnsi="Calibri"/>
         </w:rPr>
-        <w:t xml:space="preserve">Pruebas automáticas</w:t>
+        <w:t xml:space="preserve">Fase 10 · CI obligatorio (11 de octubre)</w:t>
       </w:r>
     </w:p>
     <w:tbl>
@@ -23361,9 +24304,10 @@
         </w:tblBorders>
       </w:tblPr>
       <w:tblGrid>
-        <w:gridCol w:w="2548"/>
-        <w:gridCol w:w="4869"/>
-        <w:gridCol w:w="1653"/>
+        <w:gridCol w:w="700"/>
+        <w:gridCol w:w="3088"/>
+        <w:gridCol w:w="3682"/>
+        <w:gridCol w:w="1600"/>
       </w:tblGrid>
       <w:tr>
         <w:trPr>
@@ -23371,7 +24315,7 @@
         </w:trPr>
         <w:tc>
           <w:tcPr>
-            <w:tcW w:type="dxa" w:w="2548"/>
+            <w:tcW w:type="dxa" w:w="700"/>
             <w:shd w:fill="E3EEEA" w:color="auto" w:val="clear"/>
             <w:tcMar>
               <w:top w:type="dxa" w:w="60"/>
@@ -23392,13 +24336,13 @@
                 <w:sz w:val="18"/>
                 <w:szCs w:val="18"/>
               </w:rPr>
-              <w:t xml:space="preserve">Componente</w:t>
-            </w:r>
-          </w:p>
-        </w:tc>
-        <w:tc>
-          <w:tcPr>
-            <w:tcW w:type="dxa" w:w="4869"/>
+              <w:t xml:space="preserve">#</w:t>
+            </w:r>
+          </w:p>
+        </w:tc>
+        <w:tc>
+          <w:tcPr>
+            <w:tcW w:type="dxa" w:w="3088"/>
             <w:shd w:fill="E3EEEA" w:color="auto" w:val="clear"/>
             <w:tcMar>
               <w:top w:type="dxa" w:w="60"/>
@@ -23419,13 +24363,40 @@
                 <w:sz w:val="18"/>
                 <w:szCs w:val="18"/>
               </w:rPr>
-              <w:t xml:space="preserve">Pruebas</w:t>
-            </w:r>
-          </w:p>
-        </w:tc>
-        <w:tc>
-          <w:tcPr>
-            <w:tcW w:type="dxa" w:w="1653"/>
+              <w:t xml:space="preserve">Petición del autor</w:t>
+            </w:r>
+          </w:p>
+        </w:tc>
+        <w:tc>
+          <w:tcPr>
+            <w:tcW w:type="dxa" w:w="3682"/>
+            <w:shd w:fill="E3EEEA" w:color="auto" w:val="clear"/>
+            <w:tcMar>
+              <w:top w:type="dxa" w:w="60"/>
+              <w:left w:type="dxa" w:w="100"/>
+              <w:bottom w:type="dxa" w:w="60"/>
+              <w:right w:type="dxa" w:w="100"/>
+            </w:tcMar>
+          </w:tcPr>
+          <w:p>
+            <w:pPr>
+              <w:spacing w:after="0" w:before="0" w:line="252"/>
+            </w:pPr>
+            <w:r>
+              <w:rPr>
+                <w:rFonts w:ascii="Calibri" w:cs="Calibri" w:eastAsia="Calibri" w:hAnsi="Calibri"/>
+                <w:b/>
+                <w:bCs/>
+                <w:sz w:val="18"/>
+                <w:szCs w:val="18"/>
+              </w:rPr>
+              <w:t xml:space="preserve">Respuesta y acción del modelo</w:t>
+            </w:r>
+          </w:p>
+        </w:tc>
+        <w:tc>
+          <w:tcPr>
+            <w:tcW w:type="dxa" w:w="1600"/>
             <w:shd w:fill="E3EEEA" w:color="auto" w:val="clear"/>
             <w:tcMar>
               <w:top w:type="dxa" w:w="60"/>
@@ -23457,82 +24428,97 @@
         </w:trPr>
         <w:tc>
           <w:tcPr>
-            <w:tcW w:type="dxa" w:w="2548"/>
-            <w:tcMar>
-              <w:top w:type="dxa" w:w="60"/>
-              <w:left w:type="dxa" w:w="100"/>
-              <w:bottom w:type="dxa" w:w="60"/>
-              <w:right w:type="dxa" w:w="100"/>
-            </w:tcMar>
-          </w:tcPr>
-          <w:p>
-            <w:pPr>
-              <w:spacing w:after="0" w:before="0" w:line="252"/>
-            </w:pPr>
-            <w:r>
-              <w:rPr>
-                <w:rFonts w:ascii="Calibri" w:cs="Calibri" w:eastAsia="Calibri" w:hAnsi="Calibri"/>
-                <w:sz w:val="18"/>
-                <w:szCs w:val="18"/>
-              </w:rPr>
-              <w:t xml:space="preserve">Hook </w:t>
-            </w:r>
-            <w:r>
-              <w:rPr>
-                <w:rFonts w:ascii="Consolas" w:cs="Consolas" w:eastAsia="Consolas" w:hAnsi="Consolas"/>
-                <w:color w:val="2E3A36"/>
-                <w:sz w:val="16"/>
-                <w:szCs w:val="16"/>
-              </w:rPr>
-              <w:t xml:space="preserve">guard.py</w:t>
-            </w:r>
-          </w:p>
-        </w:tc>
-        <w:tc>
-          <w:tcPr>
-            <w:tcW w:type="dxa" w:w="4869"/>
-            <w:tcMar>
-              <w:top w:type="dxa" w:w="60"/>
-              <w:left w:type="dxa" w:w="100"/>
-              <w:bottom w:type="dxa" w:w="60"/>
-              <w:right w:type="dxa" w:w="100"/>
-            </w:tcMar>
-          </w:tcPr>
-          <w:p>
-            <w:pPr>
-              <w:spacing w:after="0" w:before="0" w:line="252"/>
-            </w:pPr>
-            <w:r>
-              <w:rPr>
-                <w:rFonts w:ascii="Calibri" w:cs="Calibri" w:eastAsia="Calibri" w:hAnsi="Calibri"/>
-                <w:sz w:val="18"/>
-                <w:szCs w:val="18"/>
-              </w:rPr>
-              <w:t xml:space="preserve">45 casos: 21 comandos que deben bloquearse, 10 que deben permitirse, ficheros protegidos, secretos y auditoría</w:t>
-            </w:r>
-          </w:p>
-        </w:tc>
-        <w:tc>
-          <w:tcPr>
-            <w:tcW w:type="dxa" w:w="1653"/>
-            <w:tcMar>
-              <w:top w:type="dxa" w:w="60"/>
-              <w:left w:type="dxa" w:w="100"/>
-              <w:bottom w:type="dxa" w:w="60"/>
-              <w:right w:type="dxa" w:w="100"/>
-            </w:tcMar>
-          </w:tcPr>
-          <w:p>
-            <w:pPr>
-              <w:spacing w:after="0" w:before="0" w:line="252"/>
-            </w:pPr>
-            <w:r>
-              <w:rPr>
-                <w:rFonts w:ascii="Calibri" w:cs="Calibri" w:eastAsia="Calibri" w:hAnsi="Calibri"/>
-                <w:sz w:val="18"/>
-                <w:szCs w:val="18"/>
-              </w:rPr>
-              <w:t xml:space="preserve">45/45 superadas</w:t>
+            <w:tcW w:type="dxa" w:w="700"/>
+            <w:tcMar>
+              <w:top w:type="dxa" w:w="60"/>
+              <w:left w:type="dxa" w:w="100"/>
+              <w:bottom w:type="dxa" w:w="60"/>
+              <w:right w:type="dxa" w:w="100"/>
+            </w:tcMar>
+          </w:tcPr>
+          <w:p>
+            <w:pPr>
+              <w:spacing w:after="0" w:before="0" w:line="252"/>
+            </w:pPr>
+            <w:r>
+              <w:rPr>
+                <w:rFonts w:ascii="Calibri" w:cs="Calibri" w:eastAsia="Calibri" w:hAnsi="Calibri"/>
+                <w:sz w:val="18"/>
+                <w:szCs w:val="18"/>
+              </w:rPr>
+              <w:t xml:space="preserve">61</w:t>
+            </w:r>
+          </w:p>
+        </w:tc>
+        <w:tc>
+          <w:tcPr>
+            <w:tcW w:type="dxa" w:w="3088"/>
+            <w:tcMar>
+              <w:top w:type="dxa" w:w="60"/>
+              <w:left w:type="dxa" w:w="100"/>
+              <w:bottom w:type="dxa" w:w="60"/>
+              <w:right w:type="dxa" w:w="100"/>
+            </w:tcMar>
+          </w:tcPr>
+          <w:p>
+            <w:pPr>
+              <w:spacing w:after="0" w:before="0" w:line="252"/>
+            </w:pPr>
+            <w:r>
+              <w:rPr>
+                <w:rFonts w:ascii="Calibri" w:cs="Calibri" w:eastAsia="Calibri" w:hAnsi="Calibri"/>
+                <w:sz w:val="18"/>
+                <w:szCs w:val="18"/>
+              </w:rPr>
+              <w:t xml:space="preserve">«Olvídate de la limitación de 45 páginas»</w:t>
+            </w:r>
+          </w:p>
+        </w:tc>
+        <w:tc>
+          <w:tcPr>
+            <w:tcW w:type="dxa" w:w="3682"/>
+            <w:tcMar>
+              <w:top w:type="dxa" w:w="60"/>
+              <w:left w:type="dxa" w:w="100"/>
+              <w:bottom w:type="dxa" w:w="60"/>
+              <w:right w:type="dxa" w:w="100"/>
+            </w:tcMar>
+          </w:tcPr>
+          <w:p>
+            <w:pPr>
+              <w:spacing w:after="0" w:before="0" w:line="252"/>
+            </w:pPr>
+            <w:r>
+              <w:rPr>
+                <w:rFonts w:ascii="Calibri" w:cs="Calibri" w:eastAsia="Calibri" w:hAnsi="Calibri"/>
+                <w:sz w:val="18"/>
+                <w:szCs w:val="18"/>
+              </w:rPr>
+              <w:t xml:space="preserve">Retira el límite de las notas del proyecto y del README de la memoria; la memoria conserva el registro completo y los pasos reproducibles</w:t>
+            </w:r>
+          </w:p>
+        </w:tc>
+        <w:tc>
+          <w:tcPr>
+            <w:tcW w:type="dxa" w:w="1600"/>
+            <w:tcMar>
+              <w:top w:type="dxa" w:w="60"/>
+              <w:left w:type="dxa" w:w="100"/>
+              <w:bottom w:type="dxa" w:w="60"/>
+              <w:right w:type="dxa" w:w="100"/>
+            </w:tcMar>
+          </w:tcPr>
+          <w:p>
+            <w:pPr>
+              <w:spacing w:after="0" w:before="0" w:line="252"/>
+            </w:pPr>
+            <w:r>
+              <w:rPr>
+                <w:rFonts w:ascii="Calibri" w:cs="Calibri" w:eastAsia="Calibri" w:hAnsi="Calibri"/>
+                <w:sz w:val="18"/>
+                <w:szCs w:val="18"/>
+              </w:rPr>
+              <w:t xml:space="preserve">Sin límite de extensión</w:t>
             </w:r>
           </w:p>
         </w:tc>
@@ -23543,99 +24529,97 @@
         </w:trPr>
         <w:tc>
           <w:tcPr>
-            <w:tcW w:type="dxa" w:w="2548"/>
-            <w:tcMar>
-              <w:top w:type="dxa" w:w="60"/>
-              <w:left w:type="dxa" w:w="100"/>
-              <w:bottom w:type="dxa" w:w="60"/>
-              <w:right w:type="dxa" w:w="100"/>
-            </w:tcMar>
-          </w:tcPr>
-          <w:p>
-            <w:pPr>
-              <w:spacing w:after="0" w:before="0" w:line="252"/>
-            </w:pPr>
-            <w:r>
-              <w:rPr>
-                <w:rFonts w:ascii="Calibri" w:cs="Calibri" w:eastAsia="Calibri" w:hAnsi="Calibri"/>
-                <w:sz w:val="18"/>
-                <w:szCs w:val="18"/>
-              </w:rPr>
-              <w:t xml:space="preserve">Aplicación: catálogo (</w:t>
-            </w:r>
-            <w:r>
-              <w:rPr>
-                <w:rFonts w:ascii="Consolas" w:cs="Consolas" w:eastAsia="Consolas" w:hAnsi="Consolas"/>
-                <w:color w:val="2E3A36"/>
-                <w:sz w:val="16"/>
-                <w:szCs w:val="16"/>
-              </w:rPr>
-              <w:t xml:space="preserve">app</w:t>
-            </w:r>
-            <w:r>
-              <w:rPr>
-                <w:rFonts w:ascii="Calibri" w:cs="Calibri" w:eastAsia="Calibri" w:hAnsi="Calibri"/>
-                <w:sz w:val="18"/>
-                <w:szCs w:val="18"/>
-              </w:rPr>
-              <w:t xml:space="preserve">)</w:t>
-            </w:r>
-          </w:p>
-        </w:tc>
-        <w:tc>
-          <w:tcPr>
-            <w:tcW w:type="dxa" w:w="4869"/>
-            <w:tcMar>
-              <w:top w:type="dxa" w:w="60"/>
-              <w:left w:type="dxa" w:w="100"/>
-              <w:bottom w:type="dxa" w:w="60"/>
-              <w:right w:type="dxa" w:w="100"/>
-            </w:tcMar>
-          </w:tcPr>
-          <w:p>
-            <w:pPr>
-              <w:spacing w:after="0" w:before="0" w:line="252"/>
-            </w:pPr>
-            <w:r>
-              <w:rPr>
-                <w:rFonts w:ascii="Calibri" w:cs="Calibri" w:eastAsia="Calibri" w:hAnsi="Calibri"/>
-                <w:sz w:val="18"/>
-                <w:szCs w:val="18"/>
-              </w:rPr>
-              <w:t xml:space="preserve">55 casos: listado, consulta por id, 404, precio con 2 decimales, orden estable, catálogo mal formado, despliegue de un cambio de precio, observabilidad y </w:t>
-            </w:r>
-            <w:r>
-              <w:rPr>
-                <w:rFonts w:ascii="Consolas" w:cs="Consolas" w:eastAsia="Consolas" w:hAnsi="Consolas"/>
-                <w:color w:val="2E3A36"/>
-                <w:sz w:val="16"/>
-                <w:szCs w:val="16"/>
-              </w:rPr>
-              <w:t xml:space="preserve">/health</w:t>
-            </w:r>
-          </w:p>
-        </w:tc>
-        <w:tc>
-          <w:tcPr>
-            <w:tcW w:type="dxa" w:w="1653"/>
-            <w:tcMar>
-              <w:top w:type="dxa" w:w="60"/>
-              <w:left w:type="dxa" w:w="100"/>
-              <w:bottom w:type="dxa" w:w="60"/>
-              <w:right w:type="dxa" w:w="100"/>
-            </w:tcMar>
-          </w:tcPr>
-          <w:p>
-            <w:pPr>
-              <w:spacing w:after="0" w:before="0" w:line="252"/>
-            </w:pPr>
-            <w:r>
-              <w:rPr>
-                <w:rFonts w:ascii="Calibri" w:cs="Calibri" w:eastAsia="Calibri" w:hAnsi="Calibri"/>
-                <w:sz w:val="18"/>
-                <w:szCs w:val="18"/>
-              </w:rPr>
-              <w:t xml:space="preserve">55/55 superadas</w:t>
+            <w:tcW w:type="dxa" w:w="700"/>
+            <w:tcMar>
+              <w:top w:type="dxa" w:w="60"/>
+              <w:left w:type="dxa" w:w="100"/>
+              <w:bottom w:type="dxa" w:w="60"/>
+              <w:right w:type="dxa" w:w="100"/>
+            </w:tcMar>
+          </w:tcPr>
+          <w:p>
+            <w:pPr>
+              <w:spacing w:after="0" w:before="0" w:line="252"/>
+            </w:pPr>
+            <w:r>
+              <w:rPr>
+                <w:rFonts w:ascii="Calibri" w:cs="Calibri" w:eastAsia="Calibri" w:hAnsi="Calibri"/>
+                <w:sz w:val="18"/>
+                <w:szCs w:val="18"/>
+              </w:rPr>
+              <w:t xml:space="preserve">62</w:t>
+            </w:r>
+          </w:p>
+        </w:tc>
+        <w:tc>
+          <w:tcPr>
+            <w:tcW w:type="dxa" w:w="3088"/>
+            <w:tcMar>
+              <w:top w:type="dxa" w:w="60"/>
+              <w:left w:type="dxa" w:w="100"/>
+              <w:bottom w:type="dxa" w:w="60"/>
+              <w:right w:type="dxa" w:w="100"/>
+            </w:tcMar>
+          </w:tcPr>
+          <w:p>
+            <w:pPr>
+              <w:spacing w:after="0" w:before="0" w:line="252"/>
+            </w:pPr>
+            <w:r>
+              <w:rPr>
+                <w:rFonts w:ascii="Calibri" w:cs="Calibri" w:eastAsia="Calibri" w:hAnsi="Calibri"/>
+                <w:sz w:val="18"/>
+                <w:szCs w:val="18"/>
+              </w:rPr>
+              <w:t xml:space="preserve">«Merged» (cierre de la tarea 5)</w:t>
+            </w:r>
+          </w:p>
+        </w:tc>
+        <w:tc>
+          <w:tcPr>
+            <w:tcW w:type="dxa" w:w="3682"/>
+            <w:tcMar>
+              <w:top w:type="dxa" w:w="60"/>
+              <w:left w:type="dxa" w:w="100"/>
+              <w:bottom w:type="dxa" w:w="60"/>
+              <w:right w:type="dxa" w:w="100"/>
+            </w:tcMar>
+          </w:tcPr>
+          <w:p>
+            <w:pPr>
+              <w:spacing w:after="0" w:before="0" w:line="252"/>
+            </w:pPr>
+            <w:r>
+              <w:rPr>
+                <w:rFonts w:ascii="Calibri" w:cs="Calibri" w:eastAsia="Calibri" w:hAnsi="Calibri"/>
+                <w:sz w:val="18"/>
+                <w:szCs w:val="18"/>
+              </w:rPr>
+              <w:t xml:space="preserve">Abre core#8 (CI reutilizable y CI propio de core, acciones fijadas por SHA, validado con actionlint) y app#11 (llamada al CI)</w:t>
+            </w:r>
+          </w:p>
+        </w:tc>
+        <w:tc>
+          <w:tcPr>
+            <w:tcW w:type="dxa" w:w="1600"/>
+            <w:tcMar>
+              <w:top w:type="dxa" w:w="60"/>
+              <w:left w:type="dxa" w:w="100"/>
+              <w:bottom w:type="dxa" w:w="60"/>
+              <w:right w:type="dxa" w:w="100"/>
+            </w:tcMar>
+          </w:tcPr>
+          <w:p>
+            <w:pPr>
+              <w:spacing w:after="0" w:before="0" w:line="252"/>
+            </w:pPr>
+            <w:r>
+              <w:rPr>
+                <w:rFonts w:ascii="Calibri" w:cs="Calibri" w:eastAsia="Calibri" w:hAnsi="Calibri"/>
+                <w:sz w:val="18"/>
+                <w:szCs w:val="18"/>
+              </w:rPr>
+              <w:t xml:space="preserve">Tarea 6 preparada</w:t>
             </w:r>
           </w:p>
         </w:tc>
@@ -23646,25 +24630,73 @@
         </w:trPr>
         <w:tc>
           <w:tcPr>
-            <w:tcW w:type="dxa" w:w="2548"/>
-            <w:tcMar>
-              <w:top w:type="dxa" w:w="60"/>
-              <w:left w:type="dxa" w:w="100"/>
-              <w:bottom w:type="dxa" w:w="60"/>
-              <w:right w:type="dxa" w:w="100"/>
-            </w:tcMar>
-          </w:tcPr>
-          <w:p>
-            <w:pPr>
-              <w:spacing w:after="0" w:before="0" w:line="252"/>
-            </w:pPr>
-            <w:r>
-              <w:rPr>
-                <w:rFonts w:ascii="Calibri" w:cs="Calibri" w:eastAsia="Calibri" w:hAnsi="Calibri"/>
-                <w:sz w:val="18"/>
-                <w:szCs w:val="18"/>
-              </w:rPr>
-              <w:t xml:space="preserve">Triage (</w:t>
+            <w:tcW w:type="dxa" w:w="700"/>
+            <w:tcMar>
+              <w:top w:type="dxa" w:w="60"/>
+              <w:left w:type="dxa" w:w="100"/>
+              <w:bottom w:type="dxa" w:w="60"/>
+              <w:right w:type="dxa" w:w="100"/>
+            </w:tcMar>
+          </w:tcPr>
+          <w:p>
+            <w:pPr>
+              <w:spacing w:after="0" w:before="0" w:line="252"/>
+            </w:pPr>
+            <w:r>
+              <w:rPr>
+                <w:rFonts w:ascii="Calibri" w:cs="Calibri" w:eastAsia="Calibri" w:hAnsi="Calibri"/>
+                <w:sz w:val="18"/>
+                <w:szCs w:val="18"/>
+              </w:rPr>
+              <w:t xml:space="preserve">63</w:t>
+            </w:r>
+          </w:p>
+        </w:tc>
+        <w:tc>
+          <w:tcPr>
+            <w:tcW w:type="dxa" w:w="3088"/>
+            <w:tcMar>
+              <w:top w:type="dxa" w:w="60"/>
+              <w:left w:type="dxa" w:w="100"/>
+              <w:bottom w:type="dxa" w:w="60"/>
+              <w:right w:type="dxa" w:w="100"/>
+            </w:tcMar>
+          </w:tcPr>
+          <w:p>
+            <w:pPr>
+              <w:spacing w:after="0" w:before="0" w:line="252"/>
+            </w:pPr>
+            <w:r>
+              <w:rPr>
+                <w:rFonts w:ascii="Calibri" w:cs="Calibri" w:eastAsia="Calibri" w:hAnsi="Calibri"/>
+                <w:sz w:val="18"/>
+                <w:szCs w:val="18"/>
+              </w:rPr>
+              <w:t xml:space="preserve">«Me ha hecho configurar un 2FA y ahora no puedo hacer el push»</w:t>
+            </w:r>
+          </w:p>
+        </w:tc>
+        <w:tc>
+          <w:tcPr>
+            <w:tcW w:type="dxa" w:w="3682"/>
+            <w:tcMar>
+              <w:top w:type="dxa" w:w="60"/>
+              <w:left w:type="dxa" w:w="100"/>
+              <w:bottom w:type="dxa" w:w="60"/>
+              <w:right w:type="dxa" w:w="100"/>
+            </w:tcMar>
+          </w:tcPr>
+          <w:p>
+            <w:pPr>
+              <w:spacing w:after="0" w:before="0" w:line="252"/>
+            </w:pPr>
+            <w:r>
+              <w:rPr>
+                <w:rFonts w:ascii="Calibri" w:cs="Calibri" w:eastAsia="Calibri" w:hAnsi="Calibri"/>
+                <w:sz w:val="18"/>
+                <w:szCs w:val="18"/>
+              </w:rPr>
+              <w:t xml:space="preserve">Explica por qué falla la contraseña con 2FA y da dos salidas: mover la etiqueta desde la web o iniciar sesión con </w:t>
             </w:r>
             <w:r>
               <w:rPr>
@@ -23673,15 +24705,31 @@
                 <w:sz w:val="16"/>
                 <w:szCs w:val="16"/>
               </w:rPr>
-              <w:t xml:space="preserve">apply.py</w:t>
-            </w:r>
-            <w:r>
-              <w:rPr>
-                <w:rFonts w:ascii="Calibri" w:cs="Calibri" w:eastAsia="Calibri" w:hAnsi="Calibri"/>
-                <w:sz w:val="18"/>
-                <w:szCs w:val="18"/>
-              </w:rPr>
-              <w:t xml:space="preserve">, </w:t>
+              <w:t xml:space="preserve">gh auth login</w:t>
+            </w:r>
+          </w:p>
+        </w:tc>
+        <w:tc>
+          <w:tcPr>
+            <w:tcW w:type="dxa" w:w="1600"/>
+            <w:tcMar>
+              <w:top w:type="dxa" w:w="60"/>
+              <w:left w:type="dxa" w:w="100"/>
+              <w:bottom w:type="dxa" w:w="60"/>
+              <w:right w:type="dxa" w:w="100"/>
+            </w:tcMar>
+          </w:tcPr>
+          <w:p>
+            <w:pPr>
+              <w:spacing w:after="0" w:before="0" w:line="252"/>
+            </w:pPr>
+            <w:r>
+              <w:rPr>
+                <w:rFonts w:ascii="Calibri" w:cs="Calibri" w:eastAsia="Calibri" w:hAnsi="Calibri"/>
+                <w:sz w:val="18"/>
+                <w:szCs w:val="18"/>
+              </w:rPr>
+              <w:t xml:space="preserve">Etiqueta </w:t>
             </w:r>
             <w:r>
               <w:rPr>
@@ -23690,6 +24738,713 @@
                 <w:sz w:val="16"/>
                 <w:szCs w:val="16"/>
               </w:rPr>
+              <w:t xml:space="preserve">v1</w:t>
+            </w:r>
+            <w:r>
+              <w:rPr>
+                <w:rFonts w:ascii="Calibri" w:cs="Calibri" w:eastAsia="Calibri" w:hAnsi="Calibri"/>
+                <w:sz w:val="18"/>
+                <w:szCs w:val="18"/>
+              </w:rPr>
+              <w:t xml:space="preserve"> movida desde la web</w:t>
+            </w:r>
+          </w:p>
+        </w:tc>
+      </w:tr>
+      <w:tr>
+        <w:trPr>
+          <w:cantSplit/>
+        </w:trPr>
+        <w:tc>
+          <w:tcPr>
+            <w:tcW w:type="dxa" w:w="700"/>
+            <w:tcMar>
+              <w:top w:type="dxa" w:w="60"/>
+              <w:left w:type="dxa" w:w="100"/>
+              <w:bottom w:type="dxa" w:w="60"/>
+              <w:right w:type="dxa" w:w="100"/>
+            </w:tcMar>
+          </w:tcPr>
+          <w:p>
+            <w:pPr>
+              <w:spacing w:after="0" w:before="0" w:line="252"/>
+            </w:pPr>
+            <w:r>
+              <w:rPr>
+                <w:rFonts w:ascii="Calibri" w:cs="Calibri" w:eastAsia="Calibri" w:hAnsi="Calibri"/>
+                <w:sz w:val="18"/>
+                <w:szCs w:val="18"/>
+              </w:rPr>
+              <w:t xml:space="preserve">64</w:t>
+            </w:r>
+          </w:p>
+        </w:tc>
+        <w:tc>
+          <w:tcPr>
+            <w:tcW w:type="dxa" w:w="3088"/>
+            <w:tcMar>
+              <w:top w:type="dxa" w:w="60"/>
+              <w:left w:type="dxa" w:w="100"/>
+              <w:bottom w:type="dxa" w:w="60"/>
+              <w:right w:type="dxa" w:w="100"/>
+            </w:tcMar>
+          </w:tcPr>
+          <w:p>
+            <w:pPr>
+              <w:spacing w:after="0" w:before="0" w:line="252"/>
+            </w:pPr>
+            <w:r>
+              <w:rPr>
+                <w:rFonts w:ascii="Calibri" w:cs="Calibri" w:eastAsia="Calibri" w:hAnsi="Calibri"/>
+                <w:sz w:val="18"/>
+                <w:szCs w:val="18"/>
+              </w:rPr>
+              <w:t xml:space="preserve">«No me aparece la opción "Re-run all jobs"»</w:t>
+            </w:r>
+          </w:p>
+        </w:tc>
+        <w:tc>
+          <w:tcPr>
+            <w:tcW w:type="dxa" w:w="3682"/>
+            <w:tcMar>
+              <w:top w:type="dxa" w:w="60"/>
+              <w:left w:type="dxa" w:w="100"/>
+              <w:bottom w:type="dxa" w:w="60"/>
+              <w:right w:type="dxa" w:w="100"/>
+            </w:tcMar>
+          </w:tcPr>
+          <w:p>
+            <w:pPr>
+              <w:spacing w:after="0" w:before="0" w:line="252"/>
+            </w:pPr>
+            <w:r>
+              <w:rPr>
+                <w:rFonts w:ascii="Calibri" w:cs="Calibri" w:eastAsia="Calibri" w:hAnsi="Calibri"/>
+                <w:sz w:val="18"/>
+                <w:szCs w:val="18"/>
+              </w:rPr>
+              <w:t xml:space="preserve">Comprueba que </w:t>
+            </w:r>
+            <w:r>
+              <w:rPr>
+                <w:rFonts w:ascii="Consolas" w:cs="Consolas" w:eastAsia="Consolas" w:hAnsi="Consolas"/>
+                <w:color w:val="2E3A36"/>
+                <w:sz w:val="16"/>
+                <w:szCs w:val="16"/>
+              </w:rPr>
+              <w:t xml:space="preserve">v1</w:t>
+            </w:r>
+            <w:r>
+              <w:rPr>
+                <w:rFonts w:ascii="Calibri" w:cs="Calibri" w:eastAsia="Calibri" w:hAnsi="Calibri"/>
+                <w:sz w:val="18"/>
+                <w:szCs w:val="18"/>
+              </w:rPr>
+              <w:t xml:space="preserve"> ya contiene el workflow, deduce que la ejecución falló antes de arrancar y lanza otra con un commit vacío</w:t>
+            </w:r>
+          </w:p>
+        </w:tc>
+        <w:tc>
+          <w:tcPr>
+            <w:tcW w:type="dxa" w:w="1600"/>
+            <w:tcMar>
+              <w:top w:type="dxa" w:w="60"/>
+              <w:left w:type="dxa" w:w="100"/>
+              <w:bottom w:type="dxa" w:w="60"/>
+              <w:right w:type="dxa" w:w="100"/>
+            </w:tcMar>
+          </w:tcPr>
+          <w:p>
+            <w:pPr>
+              <w:spacing w:after="0" w:before="0" w:line="252"/>
+            </w:pPr>
+            <w:r>
+              <w:rPr>
+                <w:rFonts w:ascii="Consolas" w:cs="Consolas" w:eastAsia="Consolas" w:hAnsi="Consolas"/>
+                <w:color w:val="2E3A36"/>
+                <w:sz w:val="16"/>
+                <w:szCs w:val="16"/>
+              </w:rPr>
+              <w:t xml:space="preserve">ci / checks</w:t>
+            </w:r>
+            <w:r>
+              <w:rPr>
+                <w:rFonts w:ascii="Calibri" w:cs="Calibri" w:eastAsia="Calibri" w:hAnsi="Calibri"/>
+                <w:sz w:val="18"/>
+                <w:szCs w:val="18"/>
+              </w:rPr>
+              <w:t xml:space="preserve"> en verde</w:t>
+            </w:r>
+          </w:p>
+        </w:tc>
+      </w:tr>
+      <w:tr>
+        <w:trPr>
+          <w:cantSplit/>
+        </w:trPr>
+        <w:tc>
+          <w:tcPr>
+            <w:tcW w:type="dxa" w:w="700"/>
+            <w:tcMar>
+              <w:top w:type="dxa" w:w="60"/>
+              <w:left w:type="dxa" w:w="100"/>
+              <w:bottom w:type="dxa" w:w="60"/>
+              <w:right w:type="dxa" w:w="100"/>
+            </w:tcMar>
+          </w:tcPr>
+          <w:p>
+            <w:pPr>
+              <w:spacing w:after="0" w:before="0" w:line="252"/>
+            </w:pPr>
+            <w:r>
+              <w:rPr>
+                <w:rFonts w:ascii="Calibri" w:cs="Calibri" w:eastAsia="Calibri" w:hAnsi="Calibri"/>
+                <w:sz w:val="18"/>
+                <w:szCs w:val="18"/>
+              </w:rPr>
+              <w:t xml:space="preserve">65</w:t>
+            </w:r>
+          </w:p>
+        </w:tc>
+        <w:tc>
+          <w:tcPr>
+            <w:tcW w:type="dxa" w:w="3088"/>
+            <w:tcMar>
+              <w:top w:type="dxa" w:w="60"/>
+              <w:left w:type="dxa" w:w="100"/>
+              <w:bottom w:type="dxa" w:w="60"/>
+              <w:right w:type="dxa" w:w="100"/>
+            </w:tcMar>
+          </w:tcPr>
+          <w:p>
+            <w:pPr>
+              <w:spacing w:after="0" w:before="0" w:line="252"/>
+            </w:pPr>
+            <w:r>
+              <w:rPr>
+                <w:rFonts w:ascii="Calibri" w:cs="Calibri" w:eastAsia="Calibri" w:hAnsi="Calibri"/>
+                <w:sz w:val="18"/>
+                <w:szCs w:val="18"/>
+              </w:rPr>
+              <w:t xml:space="preserve">«Listo. Recuerda especificar en qué repo hay que ejecutar los comandos o las acciones que me indicas»</w:t>
+            </w:r>
+          </w:p>
+        </w:tc>
+        <w:tc>
+          <w:tcPr>
+            <w:tcW w:type="dxa" w:w="3682"/>
+            <w:tcMar>
+              <w:top w:type="dxa" w:w="60"/>
+              <w:left w:type="dxa" w:w="100"/>
+              <w:bottom w:type="dxa" w:w="60"/>
+              <w:right w:type="dxa" w:w="100"/>
+            </w:tcMar>
+          </w:tcPr>
+          <w:p>
+            <w:pPr>
+              <w:spacing w:after="0" w:before="0" w:line="252"/>
+            </w:pPr>
+            <w:r>
+              <w:rPr>
+                <w:rFonts w:ascii="Calibri" w:cs="Calibri" w:eastAsia="Calibri" w:hAnsi="Calibri"/>
+                <w:sz w:val="18"/>
+                <w:szCs w:val="18"/>
+              </w:rPr>
+              <w:t xml:space="preserve">Lo anota como regla de trabajo. Verifica la regla del ruleset y abre un PR con un error de lint: el CI falla y el merge queda bloqueado</w:t>
+            </w:r>
+          </w:p>
+        </w:tc>
+        <w:tc>
+          <w:tcPr>
+            <w:tcW w:type="dxa" w:w="1600"/>
+            <w:tcMar>
+              <w:top w:type="dxa" w:w="60"/>
+              <w:left w:type="dxa" w:w="100"/>
+              <w:bottom w:type="dxa" w:w="60"/>
+              <w:right w:type="dxa" w:w="100"/>
+            </w:tcMar>
+          </w:tcPr>
+          <w:p>
+            <w:pPr>
+              <w:spacing w:after="0" w:before="0" w:line="252"/>
+            </w:pPr>
+            <w:r>
+              <w:rPr>
+                <w:rFonts w:ascii="Calibri" w:cs="Calibri" w:eastAsia="Calibri" w:hAnsi="Calibri"/>
+                <w:sz w:val="18"/>
+                <w:szCs w:val="18"/>
+              </w:rPr>
+              <w:t xml:space="preserve">Tarea 6 cerrada</w:t>
+            </w:r>
+          </w:p>
+        </w:tc>
+      </w:tr>
+    </w:tbl>
+    <w:p>
+      <w:pPr>
+        <w:spacing w:after="120"/>
+      </w:pPr>
+    </w:p>
+    <w:p>
+      <w:pPr>
+        <w:pStyle w:val="Heading2"/>
+        <w:keepNext/>
+      </w:pPr>
+      <w:r>
+        <w:rPr>
+          <w:rFonts w:ascii="Calibri" w:cs="Calibri" w:eastAsia="Calibri" w:hAnsi="Calibri"/>
+        </w:rPr>
+        <w:t xml:space="preserve">Pruebas realizadas y resultados</w:t>
+      </w:r>
+    </w:p>
+    <w:p>
+      <w:pPr>
+        <w:pStyle w:val="Heading3"/>
+        <w:keepNext/>
+      </w:pPr>
+      <w:r>
+        <w:rPr>
+          <w:rFonts w:ascii="Calibri" w:cs="Calibri" w:eastAsia="Calibri" w:hAnsi="Calibri"/>
+        </w:rPr>
+        <w:t xml:space="preserve">Pruebas automáticas</w:t>
+      </w:r>
+    </w:p>
+    <w:tbl>
+      <w:tblPr>
+        <w:tblW w:type="dxa" w:w="9070"/>
+        <w:tblBorders>
+          <w:top w:val="single" w:color="C9D3CF" w:sz="4"/>
+          <w:left w:val="single" w:color="C9D3CF" w:sz="4"/>
+          <w:bottom w:val="single" w:color="C9D3CF" w:sz="4"/>
+          <w:right w:val="single" w:color="C9D3CF" w:sz="4"/>
+          <w:insideH w:val="single" w:color="C9D3CF" w:sz="4"/>
+          <w:insideV w:val="single" w:color="C9D3CF" w:sz="4"/>
+        </w:tblBorders>
+      </w:tblPr>
+      <w:tblGrid>
+        <w:gridCol w:w="2580"/>
+        <w:gridCol w:w="4535"/>
+        <w:gridCol w:w="1955"/>
+      </w:tblGrid>
+      <w:tr>
+        <w:trPr>
+          <w:tblHeader/>
+        </w:trPr>
+        <w:tc>
+          <w:tcPr>
+            <w:tcW w:type="dxa" w:w="2580"/>
+            <w:shd w:fill="E3EEEA" w:color="auto" w:val="clear"/>
+            <w:tcMar>
+              <w:top w:type="dxa" w:w="60"/>
+              <w:left w:type="dxa" w:w="100"/>
+              <w:bottom w:type="dxa" w:w="60"/>
+              <w:right w:type="dxa" w:w="100"/>
+            </w:tcMar>
+          </w:tcPr>
+          <w:p>
+            <w:pPr>
+              <w:spacing w:after="0" w:before="0" w:line="252"/>
+            </w:pPr>
+            <w:r>
+              <w:rPr>
+                <w:rFonts w:ascii="Calibri" w:cs="Calibri" w:eastAsia="Calibri" w:hAnsi="Calibri"/>
+                <w:b/>
+                <w:bCs/>
+                <w:sz w:val="18"/>
+                <w:szCs w:val="18"/>
+              </w:rPr>
+              <w:t xml:space="preserve">Componente</w:t>
+            </w:r>
+          </w:p>
+        </w:tc>
+        <w:tc>
+          <w:tcPr>
+            <w:tcW w:type="dxa" w:w="4535"/>
+            <w:shd w:fill="E3EEEA" w:color="auto" w:val="clear"/>
+            <w:tcMar>
+              <w:top w:type="dxa" w:w="60"/>
+              <w:left w:type="dxa" w:w="100"/>
+              <w:bottom w:type="dxa" w:w="60"/>
+              <w:right w:type="dxa" w:w="100"/>
+            </w:tcMar>
+          </w:tcPr>
+          <w:p>
+            <w:pPr>
+              <w:spacing w:after="0" w:before="0" w:line="252"/>
+            </w:pPr>
+            <w:r>
+              <w:rPr>
+                <w:rFonts w:ascii="Calibri" w:cs="Calibri" w:eastAsia="Calibri" w:hAnsi="Calibri"/>
+                <w:b/>
+                <w:bCs/>
+                <w:sz w:val="18"/>
+                <w:szCs w:val="18"/>
+              </w:rPr>
+              <w:t xml:space="preserve">Pruebas</w:t>
+            </w:r>
+          </w:p>
+        </w:tc>
+        <w:tc>
+          <w:tcPr>
+            <w:tcW w:type="dxa" w:w="1955"/>
+            <w:shd w:fill="E3EEEA" w:color="auto" w:val="clear"/>
+            <w:tcMar>
+              <w:top w:type="dxa" w:w="60"/>
+              <w:left w:type="dxa" w:w="100"/>
+              <w:bottom w:type="dxa" w:w="60"/>
+              <w:right w:type="dxa" w:w="100"/>
+            </w:tcMar>
+          </w:tcPr>
+          <w:p>
+            <w:pPr>
+              <w:spacing w:after="0" w:before="0" w:line="252"/>
+            </w:pPr>
+            <w:r>
+              <w:rPr>
+                <w:rFonts w:ascii="Calibri" w:cs="Calibri" w:eastAsia="Calibri" w:hAnsi="Calibri"/>
+                <w:b/>
+                <w:bCs/>
+                <w:sz w:val="18"/>
+                <w:szCs w:val="18"/>
+              </w:rPr>
+              <w:t xml:space="preserve">Resultado</w:t>
+            </w:r>
+          </w:p>
+        </w:tc>
+      </w:tr>
+      <w:tr>
+        <w:trPr>
+          <w:cantSplit/>
+        </w:trPr>
+        <w:tc>
+          <w:tcPr>
+            <w:tcW w:type="dxa" w:w="2580"/>
+            <w:tcMar>
+              <w:top w:type="dxa" w:w="60"/>
+              <w:left w:type="dxa" w:w="100"/>
+              <w:bottom w:type="dxa" w:w="60"/>
+              <w:right w:type="dxa" w:w="100"/>
+            </w:tcMar>
+          </w:tcPr>
+          <w:p>
+            <w:pPr>
+              <w:spacing w:after="0" w:before="0" w:line="252"/>
+            </w:pPr>
+            <w:r>
+              <w:rPr>
+                <w:rFonts w:ascii="Calibri" w:cs="Calibri" w:eastAsia="Calibri" w:hAnsi="Calibri"/>
+                <w:sz w:val="18"/>
+                <w:szCs w:val="18"/>
+              </w:rPr>
+              <w:t xml:space="preserve">Hook </w:t>
+            </w:r>
+            <w:r>
+              <w:rPr>
+                <w:rFonts w:ascii="Consolas" w:cs="Consolas" w:eastAsia="Consolas" w:hAnsi="Consolas"/>
+                <w:color w:val="2E3A36"/>
+                <w:sz w:val="16"/>
+                <w:szCs w:val="16"/>
+              </w:rPr>
+              <w:t xml:space="preserve">guard.py</w:t>
+            </w:r>
+          </w:p>
+        </w:tc>
+        <w:tc>
+          <w:tcPr>
+            <w:tcW w:type="dxa" w:w="4535"/>
+            <w:tcMar>
+              <w:top w:type="dxa" w:w="60"/>
+              <w:left w:type="dxa" w:w="100"/>
+              <w:bottom w:type="dxa" w:w="60"/>
+              <w:right w:type="dxa" w:w="100"/>
+            </w:tcMar>
+          </w:tcPr>
+          <w:p>
+            <w:pPr>
+              <w:spacing w:after="0" w:before="0" w:line="252"/>
+            </w:pPr>
+            <w:r>
+              <w:rPr>
+                <w:rFonts w:ascii="Calibri" w:cs="Calibri" w:eastAsia="Calibri" w:hAnsi="Calibri"/>
+                <w:sz w:val="18"/>
+                <w:szCs w:val="18"/>
+              </w:rPr>
+              <w:t xml:space="preserve">45 casos: 21 comandos que deben bloquearse, 10 que deben permitirse, ficheros protegidos, secretos y auditoría</w:t>
+            </w:r>
+          </w:p>
+        </w:tc>
+        <w:tc>
+          <w:tcPr>
+            <w:tcW w:type="dxa" w:w="1955"/>
+            <w:tcMar>
+              <w:top w:type="dxa" w:w="60"/>
+              <w:left w:type="dxa" w:w="100"/>
+              <w:bottom w:type="dxa" w:w="60"/>
+              <w:right w:type="dxa" w:w="100"/>
+            </w:tcMar>
+          </w:tcPr>
+          <w:p>
+            <w:pPr>
+              <w:spacing w:after="0" w:before="0" w:line="252"/>
+            </w:pPr>
+            <w:r>
+              <w:rPr>
+                <w:rFonts w:ascii="Calibri" w:cs="Calibri" w:eastAsia="Calibri" w:hAnsi="Calibri"/>
+                <w:sz w:val="18"/>
+                <w:szCs w:val="18"/>
+              </w:rPr>
+              <w:t xml:space="preserve">45/45 superadas</w:t>
+            </w:r>
+          </w:p>
+        </w:tc>
+      </w:tr>
+      <w:tr>
+        <w:trPr>
+          <w:cantSplit/>
+        </w:trPr>
+        <w:tc>
+          <w:tcPr>
+            <w:tcW w:type="dxa" w:w="2580"/>
+            <w:tcMar>
+              <w:top w:type="dxa" w:w="60"/>
+              <w:left w:type="dxa" w:w="100"/>
+              <w:bottom w:type="dxa" w:w="60"/>
+              <w:right w:type="dxa" w:w="100"/>
+            </w:tcMar>
+          </w:tcPr>
+          <w:p>
+            <w:pPr>
+              <w:spacing w:after="0" w:before="0" w:line="252"/>
+            </w:pPr>
+            <w:r>
+              <w:rPr>
+                <w:rFonts w:ascii="Calibri" w:cs="Calibri" w:eastAsia="Calibri" w:hAnsi="Calibri"/>
+                <w:sz w:val="18"/>
+                <w:szCs w:val="18"/>
+              </w:rPr>
+              <w:t xml:space="preserve">Aplicación: catálogo (</w:t>
+            </w:r>
+            <w:r>
+              <w:rPr>
+                <w:rFonts w:ascii="Consolas" w:cs="Consolas" w:eastAsia="Consolas" w:hAnsi="Consolas"/>
+                <w:color w:val="2E3A36"/>
+                <w:sz w:val="16"/>
+                <w:szCs w:val="16"/>
+              </w:rPr>
+              <w:t xml:space="preserve">app</w:t>
+            </w:r>
+            <w:r>
+              <w:rPr>
+                <w:rFonts w:ascii="Calibri" w:cs="Calibri" w:eastAsia="Calibri" w:hAnsi="Calibri"/>
+                <w:sz w:val="18"/>
+                <w:szCs w:val="18"/>
+              </w:rPr>
+              <w:t xml:space="preserve">)</w:t>
+            </w:r>
+          </w:p>
+        </w:tc>
+        <w:tc>
+          <w:tcPr>
+            <w:tcW w:type="dxa" w:w="4535"/>
+            <w:tcMar>
+              <w:top w:type="dxa" w:w="60"/>
+              <w:left w:type="dxa" w:w="100"/>
+              <w:bottom w:type="dxa" w:w="60"/>
+              <w:right w:type="dxa" w:w="100"/>
+            </w:tcMar>
+          </w:tcPr>
+          <w:p>
+            <w:pPr>
+              <w:spacing w:after="0" w:before="0" w:line="252"/>
+            </w:pPr>
+            <w:r>
+              <w:rPr>
+                <w:rFonts w:ascii="Calibri" w:cs="Calibri" w:eastAsia="Calibri" w:hAnsi="Calibri"/>
+                <w:sz w:val="18"/>
+                <w:szCs w:val="18"/>
+              </w:rPr>
+              <w:t xml:space="preserve">55 casos: listado, consulta por id, 404, precio con 2 decimales, orden estable, catálogo mal formado, despliegue de un cambio de precio, observabilidad y </w:t>
+            </w:r>
+            <w:r>
+              <w:rPr>
+                <w:rFonts w:ascii="Consolas" w:cs="Consolas" w:eastAsia="Consolas" w:hAnsi="Consolas"/>
+                <w:color w:val="2E3A36"/>
+                <w:sz w:val="16"/>
+                <w:szCs w:val="16"/>
+              </w:rPr>
+              <w:t xml:space="preserve">/health</w:t>
+            </w:r>
+          </w:p>
+        </w:tc>
+        <w:tc>
+          <w:tcPr>
+            <w:tcW w:type="dxa" w:w="1955"/>
+            <w:tcMar>
+              <w:top w:type="dxa" w:w="60"/>
+              <w:left w:type="dxa" w:w="100"/>
+              <w:bottom w:type="dxa" w:w="60"/>
+              <w:right w:type="dxa" w:w="100"/>
+            </w:tcMar>
+          </w:tcPr>
+          <w:p>
+            <w:pPr>
+              <w:spacing w:after="0" w:before="0" w:line="252"/>
+            </w:pPr>
+            <w:r>
+              <w:rPr>
+                <w:rFonts w:ascii="Calibri" w:cs="Calibri" w:eastAsia="Calibri" w:hAnsi="Calibri"/>
+                <w:sz w:val="18"/>
+                <w:szCs w:val="18"/>
+              </w:rPr>
+              <w:t xml:space="preserve">55/55 superadas</w:t>
+            </w:r>
+          </w:p>
+        </w:tc>
+      </w:tr>
+      <w:tr>
+        <w:trPr>
+          <w:cantSplit/>
+        </w:trPr>
+        <w:tc>
+          <w:tcPr>
+            <w:tcW w:type="dxa" w:w="2580"/>
+            <w:tcMar>
+              <w:top w:type="dxa" w:w="60"/>
+              <w:left w:type="dxa" w:w="100"/>
+              <w:bottom w:type="dxa" w:w="60"/>
+              <w:right w:type="dxa" w:w="100"/>
+            </w:tcMar>
+          </w:tcPr>
+          <w:p>
+            <w:pPr>
+              <w:spacing w:after="0" w:before="0" w:line="252"/>
+            </w:pPr>
+            <w:r>
+              <w:rPr>
+                <w:rFonts w:ascii="Calibri" w:cs="Calibri" w:eastAsia="Calibri" w:hAnsi="Calibri"/>
+                <w:sz w:val="18"/>
+                <w:szCs w:val="18"/>
+              </w:rPr>
+              <w:t xml:space="preserve">CI obligatorio (app#12)</w:t>
+            </w:r>
+          </w:p>
+        </w:tc>
+        <w:tc>
+          <w:tcPr>
+            <w:tcW w:type="dxa" w:w="4535"/>
+            <w:tcMar>
+              <w:top w:type="dxa" w:w="60"/>
+              <w:left w:type="dxa" w:w="100"/>
+              <w:bottom w:type="dxa" w:w="60"/>
+              <w:right w:type="dxa" w:w="100"/>
+            </w:tcMar>
+          </w:tcPr>
+          <w:p>
+            <w:pPr>
+              <w:spacing w:after="0" w:before="0" w:line="252"/>
+            </w:pPr>
+            <w:r>
+              <w:rPr>
+                <w:rFonts w:ascii="Calibri" w:cs="Calibri" w:eastAsia="Calibri" w:hAnsi="Calibri"/>
+                <w:sz w:val="18"/>
+                <w:szCs w:val="18"/>
+              </w:rPr>
+              <w:t xml:space="preserve">PR con un </w:t>
+            </w:r>
+            <w:r>
+              <w:rPr>
+                <w:rFonts w:ascii="Consolas" w:cs="Consolas" w:eastAsia="Consolas" w:hAnsi="Consolas"/>
+                <w:color w:val="2E3A36"/>
+                <w:sz w:val="16"/>
+                <w:szCs w:val="16"/>
+              </w:rPr>
+              <w:t xml:space="preserve">import</w:t>
+            </w:r>
+            <w:r>
+              <w:rPr>
+                <w:rFonts w:ascii="Calibri" w:cs="Calibri" w:eastAsia="Calibri" w:hAnsi="Calibri"/>
+                <w:sz w:val="18"/>
+                <w:szCs w:val="18"/>
+              </w:rPr>
+              <w:t xml:space="preserve"> sin usar</w:t>
+            </w:r>
+          </w:p>
+        </w:tc>
+        <w:tc>
+          <w:tcPr>
+            <w:tcW w:type="dxa" w:w="1955"/>
+            <w:tcMar>
+              <w:top w:type="dxa" w:w="60"/>
+              <w:left w:type="dxa" w:w="100"/>
+              <w:bottom w:type="dxa" w:w="60"/>
+              <w:right w:type="dxa" w:w="100"/>
+            </w:tcMar>
+          </w:tcPr>
+          <w:p>
+            <w:pPr>
+              <w:spacing w:after="0" w:before="0" w:line="252"/>
+            </w:pPr>
+            <w:r>
+              <w:rPr>
+                <w:rFonts w:ascii="Calibri" w:cs="Calibri" w:eastAsia="Calibri" w:hAnsi="Calibri"/>
+                <w:sz w:val="18"/>
+                <w:szCs w:val="18"/>
+              </w:rPr>
+              <w:t xml:space="preserve">CI en rojo y merge bloqueado</w:t>
+            </w:r>
+          </w:p>
+        </w:tc>
+      </w:tr>
+      <w:tr>
+        <w:trPr>
+          <w:cantSplit/>
+        </w:trPr>
+        <w:tc>
+          <w:tcPr>
+            <w:tcW w:type="dxa" w:w="2580"/>
+            <w:tcMar>
+              <w:top w:type="dxa" w:w="60"/>
+              <w:left w:type="dxa" w:w="100"/>
+              <w:bottom w:type="dxa" w:w="60"/>
+              <w:right w:type="dxa" w:w="100"/>
+            </w:tcMar>
+          </w:tcPr>
+          <w:p>
+            <w:pPr>
+              <w:spacing w:after="0" w:before="0" w:line="252"/>
+            </w:pPr>
+            <w:r>
+              <w:rPr>
+                <w:rFonts w:ascii="Calibri" w:cs="Calibri" w:eastAsia="Calibri" w:hAnsi="Calibri"/>
+                <w:sz w:val="18"/>
+                <w:szCs w:val="18"/>
+              </w:rPr>
+              <w:t xml:space="preserve">Triage (</w:t>
+            </w:r>
+            <w:r>
+              <w:rPr>
+                <w:rFonts w:ascii="Consolas" w:cs="Consolas" w:eastAsia="Consolas" w:hAnsi="Consolas"/>
+                <w:color w:val="2E3A36"/>
+                <w:sz w:val="16"/>
+                <w:szCs w:val="16"/>
+              </w:rPr>
+              <w:t xml:space="preserve">apply.py</w:t>
+            </w:r>
+            <w:r>
+              <w:rPr>
+                <w:rFonts w:ascii="Calibri" w:cs="Calibri" w:eastAsia="Calibri" w:hAnsi="Calibri"/>
+                <w:sz w:val="18"/>
+                <w:szCs w:val="18"/>
+              </w:rPr>
+              <w:t xml:space="preserve">, </w:t>
+            </w:r>
+            <w:r>
+              <w:rPr>
+                <w:rFonts w:ascii="Consolas" w:cs="Consolas" w:eastAsia="Consolas" w:hAnsi="Consolas"/>
+                <w:color w:val="2E3A36"/>
+                <w:sz w:val="16"/>
+                <w:szCs w:val="16"/>
+              </w:rPr>
               <w:t xml:space="preserve">build_prompt.py</w:t>
             </w:r>
             <w:r>
@@ -23704,7 +25459,7 @@
         </w:tc>
         <w:tc>
           <w:tcPr>
-            <w:tcW w:type="dxa" w:w="4869"/>
+            <w:tcW w:type="dxa" w:w="4535"/>
             <w:tcMar>
               <w:top w:type="dxa" w:w="60"/>
               <w:left w:type="dxa" w:w="100"/>
@@ -23728,7 +25483,7 @@
         </w:tc>
         <w:tc>
           <w:tcPr>
-            <w:tcW w:type="dxa" w:w="1653"/>
+            <w:tcW w:type="dxa" w:w="1955"/>
             <w:tcMar>
               <w:top w:type="dxa" w:w="60"/>
               <w:left w:type="dxa" w:w="100"/>
@@ -26052,8 +27807,8 @@
         </w:tblBorders>
       </w:tblPr>
       <w:tblGrid>
-        <w:gridCol w:w="4233"/>
-        <w:gridCol w:w="4837"/>
+        <w:gridCol w:w="4205"/>
+        <w:gridCol w:w="4865"/>
       </w:tblGrid>
       <w:tr>
         <w:trPr>
@@ -26061,7 +27816,7 @@
         </w:trPr>
         <w:tc>
           <w:tcPr>
-            <w:tcW w:type="dxa" w:w="4233"/>
+            <w:tcW w:type="dxa" w:w="4205"/>
             <w:shd w:fill="E3EEEA" w:color="auto" w:val="clear"/>
             <w:tcMar>
               <w:top w:type="dxa" w:w="60"/>
@@ -26088,7 +27843,7 @@
         </w:tc>
         <w:tc>
           <w:tcPr>
-            <w:tcW w:type="dxa" w:w="4837"/>
+            <w:tcW w:type="dxa" w:w="4865"/>
             <w:shd w:fill="E3EEEA" w:color="auto" w:val="clear"/>
             <w:tcMar>
               <w:top w:type="dxa" w:w="60"/>
@@ -26120,7 +27875,7 @@
         </w:trPr>
         <w:tc>
           <w:tcPr>
-            <w:tcW w:type="dxa" w:w="4233"/>
+            <w:tcW w:type="dxa" w:w="4205"/>
             <w:tcMar>
               <w:top w:type="dxa" w:w="60"/>
               <w:left w:type="dxa" w:w="100"/>
@@ -26144,25 +27899,25 @@
         </w:tc>
         <w:tc>
           <w:tcPr>
-            <w:tcW w:type="dxa" w:w="4837"/>
-            <w:tcMar>
-              <w:top w:type="dxa" w:w="60"/>
-              <w:left w:type="dxa" w:w="100"/>
-              <w:bottom w:type="dxa" w:w="60"/>
-              <w:right w:type="dxa" w:w="100"/>
-            </w:tcMar>
-          </w:tcPr>
-          <w:p>
-            <w:pPr>
-              <w:spacing w:after="0" w:before="0" w:line="252"/>
-            </w:pPr>
-            <w:r>
-              <w:rPr>
-                <w:rFonts w:ascii="Calibri" w:cs="Calibri" w:eastAsia="Calibri" w:hAnsi="Calibri"/>
-                <w:sz w:val="18"/>
-                <w:szCs w:val="18"/>
-              </w:rPr>
-              <w:t xml:space="preserve">6 de 18 (1, 2, 3, A, 4 y 5)</w:t>
+            <w:tcW w:type="dxa" w:w="4865"/>
+            <w:tcMar>
+              <w:top w:type="dxa" w:w="60"/>
+              <w:left w:type="dxa" w:w="100"/>
+              <w:bottom w:type="dxa" w:w="60"/>
+              <w:right w:type="dxa" w:w="100"/>
+            </w:tcMar>
+          </w:tcPr>
+          <w:p>
+            <w:pPr>
+              <w:spacing w:after="0" w:before="0" w:line="252"/>
+            </w:pPr>
+            <w:r>
+              <w:rPr>
+                <w:rFonts w:ascii="Calibri" w:cs="Calibri" w:eastAsia="Calibri" w:hAnsi="Calibri"/>
+                <w:sz w:val="18"/>
+                <w:szCs w:val="18"/>
+              </w:rPr>
+              <w:t xml:space="preserve">7 de 18 (1, 2, 3, A, 4, 5 y 6)</w:t>
             </w:r>
           </w:p>
         </w:tc>
@@ -26173,7 +27928,7 @@
         </w:trPr>
         <w:tc>
           <w:tcPr>
-            <w:tcW w:type="dxa" w:w="4233"/>
+            <w:tcW w:type="dxa" w:w="4205"/>
             <w:tcMar>
               <w:top w:type="dxa" w:w="60"/>
               <w:left w:type="dxa" w:w="100"/>
@@ -26197,25 +27952,25 @@
         </w:tc>
         <w:tc>
           <w:tcPr>
-            <w:tcW w:type="dxa" w:w="4837"/>
-            <w:tcMar>
-              <w:top w:type="dxa" w:w="60"/>
-              <w:left w:type="dxa" w:w="100"/>
-              <w:bottom w:type="dxa" w:w="60"/>
-              <w:right w:type="dxa" w:w="100"/>
-            </w:tcMar>
-          </w:tcPr>
-          <w:p>
-            <w:pPr>
-              <w:spacing w:after="0" w:before="0" w:line="252"/>
-            </w:pPr>
-            <w:r>
-              <w:rPr>
-                <w:rFonts w:ascii="Calibri" w:cs="Calibri" w:eastAsia="Calibri" w:hAnsi="Calibri"/>
-                <w:sz w:val="18"/>
-                <w:szCs w:val="18"/>
-              </w:rPr>
-              <w:t xml:space="preserve">12 (4 en core y 8 en app, dos de ellos del agente), más la documentación</w:t>
+            <w:tcW w:type="dxa" w:w="4865"/>
+            <w:tcMar>
+              <w:top w:type="dxa" w:w="60"/>
+              <w:left w:type="dxa" w:w="100"/>
+              <w:bottom w:type="dxa" w:w="60"/>
+              <w:right w:type="dxa" w:w="100"/>
+            </w:tcMar>
+          </w:tcPr>
+          <w:p>
+            <w:pPr>
+              <w:spacing w:after="0" w:before="0" w:line="252"/>
+            </w:pPr>
+            <w:r>
+              <w:rPr>
+                <w:rFonts w:ascii="Calibri" w:cs="Calibri" w:eastAsia="Calibri" w:hAnsi="Calibri"/>
+                <w:sz w:val="18"/>
+                <w:szCs w:val="18"/>
+              </w:rPr>
+              <w:t xml:space="preserve">14 (5 en core y 9 en app, dos de ellos del agente), más la documentación</w:t>
             </w:r>
           </w:p>
         </w:tc>
@@ -26226,7 +27981,7 @@
         </w:trPr>
         <w:tc>
           <w:tcPr>
-            <w:tcW w:type="dxa" w:w="4233"/>
+            <w:tcW w:type="dxa" w:w="4205"/>
             <w:tcMar>
               <w:top w:type="dxa" w:w="60"/>
               <w:left w:type="dxa" w:w="100"/>
@@ -26250,7 +28005,7 @@
         </w:tc>
         <w:tc>
           <w:tcPr>
-            <w:tcW w:type="dxa" w:w="4837"/>
+            <w:tcW w:type="dxa" w:w="4865"/>
             <w:tcMar>
               <w:top w:type="dxa" w:w="60"/>
               <w:left w:type="dxa" w:w="100"/>
@@ -26279,7 +28034,7 @@
         </w:trPr>
         <w:tc>
           <w:tcPr>
-            <w:tcW w:type="dxa" w:w="4233"/>
+            <w:tcW w:type="dxa" w:w="4205"/>
             <w:tcMar>
               <w:top w:type="dxa" w:w="60"/>
               <w:left w:type="dxa" w:w="100"/>
@@ -26303,25 +28058,25 @@
         </w:tc>
         <w:tc>
           <w:tcPr>
-            <w:tcW w:type="dxa" w:w="4837"/>
-            <w:tcMar>
-              <w:top w:type="dxa" w:w="60"/>
-              <w:left w:type="dxa" w:w="100"/>
-              <w:bottom w:type="dxa" w:w="60"/>
-              <w:right w:type="dxa" w:w="100"/>
-            </w:tcMar>
-          </w:tcPr>
-          <w:p>
-            <w:pPr>
-              <w:spacing w:after="0" w:before="0" w:line="252"/>
-            </w:pPr>
-            <w:r>
-              <w:rPr>
-                <w:rFonts w:ascii="Calibri" w:cs="Calibri" w:eastAsia="Calibri" w:hAnsi="Calibri"/>
-                <w:sz w:val="18"/>
-                <w:szCs w:val="18"/>
-              </w:rPr>
-              <w:t xml:space="preserve">60</w:t>
+            <w:tcW w:type="dxa" w:w="4865"/>
+            <w:tcMar>
+              <w:top w:type="dxa" w:w="60"/>
+              <w:left w:type="dxa" w:w="100"/>
+              <w:bottom w:type="dxa" w:w="60"/>
+              <w:right w:type="dxa" w:w="100"/>
+            </w:tcMar>
+          </w:tcPr>
+          <w:p>
+            <w:pPr>
+              <w:spacing w:after="0" w:before="0" w:line="252"/>
+            </w:pPr>
+            <w:r>
+              <w:rPr>
+                <w:rFonts w:ascii="Calibri" w:cs="Calibri" w:eastAsia="Calibri" w:hAnsi="Calibri"/>
+                <w:sz w:val="18"/>
+                <w:szCs w:val="18"/>
+              </w:rPr>
+              <w:t xml:space="preserve">65</w:t>
             </w:r>
           </w:p>
         </w:tc>
@@ -26332,7 +28087,7 @@
         </w:trPr>
         <w:tc>
           <w:tcPr>
-            <w:tcW w:type="dxa" w:w="4233"/>
+            <w:tcW w:type="dxa" w:w="4205"/>
             <w:tcMar>
               <w:top w:type="dxa" w:w="60"/>
               <w:left w:type="dxa" w:w="100"/>
@@ -26356,25 +28111,25 @@
         </w:tc>
         <w:tc>
           <w:tcPr>
-            <w:tcW w:type="dxa" w:w="4837"/>
-            <w:tcMar>
-              <w:top w:type="dxa" w:w="60"/>
-              <w:left w:type="dxa" w:w="100"/>
-              <w:bottom w:type="dxa" w:w="60"/>
-              <w:right w:type="dxa" w:w="100"/>
-            </w:tcMar>
-          </w:tcPr>
-          <w:p>
-            <w:pPr>
-              <w:spacing w:after="0" w:before="0" w:line="252"/>
-            </w:pPr>
-            <w:r>
-              <w:rPr>
-                <w:rFonts w:ascii="Calibri" w:cs="Calibri" w:eastAsia="Calibri" w:hAnsi="Calibri"/>
-                <w:sz w:val="18"/>
-                <w:szCs w:val="18"/>
-              </w:rPr>
-              <w:t xml:space="preserve">12</w:t>
+            <w:tcW w:type="dxa" w:w="4865"/>
+            <w:tcMar>
+              <w:top w:type="dxa" w:w="60"/>
+              <w:left w:type="dxa" w:w="100"/>
+              <w:bottom w:type="dxa" w:w="60"/>
+              <w:right w:type="dxa" w:w="100"/>
+            </w:tcMar>
+          </w:tcPr>
+          <w:p>
+            <w:pPr>
+              <w:spacing w:after="0" w:before="0" w:line="252"/>
+            </w:pPr>
+            <w:r>
+              <w:rPr>
+                <w:rFonts w:ascii="Calibri" w:cs="Calibri" w:eastAsia="Calibri" w:hAnsi="Calibri"/>
+                <w:sz w:val="18"/>
+                <w:szCs w:val="18"/>
+              </w:rPr>
+              <w:t xml:space="preserve">14</w:t>
             </w:r>
           </w:p>
         </w:tc>
@@ -26385,7 +28140,7 @@
         </w:trPr>
         <w:tc>
           <w:tcPr>
-            <w:tcW w:type="dxa" w:w="4233"/>
+            <w:tcW w:type="dxa" w:w="4205"/>
             <w:tcMar>
               <w:top w:type="dxa" w:w="60"/>
               <w:left w:type="dxa" w:w="100"/>
@@ -26409,7 +28164,7 @@
         </w:tc>
         <w:tc>
           <w:tcPr>
-            <w:tcW w:type="dxa" w:w="4837"/>
+            <w:tcW w:type="dxa" w:w="4865"/>
             <w:tcMar>
               <w:top w:type="dxa" w:w="60"/>
               <w:left w:type="dxa" w:w="100"/>
@@ -26453,7 +28208,7 @@
           <w:sz w:val="21"/>
           <w:szCs w:val="21"/>
         </w:rPr>
-        <w:t xml:space="preserve">Este capítulo se ampliará con las iteraciones y pruebas de las tareas 6 a 12 y B a F.</w:t>
+        <w:t xml:space="preserve">Este capítulo se ampliará con las iteraciones y pruebas de las tareas 7 a 12 y B a F.</w:t>
       </w:r>
     </w:p>
     <w:p>
@@ -27966,6 +29721,354 @@
     </w:p>
     <w:p>
       <w:pPr>
+        <w:pStyle w:val="Heading3"/>
+        <w:keepNext/>
+      </w:pPr>
+      <w:r>
+        <w:rPr>
+          <w:rFonts w:ascii="Calibri" w:cs="Calibri" w:eastAsia="Calibri" w:hAnsi="Calibri"/>
+        </w:rPr>
+        <w:t xml:space="preserve">Tarea 6. CI obligatorio</w:t>
+      </w:r>
+    </w:p>
+    <w:p>
+      <w:pPr>
+        <w:pStyle w:val="ListParagraph"/>
+        <w:numPr>
+          <w:ilvl w:val="0"/>
+          <w:numId w:val="14"/>
+        </w:numPr>
+        <w:spacing w:after="60"/>
+      </w:pPr>
+      <w:r>
+        <w:rPr>
+          <w:rFonts w:ascii="Calibri" w:cs="Calibri" w:eastAsia="Calibri" w:hAnsi="Calibri"/>
+        </w:rPr>
+        <w:t xml:space="preserve">En core: añadir </w:t>
+      </w:r>
+      <w:r>
+        <w:rPr>
+          <w:rFonts w:ascii="Consolas" w:cs="Consolas" w:eastAsia="Consolas" w:hAnsi="Consolas"/>
+          <w:color w:val="2E3A36"/>
+          <w:sz w:val="20"/>
+          <w:szCs w:val="20"/>
+        </w:rPr>
+        <w:t xml:space="preserve">reusable-ci.yml</w:t>
+      </w:r>
+      <w:r>
+        <w:rPr>
+          <w:rFonts w:ascii="Calibri" w:cs="Calibri" w:eastAsia="Calibri" w:hAnsi="Calibri"/>
+        </w:rPr>
+        <w:t xml:space="preserve"> (y </w:t>
+      </w:r>
+      <w:r>
+        <w:rPr>
+          <w:rFonts w:ascii="Consolas" w:cs="Consolas" w:eastAsia="Consolas" w:hAnsi="Consolas"/>
+          <w:color w:val="2E3A36"/>
+          <w:sz w:val="20"/>
+          <w:szCs w:val="20"/>
+        </w:rPr>
+        <w:t xml:space="preserve">ci.yml</w:t>
+      </w:r>
+      <w:r>
+        <w:rPr>
+          <w:rFonts w:ascii="Calibri" w:cs="Calibri" w:eastAsia="Calibri" w:hAnsi="Calibri"/>
+        </w:rPr>
+        <w:t xml:space="preserve"> para sus propios tests) y fusionar.</w:t>
+      </w:r>
+    </w:p>
+    <w:p>
+      <w:pPr>
+        <w:pStyle w:val="ListParagraph"/>
+        <w:numPr>
+          <w:ilvl w:val="0"/>
+          <w:numId w:val="14"/>
+        </w:numPr>
+        <w:spacing w:after="60"/>
+      </w:pPr>
+      <w:r>
+        <w:rPr>
+          <w:rFonts w:ascii="Calibri" w:cs="Calibri" w:eastAsia="Calibri" w:hAnsi="Calibri"/>
+        </w:rPr>
+        <w:t xml:space="preserve">En core: mover la etiqueta </w:t>
+      </w:r>
+      <w:r>
+        <w:rPr>
+          <w:rFonts w:ascii="Consolas" w:cs="Consolas" w:eastAsia="Consolas" w:hAnsi="Consolas"/>
+          <w:color w:val="2E3A36"/>
+          <w:sz w:val="20"/>
+          <w:szCs w:val="20"/>
+        </w:rPr>
+        <w:t xml:space="preserve">v1</w:t>
+      </w:r>
+      <w:r>
+        <w:rPr>
+          <w:rFonts w:ascii="Calibri" w:cs="Calibri" w:eastAsia="Calibri" w:hAnsi="Calibri"/>
+        </w:rPr>
+        <w:t xml:space="preserve"> a la nueva </w:t>
+      </w:r>
+      <w:r>
+        <w:rPr>
+          <w:rFonts w:ascii="Consolas" w:cs="Consolas" w:eastAsia="Consolas" w:hAnsi="Consolas"/>
+          <w:color w:val="2E3A36"/>
+          <w:sz w:val="20"/>
+          <w:szCs w:val="20"/>
+        </w:rPr>
+        <w:t xml:space="preserve">main</w:t>
+      </w:r>
+      <w:r>
+        <w:rPr>
+          <w:rFonts w:ascii="Calibri" w:cs="Calibri" w:eastAsia="Calibri" w:hAnsi="Calibri"/>
+        </w:rPr>
+        <w:t xml:space="preserve">. Desde la web, borrando la release y la etiqueta y creándolas de nuevo sobre </w:t>
+      </w:r>
+      <w:r>
+        <w:rPr>
+          <w:rFonts w:ascii="Consolas" w:cs="Consolas" w:eastAsia="Consolas" w:hAnsi="Consolas"/>
+          <w:color w:val="2E3A36"/>
+          <w:sz w:val="20"/>
+          <w:szCs w:val="20"/>
+        </w:rPr>
+        <w:t xml:space="preserve">main</w:t>
+      </w:r>
+      <w:r>
+        <w:rPr>
+          <w:rFonts w:ascii="Calibri" w:cs="Calibri" w:eastAsia="Calibri" w:hAnsi="Calibri"/>
+        </w:rPr>
+        <w:t xml:space="preserve">; desde un clon con credenciales válidas (con 2FA, </w:t>
+      </w:r>
+      <w:r>
+        <w:rPr>
+          <w:rFonts w:ascii="Consolas" w:cs="Consolas" w:eastAsia="Consolas" w:hAnsi="Consolas"/>
+          <w:color w:val="2E3A36"/>
+          <w:sz w:val="20"/>
+          <w:szCs w:val="20"/>
+        </w:rPr>
+        <w:t xml:space="preserve">gh auth login</w:t>
+      </w:r>
+      <w:r>
+        <w:rPr>
+          <w:rFonts w:ascii="Calibri" w:cs="Calibri" w:eastAsia="Calibri" w:hAnsi="Calibri"/>
+        </w:rPr>
+        <w:t xml:space="preserve"> y </w:t>
+      </w:r>
+      <w:r>
+        <w:rPr>
+          <w:rFonts w:ascii="Consolas" w:cs="Consolas" w:eastAsia="Consolas" w:hAnsi="Consolas"/>
+          <w:color w:val="2E3A36"/>
+          <w:sz w:val="20"/>
+          <w:szCs w:val="20"/>
+        </w:rPr>
+        <w:t xml:space="preserve">gh auth setup-git</w:t>
+      </w:r>
+      <w:r>
+        <w:rPr>
+          <w:rFonts w:ascii="Calibri" w:cs="Calibri" w:eastAsia="Calibri" w:hAnsi="Calibri"/>
+        </w:rPr>
+        <w:t xml:space="preserve">):</w:t>
+      </w:r>
+    </w:p>
+    <w:p>
+      <w:pPr>
+        <w:shd w:fill="F2F4F3" w:color="auto" w:val="clear"/>
+        <w:spacing w:after="0" w:before="120" w:line="240"/>
+        <w:ind w:left="200" w:right="200"/>
+      </w:pPr>
+      <w:r>
+        <w:rPr>
+          <w:rFonts w:ascii="Consolas" w:cs="Consolas" w:eastAsia="Consolas" w:hAnsi="Consolas"/>
+          <w:color w:val="1F2A27"/>
+          <w:sz w:val="17"/>
+          <w:szCs w:val="17"/>
+        </w:rPr>
+        <w:t xml:space="preserve">git fetch origin --tags</w:t>
+      </w:r>
+    </w:p>
+    <w:p>
+      <w:pPr>
+        <w:shd w:fill="F2F4F3" w:color="auto" w:val="clear"/>
+        <w:spacing w:after="0" w:before="0" w:line="240"/>
+        <w:ind w:left="200" w:right="200"/>
+      </w:pPr>
+      <w:r>
+        <w:rPr>
+          <w:rFonts w:ascii="Consolas" w:cs="Consolas" w:eastAsia="Consolas" w:hAnsi="Consolas"/>
+          <w:color w:val="1F2A27"/>
+          <w:sz w:val="17"/>
+          <w:szCs w:val="17"/>
+        </w:rPr>
+        <w:t xml:space="preserve">git tag -f v1 origin/main</w:t>
+      </w:r>
+    </w:p>
+    <w:p>
+      <w:pPr>
+        <w:shd w:fill="F2F4F3" w:color="auto" w:val="clear"/>
+        <w:spacing w:after="160" w:before="0" w:line="240"/>
+        <w:ind w:left="200" w:right="200"/>
+      </w:pPr>
+      <w:r>
+        <w:rPr>
+          <w:rFonts w:ascii="Consolas" w:cs="Consolas" w:eastAsia="Consolas" w:hAnsi="Consolas"/>
+          <w:color w:val="1F2A27"/>
+          <w:sz w:val="17"/>
+          <w:szCs w:val="17"/>
+        </w:rPr>
+        <w:t xml:space="preserve">git push -f origin v1</w:t>
+      </w:r>
+    </w:p>
+    <w:p>
+      <w:pPr>
+        <w:pStyle w:val="ListParagraph"/>
+        <w:numPr>
+          <w:ilvl w:val="0"/>
+          <w:numId w:val="15"/>
+        </w:numPr>
+        <w:spacing w:after="60"/>
+      </w:pPr>
+      <w:r>
+        <w:rPr>
+          <w:rFonts w:ascii="Calibri" w:cs="Calibri" w:eastAsia="Calibri" w:hAnsi="Calibri"/>
+        </w:rPr>
+        <w:t xml:space="preserve">En app: añadir </w:t>
+      </w:r>
+      <w:r>
+        <w:rPr>
+          <w:rFonts w:ascii="Consolas" w:cs="Consolas" w:eastAsia="Consolas" w:hAnsi="Consolas"/>
+          <w:color w:val="2E3A36"/>
+          <w:sz w:val="20"/>
+          <w:szCs w:val="20"/>
+        </w:rPr>
+        <w:t xml:space="preserve">.github/workflows/ci.yml</w:t>
+      </w:r>
+      <w:r>
+        <w:rPr>
+          <w:rFonts w:ascii="Calibri" w:cs="Calibri" w:eastAsia="Calibri" w:hAnsi="Calibri"/>
+        </w:rPr>
+        <w:t xml:space="preserve"> que llame a </w:t>
+      </w:r>
+      <w:r>
+        <w:rPr>
+          <w:rFonts w:ascii="Consolas" w:cs="Consolas" w:eastAsia="Consolas" w:hAnsi="Consolas"/>
+          <w:color w:val="2E3A36"/>
+          <w:sz w:val="20"/>
+          <w:szCs w:val="20"/>
+        </w:rPr>
+        <w:t xml:space="preserve">reusable-ci.yml@v1</w:t>
+      </w:r>
+      <w:r>
+        <w:rPr>
+          <w:rFonts w:ascii="Calibri" w:cs="Calibri" w:eastAsia="Calibri" w:hAnsi="Calibri"/>
+        </w:rPr>
+        <w:t xml:space="preserve"> y fusionar cuando </w:t>
+      </w:r>
+      <w:r>
+        <w:rPr>
+          <w:rFonts w:ascii="Consolas" w:cs="Consolas" w:eastAsia="Consolas" w:hAnsi="Consolas"/>
+          <w:color w:val="2E3A36"/>
+          <w:sz w:val="20"/>
+          <w:szCs w:val="20"/>
+        </w:rPr>
+        <w:t xml:space="preserve">ci / checks</w:t>
+      </w:r>
+      <w:r>
+        <w:rPr>
+          <w:rFonts w:ascii="Calibri" w:cs="Calibri" w:eastAsia="Calibri" w:hAnsi="Calibri"/>
+        </w:rPr>
+        <w:t xml:space="preserve"> salga en verde.</w:t>
+      </w:r>
+    </w:p>
+    <w:p>
+      <w:pPr>
+        <w:pStyle w:val="ListParagraph"/>
+        <w:numPr>
+          <w:ilvl w:val="0"/>
+          <w:numId w:val="15"/>
+        </w:numPr>
+        <w:spacing w:after="60"/>
+      </w:pPr>
+      <w:r>
+        <w:rPr>
+          <w:rFonts w:ascii="Calibri" w:cs="Calibri" w:eastAsia="Calibri" w:hAnsi="Calibri"/>
+        </w:rPr>
+        <w:t xml:space="preserve">En app: </w:t>
+      </w:r>
+      <w:r>
+        <w:rPr>
+          <w:rFonts w:ascii="Calibri" w:cs="Calibri" w:eastAsia="Calibri" w:hAnsi="Calibri"/>
+          <w:i/>
+          <w:iCs/>
+        </w:rPr>
+        <w:t xml:space="preserve">Settings → Rules → Rulesets</w:t>
+      </w:r>
+      <w:r>
+        <w:rPr>
+          <w:rFonts w:ascii="Calibri" w:cs="Calibri" w:eastAsia="Calibri" w:hAnsi="Calibri"/>
+        </w:rPr>
+        <w:t xml:space="preserve"> → ruleset de </w:t>
+      </w:r>
+      <w:r>
+        <w:rPr>
+          <w:rFonts w:ascii="Consolas" w:cs="Consolas" w:eastAsia="Consolas" w:hAnsi="Consolas"/>
+          <w:color w:val="2E3A36"/>
+          <w:sz w:val="20"/>
+          <w:szCs w:val="20"/>
+        </w:rPr>
+        <w:t xml:space="preserve">main</w:t>
+      </w:r>
+      <w:r>
+        <w:rPr>
+          <w:rFonts w:ascii="Calibri" w:cs="Calibri" w:eastAsia="Calibri" w:hAnsi="Calibri"/>
+        </w:rPr>
+        <w:t xml:space="preserve"> → </w:t>
+      </w:r>
+      <w:r>
+        <w:rPr>
+          <w:rFonts w:ascii="Calibri" w:cs="Calibri" w:eastAsia="Calibri" w:hAnsi="Calibri"/>
+          <w:i/>
+          <w:iCs/>
+        </w:rPr>
+        <w:t xml:space="preserve">Require status checks to pass</w:t>
+      </w:r>
+      <w:r>
+        <w:rPr>
+          <w:rFonts w:ascii="Calibri" w:cs="Calibri" w:eastAsia="Calibri" w:hAnsi="Calibri"/>
+        </w:rPr>
+        <w:t xml:space="preserve"> → añadir </w:t>
+      </w:r>
+      <w:r>
+        <w:rPr>
+          <w:rFonts w:ascii="Consolas" w:cs="Consolas" w:eastAsia="Consolas" w:hAnsi="Consolas"/>
+          <w:color w:val="2E3A36"/>
+          <w:sz w:val="20"/>
+          <w:szCs w:val="20"/>
+        </w:rPr>
+        <w:t xml:space="preserve">ci / checks</w:t>
+      </w:r>
+      <w:r>
+        <w:rPr>
+          <w:rFonts w:ascii="Calibri" w:cs="Calibri" w:eastAsia="Calibri" w:hAnsi="Calibri"/>
+        </w:rPr>
+        <w:t xml:space="preserve">.</w:t>
+      </w:r>
+    </w:p>
+    <w:p>
+      <w:pPr>
+        <w:pStyle w:val="ListParagraph"/>
+        <w:numPr>
+          <w:ilvl w:val="0"/>
+          <w:numId w:val="15"/>
+        </w:numPr>
+        <w:spacing w:after="60"/>
+      </w:pPr>
+      <w:r>
+        <w:rPr>
+          <w:rFonts w:ascii="Calibri" w:cs="Calibri" w:eastAsia="Calibri" w:hAnsi="Calibri"/>
+        </w:rPr>
+        <w:t xml:space="preserve">En app: abrir un PR con un error de lint y comprobar que queda bloqueado.</w:t>
+      </w:r>
+    </w:p>
+    <w:p>
+      <w:pPr>
         <w:pBdr>
           <w:left w:val="single" w:color="0D5C4F" w:sz="18" w:space="10"/>
         </w:pBdr>
@@ -27979,7 +30082,7 @@
           <w:sz w:val="21"/>
           <w:szCs w:val="21"/>
         </w:rPr>
-        <w:t xml:space="preserve">Los pasos de las tareas 6 a 12 y B a F se añadirán al completarlas.</w:t>
+        <w:t xml:space="preserve">Los pasos de las tareas 7 a 12 y B a F se añadirán al completarlas.</w:t>
       </w:r>
     </w:p>
     <w:p>
@@ -28985,7 +31088,7 @@
         <w:pStyle w:val="ListParagraph"/>
         <w:numPr>
           <w:ilvl w:val="0"/>
-          <w:numId w:val="14"/>
+          <w:numId w:val="16"/>
         </w:numPr>
         <w:spacing w:after="60"/>
       </w:pPr>
@@ -29001,7 +31104,7 @@
         <w:pStyle w:val="ListParagraph"/>
         <w:numPr>
           <w:ilvl w:val="0"/>
-          <w:numId w:val="14"/>
+          <w:numId w:val="16"/>
         </w:numPr>
         <w:spacing w:after="60"/>
       </w:pPr>
@@ -29017,7 +31120,7 @@
         <w:pStyle w:val="ListParagraph"/>
         <w:numPr>
           <w:ilvl w:val="0"/>
-          <w:numId w:val="14"/>
+          <w:numId w:val="16"/>
         </w:numPr>
         <w:spacing w:after="60"/>
       </w:pPr>
@@ -29033,7 +31136,7 @@
         <w:pStyle w:val="ListParagraph"/>
         <w:numPr>
           <w:ilvl w:val="0"/>
-          <w:numId w:val="14"/>
+          <w:numId w:val="16"/>
         </w:numPr>
         <w:spacing w:after="60"/>
       </w:pPr>
@@ -29063,7 +31166,7 @@
         <w:pStyle w:val="ListParagraph"/>
         <w:numPr>
           <w:ilvl w:val="0"/>
-          <w:numId w:val="14"/>
+          <w:numId w:val="16"/>
         </w:numPr>
         <w:spacing w:after="60"/>
       </w:pPr>
@@ -29149,7 +31252,7 @@
         </w:rPr>
         <w:t xml:space="preserve"> arXiv:2604.26275, 2026. </w:t>
       </w:r>
-      <w:hyperlink w:history="1" r:id="rId1fzzfd5axn92zbsrin83v">
+      <w:hyperlink w:history="1" r:id="rIdhyfed1ms07pdszymsrcv5">
         <w:r>
           <w:rPr>
             <w:rStyle w:val="Hyperlink"/>
@@ -29194,7 +31297,7 @@
         </w:rPr>
         <w:t xml:space="preserve">, 2026. </w:t>
       </w:r>
-      <w:hyperlink w:history="1" r:id="rId4v_gaocpqd8xze8dqh69f">
+      <w:hyperlink w:history="1" r:id="rIdm_mbk4exoi2tzwtynulxx">
         <w:r>
           <w:rPr>
             <w:rStyle w:val="Hyperlink"/>
@@ -29239,7 +31342,7 @@
         </w:rPr>
         <w:t xml:space="preserve"> </w:t>
       </w:r>
-      <w:hyperlink w:history="1" r:id="rIdqek-_yhit7f9wlmns1krg">
+      <w:hyperlink w:history="1" r:id="rIdl2axwh-z2w4xub6kqtin_">
         <w:r>
           <w:rPr>
             <w:rStyle w:val="Hyperlink"/>
@@ -29284,7 +31387,7 @@
         </w:rPr>
         <w:t xml:space="preserve">, junio de 2026. </w:t>
       </w:r>
-      <w:hyperlink w:history="1" r:id="rIdmovjg5zvr1l2svh4yale5">
+      <w:hyperlink w:history="1" r:id="rId7zop8ihqqeeesfrrmc1ua">
         <w:r>
           <w:rPr>
             <w:rStyle w:val="Hyperlink"/>
@@ -29329,7 +31432,7 @@
         </w:rPr>
         <w:t xml:space="preserve"> </w:t>
       </w:r>
-      <w:hyperlink w:history="1" r:id="rIdp_6niin-odyvtgpqzjket">
+      <w:hyperlink w:history="1" r:id="rIdl0jyovbwxljtphkemgws1">
         <w:r>
           <w:rPr>
             <w:rStyle w:val="Hyperlink"/>
@@ -29374,7 +31477,7 @@
         </w:rPr>
         <w:t xml:space="preserve"> </w:t>
       </w:r>
-      <w:hyperlink w:history="1" r:id="rIdnbvidlgnn506axywuki64">
+      <w:hyperlink w:history="1" r:id="rIdqg0idgfc_jwvwhqpsz9vi">
         <w:r>
           <w:rPr>
             <w:rStyle w:val="Hyperlink"/>
@@ -29419,7 +31522,7 @@
         </w:rPr>
         <w:t xml:space="preserve">, diciembre de 2025. </w:t>
       </w:r>
-      <w:hyperlink w:history="1" r:id="rIdnym0raxsyyaqa41cuwcws">
+      <w:hyperlink w:history="1" r:id="rIdazk0-0aant68edlbxtyqb">
         <w:r>
           <w:rPr>
             <w:rStyle w:val="Hyperlink"/>
@@ -29464,7 +31567,7 @@
         </w:rPr>
         <w:t xml:space="preserve"> </w:t>
       </w:r>
-      <w:hyperlink w:history="1" r:id="rIdhjgy5mmh44sjg-xqoap3n">
+      <w:hyperlink w:history="1" r:id="rIdylrguil1ttukc2uynfrxo">
         <w:r>
           <w:rPr>
             <w:rStyle w:val="Hyperlink"/>
@@ -29509,7 +31612,7 @@
         </w:rPr>
         <w:t xml:space="preserve"> </w:t>
       </w:r>
-      <w:hyperlink w:history="1" r:id="rId4ixj2vazmxqrociq_hzw2">
+      <w:hyperlink w:history="1" r:id="rIdgut3699_yjjv4q3ennqve">
         <w:r>
           <w:rPr>
             <w:rStyle w:val="Hyperlink"/>
@@ -29554,7 +31657,7 @@
         </w:rPr>
         <w:t xml:space="preserve"> </w:t>
       </w:r>
-      <w:hyperlink w:history="1" r:id="rId-joivfxd4ax4nfla7p0og">
+      <w:hyperlink w:history="1" r:id="rIdetzkw8qktqvcajy66qd76">
         <w:r>
           <w:rPr>
             <w:rStyle w:val="Hyperlink"/>
@@ -29599,7 +31702,7 @@
         </w:rPr>
         <w:t xml:space="preserve"> </w:t>
       </w:r>
-      <w:hyperlink w:history="1" r:id="rIdpvxsbk07ykmzgzrlmir5g">
+      <w:hyperlink w:history="1" r:id="rIdgf44iegonw6apjlpn1xu2">
         <w:r>
           <w:rPr>
             <w:rStyle w:val="Hyperlink"/>
@@ -29644,7 +31747,7 @@
         </w:rPr>
         <w:t xml:space="preserve"> </w:t>
       </w:r>
-      <w:hyperlink w:history="1" r:id="rIdgpda4gc2nfzbqvfudwnmv">
+      <w:hyperlink w:history="1" r:id="rIdmwitqd1nq6pekfzqo4knc">
         <w:r>
           <w:rPr>
             <w:rStyle w:val="Hyperlink"/>
@@ -29689,7 +31792,7 @@
         </w:rPr>
         <w:t xml:space="preserve"> </w:t>
       </w:r>
-      <w:hyperlink w:history="1" r:id="rId2drxcieufdtjwj1c2twm-">
+      <w:hyperlink w:history="1" r:id="rIdmqxv-qqjk5hdf_kx0tmvc">
         <w:r>
           <w:rPr>
             <w:rStyle w:val="Hyperlink"/>
@@ -29734,7 +31837,7 @@
         </w:rPr>
         <w:t xml:space="preserve"> </w:t>
       </w:r>
-      <w:hyperlink w:history="1" r:id="rId-udbnnqtxosc60xo7jadk">
+      <w:hyperlink w:history="1" r:id="rIdxhycuy5vjwmiqjrzkbhme">
         <w:r>
           <w:rPr>
             <w:rStyle w:val="Hyperlink"/>
@@ -29779,7 +31882,7 @@
         </w:rPr>
         <w:t xml:space="preserve"> </w:t>
       </w:r>
-      <w:hyperlink w:history="1" r:id="rIdmabi03k_ns0pprwffqtsb">
+      <w:hyperlink w:history="1" r:id="rIdc_8t2zm8d1egahqdhyibm">
         <w:r>
           <w:rPr>
             <w:rStyle w:val="Hyperlink"/>
@@ -29824,7 +31927,7 @@
         </w:rPr>
         <w:t xml:space="preserve"> </w:t>
       </w:r>
-      <w:hyperlink w:history="1" r:id="rIdhuafmvixdec6aexveir8k">
+      <w:hyperlink w:history="1" r:id="rIdk2zqxvjlw_8wjide8-3u2">
         <w:r>
           <w:rPr>
             <w:rStyle w:val="Hyperlink"/>
@@ -29869,7 +31972,7 @@
         </w:rPr>
         <w:t xml:space="preserve">, agosto de 2026. </w:t>
       </w:r>
-      <w:hyperlink w:history="1" r:id="rId4a5eifo6t-ko3n5qerk8t">
+      <w:hyperlink w:history="1" r:id="rIdxqlq0jrvxdt1qyx8okut3">
         <w:r>
           <w:rPr>
             <w:rStyle w:val="Hyperlink"/>
@@ -29914,7 +32017,7 @@
         </w:rPr>
         <w:t xml:space="preserve"> </w:t>
       </w:r>
-      <w:hyperlink w:history="1" r:id="rIdtptfra66u4ukuufy6jxna">
+      <w:hyperlink w:history="1" r:id="rIdno-cjioyx6fqwhey8_7wa">
         <w:r>
           <w:rPr>
             <w:rStyle w:val="Hyperlink"/>
@@ -29977,7 +32080,7 @@
         </w:rPr>
         <w:t xml:space="preserve"> </w:t>
       </w:r>
-      <w:hyperlink w:history="1" r:id="rIdnkdtjc9_-sekmtyhei2u6">
+      <w:hyperlink w:history="1" r:id="rIdnnflpb822ys3reyftyugn">
         <w:r>
           <w:rPr>
             <w:rStyle w:val="Hyperlink"/>
@@ -30022,7 +32125,7 @@
         </w:rPr>
         <w:t xml:space="preserve"> </w:t>
       </w:r>
-      <w:hyperlink w:history="1" r:id="rIdga9u983x-k5novvpzhhot">
+      <w:hyperlink w:history="1" r:id="rId1pm6rvoraa_vwvurhomhc">
         <w:r>
           <w:rPr>
             <w:rStyle w:val="Hyperlink"/>
@@ -30067,7 +32170,7 @@
         </w:rPr>
         <w:t xml:space="preserve"> </w:t>
       </w:r>
-      <w:hyperlink w:history="1" r:id="rId7vt6_sxrmwskxcdzr6jd-">
+      <w:hyperlink w:history="1" r:id="rIdvgspjpynhosixzuzdqmvt">
         <w:r>
           <w:rPr>
             <w:rStyle w:val="Hyperlink"/>
@@ -31726,6 +33829,30 @@
     </w:lvl>
   </w:abstractNum>
   <w:abstractNum w:abstractNumId="14" w15:restartNumberingAfterBreak="0">
+    <w:multiLevelType w:val="hybridMultilevel"/>
+    <w:lvl w:ilvl="0" w15:tentative="1">
+      <w:start w:val="1"/>
+      <w:numFmt w:val="decimal"/>
+      <w:lvlText w:val="%1."/>
+      <w:lvlJc w:val="left"/>
+      <w:pPr>
+        <w:ind w:left="540" w:hanging="320"/>
+      </w:pPr>
+    </w:lvl>
+  </w:abstractNum>
+  <w:abstractNum w:abstractNumId="15" w15:restartNumberingAfterBreak="0">
+    <w:multiLevelType w:val="hybridMultilevel"/>
+    <w:lvl w:ilvl="0" w15:tentative="1">
+      <w:start w:val="3"/>
+      <w:numFmt w:val="decimal"/>
+      <w:lvlText w:val="%1."/>
+      <w:lvlJc w:val="left"/>
+      <w:pPr>
+        <w:ind w:left="540" w:hanging="320"/>
+      </w:pPr>
+    </w:lvl>
+  </w:abstractNum>
+  <w:abstractNum w:abstractNumId="16" w15:restartNumberingAfterBreak="0">
     <w:multiLevelType w:val="hybridMultilevel"/>
     <w:lvl w:ilvl="0" w15:tentative="1">
       <w:start w:val="1"/>
@@ -31817,6 +33944,18 @@
   </w:num>
   <w:num w:numId="14">
     <w:abstractNumId w:val="14"/>
+    <w:lvlOverride w:ilvl="0">
+      <w:startOverride w:val="1"/>
+    </w:lvlOverride>
+  </w:num>
+  <w:num w:numId="15">
+    <w:abstractNumId w:val="15"/>
+    <w:lvlOverride w:ilvl="0">
+      <w:startOverride w:val="3"/>
+    </w:lvlOverride>
+  </w:num>
+  <w:num w:numId="16">
+    <w:abstractNumId w:val="16"/>
     <w:lvlOverride w:ilvl="0">
       <w:startOverride w:val="1"/>
     </w:lvlOverride>

--- a/docs/tfm/TFM-ALM-agentico.docx
+++ b/docs/tfm/TFM-ALM-agentico.docx
@@ -15464,6 +15464,783 @@
         <w:rPr>
           <w:rFonts w:ascii="Calibri" w:cs="Calibri" w:eastAsia="Calibri" w:hAnsi="Calibri"/>
         </w:rPr>
+        <w:t xml:space="preserve">Tarea 7: escaneo de seguridad</w:t>
+      </w:r>
+    </w:p>
+    <w:p>
+      <w:pPr>
+        <w:keepNext w:val="false"/>
+        <w:spacing w:after="140" w:line="288"/>
+        <w:jc w:val="both"/>
+      </w:pPr>
+      <w:r>
+        <w:rPr>
+          <w:rFonts w:ascii="Calibri" w:cs="Calibri" w:eastAsia="Calibri" w:hAnsi="Calibri"/>
+        </w:rPr>
+        <w:t xml:space="preserve">El CI comprueba que el código funciona; la tarea 7 añade un segundo check obligatorio que busca problemas de seguridad y de gobierno. Igual que el CI, el workflow vive en core: las herramientas, sus versiones y su configuración las fija core, y ni el repo que lo llama ni el agente pueden silenciarlas.</w:t>
+      </w:r>
+    </w:p>
+    <w:tbl>
+      <w:tblPr>
+        <w:tblW w:type="dxa" w:w="9070"/>
+        <w:tblBorders>
+          <w:top w:val="single" w:color="C9D3CF" w:sz="4"/>
+          <w:left w:val="single" w:color="C9D3CF" w:sz="4"/>
+          <w:bottom w:val="single" w:color="C9D3CF" w:sz="4"/>
+          <w:right w:val="single" w:color="C9D3CF" w:sz="4"/>
+          <w:insideH w:val="single" w:color="C9D3CF" w:sz="4"/>
+          <w:insideV w:val="single" w:color="C9D3CF" w:sz="4"/>
+        </w:tblBorders>
+      </w:tblPr>
+      <w:tblGrid>
+        <w:gridCol w:w="1300"/>
+        <w:gridCol w:w="2391"/>
+        <w:gridCol w:w="5379"/>
+      </w:tblGrid>
+      <w:tr>
+        <w:trPr>
+          <w:tblHeader/>
+        </w:trPr>
+        <w:tc>
+          <w:tcPr>
+            <w:tcW w:type="dxa" w:w="1300"/>
+            <w:shd w:fill="E3EEEA" w:color="auto" w:val="clear"/>
+            <w:tcMar>
+              <w:top w:type="dxa" w:w="60"/>
+              <w:left w:type="dxa" w:w="100"/>
+              <w:bottom w:type="dxa" w:w="60"/>
+              <w:right w:type="dxa" w:w="100"/>
+            </w:tcMar>
+          </w:tcPr>
+          <w:p>
+            <w:pPr>
+              <w:spacing w:after="0" w:before="0" w:line="252"/>
+            </w:pPr>
+            <w:r>
+              <w:rPr>
+                <w:rFonts w:ascii="Calibri" w:cs="Calibri" w:eastAsia="Calibri" w:hAnsi="Calibri"/>
+                <w:b/>
+                <w:bCs/>
+                <w:sz w:val="18"/>
+                <w:szCs w:val="18"/>
+              </w:rPr>
+              <w:t xml:space="preserve">Escaneo</w:t>
+            </w:r>
+          </w:p>
+        </w:tc>
+        <w:tc>
+          <w:tcPr>
+            <w:tcW w:type="dxa" w:w="2391"/>
+            <w:shd w:fill="E3EEEA" w:color="auto" w:val="clear"/>
+            <w:tcMar>
+              <w:top w:type="dxa" w:w="60"/>
+              <w:left w:type="dxa" w:w="100"/>
+              <w:bottom w:type="dxa" w:w="60"/>
+              <w:right w:type="dxa" w:w="100"/>
+            </w:tcMar>
+          </w:tcPr>
+          <w:p>
+            <w:pPr>
+              <w:spacing w:after="0" w:before="0" w:line="252"/>
+            </w:pPr>
+            <w:r>
+              <w:rPr>
+                <w:rFonts w:ascii="Calibri" w:cs="Calibri" w:eastAsia="Calibri" w:hAnsi="Calibri"/>
+                <w:b/>
+                <w:bCs/>
+                <w:sz w:val="18"/>
+                <w:szCs w:val="18"/>
+              </w:rPr>
+              <w:t xml:space="preserve">Herramienta</w:t>
+            </w:r>
+          </w:p>
+        </w:tc>
+        <w:tc>
+          <w:tcPr>
+            <w:tcW w:type="dxa" w:w="5379"/>
+            <w:shd w:fill="E3EEEA" w:color="auto" w:val="clear"/>
+            <w:tcMar>
+              <w:top w:type="dxa" w:w="60"/>
+              <w:left w:type="dxa" w:w="100"/>
+              <w:bottom w:type="dxa" w:w="60"/>
+              <w:right w:type="dxa" w:w="100"/>
+            </w:tcMar>
+          </w:tcPr>
+          <w:p>
+            <w:pPr>
+              <w:spacing w:after="0" w:before="0" w:line="252"/>
+            </w:pPr>
+            <w:r>
+              <w:rPr>
+                <w:rFonts w:ascii="Calibri" w:cs="Calibri" w:eastAsia="Calibri" w:hAnsi="Calibri"/>
+                <w:b/>
+                <w:bCs/>
+                <w:sz w:val="18"/>
+                <w:szCs w:val="18"/>
+              </w:rPr>
+              <w:t xml:space="preserve">Qué bloquea</w:t>
+            </w:r>
+          </w:p>
+        </w:tc>
+      </w:tr>
+      <w:tr>
+        <w:trPr>
+          <w:cantSplit/>
+        </w:trPr>
+        <w:tc>
+          <w:tcPr>
+            <w:tcW w:type="dxa" w:w="1300"/>
+            <w:tcMar>
+              <w:top w:type="dxa" w:w="60"/>
+              <w:left w:type="dxa" w:w="100"/>
+              <w:bottom w:type="dxa" w:w="60"/>
+              <w:right w:type="dxa" w:w="100"/>
+            </w:tcMar>
+          </w:tcPr>
+          <w:p>
+            <w:pPr>
+              <w:spacing w:after="0" w:before="0" w:line="252"/>
+            </w:pPr>
+            <w:r>
+              <w:rPr>
+                <w:rFonts w:ascii="Consolas" w:cs="Consolas" w:eastAsia="Consolas" w:hAnsi="Consolas"/>
+                <w:color w:val="2E3A36"/>
+                <w:sz w:val="16"/>
+                <w:szCs w:val="16"/>
+              </w:rPr>
+              <w:t xml:space="preserve">sast</w:t>
+            </w:r>
+          </w:p>
+        </w:tc>
+        <w:tc>
+          <w:tcPr>
+            <w:tcW w:type="dxa" w:w="2391"/>
+            <w:tcMar>
+              <w:top w:type="dxa" w:w="60"/>
+              <w:left w:type="dxa" w:w="100"/>
+              <w:bottom w:type="dxa" w:w="60"/>
+              <w:right w:type="dxa" w:w="100"/>
+            </w:tcMar>
+          </w:tcPr>
+          <w:p>
+            <w:pPr>
+              <w:spacing w:after="0" w:before="0" w:line="252"/>
+            </w:pPr>
+            <w:r>
+              <w:rPr>
+                <w:rFonts w:ascii="Calibri" w:cs="Calibri" w:eastAsia="Calibri" w:hAnsi="Calibri"/>
+                <w:sz w:val="18"/>
+                <w:szCs w:val="18"/>
+              </w:rPr>
+              <w:t xml:space="preserve">bandit 1.9.4</w:t>
+            </w:r>
+          </w:p>
+        </w:tc>
+        <w:tc>
+          <w:tcPr>
+            <w:tcW w:type="dxa" w:w="5379"/>
+            <w:tcMar>
+              <w:top w:type="dxa" w:w="60"/>
+              <w:left w:type="dxa" w:w="100"/>
+              <w:bottom w:type="dxa" w:w="60"/>
+              <w:right w:type="dxa" w:w="100"/>
+            </w:tcMar>
+          </w:tcPr>
+          <w:p>
+            <w:pPr>
+              <w:spacing w:after="0" w:before="0" w:line="252"/>
+            </w:pPr>
+            <w:r>
+              <w:rPr>
+                <w:rFonts w:ascii="Calibri" w:cs="Calibri" w:eastAsia="Calibri" w:hAnsi="Calibri"/>
+                <w:sz w:val="18"/>
+                <w:szCs w:val="18"/>
+              </w:rPr>
+              <w:t xml:space="preserve">Problemas de severidad media o alta en </w:t>
+            </w:r>
+            <w:r>
+              <w:rPr>
+                <w:rFonts w:ascii="Consolas" w:cs="Consolas" w:eastAsia="Consolas" w:hAnsi="Consolas"/>
+                <w:color w:val="2E3A36"/>
+                <w:sz w:val="16"/>
+                <w:szCs w:val="16"/>
+              </w:rPr>
+              <w:t xml:space="preserve">src/</w:t>
+            </w:r>
+            <w:r>
+              <w:rPr>
+                <w:rFonts w:ascii="Calibri" w:cs="Calibri" w:eastAsia="Calibri" w:hAnsi="Calibri"/>
+                <w:sz w:val="18"/>
+                <w:szCs w:val="18"/>
+              </w:rPr>
+              <w:t xml:space="preserve">; ignora los comentarios </w:t>
+            </w:r>
+            <w:r>
+              <w:rPr>
+                <w:rFonts w:ascii="Consolas" w:cs="Consolas" w:eastAsia="Consolas" w:hAnsi="Consolas"/>
+                <w:color w:val="2E3A36"/>
+                <w:sz w:val="16"/>
+                <w:szCs w:val="16"/>
+              </w:rPr>
+              <w:t xml:space="preserve"># nosec</w:t>
+            </w:r>
+          </w:p>
+        </w:tc>
+      </w:tr>
+      <w:tr>
+        <w:trPr>
+          <w:cantSplit/>
+        </w:trPr>
+        <w:tc>
+          <w:tcPr>
+            <w:tcW w:type="dxa" w:w="1300"/>
+            <w:tcMar>
+              <w:top w:type="dxa" w:w="60"/>
+              <w:left w:type="dxa" w:w="100"/>
+              <w:bottom w:type="dxa" w:w="60"/>
+              <w:right w:type="dxa" w:w="100"/>
+            </w:tcMar>
+          </w:tcPr>
+          <w:p>
+            <w:pPr>
+              <w:spacing w:after="0" w:before="0" w:line="252"/>
+            </w:pPr>
+            <w:r>
+              <w:rPr>
+                <w:rFonts w:ascii="Consolas" w:cs="Consolas" w:eastAsia="Consolas" w:hAnsi="Consolas"/>
+                <w:color w:val="2E3A36"/>
+                <w:sz w:val="16"/>
+                <w:szCs w:val="16"/>
+              </w:rPr>
+              <w:t xml:space="preserve">dependencies</w:t>
+            </w:r>
+          </w:p>
+        </w:tc>
+        <w:tc>
+          <w:tcPr>
+            <w:tcW w:type="dxa" w:w="2391"/>
+            <w:tcMar>
+              <w:top w:type="dxa" w:w="60"/>
+              <w:left w:type="dxa" w:w="100"/>
+              <w:bottom w:type="dxa" w:w="60"/>
+              <w:right w:type="dxa" w:w="100"/>
+            </w:tcMar>
+          </w:tcPr>
+          <w:p>
+            <w:pPr>
+              <w:spacing w:after="0" w:before="0" w:line="252"/>
+            </w:pPr>
+            <w:r>
+              <w:rPr>
+                <w:rFonts w:ascii="Calibri" w:cs="Calibri" w:eastAsia="Calibri" w:hAnsi="Calibri"/>
+                <w:sz w:val="18"/>
+                <w:szCs w:val="18"/>
+              </w:rPr>
+              <w:t xml:space="preserve">pip-audit 2.10.1 y pip-licenses 5.5.5</w:t>
+            </w:r>
+          </w:p>
+        </w:tc>
+        <w:tc>
+          <w:tcPr>
+            <w:tcW w:type="dxa" w:w="5379"/>
+            <w:tcMar>
+              <w:top w:type="dxa" w:w="60"/>
+              <w:left w:type="dxa" w:w="100"/>
+              <w:bottom w:type="dxa" w:w="60"/>
+              <w:right w:type="dxa" w:w="100"/>
+            </w:tcMar>
+          </w:tcPr>
+          <w:p>
+            <w:pPr>
+              <w:spacing w:after="0" w:before="0" w:line="252"/>
+            </w:pPr>
+            <w:r>
+              <w:rPr>
+                <w:rFonts w:ascii="Calibri" w:cs="Calibri" w:eastAsia="Calibri" w:hAnsi="Calibri"/>
+                <w:sz w:val="18"/>
+                <w:szCs w:val="18"/>
+              </w:rPr>
+              <w:t xml:space="preserve">Vulnerabilidades conocidas en </w:t>
+            </w:r>
+            <w:r>
+              <w:rPr>
+                <w:rFonts w:ascii="Consolas" w:cs="Consolas" w:eastAsia="Consolas" w:hAnsi="Consolas"/>
+                <w:color w:val="2E3A36"/>
+                <w:sz w:val="16"/>
+                <w:szCs w:val="16"/>
+              </w:rPr>
+              <w:t xml:space="preserve">uv.lock</w:t>
+            </w:r>
+            <w:r>
+              <w:rPr>
+                <w:rFonts w:ascii="Calibri" w:cs="Calibri" w:eastAsia="Calibri" w:hAnsi="Calibri"/>
+                <w:sz w:val="18"/>
+                <w:szCs w:val="18"/>
+              </w:rPr>
+              <w:t xml:space="preserve"> y licencias fuera de la lista permitida (MIT, BSD, Apache, ISC, PSF, MPL-2.0)</w:t>
+            </w:r>
+          </w:p>
+        </w:tc>
+      </w:tr>
+      <w:tr>
+        <w:trPr>
+          <w:cantSplit/>
+        </w:trPr>
+        <w:tc>
+          <w:tcPr>
+            <w:tcW w:type="dxa" w:w="1300"/>
+            <w:tcMar>
+              <w:top w:type="dxa" w:w="60"/>
+              <w:left w:type="dxa" w:w="100"/>
+              <w:bottom w:type="dxa" w:w="60"/>
+              <w:right w:type="dxa" w:w="100"/>
+            </w:tcMar>
+          </w:tcPr>
+          <w:p>
+            <w:pPr>
+              <w:spacing w:after="0" w:before="0" w:line="252"/>
+            </w:pPr>
+            <w:r>
+              <w:rPr>
+                <w:rFonts w:ascii="Consolas" w:cs="Consolas" w:eastAsia="Consolas" w:hAnsi="Consolas"/>
+                <w:color w:val="2E3A36"/>
+                <w:sz w:val="16"/>
+                <w:szCs w:val="16"/>
+              </w:rPr>
+              <w:t xml:space="preserve">secrets</w:t>
+            </w:r>
+          </w:p>
+        </w:tc>
+        <w:tc>
+          <w:tcPr>
+            <w:tcW w:type="dxa" w:w="2391"/>
+            <w:tcMar>
+              <w:top w:type="dxa" w:w="60"/>
+              <w:left w:type="dxa" w:w="100"/>
+              <w:bottom w:type="dxa" w:w="60"/>
+              <w:right w:type="dxa" w:w="100"/>
+            </w:tcMar>
+          </w:tcPr>
+          <w:p>
+            <w:pPr>
+              <w:spacing w:after="0" w:before="0" w:line="252"/>
+            </w:pPr>
+            <w:r>
+              <w:rPr>
+                <w:rFonts w:ascii="Calibri" w:cs="Calibri" w:eastAsia="Calibri" w:hAnsi="Calibri"/>
+                <w:sz w:val="18"/>
+                <w:szCs w:val="18"/>
+              </w:rPr>
+              <w:t xml:space="preserve">gitleaks 8.30.1</w:t>
+            </w:r>
+          </w:p>
+        </w:tc>
+        <w:tc>
+          <w:tcPr>
+            <w:tcW w:type="dxa" w:w="5379"/>
+            <w:tcMar>
+              <w:top w:type="dxa" w:w="60"/>
+              <w:left w:type="dxa" w:w="100"/>
+              <w:bottom w:type="dxa" w:w="60"/>
+              <w:right w:type="dxa" w:w="100"/>
+            </w:tcMar>
+          </w:tcPr>
+          <w:p>
+            <w:pPr>
+              <w:spacing w:after="0" w:before="0" w:line="252"/>
+            </w:pPr>
+            <w:r>
+              <w:rPr>
+                <w:rFonts w:ascii="Calibri" w:cs="Calibri" w:eastAsia="Calibri" w:hAnsi="Calibri"/>
+                <w:sz w:val="18"/>
+                <w:szCs w:val="18"/>
+              </w:rPr>
+              <w:t xml:space="preserve">Secretos en los commits nuevos; el binario se descarga con su checksum SHA-256 verificado</w:t>
+            </w:r>
+          </w:p>
+        </w:tc>
+      </w:tr>
+      <w:tr>
+        <w:trPr>
+          <w:cantSplit/>
+        </w:trPr>
+        <w:tc>
+          <w:tcPr>
+            <w:tcW w:type="dxa" w:w="1300"/>
+            <w:tcMar>
+              <w:top w:type="dxa" w:w="60"/>
+              <w:left w:type="dxa" w:w="100"/>
+              <w:bottom w:type="dxa" w:w="60"/>
+              <w:right w:type="dxa" w:w="100"/>
+            </w:tcMar>
+          </w:tcPr>
+          <w:p>
+            <w:pPr>
+              <w:spacing w:after="0" w:before="0" w:line="252"/>
+            </w:pPr>
+            <w:r>
+              <w:rPr>
+                <w:rFonts w:ascii="Consolas" w:cs="Consolas" w:eastAsia="Consolas" w:hAnsi="Consolas"/>
+                <w:color w:val="2E3A36"/>
+                <w:sz w:val="16"/>
+                <w:szCs w:val="16"/>
+              </w:rPr>
+              <w:t xml:space="preserve">governance</w:t>
+            </w:r>
+          </w:p>
+        </w:tc>
+        <w:tc>
+          <w:tcPr>
+            <w:tcW w:type="dxa" w:w="2391"/>
+            <w:tcMar>
+              <w:top w:type="dxa" w:w="60"/>
+              <w:left w:type="dxa" w:w="100"/>
+              <w:bottom w:type="dxa" w:w="60"/>
+              <w:right w:type="dxa" w:w="100"/>
+            </w:tcMar>
+          </w:tcPr>
+          <w:p>
+            <w:pPr>
+              <w:spacing w:after="0" w:before="0" w:line="252"/>
+            </w:pPr>
+            <w:r>
+              <w:rPr>
+                <w:rFonts w:ascii="Consolas" w:cs="Consolas" w:eastAsia="Consolas" w:hAnsi="Consolas"/>
+                <w:color w:val="2E3A36"/>
+                <w:sz w:val="16"/>
+                <w:szCs w:val="16"/>
+              </w:rPr>
+              <w:t xml:space="preserve">check_pr_files.py</w:t>
+            </w:r>
+            <w:r>
+              <w:rPr>
+                <w:rFonts w:ascii="Calibri" w:cs="Calibri" w:eastAsia="Calibri" w:hAnsi="Calibri"/>
+                <w:sz w:val="18"/>
+                <w:szCs w:val="18"/>
+              </w:rPr>
+              <w:t xml:space="preserve"> (script propio, 21 tests)</w:t>
+            </w:r>
+          </w:p>
+        </w:tc>
+        <w:tc>
+          <w:tcPr>
+            <w:tcW w:type="dxa" w:w="5379"/>
+            <w:tcMar>
+              <w:top w:type="dxa" w:w="60"/>
+              <w:left w:type="dxa" w:w="100"/>
+              <w:bottom w:type="dxa" w:w="60"/>
+              <w:right w:type="dxa" w:w="100"/>
+            </w:tcMar>
+          </w:tcPr>
+          <w:p>
+            <w:pPr>
+              <w:spacing w:after="0" w:before="0" w:line="252"/>
+            </w:pPr>
+            <w:r>
+              <w:rPr>
+                <w:rFonts w:ascii="Calibri" w:cs="Calibri" w:eastAsia="Calibri" w:hAnsi="Calibri"/>
+                <w:sz w:val="18"/>
+                <w:szCs w:val="18"/>
+              </w:rPr>
+              <w:t xml:space="preserve">Ficheros generados de cualquier autor y, si algún commit es del agente, cambios en los ficheros que lo gobiernan o en la configuración de ruff, mypy y pytest</w:t>
+            </w:r>
+          </w:p>
+        </w:tc>
+      </w:tr>
+      <w:tr>
+        <w:trPr>
+          <w:cantSplit/>
+        </w:trPr>
+        <w:tc>
+          <w:tcPr>
+            <w:tcW w:type="dxa" w:w="1300"/>
+            <w:tcMar>
+              <w:top w:type="dxa" w:w="60"/>
+              <w:left w:type="dxa" w:w="100"/>
+              <w:bottom w:type="dxa" w:w="60"/>
+              <w:right w:type="dxa" w:w="100"/>
+            </w:tcMar>
+          </w:tcPr>
+          <w:p>
+            <w:pPr>
+              <w:spacing w:after="0" w:before="0" w:line="252"/>
+            </w:pPr>
+            <w:r>
+              <w:rPr>
+                <w:rFonts w:ascii="Consolas" w:cs="Consolas" w:eastAsia="Consolas" w:hAnsi="Consolas"/>
+                <w:color w:val="2E3A36"/>
+                <w:sz w:val="16"/>
+                <w:szCs w:val="16"/>
+              </w:rPr>
+              <w:t xml:space="preserve">result</w:t>
+            </w:r>
+          </w:p>
+        </w:tc>
+        <w:tc>
+          <w:tcPr>
+            <w:tcW w:type="dxa" w:w="2391"/>
+            <w:tcMar>
+              <w:top w:type="dxa" w:w="60"/>
+              <w:left w:type="dxa" w:w="100"/>
+              <w:bottom w:type="dxa" w:w="60"/>
+              <w:right w:type="dxa" w:w="100"/>
+            </w:tcMar>
+          </w:tcPr>
+          <w:p>
+            <w:pPr>
+              <w:spacing w:after="0" w:before="0" w:line="252"/>
+            </w:pPr>
+            <w:r>
+              <w:rPr>
+                <w:rFonts w:ascii="Calibri" w:cs="Calibri" w:eastAsia="Calibri" w:hAnsi="Calibri"/>
+                <w:sz w:val="18"/>
+                <w:szCs w:val="18"/>
+              </w:rPr>
+              <w:t xml:space="preserve">jq</w:t>
+            </w:r>
+          </w:p>
+        </w:tc>
+        <w:tc>
+          <w:tcPr>
+            <w:tcW w:type="dxa" w:w="5379"/>
+            <w:tcMar>
+              <w:top w:type="dxa" w:w="60"/>
+              <w:left w:type="dxa" w:w="100"/>
+              <w:bottom w:type="dxa" w:w="60"/>
+              <w:right w:type="dxa" w:w="100"/>
+            </w:tcMar>
+          </w:tcPr>
+          <w:p>
+            <w:pPr>
+              <w:spacing w:after="0" w:before="0" w:line="252"/>
+            </w:pPr>
+            <w:r>
+              <w:rPr>
+                <w:rFonts w:ascii="Calibri" w:cs="Calibri" w:eastAsia="Calibri" w:hAnsi="Calibri"/>
+                <w:sz w:val="18"/>
+                <w:szCs w:val="18"/>
+              </w:rPr>
+              <w:t xml:space="preserve">Resume los cuatro; es el check que exige el ruleset</w:t>
+            </w:r>
+          </w:p>
+        </w:tc>
+      </w:tr>
+    </w:tbl>
+    <w:p>
+      <w:pPr>
+        <w:spacing w:after="120"/>
+      </w:pPr>
+    </w:p>
+    <w:p>
+      <w:pPr>
+        <w:keepNext w:val="false"/>
+        <w:spacing w:after="140" w:line="288"/>
+        <w:jc w:val="both"/>
+      </w:pPr>
+      <w:r>
+        <w:rPr>
+          <w:rFonts w:ascii="Calibri" w:cs="Calibri" w:eastAsia="Calibri" w:hAnsi="Calibri"/>
+        </w:rPr>
+        <w:t xml:space="preserve">Se eligió bandit en lugar de Semgrep porque las reglas de Semgrep se descargan de su registro en cada ejecución, de modo que el resultado puede cambiar sin que cambie el repositorio. Bandit lleva las reglas dentro de la versión fijada.</w:t>
+      </w:r>
+    </w:p>
+    <w:p>
+      <w:pPr>
+        <w:keepNext w:val="false"/>
+        <w:spacing w:after="140" w:line="288"/>
+        <w:jc w:val="both"/>
+      </w:pPr>
+      <w:r>
+        <w:rPr>
+          <w:rFonts w:ascii="Calibri" w:cs="Calibri" w:eastAsia="Calibri" w:hAnsi="Calibri"/>
+        </w:rPr>
+        <w:t xml:space="preserve">El escaneo </w:t>
+      </w:r>
+      <w:r>
+        <w:rPr>
+          <w:rFonts w:ascii="Consolas" w:cs="Consolas" w:eastAsia="Consolas" w:hAnsi="Consolas"/>
+          <w:color w:val="2E3A36"/>
+          <w:sz w:val="20"/>
+          <w:szCs w:val="20"/>
+        </w:rPr>
+        <w:t xml:space="preserve">governance</w:t>
+      </w:r>
+      <w:r>
+        <w:rPr>
+          <w:rFonts w:ascii="Calibri" w:cs="Calibri" w:eastAsia="Calibri" w:hAnsi="Calibri"/>
+        </w:rPr>
+        <w:t xml:space="preserve"> cubre lo que ningún escáner genérico sabe: qué ficheros gobiernan al agente. Cierra el hueco que quedó abierto en la tarea 4, donde el hook solo protegía </w:t>
+      </w:r>
+      <w:r>
+        <w:rPr>
+          <w:rFonts w:ascii="Consolas" w:cs="Consolas" w:eastAsia="Consolas" w:hAnsi="Consolas"/>
+          <w:color w:val="2E3A36"/>
+          <w:sz w:val="20"/>
+          <w:szCs w:val="20"/>
+        </w:rPr>
+        <w:t xml:space="preserve">.specify/memory/</w:t>
+      </w:r>
+      <w:r>
+        <w:rPr>
+          <w:rFonts w:ascii="Calibri" w:cs="Calibri" w:eastAsia="Calibri" w:hAnsi="Calibri"/>
+        </w:rPr>
+        <w:t xml:space="preserve">. Al probarlo con PRs ya fusionados apareció un caso real: habría marcado app#10, porque el agente creó la sección </w:t>
+      </w:r>
+      <w:r>
+        <w:rPr>
+          <w:rFonts w:ascii="Consolas" w:cs="Consolas" w:eastAsia="Consolas" w:hAnsi="Consolas"/>
+          <w:color w:val="2E3A36"/>
+          <w:sz w:val="20"/>
+          <w:szCs w:val="20"/>
+        </w:rPr>
+        <w:t xml:space="preserve">[tool.ruff]</w:t>
+      </w:r>
+      <w:r>
+        <w:rPr>
+          <w:rFonts w:ascii="Calibri" w:cs="Calibri" w:eastAsia="Calibri" w:hAnsi="Calibri"/>
+        </w:rPr>
+        <w:t xml:space="preserve"> de </w:t>
+      </w:r>
+      <w:r>
+        <w:rPr>
+          <w:rFonts w:ascii="Consolas" w:cs="Consolas" w:eastAsia="Consolas" w:hAnsi="Consolas"/>
+          <w:color w:val="2E3A36"/>
+          <w:sz w:val="20"/>
+          <w:szCs w:val="20"/>
+        </w:rPr>
+        <w:t xml:space="preserve">pyproject.toml</w:t>
+      </w:r>
+      <w:r>
+        <w:rPr>
+          <w:rFonts w:ascii="Calibri" w:cs="Calibri" w:eastAsia="Calibri" w:hAnsi="Calibri"/>
+        </w:rPr>
+        <w:t xml:space="preserve"> y excluyó </w:t>
+      </w:r>
+      <w:r>
+        <w:rPr>
+          <w:rFonts w:ascii="Consolas" w:cs="Consolas" w:eastAsia="Consolas" w:hAnsi="Consolas"/>
+          <w:color w:val="2E3A36"/>
+          <w:sz w:val="20"/>
+          <w:szCs w:val="20"/>
+        </w:rPr>
+        <w:t xml:space="preserve">.claude/</w:t>
+      </w:r>
+      <w:r>
+        <w:rPr>
+          <w:rFonts w:ascii="Calibri" w:cs="Calibri" w:eastAsia="Calibri" w:hAnsi="Calibri"/>
+        </w:rPr>
+        <w:t xml:space="preserve"> y </w:t>
+      </w:r>
+      <w:r>
+        <w:rPr>
+          <w:rFonts w:ascii="Consolas" w:cs="Consolas" w:eastAsia="Consolas" w:hAnsi="Consolas"/>
+          <w:color w:val="2E3A36"/>
+          <w:sz w:val="20"/>
+          <w:szCs w:val="20"/>
+        </w:rPr>
+        <w:t xml:space="preserve">.specify/</w:t>
+      </w:r>
+      <w:r>
+        <w:rPr>
+          <w:rFonts w:ascii="Calibri" w:cs="Calibri" w:eastAsia="Calibri" w:hAnsi="Calibri"/>
+        </w:rPr>
+        <w:t xml:space="preserve"> del lint. El agente lo había declarado en el PR y se aprobó, pero desde ahora un cambio así tiene que hacerlo una persona en su propio PR.</w:t>
+      </w:r>
+    </w:p>
+    <w:p>
+      <w:pPr>
+        <w:pStyle w:val="Heading3"/>
+        <w:keepNext/>
+      </w:pPr>
+      <w:r>
+        <w:rPr>
+          <w:rFonts w:ascii="Calibri" w:cs="Calibri" w:eastAsia="Calibri" w:hAnsi="Calibri"/>
+        </w:rPr>
+        <w:t xml:space="preserve">Prueba del bloqueo</w:t>
+      </w:r>
+    </w:p>
+    <w:p>
+      <w:pPr>
+        <w:keepNext w:val="false"/>
+        <w:spacing w:after="140" w:line="288"/>
+        <w:jc w:val="both"/>
+      </w:pPr>
+      <w:r>
+        <w:rPr>
+          <w:rFonts w:ascii="Calibri" w:cs="Calibri" w:eastAsia="Calibri" w:hAnsi="Calibri"/>
+        </w:rPr>
+        <w:t xml:space="preserve">Como en la tarea 6, se abrió un PR de prueba (app#14), esta vez con un fichero </w:t>
+      </w:r>
+      <w:r>
+        <w:rPr>
+          <w:rFonts w:ascii="Consolas" w:cs="Consolas" w:eastAsia="Consolas" w:hAnsi="Consolas"/>
+          <w:color w:val="2E3A36"/>
+          <w:sz w:val="20"/>
+          <w:szCs w:val="20"/>
+        </w:rPr>
+        <w:t xml:space="preserve">.pyc</w:t>
+      </w:r>
+      <w:r>
+        <w:rPr>
+          <w:rFonts w:ascii="Calibri" w:cs="Calibri" w:eastAsia="Calibri" w:hAnsi="Calibri"/>
+        </w:rPr>
+        <w:t xml:space="preserve"> dentro de </w:t>
+      </w:r>
+      <w:r>
+        <w:rPr>
+          <w:rFonts w:ascii="Consolas" w:cs="Consolas" w:eastAsia="Consolas" w:hAnsi="Consolas"/>
+          <w:color w:val="2E3A36"/>
+          <w:sz w:val="20"/>
+          <w:szCs w:val="20"/>
+        </w:rPr>
+        <w:t xml:space="preserve">__pycache__</w:t>
+      </w:r>
+      <w:r>
+        <w:rPr>
+          <w:rFonts w:ascii="Calibri" w:cs="Calibri" w:eastAsia="Calibri" w:hAnsi="Calibri"/>
+        </w:rPr>
+        <w:t xml:space="preserve">. El escaneo </w:t>
+      </w:r>
+      <w:r>
+        <w:rPr>
+          <w:rFonts w:ascii="Consolas" w:cs="Consolas" w:eastAsia="Consolas" w:hAnsi="Consolas"/>
+          <w:color w:val="2E3A36"/>
+          <w:sz w:val="20"/>
+          <w:szCs w:val="20"/>
+        </w:rPr>
+        <w:t xml:space="preserve">governance</w:t>
+      </w:r>
+      <w:r>
+        <w:rPr>
+          <w:rFonts w:ascii="Calibri" w:cs="Calibri" w:eastAsia="Calibri" w:hAnsi="Calibri"/>
+        </w:rPr>
+        <w:t xml:space="preserve"> falló con la anotación «fichero generado: no debe versionarse», </w:t>
+      </w:r>
+      <w:r>
+        <w:rPr>
+          <w:rFonts w:ascii="Consolas" w:cs="Consolas" w:eastAsia="Consolas" w:hAnsi="Consolas"/>
+          <w:color w:val="2E3A36"/>
+          <w:sz w:val="20"/>
+          <w:szCs w:val="20"/>
+        </w:rPr>
+        <w:t xml:space="preserve">security / result</w:t>
+      </w:r>
+      <w:r>
+        <w:rPr>
+          <w:rFonts w:ascii="Calibri" w:cs="Calibri" w:eastAsia="Calibri" w:hAnsi="Calibri"/>
+        </w:rPr>
+        <w:t xml:space="preserve"> quedó en rojo y GitHub bloqueó el merge. Los demás escaneos y el CI salieron en verde, lo que confirma que cada comprobación falla solo por lo suyo.</w:t>
+      </w:r>
+    </w:p>
+    <w:p>
+      <w:pPr>
+        <w:pStyle w:val="Heading2"/>
+        <w:keepNext/>
+      </w:pPr>
+      <w:r>
+        <w:rPr>
+          <w:rFonts w:ascii="Calibri" w:cs="Calibri" w:eastAsia="Calibri" w:hAnsi="Calibri"/>
+        </w:rPr>
         <w:t xml:space="preserve">Tareas pendientes</w:t>
       </w:r>
     </w:p>
@@ -15482,7 +16259,7 @@
           <w:sz w:val="21"/>
           <w:szCs w:val="21"/>
         </w:rPr>
-        <w:t xml:space="preserve">Las secciones de las tareas 7 a 12 y de las extensiones B a F se añadirán a medida que se implementen: análisis de seguridad, agente revisor, agente autónomo, cadena de suministro, despliegue GitOps, </w:t>
+        <w:t xml:space="preserve">Las secciones de las tareas 8 a 12 y de las extensiones B a F se añadirán a medida que se implementen: agente revisor, agente autónomo, cadena de suministro, despliegue GitOps, </w:t>
       </w:r>
       <w:r>
         <w:rPr>
@@ -24987,18 +25764,6 @@
     </w:p>
     <w:p>
       <w:pPr>
-        <w:pStyle w:val="Heading2"/>
-        <w:keepNext/>
-      </w:pPr>
-      <w:r>
-        <w:rPr>
-          <w:rFonts w:ascii="Calibri" w:cs="Calibri" w:eastAsia="Calibri" w:hAnsi="Calibri"/>
-        </w:rPr>
-        <w:t xml:space="preserve">Pruebas realizadas y resultados</w:t>
-      </w:r>
-    </w:p>
-    <w:p>
-      <w:pPr>
         <w:pStyle w:val="Heading3"/>
         <w:keepNext/>
       </w:pPr>
@@ -25006,7 +25771,7 @@
         <w:rPr>
           <w:rFonts w:ascii="Calibri" w:cs="Calibri" w:eastAsia="Calibri" w:hAnsi="Calibri"/>
         </w:rPr>
-        <w:t xml:space="preserve">Pruebas automáticas</w:t>
+        <w:t xml:space="preserve">Fase 11 · Escaneo de seguridad (11 de octubre)</w:t>
       </w:r>
     </w:p>
     <w:tbl>
@@ -25022,9 +25787,10 @@
         </w:tblBorders>
       </w:tblPr>
       <w:tblGrid>
-        <w:gridCol w:w="2580"/>
-        <w:gridCol w:w="4535"/>
-        <w:gridCol w:w="1955"/>
+        <w:gridCol w:w="700"/>
+        <w:gridCol w:w="2839"/>
+        <w:gridCol w:w="3931"/>
+        <w:gridCol w:w="1600"/>
       </w:tblGrid>
       <w:tr>
         <w:trPr>
@@ -25032,7 +25798,7 @@
         </w:trPr>
         <w:tc>
           <w:tcPr>
-            <w:tcW w:type="dxa" w:w="2580"/>
+            <w:tcW w:type="dxa" w:w="700"/>
             <w:shd w:fill="E3EEEA" w:color="auto" w:val="clear"/>
             <w:tcMar>
               <w:top w:type="dxa" w:w="60"/>
@@ -25053,13 +25819,13 @@
                 <w:sz w:val="18"/>
                 <w:szCs w:val="18"/>
               </w:rPr>
-              <w:t xml:space="preserve">Componente</w:t>
-            </w:r>
-          </w:p>
-        </w:tc>
-        <w:tc>
-          <w:tcPr>
-            <w:tcW w:type="dxa" w:w="4535"/>
+              <w:t xml:space="preserve">#</w:t>
+            </w:r>
+          </w:p>
+        </w:tc>
+        <w:tc>
+          <w:tcPr>
+            <w:tcW w:type="dxa" w:w="2839"/>
             <w:shd w:fill="E3EEEA" w:color="auto" w:val="clear"/>
             <w:tcMar>
               <w:top w:type="dxa" w:w="60"/>
@@ -25080,13 +25846,40 @@
                 <w:sz w:val="18"/>
                 <w:szCs w:val="18"/>
               </w:rPr>
-              <w:t xml:space="preserve">Pruebas</w:t>
-            </w:r>
-          </w:p>
-        </w:tc>
-        <w:tc>
-          <w:tcPr>
-            <w:tcW w:type="dxa" w:w="1955"/>
+              <w:t xml:space="preserve">Petición del autor</w:t>
+            </w:r>
+          </w:p>
+        </w:tc>
+        <w:tc>
+          <w:tcPr>
+            <w:tcW w:type="dxa" w:w="3931"/>
+            <w:shd w:fill="E3EEEA" w:color="auto" w:val="clear"/>
+            <w:tcMar>
+              <w:top w:type="dxa" w:w="60"/>
+              <w:left w:type="dxa" w:w="100"/>
+              <w:bottom w:type="dxa" w:w="60"/>
+              <w:right w:type="dxa" w:w="100"/>
+            </w:tcMar>
+          </w:tcPr>
+          <w:p>
+            <w:pPr>
+              <w:spacing w:after="0" w:before="0" w:line="252"/>
+            </w:pPr>
+            <w:r>
+              <w:rPr>
+                <w:rFonts w:ascii="Calibri" w:cs="Calibri" w:eastAsia="Calibri" w:hAnsi="Calibri"/>
+                <w:b/>
+                <w:bCs/>
+                <w:sz w:val="18"/>
+                <w:szCs w:val="18"/>
+              </w:rPr>
+              <w:t xml:space="preserve">Respuesta y acción del modelo</w:t>
+            </w:r>
+          </w:p>
+        </w:tc>
+        <w:tc>
+          <w:tcPr>
+            <w:tcW w:type="dxa" w:w="1600"/>
             <w:shd w:fill="E3EEEA" w:color="auto" w:val="clear"/>
             <w:tcMar>
               <w:top w:type="dxa" w:w="60"/>
@@ -25118,25 +25911,73 @@
         </w:trPr>
         <w:tc>
           <w:tcPr>
-            <w:tcW w:type="dxa" w:w="2580"/>
-            <w:tcMar>
-              <w:top w:type="dxa" w:w="60"/>
-              <w:left w:type="dxa" w:w="100"/>
-              <w:bottom w:type="dxa" w:w="60"/>
-              <w:right w:type="dxa" w:w="100"/>
-            </w:tcMar>
-          </w:tcPr>
-          <w:p>
-            <w:pPr>
-              <w:spacing w:after="0" w:before="0" w:line="252"/>
-            </w:pPr>
-            <w:r>
-              <w:rPr>
-                <w:rFonts w:ascii="Calibri" w:cs="Calibri" w:eastAsia="Calibri" w:hAnsi="Calibri"/>
-                <w:sz w:val="18"/>
-                <w:szCs w:val="18"/>
-              </w:rPr>
-              <w:t xml:space="preserve">Hook </w:t>
+            <w:tcW w:type="dxa" w:w="700"/>
+            <w:tcMar>
+              <w:top w:type="dxa" w:w="60"/>
+              <w:left w:type="dxa" w:w="100"/>
+              <w:bottom w:type="dxa" w:w="60"/>
+              <w:right w:type="dxa" w:w="100"/>
+            </w:tcMar>
+          </w:tcPr>
+          <w:p>
+            <w:pPr>
+              <w:spacing w:after="0" w:before="0" w:line="252"/>
+            </w:pPr>
+            <w:r>
+              <w:rPr>
+                <w:rFonts w:ascii="Calibri" w:cs="Calibri" w:eastAsia="Calibri" w:hAnsi="Calibri"/>
+                <w:sz w:val="18"/>
+                <w:szCs w:val="18"/>
+              </w:rPr>
+              <w:t xml:space="preserve">66</w:t>
+            </w:r>
+          </w:p>
+        </w:tc>
+        <w:tc>
+          <w:tcPr>
+            <w:tcW w:type="dxa" w:w="2839"/>
+            <w:tcMar>
+              <w:top w:type="dxa" w:w="60"/>
+              <w:left w:type="dxa" w:w="100"/>
+              <w:bottom w:type="dxa" w:w="60"/>
+              <w:right w:type="dxa" w:w="100"/>
+            </w:tcMar>
+          </w:tcPr>
+          <w:p>
+            <w:pPr>
+              <w:spacing w:after="0" w:before="0" w:line="252"/>
+            </w:pPr>
+            <w:r>
+              <w:rPr>
+                <w:rFonts w:ascii="Calibri" w:cs="Calibri" w:eastAsia="Calibri" w:hAnsi="Calibri"/>
+                <w:sz w:val="18"/>
+                <w:szCs w:val="18"/>
+              </w:rPr>
+              <w:t xml:space="preserve">«Continuamos»</w:t>
+            </w:r>
+          </w:p>
+        </w:tc>
+        <w:tc>
+          <w:tcPr>
+            <w:tcW w:type="dxa" w:w="3931"/>
+            <w:tcMar>
+              <w:top w:type="dxa" w:w="60"/>
+              <w:left w:type="dxa" w:w="100"/>
+              <w:bottom w:type="dxa" w:w="60"/>
+              <w:right w:type="dxa" w:w="100"/>
+            </w:tcMar>
+          </w:tcPr>
+          <w:p>
+            <w:pPr>
+              <w:spacing w:after="0" w:before="0" w:line="252"/>
+            </w:pPr>
+            <w:r>
+              <w:rPr>
+                <w:rFonts w:ascii="Calibri" w:cs="Calibri" w:eastAsia="Calibri" w:hAnsi="Calibri"/>
+                <w:sz w:val="18"/>
+                <w:szCs w:val="18"/>
+              </w:rPr>
+              <w:t xml:space="preserve">Prueba las herramientas sobre app antes de fijarlas (Semgrep no es reproducible porque descarga sus reglas, se elige bandit). Escribe </w:t>
             </w:r>
             <w:r>
               <w:rPr>
@@ -25145,55 +25986,39 @@
                 <w:sz w:val="16"/>
                 <w:szCs w:val="16"/>
               </w:rPr>
-              <w:t xml:space="preserve">guard.py</w:t>
-            </w:r>
-          </w:p>
-        </w:tc>
-        <w:tc>
-          <w:tcPr>
-            <w:tcW w:type="dxa" w:w="4535"/>
-            <w:tcMar>
-              <w:top w:type="dxa" w:w="60"/>
-              <w:left w:type="dxa" w:w="100"/>
-              <w:bottom w:type="dxa" w:w="60"/>
-              <w:right w:type="dxa" w:w="100"/>
-            </w:tcMar>
-          </w:tcPr>
-          <w:p>
-            <w:pPr>
-              <w:spacing w:after="0" w:before="0" w:line="252"/>
-            </w:pPr>
-            <w:r>
-              <w:rPr>
-                <w:rFonts w:ascii="Calibri" w:cs="Calibri" w:eastAsia="Calibri" w:hAnsi="Calibri"/>
-                <w:sz w:val="18"/>
-                <w:szCs w:val="18"/>
-              </w:rPr>
-              <w:t xml:space="preserve">45 casos: 21 comandos que deben bloquearse, 10 que deben permitirse, ficheros protegidos, secretos y auditoría</w:t>
-            </w:r>
-          </w:p>
-        </w:tc>
-        <w:tc>
-          <w:tcPr>
-            <w:tcW w:type="dxa" w:w="1955"/>
-            <w:tcMar>
-              <w:top w:type="dxa" w:w="60"/>
-              <w:left w:type="dxa" w:w="100"/>
-              <w:bottom w:type="dxa" w:w="60"/>
-              <w:right w:type="dxa" w:w="100"/>
-            </w:tcMar>
-          </w:tcPr>
-          <w:p>
-            <w:pPr>
-              <w:spacing w:after="0" w:before="0" w:line="252"/>
-            </w:pPr>
-            <w:r>
-              <w:rPr>
-                <w:rFonts w:ascii="Calibri" w:cs="Calibri" w:eastAsia="Calibri" w:hAnsi="Calibri"/>
-                <w:sz w:val="18"/>
-                <w:szCs w:val="18"/>
-              </w:rPr>
-              <w:t xml:space="preserve">45/45 superadas</w:t>
+              <w:t xml:space="preserve">check_pr_files.py</w:t>
+            </w:r>
+            <w:r>
+              <w:rPr>
+                <w:rFonts w:ascii="Calibri" w:cs="Calibri" w:eastAsia="Calibri" w:hAnsi="Calibri"/>
+                <w:sz w:val="18"/>
+                <w:szCs w:val="18"/>
+              </w:rPr>
+              <w:t xml:space="preserve"> con 21 tests y lo prueba contra PRs reales: habría marcado app#10. Abre core#10 y app#13</w:t>
+            </w:r>
+          </w:p>
+        </w:tc>
+        <w:tc>
+          <w:tcPr>
+            <w:tcW w:type="dxa" w:w="1600"/>
+            <w:tcMar>
+              <w:top w:type="dxa" w:w="60"/>
+              <w:left w:type="dxa" w:w="100"/>
+              <w:bottom w:type="dxa" w:w="60"/>
+              <w:right w:type="dxa" w:w="100"/>
+            </w:tcMar>
+          </w:tcPr>
+          <w:p>
+            <w:pPr>
+              <w:spacing w:after="0" w:before="0" w:line="252"/>
+            </w:pPr>
+            <w:r>
+              <w:rPr>
+                <w:rFonts w:ascii="Calibri" w:cs="Calibri" w:eastAsia="Calibri" w:hAnsi="Calibri"/>
+                <w:sz w:val="18"/>
+                <w:szCs w:val="18"/>
+              </w:rPr>
+              <w:t xml:space="preserve">Tarea 7 preparada</w:t>
             </w:r>
           </w:p>
         </w:tc>
@@ -25204,25 +26029,73 @@
         </w:trPr>
         <w:tc>
           <w:tcPr>
-            <w:tcW w:type="dxa" w:w="2580"/>
-            <w:tcMar>
-              <w:top w:type="dxa" w:w="60"/>
-              <w:left w:type="dxa" w:w="100"/>
-              <w:bottom w:type="dxa" w:w="60"/>
-              <w:right w:type="dxa" w:w="100"/>
-            </w:tcMar>
-          </w:tcPr>
-          <w:p>
-            <w:pPr>
-              <w:spacing w:after="0" w:before="0" w:line="252"/>
-            </w:pPr>
-            <w:r>
-              <w:rPr>
-                <w:rFonts w:ascii="Calibri" w:cs="Calibri" w:eastAsia="Calibri" w:hAnsi="Calibri"/>
-                <w:sz w:val="18"/>
-                <w:szCs w:val="18"/>
-              </w:rPr>
-              <w:t xml:space="preserve">Aplicación: catálogo (</w:t>
+            <w:tcW w:type="dxa" w:w="700"/>
+            <w:tcMar>
+              <w:top w:type="dxa" w:w="60"/>
+              <w:left w:type="dxa" w:w="100"/>
+              <w:bottom w:type="dxa" w:w="60"/>
+              <w:right w:type="dxa" w:w="100"/>
+            </w:tcMar>
+          </w:tcPr>
+          <w:p>
+            <w:pPr>
+              <w:spacing w:after="0" w:before="0" w:line="252"/>
+            </w:pPr>
+            <w:r>
+              <w:rPr>
+                <w:rFonts w:ascii="Calibri" w:cs="Calibri" w:eastAsia="Calibri" w:hAnsi="Calibri"/>
+                <w:sz w:val="18"/>
+                <w:szCs w:val="18"/>
+              </w:rPr>
+              <w:t xml:space="preserve">67</w:t>
+            </w:r>
+          </w:p>
+        </w:tc>
+        <w:tc>
+          <w:tcPr>
+            <w:tcW w:type="dxa" w:w="2839"/>
+            <w:tcMar>
+              <w:top w:type="dxa" w:w="60"/>
+              <w:left w:type="dxa" w:w="100"/>
+              <w:bottom w:type="dxa" w:w="60"/>
+              <w:right w:type="dxa" w:w="100"/>
+            </w:tcMar>
+          </w:tcPr>
+          <w:p>
+            <w:pPr>
+              <w:spacing w:after="0" w:before="0" w:line="252"/>
+            </w:pPr>
+            <w:r>
+              <w:rPr>
+                <w:rFonts w:ascii="Calibri" w:cs="Calibri" w:eastAsia="Calibri" w:hAnsi="Calibri"/>
+                <w:sz w:val="18"/>
+                <w:szCs w:val="18"/>
+              </w:rPr>
+              <w:t xml:space="preserve">«Pasos 1 y 2 ok»</w:t>
+            </w:r>
+          </w:p>
+        </w:tc>
+        <w:tc>
+          <w:tcPr>
+            <w:tcW w:type="dxa" w:w="3931"/>
+            <w:tcMar>
+              <w:top w:type="dxa" w:w="60"/>
+              <w:left w:type="dxa" w:w="100"/>
+              <w:bottom w:type="dxa" w:w="60"/>
+              <w:right w:type="dxa" w:w="100"/>
+            </w:tcMar>
+          </w:tcPr>
+          <w:p>
+            <w:pPr>
+              <w:spacing w:after="0" w:before="0" w:line="252"/>
+            </w:pPr>
+            <w:r>
+              <w:rPr>
+                <w:rFonts w:ascii="Calibri" w:cs="Calibri" w:eastAsia="Calibri" w:hAnsi="Calibri"/>
+                <w:sz w:val="18"/>
+                <w:szCs w:val="18"/>
+              </w:rPr>
+              <w:t xml:space="preserve">Comprueba que </w:t>
             </w:r>
             <w:r>
               <w:rPr>
@@ -25231,39 +26104,15 @@
                 <w:sz w:val="16"/>
                 <w:szCs w:val="16"/>
               </w:rPr>
-              <w:t xml:space="preserve">app</w:t>
-            </w:r>
-            <w:r>
-              <w:rPr>
-                <w:rFonts w:ascii="Calibri" w:cs="Calibri" w:eastAsia="Calibri" w:hAnsi="Calibri"/>
-                <w:sz w:val="18"/>
-                <w:szCs w:val="18"/>
-              </w:rPr>
-              <w:t xml:space="preserve">)</w:t>
-            </w:r>
-          </w:p>
-        </w:tc>
-        <w:tc>
-          <w:tcPr>
-            <w:tcW w:type="dxa" w:w="4535"/>
-            <w:tcMar>
-              <w:top w:type="dxa" w:w="60"/>
-              <w:left w:type="dxa" w:w="100"/>
-              <w:bottom w:type="dxa" w:w="60"/>
-              <w:right w:type="dxa" w:w="100"/>
-            </w:tcMar>
-          </w:tcPr>
-          <w:p>
-            <w:pPr>
-              <w:spacing w:after="0" w:before="0" w:line="252"/>
-            </w:pPr>
-            <w:r>
-              <w:rPr>
-                <w:rFonts w:ascii="Calibri" w:cs="Calibri" w:eastAsia="Calibri" w:hAnsi="Calibri"/>
-                <w:sz w:val="18"/>
-                <w:szCs w:val="18"/>
-              </w:rPr>
-              <w:t xml:space="preserve">55 casos: listado, consulta por id, 404, precio con 2 decimales, orden estable, catálogo mal formado, despliegue de un cambio de precio, observabilidad y </w:t>
+              <w:t xml:space="preserve">v1</w:t>
+            </w:r>
+            <w:r>
+              <w:rPr>
+                <w:rFonts w:ascii="Calibri" w:cs="Calibri" w:eastAsia="Calibri" w:hAnsi="Calibri"/>
+                <w:sz w:val="18"/>
+                <w:szCs w:val="18"/>
+              </w:rPr>
+              <w:t xml:space="preserve"> apunta a la nueva </w:t>
             </w:r>
             <w:r>
               <w:rPr>
@@ -25272,31 +26121,39 @@
                 <w:sz w:val="16"/>
                 <w:szCs w:val="16"/>
               </w:rPr>
-              <w:t xml:space="preserve">/health</w:t>
-            </w:r>
-          </w:p>
-        </w:tc>
-        <w:tc>
-          <w:tcPr>
-            <w:tcW w:type="dxa" w:w="1955"/>
-            <w:tcMar>
-              <w:top w:type="dxa" w:w="60"/>
-              <w:left w:type="dxa" w:w="100"/>
-              <w:bottom w:type="dxa" w:w="60"/>
-              <w:right w:type="dxa" w:w="100"/>
-            </w:tcMar>
-          </w:tcPr>
-          <w:p>
-            <w:pPr>
-              <w:spacing w:after="0" w:before="0" w:line="252"/>
-            </w:pPr>
-            <w:r>
-              <w:rPr>
-                <w:rFonts w:ascii="Calibri" w:cs="Calibri" w:eastAsia="Calibri" w:hAnsi="Calibri"/>
-                <w:sz w:val="18"/>
-                <w:szCs w:val="18"/>
-              </w:rPr>
-              <w:t xml:space="preserve">55/55 superadas</w:t>
+              <w:t xml:space="preserve">main</w:t>
+            </w:r>
+            <w:r>
+              <w:rPr>
+                <w:rFonts w:ascii="Calibri" w:cs="Calibri" w:eastAsia="Calibri" w:hAnsi="Calibri"/>
+                <w:sz w:val="18"/>
+                <w:szCs w:val="18"/>
+              </w:rPr>
+              <w:t xml:space="preserve">, relanza app#13 y confirma los cinco checks en verde</w:t>
+            </w:r>
+          </w:p>
+        </w:tc>
+        <w:tc>
+          <w:tcPr>
+            <w:tcW w:type="dxa" w:w="1600"/>
+            <w:tcMar>
+              <w:top w:type="dxa" w:w="60"/>
+              <w:left w:type="dxa" w:w="100"/>
+              <w:bottom w:type="dxa" w:w="60"/>
+              <w:right w:type="dxa" w:w="100"/>
+            </w:tcMar>
+          </w:tcPr>
+          <w:p>
+            <w:pPr>
+              <w:spacing w:after="0" w:before="0" w:line="252"/>
+            </w:pPr>
+            <w:r>
+              <w:rPr>
+                <w:rFonts w:ascii="Calibri" w:cs="Calibri" w:eastAsia="Calibri" w:hAnsi="Calibri"/>
+                <w:sz w:val="18"/>
+                <w:szCs w:val="18"/>
+              </w:rPr>
+              <w:t xml:space="preserve">Escaneo operativo</w:t>
             </w:r>
           </w:p>
         </w:tc>
@@ -25307,49 +26164,73 @@
         </w:trPr>
         <w:tc>
           <w:tcPr>
-            <w:tcW w:type="dxa" w:w="2580"/>
-            <w:tcMar>
-              <w:top w:type="dxa" w:w="60"/>
-              <w:left w:type="dxa" w:w="100"/>
-              <w:bottom w:type="dxa" w:w="60"/>
-              <w:right w:type="dxa" w:w="100"/>
-            </w:tcMar>
-          </w:tcPr>
-          <w:p>
-            <w:pPr>
-              <w:spacing w:after="0" w:before="0" w:line="252"/>
-            </w:pPr>
-            <w:r>
-              <w:rPr>
-                <w:rFonts w:ascii="Calibri" w:cs="Calibri" w:eastAsia="Calibri" w:hAnsi="Calibri"/>
-                <w:sz w:val="18"/>
-                <w:szCs w:val="18"/>
-              </w:rPr>
-              <w:t xml:space="preserve">CI obligatorio (app#12)</w:t>
-            </w:r>
-          </w:p>
-        </w:tc>
-        <w:tc>
-          <w:tcPr>
-            <w:tcW w:type="dxa" w:w="4535"/>
-            <w:tcMar>
-              <w:top w:type="dxa" w:w="60"/>
-              <w:left w:type="dxa" w:w="100"/>
-              <w:bottom w:type="dxa" w:w="60"/>
-              <w:right w:type="dxa" w:w="100"/>
-            </w:tcMar>
-          </w:tcPr>
-          <w:p>
-            <w:pPr>
-              <w:spacing w:after="0" w:before="0" w:line="252"/>
-            </w:pPr>
-            <w:r>
-              <w:rPr>
-                <w:rFonts w:ascii="Calibri" w:cs="Calibri" w:eastAsia="Calibri" w:hAnsi="Calibri"/>
-                <w:sz w:val="18"/>
-                <w:szCs w:val="18"/>
-              </w:rPr>
-              <w:t xml:space="preserve">PR con un </w:t>
+            <w:tcW w:type="dxa" w:w="700"/>
+            <w:tcMar>
+              <w:top w:type="dxa" w:w="60"/>
+              <w:left w:type="dxa" w:w="100"/>
+              <w:bottom w:type="dxa" w:w="60"/>
+              <w:right w:type="dxa" w:w="100"/>
+            </w:tcMar>
+          </w:tcPr>
+          <w:p>
+            <w:pPr>
+              <w:spacing w:after="0" w:before="0" w:line="252"/>
+            </w:pPr>
+            <w:r>
+              <w:rPr>
+                <w:rFonts w:ascii="Calibri" w:cs="Calibri" w:eastAsia="Calibri" w:hAnsi="Calibri"/>
+                <w:sz w:val="18"/>
+                <w:szCs w:val="18"/>
+              </w:rPr>
+              <w:t xml:space="preserve">68</w:t>
+            </w:r>
+          </w:p>
+        </w:tc>
+        <w:tc>
+          <w:tcPr>
+            <w:tcW w:type="dxa" w:w="2839"/>
+            <w:tcMar>
+              <w:top w:type="dxa" w:w="60"/>
+              <w:left w:type="dxa" w:w="100"/>
+              <w:bottom w:type="dxa" w:w="60"/>
+              <w:right w:type="dxa" w:w="100"/>
+            </w:tcMar>
+          </w:tcPr>
+          <w:p>
+            <w:pPr>
+              <w:spacing w:after="0" w:before="0" w:line="252"/>
+            </w:pPr>
+            <w:r>
+              <w:rPr>
+                <w:rFonts w:ascii="Calibri" w:cs="Calibri" w:eastAsia="Calibri" w:hAnsi="Calibri"/>
+                <w:sz w:val="18"/>
+                <w:szCs w:val="18"/>
+              </w:rPr>
+              <w:t xml:space="preserve">«Listo. Por otra parte, hay otros checks que parecen interesantes: Require code scanning results»</w:t>
+            </w:r>
+          </w:p>
+        </w:tc>
+        <w:tc>
+          <w:tcPr>
+            <w:tcW w:type="dxa" w:w="3931"/>
+            <w:tcMar>
+              <w:top w:type="dxa" w:w="60"/>
+              <w:left w:type="dxa" w:w="100"/>
+              <w:bottom w:type="dxa" w:w="60"/>
+              <w:right w:type="dxa" w:w="100"/>
+            </w:tcMar>
+          </w:tcPr>
+          <w:p>
+            <w:pPr>
+              <w:spacing w:after="0" w:before="0" w:line="252"/>
+            </w:pPr>
+            <w:r>
+              <w:rPr>
+                <w:rFonts w:ascii="Calibri" w:cs="Calibri" w:eastAsia="Calibri" w:hAnsi="Calibri"/>
+                <w:sz w:val="18"/>
+                <w:szCs w:val="18"/>
+              </w:rPr>
+              <w:t xml:space="preserve">Verifica la regla del ruleset y prueba el bloqueo con un </w:t>
             </w:r>
             <w:r>
               <w:rPr>
@@ -25358,39 +26239,39 @@
                 <w:sz w:val="16"/>
                 <w:szCs w:val="16"/>
               </w:rPr>
-              <w:t xml:space="preserve">import</w:t>
-            </w:r>
-            <w:r>
-              <w:rPr>
-                <w:rFonts w:ascii="Calibri" w:cs="Calibri" w:eastAsia="Calibri" w:hAnsi="Calibri"/>
-                <w:sz w:val="18"/>
-                <w:szCs w:val="18"/>
-              </w:rPr>
-              <w:t xml:space="preserve"> sin usar</w:t>
-            </w:r>
-          </w:p>
-        </w:tc>
-        <w:tc>
-          <w:tcPr>
-            <w:tcW w:type="dxa" w:w="1955"/>
-            <w:tcMar>
-              <w:top w:type="dxa" w:w="60"/>
-              <w:left w:type="dxa" w:w="100"/>
-              <w:bottom w:type="dxa" w:w="60"/>
-              <w:right w:type="dxa" w:w="100"/>
-            </w:tcMar>
-          </w:tcPr>
-          <w:p>
-            <w:pPr>
-              <w:spacing w:after="0" w:before="0" w:line="252"/>
-            </w:pPr>
-            <w:r>
-              <w:rPr>
-                <w:rFonts w:ascii="Calibri" w:cs="Calibri" w:eastAsia="Calibri" w:hAnsi="Calibri"/>
-                <w:sz w:val="18"/>
-                <w:szCs w:val="18"/>
-              </w:rPr>
-              <w:t xml:space="preserve">CI en rojo y merge bloqueado</w:t>
+              <w:t xml:space="preserve">.pyc</w:t>
+            </w:r>
+            <w:r>
+              <w:rPr>
+                <w:rFonts w:ascii="Calibri" w:cs="Calibri" w:eastAsia="Calibri" w:hAnsi="Calibri"/>
+                <w:sz w:val="18"/>
+                <w:szCs w:val="18"/>
+              </w:rPr>
+              <w:t xml:space="preserve"> (app#14). Explica qué añadiría CodeQL frente a bandit y cómo activarlo</w:t>
+            </w:r>
+          </w:p>
+        </w:tc>
+        <w:tc>
+          <w:tcPr>
+            <w:tcW w:type="dxa" w:w="1600"/>
+            <w:tcMar>
+              <w:top w:type="dxa" w:w="60"/>
+              <w:left w:type="dxa" w:w="100"/>
+              <w:bottom w:type="dxa" w:w="60"/>
+              <w:right w:type="dxa" w:w="100"/>
+            </w:tcMar>
+          </w:tcPr>
+          <w:p>
+            <w:pPr>
+              <w:spacing w:after="0" w:before="0" w:line="252"/>
+            </w:pPr>
+            <w:r>
+              <w:rPr>
+                <w:rFonts w:ascii="Calibri" w:cs="Calibri" w:eastAsia="Calibri" w:hAnsi="Calibri"/>
+                <w:sz w:val="18"/>
+                <w:szCs w:val="18"/>
+              </w:rPr>
+              <w:t xml:space="preserve">Tarea 7 comprobada</w:t>
             </w:r>
           </w:p>
         </w:tc>
@@ -25401,25 +26282,259 @@
         </w:trPr>
         <w:tc>
           <w:tcPr>
-            <w:tcW w:type="dxa" w:w="2580"/>
-            <w:tcMar>
-              <w:top w:type="dxa" w:w="60"/>
-              <w:left w:type="dxa" w:w="100"/>
-              <w:bottom w:type="dxa" w:w="60"/>
-              <w:right w:type="dxa" w:w="100"/>
-            </w:tcMar>
-          </w:tcPr>
-          <w:p>
-            <w:pPr>
-              <w:spacing w:after="0" w:before="0" w:line="252"/>
-            </w:pPr>
-            <w:r>
-              <w:rPr>
-                <w:rFonts w:ascii="Calibri" w:cs="Calibri" w:eastAsia="Calibri" w:hAnsi="Calibri"/>
-                <w:sz w:val="18"/>
-                <w:szCs w:val="18"/>
-              </w:rPr>
-              <w:t xml:space="preserve">Triage (</w:t>
+            <w:tcW w:type="dxa" w:w="700"/>
+            <w:tcMar>
+              <w:top w:type="dxa" w:w="60"/>
+              <w:left w:type="dxa" w:w="100"/>
+              <w:bottom w:type="dxa" w:w="60"/>
+              <w:right w:type="dxa" w:w="100"/>
+            </w:tcMar>
+          </w:tcPr>
+          <w:p>
+            <w:pPr>
+              <w:spacing w:after="0" w:before="0" w:line="252"/>
+            </w:pPr>
+            <w:r>
+              <w:rPr>
+                <w:rFonts w:ascii="Calibri" w:cs="Calibri" w:eastAsia="Calibri" w:hAnsi="Calibri"/>
+                <w:sz w:val="18"/>
+                <w:szCs w:val="18"/>
+              </w:rPr>
+              <w:t xml:space="preserve">69</w:t>
+            </w:r>
+          </w:p>
+        </w:tc>
+        <w:tc>
+          <w:tcPr>
+            <w:tcW w:type="dxa" w:w="2839"/>
+            <w:tcMar>
+              <w:top w:type="dxa" w:w="60"/>
+              <w:left w:type="dxa" w:w="100"/>
+              <w:bottom w:type="dxa" w:w="60"/>
+              <w:right w:type="dxa" w:w="100"/>
+            </w:tcMar>
+          </w:tcPr>
+          <w:p>
+            <w:pPr>
+              <w:spacing w:after="0" w:before="0" w:line="252"/>
+            </w:pPr>
+            <w:r>
+              <w:rPr>
+                <w:rFonts w:ascii="Calibri" w:cs="Calibri" w:eastAsia="Calibri" w:hAnsi="Calibri"/>
+                <w:sz w:val="18"/>
+                <w:szCs w:val="18"/>
+              </w:rPr>
+              <w:t xml:space="preserve">«Ya lo haré más adelante; de momento no lo pongas como tarea»</w:t>
+            </w:r>
+          </w:p>
+        </w:tc>
+        <w:tc>
+          <w:tcPr>
+            <w:tcW w:type="dxa" w:w="3931"/>
+            <w:tcMar>
+              <w:top w:type="dxa" w:w="60"/>
+              <w:left w:type="dxa" w:w="100"/>
+              <w:bottom w:type="dxa" w:w="60"/>
+              <w:right w:type="dxa" w:w="100"/>
+            </w:tcMar>
+          </w:tcPr>
+          <w:p>
+            <w:pPr>
+              <w:spacing w:after="0" w:before="0" w:line="252"/>
+            </w:pPr>
+            <w:r>
+              <w:rPr>
+                <w:rFonts w:ascii="Calibri" w:cs="Calibri" w:eastAsia="Calibri" w:hAnsi="Calibri"/>
+                <w:sz w:val="18"/>
+                <w:szCs w:val="18"/>
+              </w:rPr>
+              <w:t xml:space="preserve">No lo añade al plan; queda solo como posible mejora</w:t>
+            </w:r>
+          </w:p>
+        </w:tc>
+        <w:tc>
+          <w:tcPr>
+            <w:tcW w:type="dxa" w:w="1600"/>
+            <w:tcMar>
+              <w:top w:type="dxa" w:w="60"/>
+              <w:left w:type="dxa" w:w="100"/>
+              <w:bottom w:type="dxa" w:w="60"/>
+              <w:right w:type="dxa" w:w="100"/>
+            </w:tcMar>
+          </w:tcPr>
+          <w:p>
+            <w:pPr>
+              <w:spacing w:after="0" w:before="0" w:line="252"/>
+            </w:pPr>
+            <w:r>
+              <w:rPr>
+                <w:rFonts w:ascii="Calibri" w:cs="Calibri" w:eastAsia="Calibri" w:hAnsi="Calibri"/>
+                <w:sz w:val="18"/>
+                <w:szCs w:val="18"/>
+              </w:rPr>
+              <w:t xml:space="preserve">Tarea 7 cerrada</w:t>
+            </w:r>
+          </w:p>
+        </w:tc>
+      </w:tr>
+    </w:tbl>
+    <w:p>
+      <w:pPr>
+        <w:spacing w:after="120"/>
+      </w:pPr>
+    </w:p>
+    <w:p>
+      <w:pPr>
+        <w:pStyle w:val="Heading2"/>
+        <w:keepNext/>
+      </w:pPr>
+      <w:r>
+        <w:rPr>
+          <w:rFonts w:ascii="Calibri" w:cs="Calibri" w:eastAsia="Calibri" w:hAnsi="Calibri"/>
+        </w:rPr>
+        <w:t xml:space="preserve">Pruebas realizadas y resultados</w:t>
+      </w:r>
+    </w:p>
+    <w:p>
+      <w:pPr>
+        <w:pStyle w:val="Heading3"/>
+        <w:keepNext/>
+      </w:pPr>
+      <w:r>
+        <w:rPr>
+          <w:rFonts w:ascii="Calibri" w:cs="Calibri" w:eastAsia="Calibri" w:hAnsi="Calibri"/>
+        </w:rPr>
+        <w:t xml:space="preserve">Pruebas automáticas</w:t>
+      </w:r>
+    </w:p>
+    <w:tbl>
+      <w:tblPr>
+        <w:tblW w:type="dxa" w:w="9070"/>
+        <w:tblBorders>
+          <w:top w:val="single" w:color="C9D3CF" w:sz="4"/>
+          <w:left w:val="single" w:color="C9D3CF" w:sz="4"/>
+          <w:bottom w:val="single" w:color="C9D3CF" w:sz="4"/>
+          <w:right w:val="single" w:color="C9D3CF" w:sz="4"/>
+          <w:insideH w:val="single" w:color="C9D3CF" w:sz="4"/>
+          <w:insideV w:val="single" w:color="C9D3CF" w:sz="4"/>
+        </w:tblBorders>
+      </w:tblPr>
+      <w:tblGrid>
+        <w:gridCol w:w="2776"/>
+        <w:gridCol w:w="4246"/>
+        <w:gridCol w:w="2048"/>
+      </w:tblGrid>
+      <w:tr>
+        <w:trPr>
+          <w:tblHeader/>
+        </w:trPr>
+        <w:tc>
+          <w:tcPr>
+            <w:tcW w:type="dxa" w:w="2776"/>
+            <w:shd w:fill="E3EEEA" w:color="auto" w:val="clear"/>
+            <w:tcMar>
+              <w:top w:type="dxa" w:w="60"/>
+              <w:left w:type="dxa" w:w="100"/>
+              <w:bottom w:type="dxa" w:w="60"/>
+              <w:right w:type="dxa" w:w="100"/>
+            </w:tcMar>
+          </w:tcPr>
+          <w:p>
+            <w:pPr>
+              <w:spacing w:after="0" w:before="0" w:line="252"/>
+            </w:pPr>
+            <w:r>
+              <w:rPr>
+                <w:rFonts w:ascii="Calibri" w:cs="Calibri" w:eastAsia="Calibri" w:hAnsi="Calibri"/>
+                <w:b/>
+                <w:bCs/>
+                <w:sz w:val="18"/>
+                <w:szCs w:val="18"/>
+              </w:rPr>
+              <w:t xml:space="preserve">Componente</w:t>
+            </w:r>
+          </w:p>
+        </w:tc>
+        <w:tc>
+          <w:tcPr>
+            <w:tcW w:type="dxa" w:w="4246"/>
+            <w:shd w:fill="E3EEEA" w:color="auto" w:val="clear"/>
+            <w:tcMar>
+              <w:top w:type="dxa" w:w="60"/>
+              <w:left w:type="dxa" w:w="100"/>
+              <w:bottom w:type="dxa" w:w="60"/>
+              <w:right w:type="dxa" w:w="100"/>
+            </w:tcMar>
+          </w:tcPr>
+          <w:p>
+            <w:pPr>
+              <w:spacing w:after="0" w:before="0" w:line="252"/>
+            </w:pPr>
+            <w:r>
+              <w:rPr>
+                <w:rFonts w:ascii="Calibri" w:cs="Calibri" w:eastAsia="Calibri" w:hAnsi="Calibri"/>
+                <w:b/>
+                <w:bCs/>
+                <w:sz w:val="18"/>
+                <w:szCs w:val="18"/>
+              </w:rPr>
+              <w:t xml:space="preserve">Pruebas</w:t>
+            </w:r>
+          </w:p>
+        </w:tc>
+        <w:tc>
+          <w:tcPr>
+            <w:tcW w:type="dxa" w:w="2048"/>
+            <w:shd w:fill="E3EEEA" w:color="auto" w:val="clear"/>
+            <w:tcMar>
+              <w:top w:type="dxa" w:w="60"/>
+              <w:left w:type="dxa" w:w="100"/>
+              <w:bottom w:type="dxa" w:w="60"/>
+              <w:right w:type="dxa" w:w="100"/>
+            </w:tcMar>
+          </w:tcPr>
+          <w:p>
+            <w:pPr>
+              <w:spacing w:after="0" w:before="0" w:line="252"/>
+            </w:pPr>
+            <w:r>
+              <w:rPr>
+                <w:rFonts w:ascii="Calibri" w:cs="Calibri" w:eastAsia="Calibri" w:hAnsi="Calibri"/>
+                <w:b/>
+                <w:bCs/>
+                <w:sz w:val="18"/>
+                <w:szCs w:val="18"/>
+              </w:rPr>
+              <w:t xml:space="preserve">Resultado</w:t>
+            </w:r>
+          </w:p>
+        </w:tc>
+      </w:tr>
+      <w:tr>
+        <w:trPr>
+          <w:cantSplit/>
+        </w:trPr>
+        <w:tc>
+          <w:tcPr>
+            <w:tcW w:type="dxa" w:w="2776"/>
+            <w:tcMar>
+              <w:top w:type="dxa" w:w="60"/>
+              <w:left w:type="dxa" w:w="100"/>
+              <w:bottom w:type="dxa" w:w="60"/>
+              <w:right w:type="dxa" w:w="100"/>
+            </w:tcMar>
+          </w:tcPr>
+          <w:p>
+            <w:pPr>
+              <w:spacing w:after="0" w:before="0" w:line="252"/>
+            </w:pPr>
+            <w:r>
+              <w:rPr>
+                <w:rFonts w:ascii="Calibri" w:cs="Calibri" w:eastAsia="Calibri" w:hAnsi="Calibri"/>
+                <w:sz w:val="18"/>
+                <w:szCs w:val="18"/>
+              </w:rPr>
+              <w:t xml:space="preserve">Hook </w:t>
             </w:r>
             <w:r>
               <w:rPr>
@@ -25428,15 +26543,84 @@
                 <w:sz w:val="16"/>
                 <w:szCs w:val="16"/>
               </w:rPr>
-              <w:t xml:space="preserve">apply.py</w:t>
-            </w:r>
-            <w:r>
-              <w:rPr>
-                <w:rFonts w:ascii="Calibri" w:cs="Calibri" w:eastAsia="Calibri" w:hAnsi="Calibri"/>
-                <w:sz w:val="18"/>
-                <w:szCs w:val="18"/>
-              </w:rPr>
-              <w:t xml:space="preserve">, </w:t>
+              <w:t xml:space="preserve">guard.py</w:t>
+            </w:r>
+          </w:p>
+        </w:tc>
+        <w:tc>
+          <w:tcPr>
+            <w:tcW w:type="dxa" w:w="4246"/>
+            <w:tcMar>
+              <w:top w:type="dxa" w:w="60"/>
+              <w:left w:type="dxa" w:w="100"/>
+              <w:bottom w:type="dxa" w:w="60"/>
+              <w:right w:type="dxa" w:w="100"/>
+            </w:tcMar>
+          </w:tcPr>
+          <w:p>
+            <w:pPr>
+              <w:spacing w:after="0" w:before="0" w:line="252"/>
+            </w:pPr>
+            <w:r>
+              <w:rPr>
+                <w:rFonts w:ascii="Calibri" w:cs="Calibri" w:eastAsia="Calibri" w:hAnsi="Calibri"/>
+                <w:sz w:val="18"/>
+                <w:szCs w:val="18"/>
+              </w:rPr>
+              <w:t xml:space="preserve">45 casos: 21 comandos que deben bloquearse, 10 que deben permitirse, ficheros protegidos, secretos y auditoría</w:t>
+            </w:r>
+          </w:p>
+        </w:tc>
+        <w:tc>
+          <w:tcPr>
+            <w:tcW w:type="dxa" w:w="2048"/>
+            <w:tcMar>
+              <w:top w:type="dxa" w:w="60"/>
+              <w:left w:type="dxa" w:w="100"/>
+              <w:bottom w:type="dxa" w:w="60"/>
+              <w:right w:type="dxa" w:w="100"/>
+            </w:tcMar>
+          </w:tcPr>
+          <w:p>
+            <w:pPr>
+              <w:spacing w:after="0" w:before="0" w:line="252"/>
+            </w:pPr>
+            <w:r>
+              <w:rPr>
+                <w:rFonts w:ascii="Calibri" w:cs="Calibri" w:eastAsia="Calibri" w:hAnsi="Calibri"/>
+                <w:sz w:val="18"/>
+                <w:szCs w:val="18"/>
+              </w:rPr>
+              <w:t xml:space="preserve">45/45 superadas</w:t>
+            </w:r>
+          </w:p>
+        </w:tc>
+      </w:tr>
+      <w:tr>
+        <w:trPr>
+          <w:cantSplit/>
+        </w:trPr>
+        <w:tc>
+          <w:tcPr>
+            <w:tcW w:type="dxa" w:w="2776"/>
+            <w:tcMar>
+              <w:top w:type="dxa" w:w="60"/>
+              <w:left w:type="dxa" w:w="100"/>
+              <w:bottom w:type="dxa" w:w="60"/>
+              <w:right w:type="dxa" w:w="100"/>
+            </w:tcMar>
+          </w:tcPr>
+          <w:p>
+            <w:pPr>
+              <w:spacing w:after="0" w:before="0" w:line="252"/>
+            </w:pPr>
+            <w:r>
+              <w:rPr>
+                <w:rFonts w:ascii="Calibri" w:cs="Calibri" w:eastAsia="Calibri" w:hAnsi="Calibri"/>
+                <w:sz w:val="18"/>
+                <w:szCs w:val="18"/>
+              </w:rPr>
+              <w:t xml:space="preserve">Aplicación: catálogo (</w:t>
             </w:r>
             <w:r>
               <w:rPr>
@@ -25445,6 +26629,426 @@
                 <w:sz w:val="16"/>
                 <w:szCs w:val="16"/>
               </w:rPr>
+              <w:t xml:space="preserve">app</w:t>
+            </w:r>
+            <w:r>
+              <w:rPr>
+                <w:rFonts w:ascii="Calibri" w:cs="Calibri" w:eastAsia="Calibri" w:hAnsi="Calibri"/>
+                <w:sz w:val="18"/>
+                <w:szCs w:val="18"/>
+              </w:rPr>
+              <w:t xml:space="preserve">)</w:t>
+            </w:r>
+          </w:p>
+        </w:tc>
+        <w:tc>
+          <w:tcPr>
+            <w:tcW w:type="dxa" w:w="4246"/>
+            <w:tcMar>
+              <w:top w:type="dxa" w:w="60"/>
+              <w:left w:type="dxa" w:w="100"/>
+              <w:bottom w:type="dxa" w:w="60"/>
+              <w:right w:type="dxa" w:w="100"/>
+            </w:tcMar>
+          </w:tcPr>
+          <w:p>
+            <w:pPr>
+              <w:spacing w:after="0" w:before="0" w:line="252"/>
+            </w:pPr>
+            <w:r>
+              <w:rPr>
+                <w:rFonts w:ascii="Calibri" w:cs="Calibri" w:eastAsia="Calibri" w:hAnsi="Calibri"/>
+                <w:sz w:val="18"/>
+                <w:szCs w:val="18"/>
+              </w:rPr>
+              <w:t xml:space="preserve">55 casos: listado, consulta por id, 404, precio con 2 decimales, orden estable, catálogo mal formado, despliegue de un cambio de precio, observabilidad y </w:t>
+            </w:r>
+            <w:r>
+              <w:rPr>
+                <w:rFonts w:ascii="Consolas" w:cs="Consolas" w:eastAsia="Consolas" w:hAnsi="Consolas"/>
+                <w:color w:val="2E3A36"/>
+                <w:sz w:val="16"/>
+                <w:szCs w:val="16"/>
+              </w:rPr>
+              <w:t xml:space="preserve">/health</w:t>
+            </w:r>
+          </w:p>
+        </w:tc>
+        <w:tc>
+          <w:tcPr>
+            <w:tcW w:type="dxa" w:w="2048"/>
+            <w:tcMar>
+              <w:top w:type="dxa" w:w="60"/>
+              <w:left w:type="dxa" w:w="100"/>
+              <w:bottom w:type="dxa" w:w="60"/>
+              <w:right w:type="dxa" w:w="100"/>
+            </w:tcMar>
+          </w:tcPr>
+          <w:p>
+            <w:pPr>
+              <w:spacing w:after="0" w:before="0" w:line="252"/>
+            </w:pPr>
+            <w:r>
+              <w:rPr>
+                <w:rFonts w:ascii="Calibri" w:cs="Calibri" w:eastAsia="Calibri" w:hAnsi="Calibri"/>
+                <w:sz w:val="18"/>
+                <w:szCs w:val="18"/>
+              </w:rPr>
+              <w:t xml:space="preserve">55/55 superadas</w:t>
+            </w:r>
+          </w:p>
+        </w:tc>
+      </w:tr>
+      <w:tr>
+        <w:trPr>
+          <w:cantSplit/>
+        </w:trPr>
+        <w:tc>
+          <w:tcPr>
+            <w:tcW w:type="dxa" w:w="2776"/>
+            <w:tcMar>
+              <w:top w:type="dxa" w:w="60"/>
+              <w:left w:type="dxa" w:w="100"/>
+              <w:bottom w:type="dxa" w:w="60"/>
+              <w:right w:type="dxa" w:w="100"/>
+            </w:tcMar>
+          </w:tcPr>
+          <w:p>
+            <w:pPr>
+              <w:spacing w:after="0" w:before="0" w:line="252"/>
+            </w:pPr>
+            <w:r>
+              <w:rPr>
+                <w:rFonts w:ascii="Calibri" w:cs="Calibri" w:eastAsia="Calibri" w:hAnsi="Calibri"/>
+                <w:sz w:val="18"/>
+                <w:szCs w:val="18"/>
+              </w:rPr>
+              <w:t xml:space="preserve">CI obligatorio (app#12)</w:t>
+            </w:r>
+          </w:p>
+        </w:tc>
+        <w:tc>
+          <w:tcPr>
+            <w:tcW w:type="dxa" w:w="4246"/>
+            <w:tcMar>
+              <w:top w:type="dxa" w:w="60"/>
+              <w:left w:type="dxa" w:w="100"/>
+              <w:bottom w:type="dxa" w:w="60"/>
+              <w:right w:type="dxa" w:w="100"/>
+            </w:tcMar>
+          </w:tcPr>
+          <w:p>
+            <w:pPr>
+              <w:spacing w:after="0" w:before="0" w:line="252"/>
+            </w:pPr>
+            <w:r>
+              <w:rPr>
+                <w:rFonts w:ascii="Calibri" w:cs="Calibri" w:eastAsia="Calibri" w:hAnsi="Calibri"/>
+                <w:sz w:val="18"/>
+                <w:szCs w:val="18"/>
+              </w:rPr>
+              <w:t xml:space="preserve">PR con un </w:t>
+            </w:r>
+            <w:r>
+              <w:rPr>
+                <w:rFonts w:ascii="Consolas" w:cs="Consolas" w:eastAsia="Consolas" w:hAnsi="Consolas"/>
+                <w:color w:val="2E3A36"/>
+                <w:sz w:val="16"/>
+                <w:szCs w:val="16"/>
+              </w:rPr>
+              <w:t xml:space="preserve">import</w:t>
+            </w:r>
+            <w:r>
+              <w:rPr>
+                <w:rFonts w:ascii="Calibri" w:cs="Calibri" w:eastAsia="Calibri" w:hAnsi="Calibri"/>
+                <w:sz w:val="18"/>
+                <w:szCs w:val="18"/>
+              </w:rPr>
+              <w:t xml:space="preserve"> sin usar</w:t>
+            </w:r>
+          </w:p>
+        </w:tc>
+        <w:tc>
+          <w:tcPr>
+            <w:tcW w:type="dxa" w:w="2048"/>
+            <w:tcMar>
+              <w:top w:type="dxa" w:w="60"/>
+              <w:left w:type="dxa" w:w="100"/>
+              <w:bottom w:type="dxa" w:w="60"/>
+              <w:right w:type="dxa" w:w="100"/>
+            </w:tcMar>
+          </w:tcPr>
+          <w:p>
+            <w:pPr>
+              <w:spacing w:after="0" w:before="0" w:line="252"/>
+            </w:pPr>
+            <w:r>
+              <w:rPr>
+                <w:rFonts w:ascii="Calibri" w:cs="Calibri" w:eastAsia="Calibri" w:hAnsi="Calibri"/>
+                <w:sz w:val="18"/>
+                <w:szCs w:val="18"/>
+              </w:rPr>
+              <w:t xml:space="preserve">CI en rojo y merge bloqueado</w:t>
+            </w:r>
+          </w:p>
+        </w:tc>
+      </w:tr>
+      <w:tr>
+        <w:trPr>
+          <w:cantSplit/>
+        </w:trPr>
+        <w:tc>
+          <w:tcPr>
+            <w:tcW w:type="dxa" w:w="2776"/>
+            <w:tcMar>
+              <w:top w:type="dxa" w:w="60"/>
+              <w:left w:type="dxa" w:w="100"/>
+              <w:bottom w:type="dxa" w:w="60"/>
+              <w:right w:type="dxa" w:w="100"/>
+            </w:tcMar>
+          </w:tcPr>
+          <w:p>
+            <w:pPr>
+              <w:spacing w:after="0" w:before="0" w:line="252"/>
+            </w:pPr>
+            <w:r>
+              <w:rPr>
+                <w:rFonts w:ascii="Calibri" w:cs="Calibri" w:eastAsia="Calibri" w:hAnsi="Calibri"/>
+                <w:sz w:val="18"/>
+                <w:szCs w:val="18"/>
+              </w:rPr>
+              <w:t xml:space="preserve">Gobierno de PRs (</w:t>
+            </w:r>
+            <w:r>
+              <w:rPr>
+                <w:rFonts w:ascii="Consolas" w:cs="Consolas" w:eastAsia="Consolas" w:hAnsi="Consolas"/>
+                <w:color w:val="2E3A36"/>
+                <w:sz w:val="16"/>
+                <w:szCs w:val="16"/>
+              </w:rPr>
+              <w:t xml:space="preserve">check_pr_files.py</w:t>
+            </w:r>
+            <w:r>
+              <w:rPr>
+                <w:rFonts w:ascii="Calibri" w:cs="Calibri" w:eastAsia="Calibri" w:hAnsi="Calibri"/>
+                <w:sz w:val="18"/>
+                <w:szCs w:val="18"/>
+              </w:rPr>
+              <w:t xml:space="preserve">)</w:t>
+            </w:r>
+          </w:p>
+        </w:tc>
+        <w:tc>
+          <w:tcPr>
+            <w:tcW w:type="dxa" w:w="4246"/>
+            <w:tcMar>
+              <w:top w:type="dxa" w:w="60"/>
+              <w:left w:type="dxa" w:w="100"/>
+              <w:bottom w:type="dxa" w:w="60"/>
+              <w:right w:type="dxa" w:w="100"/>
+            </w:tcMar>
+          </w:tcPr>
+          <w:p>
+            <w:pPr>
+              <w:spacing w:after="0" w:before="0" w:line="252"/>
+            </w:pPr>
+            <w:r>
+              <w:rPr>
+                <w:rFonts w:ascii="Calibri" w:cs="Calibri" w:eastAsia="Calibri" w:hAnsi="Calibri"/>
+                <w:sz w:val="18"/>
+                <w:szCs w:val="18"/>
+              </w:rPr>
+              <w:t xml:space="preserve">21 casos: ficheros generados, ficheros protegidos según el autor, cambios de dependencias permitidos y configuración de comprobaciones bloqueada</w:t>
+            </w:r>
+          </w:p>
+        </w:tc>
+        <w:tc>
+          <w:tcPr>
+            <w:tcW w:type="dxa" w:w="2048"/>
+            <w:tcMar>
+              <w:top w:type="dxa" w:w="60"/>
+              <w:left w:type="dxa" w:w="100"/>
+              <w:bottom w:type="dxa" w:w="60"/>
+              <w:right w:type="dxa" w:w="100"/>
+            </w:tcMar>
+          </w:tcPr>
+          <w:p>
+            <w:pPr>
+              <w:spacing w:after="0" w:before="0" w:line="252"/>
+            </w:pPr>
+            <w:r>
+              <w:rPr>
+                <w:rFonts w:ascii="Calibri" w:cs="Calibri" w:eastAsia="Calibri" w:hAnsi="Calibri"/>
+                <w:sz w:val="18"/>
+                <w:szCs w:val="18"/>
+              </w:rPr>
+              <w:t xml:space="preserve">21/21 superadas</w:t>
+            </w:r>
+          </w:p>
+        </w:tc>
+      </w:tr>
+      <w:tr>
+        <w:trPr>
+          <w:cantSplit/>
+        </w:trPr>
+        <w:tc>
+          <w:tcPr>
+            <w:tcW w:type="dxa" w:w="2776"/>
+            <w:tcMar>
+              <w:top w:type="dxa" w:w="60"/>
+              <w:left w:type="dxa" w:w="100"/>
+              <w:bottom w:type="dxa" w:w="60"/>
+              <w:right w:type="dxa" w:w="100"/>
+            </w:tcMar>
+          </w:tcPr>
+          <w:p>
+            <w:pPr>
+              <w:spacing w:after="0" w:before="0" w:line="252"/>
+            </w:pPr>
+            <w:r>
+              <w:rPr>
+                <w:rFonts w:ascii="Calibri" w:cs="Calibri" w:eastAsia="Calibri" w:hAnsi="Calibri"/>
+                <w:sz w:val="18"/>
+                <w:szCs w:val="18"/>
+              </w:rPr>
+              <w:t xml:space="preserve">Escaneo de seguridad obligatorio (app#14)</w:t>
+            </w:r>
+          </w:p>
+        </w:tc>
+        <w:tc>
+          <w:tcPr>
+            <w:tcW w:type="dxa" w:w="4246"/>
+            <w:tcMar>
+              <w:top w:type="dxa" w:w="60"/>
+              <w:left w:type="dxa" w:w="100"/>
+              <w:bottom w:type="dxa" w:w="60"/>
+              <w:right w:type="dxa" w:w="100"/>
+            </w:tcMar>
+          </w:tcPr>
+          <w:p>
+            <w:pPr>
+              <w:spacing w:after="0" w:before="0" w:line="252"/>
+            </w:pPr>
+            <w:r>
+              <w:rPr>
+                <w:rFonts w:ascii="Calibri" w:cs="Calibri" w:eastAsia="Calibri" w:hAnsi="Calibri"/>
+                <w:sz w:val="18"/>
+                <w:szCs w:val="18"/>
+              </w:rPr>
+              <w:t xml:space="preserve">PR con un </w:t>
+            </w:r>
+            <w:r>
+              <w:rPr>
+                <w:rFonts w:ascii="Consolas" w:cs="Consolas" w:eastAsia="Consolas" w:hAnsi="Consolas"/>
+                <w:color w:val="2E3A36"/>
+                <w:sz w:val="16"/>
+                <w:szCs w:val="16"/>
+              </w:rPr>
+              <w:t xml:space="preserve">.pyc</w:t>
+            </w:r>
+            <w:r>
+              <w:rPr>
+                <w:rFonts w:ascii="Calibri" w:cs="Calibri" w:eastAsia="Calibri" w:hAnsi="Calibri"/>
+                <w:sz w:val="18"/>
+                <w:szCs w:val="18"/>
+              </w:rPr>
+              <w:t xml:space="preserve"> en </w:t>
+            </w:r>
+            <w:r>
+              <w:rPr>
+                <w:rFonts w:ascii="Consolas" w:cs="Consolas" w:eastAsia="Consolas" w:hAnsi="Consolas"/>
+                <w:color w:val="2E3A36"/>
+                <w:sz w:val="16"/>
+                <w:szCs w:val="16"/>
+              </w:rPr>
+              <w:t xml:space="preserve">__pycache__</w:t>
+            </w:r>
+          </w:p>
+        </w:tc>
+        <w:tc>
+          <w:tcPr>
+            <w:tcW w:type="dxa" w:w="2048"/>
+            <w:tcMar>
+              <w:top w:type="dxa" w:w="60"/>
+              <w:left w:type="dxa" w:w="100"/>
+              <w:bottom w:type="dxa" w:w="60"/>
+              <w:right w:type="dxa" w:w="100"/>
+            </w:tcMar>
+          </w:tcPr>
+          <w:p>
+            <w:pPr>
+              <w:spacing w:after="0" w:before="0" w:line="252"/>
+            </w:pPr>
+            <w:r>
+              <w:rPr>
+                <w:rFonts w:ascii="Consolas" w:cs="Consolas" w:eastAsia="Consolas" w:hAnsi="Consolas"/>
+                <w:color w:val="2E3A36"/>
+                <w:sz w:val="16"/>
+                <w:szCs w:val="16"/>
+              </w:rPr>
+              <w:t xml:space="preserve">governance</w:t>
+            </w:r>
+            <w:r>
+              <w:rPr>
+                <w:rFonts w:ascii="Calibri" w:cs="Calibri" w:eastAsia="Calibri" w:hAnsi="Calibri"/>
+                <w:sz w:val="18"/>
+                <w:szCs w:val="18"/>
+              </w:rPr>
+              <w:t xml:space="preserve"> en rojo y merge bloqueado</w:t>
+            </w:r>
+          </w:p>
+        </w:tc>
+      </w:tr>
+      <w:tr>
+        <w:trPr>
+          <w:cantSplit/>
+        </w:trPr>
+        <w:tc>
+          <w:tcPr>
+            <w:tcW w:type="dxa" w:w="2776"/>
+            <w:tcMar>
+              <w:top w:type="dxa" w:w="60"/>
+              <w:left w:type="dxa" w:w="100"/>
+              <w:bottom w:type="dxa" w:w="60"/>
+              <w:right w:type="dxa" w:w="100"/>
+            </w:tcMar>
+          </w:tcPr>
+          <w:p>
+            <w:pPr>
+              <w:spacing w:after="0" w:before="0" w:line="252"/>
+            </w:pPr>
+            <w:r>
+              <w:rPr>
+                <w:rFonts w:ascii="Calibri" w:cs="Calibri" w:eastAsia="Calibri" w:hAnsi="Calibri"/>
+                <w:sz w:val="18"/>
+                <w:szCs w:val="18"/>
+              </w:rPr>
+              <w:t xml:space="preserve">Triage (</w:t>
+            </w:r>
+            <w:r>
+              <w:rPr>
+                <w:rFonts w:ascii="Consolas" w:cs="Consolas" w:eastAsia="Consolas" w:hAnsi="Consolas"/>
+                <w:color w:val="2E3A36"/>
+                <w:sz w:val="16"/>
+                <w:szCs w:val="16"/>
+              </w:rPr>
+              <w:t xml:space="preserve">apply.py</w:t>
+            </w:r>
+            <w:r>
+              <w:rPr>
+                <w:rFonts w:ascii="Calibri" w:cs="Calibri" w:eastAsia="Calibri" w:hAnsi="Calibri"/>
+                <w:sz w:val="18"/>
+                <w:szCs w:val="18"/>
+              </w:rPr>
+              <w:t xml:space="preserve">, </w:t>
+            </w:r>
+            <w:r>
+              <w:rPr>
+                <w:rFonts w:ascii="Consolas" w:cs="Consolas" w:eastAsia="Consolas" w:hAnsi="Consolas"/>
+                <w:color w:val="2E3A36"/>
+                <w:sz w:val="16"/>
+                <w:szCs w:val="16"/>
+              </w:rPr>
               <w:t xml:space="preserve">build_prompt.py</w:t>
             </w:r>
             <w:r>
@@ -25459,7 +27063,7 @@
         </w:tc>
         <w:tc>
           <w:tcPr>
-            <w:tcW w:type="dxa" w:w="4535"/>
+            <w:tcW w:type="dxa" w:w="4246"/>
             <w:tcMar>
               <w:top w:type="dxa" w:w="60"/>
               <w:left w:type="dxa" w:w="100"/>
@@ -25483,7 +27087,7 @@
         </w:tc>
         <w:tc>
           <w:tcPr>
-            <w:tcW w:type="dxa" w:w="1955"/>
+            <w:tcW w:type="dxa" w:w="2048"/>
             <w:tcMar>
               <w:top w:type="dxa" w:w="60"/>
               <w:left w:type="dxa" w:w="100"/>
@@ -27807,8 +29411,8 @@
         </w:tblBorders>
       </w:tblPr>
       <w:tblGrid>
-        <w:gridCol w:w="4205"/>
-        <w:gridCol w:w="4865"/>
+        <w:gridCol w:w="4168"/>
+        <w:gridCol w:w="4902"/>
       </w:tblGrid>
       <w:tr>
         <w:trPr>
@@ -27816,7 +29420,7 @@
         </w:trPr>
         <w:tc>
           <w:tcPr>
-            <w:tcW w:type="dxa" w:w="4205"/>
+            <w:tcW w:type="dxa" w:w="4168"/>
             <w:shd w:fill="E3EEEA" w:color="auto" w:val="clear"/>
             <w:tcMar>
               <w:top w:type="dxa" w:w="60"/>
@@ -27843,7 +29447,7 @@
         </w:tc>
         <w:tc>
           <w:tcPr>
-            <w:tcW w:type="dxa" w:w="4865"/>
+            <w:tcW w:type="dxa" w:w="4902"/>
             <w:shd w:fill="E3EEEA" w:color="auto" w:val="clear"/>
             <w:tcMar>
               <w:top w:type="dxa" w:w="60"/>
@@ -27875,7 +29479,7 @@
         </w:trPr>
         <w:tc>
           <w:tcPr>
-            <w:tcW w:type="dxa" w:w="4205"/>
+            <w:tcW w:type="dxa" w:w="4168"/>
             <w:tcMar>
               <w:top w:type="dxa" w:w="60"/>
               <w:left w:type="dxa" w:w="100"/>
@@ -27899,25 +29503,25 @@
         </w:tc>
         <w:tc>
           <w:tcPr>
-            <w:tcW w:type="dxa" w:w="4865"/>
-            <w:tcMar>
-              <w:top w:type="dxa" w:w="60"/>
-              <w:left w:type="dxa" w:w="100"/>
-              <w:bottom w:type="dxa" w:w="60"/>
-              <w:right w:type="dxa" w:w="100"/>
-            </w:tcMar>
-          </w:tcPr>
-          <w:p>
-            <w:pPr>
-              <w:spacing w:after="0" w:before="0" w:line="252"/>
-            </w:pPr>
-            <w:r>
-              <w:rPr>
-                <w:rFonts w:ascii="Calibri" w:cs="Calibri" w:eastAsia="Calibri" w:hAnsi="Calibri"/>
-                <w:sz w:val="18"/>
-                <w:szCs w:val="18"/>
-              </w:rPr>
-              <w:t xml:space="preserve">7 de 18 (1, 2, 3, A, 4, 5 y 6)</w:t>
+            <w:tcW w:type="dxa" w:w="4902"/>
+            <w:tcMar>
+              <w:top w:type="dxa" w:w="60"/>
+              <w:left w:type="dxa" w:w="100"/>
+              <w:bottom w:type="dxa" w:w="60"/>
+              <w:right w:type="dxa" w:w="100"/>
+            </w:tcMar>
+          </w:tcPr>
+          <w:p>
+            <w:pPr>
+              <w:spacing w:after="0" w:before="0" w:line="252"/>
+            </w:pPr>
+            <w:r>
+              <w:rPr>
+                <w:rFonts w:ascii="Calibri" w:cs="Calibri" w:eastAsia="Calibri" w:hAnsi="Calibri"/>
+                <w:sz w:val="18"/>
+                <w:szCs w:val="18"/>
+              </w:rPr>
+              <w:t xml:space="preserve">8 de 18 (1, 2, 3, A, 4, 5, 6 y 7)</w:t>
             </w:r>
           </w:p>
         </w:tc>
@@ -27928,7 +29532,7 @@
         </w:trPr>
         <w:tc>
           <w:tcPr>
-            <w:tcW w:type="dxa" w:w="4205"/>
+            <w:tcW w:type="dxa" w:w="4168"/>
             <w:tcMar>
               <w:top w:type="dxa" w:w="60"/>
               <w:left w:type="dxa" w:w="100"/>
@@ -27952,25 +29556,25 @@
         </w:tc>
         <w:tc>
           <w:tcPr>
-            <w:tcW w:type="dxa" w:w="4865"/>
-            <w:tcMar>
-              <w:top w:type="dxa" w:w="60"/>
-              <w:left w:type="dxa" w:w="100"/>
-              <w:bottom w:type="dxa" w:w="60"/>
-              <w:right w:type="dxa" w:w="100"/>
-            </w:tcMar>
-          </w:tcPr>
-          <w:p>
-            <w:pPr>
-              <w:spacing w:after="0" w:before="0" w:line="252"/>
-            </w:pPr>
-            <w:r>
-              <w:rPr>
-                <w:rFonts w:ascii="Calibri" w:cs="Calibri" w:eastAsia="Calibri" w:hAnsi="Calibri"/>
-                <w:sz w:val="18"/>
-                <w:szCs w:val="18"/>
-              </w:rPr>
-              <w:t xml:space="preserve">14 (5 en core y 9 en app, dos de ellos del agente), más la documentación</w:t>
+            <w:tcW w:type="dxa" w:w="4902"/>
+            <w:tcMar>
+              <w:top w:type="dxa" w:w="60"/>
+              <w:left w:type="dxa" w:w="100"/>
+              <w:bottom w:type="dxa" w:w="60"/>
+              <w:right w:type="dxa" w:w="100"/>
+            </w:tcMar>
+          </w:tcPr>
+          <w:p>
+            <w:pPr>
+              <w:spacing w:after="0" w:before="0" w:line="252"/>
+            </w:pPr>
+            <w:r>
+              <w:rPr>
+                <w:rFonts w:ascii="Calibri" w:cs="Calibri" w:eastAsia="Calibri" w:hAnsi="Calibri"/>
+                <w:sz w:val="18"/>
+                <w:szCs w:val="18"/>
+              </w:rPr>
+              <w:t xml:space="preserve">16 (6 en core y 10 en app, dos de ellos del agente), más la documentación</w:t>
             </w:r>
           </w:p>
         </w:tc>
@@ -27981,7 +29585,7 @@
         </w:trPr>
         <w:tc>
           <w:tcPr>
-            <w:tcW w:type="dxa" w:w="4205"/>
+            <w:tcW w:type="dxa" w:w="4168"/>
             <w:tcMar>
               <w:top w:type="dxa" w:w="60"/>
               <w:left w:type="dxa" w:w="100"/>
@@ -28005,25 +29609,25 @@
         </w:tc>
         <w:tc>
           <w:tcPr>
-            <w:tcW w:type="dxa" w:w="4865"/>
-            <w:tcMar>
-              <w:top w:type="dxa" w:w="60"/>
-              <w:left w:type="dxa" w:w="100"/>
-              <w:bottom w:type="dxa" w:w="60"/>
-              <w:right w:type="dxa" w:w="100"/>
-            </w:tcMar>
-          </w:tcPr>
-          <w:p>
-            <w:pPr>
-              <w:spacing w:after="0" w:before="0" w:line="252"/>
-            </w:pPr>
-            <w:r>
-              <w:rPr>
-                <w:rFonts w:ascii="Calibri" w:cs="Calibri" w:eastAsia="Calibri" w:hAnsi="Calibri"/>
-                <w:sz w:val="18"/>
-                <w:szCs w:val="18"/>
-              </w:rPr>
-              <w:t xml:space="preserve">112 superadas (57 de harness y triage, 55 de la aplicación)</w:t>
+            <w:tcW w:type="dxa" w:w="4902"/>
+            <w:tcMar>
+              <w:top w:type="dxa" w:w="60"/>
+              <w:left w:type="dxa" w:w="100"/>
+              <w:bottom w:type="dxa" w:w="60"/>
+              <w:right w:type="dxa" w:w="100"/>
+            </w:tcMar>
+          </w:tcPr>
+          <w:p>
+            <w:pPr>
+              <w:spacing w:after="0" w:before="0" w:line="252"/>
+            </w:pPr>
+            <w:r>
+              <w:rPr>
+                <w:rFonts w:ascii="Calibri" w:cs="Calibri" w:eastAsia="Calibri" w:hAnsi="Calibri"/>
+                <w:sz w:val="18"/>
+                <w:szCs w:val="18"/>
+              </w:rPr>
+              <w:t xml:space="preserve">133 superadas (57 de harness y triage, 21 de gobierno de PRs, 55 de la aplicación)</w:t>
             </w:r>
           </w:p>
         </w:tc>
@@ -28034,7 +29638,7 @@
         </w:trPr>
         <w:tc>
           <w:tcPr>
-            <w:tcW w:type="dxa" w:w="4205"/>
+            <w:tcW w:type="dxa" w:w="4168"/>
             <w:tcMar>
               <w:top w:type="dxa" w:w="60"/>
               <w:left w:type="dxa" w:w="100"/>
@@ -28058,25 +29662,25 @@
         </w:tc>
         <w:tc>
           <w:tcPr>
-            <w:tcW w:type="dxa" w:w="4865"/>
-            <w:tcMar>
-              <w:top w:type="dxa" w:w="60"/>
-              <w:left w:type="dxa" w:w="100"/>
-              <w:bottom w:type="dxa" w:w="60"/>
-              <w:right w:type="dxa" w:w="100"/>
-            </w:tcMar>
-          </w:tcPr>
-          <w:p>
-            <w:pPr>
-              <w:spacing w:after="0" w:before="0" w:line="252"/>
-            </w:pPr>
-            <w:r>
-              <w:rPr>
-                <w:rFonts w:ascii="Calibri" w:cs="Calibri" w:eastAsia="Calibri" w:hAnsi="Calibri"/>
-                <w:sz w:val="18"/>
-                <w:szCs w:val="18"/>
-              </w:rPr>
-              <w:t xml:space="preserve">65</w:t>
+            <w:tcW w:type="dxa" w:w="4902"/>
+            <w:tcMar>
+              <w:top w:type="dxa" w:w="60"/>
+              <w:left w:type="dxa" w:w="100"/>
+              <w:bottom w:type="dxa" w:w="60"/>
+              <w:right w:type="dxa" w:w="100"/>
+            </w:tcMar>
+          </w:tcPr>
+          <w:p>
+            <w:pPr>
+              <w:spacing w:after="0" w:before="0" w:line="252"/>
+            </w:pPr>
+            <w:r>
+              <w:rPr>
+                <w:rFonts w:ascii="Calibri" w:cs="Calibri" w:eastAsia="Calibri" w:hAnsi="Calibri"/>
+                <w:sz w:val="18"/>
+                <w:szCs w:val="18"/>
+              </w:rPr>
+              <w:t xml:space="preserve">69</w:t>
             </w:r>
           </w:p>
         </w:tc>
@@ -28087,7 +29691,7 @@
         </w:trPr>
         <w:tc>
           <w:tcPr>
-            <w:tcW w:type="dxa" w:w="4205"/>
+            <w:tcW w:type="dxa" w:w="4168"/>
             <w:tcMar>
               <w:top w:type="dxa" w:w="60"/>
               <w:left w:type="dxa" w:w="100"/>
@@ -28111,7 +29715,7 @@
         </w:tc>
         <w:tc>
           <w:tcPr>
-            <w:tcW w:type="dxa" w:w="4865"/>
+            <w:tcW w:type="dxa" w:w="4902"/>
             <w:tcMar>
               <w:top w:type="dxa" w:w="60"/>
               <w:left w:type="dxa" w:w="100"/>
@@ -28140,7 +29744,7 @@
         </w:trPr>
         <w:tc>
           <w:tcPr>
-            <w:tcW w:type="dxa" w:w="4205"/>
+            <w:tcW w:type="dxa" w:w="4168"/>
             <w:tcMar>
               <w:top w:type="dxa" w:w="60"/>
               <w:left w:type="dxa" w:w="100"/>
@@ -28164,7 +29768,7 @@
         </w:tc>
         <w:tc>
           <w:tcPr>
-            <w:tcW w:type="dxa" w:w="4865"/>
+            <w:tcW w:type="dxa" w:w="4902"/>
             <w:tcMar>
               <w:top w:type="dxa" w:w="60"/>
               <w:left w:type="dxa" w:w="100"/>
@@ -28208,7 +29812,7 @@
           <w:sz w:val="21"/>
           <w:szCs w:val="21"/>
         </w:rPr>
-        <w:t xml:space="preserve">Este capítulo se ampliará con las iteraciones y pruebas de las tareas 7 a 12 y B a F.</w:t>
+        <w:t xml:space="preserve">Este capítulo se ampliará con las iteraciones y pruebas de las tareas 8 a 12 y B a F.</w:t>
       </w:r>
     </w:p>
     <w:p>
@@ -30069,6 +31673,340 @@
     </w:p>
     <w:p>
       <w:pPr>
+        <w:pStyle w:val="Heading3"/>
+        <w:keepNext/>
+      </w:pPr>
+      <w:r>
+        <w:rPr>
+          <w:rFonts w:ascii="Calibri" w:cs="Calibri" w:eastAsia="Calibri" w:hAnsi="Calibri"/>
+        </w:rPr>
+        <w:t xml:space="preserve">Tarea 7. Escaneo de seguridad</w:t>
+      </w:r>
+    </w:p>
+    <w:p>
+      <w:pPr>
+        <w:pStyle w:val="ListParagraph"/>
+        <w:numPr>
+          <w:ilvl w:val="0"/>
+          <w:numId w:val="16"/>
+        </w:numPr>
+        <w:spacing w:after="60"/>
+      </w:pPr>
+      <w:r>
+        <w:rPr>
+          <w:rFonts w:ascii="Calibri" w:cs="Calibri" w:eastAsia="Calibri" w:hAnsi="Calibri"/>
+        </w:rPr>
+        <w:t xml:space="preserve">En core: añadir </w:t>
+      </w:r>
+      <w:r>
+        <w:rPr>
+          <w:rFonts w:ascii="Consolas" w:cs="Consolas" w:eastAsia="Consolas" w:hAnsi="Consolas"/>
+          <w:color w:val="2E3A36"/>
+          <w:sz w:val="20"/>
+          <w:szCs w:val="20"/>
+        </w:rPr>
+        <w:t xml:space="preserve">reusable-security.yml</w:t>
+      </w:r>
+      <w:r>
+        <w:rPr>
+          <w:rFonts w:ascii="Calibri" w:cs="Calibri" w:eastAsia="Calibri" w:hAnsi="Calibri"/>
+        </w:rPr>
+        <w:t xml:space="preserve"> y </w:t>
+      </w:r>
+      <w:r>
+        <w:rPr>
+          <w:rFonts w:ascii="Consolas" w:cs="Consolas" w:eastAsia="Consolas" w:hAnsi="Consolas"/>
+          <w:color w:val="2E3A36"/>
+          <w:sz w:val="20"/>
+          <w:szCs w:val="20"/>
+        </w:rPr>
+        <w:t xml:space="preserve">scripts/security/</w:t>
+      </w:r>
+      <w:r>
+        <w:rPr>
+          <w:rFonts w:ascii="Calibri" w:cs="Calibri" w:eastAsia="Calibri" w:hAnsi="Calibri"/>
+        </w:rPr>
+        <w:t xml:space="preserve">, fusionar y mover la etiqueta </w:t>
+      </w:r>
+      <w:r>
+        <w:rPr>
+          <w:rFonts w:ascii="Consolas" w:cs="Consolas" w:eastAsia="Consolas" w:hAnsi="Consolas"/>
+          <w:color w:val="2E3A36"/>
+          <w:sz w:val="20"/>
+          <w:szCs w:val="20"/>
+        </w:rPr>
+        <w:t xml:space="preserve">v1</w:t>
+      </w:r>
+      <w:r>
+        <w:rPr>
+          <w:rFonts w:ascii="Calibri" w:cs="Calibri" w:eastAsia="Calibri" w:hAnsi="Calibri"/>
+        </w:rPr>
+        <w:t xml:space="preserve"> a la nueva </w:t>
+      </w:r>
+      <w:r>
+        <w:rPr>
+          <w:rFonts w:ascii="Consolas" w:cs="Consolas" w:eastAsia="Consolas" w:hAnsi="Consolas"/>
+          <w:color w:val="2E3A36"/>
+          <w:sz w:val="20"/>
+          <w:szCs w:val="20"/>
+        </w:rPr>
+        <w:t xml:space="preserve">main</w:t>
+      </w:r>
+      <w:r>
+        <w:rPr>
+          <w:rFonts w:ascii="Calibri" w:cs="Calibri" w:eastAsia="Calibri" w:hAnsi="Calibri"/>
+        </w:rPr>
+        <w:t xml:space="preserve"> (como en la tarea 6).</w:t>
+      </w:r>
+    </w:p>
+    <w:p>
+      <w:pPr>
+        <w:pStyle w:val="ListParagraph"/>
+        <w:numPr>
+          <w:ilvl w:val="0"/>
+          <w:numId w:val="16"/>
+        </w:numPr>
+        <w:spacing w:after="60"/>
+      </w:pPr>
+      <w:r>
+        <w:rPr>
+          <w:rFonts w:ascii="Calibri" w:cs="Calibri" w:eastAsia="Calibri" w:hAnsi="Calibri"/>
+        </w:rPr>
+        <w:t xml:space="preserve">En app: añadir </w:t>
+      </w:r>
+      <w:r>
+        <w:rPr>
+          <w:rFonts w:ascii="Consolas" w:cs="Consolas" w:eastAsia="Consolas" w:hAnsi="Consolas"/>
+          <w:color w:val="2E3A36"/>
+          <w:sz w:val="20"/>
+          <w:szCs w:val="20"/>
+        </w:rPr>
+        <w:t xml:space="preserve">.github/workflows/security.yml</w:t>
+      </w:r>
+      <w:r>
+        <w:rPr>
+          <w:rFonts w:ascii="Calibri" w:cs="Calibri" w:eastAsia="Calibri" w:hAnsi="Calibri"/>
+        </w:rPr>
+        <w:t xml:space="preserve"> que llame a </w:t>
+      </w:r>
+      <w:r>
+        <w:rPr>
+          <w:rFonts w:ascii="Consolas" w:cs="Consolas" w:eastAsia="Consolas" w:hAnsi="Consolas"/>
+          <w:color w:val="2E3A36"/>
+          <w:sz w:val="20"/>
+          <w:szCs w:val="20"/>
+        </w:rPr>
+        <w:t xml:space="preserve">reusable-security.yml@v1</w:t>
+      </w:r>
+      <w:r>
+        <w:rPr>
+          <w:rFonts w:ascii="Calibri" w:cs="Calibri" w:eastAsia="Calibri" w:hAnsi="Calibri"/>
+        </w:rPr>
+        <w:t xml:space="preserve"> y fusionar cuando los cinco checks salgan en verde.</w:t>
+      </w:r>
+    </w:p>
+    <w:p>
+      <w:pPr>
+        <w:pStyle w:val="ListParagraph"/>
+        <w:numPr>
+          <w:ilvl w:val="0"/>
+          <w:numId w:val="16"/>
+        </w:numPr>
+        <w:spacing w:after="60"/>
+      </w:pPr>
+      <w:r>
+        <w:rPr>
+          <w:rFonts w:ascii="Calibri" w:cs="Calibri" w:eastAsia="Calibri" w:hAnsi="Calibri"/>
+        </w:rPr>
+        <w:t xml:space="preserve">En app: añadir </w:t>
+      </w:r>
+      <w:r>
+        <w:rPr>
+          <w:rFonts w:ascii="Consolas" w:cs="Consolas" w:eastAsia="Consolas" w:hAnsi="Consolas"/>
+          <w:color w:val="2E3A36"/>
+          <w:sz w:val="20"/>
+          <w:szCs w:val="20"/>
+        </w:rPr>
+        <w:t xml:space="preserve">security / result</w:t>
+      </w:r>
+      <w:r>
+        <w:rPr>
+          <w:rFonts w:ascii="Calibri" w:cs="Calibri" w:eastAsia="Calibri" w:hAnsi="Calibri"/>
+        </w:rPr>
+        <w:t xml:space="preserve"> como check obligatorio en el ruleset de </w:t>
+      </w:r>
+      <w:r>
+        <w:rPr>
+          <w:rFonts w:ascii="Consolas" w:cs="Consolas" w:eastAsia="Consolas" w:hAnsi="Consolas"/>
+          <w:color w:val="2E3A36"/>
+          <w:sz w:val="20"/>
+          <w:szCs w:val="20"/>
+        </w:rPr>
+        <w:t xml:space="preserve">main</w:t>
+      </w:r>
+      <w:r>
+        <w:rPr>
+          <w:rFonts w:ascii="Calibri" w:cs="Calibri" w:eastAsia="Calibri" w:hAnsi="Calibri"/>
+        </w:rPr>
+        <w:t xml:space="preserve">, junto a </w:t>
+      </w:r>
+      <w:r>
+        <w:rPr>
+          <w:rFonts w:ascii="Consolas" w:cs="Consolas" w:eastAsia="Consolas" w:hAnsi="Consolas"/>
+          <w:color w:val="2E3A36"/>
+          <w:sz w:val="20"/>
+          <w:szCs w:val="20"/>
+        </w:rPr>
+        <w:t xml:space="preserve">ci / checks</w:t>
+      </w:r>
+      <w:r>
+        <w:rPr>
+          <w:rFonts w:ascii="Calibri" w:cs="Calibri" w:eastAsia="Calibri" w:hAnsi="Calibri"/>
+        </w:rPr>
+        <w:t xml:space="preserve">.</w:t>
+      </w:r>
+    </w:p>
+    <w:p>
+      <w:pPr>
+        <w:pStyle w:val="ListParagraph"/>
+        <w:numPr>
+          <w:ilvl w:val="0"/>
+          <w:numId w:val="16"/>
+        </w:numPr>
+        <w:spacing w:after="60"/>
+      </w:pPr>
+      <w:r>
+        <w:rPr>
+          <w:rFonts w:ascii="Calibri" w:cs="Calibri" w:eastAsia="Calibri" w:hAnsi="Calibri"/>
+        </w:rPr>
+        <w:t xml:space="preserve">En app: abrir un PR con un fichero </w:t>
+      </w:r>
+      <w:r>
+        <w:rPr>
+          <w:rFonts w:ascii="Consolas" w:cs="Consolas" w:eastAsia="Consolas" w:hAnsi="Consolas"/>
+          <w:color w:val="2E3A36"/>
+          <w:sz w:val="20"/>
+          <w:szCs w:val="20"/>
+        </w:rPr>
+        <w:t xml:space="preserve">.pyc</w:t>
+      </w:r>
+      <w:r>
+        <w:rPr>
+          <w:rFonts w:ascii="Calibri" w:cs="Calibri" w:eastAsia="Calibri" w:hAnsi="Calibri"/>
+        </w:rPr>
+        <w:t xml:space="preserve"> y comprobar que </w:t>
+      </w:r>
+      <w:r>
+        <w:rPr>
+          <w:rFonts w:ascii="Consolas" w:cs="Consolas" w:eastAsia="Consolas" w:hAnsi="Consolas"/>
+          <w:color w:val="2E3A36"/>
+          <w:sz w:val="20"/>
+          <w:szCs w:val="20"/>
+        </w:rPr>
+        <w:t xml:space="preserve">governance</w:t>
+      </w:r>
+      <w:r>
+        <w:rPr>
+          <w:rFonts w:ascii="Calibri" w:cs="Calibri" w:eastAsia="Calibri" w:hAnsi="Calibri"/>
+        </w:rPr>
+        <w:t xml:space="preserve"> falla y el merge queda bloqueado.</w:t>
+      </w:r>
+    </w:p>
+    <w:p>
+      <w:pPr>
+        <w:keepNext/>
+        <w:spacing w:after="140" w:line="288"/>
+        <w:jc w:val="both"/>
+      </w:pPr>
+      <w:r>
+        <w:rPr>
+          <w:rFonts w:ascii="Calibri" w:cs="Calibri" w:eastAsia="Calibri" w:hAnsi="Calibri"/>
+        </w:rPr>
+        <w:t xml:space="preserve">Para reproducir los escaneos en local, desde el repo app:</w:t>
+      </w:r>
+    </w:p>
+    <w:p>
+      <w:pPr>
+        <w:shd w:fill="F2F4F3" w:color="auto" w:val="clear"/>
+        <w:spacing w:after="0" w:before="120" w:line="240"/>
+        <w:ind w:left="200" w:right="200"/>
+      </w:pPr>
+      <w:r>
+        <w:rPr>
+          <w:rFonts w:ascii="Consolas" w:cs="Consolas" w:eastAsia="Consolas" w:hAnsi="Consolas"/>
+          <w:color w:val="1F2A27"/>
+          <w:sz w:val="17"/>
+          <w:szCs w:val="17"/>
+        </w:rPr>
+        <w:t xml:space="preserve">uvx bandit==1.9.4 -r src --ignore-nosec -ll</w:t>
+      </w:r>
+    </w:p>
+    <w:p>
+      <w:pPr>
+        <w:shd w:fill="F2F4F3" w:color="auto" w:val="clear"/>
+        <w:spacing w:after="0" w:before="0" w:line="240"/>
+        <w:ind w:left="200" w:right="200"/>
+      </w:pPr>
+      <w:r>
+        <w:rPr>
+          <w:rFonts w:ascii="Consolas" w:cs="Consolas" w:eastAsia="Consolas" w:hAnsi="Consolas"/>
+          <w:color w:val="1F2A27"/>
+          <w:sz w:val="17"/>
+          <w:szCs w:val="17"/>
+        </w:rPr>
+        <w:t xml:space="preserve">uv export --frozen --format requirements-txt --no-hashes --no-emit-project -o req.txt</w:t>
+      </w:r>
+    </w:p>
+    <w:p>
+      <w:pPr>
+        <w:shd w:fill="F2F4F3" w:color="auto" w:val="clear"/>
+        <w:spacing w:after="0" w:before="0" w:line="240"/>
+        <w:ind w:left="200" w:right="200"/>
+      </w:pPr>
+      <w:r>
+        <w:rPr>
+          <w:rFonts w:ascii="Consolas" w:cs="Consolas" w:eastAsia="Consolas" w:hAnsi="Consolas"/>
+          <w:color w:val="1F2A27"/>
+          <w:sz w:val="17"/>
+          <w:szCs w:val="17"/>
+        </w:rPr>
+        <w:t xml:space="preserve">uvx pip-audit==2.10.1 -r req.txt --strict</w:t>
+      </w:r>
+    </w:p>
+    <w:p>
+      <w:pPr>
+        <w:shd w:fill="F2F4F3" w:color="auto" w:val="clear"/>
+        <w:spacing w:after="0" w:before="0" w:line="240"/>
+        <w:ind w:left="200" w:right="200"/>
+      </w:pPr>
+      <w:r>
+        <w:rPr>
+          <w:rFonts w:ascii="Consolas" w:cs="Consolas" w:eastAsia="Consolas" w:hAnsi="Consolas"/>
+          <w:color w:val="1F2A27"/>
+          <w:sz w:val="17"/>
+          <w:szCs w:val="17"/>
+        </w:rPr>
+        <w:t xml:space="preserve">uv run --with pip-licenses==5.5.5 pip-licenses --partial-match --allow-only "MIT;BSD;Apache;ISC;PSF;Mozilla Public License 2.0"</w:t>
+      </w:r>
+    </w:p>
+    <w:p>
+      <w:pPr>
+        <w:shd w:fill="F2F4F3" w:color="auto" w:val="clear"/>
+        <w:spacing w:after="160" w:before="0" w:line="240"/>
+        <w:ind w:left="200" w:right="200"/>
+      </w:pPr>
+      <w:r>
+        <w:rPr>
+          <w:rFonts w:ascii="Consolas" w:cs="Consolas" w:eastAsia="Consolas" w:hAnsi="Consolas"/>
+          <w:color w:val="1F2A27"/>
+          <w:sz w:val="17"/>
+          <w:szCs w:val="17"/>
+        </w:rPr>
+        <w:t xml:space="preserve">python3 ../poc-almagentic-core/scripts/security/check_pr_files.py origin/main HEAD</w:t>
+      </w:r>
+    </w:p>
+    <w:p>
+      <w:pPr>
         <w:pBdr>
           <w:left w:val="single" w:color="0D5C4F" w:sz="18" w:space="10"/>
         </w:pBdr>
@@ -30082,7 +32020,7 @@
           <w:sz w:val="21"/>
           <w:szCs w:val="21"/>
         </w:rPr>
-        <w:t xml:space="preserve">Los pasos de las tareas 7 a 12 y B a F se añadirán al completarlas.</w:t>
+        <w:t xml:space="preserve">Los pasos de las tareas 8 a 12 y B a F se añadirán al completarlas.</w:t>
       </w:r>
     </w:p>
     <w:p>
@@ -31088,7 +33026,7 @@
         <w:pStyle w:val="ListParagraph"/>
         <w:numPr>
           <w:ilvl w:val="0"/>
-          <w:numId w:val="16"/>
+          <w:numId w:val="17"/>
         </w:numPr>
         <w:spacing w:after="60"/>
       </w:pPr>
@@ -31104,7 +33042,7 @@
         <w:pStyle w:val="ListParagraph"/>
         <w:numPr>
           <w:ilvl w:val="0"/>
-          <w:numId w:val="16"/>
+          <w:numId w:val="17"/>
         </w:numPr>
         <w:spacing w:after="60"/>
       </w:pPr>
@@ -31120,7 +33058,7 @@
         <w:pStyle w:val="ListParagraph"/>
         <w:numPr>
           <w:ilvl w:val="0"/>
-          <w:numId w:val="16"/>
+          <w:numId w:val="17"/>
         </w:numPr>
         <w:spacing w:after="60"/>
       </w:pPr>
@@ -31136,7 +33074,7 @@
         <w:pStyle w:val="ListParagraph"/>
         <w:numPr>
           <w:ilvl w:val="0"/>
-          <w:numId w:val="16"/>
+          <w:numId w:val="17"/>
         </w:numPr>
         <w:spacing w:after="60"/>
       </w:pPr>
@@ -31166,7 +33104,7 @@
         <w:pStyle w:val="ListParagraph"/>
         <w:numPr>
           <w:ilvl w:val="0"/>
-          <w:numId w:val="16"/>
+          <w:numId w:val="17"/>
         </w:numPr>
         <w:spacing w:after="60"/>
       </w:pPr>
@@ -31252,7 +33190,7 @@
         </w:rPr>
         <w:t xml:space="preserve"> arXiv:2604.26275, 2026. </w:t>
       </w:r>
-      <w:hyperlink w:history="1" r:id="rIdhyfed1ms07pdszymsrcv5">
+      <w:hyperlink w:history="1" r:id="rIdat1mkkxyedgaoinkipc7i">
         <w:r>
           <w:rPr>
             <w:rStyle w:val="Hyperlink"/>
@@ -31297,7 +33235,7 @@
         </w:rPr>
         <w:t xml:space="preserve">, 2026. </w:t>
       </w:r>
-      <w:hyperlink w:history="1" r:id="rIdm_mbk4exoi2tzwtynulxx">
+      <w:hyperlink w:history="1" r:id="rIdebh_xlw-eec-gmjgll6p8">
         <w:r>
           <w:rPr>
             <w:rStyle w:val="Hyperlink"/>
@@ -31342,7 +33280,7 @@
         </w:rPr>
         <w:t xml:space="preserve"> </w:t>
       </w:r>
-      <w:hyperlink w:history="1" r:id="rIdl2axwh-z2w4xub6kqtin_">
+      <w:hyperlink w:history="1" r:id="rIdxwvtsqlbzd36knnpbvtvd">
         <w:r>
           <w:rPr>
             <w:rStyle w:val="Hyperlink"/>
@@ -31387,7 +33325,7 @@
         </w:rPr>
         <w:t xml:space="preserve">, junio de 2026. </w:t>
       </w:r>
-      <w:hyperlink w:history="1" r:id="rId7zop8ihqqeeesfrrmc1ua">
+      <w:hyperlink w:history="1" r:id="rIdchiiu4cng-mtzxvoverrx">
         <w:r>
           <w:rPr>
             <w:rStyle w:val="Hyperlink"/>
@@ -31432,7 +33370,7 @@
         </w:rPr>
         <w:t xml:space="preserve"> </w:t>
       </w:r>
-      <w:hyperlink w:history="1" r:id="rIdl0jyovbwxljtphkemgws1">
+      <w:hyperlink w:history="1" r:id="rIdpo8naegwpyfu2qmshb3ry">
         <w:r>
           <w:rPr>
             <w:rStyle w:val="Hyperlink"/>
@@ -31477,7 +33415,7 @@
         </w:rPr>
         <w:t xml:space="preserve"> </w:t>
       </w:r>
-      <w:hyperlink w:history="1" r:id="rIdqg0idgfc_jwvwhqpsz9vi">
+      <w:hyperlink w:history="1" r:id="rIdn1llqsfplaclccce9pm5f">
         <w:r>
           <w:rPr>
             <w:rStyle w:val="Hyperlink"/>
@@ -31522,7 +33460,7 @@
         </w:rPr>
         <w:t xml:space="preserve">, diciembre de 2025. </w:t>
       </w:r>
-      <w:hyperlink w:history="1" r:id="rIdazk0-0aant68edlbxtyqb">
+      <w:hyperlink w:history="1" r:id="rIdrexw9qt6v4wleu-dxwdkz">
         <w:r>
           <w:rPr>
             <w:rStyle w:val="Hyperlink"/>
@@ -31567,7 +33505,7 @@
         </w:rPr>
         <w:t xml:space="preserve"> </w:t>
       </w:r>
-      <w:hyperlink w:history="1" r:id="rIdylrguil1ttukc2uynfrxo">
+      <w:hyperlink w:history="1" r:id="rId6kmryptheejdlbbfol0dv">
         <w:r>
           <w:rPr>
             <w:rStyle w:val="Hyperlink"/>
@@ -31612,7 +33550,7 @@
         </w:rPr>
         <w:t xml:space="preserve"> </w:t>
       </w:r>
-      <w:hyperlink w:history="1" r:id="rIdgut3699_yjjv4q3ennqve">
+      <w:hyperlink w:history="1" r:id="rIdw4yftjmncaqe_qdi9redc">
         <w:r>
           <w:rPr>
             <w:rStyle w:val="Hyperlink"/>
@@ -31657,7 +33595,7 @@
         </w:rPr>
         <w:t xml:space="preserve"> </w:t>
       </w:r>
-      <w:hyperlink w:history="1" r:id="rIdetzkw8qktqvcajy66qd76">
+      <w:hyperlink w:history="1" r:id="rIdmbsh98wsjepqgvvucm371">
         <w:r>
           <w:rPr>
             <w:rStyle w:val="Hyperlink"/>
@@ -31702,7 +33640,7 @@
         </w:rPr>
         <w:t xml:space="preserve"> </w:t>
       </w:r>
-      <w:hyperlink w:history="1" r:id="rIdgf44iegonw6apjlpn1xu2">
+      <w:hyperlink w:history="1" r:id="rId98lcb0n9h2ahzlx0uslkp">
         <w:r>
           <w:rPr>
             <w:rStyle w:val="Hyperlink"/>
@@ -31747,7 +33685,7 @@
         </w:rPr>
         <w:t xml:space="preserve"> </w:t>
       </w:r>
-      <w:hyperlink w:history="1" r:id="rIdmwitqd1nq6pekfzqo4knc">
+      <w:hyperlink w:history="1" r:id="rIddpl-gplitpz6pb6ubbvyj">
         <w:r>
           <w:rPr>
             <w:rStyle w:val="Hyperlink"/>
@@ -31792,7 +33730,7 @@
         </w:rPr>
         <w:t xml:space="preserve"> </w:t>
       </w:r>
-      <w:hyperlink w:history="1" r:id="rIdmqxv-qqjk5hdf_kx0tmvc">
+      <w:hyperlink w:history="1" r:id="rIdkbyefhp7qkp1rnny0yznb">
         <w:r>
           <w:rPr>
             <w:rStyle w:val="Hyperlink"/>
@@ -31837,7 +33775,7 @@
         </w:rPr>
         <w:t xml:space="preserve"> </w:t>
       </w:r>
-      <w:hyperlink w:history="1" r:id="rIdxhycuy5vjwmiqjrzkbhme">
+      <w:hyperlink w:history="1" r:id="rIdhqes-tlujc3ce-8gboap1">
         <w:r>
           <w:rPr>
             <w:rStyle w:val="Hyperlink"/>
@@ -31882,7 +33820,7 @@
         </w:rPr>
         <w:t xml:space="preserve"> </w:t>
       </w:r>
-      <w:hyperlink w:history="1" r:id="rIdc_8t2zm8d1egahqdhyibm">
+      <w:hyperlink w:history="1" r:id="rIdhbs87mtmnlm3gca883r3q">
         <w:r>
           <w:rPr>
             <w:rStyle w:val="Hyperlink"/>
@@ -31927,7 +33865,7 @@
         </w:rPr>
         <w:t xml:space="preserve"> </w:t>
       </w:r>
-      <w:hyperlink w:history="1" r:id="rIdk2zqxvjlw_8wjide8-3u2">
+      <w:hyperlink w:history="1" r:id="rIdzcccfxwxwzwr5oooxgfh8">
         <w:r>
           <w:rPr>
             <w:rStyle w:val="Hyperlink"/>
@@ -31972,7 +33910,7 @@
         </w:rPr>
         <w:t xml:space="preserve">, agosto de 2026. </w:t>
       </w:r>
-      <w:hyperlink w:history="1" r:id="rIdxqlq0jrvxdt1qyx8okut3">
+      <w:hyperlink w:history="1" r:id="rIdv2fp47u7b_aed7lxobjb9">
         <w:r>
           <w:rPr>
             <w:rStyle w:val="Hyperlink"/>
@@ -32017,7 +33955,7 @@
         </w:rPr>
         <w:t xml:space="preserve"> </w:t>
       </w:r>
-      <w:hyperlink w:history="1" r:id="rIdno-cjioyx6fqwhey8_7wa">
+      <w:hyperlink w:history="1" r:id="rIdxflf3isrjzivwdu8wgsu8">
         <w:r>
           <w:rPr>
             <w:rStyle w:val="Hyperlink"/>
@@ -32080,7 +34018,7 @@
         </w:rPr>
         <w:t xml:space="preserve"> </w:t>
       </w:r>
-      <w:hyperlink w:history="1" r:id="rIdnnflpb822ys3reyftyugn">
+      <w:hyperlink w:history="1" r:id="rIdxutcdm3macc_fgutpbmrf">
         <w:r>
           <w:rPr>
             <w:rStyle w:val="Hyperlink"/>
@@ -32125,7 +34063,7 @@
         </w:rPr>
         <w:t xml:space="preserve"> </w:t>
       </w:r>
-      <w:hyperlink w:history="1" r:id="rId1pm6rvoraa_vwvurhomhc">
+      <w:hyperlink w:history="1" r:id="rIdg0a_wqrqm1gi6om_cjgge">
         <w:r>
           <w:rPr>
             <w:rStyle w:val="Hyperlink"/>
@@ -32170,7 +34108,7 @@
         </w:rPr>
         <w:t xml:space="preserve"> </w:t>
       </w:r>
-      <w:hyperlink w:history="1" r:id="rIdvgspjpynhosixzuzdqmvt">
+      <w:hyperlink w:history="1" r:id="rIdefo30nl9jtt_zxzg5nunk">
         <w:r>
           <w:rPr>
             <w:rStyle w:val="Hyperlink"/>
@@ -33853,6 +35791,18 @@
     </w:lvl>
   </w:abstractNum>
   <w:abstractNum w:abstractNumId="16" w15:restartNumberingAfterBreak="0">
+    <w:multiLevelType w:val="hybridMultilevel"/>
+    <w:lvl w:ilvl="0" w15:tentative="1">
+      <w:start w:val="1"/>
+      <w:numFmt w:val="decimal"/>
+      <w:lvlText w:val="%1."/>
+      <w:lvlJc w:val="left"/>
+      <w:pPr>
+        <w:ind w:left="540" w:hanging="320"/>
+      </w:pPr>
+    </w:lvl>
+  </w:abstractNum>
+  <w:abstractNum w:abstractNumId="17" w15:restartNumberingAfterBreak="0">
     <w:multiLevelType w:val="hybridMultilevel"/>
     <w:lvl w:ilvl="0" w15:tentative="1">
       <w:start w:val="1"/>
@@ -33956,6 +35906,12 @@
   </w:num>
   <w:num w:numId="16">
     <w:abstractNumId w:val="16"/>
+    <w:lvlOverride w:ilvl="0">
+      <w:startOverride w:val="1"/>
+    </w:lvlOverride>
+  </w:num>
+  <w:num w:numId="17">
+    <w:abstractNumId w:val="17"/>
     <w:lvlOverride w:ilvl="0">
       <w:startOverride w:val="1"/>
     </w:lvlOverride>

--- a/docs/tfm/TFM-ALM-agentico.docx
+++ b/docs/tfm/TFM-ALM-agentico.docx
@@ -274,7 +274,22 @@
         <w:rPr>
           <w:rFonts w:ascii="Calibri" w:cs="Calibri" w:eastAsia="Calibri" w:hAnsi="Calibri"/>
         </w:rPr>
-        <w:t xml:space="preserve"> de siete capas de defensa. Y el triage sigue un patrón que separa pensar de actuar: el modelo propone sin herramientas ni permisos, y un script determinista valida la propuesta y la aplica.</w:t>
+        <w:t xml:space="preserve"> de siete capas de defensa. Y el triage sigue un patrón que separa pensar de actuar: el modelo propone sin herramientas ni permisos, y un script determinista valida la propuesta y la aplica. El mismo patrón se usa en los PRs, donde un segundo agente revisa cada cambio contra la especificación y un colaborador puede pedir correcciones al agente de código con un comentario </w:t>
+      </w:r>
+      <w:r>
+        <w:rPr>
+          <w:rFonts w:ascii="Consolas" w:cs="Consolas" w:eastAsia="Consolas" w:hAnsi="Consolas"/>
+          <w:color w:val="2E3A36"/>
+          <w:sz w:val="20"/>
+          <w:szCs w:val="20"/>
+        </w:rPr>
+        <w:t xml:space="preserve">@claude</w:t>
+      </w:r>
+      <w:r>
+        <w:rPr>
+          <w:rFonts w:ascii="Calibri" w:cs="Calibri" w:eastAsia="Calibri" w:hAnsi="Calibri"/>
+        </w:rPr>
+        <w:t xml:space="preserve">.</w:t>
       </w:r>
     </w:p>
     <w:p>
@@ -16241,72 +16256,12 @@
         <w:rPr>
           <w:rFonts w:ascii="Calibri" w:cs="Calibri" w:eastAsia="Calibri" w:hAnsi="Calibri"/>
         </w:rPr>
-        <w:t xml:space="preserve">Tareas pendientes</w:t>
-      </w:r>
-    </w:p>
-    <w:p>
-      <w:pPr>
-        <w:pBdr>
-          <w:left w:val="single" w:color="0D5C4F" w:sz="18" w:space="10"/>
-        </w:pBdr>
-        <w:shd w:fill="EEF5F3" w:color="auto" w:val="clear"/>
-        <w:spacing w:after="160" w:before="120"/>
-        <w:ind w:left="240" w:right="120"/>
-      </w:pPr>
-      <w:r>
-        <w:rPr>
-          <w:rFonts w:ascii="Calibri" w:cs="Calibri" w:eastAsia="Calibri" w:hAnsi="Calibri"/>
-          <w:sz w:val="21"/>
-          <w:szCs w:val="21"/>
-        </w:rPr>
-        <w:t xml:space="preserve">Las secciones de las tareas 8 a 12 y de las extensiones B a F se añadirán a medida que se implementen: agente revisor, agente autónomo, cadena de suministro, despliegue GitOps, </w:t>
-      </w:r>
-      <w:r>
-        <w:rPr>
-          <w:rFonts w:ascii="Calibri" w:cs="Calibri" w:eastAsia="Calibri" w:hAnsi="Calibri"/>
-          <w:i/>
-          <w:iCs/>
-          <w:sz w:val="21"/>
-          <w:szCs w:val="21"/>
-        </w:rPr>
-        <w:t xml:space="preserve">releases</w:t>
-      </w:r>
-      <w:r>
-        <w:rPr>
-          <w:rFonts w:ascii="Calibri" w:cs="Calibri" w:eastAsia="Calibri" w:hAnsi="Calibri"/>
-          <w:sz w:val="21"/>
-          <w:szCs w:val="21"/>
-        </w:rPr>
-        <w:t xml:space="preserve">, operación, mantenimiento, retirada y trazabilidad.</w:t>
-      </w:r>
-    </w:p>
-    <w:p>
-      <w:pPr>
-        <w:pStyle w:val="Heading1"/>
-        <w:pageBreakBefore/>
-      </w:pPr>
-      <w:r>
-        <w:rPr>
-          <w:rFonts w:ascii="Calibri" w:cs="Calibri" w:eastAsia="Calibri" w:hAnsi="Calibri"/>
-        </w:rPr>
-        <w:t xml:space="preserve">Iteraciones con modelos, pruebas y resultados</w:t>
-      </w:r>
-    </w:p>
-    <w:p>
-      <w:pPr>
-        <w:pStyle w:val="Heading2"/>
-        <w:keepNext/>
-      </w:pPr>
-      <w:r>
-        <w:rPr>
-          <w:rFonts w:ascii="Calibri" w:cs="Calibri" w:eastAsia="Calibri" w:hAnsi="Calibri"/>
-        </w:rPr>
-        <w:t xml:space="preserve">Metodología de trabajo con los modelos</w:t>
-      </w:r>
-    </w:p>
-    <w:p>
-      <w:pPr>
-        <w:keepNext/>
+        <w:t xml:space="preserve">Tarea 8: agente revisor y respuesta a @claude</w:t>
+      </w:r>
+    </w:p>
+    <w:p>
+      <w:pPr>
+        <w:keepNext w:val="false"/>
         <w:spacing w:after="140" w:line="288"/>
         <w:jc w:val="both"/>
       </w:pPr>
@@ -16314,7 +16269,22 @@
         <w:rPr>
           <w:rFonts w:ascii="Calibri" w:cs="Calibri" w:eastAsia="Calibri" w:hAnsi="Calibri"/>
         </w:rPr>
-        <w:t xml:space="preserve">La POC usa modelos de lenguaje en tres papeles:</w:t>
+        <w:t xml:space="preserve">Después de las tareas 6 y 7, cada PR pasa dos comprobaciones deterministas. La tarea 8 lleva el modelo al propio PR de dos formas. Un revisor contrasta el cambio con la spec, y un agente de código atiende lo que un colaborador le pide escribiendo </w:t>
+      </w:r>
+      <w:r>
+        <w:rPr>
+          <w:rFonts w:ascii="Consolas" w:cs="Consolas" w:eastAsia="Consolas" w:hAnsi="Consolas"/>
+          <w:color w:val="2E3A36"/>
+          <w:sz w:val="20"/>
+          <w:szCs w:val="20"/>
+        </w:rPr>
+        <w:t xml:space="preserve">@claude</w:t>
+      </w:r>
+      <w:r>
+        <w:rPr>
+          <w:rFonts w:ascii="Calibri" w:cs="Calibri" w:eastAsia="Calibri" w:hAnsi="Calibri"/>
+        </w:rPr>
+        <w:t xml:space="preserve"> en la conversación. Los dos siguen el patrón del triage: el modelo produce un resultado y un script sin modelo decide si se publica.</w:t>
       </w:r>
     </w:p>
     <w:tbl>
@@ -16330,10 +16300,9 @@
         </w:tblBorders>
       </w:tblPr>
       <w:tblGrid>
-        <w:gridCol w:w="1608"/>
-        <w:gridCol w:w="2625"/>
-        <w:gridCol w:w="1947"/>
-        <w:gridCol w:w="2890"/>
+        <w:gridCol w:w="2927"/>
+        <w:gridCol w:w="1900"/>
+        <w:gridCol w:w="4243"/>
       </w:tblGrid>
       <w:tr>
         <w:trPr>
@@ -16341,7 +16310,7 @@
         </w:trPr>
         <w:tc>
           <w:tcPr>
-            <w:tcW w:type="dxa" w:w="1608"/>
+            <w:tcW w:type="dxa" w:w="2927"/>
             <w:shd w:fill="E3EEEA" w:color="auto" w:val="clear"/>
             <w:tcMar>
               <w:top w:type="dxa" w:w="60"/>
@@ -16362,13 +16331,13 @@
                 <w:sz w:val="18"/>
                 <w:szCs w:val="18"/>
               </w:rPr>
-              <w:t xml:space="preserve">Rol</w:t>
-            </w:r>
-          </w:p>
-        </w:tc>
-        <w:tc>
-          <w:tcPr>
-            <w:tcW w:type="dxa" w:w="2625"/>
+              <w:t xml:space="preserve">Pieza</w:t>
+            </w:r>
+          </w:p>
+        </w:tc>
+        <w:tc>
+          <w:tcPr>
+            <w:tcW w:type="dxa" w:w="1900"/>
             <w:shd w:fill="E3EEEA" w:color="auto" w:val="clear"/>
             <w:tcMar>
               <w:top w:type="dxa" w:w="60"/>
@@ -16389,13 +16358,13 @@
                 <w:sz w:val="18"/>
                 <w:szCs w:val="18"/>
               </w:rPr>
-              <w:t xml:space="preserve">Modelo y herramienta</w:t>
-            </w:r>
-          </w:p>
-        </w:tc>
-        <w:tc>
-          <w:tcPr>
-            <w:tcW w:type="dxa" w:w="1947"/>
+              <w:t xml:space="preserve">Repositorio</w:t>
+            </w:r>
+          </w:p>
+        </w:tc>
+        <w:tc>
+          <w:tcPr>
+            <w:tcW w:type="dxa" w:w="4243"/>
             <w:shd w:fill="E3EEEA" w:color="auto" w:val="clear"/>
             <w:tcMar>
               <w:top w:type="dxa" w:w="60"/>
@@ -16416,34 +16385,7 @@
                 <w:sz w:val="18"/>
                 <w:szCs w:val="18"/>
               </w:rPr>
-              <w:t xml:space="preserve">Dónde se ejecuta</w:t>
-            </w:r>
-          </w:p>
-        </w:tc>
-        <w:tc>
-          <w:tcPr>
-            <w:tcW w:type="dxa" w:w="2890"/>
-            <w:shd w:fill="E3EEEA" w:color="auto" w:val="clear"/>
-            <w:tcMar>
-              <w:top w:type="dxa" w:w="60"/>
-              <w:left w:type="dxa" w:w="100"/>
-              <w:bottom w:type="dxa" w:w="60"/>
-              <w:right w:type="dxa" w:w="100"/>
-            </w:tcMar>
-          </w:tcPr>
-          <w:p>
-            <w:pPr>
-              <w:spacing w:after="0" w:before="0" w:line="252"/>
-            </w:pPr>
-            <w:r>
-              <w:rPr>
-                <w:rFonts w:ascii="Calibri" w:cs="Calibri" w:eastAsia="Calibri" w:hAnsi="Calibri"/>
-                <w:b/>
-                <w:bCs/>
-                <w:sz w:val="18"/>
-                <w:szCs w:val="18"/>
-              </w:rPr>
-              <w:t xml:space="preserve">Permisos</w:t>
+              <w:t xml:space="preserve">Qué hace</w:t>
             </w:r>
           </w:p>
         </w:tc>
@@ -16454,115 +16396,100 @@
         </w:trPr>
         <w:tc>
           <w:tcPr>
-            <w:tcW w:type="dxa" w:w="1608"/>
-            <w:tcMar>
-              <w:top w:type="dxa" w:w="60"/>
-              <w:left w:type="dxa" w:w="100"/>
-              <w:bottom w:type="dxa" w:w="60"/>
-              <w:right w:type="dxa" w:w="100"/>
-            </w:tcMar>
-          </w:tcPr>
-          <w:p>
-            <w:pPr>
-              <w:spacing w:after="0" w:before="0" w:line="252"/>
-            </w:pPr>
-            <w:r>
-              <w:rPr>
-                <w:rFonts w:ascii="Calibri" w:cs="Calibri" w:eastAsia="Calibri" w:hAnsi="Calibri"/>
-                <w:sz w:val="18"/>
-                <w:szCs w:val="18"/>
-              </w:rPr>
-              <w:t xml:space="preserve">Asistente de diseño e implementación</w:t>
-            </w:r>
-          </w:p>
-        </w:tc>
-        <w:tc>
-          <w:tcPr>
-            <w:tcW w:type="dxa" w:w="2625"/>
-            <w:tcMar>
-              <w:top w:type="dxa" w:w="60"/>
-              <w:left w:type="dxa" w:w="100"/>
-              <w:bottom w:type="dxa" w:w="60"/>
-              <w:right w:type="dxa" w:w="100"/>
-            </w:tcMar>
-          </w:tcPr>
-          <w:p>
-            <w:pPr>
-              <w:spacing w:after="0" w:before="0" w:line="252"/>
-            </w:pPr>
-            <w:r>
-              <w:rPr>
-                <w:rFonts w:ascii="Calibri" w:cs="Calibri" w:eastAsia="Calibri" w:hAnsi="Calibri"/>
-                <w:sz w:val="18"/>
-                <w:szCs w:val="18"/>
-              </w:rPr>
-              <w:t xml:space="preserve">Claude (sesión de trabajo con herramientas)</w:t>
-            </w:r>
-          </w:p>
-        </w:tc>
-        <w:tc>
-          <w:tcPr>
-            <w:tcW w:type="dxa" w:w="1947"/>
-            <w:tcMar>
-              <w:top w:type="dxa" w:w="60"/>
-              <w:left w:type="dxa" w:w="100"/>
-              <w:bottom w:type="dxa" w:w="60"/>
-              <w:right w:type="dxa" w:w="100"/>
-            </w:tcMar>
-          </w:tcPr>
-          <w:p>
-            <w:pPr>
-              <w:spacing w:after="0" w:before="0" w:line="252"/>
-            </w:pPr>
-            <w:r>
-              <w:rPr>
-                <w:rFonts w:ascii="Calibri" w:cs="Calibri" w:eastAsia="Calibri" w:hAnsi="Calibri"/>
-                <w:sz w:val="18"/>
-                <w:szCs w:val="18"/>
-              </w:rPr>
-              <w:t xml:space="preserve">Entorno en la nube con acceso a los repos</w:t>
-            </w:r>
-          </w:p>
-        </w:tc>
-        <w:tc>
-          <w:tcPr>
-            <w:tcW w:type="dxa" w:w="2890"/>
-            <w:tcMar>
-              <w:top w:type="dxa" w:w="60"/>
-              <w:left w:type="dxa" w:w="100"/>
-              <w:bottom w:type="dxa" w:w="60"/>
-              <w:right w:type="dxa" w:w="100"/>
-            </w:tcMar>
-          </w:tcPr>
-          <w:p>
-            <w:pPr>
-              <w:spacing w:after="0" w:before="0" w:line="252"/>
-            </w:pPr>
-            <w:r>
-              <w:rPr>
-                <w:rFonts w:ascii="Calibri" w:cs="Calibri" w:eastAsia="Calibri" w:hAnsi="Calibri"/>
-                <w:sz w:val="18"/>
-                <w:szCs w:val="18"/>
-              </w:rPr>
-              <w:t xml:space="preserve">Subir ramas y abrir PRs; no puede fusionar, crear </w:t>
-            </w:r>
-            <w:r>
-              <w:rPr>
-                <w:rFonts w:ascii="Calibri" w:cs="Calibri" w:eastAsia="Calibri" w:hAnsi="Calibri"/>
-                <w:i/>
-                <w:iCs/>
-                <w:sz w:val="18"/>
-                <w:szCs w:val="18"/>
-              </w:rPr>
-              <w:t xml:space="preserve">tags</w:t>
-            </w:r>
-            <w:r>
-              <w:rPr>
-                <w:rFonts w:ascii="Calibri" w:cs="Calibri" w:eastAsia="Calibri" w:hAnsi="Calibri"/>
-                <w:sz w:val="18"/>
-                <w:szCs w:val="18"/>
-              </w:rPr>
-              <w:t xml:space="preserve"> ni configurar la protección</w:t>
+            <w:tcW w:type="dxa" w:w="2927"/>
+            <w:tcMar>
+              <w:top w:type="dxa" w:w="60"/>
+              <w:left w:type="dxa" w:w="100"/>
+              <w:bottom w:type="dxa" w:w="60"/>
+              <w:right w:type="dxa" w:w="100"/>
+            </w:tcMar>
+          </w:tcPr>
+          <w:p>
+            <w:pPr>
+              <w:spacing w:after="0" w:before="0" w:line="252"/>
+            </w:pPr>
+            <w:r>
+              <w:rPr>
+                <w:rFonts w:ascii="Consolas" w:cs="Consolas" w:eastAsia="Consolas" w:hAnsi="Consolas"/>
+                <w:color w:val="2E3A36"/>
+                <w:sz w:val="16"/>
+                <w:szCs w:val="16"/>
+              </w:rPr>
+              <w:t xml:space="preserve">reusable-agent-review.yml</w:t>
+            </w:r>
+          </w:p>
+        </w:tc>
+        <w:tc>
+          <w:tcPr>
+            <w:tcW w:type="dxa" w:w="1900"/>
+            <w:tcMar>
+              <w:top w:type="dxa" w:w="60"/>
+              <w:left w:type="dxa" w:w="100"/>
+              <w:bottom w:type="dxa" w:w="60"/>
+              <w:right w:type="dxa" w:w="100"/>
+            </w:tcMar>
+          </w:tcPr>
+          <w:p>
+            <w:pPr>
+              <w:spacing w:after="0" w:before="0" w:line="252"/>
+            </w:pPr>
+            <w:r>
+              <w:rPr>
+                <w:rFonts w:ascii="Calibri" w:cs="Calibri" w:eastAsia="Calibri" w:hAnsi="Calibri"/>
+                <w:sz w:val="18"/>
+                <w:szCs w:val="18"/>
+              </w:rPr>
+              <w:t xml:space="preserve">core</w:t>
+            </w:r>
+          </w:p>
+        </w:tc>
+        <w:tc>
+          <w:tcPr>
+            <w:tcW w:type="dxa" w:w="4243"/>
+            <w:tcMar>
+              <w:top w:type="dxa" w:w="60"/>
+              <w:left w:type="dxa" w:w="100"/>
+              <w:bottom w:type="dxa" w:w="60"/>
+              <w:right w:type="dxa" w:w="100"/>
+            </w:tcMar>
+          </w:tcPr>
+          <w:p>
+            <w:pPr>
+              <w:spacing w:after="0" w:before="0" w:line="252"/>
+            </w:pPr>
+            <w:r>
+              <w:rPr>
+                <w:rFonts w:ascii="Consolas" w:cs="Consolas" w:eastAsia="Consolas" w:hAnsi="Consolas"/>
+                <w:color w:val="2E3A36"/>
+                <w:sz w:val="16"/>
+                <w:szCs w:val="16"/>
+              </w:rPr>
+              <w:t xml:space="preserve">analyze</w:t>
+            </w:r>
+            <w:r>
+              <w:rPr>
+                <w:rFonts w:ascii="Calibri" w:cs="Calibri" w:eastAsia="Calibri" w:hAnsi="Calibri"/>
+                <w:sz w:val="18"/>
+                <w:szCs w:val="18"/>
+              </w:rPr>
+              <w:t xml:space="preserve">: Claude sin herramientas, ejecutado desde una carpeta vacía, lee el diff y la spec y devuelve un JSON con esquema. </w:t>
+            </w:r>
+            <w:r>
+              <w:rPr>
+                <w:rFonts w:ascii="Consolas" w:cs="Consolas" w:eastAsia="Consolas" w:hAnsi="Consolas"/>
+                <w:color w:val="2E3A36"/>
+                <w:sz w:val="16"/>
+                <w:szCs w:val="16"/>
+              </w:rPr>
+              <w:t xml:space="preserve">publish</w:t>
+            </w:r>
+            <w:r>
+              <w:rPr>
+                <w:rFonts w:ascii="Calibri" w:cs="Calibri" w:eastAsia="Calibri" w:hAnsi="Calibri"/>
+                <w:sz w:val="18"/>
+                <w:szCs w:val="18"/>
+              </w:rPr>
+              <w:t xml:space="preserve">: un script lo valida y lo publica como comentario de revisión</w:t>
             </w:r>
           </w:p>
         </w:tc>
@@ -16573,98 +16500,18 @@
         </w:trPr>
         <w:tc>
           <w:tcPr>
-            <w:tcW w:type="dxa" w:w="1608"/>
-            <w:tcMar>
-              <w:top w:type="dxa" w:w="60"/>
-              <w:left w:type="dxa" w:w="100"/>
-              <w:bottom w:type="dxa" w:w="60"/>
-              <w:right w:type="dxa" w:w="100"/>
-            </w:tcMar>
-          </w:tcPr>
-          <w:p>
-            <w:pPr>
-              <w:spacing w:after="0" w:before="0" w:line="252"/>
-            </w:pPr>
-            <w:r>
-              <w:rPr>
-                <w:rFonts w:ascii="Calibri" w:cs="Calibri" w:eastAsia="Calibri" w:hAnsi="Calibri"/>
-                <w:sz w:val="18"/>
-                <w:szCs w:val="18"/>
-              </w:rPr>
-              <w:t xml:space="preserve">Agente de código</w:t>
-            </w:r>
-          </w:p>
-        </w:tc>
-        <w:tc>
-          <w:tcPr>
-            <w:tcW w:type="dxa" w:w="2625"/>
-            <w:tcMar>
-              <w:top w:type="dxa" w:w="60"/>
-              <w:left w:type="dxa" w:w="100"/>
-              <w:bottom w:type="dxa" w:w="60"/>
-              <w:right w:type="dxa" w:w="100"/>
-            </w:tcMar>
-          </w:tcPr>
-          <w:p>
-            <w:pPr>
-              <w:spacing w:after="0" w:before="0" w:line="252"/>
-            </w:pPr>
-            <w:r>
-              <w:rPr>
-                <w:rFonts w:ascii="Calibri" w:cs="Calibri" w:eastAsia="Calibri" w:hAnsi="Calibri"/>
-                <w:sz w:val="18"/>
-                <w:szCs w:val="18"/>
-              </w:rPr>
-              <w:t xml:space="preserve">Claude Code</w:t>
-            </w:r>
-          </w:p>
-        </w:tc>
-        <w:tc>
-          <w:tcPr>
-            <w:tcW w:type="dxa" w:w="1947"/>
-            <w:tcMar>
-              <w:top w:type="dxa" w:w="60"/>
-              <w:left w:type="dxa" w:w="100"/>
-              <w:bottom w:type="dxa" w:w="60"/>
-              <w:right w:type="dxa" w:w="100"/>
-            </w:tcMar>
-          </w:tcPr>
-          <w:p>
-            <w:pPr>
-              <w:spacing w:after="0" w:before="0" w:line="252"/>
-            </w:pPr>
-            <w:r>
-              <w:rPr>
-                <w:rFonts w:ascii="Calibri" w:cs="Calibri" w:eastAsia="Calibri" w:hAnsi="Calibri"/>
-                <w:sz w:val="18"/>
-                <w:szCs w:val="18"/>
-              </w:rPr>
-              <w:t xml:space="preserve">Devcontainer local</w:t>
-            </w:r>
-          </w:p>
-        </w:tc>
-        <w:tc>
-          <w:tcPr>
-            <w:tcW w:type="dxa" w:w="2890"/>
-            <w:tcMar>
-              <w:top w:type="dxa" w:w="60"/>
-              <w:left w:type="dxa" w:w="100"/>
-              <w:bottom w:type="dxa" w:w="60"/>
-              <w:right w:type="dxa" w:w="100"/>
-            </w:tcMar>
-          </w:tcPr>
-          <w:p>
-            <w:pPr>
-              <w:spacing w:after="0" w:before="0" w:line="252"/>
-            </w:pPr>
-            <w:r>
-              <w:rPr>
-                <w:rFonts w:ascii="Calibri" w:cs="Calibri" w:eastAsia="Calibri" w:hAnsi="Calibri"/>
-                <w:sz w:val="18"/>
-                <w:szCs w:val="18"/>
-              </w:rPr>
-              <w:t xml:space="preserve">GitHub App </w:t>
-            </w:r>
+            <w:tcW w:type="dxa" w:w="2927"/>
+            <w:tcMar>
+              <w:top w:type="dxa" w:w="60"/>
+              <w:left w:type="dxa" w:w="100"/>
+              <w:bottom w:type="dxa" w:w="60"/>
+              <w:right w:type="dxa" w:w="100"/>
+            </w:tcMar>
+          </w:tcPr>
+          <w:p>
+            <w:pPr>
+              <w:spacing w:after="0" w:before="0" w:line="252"/>
+            </w:pPr>
             <w:r>
               <w:rPr>
                 <w:rFonts w:ascii="Consolas" w:cs="Consolas" w:eastAsia="Consolas" w:hAnsi="Consolas"/>
@@ -16672,15 +16519,64 @@
                 <w:sz w:val="16"/>
                 <w:szCs w:val="16"/>
               </w:rPr>
-              <w:t xml:space="preserve">almagentic-agent</w:t>
-            </w:r>
-            <w:r>
-              <w:rPr>
-                <w:rFonts w:ascii="Calibri" w:cs="Calibri" w:eastAsia="Calibri" w:hAnsi="Calibri"/>
-                <w:sz w:val="18"/>
-                <w:szCs w:val="18"/>
-              </w:rPr>
-              <w:t xml:space="preserve"> + </w:t>
+              <w:t xml:space="preserve">reusable-agent-respond.yml</w:t>
+            </w:r>
+          </w:p>
+        </w:tc>
+        <w:tc>
+          <w:tcPr>
+            <w:tcW w:type="dxa" w:w="1900"/>
+            <w:tcMar>
+              <w:top w:type="dxa" w:w="60"/>
+              <w:left w:type="dxa" w:w="100"/>
+              <w:bottom w:type="dxa" w:w="60"/>
+              <w:right w:type="dxa" w:w="100"/>
+            </w:tcMar>
+          </w:tcPr>
+          <w:p>
+            <w:pPr>
+              <w:spacing w:after="0" w:before="0" w:line="252"/>
+            </w:pPr>
+            <w:r>
+              <w:rPr>
+                <w:rFonts w:ascii="Calibri" w:cs="Calibri" w:eastAsia="Calibri" w:hAnsi="Calibri"/>
+                <w:sz w:val="18"/>
+                <w:szCs w:val="18"/>
+              </w:rPr>
+              <w:t xml:space="preserve">core</w:t>
+            </w:r>
+          </w:p>
+        </w:tc>
+        <w:tc>
+          <w:tcPr>
+            <w:tcW w:type="dxa" w:w="4243"/>
+            <w:tcMar>
+              <w:top w:type="dxa" w:w="60"/>
+              <w:left w:type="dxa" w:w="100"/>
+              <w:bottom w:type="dxa" w:w="60"/>
+              <w:right w:type="dxa" w:w="100"/>
+            </w:tcMar>
+          </w:tcPr>
+          <w:p>
+            <w:pPr>
+              <w:spacing w:after="0" w:before="0" w:line="252"/>
+            </w:pPr>
+            <w:r>
+              <w:rPr>
+                <w:rFonts w:ascii="Consolas" w:cs="Consolas" w:eastAsia="Consolas" w:hAnsi="Consolas"/>
+                <w:color w:val="2E3A36"/>
+                <w:sz w:val="16"/>
+                <w:szCs w:val="16"/>
+              </w:rPr>
+              <w:t xml:space="preserve">work</w:t>
+            </w:r>
+            <w:r>
+              <w:rPr>
+                <w:rFonts w:ascii="Calibri" w:cs="Calibri" w:eastAsia="Calibri" w:hAnsi="Calibri"/>
+                <w:sz w:val="18"/>
+                <w:szCs w:val="18"/>
+              </w:rPr>
+              <w:t xml:space="preserve">: Claude Code trabaja en la rama del PR con el </w:t>
             </w:r>
             <w:r>
               <w:rPr>
@@ -16691,6 +16587,40 @@
                 <w:szCs w:val="18"/>
               </w:rPr>
               <w:t xml:space="preserve">harness</w:t>
+            </w:r>
+            <w:r>
+              <w:rPr>
+                <w:rFonts w:ascii="Calibri" w:cs="Calibri" w:eastAsia="Calibri" w:hAnsi="Calibri"/>
+                <w:sz w:val="18"/>
+                <w:szCs w:val="18"/>
+              </w:rPr>
+              <w:t xml:space="preserve"> y el sandbox del repo, sin token de GitHub, y entrega un parche. </w:t>
+            </w:r>
+            <w:r>
+              <w:rPr>
+                <w:rFonts w:ascii="Consolas" w:cs="Consolas" w:eastAsia="Consolas" w:hAnsi="Consolas"/>
+                <w:color w:val="2E3A36"/>
+                <w:sz w:val="16"/>
+                <w:szCs w:val="16"/>
+              </w:rPr>
+              <w:t xml:space="preserve">publish</w:t>
+            </w:r>
+            <w:r>
+              <w:rPr>
+                <w:rFonts w:ascii="Calibri" w:cs="Calibri" w:eastAsia="Calibri" w:hAnsi="Calibri"/>
+                <w:sz w:val="18"/>
+                <w:szCs w:val="18"/>
+              </w:rPr>
+              <w:t xml:space="preserve">: un script aplica el parche, lo revisa y lo sube como </w:t>
+            </w:r>
+            <w:r>
+              <w:rPr>
+                <w:rFonts w:ascii="Consolas" w:cs="Consolas" w:eastAsia="Consolas" w:hAnsi="Consolas"/>
+                <w:color w:val="2E3A36"/>
+                <w:sz w:val="16"/>
+                <w:szCs w:val="16"/>
+              </w:rPr>
+              <w:t xml:space="preserve">almagentic-agent[bot]</w:t>
             </w:r>
           </w:p>
         </w:tc>
@@ -16701,49 +16631,1545 @@
         </w:trPr>
         <w:tc>
           <w:tcPr>
-            <w:tcW w:type="dxa" w:w="1608"/>
-            <w:tcMar>
-              <w:top w:type="dxa" w:w="60"/>
-              <w:left w:type="dxa" w:w="100"/>
-              <w:bottom w:type="dxa" w:w="60"/>
-              <w:right w:type="dxa" w:w="100"/>
-            </w:tcMar>
-          </w:tcPr>
-          <w:p>
-            <w:pPr>
-              <w:spacing w:after="0" w:before="0" w:line="252"/>
-            </w:pPr>
-            <w:r>
-              <w:rPr>
-                <w:rFonts w:ascii="Calibri" w:cs="Calibri" w:eastAsia="Calibri" w:hAnsi="Calibri"/>
-                <w:sz w:val="18"/>
-                <w:szCs w:val="18"/>
-              </w:rPr>
-              <w:t xml:space="preserve">Agente de triage</w:t>
-            </w:r>
-          </w:p>
-        </w:tc>
-        <w:tc>
-          <w:tcPr>
-            <w:tcW w:type="dxa" w:w="2625"/>
-            <w:tcMar>
-              <w:top w:type="dxa" w:w="60"/>
-              <w:left w:type="dxa" w:w="100"/>
-              <w:bottom w:type="dxa" w:w="60"/>
-              <w:right w:type="dxa" w:w="100"/>
-            </w:tcMar>
-          </w:tcPr>
-          <w:p>
-            <w:pPr>
-              <w:spacing w:after="0" w:before="0" w:line="252"/>
-            </w:pPr>
-            <w:r>
-              <w:rPr>
-                <w:rFonts w:ascii="Calibri" w:cs="Calibri" w:eastAsia="Calibri" w:hAnsi="Calibri"/>
-                <w:sz w:val="18"/>
-                <w:szCs w:val="18"/>
-              </w:rPr>
-              <w:t xml:space="preserve">Claude Code en modo no interactivo, modelo </w:t>
+            <w:tcW w:type="dxa" w:w="2927"/>
+            <w:tcMar>
+              <w:top w:type="dxa" w:w="60"/>
+              <w:left w:type="dxa" w:w="100"/>
+              <w:bottom w:type="dxa" w:w="60"/>
+              <w:right w:type="dxa" w:w="100"/>
+            </w:tcMar>
+          </w:tcPr>
+          <w:p>
+            <w:pPr>
+              <w:spacing w:after="0" w:before="0" w:line="252"/>
+            </w:pPr>
+            <w:r>
+              <w:rPr>
+                <w:rFonts w:ascii="Consolas" w:cs="Consolas" w:eastAsia="Consolas" w:hAnsi="Consolas"/>
+                <w:color w:val="2E3A36"/>
+                <w:sz w:val="16"/>
+                <w:szCs w:val="16"/>
+              </w:rPr>
+              <w:t xml:space="preserve">scripts/agent/</w:t>
+            </w:r>
+            <w:r>
+              <w:rPr>
+                <w:rFonts w:ascii="Calibri" w:cs="Calibri" w:eastAsia="Calibri" w:hAnsi="Calibri"/>
+                <w:sz w:val="18"/>
+                <w:szCs w:val="18"/>
+              </w:rPr>
+              <w:t xml:space="preserve"> y </w:t>
+            </w:r>
+            <w:r>
+              <w:rPr>
+                <w:rFonts w:ascii="Consolas" w:cs="Consolas" w:eastAsia="Consolas" w:hAnsi="Consolas"/>
+                <w:color w:val="2E3A36"/>
+                <w:sz w:val="16"/>
+                <w:szCs w:val="16"/>
+              </w:rPr>
+              <w:t xml:space="preserve">prompts/</w:t>
+            </w:r>
+          </w:p>
+        </w:tc>
+        <w:tc>
+          <w:tcPr>
+            <w:tcW w:type="dxa" w:w="1900"/>
+            <w:tcMar>
+              <w:top w:type="dxa" w:w="60"/>
+              <w:left w:type="dxa" w:w="100"/>
+              <w:bottom w:type="dxa" w:w="60"/>
+              <w:right w:type="dxa" w:w="100"/>
+            </w:tcMar>
+          </w:tcPr>
+          <w:p>
+            <w:pPr>
+              <w:spacing w:after="0" w:before="0" w:line="252"/>
+            </w:pPr>
+            <w:r>
+              <w:rPr>
+                <w:rFonts w:ascii="Calibri" w:cs="Calibri" w:eastAsia="Calibri" w:hAnsi="Calibri"/>
+                <w:sz w:val="18"/>
+                <w:szCs w:val="18"/>
+              </w:rPr>
+              <w:t xml:space="preserve">core</w:t>
+            </w:r>
+          </w:p>
+        </w:tc>
+        <w:tc>
+          <w:tcPr>
+            <w:tcW w:type="dxa" w:w="4243"/>
+            <w:tcMar>
+              <w:top w:type="dxa" w:w="60"/>
+              <w:left w:type="dxa" w:w="100"/>
+              <w:bottom w:type="dxa" w:w="60"/>
+              <w:right w:type="dxa" w:w="100"/>
+            </w:tcMar>
+          </w:tcPr>
+          <w:p>
+            <w:pPr>
+              <w:spacing w:after="0" w:before="0" w:line="252"/>
+            </w:pPr>
+            <w:r>
+              <w:rPr>
+                <w:rFonts w:ascii="Calibri" w:cs="Calibri" w:eastAsia="Calibri" w:hAnsi="Calibri"/>
+                <w:sz w:val="18"/>
+                <w:szCs w:val="18"/>
+              </w:rPr>
+              <w:t xml:space="preserve">Construcción de los prompts, validación de las salidas y textos de respuesta, con 16 tests</w:t>
+            </w:r>
+          </w:p>
+        </w:tc>
+      </w:tr>
+      <w:tr>
+        <w:trPr>
+          <w:cantSplit/>
+        </w:trPr>
+        <w:tc>
+          <w:tcPr>
+            <w:tcW w:type="dxa" w:w="2927"/>
+            <w:tcMar>
+              <w:top w:type="dxa" w:w="60"/>
+              <w:left w:type="dxa" w:w="100"/>
+              <w:bottom w:type="dxa" w:w="60"/>
+              <w:right w:type="dxa" w:w="100"/>
+            </w:tcMar>
+          </w:tcPr>
+          <w:p>
+            <w:pPr>
+              <w:spacing w:after="0" w:before="0" w:line="252"/>
+            </w:pPr>
+            <w:r>
+              <w:rPr>
+                <w:rFonts w:ascii="Consolas" w:cs="Consolas" w:eastAsia="Consolas" w:hAnsi="Consolas"/>
+                <w:color w:val="2E3A36"/>
+                <w:sz w:val="16"/>
+                <w:szCs w:val="16"/>
+              </w:rPr>
+              <w:t xml:space="preserve">agent-review.yml</w:t>
+            </w:r>
+            <w:r>
+              <w:rPr>
+                <w:rFonts w:ascii="Calibri" w:cs="Calibri" w:eastAsia="Calibri" w:hAnsi="Calibri"/>
+                <w:sz w:val="18"/>
+                <w:szCs w:val="18"/>
+              </w:rPr>
+              <w:t xml:space="preserve"> y </w:t>
+            </w:r>
+            <w:r>
+              <w:rPr>
+                <w:rFonts w:ascii="Consolas" w:cs="Consolas" w:eastAsia="Consolas" w:hAnsi="Consolas"/>
+                <w:color w:val="2E3A36"/>
+                <w:sz w:val="16"/>
+                <w:szCs w:val="16"/>
+              </w:rPr>
+              <w:t xml:space="preserve">agent-respond.yml</w:t>
+            </w:r>
+          </w:p>
+        </w:tc>
+        <w:tc>
+          <w:tcPr>
+            <w:tcW w:type="dxa" w:w="1900"/>
+            <w:tcMar>
+              <w:top w:type="dxa" w:w="60"/>
+              <w:left w:type="dxa" w:w="100"/>
+              <w:bottom w:type="dxa" w:w="60"/>
+              <w:right w:type="dxa" w:w="100"/>
+            </w:tcMar>
+          </w:tcPr>
+          <w:p>
+            <w:pPr>
+              <w:spacing w:after="0" w:before="0" w:line="252"/>
+            </w:pPr>
+            <w:r>
+              <w:rPr>
+                <w:rFonts w:ascii="Calibri" w:cs="Calibri" w:eastAsia="Calibri" w:hAnsi="Calibri"/>
+                <w:sz w:val="18"/>
+                <w:szCs w:val="18"/>
+              </w:rPr>
+              <w:t xml:space="preserve">app</w:t>
+            </w:r>
+          </w:p>
+        </w:tc>
+        <w:tc>
+          <w:tcPr>
+            <w:tcW w:type="dxa" w:w="4243"/>
+            <w:tcMar>
+              <w:top w:type="dxa" w:w="60"/>
+              <w:left w:type="dxa" w:w="100"/>
+              <w:bottom w:type="dxa" w:w="60"/>
+              <w:right w:type="dxa" w:w="100"/>
+            </w:tcMar>
+          </w:tcPr>
+          <w:p>
+            <w:pPr>
+              <w:spacing w:after="0" w:before="0" w:line="252"/>
+            </w:pPr>
+            <w:r>
+              <w:rPr>
+                <w:rFonts w:ascii="Calibri" w:cs="Calibri" w:eastAsia="Calibri" w:hAnsi="Calibri"/>
+                <w:sz w:val="18"/>
+                <w:szCs w:val="18"/>
+              </w:rPr>
+              <w:t xml:space="preserve">Llaman a los anteriores con </w:t>
+            </w:r>
+            <w:r>
+              <w:rPr>
+                <w:rFonts w:ascii="Consolas" w:cs="Consolas" w:eastAsia="Consolas" w:hAnsi="Consolas"/>
+                <w:color w:val="2E3A36"/>
+                <w:sz w:val="16"/>
+                <w:szCs w:val="16"/>
+              </w:rPr>
+              <w:t xml:space="preserve">@v1</w:t>
+            </w:r>
+            <w:r>
+              <w:rPr>
+                <w:rFonts w:ascii="Calibri" w:cs="Calibri" w:eastAsia="Calibri" w:hAnsi="Calibri"/>
+                <w:sz w:val="18"/>
+                <w:szCs w:val="18"/>
+              </w:rPr>
+              <w:t xml:space="preserve"> y deciden quién puede lanzarlos</w:t>
+            </w:r>
+          </w:p>
+        </w:tc>
+      </w:tr>
+    </w:tbl>
+    <w:p>
+      <w:pPr>
+        <w:spacing w:after="120"/>
+      </w:pPr>
+    </w:p>
+    <w:p>
+      <w:pPr>
+        <w:pStyle w:val="Heading3"/>
+        <w:keepNext/>
+      </w:pPr>
+      <w:r>
+        <w:rPr>
+          <w:rFonts w:ascii="Calibri" w:cs="Calibri" w:eastAsia="Calibri" w:hAnsi="Calibri"/>
+        </w:rPr>
+        <w:t xml:space="preserve">Revisor</w:t>
+      </w:r>
+    </w:p>
+    <w:p>
+      <w:pPr>
+        <w:keepNext w:val="false"/>
+        <w:spacing w:after="140" w:line="288"/>
+        <w:jc w:val="both"/>
+      </w:pPr>
+      <w:r>
+        <w:rPr>
+          <w:rFonts w:ascii="Calibri" w:cs="Calibri" w:eastAsia="Calibri" w:hAnsi="Calibri"/>
+        </w:rPr>
+        <w:t xml:space="preserve">El revisor recibe el título y la descripción del PR, las specs que toca (o todas, si no toca ninguna), la lista de ficheros y el diff sin </w:t>
+      </w:r>
+      <w:r>
+        <w:rPr>
+          <w:rFonts w:ascii="Consolas" w:cs="Consolas" w:eastAsia="Consolas" w:hAnsi="Consolas"/>
+          <w:color w:val="2E3A36"/>
+          <w:sz w:val="20"/>
+          <w:szCs w:val="20"/>
+        </w:rPr>
+        <w:t xml:space="preserve">uv.lock</w:t>
+      </w:r>
+      <w:r>
+        <w:rPr>
+          <w:rFonts w:ascii="Calibri" w:cs="Calibri" w:eastAsia="Calibri" w:hAnsi="Calibri"/>
+        </w:rPr>
+        <w:t xml:space="preserve">, todo marcado como dato no confiable. Devuelve un veredicto (cumple, cambios sugeridos o no cumple), un resumen, la cobertura de cada criterio de la spec, hallazgos con fichero y línea y un indicador de sospecha de inyección. El script descarta los hallazgos sobre ficheros que el PR no toca, neutraliza menciones y HTML y publica la revisión como comentario. No aprueba ni bloquea: esa decisión sigue siendo de una persona.</w:t>
+      </w:r>
+    </w:p>
+    <w:p>
+      <w:pPr>
+        <w:keepNext w:val="false"/>
+        <w:spacing w:after="140" w:line="288"/>
+        <w:jc w:val="both"/>
+      </w:pPr>
+      <w:r>
+        <w:rPr>
+          <w:rFonts w:ascii="Calibri" w:cs="Calibri" w:eastAsia="Calibri" w:hAnsi="Calibri"/>
+        </w:rPr>
+        <w:t xml:space="preserve">Solo revisa PRs del mismo repositorio, que no estén en borrador y cuyo autor sea colaborador o el bot del agente. Un PR desde un fork no puede gastar la suscripción del modelo.</w:t>
+      </w:r>
+    </w:p>
+    <w:p>
+      <w:pPr>
+        <w:pStyle w:val="Heading3"/>
+        <w:keepNext/>
+      </w:pPr>
+      <w:r>
+        <w:rPr>
+          <w:rFonts w:ascii="Calibri" w:cs="Calibri" w:eastAsia="Calibri" w:hAnsi="Calibri"/>
+        </w:rPr>
+        <w:t xml:space="preserve">Respuesta a @claude</w:t>
+      </w:r>
+    </w:p>
+    <w:p>
+      <w:pPr>
+        <w:keepNext/>
+        <w:spacing w:after="60" w:before="200" w:line="240" w:lineRule="auto"/>
+        <w:jc w:val="center"/>
+      </w:pPr>
+      <w:r>
+        <w:drawing>
+          <wp:inline distT="0" distB="0" distL="0" distR="0">
+            <wp:extent cx="5762625" cy="5238750"/>
+            <wp:effectExtent t="0" r="0" b="0" l="0"/>
+            <wp:docPr id="1" name="respuesta.png" descr="Figura 6. Respuesta a @claude: el agente cambia el código sin acceso a GitHub y un script decide si el cambio se sube." title="Figura 6. Respuesta a @claude: el agente cambia el código sin acceso a GitHub y un script decide si el cambio se sube."/>
+            <wp:cNvGraphicFramePr>
+              <a:graphicFrameLocks xmlns:a="http://schemas.openxmlformats.org/drawingml/2006/main" noChangeAspect="1"/>
+            </wp:cNvGraphicFramePr>
+            <a:graphic xmlns:a="http://schemas.openxmlformats.org/drawingml/2006/main">
+              <a:graphicData uri="http://schemas.openxmlformats.org/drawingml/2006/picture">
+                <pic:pic xmlns:pic="http://schemas.openxmlformats.org/drawingml/2006/picture">
+                  <pic:nvPicPr>
+                    <pic:cNvPr id="0" name="" descr=""/>
+                    <pic:cNvPicPr>
+                      <a:picLocks noChangeAspect="1" noChangeArrowheads="1"/>
+                    </pic:cNvPicPr>
+                  </pic:nvPicPr>
+                  <pic:blipFill>
+                    <a:blip r:embed="rId14" cstate="none"/>
+                    <a:srcRect/>
+                    <a:stretch>
+                      <a:fillRect/>
+                    </a:stretch>
+                  </pic:blipFill>
+                  <pic:spPr bwMode="auto">
+                    <a:xfrm>
+                      <a:off x="0" y="0"/>
+                      <a:ext cx="5762625" cy="5238750"/>
+                    </a:xfrm>
+                    <a:prstGeom prst="rect">
+                      <a:avLst/>
+                    </a:prstGeom>
+                  </pic:spPr>
+                </pic:pic>
+              </a:graphicData>
+            </a:graphic>
+          </wp:inline>
+        </w:drawing>
+      </w:r>
+    </w:p>
+    <w:p>
+      <w:pPr>
+        <w:spacing w:after="240"/>
+        <w:jc w:val="center"/>
+      </w:pPr>
+      <w:r>
+        <w:rPr>
+          <w:rFonts w:ascii="Calibri" w:cs="Calibri" w:eastAsia="Calibri" w:hAnsi="Calibri"/>
+          <w:i/>
+          <w:iCs/>
+          <w:color w:val="5B6964"/>
+          <w:sz w:val="18"/>
+          <w:szCs w:val="18"/>
+        </w:rPr>
+        <w:t xml:space="preserve">Figura 6. Respuesta a @claude: el agente cambia el código sin acceso a GitHub y un script decide si el cambio se sube.</w:t>
+      </w:r>
+    </w:p>
+    <w:p>
+      <w:pPr>
+        <w:keepNext w:val="false"/>
+        <w:spacing w:after="140" w:line="288"/>
+        <w:jc w:val="both"/>
+      </w:pPr>
+      <w:r>
+        <w:rPr>
+          <w:rFonts w:ascii="Calibri" w:cs="Calibri" w:eastAsia="Calibri" w:hAnsi="Calibri"/>
+        </w:rPr>
+        <w:t xml:space="preserve">El workflow de app se lanza con cada comentario, pero solo continúa si el comentario está en un PR, contiene </w:t>
+      </w:r>
+      <w:r>
+        <w:rPr>
+          <w:rFonts w:ascii="Consolas" w:cs="Consolas" w:eastAsia="Consolas" w:hAnsi="Consolas"/>
+          <w:color w:val="2E3A36"/>
+          <w:sz w:val="20"/>
+          <w:szCs w:val="20"/>
+        </w:rPr>
+        <w:t xml:space="preserve">@claude</w:t>
+      </w:r>
+      <w:r>
+        <w:rPr>
+          <w:rFonts w:ascii="Calibri" w:cs="Calibri" w:eastAsia="Calibri" w:hAnsi="Calibri"/>
+        </w:rPr>
+        <w:t xml:space="preserve"> y lo escribe alguien con rol OWNER, MEMBER o COLLABORATOR. El workflow de core añade dos negativas más: no trabaja en PRs de forks ni en las ramas </w:t>
+      </w:r>
+      <w:r>
+        <w:rPr>
+          <w:rFonts w:ascii="Consolas" w:cs="Consolas" w:eastAsia="Consolas" w:hAnsi="Consolas"/>
+          <w:color w:val="2E3A36"/>
+          <w:sz w:val="20"/>
+          <w:szCs w:val="20"/>
+        </w:rPr>
+        <w:t xml:space="preserve">main</w:t>
+      </w:r>
+      <w:r>
+        <w:rPr>
+          <w:rFonts w:ascii="Calibri" w:cs="Calibri" w:eastAsia="Calibri" w:hAnsi="Calibri"/>
+        </w:rPr>
+        <w:t xml:space="preserve"> o </w:t>
+      </w:r>
+      <w:r>
+        <w:rPr>
+          <w:rFonts w:ascii="Consolas" w:cs="Consolas" w:eastAsia="Consolas" w:hAnsi="Consolas"/>
+          <w:color w:val="2E3A36"/>
+          <w:sz w:val="20"/>
+          <w:szCs w:val="20"/>
+        </w:rPr>
+        <w:t xml:space="preserve">master</w:t>
+      </w:r>
+      <w:r>
+        <w:rPr>
+          <w:rFonts w:ascii="Calibri" w:cs="Calibri" w:eastAsia="Calibri" w:hAnsi="Calibri"/>
+        </w:rPr>
+        <w:t xml:space="preserve">.</w:t>
+      </w:r>
+    </w:p>
+    <w:p>
+      <w:pPr>
+        <w:keepNext w:val="false"/>
+        <w:spacing w:after="140" w:line="288"/>
+        <w:jc w:val="both"/>
+      </w:pPr>
+      <w:r>
+        <w:rPr>
+          <w:rFonts w:ascii="Calibri" w:cs="Calibri" w:eastAsia="Calibri" w:hAnsi="Calibri"/>
+        </w:rPr>
+        <w:t xml:space="preserve">El job </w:t>
+      </w:r>
+      <w:r>
+        <w:rPr>
+          <w:rFonts w:ascii="Consolas" w:cs="Consolas" w:eastAsia="Consolas" w:hAnsi="Consolas"/>
+          <w:color w:val="2E3A36"/>
+          <w:sz w:val="20"/>
+          <w:szCs w:val="20"/>
+        </w:rPr>
+        <w:t xml:space="preserve">work</w:t>
+      </w:r>
+      <w:r>
+        <w:rPr>
+          <w:rFonts w:ascii="Calibri" w:cs="Calibri" w:eastAsia="Calibri" w:hAnsi="Calibri"/>
+        </w:rPr>
+        <w:t xml:space="preserve"> reproduce en el runner el entorno del devcontainer. Instala bubblewrap para el sandbox y ejecuta Claude Code dentro de la copia de app, de modo que carga </w:t>
+      </w:r>
+      <w:r>
+        <w:rPr>
+          <w:rFonts w:ascii="Consolas" w:cs="Consolas" w:eastAsia="Consolas" w:hAnsi="Consolas"/>
+          <w:color w:val="2E3A36"/>
+          <w:sz w:val="20"/>
+          <w:szCs w:val="20"/>
+        </w:rPr>
+        <w:t xml:space="preserve">CLAUDE.md</w:t>
+      </w:r>
+      <w:r>
+        <w:rPr>
+          <w:rFonts w:ascii="Calibri" w:cs="Calibri" w:eastAsia="Calibri" w:hAnsi="Calibri"/>
+        </w:rPr>
+        <w:t xml:space="preserve">, los permisos y el hook. Acepta ediciones, tiene un máximo de turnos y no recibe ningún token de GitHub. Lo que cambia sale del job como un parche.</w:t>
+      </w:r>
+    </w:p>
+    <w:p>
+      <w:pPr>
+        <w:keepNext w:val="false"/>
+        <w:spacing w:after="140" w:line="288"/>
+        <w:jc w:val="both"/>
+      </w:pPr>
+      <w:r>
+        <w:rPr>
+          <w:rFonts w:ascii="Calibri" w:cs="Calibri" w:eastAsia="Calibri" w:hAnsi="Calibri"/>
+        </w:rPr>
+        <w:t xml:space="preserve">El job </w:t>
+      </w:r>
+      <w:r>
+        <w:rPr>
+          <w:rFonts w:ascii="Consolas" w:cs="Consolas" w:eastAsia="Consolas" w:hAnsi="Consolas"/>
+          <w:color w:val="2E3A36"/>
+          <w:sz w:val="20"/>
+          <w:szCs w:val="20"/>
+        </w:rPr>
+        <w:t xml:space="preserve">publish</w:t>
+      </w:r>
+      <w:r>
+        <w:rPr>
+          <w:rFonts w:ascii="Calibri" w:cs="Calibri" w:eastAsia="Calibri" w:hAnsi="Calibri"/>
+        </w:rPr>
+        <w:t xml:space="preserve"> no ejecuta ningún modelo. Pide un token de una hora de la GitHub App, comprueba que la rama no ha cambiado mientras el agente trabajaba, aplica el parche, hace el commit como </w:t>
+      </w:r>
+      <w:r>
+        <w:rPr>
+          <w:rFonts w:ascii="Consolas" w:cs="Consolas" w:eastAsia="Consolas" w:hAnsi="Consolas"/>
+          <w:color w:val="2E3A36"/>
+          <w:sz w:val="20"/>
+          <w:szCs w:val="20"/>
+        </w:rPr>
+        <w:t xml:space="preserve">almagentic-agent[bot]</w:t>
+      </w:r>
+      <w:r>
+        <w:rPr>
+          <w:rFonts w:ascii="Calibri" w:cs="Calibri" w:eastAsia="Calibri" w:hAnsi="Calibri"/>
+        </w:rPr>
+        <w:t xml:space="preserve"> y pasa </w:t>
+      </w:r>
+      <w:r>
+        <w:rPr>
+          <w:rFonts w:ascii="Consolas" w:cs="Consolas" w:eastAsia="Consolas" w:hAnsi="Consolas"/>
+          <w:color w:val="2E3A36"/>
+          <w:sz w:val="20"/>
+          <w:szCs w:val="20"/>
+        </w:rPr>
+        <w:t xml:space="preserve">check_pr_files.py</w:t>
+      </w:r>
+      <w:r>
+        <w:rPr>
+          <w:rFonts w:ascii="Calibri" w:cs="Calibri" w:eastAsia="Calibri" w:hAnsi="Calibri"/>
+        </w:rPr>
+        <w:t xml:space="preserve"> sobre ese commit. Si el agente ha tocado algo que lo gobierna o ha dejado un fichero generado, no sube nada y lo explica en un comentario. Si todo está en orden, sube el commit y publica el resumen del agente.</w:t>
+      </w:r>
+    </w:p>
+    <w:p>
+      <w:pPr>
+        <w:keepNext w:val="false"/>
+        <w:spacing w:after="140" w:line="288"/>
+        <w:jc w:val="both"/>
+      </w:pPr>
+      <w:r>
+        <w:rPr>
+          <w:rFonts w:ascii="Calibri" w:cs="Calibri" w:eastAsia="Calibri" w:hAnsi="Calibri"/>
+        </w:rPr>
+        <w:t xml:space="preserve">El push se hace con el token de la App y no con el del workflow por un motivo práctico: GitHub no lanza workflows por los push hechos con el token del propio workflow, así que el cambio del agente se quedaría sin CI. Con la App, el commit del agente pasa por las mismas comprobaciones que el de una persona.</w:t>
+      </w:r>
+    </w:p>
+    <w:p>
+      <w:pPr>
+        <w:pStyle w:val="Heading3"/>
+        <w:keepNext/>
+      </w:pPr>
+      <w:r>
+        <w:rPr>
+          <w:rFonts w:ascii="Calibri" w:cs="Calibri" w:eastAsia="Calibri" w:hAnsi="Calibri"/>
+        </w:rPr>
+        <w:t xml:space="preserve">Puesta en marcha</w:t>
+      </w:r>
+    </w:p>
+    <w:p>
+      <w:pPr>
+        <w:keepNext w:val="false"/>
+        <w:spacing w:after="140" w:line="288"/>
+        <w:jc w:val="both"/>
+      </w:pPr>
+      <w:r>
+        <w:rPr>
+          <w:rFonts w:ascii="Calibri" w:cs="Calibri" w:eastAsia="Calibri" w:hAnsi="Calibri"/>
+        </w:rPr>
+        <w:t xml:space="preserve">Hizo falta un segundo secreto en app, </w:t>
+      </w:r>
+      <w:r>
+        <w:rPr>
+          <w:rFonts w:ascii="Consolas" w:cs="Consolas" w:eastAsia="Consolas" w:hAnsi="Consolas"/>
+          <w:color w:val="2E3A36"/>
+          <w:sz w:val="20"/>
+          <w:szCs w:val="20"/>
+        </w:rPr>
+        <w:t xml:space="preserve">AGENT_APP_PRIVATE_KEY</w:t>
+      </w:r>
+      <w:r>
+        <w:rPr>
+          <w:rFonts w:ascii="Calibri" w:cs="Calibri" w:eastAsia="Calibri" w:hAnsi="Calibri"/>
+        </w:rPr>
+        <w:t xml:space="preserve">, con el contenido de la clave del agente que el devcontainer ya montaba desde el equipo del responsable. Después se fusionó core#12 y se movió la etiqueta </w:t>
+      </w:r>
+      <w:r>
+        <w:rPr>
+          <w:rFonts w:ascii="Consolas" w:cs="Consolas" w:eastAsia="Consolas" w:hAnsi="Consolas"/>
+          <w:color w:val="2E3A36"/>
+          <w:sz w:val="20"/>
+          <w:szCs w:val="20"/>
+        </w:rPr>
+        <w:t xml:space="preserve">v1</w:t>
+      </w:r>
+      <w:r>
+        <w:rPr>
+          <w:rFonts w:ascii="Calibri" w:cs="Calibri" w:eastAsia="Calibri" w:hAnsi="Calibri"/>
+        </w:rPr>
+        <w:t xml:space="preserve"> desde la web, junto con una nueva </w:t>
+      </w:r>
+      <w:r>
+        <w:rPr>
+          <w:rFonts w:ascii="Consolas" w:cs="Consolas" w:eastAsia="Consolas" w:hAnsi="Consolas"/>
+          <w:color w:val="2E3A36"/>
+          <w:sz w:val="20"/>
+          <w:szCs w:val="20"/>
+        </w:rPr>
+        <w:t xml:space="preserve">v1.3.0</w:t>
+      </w:r>
+      <w:r>
+        <w:rPr>
+          <w:rFonts w:ascii="Calibri" w:cs="Calibri" w:eastAsia="Calibri" w:hAnsi="Calibri"/>
+        </w:rPr>
+        <w:t xml:space="preserve">. La primera ejecución del revisor en app#15 había fallado al arrancar porque </w:t>
+      </w:r>
+      <w:r>
+        <w:rPr>
+          <w:rFonts w:ascii="Consolas" w:cs="Consolas" w:eastAsia="Consolas" w:hAnsi="Consolas"/>
+          <w:color w:val="2E3A36"/>
+          <w:sz w:val="20"/>
+          <w:szCs w:val="20"/>
+        </w:rPr>
+        <w:t xml:space="preserve">v1</w:t>
+      </w:r>
+      <w:r>
+        <w:rPr>
+          <w:rFonts w:ascii="Calibri" w:cs="Calibri" w:eastAsia="Calibri" w:hAnsi="Calibri"/>
+        </w:rPr>
+        <w:t xml:space="preserve"> todavía no tenía el workflow, y un commit vacío lanzó otra.</w:t>
+      </w:r>
+    </w:p>
+    <w:p>
+      <w:pPr>
+        <w:keepNext w:val="false"/>
+        <w:spacing w:after="140" w:line="288"/>
+        <w:jc w:val="both"/>
+      </w:pPr>
+      <w:r>
+        <w:rPr>
+          <w:rFonts w:ascii="Calibri" w:cs="Calibri" w:eastAsia="Calibri" w:hAnsi="Calibri"/>
+        </w:rPr>
+        <w:t xml:space="preserve">Esa fue la primera revisión real, hecha sobre los workflows que llaman al propio revisor. Sugirió dos cambios. Señaló que se usa la etiqueta móvil </w:t>
+      </w:r>
+      <w:r>
+        <w:rPr>
+          <w:rFonts w:ascii="Consolas" w:cs="Consolas" w:eastAsia="Consolas" w:hAnsi="Consolas"/>
+          <w:color w:val="2E3A36"/>
+          <w:sz w:val="20"/>
+          <w:szCs w:val="20"/>
+        </w:rPr>
+        <w:t xml:space="preserve">@v1</w:t>
+      </w:r>
+      <w:r>
+        <w:rPr>
+          <w:rFonts w:ascii="Calibri" w:cs="Calibri" w:eastAsia="Calibri" w:hAnsi="Calibri"/>
+        </w:rPr>
+        <w:t xml:space="preserve"> en un workflow que recibe secretos; es un compromiso aceptado en la POC que se resolverá fijando por SHA en la tarea B. También pidió excluir los PRs de forks en la respuesta a </w:t>
+      </w:r>
+      <w:r>
+        <w:rPr>
+          <w:rFonts w:ascii="Consolas" w:cs="Consolas" w:eastAsia="Consolas" w:hAnsi="Consolas"/>
+          <w:color w:val="2E3A36"/>
+          <w:sz w:val="20"/>
+          <w:szCs w:val="20"/>
+        </w:rPr>
+        <w:t xml:space="preserve">@claude</w:t>
+      </w:r>
+      <w:r>
+        <w:rPr>
+          <w:rFonts w:ascii="Calibri" w:cs="Calibri" w:eastAsia="Calibri" w:hAnsi="Calibri"/>
+        </w:rPr>
+        <w:t xml:space="preserve">. El workflow de core ya lo hace, pero el revisor solo veía el diff de app.</w:t>
+      </w:r>
+    </w:p>
+    <w:p>
+      <w:pPr>
+        <w:pStyle w:val="Heading3"/>
+        <w:keepNext/>
+      </w:pPr>
+      <w:r>
+        <w:rPr>
+          <w:rFonts w:ascii="Calibri" w:cs="Calibri" w:eastAsia="Calibri" w:hAnsi="Calibri"/>
+        </w:rPr>
+        <w:t xml:space="preserve">Prueba de extremo a extremo</w:t>
+      </w:r>
+    </w:p>
+    <w:p>
+      <w:pPr>
+        <w:keepNext w:val="false"/>
+        <w:spacing w:after="140" w:line="288"/>
+        <w:jc w:val="both"/>
+      </w:pPr>
+      <w:r>
+        <w:rPr>
+          <w:rFonts w:ascii="Calibri" w:cs="Calibri" w:eastAsia="Calibri" w:hAnsi="Calibri"/>
+        </w:rPr>
+        <w:t xml:space="preserve">Para probar </w:t>
+      </w:r>
+      <w:r>
+        <w:rPr>
+          <w:rFonts w:ascii="Consolas" w:cs="Consolas" w:eastAsia="Consolas" w:hAnsi="Consolas"/>
+          <w:color w:val="2E3A36"/>
+          <w:sz w:val="20"/>
+          <w:szCs w:val="20"/>
+        </w:rPr>
+        <w:t xml:space="preserve">@claude</w:t>
+      </w:r>
+      <w:r>
+        <w:rPr>
+          <w:rFonts w:ascii="Calibri" w:cs="Calibri" w:eastAsia="Calibri" w:hAnsi="Calibri"/>
+        </w:rPr>
+        <w:t xml:space="preserve"> se eligió un cambio pequeño y verificable. FR-009 pide que la API no cachee respuestas, y la implementación de la tarea 5 no lo declaraba. Se abrió app#16 con un test que exige </w:t>
+      </w:r>
+      <w:r>
+        <w:rPr>
+          <w:rFonts w:ascii="Consolas" w:cs="Consolas" w:eastAsia="Consolas" w:hAnsi="Consolas"/>
+          <w:color w:val="2E3A36"/>
+          <w:sz w:val="20"/>
+          <w:szCs w:val="20"/>
+        </w:rPr>
+        <w:t xml:space="preserve">Cache-Control: no-store</w:t>
+      </w:r>
+      <w:r>
+        <w:rPr>
+          <w:rFonts w:ascii="Calibri" w:cs="Calibri" w:eastAsia="Calibri" w:hAnsi="Calibri"/>
+        </w:rPr>
+        <w:t xml:space="preserve"> en el listado, en la consulta por id y en el 404, y que por tanto fallaba. El responsable escribió en el PR «@claude haz que pasen los tests de test_cache.py».</w:t>
+      </w:r>
+    </w:p>
+    <w:tbl>
+      <w:tblPr>
+        <w:tblW w:type="dxa" w:w="9070"/>
+        <w:tblBorders>
+          <w:top w:val="single" w:color="C9D3CF" w:sz="4"/>
+          <w:left w:val="single" w:color="C9D3CF" w:sz="4"/>
+          <w:bottom w:val="single" w:color="C9D3CF" w:sz="4"/>
+          <w:right w:val="single" w:color="C9D3CF" w:sz="4"/>
+          <w:insideH w:val="single" w:color="C9D3CF" w:sz="4"/>
+          <w:insideV w:val="single" w:color="C9D3CF" w:sz="4"/>
+        </w:tblBorders>
+      </w:tblPr>
+      <w:tblGrid>
+        <w:gridCol w:w="1300"/>
+        <w:gridCol w:w="7770"/>
+      </w:tblGrid>
+      <w:tr>
+        <w:trPr>
+          <w:tblHeader/>
+        </w:trPr>
+        <w:tc>
+          <w:tcPr>
+            <w:tcW w:type="dxa" w:w="1300"/>
+            <w:shd w:fill="E3EEEA" w:color="auto" w:val="clear"/>
+            <w:tcMar>
+              <w:top w:type="dxa" w:w="60"/>
+              <w:left w:type="dxa" w:w="100"/>
+              <w:bottom w:type="dxa" w:w="60"/>
+              <w:right w:type="dxa" w:w="100"/>
+            </w:tcMar>
+          </w:tcPr>
+          <w:p>
+            <w:pPr>
+              <w:spacing w:after="0" w:before="0" w:line="252"/>
+            </w:pPr>
+            <w:r>
+              <w:rPr>
+                <w:rFonts w:ascii="Calibri" w:cs="Calibri" w:eastAsia="Calibri" w:hAnsi="Calibri"/>
+                <w:b/>
+                <w:bCs/>
+                <w:sz w:val="18"/>
+                <w:szCs w:val="18"/>
+              </w:rPr>
+              <w:t xml:space="preserve">Momento</w:t>
+            </w:r>
+          </w:p>
+        </w:tc>
+        <w:tc>
+          <w:tcPr>
+            <w:tcW w:type="dxa" w:w="7770"/>
+            <w:shd w:fill="E3EEEA" w:color="auto" w:val="clear"/>
+            <w:tcMar>
+              <w:top w:type="dxa" w:w="60"/>
+              <w:left w:type="dxa" w:w="100"/>
+              <w:bottom w:type="dxa" w:w="60"/>
+              <w:right w:type="dxa" w:w="100"/>
+            </w:tcMar>
+          </w:tcPr>
+          <w:p>
+            <w:pPr>
+              <w:spacing w:after="0" w:before="0" w:line="252"/>
+            </w:pPr>
+            <w:r>
+              <w:rPr>
+                <w:rFonts w:ascii="Calibri" w:cs="Calibri" w:eastAsia="Calibri" w:hAnsi="Calibri"/>
+                <w:b/>
+                <w:bCs/>
+                <w:sz w:val="18"/>
+                <w:szCs w:val="18"/>
+              </w:rPr>
+              <w:t xml:space="preserve">Qué pasó</w:t>
+            </w:r>
+          </w:p>
+        </w:tc>
+      </w:tr>
+      <w:tr>
+        <w:trPr>
+          <w:cantSplit/>
+        </w:trPr>
+        <w:tc>
+          <w:tcPr>
+            <w:tcW w:type="dxa" w:w="1300"/>
+            <w:tcMar>
+              <w:top w:type="dxa" w:w="60"/>
+              <w:left w:type="dxa" w:w="100"/>
+              <w:bottom w:type="dxa" w:w="60"/>
+              <w:right w:type="dxa" w:w="100"/>
+            </w:tcMar>
+          </w:tcPr>
+          <w:p>
+            <w:pPr>
+              <w:spacing w:after="0" w:before="0" w:line="252"/>
+            </w:pPr>
+            <w:r>
+              <w:rPr>
+                <w:rFonts w:ascii="Calibri" w:cs="Calibri" w:eastAsia="Calibri" w:hAnsi="Calibri"/>
+                <w:sz w:val="18"/>
+                <w:szCs w:val="18"/>
+              </w:rPr>
+              <w:t xml:space="preserve">0 s</w:t>
+            </w:r>
+          </w:p>
+        </w:tc>
+        <w:tc>
+          <w:tcPr>
+            <w:tcW w:type="dxa" w:w="7770"/>
+            <w:tcMar>
+              <w:top w:type="dxa" w:w="60"/>
+              <w:left w:type="dxa" w:w="100"/>
+              <w:bottom w:type="dxa" w:w="60"/>
+              <w:right w:type="dxa" w:w="100"/>
+            </w:tcMar>
+          </w:tcPr>
+          <w:p>
+            <w:pPr>
+              <w:spacing w:after="0" w:before="0" w:line="252"/>
+            </w:pPr>
+            <w:r>
+              <w:rPr>
+                <w:rFonts w:ascii="Calibri" w:cs="Calibri" w:eastAsia="Calibri" w:hAnsi="Calibri"/>
+                <w:sz w:val="18"/>
+                <w:szCs w:val="18"/>
+              </w:rPr>
+              <w:t xml:space="preserve">Comentario del responsable; arranca </w:t>
+            </w:r>
+            <w:r>
+              <w:rPr>
+                <w:rFonts w:ascii="Consolas" w:cs="Consolas" w:eastAsia="Consolas" w:hAnsi="Consolas"/>
+                <w:color w:val="2E3A36"/>
+                <w:sz w:val="16"/>
+                <w:szCs w:val="16"/>
+              </w:rPr>
+              <w:t xml:space="preserve">agent-respond</w:t>
+            </w:r>
+          </w:p>
+        </w:tc>
+      </w:tr>
+      <w:tr>
+        <w:trPr>
+          <w:cantSplit/>
+        </w:trPr>
+        <w:tc>
+          <w:tcPr>
+            <w:tcW w:type="dxa" w:w="1300"/>
+            <w:tcMar>
+              <w:top w:type="dxa" w:w="60"/>
+              <w:left w:type="dxa" w:w="100"/>
+              <w:bottom w:type="dxa" w:w="60"/>
+              <w:right w:type="dxa" w:w="100"/>
+            </w:tcMar>
+          </w:tcPr>
+          <w:p>
+            <w:pPr>
+              <w:spacing w:after="0" w:before="0" w:line="252"/>
+            </w:pPr>
+            <w:r>
+              <w:rPr>
+                <w:rFonts w:ascii="Calibri" w:cs="Calibri" w:eastAsia="Calibri" w:hAnsi="Calibri"/>
+                <w:sz w:val="18"/>
+                <w:szCs w:val="18"/>
+              </w:rPr>
+              <w:t xml:space="preserve">73 s</w:t>
+            </w:r>
+          </w:p>
+        </w:tc>
+        <w:tc>
+          <w:tcPr>
+            <w:tcW w:type="dxa" w:w="7770"/>
+            <w:tcMar>
+              <w:top w:type="dxa" w:w="60"/>
+              <w:left w:type="dxa" w:w="100"/>
+              <w:bottom w:type="dxa" w:w="60"/>
+              <w:right w:type="dxa" w:w="100"/>
+            </w:tcMar>
+          </w:tcPr>
+          <w:p>
+            <w:pPr>
+              <w:spacing w:after="0" w:before="0" w:line="252"/>
+            </w:pPr>
+            <w:r>
+              <w:rPr>
+                <w:rFonts w:ascii="Calibri" w:cs="Calibri" w:eastAsia="Calibri" w:hAnsi="Calibri"/>
+                <w:sz w:val="18"/>
+                <w:szCs w:val="18"/>
+              </w:rPr>
+              <w:t xml:space="preserve">Commit </w:t>
+            </w:r>
+            <w:r>
+              <w:rPr>
+                <w:rFonts w:ascii="Consolas" w:cs="Consolas" w:eastAsia="Consolas" w:hAnsi="Consolas"/>
+                <w:color w:val="2E3A36"/>
+                <w:sz w:val="16"/>
+                <w:szCs w:val="16"/>
+              </w:rPr>
+              <w:t xml:space="preserve">chore(agent): cambio pedido en el PR #16</w:t>
+            </w:r>
+            <w:r>
+              <w:rPr>
+                <w:rFonts w:ascii="Calibri" w:cs="Calibri" w:eastAsia="Calibri" w:hAnsi="Calibri"/>
+                <w:sz w:val="18"/>
+                <w:szCs w:val="18"/>
+              </w:rPr>
+              <w:t xml:space="preserve"> de </w:t>
+            </w:r>
+            <w:r>
+              <w:rPr>
+                <w:rFonts w:ascii="Consolas" w:cs="Consolas" w:eastAsia="Consolas" w:hAnsi="Consolas"/>
+                <w:color w:val="2E3A36"/>
+                <w:sz w:val="16"/>
+                <w:szCs w:val="16"/>
+              </w:rPr>
+              <w:t xml:space="preserve">almagentic-agent[bot]</w:t>
+            </w:r>
+            <w:r>
+              <w:rPr>
+                <w:rFonts w:ascii="Calibri" w:cs="Calibri" w:eastAsia="Calibri" w:hAnsi="Calibri"/>
+                <w:sz w:val="18"/>
+                <w:szCs w:val="18"/>
+              </w:rPr>
+              <w:t xml:space="preserve"> y comentario con el resumen del agente</w:t>
+            </w:r>
+          </w:p>
+        </w:tc>
+      </w:tr>
+      <w:tr>
+        <w:trPr>
+          <w:cantSplit/>
+        </w:trPr>
+        <w:tc>
+          <w:tcPr>
+            <w:tcW w:type="dxa" w:w="1300"/>
+            <w:tcMar>
+              <w:top w:type="dxa" w:w="60"/>
+              <w:left w:type="dxa" w:w="100"/>
+              <w:bottom w:type="dxa" w:w="60"/>
+              <w:right w:type="dxa" w:w="100"/>
+            </w:tcMar>
+          </w:tcPr>
+          <w:p>
+            <w:pPr>
+              <w:spacing w:after="0" w:before="0" w:line="252"/>
+            </w:pPr>
+            <w:r>
+              <w:rPr>
+                <w:rFonts w:ascii="Calibri" w:cs="Calibri" w:eastAsia="Calibri" w:hAnsi="Calibri"/>
+                <w:sz w:val="18"/>
+                <w:szCs w:val="18"/>
+              </w:rPr>
+              <w:t xml:space="preserve">74 s</w:t>
+            </w:r>
+          </w:p>
+        </w:tc>
+        <w:tc>
+          <w:tcPr>
+            <w:tcW w:type="dxa" w:w="7770"/>
+            <w:tcMar>
+              <w:top w:type="dxa" w:w="60"/>
+              <w:left w:type="dxa" w:w="100"/>
+              <w:bottom w:type="dxa" w:w="60"/>
+              <w:right w:type="dxa" w:w="100"/>
+            </w:tcMar>
+          </w:tcPr>
+          <w:p>
+            <w:pPr>
+              <w:spacing w:after="0" w:before="0" w:line="252"/>
+            </w:pPr>
+            <w:r>
+              <w:rPr>
+                <w:rFonts w:ascii="Calibri" w:cs="Calibri" w:eastAsia="Calibri" w:hAnsi="Calibri"/>
+                <w:sz w:val="18"/>
+                <w:szCs w:val="18"/>
+              </w:rPr>
+              <w:t xml:space="preserve">El comentario del bot lanza </w:t>
+            </w:r>
+            <w:r>
+              <w:rPr>
+                <w:rFonts w:ascii="Consolas" w:cs="Consolas" w:eastAsia="Consolas" w:hAnsi="Consolas"/>
+                <w:color w:val="2E3A36"/>
+                <w:sz w:val="16"/>
+                <w:szCs w:val="16"/>
+              </w:rPr>
+              <w:t xml:space="preserve">agent-respond</w:t>
+            </w:r>
+            <w:r>
+              <w:rPr>
+                <w:rFonts w:ascii="Calibri" w:cs="Calibri" w:eastAsia="Calibri" w:hAnsi="Calibri"/>
+                <w:sz w:val="18"/>
+                <w:szCs w:val="18"/>
+              </w:rPr>
+              <w:t xml:space="preserve">, que se salta porque no lo escribe un colaborador ni contiene </w:t>
+            </w:r>
+            <w:r>
+              <w:rPr>
+                <w:rFonts w:ascii="Consolas" w:cs="Consolas" w:eastAsia="Consolas" w:hAnsi="Consolas"/>
+                <w:color w:val="2E3A36"/>
+                <w:sz w:val="16"/>
+                <w:szCs w:val="16"/>
+              </w:rPr>
+              <w:t xml:space="preserve">@claude</w:t>
+            </w:r>
+          </w:p>
+        </w:tc>
+      </w:tr>
+      <w:tr>
+        <w:trPr>
+          <w:cantSplit/>
+        </w:trPr>
+        <w:tc>
+          <w:tcPr>
+            <w:tcW w:type="dxa" w:w="1300"/>
+            <w:tcMar>
+              <w:top w:type="dxa" w:w="60"/>
+              <w:left w:type="dxa" w:w="100"/>
+              <w:bottom w:type="dxa" w:w="60"/>
+              <w:right w:type="dxa" w:w="100"/>
+            </w:tcMar>
+          </w:tcPr>
+          <w:p>
+            <w:pPr>
+              <w:spacing w:after="0" w:before="0" w:line="252"/>
+            </w:pPr>
+            <w:r>
+              <w:rPr>
+                <w:rFonts w:ascii="Calibri" w:cs="Calibri" w:eastAsia="Calibri" w:hAnsi="Calibri"/>
+                <w:sz w:val="18"/>
+                <w:szCs w:val="18"/>
+              </w:rPr>
+              <w:t xml:space="preserve">115 s</w:t>
+            </w:r>
+          </w:p>
+        </w:tc>
+        <w:tc>
+          <w:tcPr>
+            <w:tcW w:type="dxa" w:w="7770"/>
+            <w:tcMar>
+              <w:top w:type="dxa" w:w="60"/>
+              <w:left w:type="dxa" w:w="100"/>
+              <w:bottom w:type="dxa" w:w="60"/>
+              <w:right w:type="dxa" w:w="100"/>
+            </w:tcMar>
+          </w:tcPr>
+          <w:p>
+            <w:pPr>
+              <w:spacing w:after="0" w:before="0" w:line="252"/>
+            </w:pPr>
+            <w:r>
+              <w:rPr>
+                <w:rFonts w:ascii="Calibri" w:cs="Calibri" w:eastAsia="Calibri" w:hAnsi="Calibri"/>
+                <w:sz w:val="18"/>
+                <w:szCs w:val="18"/>
+              </w:rPr>
+              <w:t xml:space="preserve">CI, seguridad y revisor terminan en verde sobre el commit del agente</w:t>
+            </w:r>
+          </w:p>
+        </w:tc>
+      </w:tr>
+    </w:tbl>
+    <w:p>
+      <w:pPr>
+        <w:spacing w:after="120"/>
+      </w:pPr>
+    </w:p>
+    <w:p>
+      <w:pPr>
+        <w:keepNext w:val="false"/>
+        <w:spacing w:after="140" w:line="288"/>
+        <w:jc w:val="both"/>
+      </w:pPr>
+      <w:r>
+        <w:rPr>
+          <w:rFonts w:ascii="Calibri" w:cs="Calibri" w:eastAsia="Calibri" w:hAnsi="Calibri"/>
+        </w:rPr>
+        <w:t xml:space="preserve">El cambio del agente tiene dos partes. Añade un middleware que pone </w:t>
+      </w:r>
+      <w:r>
+        <w:rPr>
+          <w:rFonts w:ascii="Consolas" w:cs="Consolas" w:eastAsia="Consolas" w:hAnsi="Consolas"/>
+          <w:color w:val="2E3A36"/>
+          <w:sz w:val="20"/>
+          <w:szCs w:val="20"/>
+        </w:rPr>
+        <w:t xml:space="preserve">no-store</w:t>
+      </w:r>
+      <w:r>
+        <w:rPr>
+          <w:rFonts w:ascii="Calibri" w:cs="Calibri" w:eastAsia="Calibri" w:hAnsi="Calibri"/>
+        </w:rPr>
+        <w:t xml:space="preserve"> en todas las respuestas bajo </w:t>
+      </w:r>
+      <w:r>
+        <w:rPr>
+          <w:rFonts w:ascii="Consolas" w:cs="Consolas" w:eastAsia="Consolas" w:hAnsi="Consolas"/>
+          <w:color w:val="2E3A36"/>
+          <w:sz w:val="20"/>
+          <w:szCs w:val="20"/>
+        </w:rPr>
+        <w:t xml:space="preserve">/api/</w:t>
+      </w:r>
+      <w:r>
+        <w:rPr>
+          <w:rFonts w:ascii="Calibri" w:cs="Calibri" w:eastAsia="Calibri" w:hAnsi="Calibri"/>
+        </w:rPr>
+        <w:t xml:space="preserve"> sin tocar </w:t>
+      </w:r>
+      <w:r>
+        <w:rPr>
+          <w:rFonts w:ascii="Consolas" w:cs="Consolas" w:eastAsia="Consolas" w:hAnsi="Consolas"/>
+          <w:color w:val="2E3A36"/>
+          <w:sz w:val="20"/>
+          <w:szCs w:val="20"/>
+        </w:rPr>
+        <w:t xml:space="preserve">/health</w:t>
+      </w:r>
+      <w:r>
+        <w:rPr>
+          <w:rFonts w:ascii="Calibri" w:cs="Calibri" w:eastAsia="Calibri" w:hAnsi="Calibri"/>
+        </w:rPr>
+        <w:t xml:space="preserve"> ni </w:t>
+      </w:r>
+      <w:r>
+        <w:rPr>
+          <w:rFonts w:ascii="Consolas" w:cs="Consolas" w:eastAsia="Consolas" w:hAnsi="Consolas"/>
+          <w:color w:val="2E3A36"/>
+          <w:sz w:val="20"/>
+          <w:szCs w:val="20"/>
+        </w:rPr>
+        <w:t xml:space="preserve">/metrics</w:t>
+      </w:r>
+      <w:r>
+        <w:rPr>
+          <w:rFonts w:ascii="Calibri" w:cs="Calibri" w:eastAsia="Calibri" w:hAnsi="Calibri"/>
+        </w:rPr>
+        <w:t xml:space="preserve">. Además modifica un test de la tarea 5 que exigía lo contrario, que no hubiera cabecera </w:t>
+      </w:r>
+      <w:r>
+        <w:rPr>
+          <w:rFonts w:ascii="Consolas" w:cs="Consolas" w:eastAsia="Consolas" w:hAnsi="Consolas"/>
+          <w:color w:val="2E3A36"/>
+          <w:sz w:val="20"/>
+          <w:szCs w:val="20"/>
+        </w:rPr>
+        <w:t xml:space="preserve">cache-control</w:t>
+      </w:r>
+      <w:r>
+        <w:rPr>
+          <w:rFonts w:ascii="Calibri" w:cs="Calibri" w:eastAsia="Calibri" w:hAnsi="Calibri"/>
+        </w:rPr>
+        <w:t xml:space="preserve">: lo renombra, le hace exigir </w:t>
+      </w:r>
+      <w:r>
+        <w:rPr>
+          <w:rFonts w:ascii="Consolas" w:cs="Consolas" w:eastAsia="Consolas" w:hAnsi="Consolas"/>
+          <w:color w:val="2E3A36"/>
+          <w:sz w:val="20"/>
+          <w:szCs w:val="20"/>
+        </w:rPr>
+        <w:t xml:space="preserve">no-store</w:t>
+      </w:r>
+      <w:r>
+        <w:rPr>
+          <w:rFonts w:ascii="Calibri" w:cs="Calibri" w:eastAsia="Calibri" w:hAnsi="Calibri"/>
+        </w:rPr>
+        <w:t xml:space="preserve"> y lo cuenta en su comentario. Pasó los 58 tests, ruff y mypy. Como </w:t>
+      </w:r>
+      <w:r>
+        <w:rPr>
+          <w:rFonts w:ascii="Consolas" w:cs="Consolas" w:eastAsia="Consolas" w:hAnsi="Consolas"/>
+          <w:color w:val="2E3A36"/>
+          <w:sz w:val="20"/>
+          <w:szCs w:val="20"/>
+        </w:rPr>
+        <w:t xml:space="preserve">uv run</w:t>
+      </w:r>
+      <w:r>
+        <w:rPr>
+          <w:rFonts w:ascii="Calibri" w:cs="Calibri" w:eastAsia="Calibri" w:hAnsi="Calibri"/>
+        </w:rPr>
+        <w:t xml:space="preserve"> falló dentro del sandbox por una caché de solo lectura, usó directamente el entorno virtual del proyecto, y también lo dijo.</w:t>
+      </w:r>
+    </w:p>
+    <w:p>
+      <w:pPr>
+        <w:keepNext w:val="false"/>
+        <w:spacing w:after="140" w:line="288"/>
+        <w:jc w:val="both"/>
+      </w:pPr>
+      <w:r>
+        <w:rPr>
+          <w:rFonts w:ascii="Calibri" w:cs="Calibri" w:eastAsia="Calibri" w:hAnsi="Calibri"/>
+        </w:rPr>
+        <w:t xml:space="preserve">El revisor comentó el commit del agente con cuatro hallazgos. La descripción del PR ya no correspondía al diff, y se corrigió. El cambio de un test existente no se mencionaba. El prefijo </w:t>
+      </w:r>
+      <w:r>
+        <w:rPr>
+          <w:rFonts w:ascii="Consolas" w:cs="Consolas" w:eastAsia="Consolas" w:hAnsi="Consolas"/>
+          <w:color w:val="2E3A36"/>
+          <w:sz w:val="20"/>
+          <w:szCs w:val="20"/>
+        </w:rPr>
+        <w:t xml:space="preserve">/api/</w:t>
+      </w:r>
+      <w:r>
+        <w:rPr>
+          <w:rFonts w:ascii="Calibri" w:cs="Calibri" w:eastAsia="Calibri" w:hAnsi="Calibri"/>
+        </w:rPr>
+        <w:t xml:space="preserve"> es más amplio que el catálogo, y el test depende de un producto concreto del catálogo real; estos dos quedan como mejora. Después el responsable fusionó app#16.</w:t>
+      </w:r>
+    </w:p>
+    <w:p>
+      <w:pPr>
+        <w:keepNext w:val="false"/>
+        <w:spacing w:after="140" w:line="288"/>
+        <w:jc w:val="both"/>
+      </w:pPr>
+      <w:r>
+        <w:rPr>
+          <w:rFonts w:ascii="Calibri" w:cs="Calibri" w:eastAsia="Calibri" w:hAnsi="Calibri"/>
+        </w:rPr>
+        <w:t xml:space="preserve">La prueba enseña algo que no se había visto en las tareas anteriores: el agente trabaja sin que nadie abra el devcontainer, su cambio queda asociado a su identidad, pasa las mismas comprobaciones que el de una persona y otro modelo lo revisa antes de que alguien decida. También deja una advertencia. Para que su cambio pasara, el agente modificó un test existente. Esta vez tenía motivo y lo declaró, y el revisor lo señaló, pero es el tipo de cambio que una persona tiene que mirar. Por último, el commit aparece como </w:t>
+      </w:r>
+      <w:r>
+        <w:rPr>
+          <w:rFonts w:ascii="Calibri" w:cs="Calibri" w:eastAsia="Calibri" w:hAnsi="Calibri"/>
+          <w:i/>
+          <w:iCs/>
+        </w:rPr>
+        <w:t xml:space="preserve">Unverified</w:t>
+      </w:r>
+      <w:r>
+        <w:rPr>
+          <w:rFonts w:ascii="Calibri" w:cs="Calibri" w:eastAsia="Calibri" w:hAnsi="Calibri"/>
+        </w:rPr>
+        <w:t xml:space="preserve"> porque no lleva firma criptográfica; la tarea 9 valorará firmarlo.</w:t>
+      </w:r>
+    </w:p>
+    <w:p>
+      <w:pPr>
+        <w:pStyle w:val="Heading2"/>
+        <w:keepNext/>
+      </w:pPr>
+      <w:r>
+        <w:rPr>
+          <w:rFonts w:ascii="Calibri" w:cs="Calibri" w:eastAsia="Calibri" w:hAnsi="Calibri"/>
+        </w:rPr>
+        <w:t xml:space="preserve">Tareas pendientes</w:t>
+      </w:r>
+    </w:p>
+    <w:p>
+      <w:pPr>
+        <w:pBdr>
+          <w:left w:val="single" w:color="0D5C4F" w:sz="18" w:space="10"/>
+        </w:pBdr>
+        <w:shd w:fill="EEF5F3" w:color="auto" w:val="clear"/>
+        <w:spacing w:after="160" w:before="120"/>
+        <w:ind w:left="240" w:right="120"/>
+      </w:pPr>
+      <w:r>
+        <w:rPr>
+          <w:rFonts w:ascii="Calibri" w:cs="Calibri" w:eastAsia="Calibri" w:hAnsi="Calibri"/>
+          <w:sz w:val="21"/>
+          <w:szCs w:val="21"/>
+        </w:rPr>
+        <w:t xml:space="preserve">Las secciones de las tareas 9 a 12 y de las extensiones B a F se añadirán a medida que se implementen: agente autónomo, cadena de suministro, despliegue GitOps, </w:t>
+      </w:r>
+      <w:r>
+        <w:rPr>
+          <w:rFonts w:ascii="Calibri" w:cs="Calibri" w:eastAsia="Calibri" w:hAnsi="Calibri"/>
+          <w:i/>
+          <w:iCs/>
+          <w:sz w:val="21"/>
+          <w:szCs w:val="21"/>
+        </w:rPr>
+        <w:t xml:space="preserve">releases</w:t>
+      </w:r>
+      <w:r>
+        <w:rPr>
+          <w:rFonts w:ascii="Calibri" w:cs="Calibri" w:eastAsia="Calibri" w:hAnsi="Calibri"/>
+          <w:sz w:val="21"/>
+          <w:szCs w:val="21"/>
+        </w:rPr>
+        <w:t xml:space="preserve">, operación, mantenimiento, retirada y trazabilidad.</w:t>
+      </w:r>
+    </w:p>
+    <w:p>
+      <w:pPr>
+        <w:pStyle w:val="Heading1"/>
+        <w:pageBreakBefore/>
+      </w:pPr>
+      <w:r>
+        <w:rPr>
+          <w:rFonts w:ascii="Calibri" w:cs="Calibri" w:eastAsia="Calibri" w:hAnsi="Calibri"/>
+        </w:rPr>
+        <w:t xml:space="preserve">Iteraciones con modelos, pruebas y resultados</w:t>
+      </w:r>
+    </w:p>
+    <w:p>
+      <w:pPr>
+        <w:pStyle w:val="Heading2"/>
+        <w:keepNext/>
+      </w:pPr>
+      <w:r>
+        <w:rPr>
+          <w:rFonts w:ascii="Calibri" w:cs="Calibri" w:eastAsia="Calibri" w:hAnsi="Calibri"/>
+        </w:rPr>
+        <w:t xml:space="preserve">Metodología de trabajo con los modelos</w:t>
+      </w:r>
+    </w:p>
+    <w:p>
+      <w:pPr>
+        <w:keepNext/>
+        <w:spacing w:after="140" w:line="288"/>
+        <w:jc w:val="both"/>
+      </w:pPr>
+      <w:r>
+        <w:rPr>
+          <w:rFonts w:ascii="Calibri" w:cs="Calibri" w:eastAsia="Calibri" w:hAnsi="Calibri"/>
+        </w:rPr>
+        <w:t xml:space="preserve">La POC usa modelos de lenguaje en cinco papeles:</w:t>
+      </w:r>
+    </w:p>
+    <w:tbl>
+      <w:tblPr>
+        <w:tblW w:type="dxa" w:w="9070"/>
+        <w:tblBorders>
+          <w:top w:val="single" w:color="C9D3CF" w:sz="4"/>
+          <w:left w:val="single" w:color="C9D3CF" w:sz="4"/>
+          <w:bottom w:val="single" w:color="C9D3CF" w:sz="4"/>
+          <w:right w:val="single" w:color="C9D3CF" w:sz="4"/>
+          <w:insideH w:val="single" w:color="C9D3CF" w:sz="4"/>
+          <w:insideV w:val="single" w:color="C9D3CF" w:sz="4"/>
+        </w:tblBorders>
+      </w:tblPr>
+      <w:tblGrid>
+        <w:gridCol w:w="1559"/>
+        <w:gridCol w:w="2673"/>
+        <w:gridCol w:w="1642"/>
+        <w:gridCol w:w="3196"/>
+      </w:tblGrid>
+      <w:tr>
+        <w:trPr>
+          <w:tblHeader/>
+        </w:trPr>
+        <w:tc>
+          <w:tcPr>
+            <w:tcW w:type="dxa" w:w="1559"/>
+            <w:shd w:fill="E3EEEA" w:color="auto" w:val="clear"/>
+            <w:tcMar>
+              <w:top w:type="dxa" w:w="60"/>
+              <w:left w:type="dxa" w:w="100"/>
+              <w:bottom w:type="dxa" w:w="60"/>
+              <w:right w:type="dxa" w:w="100"/>
+            </w:tcMar>
+          </w:tcPr>
+          <w:p>
+            <w:pPr>
+              <w:spacing w:after="0" w:before="0" w:line="252"/>
+            </w:pPr>
+            <w:r>
+              <w:rPr>
+                <w:rFonts w:ascii="Calibri" w:cs="Calibri" w:eastAsia="Calibri" w:hAnsi="Calibri"/>
+                <w:b/>
+                <w:bCs/>
+                <w:sz w:val="18"/>
+                <w:szCs w:val="18"/>
+              </w:rPr>
+              <w:t xml:space="preserve">Rol</w:t>
+            </w:r>
+          </w:p>
+        </w:tc>
+        <w:tc>
+          <w:tcPr>
+            <w:tcW w:type="dxa" w:w="2673"/>
+            <w:shd w:fill="E3EEEA" w:color="auto" w:val="clear"/>
+            <w:tcMar>
+              <w:top w:type="dxa" w:w="60"/>
+              <w:left w:type="dxa" w:w="100"/>
+              <w:bottom w:type="dxa" w:w="60"/>
+              <w:right w:type="dxa" w:w="100"/>
+            </w:tcMar>
+          </w:tcPr>
+          <w:p>
+            <w:pPr>
+              <w:spacing w:after="0" w:before="0" w:line="252"/>
+            </w:pPr>
+            <w:r>
+              <w:rPr>
+                <w:rFonts w:ascii="Calibri" w:cs="Calibri" w:eastAsia="Calibri" w:hAnsi="Calibri"/>
+                <w:b/>
+                <w:bCs/>
+                <w:sz w:val="18"/>
+                <w:szCs w:val="18"/>
+              </w:rPr>
+              <w:t xml:space="preserve">Modelo y herramienta</w:t>
+            </w:r>
+          </w:p>
+        </w:tc>
+        <w:tc>
+          <w:tcPr>
+            <w:tcW w:type="dxa" w:w="1642"/>
+            <w:shd w:fill="E3EEEA" w:color="auto" w:val="clear"/>
+            <w:tcMar>
+              <w:top w:type="dxa" w:w="60"/>
+              <w:left w:type="dxa" w:w="100"/>
+              <w:bottom w:type="dxa" w:w="60"/>
+              <w:right w:type="dxa" w:w="100"/>
+            </w:tcMar>
+          </w:tcPr>
+          <w:p>
+            <w:pPr>
+              <w:spacing w:after="0" w:before="0" w:line="252"/>
+            </w:pPr>
+            <w:r>
+              <w:rPr>
+                <w:rFonts w:ascii="Calibri" w:cs="Calibri" w:eastAsia="Calibri" w:hAnsi="Calibri"/>
+                <w:b/>
+                <w:bCs/>
+                <w:sz w:val="18"/>
+                <w:szCs w:val="18"/>
+              </w:rPr>
+              <w:t xml:space="preserve">Dónde se ejecuta</w:t>
+            </w:r>
+          </w:p>
+        </w:tc>
+        <w:tc>
+          <w:tcPr>
+            <w:tcW w:type="dxa" w:w="3196"/>
+            <w:shd w:fill="E3EEEA" w:color="auto" w:val="clear"/>
+            <w:tcMar>
+              <w:top w:type="dxa" w:w="60"/>
+              <w:left w:type="dxa" w:w="100"/>
+              <w:bottom w:type="dxa" w:w="60"/>
+              <w:right w:type="dxa" w:w="100"/>
+            </w:tcMar>
+          </w:tcPr>
+          <w:p>
+            <w:pPr>
+              <w:spacing w:after="0" w:before="0" w:line="252"/>
+            </w:pPr>
+            <w:r>
+              <w:rPr>
+                <w:rFonts w:ascii="Calibri" w:cs="Calibri" w:eastAsia="Calibri" w:hAnsi="Calibri"/>
+                <w:b/>
+                <w:bCs/>
+                <w:sz w:val="18"/>
+                <w:szCs w:val="18"/>
+              </w:rPr>
+              <w:t xml:space="preserve">Permisos</w:t>
+            </w:r>
+          </w:p>
+        </w:tc>
+      </w:tr>
+      <w:tr>
+        <w:trPr>
+          <w:cantSplit/>
+        </w:trPr>
+        <w:tc>
+          <w:tcPr>
+            <w:tcW w:type="dxa" w:w="1559"/>
+            <w:tcMar>
+              <w:top w:type="dxa" w:w="60"/>
+              <w:left w:type="dxa" w:w="100"/>
+              <w:bottom w:type="dxa" w:w="60"/>
+              <w:right w:type="dxa" w:w="100"/>
+            </w:tcMar>
+          </w:tcPr>
+          <w:p>
+            <w:pPr>
+              <w:spacing w:after="0" w:before="0" w:line="252"/>
+            </w:pPr>
+            <w:r>
+              <w:rPr>
+                <w:rFonts w:ascii="Calibri" w:cs="Calibri" w:eastAsia="Calibri" w:hAnsi="Calibri"/>
+                <w:sz w:val="18"/>
+                <w:szCs w:val="18"/>
+              </w:rPr>
+              <w:t xml:space="preserve">Asistente de diseño e implementación</w:t>
+            </w:r>
+          </w:p>
+        </w:tc>
+        <w:tc>
+          <w:tcPr>
+            <w:tcW w:type="dxa" w:w="2673"/>
+            <w:tcMar>
+              <w:top w:type="dxa" w:w="60"/>
+              <w:left w:type="dxa" w:w="100"/>
+              <w:bottom w:type="dxa" w:w="60"/>
+              <w:right w:type="dxa" w:w="100"/>
+            </w:tcMar>
+          </w:tcPr>
+          <w:p>
+            <w:pPr>
+              <w:spacing w:after="0" w:before="0" w:line="252"/>
+            </w:pPr>
+            <w:r>
+              <w:rPr>
+                <w:rFonts w:ascii="Calibri" w:cs="Calibri" w:eastAsia="Calibri" w:hAnsi="Calibri"/>
+                <w:sz w:val="18"/>
+                <w:szCs w:val="18"/>
+              </w:rPr>
+              <w:t xml:space="preserve">Claude (sesión de trabajo con herramientas)</w:t>
+            </w:r>
+          </w:p>
+        </w:tc>
+        <w:tc>
+          <w:tcPr>
+            <w:tcW w:type="dxa" w:w="1642"/>
+            <w:tcMar>
+              <w:top w:type="dxa" w:w="60"/>
+              <w:left w:type="dxa" w:w="100"/>
+              <w:bottom w:type="dxa" w:w="60"/>
+              <w:right w:type="dxa" w:w="100"/>
+            </w:tcMar>
+          </w:tcPr>
+          <w:p>
+            <w:pPr>
+              <w:spacing w:after="0" w:before="0" w:line="252"/>
+            </w:pPr>
+            <w:r>
+              <w:rPr>
+                <w:rFonts w:ascii="Calibri" w:cs="Calibri" w:eastAsia="Calibri" w:hAnsi="Calibri"/>
+                <w:sz w:val="18"/>
+                <w:szCs w:val="18"/>
+              </w:rPr>
+              <w:t xml:space="preserve">Entorno en la nube con acceso a los repos</w:t>
+            </w:r>
+          </w:p>
+        </w:tc>
+        <w:tc>
+          <w:tcPr>
+            <w:tcW w:type="dxa" w:w="3196"/>
+            <w:tcMar>
+              <w:top w:type="dxa" w:w="60"/>
+              <w:left w:type="dxa" w:w="100"/>
+              <w:bottom w:type="dxa" w:w="60"/>
+              <w:right w:type="dxa" w:w="100"/>
+            </w:tcMar>
+          </w:tcPr>
+          <w:p>
+            <w:pPr>
+              <w:spacing w:after="0" w:before="0" w:line="252"/>
+            </w:pPr>
+            <w:r>
+              <w:rPr>
+                <w:rFonts w:ascii="Calibri" w:cs="Calibri" w:eastAsia="Calibri" w:hAnsi="Calibri"/>
+                <w:sz w:val="18"/>
+                <w:szCs w:val="18"/>
+              </w:rPr>
+              <w:t xml:space="preserve">Subir ramas y abrir PRs; no puede fusionar, crear </w:t>
             </w:r>
             <w:r>
               <w:rPr>
@@ -16753,13 +18179,212 @@
                 <w:sz w:val="18"/>
                 <w:szCs w:val="18"/>
               </w:rPr>
+              <w:t xml:space="preserve">tags</w:t>
+            </w:r>
+            <w:r>
+              <w:rPr>
+                <w:rFonts w:ascii="Calibri" w:cs="Calibri" w:eastAsia="Calibri" w:hAnsi="Calibri"/>
+                <w:sz w:val="18"/>
+                <w:szCs w:val="18"/>
+              </w:rPr>
+              <w:t xml:space="preserve"> ni configurar la protección</w:t>
+            </w:r>
+          </w:p>
+        </w:tc>
+      </w:tr>
+      <w:tr>
+        <w:trPr>
+          <w:cantSplit/>
+        </w:trPr>
+        <w:tc>
+          <w:tcPr>
+            <w:tcW w:type="dxa" w:w="1559"/>
+            <w:tcMar>
+              <w:top w:type="dxa" w:w="60"/>
+              <w:left w:type="dxa" w:w="100"/>
+              <w:bottom w:type="dxa" w:w="60"/>
+              <w:right w:type="dxa" w:w="100"/>
+            </w:tcMar>
+          </w:tcPr>
+          <w:p>
+            <w:pPr>
+              <w:spacing w:after="0" w:before="0" w:line="252"/>
+            </w:pPr>
+            <w:r>
+              <w:rPr>
+                <w:rFonts w:ascii="Calibri" w:cs="Calibri" w:eastAsia="Calibri" w:hAnsi="Calibri"/>
+                <w:sz w:val="18"/>
+                <w:szCs w:val="18"/>
+              </w:rPr>
+              <w:t xml:space="preserve">Agente de código</w:t>
+            </w:r>
+          </w:p>
+        </w:tc>
+        <w:tc>
+          <w:tcPr>
+            <w:tcW w:type="dxa" w:w="2673"/>
+            <w:tcMar>
+              <w:top w:type="dxa" w:w="60"/>
+              <w:left w:type="dxa" w:w="100"/>
+              <w:bottom w:type="dxa" w:w="60"/>
+              <w:right w:type="dxa" w:w="100"/>
+            </w:tcMar>
+          </w:tcPr>
+          <w:p>
+            <w:pPr>
+              <w:spacing w:after="0" w:before="0" w:line="252"/>
+            </w:pPr>
+            <w:r>
+              <w:rPr>
+                <w:rFonts w:ascii="Calibri" w:cs="Calibri" w:eastAsia="Calibri" w:hAnsi="Calibri"/>
+                <w:sz w:val="18"/>
+                <w:szCs w:val="18"/>
+              </w:rPr>
+              <w:t xml:space="preserve">Claude Code</w:t>
+            </w:r>
+          </w:p>
+        </w:tc>
+        <w:tc>
+          <w:tcPr>
+            <w:tcW w:type="dxa" w:w="1642"/>
+            <w:tcMar>
+              <w:top w:type="dxa" w:w="60"/>
+              <w:left w:type="dxa" w:w="100"/>
+              <w:bottom w:type="dxa" w:w="60"/>
+              <w:right w:type="dxa" w:w="100"/>
+            </w:tcMar>
+          </w:tcPr>
+          <w:p>
+            <w:pPr>
+              <w:spacing w:after="0" w:before="0" w:line="252"/>
+            </w:pPr>
+            <w:r>
+              <w:rPr>
+                <w:rFonts w:ascii="Calibri" w:cs="Calibri" w:eastAsia="Calibri" w:hAnsi="Calibri"/>
+                <w:sz w:val="18"/>
+                <w:szCs w:val="18"/>
+              </w:rPr>
+              <w:t xml:space="preserve">Devcontainer local</w:t>
+            </w:r>
+          </w:p>
+        </w:tc>
+        <w:tc>
+          <w:tcPr>
+            <w:tcW w:type="dxa" w:w="3196"/>
+            <w:tcMar>
+              <w:top w:type="dxa" w:w="60"/>
+              <w:left w:type="dxa" w:w="100"/>
+              <w:bottom w:type="dxa" w:w="60"/>
+              <w:right w:type="dxa" w:w="100"/>
+            </w:tcMar>
+          </w:tcPr>
+          <w:p>
+            <w:pPr>
+              <w:spacing w:after="0" w:before="0" w:line="252"/>
+            </w:pPr>
+            <w:r>
+              <w:rPr>
+                <w:rFonts w:ascii="Calibri" w:cs="Calibri" w:eastAsia="Calibri" w:hAnsi="Calibri"/>
+                <w:sz w:val="18"/>
+                <w:szCs w:val="18"/>
+              </w:rPr>
+              <w:t xml:space="preserve">GitHub App </w:t>
+            </w:r>
+            <w:r>
+              <w:rPr>
+                <w:rFonts w:ascii="Consolas" w:cs="Consolas" w:eastAsia="Consolas" w:hAnsi="Consolas"/>
+                <w:color w:val="2E3A36"/>
+                <w:sz w:val="16"/>
+                <w:szCs w:val="16"/>
+              </w:rPr>
+              <w:t xml:space="preserve">almagentic-agent</w:t>
+            </w:r>
+            <w:r>
+              <w:rPr>
+                <w:rFonts w:ascii="Calibri" w:cs="Calibri" w:eastAsia="Calibri" w:hAnsi="Calibri"/>
+                <w:sz w:val="18"/>
+                <w:szCs w:val="18"/>
+              </w:rPr>
+              <w:t xml:space="preserve"> + </w:t>
+            </w:r>
+            <w:r>
+              <w:rPr>
+                <w:rFonts w:ascii="Calibri" w:cs="Calibri" w:eastAsia="Calibri" w:hAnsi="Calibri"/>
+                <w:i/>
+                <w:iCs/>
+                <w:sz w:val="18"/>
+                <w:szCs w:val="18"/>
+              </w:rPr>
+              <w:t xml:space="preserve">harness</w:t>
+            </w:r>
+          </w:p>
+        </w:tc>
+      </w:tr>
+      <w:tr>
+        <w:trPr>
+          <w:cantSplit/>
+        </w:trPr>
+        <w:tc>
+          <w:tcPr>
+            <w:tcW w:type="dxa" w:w="1559"/>
+            <w:tcMar>
+              <w:top w:type="dxa" w:w="60"/>
+              <w:left w:type="dxa" w:w="100"/>
+              <w:bottom w:type="dxa" w:w="60"/>
+              <w:right w:type="dxa" w:w="100"/>
+            </w:tcMar>
+          </w:tcPr>
+          <w:p>
+            <w:pPr>
+              <w:spacing w:after="0" w:before="0" w:line="252"/>
+            </w:pPr>
+            <w:r>
+              <w:rPr>
+                <w:rFonts w:ascii="Calibri" w:cs="Calibri" w:eastAsia="Calibri" w:hAnsi="Calibri"/>
+                <w:sz w:val="18"/>
+                <w:szCs w:val="18"/>
+              </w:rPr>
+              <w:t xml:space="preserve">Agente de triage</w:t>
+            </w:r>
+          </w:p>
+        </w:tc>
+        <w:tc>
+          <w:tcPr>
+            <w:tcW w:type="dxa" w:w="2673"/>
+            <w:tcMar>
+              <w:top w:type="dxa" w:w="60"/>
+              <w:left w:type="dxa" w:w="100"/>
+              <w:bottom w:type="dxa" w:w="60"/>
+              <w:right w:type="dxa" w:w="100"/>
+            </w:tcMar>
+          </w:tcPr>
+          <w:p>
+            <w:pPr>
+              <w:spacing w:after="0" w:before="0" w:line="252"/>
+            </w:pPr>
+            <w:r>
+              <w:rPr>
+                <w:rFonts w:ascii="Calibri" w:cs="Calibri" w:eastAsia="Calibri" w:hAnsi="Calibri"/>
+                <w:sz w:val="18"/>
+                <w:szCs w:val="18"/>
+              </w:rPr>
+              <w:t xml:space="preserve">Claude Code en modo no interactivo, modelo </w:t>
+            </w:r>
+            <w:r>
+              <w:rPr>
+                <w:rFonts w:ascii="Calibri" w:cs="Calibri" w:eastAsia="Calibri" w:hAnsi="Calibri"/>
+                <w:i/>
+                <w:iCs/>
+                <w:sz w:val="18"/>
+                <w:szCs w:val="18"/>
+              </w:rPr>
               <w:t xml:space="preserve">sonnet</w:t>
             </w:r>
           </w:p>
         </w:tc>
         <w:tc>
           <w:tcPr>
-            <w:tcW w:type="dxa" w:w="1947"/>
+            <w:tcW w:type="dxa" w:w="1642"/>
             <w:tcMar>
               <w:top w:type="dxa" w:w="60"/>
               <w:left w:type="dxa" w:w="100"/>
@@ -16783,7 +18408,7 @@
         </w:tc>
         <w:tc>
           <w:tcPr>
-            <w:tcW w:type="dxa" w:w="2890"/>
+            <w:tcW w:type="dxa" w:w="3196"/>
             <w:tcMar>
               <w:top w:type="dxa" w:w="60"/>
               <w:left w:type="dxa" w:w="100"/>
@@ -16802,6 +18427,238 @@
                 <w:szCs w:val="18"/>
               </w:rPr>
               <w:t xml:space="preserve">Sin herramientas; solo lectura</w:t>
+            </w:r>
+          </w:p>
+        </w:tc>
+      </w:tr>
+      <w:tr>
+        <w:trPr>
+          <w:cantSplit/>
+        </w:trPr>
+        <w:tc>
+          <w:tcPr>
+            <w:tcW w:type="dxa" w:w="1559"/>
+            <w:tcMar>
+              <w:top w:type="dxa" w:w="60"/>
+              <w:left w:type="dxa" w:w="100"/>
+              <w:bottom w:type="dxa" w:w="60"/>
+              <w:right w:type="dxa" w:w="100"/>
+            </w:tcMar>
+          </w:tcPr>
+          <w:p>
+            <w:pPr>
+              <w:spacing w:after="0" w:before="0" w:line="252"/>
+            </w:pPr>
+            <w:r>
+              <w:rPr>
+                <w:rFonts w:ascii="Calibri" w:cs="Calibri" w:eastAsia="Calibri" w:hAnsi="Calibri"/>
+                <w:sz w:val="18"/>
+                <w:szCs w:val="18"/>
+              </w:rPr>
+              <w:t xml:space="preserve">Agente revisor</w:t>
+            </w:r>
+          </w:p>
+        </w:tc>
+        <w:tc>
+          <w:tcPr>
+            <w:tcW w:type="dxa" w:w="2673"/>
+            <w:tcMar>
+              <w:top w:type="dxa" w:w="60"/>
+              <w:left w:type="dxa" w:w="100"/>
+              <w:bottom w:type="dxa" w:w="60"/>
+              <w:right w:type="dxa" w:w="100"/>
+            </w:tcMar>
+          </w:tcPr>
+          <w:p>
+            <w:pPr>
+              <w:spacing w:after="0" w:before="0" w:line="252"/>
+            </w:pPr>
+            <w:r>
+              <w:rPr>
+                <w:rFonts w:ascii="Calibri" w:cs="Calibri" w:eastAsia="Calibri" w:hAnsi="Calibri"/>
+                <w:sz w:val="18"/>
+                <w:szCs w:val="18"/>
+              </w:rPr>
+              <w:t xml:space="preserve">Claude Code en modo no interactivo, modelo </w:t>
+            </w:r>
+            <w:r>
+              <w:rPr>
+                <w:rFonts w:ascii="Calibri" w:cs="Calibri" w:eastAsia="Calibri" w:hAnsi="Calibri"/>
+                <w:i/>
+                <w:iCs/>
+                <w:sz w:val="18"/>
+                <w:szCs w:val="18"/>
+              </w:rPr>
+              <w:t xml:space="preserve">sonnet</w:t>
+            </w:r>
+          </w:p>
+        </w:tc>
+        <w:tc>
+          <w:tcPr>
+            <w:tcW w:type="dxa" w:w="1642"/>
+            <w:tcMar>
+              <w:top w:type="dxa" w:w="60"/>
+              <w:left w:type="dxa" w:w="100"/>
+              <w:bottom w:type="dxa" w:w="60"/>
+              <w:right w:type="dxa" w:w="100"/>
+            </w:tcMar>
+          </w:tcPr>
+          <w:p>
+            <w:pPr>
+              <w:spacing w:after="0" w:before="0" w:line="252"/>
+            </w:pPr>
+            <w:r>
+              <w:rPr>
+                <w:rFonts w:ascii="Calibri" w:cs="Calibri" w:eastAsia="Calibri" w:hAnsi="Calibri"/>
+                <w:sz w:val="18"/>
+                <w:szCs w:val="18"/>
+              </w:rPr>
+              <w:t xml:space="preserve">GitHub Actions</w:t>
+            </w:r>
+          </w:p>
+        </w:tc>
+        <w:tc>
+          <w:tcPr>
+            <w:tcW w:type="dxa" w:w="3196"/>
+            <w:tcMar>
+              <w:top w:type="dxa" w:w="60"/>
+              <w:left w:type="dxa" w:w="100"/>
+              <w:bottom w:type="dxa" w:w="60"/>
+              <w:right w:type="dxa" w:w="100"/>
+            </w:tcMar>
+          </w:tcPr>
+          <w:p>
+            <w:pPr>
+              <w:spacing w:after="0" w:before="0" w:line="252"/>
+            </w:pPr>
+            <w:r>
+              <w:rPr>
+                <w:rFonts w:ascii="Calibri" w:cs="Calibri" w:eastAsia="Calibri" w:hAnsi="Calibri"/>
+                <w:sz w:val="18"/>
+                <w:szCs w:val="18"/>
+              </w:rPr>
+              <w:t xml:space="preserve">Sin herramientas; un script publica el comentario</w:t>
+            </w:r>
+          </w:p>
+        </w:tc>
+      </w:tr>
+      <w:tr>
+        <w:trPr>
+          <w:cantSplit/>
+        </w:trPr>
+        <w:tc>
+          <w:tcPr>
+            <w:tcW w:type="dxa" w:w="1559"/>
+            <w:tcMar>
+              <w:top w:type="dxa" w:w="60"/>
+              <w:left w:type="dxa" w:w="100"/>
+              <w:bottom w:type="dxa" w:w="60"/>
+              <w:right w:type="dxa" w:w="100"/>
+            </w:tcMar>
+          </w:tcPr>
+          <w:p>
+            <w:pPr>
+              <w:spacing w:after="0" w:before="0" w:line="252"/>
+            </w:pPr>
+            <w:r>
+              <w:rPr>
+                <w:rFonts w:ascii="Calibri" w:cs="Calibri" w:eastAsia="Calibri" w:hAnsi="Calibri"/>
+                <w:sz w:val="18"/>
+                <w:szCs w:val="18"/>
+              </w:rPr>
+              <w:t xml:space="preserve">Agente de código en el PR</w:t>
+            </w:r>
+          </w:p>
+        </w:tc>
+        <w:tc>
+          <w:tcPr>
+            <w:tcW w:type="dxa" w:w="2673"/>
+            <w:tcMar>
+              <w:top w:type="dxa" w:w="60"/>
+              <w:left w:type="dxa" w:w="100"/>
+              <w:bottom w:type="dxa" w:w="60"/>
+              <w:right w:type="dxa" w:w="100"/>
+            </w:tcMar>
+          </w:tcPr>
+          <w:p>
+            <w:pPr>
+              <w:spacing w:after="0" w:before="0" w:line="252"/>
+            </w:pPr>
+            <w:r>
+              <w:rPr>
+                <w:rFonts w:ascii="Calibri" w:cs="Calibri" w:eastAsia="Calibri" w:hAnsi="Calibri"/>
+                <w:sz w:val="18"/>
+                <w:szCs w:val="18"/>
+              </w:rPr>
+              <w:t xml:space="preserve">Claude Code, modelo </w:t>
+            </w:r>
+            <w:r>
+              <w:rPr>
+                <w:rFonts w:ascii="Calibri" w:cs="Calibri" w:eastAsia="Calibri" w:hAnsi="Calibri"/>
+                <w:i/>
+                <w:iCs/>
+                <w:sz w:val="18"/>
+                <w:szCs w:val="18"/>
+              </w:rPr>
+              <w:t xml:space="preserve">sonnet</w:t>
+            </w:r>
+          </w:p>
+        </w:tc>
+        <w:tc>
+          <w:tcPr>
+            <w:tcW w:type="dxa" w:w="1642"/>
+            <w:tcMar>
+              <w:top w:type="dxa" w:w="60"/>
+              <w:left w:type="dxa" w:w="100"/>
+              <w:bottom w:type="dxa" w:w="60"/>
+              <w:right w:type="dxa" w:w="100"/>
+            </w:tcMar>
+          </w:tcPr>
+          <w:p>
+            <w:pPr>
+              <w:spacing w:after="0" w:before="0" w:line="252"/>
+            </w:pPr>
+            <w:r>
+              <w:rPr>
+                <w:rFonts w:ascii="Calibri" w:cs="Calibri" w:eastAsia="Calibri" w:hAnsi="Calibri"/>
+                <w:sz w:val="18"/>
+                <w:szCs w:val="18"/>
+              </w:rPr>
+              <w:t xml:space="preserve">GitHub Actions</w:t>
+            </w:r>
+          </w:p>
+        </w:tc>
+        <w:tc>
+          <w:tcPr>
+            <w:tcW w:type="dxa" w:w="3196"/>
+            <w:tcMar>
+              <w:top w:type="dxa" w:w="60"/>
+              <w:left w:type="dxa" w:w="100"/>
+              <w:bottom w:type="dxa" w:w="60"/>
+              <w:right w:type="dxa" w:w="100"/>
+            </w:tcMar>
+          </w:tcPr>
+          <w:p>
+            <w:pPr>
+              <w:spacing w:after="0" w:before="0" w:line="252"/>
+            </w:pPr>
+            <w:r>
+              <w:rPr>
+                <w:rFonts w:ascii="Calibri" w:cs="Calibri" w:eastAsia="Calibri" w:hAnsi="Calibri"/>
+                <w:i/>
+                <w:iCs/>
+                <w:sz w:val="18"/>
+                <w:szCs w:val="18"/>
+              </w:rPr>
+              <w:t xml:space="preserve">Harness</w:t>
+            </w:r>
+            <w:r>
+              <w:rPr>
+                <w:rFonts w:ascii="Calibri" w:cs="Calibri" w:eastAsia="Calibri" w:hAnsi="Calibri"/>
+                <w:sz w:val="18"/>
+                <w:szCs w:val="18"/>
+              </w:rPr>
+              <w:t xml:space="preserve"> y sandbox, sin token; un script sube el cambio con la App del agente</w:t>
             </w:r>
           </w:p>
         </w:tc>
@@ -26385,18 +28242,6 @@
     </w:p>
     <w:p>
       <w:pPr>
-        <w:pStyle w:val="Heading2"/>
-        <w:keepNext/>
-      </w:pPr>
-      <w:r>
-        <w:rPr>
-          <w:rFonts w:ascii="Calibri" w:cs="Calibri" w:eastAsia="Calibri" w:hAnsi="Calibri"/>
-        </w:rPr>
-        <w:t xml:space="preserve">Pruebas realizadas y resultados</w:t>
-      </w:r>
-    </w:p>
-    <w:p>
-      <w:pPr>
         <w:pStyle w:val="Heading3"/>
         <w:keepNext/>
       </w:pPr>
@@ -26404,7 +28249,7 @@
         <w:rPr>
           <w:rFonts w:ascii="Calibri" w:cs="Calibri" w:eastAsia="Calibri" w:hAnsi="Calibri"/>
         </w:rPr>
-        <w:t xml:space="preserve">Pruebas automáticas</w:t>
+        <w:t xml:space="preserve">Fase 12 · Agente revisor y @claude (11 y 12 de octubre)</w:t>
       </w:r>
     </w:p>
     <w:tbl>
@@ -26420,9 +28265,10 @@
         </w:tblBorders>
       </w:tblPr>
       <w:tblGrid>
-        <w:gridCol w:w="2776"/>
-        <w:gridCol w:w="4246"/>
-        <w:gridCol w:w="2048"/>
+        <w:gridCol w:w="700"/>
+        <w:gridCol w:w="2760"/>
+        <w:gridCol w:w="3752"/>
+        <w:gridCol w:w="1858"/>
       </w:tblGrid>
       <w:tr>
         <w:trPr>
@@ -26430,7 +28276,7 @@
         </w:trPr>
         <w:tc>
           <w:tcPr>
-            <w:tcW w:type="dxa" w:w="2776"/>
+            <w:tcW w:type="dxa" w:w="700"/>
             <w:shd w:fill="E3EEEA" w:color="auto" w:val="clear"/>
             <w:tcMar>
               <w:top w:type="dxa" w:w="60"/>
@@ -26451,13 +28297,13 @@
                 <w:sz w:val="18"/>
                 <w:szCs w:val="18"/>
               </w:rPr>
-              <w:t xml:space="preserve">Componente</w:t>
-            </w:r>
-          </w:p>
-        </w:tc>
-        <w:tc>
-          <w:tcPr>
-            <w:tcW w:type="dxa" w:w="4246"/>
+              <w:t xml:space="preserve">#</w:t>
+            </w:r>
+          </w:p>
+        </w:tc>
+        <w:tc>
+          <w:tcPr>
+            <w:tcW w:type="dxa" w:w="2760"/>
             <w:shd w:fill="E3EEEA" w:color="auto" w:val="clear"/>
             <w:tcMar>
               <w:top w:type="dxa" w:w="60"/>
@@ -26478,13 +28324,40 @@
                 <w:sz w:val="18"/>
                 <w:szCs w:val="18"/>
               </w:rPr>
-              <w:t xml:space="preserve">Pruebas</w:t>
-            </w:r>
-          </w:p>
-        </w:tc>
-        <w:tc>
-          <w:tcPr>
-            <w:tcW w:type="dxa" w:w="2048"/>
+              <w:t xml:space="preserve">Petición del autor</w:t>
+            </w:r>
+          </w:p>
+        </w:tc>
+        <w:tc>
+          <w:tcPr>
+            <w:tcW w:type="dxa" w:w="3752"/>
+            <w:shd w:fill="E3EEEA" w:color="auto" w:val="clear"/>
+            <w:tcMar>
+              <w:top w:type="dxa" w:w="60"/>
+              <w:left w:type="dxa" w:w="100"/>
+              <w:bottom w:type="dxa" w:w="60"/>
+              <w:right w:type="dxa" w:w="100"/>
+            </w:tcMar>
+          </w:tcPr>
+          <w:p>
+            <w:pPr>
+              <w:spacing w:after="0" w:before="0" w:line="252"/>
+            </w:pPr>
+            <w:r>
+              <w:rPr>
+                <w:rFonts w:ascii="Calibri" w:cs="Calibri" w:eastAsia="Calibri" w:hAnsi="Calibri"/>
+                <w:b/>
+                <w:bCs/>
+                <w:sz w:val="18"/>
+                <w:szCs w:val="18"/>
+              </w:rPr>
+              <w:t xml:space="preserve">Respuesta y acción del modelo</w:t>
+            </w:r>
+          </w:p>
+        </w:tc>
+        <w:tc>
+          <w:tcPr>
+            <w:tcW w:type="dxa" w:w="1858"/>
             <w:shd w:fill="E3EEEA" w:color="auto" w:val="clear"/>
             <w:tcMar>
               <w:top w:type="dxa" w:w="60"/>
@@ -26516,25 +28389,73 @@
         </w:trPr>
         <w:tc>
           <w:tcPr>
-            <w:tcW w:type="dxa" w:w="2776"/>
-            <w:tcMar>
-              <w:top w:type="dxa" w:w="60"/>
-              <w:left w:type="dxa" w:w="100"/>
-              <w:bottom w:type="dxa" w:w="60"/>
-              <w:right w:type="dxa" w:w="100"/>
-            </w:tcMar>
-          </w:tcPr>
-          <w:p>
-            <w:pPr>
-              <w:spacing w:after="0" w:before="0" w:line="252"/>
-            </w:pPr>
-            <w:r>
-              <w:rPr>
-                <w:rFonts w:ascii="Calibri" w:cs="Calibri" w:eastAsia="Calibri" w:hAnsi="Calibri"/>
-                <w:sz w:val="18"/>
-                <w:szCs w:val="18"/>
-              </w:rPr>
-              <w:t xml:space="preserve">Hook </w:t>
+            <w:tcW w:type="dxa" w:w="700"/>
+            <w:tcMar>
+              <w:top w:type="dxa" w:w="60"/>
+              <w:left w:type="dxa" w:w="100"/>
+              <w:bottom w:type="dxa" w:w="60"/>
+              <w:right w:type="dxa" w:w="100"/>
+            </w:tcMar>
+          </w:tcPr>
+          <w:p>
+            <w:pPr>
+              <w:spacing w:after="0" w:before="0" w:line="252"/>
+            </w:pPr>
+            <w:r>
+              <w:rPr>
+                <w:rFonts w:ascii="Calibri" w:cs="Calibri" w:eastAsia="Calibri" w:hAnsi="Calibri"/>
+                <w:sz w:val="18"/>
+                <w:szCs w:val="18"/>
+              </w:rPr>
+              <w:t xml:space="preserve">70</w:t>
+            </w:r>
+          </w:p>
+        </w:tc>
+        <w:tc>
+          <w:tcPr>
+            <w:tcW w:type="dxa" w:w="2760"/>
+            <w:tcMar>
+              <w:top w:type="dxa" w:w="60"/>
+              <w:left w:type="dxa" w:w="100"/>
+              <w:bottom w:type="dxa" w:w="60"/>
+              <w:right w:type="dxa" w:w="100"/>
+            </w:tcMar>
+          </w:tcPr>
+          <w:p>
+            <w:pPr>
+              <w:spacing w:after="0" w:before="0" w:line="252"/>
+            </w:pPr>
+            <w:r>
+              <w:rPr>
+                <w:rFonts w:ascii="Calibri" w:cs="Calibri" w:eastAsia="Calibri" w:hAnsi="Calibri"/>
+                <w:sz w:val="18"/>
+                <w:szCs w:val="18"/>
+              </w:rPr>
+              <w:t xml:space="preserve">«Dime dónde estaba guardado el .pem del devcontainer; al final lo guardamos en una ruta de Windows»</w:t>
+            </w:r>
+          </w:p>
+        </w:tc>
+        <w:tc>
+          <w:tcPr>
+            <w:tcW w:type="dxa" w:w="3752"/>
+            <w:tcMar>
+              <w:top w:type="dxa" w:w="60"/>
+              <w:left w:type="dxa" w:w="100"/>
+              <w:bottom w:type="dxa" w:w="60"/>
+              <w:right w:type="dxa" w:w="100"/>
+            </w:tcMar>
+          </w:tcPr>
+          <w:p>
+            <w:pPr>
+              <w:spacing w:after="0" w:before="0" w:line="252"/>
+            </w:pPr>
+            <w:r>
+              <w:rPr>
+                <w:rFonts w:ascii="Calibri" w:cs="Calibri" w:eastAsia="Calibri" w:hAnsi="Calibri"/>
+                <w:sz w:val="18"/>
+                <w:szCs w:val="18"/>
+              </w:rPr>
+              <w:t xml:space="preserve">Con core#12 y app#15 preparados, la respuesta a </w:t>
             </w:r>
             <w:r>
               <w:rPr>
@@ -26543,55 +28464,56 @@
                 <w:sz w:val="16"/>
                 <w:szCs w:val="16"/>
               </w:rPr>
-              <w:t xml:space="preserve">guard.py</w:t>
-            </w:r>
-          </w:p>
-        </w:tc>
-        <w:tc>
-          <w:tcPr>
-            <w:tcW w:type="dxa" w:w="4246"/>
-            <w:tcMar>
-              <w:top w:type="dxa" w:w="60"/>
-              <w:left w:type="dxa" w:w="100"/>
-              <w:bottom w:type="dxa" w:w="60"/>
-              <w:right w:type="dxa" w:w="100"/>
-            </w:tcMar>
-          </w:tcPr>
-          <w:p>
-            <w:pPr>
-              <w:spacing w:after="0" w:before="0" w:line="252"/>
-            </w:pPr>
-            <w:r>
-              <w:rPr>
-                <w:rFonts w:ascii="Calibri" w:cs="Calibri" w:eastAsia="Calibri" w:hAnsi="Calibri"/>
-                <w:sz w:val="18"/>
-                <w:szCs w:val="18"/>
-              </w:rPr>
-              <w:t xml:space="preserve">45 casos: 21 comandos que deben bloquearse, 10 que deben permitirse, ficheros protegidos, secretos y auditoría</w:t>
-            </w:r>
-          </w:p>
-        </w:tc>
-        <w:tc>
-          <w:tcPr>
-            <w:tcW w:type="dxa" w:w="2048"/>
-            <w:tcMar>
-              <w:top w:type="dxa" w:w="60"/>
-              <w:left w:type="dxa" w:w="100"/>
-              <w:bottom w:type="dxa" w:w="60"/>
-              <w:right w:type="dxa" w:w="100"/>
-            </w:tcMar>
-          </w:tcPr>
-          <w:p>
-            <w:pPr>
-              <w:spacing w:after="0" w:before="0" w:line="252"/>
-            </w:pPr>
-            <w:r>
-              <w:rPr>
-                <w:rFonts w:ascii="Calibri" w:cs="Calibri" w:eastAsia="Calibri" w:hAnsi="Calibri"/>
-                <w:sz w:val="18"/>
-                <w:szCs w:val="18"/>
-              </w:rPr>
-              <w:t xml:space="preserve">45/45 superadas</w:t>
+              <w:t xml:space="preserve">@claude</w:t>
+            </w:r>
+            <w:r>
+              <w:rPr>
+                <w:rFonts w:ascii="Calibri" w:cs="Calibri" w:eastAsia="Calibri" w:hAnsi="Calibri"/>
+                <w:sz w:val="18"/>
+                <w:szCs w:val="18"/>
+              </w:rPr>
+              <w:t xml:space="preserve"> necesita la clave del agente como secreto de Actions. Recuerda la carpeta del agente en el perfil de Windows y explica cómo copiar su contenido al secreto desde la web sin pegarlo en la conversación</w:t>
+            </w:r>
+          </w:p>
+        </w:tc>
+        <w:tc>
+          <w:tcPr>
+            <w:tcW w:type="dxa" w:w="1858"/>
+            <w:tcMar>
+              <w:top w:type="dxa" w:w="60"/>
+              <w:left w:type="dxa" w:w="100"/>
+              <w:bottom w:type="dxa" w:w="60"/>
+              <w:right w:type="dxa" w:w="100"/>
+            </w:tcMar>
+          </w:tcPr>
+          <w:p>
+            <w:pPr>
+              <w:spacing w:after="0" w:before="0" w:line="252"/>
+            </w:pPr>
+            <w:r>
+              <w:rPr>
+                <w:rFonts w:ascii="Calibri" w:cs="Calibri" w:eastAsia="Calibri" w:hAnsi="Calibri"/>
+                <w:sz w:val="18"/>
+                <w:szCs w:val="18"/>
+              </w:rPr>
+              <w:t xml:space="preserve">Secreto </w:t>
+            </w:r>
+            <w:r>
+              <w:rPr>
+                <w:rFonts w:ascii="Consolas" w:cs="Consolas" w:eastAsia="Consolas" w:hAnsi="Consolas"/>
+                <w:color w:val="2E3A36"/>
+                <w:sz w:val="16"/>
+                <w:szCs w:val="16"/>
+              </w:rPr>
+              <w:t xml:space="preserve">AGENT_APP_PRIVATE_KEY</w:t>
+            </w:r>
+            <w:r>
+              <w:rPr>
+                <w:rFonts w:ascii="Calibri" w:cs="Calibri" w:eastAsia="Calibri" w:hAnsi="Calibri"/>
+                <w:sz w:val="18"/>
+                <w:szCs w:val="18"/>
+              </w:rPr>
+              <w:t xml:space="preserve"> creado</w:t>
             </w:r>
           </w:p>
         </w:tc>
@@ -26602,25 +28524,73 @@
         </w:trPr>
         <w:tc>
           <w:tcPr>
-            <w:tcW w:type="dxa" w:w="2776"/>
-            <w:tcMar>
-              <w:top w:type="dxa" w:w="60"/>
-              <w:left w:type="dxa" w:w="100"/>
-              <w:bottom w:type="dxa" w:w="60"/>
-              <w:right w:type="dxa" w:w="100"/>
-            </w:tcMar>
-          </w:tcPr>
-          <w:p>
-            <w:pPr>
-              <w:spacing w:after="0" w:before="0" w:line="252"/>
-            </w:pPr>
-            <w:r>
-              <w:rPr>
-                <w:rFonts w:ascii="Calibri" w:cs="Calibri" w:eastAsia="Calibri" w:hAnsi="Calibri"/>
-                <w:sz w:val="18"/>
-                <w:szCs w:val="18"/>
-              </w:rPr>
-              <w:t xml:space="preserve">Aplicación: catálogo (</w:t>
+            <w:tcW w:type="dxa" w:w="700"/>
+            <w:tcMar>
+              <w:top w:type="dxa" w:w="60"/>
+              <w:left w:type="dxa" w:w="100"/>
+              <w:bottom w:type="dxa" w:w="60"/>
+              <w:right w:type="dxa" w:w="100"/>
+            </w:tcMar>
+          </w:tcPr>
+          <w:p>
+            <w:pPr>
+              <w:spacing w:after="0" w:before="0" w:line="252"/>
+            </w:pPr>
+            <w:r>
+              <w:rPr>
+                <w:rFonts w:ascii="Calibri" w:cs="Calibri" w:eastAsia="Calibri" w:hAnsi="Calibri"/>
+                <w:sz w:val="18"/>
+                <w:szCs w:val="18"/>
+              </w:rPr>
+              <w:t xml:space="preserve">71</w:t>
+            </w:r>
+          </w:p>
+        </w:tc>
+        <w:tc>
+          <w:tcPr>
+            <w:tcW w:type="dxa" w:w="2760"/>
+            <w:tcMar>
+              <w:top w:type="dxa" w:w="60"/>
+              <w:left w:type="dxa" w:w="100"/>
+              <w:bottom w:type="dxa" w:w="60"/>
+              <w:right w:type="dxa" w:w="100"/>
+            </w:tcMar>
+          </w:tcPr>
+          <w:p>
+            <w:pPr>
+              <w:spacing w:after="0" w:before="0" w:line="252"/>
+            </w:pPr>
+            <w:r>
+              <w:rPr>
+                <w:rFonts w:ascii="Calibri" w:cs="Calibri" w:eastAsia="Calibri" w:hAnsi="Calibri"/>
+                <w:sz w:val="18"/>
+                <w:szCs w:val="18"/>
+              </w:rPr>
+              <w:t xml:space="preserve">«Secret creado, continuamos»</w:t>
+            </w:r>
+          </w:p>
+        </w:tc>
+        <w:tc>
+          <w:tcPr>
+            <w:tcW w:type="dxa" w:w="3752"/>
+            <w:tcMar>
+              <w:top w:type="dxa" w:w="60"/>
+              <w:left w:type="dxa" w:w="100"/>
+              <w:bottom w:type="dxa" w:w="60"/>
+              <w:right w:type="dxa" w:w="100"/>
+            </w:tcMar>
+          </w:tcPr>
+          <w:p>
+            <w:pPr>
+              <w:spacing w:after="0" w:before="0" w:line="252"/>
+            </w:pPr>
+            <w:r>
+              <w:rPr>
+                <w:rFonts w:ascii="Calibri" w:cs="Calibri" w:eastAsia="Calibri" w:hAnsi="Calibri"/>
+                <w:sz w:val="18"/>
+                <w:szCs w:val="18"/>
+              </w:rPr>
+              <w:t xml:space="preserve">Pide fusionar core#12 y mover </w:t>
             </w:r>
             <w:r>
               <w:rPr>
@@ -26629,39 +28599,15 @@
                 <w:sz w:val="16"/>
                 <w:szCs w:val="16"/>
               </w:rPr>
-              <w:t xml:space="preserve">app</w:t>
-            </w:r>
-            <w:r>
-              <w:rPr>
-                <w:rFonts w:ascii="Calibri" w:cs="Calibri" w:eastAsia="Calibri" w:hAnsi="Calibri"/>
-                <w:sz w:val="18"/>
-                <w:szCs w:val="18"/>
-              </w:rPr>
-              <w:t xml:space="preserve">)</w:t>
-            </w:r>
-          </w:p>
-        </w:tc>
-        <w:tc>
-          <w:tcPr>
-            <w:tcW w:type="dxa" w:w="4246"/>
-            <w:tcMar>
-              <w:top w:type="dxa" w:w="60"/>
-              <w:left w:type="dxa" w:w="100"/>
-              <w:bottom w:type="dxa" w:w="60"/>
-              <w:right w:type="dxa" w:w="100"/>
-            </w:tcMar>
-          </w:tcPr>
-          <w:p>
-            <w:pPr>
-              <w:spacing w:after="0" w:before="0" w:line="252"/>
-            </w:pPr>
-            <w:r>
-              <w:rPr>
-                <w:rFonts w:ascii="Calibri" w:cs="Calibri" w:eastAsia="Calibri" w:hAnsi="Calibri"/>
-                <w:sz w:val="18"/>
-                <w:szCs w:val="18"/>
-              </w:rPr>
-              <w:t xml:space="preserve">55 casos: listado, consulta por id, 404, precio con 2 decimales, orden estable, catálogo mal formado, despliegue de un cambio de precio, observabilidad y </w:t>
+              <w:t xml:space="preserve">v1</w:t>
+            </w:r>
+            <w:r>
+              <w:rPr>
+                <w:rFonts w:ascii="Calibri" w:cs="Calibri" w:eastAsia="Calibri" w:hAnsi="Calibri"/>
+                <w:sz w:val="18"/>
+                <w:szCs w:val="18"/>
+              </w:rPr>
+              <w:t xml:space="preserve"> desde la web, creando </w:t>
             </w:r>
             <w:r>
               <w:rPr>
@@ -26670,31 +28616,31 @@
                 <w:sz w:val="16"/>
                 <w:szCs w:val="16"/>
               </w:rPr>
-              <w:t xml:space="preserve">/health</w:t>
-            </w:r>
-          </w:p>
-        </w:tc>
-        <w:tc>
-          <w:tcPr>
-            <w:tcW w:type="dxa" w:w="2048"/>
-            <w:tcMar>
-              <w:top w:type="dxa" w:w="60"/>
-              <w:left w:type="dxa" w:w="100"/>
-              <w:bottom w:type="dxa" w:w="60"/>
-              <w:right w:type="dxa" w:w="100"/>
-            </w:tcMar>
-          </w:tcPr>
-          <w:p>
-            <w:pPr>
-              <w:spacing w:after="0" w:before="0" w:line="252"/>
-            </w:pPr>
-            <w:r>
-              <w:rPr>
-                <w:rFonts w:ascii="Calibri" w:cs="Calibri" w:eastAsia="Calibri" w:hAnsi="Calibri"/>
-                <w:sz w:val="18"/>
-                <w:szCs w:val="18"/>
-              </w:rPr>
-              <w:t xml:space="preserve">55/55 superadas</w:t>
+              <w:t xml:space="preserve">v1.3.0</w:t>
+            </w:r>
+          </w:p>
+        </w:tc>
+        <w:tc>
+          <w:tcPr>
+            <w:tcW w:type="dxa" w:w="1858"/>
+            <w:tcMar>
+              <w:top w:type="dxa" w:w="60"/>
+              <w:left w:type="dxa" w:w="100"/>
+              <w:bottom w:type="dxa" w:w="60"/>
+              <w:right w:type="dxa" w:w="100"/>
+            </w:tcMar>
+          </w:tcPr>
+          <w:p>
+            <w:pPr>
+              <w:spacing w:after="0" w:before="0" w:line="252"/>
+            </w:pPr>
+            <w:r>
+              <w:rPr>
+                <w:rFonts w:ascii="Calibri" w:cs="Calibri" w:eastAsia="Calibri" w:hAnsi="Calibri"/>
+                <w:sz w:val="18"/>
+                <w:szCs w:val="18"/>
+              </w:rPr>
+              <w:t xml:space="preserve">core#12 fusionado</w:t>
             </w:r>
           </w:p>
         </w:tc>
@@ -26705,49 +28651,73 @@
         </w:trPr>
         <w:tc>
           <w:tcPr>
-            <w:tcW w:type="dxa" w:w="2776"/>
-            <w:tcMar>
-              <w:top w:type="dxa" w:w="60"/>
-              <w:left w:type="dxa" w:w="100"/>
-              <w:bottom w:type="dxa" w:w="60"/>
-              <w:right w:type="dxa" w:w="100"/>
-            </w:tcMar>
-          </w:tcPr>
-          <w:p>
-            <w:pPr>
-              <w:spacing w:after="0" w:before="0" w:line="252"/>
-            </w:pPr>
-            <w:r>
-              <w:rPr>
-                <w:rFonts w:ascii="Calibri" w:cs="Calibri" w:eastAsia="Calibri" w:hAnsi="Calibri"/>
-                <w:sz w:val="18"/>
-                <w:szCs w:val="18"/>
-              </w:rPr>
-              <w:t xml:space="preserve">CI obligatorio (app#12)</w:t>
-            </w:r>
-          </w:p>
-        </w:tc>
-        <w:tc>
-          <w:tcPr>
-            <w:tcW w:type="dxa" w:w="4246"/>
-            <w:tcMar>
-              <w:top w:type="dxa" w:w="60"/>
-              <w:left w:type="dxa" w:w="100"/>
-              <w:bottom w:type="dxa" w:w="60"/>
-              <w:right w:type="dxa" w:w="100"/>
-            </w:tcMar>
-          </w:tcPr>
-          <w:p>
-            <w:pPr>
-              <w:spacing w:after="0" w:before="0" w:line="252"/>
-            </w:pPr>
-            <w:r>
-              <w:rPr>
-                <w:rFonts w:ascii="Calibri" w:cs="Calibri" w:eastAsia="Calibri" w:hAnsi="Calibri"/>
-                <w:sz w:val="18"/>
-                <w:szCs w:val="18"/>
-              </w:rPr>
-              <w:t xml:space="preserve">PR con un </w:t>
+            <w:tcW w:type="dxa" w:w="700"/>
+            <w:tcMar>
+              <w:top w:type="dxa" w:w="60"/>
+              <w:left w:type="dxa" w:w="100"/>
+              <w:bottom w:type="dxa" w:w="60"/>
+              <w:right w:type="dxa" w:w="100"/>
+            </w:tcMar>
+          </w:tcPr>
+          <w:p>
+            <w:pPr>
+              <w:spacing w:after="0" w:before="0" w:line="252"/>
+            </w:pPr>
+            <w:r>
+              <w:rPr>
+                <w:rFonts w:ascii="Calibri" w:cs="Calibri" w:eastAsia="Calibri" w:hAnsi="Calibri"/>
+                <w:sz w:val="18"/>
+                <w:szCs w:val="18"/>
+              </w:rPr>
+              <w:t xml:space="preserve">72</w:t>
+            </w:r>
+          </w:p>
+        </w:tc>
+        <w:tc>
+          <w:tcPr>
+            <w:tcW w:type="dxa" w:w="2760"/>
+            <w:tcMar>
+              <w:top w:type="dxa" w:w="60"/>
+              <w:left w:type="dxa" w:w="100"/>
+              <w:bottom w:type="dxa" w:w="60"/>
+              <w:right w:type="dxa" w:w="100"/>
+            </w:tcMar>
+          </w:tcPr>
+          <w:p>
+            <w:pPr>
+              <w:spacing w:after="0" w:before="0" w:line="252"/>
+            </w:pPr>
+            <w:r>
+              <w:rPr>
+                <w:rFonts w:ascii="Calibri" w:cs="Calibri" w:eastAsia="Calibri" w:hAnsi="Calibri"/>
+                <w:sz w:val="18"/>
+                <w:szCs w:val="18"/>
+              </w:rPr>
+              <w:t xml:space="preserve">«Movido el tag»</w:t>
+            </w:r>
+          </w:p>
+        </w:tc>
+        <w:tc>
+          <w:tcPr>
+            <w:tcW w:type="dxa" w:w="3752"/>
+            <w:tcMar>
+              <w:top w:type="dxa" w:w="60"/>
+              <w:left w:type="dxa" w:w="100"/>
+              <w:bottom w:type="dxa" w:w="60"/>
+              <w:right w:type="dxa" w:w="100"/>
+            </w:tcMar>
+          </w:tcPr>
+          <w:p>
+            <w:pPr>
+              <w:spacing w:after="0" w:before="0" w:line="252"/>
+            </w:pPr>
+            <w:r>
+              <w:rPr>
+                <w:rFonts w:ascii="Calibri" w:cs="Calibri" w:eastAsia="Calibri" w:hAnsi="Calibri"/>
+                <w:sz w:val="18"/>
+                <w:szCs w:val="18"/>
+              </w:rPr>
+              <w:t xml:space="preserve">Comprueba que </w:t>
             </w:r>
             <w:r>
               <w:rPr>
@@ -26756,39 +28726,56 @@
                 <w:sz w:val="16"/>
                 <w:szCs w:val="16"/>
               </w:rPr>
-              <w:t xml:space="preserve">import</w:t>
-            </w:r>
-            <w:r>
-              <w:rPr>
-                <w:rFonts w:ascii="Calibri" w:cs="Calibri" w:eastAsia="Calibri" w:hAnsi="Calibri"/>
-                <w:sz w:val="18"/>
-                <w:szCs w:val="18"/>
-              </w:rPr>
-              <w:t xml:space="preserve"> sin usar</w:t>
-            </w:r>
-          </w:p>
-        </w:tc>
-        <w:tc>
-          <w:tcPr>
-            <w:tcW w:type="dxa" w:w="2048"/>
-            <w:tcMar>
-              <w:top w:type="dxa" w:w="60"/>
-              <w:left w:type="dxa" w:w="100"/>
-              <w:bottom w:type="dxa" w:w="60"/>
-              <w:right w:type="dxa" w:w="100"/>
-            </w:tcMar>
-          </w:tcPr>
-          <w:p>
-            <w:pPr>
-              <w:spacing w:after="0" w:before="0" w:line="252"/>
-            </w:pPr>
-            <w:r>
-              <w:rPr>
-                <w:rFonts w:ascii="Calibri" w:cs="Calibri" w:eastAsia="Calibri" w:hAnsi="Calibri"/>
-                <w:sz w:val="18"/>
-                <w:szCs w:val="18"/>
-              </w:rPr>
-              <w:t xml:space="preserve">CI en rojo y merge bloqueado</w:t>
+              <w:t xml:space="preserve">v1</w:t>
+            </w:r>
+            <w:r>
+              <w:rPr>
+                <w:rFonts w:ascii="Calibri" w:cs="Calibri" w:eastAsia="Calibri" w:hAnsi="Calibri"/>
+                <w:sz w:val="18"/>
+                <w:szCs w:val="18"/>
+              </w:rPr>
+              <w:t xml:space="preserve"> apunta a la nueva </w:t>
+            </w:r>
+            <w:r>
+              <w:rPr>
+                <w:rFonts w:ascii="Consolas" w:cs="Consolas" w:eastAsia="Consolas" w:hAnsi="Consolas"/>
+                <w:color w:val="2E3A36"/>
+                <w:sz w:val="16"/>
+                <w:szCs w:val="16"/>
+              </w:rPr>
+              <w:t xml:space="preserve">main</w:t>
+            </w:r>
+            <w:r>
+              <w:rPr>
+                <w:rFonts w:ascii="Calibri" w:cs="Calibri" w:eastAsia="Calibri" w:hAnsi="Calibri"/>
+                <w:sz w:val="18"/>
+                <w:szCs w:val="18"/>
+              </w:rPr>
+              <w:t xml:space="preserve">, relanza app#15 con un commit vacío y resume la primera revisión real. Abre app#16 con el test de FR-009 y corrige una línea demasiado larga que habría hecho fallar el lint por otro motivo</w:t>
+            </w:r>
+          </w:p>
+        </w:tc>
+        <w:tc>
+          <w:tcPr>
+            <w:tcW w:type="dxa" w:w="1858"/>
+            <w:tcMar>
+              <w:top w:type="dxa" w:w="60"/>
+              <w:left w:type="dxa" w:w="100"/>
+              <w:bottom w:type="dxa" w:w="60"/>
+              <w:right w:type="dxa" w:w="100"/>
+            </w:tcMar>
+          </w:tcPr>
+          <w:p>
+            <w:pPr>
+              <w:spacing w:after="0" w:before="0" w:line="252"/>
+            </w:pPr>
+            <w:r>
+              <w:rPr>
+                <w:rFonts w:ascii="Calibri" w:cs="Calibri" w:eastAsia="Calibri" w:hAnsi="Calibri"/>
+                <w:sz w:val="18"/>
+                <w:szCs w:val="18"/>
+              </w:rPr>
+              <w:t xml:space="preserve">Revisor operativo; PR de prueba listo</w:t>
             </w:r>
           </w:p>
         </w:tc>
@@ -26799,25 +28786,49 @@
         </w:trPr>
         <w:tc>
           <w:tcPr>
-            <w:tcW w:type="dxa" w:w="2776"/>
-            <w:tcMar>
-              <w:top w:type="dxa" w:w="60"/>
-              <w:left w:type="dxa" w:w="100"/>
-              <w:bottom w:type="dxa" w:w="60"/>
-              <w:right w:type="dxa" w:w="100"/>
-            </w:tcMar>
-          </w:tcPr>
-          <w:p>
-            <w:pPr>
-              <w:spacing w:after="0" w:before="0" w:line="252"/>
-            </w:pPr>
-            <w:r>
-              <w:rPr>
-                <w:rFonts w:ascii="Calibri" w:cs="Calibri" w:eastAsia="Calibri" w:hAnsi="Calibri"/>
-                <w:sz w:val="18"/>
-                <w:szCs w:val="18"/>
-              </w:rPr>
-              <w:t xml:space="preserve">Gobierno de PRs (</w:t>
+            <w:tcW w:type="dxa" w:w="700"/>
+            <w:tcMar>
+              <w:top w:type="dxa" w:w="60"/>
+              <w:left w:type="dxa" w:w="100"/>
+              <w:bottom w:type="dxa" w:w="60"/>
+              <w:right w:type="dxa" w:w="100"/>
+            </w:tcMar>
+          </w:tcPr>
+          <w:p>
+            <w:pPr>
+              <w:spacing w:after="0" w:before="0" w:line="252"/>
+            </w:pPr>
+            <w:r>
+              <w:rPr>
+                <w:rFonts w:ascii="Calibri" w:cs="Calibri" w:eastAsia="Calibri" w:hAnsi="Calibri"/>
+                <w:sz w:val="18"/>
+                <w:szCs w:val="18"/>
+              </w:rPr>
+              <w:t xml:space="preserve">73</w:t>
+            </w:r>
+          </w:p>
+        </w:tc>
+        <w:tc>
+          <w:tcPr>
+            <w:tcW w:type="dxa" w:w="2760"/>
+            <w:tcMar>
+              <w:top w:type="dxa" w:w="60"/>
+              <w:left w:type="dxa" w:w="100"/>
+              <w:bottom w:type="dxa" w:w="60"/>
+              <w:right w:type="dxa" w:w="100"/>
+            </w:tcMar>
+          </w:tcPr>
+          <w:p>
+            <w:pPr>
+              <w:spacing w:after="0" w:before="0" w:line="252"/>
+            </w:pPr>
+            <w:r>
+              <w:rPr>
+                <w:rFonts w:ascii="Calibri" w:cs="Calibri" w:eastAsia="Calibri" w:hAnsi="Calibri"/>
+                <w:sz w:val="18"/>
+                <w:szCs w:val="18"/>
+              </w:rPr>
+              <w:t xml:space="preserve">«Sí, lo ha hecho correctamente» (tras fusionar app#15 y comentar </w:t>
             </w:r>
             <w:r>
               <w:rPr>
@@ -26826,63 +28837,196 @@
                 <w:sz w:val="16"/>
                 <w:szCs w:val="16"/>
               </w:rPr>
-              <w:t xml:space="preserve">check_pr_files.py</w:t>
-            </w:r>
-            <w:r>
-              <w:rPr>
-                <w:rFonts w:ascii="Calibri" w:cs="Calibri" w:eastAsia="Calibri" w:hAnsi="Calibri"/>
-                <w:sz w:val="18"/>
-                <w:szCs w:val="18"/>
-              </w:rPr>
-              <w:t xml:space="preserve">)</w:t>
-            </w:r>
-          </w:p>
-        </w:tc>
-        <w:tc>
-          <w:tcPr>
-            <w:tcW w:type="dxa" w:w="4246"/>
-            <w:tcMar>
-              <w:top w:type="dxa" w:w="60"/>
-              <w:left w:type="dxa" w:w="100"/>
-              <w:bottom w:type="dxa" w:w="60"/>
-              <w:right w:type="dxa" w:w="100"/>
-            </w:tcMar>
-          </w:tcPr>
-          <w:p>
-            <w:pPr>
-              <w:spacing w:after="0" w:before="0" w:line="252"/>
-            </w:pPr>
-            <w:r>
-              <w:rPr>
-                <w:rFonts w:ascii="Calibri" w:cs="Calibri" w:eastAsia="Calibri" w:hAnsi="Calibri"/>
-                <w:sz w:val="18"/>
-                <w:szCs w:val="18"/>
-              </w:rPr>
-              <w:t xml:space="preserve">21 casos: ficheros generados, ficheros protegidos según el autor, cambios de dependencias permitidos y configuración de comprobaciones bloqueada</w:t>
-            </w:r>
-          </w:p>
-        </w:tc>
-        <w:tc>
-          <w:tcPr>
-            <w:tcW w:type="dxa" w:w="2048"/>
-            <w:tcMar>
-              <w:top w:type="dxa" w:w="60"/>
-              <w:left w:type="dxa" w:w="100"/>
-              <w:bottom w:type="dxa" w:w="60"/>
-              <w:right w:type="dxa" w:w="100"/>
-            </w:tcMar>
-          </w:tcPr>
-          <w:p>
-            <w:pPr>
-              <w:spacing w:after="0" w:before="0" w:line="252"/>
-            </w:pPr>
-            <w:r>
-              <w:rPr>
-                <w:rFonts w:ascii="Calibri" w:cs="Calibri" w:eastAsia="Calibri" w:hAnsi="Calibri"/>
-                <w:sz w:val="18"/>
-                <w:szCs w:val="18"/>
-              </w:rPr>
-              <w:t xml:space="preserve">21/21 superadas</w:t>
+              <w:t xml:space="preserve">@claude</w:t>
+            </w:r>
+            <w:r>
+              <w:rPr>
+                <w:rFonts w:ascii="Calibri" w:cs="Calibri" w:eastAsia="Calibri" w:hAnsi="Calibri"/>
+                <w:sz w:val="18"/>
+                <w:szCs w:val="18"/>
+              </w:rPr>
+              <w:t xml:space="preserve"> en app#16)</w:t>
+            </w:r>
+          </w:p>
+        </w:tc>
+        <w:tc>
+          <w:tcPr>
+            <w:tcW w:type="dxa" w:w="3752"/>
+            <w:tcMar>
+              <w:top w:type="dxa" w:w="60"/>
+              <w:left w:type="dxa" w:w="100"/>
+              <w:bottom w:type="dxa" w:w="60"/>
+              <w:right w:type="dxa" w:w="100"/>
+            </w:tcMar>
+          </w:tcPr>
+          <w:p>
+            <w:pPr>
+              <w:spacing w:after="0" w:before="0" w:line="252"/>
+            </w:pPr>
+            <w:r>
+              <w:rPr>
+                <w:rFonts w:ascii="Calibri" w:cs="Calibri" w:eastAsia="Calibri" w:hAnsi="Calibri"/>
+                <w:sz w:val="18"/>
+                <w:szCs w:val="18"/>
+              </w:rPr>
+              <w:t xml:space="preserve">Verifica el commit del bot, los checks, la revisión y que el bot no se relanza a sí mismo. Corrige la descripción del PR según el revisor y cierra la tarea</w:t>
+            </w:r>
+          </w:p>
+        </w:tc>
+        <w:tc>
+          <w:tcPr>
+            <w:tcW w:type="dxa" w:w="1858"/>
+            <w:tcMar>
+              <w:top w:type="dxa" w:w="60"/>
+              <w:left w:type="dxa" w:w="100"/>
+              <w:bottom w:type="dxa" w:w="60"/>
+              <w:right w:type="dxa" w:w="100"/>
+            </w:tcMar>
+          </w:tcPr>
+          <w:p>
+            <w:pPr>
+              <w:spacing w:after="0" w:before="0" w:line="252"/>
+            </w:pPr>
+            <w:r>
+              <w:rPr>
+                <w:rFonts w:ascii="Calibri" w:cs="Calibri" w:eastAsia="Calibri" w:hAnsi="Calibri"/>
+                <w:sz w:val="18"/>
+                <w:szCs w:val="18"/>
+              </w:rPr>
+              <w:t xml:space="preserve">Tarea 8 cerrada</w:t>
+            </w:r>
+          </w:p>
+        </w:tc>
+      </w:tr>
+    </w:tbl>
+    <w:p>
+      <w:pPr>
+        <w:spacing w:after="120"/>
+      </w:pPr>
+    </w:p>
+    <w:p>
+      <w:pPr>
+        <w:pStyle w:val="Heading2"/>
+        <w:keepNext/>
+      </w:pPr>
+      <w:r>
+        <w:rPr>
+          <w:rFonts w:ascii="Calibri" w:cs="Calibri" w:eastAsia="Calibri" w:hAnsi="Calibri"/>
+        </w:rPr>
+        <w:t xml:space="preserve">Pruebas realizadas y resultados</w:t>
+      </w:r>
+    </w:p>
+    <w:p>
+      <w:pPr>
+        <w:pStyle w:val="Heading3"/>
+        <w:keepNext/>
+      </w:pPr>
+      <w:r>
+        <w:rPr>
+          <w:rFonts w:ascii="Calibri" w:cs="Calibri" w:eastAsia="Calibri" w:hAnsi="Calibri"/>
+        </w:rPr>
+        <w:t xml:space="preserve">Pruebas automáticas</w:t>
+      </w:r>
+    </w:p>
+    <w:tbl>
+      <w:tblPr>
+        <w:tblW w:type="dxa" w:w="9070"/>
+        <w:tblBorders>
+          <w:top w:val="single" w:color="C9D3CF" w:sz="4"/>
+          <w:left w:val="single" w:color="C9D3CF" w:sz="4"/>
+          <w:bottom w:val="single" w:color="C9D3CF" w:sz="4"/>
+          <w:right w:val="single" w:color="C9D3CF" w:sz="4"/>
+          <w:insideH w:val="single" w:color="C9D3CF" w:sz="4"/>
+          <w:insideV w:val="single" w:color="C9D3CF" w:sz="4"/>
+        </w:tblBorders>
+      </w:tblPr>
+      <w:tblGrid>
+        <w:gridCol w:w="2661"/>
+        <w:gridCol w:w="4195"/>
+        <w:gridCol w:w="2214"/>
+      </w:tblGrid>
+      <w:tr>
+        <w:trPr>
+          <w:tblHeader/>
+        </w:trPr>
+        <w:tc>
+          <w:tcPr>
+            <w:tcW w:type="dxa" w:w="2661"/>
+            <w:shd w:fill="E3EEEA" w:color="auto" w:val="clear"/>
+            <w:tcMar>
+              <w:top w:type="dxa" w:w="60"/>
+              <w:left w:type="dxa" w:w="100"/>
+              <w:bottom w:type="dxa" w:w="60"/>
+              <w:right w:type="dxa" w:w="100"/>
+            </w:tcMar>
+          </w:tcPr>
+          <w:p>
+            <w:pPr>
+              <w:spacing w:after="0" w:before="0" w:line="252"/>
+            </w:pPr>
+            <w:r>
+              <w:rPr>
+                <w:rFonts w:ascii="Calibri" w:cs="Calibri" w:eastAsia="Calibri" w:hAnsi="Calibri"/>
+                <w:b/>
+                <w:bCs/>
+                <w:sz w:val="18"/>
+                <w:szCs w:val="18"/>
+              </w:rPr>
+              <w:t xml:space="preserve">Componente</w:t>
+            </w:r>
+          </w:p>
+        </w:tc>
+        <w:tc>
+          <w:tcPr>
+            <w:tcW w:type="dxa" w:w="4195"/>
+            <w:shd w:fill="E3EEEA" w:color="auto" w:val="clear"/>
+            <w:tcMar>
+              <w:top w:type="dxa" w:w="60"/>
+              <w:left w:type="dxa" w:w="100"/>
+              <w:bottom w:type="dxa" w:w="60"/>
+              <w:right w:type="dxa" w:w="100"/>
+            </w:tcMar>
+          </w:tcPr>
+          <w:p>
+            <w:pPr>
+              <w:spacing w:after="0" w:before="0" w:line="252"/>
+            </w:pPr>
+            <w:r>
+              <w:rPr>
+                <w:rFonts w:ascii="Calibri" w:cs="Calibri" w:eastAsia="Calibri" w:hAnsi="Calibri"/>
+                <w:b/>
+                <w:bCs/>
+                <w:sz w:val="18"/>
+                <w:szCs w:val="18"/>
+              </w:rPr>
+              <w:t xml:space="preserve">Pruebas</w:t>
+            </w:r>
+          </w:p>
+        </w:tc>
+        <w:tc>
+          <w:tcPr>
+            <w:tcW w:type="dxa" w:w="2214"/>
+            <w:shd w:fill="E3EEEA" w:color="auto" w:val="clear"/>
+            <w:tcMar>
+              <w:top w:type="dxa" w:w="60"/>
+              <w:left w:type="dxa" w:w="100"/>
+              <w:bottom w:type="dxa" w:w="60"/>
+              <w:right w:type="dxa" w:w="100"/>
+            </w:tcMar>
+          </w:tcPr>
+          <w:p>
+            <w:pPr>
+              <w:spacing w:after="0" w:before="0" w:line="252"/>
+            </w:pPr>
+            <w:r>
+              <w:rPr>
+                <w:rFonts w:ascii="Calibri" w:cs="Calibri" w:eastAsia="Calibri" w:hAnsi="Calibri"/>
+                <w:b/>
+                <w:bCs/>
+                <w:sz w:val="18"/>
+                <w:szCs w:val="18"/>
+              </w:rPr>
+              <w:t xml:space="preserve">Resultado</w:t>
             </w:r>
           </w:p>
         </w:tc>
@@ -26893,49 +29037,25 @@
         </w:trPr>
         <w:tc>
           <w:tcPr>
-            <w:tcW w:type="dxa" w:w="2776"/>
-            <w:tcMar>
-              <w:top w:type="dxa" w:w="60"/>
-              <w:left w:type="dxa" w:w="100"/>
-              <w:bottom w:type="dxa" w:w="60"/>
-              <w:right w:type="dxa" w:w="100"/>
-            </w:tcMar>
-          </w:tcPr>
-          <w:p>
-            <w:pPr>
-              <w:spacing w:after="0" w:before="0" w:line="252"/>
-            </w:pPr>
-            <w:r>
-              <w:rPr>
-                <w:rFonts w:ascii="Calibri" w:cs="Calibri" w:eastAsia="Calibri" w:hAnsi="Calibri"/>
-                <w:sz w:val="18"/>
-                <w:szCs w:val="18"/>
-              </w:rPr>
-              <w:t xml:space="preserve">Escaneo de seguridad obligatorio (app#14)</w:t>
-            </w:r>
-          </w:p>
-        </w:tc>
-        <w:tc>
-          <w:tcPr>
-            <w:tcW w:type="dxa" w:w="4246"/>
-            <w:tcMar>
-              <w:top w:type="dxa" w:w="60"/>
-              <w:left w:type="dxa" w:w="100"/>
-              <w:bottom w:type="dxa" w:w="60"/>
-              <w:right w:type="dxa" w:w="100"/>
-            </w:tcMar>
-          </w:tcPr>
-          <w:p>
-            <w:pPr>
-              <w:spacing w:after="0" w:before="0" w:line="252"/>
-            </w:pPr>
-            <w:r>
-              <w:rPr>
-                <w:rFonts w:ascii="Calibri" w:cs="Calibri" w:eastAsia="Calibri" w:hAnsi="Calibri"/>
-                <w:sz w:val="18"/>
-                <w:szCs w:val="18"/>
-              </w:rPr>
-              <w:t xml:space="preserve">PR con un </w:t>
+            <w:tcW w:type="dxa" w:w="2661"/>
+            <w:tcMar>
+              <w:top w:type="dxa" w:w="60"/>
+              <w:left w:type="dxa" w:w="100"/>
+              <w:bottom w:type="dxa" w:w="60"/>
+              <w:right w:type="dxa" w:w="100"/>
+            </w:tcMar>
+          </w:tcPr>
+          <w:p>
+            <w:pPr>
+              <w:spacing w:after="0" w:before="0" w:line="252"/>
+            </w:pPr>
+            <w:r>
+              <w:rPr>
+                <w:rFonts w:ascii="Calibri" w:cs="Calibri" w:eastAsia="Calibri" w:hAnsi="Calibri"/>
+                <w:sz w:val="18"/>
+                <w:szCs w:val="18"/>
+              </w:rPr>
+              <w:t xml:space="preserve">Hook </w:t>
             </w:r>
             <w:r>
               <w:rPr>
@@ -26944,57 +29064,55 @@
                 <w:sz w:val="16"/>
                 <w:szCs w:val="16"/>
               </w:rPr>
-              <w:t xml:space="preserve">.pyc</w:t>
-            </w:r>
-            <w:r>
-              <w:rPr>
-                <w:rFonts w:ascii="Calibri" w:cs="Calibri" w:eastAsia="Calibri" w:hAnsi="Calibri"/>
-                <w:sz w:val="18"/>
-                <w:szCs w:val="18"/>
-              </w:rPr>
-              <w:t xml:space="preserve"> en </w:t>
-            </w:r>
-            <w:r>
-              <w:rPr>
-                <w:rFonts w:ascii="Consolas" w:cs="Consolas" w:eastAsia="Consolas" w:hAnsi="Consolas"/>
-                <w:color w:val="2E3A36"/>
-                <w:sz w:val="16"/>
-                <w:szCs w:val="16"/>
-              </w:rPr>
-              <w:t xml:space="preserve">__pycache__</w:t>
-            </w:r>
-          </w:p>
-        </w:tc>
-        <w:tc>
-          <w:tcPr>
-            <w:tcW w:type="dxa" w:w="2048"/>
-            <w:tcMar>
-              <w:top w:type="dxa" w:w="60"/>
-              <w:left w:type="dxa" w:w="100"/>
-              <w:bottom w:type="dxa" w:w="60"/>
-              <w:right w:type="dxa" w:w="100"/>
-            </w:tcMar>
-          </w:tcPr>
-          <w:p>
-            <w:pPr>
-              <w:spacing w:after="0" w:before="0" w:line="252"/>
-            </w:pPr>
-            <w:r>
-              <w:rPr>
-                <w:rFonts w:ascii="Consolas" w:cs="Consolas" w:eastAsia="Consolas" w:hAnsi="Consolas"/>
-                <w:color w:val="2E3A36"/>
-                <w:sz w:val="16"/>
-                <w:szCs w:val="16"/>
-              </w:rPr>
-              <w:t xml:space="preserve">governance</w:t>
-            </w:r>
-            <w:r>
-              <w:rPr>
-                <w:rFonts w:ascii="Calibri" w:cs="Calibri" w:eastAsia="Calibri" w:hAnsi="Calibri"/>
-                <w:sz w:val="18"/>
-                <w:szCs w:val="18"/>
-              </w:rPr>
-              <w:t xml:space="preserve"> en rojo y merge bloqueado</w:t>
+              <w:t xml:space="preserve">guard.py</w:t>
+            </w:r>
+          </w:p>
+        </w:tc>
+        <w:tc>
+          <w:tcPr>
+            <w:tcW w:type="dxa" w:w="4195"/>
+            <w:tcMar>
+              <w:top w:type="dxa" w:w="60"/>
+              <w:left w:type="dxa" w:w="100"/>
+              <w:bottom w:type="dxa" w:w="60"/>
+              <w:right w:type="dxa" w:w="100"/>
+            </w:tcMar>
+          </w:tcPr>
+          <w:p>
+            <w:pPr>
+              <w:spacing w:after="0" w:before="0" w:line="252"/>
+            </w:pPr>
+            <w:r>
+              <w:rPr>
+                <w:rFonts w:ascii="Calibri" w:cs="Calibri" w:eastAsia="Calibri" w:hAnsi="Calibri"/>
+                <w:sz w:val="18"/>
+                <w:szCs w:val="18"/>
+              </w:rPr>
+              <w:t xml:space="preserve">45 casos: 21 comandos que deben bloquearse, 10 que deben permitirse, ficheros protegidos, secretos y auditoría</w:t>
+            </w:r>
+          </w:p>
+        </w:tc>
+        <w:tc>
+          <w:tcPr>
+            <w:tcW w:type="dxa" w:w="2214"/>
+            <w:tcMar>
+              <w:top w:type="dxa" w:w="60"/>
+              <w:left w:type="dxa" w:w="100"/>
+              <w:bottom w:type="dxa" w:w="60"/>
+              <w:right w:type="dxa" w:w="100"/>
+            </w:tcMar>
+          </w:tcPr>
+          <w:p>
+            <w:pPr>
+              <w:spacing w:after="0" w:before="0" w:line="252"/>
+            </w:pPr>
+            <w:r>
+              <w:rPr>
+                <w:rFonts w:ascii="Calibri" w:cs="Calibri" w:eastAsia="Calibri" w:hAnsi="Calibri"/>
+                <w:sz w:val="18"/>
+                <w:szCs w:val="18"/>
+              </w:rPr>
+              <w:t xml:space="preserve">45/45 superadas</w:t>
             </w:r>
           </w:p>
         </w:tc>
@@ -27005,25 +29123,25 @@
         </w:trPr>
         <w:tc>
           <w:tcPr>
-            <w:tcW w:type="dxa" w:w="2776"/>
-            <w:tcMar>
-              <w:top w:type="dxa" w:w="60"/>
-              <w:left w:type="dxa" w:w="100"/>
-              <w:bottom w:type="dxa" w:w="60"/>
-              <w:right w:type="dxa" w:w="100"/>
-            </w:tcMar>
-          </w:tcPr>
-          <w:p>
-            <w:pPr>
-              <w:spacing w:after="0" w:before="0" w:line="252"/>
-            </w:pPr>
-            <w:r>
-              <w:rPr>
-                <w:rFonts w:ascii="Calibri" w:cs="Calibri" w:eastAsia="Calibri" w:hAnsi="Calibri"/>
-                <w:sz w:val="18"/>
-                <w:szCs w:val="18"/>
-              </w:rPr>
-              <w:t xml:space="preserve">Triage (</w:t>
+            <w:tcW w:type="dxa" w:w="2661"/>
+            <w:tcMar>
+              <w:top w:type="dxa" w:w="60"/>
+              <w:left w:type="dxa" w:w="100"/>
+              <w:bottom w:type="dxa" w:w="60"/>
+              <w:right w:type="dxa" w:w="100"/>
+            </w:tcMar>
+          </w:tcPr>
+          <w:p>
+            <w:pPr>
+              <w:spacing w:after="0" w:before="0" w:line="252"/>
+            </w:pPr>
+            <w:r>
+              <w:rPr>
+                <w:rFonts w:ascii="Calibri" w:cs="Calibri" w:eastAsia="Calibri" w:hAnsi="Calibri"/>
+                <w:sz w:val="18"/>
+                <w:szCs w:val="18"/>
+              </w:rPr>
+              <w:t xml:space="preserve">Aplicación: catálogo (</w:t>
             </w:r>
             <w:r>
               <w:rPr>
@@ -27032,15 +29150,39 @@
                 <w:sz w:val="16"/>
                 <w:szCs w:val="16"/>
               </w:rPr>
-              <w:t xml:space="preserve">apply.py</w:t>
-            </w:r>
-            <w:r>
-              <w:rPr>
-                <w:rFonts w:ascii="Calibri" w:cs="Calibri" w:eastAsia="Calibri" w:hAnsi="Calibri"/>
-                <w:sz w:val="18"/>
-                <w:szCs w:val="18"/>
-              </w:rPr>
-              <w:t xml:space="preserve">, </w:t>
+              <w:t xml:space="preserve">app</w:t>
+            </w:r>
+            <w:r>
+              <w:rPr>
+                <w:rFonts w:ascii="Calibri" w:cs="Calibri" w:eastAsia="Calibri" w:hAnsi="Calibri"/>
+                <w:sz w:val="18"/>
+                <w:szCs w:val="18"/>
+              </w:rPr>
+              <w:t xml:space="preserve">)</w:t>
+            </w:r>
+          </w:p>
+        </w:tc>
+        <w:tc>
+          <w:tcPr>
+            <w:tcW w:type="dxa" w:w="4195"/>
+            <w:tcMar>
+              <w:top w:type="dxa" w:w="60"/>
+              <w:left w:type="dxa" w:w="100"/>
+              <w:bottom w:type="dxa" w:w="60"/>
+              <w:right w:type="dxa" w:w="100"/>
+            </w:tcMar>
+          </w:tcPr>
+          <w:p>
+            <w:pPr>
+              <w:spacing w:after="0" w:before="0" w:line="252"/>
+            </w:pPr>
+            <w:r>
+              <w:rPr>
+                <w:rFonts w:ascii="Calibri" w:cs="Calibri" w:eastAsia="Calibri" w:hAnsi="Calibri"/>
+                <w:sz w:val="18"/>
+                <w:szCs w:val="18"/>
+              </w:rPr>
+              <w:t xml:space="preserve">58 casos: listado, consulta por id, 404, precio con 2 decimales, orden estable, catálogo mal formado, despliegue de un cambio de precio, observabilidad, </w:t>
             </w:r>
             <w:r>
               <w:rPr>
@@ -27049,6 +29191,599 @@
                 <w:sz w:val="16"/>
                 <w:szCs w:val="16"/>
               </w:rPr>
+              <w:t xml:space="preserve">/health</w:t>
+            </w:r>
+            <w:r>
+              <w:rPr>
+                <w:rFonts w:ascii="Calibri" w:cs="Calibri" w:eastAsia="Calibri" w:hAnsi="Calibri"/>
+                <w:sz w:val="18"/>
+                <w:szCs w:val="18"/>
+              </w:rPr>
+              <w:t xml:space="preserve"> y </w:t>
+            </w:r>
+            <w:r>
+              <w:rPr>
+                <w:rFonts w:ascii="Consolas" w:cs="Consolas" w:eastAsia="Consolas" w:hAnsi="Consolas"/>
+                <w:color w:val="2E3A36"/>
+                <w:sz w:val="16"/>
+                <w:szCs w:val="16"/>
+              </w:rPr>
+              <w:t xml:space="preserve">Cache-Control: no-store</w:t>
+            </w:r>
+          </w:p>
+        </w:tc>
+        <w:tc>
+          <w:tcPr>
+            <w:tcW w:type="dxa" w:w="2214"/>
+            <w:tcMar>
+              <w:top w:type="dxa" w:w="60"/>
+              <w:left w:type="dxa" w:w="100"/>
+              <w:bottom w:type="dxa" w:w="60"/>
+              <w:right w:type="dxa" w:w="100"/>
+            </w:tcMar>
+          </w:tcPr>
+          <w:p>
+            <w:pPr>
+              <w:spacing w:after="0" w:before="0" w:line="252"/>
+            </w:pPr>
+            <w:r>
+              <w:rPr>
+                <w:rFonts w:ascii="Calibri" w:cs="Calibri" w:eastAsia="Calibri" w:hAnsi="Calibri"/>
+                <w:sz w:val="18"/>
+                <w:szCs w:val="18"/>
+              </w:rPr>
+              <w:t xml:space="preserve">58/58 superadas</w:t>
+            </w:r>
+          </w:p>
+        </w:tc>
+      </w:tr>
+      <w:tr>
+        <w:trPr>
+          <w:cantSplit/>
+        </w:trPr>
+        <w:tc>
+          <w:tcPr>
+            <w:tcW w:type="dxa" w:w="2661"/>
+            <w:tcMar>
+              <w:top w:type="dxa" w:w="60"/>
+              <w:left w:type="dxa" w:w="100"/>
+              <w:bottom w:type="dxa" w:w="60"/>
+              <w:right w:type="dxa" w:w="100"/>
+            </w:tcMar>
+          </w:tcPr>
+          <w:p>
+            <w:pPr>
+              <w:spacing w:after="0" w:before="0" w:line="252"/>
+            </w:pPr>
+            <w:r>
+              <w:rPr>
+                <w:rFonts w:ascii="Calibri" w:cs="Calibri" w:eastAsia="Calibri" w:hAnsi="Calibri"/>
+                <w:sz w:val="18"/>
+                <w:szCs w:val="18"/>
+              </w:rPr>
+              <w:t xml:space="preserve">CI obligatorio (app#12)</w:t>
+            </w:r>
+          </w:p>
+        </w:tc>
+        <w:tc>
+          <w:tcPr>
+            <w:tcW w:type="dxa" w:w="4195"/>
+            <w:tcMar>
+              <w:top w:type="dxa" w:w="60"/>
+              <w:left w:type="dxa" w:w="100"/>
+              <w:bottom w:type="dxa" w:w="60"/>
+              <w:right w:type="dxa" w:w="100"/>
+            </w:tcMar>
+          </w:tcPr>
+          <w:p>
+            <w:pPr>
+              <w:spacing w:after="0" w:before="0" w:line="252"/>
+            </w:pPr>
+            <w:r>
+              <w:rPr>
+                <w:rFonts w:ascii="Calibri" w:cs="Calibri" w:eastAsia="Calibri" w:hAnsi="Calibri"/>
+                <w:sz w:val="18"/>
+                <w:szCs w:val="18"/>
+              </w:rPr>
+              <w:t xml:space="preserve">PR con un </w:t>
+            </w:r>
+            <w:r>
+              <w:rPr>
+                <w:rFonts w:ascii="Consolas" w:cs="Consolas" w:eastAsia="Consolas" w:hAnsi="Consolas"/>
+                <w:color w:val="2E3A36"/>
+                <w:sz w:val="16"/>
+                <w:szCs w:val="16"/>
+              </w:rPr>
+              <w:t xml:space="preserve">import</w:t>
+            </w:r>
+            <w:r>
+              <w:rPr>
+                <w:rFonts w:ascii="Calibri" w:cs="Calibri" w:eastAsia="Calibri" w:hAnsi="Calibri"/>
+                <w:sz w:val="18"/>
+                <w:szCs w:val="18"/>
+              </w:rPr>
+              <w:t xml:space="preserve"> sin usar</w:t>
+            </w:r>
+          </w:p>
+        </w:tc>
+        <w:tc>
+          <w:tcPr>
+            <w:tcW w:type="dxa" w:w="2214"/>
+            <w:tcMar>
+              <w:top w:type="dxa" w:w="60"/>
+              <w:left w:type="dxa" w:w="100"/>
+              <w:bottom w:type="dxa" w:w="60"/>
+              <w:right w:type="dxa" w:w="100"/>
+            </w:tcMar>
+          </w:tcPr>
+          <w:p>
+            <w:pPr>
+              <w:spacing w:after="0" w:before="0" w:line="252"/>
+            </w:pPr>
+            <w:r>
+              <w:rPr>
+                <w:rFonts w:ascii="Calibri" w:cs="Calibri" w:eastAsia="Calibri" w:hAnsi="Calibri"/>
+                <w:sz w:val="18"/>
+                <w:szCs w:val="18"/>
+              </w:rPr>
+              <w:t xml:space="preserve">CI en rojo y merge bloqueado</w:t>
+            </w:r>
+          </w:p>
+        </w:tc>
+      </w:tr>
+      <w:tr>
+        <w:trPr>
+          <w:cantSplit/>
+        </w:trPr>
+        <w:tc>
+          <w:tcPr>
+            <w:tcW w:type="dxa" w:w="2661"/>
+            <w:tcMar>
+              <w:top w:type="dxa" w:w="60"/>
+              <w:left w:type="dxa" w:w="100"/>
+              <w:bottom w:type="dxa" w:w="60"/>
+              <w:right w:type="dxa" w:w="100"/>
+            </w:tcMar>
+          </w:tcPr>
+          <w:p>
+            <w:pPr>
+              <w:spacing w:after="0" w:before="0" w:line="252"/>
+            </w:pPr>
+            <w:r>
+              <w:rPr>
+                <w:rFonts w:ascii="Calibri" w:cs="Calibri" w:eastAsia="Calibri" w:hAnsi="Calibri"/>
+                <w:sz w:val="18"/>
+                <w:szCs w:val="18"/>
+              </w:rPr>
+              <w:t xml:space="preserve">Gobierno de PRs (</w:t>
+            </w:r>
+            <w:r>
+              <w:rPr>
+                <w:rFonts w:ascii="Consolas" w:cs="Consolas" w:eastAsia="Consolas" w:hAnsi="Consolas"/>
+                <w:color w:val="2E3A36"/>
+                <w:sz w:val="16"/>
+                <w:szCs w:val="16"/>
+              </w:rPr>
+              <w:t xml:space="preserve">check_pr_files.py</w:t>
+            </w:r>
+            <w:r>
+              <w:rPr>
+                <w:rFonts w:ascii="Calibri" w:cs="Calibri" w:eastAsia="Calibri" w:hAnsi="Calibri"/>
+                <w:sz w:val="18"/>
+                <w:szCs w:val="18"/>
+              </w:rPr>
+              <w:t xml:space="preserve">)</w:t>
+            </w:r>
+          </w:p>
+        </w:tc>
+        <w:tc>
+          <w:tcPr>
+            <w:tcW w:type="dxa" w:w="4195"/>
+            <w:tcMar>
+              <w:top w:type="dxa" w:w="60"/>
+              <w:left w:type="dxa" w:w="100"/>
+              <w:bottom w:type="dxa" w:w="60"/>
+              <w:right w:type="dxa" w:w="100"/>
+            </w:tcMar>
+          </w:tcPr>
+          <w:p>
+            <w:pPr>
+              <w:spacing w:after="0" w:before="0" w:line="252"/>
+            </w:pPr>
+            <w:r>
+              <w:rPr>
+                <w:rFonts w:ascii="Calibri" w:cs="Calibri" w:eastAsia="Calibri" w:hAnsi="Calibri"/>
+                <w:sz w:val="18"/>
+                <w:szCs w:val="18"/>
+              </w:rPr>
+              <w:t xml:space="preserve">21 casos: ficheros generados, ficheros protegidos según el autor, cambios de dependencias permitidos y configuración de comprobaciones bloqueada</w:t>
+            </w:r>
+          </w:p>
+        </w:tc>
+        <w:tc>
+          <w:tcPr>
+            <w:tcW w:type="dxa" w:w="2214"/>
+            <w:tcMar>
+              <w:top w:type="dxa" w:w="60"/>
+              <w:left w:type="dxa" w:w="100"/>
+              <w:bottom w:type="dxa" w:w="60"/>
+              <w:right w:type="dxa" w:w="100"/>
+            </w:tcMar>
+          </w:tcPr>
+          <w:p>
+            <w:pPr>
+              <w:spacing w:after="0" w:before="0" w:line="252"/>
+            </w:pPr>
+            <w:r>
+              <w:rPr>
+                <w:rFonts w:ascii="Calibri" w:cs="Calibri" w:eastAsia="Calibri" w:hAnsi="Calibri"/>
+                <w:sz w:val="18"/>
+                <w:szCs w:val="18"/>
+              </w:rPr>
+              <w:t xml:space="preserve">21/21 superadas</w:t>
+            </w:r>
+          </w:p>
+        </w:tc>
+      </w:tr>
+      <w:tr>
+        <w:trPr>
+          <w:cantSplit/>
+        </w:trPr>
+        <w:tc>
+          <w:tcPr>
+            <w:tcW w:type="dxa" w:w="2661"/>
+            <w:tcMar>
+              <w:top w:type="dxa" w:w="60"/>
+              <w:left w:type="dxa" w:w="100"/>
+              <w:bottom w:type="dxa" w:w="60"/>
+              <w:right w:type="dxa" w:w="100"/>
+            </w:tcMar>
+          </w:tcPr>
+          <w:p>
+            <w:pPr>
+              <w:spacing w:after="0" w:before="0" w:line="252"/>
+            </w:pPr>
+            <w:r>
+              <w:rPr>
+                <w:rFonts w:ascii="Calibri" w:cs="Calibri" w:eastAsia="Calibri" w:hAnsi="Calibri"/>
+                <w:sz w:val="18"/>
+                <w:szCs w:val="18"/>
+              </w:rPr>
+              <w:t xml:space="preserve">Escaneo de seguridad obligatorio (app#14)</w:t>
+            </w:r>
+          </w:p>
+        </w:tc>
+        <w:tc>
+          <w:tcPr>
+            <w:tcW w:type="dxa" w:w="4195"/>
+            <w:tcMar>
+              <w:top w:type="dxa" w:w="60"/>
+              <w:left w:type="dxa" w:w="100"/>
+              <w:bottom w:type="dxa" w:w="60"/>
+              <w:right w:type="dxa" w:w="100"/>
+            </w:tcMar>
+          </w:tcPr>
+          <w:p>
+            <w:pPr>
+              <w:spacing w:after="0" w:before="0" w:line="252"/>
+            </w:pPr>
+            <w:r>
+              <w:rPr>
+                <w:rFonts w:ascii="Calibri" w:cs="Calibri" w:eastAsia="Calibri" w:hAnsi="Calibri"/>
+                <w:sz w:val="18"/>
+                <w:szCs w:val="18"/>
+              </w:rPr>
+              <w:t xml:space="preserve">PR con un </w:t>
+            </w:r>
+            <w:r>
+              <w:rPr>
+                <w:rFonts w:ascii="Consolas" w:cs="Consolas" w:eastAsia="Consolas" w:hAnsi="Consolas"/>
+                <w:color w:val="2E3A36"/>
+                <w:sz w:val="16"/>
+                <w:szCs w:val="16"/>
+              </w:rPr>
+              <w:t xml:space="preserve">.pyc</w:t>
+            </w:r>
+            <w:r>
+              <w:rPr>
+                <w:rFonts w:ascii="Calibri" w:cs="Calibri" w:eastAsia="Calibri" w:hAnsi="Calibri"/>
+                <w:sz w:val="18"/>
+                <w:szCs w:val="18"/>
+              </w:rPr>
+              <w:t xml:space="preserve"> en </w:t>
+            </w:r>
+            <w:r>
+              <w:rPr>
+                <w:rFonts w:ascii="Consolas" w:cs="Consolas" w:eastAsia="Consolas" w:hAnsi="Consolas"/>
+                <w:color w:val="2E3A36"/>
+                <w:sz w:val="16"/>
+                <w:szCs w:val="16"/>
+              </w:rPr>
+              <w:t xml:space="preserve">__pycache__</w:t>
+            </w:r>
+          </w:p>
+        </w:tc>
+        <w:tc>
+          <w:tcPr>
+            <w:tcW w:type="dxa" w:w="2214"/>
+            <w:tcMar>
+              <w:top w:type="dxa" w:w="60"/>
+              <w:left w:type="dxa" w:w="100"/>
+              <w:bottom w:type="dxa" w:w="60"/>
+              <w:right w:type="dxa" w:w="100"/>
+            </w:tcMar>
+          </w:tcPr>
+          <w:p>
+            <w:pPr>
+              <w:spacing w:after="0" w:before="0" w:line="252"/>
+            </w:pPr>
+            <w:r>
+              <w:rPr>
+                <w:rFonts w:ascii="Consolas" w:cs="Consolas" w:eastAsia="Consolas" w:hAnsi="Consolas"/>
+                <w:color w:val="2E3A36"/>
+                <w:sz w:val="16"/>
+                <w:szCs w:val="16"/>
+              </w:rPr>
+              <w:t xml:space="preserve">governance</w:t>
+            </w:r>
+            <w:r>
+              <w:rPr>
+                <w:rFonts w:ascii="Calibri" w:cs="Calibri" w:eastAsia="Calibri" w:hAnsi="Calibri"/>
+                <w:sz w:val="18"/>
+                <w:szCs w:val="18"/>
+              </w:rPr>
+              <w:t xml:space="preserve"> en rojo y merge bloqueado</w:t>
+            </w:r>
+          </w:p>
+        </w:tc>
+      </w:tr>
+      <w:tr>
+        <w:trPr>
+          <w:cantSplit/>
+        </w:trPr>
+        <w:tc>
+          <w:tcPr>
+            <w:tcW w:type="dxa" w:w="2661"/>
+            <w:tcMar>
+              <w:top w:type="dxa" w:w="60"/>
+              <w:left w:type="dxa" w:w="100"/>
+              <w:bottom w:type="dxa" w:w="60"/>
+              <w:right w:type="dxa" w:w="100"/>
+            </w:tcMar>
+          </w:tcPr>
+          <w:p>
+            <w:pPr>
+              <w:spacing w:after="0" w:before="0" w:line="252"/>
+            </w:pPr>
+            <w:r>
+              <w:rPr>
+                <w:rFonts w:ascii="Calibri" w:cs="Calibri" w:eastAsia="Calibri" w:hAnsi="Calibri"/>
+                <w:sz w:val="18"/>
+                <w:szCs w:val="18"/>
+              </w:rPr>
+              <w:t xml:space="preserve">Revisor y respuesta (</w:t>
+            </w:r>
+            <w:r>
+              <w:rPr>
+                <w:rFonts w:ascii="Consolas" w:cs="Consolas" w:eastAsia="Consolas" w:hAnsi="Consolas"/>
+                <w:color w:val="2E3A36"/>
+                <w:sz w:val="16"/>
+                <w:szCs w:val="16"/>
+              </w:rPr>
+              <w:t xml:space="preserve">scripts/agent</w:t>
+            </w:r>
+            <w:r>
+              <w:rPr>
+                <w:rFonts w:ascii="Calibri" w:cs="Calibri" w:eastAsia="Calibri" w:hAnsi="Calibri"/>
+                <w:sz w:val="18"/>
+                <w:szCs w:val="18"/>
+              </w:rPr>
+              <w:t xml:space="preserve">)</w:t>
+            </w:r>
+          </w:p>
+        </w:tc>
+        <w:tc>
+          <w:tcPr>
+            <w:tcW w:type="dxa" w:w="4195"/>
+            <w:tcMar>
+              <w:top w:type="dxa" w:w="60"/>
+              <w:left w:type="dxa" w:w="100"/>
+              <w:bottom w:type="dxa" w:w="60"/>
+              <w:right w:type="dxa" w:w="100"/>
+            </w:tcMar>
+          </w:tcPr>
+          <w:p>
+            <w:pPr>
+              <w:spacing w:after="0" w:before="0" w:line="252"/>
+            </w:pPr>
+            <w:r>
+              <w:rPr>
+                <w:rFonts w:ascii="Calibri" w:cs="Calibri" w:eastAsia="Calibri" w:hAnsi="Calibri"/>
+                <w:sz w:val="18"/>
+                <w:szCs w:val="18"/>
+              </w:rPr>
+              <w:t xml:space="preserve">16 casos: publicación y fallo seguro de la revisión, hallazgos fuera del PR, orden por severidad, neutralización, sospecha de inyección, separación de instrucción y datos en los prompts e informes de respuesta</w:t>
+            </w:r>
+          </w:p>
+        </w:tc>
+        <w:tc>
+          <w:tcPr>
+            <w:tcW w:type="dxa" w:w="2214"/>
+            <w:tcMar>
+              <w:top w:type="dxa" w:w="60"/>
+              <w:left w:type="dxa" w:w="100"/>
+              <w:bottom w:type="dxa" w:w="60"/>
+              <w:right w:type="dxa" w:w="100"/>
+            </w:tcMar>
+          </w:tcPr>
+          <w:p>
+            <w:pPr>
+              <w:spacing w:after="0" w:before="0" w:line="252"/>
+            </w:pPr>
+            <w:r>
+              <w:rPr>
+                <w:rFonts w:ascii="Calibri" w:cs="Calibri" w:eastAsia="Calibri" w:hAnsi="Calibri"/>
+                <w:sz w:val="18"/>
+                <w:szCs w:val="18"/>
+              </w:rPr>
+              <w:t xml:space="preserve">16/16 superadas</w:t>
+            </w:r>
+          </w:p>
+        </w:tc>
+      </w:tr>
+      <w:tr>
+        <w:trPr>
+          <w:cantSplit/>
+        </w:trPr>
+        <w:tc>
+          <w:tcPr>
+            <w:tcW w:type="dxa" w:w="2661"/>
+            <w:tcMar>
+              <w:top w:type="dxa" w:w="60"/>
+              <w:left w:type="dxa" w:w="100"/>
+              <w:bottom w:type="dxa" w:w="60"/>
+              <w:right w:type="dxa" w:w="100"/>
+            </w:tcMar>
+          </w:tcPr>
+          <w:p>
+            <w:pPr>
+              <w:spacing w:after="0" w:before="0" w:line="252"/>
+            </w:pPr>
+            <w:r>
+              <w:rPr>
+                <w:rFonts w:ascii="Calibri" w:cs="Calibri" w:eastAsia="Calibri" w:hAnsi="Calibri"/>
+                <w:sz w:val="18"/>
+                <w:szCs w:val="18"/>
+              </w:rPr>
+              <w:t xml:space="preserve">Respuesta a </w:t>
+            </w:r>
+            <w:r>
+              <w:rPr>
+                <w:rFonts w:ascii="Consolas" w:cs="Consolas" w:eastAsia="Consolas" w:hAnsi="Consolas"/>
+                <w:color w:val="2E3A36"/>
+                <w:sz w:val="16"/>
+                <w:szCs w:val="16"/>
+              </w:rPr>
+              <w:t xml:space="preserve">@claude</w:t>
+            </w:r>
+            <w:r>
+              <w:rPr>
+                <w:rFonts w:ascii="Calibri" w:cs="Calibri" w:eastAsia="Calibri" w:hAnsi="Calibri"/>
+                <w:sz w:val="18"/>
+                <w:szCs w:val="18"/>
+              </w:rPr>
+              <w:t xml:space="preserve"> (app#16)</w:t>
+            </w:r>
+          </w:p>
+        </w:tc>
+        <w:tc>
+          <w:tcPr>
+            <w:tcW w:type="dxa" w:w="4195"/>
+            <w:tcMar>
+              <w:top w:type="dxa" w:w="60"/>
+              <w:left w:type="dxa" w:w="100"/>
+              <w:bottom w:type="dxa" w:w="60"/>
+              <w:right w:type="dxa" w:w="100"/>
+            </w:tcMar>
+          </w:tcPr>
+          <w:p>
+            <w:pPr>
+              <w:spacing w:after="0" w:before="0" w:line="252"/>
+            </w:pPr>
+            <w:r>
+              <w:rPr>
+                <w:rFonts w:ascii="Calibri" w:cs="Calibri" w:eastAsia="Calibri" w:hAnsi="Calibri"/>
+                <w:sz w:val="18"/>
+                <w:szCs w:val="18"/>
+              </w:rPr>
+              <w:t xml:space="preserve">PR con tres tests de FR-009 que fallan y un comentario </w:t>
+            </w:r>
+            <w:r>
+              <w:rPr>
+                <w:rFonts w:ascii="Consolas" w:cs="Consolas" w:eastAsia="Consolas" w:hAnsi="Consolas"/>
+                <w:color w:val="2E3A36"/>
+                <w:sz w:val="16"/>
+                <w:szCs w:val="16"/>
+              </w:rPr>
+              <w:t xml:space="preserve">@claude</w:t>
+            </w:r>
+          </w:p>
+        </w:tc>
+        <w:tc>
+          <w:tcPr>
+            <w:tcW w:type="dxa" w:w="2214"/>
+            <w:tcMar>
+              <w:top w:type="dxa" w:w="60"/>
+              <w:left w:type="dxa" w:w="100"/>
+              <w:bottom w:type="dxa" w:w="60"/>
+              <w:right w:type="dxa" w:w="100"/>
+            </w:tcMar>
+          </w:tcPr>
+          <w:p>
+            <w:pPr>
+              <w:spacing w:after="0" w:before="0" w:line="252"/>
+            </w:pPr>
+            <w:r>
+              <w:rPr>
+                <w:rFonts w:ascii="Calibri" w:cs="Calibri" w:eastAsia="Calibri" w:hAnsi="Calibri"/>
+                <w:sz w:val="18"/>
+                <w:szCs w:val="18"/>
+              </w:rPr>
+              <w:t xml:space="preserve">Commit del bot en 73 s, checks en verde, revisión publicada y sin bucle del bot</w:t>
+            </w:r>
+          </w:p>
+        </w:tc>
+      </w:tr>
+      <w:tr>
+        <w:trPr>
+          <w:cantSplit/>
+        </w:trPr>
+        <w:tc>
+          <w:tcPr>
+            <w:tcW w:type="dxa" w:w="2661"/>
+            <w:tcMar>
+              <w:top w:type="dxa" w:w="60"/>
+              <w:left w:type="dxa" w:w="100"/>
+              <w:bottom w:type="dxa" w:w="60"/>
+              <w:right w:type="dxa" w:w="100"/>
+            </w:tcMar>
+          </w:tcPr>
+          <w:p>
+            <w:pPr>
+              <w:spacing w:after="0" w:before="0" w:line="252"/>
+            </w:pPr>
+            <w:r>
+              <w:rPr>
+                <w:rFonts w:ascii="Calibri" w:cs="Calibri" w:eastAsia="Calibri" w:hAnsi="Calibri"/>
+                <w:sz w:val="18"/>
+                <w:szCs w:val="18"/>
+              </w:rPr>
+              <w:t xml:space="preserve">Triage (</w:t>
+            </w:r>
+            <w:r>
+              <w:rPr>
+                <w:rFonts w:ascii="Consolas" w:cs="Consolas" w:eastAsia="Consolas" w:hAnsi="Consolas"/>
+                <w:color w:val="2E3A36"/>
+                <w:sz w:val="16"/>
+                <w:szCs w:val="16"/>
+              </w:rPr>
+              <w:t xml:space="preserve">apply.py</w:t>
+            </w:r>
+            <w:r>
+              <w:rPr>
+                <w:rFonts w:ascii="Calibri" w:cs="Calibri" w:eastAsia="Calibri" w:hAnsi="Calibri"/>
+                <w:sz w:val="18"/>
+                <w:szCs w:val="18"/>
+              </w:rPr>
+              <w:t xml:space="preserve">, </w:t>
+            </w:r>
+            <w:r>
+              <w:rPr>
+                <w:rFonts w:ascii="Consolas" w:cs="Consolas" w:eastAsia="Consolas" w:hAnsi="Consolas"/>
+                <w:color w:val="2E3A36"/>
+                <w:sz w:val="16"/>
+                <w:szCs w:val="16"/>
+              </w:rPr>
               <w:t xml:space="preserve">build_prompt.py</w:t>
             </w:r>
             <w:r>
@@ -27063,7 +29798,7 @@
         </w:tc>
         <w:tc>
           <w:tcPr>
-            <w:tcW w:type="dxa" w:w="4246"/>
+            <w:tcW w:type="dxa" w:w="4195"/>
             <w:tcMar>
               <w:top w:type="dxa" w:w="60"/>
               <w:left w:type="dxa" w:w="100"/>
@@ -27087,7 +29822,7 @@
         </w:tc>
         <w:tc>
           <w:tcPr>
-            <w:tcW w:type="dxa" w:w="2048"/>
+            <w:tcW w:type="dxa" w:w="2214"/>
             <w:tcMar>
               <w:top w:type="dxa" w:w="60"/>
               <w:left w:type="dxa" w:w="100"/>
@@ -28356,10 +31091,10 @@
         </w:tblBorders>
       </w:tblPr>
       <w:tblGrid>
-        <w:gridCol w:w="1885"/>
-        <w:gridCol w:w="1850"/>
-        <w:gridCol w:w="1963"/>
-        <w:gridCol w:w="3372"/>
+        <w:gridCol w:w="1792"/>
+        <w:gridCol w:w="2026"/>
+        <w:gridCol w:w="2105"/>
+        <w:gridCol w:w="3147"/>
       </w:tblGrid>
       <w:tr>
         <w:trPr>
@@ -28367,7 +31102,7 @@
         </w:trPr>
         <w:tc>
           <w:tcPr>
-            <w:tcW w:type="dxa" w:w="1885"/>
+            <w:tcW w:type="dxa" w:w="1792"/>
             <w:shd w:fill="E3EEEA" w:color="auto" w:val="clear"/>
             <w:tcMar>
               <w:top w:type="dxa" w:w="60"/>
@@ -28394,7 +31129,7 @@
         </w:tc>
         <w:tc>
           <w:tcPr>
-            <w:tcW w:type="dxa" w:w="1850"/>
+            <w:tcW w:type="dxa" w:w="2026"/>
             <w:shd w:fill="E3EEEA" w:color="auto" w:val="clear"/>
             <w:tcMar>
               <w:top w:type="dxa" w:w="60"/>
@@ -28421,7 +31156,7 @@
         </w:tc>
         <w:tc>
           <w:tcPr>
-            <w:tcW w:type="dxa" w:w="1963"/>
+            <w:tcW w:type="dxa" w:w="2105"/>
             <w:shd w:fill="E3EEEA" w:color="auto" w:val="clear"/>
             <w:tcMar>
               <w:top w:type="dxa" w:w="60"/>
@@ -28448,7 +31183,7 @@
         </w:tc>
         <w:tc>
           <w:tcPr>
-            <w:tcW w:type="dxa" w:w="3372"/>
+            <w:tcW w:type="dxa" w:w="3147"/>
             <w:shd w:fill="E3EEEA" w:color="auto" w:val="clear"/>
             <w:tcMar>
               <w:top w:type="dxa" w:w="60"/>
@@ -28480,7 +31215,7 @@
         </w:trPr>
         <w:tc>
           <w:tcPr>
-            <w:tcW w:type="dxa" w:w="1885"/>
+            <w:tcW w:type="dxa" w:w="1792"/>
             <w:tcMar>
               <w:top w:type="dxa" w:w="60"/>
               <w:left w:type="dxa" w:w="100"/>
@@ -28521,7 +31256,7 @@
         </w:tc>
         <w:tc>
           <w:tcPr>
-            <w:tcW w:type="dxa" w:w="1850"/>
+            <w:tcW w:type="dxa" w:w="2026"/>
             <w:tcMar>
               <w:top w:type="dxa" w:w="60"/>
               <w:left w:type="dxa" w:w="100"/>
@@ -28554,7 +31289,7 @@
         </w:tc>
         <w:tc>
           <w:tcPr>
-            <w:tcW w:type="dxa" w:w="1963"/>
+            <w:tcW w:type="dxa" w:w="2105"/>
             <w:tcMar>
               <w:top w:type="dxa" w:w="60"/>
               <w:left w:type="dxa" w:w="100"/>
@@ -28587,7 +31322,7 @@
         </w:tc>
         <w:tc>
           <w:tcPr>
-            <w:tcW w:type="dxa" w:w="3372"/>
+            <w:tcW w:type="dxa" w:w="3147"/>
             <w:tcMar>
               <w:top w:type="dxa" w:w="60"/>
               <w:left w:type="dxa" w:w="100"/>
@@ -28616,7 +31351,7 @@
         </w:trPr>
         <w:tc>
           <w:tcPr>
-            <w:tcW w:type="dxa" w:w="1885"/>
+            <w:tcW w:type="dxa" w:w="1792"/>
             <w:tcMar>
               <w:top w:type="dxa" w:w="60"/>
               <w:left w:type="dxa" w:w="100"/>
@@ -28640,7 +31375,7 @@
         </w:tc>
         <w:tc>
           <w:tcPr>
-            <w:tcW w:type="dxa" w:w="1850"/>
+            <w:tcW w:type="dxa" w:w="2026"/>
             <w:tcMar>
               <w:top w:type="dxa" w:w="60"/>
               <w:left w:type="dxa" w:w="100"/>
@@ -28664,7 +31399,7 @@
         </w:tc>
         <w:tc>
           <w:tcPr>
-            <w:tcW w:type="dxa" w:w="1963"/>
+            <w:tcW w:type="dxa" w:w="2105"/>
             <w:tcMar>
               <w:top w:type="dxa" w:w="60"/>
               <w:left w:type="dxa" w:w="100"/>
@@ -28688,7 +31423,7 @@
         </w:tc>
         <w:tc>
           <w:tcPr>
-            <w:tcW w:type="dxa" w:w="3372"/>
+            <w:tcW w:type="dxa" w:w="3147"/>
             <w:tcMar>
               <w:top w:type="dxa" w:w="60"/>
               <w:left w:type="dxa" w:w="100"/>
@@ -28717,7 +31452,7 @@
         </w:trPr>
         <w:tc>
           <w:tcPr>
-            <w:tcW w:type="dxa" w:w="1885"/>
+            <w:tcW w:type="dxa" w:w="1792"/>
             <w:tcMar>
               <w:top w:type="dxa" w:w="60"/>
               <w:left w:type="dxa" w:w="100"/>
@@ -28741,7 +31476,7 @@
         </w:tc>
         <w:tc>
           <w:tcPr>
-            <w:tcW w:type="dxa" w:w="1850"/>
+            <w:tcW w:type="dxa" w:w="2026"/>
             <w:tcMar>
               <w:top w:type="dxa" w:w="60"/>
               <w:left w:type="dxa" w:w="100"/>
@@ -28765,7 +31500,7 @@
         </w:tc>
         <w:tc>
           <w:tcPr>
-            <w:tcW w:type="dxa" w:w="1963"/>
+            <w:tcW w:type="dxa" w:w="2105"/>
             <w:tcMar>
               <w:top w:type="dxa" w:w="60"/>
               <w:left w:type="dxa" w:w="100"/>
@@ -28789,7 +31524,7 @@
         </w:tc>
         <w:tc>
           <w:tcPr>
-            <w:tcW w:type="dxa" w:w="3372"/>
+            <w:tcW w:type="dxa" w:w="3147"/>
             <w:tcMar>
               <w:top w:type="dxa" w:w="60"/>
               <w:left w:type="dxa" w:w="100"/>
@@ -28818,7 +31553,7 @@
         </w:trPr>
         <w:tc>
           <w:tcPr>
-            <w:tcW w:type="dxa" w:w="1885"/>
+            <w:tcW w:type="dxa" w:w="1792"/>
             <w:tcMar>
               <w:top w:type="dxa" w:w="60"/>
               <w:left w:type="dxa" w:w="100"/>
@@ -28842,7 +31577,7 @@
         </w:tc>
         <w:tc>
           <w:tcPr>
-            <w:tcW w:type="dxa" w:w="1850"/>
+            <w:tcW w:type="dxa" w:w="2026"/>
             <w:tcMar>
               <w:top w:type="dxa" w:w="60"/>
               <w:left w:type="dxa" w:w="100"/>
@@ -28866,7 +31601,7 @@
         </w:tc>
         <w:tc>
           <w:tcPr>
-            <w:tcW w:type="dxa" w:w="1963"/>
+            <w:tcW w:type="dxa" w:w="2105"/>
             <w:tcMar>
               <w:top w:type="dxa" w:w="60"/>
               <w:left w:type="dxa" w:w="100"/>
@@ -28890,7 +31625,7 @@
         </w:tc>
         <w:tc>
           <w:tcPr>
-            <w:tcW w:type="dxa" w:w="3372"/>
+            <w:tcW w:type="dxa" w:w="3147"/>
             <w:tcMar>
               <w:top w:type="dxa" w:w="60"/>
               <w:left w:type="dxa" w:w="100"/>
@@ -28919,7 +31654,7 @@
         </w:trPr>
         <w:tc>
           <w:tcPr>
-            <w:tcW w:type="dxa" w:w="1885"/>
+            <w:tcW w:type="dxa" w:w="1792"/>
             <w:tcMar>
               <w:top w:type="dxa" w:w="60"/>
               <w:left w:type="dxa" w:w="100"/>
@@ -28943,7 +31678,7 @@
         </w:tc>
         <w:tc>
           <w:tcPr>
-            <w:tcW w:type="dxa" w:w="1850"/>
+            <w:tcW w:type="dxa" w:w="2026"/>
             <w:tcMar>
               <w:top w:type="dxa" w:w="60"/>
               <w:left w:type="dxa" w:w="100"/>
@@ -28976,7 +31711,7 @@
         </w:tc>
         <w:tc>
           <w:tcPr>
-            <w:tcW w:type="dxa" w:w="1963"/>
+            <w:tcW w:type="dxa" w:w="2105"/>
             <w:tcMar>
               <w:top w:type="dxa" w:w="60"/>
               <w:left w:type="dxa" w:w="100"/>
@@ -29000,7 +31735,7 @@
         </w:tc>
         <w:tc>
           <w:tcPr>
-            <w:tcW w:type="dxa" w:w="3372"/>
+            <w:tcW w:type="dxa" w:w="3147"/>
             <w:tcMar>
               <w:top w:type="dxa" w:w="60"/>
               <w:left w:type="dxa" w:w="100"/>
@@ -29029,7 +31764,7 @@
         </w:trPr>
         <w:tc>
           <w:tcPr>
-            <w:tcW w:type="dxa" w:w="1885"/>
+            <w:tcW w:type="dxa" w:w="1792"/>
             <w:tcMar>
               <w:top w:type="dxa" w:w="60"/>
               <w:left w:type="dxa" w:w="100"/>
@@ -29053,7 +31788,7 @@
         </w:tc>
         <w:tc>
           <w:tcPr>
-            <w:tcW w:type="dxa" w:w="1850"/>
+            <w:tcW w:type="dxa" w:w="2026"/>
             <w:tcMar>
               <w:top w:type="dxa" w:w="60"/>
               <w:left w:type="dxa" w:w="100"/>
@@ -29077,7 +31812,7 @@
         </w:tc>
         <w:tc>
           <w:tcPr>
-            <w:tcW w:type="dxa" w:w="1963"/>
+            <w:tcW w:type="dxa" w:w="2105"/>
             <w:tcMar>
               <w:top w:type="dxa" w:w="60"/>
               <w:left w:type="dxa" w:w="100"/>
@@ -29101,7 +31836,7 @@
         </w:tc>
         <w:tc>
           <w:tcPr>
-            <w:tcW w:type="dxa" w:w="3372"/>
+            <w:tcW w:type="dxa" w:w="3147"/>
             <w:tcMar>
               <w:top w:type="dxa" w:w="60"/>
               <w:left w:type="dxa" w:w="100"/>
@@ -29130,7 +31865,7 @@
         </w:trPr>
         <w:tc>
           <w:tcPr>
-            <w:tcW w:type="dxa" w:w="1885"/>
+            <w:tcW w:type="dxa" w:w="1792"/>
             <w:tcMar>
               <w:top w:type="dxa" w:w="60"/>
               <w:left w:type="dxa" w:w="100"/>
@@ -29171,7 +31906,7 @@
         </w:tc>
         <w:tc>
           <w:tcPr>
-            <w:tcW w:type="dxa" w:w="1850"/>
+            <w:tcW w:type="dxa" w:w="2026"/>
             <w:tcMar>
               <w:top w:type="dxa" w:w="60"/>
               <w:left w:type="dxa" w:w="100"/>
@@ -29195,7 +31930,7 @@
         </w:tc>
         <w:tc>
           <w:tcPr>
-            <w:tcW w:type="dxa" w:w="1963"/>
+            <w:tcW w:type="dxa" w:w="2105"/>
             <w:tcMar>
               <w:top w:type="dxa" w:w="60"/>
               <w:left w:type="dxa" w:w="100"/>
@@ -29228,7 +31963,7 @@
         </w:tc>
         <w:tc>
           <w:tcPr>
-            <w:tcW w:type="dxa" w:w="3372"/>
+            <w:tcW w:type="dxa" w:w="3147"/>
             <w:tcMar>
               <w:top w:type="dxa" w:w="60"/>
               <w:left w:type="dxa" w:w="100"/>
@@ -29266,7 +32001,7 @@
         </w:trPr>
         <w:tc>
           <w:tcPr>
-            <w:tcW w:type="dxa" w:w="1885"/>
+            <w:tcW w:type="dxa" w:w="1792"/>
             <w:tcMar>
               <w:top w:type="dxa" w:w="60"/>
               <w:left w:type="dxa" w:w="100"/>
@@ -29300,7 +32035,7 @@
         </w:tc>
         <w:tc>
           <w:tcPr>
-            <w:tcW w:type="dxa" w:w="1850"/>
+            <w:tcW w:type="dxa" w:w="2026"/>
             <w:tcMar>
               <w:top w:type="dxa" w:w="60"/>
               <w:left w:type="dxa" w:w="100"/>
@@ -29324,7 +32059,7 @@
         </w:tc>
         <w:tc>
           <w:tcPr>
-            <w:tcW w:type="dxa" w:w="1963"/>
+            <w:tcW w:type="dxa" w:w="2105"/>
             <w:tcMar>
               <w:top w:type="dxa" w:w="60"/>
               <w:left w:type="dxa" w:w="100"/>
@@ -29357,7 +32092,7 @@
         </w:tc>
         <w:tc>
           <w:tcPr>
-            <w:tcW w:type="dxa" w:w="3372"/>
+            <w:tcW w:type="dxa" w:w="3147"/>
             <w:tcMar>
               <w:top w:type="dxa" w:w="60"/>
               <w:left w:type="dxa" w:w="100"/>
@@ -29376,6 +32111,217 @@
                 <w:szCs w:val="18"/>
               </w:rPr>
               <w:t xml:space="preserve">Una capa sin probar en ejecución real puede estar rota; el fallo seguro lo hizo visible</w:t>
+            </w:r>
+          </w:p>
+        </w:tc>
+      </w:tr>
+      <w:tr>
+        <w:trPr>
+          <w:cantSplit/>
+        </w:trPr>
+        <w:tc>
+          <w:tcPr>
+            <w:tcW w:type="dxa" w:w="1792"/>
+            <w:tcMar>
+              <w:top w:type="dxa" w:w="60"/>
+              <w:left w:type="dxa" w:w="100"/>
+              <w:bottom w:type="dxa" w:w="60"/>
+              <w:right w:type="dxa" w:w="100"/>
+            </w:tcMar>
+          </w:tcPr>
+          <w:p>
+            <w:pPr>
+              <w:spacing w:after="0" w:before="0" w:line="252"/>
+            </w:pPr>
+            <w:r>
+              <w:rPr>
+                <w:rFonts w:ascii="Consolas" w:cs="Consolas" w:eastAsia="Consolas" w:hAnsi="Consolas"/>
+                <w:color w:val="2E3A36"/>
+                <w:sz w:val="16"/>
+                <w:szCs w:val="16"/>
+              </w:rPr>
+              <w:t xml:space="preserve">uv run</w:t>
+            </w:r>
+            <w:r>
+              <w:rPr>
+                <w:rFonts w:ascii="Calibri" w:cs="Calibri" w:eastAsia="Calibri" w:hAnsi="Calibri"/>
+                <w:sz w:val="18"/>
+                <w:szCs w:val="18"/>
+              </w:rPr>
+              <w:t xml:space="preserve"> falla al agente en Actions</w:t>
+            </w:r>
+          </w:p>
+        </w:tc>
+        <w:tc>
+          <w:tcPr>
+            <w:tcW w:type="dxa" w:w="2026"/>
+            <w:tcMar>
+              <w:top w:type="dxa" w:w="60"/>
+              <w:left w:type="dxa" w:w="100"/>
+              <w:bottom w:type="dxa" w:w="60"/>
+              <w:right w:type="dxa" w:w="100"/>
+            </w:tcMar>
+          </w:tcPr>
+          <w:p>
+            <w:pPr>
+              <w:spacing w:after="0" w:before="0" w:line="252"/>
+            </w:pPr>
+            <w:r>
+              <w:rPr>
+                <w:rFonts w:ascii="Calibri" w:cs="Calibri" w:eastAsia="Calibri" w:hAnsi="Calibri"/>
+                <w:sz w:val="18"/>
+                <w:szCs w:val="18"/>
+              </w:rPr>
+              <w:t xml:space="preserve">La caché de uv del runner es de solo lectura dentro del sandbox</w:t>
+            </w:r>
+          </w:p>
+        </w:tc>
+        <w:tc>
+          <w:tcPr>
+            <w:tcW w:type="dxa" w:w="2105"/>
+            <w:tcMar>
+              <w:top w:type="dxa" w:w="60"/>
+              <w:left w:type="dxa" w:w="100"/>
+              <w:bottom w:type="dxa" w:w="60"/>
+              <w:right w:type="dxa" w:w="100"/>
+            </w:tcMar>
+          </w:tcPr>
+          <w:p>
+            <w:pPr>
+              <w:spacing w:after="0" w:before="0" w:line="252"/>
+            </w:pPr>
+            <w:r>
+              <w:rPr>
+                <w:rFonts w:ascii="Calibri" w:cs="Calibri" w:eastAsia="Calibri" w:hAnsi="Calibri"/>
+                <w:sz w:val="18"/>
+                <w:szCs w:val="18"/>
+              </w:rPr>
+              <w:t xml:space="preserve">El agente usó el entorno virtual; queda pendiente dar una caché escribible</w:t>
+            </w:r>
+          </w:p>
+        </w:tc>
+        <w:tc>
+          <w:tcPr>
+            <w:tcW w:type="dxa" w:w="3147"/>
+            <w:tcMar>
+              <w:top w:type="dxa" w:w="60"/>
+              <w:left w:type="dxa" w:w="100"/>
+              <w:bottom w:type="dxa" w:w="60"/>
+              <w:right w:type="dxa" w:w="100"/>
+            </w:tcMar>
+          </w:tcPr>
+          <w:p>
+            <w:pPr>
+              <w:spacing w:after="0" w:before="0" w:line="252"/>
+            </w:pPr>
+            <w:r>
+              <w:rPr>
+                <w:rFonts w:ascii="Calibri" w:cs="Calibri" w:eastAsia="Calibri" w:hAnsi="Calibri"/>
+                <w:sz w:val="18"/>
+                <w:szCs w:val="18"/>
+              </w:rPr>
+              <w:t xml:space="preserve">El sandbox también limita al agente en el runner, y el agente declaró cómo lo resolvió</w:t>
+            </w:r>
+          </w:p>
+        </w:tc>
+      </w:tr>
+      <w:tr>
+        <w:trPr>
+          <w:cantSplit/>
+        </w:trPr>
+        <w:tc>
+          <w:tcPr>
+            <w:tcW w:type="dxa" w:w="1792"/>
+            <w:tcMar>
+              <w:top w:type="dxa" w:w="60"/>
+              <w:left w:type="dxa" w:w="100"/>
+              <w:bottom w:type="dxa" w:w="60"/>
+              <w:right w:type="dxa" w:w="100"/>
+            </w:tcMar>
+          </w:tcPr>
+          <w:p>
+            <w:pPr>
+              <w:spacing w:after="0" w:before="0" w:line="252"/>
+            </w:pPr>
+            <w:r>
+              <w:rPr>
+                <w:rFonts w:ascii="Calibri" w:cs="Calibri" w:eastAsia="Calibri" w:hAnsi="Calibri"/>
+                <w:sz w:val="18"/>
+                <w:szCs w:val="18"/>
+              </w:rPr>
+              <w:t xml:space="preserve">Test antiguo contrario al requisito</w:t>
+            </w:r>
+          </w:p>
+        </w:tc>
+        <w:tc>
+          <w:tcPr>
+            <w:tcW w:type="dxa" w:w="2026"/>
+            <w:tcMar>
+              <w:top w:type="dxa" w:w="60"/>
+              <w:left w:type="dxa" w:w="100"/>
+              <w:bottom w:type="dxa" w:w="60"/>
+              <w:right w:type="dxa" w:w="100"/>
+            </w:tcMar>
+          </w:tcPr>
+          <w:p>
+            <w:pPr>
+              <w:spacing w:after="0" w:before="0" w:line="252"/>
+            </w:pPr>
+            <w:r>
+              <w:rPr>
+                <w:rFonts w:ascii="Calibri" w:cs="Calibri" w:eastAsia="Calibri" w:hAnsi="Calibri"/>
+                <w:sz w:val="18"/>
+                <w:szCs w:val="18"/>
+              </w:rPr>
+              <w:t xml:space="preserve">La tarea 5 interpretó FR-009 como no enviar cabeceras de caché</w:t>
+            </w:r>
+          </w:p>
+        </w:tc>
+        <w:tc>
+          <w:tcPr>
+            <w:tcW w:type="dxa" w:w="2105"/>
+            <w:tcMar>
+              <w:top w:type="dxa" w:w="60"/>
+              <w:left w:type="dxa" w:w="100"/>
+              <w:bottom w:type="dxa" w:w="60"/>
+              <w:right w:type="dxa" w:w="100"/>
+            </w:tcMar>
+          </w:tcPr>
+          <w:p>
+            <w:pPr>
+              <w:spacing w:after="0" w:before="0" w:line="252"/>
+            </w:pPr>
+            <w:r>
+              <w:rPr>
+                <w:rFonts w:ascii="Calibri" w:cs="Calibri" w:eastAsia="Calibri" w:hAnsi="Calibri"/>
+                <w:sz w:val="18"/>
+                <w:szCs w:val="18"/>
+              </w:rPr>
+              <w:t xml:space="preserve">El agente cambió el test y lo explicó; el revisor lo señaló</w:t>
+            </w:r>
+          </w:p>
+        </w:tc>
+        <w:tc>
+          <w:tcPr>
+            <w:tcW w:type="dxa" w:w="3147"/>
+            <w:tcMar>
+              <w:top w:type="dxa" w:w="60"/>
+              <w:left w:type="dxa" w:w="100"/>
+              <w:bottom w:type="dxa" w:w="60"/>
+              <w:right w:type="dxa" w:w="100"/>
+            </w:tcMar>
+          </w:tcPr>
+          <w:p>
+            <w:pPr>
+              <w:spacing w:after="0" w:before="0" w:line="252"/>
+            </w:pPr>
+            <w:r>
+              <w:rPr>
+                <w:rFonts w:ascii="Calibri" w:cs="Calibri" w:eastAsia="Calibri" w:hAnsi="Calibri"/>
+                <w:sz w:val="18"/>
+                <w:szCs w:val="18"/>
+              </w:rPr>
+              <w:t xml:space="preserve">Un agente puede modificar tests existentes para que su cambio pase, y una persona tiene que verlo</w:t>
             </w:r>
           </w:p>
         </w:tc>
@@ -29411,8 +32357,8 @@
         </w:tblBorders>
       </w:tblPr>
       <w:tblGrid>
-        <w:gridCol w:w="4168"/>
-        <w:gridCol w:w="4902"/>
+        <w:gridCol w:w="4141"/>
+        <w:gridCol w:w="4929"/>
       </w:tblGrid>
       <w:tr>
         <w:trPr>
@@ -29420,7 +32366,7 @@
         </w:trPr>
         <w:tc>
           <w:tcPr>
-            <w:tcW w:type="dxa" w:w="4168"/>
+            <w:tcW w:type="dxa" w:w="4141"/>
             <w:shd w:fill="E3EEEA" w:color="auto" w:val="clear"/>
             <w:tcMar>
               <w:top w:type="dxa" w:w="60"/>
@@ -29447,7 +32393,7 @@
         </w:tc>
         <w:tc>
           <w:tcPr>
-            <w:tcW w:type="dxa" w:w="4902"/>
+            <w:tcW w:type="dxa" w:w="4929"/>
             <w:shd w:fill="E3EEEA" w:color="auto" w:val="clear"/>
             <w:tcMar>
               <w:top w:type="dxa" w:w="60"/>
@@ -29479,7 +32425,7 @@
         </w:trPr>
         <w:tc>
           <w:tcPr>
-            <w:tcW w:type="dxa" w:w="4168"/>
+            <w:tcW w:type="dxa" w:w="4141"/>
             <w:tcMar>
               <w:top w:type="dxa" w:w="60"/>
               <w:left w:type="dxa" w:w="100"/>
@@ -29503,25 +32449,25 @@
         </w:tc>
         <w:tc>
           <w:tcPr>
-            <w:tcW w:type="dxa" w:w="4902"/>
-            <w:tcMar>
-              <w:top w:type="dxa" w:w="60"/>
-              <w:left w:type="dxa" w:w="100"/>
-              <w:bottom w:type="dxa" w:w="60"/>
-              <w:right w:type="dxa" w:w="100"/>
-            </w:tcMar>
-          </w:tcPr>
-          <w:p>
-            <w:pPr>
-              <w:spacing w:after="0" w:before="0" w:line="252"/>
-            </w:pPr>
-            <w:r>
-              <w:rPr>
-                <w:rFonts w:ascii="Calibri" w:cs="Calibri" w:eastAsia="Calibri" w:hAnsi="Calibri"/>
-                <w:sz w:val="18"/>
-                <w:szCs w:val="18"/>
-              </w:rPr>
-              <w:t xml:space="preserve">8 de 18 (1, 2, 3, A, 4, 5, 6 y 7)</w:t>
+            <w:tcW w:type="dxa" w:w="4929"/>
+            <w:tcMar>
+              <w:top w:type="dxa" w:w="60"/>
+              <w:left w:type="dxa" w:w="100"/>
+              <w:bottom w:type="dxa" w:w="60"/>
+              <w:right w:type="dxa" w:w="100"/>
+            </w:tcMar>
+          </w:tcPr>
+          <w:p>
+            <w:pPr>
+              <w:spacing w:after="0" w:before="0" w:line="252"/>
+            </w:pPr>
+            <w:r>
+              <w:rPr>
+                <w:rFonts w:ascii="Calibri" w:cs="Calibri" w:eastAsia="Calibri" w:hAnsi="Calibri"/>
+                <w:sz w:val="18"/>
+                <w:szCs w:val="18"/>
+              </w:rPr>
+              <w:t xml:space="preserve">9 de 18 (1, 2, 3, A, 4, 5, 6, 7 y 8)</w:t>
             </w:r>
           </w:p>
         </w:tc>
@@ -29532,7 +32478,7 @@
         </w:trPr>
         <w:tc>
           <w:tcPr>
-            <w:tcW w:type="dxa" w:w="4168"/>
+            <w:tcW w:type="dxa" w:w="4141"/>
             <w:tcMar>
               <w:top w:type="dxa" w:w="60"/>
               <w:left w:type="dxa" w:w="100"/>
@@ -29556,25 +32502,42 @@
         </w:tc>
         <w:tc>
           <w:tcPr>
-            <w:tcW w:type="dxa" w:w="4902"/>
-            <w:tcMar>
-              <w:top w:type="dxa" w:w="60"/>
-              <w:left w:type="dxa" w:w="100"/>
-              <w:bottom w:type="dxa" w:w="60"/>
-              <w:right w:type="dxa" w:w="100"/>
-            </w:tcMar>
-          </w:tcPr>
-          <w:p>
-            <w:pPr>
-              <w:spacing w:after="0" w:before="0" w:line="252"/>
-            </w:pPr>
-            <w:r>
-              <w:rPr>
-                <w:rFonts w:ascii="Calibri" w:cs="Calibri" w:eastAsia="Calibri" w:hAnsi="Calibri"/>
-                <w:sz w:val="18"/>
-                <w:szCs w:val="18"/>
-              </w:rPr>
-              <w:t xml:space="preserve">16 (6 en core y 10 en app, dos de ellos del agente), más la documentación</w:t>
+            <w:tcW w:type="dxa" w:w="4929"/>
+            <w:tcMar>
+              <w:top w:type="dxa" w:w="60"/>
+              <w:left w:type="dxa" w:w="100"/>
+              <w:bottom w:type="dxa" w:w="60"/>
+              <w:right w:type="dxa" w:w="100"/>
+            </w:tcMar>
+          </w:tcPr>
+          <w:p>
+            <w:pPr>
+              <w:spacing w:after="0" w:before="0" w:line="252"/>
+            </w:pPr>
+            <w:r>
+              <w:rPr>
+                <w:rFonts w:ascii="Calibri" w:cs="Calibri" w:eastAsia="Calibri" w:hAnsi="Calibri"/>
+                <w:sz w:val="18"/>
+                <w:szCs w:val="18"/>
+              </w:rPr>
+              <w:t xml:space="preserve">19 (7 en core y 12 en app; dos abiertos por el agente y uno con un commit suyo pedido con </w:t>
+            </w:r>
+            <w:r>
+              <w:rPr>
+                <w:rFonts w:ascii="Consolas" w:cs="Consolas" w:eastAsia="Consolas" w:hAnsi="Consolas"/>
+                <w:color w:val="2E3A36"/>
+                <w:sz w:val="16"/>
+                <w:szCs w:val="16"/>
+              </w:rPr>
+              <w:t xml:space="preserve">@claude</w:t>
+            </w:r>
+            <w:r>
+              <w:rPr>
+                <w:rFonts w:ascii="Calibri" w:cs="Calibri" w:eastAsia="Calibri" w:hAnsi="Calibri"/>
+                <w:sz w:val="18"/>
+                <w:szCs w:val="18"/>
+              </w:rPr>
+              <w:t xml:space="preserve">), más la documentación</w:t>
             </w:r>
           </w:p>
         </w:tc>
@@ -29585,7 +32548,7 @@
         </w:trPr>
         <w:tc>
           <w:tcPr>
-            <w:tcW w:type="dxa" w:w="4168"/>
+            <w:tcW w:type="dxa" w:w="4141"/>
             <w:tcMar>
               <w:top w:type="dxa" w:w="60"/>
               <w:left w:type="dxa" w:w="100"/>
@@ -29609,25 +32572,25 @@
         </w:tc>
         <w:tc>
           <w:tcPr>
-            <w:tcW w:type="dxa" w:w="4902"/>
-            <w:tcMar>
-              <w:top w:type="dxa" w:w="60"/>
-              <w:left w:type="dxa" w:w="100"/>
-              <w:bottom w:type="dxa" w:w="60"/>
-              <w:right w:type="dxa" w:w="100"/>
-            </w:tcMar>
-          </w:tcPr>
-          <w:p>
-            <w:pPr>
-              <w:spacing w:after="0" w:before="0" w:line="252"/>
-            </w:pPr>
-            <w:r>
-              <w:rPr>
-                <w:rFonts w:ascii="Calibri" w:cs="Calibri" w:eastAsia="Calibri" w:hAnsi="Calibri"/>
-                <w:sz w:val="18"/>
-                <w:szCs w:val="18"/>
-              </w:rPr>
-              <w:t xml:space="preserve">133 superadas (57 de harness y triage, 21 de gobierno de PRs, 55 de la aplicación)</w:t>
+            <w:tcW w:type="dxa" w:w="4929"/>
+            <w:tcMar>
+              <w:top w:type="dxa" w:w="60"/>
+              <w:left w:type="dxa" w:w="100"/>
+              <w:bottom w:type="dxa" w:w="60"/>
+              <w:right w:type="dxa" w:w="100"/>
+            </w:tcMar>
+          </w:tcPr>
+          <w:p>
+            <w:pPr>
+              <w:spacing w:after="0" w:before="0" w:line="252"/>
+            </w:pPr>
+            <w:r>
+              <w:rPr>
+                <w:rFonts w:ascii="Calibri" w:cs="Calibri" w:eastAsia="Calibri" w:hAnsi="Calibri"/>
+                <w:sz w:val="18"/>
+                <w:szCs w:val="18"/>
+              </w:rPr>
+              <w:t xml:space="preserve">152 superadas (57 de harness y triage, 21 de gobierno de PRs, 16 de los agentes revisor y de respuesta, 58 de la aplicación)</w:t>
             </w:r>
           </w:p>
         </w:tc>
@@ -29638,7 +32601,7 @@
         </w:trPr>
         <w:tc>
           <w:tcPr>
-            <w:tcW w:type="dxa" w:w="4168"/>
+            <w:tcW w:type="dxa" w:w="4141"/>
             <w:tcMar>
               <w:top w:type="dxa" w:w="60"/>
               <w:left w:type="dxa" w:w="100"/>
@@ -29662,25 +32625,25 @@
         </w:tc>
         <w:tc>
           <w:tcPr>
-            <w:tcW w:type="dxa" w:w="4902"/>
-            <w:tcMar>
-              <w:top w:type="dxa" w:w="60"/>
-              <w:left w:type="dxa" w:w="100"/>
-              <w:bottom w:type="dxa" w:w="60"/>
-              <w:right w:type="dxa" w:w="100"/>
-            </w:tcMar>
-          </w:tcPr>
-          <w:p>
-            <w:pPr>
-              <w:spacing w:after="0" w:before="0" w:line="252"/>
-            </w:pPr>
-            <w:r>
-              <w:rPr>
-                <w:rFonts w:ascii="Calibri" w:cs="Calibri" w:eastAsia="Calibri" w:hAnsi="Calibri"/>
-                <w:sz w:val="18"/>
-                <w:szCs w:val="18"/>
-              </w:rPr>
-              <w:t xml:space="preserve">69</w:t>
+            <w:tcW w:type="dxa" w:w="4929"/>
+            <w:tcMar>
+              <w:top w:type="dxa" w:w="60"/>
+              <w:left w:type="dxa" w:w="100"/>
+              <w:bottom w:type="dxa" w:w="60"/>
+              <w:right w:type="dxa" w:w="100"/>
+            </w:tcMar>
+          </w:tcPr>
+          <w:p>
+            <w:pPr>
+              <w:spacing w:after="0" w:before="0" w:line="252"/>
+            </w:pPr>
+            <w:r>
+              <w:rPr>
+                <w:rFonts w:ascii="Calibri" w:cs="Calibri" w:eastAsia="Calibri" w:hAnsi="Calibri"/>
+                <w:sz w:val="18"/>
+                <w:szCs w:val="18"/>
+              </w:rPr>
+              <w:t xml:space="preserve">73</w:t>
             </w:r>
           </w:p>
         </w:tc>
@@ -29691,7 +32654,7 @@
         </w:trPr>
         <w:tc>
           <w:tcPr>
-            <w:tcW w:type="dxa" w:w="4168"/>
+            <w:tcW w:type="dxa" w:w="4141"/>
             <w:tcMar>
               <w:top w:type="dxa" w:w="60"/>
               <w:left w:type="dxa" w:w="100"/>
@@ -29715,25 +32678,25 @@
         </w:tc>
         <w:tc>
           <w:tcPr>
-            <w:tcW w:type="dxa" w:w="4902"/>
-            <w:tcMar>
-              <w:top w:type="dxa" w:w="60"/>
-              <w:left w:type="dxa" w:w="100"/>
-              <w:bottom w:type="dxa" w:w="60"/>
-              <w:right w:type="dxa" w:w="100"/>
-            </w:tcMar>
-          </w:tcPr>
-          <w:p>
-            <w:pPr>
-              <w:spacing w:after="0" w:before="0" w:line="252"/>
-            </w:pPr>
-            <w:r>
-              <w:rPr>
-                <w:rFonts w:ascii="Calibri" w:cs="Calibri" w:eastAsia="Calibri" w:hAnsi="Calibri"/>
-                <w:sz w:val="18"/>
-                <w:szCs w:val="18"/>
-              </w:rPr>
-              <w:t xml:space="preserve">14</w:t>
+            <w:tcW w:type="dxa" w:w="4929"/>
+            <w:tcMar>
+              <w:top w:type="dxa" w:w="60"/>
+              <w:left w:type="dxa" w:w="100"/>
+              <w:bottom w:type="dxa" w:w="60"/>
+              <w:right w:type="dxa" w:w="100"/>
+            </w:tcMar>
+          </w:tcPr>
+          <w:p>
+            <w:pPr>
+              <w:spacing w:after="0" w:before="0" w:line="252"/>
+            </w:pPr>
+            <w:r>
+              <w:rPr>
+                <w:rFonts w:ascii="Calibri" w:cs="Calibri" w:eastAsia="Calibri" w:hAnsi="Calibri"/>
+                <w:sz w:val="18"/>
+                <w:szCs w:val="18"/>
+              </w:rPr>
+              <w:t xml:space="preserve">15</w:t>
             </w:r>
           </w:p>
         </w:tc>
@@ -29744,7 +32707,7 @@
         </w:trPr>
         <w:tc>
           <w:tcPr>
-            <w:tcW w:type="dxa" w:w="4168"/>
+            <w:tcW w:type="dxa" w:w="4141"/>
             <w:tcMar>
               <w:top w:type="dxa" w:w="60"/>
               <w:left w:type="dxa" w:w="100"/>
@@ -29768,7 +32731,7 @@
         </w:tc>
         <w:tc>
           <w:tcPr>
-            <w:tcW w:type="dxa" w:w="4902"/>
+            <w:tcW w:type="dxa" w:w="4929"/>
             <w:tcMar>
               <w:top w:type="dxa" w:w="60"/>
               <w:left w:type="dxa" w:w="100"/>
@@ -29812,7 +32775,7 @@
           <w:sz w:val="21"/>
           <w:szCs w:val="21"/>
         </w:rPr>
-        <w:t xml:space="preserve">Este capítulo se ampliará con las iteraciones y pruebas de las tareas 8 a 12 y B a F.</w:t>
+        <w:t xml:space="preserve">Este capítulo se ampliará con las iteraciones y pruebas de las tareas 9 a 12 y B a F.</w:t>
       </w:r>
     </w:p>
     <w:p>
@@ -32007,6 +34970,395 @@
     </w:p>
     <w:p>
       <w:pPr>
+        <w:pStyle w:val="Heading3"/>
+        <w:keepNext/>
+      </w:pPr>
+      <w:r>
+        <w:rPr>
+          <w:rFonts w:ascii="Calibri" w:cs="Calibri" w:eastAsia="Calibri" w:hAnsi="Calibri"/>
+        </w:rPr>
+        <w:t xml:space="preserve">Tarea 8. Agente revisor y respuesta a @claude</w:t>
+      </w:r>
+    </w:p>
+    <w:p>
+      <w:pPr>
+        <w:pStyle w:val="ListParagraph"/>
+        <w:numPr>
+          <w:ilvl w:val="0"/>
+          <w:numId w:val="17"/>
+        </w:numPr>
+        <w:spacing w:after="60"/>
+      </w:pPr>
+      <w:r>
+        <w:rPr>
+          <w:rFonts w:ascii="Calibri" w:cs="Calibri" w:eastAsia="Calibri" w:hAnsi="Calibri"/>
+        </w:rPr>
+        <w:t xml:space="preserve">En core: añadir </w:t>
+      </w:r>
+      <w:r>
+        <w:rPr>
+          <w:rFonts w:ascii="Consolas" w:cs="Consolas" w:eastAsia="Consolas" w:hAnsi="Consolas"/>
+          <w:color w:val="2E3A36"/>
+          <w:sz w:val="20"/>
+          <w:szCs w:val="20"/>
+        </w:rPr>
+        <w:t xml:space="preserve">reusable-agent-review.yml</w:t>
+      </w:r>
+      <w:r>
+        <w:rPr>
+          <w:rFonts w:ascii="Calibri" w:cs="Calibri" w:eastAsia="Calibri" w:hAnsi="Calibri"/>
+        </w:rPr>
+        <w:t xml:space="preserve">, </w:t>
+      </w:r>
+      <w:r>
+        <w:rPr>
+          <w:rFonts w:ascii="Consolas" w:cs="Consolas" w:eastAsia="Consolas" w:hAnsi="Consolas"/>
+          <w:color w:val="2E3A36"/>
+          <w:sz w:val="20"/>
+          <w:szCs w:val="20"/>
+        </w:rPr>
+        <w:t xml:space="preserve">reusable-agent-respond.yml</w:t>
+      </w:r>
+      <w:r>
+        <w:rPr>
+          <w:rFonts w:ascii="Calibri" w:cs="Calibri" w:eastAsia="Calibri" w:hAnsi="Calibri"/>
+        </w:rPr>
+        <w:t xml:space="preserve">, </w:t>
+      </w:r>
+      <w:r>
+        <w:rPr>
+          <w:rFonts w:ascii="Consolas" w:cs="Consolas" w:eastAsia="Consolas" w:hAnsi="Consolas"/>
+          <w:color w:val="2E3A36"/>
+          <w:sz w:val="20"/>
+          <w:szCs w:val="20"/>
+        </w:rPr>
+        <w:t xml:space="preserve">scripts/agent/</w:t>
+      </w:r>
+      <w:r>
+        <w:rPr>
+          <w:rFonts w:ascii="Calibri" w:cs="Calibri" w:eastAsia="Calibri" w:hAnsi="Calibri"/>
+        </w:rPr>
+        <w:t xml:space="preserve"> y los prompts </w:t>
+      </w:r>
+      <w:r>
+        <w:rPr>
+          <w:rFonts w:ascii="Consolas" w:cs="Consolas" w:eastAsia="Consolas" w:hAnsi="Consolas"/>
+          <w:color w:val="2E3A36"/>
+          <w:sz w:val="20"/>
+          <w:szCs w:val="20"/>
+        </w:rPr>
+        <w:t xml:space="preserve">review.md</w:t>
+      </w:r>
+      <w:r>
+        <w:rPr>
+          <w:rFonts w:ascii="Calibri" w:cs="Calibri" w:eastAsia="Calibri" w:hAnsi="Calibri"/>
+        </w:rPr>
+        <w:t xml:space="preserve"> y </w:t>
+      </w:r>
+      <w:r>
+        <w:rPr>
+          <w:rFonts w:ascii="Consolas" w:cs="Consolas" w:eastAsia="Consolas" w:hAnsi="Consolas"/>
+          <w:color w:val="2E3A36"/>
+          <w:sz w:val="20"/>
+          <w:szCs w:val="20"/>
+        </w:rPr>
+        <w:t xml:space="preserve">respond.md</w:t>
+      </w:r>
+      <w:r>
+        <w:rPr>
+          <w:rFonts w:ascii="Calibri" w:cs="Calibri" w:eastAsia="Calibri" w:hAnsi="Calibri"/>
+        </w:rPr>
+        <w:t xml:space="preserve">. Fusionar y mover la etiqueta </w:t>
+      </w:r>
+      <w:r>
+        <w:rPr>
+          <w:rFonts w:ascii="Consolas" w:cs="Consolas" w:eastAsia="Consolas" w:hAnsi="Consolas"/>
+          <w:color w:val="2E3A36"/>
+          <w:sz w:val="20"/>
+          <w:szCs w:val="20"/>
+        </w:rPr>
+        <w:t xml:space="preserve">v1</w:t>
+      </w:r>
+      <w:r>
+        <w:rPr>
+          <w:rFonts w:ascii="Calibri" w:cs="Calibri" w:eastAsia="Calibri" w:hAnsi="Calibri"/>
+        </w:rPr>
+        <w:t xml:space="preserve"> a la nueva </w:t>
+      </w:r>
+      <w:r>
+        <w:rPr>
+          <w:rFonts w:ascii="Consolas" w:cs="Consolas" w:eastAsia="Consolas" w:hAnsi="Consolas"/>
+          <w:color w:val="2E3A36"/>
+          <w:sz w:val="20"/>
+          <w:szCs w:val="20"/>
+        </w:rPr>
+        <w:t xml:space="preserve">main</w:t>
+      </w:r>
+      <w:r>
+        <w:rPr>
+          <w:rFonts w:ascii="Calibri" w:cs="Calibri" w:eastAsia="Calibri" w:hAnsi="Calibri"/>
+        </w:rPr>
+        <w:t xml:space="preserve"> (aquí también se creó </w:t>
+      </w:r>
+      <w:r>
+        <w:rPr>
+          <w:rFonts w:ascii="Consolas" w:cs="Consolas" w:eastAsia="Consolas" w:hAnsi="Consolas"/>
+          <w:color w:val="2E3A36"/>
+          <w:sz w:val="20"/>
+          <w:szCs w:val="20"/>
+        </w:rPr>
+        <w:t xml:space="preserve">v1.3.0</w:t>
+      </w:r>
+      <w:r>
+        <w:rPr>
+          <w:rFonts w:ascii="Calibri" w:cs="Calibri" w:eastAsia="Calibri" w:hAnsi="Calibri"/>
+        </w:rPr>
+        <w:t xml:space="preserve">).</w:t>
+      </w:r>
+    </w:p>
+    <w:p>
+      <w:pPr>
+        <w:pStyle w:val="ListParagraph"/>
+        <w:numPr>
+          <w:ilvl w:val="0"/>
+          <w:numId w:val="17"/>
+        </w:numPr>
+        <w:spacing w:after="60"/>
+      </w:pPr>
+      <w:r>
+        <w:rPr>
+          <w:rFonts w:ascii="Calibri" w:cs="Calibri" w:eastAsia="Calibri" w:hAnsi="Calibri"/>
+        </w:rPr>
+        <w:t xml:space="preserve">En app, en la web de GitHub: </w:t>
+      </w:r>
+      <w:r>
+        <w:rPr>
+          <w:rFonts w:ascii="Calibri" w:cs="Calibri" w:eastAsia="Calibri" w:hAnsi="Calibri"/>
+          <w:i/>
+          <w:iCs/>
+        </w:rPr>
+        <w:t xml:space="preserve">Settings → Secrets and variables → Actions → New repository secret</w:t>
+      </w:r>
+      <w:r>
+        <w:rPr>
+          <w:rFonts w:ascii="Calibri" w:cs="Calibri" w:eastAsia="Calibri" w:hAnsi="Calibri"/>
+        </w:rPr>
+        <w:t xml:space="preserve"> con el nombre </w:t>
+      </w:r>
+      <w:r>
+        <w:rPr>
+          <w:rFonts w:ascii="Consolas" w:cs="Consolas" w:eastAsia="Consolas" w:hAnsi="Consolas"/>
+          <w:color w:val="2E3A36"/>
+          <w:sz w:val="20"/>
+          <w:szCs w:val="20"/>
+        </w:rPr>
+        <w:t xml:space="preserve">AGENT_APP_PRIVATE_KEY</w:t>
+      </w:r>
+      <w:r>
+        <w:rPr>
+          <w:rFonts w:ascii="Calibri" w:cs="Calibri" w:eastAsia="Calibri" w:hAnsi="Calibri"/>
+        </w:rPr>
+        <w:t xml:space="preserve"> y el contenido completo del </w:t>
+      </w:r>
+      <w:r>
+        <w:rPr>
+          <w:rFonts w:ascii="Consolas" w:cs="Consolas" w:eastAsia="Consolas" w:hAnsi="Consolas"/>
+          <w:color w:val="2E3A36"/>
+          <w:sz w:val="20"/>
+          <w:szCs w:val="20"/>
+        </w:rPr>
+        <w:t xml:space="preserve">.pem</w:t>
+      </w:r>
+      <w:r>
+        <w:rPr>
+          <w:rFonts w:ascii="Calibri" w:cs="Calibri" w:eastAsia="Calibri" w:hAnsi="Calibri"/>
+        </w:rPr>
+        <w:t xml:space="preserve"> del agente. </w:t>
+      </w:r>
+      <w:r>
+        <w:rPr>
+          <w:rFonts w:ascii="Consolas" w:cs="Consolas" w:eastAsia="Consolas" w:hAnsi="Consolas"/>
+          <w:color w:val="2E3A36"/>
+          <w:sz w:val="20"/>
+          <w:szCs w:val="20"/>
+        </w:rPr>
+        <w:t xml:space="preserve">CLAUDE_CODE_OAUTH_TOKEN</w:t>
+      </w:r>
+      <w:r>
+        <w:rPr>
+          <w:rFonts w:ascii="Calibri" w:cs="Calibri" w:eastAsia="Calibri" w:hAnsi="Calibri"/>
+        </w:rPr>
+        <w:t xml:space="preserve"> ya existe desde la extensión A.</w:t>
+      </w:r>
+    </w:p>
+    <w:p>
+      <w:pPr>
+        <w:pStyle w:val="ListParagraph"/>
+        <w:numPr>
+          <w:ilvl w:val="0"/>
+          <w:numId w:val="17"/>
+        </w:numPr>
+        <w:spacing w:after="60"/>
+      </w:pPr>
+      <w:r>
+        <w:rPr>
+          <w:rFonts w:ascii="Calibri" w:cs="Calibri" w:eastAsia="Calibri" w:hAnsi="Calibri"/>
+        </w:rPr>
+        <w:t xml:space="preserve">En app: añadir </w:t>
+      </w:r>
+      <w:r>
+        <w:rPr>
+          <w:rFonts w:ascii="Consolas" w:cs="Consolas" w:eastAsia="Consolas" w:hAnsi="Consolas"/>
+          <w:color w:val="2E3A36"/>
+          <w:sz w:val="20"/>
+          <w:szCs w:val="20"/>
+        </w:rPr>
+        <w:t xml:space="preserve">.github/workflows/agent-review.yml</w:t>
+      </w:r>
+      <w:r>
+        <w:rPr>
+          <w:rFonts w:ascii="Calibri" w:cs="Calibri" w:eastAsia="Calibri" w:hAnsi="Calibri"/>
+        </w:rPr>
+        <w:t xml:space="preserve"> y </w:t>
+      </w:r>
+      <w:r>
+        <w:rPr>
+          <w:rFonts w:ascii="Consolas" w:cs="Consolas" w:eastAsia="Consolas" w:hAnsi="Consolas"/>
+          <w:color w:val="2E3A36"/>
+          <w:sz w:val="20"/>
+          <w:szCs w:val="20"/>
+        </w:rPr>
+        <w:t xml:space="preserve">agent-respond.yml</w:t>
+      </w:r>
+      <w:r>
+        <w:rPr>
+          <w:rFonts w:ascii="Calibri" w:cs="Calibri" w:eastAsia="Calibri" w:hAnsi="Calibri"/>
+        </w:rPr>
+        <w:t xml:space="preserve">, que llaman a los anteriores con el ID de la App del agente, y fusionar. </w:t>
+      </w:r>
+      <w:r>
+        <w:rPr>
+          <w:rFonts w:ascii="Consolas" w:cs="Consolas" w:eastAsia="Consolas" w:hAnsi="Consolas"/>
+          <w:color w:val="2E3A36"/>
+          <w:sz w:val="20"/>
+          <w:szCs w:val="20"/>
+        </w:rPr>
+        <w:t xml:space="preserve">@claude</w:t>
+      </w:r>
+      <w:r>
+        <w:rPr>
+          <w:rFonts w:ascii="Calibri" w:cs="Calibri" w:eastAsia="Calibri" w:hAnsi="Calibri"/>
+        </w:rPr>
+        <w:t xml:space="preserve"> solo responde cuando </w:t>
+      </w:r>
+      <w:r>
+        <w:rPr>
+          <w:rFonts w:ascii="Consolas" w:cs="Consolas" w:eastAsia="Consolas" w:hAnsi="Consolas"/>
+          <w:color w:val="2E3A36"/>
+          <w:sz w:val="20"/>
+          <w:szCs w:val="20"/>
+        </w:rPr>
+        <w:t xml:space="preserve">agent-respond.yml</w:t>
+      </w:r>
+      <w:r>
+        <w:rPr>
+          <w:rFonts w:ascii="Calibri" w:cs="Calibri" w:eastAsia="Calibri" w:hAnsi="Calibri"/>
+        </w:rPr>
+        <w:t xml:space="preserve"> ya está en </w:t>
+      </w:r>
+      <w:r>
+        <w:rPr>
+          <w:rFonts w:ascii="Consolas" w:cs="Consolas" w:eastAsia="Consolas" w:hAnsi="Consolas"/>
+          <w:color w:val="2E3A36"/>
+          <w:sz w:val="20"/>
+          <w:szCs w:val="20"/>
+        </w:rPr>
+        <w:t xml:space="preserve">main</w:t>
+      </w:r>
+      <w:r>
+        <w:rPr>
+          <w:rFonts w:ascii="Calibri" w:cs="Calibri" w:eastAsia="Calibri" w:hAnsi="Calibri"/>
+        </w:rPr>
+        <w:t xml:space="preserve">.</w:t>
+      </w:r>
+    </w:p>
+    <w:p>
+      <w:pPr>
+        <w:pStyle w:val="ListParagraph"/>
+        <w:numPr>
+          <w:ilvl w:val="0"/>
+          <w:numId w:val="17"/>
+        </w:numPr>
+        <w:spacing w:after="60"/>
+      </w:pPr>
+      <w:r>
+        <w:rPr>
+          <w:rFonts w:ascii="Calibri" w:cs="Calibri" w:eastAsia="Calibri" w:hAnsi="Calibri"/>
+        </w:rPr>
+        <w:t xml:space="preserve">En app: abrir un PR con un test que falle y comentar </w:t>
+      </w:r>
+      <w:r>
+        <w:rPr>
+          <w:rFonts w:ascii="Consolas" w:cs="Consolas" w:eastAsia="Consolas" w:hAnsi="Consolas"/>
+          <w:color w:val="2E3A36"/>
+          <w:sz w:val="20"/>
+          <w:szCs w:val="20"/>
+        </w:rPr>
+        <w:t xml:space="preserve">@claude</w:t>
+      </w:r>
+      <w:r>
+        <w:rPr>
+          <w:rFonts w:ascii="Calibri" w:cs="Calibri" w:eastAsia="Calibri" w:hAnsi="Calibri"/>
+        </w:rPr>
+        <w:t xml:space="preserve"> pidiendo que pase. Comprobar que llega un commit de </w:t>
+      </w:r>
+      <w:r>
+        <w:rPr>
+          <w:rFonts w:ascii="Consolas" w:cs="Consolas" w:eastAsia="Consolas" w:hAnsi="Consolas"/>
+          <w:color w:val="2E3A36"/>
+          <w:sz w:val="20"/>
+          <w:szCs w:val="20"/>
+        </w:rPr>
+        <w:t xml:space="preserve">almagentic-agent[bot]</w:t>
+      </w:r>
+      <w:r>
+        <w:rPr>
+          <w:rFonts w:ascii="Calibri" w:cs="Calibri" w:eastAsia="Calibri" w:hAnsi="Calibri"/>
+        </w:rPr>
+        <w:t xml:space="preserve">, que los checks salen en verde y que el revisor comenta.</w:t>
+      </w:r>
+    </w:p>
+    <w:p>
+      <w:pPr>
+        <w:keepNext/>
+        <w:spacing w:after="140" w:line="288"/>
+        <w:jc w:val="both"/>
+      </w:pPr>
+      <w:r>
+        <w:rPr>
+          <w:rFonts w:ascii="Calibri" w:cs="Calibri" w:eastAsia="Calibri" w:hAnsi="Calibri"/>
+        </w:rPr>
+        <w:t xml:space="preserve">Para ejecutar los tests de los scripts en local, desde el repo core:</w:t>
+      </w:r>
+    </w:p>
+    <w:p>
+      <w:pPr>
+        <w:shd w:fill="F2F4F3" w:color="auto" w:val="clear"/>
+        <w:spacing w:after="160" w:before="120" w:line="240"/>
+        <w:ind w:left="200" w:right="200"/>
+      </w:pPr>
+      <w:r>
+        <w:rPr>
+          <w:rFonts w:ascii="Consolas" w:cs="Consolas" w:eastAsia="Consolas" w:hAnsi="Consolas"/>
+          <w:color w:val="1F2A27"/>
+          <w:sz w:val="17"/>
+          <w:szCs w:val="17"/>
+        </w:rPr>
+        <w:t xml:space="preserve">(cd scripts/agent &amp;&amp; uvx --with pytest==9.1.1 pytest -q)</w:t>
+      </w:r>
+    </w:p>
+    <w:p>
+      <w:pPr>
         <w:pBdr>
           <w:left w:val="single" w:color="0D5C4F" w:sz="18" w:space="10"/>
         </w:pBdr>
@@ -32020,7 +35372,7 @@
           <w:sz w:val="21"/>
           <w:szCs w:val="21"/>
         </w:rPr>
-        <w:t xml:space="preserve">Los pasos de las tareas 8 a 12 y B a F se añadirán al completarlas.</w:t>
+        <w:t xml:space="preserve">Los pasos de las tareas 9 a 12 y B a F se añadirán al completarlas.</w:t>
       </w:r>
     </w:p>
     <w:p>
@@ -32128,7 +35480,7 @@
           <w:sz w:val="17"/>
           <w:szCs w:val="17"/>
         </w:rPr>
-        <w:t xml:space="preserve">  .github/                      plantillas y workflows que llaman a core</w:t>
+        <w:t xml:space="preserve">  .github/                      plantillas y workflows que llaman a core (CI, seguridad, triage y agentes)</w:t>
       </w:r>
     </w:p>
     <w:p>
@@ -32208,7 +35560,7 @@
           <w:sz w:val="17"/>
           <w:szCs w:val="17"/>
         </w:rPr>
-        <w:t xml:space="preserve">  .github/workflows/            workflows reutilizables (triage, CI…)</w:t>
+        <w:t xml:space="preserve">  .github/workflows/            workflows reutilizables (triage, CI, seguridad y agentes)</w:t>
       </w:r>
     </w:p>
     <w:p>
@@ -32224,7 +35576,7 @@
           <w:sz w:val="17"/>
           <w:szCs w:val="17"/>
         </w:rPr>
-        <w:t xml:space="preserve">  prompts/, scripts/            prompt y scripts del triage</w:t>
+        <w:t xml:space="preserve">  prompts/, scripts/            prompts y scripts del triage, los agentes y el escaneo</w:t>
       </w:r>
     </w:p>
     <w:p>
@@ -32332,8 +35684,8 @@
         </w:tblBorders>
       </w:tblPr>
       <w:tblGrid>
-        <w:gridCol w:w="3923"/>
-        <w:gridCol w:w="5147"/>
+        <w:gridCol w:w="3824"/>
+        <w:gridCol w:w="5246"/>
       </w:tblGrid>
       <w:tr>
         <w:trPr>
@@ -32341,7 +35693,7 @@
         </w:trPr>
         <w:tc>
           <w:tcPr>
-            <w:tcW w:type="dxa" w:w="3923"/>
+            <w:tcW w:type="dxa" w:w="3824"/>
             <w:shd w:fill="E3EEEA" w:color="auto" w:val="clear"/>
             <w:tcMar>
               <w:top w:type="dxa" w:w="60"/>
@@ -32368,7 +35720,7 @@
         </w:tc>
         <w:tc>
           <w:tcPr>
-            <w:tcW w:type="dxa" w:w="5147"/>
+            <w:tcW w:type="dxa" w:w="5246"/>
             <w:shd w:fill="E3EEEA" w:color="auto" w:val="clear"/>
             <w:tcMar>
               <w:top w:type="dxa" w:w="60"/>
@@ -32400,7 +35752,7 @@
         </w:trPr>
         <w:tc>
           <w:tcPr>
-            <w:tcW w:type="dxa" w:w="3923"/>
+            <w:tcW w:type="dxa" w:w="3824"/>
             <w:tcMar>
               <w:top w:type="dxa" w:w="60"/>
               <w:left w:type="dxa" w:w="100"/>
@@ -32426,7 +35778,7 @@
         </w:tc>
         <w:tc>
           <w:tcPr>
-            <w:tcW w:type="dxa" w:w="5147"/>
+            <w:tcW w:type="dxa" w:w="5246"/>
             <w:tcMar>
               <w:top w:type="dxa" w:w="60"/>
               <w:left w:type="dxa" w:w="100"/>
@@ -32473,7 +35825,7 @@
         </w:trPr>
         <w:tc>
           <w:tcPr>
-            <w:tcW w:type="dxa" w:w="3923"/>
+            <w:tcW w:type="dxa" w:w="3824"/>
             <w:tcMar>
               <w:top w:type="dxa" w:w="60"/>
               <w:left w:type="dxa" w:w="100"/>
@@ -32498,7 +35850,7 @@
         </w:tc>
         <w:tc>
           <w:tcPr>
-            <w:tcW w:type="dxa" w:w="5147"/>
+            <w:tcW w:type="dxa" w:w="5246"/>
             <w:tcMar>
               <w:top w:type="dxa" w:w="60"/>
               <w:left w:type="dxa" w:w="100"/>
@@ -32537,7 +35889,7 @@
         </w:trPr>
         <w:tc>
           <w:tcPr>
-            <w:tcW w:type="dxa" w:w="3923"/>
+            <w:tcW w:type="dxa" w:w="3824"/>
             <w:tcMar>
               <w:top w:type="dxa" w:w="60"/>
               <w:left w:type="dxa" w:w="100"/>
@@ -32570,7 +35922,7 @@
         </w:tc>
         <w:tc>
           <w:tcPr>
-            <w:tcW w:type="dxa" w:w="5147"/>
+            <w:tcW w:type="dxa" w:w="5246"/>
             <w:tcMar>
               <w:top w:type="dxa" w:w="60"/>
               <w:left w:type="dxa" w:w="100"/>
@@ -32599,7 +35951,7 @@
         </w:trPr>
         <w:tc>
           <w:tcPr>
-            <w:tcW w:type="dxa" w:w="3923"/>
+            <w:tcW w:type="dxa" w:w="3824"/>
             <w:tcMar>
               <w:top w:type="dxa" w:w="60"/>
               <w:left w:type="dxa" w:w="100"/>
@@ -32641,7 +35993,7 @@
         </w:tc>
         <w:tc>
           <w:tcPr>
-            <w:tcW w:type="dxa" w:w="5147"/>
+            <w:tcW w:type="dxa" w:w="5246"/>
             <w:tcMar>
               <w:top w:type="dxa" w:w="60"/>
               <w:left w:type="dxa" w:w="100"/>
@@ -32687,7 +36039,7 @@
         </w:trPr>
         <w:tc>
           <w:tcPr>
-            <w:tcW w:type="dxa" w:w="3923"/>
+            <w:tcW w:type="dxa" w:w="3824"/>
             <w:tcMar>
               <w:top w:type="dxa" w:w="60"/>
               <w:left w:type="dxa" w:w="100"/>
@@ -32728,7 +36080,7 @@
         </w:tc>
         <w:tc>
           <w:tcPr>
-            <w:tcW w:type="dxa" w:w="5147"/>
+            <w:tcW w:type="dxa" w:w="5246"/>
             <w:tcMar>
               <w:top w:type="dxa" w:w="60"/>
               <w:left w:type="dxa" w:w="100"/>
@@ -32757,7 +36109,7 @@
         </w:trPr>
         <w:tc>
           <w:tcPr>
-            <w:tcW w:type="dxa" w:w="3923"/>
+            <w:tcW w:type="dxa" w:w="3824"/>
             <w:tcMar>
               <w:top w:type="dxa" w:w="60"/>
               <w:left w:type="dxa" w:w="100"/>
@@ -32781,7 +36133,7 @@
         </w:tc>
         <w:tc>
           <w:tcPr>
-            <w:tcW w:type="dxa" w:w="5147"/>
+            <w:tcW w:type="dxa" w:w="5246"/>
             <w:tcMar>
               <w:top w:type="dxa" w:w="60"/>
               <w:left w:type="dxa" w:w="100"/>
@@ -32828,7 +36180,7 @@
         </w:trPr>
         <w:tc>
           <w:tcPr>
-            <w:tcW w:type="dxa" w:w="3923"/>
+            <w:tcW w:type="dxa" w:w="3824"/>
             <w:tcMar>
               <w:top w:type="dxa" w:w="60"/>
               <w:left w:type="dxa" w:w="100"/>
@@ -32853,7 +36205,7 @@
         </w:tc>
         <w:tc>
           <w:tcPr>
-            <w:tcW w:type="dxa" w:w="5147"/>
+            <w:tcW w:type="dxa" w:w="5246"/>
             <w:tcMar>
               <w:top w:type="dxa" w:w="60"/>
               <w:left w:type="dxa" w:w="100"/>
@@ -32916,7 +36268,7 @@
         </w:trPr>
         <w:tc>
           <w:tcPr>
-            <w:tcW w:type="dxa" w:w="3923"/>
+            <w:tcW w:type="dxa" w:w="3824"/>
             <w:tcMar>
               <w:top w:type="dxa" w:w="60"/>
               <w:left w:type="dxa" w:w="100"/>
@@ -32941,7 +36293,7 @@
         </w:tc>
         <w:tc>
           <w:tcPr>
-            <w:tcW w:type="dxa" w:w="5147"/>
+            <w:tcW w:type="dxa" w:w="5246"/>
             <w:tcMar>
               <w:top w:type="dxa" w:w="60"/>
               <w:left w:type="dxa" w:w="100"/>
@@ -32991,6 +36343,306 @@
           </w:p>
         </w:tc>
       </w:tr>
+      <w:tr>
+        <w:trPr>
+          <w:cantSplit/>
+        </w:trPr>
+        <w:tc>
+          <w:tcPr>
+            <w:tcW w:type="dxa" w:w="3824"/>
+            <w:tcMar>
+              <w:top w:type="dxa" w:w="60"/>
+              <w:left w:type="dxa" w:w="100"/>
+              <w:bottom w:type="dxa" w:w="60"/>
+              <w:right w:type="dxa" w:w="100"/>
+            </w:tcMar>
+          </w:tcPr>
+          <w:p>
+            <w:pPr>
+              <w:spacing w:after="0" w:before="0" w:line="252"/>
+            </w:pPr>
+            <w:r>
+              <w:rPr>
+                <w:rFonts w:ascii="Consolas" w:cs="Consolas" w:eastAsia="Consolas" w:hAnsi="Consolas"/>
+                <w:color w:val="2E3A36"/>
+                <w:sz w:val="16"/>
+                <w:szCs w:val="16"/>
+              </w:rPr>
+              <w:t xml:space="preserve">git push</w:t>
+            </w:r>
+            <w:r>
+              <w:rPr>
+                <w:rFonts w:ascii="Calibri" w:cs="Calibri" w:eastAsia="Calibri" w:hAnsi="Calibri"/>
+                <w:sz w:val="18"/>
+                <w:szCs w:val="18"/>
+              </w:rPr>
+              <w:t xml:space="preserve"> rechaza la contraseña tras activar 2FA</w:t>
+            </w:r>
+          </w:p>
+        </w:tc>
+        <w:tc>
+          <w:tcPr>
+            <w:tcW w:type="dxa" w:w="5246"/>
+            <w:tcMar>
+              <w:top w:type="dxa" w:w="60"/>
+              <w:left w:type="dxa" w:w="100"/>
+              <w:bottom w:type="dxa" w:w="60"/>
+              <w:right w:type="dxa" w:w="100"/>
+            </w:tcMar>
+          </w:tcPr>
+          <w:p>
+            <w:pPr>
+              <w:spacing w:after="0" w:before="0" w:line="252"/>
+            </w:pPr>
+            <w:r>
+              <w:rPr>
+                <w:rFonts w:ascii="Calibri" w:cs="Calibri" w:eastAsia="Calibri" w:hAnsi="Calibri"/>
+                <w:sz w:val="18"/>
+                <w:szCs w:val="18"/>
+              </w:rPr>
+              <w:t xml:space="preserve">Mover la etiqueta desde la web o iniciar sesión con </w:t>
+            </w:r>
+            <w:r>
+              <w:rPr>
+                <w:rFonts w:ascii="Consolas" w:cs="Consolas" w:eastAsia="Consolas" w:hAnsi="Consolas"/>
+                <w:color w:val="2E3A36"/>
+                <w:sz w:val="16"/>
+                <w:szCs w:val="16"/>
+              </w:rPr>
+              <w:t xml:space="preserve">gh auth login</w:t>
+            </w:r>
+            <w:r>
+              <w:rPr>
+                <w:rFonts w:ascii="Calibri" w:cs="Calibri" w:eastAsia="Calibri" w:hAnsi="Calibri"/>
+                <w:sz w:val="18"/>
+                <w:szCs w:val="18"/>
+              </w:rPr>
+              <w:t xml:space="preserve"> y </w:t>
+            </w:r>
+            <w:r>
+              <w:rPr>
+                <w:rFonts w:ascii="Consolas" w:cs="Consolas" w:eastAsia="Consolas" w:hAnsi="Consolas"/>
+                <w:color w:val="2E3A36"/>
+                <w:sz w:val="16"/>
+                <w:szCs w:val="16"/>
+              </w:rPr>
+              <w:t xml:space="preserve">gh auth setup-git</w:t>
+            </w:r>
+          </w:p>
+        </w:tc>
+      </w:tr>
+      <w:tr>
+        <w:trPr>
+          <w:cantSplit/>
+        </w:trPr>
+        <w:tc>
+          <w:tcPr>
+            <w:tcW w:type="dxa" w:w="3824"/>
+            <w:tcMar>
+              <w:top w:type="dxa" w:w="60"/>
+              <w:left w:type="dxa" w:w="100"/>
+              <w:bottom w:type="dxa" w:w="60"/>
+              <w:right w:type="dxa" w:w="100"/>
+            </w:tcMar>
+          </w:tcPr>
+          <w:p>
+            <w:pPr>
+              <w:spacing w:after="0" w:before="0" w:line="252"/>
+            </w:pPr>
+            <w:r>
+              <w:rPr>
+                <w:rFonts w:ascii="Calibri" w:cs="Calibri" w:eastAsia="Calibri" w:hAnsi="Calibri"/>
+                <w:sz w:val="18"/>
+                <w:szCs w:val="18"/>
+              </w:rPr>
+              <w:t xml:space="preserve">No aparece </w:t>
+            </w:r>
+            <w:r>
+              <w:rPr>
+                <w:rFonts w:ascii="Calibri" w:cs="Calibri" w:eastAsia="Calibri" w:hAnsi="Calibri"/>
+                <w:i/>
+                <w:iCs/>
+                <w:sz w:val="18"/>
+                <w:szCs w:val="18"/>
+              </w:rPr>
+              <w:t xml:space="preserve">Re-run all jobs</w:t>
+            </w:r>
+          </w:p>
+        </w:tc>
+        <w:tc>
+          <w:tcPr>
+            <w:tcW w:type="dxa" w:w="5246"/>
+            <w:tcMar>
+              <w:top w:type="dxa" w:w="60"/>
+              <w:left w:type="dxa" w:w="100"/>
+              <w:bottom w:type="dxa" w:w="60"/>
+              <w:right w:type="dxa" w:w="100"/>
+            </w:tcMar>
+          </w:tcPr>
+          <w:p>
+            <w:pPr>
+              <w:spacing w:after="0" w:before="0" w:line="252"/>
+            </w:pPr>
+            <w:r>
+              <w:rPr>
+                <w:rFonts w:ascii="Calibri" w:cs="Calibri" w:eastAsia="Calibri" w:hAnsi="Calibri"/>
+                <w:sz w:val="18"/>
+                <w:szCs w:val="18"/>
+              </w:rPr>
+              <w:t xml:space="preserve">La ejecución falló al arrancar; hacer un push nuevo a la rama del PR</w:t>
+            </w:r>
+          </w:p>
+        </w:tc>
+      </w:tr>
+      <w:tr>
+        <w:trPr>
+          <w:cantSplit/>
+        </w:trPr>
+        <w:tc>
+          <w:tcPr>
+            <w:tcW w:type="dxa" w:w="3824"/>
+            <w:tcMar>
+              <w:top w:type="dxa" w:w="60"/>
+              <w:left w:type="dxa" w:w="100"/>
+              <w:bottom w:type="dxa" w:w="60"/>
+              <w:right w:type="dxa" w:w="100"/>
+            </w:tcMar>
+          </w:tcPr>
+          <w:p>
+            <w:pPr>
+              <w:spacing w:after="0" w:before="0" w:line="252"/>
+            </w:pPr>
+            <w:r>
+              <w:rPr>
+                <w:rFonts w:ascii="Consolas" w:cs="Consolas" w:eastAsia="Consolas" w:hAnsi="Consolas"/>
+                <w:color w:val="2E3A36"/>
+                <w:sz w:val="16"/>
+                <w:szCs w:val="16"/>
+              </w:rPr>
+              <w:t xml:space="preserve">@claude</w:t>
+            </w:r>
+            <w:r>
+              <w:rPr>
+                <w:rFonts w:ascii="Calibri" w:cs="Calibri" w:eastAsia="Calibri" w:hAnsi="Calibri"/>
+                <w:sz w:val="18"/>
+                <w:szCs w:val="18"/>
+              </w:rPr>
+              <w:t xml:space="preserve"> no hace nada</w:t>
+            </w:r>
+          </w:p>
+        </w:tc>
+        <w:tc>
+          <w:tcPr>
+            <w:tcW w:type="dxa" w:w="5246"/>
+            <w:tcMar>
+              <w:top w:type="dxa" w:w="60"/>
+              <w:left w:type="dxa" w:w="100"/>
+              <w:bottom w:type="dxa" w:w="60"/>
+              <w:right w:type="dxa" w:w="100"/>
+            </w:tcMar>
+          </w:tcPr>
+          <w:p>
+            <w:pPr>
+              <w:spacing w:after="0" w:before="0" w:line="252"/>
+            </w:pPr>
+            <w:r>
+              <w:rPr>
+                <w:rFonts w:ascii="Calibri" w:cs="Calibri" w:eastAsia="Calibri" w:hAnsi="Calibri"/>
+                <w:sz w:val="18"/>
+                <w:szCs w:val="18"/>
+              </w:rPr>
+              <w:t xml:space="preserve">Comprobar que </w:t>
+            </w:r>
+            <w:r>
+              <w:rPr>
+                <w:rFonts w:ascii="Consolas" w:cs="Consolas" w:eastAsia="Consolas" w:hAnsi="Consolas"/>
+                <w:color w:val="2E3A36"/>
+                <w:sz w:val="16"/>
+                <w:szCs w:val="16"/>
+              </w:rPr>
+              <w:t xml:space="preserve">agent-respond.yml</w:t>
+            </w:r>
+            <w:r>
+              <w:rPr>
+                <w:rFonts w:ascii="Calibri" w:cs="Calibri" w:eastAsia="Calibri" w:hAnsi="Calibri"/>
+                <w:sz w:val="18"/>
+                <w:szCs w:val="18"/>
+              </w:rPr>
+              <w:t xml:space="preserve"> está en </w:t>
+            </w:r>
+            <w:r>
+              <w:rPr>
+                <w:rFonts w:ascii="Consolas" w:cs="Consolas" w:eastAsia="Consolas" w:hAnsi="Consolas"/>
+                <w:color w:val="2E3A36"/>
+                <w:sz w:val="16"/>
+                <w:szCs w:val="16"/>
+              </w:rPr>
+              <w:t xml:space="preserve">main</w:t>
+            </w:r>
+            <w:r>
+              <w:rPr>
+                <w:rFonts w:ascii="Calibri" w:cs="Calibri" w:eastAsia="Calibri" w:hAnsi="Calibri"/>
+                <w:sz w:val="18"/>
+                <w:szCs w:val="18"/>
+              </w:rPr>
+              <w:t xml:space="preserve"> de app y que el comentario está en un PR (no en un issue) y lo escribe un colaborador</w:t>
+            </w:r>
+          </w:p>
+        </w:tc>
+      </w:tr>
+      <w:tr>
+        <w:trPr>
+          <w:cantSplit/>
+        </w:trPr>
+        <w:tc>
+          <w:tcPr>
+            <w:tcW w:type="dxa" w:w="3824"/>
+            <w:tcMar>
+              <w:top w:type="dxa" w:w="60"/>
+              <w:left w:type="dxa" w:w="100"/>
+              <w:bottom w:type="dxa" w:w="60"/>
+              <w:right w:type="dxa" w:w="100"/>
+            </w:tcMar>
+          </w:tcPr>
+          <w:p>
+            <w:pPr>
+              <w:spacing w:after="0" w:before="0" w:line="252"/>
+            </w:pPr>
+            <w:r>
+              <w:rPr>
+                <w:rFonts w:ascii="Calibri" w:cs="Calibri" w:eastAsia="Calibri" w:hAnsi="Calibri"/>
+                <w:sz w:val="18"/>
+                <w:szCs w:val="18"/>
+              </w:rPr>
+              <w:t xml:space="preserve">El agente comenta que no ha podido completar la petición</w:t>
+            </w:r>
+          </w:p>
+        </w:tc>
+        <w:tc>
+          <w:tcPr>
+            <w:tcW w:type="dxa" w:w="5246"/>
+            <w:tcMar>
+              <w:top w:type="dxa" w:w="60"/>
+              <w:left w:type="dxa" w:w="100"/>
+              <w:bottom w:type="dxa" w:w="60"/>
+              <w:right w:type="dxa" w:w="100"/>
+            </w:tcMar>
+          </w:tcPr>
+          <w:p>
+            <w:pPr>
+              <w:spacing w:after="0" w:before="0" w:line="252"/>
+            </w:pPr>
+            <w:r>
+              <w:rPr>
+                <w:rFonts w:ascii="Calibri" w:cs="Calibri" w:eastAsia="Calibri" w:hAnsi="Calibri"/>
+                <w:sz w:val="18"/>
+                <w:szCs w:val="18"/>
+              </w:rPr>
+              <w:t xml:space="preserve">La rama cambió mientras trabajaba o el modelo falló; revisar la ejecución enlazada en el comentario y volver a pedirlo</w:t>
+            </w:r>
+          </w:p>
+        </w:tc>
+      </w:tr>
     </w:tbl>
     <w:p>
       <w:pPr>
@@ -33026,7 +36678,7 @@
         <w:pStyle w:val="ListParagraph"/>
         <w:numPr>
           <w:ilvl w:val="0"/>
-          <w:numId w:val="17"/>
+          <w:numId w:val="18"/>
         </w:numPr>
         <w:spacing w:after="60"/>
       </w:pPr>
@@ -33042,7 +36694,7 @@
         <w:pStyle w:val="ListParagraph"/>
         <w:numPr>
           <w:ilvl w:val="0"/>
-          <w:numId w:val="17"/>
+          <w:numId w:val="18"/>
         </w:numPr>
         <w:spacing w:after="60"/>
       </w:pPr>
@@ -33058,7 +36710,7 @@
         <w:pStyle w:val="ListParagraph"/>
         <w:numPr>
           <w:ilvl w:val="0"/>
-          <w:numId w:val="17"/>
+          <w:numId w:val="18"/>
         </w:numPr>
         <w:spacing w:after="60"/>
       </w:pPr>
@@ -33074,7 +36726,7 @@
         <w:pStyle w:val="ListParagraph"/>
         <w:numPr>
           <w:ilvl w:val="0"/>
-          <w:numId w:val="17"/>
+          <w:numId w:val="18"/>
         </w:numPr>
         <w:spacing w:after="60"/>
       </w:pPr>
@@ -33104,7 +36756,7 @@
         <w:pStyle w:val="ListParagraph"/>
         <w:numPr>
           <w:ilvl w:val="0"/>
-          <w:numId w:val="17"/>
+          <w:numId w:val="18"/>
         </w:numPr>
         <w:spacing w:after="60"/>
       </w:pPr>
@@ -33113,6 +36765,37 @@
           <w:rFonts w:ascii="Calibri" w:cs="Calibri" w:eastAsia="Calibri" w:hAnsi="Calibri"/>
         </w:rPr>
         <w:t xml:space="preserve">La revisión humana sigue encontrando problemas que el modelo no ve. Varios de los más relevantes los detectó el autor (ficheros generados, estructura de la documentación) o solo aparecieron en su entorno real.</w:t>
+      </w:r>
+    </w:p>
+    <w:p>
+      <w:pPr>
+        <w:pStyle w:val="ListParagraph"/>
+        <w:numPr>
+          <w:ilvl w:val="0"/>
+          <w:numId w:val="18"/>
+        </w:numPr>
+        <w:spacing w:after="60"/>
+      </w:pPr>
+      <w:r>
+        <w:rPr>
+          <w:rFonts w:ascii="Calibri" w:cs="Calibri" w:eastAsia="Calibri" w:hAnsi="Calibri"/>
+        </w:rPr>
+        <w:t xml:space="preserve">El patrón de pensar y actuar por separado sirve también para un agente que escribe código. En la respuesta a </w:t>
+      </w:r>
+      <w:r>
+        <w:rPr>
+          <w:rFonts w:ascii="Consolas" w:cs="Consolas" w:eastAsia="Consolas" w:hAnsi="Consolas"/>
+          <w:color w:val="2E3A36"/>
+          <w:sz w:val="20"/>
+          <w:szCs w:val="20"/>
+        </w:rPr>
+        <w:t xml:space="preserve">@claude</w:t>
+      </w:r>
+      <w:r>
+        <w:rPr>
+          <w:rFonts w:ascii="Calibri" w:cs="Calibri" w:eastAsia="Calibri" w:hAnsi="Calibri"/>
+        </w:rPr>
+        <w:t xml:space="preserve"> el modelo cambia ficheros pero no puede publicarlos; un script sin modelo decide si el cambio se sube. Al pedirle que hiciera pasar unos tests, el agente modificó un test existente. Tenía motivo y lo declaró, pero ese es el tipo de cambio que debe revisar una persona.</w:t>
       </w:r>
     </w:p>
     <w:p>
@@ -33190,7 +36873,7 @@
         </w:rPr>
         <w:t xml:space="preserve"> arXiv:2604.26275, 2026. </w:t>
       </w:r>
-      <w:hyperlink w:history="1" r:id="rIdat1mkkxyedgaoinkipc7i">
+      <w:hyperlink w:history="1" r:id="rIdowcwl5jds4dwtdngiivdg">
         <w:r>
           <w:rPr>
             <w:rStyle w:val="Hyperlink"/>
@@ -33235,7 +36918,7 @@
         </w:rPr>
         <w:t xml:space="preserve">, 2026. </w:t>
       </w:r>
-      <w:hyperlink w:history="1" r:id="rIdebh_xlw-eec-gmjgll6p8">
+      <w:hyperlink w:history="1" r:id="rIdsqy8swo7pm2h63apf0b9m">
         <w:r>
           <w:rPr>
             <w:rStyle w:val="Hyperlink"/>
@@ -33280,7 +36963,7 @@
         </w:rPr>
         <w:t xml:space="preserve"> </w:t>
       </w:r>
-      <w:hyperlink w:history="1" r:id="rIdxwvtsqlbzd36knnpbvtvd">
+      <w:hyperlink w:history="1" r:id="rIdqxfbt4-eo0xrovnwrpion">
         <w:r>
           <w:rPr>
             <w:rStyle w:val="Hyperlink"/>
@@ -33325,7 +37008,7 @@
         </w:rPr>
         <w:t xml:space="preserve">, junio de 2026. </w:t>
       </w:r>
-      <w:hyperlink w:history="1" r:id="rIdchiiu4cng-mtzxvoverrx">
+      <w:hyperlink w:history="1" r:id="rIdcruofwd509hoqtakzqpt6">
         <w:r>
           <w:rPr>
             <w:rStyle w:val="Hyperlink"/>
@@ -33370,7 +37053,7 @@
         </w:rPr>
         <w:t xml:space="preserve"> </w:t>
       </w:r>
-      <w:hyperlink w:history="1" r:id="rIdpo8naegwpyfu2qmshb3ry">
+      <w:hyperlink w:history="1" r:id="rIdq_lfiz52jbe0yht0b9bjc">
         <w:r>
           <w:rPr>
             <w:rStyle w:val="Hyperlink"/>
@@ -33415,7 +37098,7 @@
         </w:rPr>
         <w:t xml:space="preserve"> </w:t>
       </w:r>
-      <w:hyperlink w:history="1" r:id="rIdn1llqsfplaclccce9pm5f">
+      <w:hyperlink w:history="1" r:id="rIdruli00-4tafxbrwv6qfh_">
         <w:r>
           <w:rPr>
             <w:rStyle w:val="Hyperlink"/>
@@ -33460,7 +37143,7 @@
         </w:rPr>
         <w:t xml:space="preserve">, diciembre de 2025. </w:t>
       </w:r>
-      <w:hyperlink w:history="1" r:id="rIdrexw9qt6v4wleu-dxwdkz">
+      <w:hyperlink w:history="1" r:id="rIdtweihn-wet2qrzdi_hxsw">
         <w:r>
           <w:rPr>
             <w:rStyle w:val="Hyperlink"/>
@@ -33505,7 +37188,7 @@
         </w:rPr>
         <w:t xml:space="preserve"> </w:t>
       </w:r>
-      <w:hyperlink w:history="1" r:id="rId6kmryptheejdlbbfol0dv">
+      <w:hyperlink w:history="1" r:id="rIdahn2dva3mcahwcqyry3wh">
         <w:r>
           <w:rPr>
             <w:rStyle w:val="Hyperlink"/>
@@ -33550,7 +37233,7 @@
         </w:rPr>
         <w:t xml:space="preserve"> </w:t>
       </w:r>
-      <w:hyperlink w:history="1" r:id="rIdw4yftjmncaqe_qdi9redc">
+      <w:hyperlink w:history="1" r:id="rIdjcempvx39no7cuqtv3of7">
         <w:r>
           <w:rPr>
             <w:rStyle w:val="Hyperlink"/>
@@ -33595,7 +37278,7 @@
         </w:rPr>
         <w:t xml:space="preserve"> </w:t>
       </w:r>
-      <w:hyperlink w:history="1" r:id="rIdmbsh98wsjepqgvvucm371">
+      <w:hyperlink w:history="1" r:id="rIdziirrhmxbwyo2zgr5jpid">
         <w:r>
           <w:rPr>
             <w:rStyle w:val="Hyperlink"/>
@@ -33640,7 +37323,7 @@
         </w:rPr>
         <w:t xml:space="preserve"> </w:t>
       </w:r>
-      <w:hyperlink w:history="1" r:id="rId98lcb0n9h2ahzlx0uslkp">
+      <w:hyperlink w:history="1" r:id="rIdgqj8qczud8yre1emdvwns">
         <w:r>
           <w:rPr>
             <w:rStyle w:val="Hyperlink"/>
@@ -33685,7 +37368,7 @@
         </w:rPr>
         <w:t xml:space="preserve"> </w:t>
       </w:r>
-      <w:hyperlink w:history="1" r:id="rIddpl-gplitpz6pb6ubbvyj">
+      <w:hyperlink w:history="1" r:id="rIdn9i7q2vknsn6fdmghk9kf">
         <w:r>
           <w:rPr>
             <w:rStyle w:val="Hyperlink"/>
@@ -33730,7 +37413,7 @@
         </w:rPr>
         <w:t xml:space="preserve"> </w:t>
       </w:r>
-      <w:hyperlink w:history="1" r:id="rIdkbyefhp7qkp1rnny0yznb">
+      <w:hyperlink w:history="1" r:id="rIdkok76ynvt-euivvwkwdg8">
         <w:r>
           <w:rPr>
             <w:rStyle w:val="Hyperlink"/>
@@ -33775,7 +37458,7 @@
         </w:rPr>
         <w:t xml:space="preserve"> </w:t>
       </w:r>
-      <w:hyperlink w:history="1" r:id="rIdhqes-tlujc3ce-8gboap1">
+      <w:hyperlink w:history="1" r:id="rIdxpax5e7906dowbhzfn_26">
         <w:r>
           <w:rPr>
             <w:rStyle w:val="Hyperlink"/>
@@ -33820,7 +37503,7 @@
         </w:rPr>
         <w:t xml:space="preserve"> </w:t>
       </w:r>
-      <w:hyperlink w:history="1" r:id="rIdhbs87mtmnlm3gca883r3q">
+      <w:hyperlink w:history="1" r:id="rIdxelhxmz7gxdd4ntn2x87u">
         <w:r>
           <w:rPr>
             <w:rStyle w:val="Hyperlink"/>
@@ -33865,7 +37548,7 @@
         </w:rPr>
         <w:t xml:space="preserve"> </w:t>
       </w:r>
-      <w:hyperlink w:history="1" r:id="rIdzcccfxwxwzwr5oooxgfh8">
+      <w:hyperlink w:history="1" r:id="rIdjedlrrhunior8mh42kiio">
         <w:r>
           <w:rPr>
             <w:rStyle w:val="Hyperlink"/>
@@ -33910,7 +37593,7 @@
         </w:rPr>
         <w:t xml:space="preserve">, agosto de 2026. </w:t>
       </w:r>
-      <w:hyperlink w:history="1" r:id="rIdv2fp47u7b_aed7lxobjb9">
+      <w:hyperlink w:history="1" r:id="rIdiri_pdbe7r2fk_ununrdp">
         <w:r>
           <w:rPr>
             <w:rStyle w:val="Hyperlink"/>
@@ -33955,7 +37638,7 @@
         </w:rPr>
         <w:t xml:space="preserve"> </w:t>
       </w:r>
-      <w:hyperlink w:history="1" r:id="rIdxflf3isrjzivwdu8wgsu8">
+      <w:hyperlink w:history="1" r:id="rIdhnmrh82g9cezprfl9gskw">
         <w:r>
           <w:rPr>
             <w:rStyle w:val="Hyperlink"/>
@@ -34018,7 +37701,7 @@
         </w:rPr>
         <w:t xml:space="preserve"> </w:t>
       </w:r>
-      <w:hyperlink w:history="1" r:id="rIdxutcdm3macc_fgutpbmrf">
+      <w:hyperlink w:history="1" r:id="rIduvbm7mfadmlxmylhq6hfz">
         <w:r>
           <w:rPr>
             <w:rStyle w:val="Hyperlink"/>
@@ -34063,7 +37746,7 @@
         </w:rPr>
         <w:t xml:space="preserve"> </w:t>
       </w:r>
-      <w:hyperlink w:history="1" r:id="rIdg0a_wqrqm1gi6om_cjgge">
+      <w:hyperlink w:history="1" r:id="rIdymat3s6zste7lzavqsomm">
         <w:r>
           <w:rPr>
             <w:rStyle w:val="Hyperlink"/>
@@ -34108,7 +37791,7 @@
         </w:rPr>
         <w:t xml:space="preserve"> </w:t>
       </w:r>
-      <w:hyperlink w:history="1" r:id="rIdefo30nl9jtt_zxzg5nunk">
+      <w:hyperlink w:history="1" r:id="rIdrnhmmm-v2idk94t0-uznx">
         <w:r>
           <w:rPr>
             <w:rStyle w:val="Hyperlink"/>
@@ -35393,6 +39076,224 @@
           <w:szCs w:val="17"/>
         </w:rPr>
         <w:t xml:space="preserve">    ...</w:t>
+      </w:r>
+    </w:p>
+    <w:p>
+      <w:pPr>
+        <w:keepNext/>
+        <w:spacing w:after="140" w:line="288"/>
+        <w:jc w:val="both"/>
+      </w:pPr>
+      <w:r>
+        <w:rPr>
+          <w:rFonts w:ascii="Calibri" w:cs="Calibri" w:eastAsia="Calibri" w:hAnsi="Calibri"/>
+        </w:rPr>
+        <w:t xml:space="preserve">Publicación del cambio del agente en la respuesta a </w:t>
+      </w:r>
+      <w:r>
+        <w:rPr>
+          <w:rFonts w:ascii="Consolas" w:cs="Consolas" w:eastAsia="Consolas" w:hAnsi="Consolas"/>
+          <w:color w:val="2E3A36"/>
+          <w:sz w:val="20"/>
+          <w:szCs w:val="20"/>
+        </w:rPr>
+        <w:t xml:space="preserve">@claude</w:t>
+      </w:r>
+      <w:r>
+        <w:rPr>
+          <w:rFonts w:ascii="Calibri" w:cs="Calibri" w:eastAsia="Calibri" w:hAnsi="Calibri"/>
+        </w:rPr>
+        <w:t xml:space="preserve"> (</w:t>
+      </w:r>
+      <w:r>
+        <w:rPr>
+          <w:rFonts w:ascii="Consolas" w:cs="Consolas" w:eastAsia="Consolas" w:hAnsi="Consolas"/>
+          <w:color w:val="2E3A36"/>
+          <w:sz w:val="20"/>
+          <w:szCs w:val="20"/>
+        </w:rPr>
+        <w:t xml:space="preserve">reusable-agent-respond.yml</w:t>
+      </w:r>
+      <w:r>
+        <w:rPr>
+          <w:rFonts w:ascii="Calibri" w:cs="Calibri" w:eastAsia="Calibri" w:hAnsi="Calibri"/>
+        </w:rPr>
+        <w:t xml:space="preserve">, job </w:t>
+      </w:r>
+      <w:r>
+        <w:rPr>
+          <w:rFonts w:ascii="Consolas" w:cs="Consolas" w:eastAsia="Consolas" w:hAnsi="Consolas"/>
+          <w:color w:val="2E3A36"/>
+          <w:sz w:val="20"/>
+          <w:szCs w:val="20"/>
+        </w:rPr>
+        <w:t xml:space="preserve">publish</w:t>
+      </w:r>
+      <w:r>
+        <w:rPr>
+          <w:rFonts w:ascii="Calibri" w:cs="Calibri" w:eastAsia="Calibri" w:hAnsi="Calibri"/>
+        </w:rPr>
+        <w:t xml:space="preserve">, resumido):</w:t>
+      </w:r>
+    </w:p>
+    <w:p>
+      <w:pPr>
+        <w:shd w:fill="F2F4F3" w:color="auto" w:val="clear"/>
+        <w:spacing w:after="0" w:before="120" w:line="240"/>
+        <w:ind w:left="200" w:right="200"/>
+      </w:pPr>
+      <w:r>
+        <w:rPr>
+          <w:rFonts w:ascii="Consolas" w:cs="Consolas" w:eastAsia="Consolas" w:hAnsi="Consolas"/>
+          <w:color w:val="1F2A27"/>
+          <w:sz w:val="17"/>
+          <w:szCs w:val="17"/>
+        </w:rPr>
+        <w:t xml:space="preserve">if [ "$(git rev-parse HEAD)" != "$HEAD_SHA" ] || ! git apply --index cambio.patch; then</w:t>
+      </w:r>
+    </w:p>
+    <w:p>
+      <w:pPr>
+        <w:shd w:fill="F2F4F3" w:color="auto" w:val="clear"/>
+        <w:spacing w:after="0" w:before="0" w:line="240"/>
+        <w:ind w:left="200" w:right="200"/>
+      </w:pPr>
+      <w:r>
+        <w:rPr>
+          <w:rFonts w:ascii="Consolas" w:cs="Consolas" w:eastAsia="Consolas" w:hAnsi="Consolas"/>
+          <w:color w:val="1F2A27"/>
+          <w:sz w:val="17"/>
+          <w:szCs w:val="17"/>
+        </w:rPr>
+        <w:t xml:space="preserve">  report failed; exit 1</w:t>
+      </w:r>
+    </w:p>
+    <w:p>
+      <w:pPr>
+        <w:shd w:fill="F2F4F3" w:color="auto" w:val="clear"/>
+        <w:spacing w:after="0" w:before="0" w:line="240"/>
+        <w:ind w:left="200" w:right="200"/>
+      </w:pPr>
+      <w:r>
+        <w:rPr>
+          <w:rFonts w:ascii="Consolas" w:cs="Consolas" w:eastAsia="Consolas" w:hAnsi="Consolas"/>
+          <w:color w:val="1F2A27"/>
+          <w:sz w:val="17"/>
+          <w:szCs w:val="17"/>
+        </w:rPr>
+        <w:t xml:space="preserve">fi</w:t>
+      </w:r>
+    </w:p>
+    <w:p>
+      <w:pPr>
+        <w:shd w:fill="F2F4F3" w:color="auto" w:val="clear"/>
+        <w:spacing w:after="0" w:before="0" w:line="240"/>
+        <w:ind w:left="200" w:right="200"/>
+      </w:pPr>
+      <w:r>
+        <w:rPr>
+          <w:rFonts w:ascii="Consolas" w:cs="Consolas" w:eastAsia="Consolas" w:hAnsi="Consolas"/>
+          <w:color w:val="1F2A27"/>
+          <w:sz w:val="17"/>
+          <w:szCs w:val="17"/>
+        </w:rPr>
+        <w:t xml:space="preserve">git -c user.name="$AGENT" -c user.email="${id}+${AGENT}@users.noreply.github.com" \</w:t>
+      </w:r>
+    </w:p>
+    <w:p>
+      <w:pPr>
+        <w:shd w:fill="F2F4F3" w:color="auto" w:val="clear"/>
+        <w:spacing w:after="0" w:before="0" w:line="240"/>
+        <w:ind w:left="200" w:right="200"/>
+      </w:pPr>
+      <w:r>
+        <w:rPr>
+          <w:rFonts w:ascii="Consolas" w:cs="Consolas" w:eastAsia="Consolas" w:hAnsi="Consolas"/>
+          <w:color w:val="1F2A27"/>
+          <w:sz w:val="17"/>
+          <w:szCs w:val="17"/>
+        </w:rPr>
+        <w:t xml:space="preserve">  commit -q -m "chore(agent): cambio pedido en el PR #${PR}"</w:t>
+      </w:r>
+    </w:p>
+    <w:p>
+      <w:pPr>
+        <w:shd w:fill="F2F4F3" w:color="auto" w:val="clear"/>
+        <w:spacing w:after="0" w:before="0" w:line="240"/>
+        <w:ind w:left="200" w:right="200"/>
+      </w:pPr>
+      <w:r>
+        <w:rPr>
+          <w:rFonts w:ascii="Consolas" w:cs="Consolas" w:eastAsia="Consolas" w:hAnsi="Consolas"/>
+          <w:color w:val="1F2A27"/>
+          <w:sz w:val="17"/>
+          <w:szCs w:val="17"/>
+        </w:rPr>
+        <w:t xml:space="preserve">if ! python3 check_pr_files.py HEAD~1 HEAD --agent "$AGENT" --pr-author "$AGENT"; then</w:t>
+      </w:r>
+    </w:p>
+    <w:p>
+      <w:pPr>
+        <w:shd w:fill="F2F4F3" w:color="auto" w:val="clear"/>
+        <w:spacing w:after="0" w:before="0" w:line="240"/>
+        <w:ind w:left="200" w:right="200"/>
+      </w:pPr>
+      <w:r>
+        <w:rPr>
+          <w:rFonts w:ascii="Consolas" w:cs="Consolas" w:eastAsia="Consolas" w:hAnsi="Consolas"/>
+          <w:color w:val="1F2A27"/>
+          <w:sz w:val="17"/>
+          <w:szCs w:val="17"/>
+        </w:rPr>
+        <w:t xml:space="preserve">  report rejected; exit 1</w:t>
+      </w:r>
+    </w:p>
+    <w:p>
+      <w:pPr>
+        <w:shd w:fill="F2F4F3" w:color="auto" w:val="clear"/>
+        <w:spacing w:after="0" w:before="0" w:line="240"/>
+        <w:ind w:left="200" w:right="200"/>
+      </w:pPr>
+      <w:r>
+        <w:rPr>
+          <w:rFonts w:ascii="Consolas" w:cs="Consolas" w:eastAsia="Consolas" w:hAnsi="Consolas"/>
+          <w:color w:val="1F2A27"/>
+          <w:sz w:val="17"/>
+          <w:szCs w:val="17"/>
+        </w:rPr>
+        <w:t xml:space="preserve">fi</w:t>
+      </w:r>
+    </w:p>
+    <w:p>
+      <w:pPr>
+        <w:shd w:fill="F2F4F3" w:color="auto" w:val="clear"/>
+        <w:spacing w:after="0" w:before="0" w:line="240"/>
+        <w:ind w:left="200" w:right="200"/>
+      </w:pPr>
+      <w:r>
+        <w:rPr>
+          <w:rFonts w:ascii="Consolas" w:cs="Consolas" w:eastAsia="Consolas" w:hAnsi="Consolas"/>
+          <w:color w:val="1F2A27"/>
+          <w:sz w:val="17"/>
+          <w:szCs w:val="17"/>
+        </w:rPr>
+        <w:t xml:space="preserve">git push origin "HEAD:refs/heads/${HEAD_REF}"</w:t>
+      </w:r>
+    </w:p>
+    <w:p>
+      <w:pPr>
+        <w:shd w:fill="F2F4F3" w:color="auto" w:val="clear"/>
+        <w:spacing w:after="160" w:before="0" w:line="240"/>
+        <w:ind w:left="200" w:right="200"/>
+      </w:pPr>
+      <w:r>
+        <w:rPr>
+          <w:rFonts w:ascii="Consolas" w:cs="Consolas" w:eastAsia="Consolas" w:hAnsi="Consolas"/>
+          <w:color w:val="1F2A27"/>
+          <w:sz w:val="17"/>
+          <w:szCs w:val="17"/>
+        </w:rPr>
+        <w:t xml:space="preserve">report pushed</w:t>
       </w:r>
     </w:p>
     <w:sectPr>
@@ -35803,6 +39704,18 @@
     </w:lvl>
   </w:abstractNum>
   <w:abstractNum w:abstractNumId="17" w15:restartNumberingAfterBreak="0">
+    <w:multiLevelType w:val="hybridMultilevel"/>
+    <w:lvl w:ilvl="0" w15:tentative="1">
+      <w:start w:val="1"/>
+      <w:numFmt w:val="decimal"/>
+      <w:lvlText w:val="%1."/>
+      <w:lvlJc w:val="left"/>
+      <w:pPr>
+        <w:ind w:left="540" w:hanging="320"/>
+      </w:pPr>
+    </w:lvl>
+  </w:abstractNum>
+  <w:abstractNum w:abstractNumId="18" w15:restartNumberingAfterBreak="0">
     <w:multiLevelType w:val="hybridMultilevel"/>
     <w:lvl w:ilvl="0" w15:tentative="1">
       <w:start w:val="1"/>
@@ -35912,6 +39825,12 @@
   </w:num>
   <w:num w:numId="17">
     <w:abstractNumId w:val="17"/>
+    <w:lvlOverride w:ilvl="0">
+      <w:startOverride w:val="1"/>
+    </w:lvlOverride>
+  </w:num>
+  <w:num w:numId="18">
+    <w:abstractNumId w:val="18"/>
     <w:lvlOverride w:ilvl="0">
       <w:startOverride w:val="1"/>
     </w:lvlOverride>

--- a/docs/tfm/TFM-ALM-agentico.docx
+++ b/docs/tfm/TFM-ALM-agentico.docx
@@ -289,7 +289,7 @@
         <w:rPr>
           <w:rFonts w:ascii="Calibri" w:cs="Calibri" w:eastAsia="Calibri" w:hAnsi="Calibri"/>
         </w:rPr>
-        <w:t xml:space="preserve">.</w:t>
+        <w:t xml:space="preserve">. Por último, la aprobación de una petición y el merge de su especificación lanzan al agente sin que nadie le escriba un prompt; en la prueba, una feature completa pasó de petición a cierre en 25 minutos.</w:t>
       </w:r>
     </w:p>
     <w:p>
@@ -17866,80 +17866,99 @@
         <w:rPr>
           <w:rFonts w:ascii="Calibri" w:cs="Calibri" w:eastAsia="Calibri" w:hAnsi="Calibri"/>
         </w:rPr>
-        <w:t xml:space="preserve">Tareas pendientes</w:t>
-      </w:r>
-    </w:p>
-    <w:p>
-      <w:pPr>
-        <w:pBdr>
-          <w:left w:val="single" w:color="0D5C4F" w:sz="18" w:space="10"/>
-        </w:pBdr>
-        <w:shd w:fill="EEF5F3" w:color="auto" w:val="clear"/>
-        <w:spacing w:after="160" w:before="120"/>
-        <w:ind w:left="240" w:right="120"/>
-      </w:pPr>
-      <w:r>
-        <w:rPr>
-          <w:rFonts w:ascii="Calibri" w:cs="Calibri" w:eastAsia="Calibri" w:hAnsi="Calibri"/>
-          <w:sz w:val="21"/>
-          <w:szCs w:val="21"/>
-        </w:rPr>
-        <w:t xml:space="preserve">Las secciones de las tareas 9 a 12 y de las extensiones B a F se añadirán a medida que se implementen: agente autónomo, cadena de suministro, despliegue GitOps, </w:t>
-      </w:r>
+        <w:t xml:space="preserve">Extensión F: agente autónomo en Actions</w:t>
+      </w:r>
+    </w:p>
+    <w:p>
+      <w:pPr>
+        <w:keepNext w:val="false"/>
+        <w:spacing w:after="140" w:line="288"/>
+        <w:jc w:val="both"/>
+      </w:pPr>
+      <w:r>
+        <w:rPr>
+          <w:rFonts w:ascii="Calibri" w:cs="Calibri" w:eastAsia="Calibri" w:hAnsi="Calibri"/>
+        </w:rPr>
+        <w:t xml:space="preserve">Hasta la tarea 8, cada feature pedía dos prompts escritos a mano en el devcontainer: uno para la spec y otro para la implementación. La extensión F los quita. El agente arranca con dos eventos que ya eran decisiones humanas: la etiqueta </w:t>
+      </w:r>
+      <w:r>
+        <w:rPr>
+          <w:rFonts w:ascii="Consolas" w:cs="Consolas" w:eastAsia="Consolas" w:hAnsi="Consolas"/>
+          <w:color w:val="2E3A36"/>
+          <w:sz w:val="20"/>
+          <w:szCs w:val="20"/>
+        </w:rPr>
+        <w:t xml:space="preserve">aprobado</w:t>
+      </w:r>
+      <w:r>
+        <w:rPr>
+          <w:rFonts w:ascii="Calibri" w:cs="Calibri" w:eastAsia="Calibri" w:hAnsi="Calibri"/>
+        </w:rPr>
+        <w:t xml:space="preserve"> en un issue y el merge del PR de la spec. Las aprobaciones no cambian; desaparece el paso de abrir el contenedor y escribirle al agente.</w:t>
+      </w:r>
+    </w:p>
+    <w:p>
+      <w:pPr>
+        <w:keepNext/>
+        <w:spacing w:after="60" w:before="200" w:line="240" w:lineRule="auto"/>
+        <w:jc w:val="center"/>
+      </w:pPr>
+      <w:r>
+        <w:drawing>
+          <wp:inline distT="0" distB="0" distL="0" distR="0">
+            <wp:extent cx="5762625" cy="5238750"/>
+            <wp:effectExtent t="0" r="0" b="0" l="0"/>
+            <wp:docPr id="1" name="autonomo.png" descr="Figura 7. Agente autónomo: cada fase del agente empieza con una decisión humana y termina en un PR que decide otra." title="Figura 7. Agente autónomo: cada fase del agente empieza con una decisión humana y termina en un PR que decide otra."/>
+            <wp:cNvGraphicFramePr>
+              <a:graphicFrameLocks xmlns:a="http://schemas.openxmlformats.org/drawingml/2006/main" noChangeAspect="1"/>
+            </wp:cNvGraphicFramePr>
+            <a:graphic xmlns:a="http://schemas.openxmlformats.org/drawingml/2006/main">
+              <a:graphicData uri="http://schemas.openxmlformats.org/drawingml/2006/picture">
+                <pic:pic xmlns:pic="http://schemas.openxmlformats.org/drawingml/2006/picture">
+                  <pic:nvPicPr>
+                    <pic:cNvPr id="0" name="" descr=""/>
+                    <pic:cNvPicPr>
+                      <a:picLocks noChangeAspect="1" noChangeArrowheads="1"/>
+                    </pic:cNvPicPr>
+                  </pic:nvPicPr>
+                  <pic:blipFill>
+                    <a:blip r:embed="rId15" cstate="none"/>
+                    <a:srcRect/>
+                    <a:stretch>
+                      <a:fillRect/>
+                    </a:stretch>
+                  </pic:blipFill>
+                  <pic:spPr bwMode="auto">
+                    <a:xfrm>
+                      <a:off x="0" y="0"/>
+                      <a:ext cx="5762625" cy="5238750"/>
+                    </a:xfrm>
+                    <a:prstGeom prst="rect">
+                      <a:avLst/>
+                    </a:prstGeom>
+                  </pic:spPr>
+                </pic:pic>
+              </a:graphicData>
+            </a:graphic>
+          </wp:inline>
+        </w:drawing>
+      </w:r>
+    </w:p>
+    <w:p>
+      <w:pPr>
+        <w:spacing w:after="240"/>
+        <w:jc w:val="center"/>
+      </w:pPr>
       <w:r>
         <w:rPr>
           <w:rFonts w:ascii="Calibri" w:cs="Calibri" w:eastAsia="Calibri" w:hAnsi="Calibri"/>
           <w:i/>
           <w:iCs/>
-          <w:sz w:val="21"/>
-          <w:szCs w:val="21"/>
-        </w:rPr>
-        <w:t xml:space="preserve">releases</w:t>
-      </w:r>
-      <w:r>
-        <w:rPr>
-          <w:rFonts w:ascii="Calibri" w:cs="Calibri" w:eastAsia="Calibri" w:hAnsi="Calibri"/>
-          <w:sz w:val="21"/>
-          <w:szCs w:val="21"/>
-        </w:rPr>
-        <w:t xml:space="preserve">, operación, mantenimiento, retirada y trazabilidad.</w:t>
-      </w:r>
-    </w:p>
-    <w:p>
-      <w:pPr>
-        <w:pStyle w:val="Heading1"/>
-        <w:pageBreakBefore/>
-      </w:pPr>
-      <w:r>
-        <w:rPr>
-          <w:rFonts w:ascii="Calibri" w:cs="Calibri" w:eastAsia="Calibri" w:hAnsi="Calibri"/>
-        </w:rPr>
-        <w:t xml:space="preserve">Iteraciones con modelos, pruebas y resultados</w:t>
-      </w:r>
-    </w:p>
-    <w:p>
-      <w:pPr>
-        <w:pStyle w:val="Heading2"/>
-        <w:keepNext/>
-      </w:pPr>
-      <w:r>
-        <w:rPr>
-          <w:rFonts w:ascii="Calibri" w:cs="Calibri" w:eastAsia="Calibri" w:hAnsi="Calibri"/>
-        </w:rPr>
-        <w:t xml:space="preserve">Metodología de trabajo con los modelos</w:t>
-      </w:r>
-    </w:p>
-    <w:p>
-      <w:pPr>
-        <w:keepNext/>
-        <w:spacing w:after="140" w:line="288"/>
-        <w:jc w:val="both"/>
-      </w:pPr>
-      <w:r>
-        <w:rPr>
-          <w:rFonts w:ascii="Calibri" w:cs="Calibri" w:eastAsia="Calibri" w:hAnsi="Calibri"/>
-        </w:rPr>
-        <w:t xml:space="preserve">La POC usa modelos de lenguaje en cinco papeles:</w:t>
+          <w:color w:val="5B6964"/>
+          <w:sz w:val="18"/>
+          <w:szCs w:val="18"/>
+        </w:rPr>
+        <w:t xml:space="preserve">Figura 7. Agente autónomo: cada fase del agente empieza con una decisión humana y termina en un PR que decide otra.</w:t>
       </w:r>
     </w:p>
     <w:tbl>
@@ -17955,10 +17974,10 @@
         </w:tblBorders>
       </w:tblPr>
       <w:tblGrid>
-        <w:gridCol w:w="1559"/>
-        <w:gridCol w:w="2673"/>
-        <w:gridCol w:w="1642"/>
-        <w:gridCol w:w="3196"/>
+        <w:gridCol w:w="2171"/>
+        <w:gridCol w:w="850"/>
+        <w:gridCol w:w="3089"/>
+        <w:gridCol w:w="2960"/>
       </w:tblGrid>
       <w:tr>
         <w:trPr>
@@ -17966,7 +17985,7 @@
         </w:trPr>
         <w:tc>
           <w:tcPr>
-            <w:tcW w:type="dxa" w:w="1559"/>
+            <w:tcW w:type="dxa" w:w="2171"/>
             <w:shd w:fill="E3EEEA" w:color="auto" w:val="clear"/>
             <w:tcMar>
               <w:top w:type="dxa" w:w="60"/>
@@ -17987,13 +18006,13 @@
                 <w:sz w:val="18"/>
                 <w:szCs w:val="18"/>
               </w:rPr>
-              <w:t xml:space="preserve">Rol</w:t>
-            </w:r>
-          </w:p>
-        </w:tc>
-        <w:tc>
-          <w:tcPr>
-            <w:tcW w:type="dxa" w:w="2673"/>
+              <w:t xml:space="preserve">Evento en app</w:t>
+            </w:r>
+          </w:p>
+        </w:tc>
+        <w:tc>
+          <w:tcPr>
+            <w:tcW w:type="dxa" w:w="850"/>
             <w:shd w:fill="E3EEEA" w:color="auto" w:val="clear"/>
             <w:tcMar>
               <w:top w:type="dxa" w:w="60"/>
@@ -18014,13 +18033,13 @@
                 <w:sz w:val="18"/>
                 <w:szCs w:val="18"/>
               </w:rPr>
-              <w:t xml:space="preserve">Modelo y herramienta</w:t>
-            </w:r>
-          </w:p>
-        </w:tc>
-        <w:tc>
-          <w:tcPr>
-            <w:tcW w:type="dxa" w:w="1642"/>
+              <w:t xml:space="preserve">Fase</w:t>
+            </w:r>
+          </w:p>
+        </w:tc>
+        <w:tc>
+          <w:tcPr>
+            <w:tcW w:type="dxa" w:w="3089"/>
             <w:shd w:fill="E3EEEA" w:color="auto" w:val="clear"/>
             <w:tcMar>
               <w:top w:type="dxa" w:w="60"/>
@@ -18041,13 +18060,13 @@
                 <w:sz w:val="18"/>
                 <w:szCs w:val="18"/>
               </w:rPr>
-              <w:t xml:space="preserve">Dónde se ejecuta</w:t>
-            </w:r>
-          </w:p>
-        </w:tc>
-        <w:tc>
-          <w:tcPr>
-            <w:tcW w:type="dxa" w:w="3196"/>
+              <w:t xml:space="preserve">Qué hace el agente</w:t>
+            </w:r>
+          </w:p>
+        </w:tc>
+        <w:tc>
+          <w:tcPr>
+            <w:tcW w:type="dxa" w:w="2960"/>
             <w:shd w:fill="E3EEEA" w:color="auto" w:val="clear"/>
             <w:tcMar>
               <w:top w:type="dxa" w:w="60"/>
@@ -18068,7 +18087,7 @@
                 <w:sz w:val="18"/>
                 <w:szCs w:val="18"/>
               </w:rPr>
-              <w:t xml:space="preserve">Permisos</w:t>
+              <w:t xml:space="preserve">Resultado</w:t>
             </w:r>
           </w:p>
         </w:tc>
@@ -18079,115 +18098,167 @@
         </w:trPr>
         <w:tc>
           <w:tcPr>
-            <w:tcW w:type="dxa" w:w="1559"/>
-            <w:tcMar>
-              <w:top w:type="dxa" w:w="60"/>
-              <w:left w:type="dxa" w:w="100"/>
-              <w:bottom w:type="dxa" w:w="60"/>
-              <w:right w:type="dxa" w:w="100"/>
-            </w:tcMar>
-          </w:tcPr>
-          <w:p>
-            <w:pPr>
-              <w:spacing w:after="0" w:before="0" w:line="252"/>
-            </w:pPr>
-            <w:r>
-              <w:rPr>
-                <w:rFonts w:ascii="Calibri" w:cs="Calibri" w:eastAsia="Calibri" w:hAnsi="Calibri"/>
-                <w:sz w:val="18"/>
-                <w:szCs w:val="18"/>
-              </w:rPr>
-              <w:t xml:space="preserve">Asistente de diseño e implementación</w:t>
-            </w:r>
-          </w:p>
-        </w:tc>
-        <w:tc>
-          <w:tcPr>
-            <w:tcW w:type="dxa" w:w="2673"/>
-            <w:tcMar>
-              <w:top w:type="dxa" w:w="60"/>
-              <w:left w:type="dxa" w:w="100"/>
-              <w:bottom w:type="dxa" w:w="60"/>
-              <w:right w:type="dxa" w:w="100"/>
-            </w:tcMar>
-          </w:tcPr>
-          <w:p>
-            <w:pPr>
-              <w:spacing w:after="0" w:before="0" w:line="252"/>
-            </w:pPr>
-            <w:r>
-              <w:rPr>
-                <w:rFonts w:ascii="Calibri" w:cs="Calibri" w:eastAsia="Calibri" w:hAnsi="Calibri"/>
-                <w:sz w:val="18"/>
-                <w:szCs w:val="18"/>
-              </w:rPr>
-              <w:t xml:space="preserve">Claude (sesión de trabajo con herramientas)</w:t>
-            </w:r>
-          </w:p>
-        </w:tc>
-        <w:tc>
-          <w:tcPr>
-            <w:tcW w:type="dxa" w:w="1642"/>
-            <w:tcMar>
-              <w:top w:type="dxa" w:w="60"/>
-              <w:left w:type="dxa" w:w="100"/>
-              <w:bottom w:type="dxa" w:w="60"/>
-              <w:right w:type="dxa" w:w="100"/>
-            </w:tcMar>
-          </w:tcPr>
-          <w:p>
-            <w:pPr>
-              <w:spacing w:after="0" w:before="0" w:line="252"/>
-            </w:pPr>
-            <w:r>
-              <w:rPr>
-                <w:rFonts w:ascii="Calibri" w:cs="Calibri" w:eastAsia="Calibri" w:hAnsi="Calibri"/>
-                <w:sz w:val="18"/>
-                <w:szCs w:val="18"/>
-              </w:rPr>
-              <w:t xml:space="preserve">Entorno en la nube con acceso a los repos</w:t>
-            </w:r>
-          </w:p>
-        </w:tc>
-        <w:tc>
-          <w:tcPr>
-            <w:tcW w:type="dxa" w:w="3196"/>
-            <w:tcMar>
-              <w:top w:type="dxa" w:w="60"/>
-              <w:left w:type="dxa" w:w="100"/>
-              <w:bottom w:type="dxa" w:w="60"/>
-              <w:right w:type="dxa" w:w="100"/>
-            </w:tcMar>
-          </w:tcPr>
-          <w:p>
-            <w:pPr>
-              <w:spacing w:after="0" w:before="0" w:line="252"/>
-            </w:pPr>
-            <w:r>
-              <w:rPr>
-                <w:rFonts w:ascii="Calibri" w:cs="Calibri" w:eastAsia="Calibri" w:hAnsi="Calibri"/>
-                <w:sz w:val="18"/>
-                <w:szCs w:val="18"/>
-              </w:rPr>
-              <w:t xml:space="preserve">Subir ramas y abrir PRs; no puede fusionar, crear </w:t>
-            </w:r>
-            <w:r>
-              <w:rPr>
-                <w:rFonts w:ascii="Calibri" w:cs="Calibri" w:eastAsia="Calibri" w:hAnsi="Calibri"/>
-                <w:i/>
-                <w:iCs/>
-                <w:sz w:val="18"/>
-                <w:szCs w:val="18"/>
-              </w:rPr>
-              <w:t xml:space="preserve">tags</w:t>
-            </w:r>
-            <w:r>
-              <w:rPr>
-                <w:rFonts w:ascii="Calibri" w:cs="Calibri" w:eastAsia="Calibri" w:hAnsi="Calibri"/>
-                <w:sz w:val="18"/>
-                <w:szCs w:val="18"/>
-              </w:rPr>
-              <w:t xml:space="preserve"> ni configurar la protección</w:t>
+            <w:tcW w:type="dxa" w:w="2171"/>
+            <w:tcMar>
+              <w:top w:type="dxa" w:w="60"/>
+              <w:left w:type="dxa" w:w="100"/>
+              <w:bottom w:type="dxa" w:w="60"/>
+              <w:right w:type="dxa" w:w="100"/>
+            </w:tcMar>
+          </w:tcPr>
+          <w:p>
+            <w:pPr>
+              <w:spacing w:after="0" w:before="0" w:line="252"/>
+            </w:pPr>
+            <w:r>
+              <w:rPr>
+                <w:rFonts w:ascii="Calibri" w:cs="Calibri" w:eastAsia="Calibri" w:hAnsi="Calibri"/>
+                <w:sz w:val="18"/>
+                <w:szCs w:val="18"/>
+              </w:rPr>
+              <w:t xml:space="preserve">Etiqueta </w:t>
+            </w:r>
+            <w:r>
+              <w:rPr>
+                <w:rFonts w:ascii="Consolas" w:cs="Consolas" w:eastAsia="Consolas" w:hAnsi="Consolas"/>
+                <w:color w:val="2E3A36"/>
+                <w:sz w:val="16"/>
+                <w:szCs w:val="16"/>
+              </w:rPr>
+              <w:t xml:space="preserve">aprobado</w:t>
+            </w:r>
+            <w:r>
+              <w:rPr>
+                <w:rFonts w:ascii="Calibri" w:cs="Calibri" w:eastAsia="Calibri" w:hAnsi="Calibri"/>
+                <w:sz w:val="18"/>
+                <w:szCs w:val="18"/>
+              </w:rPr>
+              <w:t xml:space="preserve"> en un issue</w:t>
+            </w:r>
+          </w:p>
+        </w:tc>
+        <w:tc>
+          <w:tcPr>
+            <w:tcW w:type="dxa" w:w="850"/>
+            <w:tcMar>
+              <w:top w:type="dxa" w:w="60"/>
+              <w:left w:type="dxa" w:w="100"/>
+              <w:bottom w:type="dxa" w:w="60"/>
+              <w:right w:type="dxa" w:w="100"/>
+            </w:tcMar>
+          </w:tcPr>
+          <w:p>
+            <w:pPr>
+              <w:spacing w:after="0" w:before="0" w:line="252"/>
+            </w:pPr>
+            <w:r>
+              <w:rPr>
+                <w:rFonts w:ascii="Consolas" w:cs="Consolas" w:eastAsia="Consolas" w:hAnsi="Consolas"/>
+                <w:color w:val="2E3A36"/>
+                <w:sz w:val="16"/>
+                <w:szCs w:val="16"/>
+              </w:rPr>
+              <w:t xml:space="preserve">spec</w:t>
+            </w:r>
+          </w:p>
+        </w:tc>
+        <w:tc>
+          <w:tcPr>
+            <w:tcW w:type="dxa" w:w="3089"/>
+            <w:tcMar>
+              <w:top w:type="dxa" w:w="60"/>
+              <w:left w:type="dxa" w:w="100"/>
+              <w:bottom w:type="dxa" w:w="60"/>
+              <w:right w:type="dxa" w:w="100"/>
+            </w:tcMar>
+          </w:tcPr>
+          <w:p>
+            <w:pPr>
+              <w:spacing w:after="0" w:before="0" w:line="252"/>
+            </w:pPr>
+            <w:r>
+              <w:rPr>
+                <w:rFonts w:ascii="Calibri" w:cs="Calibri" w:eastAsia="Calibri" w:hAnsi="Calibri"/>
+                <w:sz w:val="18"/>
+                <w:szCs w:val="18"/>
+              </w:rPr>
+              <w:t xml:space="preserve">Escribe la spec con la skill </w:t>
+            </w:r>
+            <w:r>
+              <w:rPr>
+                <w:rFonts w:ascii="Consolas" w:cs="Consolas" w:eastAsia="Consolas" w:hAnsi="Consolas"/>
+                <w:color w:val="2E3A36"/>
+                <w:sz w:val="16"/>
+                <w:szCs w:val="16"/>
+              </w:rPr>
+              <w:t xml:space="preserve">speckit-specify</w:t>
+            </w:r>
+          </w:p>
+        </w:tc>
+        <w:tc>
+          <w:tcPr>
+            <w:tcW w:type="dxa" w:w="2960"/>
+            <w:tcMar>
+              <w:top w:type="dxa" w:w="60"/>
+              <w:left w:type="dxa" w:w="100"/>
+              <w:bottom w:type="dxa" w:w="60"/>
+              <w:right w:type="dxa" w:w="100"/>
+            </w:tcMar>
+          </w:tcPr>
+          <w:p>
+            <w:pPr>
+              <w:spacing w:after="0" w:before="0" w:line="252"/>
+            </w:pPr>
+            <w:r>
+              <w:rPr>
+                <w:rFonts w:ascii="Calibri" w:cs="Calibri" w:eastAsia="Calibri" w:hAnsi="Calibri"/>
+                <w:sz w:val="18"/>
+                <w:szCs w:val="18"/>
+              </w:rPr>
+              <w:t xml:space="preserve">PR </w:t>
+            </w:r>
+            <w:r>
+              <w:rPr>
+                <w:rFonts w:ascii="Consolas" w:cs="Consolas" w:eastAsia="Consolas" w:hAnsi="Consolas"/>
+                <w:color w:val="2E3A36"/>
+                <w:sz w:val="16"/>
+                <w:szCs w:val="16"/>
+              </w:rPr>
+              <w:t xml:space="preserve">spec/&lt;issue&gt;-&lt;slug&gt;</w:t>
+            </w:r>
+            <w:r>
+              <w:rPr>
+                <w:rFonts w:ascii="Calibri" w:cs="Calibri" w:eastAsia="Calibri" w:hAnsi="Calibri"/>
+                <w:sz w:val="18"/>
+                <w:szCs w:val="18"/>
+              </w:rPr>
+              <w:t xml:space="preserve"> con </w:t>
+            </w:r>
+            <w:r>
+              <w:rPr>
+                <w:rFonts w:ascii="Consolas" w:cs="Consolas" w:eastAsia="Consolas" w:hAnsi="Consolas"/>
+                <w:color w:val="2E3A36"/>
+                <w:sz w:val="16"/>
+                <w:szCs w:val="16"/>
+              </w:rPr>
+              <w:t xml:space="preserve">Refs #issue</w:t>
+            </w:r>
+            <w:r>
+              <w:rPr>
+                <w:rFonts w:ascii="Calibri" w:cs="Calibri" w:eastAsia="Calibri" w:hAnsi="Calibri"/>
+                <w:sz w:val="18"/>
+                <w:szCs w:val="18"/>
+              </w:rPr>
+              <w:t xml:space="preserve">, solo con ficheros de </w:t>
+            </w:r>
+            <w:r>
+              <w:rPr>
+                <w:rFonts w:ascii="Consolas" w:cs="Consolas" w:eastAsia="Consolas" w:hAnsi="Consolas"/>
+                <w:color w:val="2E3A36"/>
+                <w:sz w:val="16"/>
+                <w:szCs w:val="16"/>
+              </w:rPr>
+              <w:t xml:space="preserve">specs/</w:t>
             </w:r>
           </w:p>
         </w:tc>
@@ -18198,97 +18269,25 @@
         </w:trPr>
         <w:tc>
           <w:tcPr>
-            <w:tcW w:type="dxa" w:w="1559"/>
-            <w:tcMar>
-              <w:top w:type="dxa" w:w="60"/>
-              <w:left w:type="dxa" w:w="100"/>
-              <w:bottom w:type="dxa" w:w="60"/>
-              <w:right w:type="dxa" w:w="100"/>
-            </w:tcMar>
-          </w:tcPr>
-          <w:p>
-            <w:pPr>
-              <w:spacing w:after="0" w:before="0" w:line="252"/>
-            </w:pPr>
-            <w:r>
-              <w:rPr>
-                <w:rFonts w:ascii="Calibri" w:cs="Calibri" w:eastAsia="Calibri" w:hAnsi="Calibri"/>
-                <w:sz w:val="18"/>
-                <w:szCs w:val="18"/>
-              </w:rPr>
-              <w:t xml:space="preserve">Agente de código</w:t>
-            </w:r>
-          </w:p>
-        </w:tc>
-        <w:tc>
-          <w:tcPr>
-            <w:tcW w:type="dxa" w:w="2673"/>
-            <w:tcMar>
-              <w:top w:type="dxa" w:w="60"/>
-              <w:left w:type="dxa" w:w="100"/>
-              <w:bottom w:type="dxa" w:w="60"/>
-              <w:right w:type="dxa" w:w="100"/>
-            </w:tcMar>
-          </w:tcPr>
-          <w:p>
-            <w:pPr>
-              <w:spacing w:after="0" w:before="0" w:line="252"/>
-            </w:pPr>
-            <w:r>
-              <w:rPr>
-                <w:rFonts w:ascii="Calibri" w:cs="Calibri" w:eastAsia="Calibri" w:hAnsi="Calibri"/>
-                <w:sz w:val="18"/>
-                <w:szCs w:val="18"/>
-              </w:rPr>
-              <w:t xml:space="preserve">Claude Code</w:t>
-            </w:r>
-          </w:p>
-        </w:tc>
-        <w:tc>
-          <w:tcPr>
-            <w:tcW w:type="dxa" w:w="1642"/>
-            <w:tcMar>
-              <w:top w:type="dxa" w:w="60"/>
-              <w:left w:type="dxa" w:w="100"/>
-              <w:bottom w:type="dxa" w:w="60"/>
-              <w:right w:type="dxa" w:w="100"/>
-            </w:tcMar>
-          </w:tcPr>
-          <w:p>
-            <w:pPr>
-              <w:spacing w:after="0" w:before="0" w:line="252"/>
-            </w:pPr>
-            <w:r>
-              <w:rPr>
-                <w:rFonts w:ascii="Calibri" w:cs="Calibri" w:eastAsia="Calibri" w:hAnsi="Calibri"/>
-                <w:sz w:val="18"/>
-                <w:szCs w:val="18"/>
-              </w:rPr>
-              <w:t xml:space="preserve">Devcontainer local</w:t>
-            </w:r>
-          </w:p>
-        </w:tc>
-        <w:tc>
-          <w:tcPr>
-            <w:tcW w:type="dxa" w:w="3196"/>
-            <w:tcMar>
-              <w:top w:type="dxa" w:w="60"/>
-              <w:left w:type="dxa" w:w="100"/>
-              <w:bottom w:type="dxa" w:w="60"/>
-              <w:right w:type="dxa" w:w="100"/>
-            </w:tcMar>
-          </w:tcPr>
-          <w:p>
-            <w:pPr>
-              <w:spacing w:after="0" w:before="0" w:line="252"/>
-            </w:pPr>
-            <w:r>
-              <w:rPr>
-                <w:rFonts w:ascii="Calibri" w:cs="Calibri" w:eastAsia="Calibri" w:hAnsi="Calibri"/>
-                <w:sz w:val="18"/>
-                <w:szCs w:val="18"/>
-              </w:rPr>
-              <w:t xml:space="preserve">GitHub App </w:t>
+            <w:tcW w:type="dxa" w:w="2171"/>
+            <w:tcMar>
+              <w:top w:type="dxa" w:w="60"/>
+              <w:left w:type="dxa" w:w="100"/>
+              <w:bottom w:type="dxa" w:w="60"/>
+              <w:right w:type="dxa" w:w="100"/>
+            </w:tcMar>
+          </w:tcPr>
+          <w:p>
+            <w:pPr>
+              <w:spacing w:after="0" w:before="0" w:line="252"/>
+            </w:pPr>
+            <w:r>
+              <w:rPr>
+                <w:rFonts w:ascii="Calibri" w:cs="Calibri" w:eastAsia="Calibri" w:hAnsi="Calibri"/>
+                <w:sz w:val="18"/>
+                <w:szCs w:val="18"/>
+              </w:rPr>
+              <w:t xml:space="preserve">Merge de un PR </w:t>
             </w:r>
             <w:r>
               <w:rPr>
@@ -18297,25 +18296,607 @@
                 <w:sz w:val="16"/>
                 <w:szCs w:val="16"/>
               </w:rPr>
-              <w:t xml:space="preserve">almagentic-agent</w:t>
-            </w:r>
-            <w:r>
-              <w:rPr>
-                <w:rFonts w:ascii="Calibri" w:cs="Calibri" w:eastAsia="Calibri" w:hAnsi="Calibri"/>
-                <w:sz w:val="18"/>
-                <w:szCs w:val="18"/>
-              </w:rPr>
-              <w:t xml:space="preserve"> + </w:t>
-            </w:r>
-            <w:r>
-              <w:rPr>
-                <w:rFonts w:ascii="Calibri" w:cs="Calibri" w:eastAsia="Calibri" w:hAnsi="Calibri"/>
-                <w:i/>
-                <w:iCs/>
-                <w:sz w:val="18"/>
-                <w:szCs w:val="18"/>
-              </w:rPr>
-              <w:t xml:space="preserve">harness</w:t>
+              <w:t xml:space="preserve">spec/&lt;issue&gt;-&lt;slug&gt;</w:t>
+            </w:r>
+          </w:p>
+        </w:tc>
+        <w:tc>
+          <w:tcPr>
+            <w:tcW w:type="dxa" w:w="850"/>
+            <w:tcMar>
+              <w:top w:type="dxa" w:w="60"/>
+              <w:left w:type="dxa" w:w="100"/>
+              <w:bottom w:type="dxa" w:w="60"/>
+              <w:right w:type="dxa" w:w="100"/>
+            </w:tcMar>
+          </w:tcPr>
+          <w:p>
+            <w:pPr>
+              <w:spacing w:after="0" w:before="0" w:line="252"/>
+            </w:pPr>
+            <w:r>
+              <w:rPr>
+                <w:rFonts w:ascii="Consolas" w:cs="Consolas" w:eastAsia="Consolas" w:hAnsi="Consolas"/>
+                <w:color w:val="2E3A36"/>
+                <w:sz w:val="16"/>
+                <w:szCs w:val="16"/>
+              </w:rPr>
+              <w:t xml:space="preserve">implement</w:t>
+            </w:r>
+          </w:p>
+        </w:tc>
+        <w:tc>
+          <w:tcPr>
+            <w:tcW w:type="dxa" w:w="3089"/>
+            <w:tcMar>
+              <w:top w:type="dxa" w:w="60"/>
+              <w:left w:type="dxa" w:w="100"/>
+              <w:bottom w:type="dxa" w:w="60"/>
+              <w:right w:type="dxa" w:w="100"/>
+            </w:tcMar>
+          </w:tcPr>
+          <w:p>
+            <w:pPr>
+              <w:spacing w:after="0" w:before="0" w:line="252"/>
+            </w:pPr>
+            <w:r>
+              <w:rPr>
+                <w:rFonts w:ascii="Calibri" w:cs="Calibri" w:eastAsia="Calibri" w:hAnsi="Calibri"/>
+                <w:sz w:val="18"/>
+                <w:szCs w:val="18"/>
+              </w:rPr>
+              <w:t xml:space="preserve">Sigue </w:t>
+            </w:r>
+            <w:r>
+              <w:rPr>
+                <w:rFonts w:ascii="Consolas" w:cs="Consolas" w:eastAsia="Consolas" w:hAnsi="Consolas"/>
+                <w:color w:val="2E3A36"/>
+                <w:sz w:val="16"/>
+                <w:szCs w:val="16"/>
+              </w:rPr>
+              <w:t xml:space="preserve">speckit-plan</w:t>
+            </w:r>
+            <w:r>
+              <w:rPr>
+                <w:rFonts w:ascii="Calibri" w:cs="Calibri" w:eastAsia="Calibri" w:hAnsi="Calibri"/>
+                <w:sz w:val="18"/>
+                <w:szCs w:val="18"/>
+              </w:rPr>
+              <w:t xml:space="preserve">, </w:t>
+            </w:r>
+            <w:r>
+              <w:rPr>
+                <w:rFonts w:ascii="Consolas" w:cs="Consolas" w:eastAsia="Consolas" w:hAnsi="Consolas"/>
+                <w:color w:val="2E3A36"/>
+                <w:sz w:val="16"/>
+                <w:szCs w:val="16"/>
+              </w:rPr>
+              <w:t xml:space="preserve">speckit-tasks</w:t>
+            </w:r>
+            <w:r>
+              <w:rPr>
+                <w:rFonts w:ascii="Calibri" w:cs="Calibri" w:eastAsia="Calibri" w:hAnsi="Calibri"/>
+                <w:sz w:val="18"/>
+                <w:szCs w:val="18"/>
+              </w:rPr>
+              <w:t xml:space="preserve"> y </w:t>
+            </w:r>
+            <w:r>
+              <w:rPr>
+                <w:rFonts w:ascii="Consolas" w:cs="Consolas" w:eastAsia="Consolas" w:hAnsi="Consolas"/>
+                <w:color w:val="2E3A36"/>
+                <w:sz w:val="16"/>
+                <w:szCs w:val="16"/>
+              </w:rPr>
+              <w:t xml:space="preserve">speckit-implement</w:t>
+            </w:r>
+          </w:p>
+        </w:tc>
+        <w:tc>
+          <w:tcPr>
+            <w:tcW w:type="dxa" w:w="2960"/>
+            <w:tcMar>
+              <w:top w:type="dxa" w:w="60"/>
+              <w:left w:type="dxa" w:w="100"/>
+              <w:bottom w:type="dxa" w:w="60"/>
+              <w:right w:type="dxa" w:w="100"/>
+            </w:tcMar>
+          </w:tcPr>
+          <w:p>
+            <w:pPr>
+              <w:spacing w:after="0" w:before="0" w:line="252"/>
+            </w:pPr>
+            <w:r>
+              <w:rPr>
+                <w:rFonts w:ascii="Calibri" w:cs="Calibri" w:eastAsia="Calibri" w:hAnsi="Calibri"/>
+                <w:sz w:val="18"/>
+                <w:szCs w:val="18"/>
+              </w:rPr>
+              <w:t xml:space="preserve">PR </w:t>
+            </w:r>
+            <w:r>
+              <w:rPr>
+                <w:rFonts w:ascii="Consolas" w:cs="Consolas" w:eastAsia="Consolas" w:hAnsi="Consolas"/>
+                <w:color w:val="2E3A36"/>
+                <w:sz w:val="16"/>
+                <w:szCs w:val="16"/>
+              </w:rPr>
+              <w:t xml:space="preserve">feat/&lt;issue&gt;-&lt;slug&gt;</w:t>
+            </w:r>
+            <w:r>
+              <w:rPr>
+                <w:rFonts w:ascii="Calibri" w:cs="Calibri" w:eastAsia="Calibri" w:hAnsi="Calibri"/>
+                <w:sz w:val="18"/>
+                <w:szCs w:val="18"/>
+              </w:rPr>
+              <w:t xml:space="preserve"> con </w:t>
+            </w:r>
+            <w:r>
+              <w:rPr>
+                <w:rFonts w:ascii="Consolas" w:cs="Consolas" w:eastAsia="Consolas" w:hAnsi="Consolas"/>
+                <w:color w:val="2E3A36"/>
+                <w:sz w:val="16"/>
+                <w:szCs w:val="16"/>
+              </w:rPr>
+              <w:t xml:space="preserve">Closes #issue</w:t>
+            </w:r>
+          </w:p>
+        </w:tc>
+      </w:tr>
+    </w:tbl>
+    <w:p>
+      <w:pPr>
+        <w:spacing w:after="120"/>
+      </w:pPr>
+    </w:p>
+    <w:p>
+      <w:pPr>
+        <w:keepNext/>
+        <w:spacing w:after="140" w:line="288"/>
+        <w:jc w:val="both"/>
+      </w:pPr>
+      <w:r>
+        <w:rPr>
+          <w:rFonts w:ascii="Calibri" w:cs="Calibri" w:eastAsia="Calibri" w:hAnsi="Calibri"/>
+        </w:rPr>
+        <w:t xml:space="preserve">El workflow de core, </w:t>
+      </w:r>
+      <w:r>
+        <w:rPr>
+          <w:rFonts w:ascii="Consolas" w:cs="Consolas" w:eastAsia="Consolas" w:hAnsi="Consolas"/>
+          <w:color w:val="2E3A36"/>
+          <w:sz w:val="20"/>
+          <w:szCs w:val="20"/>
+        </w:rPr>
+        <w:t xml:space="preserve">reusable-agent-feature.yml</w:t>
+      </w:r>
+      <w:r>
+        <w:rPr>
+          <w:rFonts w:ascii="Calibri" w:cs="Calibri" w:eastAsia="Calibri" w:hAnsi="Calibri"/>
+        </w:rPr>
+        <w:t xml:space="preserve">, repite el esquema de la respuesta a </w:t>
+      </w:r>
+      <w:r>
+        <w:rPr>
+          <w:rFonts w:ascii="Consolas" w:cs="Consolas" w:eastAsia="Consolas" w:hAnsi="Consolas"/>
+          <w:color w:val="2E3A36"/>
+          <w:sz w:val="20"/>
+          <w:szCs w:val="20"/>
+        </w:rPr>
+        <w:t xml:space="preserve">@claude</w:t>
+      </w:r>
+      <w:r>
+        <w:rPr>
+          <w:rFonts w:ascii="Calibri" w:cs="Calibri" w:eastAsia="Calibri" w:hAnsi="Calibri"/>
+        </w:rPr>
+        <w:t xml:space="preserve">. El job </w:t>
+      </w:r>
+      <w:r>
+        <w:rPr>
+          <w:rFonts w:ascii="Consolas" w:cs="Consolas" w:eastAsia="Consolas" w:hAnsi="Consolas"/>
+          <w:color w:val="2E3A36"/>
+          <w:sz w:val="20"/>
+          <w:szCs w:val="20"/>
+        </w:rPr>
+        <w:t xml:space="preserve">work</w:t>
+      </w:r>
+      <w:r>
+        <w:rPr>
+          <w:rFonts w:ascii="Calibri" w:cs="Calibri" w:eastAsia="Calibri" w:hAnsi="Calibri"/>
+        </w:rPr>
+        <w:t xml:space="preserve"> empieza con unas comprobaciones que hace </w:t>
+      </w:r>
+      <w:r>
+        <w:rPr>
+          <w:rFonts w:ascii="Consolas" w:cs="Consolas" w:eastAsia="Consolas" w:hAnsi="Consolas"/>
+          <w:color w:val="2E3A36"/>
+          <w:sz w:val="20"/>
+          <w:szCs w:val="20"/>
+        </w:rPr>
+        <w:t xml:space="preserve">feature.py check</w:t>
+      </w:r>
+      <w:r>
+        <w:rPr>
+          <w:rFonts w:ascii="Calibri" w:cs="Calibri" w:eastAsia="Calibri" w:hAnsi="Calibri"/>
+        </w:rPr>
+        <w:t xml:space="preserve"> y que el modelo no puede saltarse:</w:t>
+      </w:r>
+    </w:p>
+    <w:p>
+      <w:pPr>
+        <w:pStyle w:val="ListParagraph"/>
+        <w:numPr>
+          <w:ilvl w:val="0"/>
+          <w:numId w:val="2"/>
+        </w:numPr>
+        <w:spacing w:after="60"/>
+      </w:pPr>
+      <w:r>
+        <w:rPr>
+          <w:rFonts w:ascii="Calibri" w:cs="Calibri" w:eastAsia="Calibri" w:hAnsi="Calibri"/>
+        </w:rPr>
+        <w:t xml:space="preserve">quien puso la etiqueta o fusionó la spec tiene permiso de escritura;</w:t>
+      </w:r>
+    </w:p>
+    <w:p>
+      <w:pPr>
+        <w:pStyle w:val="ListParagraph"/>
+        <w:numPr>
+          <w:ilvl w:val="0"/>
+          <w:numId w:val="2"/>
+        </w:numPr>
+        <w:spacing w:after="60"/>
+      </w:pPr>
+      <w:r>
+        <w:rPr>
+          <w:rFonts w:ascii="Calibri" w:cs="Calibri" w:eastAsia="Calibri" w:hAnsi="Calibri"/>
+        </w:rPr>
+        <w:t xml:space="preserve">el issue está abierto, tiene </w:t>
+      </w:r>
+      <w:r>
+        <w:rPr>
+          <w:rFonts w:ascii="Consolas" w:cs="Consolas" w:eastAsia="Consolas" w:hAnsi="Consolas"/>
+          <w:color w:val="2E3A36"/>
+          <w:sz w:val="20"/>
+          <w:szCs w:val="20"/>
+        </w:rPr>
+        <w:t xml:space="preserve">aprobado</w:t>
+      </w:r>
+      <w:r>
+        <w:rPr>
+          <w:rFonts w:ascii="Calibri" w:cs="Calibri" w:eastAsia="Calibri" w:hAnsi="Calibri"/>
+        </w:rPr>
+        <w:t xml:space="preserve"> y no tiene </w:t>
+      </w:r>
+      <w:r>
+        <w:rPr>
+          <w:rFonts w:ascii="Consolas" w:cs="Consolas" w:eastAsia="Consolas" w:hAnsi="Consolas"/>
+          <w:color w:val="2E3A36"/>
+          <w:sz w:val="20"/>
+          <w:szCs w:val="20"/>
+        </w:rPr>
+        <w:t xml:space="preserve">triage:sospechoso</w:t>
+      </w:r>
+      <w:r>
+        <w:rPr>
+          <w:rFonts w:ascii="Calibri" w:cs="Calibri" w:eastAsia="Calibri" w:hAnsi="Calibri"/>
+        </w:rPr>
+        <w:t xml:space="preserve">;</w:t>
+      </w:r>
+    </w:p>
+    <w:p>
+      <w:pPr>
+        <w:pStyle w:val="ListParagraph"/>
+        <w:numPr>
+          <w:ilvl w:val="0"/>
+          <w:numId w:val="2"/>
+        </w:numPr>
+        <w:spacing w:after="60"/>
+      </w:pPr>
+      <w:r>
+        <w:rPr>
+          <w:rFonts w:ascii="Calibri" w:cs="Calibri" w:eastAsia="Calibri" w:hAnsi="Calibri"/>
+        </w:rPr>
+        <w:t xml:space="preserve">no existe ya la rama de esa fase, de modo que una etiqueta repetida no duplica el trabajo.</w:t>
+      </w:r>
+    </w:p>
+    <w:p>
+      <w:pPr>
+        <w:keepNext w:val="false"/>
+        <w:spacing w:after="140" w:line="288"/>
+        <w:jc w:val="both"/>
+      </w:pPr>
+      <w:r>
+        <w:rPr>
+          <w:rFonts w:ascii="Calibri" w:cs="Calibri" w:eastAsia="Calibri" w:hAnsi="Calibri"/>
+        </w:rPr>
+        <w:t xml:space="preserve">Si alguna falla, el agente no arranca y el motivo se publica en el issue. Si pasan, Claude Code trabaja sobre una copia de </w:t>
+      </w:r>
+      <w:r>
+        <w:rPr>
+          <w:rFonts w:ascii="Consolas" w:cs="Consolas" w:eastAsia="Consolas" w:hAnsi="Consolas"/>
+          <w:color w:val="2E3A36"/>
+          <w:sz w:val="20"/>
+          <w:szCs w:val="20"/>
+        </w:rPr>
+        <w:t xml:space="preserve">main</w:t>
+      </w:r>
+      <w:r>
+        <w:rPr>
+          <w:rFonts w:ascii="Calibri" w:cs="Calibri" w:eastAsia="Calibri" w:hAnsi="Calibri"/>
+        </w:rPr>
+        <w:t xml:space="preserve"> con el </w:t>
+      </w:r>
+      <w:r>
+        <w:rPr>
+          <w:rFonts w:ascii="Calibri" w:cs="Calibri" w:eastAsia="Calibri" w:hAnsi="Calibri"/>
+          <w:i/>
+          <w:iCs/>
+        </w:rPr>
+        <w:t xml:space="preserve">harness</w:t>
+      </w:r>
+      <w:r>
+        <w:rPr>
+          <w:rFonts w:ascii="Calibri" w:cs="Calibri" w:eastAsia="Calibri" w:hAnsi="Calibri"/>
+        </w:rPr>
+        <w:t xml:space="preserve"> del repo, sin token de GitHub y con un límite de 40 turnos para la spec, 150 para la implementación y 60 minutos por ejecución. El control de la red de salida lo da el propio sandbox del repo, que solo deja salir a GitHub y a PyPI. Al prompt llegan como datos el issue, los comentarios del responsable y la propuesta del triage; los comentarios de terceros no entran.</w:t>
+      </w:r>
+    </w:p>
+    <w:p>
+      <w:pPr>
+        <w:keepNext w:val="false"/>
+        <w:spacing w:after="140" w:line="288"/>
+        <w:jc w:val="both"/>
+      </w:pPr>
+      <w:r>
+        <w:rPr>
+          <w:rFonts w:ascii="Calibri" w:cs="Calibri" w:eastAsia="Calibri" w:hAnsi="Calibri"/>
+        </w:rPr>
+        <w:t xml:space="preserve">El job </w:t>
+      </w:r>
+      <w:r>
+        <w:rPr>
+          <w:rFonts w:ascii="Consolas" w:cs="Consolas" w:eastAsia="Consolas" w:hAnsi="Consolas"/>
+          <w:color w:val="2E3A36"/>
+          <w:sz w:val="20"/>
+          <w:szCs w:val="20"/>
+        </w:rPr>
+        <w:t xml:space="preserve">publish</w:t>
+      </w:r>
+      <w:r>
+        <w:rPr>
+          <w:rFonts w:ascii="Calibri" w:cs="Calibri" w:eastAsia="Calibri" w:hAnsi="Calibri"/>
+        </w:rPr>
+        <w:t xml:space="preserve"> no ejecuta ningún modelo y es quien decide lo importante. Elige la rama a partir de la carpeta de spec creada, no de lo que diga el modelo. En la fase </w:t>
+      </w:r>
+      <w:r>
+        <w:rPr>
+          <w:rFonts w:ascii="Consolas" w:cs="Consolas" w:eastAsia="Consolas" w:hAnsi="Consolas"/>
+          <w:color w:val="2E3A36"/>
+          <w:sz w:val="20"/>
+          <w:szCs w:val="20"/>
+        </w:rPr>
+        <w:t xml:space="preserve">spec</w:t>
+      </w:r>
+      <w:r>
+        <w:rPr>
+          <w:rFonts w:ascii="Calibri" w:cs="Calibri" w:eastAsia="Calibri" w:hAnsi="Calibri"/>
+        </w:rPr>
+        <w:t xml:space="preserve"> rechaza cualquier fichero fuera de </w:t>
+      </w:r>
+      <w:r>
+        <w:rPr>
+          <w:rFonts w:ascii="Consolas" w:cs="Consolas" w:eastAsia="Consolas" w:hAnsi="Consolas"/>
+          <w:color w:val="2E3A36"/>
+          <w:sz w:val="20"/>
+          <w:szCs w:val="20"/>
+        </w:rPr>
+        <w:t xml:space="preserve">specs/</w:t>
+      </w:r>
+      <w:r>
+        <w:rPr>
+          <w:rFonts w:ascii="Calibri" w:cs="Calibri" w:eastAsia="Calibri" w:hAnsi="Calibri"/>
+        </w:rPr>
+        <w:t xml:space="preserve">, que es la regla de AGENTS.md «no escribas código todavía» convertida en una comprobación. Después pasa </w:t>
+      </w:r>
+      <w:r>
+        <w:rPr>
+          <w:rFonts w:ascii="Consolas" w:cs="Consolas" w:eastAsia="Consolas" w:hAnsi="Consolas"/>
+          <w:color w:val="2E3A36"/>
+          <w:sz w:val="20"/>
+          <w:szCs w:val="20"/>
+        </w:rPr>
+        <w:t xml:space="preserve">check_pr_files.py</w:t>
+      </w:r>
+      <w:r>
+        <w:rPr>
+          <w:rFonts w:ascii="Calibri" w:cs="Calibri" w:eastAsia="Calibri" w:hAnsi="Calibri"/>
+        </w:rPr>
+        <w:t xml:space="preserve">, hace el commit como </w:t>
+      </w:r>
+      <w:r>
+        <w:rPr>
+          <w:rFonts w:ascii="Consolas" w:cs="Consolas" w:eastAsia="Consolas" w:hAnsi="Consolas"/>
+          <w:color w:val="2E3A36"/>
+          <w:sz w:val="20"/>
+          <w:szCs w:val="20"/>
+        </w:rPr>
+        <w:t xml:space="preserve">almagentic-agent[bot]</w:t>
+      </w:r>
+      <w:r>
+        <w:rPr>
+          <w:rFonts w:ascii="Calibri" w:cs="Calibri" w:eastAsia="Calibri" w:hAnsi="Calibri"/>
+        </w:rPr>
+        <w:t xml:space="preserve">, sube la rama, abre el PR y lo anuncia en el issue.</w:t>
+      </w:r>
+    </w:p>
+    <w:p>
+      <w:pPr>
+        <w:keepNext w:val="false"/>
+        <w:spacing w:after="140" w:line="288"/>
+        <w:jc w:val="both"/>
+      </w:pPr>
+      <w:r>
+        <w:rPr>
+          <w:rFonts w:ascii="Calibri" w:cs="Calibri" w:eastAsia="Calibri" w:hAnsi="Calibri"/>
+        </w:rPr>
+        <w:t xml:space="preserve">El prompt de implementación incorpora la lección de app#16: el agente no puede cambiar tests existentes para que su código pase. Si un test contradice la spec, tiene que dejarlo y explicarlo.</w:t>
+      </w:r>
+    </w:p>
+    <w:p>
+      <w:pPr>
+        <w:pStyle w:val="Heading3"/>
+        <w:keepNext/>
+      </w:pPr>
+      <w:r>
+        <w:rPr>
+          <w:rFonts w:ascii="Calibri" w:cs="Calibri" w:eastAsia="Calibri" w:hAnsi="Calibri"/>
+        </w:rPr>
+        <w:t xml:space="preserve">Prueba de extremo a extremo</w:t>
+      </w:r>
+    </w:p>
+    <w:p>
+      <w:pPr>
+        <w:keepNext w:val="false"/>
+        <w:spacing w:after="140" w:line="288"/>
+        <w:jc w:val="both"/>
+      </w:pPr>
+      <w:r>
+        <w:rPr>
+          <w:rFonts w:ascii="Calibri" w:cs="Calibri" w:eastAsia="Calibri" w:hAnsi="Calibri"/>
+        </w:rPr>
+        <w:t xml:space="preserve">La prueba fue una petición real, el issue #18: buscar productos por nombre con </w:t>
+      </w:r>
+      <w:r>
+        <w:rPr>
+          <w:rFonts w:ascii="Consolas" w:cs="Consolas" w:eastAsia="Consolas" w:hAnsi="Consolas"/>
+          <w:color w:val="2E3A36"/>
+          <w:sz w:val="20"/>
+          <w:szCs w:val="20"/>
+        </w:rPr>
+        <w:t xml:space="preserve">GET /api/v1/productos?q=taza</w:t>
+      </w:r>
+      <w:r>
+        <w:rPr>
+          <w:rFonts w:ascii="Calibri" w:cs="Calibri" w:eastAsia="Calibri" w:hAnsi="Calibri"/>
+        </w:rPr>
+        <w:t xml:space="preserve">, sin distinguir mayúsculas ni acentos y sin cambiar nada para quien no use </w:t>
+      </w:r>
+      <w:r>
+        <w:rPr>
+          <w:rFonts w:ascii="Consolas" w:cs="Consolas" w:eastAsia="Consolas" w:hAnsi="Consolas"/>
+          <w:color w:val="2E3A36"/>
+          <w:sz w:val="20"/>
+          <w:szCs w:val="20"/>
+        </w:rPr>
+        <w:t xml:space="preserve">q</w:t>
+      </w:r>
+      <w:r>
+        <w:rPr>
+          <w:rFonts w:ascii="Calibri" w:cs="Calibri" w:eastAsia="Calibri" w:hAnsi="Calibri"/>
+        </w:rPr>
+        <w:t xml:space="preserve">.</w:t>
+      </w:r>
+    </w:p>
+    <w:tbl>
+      <w:tblPr>
+        <w:tblW w:type="dxa" w:w="9070"/>
+        <w:tblBorders>
+          <w:top w:val="single" w:color="C9D3CF" w:sz="4"/>
+          <w:left w:val="single" w:color="C9D3CF" w:sz="4"/>
+          <w:bottom w:val="single" w:color="C9D3CF" w:sz="4"/>
+          <w:right w:val="single" w:color="C9D3CF" w:sz="4"/>
+          <w:insideH w:val="single" w:color="C9D3CF" w:sz="4"/>
+          <w:insideV w:val="single" w:color="C9D3CF" w:sz="4"/>
+        </w:tblBorders>
+      </w:tblPr>
+      <w:tblGrid>
+        <w:gridCol w:w="907"/>
+        <w:gridCol w:w="1669"/>
+        <w:gridCol w:w="6494"/>
+      </w:tblGrid>
+      <w:tr>
+        <w:trPr>
+          <w:tblHeader/>
+        </w:trPr>
+        <w:tc>
+          <w:tcPr>
+            <w:tcW w:type="dxa" w:w="907"/>
+            <w:shd w:fill="E3EEEA" w:color="auto" w:val="clear"/>
+            <w:tcMar>
+              <w:top w:type="dxa" w:w="60"/>
+              <w:left w:type="dxa" w:w="100"/>
+              <w:bottom w:type="dxa" w:w="60"/>
+              <w:right w:type="dxa" w:w="100"/>
+            </w:tcMar>
+          </w:tcPr>
+          <w:p>
+            <w:pPr>
+              <w:spacing w:after="0" w:before="0" w:line="252"/>
+            </w:pPr>
+            <w:r>
+              <w:rPr>
+                <w:rFonts w:ascii="Calibri" w:cs="Calibri" w:eastAsia="Calibri" w:hAnsi="Calibri"/>
+                <w:b/>
+                <w:bCs/>
+                <w:sz w:val="18"/>
+                <w:szCs w:val="18"/>
+              </w:rPr>
+              <w:t xml:space="preserve">Hora</w:t>
+            </w:r>
+          </w:p>
+        </w:tc>
+        <w:tc>
+          <w:tcPr>
+            <w:tcW w:type="dxa" w:w="1669"/>
+            <w:shd w:fill="E3EEEA" w:color="auto" w:val="clear"/>
+            <w:tcMar>
+              <w:top w:type="dxa" w:w="60"/>
+              <w:left w:type="dxa" w:w="100"/>
+              <w:bottom w:type="dxa" w:w="60"/>
+              <w:right w:type="dxa" w:w="100"/>
+            </w:tcMar>
+          </w:tcPr>
+          <w:p>
+            <w:pPr>
+              <w:spacing w:after="0" w:before="0" w:line="252"/>
+            </w:pPr>
+            <w:r>
+              <w:rPr>
+                <w:rFonts w:ascii="Calibri" w:cs="Calibri" w:eastAsia="Calibri" w:hAnsi="Calibri"/>
+                <w:b/>
+                <w:bCs/>
+                <w:sz w:val="18"/>
+                <w:szCs w:val="18"/>
+              </w:rPr>
+              <w:t xml:space="preserve">Quién</w:t>
+            </w:r>
+          </w:p>
+        </w:tc>
+        <w:tc>
+          <w:tcPr>
+            <w:tcW w:type="dxa" w:w="6494"/>
+            <w:shd w:fill="E3EEEA" w:color="auto" w:val="clear"/>
+            <w:tcMar>
+              <w:top w:type="dxa" w:w="60"/>
+              <w:left w:type="dxa" w:w="100"/>
+              <w:bottom w:type="dxa" w:w="60"/>
+              <w:right w:type="dxa" w:w="100"/>
+            </w:tcMar>
+          </w:tcPr>
+          <w:p>
+            <w:pPr>
+              <w:spacing w:after="0" w:before="0" w:line="252"/>
+            </w:pPr>
+            <w:r>
+              <w:rPr>
+                <w:rFonts w:ascii="Calibri" w:cs="Calibri" w:eastAsia="Calibri" w:hAnsi="Calibri"/>
+                <w:b/>
+                <w:bCs/>
+                <w:sz w:val="18"/>
+                <w:szCs w:val="18"/>
+              </w:rPr>
+              <w:t xml:space="preserve">Qué pasó</w:t>
             </w:r>
           </w:p>
         </w:tc>
@@ -18326,107 +18907,124 @@
         </w:trPr>
         <w:tc>
           <w:tcPr>
-            <w:tcW w:type="dxa" w:w="1559"/>
-            <w:tcMar>
-              <w:top w:type="dxa" w:w="60"/>
-              <w:left w:type="dxa" w:w="100"/>
-              <w:bottom w:type="dxa" w:w="60"/>
-              <w:right w:type="dxa" w:w="100"/>
-            </w:tcMar>
-          </w:tcPr>
-          <w:p>
-            <w:pPr>
-              <w:spacing w:after="0" w:before="0" w:line="252"/>
-            </w:pPr>
-            <w:r>
-              <w:rPr>
-                <w:rFonts w:ascii="Calibri" w:cs="Calibri" w:eastAsia="Calibri" w:hAnsi="Calibri"/>
-                <w:sz w:val="18"/>
-                <w:szCs w:val="18"/>
-              </w:rPr>
-              <w:t xml:space="preserve">Agente de triage</w:t>
-            </w:r>
-          </w:p>
-        </w:tc>
-        <w:tc>
-          <w:tcPr>
-            <w:tcW w:type="dxa" w:w="2673"/>
-            <w:tcMar>
-              <w:top w:type="dxa" w:w="60"/>
-              <w:left w:type="dxa" w:w="100"/>
-              <w:bottom w:type="dxa" w:w="60"/>
-              <w:right w:type="dxa" w:w="100"/>
-            </w:tcMar>
-          </w:tcPr>
-          <w:p>
-            <w:pPr>
-              <w:spacing w:after="0" w:before="0" w:line="252"/>
-            </w:pPr>
-            <w:r>
-              <w:rPr>
-                <w:rFonts w:ascii="Calibri" w:cs="Calibri" w:eastAsia="Calibri" w:hAnsi="Calibri"/>
-                <w:sz w:val="18"/>
-                <w:szCs w:val="18"/>
-              </w:rPr>
-              <w:t xml:space="preserve">Claude Code en modo no interactivo, modelo </w:t>
-            </w:r>
-            <w:r>
-              <w:rPr>
-                <w:rFonts w:ascii="Calibri" w:cs="Calibri" w:eastAsia="Calibri" w:hAnsi="Calibri"/>
-                <w:i/>
-                <w:iCs/>
-                <w:sz w:val="18"/>
-                <w:szCs w:val="18"/>
-              </w:rPr>
-              <w:t xml:space="preserve">sonnet</w:t>
-            </w:r>
-          </w:p>
-        </w:tc>
-        <w:tc>
-          <w:tcPr>
-            <w:tcW w:type="dxa" w:w="1642"/>
-            <w:tcMar>
-              <w:top w:type="dxa" w:w="60"/>
-              <w:left w:type="dxa" w:w="100"/>
-              <w:bottom w:type="dxa" w:w="60"/>
-              <w:right w:type="dxa" w:w="100"/>
-            </w:tcMar>
-          </w:tcPr>
-          <w:p>
-            <w:pPr>
-              <w:spacing w:after="0" w:before="0" w:line="252"/>
-            </w:pPr>
-            <w:r>
-              <w:rPr>
-                <w:rFonts w:ascii="Calibri" w:cs="Calibri" w:eastAsia="Calibri" w:hAnsi="Calibri"/>
-                <w:sz w:val="18"/>
-                <w:szCs w:val="18"/>
-              </w:rPr>
-              <w:t xml:space="preserve">GitHub Actions</w:t>
-            </w:r>
-          </w:p>
-        </w:tc>
-        <w:tc>
-          <w:tcPr>
-            <w:tcW w:type="dxa" w:w="3196"/>
-            <w:tcMar>
-              <w:top w:type="dxa" w:w="60"/>
-              <w:left w:type="dxa" w:w="100"/>
-              <w:bottom w:type="dxa" w:w="60"/>
-              <w:right w:type="dxa" w:w="100"/>
-            </w:tcMar>
-          </w:tcPr>
-          <w:p>
-            <w:pPr>
-              <w:spacing w:after="0" w:before="0" w:line="252"/>
-            </w:pPr>
-            <w:r>
-              <w:rPr>
-                <w:rFonts w:ascii="Calibri" w:cs="Calibri" w:eastAsia="Calibri" w:hAnsi="Calibri"/>
-                <w:sz w:val="18"/>
-                <w:szCs w:val="18"/>
-              </w:rPr>
-              <w:t xml:space="preserve">Sin herramientas; solo lectura</w:t>
+            <w:tcW w:type="dxa" w:w="907"/>
+            <w:tcMar>
+              <w:top w:type="dxa" w:w="60"/>
+              <w:left w:type="dxa" w:w="100"/>
+              <w:bottom w:type="dxa" w:w="60"/>
+              <w:right w:type="dxa" w:w="100"/>
+            </w:tcMar>
+          </w:tcPr>
+          <w:p>
+            <w:pPr>
+              <w:spacing w:after="0" w:before="0" w:line="252"/>
+            </w:pPr>
+            <w:r>
+              <w:rPr>
+                <w:rFonts w:ascii="Calibri" w:cs="Calibri" w:eastAsia="Calibri" w:hAnsi="Calibri"/>
+                <w:sz w:val="18"/>
+                <w:szCs w:val="18"/>
+              </w:rPr>
+              <w:t xml:space="preserve">0:00</w:t>
+            </w:r>
+          </w:p>
+        </w:tc>
+        <w:tc>
+          <w:tcPr>
+            <w:tcW w:type="dxa" w:w="1669"/>
+            <w:tcMar>
+              <w:top w:type="dxa" w:w="60"/>
+              <w:left w:type="dxa" w:w="100"/>
+              <w:bottom w:type="dxa" w:w="60"/>
+              <w:right w:type="dxa" w:w="100"/>
+            </w:tcMar>
+          </w:tcPr>
+          <w:p>
+            <w:pPr>
+              <w:spacing w:after="0" w:before="0" w:line="252"/>
+            </w:pPr>
+            <w:r>
+              <w:rPr>
+                <w:rFonts w:ascii="Calibri" w:cs="Calibri" w:eastAsia="Calibri" w:hAnsi="Calibri"/>
+                <w:sz w:val="18"/>
+                <w:szCs w:val="18"/>
+              </w:rPr>
+              <w:t xml:space="preserve">Responsable</w:t>
+            </w:r>
+          </w:p>
+        </w:tc>
+        <w:tc>
+          <w:tcPr>
+            <w:tcW w:type="dxa" w:w="6494"/>
+            <w:tcMar>
+              <w:top w:type="dxa" w:w="60"/>
+              <w:left w:type="dxa" w:w="100"/>
+              <w:bottom w:type="dxa" w:w="60"/>
+              <w:right w:type="dxa" w:w="100"/>
+            </w:tcMar>
+          </w:tcPr>
+          <w:p>
+            <w:pPr>
+              <w:spacing w:after="0" w:before="0" w:line="252"/>
+            </w:pPr>
+            <w:r>
+              <w:rPr>
+                <w:rFonts w:ascii="Calibri" w:cs="Calibri" w:eastAsia="Calibri" w:hAnsi="Calibri"/>
+                <w:sz w:val="18"/>
+                <w:szCs w:val="18"/>
+              </w:rPr>
+              <w:t xml:space="preserve">Crea el issue con la plantilla; el triage propone </w:t>
+            </w:r>
+            <w:r>
+              <w:rPr>
+                <w:rFonts w:ascii="Consolas" w:cs="Consolas" w:eastAsia="Consolas" w:hAnsi="Consolas"/>
+                <w:color w:val="2E3A36"/>
+                <w:sz w:val="16"/>
+                <w:szCs w:val="16"/>
+              </w:rPr>
+              <w:t xml:space="preserve">mejora</w:t>
+            </w:r>
+            <w:r>
+              <w:rPr>
+                <w:rFonts w:ascii="Calibri" w:cs="Calibri" w:eastAsia="Calibri" w:hAnsi="Calibri"/>
+                <w:sz w:val="18"/>
+                <w:szCs w:val="18"/>
+              </w:rPr>
+              <w:t xml:space="preserve">, </w:t>
+            </w:r>
+            <w:r>
+              <w:rPr>
+                <w:rFonts w:ascii="Consolas" w:cs="Consolas" w:eastAsia="Consolas" w:hAnsi="Consolas"/>
+                <w:color w:val="2E3A36"/>
+                <w:sz w:val="16"/>
+                <w:szCs w:val="16"/>
+              </w:rPr>
+              <w:t xml:space="preserve">baja</w:t>
+            </w:r>
+            <w:r>
+              <w:rPr>
+                <w:rFonts w:ascii="Calibri" w:cs="Calibri" w:eastAsia="Calibri" w:hAnsi="Calibri"/>
+                <w:sz w:val="18"/>
+                <w:szCs w:val="18"/>
+              </w:rPr>
+              <w:t xml:space="preserve">, </w:t>
+            </w:r>
+            <w:r>
+              <w:rPr>
+                <w:rFonts w:ascii="Consolas" w:cs="Consolas" w:eastAsia="Consolas" w:hAnsi="Consolas"/>
+                <w:color w:val="2E3A36"/>
+                <w:sz w:val="16"/>
+                <w:szCs w:val="16"/>
+              </w:rPr>
+              <w:t xml:space="preserve">S</w:t>
+            </w:r>
+            <w:r>
+              <w:rPr>
+                <w:rFonts w:ascii="Calibri" w:cs="Calibri" w:eastAsia="Calibri" w:hAnsi="Calibri"/>
+                <w:sz w:val="18"/>
+                <w:szCs w:val="18"/>
+              </w:rPr>
+              <w:t xml:space="preserve">, cuatro criterios y cuatro preguntas abiertas</w:t>
             </w:r>
           </w:p>
         </w:tc>
@@ -18437,107 +19035,82 @@
         </w:trPr>
         <w:tc>
           <w:tcPr>
-            <w:tcW w:type="dxa" w:w="1559"/>
-            <w:tcMar>
-              <w:top w:type="dxa" w:w="60"/>
-              <w:left w:type="dxa" w:w="100"/>
-              <w:bottom w:type="dxa" w:w="60"/>
-              <w:right w:type="dxa" w:w="100"/>
-            </w:tcMar>
-          </w:tcPr>
-          <w:p>
-            <w:pPr>
-              <w:spacing w:after="0" w:before="0" w:line="252"/>
-            </w:pPr>
-            <w:r>
-              <w:rPr>
-                <w:rFonts w:ascii="Calibri" w:cs="Calibri" w:eastAsia="Calibri" w:hAnsi="Calibri"/>
-                <w:sz w:val="18"/>
-                <w:szCs w:val="18"/>
-              </w:rPr>
-              <w:t xml:space="preserve">Agente revisor</w:t>
-            </w:r>
-          </w:p>
-        </w:tc>
-        <w:tc>
-          <w:tcPr>
-            <w:tcW w:type="dxa" w:w="2673"/>
-            <w:tcMar>
-              <w:top w:type="dxa" w:w="60"/>
-              <w:left w:type="dxa" w:w="100"/>
-              <w:bottom w:type="dxa" w:w="60"/>
-              <w:right w:type="dxa" w:w="100"/>
-            </w:tcMar>
-          </w:tcPr>
-          <w:p>
-            <w:pPr>
-              <w:spacing w:after="0" w:before="0" w:line="252"/>
-            </w:pPr>
-            <w:r>
-              <w:rPr>
-                <w:rFonts w:ascii="Calibri" w:cs="Calibri" w:eastAsia="Calibri" w:hAnsi="Calibri"/>
-                <w:sz w:val="18"/>
-                <w:szCs w:val="18"/>
-              </w:rPr>
-              <w:t xml:space="preserve">Claude Code en modo no interactivo, modelo </w:t>
-            </w:r>
-            <w:r>
-              <w:rPr>
-                <w:rFonts w:ascii="Calibri" w:cs="Calibri" w:eastAsia="Calibri" w:hAnsi="Calibri"/>
-                <w:i/>
-                <w:iCs/>
-                <w:sz w:val="18"/>
-                <w:szCs w:val="18"/>
-              </w:rPr>
-              <w:t xml:space="preserve">sonnet</w:t>
-            </w:r>
-          </w:p>
-        </w:tc>
-        <w:tc>
-          <w:tcPr>
-            <w:tcW w:type="dxa" w:w="1642"/>
-            <w:tcMar>
-              <w:top w:type="dxa" w:w="60"/>
-              <w:left w:type="dxa" w:w="100"/>
-              <w:bottom w:type="dxa" w:w="60"/>
-              <w:right w:type="dxa" w:w="100"/>
-            </w:tcMar>
-          </w:tcPr>
-          <w:p>
-            <w:pPr>
-              <w:spacing w:after="0" w:before="0" w:line="252"/>
-            </w:pPr>
-            <w:r>
-              <w:rPr>
-                <w:rFonts w:ascii="Calibri" w:cs="Calibri" w:eastAsia="Calibri" w:hAnsi="Calibri"/>
-                <w:sz w:val="18"/>
-                <w:szCs w:val="18"/>
-              </w:rPr>
-              <w:t xml:space="preserve">GitHub Actions</w:t>
-            </w:r>
-          </w:p>
-        </w:tc>
-        <w:tc>
-          <w:tcPr>
-            <w:tcW w:type="dxa" w:w="3196"/>
-            <w:tcMar>
-              <w:top w:type="dxa" w:w="60"/>
-              <w:left w:type="dxa" w:w="100"/>
-              <w:bottom w:type="dxa" w:w="60"/>
-              <w:right w:type="dxa" w:w="100"/>
-            </w:tcMar>
-          </w:tcPr>
-          <w:p>
-            <w:pPr>
-              <w:spacing w:after="0" w:before="0" w:line="252"/>
-            </w:pPr>
-            <w:r>
-              <w:rPr>
-                <w:rFonts w:ascii="Calibri" w:cs="Calibri" w:eastAsia="Calibri" w:hAnsi="Calibri"/>
-                <w:sz w:val="18"/>
-                <w:szCs w:val="18"/>
-              </w:rPr>
-              <w:t xml:space="preserve">Sin herramientas; un script publica el comentario</w:t>
+            <w:tcW w:type="dxa" w:w="907"/>
+            <w:tcMar>
+              <w:top w:type="dxa" w:w="60"/>
+              <w:left w:type="dxa" w:w="100"/>
+              <w:bottom w:type="dxa" w:w="60"/>
+              <w:right w:type="dxa" w:w="100"/>
+            </w:tcMar>
+          </w:tcPr>
+          <w:p>
+            <w:pPr>
+              <w:spacing w:after="0" w:before="0" w:line="252"/>
+            </w:pPr>
+            <w:r>
+              <w:rPr>
+                <w:rFonts w:ascii="Calibri" w:cs="Calibri" w:eastAsia="Calibri" w:hAnsi="Calibri"/>
+                <w:sz w:val="18"/>
+                <w:szCs w:val="18"/>
+              </w:rPr>
+              <w:t xml:space="preserve">2:16</w:t>
+            </w:r>
+          </w:p>
+        </w:tc>
+        <w:tc>
+          <w:tcPr>
+            <w:tcW w:type="dxa" w:w="1669"/>
+            <w:tcMar>
+              <w:top w:type="dxa" w:w="60"/>
+              <w:left w:type="dxa" w:w="100"/>
+              <w:bottom w:type="dxa" w:w="60"/>
+              <w:right w:type="dxa" w:w="100"/>
+            </w:tcMar>
+          </w:tcPr>
+          <w:p>
+            <w:pPr>
+              <w:spacing w:after="0" w:before="0" w:line="252"/>
+            </w:pPr>
+            <w:r>
+              <w:rPr>
+                <w:rFonts w:ascii="Calibri" w:cs="Calibri" w:eastAsia="Calibri" w:hAnsi="Calibri"/>
+                <w:sz w:val="18"/>
+                <w:szCs w:val="18"/>
+              </w:rPr>
+              <w:t xml:space="preserve">Responsable</w:t>
+            </w:r>
+          </w:p>
+        </w:tc>
+        <w:tc>
+          <w:tcPr>
+            <w:tcW w:type="dxa" w:w="6494"/>
+            <w:tcMar>
+              <w:top w:type="dxa" w:w="60"/>
+              <w:left w:type="dxa" w:w="100"/>
+              <w:bottom w:type="dxa" w:w="60"/>
+              <w:right w:type="dxa" w:w="100"/>
+            </w:tcMar>
+          </w:tcPr>
+          <w:p>
+            <w:pPr>
+              <w:spacing w:after="0" w:before="0" w:line="252"/>
+            </w:pPr>
+            <w:r>
+              <w:rPr>
+                <w:rFonts w:ascii="Calibri" w:cs="Calibri" w:eastAsia="Calibri" w:hAnsi="Calibri"/>
+                <w:sz w:val="18"/>
+                <w:szCs w:val="18"/>
+              </w:rPr>
+              <w:t xml:space="preserve">Pone la etiqueta </w:t>
+            </w:r>
+            <w:r>
+              <w:rPr>
+                <w:rFonts w:ascii="Consolas" w:cs="Consolas" w:eastAsia="Consolas" w:hAnsi="Consolas"/>
+                <w:color w:val="2E3A36"/>
+                <w:sz w:val="16"/>
+                <w:szCs w:val="16"/>
+              </w:rPr>
+              <w:t xml:space="preserve">aprobado</w:t>
             </w:r>
           </w:p>
         </w:tc>
@@ -18548,49 +19121,945 @@
         </w:trPr>
         <w:tc>
           <w:tcPr>
+            <w:tcW w:type="dxa" w:w="907"/>
+            <w:tcMar>
+              <w:top w:type="dxa" w:w="60"/>
+              <w:left w:type="dxa" w:w="100"/>
+              <w:bottom w:type="dxa" w:w="60"/>
+              <w:right w:type="dxa" w:w="100"/>
+            </w:tcMar>
+          </w:tcPr>
+          <w:p>
+            <w:pPr>
+              <w:spacing w:after="0" w:before="0" w:line="252"/>
+            </w:pPr>
+            <w:r>
+              <w:rPr>
+                <w:rFonts w:ascii="Calibri" w:cs="Calibri" w:eastAsia="Calibri" w:hAnsi="Calibri"/>
+                <w:sz w:val="18"/>
+                <w:szCs w:val="18"/>
+              </w:rPr>
+              <w:t xml:space="preserve">4:11</w:t>
+            </w:r>
+          </w:p>
+        </w:tc>
+        <w:tc>
+          <w:tcPr>
+            <w:tcW w:type="dxa" w:w="1669"/>
+            <w:tcMar>
+              <w:top w:type="dxa" w:w="60"/>
+              <w:left w:type="dxa" w:w="100"/>
+              <w:bottom w:type="dxa" w:w="60"/>
+              <w:right w:type="dxa" w:w="100"/>
+            </w:tcMar>
+          </w:tcPr>
+          <w:p>
+            <w:pPr>
+              <w:spacing w:after="0" w:before="0" w:line="252"/>
+            </w:pPr>
+            <w:r>
+              <w:rPr>
+                <w:rFonts w:ascii="Calibri" w:cs="Calibri" w:eastAsia="Calibri" w:hAnsi="Calibri"/>
+                <w:sz w:val="18"/>
+                <w:szCs w:val="18"/>
+              </w:rPr>
+              <w:t xml:space="preserve">Agente</w:t>
+            </w:r>
+          </w:p>
+        </w:tc>
+        <w:tc>
+          <w:tcPr>
+            <w:tcW w:type="dxa" w:w="6494"/>
+            <w:tcMar>
+              <w:top w:type="dxa" w:w="60"/>
+              <w:left w:type="dxa" w:w="100"/>
+              <w:bottom w:type="dxa" w:w="60"/>
+              <w:right w:type="dxa" w:w="100"/>
+            </w:tcMar>
+          </w:tcPr>
+          <w:p>
+            <w:pPr>
+              <w:spacing w:after="0" w:before="0" w:line="252"/>
+            </w:pPr>
+            <w:r>
+              <w:rPr>
+                <w:rFonts w:ascii="Calibri" w:cs="Calibri" w:eastAsia="Calibri" w:hAnsi="Calibri"/>
+                <w:sz w:val="18"/>
+                <w:szCs w:val="18"/>
+              </w:rPr>
+              <w:t xml:space="preserve">Abre app#19 con </w:t>
+            </w:r>
+            <w:r>
+              <w:rPr>
+                <w:rFonts w:ascii="Consolas" w:cs="Consolas" w:eastAsia="Consolas" w:hAnsi="Consolas"/>
+                <w:color w:val="2E3A36"/>
+                <w:sz w:val="16"/>
+                <w:szCs w:val="16"/>
+              </w:rPr>
+              <w:t xml:space="preserve">specs/002-buscar-productos-nombre/</w:t>
+            </w:r>
+            <w:r>
+              <w:rPr>
+                <w:rFonts w:ascii="Calibri" w:cs="Calibri" w:eastAsia="Calibri" w:hAnsi="Calibri"/>
+                <w:sz w:val="18"/>
+                <w:szCs w:val="18"/>
+              </w:rPr>
+              <w:t xml:space="preserve"> (spec y checklist). Deja dos dudas marcadas con un valor por defecto, porque nadie había contestado al triage, y señala que la spec 001 decía «sin filtros»</w:t>
+            </w:r>
+          </w:p>
+        </w:tc>
+      </w:tr>
+      <w:tr>
+        <w:trPr>
+          <w:cantSplit/>
+        </w:trPr>
+        <w:tc>
+          <w:tcPr>
+            <w:tcW w:type="dxa" w:w="907"/>
+            <w:tcMar>
+              <w:top w:type="dxa" w:w="60"/>
+              <w:left w:type="dxa" w:w="100"/>
+              <w:bottom w:type="dxa" w:w="60"/>
+              <w:right w:type="dxa" w:w="100"/>
+            </w:tcMar>
+          </w:tcPr>
+          <w:p>
+            <w:pPr>
+              <w:spacing w:after="0" w:before="0" w:line="252"/>
+            </w:pPr>
+            <w:r>
+              <w:rPr>
+                <w:rFonts w:ascii="Calibri" w:cs="Calibri" w:eastAsia="Calibri" w:hAnsi="Calibri"/>
+                <w:sz w:val="18"/>
+                <w:szCs w:val="18"/>
+              </w:rPr>
+              <w:t xml:space="preserve">7:16</w:t>
+            </w:r>
+          </w:p>
+        </w:tc>
+        <w:tc>
+          <w:tcPr>
+            <w:tcW w:type="dxa" w:w="1669"/>
+            <w:tcMar>
+              <w:top w:type="dxa" w:w="60"/>
+              <w:left w:type="dxa" w:w="100"/>
+              <w:bottom w:type="dxa" w:w="60"/>
+              <w:right w:type="dxa" w:w="100"/>
+            </w:tcMar>
+          </w:tcPr>
+          <w:p>
+            <w:pPr>
+              <w:spacing w:after="0" w:before="0" w:line="252"/>
+            </w:pPr>
+            <w:r>
+              <w:rPr>
+                <w:rFonts w:ascii="Calibri" w:cs="Calibri" w:eastAsia="Calibri" w:hAnsi="Calibri"/>
+                <w:sz w:val="18"/>
+                <w:szCs w:val="18"/>
+              </w:rPr>
+              <w:t xml:space="preserve">Responsable</w:t>
+            </w:r>
+          </w:p>
+        </w:tc>
+        <w:tc>
+          <w:tcPr>
+            <w:tcW w:type="dxa" w:w="6494"/>
+            <w:tcMar>
+              <w:top w:type="dxa" w:w="60"/>
+              <w:left w:type="dxa" w:w="100"/>
+              <w:bottom w:type="dxa" w:w="60"/>
+              <w:right w:type="dxa" w:w="100"/>
+            </w:tcMar>
+          </w:tcPr>
+          <w:p>
+            <w:pPr>
+              <w:spacing w:after="0" w:before="0" w:line="252"/>
+            </w:pPr>
+            <w:r>
+              <w:rPr>
+                <w:rFonts w:ascii="Calibri" w:cs="Calibri" w:eastAsia="Calibri" w:hAnsi="Calibri"/>
+                <w:sz w:val="18"/>
+                <w:szCs w:val="18"/>
+              </w:rPr>
+              <w:t xml:space="preserve">Contesta las dudas con un </w:t>
+            </w:r>
+            <w:r>
+              <w:rPr>
+                <w:rFonts w:ascii="Consolas" w:cs="Consolas" w:eastAsia="Consolas" w:hAnsi="Consolas"/>
+                <w:color w:val="2E3A36"/>
+                <w:sz w:val="16"/>
+                <w:szCs w:val="16"/>
+              </w:rPr>
+              <w:t xml:space="preserve">@claude</w:t>
+            </w:r>
+            <w:r>
+              <w:rPr>
+                <w:rFonts w:ascii="Calibri" w:cs="Calibri" w:eastAsia="Calibri" w:hAnsi="Calibri"/>
+                <w:sz w:val="18"/>
+                <w:szCs w:val="18"/>
+              </w:rPr>
+              <w:t xml:space="preserve"> en app#19; el agente actualiza la spec en 54 segundos</w:t>
+            </w:r>
+          </w:p>
+        </w:tc>
+      </w:tr>
+      <w:tr>
+        <w:trPr>
+          <w:cantSplit/>
+        </w:trPr>
+        <w:tc>
+          <w:tcPr>
+            <w:tcW w:type="dxa" w:w="907"/>
+            <w:tcMar>
+              <w:top w:type="dxa" w:w="60"/>
+              <w:left w:type="dxa" w:w="100"/>
+              <w:bottom w:type="dxa" w:w="60"/>
+              <w:right w:type="dxa" w:w="100"/>
+            </w:tcMar>
+          </w:tcPr>
+          <w:p>
+            <w:pPr>
+              <w:spacing w:after="0" w:before="0" w:line="252"/>
+            </w:pPr>
+            <w:r>
+              <w:rPr>
+                <w:rFonts w:ascii="Calibri" w:cs="Calibri" w:eastAsia="Calibri" w:hAnsi="Calibri"/>
+                <w:sz w:val="18"/>
+                <w:szCs w:val="18"/>
+              </w:rPr>
+              <w:t xml:space="preserve">14:03</w:t>
+            </w:r>
+          </w:p>
+        </w:tc>
+        <w:tc>
+          <w:tcPr>
+            <w:tcW w:type="dxa" w:w="1669"/>
+            <w:tcMar>
+              <w:top w:type="dxa" w:w="60"/>
+              <w:left w:type="dxa" w:w="100"/>
+              <w:bottom w:type="dxa" w:w="60"/>
+              <w:right w:type="dxa" w:w="100"/>
+            </w:tcMar>
+          </w:tcPr>
+          <w:p>
+            <w:pPr>
+              <w:spacing w:after="0" w:before="0" w:line="252"/>
+            </w:pPr>
+            <w:r>
+              <w:rPr>
+                <w:rFonts w:ascii="Calibri" w:cs="Calibri" w:eastAsia="Calibri" w:hAnsi="Calibri"/>
+                <w:sz w:val="18"/>
+                <w:szCs w:val="18"/>
+              </w:rPr>
+              <w:t xml:space="preserve">Responsable</w:t>
+            </w:r>
+          </w:p>
+        </w:tc>
+        <w:tc>
+          <w:tcPr>
+            <w:tcW w:type="dxa" w:w="6494"/>
+            <w:tcMar>
+              <w:top w:type="dxa" w:w="60"/>
+              <w:left w:type="dxa" w:w="100"/>
+              <w:bottom w:type="dxa" w:w="60"/>
+              <w:right w:type="dxa" w:w="100"/>
+            </w:tcMar>
+          </w:tcPr>
+          <w:p>
+            <w:pPr>
+              <w:spacing w:after="0" w:before="0" w:line="252"/>
+            </w:pPr>
+            <w:r>
+              <w:rPr>
+                <w:rFonts w:ascii="Calibri" w:cs="Calibri" w:eastAsia="Calibri" w:hAnsi="Calibri"/>
+                <w:sz w:val="18"/>
+                <w:szCs w:val="18"/>
+              </w:rPr>
+              <w:t xml:space="preserve">Aprueba y fusiona la spec</w:t>
+            </w:r>
+          </w:p>
+        </w:tc>
+      </w:tr>
+      <w:tr>
+        <w:trPr>
+          <w:cantSplit/>
+        </w:trPr>
+        <w:tc>
+          <w:tcPr>
+            <w:tcW w:type="dxa" w:w="907"/>
+            <w:tcMar>
+              <w:top w:type="dxa" w:w="60"/>
+              <w:left w:type="dxa" w:w="100"/>
+              <w:bottom w:type="dxa" w:w="60"/>
+              <w:right w:type="dxa" w:w="100"/>
+            </w:tcMar>
+          </w:tcPr>
+          <w:p>
+            <w:pPr>
+              <w:spacing w:after="0" w:before="0" w:line="252"/>
+            </w:pPr>
+            <w:r>
+              <w:rPr>
+                <w:rFonts w:ascii="Calibri" w:cs="Calibri" w:eastAsia="Calibri" w:hAnsi="Calibri"/>
+                <w:sz w:val="18"/>
+                <w:szCs w:val="18"/>
+              </w:rPr>
+              <w:t xml:space="preserve">16:25</w:t>
+            </w:r>
+          </w:p>
+        </w:tc>
+        <w:tc>
+          <w:tcPr>
+            <w:tcW w:type="dxa" w:w="1669"/>
+            <w:tcMar>
+              <w:top w:type="dxa" w:w="60"/>
+              <w:left w:type="dxa" w:w="100"/>
+              <w:bottom w:type="dxa" w:w="60"/>
+              <w:right w:type="dxa" w:w="100"/>
+            </w:tcMar>
+          </w:tcPr>
+          <w:p>
+            <w:pPr>
+              <w:spacing w:after="0" w:before="0" w:line="252"/>
+            </w:pPr>
+            <w:r>
+              <w:rPr>
+                <w:rFonts w:ascii="Calibri" w:cs="Calibri" w:eastAsia="Calibri" w:hAnsi="Calibri"/>
+                <w:sz w:val="18"/>
+                <w:szCs w:val="18"/>
+              </w:rPr>
+              <w:t xml:space="preserve">Agente</w:t>
+            </w:r>
+          </w:p>
+        </w:tc>
+        <w:tc>
+          <w:tcPr>
+            <w:tcW w:type="dxa" w:w="6494"/>
+            <w:tcMar>
+              <w:top w:type="dxa" w:w="60"/>
+              <w:left w:type="dxa" w:w="100"/>
+              <w:bottom w:type="dxa" w:w="60"/>
+              <w:right w:type="dxa" w:w="100"/>
+            </w:tcMar>
+          </w:tcPr>
+          <w:p>
+            <w:pPr>
+              <w:spacing w:after="0" w:before="0" w:line="252"/>
+            </w:pPr>
+            <w:r>
+              <w:rPr>
+                <w:rFonts w:ascii="Calibri" w:cs="Calibri" w:eastAsia="Calibri" w:hAnsi="Calibri"/>
+                <w:sz w:val="18"/>
+                <w:szCs w:val="18"/>
+              </w:rPr>
+              <w:t xml:space="preserve">Abre app#20 con el plan, las tareas, el código y 42 tests nuevos (100 en total), sin dependencias nuevas y sin tocar ningún test existente</w:t>
+            </w:r>
+          </w:p>
+        </w:tc>
+      </w:tr>
+      <w:tr>
+        <w:trPr>
+          <w:cantSplit/>
+        </w:trPr>
+        <w:tc>
+          <w:tcPr>
+            <w:tcW w:type="dxa" w:w="907"/>
+            <w:tcMar>
+              <w:top w:type="dxa" w:w="60"/>
+              <w:left w:type="dxa" w:w="100"/>
+              <w:bottom w:type="dxa" w:w="60"/>
+              <w:right w:type="dxa" w:w="100"/>
+            </w:tcMar>
+          </w:tcPr>
+          <w:p>
+            <w:pPr>
+              <w:spacing w:after="0" w:before="0" w:line="252"/>
+            </w:pPr>
+            <w:r>
+              <w:rPr>
+                <w:rFonts w:ascii="Calibri" w:cs="Calibri" w:eastAsia="Calibri" w:hAnsi="Calibri"/>
+                <w:sz w:val="18"/>
+                <w:szCs w:val="18"/>
+              </w:rPr>
+              <w:t xml:space="preserve">21:54</w:t>
+            </w:r>
+          </w:p>
+        </w:tc>
+        <w:tc>
+          <w:tcPr>
+            <w:tcW w:type="dxa" w:w="1669"/>
+            <w:tcMar>
+              <w:top w:type="dxa" w:w="60"/>
+              <w:left w:type="dxa" w:w="100"/>
+              <w:bottom w:type="dxa" w:w="60"/>
+              <w:right w:type="dxa" w:w="100"/>
+            </w:tcMar>
+          </w:tcPr>
+          <w:p>
+            <w:pPr>
+              <w:spacing w:after="0" w:before="0" w:line="252"/>
+            </w:pPr>
+            <w:r>
+              <w:rPr>
+                <w:rFonts w:ascii="Calibri" w:cs="Calibri" w:eastAsia="Calibri" w:hAnsi="Calibri"/>
+                <w:sz w:val="18"/>
+                <w:szCs w:val="18"/>
+              </w:rPr>
+              <w:t xml:space="preserve">Responsable</w:t>
+            </w:r>
+          </w:p>
+        </w:tc>
+        <w:tc>
+          <w:tcPr>
+            <w:tcW w:type="dxa" w:w="6494"/>
+            <w:tcMar>
+              <w:top w:type="dxa" w:w="60"/>
+              <w:left w:type="dxa" w:w="100"/>
+              <w:bottom w:type="dxa" w:w="60"/>
+              <w:right w:type="dxa" w:w="100"/>
+            </w:tcMar>
+          </w:tcPr>
+          <w:p>
+            <w:pPr>
+              <w:spacing w:after="0" w:before="0" w:line="252"/>
+            </w:pPr>
+            <w:r>
+              <w:rPr>
+                <w:rFonts w:ascii="Calibri" w:cs="Calibri" w:eastAsia="Calibri" w:hAnsi="Calibri"/>
+                <w:sz w:val="18"/>
+                <w:szCs w:val="18"/>
+              </w:rPr>
+              <w:t xml:space="preserve">Pide con </w:t>
+            </w:r>
+            <w:r>
+              <w:rPr>
+                <w:rFonts w:ascii="Consolas" w:cs="Consolas" w:eastAsia="Consolas" w:hAnsi="Consolas"/>
+                <w:color w:val="2E3A36"/>
+                <w:sz w:val="16"/>
+                <w:szCs w:val="16"/>
+              </w:rPr>
+              <w:t xml:space="preserve">@claude</w:t>
+            </w:r>
+            <w:r>
+              <w:rPr>
+                <w:rFonts w:ascii="Calibri" w:cs="Calibri" w:eastAsia="Calibri" w:hAnsi="Calibri"/>
+                <w:sz w:val="18"/>
+                <w:szCs w:val="18"/>
+              </w:rPr>
+              <w:t xml:space="preserve"> el arreglo que encontró el revisor; el agente lo sube en 61 segundos (103 tests)</w:t>
+            </w:r>
+          </w:p>
+        </w:tc>
+      </w:tr>
+      <w:tr>
+        <w:trPr>
+          <w:cantSplit/>
+        </w:trPr>
+        <w:tc>
+          <w:tcPr>
+            <w:tcW w:type="dxa" w:w="907"/>
+            <w:tcMar>
+              <w:top w:type="dxa" w:w="60"/>
+              <w:left w:type="dxa" w:w="100"/>
+              <w:bottom w:type="dxa" w:w="60"/>
+              <w:right w:type="dxa" w:w="100"/>
+            </w:tcMar>
+          </w:tcPr>
+          <w:p>
+            <w:pPr>
+              <w:spacing w:after="0" w:before="0" w:line="252"/>
+            </w:pPr>
+            <w:r>
+              <w:rPr>
+                <w:rFonts w:ascii="Calibri" w:cs="Calibri" w:eastAsia="Calibri" w:hAnsi="Calibri"/>
+                <w:sz w:val="18"/>
+                <w:szCs w:val="18"/>
+              </w:rPr>
+              <w:t xml:space="preserve">25:18</w:t>
+            </w:r>
+          </w:p>
+        </w:tc>
+        <w:tc>
+          <w:tcPr>
+            <w:tcW w:type="dxa" w:w="1669"/>
+            <w:tcMar>
+              <w:top w:type="dxa" w:w="60"/>
+              <w:left w:type="dxa" w:w="100"/>
+              <w:bottom w:type="dxa" w:w="60"/>
+              <w:right w:type="dxa" w:w="100"/>
+            </w:tcMar>
+          </w:tcPr>
+          <w:p>
+            <w:pPr>
+              <w:spacing w:after="0" w:before="0" w:line="252"/>
+            </w:pPr>
+            <w:r>
+              <w:rPr>
+                <w:rFonts w:ascii="Calibri" w:cs="Calibri" w:eastAsia="Calibri" w:hAnsi="Calibri"/>
+                <w:sz w:val="18"/>
+                <w:szCs w:val="18"/>
+              </w:rPr>
+              <w:t xml:space="preserve">Responsable</w:t>
+            </w:r>
+          </w:p>
+        </w:tc>
+        <w:tc>
+          <w:tcPr>
+            <w:tcW w:type="dxa" w:w="6494"/>
+            <w:tcMar>
+              <w:top w:type="dxa" w:w="60"/>
+              <w:left w:type="dxa" w:w="100"/>
+              <w:bottom w:type="dxa" w:w="60"/>
+              <w:right w:type="dxa" w:w="100"/>
+            </w:tcMar>
+          </w:tcPr>
+          <w:p>
+            <w:pPr>
+              <w:spacing w:after="0" w:before="0" w:line="252"/>
+            </w:pPr>
+            <w:r>
+              <w:rPr>
+                <w:rFonts w:ascii="Calibri" w:cs="Calibri" w:eastAsia="Calibri" w:hAnsi="Calibri"/>
+                <w:sz w:val="18"/>
+                <w:szCs w:val="18"/>
+              </w:rPr>
+              <w:t xml:space="preserve">Aprueba y fusiona; el issue #18 se cierra solo</w:t>
+            </w:r>
+          </w:p>
+        </w:tc>
+      </w:tr>
+    </w:tbl>
+    <w:p>
+      <w:pPr>
+        <w:spacing w:after="120"/>
+      </w:pPr>
+    </w:p>
+    <w:p>
+      <w:pPr>
+        <w:keepNext w:val="false"/>
+        <w:spacing w:after="140" w:line="288"/>
+        <w:jc w:val="both"/>
+      </w:pPr>
+      <w:r>
+        <w:rPr>
+          <w:rFonts w:ascii="Calibri" w:cs="Calibri" w:eastAsia="Calibri" w:hAnsi="Calibri"/>
+        </w:rPr>
+        <w:t xml:space="preserve">Fueron 25 minutos desde la petición hasta el cierre, con cuatro decisiones humanas y ningún prompt escrito en el devcontainer. Los PRs del bot los aprobó el responsable como revisor normal, sin </w:t>
+      </w:r>
+      <w:r>
+        <w:rPr>
+          <w:rFonts w:ascii="Calibri" w:cs="Calibri" w:eastAsia="Calibri" w:hAnsi="Calibri"/>
+          <w:i/>
+          <w:iCs/>
+        </w:rPr>
+        <w:t xml:space="preserve">bypass</w:t>
+      </w:r>
+      <w:r>
+        <w:rPr>
+          <w:rFonts w:ascii="Calibri" w:cs="Calibri" w:eastAsia="Calibri" w:hAnsi="Calibri"/>
+        </w:rPr>
+        <w:t xml:space="preserve">, porque el autor ya no era él.</w:t>
+      </w:r>
+    </w:p>
+    <w:p>
+      <w:pPr>
+        <w:keepNext w:val="false"/>
+        <w:spacing w:after="140" w:line="288"/>
+        <w:jc w:val="both"/>
+      </w:pPr>
+      <w:r>
+        <w:rPr>
+          <w:rFonts w:ascii="Calibri" w:cs="Calibri" w:eastAsia="Calibri" w:hAnsi="Calibri"/>
+        </w:rPr>
+        <w:t xml:space="preserve">El revisor fue útil en las dos fases. En la spec pidió resolver las dudas antes de planificar. En la implementación encontró un defecto que no habían visto ni la spec ni el agente: uvicorn guarda en su log de acceso la URL completa, así que el texto de </w:t>
+      </w:r>
+      <w:r>
+        <w:rPr>
+          <w:rFonts w:ascii="Consolas" w:cs="Consolas" w:eastAsia="Consolas" w:hAnsi="Consolas"/>
+          <w:color w:val="2E3A36"/>
+          <w:sz w:val="20"/>
+          <w:szCs w:val="20"/>
+        </w:rPr>
+        <w:t xml:space="preserve">q</w:t>
+      </w:r>
+      <w:r>
+        <w:rPr>
+          <w:rFonts w:ascii="Calibri" w:cs="Calibri" w:eastAsia="Calibri" w:hAnsi="Calibri"/>
+        </w:rPr>
+        <w:t xml:space="preserve"> acababa en los logs, contra FR-011. El agente lo corrigió con un filtro en el logger de acceso. El revisor también se equivocó una vez. Dijo que un test de Unicode descompuesto usaba la forma precompuesta, y al mirar los bytes resultó ser </w:t>
+      </w:r>
+      <w:r>
+        <w:rPr>
+          <w:rFonts w:ascii="Consolas" w:cs="Consolas" w:eastAsia="Consolas" w:hAnsi="Consolas"/>
+          <w:color w:val="2E3A36"/>
+          <w:sz w:val="20"/>
+          <w:szCs w:val="20"/>
+        </w:rPr>
+        <w:t xml:space="preserve">a</w:t>
+      </w:r>
+      <w:r>
+        <w:rPr>
+          <w:rFonts w:ascii="Calibri" w:cs="Calibri" w:eastAsia="Calibri" w:hAnsi="Calibri"/>
+        </w:rPr>
+        <w:t xml:space="preserve"> seguida de U+0301. Un modelo que solo lee el diff como texto no puede distinguir las dos formas, así que sus hallazgos se tienen que comprobar.</w:t>
+      </w:r>
+    </w:p>
+    <w:p>
+      <w:pPr>
+        <w:keepNext w:val="false"/>
+        <w:spacing w:after="140" w:line="288"/>
+        <w:jc w:val="both"/>
+      </w:pPr>
+      <w:r>
+        <w:rPr>
+          <w:rFonts w:ascii="Calibri" w:cs="Calibri" w:eastAsia="Calibri" w:hAnsi="Calibri"/>
+        </w:rPr>
+        <w:t xml:space="preserve">Quedaron dos detalles. El título de los PRs arrastraba el prefijo «[Petición]» de la plantilla, y se corrigió en core#15. El agente contó además que veía ficheros como </w:t>
+      </w:r>
+      <w:r>
+        <w:rPr>
+          <w:rFonts w:ascii="Consolas" w:cs="Consolas" w:eastAsia="Consolas" w:hAnsi="Consolas"/>
+          <w:color w:val="2E3A36"/>
+          <w:sz w:val="20"/>
+          <w:szCs w:val="20"/>
+        </w:rPr>
+        <w:t xml:space="preserve">.bashrc</w:t>
+      </w:r>
+      <w:r>
+        <w:rPr>
+          <w:rFonts w:ascii="Calibri" w:cs="Calibri" w:eastAsia="Calibri" w:hAnsi="Calibri"/>
+        </w:rPr>
+        <w:t xml:space="preserve"> o </w:t>
+      </w:r>
+      <w:r>
+        <w:rPr>
+          <w:rFonts w:ascii="Consolas" w:cs="Consolas" w:eastAsia="Consolas" w:hAnsi="Consolas"/>
+          <w:color w:val="2E3A36"/>
+          <w:sz w:val="20"/>
+          <w:szCs w:val="20"/>
+        </w:rPr>
+        <w:t xml:space="preserve">.idea</w:t>
+      </w:r>
+      <w:r>
+        <w:rPr>
+          <w:rFonts w:ascii="Calibri" w:cs="Calibri" w:eastAsia="Calibri" w:hAnsi="Calibri"/>
+        </w:rPr>
+        <w:t xml:space="preserve"> sin seguimiento en la carpeta de trabajo. Los crea el sandbox para protegerlos mientras dura la sesión y no llegaron al PR.</w:t>
+      </w:r>
+    </w:p>
+    <w:p>
+      <w:pPr>
+        <w:pStyle w:val="Heading2"/>
+        <w:keepNext/>
+      </w:pPr>
+      <w:r>
+        <w:rPr>
+          <w:rFonts w:ascii="Calibri" w:cs="Calibri" w:eastAsia="Calibri" w:hAnsi="Calibri"/>
+        </w:rPr>
+        <w:t xml:space="preserve">Tareas pendientes</w:t>
+      </w:r>
+    </w:p>
+    <w:p>
+      <w:pPr>
+        <w:pBdr>
+          <w:left w:val="single" w:color="0D5C4F" w:sz="18" w:space="10"/>
+        </w:pBdr>
+        <w:shd w:fill="EEF5F3" w:color="auto" w:val="clear"/>
+        <w:spacing w:after="160" w:before="120"/>
+        <w:ind w:left="240" w:right="120"/>
+      </w:pPr>
+      <w:r>
+        <w:rPr>
+          <w:rFonts w:ascii="Calibri" w:cs="Calibri" w:eastAsia="Calibri" w:hAnsi="Calibri"/>
+          <w:sz w:val="21"/>
+          <w:szCs w:val="21"/>
+        </w:rPr>
+        <w:t xml:space="preserve">Las secciones de las tareas 9 a 12 y de las extensiones B a E se añadirán a medida que se implementen: cadena de suministro, despliegue GitOps, </w:t>
+      </w:r>
+      <w:r>
+        <w:rPr>
+          <w:rFonts w:ascii="Calibri" w:cs="Calibri" w:eastAsia="Calibri" w:hAnsi="Calibri"/>
+          <w:i/>
+          <w:iCs/>
+          <w:sz w:val="21"/>
+          <w:szCs w:val="21"/>
+        </w:rPr>
+        <w:t xml:space="preserve">releases</w:t>
+      </w:r>
+      <w:r>
+        <w:rPr>
+          <w:rFonts w:ascii="Calibri" w:cs="Calibri" w:eastAsia="Calibri" w:hAnsi="Calibri"/>
+          <w:sz w:val="21"/>
+          <w:szCs w:val="21"/>
+        </w:rPr>
+        <w:t xml:space="preserve">, operación, mantenimiento, retirada y trazabilidad.</w:t>
+      </w:r>
+    </w:p>
+    <w:p>
+      <w:pPr>
+        <w:pStyle w:val="Heading1"/>
+        <w:pageBreakBefore/>
+      </w:pPr>
+      <w:r>
+        <w:rPr>
+          <w:rFonts w:ascii="Calibri" w:cs="Calibri" w:eastAsia="Calibri" w:hAnsi="Calibri"/>
+        </w:rPr>
+        <w:t xml:space="preserve">Iteraciones con modelos, pruebas y resultados</w:t>
+      </w:r>
+    </w:p>
+    <w:p>
+      <w:pPr>
+        <w:pStyle w:val="Heading2"/>
+        <w:keepNext/>
+      </w:pPr>
+      <w:r>
+        <w:rPr>
+          <w:rFonts w:ascii="Calibri" w:cs="Calibri" w:eastAsia="Calibri" w:hAnsi="Calibri"/>
+        </w:rPr>
+        <w:t xml:space="preserve">Metodología de trabajo con los modelos</w:t>
+      </w:r>
+    </w:p>
+    <w:p>
+      <w:pPr>
+        <w:keepNext/>
+        <w:spacing w:after="140" w:line="288"/>
+        <w:jc w:val="both"/>
+      </w:pPr>
+      <w:r>
+        <w:rPr>
+          <w:rFonts w:ascii="Calibri" w:cs="Calibri" w:eastAsia="Calibri" w:hAnsi="Calibri"/>
+        </w:rPr>
+        <w:t xml:space="preserve">La POC usa modelos de lenguaje en seis papeles:</w:t>
+      </w:r>
+    </w:p>
+    <w:tbl>
+      <w:tblPr>
+        <w:tblW w:type="dxa" w:w="9070"/>
+        <w:tblBorders>
+          <w:top w:val="single" w:color="C9D3CF" w:sz="4"/>
+          <w:left w:val="single" w:color="C9D3CF" w:sz="4"/>
+          <w:bottom w:val="single" w:color="C9D3CF" w:sz="4"/>
+          <w:right w:val="single" w:color="C9D3CF" w:sz="4"/>
+          <w:insideH w:val="single" w:color="C9D3CF" w:sz="4"/>
+          <w:insideV w:val="single" w:color="C9D3CF" w:sz="4"/>
+        </w:tblBorders>
+      </w:tblPr>
+      <w:tblGrid>
+        <w:gridCol w:w="1619"/>
+        <w:gridCol w:w="2567"/>
+        <w:gridCol w:w="1559"/>
+        <w:gridCol w:w="3325"/>
+      </w:tblGrid>
+      <w:tr>
+        <w:trPr>
+          <w:tblHeader/>
+        </w:trPr>
+        <w:tc>
+          <w:tcPr>
+            <w:tcW w:type="dxa" w:w="1619"/>
+            <w:shd w:fill="E3EEEA" w:color="auto" w:val="clear"/>
+            <w:tcMar>
+              <w:top w:type="dxa" w:w="60"/>
+              <w:left w:type="dxa" w:w="100"/>
+              <w:bottom w:type="dxa" w:w="60"/>
+              <w:right w:type="dxa" w:w="100"/>
+            </w:tcMar>
+          </w:tcPr>
+          <w:p>
+            <w:pPr>
+              <w:spacing w:after="0" w:before="0" w:line="252"/>
+            </w:pPr>
+            <w:r>
+              <w:rPr>
+                <w:rFonts w:ascii="Calibri" w:cs="Calibri" w:eastAsia="Calibri" w:hAnsi="Calibri"/>
+                <w:b/>
+                <w:bCs/>
+                <w:sz w:val="18"/>
+                <w:szCs w:val="18"/>
+              </w:rPr>
+              <w:t xml:space="preserve">Rol</w:t>
+            </w:r>
+          </w:p>
+        </w:tc>
+        <w:tc>
+          <w:tcPr>
+            <w:tcW w:type="dxa" w:w="2567"/>
+            <w:shd w:fill="E3EEEA" w:color="auto" w:val="clear"/>
+            <w:tcMar>
+              <w:top w:type="dxa" w:w="60"/>
+              <w:left w:type="dxa" w:w="100"/>
+              <w:bottom w:type="dxa" w:w="60"/>
+              <w:right w:type="dxa" w:w="100"/>
+            </w:tcMar>
+          </w:tcPr>
+          <w:p>
+            <w:pPr>
+              <w:spacing w:after="0" w:before="0" w:line="252"/>
+            </w:pPr>
+            <w:r>
+              <w:rPr>
+                <w:rFonts w:ascii="Calibri" w:cs="Calibri" w:eastAsia="Calibri" w:hAnsi="Calibri"/>
+                <w:b/>
+                <w:bCs/>
+                <w:sz w:val="18"/>
+                <w:szCs w:val="18"/>
+              </w:rPr>
+              <w:t xml:space="preserve">Modelo y herramienta</w:t>
+            </w:r>
+          </w:p>
+        </w:tc>
+        <w:tc>
+          <w:tcPr>
             <w:tcW w:type="dxa" w:w="1559"/>
-            <w:tcMar>
-              <w:top w:type="dxa" w:w="60"/>
-              <w:left w:type="dxa" w:w="100"/>
-              <w:bottom w:type="dxa" w:w="60"/>
-              <w:right w:type="dxa" w:w="100"/>
-            </w:tcMar>
-          </w:tcPr>
-          <w:p>
-            <w:pPr>
-              <w:spacing w:after="0" w:before="0" w:line="252"/>
-            </w:pPr>
-            <w:r>
-              <w:rPr>
-                <w:rFonts w:ascii="Calibri" w:cs="Calibri" w:eastAsia="Calibri" w:hAnsi="Calibri"/>
-                <w:sz w:val="18"/>
-                <w:szCs w:val="18"/>
-              </w:rPr>
-              <w:t xml:space="preserve">Agente de código en el PR</w:t>
-            </w:r>
-          </w:p>
-        </w:tc>
-        <w:tc>
-          <w:tcPr>
-            <w:tcW w:type="dxa" w:w="2673"/>
-            <w:tcMar>
-              <w:top w:type="dxa" w:w="60"/>
-              <w:left w:type="dxa" w:w="100"/>
-              <w:bottom w:type="dxa" w:w="60"/>
-              <w:right w:type="dxa" w:w="100"/>
-            </w:tcMar>
-          </w:tcPr>
-          <w:p>
-            <w:pPr>
-              <w:spacing w:after="0" w:before="0" w:line="252"/>
-            </w:pPr>
-            <w:r>
-              <w:rPr>
-                <w:rFonts w:ascii="Calibri" w:cs="Calibri" w:eastAsia="Calibri" w:hAnsi="Calibri"/>
-                <w:sz w:val="18"/>
-                <w:szCs w:val="18"/>
-              </w:rPr>
-              <w:t xml:space="preserve">Claude Code, modelo </w:t>
+            <w:shd w:fill="E3EEEA" w:color="auto" w:val="clear"/>
+            <w:tcMar>
+              <w:top w:type="dxa" w:w="60"/>
+              <w:left w:type="dxa" w:w="100"/>
+              <w:bottom w:type="dxa" w:w="60"/>
+              <w:right w:type="dxa" w:w="100"/>
+            </w:tcMar>
+          </w:tcPr>
+          <w:p>
+            <w:pPr>
+              <w:spacing w:after="0" w:before="0" w:line="252"/>
+            </w:pPr>
+            <w:r>
+              <w:rPr>
+                <w:rFonts w:ascii="Calibri" w:cs="Calibri" w:eastAsia="Calibri" w:hAnsi="Calibri"/>
+                <w:b/>
+                <w:bCs/>
+                <w:sz w:val="18"/>
+                <w:szCs w:val="18"/>
+              </w:rPr>
+              <w:t xml:space="preserve">Dónde se ejecuta</w:t>
+            </w:r>
+          </w:p>
+        </w:tc>
+        <w:tc>
+          <w:tcPr>
+            <w:tcW w:type="dxa" w:w="3325"/>
+            <w:shd w:fill="E3EEEA" w:color="auto" w:val="clear"/>
+            <w:tcMar>
+              <w:top w:type="dxa" w:w="60"/>
+              <w:left w:type="dxa" w:w="100"/>
+              <w:bottom w:type="dxa" w:w="60"/>
+              <w:right w:type="dxa" w:w="100"/>
+            </w:tcMar>
+          </w:tcPr>
+          <w:p>
+            <w:pPr>
+              <w:spacing w:after="0" w:before="0" w:line="252"/>
+            </w:pPr>
+            <w:r>
+              <w:rPr>
+                <w:rFonts w:ascii="Calibri" w:cs="Calibri" w:eastAsia="Calibri" w:hAnsi="Calibri"/>
+                <w:b/>
+                <w:bCs/>
+                <w:sz w:val="18"/>
+                <w:szCs w:val="18"/>
+              </w:rPr>
+              <w:t xml:space="preserve">Permisos</w:t>
+            </w:r>
+          </w:p>
+        </w:tc>
+      </w:tr>
+      <w:tr>
+        <w:trPr>
+          <w:cantSplit/>
+        </w:trPr>
+        <w:tc>
+          <w:tcPr>
+            <w:tcW w:type="dxa" w:w="1619"/>
+            <w:tcMar>
+              <w:top w:type="dxa" w:w="60"/>
+              <w:left w:type="dxa" w:w="100"/>
+              <w:bottom w:type="dxa" w:w="60"/>
+              <w:right w:type="dxa" w:w="100"/>
+            </w:tcMar>
+          </w:tcPr>
+          <w:p>
+            <w:pPr>
+              <w:spacing w:after="0" w:before="0" w:line="252"/>
+            </w:pPr>
+            <w:r>
+              <w:rPr>
+                <w:rFonts w:ascii="Calibri" w:cs="Calibri" w:eastAsia="Calibri" w:hAnsi="Calibri"/>
+                <w:sz w:val="18"/>
+                <w:szCs w:val="18"/>
+              </w:rPr>
+              <w:t xml:space="preserve">Asistente de diseño e implementación</w:t>
+            </w:r>
+          </w:p>
+        </w:tc>
+        <w:tc>
+          <w:tcPr>
+            <w:tcW w:type="dxa" w:w="2567"/>
+            <w:tcMar>
+              <w:top w:type="dxa" w:w="60"/>
+              <w:left w:type="dxa" w:w="100"/>
+              <w:bottom w:type="dxa" w:w="60"/>
+              <w:right w:type="dxa" w:w="100"/>
+            </w:tcMar>
+          </w:tcPr>
+          <w:p>
+            <w:pPr>
+              <w:spacing w:after="0" w:before="0" w:line="252"/>
+            </w:pPr>
+            <w:r>
+              <w:rPr>
+                <w:rFonts w:ascii="Calibri" w:cs="Calibri" w:eastAsia="Calibri" w:hAnsi="Calibri"/>
+                <w:sz w:val="18"/>
+                <w:szCs w:val="18"/>
+              </w:rPr>
+              <w:t xml:space="preserve">Claude (sesión de trabajo con herramientas)</w:t>
+            </w:r>
+          </w:p>
+        </w:tc>
+        <w:tc>
+          <w:tcPr>
+            <w:tcW w:type="dxa" w:w="1559"/>
+            <w:tcMar>
+              <w:top w:type="dxa" w:w="60"/>
+              <w:left w:type="dxa" w:w="100"/>
+              <w:bottom w:type="dxa" w:w="60"/>
+              <w:right w:type="dxa" w:w="100"/>
+            </w:tcMar>
+          </w:tcPr>
+          <w:p>
+            <w:pPr>
+              <w:spacing w:after="0" w:before="0" w:line="252"/>
+            </w:pPr>
+            <w:r>
+              <w:rPr>
+                <w:rFonts w:ascii="Calibri" w:cs="Calibri" w:eastAsia="Calibri" w:hAnsi="Calibri"/>
+                <w:sz w:val="18"/>
+                <w:szCs w:val="18"/>
+              </w:rPr>
+              <w:t xml:space="preserve">Entorno en la nube con acceso a los repos</w:t>
+            </w:r>
+          </w:p>
+        </w:tc>
+        <w:tc>
+          <w:tcPr>
+            <w:tcW w:type="dxa" w:w="3325"/>
+            <w:tcMar>
+              <w:top w:type="dxa" w:w="60"/>
+              <w:left w:type="dxa" w:w="100"/>
+              <w:bottom w:type="dxa" w:w="60"/>
+              <w:right w:type="dxa" w:w="100"/>
+            </w:tcMar>
+          </w:tcPr>
+          <w:p>
+            <w:pPr>
+              <w:spacing w:after="0" w:before="0" w:line="252"/>
+            </w:pPr>
+            <w:r>
+              <w:rPr>
+                <w:rFonts w:ascii="Calibri" w:cs="Calibri" w:eastAsia="Calibri" w:hAnsi="Calibri"/>
+                <w:sz w:val="18"/>
+                <w:szCs w:val="18"/>
+              </w:rPr>
+              <w:t xml:space="preserve">Subir ramas y abrir PRs; no puede fusionar, crear </w:t>
             </w:r>
             <w:r>
               <w:rPr>
@@ -18600,48 +20069,134 @@
                 <w:sz w:val="18"/>
                 <w:szCs w:val="18"/>
               </w:rPr>
-              <w:t xml:space="preserve">sonnet</w:t>
-            </w:r>
-          </w:p>
-        </w:tc>
-        <w:tc>
-          <w:tcPr>
-            <w:tcW w:type="dxa" w:w="1642"/>
-            <w:tcMar>
-              <w:top w:type="dxa" w:w="60"/>
-              <w:left w:type="dxa" w:w="100"/>
-              <w:bottom w:type="dxa" w:w="60"/>
-              <w:right w:type="dxa" w:w="100"/>
-            </w:tcMar>
-          </w:tcPr>
-          <w:p>
-            <w:pPr>
-              <w:spacing w:after="0" w:before="0" w:line="252"/>
-            </w:pPr>
-            <w:r>
-              <w:rPr>
-                <w:rFonts w:ascii="Calibri" w:cs="Calibri" w:eastAsia="Calibri" w:hAnsi="Calibri"/>
-                <w:sz w:val="18"/>
-                <w:szCs w:val="18"/>
-              </w:rPr>
-              <w:t xml:space="preserve">GitHub Actions</w:t>
-            </w:r>
-          </w:p>
-        </w:tc>
-        <w:tc>
-          <w:tcPr>
-            <w:tcW w:type="dxa" w:w="3196"/>
-            <w:tcMar>
-              <w:top w:type="dxa" w:w="60"/>
-              <w:left w:type="dxa" w:w="100"/>
-              <w:bottom w:type="dxa" w:w="60"/>
-              <w:right w:type="dxa" w:w="100"/>
-            </w:tcMar>
-          </w:tcPr>
-          <w:p>
-            <w:pPr>
-              <w:spacing w:after="0" w:before="0" w:line="252"/>
-            </w:pPr>
+              <w:t xml:space="preserve">tags</w:t>
+            </w:r>
+            <w:r>
+              <w:rPr>
+                <w:rFonts w:ascii="Calibri" w:cs="Calibri" w:eastAsia="Calibri" w:hAnsi="Calibri"/>
+                <w:sz w:val="18"/>
+                <w:szCs w:val="18"/>
+              </w:rPr>
+              <w:t xml:space="preserve"> ni configurar la protección</w:t>
+            </w:r>
+          </w:p>
+        </w:tc>
+      </w:tr>
+      <w:tr>
+        <w:trPr>
+          <w:cantSplit/>
+        </w:trPr>
+        <w:tc>
+          <w:tcPr>
+            <w:tcW w:type="dxa" w:w="1619"/>
+            <w:tcMar>
+              <w:top w:type="dxa" w:w="60"/>
+              <w:left w:type="dxa" w:w="100"/>
+              <w:bottom w:type="dxa" w:w="60"/>
+              <w:right w:type="dxa" w:w="100"/>
+            </w:tcMar>
+          </w:tcPr>
+          <w:p>
+            <w:pPr>
+              <w:spacing w:after="0" w:before="0" w:line="252"/>
+            </w:pPr>
+            <w:r>
+              <w:rPr>
+                <w:rFonts w:ascii="Calibri" w:cs="Calibri" w:eastAsia="Calibri" w:hAnsi="Calibri"/>
+                <w:sz w:val="18"/>
+                <w:szCs w:val="18"/>
+              </w:rPr>
+              <w:t xml:space="preserve">Agente de código</w:t>
+            </w:r>
+          </w:p>
+        </w:tc>
+        <w:tc>
+          <w:tcPr>
+            <w:tcW w:type="dxa" w:w="2567"/>
+            <w:tcMar>
+              <w:top w:type="dxa" w:w="60"/>
+              <w:left w:type="dxa" w:w="100"/>
+              <w:bottom w:type="dxa" w:w="60"/>
+              <w:right w:type="dxa" w:w="100"/>
+            </w:tcMar>
+          </w:tcPr>
+          <w:p>
+            <w:pPr>
+              <w:spacing w:after="0" w:before="0" w:line="252"/>
+            </w:pPr>
+            <w:r>
+              <w:rPr>
+                <w:rFonts w:ascii="Calibri" w:cs="Calibri" w:eastAsia="Calibri" w:hAnsi="Calibri"/>
+                <w:sz w:val="18"/>
+                <w:szCs w:val="18"/>
+              </w:rPr>
+              <w:t xml:space="preserve">Claude Code</w:t>
+            </w:r>
+          </w:p>
+        </w:tc>
+        <w:tc>
+          <w:tcPr>
+            <w:tcW w:type="dxa" w:w="1559"/>
+            <w:tcMar>
+              <w:top w:type="dxa" w:w="60"/>
+              <w:left w:type="dxa" w:w="100"/>
+              <w:bottom w:type="dxa" w:w="60"/>
+              <w:right w:type="dxa" w:w="100"/>
+            </w:tcMar>
+          </w:tcPr>
+          <w:p>
+            <w:pPr>
+              <w:spacing w:after="0" w:before="0" w:line="252"/>
+            </w:pPr>
+            <w:r>
+              <w:rPr>
+                <w:rFonts w:ascii="Calibri" w:cs="Calibri" w:eastAsia="Calibri" w:hAnsi="Calibri"/>
+                <w:sz w:val="18"/>
+                <w:szCs w:val="18"/>
+              </w:rPr>
+              <w:t xml:space="preserve">Devcontainer local</w:t>
+            </w:r>
+          </w:p>
+        </w:tc>
+        <w:tc>
+          <w:tcPr>
+            <w:tcW w:type="dxa" w:w="3325"/>
+            <w:tcMar>
+              <w:top w:type="dxa" w:w="60"/>
+              <w:left w:type="dxa" w:w="100"/>
+              <w:bottom w:type="dxa" w:w="60"/>
+              <w:right w:type="dxa" w:w="100"/>
+            </w:tcMar>
+          </w:tcPr>
+          <w:p>
+            <w:pPr>
+              <w:spacing w:after="0" w:before="0" w:line="252"/>
+            </w:pPr>
+            <w:r>
+              <w:rPr>
+                <w:rFonts w:ascii="Calibri" w:cs="Calibri" w:eastAsia="Calibri" w:hAnsi="Calibri"/>
+                <w:sz w:val="18"/>
+                <w:szCs w:val="18"/>
+              </w:rPr>
+              <w:t xml:space="preserve">GitHub App </w:t>
+            </w:r>
+            <w:r>
+              <w:rPr>
+                <w:rFonts w:ascii="Consolas" w:cs="Consolas" w:eastAsia="Consolas" w:hAnsi="Consolas"/>
+                <w:color w:val="2E3A36"/>
+                <w:sz w:val="16"/>
+                <w:szCs w:val="16"/>
+              </w:rPr>
+              <w:t xml:space="preserve">almagentic-agent</w:t>
+            </w:r>
+            <w:r>
+              <w:rPr>
+                <w:rFonts w:ascii="Calibri" w:cs="Calibri" w:eastAsia="Calibri" w:hAnsi="Calibri"/>
+                <w:sz w:val="18"/>
+                <w:szCs w:val="18"/>
+              </w:rPr>
+              <w:t xml:space="preserve"> + </w:t>
+            </w:r>
             <w:r>
               <w:rPr>
                 <w:rFonts w:ascii="Calibri" w:cs="Calibri" w:eastAsia="Calibri" w:hAnsi="Calibri"/>
@@ -18650,6 +20205,341 @@
                 <w:sz w:val="18"/>
                 <w:szCs w:val="18"/>
               </w:rPr>
+              <w:t xml:space="preserve">harness</w:t>
+            </w:r>
+          </w:p>
+        </w:tc>
+      </w:tr>
+      <w:tr>
+        <w:trPr>
+          <w:cantSplit/>
+        </w:trPr>
+        <w:tc>
+          <w:tcPr>
+            <w:tcW w:type="dxa" w:w="1619"/>
+            <w:tcMar>
+              <w:top w:type="dxa" w:w="60"/>
+              <w:left w:type="dxa" w:w="100"/>
+              <w:bottom w:type="dxa" w:w="60"/>
+              <w:right w:type="dxa" w:w="100"/>
+            </w:tcMar>
+          </w:tcPr>
+          <w:p>
+            <w:pPr>
+              <w:spacing w:after="0" w:before="0" w:line="252"/>
+            </w:pPr>
+            <w:r>
+              <w:rPr>
+                <w:rFonts w:ascii="Calibri" w:cs="Calibri" w:eastAsia="Calibri" w:hAnsi="Calibri"/>
+                <w:sz w:val="18"/>
+                <w:szCs w:val="18"/>
+              </w:rPr>
+              <w:t xml:space="preserve">Agente de triage</w:t>
+            </w:r>
+          </w:p>
+        </w:tc>
+        <w:tc>
+          <w:tcPr>
+            <w:tcW w:type="dxa" w:w="2567"/>
+            <w:tcMar>
+              <w:top w:type="dxa" w:w="60"/>
+              <w:left w:type="dxa" w:w="100"/>
+              <w:bottom w:type="dxa" w:w="60"/>
+              <w:right w:type="dxa" w:w="100"/>
+            </w:tcMar>
+          </w:tcPr>
+          <w:p>
+            <w:pPr>
+              <w:spacing w:after="0" w:before="0" w:line="252"/>
+            </w:pPr>
+            <w:r>
+              <w:rPr>
+                <w:rFonts w:ascii="Calibri" w:cs="Calibri" w:eastAsia="Calibri" w:hAnsi="Calibri"/>
+                <w:sz w:val="18"/>
+                <w:szCs w:val="18"/>
+              </w:rPr>
+              <w:t xml:space="preserve">Claude Code en modo no interactivo, modelo </w:t>
+            </w:r>
+            <w:r>
+              <w:rPr>
+                <w:rFonts w:ascii="Calibri" w:cs="Calibri" w:eastAsia="Calibri" w:hAnsi="Calibri"/>
+                <w:i/>
+                <w:iCs/>
+                <w:sz w:val="18"/>
+                <w:szCs w:val="18"/>
+              </w:rPr>
+              <w:t xml:space="preserve">sonnet</w:t>
+            </w:r>
+          </w:p>
+        </w:tc>
+        <w:tc>
+          <w:tcPr>
+            <w:tcW w:type="dxa" w:w="1559"/>
+            <w:tcMar>
+              <w:top w:type="dxa" w:w="60"/>
+              <w:left w:type="dxa" w:w="100"/>
+              <w:bottom w:type="dxa" w:w="60"/>
+              <w:right w:type="dxa" w:w="100"/>
+            </w:tcMar>
+          </w:tcPr>
+          <w:p>
+            <w:pPr>
+              <w:spacing w:after="0" w:before="0" w:line="252"/>
+            </w:pPr>
+            <w:r>
+              <w:rPr>
+                <w:rFonts w:ascii="Calibri" w:cs="Calibri" w:eastAsia="Calibri" w:hAnsi="Calibri"/>
+                <w:sz w:val="18"/>
+                <w:szCs w:val="18"/>
+              </w:rPr>
+              <w:t xml:space="preserve">GitHub Actions</w:t>
+            </w:r>
+          </w:p>
+        </w:tc>
+        <w:tc>
+          <w:tcPr>
+            <w:tcW w:type="dxa" w:w="3325"/>
+            <w:tcMar>
+              <w:top w:type="dxa" w:w="60"/>
+              <w:left w:type="dxa" w:w="100"/>
+              <w:bottom w:type="dxa" w:w="60"/>
+              <w:right w:type="dxa" w:w="100"/>
+            </w:tcMar>
+          </w:tcPr>
+          <w:p>
+            <w:pPr>
+              <w:spacing w:after="0" w:before="0" w:line="252"/>
+            </w:pPr>
+            <w:r>
+              <w:rPr>
+                <w:rFonts w:ascii="Calibri" w:cs="Calibri" w:eastAsia="Calibri" w:hAnsi="Calibri"/>
+                <w:sz w:val="18"/>
+                <w:szCs w:val="18"/>
+              </w:rPr>
+              <w:t xml:space="preserve">Sin herramientas; solo lectura</w:t>
+            </w:r>
+          </w:p>
+        </w:tc>
+      </w:tr>
+      <w:tr>
+        <w:trPr>
+          <w:cantSplit/>
+        </w:trPr>
+        <w:tc>
+          <w:tcPr>
+            <w:tcW w:type="dxa" w:w="1619"/>
+            <w:tcMar>
+              <w:top w:type="dxa" w:w="60"/>
+              <w:left w:type="dxa" w:w="100"/>
+              <w:bottom w:type="dxa" w:w="60"/>
+              <w:right w:type="dxa" w:w="100"/>
+            </w:tcMar>
+          </w:tcPr>
+          <w:p>
+            <w:pPr>
+              <w:spacing w:after="0" w:before="0" w:line="252"/>
+            </w:pPr>
+            <w:r>
+              <w:rPr>
+                <w:rFonts w:ascii="Calibri" w:cs="Calibri" w:eastAsia="Calibri" w:hAnsi="Calibri"/>
+                <w:sz w:val="18"/>
+                <w:szCs w:val="18"/>
+              </w:rPr>
+              <w:t xml:space="preserve">Agente revisor</w:t>
+            </w:r>
+          </w:p>
+        </w:tc>
+        <w:tc>
+          <w:tcPr>
+            <w:tcW w:type="dxa" w:w="2567"/>
+            <w:tcMar>
+              <w:top w:type="dxa" w:w="60"/>
+              <w:left w:type="dxa" w:w="100"/>
+              <w:bottom w:type="dxa" w:w="60"/>
+              <w:right w:type="dxa" w:w="100"/>
+            </w:tcMar>
+          </w:tcPr>
+          <w:p>
+            <w:pPr>
+              <w:spacing w:after="0" w:before="0" w:line="252"/>
+            </w:pPr>
+            <w:r>
+              <w:rPr>
+                <w:rFonts w:ascii="Calibri" w:cs="Calibri" w:eastAsia="Calibri" w:hAnsi="Calibri"/>
+                <w:sz w:val="18"/>
+                <w:szCs w:val="18"/>
+              </w:rPr>
+              <w:t xml:space="preserve">Claude Code en modo no interactivo, modelo </w:t>
+            </w:r>
+            <w:r>
+              <w:rPr>
+                <w:rFonts w:ascii="Calibri" w:cs="Calibri" w:eastAsia="Calibri" w:hAnsi="Calibri"/>
+                <w:i/>
+                <w:iCs/>
+                <w:sz w:val="18"/>
+                <w:szCs w:val="18"/>
+              </w:rPr>
+              <w:t xml:space="preserve">sonnet</w:t>
+            </w:r>
+          </w:p>
+        </w:tc>
+        <w:tc>
+          <w:tcPr>
+            <w:tcW w:type="dxa" w:w="1559"/>
+            <w:tcMar>
+              <w:top w:type="dxa" w:w="60"/>
+              <w:left w:type="dxa" w:w="100"/>
+              <w:bottom w:type="dxa" w:w="60"/>
+              <w:right w:type="dxa" w:w="100"/>
+            </w:tcMar>
+          </w:tcPr>
+          <w:p>
+            <w:pPr>
+              <w:spacing w:after="0" w:before="0" w:line="252"/>
+            </w:pPr>
+            <w:r>
+              <w:rPr>
+                <w:rFonts w:ascii="Calibri" w:cs="Calibri" w:eastAsia="Calibri" w:hAnsi="Calibri"/>
+                <w:sz w:val="18"/>
+                <w:szCs w:val="18"/>
+              </w:rPr>
+              <w:t xml:space="preserve">GitHub Actions</w:t>
+            </w:r>
+          </w:p>
+        </w:tc>
+        <w:tc>
+          <w:tcPr>
+            <w:tcW w:type="dxa" w:w="3325"/>
+            <w:tcMar>
+              <w:top w:type="dxa" w:w="60"/>
+              <w:left w:type="dxa" w:w="100"/>
+              <w:bottom w:type="dxa" w:w="60"/>
+              <w:right w:type="dxa" w:w="100"/>
+            </w:tcMar>
+          </w:tcPr>
+          <w:p>
+            <w:pPr>
+              <w:spacing w:after="0" w:before="0" w:line="252"/>
+            </w:pPr>
+            <w:r>
+              <w:rPr>
+                <w:rFonts w:ascii="Calibri" w:cs="Calibri" w:eastAsia="Calibri" w:hAnsi="Calibri"/>
+                <w:sz w:val="18"/>
+                <w:szCs w:val="18"/>
+              </w:rPr>
+              <w:t xml:space="preserve">Sin herramientas; un script publica el comentario</w:t>
+            </w:r>
+          </w:p>
+        </w:tc>
+      </w:tr>
+      <w:tr>
+        <w:trPr>
+          <w:cantSplit/>
+        </w:trPr>
+        <w:tc>
+          <w:tcPr>
+            <w:tcW w:type="dxa" w:w="1619"/>
+            <w:tcMar>
+              <w:top w:type="dxa" w:w="60"/>
+              <w:left w:type="dxa" w:w="100"/>
+              <w:bottom w:type="dxa" w:w="60"/>
+              <w:right w:type="dxa" w:w="100"/>
+            </w:tcMar>
+          </w:tcPr>
+          <w:p>
+            <w:pPr>
+              <w:spacing w:after="0" w:before="0" w:line="252"/>
+            </w:pPr>
+            <w:r>
+              <w:rPr>
+                <w:rFonts w:ascii="Calibri" w:cs="Calibri" w:eastAsia="Calibri" w:hAnsi="Calibri"/>
+                <w:sz w:val="18"/>
+                <w:szCs w:val="18"/>
+              </w:rPr>
+              <w:t xml:space="preserve">Agente de código en el PR</w:t>
+            </w:r>
+          </w:p>
+        </w:tc>
+        <w:tc>
+          <w:tcPr>
+            <w:tcW w:type="dxa" w:w="2567"/>
+            <w:tcMar>
+              <w:top w:type="dxa" w:w="60"/>
+              <w:left w:type="dxa" w:w="100"/>
+              <w:bottom w:type="dxa" w:w="60"/>
+              <w:right w:type="dxa" w:w="100"/>
+            </w:tcMar>
+          </w:tcPr>
+          <w:p>
+            <w:pPr>
+              <w:spacing w:after="0" w:before="0" w:line="252"/>
+            </w:pPr>
+            <w:r>
+              <w:rPr>
+                <w:rFonts w:ascii="Calibri" w:cs="Calibri" w:eastAsia="Calibri" w:hAnsi="Calibri"/>
+                <w:sz w:val="18"/>
+                <w:szCs w:val="18"/>
+              </w:rPr>
+              <w:t xml:space="preserve">Claude Code, modelo </w:t>
+            </w:r>
+            <w:r>
+              <w:rPr>
+                <w:rFonts w:ascii="Calibri" w:cs="Calibri" w:eastAsia="Calibri" w:hAnsi="Calibri"/>
+                <w:i/>
+                <w:iCs/>
+                <w:sz w:val="18"/>
+                <w:szCs w:val="18"/>
+              </w:rPr>
+              <w:t xml:space="preserve">sonnet</w:t>
+            </w:r>
+          </w:p>
+        </w:tc>
+        <w:tc>
+          <w:tcPr>
+            <w:tcW w:type="dxa" w:w="1559"/>
+            <w:tcMar>
+              <w:top w:type="dxa" w:w="60"/>
+              <w:left w:type="dxa" w:w="100"/>
+              <w:bottom w:type="dxa" w:w="60"/>
+              <w:right w:type="dxa" w:w="100"/>
+            </w:tcMar>
+          </w:tcPr>
+          <w:p>
+            <w:pPr>
+              <w:spacing w:after="0" w:before="0" w:line="252"/>
+            </w:pPr>
+            <w:r>
+              <w:rPr>
+                <w:rFonts w:ascii="Calibri" w:cs="Calibri" w:eastAsia="Calibri" w:hAnsi="Calibri"/>
+                <w:sz w:val="18"/>
+                <w:szCs w:val="18"/>
+              </w:rPr>
+              <w:t xml:space="preserve">GitHub Actions</w:t>
+            </w:r>
+          </w:p>
+        </w:tc>
+        <w:tc>
+          <w:tcPr>
+            <w:tcW w:type="dxa" w:w="3325"/>
+            <w:tcMar>
+              <w:top w:type="dxa" w:w="60"/>
+              <w:left w:type="dxa" w:w="100"/>
+              <w:bottom w:type="dxa" w:w="60"/>
+              <w:right w:type="dxa" w:w="100"/>
+            </w:tcMar>
+          </w:tcPr>
+          <w:p>
+            <w:pPr>
+              <w:spacing w:after="0" w:before="0" w:line="252"/>
+            </w:pPr>
+            <w:r>
+              <w:rPr>
+                <w:rFonts w:ascii="Calibri" w:cs="Calibri" w:eastAsia="Calibri" w:hAnsi="Calibri"/>
+                <w:i/>
+                <w:iCs/>
+                <w:sz w:val="18"/>
+                <w:szCs w:val="18"/>
+              </w:rPr>
               <w:t xml:space="preserve">Harness</w:t>
             </w:r>
             <w:r>
@@ -18659,6 +20549,134 @@
                 <w:szCs w:val="18"/>
               </w:rPr>
               <w:t xml:space="preserve"> y sandbox, sin token; un script sube el cambio con la App del agente</w:t>
+            </w:r>
+          </w:p>
+        </w:tc>
+      </w:tr>
+      <w:tr>
+        <w:trPr>
+          <w:cantSplit/>
+        </w:trPr>
+        <w:tc>
+          <w:tcPr>
+            <w:tcW w:type="dxa" w:w="1619"/>
+            <w:tcMar>
+              <w:top w:type="dxa" w:w="60"/>
+              <w:left w:type="dxa" w:w="100"/>
+              <w:bottom w:type="dxa" w:w="60"/>
+              <w:right w:type="dxa" w:w="100"/>
+            </w:tcMar>
+          </w:tcPr>
+          <w:p>
+            <w:pPr>
+              <w:spacing w:after="0" w:before="0" w:line="252"/>
+            </w:pPr>
+            <w:r>
+              <w:rPr>
+                <w:rFonts w:ascii="Calibri" w:cs="Calibri" w:eastAsia="Calibri" w:hAnsi="Calibri"/>
+                <w:sz w:val="18"/>
+                <w:szCs w:val="18"/>
+              </w:rPr>
+              <w:t xml:space="preserve">Agente autónomo de features</w:t>
+            </w:r>
+          </w:p>
+        </w:tc>
+        <w:tc>
+          <w:tcPr>
+            <w:tcW w:type="dxa" w:w="2567"/>
+            <w:tcMar>
+              <w:top w:type="dxa" w:w="60"/>
+              <w:left w:type="dxa" w:w="100"/>
+              <w:bottom w:type="dxa" w:w="60"/>
+              <w:right w:type="dxa" w:w="100"/>
+            </w:tcMar>
+          </w:tcPr>
+          <w:p>
+            <w:pPr>
+              <w:spacing w:after="0" w:before="0" w:line="252"/>
+            </w:pPr>
+            <w:r>
+              <w:rPr>
+                <w:rFonts w:ascii="Calibri" w:cs="Calibri" w:eastAsia="Calibri" w:hAnsi="Calibri"/>
+                <w:sz w:val="18"/>
+                <w:szCs w:val="18"/>
+              </w:rPr>
+              <w:t xml:space="preserve">Claude Code, modelo </w:t>
+            </w:r>
+            <w:r>
+              <w:rPr>
+                <w:rFonts w:ascii="Calibri" w:cs="Calibri" w:eastAsia="Calibri" w:hAnsi="Calibri"/>
+                <w:i/>
+                <w:iCs/>
+                <w:sz w:val="18"/>
+                <w:szCs w:val="18"/>
+              </w:rPr>
+              <w:t xml:space="preserve">sonnet</w:t>
+            </w:r>
+          </w:p>
+        </w:tc>
+        <w:tc>
+          <w:tcPr>
+            <w:tcW w:type="dxa" w:w="1559"/>
+            <w:tcMar>
+              <w:top w:type="dxa" w:w="60"/>
+              <w:left w:type="dxa" w:w="100"/>
+              <w:bottom w:type="dxa" w:w="60"/>
+              <w:right w:type="dxa" w:w="100"/>
+            </w:tcMar>
+          </w:tcPr>
+          <w:p>
+            <w:pPr>
+              <w:spacing w:after="0" w:before="0" w:line="252"/>
+            </w:pPr>
+            <w:r>
+              <w:rPr>
+                <w:rFonts w:ascii="Calibri" w:cs="Calibri" w:eastAsia="Calibri" w:hAnsi="Calibri"/>
+                <w:sz w:val="18"/>
+                <w:szCs w:val="18"/>
+              </w:rPr>
+              <w:t xml:space="preserve">GitHub Actions</w:t>
+            </w:r>
+          </w:p>
+        </w:tc>
+        <w:tc>
+          <w:tcPr>
+            <w:tcW w:type="dxa" w:w="3325"/>
+            <w:tcMar>
+              <w:top w:type="dxa" w:w="60"/>
+              <w:left w:type="dxa" w:w="100"/>
+              <w:bottom w:type="dxa" w:w="60"/>
+              <w:right w:type="dxa" w:w="100"/>
+            </w:tcMar>
+          </w:tcPr>
+          <w:p>
+            <w:pPr>
+              <w:spacing w:after="0" w:before="0" w:line="252"/>
+            </w:pPr>
+            <w:r>
+              <w:rPr>
+                <w:rFonts w:ascii="Calibri" w:cs="Calibri" w:eastAsia="Calibri" w:hAnsi="Calibri"/>
+                <w:sz w:val="18"/>
+                <w:szCs w:val="18"/>
+              </w:rPr>
+              <w:t xml:space="preserve">Igual que el anterior; lo lanzan la etiqueta </w:t>
+            </w:r>
+            <w:r>
+              <w:rPr>
+                <w:rFonts w:ascii="Consolas" w:cs="Consolas" w:eastAsia="Consolas" w:hAnsi="Consolas"/>
+                <w:color w:val="2E3A36"/>
+                <w:sz w:val="16"/>
+                <w:szCs w:val="16"/>
+              </w:rPr>
+              <w:t xml:space="preserve">aprobado</w:t>
+            </w:r>
+            <w:r>
+              <w:rPr>
+                <w:rFonts w:ascii="Calibri" w:cs="Calibri" w:eastAsia="Calibri" w:hAnsi="Calibri"/>
+                <w:sz w:val="18"/>
+                <w:szCs w:val="18"/>
+              </w:rPr>
+              <w:t xml:space="preserve"> y el merge de la spec</w:t>
             </w:r>
           </w:p>
         </w:tc>
@@ -28906,18 +30924,6 @@
     </w:p>
     <w:p>
       <w:pPr>
-        <w:pStyle w:val="Heading2"/>
-        <w:keepNext/>
-      </w:pPr>
-      <w:r>
-        <w:rPr>
-          <w:rFonts w:ascii="Calibri" w:cs="Calibri" w:eastAsia="Calibri" w:hAnsi="Calibri"/>
-        </w:rPr>
-        <w:t xml:space="preserve">Pruebas realizadas y resultados</w:t>
-      </w:r>
-    </w:p>
-    <w:p>
-      <w:pPr>
         <w:pStyle w:val="Heading3"/>
         <w:keepNext/>
       </w:pPr>
@@ -28925,7 +30931,7 @@
         <w:rPr>
           <w:rFonts w:ascii="Calibri" w:cs="Calibri" w:eastAsia="Calibri" w:hAnsi="Calibri"/>
         </w:rPr>
-        <w:t xml:space="preserve">Pruebas automáticas</w:t>
+        <w:t xml:space="preserve">Fase 13 · Agente autónomo (12 de octubre)</w:t>
       </w:r>
     </w:p>
     <w:tbl>
@@ -28941,9 +30947,10 @@
         </w:tblBorders>
       </w:tblPr>
       <w:tblGrid>
-        <w:gridCol w:w="2661"/>
-        <w:gridCol w:w="4195"/>
-        <w:gridCol w:w="2214"/>
+        <w:gridCol w:w="700"/>
+        <w:gridCol w:w="2319"/>
+        <w:gridCol w:w="4381"/>
+        <w:gridCol w:w="1670"/>
       </w:tblGrid>
       <w:tr>
         <w:trPr>
@@ -28951,7 +30958,7 @@
         </w:trPr>
         <w:tc>
           <w:tcPr>
-            <w:tcW w:type="dxa" w:w="2661"/>
+            <w:tcW w:type="dxa" w:w="700"/>
             <w:shd w:fill="E3EEEA" w:color="auto" w:val="clear"/>
             <w:tcMar>
               <w:top w:type="dxa" w:w="60"/>
@@ -28972,13 +30979,13 @@
                 <w:sz w:val="18"/>
                 <w:szCs w:val="18"/>
               </w:rPr>
-              <w:t xml:space="preserve">Componente</w:t>
-            </w:r>
-          </w:p>
-        </w:tc>
-        <w:tc>
-          <w:tcPr>
-            <w:tcW w:type="dxa" w:w="4195"/>
+              <w:t xml:space="preserve">#</w:t>
+            </w:r>
+          </w:p>
+        </w:tc>
+        <w:tc>
+          <w:tcPr>
+            <w:tcW w:type="dxa" w:w="2319"/>
             <w:shd w:fill="E3EEEA" w:color="auto" w:val="clear"/>
             <w:tcMar>
               <w:top w:type="dxa" w:w="60"/>
@@ -28999,13 +31006,40 @@
                 <w:sz w:val="18"/>
                 <w:szCs w:val="18"/>
               </w:rPr>
-              <w:t xml:space="preserve">Pruebas</w:t>
-            </w:r>
-          </w:p>
-        </w:tc>
-        <w:tc>
-          <w:tcPr>
-            <w:tcW w:type="dxa" w:w="2214"/>
+              <w:t xml:space="preserve">Petición del autor</w:t>
+            </w:r>
+          </w:p>
+        </w:tc>
+        <w:tc>
+          <w:tcPr>
+            <w:tcW w:type="dxa" w:w="4381"/>
+            <w:shd w:fill="E3EEEA" w:color="auto" w:val="clear"/>
+            <w:tcMar>
+              <w:top w:type="dxa" w:w="60"/>
+              <w:left w:type="dxa" w:w="100"/>
+              <w:bottom w:type="dxa" w:w="60"/>
+              <w:right w:type="dxa" w:w="100"/>
+            </w:tcMar>
+          </w:tcPr>
+          <w:p>
+            <w:pPr>
+              <w:spacing w:after="0" w:before="0" w:line="252"/>
+            </w:pPr>
+            <w:r>
+              <w:rPr>
+                <w:rFonts w:ascii="Calibri" w:cs="Calibri" w:eastAsia="Calibri" w:hAnsi="Calibri"/>
+                <w:b/>
+                <w:bCs/>
+                <w:sz w:val="18"/>
+                <w:szCs w:val="18"/>
+              </w:rPr>
+              <w:t xml:space="preserve">Respuesta y acción del modelo</w:t>
+            </w:r>
+          </w:p>
+        </w:tc>
+        <w:tc>
+          <w:tcPr>
+            <w:tcW w:type="dxa" w:w="1670"/>
             <w:shd w:fill="E3EEEA" w:color="auto" w:val="clear"/>
             <w:tcMar>
               <w:top w:type="dxa" w:w="60"/>
@@ -29037,25 +31071,73 @@
         </w:trPr>
         <w:tc>
           <w:tcPr>
-            <w:tcW w:type="dxa" w:w="2661"/>
-            <w:tcMar>
-              <w:top w:type="dxa" w:w="60"/>
-              <w:left w:type="dxa" w:w="100"/>
-              <w:bottom w:type="dxa" w:w="60"/>
-              <w:right w:type="dxa" w:w="100"/>
-            </w:tcMar>
-          </w:tcPr>
-          <w:p>
-            <w:pPr>
-              <w:spacing w:after="0" w:before="0" w:line="252"/>
-            </w:pPr>
-            <w:r>
-              <w:rPr>
-                <w:rFonts w:ascii="Calibri" w:cs="Calibri" w:eastAsia="Calibri" w:hAnsi="Calibri"/>
-                <w:sz w:val="18"/>
-                <w:szCs w:val="18"/>
-              </w:rPr>
-              <w:t xml:space="preserve">Hook </w:t>
+            <w:tcW w:type="dxa" w:w="700"/>
+            <w:tcMar>
+              <w:top w:type="dxa" w:w="60"/>
+              <w:left w:type="dxa" w:w="100"/>
+              <w:bottom w:type="dxa" w:w="60"/>
+              <w:right w:type="dxa" w:w="100"/>
+            </w:tcMar>
+          </w:tcPr>
+          <w:p>
+            <w:pPr>
+              <w:spacing w:after="0" w:before="0" w:line="252"/>
+            </w:pPr>
+            <w:r>
+              <w:rPr>
+                <w:rFonts w:ascii="Calibri" w:cs="Calibri" w:eastAsia="Calibri" w:hAnsi="Calibri"/>
+                <w:sz w:val="18"/>
+                <w:szCs w:val="18"/>
+              </w:rPr>
+              <w:t xml:space="preserve">74</w:t>
+            </w:r>
+          </w:p>
+        </w:tc>
+        <w:tc>
+          <w:tcPr>
+            <w:tcW w:type="dxa" w:w="2319"/>
+            <w:tcMar>
+              <w:top w:type="dxa" w:w="60"/>
+              <w:left w:type="dxa" w:w="100"/>
+              <w:bottom w:type="dxa" w:w="60"/>
+              <w:right w:type="dxa" w:w="100"/>
+            </w:tcMar>
+          </w:tcPr>
+          <w:p>
+            <w:pPr>
+              <w:spacing w:after="0" w:before="0" w:line="252"/>
+            </w:pPr>
+            <w:r>
+              <w:rPr>
+                <w:rFonts w:ascii="Calibri" w:cs="Calibri" w:eastAsia="Calibri" w:hAnsi="Calibri"/>
+                <w:sz w:val="18"/>
+                <w:szCs w:val="18"/>
+              </w:rPr>
+              <w:t xml:space="preserve">«Siguiente»</w:t>
+            </w:r>
+          </w:p>
+        </w:tc>
+        <w:tc>
+          <w:tcPr>
+            <w:tcW w:type="dxa" w:w="4381"/>
+            <w:tcMar>
+              <w:top w:type="dxa" w:w="60"/>
+              <w:left w:type="dxa" w:w="100"/>
+              <w:bottom w:type="dxa" w:w="60"/>
+              <w:right w:type="dxa" w:w="100"/>
+            </w:tcMar>
+          </w:tcPr>
+          <w:p>
+            <w:pPr>
+              <w:spacing w:after="0" w:before="0" w:line="252"/>
+            </w:pPr>
+            <w:r>
+              <w:rPr>
+                <w:rFonts w:ascii="Calibri" w:cs="Calibri" w:eastAsia="Calibri" w:hAnsi="Calibri"/>
+                <w:sz w:val="18"/>
+                <w:szCs w:val="18"/>
+              </w:rPr>
+              <w:t xml:space="preserve">Diseña la extensión F sobre el esquema de la respuesta a </w:t>
             </w:r>
             <w:r>
               <w:rPr>
@@ -29064,55 +31146,56 @@
                 <w:sz w:val="16"/>
                 <w:szCs w:val="16"/>
               </w:rPr>
-              <w:t xml:space="preserve">guard.py</w:t>
-            </w:r>
-          </w:p>
-        </w:tc>
-        <w:tc>
-          <w:tcPr>
-            <w:tcW w:type="dxa" w:w="4195"/>
-            <w:tcMar>
-              <w:top w:type="dxa" w:w="60"/>
-              <w:left w:type="dxa" w:w="100"/>
-              <w:bottom w:type="dxa" w:w="60"/>
-              <w:right w:type="dxa" w:w="100"/>
-            </w:tcMar>
-          </w:tcPr>
-          <w:p>
-            <w:pPr>
-              <w:spacing w:after="0" w:before="0" w:line="252"/>
-            </w:pPr>
-            <w:r>
-              <w:rPr>
-                <w:rFonts w:ascii="Calibri" w:cs="Calibri" w:eastAsia="Calibri" w:hAnsi="Calibri"/>
-                <w:sz w:val="18"/>
-                <w:szCs w:val="18"/>
-              </w:rPr>
-              <w:t xml:space="preserve">45 casos: 21 comandos que deben bloquearse, 10 que deben permitirse, ficheros protegidos, secretos y auditoría</w:t>
-            </w:r>
-          </w:p>
-        </w:tc>
-        <w:tc>
-          <w:tcPr>
-            <w:tcW w:type="dxa" w:w="2214"/>
-            <w:tcMar>
-              <w:top w:type="dxa" w:w="60"/>
-              <w:left w:type="dxa" w:w="100"/>
-              <w:bottom w:type="dxa" w:w="60"/>
-              <w:right w:type="dxa" w:w="100"/>
-            </w:tcMar>
-          </w:tcPr>
-          <w:p>
-            <w:pPr>
-              <w:spacing w:after="0" w:before="0" w:line="252"/>
-            </w:pPr>
-            <w:r>
-              <w:rPr>
-                <w:rFonts w:ascii="Calibri" w:cs="Calibri" w:eastAsia="Calibri" w:hAnsi="Calibri"/>
-                <w:sz w:val="18"/>
-                <w:szCs w:val="18"/>
-              </w:rPr>
-              <w:t xml:space="preserve">45/45 superadas</w:t>
+              <w:t xml:space="preserve">@claude</w:t>
+            </w:r>
+            <w:r>
+              <w:rPr>
+                <w:rFonts w:ascii="Calibri" w:cs="Calibri" w:eastAsia="Calibri" w:hAnsi="Calibri"/>
+                <w:sz w:val="18"/>
+                <w:szCs w:val="18"/>
+              </w:rPr>
+              <w:t xml:space="preserve">: comprobaciones previas, Spec Kit sin token y un script que decide rama y alcance. Escribe </w:t>
+            </w:r>
+            <w:r>
+              <w:rPr>
+                <w:rFonts w:ascii="Consolas" w:cs="Consolas" w:eastAsia="Consolas" w:hAnsi="Consolas"/>
+                <w:color w:val="2E3A36"/>
+                <w:sz w:val="16"/>
+                <w:szCs w:val="16"/>
+              </w:rPr>
+              <w:t xml:space="preserve">feature.py</w:t>
+            </w:r>
+            <w:r>
+              <w:rPr>
+                <w:rFonts w:ascii="Calibri" w:cs="Calibri" w:eastAsia="Calibri" w:hAnsi="Calibri"/>
+                <w:sz w:val="18"/>
+                <w:szCs w:val="18"/>
+              </w:rPr>
+              <w:t xml:space="preserve"> con 24 tests y los dos prompts, prueba con actionlint y abre core#14 y app#17. Aprovecha para dar al agente una caché de uv escribible</w:t>
+            </w:r>
+          </w:p>
+        </w:tc>
+        <w:tc>
+          <w:tcPr>
+            <w:tcW w:type="dxa" w:w="1670"/>
+            <w:tcMar>
+              <w:top w:type="dxa" w:w="60"/>
+              <w:left w:type="dxa" w:w="100"/>
+              <w:bottom w:type="dxa" w:w="60"/>
+              <w:right w:type="dxa" w:w="100"/>
+            </w:tcMar>
+          </w:tcPr>
+          <w:p>
+            <w:pPr>
+              <w:spacing w:after="0" w:before="0" w:line="252"/>
+            </w:pPr>
+            <w:r>
+              <w:rPr>
+                <w:rFonts w:ascii="Calibri" w:cs="Calibri" w:eastAsia="Calibri" w:hAnsi="Calibri"/>
+                <w:sz w:val="18"/>
+                <w:szCs w:val="18"/>
+              </w:rPr>
+              <w:t xml:space="preserve">Extensión F preparada</w:t>
             </w:r>
           </w:p>
         </w:tc>
@@ -29123,25 +31206,49 @@
         </w:trPr>
         <w:tc>
           <w:tcPr>
-            <w:tcW w:type="dxa" w:w="2661"/>
-            <w:tcMar>
-              <w:top w:type="dxa" w:w="60"/>
-              <w:left w:type="dxa" w:w="100"/>
-              <w:bottom w:type="dxa" w:w="60"/>
-              <w:right w:type="dxa" w:w="100"/>
-            </w:tcMar>
-          </w:tcPr>
-          <w:p>
-            <w:pPr>
-              <w:spacing w:after="0" w:before="0" w:line="252"/>
-            </w:pPr>
-            <w:r>
-              <w:rPr>
-                <w:rFonts w:ascii="Calibri" w:cs="Calibri" w:eastAsia="Calibri" w:hAnsi="Calibri"/>
-                <w:sz w:val="18"/>
-                <w:szCs w:val="18"/>
-              </w:rPr>
-              <w:t xml:space="preserve">Aplicación: catálogo (</w:t>
+            <w:tcW w:type="dxa" w:w="700"/>
+            <w:tcMar>
+              <w:top w:type="dxa" w:w="60"/>
+              <w:left w:type="dxa" w:w="100"/>
+              <w:bottom w:type="dxa" w:w="60"/>
+              <w:right w:type="dxa" w:w="100"/>
+            </w:tcMar>
+          </w:tcPr>
+          <w:p>
+            <w:pPr>
+              <w:spacing w:after="0" w:before="0" w:line="252"/>
+            </w:pPr>
+            <w:r>
+              <w:rPr>
+                <w:rFonts w:ascii="Calibri" w:cs="Calibri" w:eastAsia="Calibri" w:hAnsi="Calibri"/>
+                <w:sz w:val="18"/>
+                <w:szCs w:val="18"/>
+              </w:rPr>
+              <w:t xml:space="preserve">75</w:t>
+            </w:r>
+          </w:p>
+        </w:tc>
+        <w:tc>
+          <w:tcPr>
+            <w:tcW w:type="dxa" w:w="2319"/>
+            <w:tcMar>
+              <w:top w:type="dxa" w:w="60"/>
+              <w:left w:type="dxa" w:w="100"/>
+              <w:bottom w:type="dxa" w:w="60"/>
+              <w:right w:type="dxa" w:w="100"/>
+            </w:tcMar>
+          </w:tcPr>
+          <w:p>
+            <w:pPr>
+              <w:spacing w:after="0" w:before="0" w:line="252"/>
+            </w:pPr>
+            <w:r>
+              <w:rPr>
+                <w:rFonts w:ascii="Calibri" w:cs="Calibri" w:eastAsia="Calibri" w:hAnsi="Calibri"/>
+                <w:sz w:val="18"/>
+                <w:szCs w:val="18"/>
+              </w:rPr>
+              <w:t xml:space="preserve">«El campo "criterios" no existe en la plantilla de issue. ¿Qué significa "sin </w:t>
             </w:r>
             <w:r>
               <w:rPr>
@@ -29150,39 +31257,39 @@
                 <w:sz w:val="16"/>
                 <w:szCs w:val="16"/>
               </w:rPr>
-              <w:t xml:space="preserve">app</w:t>
-            </w:r>
-            <w:r>
-              <w:rPr>
-                <w:rFonts w:ascii="Calibri" w:cs="Calibri" w:eastAsia="Calibri" w:hAnsi="Calibri"/>
-                <w:sz w:val="18"/>
-                <w:szCs w:val="18"/>
-              </w:rPr>
-              <w:t xml:space="preserve">)</w:t>
-            </w:r>
-          </w:p>
-        </w:tc>
-        <w:tc>
-          <w:tcPr>
-            <w:tcW w:type="dxa" w:w="4195"/>
-            <w:tcMar>
-              <w:top w:type="dxa" w:w="60"/>
-              <w:left w:type="dxa" w:w="100"/>
-              <w:bottom w:type="dxa" w:w="60"/>
-              <w:right w:type="dxa" w:w="100"/>
-            </w:tcMar>
-          </w:tcPr>
-          <w:p>
-            <w:pPr>
-              <w:spacing w:after="0" w:before="0" w:line="252"/>
-            </w:pPr>
-            <w:r>
-              <w:rPr>
-                <w:rFonts w:ascii="Calibri" w:cs="Calibri" w:eastAsia="Calibri" w:hAnsi="Calibri"/>
-                <w:sz w:val="18"/>
-                <w:szCs w:val="18"/>
-              </w:rPr>
-              <w:t xml:space="preserve">58 casos: listado, consulta por id, 404, precio con 2 decimales, orden estable, catálogo mal formado, despliegue de un cambio de precio, observabilidad, </w:t>
+              <w:t xml:space="preserve">q</w:t>
+            </w:r>
+            <w:r>
+              <w:rPr>
+                <w:rFonts w:ascii="Calibri" w:cs="Calibri" w:eastAsia="Calibri" w:hAnsi="Calibri"/>
+                <w:sz w:val="18"/>
+                <w:szCs w:val="18"/>
+              </w:rPr>
+              <w:t xml:space="preserve">, la respuesta no cambia"?»</w:t>
+            </w:r>
+          </w:p>
+        </w:tc>
+        <w:tc>
+          <w:tcPr>
+            <w:tcW w:type="dxa" w:w="4381"/>
+            <w:tcMar>
+              <w:top w:type="dxa" w:w="60"/>
+              <w:left w:type="dxa" w:w="100"/>
+              <w:bottom w:type="dxa" w:w="60"/>
+              <w:right w:type="dxa" w:w="100"/>
+            </w:tcMar>
+          </w:tcPr>
+          <w:p>
+            <w:pPr>
+              <w:spacing w:after="0" w:before="0" w:line="252"/>
+            </w:pPr>
+            <w:r>
+              <w:rPr>
+                <w:rFonts w:ascii="Calibri" w:cs="Calibri" w:eastAsia="Calibri" w:hAnsi="Calibri"/>
+                <w:sz w:val="18"/>
+                <w:szCs w:val="18"/>
+              </w:rPr>
+              <w:t xml:space="preserve">Corrige el nombre del campo («¿Cómo sabremos que está hecho?»), da el texto de cada campo y explica que el criterio protege a la tienda que ya usa el endpoint (compatibilidad de </w:t>
             </w:r>
             <w:r>
               <w:rPr>
@@ -29191,48 +31298,39 @@
                 <w:sz w:val="16"/>
                 <w:szCs w:val="16"/>
               </w:rPr>
-              <w:t xml:space="preserve">/health</w:t>
-            </w:r>
-            <w:r>
-              <w:rPr>
-                <w:rFonts w:ascii="Calibri" w:cs="Calibri" w:eastAsia="Calibri" w:hAnsi="Calibri"/>
-                <w:sz w:val="18"/>
-                <w:szCs w:val="18"/>
-              </w:rPr>
-              <w:t xml:space="preserve"> y </w:t>
-            </w:r>
-            <w:r>
-              <w:rPr>
-                <w:rFonts w:ascii="Consolas" w:cs="Consolas" w:eastAsia="Consolas" w:hAnsi="Consolas"/>
-                <w:color w:val="2E3A36"/>
-                <w:sz w:val="16"/>
-                <w:szCs w:val="16"/>
-              </w:rPr>
-              <w:t xml:space="preserve">Cache-Control: no-store</w:t>
-            </w:r>
-          </w:p>
-        </w:tc>
-        <w:tc>
-          <w:tcPr>
-            <w:tcW w:type="dxa" w:w="2214"/>
-            <w:tcMar>
-              <w:top w:type="dxa" w:w="60"/>
-              <w:left w:type="dxa" w:w="100"/>
-              <w:bottom w:type="dxa" w:w="60"/>
-              <w:right w:type="dxa" w:w="100"/>
-            </w:tcMar>
-          </w:tcPr>
-          <w:p>
-            <w:pPr>
-              <w:spacing w:after="0" w:before="0" w:line="252"/>
-            </w:pPr>
-            <w:r>
-              <w:rPr>
-                <w:rFonts w:ascii="Calibri" w:cs="Calibri" w:eastAsia="Calibri" w:hAnsi="Calibri"/>
-                <w:sz w:val="18"/>
-                <w:szCs w:val="18"/>
-              </w:rPr>
-              <w:t xml:space="preserve">58/58 superadas</w:t>
+              <w:t xml:space="preserve">/api/v1</w:t>
+            </w:r>
+            <w:r>
+              <w:rPr>
+                <w:rFonts w:ascii="Calibri" w:cs="Calibri" w:eastAsia="Calibri" w:hAnsi="Calibri"/>
+                <w:sz w:val="18"/>
+                <w:szCs w:val="18"/>
+              </w:rPr>
+              <w:t xml:space="preserve">)</w:t>
+            </w:r>
+          </w:p>
+        </w:tc>
+        <w:tc>
+          <w:tcPr>
+            <w:tcW w:type="dxa" w:w="1670"/>
+            <w:tcMar>
+              <w:top w:type="dxa" w:w="60"/>
+              <w:left w:type="dxa" w:w="100"/>
+              <w:bottom w:type="dxa" w:w="60"/>
+              <w:right w:type="dxa" w:w="100"/>
+            </w:tcMar>
+          </w:tcPr>
+          <w:p>
+            <w:pPr>
+              <w:spacing w:after="0" w:before="0" w:line="252"/>
+            </w:pPr>
+            <w:r>
+              <w:rPr>
+                <w:rFonts w:ascii="Calibri" w:cs="Calibri" w:eastAsia="Calibri" w:hAnsi="Calibri"/>
+                <w:sz w:val="18"/>
+                <w:szCs w:val="18"/>
+              </w:rPr>
+              <w:t xml:space="preserve">Issue #18 creado</w:t>
             </w:r>
           </w:p>
         </w:tc>
@@ -29243,49 +31341,73 @@
         </w:trPr>
         <w:tc>
           <w:tcPr>
-            <w:tcW w:type="dxa" w:w="2661"/>
-            <w:tcMar>
-              <w:top w:type="dxa" w:w="60"/>
-              <w:left w:type="dxa" w:w="100"/>
-              <w:bottom w:type="dxa" w:w="60"/>
-              <w:right w:type="dxa" w:w="100"/>
-            </w:tcMar>
-          </w:tcPr>
-          <w:p>
-            <w:pPr>
-              <w:spacing w:after="0" w:before="0" w:line="252"/>
-            </w:pPr>
-            <w:r>
-              <w:rPr>
-                <w:rFonts w:ascii="Calibri" w:cs="Calibri" w:eastAsia="Calibri" w:hAnsi="Calibri"/>
-                <w:sz w:val="18"/>
-                <w:szCs w:val="18"/>
-              </w:rPr>
-              <w:t xml:space="preserve">CI obligatorio (app#12)</w:t>
-            </w:r>
-          </w:p>
-        </w:tc>
-        <w:tc>
-          <w:tcPr>
-            <w:tcW w:type="dxa" w:w="4195"/>
-            <w:tcMar>
-              <w:top w:type="dxa" w:w="60"/>
-              <w:left w:type="dxa" w:w="100"/>
-              <w:bottom w:type="dxa" w:w="60"/>
-              <w:right w:type="dxa" w:w="100"/>
-            </w:tcMar>
-          </w:tcPr>
-          <w:p>
-            <w:pPr>
-              <w:spacing w:after="0" w:before="0" w:line="252"/>
-            </w:pPr>
-            <w:r>
-              <w:rPr>
-                <w:rFonts w:ascii="Calibri" w:cs="Calibri" w:eastAsia="Calibri" w:hAnsi="Calibri"/>
-                <w:sz w:val="18"/>
-                <w:szCs w:val="18"/>
-              </w:rPr>
-              <w:t xml:space="preserve">PR con un </w:t>
+            <w:tcW w:type="dxa" w:w="700"/>
+            <w:tcMar>
+              <w:top w:type="dxa" w:w="60"/>
+              <w:left w:type="dxa" w:w="100"/>
+              <w:bottom w:type="dxa" w:w="60"/>
+              <w:right w:type="dxa" w:w="100"/>
+            </w:tcMar>
+          </w:tcPr>
+          <w:p>
+            <w:pPr>
+              <w:spacing w:after="0" w:before="0" w:line="252"/>
+            </w:pPr>
+            <w:r>
+              <w:rPr>
+                <w:rFonts w:ascii="Calibri" w:cs="Calibri" w:eastAsia="Calibri" w:hAnsi="Calibri"/>
+                <w:sz w:val="18"/>
+                <w:szCs w:val="18"/>
+              </w:rPr>
+              <w:t xml:space="preserve">76</w:t>
+            </w:r>
+          </w:p>
+        </w:tc>
+        <w:tc>
+          <w:tcPr>
+            <w:tcW w:type="dxa" w:w="2319"/>
+            <w:tcMar>
+              <w:top w:type="dxa" w:w="60"/>
+              <w:left w:type="dxa" w:w="100"/>
+              <w:bottom w:type="dxa" w:w="60"/>
+              <w:right w:type="dxa" w:w="100"/>
+            </w:tcMar>
+          </w:tcPr>
+          <w:p>
+            <w:pPr>
+              <w:spacing w:after="0" w:before="0" w:line="252"/>
+            </w:pPr>
+            <w:r>
+              <w:rPr>
+                <w:rFonts w:ascii="Calibri" w:cs="Calibri" w:eastAsia="Calibri" w:hAnsi="Calibri"/>
+                <w:sz w:val="18"/>
+                <w:szCs w:val="18"/>
+              </w:rPr>
+              <w:t xml:space="preserve">«Aprobado»</w:t>
+            </w:r>
+          </w:p>
+        </w:tc>
+        <w:tc>
+          <w:tcPr>
+            <w:tcW w:type="dxa" w:w="4381"/>
+            <w:tcMar>
+              <w:top w:type="dxa" w:w="60"/>
+              <w:left w:type="dxa" w:w="100"/>
+              <w:bottom w:type="dxa" w:w="60"/>
+              <w:right w:type="dxa" w:w="100"/>
+            </w:tcMar>
+          </w:tcPr>
+          <w:p>
+            <w:pPr>
+              <w:spacing w:after="0" w:before="0" w:line="252"/>
+            </w:pPr>
+            <w:r>
+              <w:rPr>
+                <w:rFonts w:ascii="Calibri" w:cs="Calibri" w:eastAsia="Calibri" w:hAnsi="Calibri"/>
+                <w:sz w:val="18"/>
+                <w:szCs w:val="18"/>
+              </w:rPr>
+              <w:t xml:space="preserve">Comprueba que la etiqueta lanzó al agente y revisa app#19: spec coherente y dos dudas abiertas. Propone resolverlas con un </w:t>
             </w:r>
             <w:r>
               <w:rPr>
@@ -29294,39 +31416,49 @@
                 <w:sz w:val="16"/>
                 <w:szCs w:val="16"/>
               </w:rPr>
-              <w:t xml:space="preserve">import</w:t>
-            </w:r>
-            <w:r>
-              <w:rPr>
-                <w:rFonts w:ascii="Calibri" w:cs="Calibri" w:eastAsia="Calibri" w:hAnsi="Calibri"/>
-                <w:sz w:val="18"/>
-                <w:szCs w:val="18"/>
-              </w:rPr>
-              <w:t xml:space="preserve"> sin usar</w:t>
-            </w:r>
-          </w:p>
-        </w:tc>
-        <w:tc>
-          <w:tcPr>
-            <w:tcW w:type="dxa" w:w="2214"/>
-            <w:tcMar>
-              <w:top w:type="dxa" w:w="60"/>
-              <w:left w:type="dxa" w:w="100"/>
-              <w:bottom w:type="dxa" w:w="60"/>
-              <w:right w:type="dxa" w:w="100"/>
-            </w:tcMar>
-          </w:tcPr>
-          <w:p>
-            <w:pPr>
-              <w:spacing w:after="0" w:before="0" w:line="252"/>
-            </w:pPr>
-            <w:r>
-              <w:rPr>
-                <w:rFonts w:ascii="Calibri" w:cs="Calibri" w:eastAsia="Calibri" w:hAnsi="Calibri"/>
-                <w:sz w:val="18"/>
-                <w:szCs w:val="18"/>
-              </w:rPr>
-              <w:t xml:space="preserve">CI en rojo y merge bloqueado</w:t>
+              <w:t xml:space="preserve">@claude</w:t>
+            </w:r>
+            <w:r>
+              <w:rPr>
+                <w:rFonts w:ascii="Calibri" w:cs="Calibri" w:eastAsia="Calibri" w:hAnsi="Calibri"/>
+                <w:sz w:val="18"/>
+                <w:szCs w:val="18"/>
+              </w:rPr>
+              <w:t xml:space="preserve"> y aprobar el PR del bot sin </w:t>
+            </w:r>
+            <w:r>
+              <w:rPr>
+                <w:rFonts w:ascii="Calibri" w:cs="Calibri" w:eastAsia="Calibri" w:hAnsi="Calibri"/>
+                <w:i/>
+                <w:iCs/>
+                <w:sz w:val="18"/>
+                <w:szCs w:val="18"/>
+              </w:rPr>
+              <w:t xml:space="preserve">bypass</w:t>
+            </w:r>
+          </w:p>
+        </w:tc>
+        <w:tc>
+          <w:tcPr>
+            <w:tcW w:type="dxa" w:w="1670"/>
+            <w:tcMar>
+              <w:top w:type="dxa" w:w="60"/>
+              <w:left w:type="dxa" w:w="100"/>
+              <w:bottom w:type="dxa" w:w="60"/>
+              <w:right w:type="dxa" w:w="100"/>
+            </w:tcMar>
+          </w:tcPr>
+          <w:p>
+            <w:pPr>
+              <w:spacing w:after="0" w:before="0" w:line="252"/>
+            </w:pPr>
+            <w:r>
+              <w:rPr>
+                <w:rFonts w:ascii="Calibri" w:cs="Calibri" w:eastAsia="Calibri" w:hAnsi="Calibri"/>
+                <w:sz w:val="18"/>
+                <w:szCs w:val="18"/>
+              </w:rPr>
+              <w:t xml:space="preserve">Spec en revisión</w:t>
             </w:r>
           </w:p>
         </w:tc>
@@ -29337,25 +31469,73 @@
         </w:trPr>
         <w:tc>
           <w:tcPr>
-            <w:tcW w:type="dxa" w:w="2661"/>
-            <w:tcMar>
-              <w:top w:type="dxa" w:w="60"/>
-              <w:left w:type="dxa" w:w="100"/>
-              <w:bottom w:type="dxa" w:w="60"/>
-              <w:right w:type="dxa" w:w="100"/>
-            </w:tcMar>
-          </w:tcPr>
-          <w:p>
-            <w:pPr>
-              <w:spacing w:after="0" w:before="0" w:line="252"/>
-            </w:pPr>
-            <w:r>
-              <w:rPr>
-                <w:rFonts w:ascii="Calibri" w:cs="Calibri" w:eastAsia="Calibri" w:hAnsi="Calibri"/>
-                <w:sz w:val="18"/>
-                <w:szCs w:val="18"/>
-              </w:rPr>
-              <w:t xml:space="preserve">Gobierno de PRs (</w:t>
+            <w:tcW w:type="dxa" w:w="700"/>
+            <w:tcMar>
+              <w:top w:type="dxa" w:w="60"/>
+              <w:left w:type="dxa" w:w="100"/>
+              <w:bottom w:type="dxa" w:w="60"/>
+              <w:right w:type="dxa" w:w="100"/>
+            </w:tcMar>
+          </w:tcPr>
+          <w:p>
+            <w:pPr>
+              <w:spacing w:after="0" w:before="0" w:line="252"/>
+            </w:pPr>
+            <w:r>
+              <w:rPr>
+                <w:rFonts w:ascii="Calibri" w:cs="Calibri" w:eastAsia="Calibri" w:hAnsi="Calibri"/>
+                <w:sz w:val="18"/>
+                <w:szCs w:val="18"/>
+              </w:rPr>
+              <w:t xml:space="preserve">77</w:t>
+            </w:r>
+          </w:p>
+        </w:tc>
+        <w:tc>
+          <w:tcPr>
+            <w:tcW w:type="dxa" w:w="2319"/>
+            <w:tcMar>
+              <w:top w:type="dxa" w:w="60"/>
+              <w:left w:type="dxa" w:w="100"/>
+              <w:bottom w:type="dxa" w:w="60"/>
+              <w:right w:type="dxa" w:w="100"/>
+            </w:tcMar>
+          </w:tcPr>
+          <w:p>
+            <w:pPr>
+              <w:spacing w:after="0" w:before="0" w:line="252"/>
+            </w:pPr>
+            <w:r>
+              <w:rPr>
+                <w:rFonts w:ascii="Calibri" w:cs="Calibri" w:eastAsia="Calibri" w:hAnsi="Calibri"/>
+                <w:sz w:val="18"/>
+                <w:szCs w:val="18"/>
+              </w:rPr>
+              <w:t xml:space="preserve">«Listo» (spec fusionada)</w:t>
+            </w:r>
+          </w:p>
+        </w:tc>
+        <w:tc>
+          <w:tcPr>
+            <w:tcW w:type="dxa" w:w="4381"/>
+            <w:tcMar>
+              <w:top w:type="dxa" w:w="60"/>
+              <w:left w:type="dxa" w:w="100"/>
+              <w:bottom w:type="dxa" w:w="60"/>
+              <w:right w:type="dxa" w:w="100"/>
+            </w:tcMar>
+          </w:tcPr>
+          <w:p>
+            <w:pPr>
+              <w:spacing w:after="0" w:before="0" w:line="252"/>
+            </w:pPr>
+            <w:r>
+              <w:rPr>
+                <w:rFonts w:ascii="Calibri" w:cs="Calibri" w:eastAsia="Calibri" w:hAnsi="Calibri"/>
+                <w:sz w:val="18"/>
+                <w:szCs w:val="18"/>
+              </w:rPr>
+              <w:t xml:space="preserve">Revisa app#20: código limpio, ningún test existente tocado, 100 tests en local. Contrasta los hallazgos del revisor: uno acertado (fuga de </w:t>
             </w:r>
             <w:r>
               <w:rPr>
@@ -29364,63 +31544,56 @@
                 <w:sz w:val="16"/>
                 <w:szCs w:val="16"/>
               </w:rPr>
-              <w:t xml:space="preserve">check_pr_files.py</w:t>
-            </w:r>
-            <w:r>
-              <w:rPr>
-                <w:rFonts w:ascii="Calibri" w:cs="Calibri" w:eastAsia="Calibri" w:hAnsi="Calibri"/>
-                <w:sz w:val="18"/>
-                <w:szCs w:val="18"/>
-              </w:rPr>
-              <w:t xml:space="preserve">)</w:t>
-            </w:r>
-          </w:p>
-        </w:tc>
-        <w:tc>
-          <w:tcPr>
-            <w:tcW w:type="dxa" w:w="4195"/>
-            <w:tcMar>
-              <w:top w:type="dxa" w:w="60"/>
-              <w:left w:type="dxa" w:w="100"/>
-              <w:bottom w:type="dxa" w:w="60"/>
-              <w:right w:type="dxa" w:w="100"/>
-            </w:tcMar>
-          </w:tcPr>
-          <w:p>
-            <w:pPr>
-              <w:spacing w:after="0" w:before="0" w:line="252"/>
-            </w:pPr>
-            <w:r>
-              <w:rPr>
-                <w:rFonts w:ascii="Calibri" w:cs="Calibri" w:eastAsia="Calibri" w:hAnsi="Calibri"/>
-                <w:sz w:val="18"/>
-                <w:szCs w:val="18"/>
-              </w:rPr>
-              <w:t xml:space="preserve">21 casos: ficheros generados, ficheros protegidos según el autor, cambios de dependencias permitidos y configuración de comprobaciones bloqueada</w:t>
-            </w:r>
-          </w:p>
-        </w:tc>
-        <w:tc>
-          <w:tcPr>
-            <w:tcW w:type="dxa" w:w="2214"/>
-            <w:tcMar>
-              <w:top w:type="dxa" w:w="60"/>
-              <w:left w:type="dxa" w:w="100"/>
-              <w:bottom w:type="dxa" w:w="60"/>
-              <w:right w:type="dxa" w:w="100"/>
-            </w:tcMar>
-          </w:tcPr>
-          <w:p>
-            <w:pPr>
-              <w:spacing w:after="0" w:before="0" w:line="252"/>
-            </w:pPr>
-            <w:r>
-              <w:rPr>
-                <w:rFonts w:ascii="Calibri" w:cs="Calibri" w:eastAsia="Calibri" w:hAnsi="Calibri"/>
-                <w:sz w:val="18"/>
-                <w:szCs w:val="18"/>
-              </w:rPr>
-              <w:t xml:space="preserve">21/21 superadas</w:t>
+              <w:t xml:space="preserve">q</w:t>
+            </w:r>
+            <w:r>
+              <w:rPr>
+                <w:rFonts w:ascii="Calibri" w:cs="Calibri" w:eastAsia="Calibri" w:hAnsi="Calibri"/>
+                <w:sz w:val="18"/>
+                <w:szCs w:val="18"/>
+              </w:rPr>
+              <w:t xml:space="preserve"> en el log de acceso) y un falso positivo (Unicode). Redacta el </w:t>
+            </w:r>
+            <w:r>
+              <w:rPr>
+                <w:rFonts w:ascii="Consolas" w:cs="Consolas" w:eastAsia="Consolas" w:hAnsi="Consolas"/>
+                <w:color w:val="2E3A36"/>
+                <w:sz w:val="16"/>
+                <w:szCs w:val="16"/>
+              </w:rPr>
+              <w:t xml:space="preserve">@claude</w:t>
+            </w:r>
+            <w:r>
+              <w:rPr>
+                <w:rFonts w:ascii="Calibri" w:cs="Calibri" w:eastAsia="Calibri" w:hAnsi="Calibri"/>
+                <w:sz w:val="18"/>
+                <w:szCs w:val="18"/>
+              </w:rPr>
+              <w:t xml:space="preserve"> para el arreglo</w:t>
+            </w:r>
+          </w:p>
+        </w:tc>
+        <w:tc>
+          <w:tcPr>
+            <w:tcW w:type="dxa" w:w="1670"/>
+            <w:tcMar>
+              <w:top w:type="dxa" w:w="60"/>
+              <w:left w:type="dxa" w:w="100"/>
+              <w:bottom w:type="dxa" w:w="60"/>
+              <w:right w:type="dxa" w:w="100"/>
+            </w:tcMar>
+          </w:tcPr>
+          <w:p>
+            <w:pPr>
+              <w:spacing w:after="0" w:before="0" w:line="252"/>
+            </w:pPr>
+            <w:r>
+              <w:rPr>
+                <w:rFonts w:ascii="Calibri" w:cs="Calibri" w:eastAsia="Calibri" w:hAnsi="Calibri"/>
+                <w:sz w:val="18"/>
+                <w:szCs w:val="18"/>
+              </w:rPr>
+              <w:t xml:space="preserve">Implementación en revisión</w:t>
             </w:r>
           </w:p>
         </w:tc>
@@ -29431,108 +31604,230 @@
         </w:trPr>
         <w:tc>
           <w:tcPr>
-            <w:tcW w:type="dxa" w:w="2661"/>
-            <w:tcMar>
-              <w:top w:type="dxa" w:w="60"/>
-              <w:left w:type="dxa" w:w="100"/>
-              <w:bottom w:type="dxa" w:w="60"/>
-              <w:right w:type="dxa" w:w="100"/>
-            </w:tcMar>
-          </w:tcPr>
-          <w:p>
-            <w:pPr>
-              <w:spacing w:after="0" w:before="0" w:line="252"/>
-            </w:pPr>
-            <w:r>
-              <w:rPr>
-                <w:rFonts w:ascii="Calibri" w:cs="Calibri" w:eastAsia="Calibri" w:hAnsi="Calibri"/>
-                <w:sz w:val="18"/>
-                <w:szCs w:val="18"/>
-              </w:rPr>
-              <w:t xml:space="preserve">Escaneo de seguridad obligatorio (app#14)</w:t>
-            </w:r>
-          </w:p>
-        </w:tc>
-        <w:tc>
-          <w:tcPr>
-            <w:tcW w:type="dxa" w:w="4195"/>
-            <w:tcMar>
-              <w:top w:type="dxa" w:w="60"/>
-              <w:left w:type="dxa" w:w="100"/>
-              <w:bottom w:type="dxa" w:w="60"/>
-              <w:right w:type="dxa" w:w="100"/>
-            </w:tcMar>
-          </w:tcPr>
-          <w:p>
-            <w:pPr>
-              <w:spacing w:after="0" w:before="0" w:line="252"/>
-            </w:pPr>
-            <w:r>
-              <w:rPr>
-                <w:rFonts w:ascii="Calibri" w:cs="Calibri" w:eastAsia="Calibri" w:hAnsi="Calibri"/>
-                <w:sz w:val="18"/>
-                <w:szCs w:val="18"/>
-              </w:rPr>
-              <w:t xml:space="preserve">PR con un </w:t>
-            </w:r>
-            <w:r>
-              <w:rPr>
-                <w:rFonts w:ascii="Consolas" w:cs="Consolas" w:eastAsia="Consolas" w:hAnsi="Consolas"/>
-                <w:color w:val="2E3A36"/>
-                <w:sz w:val="16"/>
-                <w:szCs w:val="16"/>
-              </w:rPr>
-              <w:t xml:space="preserve">.pyc</w:t>
-            </w:r>
-            <w:r>
-              <w:rPr>
-                <w:rFonts w:ascii="Calibri" w:cs="Calibri" w:eastAsia="Calibri" w:hAnsi="Calibri"/>
-                <w:sz w:val="18"/>
-                <w:szCs w:val="18"/>
-              </w:rPr>
-              <w:t xml:space="preserve"> en </w:t>
-            </w:r>
-            <w:r>
-              <w:rPr>
-                <w:rFonts w:ascii="Consolas" w:cs="Consolas" w:eastAsia="Consolas" w:hAnsi="Consolas"/>
-                <w:color w:val="2E3A36"/>
-                <w:sz w:val="16"/>
-                <w:szCs w:val="16"/>
-              </w:rPr>
-              <w:t xml:space="preserve">__pycache__</w:t>
-            </w:r>
-          </w:p>
-        </w:tc>
-        <w:tc>
-          <w:tcPr>
-            <w:tcW w:type="dxa" w:w="2214"/>
-            <w:tcMar>
-              <w:top w:type="dxa" w:w="60"/>
-              <w:left w:type="dxa" w:w="100"/>
-              <w:bottom w:type="dxa" w:w="60"/>
-              <w:right w:type="dxa" w:w="100"/>
-            </w:tcMar>
-          </w:tcPr>
-          <w:p>
-            <w:pPr>
-              <w:spacing w:after="0" w:before="0" w:line="252"/>
-            </w:pPr>
-            <w:r>
-              <w:rPr>
-                <w:rFonts w:ascii="Consolas" w:cs="Consolas" w:eastAsia="Consolas" w:hAnsi="Consolas"/>
-                <w:color w:val="2E3A36"/>
-                <w:sz w:val="16"/>
-                <w:szCs w:val="16"/>
-              </w:rPr>
-              <w:t xml:space="preserve">governance</w:t>
-            </w:r>
-            <w:r>
-              <w:rPr>
-                <w:rFonts w:ascii="Calibri" w:cs="Calibri" w:eastAsia="Calibri" w:hAnsi="Calibri"/>
-                <w:sz w:val="18"/>
-                <w:szCs w:val="18"/>
-              </w:rPr>
-              <w:t xml:space="preserve"> en rojo y merge bloqueado</w:t>
+            <w:tcW w:type="dxa" w:w="700"/>
+            <w:tcMar>
+              <w:top w:type="dxa" w:w="60"/>
+              <w:left w:type="dxa" w:w="100"/>
+              <w:bottom w:type="dxa" w:w="60"/>
+              <w:right w:type="dxa" w:w="100"/>
+            </w:tcMar>
+          </w:tcPr>
+          <w:p>
+            <w:pPr>
+              <w:spacing w:after="0" w:before="0" w:line="252"/>
+            </w:pPr>
+            <w:r>
+              <w:rPr>
+                <w:rFonts w:ascii="Calibri" w:cs="Calibri" w:eastAsia="Calibri" w:hAnsi="Calibri"/>
+                <w:sz w:val="18"/>
+                <w:szCs w:val="18"/>
+              </w:rPr>
+              <w:t xml:space="preserve">78</w:t>
+            </w:r>
+          </w:p>
+        </w:tc>
+        <w:tc>
+          <w:tcPr>
+            <w:tcW w:type="dxa" w:w="2319"/>
+            <w:tcMar>
+              <w:top w:type="dxa" w:w="60"/>
+              <w:left w:type="dxa" w:w="100"/>
+              <w:bottom w:type="dxa" w:w="60"/>
+              <w:right w:type="dxa" w:w="100"/>
+            </w:tcMar>
+          </w:tcPr>
+          <w:p>
+            <w:pPr>
+              <w:spacing w:after="0" w:before="0" w:line="252"/>
+            </w:pPr>
+            <w:r>
+              <w:rPr>
+                <w:rFonts w:ascii="Calibri" w:cs="Calibri" w:eastAsia="Calibri" w:hAnsi="Calibri"/>
+                <w:sz w:val="18"/>
+                <w:szCs w:val="18"/>
+              </w:rPr>
+              <w:t xml:space="preserve">«Listo» (implementación fusionada)</w:t>
+            </w:r>
+          </w:p>
+        </w:tc>
+        <w:tc>
+          <w:tcPr>
+            <w:tcW w:type="dxa" w:w="4381"/>
+            <w:tcMar>
+              <w:top w:type="dxa" w:w="60"/>
+              <w:left w:type="dxa" w:w="100"/>
+              <w:bottom w:type="dxa" w:w="60"/>
+              <w:right w:type="dxa" w:w="100"/>
+            </w:tcMar>
+          </w:tcPr>
+          <w:p>
+            <w:pPr>
+              <w:spacing w:after="0" w:before="0" w:line="252"/>
+            </w:pPr>
+            <w:r>
+              <w:rPr>
+                <w:rFonts w:ascii="Calibri" w:cs="Calibri" w:eastAsia="Calibri" w:hAnsi="Calibri"/>
+                <w:sz w:val="18"/>
+                <w:szCs w:val="18"/>
+              </w:rPr>
+              <w:t xml:space="preserve">Comprueba el cierre del issue, quita el prefijo de la plantilla de los títulos (core#15) y cierra la extensión</w:t>
+            </w:r>
+          </w:p>
+        </w:tc>
+        <w:tc>
+          <w:tcPr>
+            <w:tcW w:type="dxa" w:w="1670"/>
+            <w:tcMar>
+              <w:top w:type="dxa" w:w="60"/>
+              <w:left w:type="dxa" w:w="100"/>
+              <w:bottom w:type="dxa" w:w="60"/>
+              <w:right w:type="dxa" w:w="100"/>
+            </w:tcMar>
+          </w:tcPr>
+          <w:p>
+            <w:pPr>
+              <w:spacing w:after="0" w:before="0" w:line="252"/>
+            </w:pPr>
+            <w:r>
+              <w:rPr>
+                <w:rFonts w:ascii="Calibri" w:cs="Calibri" w:eastAsia="Calibri" w:hAnsi="Calibri"/>
+                <w:sz w:val="18"/>
+                <w:szCs w:val="18"/>
+              </w:rPr>
+              <w:t xml:space="preserve">Extensión F cerrada</w:t>
+            </w:r>
+          </w:p>
+        </w:tc>
+      </w:tr>
+    </w:tbl>
+    <w:p>
+      <w:pPr>
+        <w:spacing w:after="120"/>
+      </w:pPr>
+    </w:p>
+    <w:p>
+      <w:pPr>
+        <w:pStyle w:val="Heading2"/>
+        <w:keepNext/>
+      </w:pPr>
+      <w:r>
+        <w:rPr>
+          <w:rFonts w:ascii="Calibri" w:cs="Calibri" w:eastAsia="Calibri" w:hAnsi="Calibri"/>
+        </w:rPr>
+        <w:t xml:space="preserve">Pruebas realizadas y resultados</w:t>
+      </w:r>
+    </w:p>
+    <w:p>
+      <w:pPr>
+        <w:pStyle w:val="Heading3"/>
+        <w:keepNext/>
+      </w:pPr>
+      <w:r>
+        <w:rPr>
+          <w:rFonts w:ascii="Calibri" w:cs="Calibri" w:eastAsia="Calibri" w:hAnsi="Calibri"/>
+        </w:rPr>
+        <w:t xml:space="preserve">Pruebas automáticas</w:t>
+      </w:r>
+    </w:p>
+    <w:tbl>
+      <w:tblPr>
+        <w:tblW w:type="dxa" w:w="9070"/>
+        <w:tblBorders>
+          <w:top w:val="single" w:color="C9D3CF" w:sz="4"/>
+          <w:left w:val="single" w:color="C9D3CF" w:sz="4"/>
+          <w:bottom w:val="single" w:color="C9D3CF" w:sz="4"/>
+          <w:right w:val="single" w:color="C9D3CF" w:sz="4"/>
+          <w:insideH w:val="single" w:color="C9D3CF" w:sz="4"/>
+          <w:insideV w:val="single" w:color="C9D3CF" w:sz="4"/>
+        </w:tblBorders>
+      </w:tblPr>
+      <w:tblGrid>
+        <w:gridCol w:w="2579"/>
+        <w:gridCol w:w="4017"/>
+        <w:gridCol w:w="2474"/>
+      </w:tblGrid>
+      <w:tr>
+        <w:trPr>
+          <w:tblHeader/>
+        </w:trPr>
+        <w:tc>
+          <w:tcPr>
+            <w:tcW w:type="dxa" w:w="2579"/>
+            <w:shd w:fill="E3EEEA" w:color="auto" w:val="clear"/>
+            <w:tcMar>
+              <w:top w:type="dxa" w:w="60"/>
+              <w:left w:type="dxa" w:w="100"/>
+              <w:bottom w:type="dxa" w:w="60"/>
+              <w:right w:type="dxa" w:w="100"/>
+            </w:tcMar>
+          </w:tcPr>
+          <w:p>
+            <w:pPr>
+              <w:spacing w:after="0" w:before="0" w:line="252"/>
+            </w:pPr>
+            <w:r>
+              <w:rPr>
+                <w:rFonts w:ascii="Calibri" w:cs="Calibri" w:eastAsia="Calibri" w:hAnsi="Calibri"/>
+                <w:b/>
+                <w:bCs/>
+                <w:sz w:val="18"/>
+                <w:szCs w:val="18"/>
+              </w:rPr>
+              <w:t xml:space="preserve">Componente</w:t>
+            </w:r>
+          </w:p>
+        </w:tc>
+        <w:tc>
+          <w:tcPr>
+            <w:tcW w:type="dxa" w:w="4017"/>
+            <w:shd w:fill="E3EEEA" w:color="auto" w:val="clear"/>
+            <w:tcMar>
+              <w:top w:type="dxa" w:w="60"/>
+              <w:left w:type="dxa" w:w="100"/>
+              <w:bottom w:type="dxa" w:w="60"/>
+              <w:right w:type="dxa" w:w="100"/>
+            </w:tcMar>
+          </w:tcPr>
+          <w:p>
+            <w:pPr>
+              <w:spacing w:after="0" w:before="0" w:line="252"/>
+            </w:pPr>
+            <w:r>
+              <w:rPr>
+                <w:rFonts w:ascii="Calibri" w:cs="Calibri" w:eastAsia="Calibri" w:hAnsi="Calibri"/>
+                <w:b/>
+                <w:bCs/>
+                <w:sz w:val="18"/>
+                <w:szCs w:val="18"/>
+              </w:rPr>
+              <w:t xml:space="preserve">Pruebas</w:t>
+            </w:r>
+          </w:p>
+        </w:tc>
+        <w:tc>
+          <w:tcPr>
+            <w:tcW w:type="dxa" w:w="2474"/>
+            <w:shd w:fill="E3EEEA" w:color="auto" w:val="clear"/>
+            <w:tcMar>
+              <w:top w:type="dxa" w:w="60"/>
+              <w:left w:type="dxa" w:w="100"/>
+              <w:bottom w:type="dxa" w:w="60"/>
+              <w:right w:type="dxa" w:w="100"/>
+            </w:tcMar>
+          </w:tcPr>
+          <w:p>
+            <w:pPr>
+              <w:spacing w:after="0" w:before="0" w:line="252"/>
+            </w:pPr>
+            <w:r>
+              <w:rPr>
+                <w:rFonts w:ascii="Calibri" w:cs="Calibri" w:eastAsia="Calibri" w:hAnsi="Calibri"/>
+                <w:b/>
+                <w:bCs/>
+                <w:sz w:val="18"/>
+                <w:szCs w:val="18"/>
+              </w:rPr>
+              <w:t xml:space="preserve">Resultado</w:t>
             </w:r>
           </w:p>
         </w:tc>
@@ -29543,25 +31838,25 @@
         </w:trPr>
         <w:tc>
           <w:tcPr>
-            <w:tcW w:type="dxa" w:w="2661"/>
-            <w:tcMar>
-              <w:top w:type="dxa" w:w="60"/>
-              <w:left w:type="dxa" w:w="100"/>
-              <w:bottom w:type="dxa" w:w="60"/>
-              <w:right w:type="dxa" w:w="100"/>
-            </w:tcMar>
-          </w:tcPr>
-          <w:p>
-            <w:pPr>
-              <w:spacing w:after="0" w:before="0" w:line="252"/>
-            </w:pPr>
-            <w:r>
-              <w:rPr>
-                <w:rFonts w:ascii="Calibri" w:cs="Calibri" w:eastAsia="Calibri" w:hAnsi="Calibri"/>
-                <w:sz w:val="18"/>
-                <w:szCs w:val="18"/>
-              </w:rPr>
-              <w:t xml:space="preserve">Revisor y respuesta (</w:t>
+            <w:tcW w:type="dxa" w:w="2579"/>
+            <w:tcMar>
+              <w:top w:type="dxa" w:w="60"/>
+              <w:left w:type="dxa" w:w="100"/>
+              <w:bottom w:type="dxa" w:w="60"/>
+              <w:right w:type="dxa" w:w="100"/>
+            </w:tcMar>
+          </w:tcPr>
+          <w:p>
+            <w:pPr>
+              <w:spacing w:after="0" w:before="0" w:line="252"/>
+            </w:pPr>
+            <w:r>
+              <w:rPr>
+                <w:rFonts w:ascii="Calibri" w:cs="Calibri" w:eastAsia="Calibri" w:hAnsi="Calibri"/>
+                <w:sz w:val="18"/>
+                <w:szCs w:val="18"/>
+              </w:rPr>
+              <w:t xml:space="preserve">Hook </w:t>
             </w:r>
             <w:r>
               <w:rPr>
@@ -29570,63 +31865,55 @@
                 <w:sz w:val="16"/>
                 <w:szCs w:val="16"/>
               </w:rPr>
-              <w:t xml:space="preserve">scripts/agent</w:t>
-            </w:r>
-            <w:r>
-              <w:rPr>
-                <w:rFonts w:ascii="Calibri" w:cs="Calibri" w:eastAsia="Calibri" w:hAnsi="Calibri"/>
-                <w:sz w:val="18"/>
-                <w:szCs w:val="18"/>
-              </w:rPr>
-              <w:t xml:space="preserve">)</w:t>
-            </w:r>
-          </w:p>
-        </w:tc>
-        <w:tc>
-          <w:tcPr>
-            <w:tcW w:type="dxa" w:w="4195"/>
-            <w:tcMar>
-              <w:top w:type="dxa" w:w="60"/>
-              <w:left w:type="dxa" w:w="100"/>
-              <w:bottom w:type="dxa" w:w="60"/>
-              <w:right w:type="dxa" w:w="100"/>
-            </w:tcMar>
-          </w:tcPr>
-          <w:p>
-            <w:pPr>
-              <w:spacing w:after="0" w:before="0" w:line="252"/>
-            </w:pPr>
-            <w:r>
-              <w:rPr>
-                <w:rFonts w:ascii="Calibri" w:cs="Calibri" w:eastAsia="Calibri" w:hAnsi="Calibri"/>
-                <w:sz w:val="18"/>
-                <w:szCs w:val="18"/>
-              </w:rPr>
-              <w:t xml:space="preserve">16 casos: publicación y fallo seguro de la revisión, hallazgos fuera del PR, orden por severidad, neutralización, sospecha de inyección, separación de instrucción y datos en los prompts e informes de respuesta</w:t>
-            </w:r>
-          </w:p>
-        </w:tc>
-        <w:tc>
-          <w:tcPr>
-            <w:tcW w:type="dxa" w:w="2214"/>
-            <w:tcMar>
-              <w:top w:type="dxa" w:w="60"/>
-              <w:left w:type="dxa" w:w="100"/>
-              <w:bottom w:type="dxa" w:w="60"/>
-              <w:right w:type="dxa" w:w="100"/>
-            </w:tcMar>
-          </w:tcPr>
-          <w:p>
-            <w:pPr>
-              <w:spacing w:after="0" w:before="0" w:line="252"/>
-            </w:pPr>
-            <w:r>
-              <w:rPr>
-                <w:rFonts w:ascii="Calibri" w:cs="Calibri" w:eastAsia="Calibri" w:hAnsi="Calibri"/>
-                <w:sz w:val="18"/>
-                <w:szCs w:val="18"/>
-              </w:rPr>
-              <w:t xml:space="preserve">16/16 superadas</w:t>
+              <w:t xml:space="preserve">guard.py</w:t>
+            </w:r>
+          </w:p>
+        </w:tc>
+        <w:tc>
+          <w:tcPr>
+            <w:tcW w:type="dxa" w:w="4017"/>
+            <w:tcMar>
+              <w:top w:type="dxa" w:w="60"/>
+              <w:left w:type="dxa" w:w="100"/>
+              <w:bottom w:type="dxa" w:w="60"/>
+              <w:right w:type="dxa" w:w="100"/>
+            </w:tcMar>
+          </w:tcPr>
+          <w:p>
+            <w:pPr>
+              <w:spacing w:after="0" w:before="0" w:line="252"/>
+            </w:pPr>
+            <w:r>
+              <w:rPr>
+                <w:rFonts w:ascii="Calibri" w:cs="Calibri" w:eastAsia="Calibri" w:hAnsi="Calibri"/>
+                <w:sz w:val="18"/>
+                <w:szCs w:val="18"/>
+              </w:rPr>
+              <w:t xml:space="preserve">45 casos: 21 comandos que deben bloquearse, 10 que deben permitirse, ficheros protegidos, secretos y auditoría</w:t>
+            </w:r>
+          </w:p>
+        </w:tc>
+        <w:tc>
+          <w:tcPr>
+            <w:tcW w:type="dxa" w:w="2474"/>
+            <w:tcMar>
+              <w:top w:type="dxa" w:w="60"/>
+              <w:left w:type="dxa" w:w="100"/>
+              <w:bottom w:type="dxa" w:w="60"/>
+              <w:right w:type="dxa" w:w="100"/>
+            </w:tcMar>
+          </w:tcPr>
+          <w:p>
+            <w:pPr>
+              <w:spacing w:after="0" w:before="0" w:line="252"/>
+            </w:pPr>
+            <w:r>
+              <w:rPr>
+                <w:rFonts w:ascii="Calibri" w:cs="Calibri" w:eastAsia="Calibri" w:hAnsi="Calibri"/>
+                <w:sz w:val="18"/>
+                <w:szCs w:val="18"/>
+              </w:rPr>
+              <w:t xml:space="preserve">45/45 superadas</w:t>
             </w:r>
           </w:p>
         </w:tc>
@@ -29637,25 +31924,25 @@
         </w:trPr>
         <w:tc>
           <w:tcPr>
-            <w:tcW w:type="dxa" w:w="2661"/>
-            <w:tcMar>
-              <w:top w:type="dxa" w:w="60"/>
-              <w:left w:type="dxa" w:w="100"/>
-              <w:bottom w:type="dxa" w:w="60"/>
-              <w:right w:type="dxa" w:w="100"/>
-            </w:tcMar>
-          </w:tcPr>
-          <w:p>
-            <w:pPr>
-              <w:spacing w:after="0" w:before="0" w:line="252"/>
-            </w:pPr>
-            <w:r>
-              <w:rPr>
-                <w:rFonts w:ascii="Calibri" w:cs="Calibri" w:eastAsia="Calibri" w:hAnsi="Calibri"/>
-                <w:sz w:val="18"/>
-                <w:szCs w:val="18"/>
-              </w:rPr>
-              <w:t xml:space="preserve">Respuesta a </w:t>
+            <w:tcW w:type="dxa" w:w="2579"/>
+            <w:tcMar>
+              <w:top w:type="dxa" w:w="60"/>
+              <w:left w:type="dxa" w:w="100"/>
+              <w:bottom w:type="dxa" w:w="60"/>
+              <w:right w:type="dxa" w:w="100"/>
+            </w:tcMar>
+          </w:tcPr>
+          <w:p>
+            <w:pPr>
+              <w:spacing w:after="0" w:before="0" w:line="252"/>
+            </w:pPr>
+            <w:r>
+              <w:rPr>
+                <w:rFonts w:ascii="Calibri" w:cs="Calibri" w:eastAsia="Calibri" w:hAnsi="Calibri"/>
+                <w:sz w:val="18"/>
+                <w:szCs w:val="18"/>
+              </w:rPr>
+              <w:t xml:space="preserve">Aplicación: catálogo (</w:t>
             </w:r>
             <w:r>
               <w:rPr>
@@ -29664,39 +31951,39 @@
                 <w:sz w:val="16"/>
                 <w:szCs w:val="16"/>
               </w:rPr>
-              <w:t xml:space="preserve">@claude</w:t>
-            </w:r>
-            <w:r>
-              <w:rPr>
-                <w:rFonts w:ascii="Calibri" w:cs="Calibri" w:eastAsia="Calibri" w:hAnsi="Calibri"/>
-                <w:sz w:val="18"/>
-                <w:szCs w:val="18"/>
-              </w:rPr>
-              <w:t xml:space="preserve"> (app#16)</w:t>
-            </w:r>
-          </w:p>
-        </w:tc>
-        <w:tc>
-          <w:tcPr>
-            <w:tcW w:type="dxa" w:w="4195"/>
-            <w:tcMar>
-              <w:top w:type="dxa" w:w="60"/>
-              <w:left w:type="dxa" w:w="100"/>
-              <w:bottom w:type="dxa" w:w="60"/>
-              <w:right w:type="dxa" w:w="100"/>
-            </w:tcMar>
-          </w:tcPr>
-          <w:p>
-            <w:pPr>
-              <w:spacing w:after="0" w:before="0" w:line="252"/>
-            </w:pPr>
-            <w:r>
-              <w:rPr>
-                <w:rFonts w:ascii="Calibri" w:cs="Calibri" w:eastAsia="Calibri" w:hAnsi="Calibri"/>
-                <w:sz w:val="18"/>
-                <w:szCs w:val="18"/>
-              </w:rPr>
-              <w:t xml:space="preserve">PR con tres tests de FR-009 que fallan y un comentario </w:t>
+              <w:t xml:space="preserve">app</w:t>
+            </w:r>
+            <w:r>
+              <w:rPr>
+                <w:rFonts w:ascii="Calibri" w:cs="Calibri" w:eastAsia="Calibri" w:hAnsi="Calibri"/>
+                <w:sz w:val="18"/>
+                <w:szCs w:val="18"/>
+              </w:rPr>
+              <w:t xml:space="preserve">)</w:t>
+            </w:r>
+          </w:p>
+        </w:tc>
+        <w:tc>
+          <w:tcPr>
+            <w:tcW w:type="dxa" w:w="4017"/>
+            <w:tcMar>
+              <w:top w:type="dxa" w:w="60"/>
+              <w:left w:type="dxa" w:w="100"/>
+              <w:bottom w:type="dxa" w:w="60"/>
+              <w:right w:type="dxa" w:w="100"/>
+            </w:tcMar>
+          </w:tcPr>
+          <w:p>
+            <w:pPr>
+              <w:spacing w:after="0" w:before="0" w:line="252"/>
+            </w:pPr>
+            <w:r>
+              <w:rPr>
+                <w:rFonts w:ascii="Calibri" w:cs="Calibri" w:eastAsia="Calibri" w:hAnsi="Calibri"/>
+                <w:sz w:val="18"/>
+                <w:szCs w:val="18"/>
+              </w:rPr>
+              <w:t xml:space="preserve">103 casos: listado, consulta por id, 404, precio con 2 decimales, orden estable, catálogo mal formado, despliegue de un cambio de precio, observabilidad, </w:t>
             </w:r>
             <w:r>
               <w:rPr>
@@ -29705,31 +31992,56 @@
                 <w:sz w:val="16"/>
                 <w:szCs w:val="16"/>
               </w:rPr>
-              <w:t xml:space="preserve">@claude</w:t>
-            </w:r>
-          </w:p>
-        </w:tc>
-        <w:tc>
-          <w:tcPr>
-            <w:tcW w:type="dxa" w:w="2214"/>
-            <w:tcMar>
-              <w:top w:type="dxa" w:w="60"/>
-              <w:left w:type="dxa" w:w="100"/>
-              <w:bottom w:type="dxa" w:w="60"/>
-              <w:right w:type="dxa" w:w="100"/>
-            </w:tcMar>
-          </w:tcPr>
-          <w:p>
-            <w:pPr>
-              <w:spacing w:after="0" w:before="0" w:line="252"/>
-            </w:pPr>
-            <w:r>
-              <w:rPr>
-                <w:rFonts w:ascii="Calibri" w:cs="Calibri" w:eastAsia="Calibri" w:hAnsi="Calibri"/>
-                <w:sz w:val="18"/>
-                <w:szCs w:val="18"/>
-              </w:rPr>
-              <w:t xml:space="preserve">Commit del bot en 73 s, checks en verde, revisión publicada y sin bucle del bot</w:t>
+              <w:t xml:space="preserve">/health</w:t>
+            </w:r>
+            <w:r>
+              <w:rPr>
+                <w:rFonts w:ascii="Calibri" w:cs="Calibri" w:eastAsia="Calibri" w:hAnsi="Calibri"/>
+                <w:sz w:val="18"/>
+                <w:szCs w:val="18"/>
+              </w:rPr>
+              <w:t xml:space="preserve">, </w:t>
+            </w:r>
+            <w:r>
+              <w:rPr>
+                <w:rFonts w:ascii="Consolas" w:cs="Consolas" w:eastAsia="Consolas" w:hAnsi="Consolas"/>
+                <w:color w:val="2E3A36"/>
+                <w:sz w:val="16"/>
+                <w:szCs w:val="16"/>
+              </w:rPr>
+              <w:t xml:space="preserve">Cache-Control: no-store</w:t>
+            </w:r>
+            <w:r>
+              <w:rPr>
+                <w:rFonts w:ascii="Calibri" w:cs="Calibri" w:eastAsia="Calibri" w:hAnsi="Calibri"/>
+                <w:sz w:val="18"/>
+                <w:szCs w:val="18"/>
+              </w:rPr>
+              <w:t xml:space="preserve"> y búsqueda por nombre (45, escritos por el agente autónomo)</w:t>
+            </w:r>
+          </w:p>
+        </w:tc>
+        <w:tc>
+          <w:tcPr>
+            <w:tcW w:type="dxa" w:w="2474"/>
+            <w:tcMar>
+              <w:top w:type="dxa" w:w="60"/>
+              <w:left w:type="dxa" w:w="100"/>
+              <w:bottom w:type="dxa" w:w="60"/>
+              <w:right w:type="dxa" w:w="100"/>
+            </w:tcMar>
+          </w:tcPr>
+          <w:p>
+            <w:pPr>
+              <w:spacing w:after="0" w:before="0" w:line="252"/>
+            </w:pPr>
+            <w:r>
+              <w:rPr>
+                <w:rFonts w:ascii="Calibri" w:cs="Calibri" w:eastAsia="Calibri" w:hAnsi="Calibri"/>
+                <w:sz w:val="18"/>
+                <w:szCs w:val="18"/>
+              </w:rPr>
+              <w:t xml:space="preserve">103/103 superadas</w:t>
             </w:r>
           </w:p>
         </w:tc>
@@ -29740,25 +32052,49 @@
         </w:trPr>
         <w:tc>
           <w:tcPr>
-            <w:tcW w:type="dxa" w:w="2661"/>
-            <w:tcMar>
-              <w:top w:type="dxa" w:w="60"/>
-              <w:left w:type="dxa" w:w="100"/>
-              <w:bottom w:type="dxa" w:w="60"/>
-              <w:right w:type="dxa" w:w="100"/>
-            </w:tcMar>
-          </w:tcPr>
-          <w:p>
-            <w:pPr>
-              <w:spacing w:after="0" w:before="0" w:line="252"/>
-            </w:pPr>
-            <w:r>
-              <w:rPr>
-                <w:rFonts w:ascii="Calibri" w:cs="Calibri" w:eastAsia="Calibri" w:hAnsi="Calibri"/>
-                <w:sz w:val="18"/>
-                <w:szCs w:val="18"/>
-              </w:rPr>
-              <w:t xml:space="preserve">Triage (</w:t>
+            <w:tcW w:type="dxa" w:w="2579"/>
+            <w:tcMar>
+              <w:top w:type="dxa" w:w="60"/>
+              <w:left w:type="dxa" w:w="100"/>
+              <w:bottom w:type="dxa" w:w="60"/>
+              <w:right w:type="dxa" w:w="100"/>
+            </w:tcMar>
+          </w:tcPr>
+          <w:p>
+            <w:pPr>
+              <w:spacing w:after="0" w:before="0" w:line="252"/>
+            </w:pPr>
+            <w:r>
+              <w:rPr>
+                <w:rFonts w:ascii="Calibri" w:cs="Calibri" w:eastAsia="Calibri" w:hAnsi="Calibri"/>
+                <w:sz w:val="18"/>
+                <w:szCs w:val="18"/>
+              </w:rPr>
+              <w:t xml:space="preserve">CI obligatorio (app#12)</w:t>
+            </w:r>
+          </w:p>
+        </w:tc>
+        <w:tc>
+          <w:tcPr>
+            <w:tcW w:type="dxa" w:w="4017"/>
+            <w:tcMar>
+              <w:top w:type="dxa" w:w="60"/>
+              <w:left w:type="dxa" w:w="100"/>
+              <w:bottom w:type="dxa" w:w="60"/>
+              <w:right w:type="dxa" w:w="100"/>
+            </w:tcMar>
+          </w:tcPr>
+          <w:p>
+            <w:pPr>
+              <w:spacing w:after="0" w:before="0" w:line="252"/>
+            </w:pPr>
+            <w:r>
+              <w:rPr>
+                <w:rFonts w:ascii="Calibri" w:cs="Calibri" w:eastAsia="Calibri" w:hAnsi="Calibri"/>
+                <w:sz w:val="18"/>
+                <w:szCs w:val="18"/>
+              </w:rPr>
+              <w:t xml:space="preserve">PR con un </w:t>
             </w:r>
             <w:r>
               <w:rPr>
@@ -29767,15 +32103,68 @@
                 <w:sz w:val="16"/>
                 <w:szCs w:val="16"/>
               </w:rPr>
-              <w:t xml:space="preserve">apply.py</w:t>
-            </w:r>
-            <w:r>
-              <w:rPr>
-                <w:rFonts w:ascii="Calibri" w:cs="Calibri" w:eastAsia="Calibri" w:hAnsi="Calibri"/>
-                <w:sz w:val="18"/>
-                <w:szCs w:val="18"/>
-              </w:rPr>
-              <w:t xml:space="preserve">, </w:t>
+              <w:t xml:space="preserve">import</w:t>
+            </w:r>
+            <w:r>
+              <w:rPr>
+                <w:rFonts w:ascii="Calibri" w:cs="Calibri" w:eastAsia="Calibri" w:hAnsi="Calibri"/>
+                <w:sz w:val="18"/>
+                <w:szCs w:val="18"/>
+              </w:rPr>
+              <w:t xml:space="preserve"> sin usar</w:t>
+            </w:r>
+          </w:p>
+        </w:tc>
+        <w:tc>
+          <w:tcPr>
+            <w:tcW w:type="dxa" w:w="2474"/>
+            <w:tcMar>
+              <w:top w:type="dxa" w:w="60"/>
+              <w:left w:type="dxa" w:w="100"/>
+              <w:bottom w:type="dxa" w:w="60"/>
+              <w:right w:type="dxa" w:w="100"/>
+            </w:tcMar>
+          </w:tcPr>
+          <w:p>
+            <w:pPr>
+              <w:spacing w:after="0" w:before="0" w:line="252"/>
+            </w:pPr>
+            <w:r>
+              <w:rPr>
+                <w:rFonts w:ascii="Calibri" w:cs="Calibri" w:eastAsia="Calibri" w:hAnsi="Calibri"/>
+                <w:sz w:val="18"/>
+                <w:szCs w:val="18"/>
+              </w:rPr>
+              <w:t xml:space="preserve">CI en rojo y merge bloqueado</w:t>
+            </w:r>
+          </w:p>
+        </w:tc>
+      </w:tr>
+      <w:tr>
+        <w:trPr>
+          <w:cantSplit/>
+        </w:trPr>
+        <w:tc>
+          <w:tcPr>
+            <w:tcW w:type="dxa" w:w="2579"/>
+            <w:tcMar>
+              <w:top w:type="dxa" w:w="60"/>
+              <w:left w:type="dxa" w:w="100"/>
+              <w:bottom w:type="dxa" w:w="60"/>
+              <w:right w:type="dxa" w:w="100"/>
+            </w:tcMar>
+          </w:tcPr>
+          <w:p>
+            <w:pPr>
+              <w:spacing w:after="0" w:before="0" w:line="252"/>
+            </w:pPr>
+            <w:r>
+              <w:rPr>
+                <w:rFonts w:ascii="Calibri" w:cs="Calibri" w:eastAsia="Calibri" w:hAnsi="Calibri"/>
+                <w:sz w:val="18"/>
+                <w:szCs w:val="18"/>
+              </w:rPr>
+              <w:t xml:space="preserve">Gobierno de PRs (</w:t>
             </w:r>
             <w:r>
               <w:rPr>
@@ -29784,6 +32173,529 @@
                 <w:sz w:val="16"/>
                 <w:szCs w:val="16"/>
               </w:rPr>
+              <w:t xml:space="preserve">check_pr_files.py</w:t>
+            </w:r>
+            <w:r>
+              <w:rPr>
+                <w:rFonts w:ascii="Calibri" w:cs="Calibri" w:eastAsia="Calibri" w:hAnsi="Calibri"/>
+                <w:sz w:val="18"/>
+                <w:szCs w:val="18"/>
+              </w:rPr>
+              <w:t xml:space="preserve">)</w:t>
+            </w:r>
+          </w:p>
+        </w:tc>
+        <w:tc>
+          <w:tcPr>
+            <w:tcW w:type="dxa" w:w="4017"/>
+            <w:tcMar>
+              <w:top w:type="dxa" w:w="60"/>
+              <w:left w:type="dxa" w:w="100"/>
+              <w:bottom w:type="dxa" w:w="60"/>
+              <w:right w:type="dxa" w:w="100"/>
+            </w:tcMar>
+          </w:tcPr>
+          <w:p>
+            <w:pPr>
+              <w:spacing w:after="0" w:before="0" w:line="252"/>
+            </w:pPr>
+            <w:r>
+              <w:rPr>
+                <w:rFonts w:ascii="Calibri" w:cs="Calibri" w:eastAsia="Calibri" w:hAnsi="Calibri"/>
+                <w:sz w:val="18"/>
+                <w:szCs w:val="18"/>
+              </w:rPr>
+              <w:t xml:space="preserve">21 casos: ficheros generados, ficheros protegidos según el autor, cambios de dependencias permitidos y configuración de comprobaciones bloqueada</w:t>
+            </w:r>
+          </w:p>
+        </w:tc>
+        <w:tc>
+          <w:tcPr>
+            <w:tcW w:type="dxa" w:w="2474"/>
+            <w:tcMar>
+              <w:top w:type="dxa" w:w="60"/>
+              <w:left w:type="dxa" w:w="100"/>
+              <w:bottom w:type="dxa" w:w="60"/>
+              <w:right w:type="dxa" w:w="100"/>
+            </w:tcMar>
+          </w:tcPr>
+          <w:p>
+            <w:pPr>
+              <w:spacing w:after="0" w:before="0" w:line="252"/>
+            </w:pPr>
+            <w:r>
+              <w:rPr>
+                <w:rFonts w:ascii="Calibri" w:cs="Calibri" w:eastAsia="Calibri" w:hAnsi="Calibri"/>
+                <w:sz w:val="18"/>
+                <w:szCs w:val="18"/>
+              </w:rPr>
+              <w:t xml:space="preserve">21/21 superadas</w:t>
+            </w:r>
+          </w:p>
+        </w:tc>
+      </w:tr>
+      <w:tr>
+        <w:trPr>
+          <w:cantSplit/>
+        </w:trPr>
+        <w:tc>
+          <w:tcPr>
+            <w:tcW w:type="dxa" w:w="2579"/>
+            <w:tcMar>
+              <w:top w:type="dxa" w:w="60"/>
+              <w:left w:type="dxa" w:w="100"/>
+              <w:bottom w:type="dxa" w:w="60"/>
+              <w:right w:type="dxa" w:w="100"/>
+            </w:tcMar>
+          </w:tcPr>
+          <w:p>
+            <w:pPr>
+              <w:spacing w:after="0" w:before="0" w:line="252"/>
+            </w:pPr>
+            <w:r>
+              <w:rPr>
+                <w:rFonts w:ascii="Calibri" w:cs="Calibri" w:eastAsia="Calibri" w:hAnsi="Calibri"/>
+                <w:sz w:val="18"/>
+                <w:szCs w:val="18"/>
+              </w:rPr>
+              <w:t xml:space="preserve">Escaneo de seguridad obligatorio (app#14)</w:t>
+            </w:r>
+          </w:p>
+        </w:tc>
+        <w:tc>
+          <w:tcPr>
+            <w:tcW w:type="dxa" w:w="4017"/>
+            <w:tcMar>
+              <w:top w:type="dxa" w:w="60"/>
+              <w:left w:type="dxa" w:w="100"/>
+              <w:bottom w:type="dxa" w:w="60"/>
+              <w:right w:type="dxa" w:w="100"/>
+            </w:tcMar>
+          </w:tcPr>
+          <w:p>
+            <w:pPr>
+              <w:spacing w:after="0" w:before="0" w:line="252"/>
+            </w:pPr>
+            <w:r>
+              <w:rPr>
+                <w:rFonts w:ascii="Calibri" w:cs="Calibri" w:eastAsia="Calibri" w:hAnsi="Calibri"/>
+                <w:sz w:val="18"/>
+                <w:szCs w:val="18"/>
+              </w:rPr>
+              <w:t xml:space="preserve">PR con un </w:t>
+            </w:r>
+            <w:r>
+              <w:rPr>
+                <w:rFonts w:ascii="Consolas" w:cs="Consolas" w:eastAsia="Consolas" w:hAnsi="Consolas"/>
+                <w:color w:val="2E3A36"/>
+                <w:sz w:val="16"/>
+                <w:szCs w:val="16"/>
+              </w:rPr>
+              <w:t xml:space="preserve">.pyc</w:t>
+            </w:r>
+            <w:r>
+              <w:rPr>
+                <w:rFonts w:ascii="Calibri" w:cs="Calibri" w:eastAsia="Calibri" w:hAnsi="Calibri"/>
+                <w:sz w:val="18"/>
+                <w:szCs w:val="18"/>
+              </w:rPr>
+              <w:t xml:space="preserve"> en </w:t>
+            </w:r>
+            <w:r>
+              <w:rPr>
+                <w:rFonts w:ascii="Consolas" w:cs="Consolas" w:eastAsia="Consolas" w:hAnsi="Consolas"/>
+                <w:color w:val="2E3A36"/>
+                <w:sz w:val="16"/>
+                <w:szCs w:val="16"/>
+              </w:rPr>
+              <w:t xml:space="preserve">__pycache__</w:t>
+            </w:r>
+          </w:p>
+        </w:tc>
+        <w:tc>
+          <w:tcPr>
+            <w:tcW w:type="dxa" w:w="2474"/>
+            <w:tcMar>
+              <w:top w:type="dxa" w:w="60"/>
+              <w:left w:type="dxa" w:w="100"/>
+              <w:bottom w:type="dxa" w:w="60"/>
+              <w:right w:type="dxa" w:w="100"/>
+            </w:tcMar>
+          </w:tcPr>
+          <w:p>
+            <w:pPr>
+              <w:spacing w:after="0" w:before="0" w:line="252"/>
+            </w:pPr>
+            <w:r>
+              <w:rPr>
+                <w:rFonts w:ascii="Consolas" w:cs="Consolas" w:eastAsia="Consolas" w:hAnsi="Consolas"/>
+                <w:color w:val="2E3A36"/>
+                <w:sz w:val="16"/>
+                <w:szCs w:val="16"/>
+              </w:rPr>
+              <w:t xml:space="preserve">governance</w:t>
+            </w:r>
+            <w:r>
+              <w:rPr>
+                <w:rFonts w:ascii="Calibri" w:cs="Calibri" w:eastAsia="Calibri" w:hAnsi="Calibri"/>
+                <w:sz w:val="18"/>
+                <w:szCs w:val="18"/>
+              </w:rPr>
+              <w:t xml:space="preserve"> en rojo y merge bloqueado</w:t>
+            </w:r>
+          </w:p>
+        </w:tc>
+      </w:tr>
+      <w:tr>
+        <w:trPr>
+          <w:cantSplit/>
+        </w:trPr>
+        <w:tc>
+          <w:tcPr>
+            <w:tcW w:type="dxa" w:w="2579"/>
+            <w:tcMar>
+              <w:top w:type="dxa" w:w="60"/>
+              <w:left w:type="dxa" w:w="100"/>
+              <w:bottom w:type="dxa" w:w="60"/>
+              <w:right w:type="dxa" w:w="100"/>
+            </w:tcMar>
+          </w:tcPr>
+          <w:p>
+            <w:pPr>
+              <w:spacing w:after="0" w:before="0" w:line="252"/>
+            </w:pPr>
+            <w:r>
+              <w:rPr>
+                <w:rFonts w:ascii="Calibri" w:cs="Calibri" w:eastAsia="Calibri" w:hAnsi="Calibri"/>
+                <w:sz w:val="18"/>
+                <w:szCs w:val="18"/>
+              </w:rPr>
+              <w:t xml:space="preserve">Agentes en Actions (</w:t>
+            </w:r>
+            <w:r>
+              <w:rPr>
+                <w:rFonts w:ascii="Consolas" w:cs="Consolas" w:eastAsia="Consolas" w:hAnsi="Consolas"/>
+                <w:color w:val="2E3A36"/>
+                <w:sz w:val="16"/>
+                <w:szCs w:val="16"/>
+              </w:rPr>
+              <w:t xml:space="preserve">scripts/agent</w:t>
+            </w:r>
+            <w:r>
+              <w:rPr>
+                <w:rFonts w:ascii="Calibri" w:cs="Calibri" w:eastAsia="Calibri" w:hAnsi="Calibri"/>
+                <w:sz w:val="18"/>
+                <w:szCs w:val="18"/>
+              </w:rPr>
+              <w:t xml:space="preserve">)</w:t>
+            </w:r>
+          </w:p>
+        </w:tc>
+        <w:tc>
+          <w:tcPr>
+            <w:tcW w:type="dxa" w:w="4017"/>
+            <w:tcMar>
+              <w:top w:type="dxa" w:w="60"/>
+              <w:left w:type="dxa" w:w="100"/>
+              <w:bottom w:type="dxa" w:w="60"/>
+              <w:right w:type="dxa" w:w="100"/>
+            </w:tcMar>
+          </w:tcPr>
+          <w:p>
+            <w:pPr>
+              <w:spacing w:after="0" w:before="0" w:line="252"/>
+            </w:pPr>
+            <w:r>
+              <w:rPr>
+                <w:rFonts w:ascii="Calibri" w:cs="Calibri" w:eastAsia="Calibri" w:hAnsi="Calibri"/>
+                <w:sz w:val="18"/>
+                <w:szCs w:val="18"/>
+              </w:rPr>
+              <w:t xml:space="preserve">41 casos. Revisor y respuesta (16): publicación y fallo seguro de la revisión, hallazgos fuera del PR, orden por severidad, neutralización, sospecha de inyección, separación de instrucción y datos en los prompts e informes de respuesta. Agente autónomo (25): comprobaciones previas, prompt con datos, nombres de rama, alcance de la fase spec, textos del PR e informes</w:t>
+            </w:r>
+          </w:p>
+        </w:tc>
+        <w:tc>
+          <w:tcPr>
+            <w:tcW w:type="dxa" w:w="2474"/>
+            <w:tcMar>
+              <w:top w:type="dxa" w:w="60"/>
+              <w:left w:type="dxa" w:w="100"/>
+              <w:bottom w:type="dxa" w:w="60"/>
+              <w:right w:type="dxa" w:w="100"/>
+            </w:tcMar>
+          </w:tcPr>
+          <w:p>
+            <w:pPr>
+              <w:spacing w:after="0" w:before="0" w:line="252"/>
+            </w:pPr>
+            <w:r>
+              <w:rPr>
+                <w:rFonts w:ascii="Calibri" w:cs="Calibri" w:eastAsia="Calibri" w:hAnsi="Calibri"/>
+                <w:sz w:val="18"/>
+                <w:szCs w:val="18"/>
+              </w:rPr>
+              <w:t xml:space="preserve">41/41 superadas</w:t>
+            </w:r>
+          </w:p>
+        </w:tc>
+      </w:tr>
+      <w:tr>
+        <w:trPr>
+          <w:cantSplit/>
+        </w:trPr>
+        <w:tc>
+          <w:tcPr>
+            <w:tcW w:type="dxa" w:w="2579"/>
+            <w:tcMar>
+              <w:top w:type="dxa" w:w="60"/>
+              <w:left w:type="dxa" w:w="100"/>
+              <w:bottom w:type="dxa" w:w="60"/>
+              <w:right w:type="dxa" w:w="100"/>
+            </w:tcMar>
+          </w:tcPr>
+          <w:p>
+            <w:pPr>
+              <w:spacing w:after="0" w:before="0" w:line="252"/>
+            </w:pPr>
+            <w:r>
+              <w:rPr>
+                <w:rFonts w:ascii="Calibri" w:cs="Calibri" w:eastAsia="Calibri" w:hAnsi="Calibri"/>
+                <w:sz w:val="18"/>
+                <w:szCs w:val="18"/>
+              </w:rPr>
+              <w:t xml:space="preserve">Respuesta a </w:t>
+            </w:r>
+            <w:r>
+              <w:rPr>
+                <w:rFonts w:ascii="Consolas" w:cs="Consolas" w:eastAsia="Consolas" w:hAnsi="Consolas"/>
+                <w:color w:val="2E3A36"/>
+                <w:sz w:val="16"/>
+                <w:szCs w:val="16"/>
+              </w:rPr>
+              <w:t xml:space="preserve">@claude</w:t>
+            </w:r>
+            <w:r>
+              <w:rPr>
+                <w:rFonts w:ascii="Calibri" w:cs="Calibri" w:eastAsia="Calibri" w:hAnsi="Calibri"/>
+                <w:sz w:val="18"/>
+                <w:szCs w:val="18"/>
+              </w:rPr>
+              <w:t xml:space="preserve"> (app#16)</w:t>
+            </w:r>
+          </w:p>
+        </w:tc>
+        <w:tc>
+          <w:tcPr>
+            <w:tcW w:type="dxa" w:w="4017"/>
+            <w:tcMar>
+              <w:top w:type="dxa" w:w="60"/>
+              <w:left w:type="dxa" w:w="100"/>
+              <w:bottom w:type="dxa" w:w="60"/>
+              <w:right w:type="dxa" w:w="100"/>
+            </w:tcMar>
+          </w:tcPr>
+          <w:p>
+            <w:pPr>
+              <w:spacing w:after="0" w:before="0" w:line="252"/>
+            </w:pPr>
+            <w:r>
+              <w:rPr>
+                <w:rFonts w:ascii="Calibri" w:cs="Calibri" w:eastAsia="Calibri" w:hAnsi="Calibri"/>
+                <w:sz w:val="18"/>
+                <w:szCs w:val="18"/>
+              </w:rPr>
+              <w:t xml:space="preserve">PR con tres tests de FR-009 que fallan y un comentario </w:t>
+            </w:r>
+            <w:r>
+              <w:rPr>
+                <w:rFonts w:ascii="Consolas" w:cs="Consolas" w:eastAsia="Consolas" w:hAnsi="Consolas"/>
+                <w:color w:val="2E3A36"/>
+                <w:sz w:val="16"/>
+                <w:szCs w:val="16"/>
+              </w:rPr>
+              <w:t xml:space="preserve">@claude</w:t>
+            </w:r>
+          </w:p>
+        </w:tc>
+        <w:tc>
+          <w:tcPr>
+            <w:tcW w:type="dxa" w:w="2474"/>
+            <w:tcMar>
+              <w:top w:type="dxa" w:w="60"/>
+              <w:left w:type="dxa" w:w="100"/>
+              <w:bottom w:type="dxa" w:w="60"/>
+              <w:right w:type="dxa" w:w="100"/>
+            </w:tcMar>
+          </w:tcPr>
+          <w:p>
+            <w:pPr>
+              <w:spacing w:after="0" w:before="0" w:line="252"/>
+            </w:pPr>
+            <w:r>
+              <w:rPr>
+                <w:rFonts w:ascii="Calibri" w:cs="Calibri" w:eastAsia="Calibri" w:hAnsi="Calibri"/>
+                <w:sz w:val="18"/>
+                <w:szCs w:val="18"/>
+              </w:rPr>
+              <w:t xml:space="preserve">Commit del bot en 73 s, checks en verde, revisión publicada y sin bucle del bot</w:t>
+            </w:r>
+          </w:p>
+        </w:tc>
+      </w:tr>
+      <w:tr>
+        <w:trPr>
+          <w:cantSplit/>
+        </w:trPr>
+        <w:tc>
+          <w:tcPr>
+            <w:tcW w:type="dxa" w:w="2579"/>
+            <w:tcMar>
+              <w:top w:type="dxa" w:w="60"/>
+              <w:left w:type="dxa" w:w="100"/>
+              <w:bottom w:type="dxa" w:w="60"/>
+              <w:right w:type="dxa" w:w="100"/>
+            </w:tcMar>
+          </w:tcPr>
+          <w:p>
+            <w:pPr>
+              <w:spacing w:after="0" w:before="0" w:line="252"/>
+            </w:pPr>
+            <w:r>
+              <w:rPr>
+                <w:rFonts w:ascii="Calibri" w:cs="Calibri" w:eastAsia="Calibri" w:hAnsi="Calibri"/>
+                <w:sz w:val="18"/>
+                <w:szCs w:val="18"/>
+              </w:rPr>
+              <w:t xml:space="preserve">Agente autónomo (issue #18)</w:t>
+            </w:r>
+          </w:p>
+        </w:tc>
+        <w:tc>
+          <w:tcPr>
+            <w:tcW w:type="dxa" w:w="4017"/>
+            <w:tcMar>
+              <w:top w:type="dxa" w:w="60"/>
+              <w:left w:type="dxa" w:w="100"/>
+              <w:bottom w:type="dxa" w:w="60"/>
+              <w:right w:type="dxa" w:w="100"/>
+            </w:tcMar>
+          </w:tcPr>
+          <w:p>
+            <w:pPr>
+              <w:spacing w:after="0" w:before="0" w:line="252"/>
+            </w:pPr>
+            <w:r>
+              <w:rPr>
+                <w:rFonts w:ascii="Calibri" w:cs="Calibri" w:eastAsia="Calibri" w:hAnsi="Calibri"/>
+                <w:sz w:val="18"/>
+                <w:szCs w:val="18"/>
+              </w:rPr>
+              <w:t xml:space="preserve">Petición real con etiqueta </w:t>
+            </w:r>
+            <w:r>
+              <w:rPr>
+                <w:rFonts w:ascii="Consolas" w:cs="Consolas" w:eastAsia="Consolas" w:hAnsi="Consolas"/>
+                <w:color w:val="2E3A36"/>
+                <w:sz w:val="16"/>
+                <w:szCs w:val="16"/>
+              </w:rPr>
+              <w:t xml:space="preserve">aprobado</w:t>
+            </w:r>
+          </w:p>
+        </w:tc>
+        <w:tc>
+          <w:tcPr>
+            <w:tcW w:type="dxa" w:w="2474"/>
+            <w:tcMar>
+              <w:top w:type="dxa" w:w="60"/>
+              <w:left w:type="dxa" w:w="100"/>
+              <w:bottom w:type="dxa" w:w="60"/>
+              <w:right w:type="dxa" w:w="100"/>
+            </w:tcMar>
+          </w:tcPr>
+          <w:p>
+            <w:pPr>
+              <w:spacing w:after="0" w:before="0" w:line="252"/>
+            </w:pPr>
+            <w:r>
+              <w:rPr>
+                <w:rFonts w:ascii="Calibri" w:cs="Calibri" w:eastAsia="Calibri" w:hAnsi="Calibri"/>
+                <w:sz w:val="18"/>
+                <w:szCs w:val="18"/>
+              </w:rPr>
+              <w:t xml:space="preserve">PR de spec en 2 min, PR de implementación en 2 min tras el merge, dos ajustes con </w:t>
+            </w:r>
+            <w:r>
+              <w:rPr>
+                <w:rFonts w:ascii="Consolas" w:cs="Consolas" w:eastAsia="Consolas" w:hAnsi="Consolas"/>
+                <w:color w:val="2E3A36"/>
+                <w:sz w:val="16"/>
+                <w:szCs w:val="16"/>
+              </w:rPr>
+              <w:t xml:space="preserve">@claude</w:t>
+            </w:r>
+            <w:r>
+              <w:rPr>
+                <w:rFonts w:ascii="Calibri" w:cs="Calibri" w:eastAsia="Calibri" w:hAnsi="Calibri"/>
+                <w:sz w:val="18"/>
+                <w:szCs w:val="18"/>
+              </w:rPr>
+              <w:t xml:space="preserve">; issue cerrado en 25 min</w:t>
+            </w:r>
+          </w:p>
+        </w:tc>
+      </w:tr>
+      <w:tr>
+        <w:trPr>
+          <w:cantSplit/>
+        </w:trPr>
+        <w:tc>
+          <w:tcPr>
+            <w:tcW w:type="dxa" w:w="2579"/>
+            <w:tcMar>
+              <w:top w:type="dxa" w:w="60"/>
+              <w:left w:type="dxa" w:w="100"/>
+              <w:bottom w:type="dxa" w:w="60"/>
+              <w:right w:type="dxa" w:w="100"/>
+            </w:tcMar>
+          </w:tcPr>
+          <w:p>
+            <w:pPr>
+              <w:spacing w:after="0" w:before="0" w:line="252"/>
+            </w:pPr>
+            <w:r>
+              <w:rPr>
+                <w:rFonts w:ascii="Calibri" w:cs="Calibri" w:eastAsia="Calibri" w:hAnsi="Calibri"/>
+                <w:sz w:val="18"/>
+                <w:szCs w:val="18"/>
+              </w:rPr>
+              <w:t xml:space="preserve">Triage (</w:t>
+            </w:r>
+            <w:r>
+              <w:rPr>
+                <w:rFonts w:ascii="Consolas" w:cs="Consolas" w:eastAsia="Consolas" w:hAnsi="Consolas"/>
+                <w:color w:val="2E3A36"/>
+                <w:sz w:val="16"/>
+                <w:szCs w:val="16"/>
+              </w:rPr>
+              <w:t xml:space="preserve">apply.py</w:t>
+            </w:r>
+            <w:r>
+              <w:rPr>
+                <w:rFonts w:ascii="Calibri" w:cs="Calibri" w:eastAsia="Calibri" w:hAnsi="Calibri"/>
+                <w:sz w:val="18"/>
+                <w:szCs w:val="18"/>
+              </w:rPr>
+              <w:t xml:space="preserve">, </w:t>
+            </w:r>
+            <w:r>
+              <w:rPr>
+                <w:rFonts w:ascii="Consolas" w:cs="Consolas" w:eastAsia="Consolas" w:hAnsi="Consolas"/>
+                <w:color w:val="2E3A36"/>
+                <w:sz w:val="16"/>
+                <w:szCs w:val="16"/>
+              </w:rPr>
               <w:t xml:space="preserve">build_prompt.py</w:t>
             </w:r>
             <w:r>
@@ -29798,7 +32710,7 @@
         </w:tc>
         <w:tc>
           <w:tcPr>
-            <w:tcW w:type="dxa" w:w="4195"/>
+            <w:tcW w:type="dxa" w:w="4017"/>
             <w:tcMar>
               <w:top w:type="dxa" w:w="60"/>
               <w:left w:type="dxa" w:w="100"/>
@@ -29822,7 +32734,7 @@
         </w:tc>
         <w:tc>
           <w:tcPr>
-            <w:tcW w:type="dxa" w:w="2214"/>
+            <w:tcW w:type="dxa" w:w="2474"/>
             <w:tcMar>
               <w:top w:type="dxa" w:w="60"/>
               <w:left w:type="dxa" w:w="100"/>
@@ -31091,10 +34003,10 @@
         </w:tblBorders>
       </w:tblPr>
       <w:tblGrid>
-        <w:gridCol w:w="1792"/>
-        <w:gridCol w:w="2026"/>
-        <w:gridCol w:w="2105"/>
-        <w:gridCol w:w="3147"/>
+        <w:gridCol w:w="1873"/>
+        <w:gridCol w:w="1988"/>
+        <w:gridCol w:w="2083"/>
+        <w:gridCol w:w="3126"/>
       </w:tblGrid>
       <w:tr>
         <w:trPr>
@@ -31102,7 +34014,7 @@
         </w:trPr>
         <w:tc>
           <w:tcPr>
-            <w:tcW w:type="dxa" w:w="1792"/>
+            <w:tcW w:type="dxa" w:w="1873"/>
             <w:shd w:fill="E3EEEA" w:color="auto" w:val="clear"/>
             <w:tcMar>
               <w:top w:type="dxa" w:w="60"/>
@@ -31129,7 +34041,7 @@
         </w:tc>
         <w:tc>
           <w:tcPr>
-            <w:tcW w:type="dxa" w:w="2026"/>
+            <w:tcW w:type="dxa" w:w="1988"/>
             <w:shd w:fill="E3EEEA" w:color="auto" w:val="clear"/>
             <w:tcMar>
               <w:top w:type="dxa" w:w="60"/>
@@ -31156,7 +34068,7 @@
         </w:tc>
         <w:tc>
           <w:tcPr>
-            <w:tcW w:type="dxa" w:w="2105"/>
+            <w:tcW w:type="dxa" w:w="2083"/>
             <w:shd w:fill="E3EEEA" w:color="auto" w:val="clear"/>
             <w:tcMar>
               <w:top w:type="dxa" w:w="60"/>
@@ -31183,7 +34095,7 @@
         </w:tc>
         <w:tc>
           <w:tcPr>
-            <w:tcW w:type="dxa" w:w="3147"/>
+            <w:tcW w:type="dxa" w:w="3126"/>
             <w:shd w:fill="E3EEEA" w:color="auto" w:val="clear"/>
             <w:tcMar>
               <w:top w:type="dxa" w:w="60"/>
@@ -31215,7 +34127,7 @@
         </w:trPr>
         <w:tc>
           <w:tcPr>
-            <w:tcW w:type="dxa" w:w="1792"/>
+            <w:tcW w:type="dxa" w:w="1873"/>
             <w:tcMar>
               <w:top w:type="dxa" w:w="60"/>
               <w:left w:type="dxa" w:w="100"/>
@@ -31256,7 +34168,7 @@
         </w:tc>
         <w:tc>
           <w:tcPr>
-            <w:tcW w:type="dxa" w:w="2026"/>
+            <w:tcW w:type="dxa" w:w="1988"/>
             <w:tcMar>
               <w:top w:type="dxa" w:w="60"/>
               <w:left w:type="dxa" w:w="100"/>
@@ -31289,7 +34201,7 @@
         </w:tc>
         <w:tc>
           <w:tcPr>
-            <w:tcW w:type="dxa" w:w="2105"/>
+            <w:tcW w:type="dxa" w:w="2083"/>
             <w:tcMar>
               <w:top w:type="dxa" w:w="60"/>
               <w:left w:type="dxa" w:w="100"/>
@@ -31322,7 +34234,7 @@
         </w:tc>
         <w:tc>
           <w:tcPr>
-            <w:tcW w:type="dxa" w:w="3147"/>
+            <w:tcW w:type="dxa" w:w="3126"/>
             <w:tcMar>
               <w:top w:type="dxa" w:w="60"/>
               <w:left w:type="dxa" w:w="100"/>
@@ -31351,7 +34263,7 @@
         </w:trPr>
         <w:tc>
           <w:tcPr>
-            <w:tcW w:type="dxa" w:w="1792"/>
+            <w:tcW w:type="dxa" w:w="1873"/>
             <w:tcMar>
               <w:top w:type="dxa" w:w="60"/>
               <w:left w:type="dxa" w:w="100"/>
@@ -31375,7 +34287,7 @@
         </w:tc>
         <w:tc>
           <w:tcPr>
-            <w:tcW w:type="dxa" w:w="2026"/>
+            <w:tcW w:type="dxa" w:w="1988"/>
             <w:tcMar>
               <w:top w:type="dxa" w:w="60"/>
               <w:left w:type="dxa" w:w="100"/>
@@ -31399,7 +34311,7 @@
         </w:tc>
         <w:tc>
           <w:tcPr>
-            <w:tcW w:type="dxa" w:w="2105"/>
+            <w:tcW w:type="dxa" w:w="2083"/>
             <w:tcMar>
               <w:top w:type="dxa" w:w="60"/>
               <w:left w:type="dxa" w:w="100"/>
@@ -31423,7 +34335,7 @@
         </w:tc>
         <w:tc>
           <w:tcPr>
-            <w:tcW w:type="dxa" w:w="3147"/>
+            <w:tcW w:type="dxa" w:w="3126"/>
             <w:tcMar>
               <w:top w:type="dxa" w:w="60"/>
               <w:left w:type="dxa" w:w="100"/>
@@ -31452,7 +34364,7 @@
         </w:trPr>
         <w:tc>
           <w:tcPr>
-            <w:tcW w:type="dxa" w:w="1792"/>
+            <w:tcW w:type="dxa" w:w="1873"/>
             <w:tcMar>
               <w:top w:type="dxa" w:w="60"/>
               <w:left w:type="dxa" w:w="100"/>
@@ -31476,7 +34388,7 @@
         </w:tc>
         <w:tc>
           <w:tcPr>
-            <w:tcW w:type="dxa" w:w="2026"/>
+            <w:tcW w:type="dxa" w:w="1988"/>
             <w:tcMar>
               <w:top w:type="dxa" w:w="60"/>
               <w:left w:type="dxa" w:w="100"/>
@@ -31500,7 +34412,7 @@
         </w:tc>
         <w:tc>
           <w:tcPr>
-            <w:tcW w:type="dxa" w:w="2105"/>
+            <w:tcW w:type="dxa" w:w="2083"/>
             <w:tcMar>
               <w:top w:type="dxa" w:w="60"/>
               <w:left w:type="dxa" w:w="100"/>
@@ -31524,7 +34436,7 @@
         </w:tc>
         <w:tc>
           <w:tcPr>
-            <w:tcW w:type="dxa" w:w="3147"/>
+            <w:tcW w:type="dxa" w:w="3126"/>
             <w:tcMar>
               <w:top w:type="dxa" w:w="60"/>
               <w:left w:type="dxa" w:w="100"/>
@@ -31553,7 +34465,7 @@
         </w:trPr>
         <w:tc>
           <w:tcPr>
-            <w:tcW w:type="dxa" w:w="1792"/>
+            <w:tcW w:type="dxa" w:w="1873"/>
             <w:tcMar>
               <w:top w:type="dxa" w:w="60"/>
               <w:left w:type="dxa" w:w="100"/>
@@ -31577,7 +34489,7 @@
         </w:tc>
         <w:tc>
           <w:tcPr>
-            <w:tcW w:type="dxa" w:w="2026"/>
+            <w:tcW w:type="dxa" w:w="1988"/>
             <w:tcMar>
               <w:top w:type="dxa" w:w="60"/>
               <w:left w:type="dxa" w:w="100"/>
@@ -31601,7 +34513,7 @@
         </w:tc>
         <w:tc>
           <w:tcPr>
-            <w:tcW w:type="dxa" w:w="2105"/>
+            <w:tcW w:type="dxa" w:w="2083"/>
             <w:tcMar>
               <w:top w:type="dxa" w:w="60"/>
               <w:left w:type="dxa" w:w="100"/>
@@ -31625,7 +34537,7 @@
         </w:tc>
         <w:tc>
           <w:tcPr>
-            <w:tcW w:type="dxa" w:w="3147"/>
+            <w:tcW w:type="dxa" w:w="3126"/>
             <w:tcMar>
               <w:top w:type="dxa" w:w="60"/>
               <w:left w:type="dxa" w:w="100"/>
@@ -31654,7 +34566,7 @@
         </w:trPr>
         <w:tc>
           <w:tcPr>
-            <w:tcW w:type="dxa" w:w="1792"/>
+            <w:tcW w:type="dxa" w:w="1873"/>
             <w:tcMar>
               <w:top w:type="dxa" w:w="60"/>
               <w:left w:type="dxa" w:w="100"/>
@@ -31678,7 +34590,7 @@
         </w:tc>
         <w:tc>
           <w:tcPr>
-            <w:tcW w:type="dxa" w:w="2026"/>
+            <w:tcW w:type="dxa" w:w="1988"/>
             <w:tcMar>
               <w:top w:type="dxa" w:w="60"/>
               <w:left w:type="dxa" w:w="100"/>
@@ -31711,7 +34623,7 @@
         </w:tc>
         <w:tc>
           <w:tcPr>
-            <w:tcW w:type="dxa" w:w="2105"/>
+            <w:tcW w:type="dxa" w:w="2083"/>
             <w:tcMar>
               <w:top w:type="dxa" w:w="60"/>
               <w:left w:type="dxa" w:w="100"/>
@@ -31735,7 +34647,7 @@
         </w:tc>
         <w:tc>
           <w:tcPr>
-            <w:tcW w:type="dxa" w:w="3147"/>
+            <w:tcW w:type="dxa" w:w="3126"/>
             <w:tcMar>
               <w:top w:type="dxa" w:w="60"/>
               <w:left w:type="dxa" w:w="100"/>
@@ -31764,7 +34676,7 @@
         </w:trPr>
         <w:tc>
           <w:tcPr>
-            <w:tcW w:type="dxa" w:w="1792"/>
+            <w:tcW w:type="dxa" w:w="1873"/>
             <w:tcMar>
               <w:top w:type="dxa" w:w="60"/>
               <w:left w:type="dxa" w:w="100"/>
@@ -31788,7 +34700,7 @@
         </w:tc>
         <w:tc>
           <w:tcPr>
-            <w:tcW w:type="dxa" w:w="2026"/>
+            <w:tcW w:type="dxa" w:w="1988"/>
             <w:tcMar>
               <w:top w:type="dxa" w:w="60"/>
               <w:left w:type="dxa" w:w="100"/>
@@ -31812,7 +34724,7 @@
         </w:tc>
         <w:tc>
           <w:tcPr>
-            <w:tcW w:type="dxa" w:w="2105"/>
+            <w:tcW w:type="dxa" w:w="2083"/>
             <w:tcMar>
               <w:top w:type="dxa" w:w="60"/>
               <w:left w:type="dxa" w:w="100"/>
@@ -31836,7 +34748,7 @@
         </w:tc>
         <w:tc>
           <w:tcPr>
-            <w:tcW w:type="dxa" w:w="3147"/>
+            <w:tcW w:type="dxa" w:w="3126"/>
             <w:tcMar>
               <w:top w:type="dxa" w:w="60"/>
               <w:left w:type="dxa" w:w="100"/>
@@ -31865,7 +34777,7 @@
         </w:trPr>
         <w:tc>
           <w:tcPr>
-            <w:tcW w:type="dxa" w:w="1792"/>
+            <w:tcW w:type="dxa" w:w="1873"/>
             <w:tcMar>
               <w:top w:type="dxa" w:w="60"/>
               <w:left w:type="dxa" w:w="100"/>
@@ -31906,7 +34818,7 @@
         </w:tc>
         <w:tc>
           <w:tcPr>
-            <w:tcW w:type="dxa" w:w="2026"/>
+            <w:tcW w:type="dxa" w:w="1988"/>
             <w:tcMar>
               <w:top w:type="dxa" w:w="60"/>
               <w:left w:type="dxa" w:w="100"/>
@@ -31930,7 +34842,7 @@
         </w:tc>
         <w:tc>
           <w:tcPr>
-            <w:tcW w:type="dxa" w:w="2105"/>
+            <w:tcW w:type="dxa" w:w="2083"/>
             <w:tcMar>
               <w:top w:type="dxa" w:w="60"/>
               <w:left w:type="dxa" w:w="100"/>
@@ -31963,7 +34875,7 @@
         </w:tc>
         <w:tc>
           <w:tcPr>
-            <w:tcW w:type="dxa" w:w="3147"/>
+            <w:tcW w:type="dxa" w:w="3126"/>
             <w:tcMar>
               <w:top w:type="dxa" w:w="60"/>
               <w:left w:type="dxa" w:w="100"/>
@@ -32001,7 +34913,7 @@
         </w:trPr>
         <w:tc>
           <w:tcPr>
-            <w:tcW w:type="dxa" w:w="1792"/>
+            <w:tcW w:type="dxa" w:w="1873"/>
             <w:tcMar>
               <w:top w:type="dxa" w:w="60"/>
               <w:left w:type="dxa" w:w="100"/>
@@ -32035,7 +34947,7 @@
         </w:tc>
         <w:tc>
           <w:tcPr>
-            <w:tcW w:type="dxa" w:w="2026"/>
+            <w:tcW w:type="dxa" w:w="1988"/>
             <w:tcMar>
               <w:top w:type="dxa" w:w="60"/>
               <w:left w:type="dxa" w:w="100"/>
@@ -32059,7 +34971,7 @@
         </w:tc>
         <w:tc>
           <w:tcPr>
-            <w:tcW w:type="dxa" w:w="2105"/>
+            <w:tcW w:type="dxa" w:w="2083"/>
             <w:tcMar>
               <w:top w:type="dxa" w:w="60"/>
               <w:left w:type="dxa" w:w="100"/>
@@ -32092,7 +35004,7 @@
         </w:tc>
         <w:tc>
           <w:tcPr>
-            <w:tcW w:type="dxa" w:w="3147"/>
+            <w:tcW w:type="dxa" w:w="3126"/>
             <w:tcMar>
               <w:top w:type="dxa" w:w="60"/>
               <w:left w:type="dxa" w:w="100"/>
@@ -32121,7 +35033,7 @@
         </w:trPr>
         <w:tc>
           <w:tcPr>
-            <w:tcW w:type="dxa" w:w="1792"/>
+            <w:tcW w:type="dxa" w:w="1873"/>
             <w:tcMar>
               <w:top w:type="dxa" w:w="60"/>
               <w:left w:type="dxa" w:w="100"/>
@@ -32154,7 +35066,7 @@
         </w:tc>
         <w:tc>
           <w:tcPr>
-            <w:tcW w:type="dxa" w:w="2026"/>
+            <w:tcW w:type="dxa" w:w="1988"/>
             <w:tcMar>
               <w:top w:type="dxa" w:w="60"/>
               <w:left w:type="dxa" w:w="100"/>
@@ -32178,7 +35090,7 @@
         </w:tc>
         <w:tc>
           <w:tcPr>
-            <w:tcW w:type="dxa" w:w="2105"/>
+            <w:tcW w:type="dxa" w:w="2083"/>
             <w:tcMar>
               <w:top w:type="dxa" w:w="60"/>
               <w:left w:type="dxa" w:w="100"/>
@@ -32202,7 +35114,7 @@
         </w:tc>
         <w:tc>
           <w:tcPr>
-            <w:tcW w:type="dxa" w:w="3147"/>
+            <w:tcW w:type="dxa" w:w="3126"/>
             <w:tcMar>
               <w:top w:type="dxa" w:w="60"/>
               <w:left w:type="dxa" w:w="100"/>
@@ -32231,7 +35143,7 @@
         </w:trPr>
         <w:tc>
           <w:tcPr>
-            <w:tcW w:type="dxa" w:w="1792"/>
+            <w:tcW w:type="dxa" w:w="1873"/>
             <w:tcMar>
               <w:top w:type="dxa" w:w="60"/>
               <w:left w:type="dxa" w:w="100"/>
@@ -32255,7 +35167,7 @@
         </w:tc>
         <w:tc>
           <w:tcPr>
-            <w:tcW w:type="dxa" w:w="2026"/>
+            <w:tcW w:type="dxa" w:w="1988"/>
             <w:tcMar>
               <w:top w:type="dxa" w:w="60"/>
               <w:left w:type="dxa" w:w="100"/>
@@ -32279,7 +35191,7 @@
         </w:tc>
         <w:tc>
           <w:tcPr>
-            <w:tcW w:type="dxa" w:w="2105"/>
+            <w:tcW w:type="dxa" w:w="2083"/>
             <w:tcMar>
               <w:top w:type="dxa" w:w="60"/>
               <w:left w:type="dxa" w:w="100"/>
@@ -32303,7 +35215,7 @@
         </w:tc>
         <w:tc>
           <w:tcPr>
-            <w:tcW w:type="dxa" w:w="3147"/>
+            <w:tcW w:type="dxa" w:w="3126"/>
             <w:tcMar>
               <w:top w:type="dxa" w:w="60"/>
               <w:left w:type="dxa" w:w="100"/>
@@ -32322,6 +35234,352 @@
                 <w:szCs w:val="18"/>
               </w:rPr>
               <w:t xml:space="preserve">Un agente puede modificar tests existentes para que su cambio pase, y una persona tiene que verlo</w:t>
+            </w:r>
+          </w:p>
+        </w:tc>
+      </w:tr>
+      <w:tr>
+        <w:trPr>
+          <w:cantSplit/>
+        </w:trPr>
+        <w:tc>
+          <w:tcPr>
+            <w:tcW w:type="dxa" w:w="1873"/>
+            <w:tcMar>
+              <w:top w:type="dxa" w:w="60"/>
+              <w:left w:type="dxa" w:w="100"/>
+              <w:bottom w:type="dxa" w:w="60"/>
+              <w:right w:type="dxa" w:w="100"/>
+            </w:tcMar>
+          </w:tcPr>
+          <w:p>
+            <w:pPr>
+              <w:spacing w:after="0" w:before="0" w:line="252"/>
+            </w:pPr>
+            <w:r>
+              <w:rPr>
+                <w:rFonts w:ascii="Calibri" w:cs="Calibri" w:eastAsia="Calibri" w:hAnsi="Calibri"/>
+                <w:sz w:val="18"/>
+                <w:szCs w:val="18"/>
+              </w:rPr>
+              <w:t xml:space="preserve">Texto de </w:t>
+            </w:r>
+            <w:r>
+              <w:rPr>
+                <w:rFonts w:ascii="Consolas" w:cs="Consolas" w:eastAsia="Consolas" w:hAnsi="Consolas"/>
+                <w:color w:val="2E3A36"/>
+                <w:sz w:val="16"/>
+                <w:szCs w:val="16"/>
+              </w:rPr>
+              <w:t xml:space="preserve">q</w:t>
+            </w:r>
+            <w:r>
+              <w:rPr>
+                <w:rFonts w:ascii="Calibri" w:cs="Calibri" w:eastAsia="Calibri" w:hAnsi="Calibri"/>
+                <w:sz w:val="18"/>
+                <w:szCs w:val="18"/>
+              </w:rPr>
+              <w:t xml:space="preserve"> en el log de acceso</w:t>
+            </w:r>
+          </w:p>
+        </w:tc>
+        <w:tc>
+          <w:tcPr>
+            <w:tcW w:type="dxa" w:w="1988"/>
+            <w:tcMar>
+              <w:top w:type="dxa" w:w="60"/>
+              <w:left w:type="dxa" w:w="100"/>
+              <w:bottom w:type="dxa" w:w="60"/>
+              <w:right w:type="dxa" w:w="100"/>
+            </w:tcMar>
+          </w:tcPr>
+          <w:p>
+            <w:pPr>
+              <w:spacing w:after="0" w:before="0" w:line="252"/>
+            </w:pPr>
+            <w:r>
+              <w:rPr>
+                <w:rFonts w:ascii="Calibri" w:cs="Calibri" w:eastAsia="Calibri" w:hAnsi="Calibri"/>
+                <w:sz w:val="18"/>
+                <w:szCs w:val="18"/>
+              </w:rPr>
+              <w:t xml:space="preserve">uvicorn registra la URL completa</w:t>
+            </w:r>
+          </w:p>
+        </w:tc>
+        <w:tc>
+          <w:tcPr>
+            <w:tcW w:type="dxa" w:w="2083"/>
+            <w:tcMar>
+              <w:top w:type="dxa" w:w="60"/>
+              <w:left w:type="dxa" w:w="100"/>
+              <w:bottom w:type="dxa" w:w="60"/>
+              <w:right w:type="dxa" w:w="100"/>
+            </w:tcMar>
+          </w:tcPr>
+          <w:p>
+            <w:pPr>
+              <w:spacing w:after="0" w:before="0" w:line="252"/>
+            </w:pPr>
+            <w:r>
+              <w:rPr>
+                <w:rFonts w:ascii="Calibri" w:cs="Calibri" w:eastAsia="Calibri" w:hAnsi="Calibri"/>
+                <w:sz w:val="18"/>
+                <w:szCs w:val="18"/>
+              </w:rPr>
+              <w:t xml:space="preserve">Filtro en el logger </w:t>
+            </w:r>
+            <w:r>
+              <w:rPr>
+                <w:rFonts w:ascii="Consolas" w:cs="Consolas" w:eastAsia="Consolas" w:hAnsi="Consolas"/>
+                <w:color w:val="2E3A36"/>
+                <w:sz w:val="16"/>
+                <w:szCs w:val="16"/>
+              </w:rPr>
+              <w:t xml:space="preserve">uvicorn.access</w:t>
+            </w:r>
+            <w:r>
+              <w:rPr>
+                <w:rFonts w:ascii="Calibri" w:cs="Calibri" w:eastAsia="Calibri" w:hAnsi="Calibri"/>
+                <w:sz w:val="18"/>
+                <w:szCs w:val="18"/>
+              </w:rPr>
+              <w:t xml:space="preserve">, pedido con </w:t>
+            </w:r>
+            <w:r>
+              <w:rPr>
+                <w:rFonts w:ascii="Consolas" w:cs="Consolas" w:eastAsia="Consolas" w:hAnsi="Consolas"/>
+                <w:color w:val="2E3A36"/>
+                <w:sz w:val="16"/>
+                <w:szCs w:val="16"/>
+              </w:rPr>
+              <w:t xml:space="preserve">@claude</w:t>
+            </w:r>
+          </w:p>
+        </w:tc>
+        <w:tc>
+          <w:tcPr>
+            <w:tcW w:type="dxa" w:w="3126"/>
+            <w:tcMar>
+              <w:top w:type="dxa" w:w="60"/>
+              <w:left w:type="dxa" w:w="100"/>
+              <w:bottom w:type="dxa" w:w="60"/>
+              <w:right w:type="dxa" w:w="100"/>
+            </w:tcMar>
+          </w:tcPr>
+          <w:p>
+            <w:pPr>
+              <w:spacing w:after="0" w:before="0" w:line="252"/>
+            </w:pPr>
+            <w:r>
+              <w:rPr>
+                <w:rFonts w:ascii="Calibri" w:cs="Calibri" w:eastAsia="Calibri" w:hAnsi="Calibri"/>
+                <w:sz w:val="18"/>
+                <w:szCs w:val="18"/>
+              </w:rPr>
+              <w:t xml:space="preserve">El revisor encontró un defecto que no vieron ni la spec ni el implementador</w:t>
+            </w:r>
+          </w:p>
+        </w:tc>
+      </w:tr>
+      <w:tr>
+        <w:trPr>
+          <w:cantSplit/>
+        </w:trPr>
+        <w:tc>
+          <w:tcPr>
+            <w:tcW w:type="dxa" w:w="1873"/>
+            <w:tcMar>
+              <w:top w:type="dxa" w:w="60"/>
+              <w:left w:type="dxa" w:w="100"/>
+              <w:bottom w:type="dxa" w:w="60"/>
+              <w:right w:type="dxa" w:w="100"/>
+            </w:tcMar>
+          </w:tcPr>
+          <w:p>
+            <w:pPr>
+              <w:spacing w:after="0" w:before="0" w:line="252"/>
+            </w:pPr>
+            <w:r>
+              <w:rPr>
+                <w:rFonts w:ascii="Calibri" w:cs="Calibri" w:eastAsia="Calibri" w:hAnsi="Calibri"/>
+                <w:sz w:val="18"/>
+                <w:szCs w:val="18"/>
+              </w:rPr>
+              <w:t xml:space="preserve">Falso positivo del revisor sobre Unicode</w:t>
+            </w:r>
+          </w:p>
+        </w:tc>
+        <w:tc>
+          <w:tcPr>
+            <w:tcW w:type="dxa" w:w="1988"/>
+            <w:tcMar>
+              <w:top w:type="dxa" w:w="60"/>
+              <w:left w:type="dxa" w:w="100"/>
+              <w:bottom w:type="dxa" w:w="60"/>
+              <w:right w:type="dxa" w:w="100"/>
+            </w:tcMar>
+          </w:tcPr>
+          <w:p>
+            <w:pPr>
+              <w:spacing w:after="0" w:before="0" w:line="252"/>
+            </w:pPr>
+            <w:r>
+              <w:rPr>
+                <w:rFonts w:ascii="Calibri" w:cs="Calibri" w:eastAsia="Calibri" w:hAnsi="Calibri"/>
+                <w:sz w:val="18"/>
+                <w:szCs w:val="18"/>
+              </w:rPr>
+              <w:t xml:space="preserve">El revisor lee el diff como texto</w:t>
+            </w:r>
+          </w:p>
+        </w:tc>
+        <w:tc>
+          <w:tcPr>
+            <w:tcW w:type="dxa" w:w="2083"/>
+            <w:tcMar>
+              <w:top w:type="dxa" w:w="60"/>
+              <w:left w:type="dxa" w:w="100"/>
+              <w:bottom w:type="dxa" w:w="60"/>
+              <w:right w:type="dxa" w:w="100"/>
+            </w:tcMar>
+          </w:tcPr>
+          <w:p>
+            <w:pPr>
+              <w:spacing w:after="0" w:before="0" w:line="252"/>
+            </w:pPr>
+            <w:r>
+              <w:rPr>
+                <w:rFonts w:ascii="Calibri" w:cs="Calibri" w:eastAsia="Calibri" w:hAnsi="Calibri"/>
+                <w:sz w:val="18"/>
+                <w:szCs w:val="18"/>
+              </w:rPr>
+              <w:t xml:space="preserve">Se comprobaron los bytes</w:t>
+            </w:r>
+          </w:p>
+        </w:tc>
+        <w:tc>
+          <w:tcPr>
+            <w:tcW w:type="dxa" w:w="3126"/>
+            <w:tcMar>
+              <w:top w:type="dxa" w:w="60"/>
+              <w:left w:type="dxa" w:w="100"/>
+              <w:bottom w:type="dxa" w:w="60"/>
+              <w:right w:type="dxa" w:w="100"/>
+            </w:tcMar>
+          </w:tcPr>
+          <w:p>
+            <w:pPr>
+              <w:spacing w:after="0" w:before="0" w:line="252"/>
+            </w:pPr>
+            <w:r>
+              <w:rPr>
+                <w:rFonts w:ascii="Calibri" w:cs="Calibri" w:eastAsia="Calibri" w:hAnsi="Calibri"/>
+                <w:sz w:val="18"/>
+                <w:szCs w:val="18"/>
+              </w:rPr>
+              <w:t xml:space="preserve">Los hallazgos del revisor se verifican antes de actuar</w:t>
+            </w:r>
+          </w:p>
+        </w:tc>
+      </w:tr>
+      <w:tr>
+        <w:trPr>
+          <w:cantSplit/>
+        </w:trPr>
+        <w:tc>
+          <w:tcPr>
+            <w:tcW w:type="dxa" w:w="1873"/>
+            <w:tcMar>
+              <w:top w:type="dxa" w:w="60"/>
+              <w:left w:type="dxa" w:w="100"/>
+              <w:bottom w:type="dxa" w:w="60"/>
+              <w:right w:type="dxa" w:w="100"/>
+            </w:tcMar>
+          </w:tcPr>
+          <w:p>
+            <w:pPr>
+              <w:spacing w:after="0" w:before="0" w:line="252"/>
+            </w:pPr>
+            <w:r>
+              <w:rPr>
+                <w:rFonts w:ascii="Calibri" w:cs="Calibri" w:eastAsia="Calibri" w:hAnsi="Calibri"/>
+                <w:sz w:val="18"/>
+                <w:szCs w:val="18"/>
+              </w:rPr>
+              <w:t xml:space="preserve">Prefijo «[Petición]» en los títulos de los PRs</w:t>
+            </w:r>
+          </w:p>
+        </w:tc>
+        <w:tc>
+          <w:tcPr>
+            <w:tcW w:type="dxa" w:w="1988"/>
+            <w:tcMar>
+              <w:top w:type="dxa" w:w="60"/>
+              <w:left w:type="dxa" w:w="100"/>
+              <w:bottom w:type="dxa" w:w="60"/>
+              <w:right w:type="dxa" w:w="100"/>
+            </w:tcMar>
+          </w:tcPr>
+          <w:p>
+            <w:pPr>
+              <w:spacing w:after="0" w:before="0" w:line="252"/>
+            </w:pPr>
+            <w:r>
+              <w:rPr>
+                <w:rFonts w:ascii="Calibri" w:cs="Calibri" w:eastAsia="Calibri" w:hAnsi="Calibri"/>
+                <w:sz w:val="18"/>
+                <w:szCs w:val="18"/>
+              </w:rPr>
+              <w:t xml:space="preserve">El script copiaba el título del issue</w:t>
+            </w:r>
+          </w:p>
+        </w:tc>
+        <w:tc>
+          <w:tcPr>
+            <w:tcW w:type="dxa" w:w="2083"/>
+            <w:tcMar>
+              <w:top w:type="dxa" w:w="60"/>
+              <w:left w:type="dxa" w:w="100"/>
+              <w:bottom w:type="dxa" w:w="60"/>
+              <w:right w:type="dxa" w:w="100"/>
+            </w:tcMar>
+          </w:tcPr>
+          <w:p>
+            <w:pPr>
+              <w:spacing w:after="0" w:before="0" w:line="252"/>
+            </w:pPr>
+            <w:r>
+              <w:rPr>
+                <w:rFonts w:ascii="Calibri" w:cs="Calibri" w:eastAsia="Calibri" w:hAnsi="Calibri"/>
+                <w:sz w:val="18"/>
+                <w:szCs w:val="18"/>
+              </w:rPr>
+              <w:t xml:space="preserve">Se quita el prefijo (core#15)</w:t>
+            </w:r>
+          </w:p>
+        </w:tc>
+        <w:tc>
+          <w:tcPr>
+            <w:tcW w:type="dxa" w:w="3126"/>
+            <w:tcMar>
+              <w:top w:type="dxa" w:w="60"/>
+              <w:left w:type="dxa" w:w="100"/>
+              <w:bottom w:type="dxa" w:w="60"/>
+              <w:right w:type="dxa" w:w="100"/>
+            </w:tcMar>
+          </w:tcPr>
+          <w:p>
+            <w:pPr>
+              <w:spacing w:after="0" w:before="0" w:line="252"/>
+            </w:pPr>
+            <w:r>
+              <w:rPr>
+                <w:rFonts w:ascii="Calibri" w:cs="Calibri" w:eastAsia="Calibri" w:hAnsi="Calibri"/>
+                <w:sz w:val="18"/>
+                <w:szCs w:val="18"/>
+              </w:rPr>
+              <w:t xml:space="preserve">Los detalles de presentación también salen al usarlo de verdad</w:t>
             </w:r>
           </w:p>
         </w:tc>
@@ -32357,8 +35615,8 @@
         </w:tblBorders>
       </w:tblPr>
       <w:tblGrid>
-        <w:gridCol w:w="4141"/>
-        <w:gridCol w:w="4929"/>
+        <w:gridCol w:w="4062"/>
+        <w:gridCol w:w="5008"/>
       </w:tblGrid>
       <w:tr>
         <w:trPr>
@@ -32366,7 +35624,7 @@
         </w:trPr>
         <w:tc>
           <w:tcPr>
-            <w:tcW w:type="dxa" w:w="4141"/>
+            <w:tcW w:type="dxa" w:w="4062"/>
             <w:shd w:fill="E3EEEA" w:color="auto" w:val="clear"/>
             <w:tcMar>
               <w:top w:type="dxa" w:w="60"/>
@@ -32393,7 +35651,7 @@
         </w:tc>
         <w:tc>
           <w:tcPr>
-            <w:tcW w:type="dxa" w:w="4929"/>
+            <w:tcW w:type="dxa" w:w="5008"/>
             <w:shd w:fill="E3EEEA" w:color="auto" w:val="clear"/>
             <w:tcMar>
               <w:top w:type="dxa" w:w="60"/>
@@ -32425,7 +35683,7 @@
         </w:trPr>
         <w:tc>
           <w:tcPr>
-            <w:tcW w:type="dxa" w:w="4141"/>
+            <w:tcW w:type="dxa" w:w="4062"/>
             <w:tcMar>
               <w:top w:type="dxa" w:w="60"/>
               <w:left w:type="dxa" w:w="100"/>
@@ -32449,25 +35707,25 @@
         </w:tc>
         <w:tc>
           <w:tcPr>
-            <w:tcW w:type="dxa" w:w="4929"/>
-            <w:tcMar>
-              <w:top w:type="dxa" w:w="60"/>
-              <w:left w:type="dxa" w:w="100"/>
-              <w:bottom w:type="dxa" w:w="60"/>
-              <w:right w:type="dxa" w:w="100"/>
-            </w:tcMar>
-          </w:tcPr>
-          <w:p>
-            <w:pPr>
-              <w:spacing w:after="0" w:before="0" w:line="252"/>
-            </w:pPr>
-            <w:r>
-              <w:rPr>
-                <w:rFonts w:ascii="Calibri" w:cs="Calibri" w:eastAsia="Calibri" w:hAnsi="Calibri"/>
-                <w:sz w:val="18"/>
-                <w:szCs w:val="18"/>
-              </w:rPr>
-              <w:t xml:space="preserve">9 de 18 (1, 2, 3, A, 4, 5, 6, 7 y 8)</w:t>
+            <w:tcW w:type="dxa" w:w="5008"/>
+            <w:tcMar>
+              <w:top w:type="dxa" w:w="60"/>
+              <w:left w:type="dxa" w:w="100"/>
+              <w:bottom w:type="dxa" w:w="60"/>
+              <w:right w:type="dxa" w:w="100"/>
+            </w:tcMar>
+          </w:tcPr>
+          <w:p>
+            <w:pPr>
+              <w:spacing w:after="0" w:before="0" w:line="252"/>
+            </w:pPr>
+            <w:r>
+              <w:rPr>
+                <w:rFonts w:ascii="Calibri" w:cs="Calibri" w:eastAsia="Calibri" w:hAnsi="Calibri"/>
+                <w:sz w:val="18"/>
+                <w:szCs w:val="18"/>
+              </w:rPr>
+              <w:t xml:space="preserve">10 de 18 (1, 2, 3, A, 4, 5, 6, 7, 8 y F)</w:t>
             </w:r>
           </w:p>
         </w:tc>
@@ -32478,7 +35736,7 @@
         </w:trPr>
         <w:tc>
           <w:tcPr>
-            <w:tcW w:type="dxa" w:w="4141"/>
+            <w:tcW w:type="dxa" w:w="4062"/>
             <w:tcMar>
               <w:top w:type="dxa" w:w="60"/>
               <w:left w:type="dxa" w:w="100"/>
@@ -32502,25 +35760,25 @@
         </w:tc>
         <w:tc>
           <w:tcPr>
-            <w:tcW w:type="dxa" w:w="4929"/>
-            <w:tcMar>
-              <w:top w:type="dxa" w:w="60"/>
-              <w:left w:type="dxa" w:w="100"/>
-              <w:bottom w:type="dxa" w:w="60"/>
-              <w:right w:type="dxa" w:w="100"/>
-            </w:tcMar>
-          </w:tcPr>
-          <w:p>
-            <w:pPr>
-              <w:spacing w:after="0" w:before="0" w:line="252"/>
-            </w:pPr>
-            <w:r>
-              <w:rPr>
-                <w:rFonts w:ascii="Calibri" w:cs="Calibri" w:eastAsia="Calibri" w:hAnsi="Calibri"/>
-                <w:sz w:val="18"/>
-                <w:szCs w:val="18"/>
-              </w:rPr>
-              <w:t xml:space="preserve">19 (7 en core y 12 en app; dos abiertos por el agente y uno con un commit suyo pedido con </w:t>
+            <w:tcW w:type="dxa" w:w="5008"/>
+            <w:tcMar>
+              <w:top w:type="dxa" w:w="60"/>
+              <w:left w:type="dxa" w:w="100"/>
+              <w:bottom w:type="dxa" w:w="60"/>
+              <w:right w:type="dxa" w:w="100"/>
+            </w:tcMar>
+          </w:tcPr>
+          <w:p>
+            <w:pPr>
+              <w:spacing w:after="0" w:before="0" w:line="252"/>
+            </w:pPr>
+            <w:r>
+              <w:rPr>
+                <w:rFonts w:ascii="Calibri" w:cs="Calibri" w:eastAsia="Calibri" w:hAnsi="Calibri"/>
+                <w:sz w:val="18"/>
+                <w:szCs w:val="18"/>
+              </w:rPr>
+              <w:t xml:space="preserve">24 (9 en core y 15 en app; cuatro abiertos por el agente y tres con commits suyos pedidos con </w:t>
             </w:r>
             <w:r>
               <w:rPr>
@@ -32548,7 +35806,7 @@
         </w:trPr>
         <w:tc>
           <w:tcPr>
-            <w:tcW w:type="dxa" w:w="4141"/>
+            <w:tcW w:type="dxa" w:w="4062"/>
             <w:tcMar>
               <w:top w:type="dxa" w:w="60"/>
               <w:left w:type="dxa" w:w="100"/>
@@ -32572,25 +35830,25 @@
         </w:tc>
         <w:tc>
           <w:tcPr>
-            <w:tcW w:type="dxa" w:w="4929"/>
-            <w:tcMar>
-              <w:top w:type="dxa" w:w="60"/>
-              <w:left w:type="dxa" w:w="100"/>
-              <w:bottom w:type="dxa" w:w="60"/>
-              <w:right w:type="dxa" w:w="100"/>
-            </w:tcMar>
-          </w:tcPr>
-          <w:p>
-            <w:pPr>
-              <w:spacing w:after="0" w:before="0" w:line="252"/>
-            </w:pPr>
-            <w:r>
-              <w:rPr>
-                <w:rFonts w:ascii="Calibri" w:cs="Calibri" w:eastAsia="Calibri" w:hAnsi="Calibri"/>
-                <w:sz w:val="18"/>
-                <w:szCs w:val="18"/>
-              </w:rPr>
-              <w:t xml:space="preserve">152 superadas (57 de harness y triage, 21 de gobierno de PRs, 16 de los agentes revisor y de respuesta, 58 de la aplicación)</w:t>
+            <w:tcW w:type="dxa" w:w="5008"/>
+            <w:tcMar>
+              <w:top w:type="dxa" w:w="60"/>
+              <w:left w:type="dxa" w:w="100"/>
+              <w:bottom w:type="dxa" w:w="60"/>
+              <w:right w:type="dxa" w:w="100"/>
+            </w:tcMar>
+          </w:tcPr>
+          <w:p>
+            <w:pPr>
+              <w:spacing w:after="0" w:before="0" w:line="252"/>
+            </w:pPr>
+            <w:r>
+              <w:rPr>
+                <w:rFonts w:ascii="Calibri" w:cs="Calibri" w:eastAsia="Calibri" w:hAnsi="Calibri"/>
+                <w:sz w:val="18"/>
+                <w:szCs w:val="18"/>
+              </w:rPr>
+              <w:t xml:space="preserve">222 superadas (57 de harness y triage, 21 de gobierno de PRs, 41 de los agentes en Actions, 103 de la aplicación)</w:t>
             </w:r>
           </w:p>
         </w:tc>
@@ -32601,7 +35859,7 @@
         </w:trPr>
         <w:tc>
           <w:tcPr>
-            <w:tcW w:type="dxa" w:w="4141"/>
+            <w:tcW w:type="dxa" w:w="4062"/>
             <w:tcMar>
               <w:top w:type="dxa" w:w="60"/>
               <w:left w:type="dxa" w:w="100"/>
@@ -32625,25 +35883,25 @@
         </w:tc>
         <w:tc>
           <w:tcPr>
-            <w:tcW w:type="dxa" w:w="4929"/>
-            <w:tcMar>
-              <w:top w:type="dxa" w:w="60"/>
-              <w:left w:type="dxa" w:w="100"/>
-              <w:bottom w:type="dxa" w:w="60"/>
-              <w:right w:type="dxa" w:w="100"/>
-            </w:tcMar>
-          </w:tcPr>
-          <w:p>
-            <w:pPr>
-              <w:spacing w:after="0" w:before="0" w:line="252"/>
-            </w:pPr>
-            <w:r>
-              <w:rPr>
-                <w:rFonts w:ascii="Calibri" w:cs="Calibri" w:eastAsia="Calibri" w:hAnsi="Calibri"/>
-                <w:sz w:val="18"/>
-                <w:szCs w:val="18"/>
-              </w:rPr>
-              <w:t xml:space="preserve">73</w:t>
+            <w:tcW w:type="dxa" w:w="5008"/>
+            <w:tcMar>
+              <w:top w:type="dxa" w:w="60"/>
+              <w:left w:type="dxa" w:w="100"/>
+              <w:bottom w:type="dxa" w:w="60"/>
+              <w:right w:type="dxa" w:w="100"/>
+            </w:tcMar>
+          </w:tcPr>
+          <w:p>
+            <w:pPr>
+              <w:spacing w:after="0" w:before="0" w:line="252"/>
+            </w:pPr>
+            <w:r>
+              <w:rPr>
+                <w:rFonts w:ascii="Calibri" w:cs="Calibri" w:eastAsia="Calibri" w:hAnsi="Calibri"/>
+                <w:sz w:val="18"/>
+                <w:szCs w:val="18"/>
+              </w:rPr>
+              <w:t xml:space="preserve">78</w:t>
             </w:r>
           </w:p>
         </w:tc>
@@ -32654,49 +35912,49 @@
         </w:trPr>
         <w:tc>
           <w:tcPr>
-            <w:tcW w:type="dxa" w:w="4141"/>
-            <w:tcMar>
-              <w:top w:type="dxa" w:w="60"/>
-              <w:left w:type="dxa" w:w="100"/>
-              <w:bottom w:type="dxa" w:w="60"/>
-              <w:right w:type="dxa" w:w="100"/>
-            </w:tcMar>
-          </w:tcPr>
-          <w:p>
-            <w:pPr>
-              <w:spacing w:after="0" w:before="0" w:line="252"/>
-            </w:pPr>
-            <w:r>
-              <w:rPr>
-                <w:rFonts w:ascii="Calibri" w:cs="Calibri" w:eastAsia="Calibri" w:hAnsi="Calibri"/>
-                <w:sz w:val="18"/>
-                <w:szCs w:val="18"/>
-              </w:rPr>
-              <w:t xml:space="preserve">Problemas de entorno resueltos</w:t>
-            </w:r>
-          </w:p>
-        </w:tc>
-        <w:tc>
-          <w:tcPr>
-            <w:tcW w:type="dxa" w:w="4929"/>
-            <w:tcMar>
-              <w:top w:type="dxa" w:w="60"/>
-              <w:left w:type="dxa" w:w="100"/>
-              <w:bottom w:type="dxa" w:w="60"/>
-              <w:right w:type="dxa" w:w="100"/>
-            </w:tcMar>
-          </w:tcPr>
-          <w:p>
-            <w:pPr>
-              <w:spacing w:after="0" w:before="0" w:line="252"/>
-            </w:pPr>
-            <w:r>
-              <w:rPr>
-                <w:rFonts w:ascii="Calibri" w:cs="Calibri" w:eastAsia="Calibri" w:hAnsi="Calibri"/>
-                <w:sz w:val="18"/>
-                <w:szCs w:val="18"/>
-              </w:rPr>
-              <w:t xml:space="preserve">15</w:t>
+            <w:tcW w:type="dxa" w:w="4062"/>
+            <w:tcMar>
+              <w:top w:type="dxa" w:w="60"/>
+              <w:left w:type="dxa" w:w="100"/>
+              <w:bottom w:type="dxa" w:w="60"/>
+              <w:right w:type="dxa" w:w="100"/>
+            </w:tcMar>
+          </w:tcPr>
+          <w:p>
+            <w:pPr>
+              <w:spacing w:after="0" w:before="0" w:line="252"/>
+            </w:pPr>
+            <w:r>
+              <w:rPr>
+                <w:rFonts w:ascii="Calibri" w:cs="Calibri" w:eastAsia="Calibri" w:hAnsi="Calibri"/>
+                <w:sz w:val="18"/>
+                <w:szCs w:val="18"/>
+              </w:rPr>
+              <w:t xml:space="preserve">Tiempo de una feature con el agente autónomo</w:t>
+            </w:r>
+          </w:p>
+        </w:tc>
+        <w:tc>
+          <w:tcPr>
+            <w:tcW w:type="dxa" w:w="5008"/>
+            <w:tcMar>
+              <w:top w:type="dxa" w:w="60"/>
+              <w:left w:type="dxa" w:w="100"/>
+              <w:bottom w:type="dxa" w:w="60"/>
+              <w:right w:type="dxa" w:w="100"/>
+            </w:tcMar>
+          </w:tcPr>
+          <w:p>
+            <w:pPr>
+              <w:spacing w:after="0" w:before="0" w:line="252"/>
+            </w:pPr>
+            <w:r>
+              <w:rPr>
+                <w:rFonts w:ascii="Calibri" w:cs="Calibri" w:eastAsia="Calibri" w:hAnsi="Calibri"/>
+                <w:sz w:val="18"/>
+                <w:szCs w:val="18"/>
+              </w:rPr>
+              <w:t xml:space="preserve">25 minutos de la petición al cierre (issue #18), con cuatro decisiones humanas</w:t>
             </w:r>
           </w:p>
         </w:tc>
@@ -32707,7 +35965,60 @@
         </w:trPr>
         <w:tc>
           <w:tcPr>
-            <w:tcW w:type="dxa" w:w="4141"/>
+            <w:tcW w:type="dxa" w:w="4062"/>
+            <w:tcMar>
+              <w:top w:type="dxa" w:w="60"/>
+              <w:left w:type="dxa" w:w="100"/>
+              <w:bottom w:type="dxa" w:w="60"/>
+              <w:right w:type="dxa" w:w="100"/>
+            </w:tcMar>
+          </w:tcPr>
+          <w:p>
+            <w:pPr>
+              <w:spacing w:after="0" w:before="0" w:line="252"/>
+            </w:pPr>
+            <w:r>
+              <w:rPr>
+                <w:rFonts w:ascii="Calibri" w:cs="Calibri" w:eastAsia="Calibri" w:hAnsi="Calibri"/>
+                <w:sz w:val="18"/>
+                <w:szCs w:val="18"/>
+              </w:rPr>
+              <w:t xml:space="preserve">Problemas de entorno resueltos</w:t>
+            </w:r>
+          </w:p>
+        </w:tc>
+        <w:tc>
+          <w:tcPr>
+            <w:tcW w:type="dxa" w:w="5008"/>
+            <w:tcMar>
+              <w:top w:type="dxa" w:w="60"/>
+              <w:left w:type="dxa" w:w="100"/>
+              <w:bottom w:type="dxa" w:w="60"/>
+              <w:right w:type="dxa" w:w="100"/>
+            </w:tcMar>
+          </w:tcPr>
+          <w:p>
+            <w:pPr>
+              <w:spacing w:after="0" w:before="0" w:line="252"/>
+            </w:pPr>
+            <w:r>
+              <w:rPr>
+                <w:rFonts w:ascii="Calibri" w:cs="Calibri" w:eastAsia="Calibri" w:hAnsi="Calibri"/>
+                <w:sz w:val="18"/>
+                <w:szCs w:val="18"/>
+              </w:rPr>
+              <w:t xml:space="preserve">15</w:t>
+            </w:r>
+          </w:p>
+        </w:tc>
+      </w:tr>
+      <w:tr>
+        <w:trPr>
+          <w:cantSplit/>
+        </w:trPr>
+        <w:tc>
+          <w:tcPr>
+            <w:tcW w:type="dxa" w:w="4062"/>
             <w:tcMar>
               <w:top w:type="dxa" w:w="60"/>
               <w:left w:type="dxa" w:w="100"/>
@@ -32731,7 +36042,7 @@
         </w:tc>
         <w:tc>
           <w:tcPr>
-            <w:tcW w:type="dxa" w:w="4929"/>
+            <w:tcW w:type="dxa" w:w="5008"/>
             <w:tcMar>
               <w:top w:type="dxa" w:w="60"/>
               <w:left w:type="dxa" w:w="100"/>
@@ -32775,7 +36086,7 @@
           <w:sz w:val="21"/>
           <w:szCs w:val="21"/>
         </w:rPr>
-        <w:t xml:space="preserve">Este capítulo se ampliará con las iteraciones y pruebas de las tareas 9 a 12 y B a F.</w:t>
+        <w:t xml:space="preserve">Este capítulo se ampliará con las iteraciones y pruebas de las tareas 9 a 12 y B a E.</w:t>
       </w:r>
     </w:p>
     <w:p>
@@ -35359,6 +38670,323 @@
     </w:p>
     <w:p>
       <w:pPr>
+        <w:pStyle w:val="Heading3"/>
+        <w:keepNext/>
+      </w:pPr>
+      <w:r>
+        <w:rPr>
+          <w:rFonts w:ascii="Calibri" w:cs="Calibri" w:eastAsia="Calibri" w:hAnsi="Calibri"/>
+        </w:rPr>
+        <w:t xml:space="preserve">Extensión F. Agente autónomo</w:t>
+      </w:r>
+    </w:p>
+    <w:p>
+      <w:pPr>
+        <w:pStyle w:val="ListParagraph"/>
+        <w:numPr>
+          <w:ilvl w:val="0"/>
+          <w:numId w:val="18"/>
+        </w:numPr>
+        <w:spacing w:after="60"/>
+      </w:pPr>
+      <w:r>
+        <w:rPr>
+          <w:rFonts w:ascii="Calibri" w:cs="Calibri" w:eastAsia="Calibri" w:hAnsi="Calibri"/>
+        </w:rPr>
+        <w:t xml:space="preserve">En core: añadir </w:t>
+      </w:r>
+      <w:r>
+        <w:rPr>
+          <w:rFonts w:ascii="Consolas" w:cs="Consolas" w:eastAsia="Consolas" w:hAnsi="Consolas"/>
+          <w:color w:val="2E3A36"/>
+          <w:sz w:val="20"/>
+          <w:szCs w:val="20"/>
+        </w:rPr>
+        <w:t xml:space="preserve">reusable-agent-feature.yml</w:t>
+      </w:r>
+      <w:r>
+        <w:rPr>
+          <w:rFonts w:ascii="Calibri" w:cs="Calibri" w:eastAsia="Calibri" w:hAnsi="Calibri"/>
+        </w:rPr>
+        <w:t xml:space="preserve">, </w:t>
+      </w:r>
+      <w:r>
+        <w:rPr>
+          <w:rFonts w:ascii="Consolas" w:cs="Consolas" w:eastAsia="Consolas" w:hAnsi="Consolas"/>
+          <w:color w:val="2E3A36"/>
+          <w:sz w:val="20"/>
+          <w:szCs w:val="20"/>
+        </w:rPr>
+        <w:t xml:space="preserve">scripts/agent/feature.py</w:t>
+      </w:r>
+      <w:r>
+        <w:rPr>
+          <w:rFonts w:ascii="Calibri" w:cs="Calibri" w:eastAsia="Calibri" w:hAnsi="Calibri"/>
+        </w:rPr>
+        <w:t xml:space="preserve"> y los prompts </w:t>
+      </w:r>
+      <w:r>
+        <w:rPr>
+          <w:rFonts w:ascii="Consolas" w:cs="Consolas" w:eastAsia="Consolas" w:hAnsi="Consolas"/>
+          <w:color w:val="2E3A36"/>
+          <w:sz w:val="20"/>
+          <w:szCs w:val="20"/>
+        </w:rPr>
+        <w:t xml:space="preserve">feature-spec.md</w:t>
+      </w:r>
+      <w:r>
+        <w:rPr>
+          <w:rFonts w:ascii="Calibri" w:cs="Calibri" w:eastAsia="Calibri" w:hAnsi="Calibri"/>
+        </w:rPr>
+        <w:t xml:space="preserve"> y </w:t>
+      </w:r>
+      <w:r>
+        <w:rPr>
+          <w:rFonts w:ascii="Consolas" w:cs="Consolas" w:eastAsia="Consolas" w:hAnsi="Consolas"/>
+          <w:color w:val="2E3A36"/>
+          <w:sz w:val="20"/>
+          <w:szCs w:val="20"/>
+        </w:rPr>
+        <w:t xml:space="preserve">feature-implement.md</w:t>
+      </w:r>
+      <w:r>
+        <w:rPr>
+          <w:rFonts w:ascii="Calibri" w:cs="Calibri" w:eastAsia="Calibri" w:hAnsi="Calibri"/>
+        </w:rPr>
+        <w:t xml:space="preserve">. Fusionar y mover </w:t>
+      </w:r>
+      <w:r>
+        <w:rPr>
+          <w:rFonts w:ascii="Consolas" w:cs="Consolas" w:eastAsia="Consolas" w:hAnsi="Consolas"/>
+          <w:color w:val="2E3A36"/>
+          <w:sz w:val="20"/>
+          <w:szCs w:val="20"/>
+        </w:rPr>
+        <w:t xml:space="preserve">v1</w:t>
+      </w:r>
+      <w:r>
+        <w:rPr>
+          <w:rFonts w:ascii="Calibri" w:cs="Calibri" w:eastAsia="Calibri" w:hAnsi="Calibri"/>
+        </w:rPr>
+        <w:t xml:space="preserve"> (aquí también se creó </w:t>
+      </w:r>
+      <w:r>
+        <w:rPr>
+          <w:rFonts w:ascii="Consolas" w:cs="Consolas" w:eastAsia="Consolas" w:hAnsi="Consolas"/>
+          <w:color w:val="2E3A36"/>
+          <w:sz w:val="20"/>
+          <w:szCs w:val="20"/>
+        </w:rPr>
+        <w:t xml:space="preserve">v1.4.0</w:t>
+      </w:r>
+      <w:r>
+        <w:rPr>
+          <w:rFonts w:ascii="Calibri" w:cs="Calibri" w:eastAsia="Calibri" w:hAnsi="Calibri"/>
+        </w:rPr>
+        <w:t xml:space="preserve">).</w:t>
+      </w:r>
+    </w:p>
+    <w:p>
+      <w:pPr>
+        <w:pStyle w:val="ListParagraph"/>
+        <w:numPr>
+          <w:ilvl w:val="0"/>
+          <w:numId w:val="18"/>
+        </w:numPr>
+        <w:spacing w:after="60"/>
+      </w:pPr>
+      <w:r>
+        <w:rPr>
+          <w:rFonts w:ascii="Calibri" w:cs="Calibri" w:eastAsia="Calibri" w:hAnsi="Calibri"/>
+        </w:rPr>
+        <w:t xml:space="preserve">En app: añadir </w:t>
+      </w:r>
+      <w:r>
+        <w:rPr>
+          <w:rFonts w:ascii="Consolas" w:cs="Consolas" w:eastAsia="Consolas" w:hAnsi="Consolas"/>
+          <w:color w:val="2E3A36"/>
+          <w:sz w:val="20"/>
+          <w:szCs w:val="20"/>
+        </w:rPr>
+        <w:t xml:space="preserve">.github/workflows/agent-feature.yml</w:t>
+      </w:r>
+      <w:r>
+        <w:rPr>
+          <w:rFonts w:ascii="Calibri" w:cs="Calibri" w:eastAsia="Calibri" w:hAnsi="Calibri"/>
+        </w:rPr>
+        <w:t xml:space="preserve">, que llama al anterior en </w:t>
+      </w:r>
+      <w:r>
+        <w:rPr>
+          <w:rFonts w:ascii="Consolas" w:cs="Consolas" w:eastAsia="Consolas" w:hAnsi="Consolas"/>
+          <w:color w:val="2E3A36"/>
+          <w:sz w:val="20"/>
+          <w:szCs w:val="20"/>
+        </w:rPr>
+        <w:t xml:space="preserve">issues: labeled</w:t>
+      </w:r>
+      <w:r>
+        <w:rPr>
+          <w:rFonts w:ascii="Calibri" w:cs="Calibri" w:eastAsia="Calibri" w:hAnsi="Calibri"/>
+        </w:rPr>
+        <w:t xml:space="preserve"> (etiqueta </w:t>
+      </w:r>
+      <w:r>
+        <w:rPr>
+          <w:rFonts w:ascii="Consolas" w:cs="Consolas" w:eastAsia="Consolas" w:hAnsi="Consolas"/>
+          <w:color w:val="2E3A36"/>
+          <w:sz w:val="20"/>
+          <w:szCs w:val="20"/>
+        </w:rPr>
+        <w:t xml:space="preserve">aprobado</w:t>
+      </w:r>
+      <w:r>
+        <w:rPr>
+          <w:rFonts w:ascii="Calibri" w:cs="Calibri" w:eastAsia="Calibri" w:hAnsi="Calibri"/>
+        </w:rPr>
+        <w:t xml:space="preserve">) y en </w:t>
+      </w:r>
+      <w:r>
+        <w:rPr>
+          <w:rFonts w:ascii="Consolas" w:cs="Consolas" w:eastAsia="Consolas" w:hAnsi="Consolas"/>
+          <w:color w:val="2E3A36"/>
+          <w:sz w:val="20"/>
+          <w:szCs w:val="20"/>
+        </w:rPr>
+        <w:t xml:space="preserve">pull_request: closed</w:t>
+      </w:r>
+      <w:r>
+        <w:rPr>
+          <w:rFonts w:ascii="Calibri" w:cs="Calibri" w:eastAsia="Calibri" w:hAnsi="Calibri"/>
+        </w:rPr>
+        <w:t xml:space="preserve"> (merge de una rama </w:t>
+      </w:r>
+      <w:r>
+        <w:rPr>
+          <w:rFonts w:ascii="Consolas" w:cs="Consolas" w:eastAsia="Consolas" w:hAnsi="Consolas"/>
+          <w:color w:val="2E3A36"/>
+          <w:sz w:val="20"/>
+          <w:szCs w:val="20"/>
+        </w:rPr>
+        <w:t xml:space="preserve">spec/…</w:t>
+      </w:r>
+      <w:r>
+        <w:rPr>
+          <w:rFonts w:ascii="Calibri" w:cs="Calibri" w:eastAsia="Calibri" w:hAnsi="Calibri"/>
+        </w:rPr>
+        <w:t xml:space="preserve">). Usa los mismos secretos que la tarea 8. Fusionar.</w:t>
+      </w:r>
+    </w:p>
+    <w:p>
+      <w:pPr>
+        <w:pStyle w:val="ListParagraph"/>
+        <w:numPr>
+          <w:ilvl w:val="0"/>
+          <w:numId w:val="18"/>
+        </w:numPr>
+        <w:spacing w:after="60"/>
+      </w:pPr>
+      <w:r>
+        <w:rPr>
+          <w:rFonts w:ascii="Calibri" w:cs="Calibri" w:eastAsia="Calibri" w:hAnsi="Calibri"/>
+        </w:rPr>
+        <w:t xml:space="preserve">En app, en la web de GitHub: crear un issue con la plantilla de petición, esperar al triage y contestar sus preguntas en un comentario.</w:t>
+      </w:r>
+    </w:p>
+    <w:p>
+      <w:pPr>
+        <w:pStyle w:val="ListParagraph"/>
+        <w:numPr>
+          <w:ilvl w:val="0"/>
+          <w:numId w:val="18"/>
+        </w:numPr>
+        <w:spacing w:after="60"/>
+      </w:pPr>
+      <w:r>
+        <w:rPr>
+          <w:rFonts w:ascii="Calibri" w:cs="Calibri" w:eastAsia="Calibri" w:hAnsi="Calibri"/>
+        </w:rPr>
+        <w:t xml:space="preserve">Poner la etiqueta </w:t>
+      </w:r>
+      <w:r>
+        <w:rPr>
+          <w:rFonts w:ascii="Consolas" w:cs="Consolas" w:eastAsia="Consolas" w:hAnsi="Consolas"/>
+          <w:color w:val="2E3A36"/>
+          <w:sz w:val="20"/>
+          <w:szCs w:val="20"/>
+        </w:rPr>
+        <w:t xml:space="preserve">aprobado</w:t>
+      </w:r>
+      <w:r>
+        <w:rPr>
+          <w:rFonts w:ascii="Calibri" w:cs="Calibri" w:eastAsia="Calibri" w:hAnsi="Calibri"/>
+        </w:rPr>
+        <w:t xml:space="preserve">. En unos minutos el bot abre el PR de la spec y lo anuncia en el issue. Si hay dudas, pedir los cambios con </w:t>
+      </w:r>
+      <w:r>
+        <w:rPr>
+          <w:rFonts w:ascii="Consolas" w:cs="Consolas" w:eastAsia="Consolas" w:hAnsi="Consolas"/>
+          <w:color w:val="2E3A36"/>
+          <w:sz w:val="20"/>
+          <w:szCs w:val="20"/>
+        </w:rPr>
+        <w:t xml:space="preserve">@claude</w:t>
+      </w:r>
+      <w:r>
+        <w:rPr>
+          <w:rFonts w:ascii="Calibri" w:cs="Calibri" w:eastAsia="Calibri" w:hAnsi="Calibri"/>
+        </w:rPr>
+        <w:t xml:space="preserve"> en el PR; después aprobar y fusionar.</w:t>
+      </w:r>
+    </w:p>
+    <w:p>
+      <w:pPr>
+        <w:pStyle w:val="ListParagraph"/>
+        <w:numPr>
+          <w:ilvl w:val="0"/>
+          <w:numId w:val="18"/>
+        </w:numPr>
+        <w:spacing w:after="60"/>
+      </w:pPr>
+      <w:r>
+        <w:rPr>
+          <w:rFonts w:ascii="Calibri" w:cs="Calibri" w:eastAsia="Calibri" w:hAnsi="Calibri"/>
+        </w:rPr>
+        <w:t xml:space="preserve">El merge de la spec lanza la implementación. Revisar el PR </w:t>
+      </w:r>
+      <w:r>
+        <w:rPr>
+          <w:rFonts w:ascii="Consolas" w:cs="Consolas" w:eastAsia="Consolas" w:hAnsi="Consolas"/>
+          <w:color w:val="2E3A36"/>
+          <w:sz w:val="20"/>
+          <w:szCs w:val="20"/>
+        </w:rPr>
+        <w:t xml:space="preserve">feat/…</w:t>
+      </w:r>
+      <w:r>
+        <w:rPr>
+          <w:rFonts w:ascii="Calibri" w:cs="Calibri" w:eastAsia="Calibri" w:hAnsi="Calibri"/>
+        </w:rPr>
+        <w:t xml:space="preserve">, pedir ajustes con </w:t>
+      </w:r>
+      <w:r>
+        <w:rPr>
+          <w:rFonts w:ascii="Consolas" w:cs="Consolas" w:eastAsia="Consolas" w:hAnsi="Consolas"/>
+          <w:color w:val="2E3A36"/>
+          <w:sz w:val="20"/>
+          <w:szCs w:val="20"/>
+        </w:rPr>
+        <w:t xml:space="preserve">@claude</w:t>
+      </w:r>
+      <w:r>
+        <w:rPr>
+          <w:rFonts w:ascii="Calibri" w:cs="Calibri" w:eastAsia="Calibri" w:hAnsi="Calibri"/>
+        </w:rPr>
+        <w:t xml:space="preserve"> si hace falta, aprobar y fusionar; el issue se cierra solo.</w:t>
+      </w:r>
+    </w:p>
+    <w:p>
+      <w:pPr>
         <w:pBdr>
           <w:left w:val="single" w:color="0D5C4F" w:sz="18" w:space="10"/>
         </w:pBdr>
@@ -35372,7 +39000,7 @@
           <w:sz w:val="21"/>
           <w:szCs w:val="21"/>
         </w:rPr>
-        <w:t xml:space="preserve">Los pasos de las tareas 9 a 12 y B a F se añadirán al completarlas.</w:t>
+        <w:t xml:space="preserve">Los pasos de las tareas 9 a 12 y B a E se añadirán al completarlas.</w:t>
       </w:r>
     </w:p>
     <w:p>
@@ -35684,8 +39312,8 @@
         </w:tblBorders>
       </w:tblPr>
       <w:tblGrid>
-        <w:gridCol w:w="3824"/>
-        <w:gridCol w:w="5246"/>
+        <w:gridCol w:w="3895"/>
+        <w:gridCol w:w="5175"/>
       </w:tblGrid>
       <w:tr>
         <w:trPr>
@@ -35693,7 +39321,7 @@
         </w:trPr>
         <w:tc>
           <w:tcPr>
-            <w:tcW w:type="dxa" w:w="3824"/>
+            <w:tcW w:type="dxa" w:w="3895"/>
             <w:shd w:fill="E3EEEA" w:color="auto" w:val="clear"/>
             <w:tcMar>
               <w:top w:type="dxa" w:w="60"/>
@@ -35720,7 +39348,7 @@
         </w:tc>
         <w:tc>
           <w:tcPr>
-            <w:tcW w:type="dxa" w:w="5246"/>
+            <w:tcW w:type="dxa" w:w="5175"/>
             <w:shd w:fill="E3EEEA" w:color="auto" w:val="clear"/>
             <w:tcMar>
               <w:top w:type="dxa" w:w="60"/>
@@ -35752,7 +39380,7 @@
         </w:trPr>
         <w:tc>
           <w:tcPr>
-            <w:tcW w:type="dxa" w:w="3824"/>
+            <w:tcW w:type="dxa" w:w="3895"/>
             <w:tcMar>
               <w:top w:type="dxa" w:w="60"/>
               <w:left w:type="dxa" w:w="100"/>
@@ -35778,7 +39406,7 @@
         </w:tc>
         <w:tc>
           <w:tcPr>
-            <w:tcW w:type="dxa" w:w="5246"/>
+            <w:tcW w:type="dxa" w:w="5175"/>
             <w:tcMar>
               <w:top w:type="dxa" w:w="60"/>
               <w:left w:type="dxa" w:w="100"/>
@@ -35825,7 +39453,7 @@
         </w:trPr>
         <w:tc>
           <w:tcPr>
-            <w:tcW w:type="dxa" w:w="3824"/>
+            <w:tcW w:type="dxa" w:w="3895"/>
             <w:tcMar>
               <w:top w:type="dxa" w:w="60"/>
               <w:left w:type="dxa" w:w="100"/>
@@ -35850,7 +39478,7 @@
         </w:tc>
         <w:tc>
           <w:tcPr>
-            <w:tcW w:type="dxa" w:w="5246"/>
+            <w:tcW w:type="dxa" w:w="5175"/>
             <w:tcMar>
               <w:top w:type="dxa" w:w="60"/>
               <w:left w:type="dxa" w:w="100"/>
@@ -35889,7 +39517,7 @@
         </w:trPr>
         <w:tc>
           <w:tcPr>
-            <w:tcW w:type="dxa" w:w="3824"/>
+            <w:tcW w:type="dxa" w:w="3895"/>
             <w:tcMar>
               <w:top w:type="dxa" w:w="60"/>
               <w:left w:type="dxa" w:w="100"/>
@@ -35922,7 +39550,7 @@
         </w:tc>
         <w:tc>
           <w:tcPr>
-            <w:tcW w:type="dxa" w:w="5246"/>
+            <w:tcW w:type="dxa" w:w="5175"/>
             <w:tcMar>
               <w:top w:type="dxa" w:w="60"/>
               <w:left w:type="dxa" w:w="100"/>
@@ -35951,7 +39579,7 @@
         </w:trPr>
         <w:tc>
           <w:tcPr>
-            <w:tcW w:type="dxa" w:w="3824"/>
+            <w:tcW w:type="dxa" w:w="3895"/>
             <w:tcMar>
               <w:top w:type="dxa" w:w="60"/>
               <w:left w:type="dxa" w:w="100"/>
@@ -35993,7 +39621,7 @@
         </w:tc>
         <w:tc>
           <w:tcPr>
-            <w:tcW w:type="dxa" w:w="5246"/>
+            <w:tcW w:type="dxa" w:w="5175"/>
             <w:tcMar>
               <w:top w:type="dxa" w:w="60"/>
               <w:left w:type="dxa" w:w="100"/>
@@ -36039,7 +39667,7 @@
         </w:trPr>
         <w:tc>
           <w:tcPr>
-            <w:tcW w:type="dxa" w:w="3824"/>
+            <w:tcW w:type="dxa" w:w="3895"/>
             <w:tcMar>
               <w:top w:type="dxa" w:w="60"/>
               <w:left w:type="dxa" w:w="100"/>
@@ -36080,7 +39708,7 @@
         </w:tc>
         <w:tc>
           <w:tcPr>
-            <w:tcW w:type="dxa" w:w="5246"/>
+            <w:tcW w:type="dxa" w:w="5175"/>
             <w:tcMar>
               <w:top w:type="dxa" w:w="60"/>
               <w:left w:type="dxa" w:w="100"/>
@@ -36109,7 +39737,7 @@
         </w:trPr>
         <w:tc>
           <w:tcPr>
-            <w:tcW w:type="dxa" w:w="3824"/>
+            <w:tcW w:type="dxa" w:w="3895"/>
             <w:tcMar>
               <w:top w:type="dxa" w:w="60"/>
               <w:left w:type="dxa" w:w="100"/>
@@ -36133,7 +39761,7 @@
         </w:tc>
         <w:tc>
           <w:tcPr>
-            <w:tcW w:type="dxa" w:w="5246"/>
+            <w:tcW w:type="dxa" w:w="5175"/>
             <w:tcMar>
               <w:top w:type="dxa" w:w="60"/>
               <w:left w:type="dxa" w:w="100"/>
@@ -36180,7 +39808,7 @@
         </w:trPr>
         <w:tc>
           <w:tcPr>
-            <w:tcW w:type="dxa" w:w="3824"/>
+            <w:tcW w:type="dxa" w:w="3895"/>
             <w:tcMar>
               <w:top w:type="dxa" w:w="60"/>
               <w:left w:type="dxa" w:w="100"/>
@@ -36205,7 +39833,7 @@
         </w:tc>
         <w:tc>
           <w:tcPr>
-            <w:tcW w:type="dxa" w:w="5246"/>
+            <w:tcW w:type="dxa" w:w="5175"/>
             <w:tcMar>
               <w:top w:type="dxa" w:w="60"/>
               <w:left w:type="dxa" w:w="100"/>
@@ -36268,7 +39896,7 @@
         </w:trPr>
         <w:tc>
           <w:tcPr>
-            <w:tcW w:type="dxa" w:w="3824"/>
+            <w:tcW w:type="dxa" w:w="3895"/>
             <w:tcMar>
               <w:top w:type="dxa" w:w="60"/>
               <w:left w:type="dxa" w:w="100"/>
@@ -36293,7 +39921,7 @@
         </w:tc>
         <w:tc>
           <w:tcPr>
-            <w:tcW w:type="dxa" w:w="5246"/>
+            <w:tcW w:type="dxa" w:w="5175"/>
             <w:tcMar>
               <w:top w:type="dxa" w:w="60"/>
               <w:left w:type="dxa" w:w="100"/>
@@ -36349,7 +39977,7 @@
         </w:trPr>
         <w:tc>
           <w:tcPr>
-            <w:tcW w:type="dxa" w:w="3824"/>
+            <w:tcW w:type="dxa" w:w="3895"/>
             <w:tcMar>
               <w:top w:type="dxa" w:w="60"/>
               <w:left w:type="dxa" w:w="100"/>
@@ -36382,7 +40010,7 @@
         </w:tc>
         <w:tc>
           <w:tcPr>
-            <w:tcW w:type="dxa" w:w="5246"/>
+            <w:tcW w:type="dxa" w:w="5175"/>
             <w:tcMar>
               <w:top w:type="dxa" w:w="60"/>
               <w:left w:type="dxa" w:w="100"/>
@@ -36437,7 +40065,7 @@
         </w:trPr>
         <w:tc>
           <w:tcPr>
-            <w:tcW w:type="dxa" w:w="3824"/>
+            <w:tcW w:type="dxa" w:w="3895"/>
             <w:tcMar>
               <w:top w:type="dxa" w:w="60"/>
               <w:left w:type="dxa" w:w="100"/>
@@ -36471,7 +40099,7 @@
         </w:tc>
         <w:tc>
           <w:tcPr>
-            <w:tcW w:type="dxa" w:w="5246"/>
+            <w:tcW w:type="dxa" w:w="5175"/>
             <w:tcMar>
               <w:top w:type="dxa" w:w="60"/>
               <w:left w:type="dxa" w:w="100"/>
@@ -36500,7 +40128,7 @@
         </w:trPr>
         <w:tc>
           <w:tcPr>
-            <w:tcW w:type="dxa" w:w="3824"/>
+            <w:tcW w:type="dxa" w:w="3895"/>
             <w:tcMar>
               <w:top w:type="dxa" w:w="60"/>
               <w:left w:type="dxa" w:w="100"/>
@@ -36533,7 +40161,7 @@
         </w:tc>
         <w:tc>
           <w:tcPr>
-            <w:tcW w:type="dxa" w:w="5246"/>
+            <w:tcW w:type="dxa" w:w="5175"/>
             <w:tcMar>
               <w:top w:type="dxa" w:w="60"/>
               <w:left w:type="dxa" w:w="100"/>
@@ -36596,7 +40224,7 @@
         </w:trPr>
         <w:tc>
           <w:tcPr>
-            <w:tcW w:type="dxa" w:w="3824"/>
+            <w:tcW w:type="dxa" w:w="3895"/>
             <w:tcMar>
               <w:top w:type="dxa" w:w="60"/>
               <w:left w:type="dxa" w:w="100"/>
@@ -36620,7 +40248,7 @@
         </w:tc>
         <w:tc>
           <w:tcPr>
-            <w:tcW w:type="dxa" w:w="5246"/>
+            <w:tcW w:type="dxa" w:w="5175"/>
             <w:tcMar>
               <w:top w:type="dxa" w:w="60"/>
               <w:left w:type="dxa" w:w="100"/>
@@ -36639,6 +40267,172 @@
                 <w:szCs w:val="18"/>
               </w:rPr>
               <w:t xml:space="preserve">La rama cambió mientras trabajaba o el modelo falló; revisar la ejecución enlazada en el comentario y volver a pedirlo</w:t>
+            </w:r>
+          </w:p>
+        </w:tc>
+      </w:tr>
+      <w:tr>
+        <w:trPr>
+          <w:cantSplit/>
+        </w:trPr>
+        <w:tc>
+          <w:tcPr>
+            <w:tcW w:type="dxa" w:w="3895"/>
+            <w:tcMar>
+              <w:top w:type="dxa" w:w="60"/>
+              <w:left w:type="dxa" w:w="100"/>
+              <w:bottom w:type="dxa" w:w="60"/>
+              <w:right w:type="dxa" w:w="100"/>
+            </w:tcMar>
+          </w:tcPr>
+          <w:p>
+            <w:pPr>
+              <w:spacing w:after="0" w:before="0" w:line="252"/>
+            </w:pPr>
+            <w:r>
+              <w:rPr>
+                <w:rFonts w:ascii="Calibri" w:cs="Calibri" w:eastAsia="Calibri" w:hAnsi="Calibri"/>
+                <w:sz w:val="18"/>
+                <w:szCs w:val="18"/>
+              </w:rPr>
+              <w:t xml:space="preserve">Al poner </w:t>
+            </w:r>
+            <w:r>
+              <w:rPr>
+                <w:rFonts w:ascii="Consolas" w:cs="Consolas" w:eastAsia="Consolas" w:hAnsi="Consolas"/>
+                <w:color w:val="2E3A36"/>
+                <w:sz w:val="16"/>
+                <w:szCs w:val="16"/>
+              </w:rPr>
+              <w:t xml:space="preserve">aprobado</w:t>
+            </w:r>
+            <w:r>
+              <w:rPr>
+                <w:rFonts w:ascii="Calibri" w:cs="Calibri" w:eastAsia="Calibri" w:hAnsi="Calibri"/>
+                <w:sz w:val="18"/>
+                <w:szCs w:val="18"/>
+              </w:rPr>
+              <w:t xml:space="preserve"> el bot comenta «El agente no ha empezado»</w:t>
+            </w:r>
+          </w:p>
+        </w:tc>
+        <w:tc>
+          <w:tcPr>
+            <w:tcW w:type="dxa" w:w="5175"/>
+            <w:tcMar>
+              <w:top w:type="dxa" w:w="60"/>
+              <w:left w:type="dxa" w:w="100"/>
+              <w:bottom w:type="dxa" w:w="60"/>
+              <w:right w:type="dxa" w:w="100"/>
+            </w:tcMar>
+          </w:tcPr>
+          <w:p>
+            <w:pPr>
+              <w:spacing w:after="0" w:before="0" w:line="252"/>
+            </w:pPr>
+            <w:r>
+              <w:rPr>
+                <w:rFonts w:ascii="Calibri" w:cs="Calibri" w:eastAsia="Calibri" w:hAnsi="Calibri"/>
+                <w:sz w:val="18"/>
+                <w:szCs w:val="18"/>
+              </w:rPr>
+              <w:t xml:space="preserve">Leer el motivo: falta permiso de escritura, el issue tiene </w:t>
+            </w:r>
+            <w:r>
+              <w:rPr>
+                <w:rFonts w:ascii="Consolas" w:cs="Consolas" w:eastAsia="Consolas" w:hAnsi="Consolas"/>
+                <w:color w:val="2E3A36"/>
+                <w:sz w:val="16"/>
+                <w:szCs w:val="16"/>
+              </w:rPr>
+              <w:t xml:space="preserve">triage:sospechoso</w:t>
+            </w:r>
+            <w:r>
+              <w:rPr>
+                <w:rFonts w:ascii="Calibri" w:cs="Calibri" w:eastAsia="Calibri" w:hAnsi="Calibri"/>
+                <w:sz w:val="18"/>
+                <w:szCs w:val="18"/>
+              </w:rPr>
+              <w:t xml:space="preserve"> o ya existe la rama </w:t>
+            </w:r>
+            <w:r>
+              <w:rPr>
+                <w:rFonts w:ascii="Consolas" w:cs="Consolas" w:eastAsia="Consolas" w:hAnsi="Consolas"/>
+                <w:color w:val="2E3A36"/>
+                <w:sz w:val="16"/>
+                <w:szCs w:val="16"/>
+              </w:rPr>
+              <w:t xml:space="preserve">spec/&lt;issue&gt;-…</w:t>
+            </w:r>
+          </w:p>
+        </w:tc>
+      </w:tr>
+      <w:tr>
+        <w:trPr>
+          <w:cantSplit/>
+        </w:trPr>
+        <w:tc>
+          <w:tcPr>
+            <w:tcW w:type="dxa" w:w="3895"/>
+            <w:tcMar>
+              <w:top w:type="dxa" w:w="60"/>
+              <w:left w:type="dxa" w:w="100"/>
+              <w:bottom w:type="dxa" w:w="60"/>
+              <w:right w:type="dxa" w:w="100"/>
+            </w:tcMar>
+          </w:tcPr>
+          <w:p>
+            <w:pPr>
+              <w:spacing w:after="0" w:before="0" w:line="252"/>
+            </w:pPr>
+            <w:r>
+              <w:rPr>
+                <w:rFonts w:ascii="Calibri" w:cs="Calibri" w:eastAsia="Calibri" w:hAnsi="Calibri"/>
+                <w:sz w:val="18"/>
+                <w:szCs w:val="18"/>
+              </w:rPr>
+              <w:t xml:space="preserve">El merge de la spec no lanza la implementación</w:t>
+            </w:r>
+          </w:p>
+        </w:tc>
+        <w:tc>
+          <w:tcPr>
+            <w:tcW w:type="dxa" w:w="5175"/>
+            <w:tcMar>
+              <w:top w:type="dxa" w:w="60"/>
+              <w:left w:type="dxa" w:w="100"/>
+              <w:bottom w:type="dxa" w:w="60"/>
+              <w:right w:type="dxa" w:w="100"/>
+            </w:tcMar>
+          </w:tcPr>
+          <w:p>
+            <w:pPr>
+              <w:spacing w:after="0" w:before="0" w:line="252"/>
+            </w:pPr>
+            <w:r>
+              <w:rPr>
+                <w:rFonts w:ascii="Calibri" w:cs="Calibri" w:eastAsia="Calibri" w:hAnsi="Calibri"/>
+                <w:sz w:val="18"/>
+                <w:szCs w:val="18"/>
+              </w:rPr>
+              <w:t xml:space="preserve">La rama del PR debe empezar por </w:t>
+            </w:r>
+            <w:r>
+              <w:rPr>
+                <w:rFonts w:ascii="Consolas" w:cs="Consolas" w:eastAsia="Consolas" w:hAnsi="Consolas"/>
+                <w:color w:val="2E3A36"/>
+                <w:sz w:val="16"/>
+                <w:szCs w:val="16"/>
+              </w:rPr>
+              <w:t xml:space="preserve">spec/&lt;issue&gt;-</w:t>
+            </w:r>
+            <w:r>
+              <w:rPr>
+                <w:rFonts w:ascii="Calibri" w:cs="Calibri" w:eastAsia="Calibri" w:hAnsi="Calibri"/>
+                <w:sz w:val="18"/>
+                <w:szCs w:val="18"/>
+              </w:rPr>
+              <w:t xml:space="preserve"> y venir del mismo repositorio</w:t>
             </w:r>
           </w:p>
         </w:tc>
@@ -36678,7 +40472,7 @@
         <w:pStyle w:val="ListParagraph"/>
         <w:numPr>
           <w:ilvl w:val="0"/>
-          <w:numId w:val="18"/>
+          <w:numId w:val="19"/>
         </w:numPr>
         <w:spacing w:after="60"/>
       </w:pPr>
@@ -36694,7 +40488,7 @@
         <w:pStyle w:val="ListParagraph"/>
         <w:numPr>
           <w:ilvl w:val="0"/>
-          <w:numId w:val="18"/>
+          <w:numId w:val="19"/>
         </w:numPr>
         <w:spacing w:after="60"/>
       </w:pPr>
@@ -36710,7 +40504,7 @@
         <w:pStyle w:val="ListParagraph"/>
         <w:numPr>
           <w:ilvl w:val="0"/>
-          <w:numId w:val="18"/>
+          <w:numId w:val="19"/>
         </w:numPr>
         <w:spacing w:after="60"/>
       </w:pPr>
@@ -36726,7 +40520,7 @@
         <w:pStyle w:val="ListParagraph"/>
         <w:numPr>
           <w:ilvl w:val="0"/>
-          <w:numId w:val="18"/>
+          <w:numId w:val="19"/>
         </w:numPr>
         <w:spacing w:after="60"/>
       </w:pPr>
@@ -36756,7 +40550,7 @@
         <w:pStyle w:val="ListParagraph"/>
         <w:numPr>
           <w:ilvl w:val="0"/>
-          <w:numId w:val="18"/>
+          <w:numId w:val="19"/>
         </w:numPr>
         <w:spacing w:after="60"/>
       </w:pPr>
@@ -36772,7 +40566,7 @@
         <w:pStyle w:val="ListParagraph"/>
         <w:numPr>
           <w:ilvl w:val="0"/>
-          <w:numId w:val="18"/>
+          <w:numId w:val="19"/>
         </w:numPr>
         <w:spacing w:after="60"/>
       </w:pPr>
@@ -36796,6 +40590,22 @@
           <w:rFonts w:ascii="Calibri" w:cs="Calibri" w:eastAsia="Calibri" w:hAnsi="Calibri"/>
         </w:rPr>
         <w:t xml:space="preserve"> el modelo cambia ficheros pero no puede publicarlos; un script sin modelo decide si el cambio se sube. Al pedirle que hiciera pasar unos tests, el agente modificó un test existente. Tenía motivo y lo declaró, pero ese es el tipo de cambio que debe revisar una persona.</w:t>
+      </w:r>
+    </w:p>
+    <w:p>
+      <w:pPr>
+        <w:pStyle w:val="ListParagraph"/>
+        <w:numPr>
+          <w:ilvl w:val="0"/>
+          <w:numId w:val="19"/>
+        </w:numPr>
+        <w:spacing w:after="60"/>
+      </w:pPr>
+      <w:r>
+        <w:rPr>
+          <w:rFonts w:ascii="Calibri" w:cs="Calibri" w:eastAsia="Calibri" w:hAnsi="Calibri"/>
+        </w:rPr>
+        <w:t xml:space="preserve">Con el agente lanzado por las decisiones humanas que ya existían, una feature pequeña pasó de petición a cierre en 25 minutos sin escribir ningún prompt. La persona no desaparece del ciclo: aprobó la petición, resolvió las dudas, revisó dos PRs y corrigió un fallo que el revisor señaló. Lo que desaparece es el trabajo de intermediario entre el issue y el agente.</w:t>
       </w:r>
     </w:p>
     <w:p>
@@ -36873,7 +40683,7 @@
         </w:rPr>
         <w:t xml:space="preserve"> arXiv:2604.26275, 2026. </w:t>
       </w:r>
-      <w:hyperlink w:history="1" r:id="rIdowcwl5jds4dwtdngiivdg">
+      <w:hyperlink w:history="1" r:id="rId2bdnpxknum5ik9ebufol-">
         <w:r>
           <w:rPr>
             <w:rStyle w:val="Hyperlink"/>
@@ -36918,7 +40728,7 @@
         </w:rPr>
         <w:t xml:space="preserve">, 2026. </w:t>
       </w:r>
-      <w:hyperlink w:history="1" r:id="rIdsqy8swo7pm2h63apf0b9m">
+      <w:hyperlink w:history="1" r:id="rId4l6hrcwb46ggcopqe4tjt">
         <w:r>
           <w:rPr>
             <w:rStyle w:val="Hyperlink"/>
@@ -36963,7 +40773,7 @@
         </w:rPr>
         <w:t xml:space="preserve"> </w:t>
       </w:r>
-      <w:hyperlink w:history="1" r:id="rIdqxfbt4-eo0xrovnwrpion">
+      <w:hyperlink w:history="1" r:id="rIdw6citpshy-qwvldaednto">
         <w:r>
           <w:rPr>
             <w:rStyle w:val="Hyperlink"/>
@@ -37008,7 +40818,7 @@
         </w:rPr>
         <w:t xml:space="preserve">, junio de 2026. </w:t>
       </w:r>
-      <w:hyperlink w:history="1" r:id="rIdcruofwd509hoqtakzqpt6">
+      <w:hyperlink w:history="1" r:id="rIdsq4kjhqzakuxfjcwpdd2c">
         <w:r>
           <w:rPr>
             <w:rStyle w:val="Hyperlink"/>
@@ -37053,7 +40863,7 @@
         </w:rPr>
         <w:t xml:space="preserve"> </w:t>
       </w:r>
-      <w:hyperlink w:history="1" r:id="rIdq_lfiz52jbe0yht0b9bjc">
+      <w:hyperlink w:history="1" r:id="rId8woqx2alcm5tgwkedq-mf">
         <w:r>
           <w:rPr>
             <w:rStyle w:val="Hyperlink"/>
@@ -37098,7 +40908,7 @@
         </w:rPr>
         <w:t xml:space="preserve"> </w:t>
       </w:r>
-      <w:hyperlink w:history="1" r:id="rIdruli00-4tafxbrwv6qfh_">
+      <w:hyperlink w:history="1" r:id="rIdbfhltwm0drezjdnfc5byh">
         <w:r>
           <w:rPr>
             <w:rStyle w:val="Hyperlink"/>
@@ -37143,7 +40953,7 @@
         </w:rPr>
         <w:t xml:space="preserve">, diciembre de 2025. </w:t>
       </w:r>
-      <w:hyperlink w:history="1" r:id="rIdtweihn-wet2qrzdi_hxsw">
+      <w:hyperlink w:history="1" r:id="rId9wknorhf0gfnos01dapoi">
         <w:r>
           <w:rPr>
             <w:rStyle w:val="Hyperlink"/>
@@ -37188,7 +40998,7 @@
         </w:rPr>
         <w:t xml:space="preserve"> </w:t>
       </w:r>
-      <w:hyperlink w:history="1" r:id="rIdahn2dva3mcahwcqyry3wh">
+      <w:hyperlink w:history="1" r:id="rIdsozn5qzbdzvm8ptb9utbu">
         <w:r>
           <w:rPr>
             <w:rStyle w:val="Hyperlink"/>
@@ -37233,7 +41043,7 @@
         </w:rPr>
         <w:t xml:space="preserve"> </w:t>
       </w:r>
-      <w:hyperlink w:history="1" r:id="rIdjcempvx39no7cuqtv3of7">
+      <w:hyperlink w:history="1" r:id="rIdh_lmdvhfe7kzqh_s9tzh5">
         <w:r>
           <w:rPr>
             <w:rStyle w:val="Hyperlink"/>
@@ -37278,7 +41088,7 @@
         </w:rPr>
         <w:t xml:space="preserve"> </w:t>
       </w:r>
-      <w:hyperlink w:history="1" r:id="rIdziirrhmxbwyo2zgr5jpid">
+      <w:hyperlink w:history="1" r:id="rIdyuhbbjmz0_hxvtvqzy5qq">
         <w:r>
           <w:rPr>
             <w:rStyle w:val="Hyperlink"/>
@@ -37323,7 +41133,7 @@
         </w:rPr>
         <w:t xml:space="preserve"> </w:t>
       </w:r>
-      <w:hyperlink w:history="1" r:id="rIdgqj8qczud8yre1emdvwns">
+      <w:hyperlink w:history="1" r:id="rIdwfqhkciojq4ffazuqktpl">
         <w:r>
           <w:rPr>
             <w:rStyle w:val="Hyperlink"/>
@@ -37368,7 +41178,7 @@
         </w:rPr>
         <w:t xml:space="preserve"> </w:t>
       </w:r>
-      <w:hyperlink w:history="1" r:id="rIdn9i7q2vknsn6fdmghk9kf">
+      <w:hyperlink w:history="1" r:id="rId5ekywhl8ulvduqctuffm9">
         <w:r>
           <w:rPr>
             <w:rStyle w:val="Hyperlink"/>
@@ -37413,7 +41223,7 @@
         </w:rPr>
         <w:t xml:space="preserve"> </w:t>
       </w:r>
-      <w:hyperlink w:history="1" r:id="rIdkok76ynvt-euivvwkwdg8">
+      <w:hyperlink w:history="1" r:id="rIdhvhffzp95edt6sp-h8gwg">
         <w:r>
           <w:rPr>
             <w:rStyle w:val="Hyperlink"/>
@@ -37458,7 +41268,7 @@
         </w:rPr>
         <w:t xml:space="preserve"> </w:t>
       </w:r>
-      <w:hyperlink w:history="1" r:id="rIdxpax5e7906dowbhzfn_26">
+      <w:hyperlink w:history="1" r:id="rIdcghqyfposlulxlptjmc4x">
         <w:r>
           <w:rPr>
             <w:rStyle w:val="Hyperlink"/>
@@ -37503,7 +41313,7 @@
         </w:rPr>
         <w:t xml:space="preserve"> </w:t>
       </w:r>
-      <w:hyperlink w:history="1" r:id="rIdxelhxmz7gxdd4ntn2x87u">
+      <w:hyperlink w:history="1" r:id="rIdoblvcg38l9n_lpc4evn5m">
         <w:r>
           <w:rPr>
             <w:rStyle w:val="Hyperlink"/>
@@ -37548,7 +41358,7 @@
         </w:rPr>
         <w:t xml:space="preserve"> </w:t>
       </w:r>
-      <w:hyperlink w:history="1" r:id="rIdjedlrrhunior8mh42kiio">
+      <w:hyperlink w:history="1" r:id="rIdrccdb1ra6_xy-rvkuzqp6">
         <w:r>
           <w:rPr>
             <w:rStyle w:val="Hyperlink"/>
@@ -37593,7 +41403,7 @@
         </w:rPr>
         <w:t xml:space="preserve">, agosto de 2026. </w:t>
       </w:r>
-      <w:hyperlink w:history="1" r:id="rIdiri_pdbe7r2fk_ununrdp">
+      <w:hyperlink w:history="1" r:id="rIdyx1avodbdu0zsmo__kwdm">
         <w:r>
           <w:rPr>
             <w:rStyle w:val="Hyperlink"/>
@@ -37638,7 +41448,7 @@
         </w:rPr>
         <w:t xml:space="preserve"> </w:t>
       </w:r>
-      <w:hyperlink w:history="1" r:id="rIdhnmrh82g9cezprfl9gskw">
+      <w:hyperlink w:history="1" r:id="rIdqelb4d1isctwag9hdq0ke">
         <w:r>
           <w:rPr>
             <w:rStyle w:val="Hyperlink"/>
@@ -37701,7 +41511,7 @@
         </w:rPr>
         <w:t xml:space="preserve"> </w:t>
       </w:r>
-      <w:hyperlink w:history="1" r:id="rIduvbm7mfadmlxmylhq6hfz">
+      <w:hyperlink w:history="1" r:id="rIdvbsw6qcgrvh2bqydi5jbv">
         <w:r>
           <w:rPr>
             <w:rStyle w:val="Hyperlink"/>
@@ -37746,7 +41556,7 @@
         </w:rPr>
         <w:t xml:space="preserve"> </w:t>
       </w:r>
-      <w:hyperlink w:history="1" r:id="rIdymat3s6zste7lzavqsomm">
+      <w:hyperlink w:history="1" r:id="rId8oyrravytp3eqrnnu8nxd">
         <w:r>
           <w:rPr>
             <w:rStyle w:val="Hyperlink"/>
@@ -37791,7 +41601,7 @@
         </w:rPr>
         <w:t xml:space="preserve"> </w:t>
       </w:r>
-      <w:hyperlink w:history="1" r:id="rIdrnhmmm-v2idk94t0-uznx">
+      <w:hyperlink w:history="1" r:id="rIdyau0exrzlt4af-e9_ldli">
         <w:r>
           <w:rPr>
             <w:rStyle w:val="Hyperlink"/>
@@ -39716,6 +43526,18 @@
     </w:lvl>
   </w:abstractNum>
   <w:abstractNum w:abstractNumId="18" w15:restartNumberingAfterBreak="0">
+    <w:multiLevelType w:val="hybridMultilevel"/>
+    <w:lvl w:ilvl="0" w15:tentative="1">
+      <w:start w:val="1"/>
+      <w:numFmt w:val="decimal"/>
+      <w:lvlText w:val="%1."/>
+      <w:lvlJc w:val="left"/>
+      <w:pPr>
+        <w:ind w:left="540" w:hanging="320"/>
+      </w:pPr>
+    </w:lvl>
+  </w:abstractNum>
+  <w:abstractNum w:abstractNumId="19" w15:restartNumberingAfterBreak="0">
     <w:multiLevelType w:val="hybridMultilevel"/>
     <w:lvl w:ilvl="0" w15:tentative="1">
       <w:start w:val="1"/>
@@ -39831,6 +43653,12 @@
   </w:num>
   <w:num w:numId="18">
     <w:abstractNumId w:val="18"/>
+    <w:lvlOverride w:ilvl="0">
+      <w:startOverride w:val="1"/>
+    </w:lvlOverride>
+  </w:num>
+  <w:num w:numId="19">
+    <w:abstractNumId w:val="19"/>
     <w:lvlOverride w:ilvl="0">
       <w:startOverride w:val="1"/>
     </w:lvlOverride>

--- a/docs/tfm/TFM-ALM-agentico.docx
+++ b/docs/tfm/TFM-ALM-agentico.docx
@@ -289,7 +289,7 @@
         <w:rPr>
           <w:rFonts w:ascii="Calibri" w:cs="Calibri" w:eastAsia="Calibri" w:hAnsi="Calibri"/>
         </w:rPr>
-        <w:t xml:space="preserve">. Por último, la aprobación de una petición y el merge de su especificación lanzan al agente sin que nadie le escriba un prompt; en la prueba, una feature completa pasó de petición a cierre en 25 minutos.</w:t>
+        <w:t xml:space="preserve">. Por último, la aprobación de una petición y el merge de su especificación lanzan al agente sin que nadie le escriba un prompt; en la prueba, una feature completa pasó de petición a cierre en 25 minutos. La imagen resultante sale probada, firmada y con su procedencia y su SBOM verificables, y los commits del agente salen firmados por GitHub.</w:t>
       </w:r>
     </w:p>
     <w:p>
@@ -17840,21 +17840,7 @@
         <w:rPr>
           <w:rFonts w:ascii="Calibri" w:cs="Calibri" w:eastAsia="Calibri" w:hAnsi="Calibri"/>
         </w:rPr>
-        <w:t xml:space="preserve">La prueba enseña algo que no se había visto en las tareas anteriores: el agente trabaja sin que nadie abra el devcontainer, su cambio queda asociado a su identidad, pasa las mismas comprobaciones que el de una persona y otro modelo lo revisa antes de que alguien decida. También deja una advertencia. Para que su cambio pasara, el agente modificó un test existente. Esta vez tenía motivo y lo declaró, y el revisor lo señaló, pero es el tipo de cambio que una persona tiene que mirar. Por último, el commit aparece como </w:t>
-      </w:r>
-      <w:r>
-        <w:rPr>
-          <w:rFonts w:ascii="Calibri" w:cs="Calibri" w:eastAsia="Calibri" w:hAnsi="Calibri"/>
-          <w:i/>
-          <w:iCs/>
-        </w:rPr>
-        <w:t xml:space="preserve">Unverified</w:t>
-      </w:r>
-      <w:r>
-        <w:rPr>
-          <w:rFonts w:ascii="Calibri" w:cs="Calibri" w:eastAsia="Calibri" w:hAnsi="Calibri"/>
-        </w:rPr>
-        <w:t xml:space="preserve"> porque no lleva firma criptográfica; la tarea 9 valorará firmarlo.</w:t>
+        <w:t xml:space="preserve">La prueba enseña algo que no se había visto en las tareas anteriores: el agente trabaja sin que nadie abra el devcontainer, su cambio queda asociado a su identidad, pasa las mismas comprobaciones que el de una persona y otro modelo lo revisa antes de que alguien decida. También deja una advertencia. Para que su cambio pasara, el agente modificó un test existente. Esta vez tenía motivo y lo declaró, y el revisor lo señaló, pero es el tipo de cambio que una persona tiene que mirar. Por último, el commit no llevaba firma criptográfica, y GitHub lo marcaba como no verificado. La tarea 9 lo resolvió.</w:t>
       </w:r>
     </w:p>
     <w:p>
@@ -19756,6 +19742,1390 @@
         <w:rPr>
           <w:rFonts w:ascii="Calibri" w:cs="Calibri" w:eastAsia="Calibri" w:hAnsi="Calibri"/>
         </w:rPr>
+        <w:t xml:space="preserve">Tarea 9: cadena de suministro</w:t>
+      </w:r>
+    </w:p>
+    <w:p>
+      <w:pPr>
+        <w:keepNext w:val="false"/>
+        <w:spacing w:after="140" w:line="288"/>
+        <w:jc w:val="both"/>
+      </w:pPr>
+      <w:r>
+        <w:rPr>
+          <w:rFonts w:ascii="Calibri" w:cs="Calibri" w:eastAsia="Calibri" w:hAnsi="Calibri"/>
+        </w:rPr>
+        <w:t xml:space="preserve">Hasta aquí, lo que el agente producía era código en un PR. Para desplegarlo hace falta un artefacto, la imagen de contenedor, y quien la despliegue tiene que poder comprobar de dónde sale. La tarea 9 crea la imagen y la rodea de pruebas verificables: qué contiene (SBOM), quién la construyó (firma) y cómo se construyó (procedencia SLSA).</w:t>
+      </w:r>
+    </w:p>
+    <w:p>
+      <w:pPr>
+        <w:keepNext/>
+        <w:spacing w:after="60" w:before="200" w:line="240" w:lineRule="auto"/>
+        <w:jc w:val="center"/>
+      </w:pPr>
+      <w:r>
+        <w:drawing>
+          <wp:inline distT="0" distB="0" distL="0" distR="0">
+            <wp:extent cx="5762625" cy="5438775"/>
+            <wp:effectExtent t="0" r="0" b="0" l="0"/>
+            <wp:docPr id="1" name="cadena.png" descr="Figura 8. Cadena de suministro: la imagen se prueba y se describe en cada PR, y solo en main se publica, se firma y se atestigua." title="Figura 8. Cadena de suministro: la imagen se prueba y se describe en cada PR, y solo en main se publica, se firma y se atestigua."/>
+            <wp:cNvGraphicFramePr>
+              <a:graphicFrameLocks xmlns:a="http://schemas.openxmlformats.org/drawingml/2006/main" noChangeAspect="1"/>
+            </wp:cNvGraphicFramePr>
+            <a:graphic xmlns:a="http://schemas.openxmlformats.org/drawingml/2006/main">
+              <a:graphicData uri="http://schemas.openxmlformats.org/drawingml/2006/picture">
+                <pic:pic xmlns:pic="http://schemas.openxmlformats.org/drawingml/2006/picture">
+                  <pic:nvPicPr>
+                    <pic:cNvPr id="0" name="" descr=""/>
+                    <pic:cNvPicPr>
+                      <a:picLocks noChangeAspect="1" noChangeArrowheads="1"/>
+                    </pic:cNvPicPr>
+                  </pic:nvPicPr>
+                  <pic:blipFill>
+                    <a:blip r:embed="rId16" cstate="none"/>
+                    <a:srcRect/>
+                    <a:stretch>
+                      <a:fillRect/>
+                    </a:stretch>
+                  </pic:blipFill>
+                  <pic:spPr bwMode="auto">
+                    <a:xfrm>
+                      <a:off x="0" y="0"/>
+                      <a:ext cx="5762625" cy="5438775"/>
+                    </a:xfrm>
+                    <a:prstGeom prst="rect">
+                      <a:avLst/>
+                    </a:prstGeom>
+                  </pic:spPr>
+                </pic:pic>
+              </a:graphicData>
+            </a:graphic>
+          </wp:inline>
+        </w:drawing>
+      </w:r>
+    </w:p>
+    <w:p>
+      <w:pPr>
+        <w:spacing w:after="240"/>
+        <w:jc w:val="center"/>
+      </w:pPr>
+      <w:r>
+        <w:rPr>
+          <w:rFonts w:ascii="Calibri" w:cs="Calibri" w:eastAsia="Calibri" w:hAnsi="Calibri"/>
+          <w:i/>
+          <w:iCs/>
+          <w:color w:val="5B6964"/>
+          <w:sz w:val="18"/>
+          <w:szCs w:val="18"/>
+        </w:rPr>
+        <w:t xml:space="preserve">Figura 8. Cadena de suministro: la imagen se prueba y se describe en cada PR, y solo en main se publica, se firma y se atestigua.</w:t>
+      </w:r>
+    </w:p>
+    <w:tbl>
+      <w:tblPr>
+        <w:tblW w:type="dxa" w:w="9070"/>
+        <w:tblBorders>
+          <w:top w:val="single" w:color="C9D3CF" w:sz="4"/>
+          <w:left w:val="single" w:color="C9D3CF" w:sz="4"/>
+          <w:bottom w:val="single" w:color="C9D3CF" w:sz="4"/>
+          <w:right w:val="single" w:color="C9D3CF" w:sz="4"/>
+          <w:insideH w:val="single" w:color="C9D3CF" w:sz="4"/>
+          <w:insideV w:val="single" w:color="C9D3CF" w:sz="4"/>
+        </w:tblBorders>
+      </w:tblPr>
+      <w:tblGrid>
+        <w:gridCol w:w="2825"/>
+        <w:gridCol w:w="1900"/>
+        <w:gridCol w:w="4345"/>
+      </w:tblGrid>
+      <w:tr>
+        <w:trPr>
+          <w:tblHeader/>
+        </w:trPr>
+        <w:tc>
+          <w:tcPr>
+            <w:tcW w:type="dxa" w:w="2825"/>
+            <w:shd w:fill="E3EEEA" w:color="auto" w:val="clear"/>
+            <w:tcMar>
+              <w:top w:type="dxa" w:w="60"/>
+              <w:left w:type="dxa" w:w="100"/>
+              <w:bottom w:type="dxa" w:w="60"/>
+              <w:right w:type="dxa" w:w="100"/>
+            </w:tcMar>
+          </w:tcPr>
+          <w:p>
+            <w:pPr>
+              <w:spacing w:after="0" w:before="0" w:line="252"/>
+            </w:pPr>
+            <w:r>
+              <w:rPr>
+                <w:rFonts w:ascii="Calibri" w:cs="Calibri" w:eastAsia="Calibri" w:hAnsi="Calibri"/>
+                <w:b/>
+                <w:bCs/>
+                <w:sz w:val="18"/>
+                <w:szCs w:val="18"/>
+              </w:rPr>
+              <w:t xml:space="preserve">Pieza</w:t>
+            </w:r>
+          </w:p>
+        </w:tc>
+        <w:tc>
+          <w:tcPr>
+            <w:tcW w:type="dxa" w:w="1900"/>
+            <w:shd w:fill="E3EEEA" w:color="auto" w:val="clear"/>
+            <w:tcMar>
+              <w:top w:type="dxa" w:w="60"/>
+              <w:left w:type="dxa" w:w="100"/>
+              <w:bottom w:type="dxa" w:w="60"/>
+              <w:right w:type="dxa" w:w="100"/>
+            </w:tcMar>
+          </w:tcPr>
+          <w:p>
+            <w:pPr>
+              <w:spacing w:after="0" w:before="0" w:line="252"/>
+            </w:pPr>
+            <w:r>
+              <w:rPr>
+                <w:rFonts w:ascii="Calibri" w:cs="Calibri" w:eastAsia="Calibri" w:hAnsi="Calibri"/>
+                <w:b/>
+                <w:bCs/>
+                <w:sz w:val="18"/>
+                <w:szCs w:val="18"/>
+              </w:rPr>
+              <w:t xml:space="preserve">Repositorio</w:t>
+            </w:r>
+          </w:p>
+        </w:tc>
+        <w:tc>
+          <w:tcPr>
+            <w:tcW w:type="dxa" w:w="4345"/>
+            <w:shd w:fill="E3EEEA" w:color="auto" w:val="clear"/>
+            <w:tcMar>
+              <w:top w:type="dxa" w:w="60"/>
+              <w:left w:type="dxa" w:w="100"/>
+              <w:bottom w:type="dxa" w:w="60"/>
+              <w:right w:type="dxa" w:w="100"/>
+            </w:tcMar>
+          </w:tcPr>
+          <w:p>
+            <w:pPr>
+              <w:spacing w:after="0" w:before="0" w:line="252"/>
+            </w:pPr>
+            <w:r>
+              <w:rPr>
+                <w:rFonts w:ascii="Calibri" w:cs="Calibri" w:eastAsia="Calibri" w:hAnsi="Calibri"/>
+                <w:b/>
+                <w:bCs/>
+                <w:sz w:val="18"/>
+                <w:szCs w:val="18"/>
+              </w:rPr>
+              <w:t xml:space="preserve">Qué hace</w:t>
+            </w:r>
+          </w:p>
+        </w:tc>
+      </w:tr>
+      <w:tr>
+        <w:trPr>
+          <w:cantSplit/>
+        </w:trPr>
+        <w:tc>
+          <w:tcPr>
+            <w:tcW w:type="dxa" w:w="2825"/>
+            <w:tcMar>
+              <w:top w:type="dxa" w:w="60"/>
+              <w:left w:type="dxa" w:w="100"/>
+              <w:bottom w:type="dxa" w:w="60"/>
+              <w:right w:type="dxa" w:w="100"/>
+            </w:tcMar>
+          </w:tcPr>
+          <w:p>
+            <w:pPr>
+              <w:spacing w:after="0" w:before="0" w:line="252"/>
+            </w:pPr>
+            <w:r>
+              <w:rPr>
+                <w:rFonts w:ascii="Consolas" w:cs="Consolas" w:eastAsia="Consolas" w:hAnsi="Consolas"/>
+                <w:color w:val="2E3A36"/>
+                <w:sz w:val="16"/>
+                <w:szCs w:val="16"/>
+              </w:rPr>
+              <w:t xml:space="preserve">Dockerfile</w:t>
+            </w:r>
+            <w:r>
+              <w:rPr>
+                <w:rFonts w:ascii="Calibri" w:cs="Calibri" w:eastAsia="Calibri" w:hAnsi="Calibri"/>
+                <w:sz w:val="18"/>
+                <w:szCs w:val="18"/>
+              </w:rPr>
+              <w:t xml:space="preserve"> y </w:t>
+            </w:r>
+            <w:r>
+              <w:rPr>
+                <w:rFonts w:ascii="Consolas" w:cs="Consolas" w:eastAsia="Consolas" w:hAnsi="Consolas"/>
+                <w:color w:val="2E3A36"/>
+                <w:sz w:val="16"/>
+                <w:szCs w:val="16"/>
+              </w:rPr>
+              <w:t xml:space="preserve">.dockerignore</w:t>
+            </w:r>
+          </w:p>
+        </w:tc>
+        <w:tc>
+          <w:tcPr>
+            <w:tcW w:type="dxa" w:w="1900"/>
+            <w:tcMar>
+              <w:top w:type="dxa" w:w="60"/>
+              <w:left w:type="dxa" w:w="100"/>
+              <w:bottom w:type="dxa" w:w="60"/>
+              <w:right w:type="dxa" w:w="100"/>
+            </w:tcMar>
+          </w:tcPr>
+          <w:p>
+            <w:pPr>
+              <w:spacing w:after="0" w:before="0" w:line="252"/>
+            </w:pPr>
+            <w:r>
+              <w:rPr>
+                <w:rFonts w:ascii="Calibri" w:cs="Calibri" w:eastAsia="Calibri" w:hAnsi="Calibri"/>
+                <w:sz w:val="18"/>
+                <w:szCs w:val="18"/>
+              </w:rPr>
+              <w:t xml:space="preserve">app</w:t>
+            </w:r>
+          </w:p>
+        </w:tc>
+        <w:tc>
+          <w:tcPr>
+            <w:tcW w:type="dxa" w:w="4345"/>
+            <w:tcMar>
+              <w:top w:type="dxa" w:w="60"/>
+              <w:left w:type="dxa" w:w="100"/>
+              <w:bottom w:type="dxa" w:w="60"/>
+              <w:right w:type="dxa" w:w="100"/>
+            </w:tcMar>
+          </w:tcPr>
+          <w:p>
+            <w:pPr>
+              <w:spacing w:after="0" w:before="0" w:line="252"/>
+            </w:pPr>
+            <w:r>
+              <w:rPr>
+                <w:rFonts w:ascii="Calibri" w:cs="Calibri" w:eastAsia="Calibri" w:hAnsi="Calibri"/>
+                <w:sz w:val="18"/>
+                <w:szCs w:val="18"/>
+              </w:rPr>
+              <w:t xml:space="preserve">Imagen multietapa: dependencias de producción exactas de </w:t>
+            </w:r>
+            <w:r>
+              <w:rPr>
+                <w:rFonts w:ascii="Consolas" w:cs="Consolas" w:eastAsia="Consolas" w:hAnsi="Consolas"/>
+                <w:color w:val="2E3A36"/>
+                <w:sz w:val="16"/>
+                <w:szCs w:val="16"/>
+              </w:rPr>
+              <w:t xml:space="preserve">uv.lock</w:t>
+            </w:r>
+            <w:r>
+              <w:rPr>
+                <w:rFonts w:ascii="Calibri" w:cs="Calibri" w:eastAsia="Calibri" w:hAnsi="Calibri"/>
+                <w:sz w:val="18"/>
+                <w:szCs w:val="18"/>
+              </w:rPr>
+              <w:t xml:space="preserve">, usuario sin privilegios (uid 10001) y solo </w:t>
+            </w:r>
+            <w:r>
+              <w:rPr>
+                <w:rFonts w:ascii="Consolas" w:cs="Consolas" w:eastAsia="Consolas" w:hAnsi="Consolas"/>
+                <w:color w:val="2E3A36"/>
+                <w:sz w:val="16"/>
+                <w:szCs w:val="16"/>
+              </w:rPr>
+              <w:t xml:space="preserve">src/</w:t>
+            </w:r>
+            <w:r>
+              <w:rPr>
+                <w:rFonts w:ascii="Calibri" w:cs="Calibri" w:eastAsia="Calibri" w:hAnsi="Calibri"/>
+                <w:sz w:val="18"/>
+                <w:szCs w:val="18"/>
+              </w:rPr>
+              <w:t xml:space="preserve">. El </w:t>
+            </w:r>
+            <w:r>
+              <w:rPr>
+                <w:rFonts w:ascii="Consolas" w:cs="Consolas" w:eastAsia="Consolas" w:hAnsi="Consolas"/>
+                <w:color w:val="2E3A36"/>
+                <w:sz w:val="16"/>
+                <w:szCs w:val="16"/>
+              </w:rPr>
+              <w:t xml:space="preserve">.dockerignore</w:t>
+            </w:r>
+            <w:r>
+              <w:rPr>
+                <w:rFonts w:ascii="Calibri" w:cs="Calibri" w:eastAsia="Calibri" w:hAnsi="Calibri"/>
+                <w:sz w:val="18"/>
+                <w:szCs w:val="18"/>
+              </w:rPr>
+              <w:t xml:space="preserve"> es una lista de lo permitido. Las imágenes base van fijadas por digest</w:t>
+            </w:r>
+          </w:p>
+        </w:tc>
+      </w:tr>
+      <w:tr>
+        <w:trPr>
+          <w:cantSplit/>
+        </w:trPr>
+        <w:tc>
+          <w:tcPr>
+            <w:tcW w:type="dxa" w:w="2825"/>
+            <w:tcMar>
+              <w:top w:type="dxa" w:w="60"/>
+              <w:left w:type="dxa" w:w="100"/>
+              <w:bottom w:type="dxa" w:w="60"/>
+              <w:right w:type="dxa" w:w="100"/>
+            </w:tcMar>
+          </w:tcPr>
+          <w:p>
+            <w:pPr>
+              <w:spacing w:after="0" w:before="0" w:line="252"/>
+            </w:pPr>
+            <w:r>
+              <w:rPr>
+                <w:rFonts w:ascii="Consolas" w:cs="Consolas" w:eastAsia="Consolas" w:hAnsi="Consolas"/>
+                <w:color w:val="2E3A36"/>
+                <w:sz w:val="16"/>
+                <w:szCs w:val="16"/>
+              </w:rPr>
+              <w:t xml:space="preserve">reusable-supply-chain.yml</w:t>
+            </w:r>
+            <w:r>
+              <w:rPr>
+                <w:rFonts w:ascii="Calibri" w:cs="Calibri" w:eastAsia="Calibri" w:hAnsi="Calibri"/>
+                <w:sz w:val="18"/>
+                <w:szCs w:val="18"/>
+              </w:rPr>
+              <w:t xml:space="preserve">, job </w:t>
+            </w:r>
+            <w:r>
+              <w:rPr>
+                <w:rFonts w:ascii="Consolas" w:cs="Consolas" w:eastAsia="Consolas" w:hAnsi="Consolas"/>
+                <w:color w:val="2E3A36"/>
+                <w:sz w:val="16"/>
+                <w:szCs w:val="16"/>
+              </w:rPr>
+              <w:t xml:space="preserve">build</w:t>
+            </w:r>
+          </w:p>
+        </w:tc>
+        <w:tc>
+          <w:tcPr>
+            <w:tcW w:type="dxa" w:w="1900"/>
+            <w:tcMar>
+              <w:top w:type="dxa" w:w="60"/>
+              <w:left w:type="dxa" w:w="100"/>
+              <w:bottom w:type="dxa" w:w="60"/>
+              <w:right w:type="dxa" w:w="100"/>
+            </w:tcMar>
+          </w:tcPr>
+          <w:p>
+            <w:pPr>
+              <w:spacing w:after="0" w:before="0" w:line="252"/>
+            </w:pPr>
+            <w:r>
+              <w:rPr>
+                <w:rFonts w:ascii="Calibri" w:cs="Calibri" w:eastAsia="Calibri" w:hAnsi="Calibri"/>
+                <w:sz w:val="18"/>
+                <w:szCs w:val="18"/>
+              </w:rPr>
+              <w:t xml:space="preserve">core</w:t>
+            </w:r>
+          </w:p>
+        </w:tc>
+        <w:tc>
+          <w:tcPr>
+            <w:tcW w:type="dxa" w:w="4345"/>
+            <w:tcMar>
+              <w:top w:type="dxa" w:w="60"/>
+              <w:left w:type="dxa" w:w="100"/>
+              <w:bottom w:type="dxa" w:w="60"/>
+              <w:right w:type="dxa" w:w="100"/>
+            </w:tcMar>
+          </w:tcPr>
+          <w:p>
+            <w:pPr>
+              <w:spacing w:after="0" w:before="0" w:line="252"/>
+            </w:pPr>
+            <w:r>
+              <w:rPr>
+                <w:rFonts w:ascii="Calibri" w:cs="Calibri" w:eastAsia="Calibri" w:hAnsi="Calibri"/>
+                <w:sz w:val="18"/>
+                <w:szCs w:val="18"/>
+              </w:rPr>
+              <w:t xml:space="preserve">Solo lectura, en PRs y en main. Exige bases fijadas por digest, construye la imagen y la arranca para probarla (sin root, con el sistema de ficheros en solo lectura y sin el texto de </w:t>
+            </w:r>
+            <w:r>
+              <w:rPr>
+                <w:rFonts w:ascii="Consolas" w:cs="Consolas" w:eastAsia="Consolas" w:hAnsi="Consolas"/>
+                <w:color w:val="2E3A36"/>
+                <w:sz w:val="16"/>
+                <w:szCs w:val="16"/>
+              </w:rPr>
+              <w:t xml:space="preserve">q</w:t>
+            </w:r>
+            <w:r>
+              <w:rPr>
+                <w:rFonts w:ascii="Calibri" w:cs="Calibri" w:eastAsia="Calibri" w:hAnsi="Calibri"/>
+                <w:sz w:val="18"/>
+                <w:szCs w:val="18"/>
+              </w:rPr>
+              <w:t xml:space="preserve"> en los logs) y genera el SBOM SPDX con syft</w:t>
+            </w:r>
+          </w:p>
+        </w:tc>
+      </w:tr>
+      <w:tr>
+        <w:trPr>
+          <w:cantSplit/>
+        </w:trPr>
+        <w:tc>
+          <w:tcPr>
+            <w:tcW w:type="dxa" w:w="2825"/>
+            <w:tcMar>
+              <w:top w:type="dxa" w:w="60"/>
+              <w:left w:type="dxa" w:w="100"/>
+              <w:bottom w:type="dxa" w:w="60"/>
+              <w:right w:type="dxa" w:w="100"/>
+            </w:tcMar>
+          </w:tcPr>
+          <w:p>
+            <w:pPr>
+              <w:spacing w:after="0" w:before="0" w:line="252"/>
+            </w:pPr>
+            <w:r>
+              <w:rPr>
+                <w:rFonts w:ascii="Consolas" w:cs="Consolas" w:eastAsia="Consolas" w:hAnsi="Consolas"/>
+                <w:color w:val="2E3A36"/>
+                <w:sz w:val="16"/>
+                <w:szCs w:val="16"/>
+              </w:rPr>
+              <w:t xml:space="preserve">reusable-supply-chain.yml</w:t>
+            </w:r>
+            <w:r>
+              <w:rPr>
+                <w:rFonts w:ascii="Calibri" w:cs="Calibri" w:eastAsia="Calibri" w:hAnsi="Calibri"/>
+                <w:sz w:val="18"/>
+                <w:szCs w:val="18"/>
+              </w:rPr>
+              <w:t xml:space="preserve">, job </w:t>
+            </w:r>
+            <w:r>
+              <w:rPr>
+                <w:rFonts w:ascii="Consolas" w:cs="Consolas" w:eastAsia="Consolas" w:hAnsi="Consolas"/>
+                <w:color w:val="2E3A36"/>
+                <w:sz w:val="16"/>
+                <w:szCs w:val="16"/>
+              </w:rPr>
+              <w:t xml:space="preserve">publish</w:t>
+            </w:r>
+          </w:p>
+        </w:tc>
+        <w:tc>
+          <w:tcPr>
+            <w:tcW w:type="dxa" w:w="1900"/>
+            <w:tcMar>
+              <w:top w:type="dxa" w:w="60"/>
+              <w:left w:type="dxa" w:w="100"/>
+              <w:bottom w:type="dxa" w:w="60"/>
+              <w:right w:type="dxa" w:w="100"/>
+            </w:tcMar>
+          </w:tcPr>
+          <w:p>
+            <w:pPr>
+              <w:spacing w:after="0" w:before="0" w:line="252"/>
+            </w:pPr>
+            <w:r>
+              <w:rPr>
+                <w:rFonts w:ascii="Calibri" w:cs="Calibri" w:eastAsia="Calibri" w:hAnsi="Calibri"/>
+                <w:sz w:val="18"/>
+                <w:szCs w:val="18"/>
+              </w:rPr>
+              <w:t xml:space="preserve">core</w:t>
+            </w:r>
+          </w:p>
+        </w:tc>
+        <w:tc>
+          <w:tcPr>
+            <w:tcW w:type="dxa" w:w="4345"/>
+            <w:tcMar>
+              <w:top w:type="dxa" w:w="60"/>
+              <w:left w:type="dxa" w:w="100"/>
+              <w:bottom w:type="dxa" w:w="60"/>
+              <w:right w:type="dxa" w:w="100"/>
+            </w:tcMar>
+          </w:tcPr>
+          <w:p>
+            <w:pPr>
+              <w:spacing w:after="0" w:before="0" w:line="252"/>
+            </w:pPr>
+            <w:r>
+              <w:rPr>
+                <w:rFonts w:ascii="Calibri" w:cs="Calibri" w:eastAsia="Calibri" w:hAnsi="Calibri"/>
+                <w:sz w:val="18"/>
+                <w:szCs w:val="18"/>
+              </w:rPr>
+              <w:t xml:space="preserve">Solo en main. Sube la imagen a GHCR, la firma con cosign sin claves, adjunta las atestaciones de procedencia SLSA y de SBOM y verifica las tres contra el workflow de core</w:t>
+            </w:r>
+          </w:p>
+        </w:tc>
+      </w:tr>
+      <w:tr>
+        <w:trPr>
+          <w:cantSplit/>
+        </w:trPr>
+        <w:tc>
+          <w:tcPr>
+            <w:tcW w:type="dxa" w:w="2825"/>
+            <w:tcMar>
+              <w:top w:type="dxa" w:w="60"/>
+              <w:left w:type="dxa" w:w="100"/>
+              <w:bottom w:type="dxa" w:w="60"/>
+              <w:right w:type="dxa" w:w="100"/>
+            </w:tcMar>
+          </w:tcPr>
+          <w:p>
+            <w:pPr>
+              <w:spacing w:after="0" w:before="0" w:line="252"/>
+            </w:pPr>
+            <w:r>
+              <w:rPr>
+                <w:rFonts w:ascii="Consolas" w:cs="Consolas" w:eastAsia="Consolas" w:hAnsi="Consolas"/>
+                <w:color w:val="2E3A36"/>
+                <w:sz w:val="16"/>
+                <w:szCs w:val="16"/>
+              </w:rPr>
+              <w:t xml:space="preserve">supply-chain.yml</w:t>
+            </w:r>
+          </w:p>
+        </w:tc>
+        <w:tc>
+          <w:tcPr>
+            <w:tcW w:type="dxa" w:w="1900"/>
+            <w:tcMar>
+              <w:top w:type="dxa" w:w="60"/>
+              <w:left w:type="dxa" w:w="100"/>
+              <w:bottom w:type="dxa" w:w="60"/>
+              <w:right w:type="dxa" w:w="100"/>
+            </w:tcMar>
+          </w:tcPr>
+          <w:p>
+            <w:pPr>
+              <w:spacing w:after="0" w:before="0" w:line="252"/>
+            </w:pPr>
+            <w:r>
+              <w:rPr>
+                <w:rFonts w:ascii="Calibri" w:cs="Calibri" w:eastAsia="Calibri" w:hAnsi="Calibri"/>
+                <w:sz w:val="18"/>
+                <w:szCs w:val="18"/>
+              </w:rPr>
+              <w:t xml:space="preserve">app</w:t>
+            </w:r>
+          </w:p>
+        </w:tc>
+        <w:tc>
+          <w:tcPr>
+            <w:tcW w:type="dxa" w:w="4345"/>
+            <w:tcMar>
+              <w:top w:type="dxa" w:w="60"/>
+              <w:left w:type="dxa" w:w="100"/>
+              <w:bottom w:type="dxa" w:w="60"/>
+              <w:right w:type="dxa" w:w="100"/>
+            </w:tcMar>
+          </w:tcPr>
+          <w:p>
+            <w:pPr>
+              <w:spacing w:after="0" w:before="0" w:line="252"/>
+            </w:pPr>
+            <w:r>
+              <w:rPr>
+                <w:rFonts w:ascii="Calibri" w:cs="Calibri" w:eastAsia="Calibri" w:hAnsi="Calibri"/>
+                <w:sz w:val="18"/>
+                <w:szCs w:val="18"/>
+              </w:rPr>
+              <w:t xml:space="preserve">Llama al anterior: en PRs con permisos de lectura, en main con permisos para publicar y firmar</w:t>
+            </w:r>
+          </w:p>
+        </w:tc>
+      </w:tr>
+      <w:tr>
+        <w:trPr>
+          <w:cantSplit/>
+        </w:trPr>
+        <w:tc>
+          <w:tcPr>
+            <w:tcW w:type="dxa" w:w="2825"/>
+            <w:tcMar>
+              <w:top w:type="dxa" w:w="60"/>
+              <w:left w:type="dxa" w:w="100"/>
+              <w:bottom w:type="dxa" w:w="60"/>
+              <w:right w:type="dxa" w:w="100"/>
+            </w:tcMar>
+          </w:tcPr>
+          <w:p>
+            <w:pPr>
+              <w:spacing w:after="0" w:before="0" w:line="252"/>
+            </w:pPr>
+            <w:r>
+              <w:rPr>
+                <w:rFonts w:ascii="Consolas" w:cs="Consolas" w:eastAsia="Consolas" w:hAnsi="Consolas"/>
+                <w:color w:val="2E3A36"/>
+                <w:sz w:val="16"/>
+                <w:szCs w:val="16"/>
+              </w:rPr>
+              <w:t xml:space="preserve">api_commit.py</w:t>
+            </w:r>
+          </w:p>
+        </w:tc>
+        <w:tc>
+          <w:tcPr>
+            <w:tcW w:type="dxa" w:w="1900"/>
+            <w:tcMar>
+              <w:top w:type="dxa" w:w="60"/>
+              <w:left w:type="dxa" w:w="100"/>
+              <w:bottom w:type="dxa" w:w="60"/>
+              <w:right w:type="dxa" w:w="100"/>
+            </w:tcMar>
+          </w:tcPr>
+          <w:p>
+            <w:pPr>
+              <w:spacing w:after="0" w:before="0" w:line="252"/>
+            </w:pPr>
+            <w:r>
+              <w:rPr>
+                <w:rFonts w:ascii="Calibri" w:cs="Calibri" w:eastAsia="Calibri" w:hAnsi="Calibri"/>
+                <w:sz w:val="18"/>
+                <w:szCs w:val="18"/>
+              </w:rPr>
+              <w:t xml:space="preserve">core</w:t>
+            </w:r>
+          </w:p>
+        </w:tc>
+        <w:tc>
+          <w:tcPr>
+            <w:tcW w:type="dxa" w:w="4345"/>
+            <w:tcMar>
+              <w:top w:type="dxa" w:w="60"/>
+              <w:left w:type="dxa" w:w="100"/>
+              <w:bottom w:type="dxa" w:w="60"/>
+              <w:right w:type="dxa" w:w="100"/>
+            </w:tcMar>
+          </w:tcPr>
+          <w:p>
+            <w:pPr>
+              <w:spacing w:after="0" w:before="0" w:line="252"/>
+            </w:pPr>
+            <w:r>
+              <w:rPr>
+                <w:rFonts w:ascii="Calibri" w:cs="Calibri" w:eastAsia="Calibri" w:hAnsi="Calibri"/>
+                <w:sz w:val="18"/>
+                <w:szCs w:val="18"/>
+              </w:rPr>
+              <w:t xml:space="preserve">Publica los commits del agente por la API de GitHub para que salgan firmados</w:t>
+            </w:r>
+          </w:p>
+        </w:tc>
+      </w:tr>
+    </w:tbl>
+    <w:p>
+      <w:pPr>
+        <w:spacing w:after="120"/>
+      </w:pPr>
+    </w:p>
+    <w:p>
+      <w:pPr>
+        <w:keepNext w:val="false"/>
+        <w:spacing w:after="140" w:line="288"/>
+        <w:jc w:val="both"/>
+      </w:pPr>
+      <w:r>
+        <w:rPr>
+          <w:rFonts w:ascii="Calibri" w:cs="Calibri" w:eastAsia="Calibri" w:hAnsi="Calibri"/>
+        </w:rPr>
+        <w:t xml:space="preserve">La firma no usa claves que haya que guardar. En el job, cosign y la acción de atestaciones piden un certificado a Sigstore con el token OIDC del workflow. Ese certificado dura unos minutos y lleva como identidad el workflow que firma; la firma queda además en Rekor, un registro público de transparencia. Como el workflow vive en core, la identidad es la de core y no la de app: una firma solo es válida si la hizo el pipeline de la plataforma, y ni el repositorio de la aplicación ni el agente pueden producirla. Por la misma razón, </w:t>
+      </w:r>
+      <w:r>
+        <w:rPr>
+          <w:rFonts w:ascii="Consolas" w:cs="Consolas" w:eastAsia="Consolas" w:hAnsi="Consolas"/>
+          <w:color w:val="2E3A36"/>
+          <w:sz w:val="20"/>
+          <w:szCs w:val="20"/>
+        </w:rPr>
+        <w:t xml:space="preserve">Dockerfile</w:t>
+      </w:r>
+      <w:r>
+        <w:rPr>
+          <w:rFonts w:ascii="Calibri" w:cs="Calibri" w:eastAsia="Calibri" w:hAnsi="Calibri"/>
+        </w:rPr>
+        <w:t xml:space="preserve"> y </w:t>
+      </w:r>
+      <w:r>
+        <w:rPr>
+          <w:rFonts w:ascii="Consolas" w:cs="Consolas" w:eastAsia="Consolas" w:hAnsi="Consolas"/>
+          <w:color w:val="2E3A36"/>
+          <w:sz w:val="20"/>
+          <w:szCs w:val="20"/>
+        </w:rPr>
+        <w:t xml:space="preserve">.dockerignore</w:t>
+      </w:r>
+      <w:r>
+        <w:rPr>
+          <w:rFonts w:ascii="Calibri" w:cs="Calibri" w:eastAsia="Calibri" w:hAnsi="Calibri"/>
+        </w:rPr>
+        <w:t xml:space="preserve"> pasan a la lista de ficheros que el agente no puede tocar: definen lo que se firma.</w:t>
+      </w:r>
+    </w:p>
+    <w:p>
+      <w:pPr>
+        <w:pStyle w:val="Heading3"/>
+        <w:keepNext/>
+      </w:pPr>
+      <w:r>
+        <w:rPr>
+          <w:rFonts w:ascii="Calibri" w:cs="Calibri" w:eastAsia="Calibri" w:hAnsi="Calibri"/>
+        </w:rPr>
+        <w:t xml:space="preserve">Puesta en marcha</w:t>
+      </w:r>
+    </w:p>
+    <w:p>
+      <w:pPr>
+        <w:keepNext w:val="false"/>
+        <w:spacing w:after="140" w:line="288"/>
+        <w:jc w:val="both"/>
+      </w:pPr>
+      <w:r>
+        <w:rPr>
+          <w:rFonts w:ascii="Calibri" w:cs="Calibri" w:eastAsia="Calibri" w:hAnsi="Calibri"/>
+        </w:rPr>
+        <w:t xml:space="preserve">Desde la sesión de trabajo no se llega a Docker Hub ni a GHCR, así que el asistente no podía consultar los digests de las imágenes base. Lo resolvió el propio CI. La primera ejecución de app#21 falló a propósito con la anotación «Fija python:3.12-slim-bookworm por digest: …@sha256:34386ef0…», y lo mismo para la imagen de uv. Con los digests fijados, la segunda pasó.</w:t>
+      </w:r>
+    </w:p>
+    <w:p>
+      <w:pPr>
+        <w:keepNext w:val="false"/>
+        <w:spacing w:after="140" w:line="288"/>
+        <w:jc w:val="both"/>
+      </w:pPr>
+      <w:r>
+        <w:rPr>
+          <w:rFonts w:ascii="Calibri" w:cs="Calibri" w:eastAsia="Calibri" w:hAnsi="Calibri"/>
+        </w:rPr>
+        <w:t xml:space="preserve">El primer merge en main falló al subir a GHCR. El workflow reutilizable declaraba </w:t>
+      </w:r>
+      <w:r>
+        <w:rPr>
+          <w:rFonts w:ascii="Consolas" w:cs="Consolas" w:eastAsia="Consolas" w:hAnsi="Consolas"/>
+          <w:color w:val="2E3A36"/>
+          <w:sz w:val="20"/>
+          <w:szCs w:val="20"/>
+        </w:rPr>
+        <w:t xml:space="preserve">permissions: {}</w:t>
+      </w:r>
+      <w:r>
+        <w:rPr>
+          <w:rFonts w:ascii="Calibri" w:cs="Calibri" w:eastAsia="Calibri" w:hAnsi="Calibri"/>
+        </w:rPr>
+        <w:t xml:space="preserve"> a nivel de workflow, y el job </w:t>
+      </w:r>
+      <w:r>
+        <w:rPr>
+          <w:rFonts w:ascii="Consolas" w:cs="Consolas" w:eastAsia="Consolas" w:hAnsi="Consolas"/>
+          <w:color w:val="2E3A36"/>
+          <w:sz w:val="20"/>
+          <w:szCs w:val="20"/>
+        </w:rPr>
+        <w:t xml:space="preserve">publish</w:t>
+      </w:r>
+      <w:r>
+        <w:rPr>
+          <w:rFonts w:ascii="Calibri" w:cs="Calibri" w:eastAsia="Calibri" w:hAnsi="Calibri"/>
+        </w:rPr>
+        <w:t xml:space="preserve">, que no declara permisos para poder heredar los de quien lo llama, heredó ese bloque vacío. Quitarlo (core#18) y relanzar la ejecución bastó. Para no depender de los logs, que la sesión no puede leer, el job deja ahora una anotación cuando la subida falla.</w:t>
+      </w:r>
+    </w:p>
+    <w:p>
+      <w:pPr>
+        <w:pStyle w:val="Heading3"/>
+        <w:keepNext/>
+      </w:pPr>
+      <w:r>
+        <w:rPr>
+          <w:rFonts w:ascii="Calibri" w:cs="Calibri" w:eastAsia="Calibri" w:hAnsi="Calibri"/>
+        </w:rPr>
+        <w:t xml:space="preserve">Resultado</w:t>
+      </w:r>
+    </w:p>
+    <w:p>
+      <w:pPr>
+        <w:keepNext/>
+        <w:spacing w:after="140" w:line="288"/>
+        <w:jc w:val="both"/>
+      </w:pPr>
+      <w:r>
+        <w:rPr>
+          <w:rFonts w:ascii="Calibri" w:cs="Calibri" w:eastAsia="Calibri" w:hAnsi="Calibri"/>
+        </w:rPr>
+        <w:t xml:space="preserve">La imagen quedó publicada como </w:t>
+      </w:r>
+      <w:r>
+        <w:rPr>
+          <w:rFonts w:ascii="Consolas" w:cs="Consolas" w:eastAsia="Consolas" w:hAnsi="Consolas"/>
+          <w:color w:val="2E3A36"/>
+          <w:sz w:val="20"/>
+          <w:szCs w:val="20"/>
+        </w:rPr>
+        <w:t xml:space="preserve">ghcr.io/acbacb77/poc-almagentic-app@sha256:02e89f6f…</w:t>
+      </w:r>
+      <w:r>
+        <w:rPr>
+          <w:rFonts w:ascii="Calibri" w:cs="Calibri" w:eastAsia="Calibri" w:hAnsi="Calibri"/>
+        </w:rPr>
+        <w:t xml:space="preserve">. Además de la verificación que hace el propio workflow, se comprobó por la API de GitHub:</w:t>
+      </w:r>
+    </w:p>
+    <w:tbl>
+      <w:tblPr>
+        <w:tblW w:type="dxa" w:w="9070"/>
+        <w:tblBorders>
+          <w:top w:val="single" w:color="C9D3CF" w:sz="4"/>
+          <w:left w:val="single" w:color="C9D3CF" w:sz="4"/>
+          <w:bottom w:val="single" w:color="C9D3CF" w:sz="4"/>
+          <w:right w:val="single" w:color="C9D3CF" w:sz="4"/>
+          <w:insideH w:val="single" w:color="C9D3CF" w:sz="4"/>
+          <w:insideV w:val="single" w:color="C9D3CF" w:sz="4"/>
+        </w:tblBorders>
+      </w:tblPr>
+      <w:tblGrid>
+        <w:gridCol w:w="2936"/>
+        <w:gridCol w:w="6134"/>
+      </w:tblGrid>
+      <w:tr>
+        <w:trPr>
+          <w:tblHeader/>
+        </w:trPr>
+        <w:tc>
+          <w:tcPr>
+            <w:tcW w:type="dxa" w:w="2936"/>
+            <w:shd w:fill="E3EEEA" w:color="auto" w:val="clear"/>
+            <w:tcMar>
+              <w:top w:type="dxa" w:w="60"/>
+              <w:left w:type="dxa" w:w="100"/>
+              <w:bottom w:type="dxa" w:w="60"/>
+              <w:right w:type="dxa" w:w="100"/>
+            </w:tcMar>
+          </w:tcPr>
+          <w:p>
+            <w:pPr>
+              <w:spacing w:after="0" w:before="0" w:line="252"/>
+            </w:pPr>
+            <w:r>
+              <w:rPr>
+                <w:rFonts w:ascii="Calibri" w:cs="Calibri" w:eastAsia="Calibri" w:hAnsi="Calibri"/>
+                <w:b/>
+                <w:bCs/>
+                <w:sz w:val="18"/>
+                <w:szCs w:val="18"/>
+              </w:rPr>
+              <w:t xml:space="preserve">Comprobación</w:t>
+            </w:r>
+          </w:p>
+        </w:tc>
+        <w:tc>
+          <w:tcPr>
+            <w:tcW w:type="dxa" w:w="6134"/>
+            <w:shd w:fill="E3EEEA" w:color="auto" w:val="clear"/>
+            <w:tcMar>
+              <w:top w:type="dxa" w:w="60"/>
+              <w:left w:type="dxa" w:w="100"/>
+              <w:bottom w:type="dxa" w:w="60"/>
+              <w:right w:type="dxa" w:w="100"/>
+            </w:tcMar>
+          </w:tcPr>
+          <w:p>
+            <w:pPr>
+              <w:spacing w:after="0" w:before="0" w:line="252"/>
+            </w:pPr>
+            <w:r>
+              <w:rPr>
+                <w:rFonts w:ascii="Calibri" w:cs="Calibri" w:eastAsia="Calibri" w:hAnsi="Calibri"/>
+                <w:b/>
+                <w:bCs/>
+                <w:sz w:val="18"/>
+                <w:szCs w:val="18"/>
+              </w:rPr>
+              <w:t xml:space="preserve">Resultado</w:t>
+            </w:r>
+          </w:p>
+        </w:tc>
+      </w:tr>
+      <w:tr>
+        <w:trPr>
+          <w:cantSplit/>
+        </w:trPr>
+        <w:tc>
+          <w:tcPr>
+            <w:tcW w:type="dxa" w:w="2936"/>
+            <w:tcMar>
+              <w:top w:type="dxa" w:w="60"/>
+              <w:left w:type="dxa" w:w="100"/>
+              <w:bottom w:type="dxa" w:w="60"/>
+              <w:right w:type="dxa" w:w="100"/>
+            </w:tcMar>
+          </w:tcPr>
+          <w:p>
+            <w:pPr>
+              <w:spacing w:after="0" w:before="0" w:line="252"/>
+            </w:pPr>
+            <w:r>
+              <w:rPr>
+                <w:rFonts w:ascii="Calibri" w:cs="Calibri" w:eastAsia="Calibri" w:hAnsi="Calibri"/>
+                <w:sz w:val="18"/>
+                <w:szCs w:val="18"/>
+              </w:rPr>
+              <w:t xml:space="preserve">Atestaciones del digest</w:t>
+            </w:r>
+          </w:p>
+        </w:tc>
+        <w:tc>
+          <w:tcPr>
+            <w:tcW w:type="dxa" w:w="6134"/>
+            <w:tcMar>
+              <w:top w:type="dxa" w:w="60"/>
+              <w:left w:type="dxa" w:w="100"/>
+              <w:bottom w:type="dxa" w:w="60"/>
+              <w:right w:type="dxa" w:w="100"/>
+            </w:tcMar>
+          </w:tcPr>
+          <w:p>
+            <w:pPr>
+              <w:spacing w:after="0" w:before="0" w:line="252"/>
+            </w:pPr>
+            <w:r>
+              <w:rPr>
+                <w:rFonts w:ascii="Calibri" w:cs="Calibri" w:eastAsia="Calibri" w:hAnsi="Calibri"/>
+                <w:sz w:val="18"/>
+                <w:szCs w:val="18"/>
+              </w:rPr>
+              <w:t xml:space="preserve">Dos: procedencia SLSA v1 (construida desde </w:t>
+            </w:r>
+            <w:r>
+              <w:rPr>
+                <w:rFonts w:ascii="Consolas" w:cs="Consolas" w:eastAsia="Consolas" w:hAnsi="Consolas"/>
+                <w:color w:val="2E3A36"/>
+                <w:sz w:val="16"/>
+                <w:szCs w:val="16"/>
+              </w:rPr>
+              <w:t xml:space="preserve">supply-chain.yml</w:t>
+            </w:r>
+            <w:r>
+              <w:rPr>
+                <w:rFonts w:ascii="Calibri" w:cs="Calibri" w:eastAsia="Calibri" w:hAnsi="Calibri"/>
+                <w:sz w:val="18"/>
+                <w:szCs w:val="18"/>
+              </w:rPr>
+              <w:t xml:space="preserve"> en </w:t>
+            </w:r>
+            <w:r>
+              <w:rPr>
+                <w:rFonts w:ascii="Consolas" w:cs="Consolas" w:eastAsia="Consolas" w:hAnsi="Consolas"/>
+                <w:color w:val="2E3A36"/>
+                <w:sz w:val="16"/>
+                <w:szCs w:val="16"/>
+              </w:rPr>
+              <w:t xml:space="preserve">refs/heads/main</w:t>
+            </w:r>
+            <w:r>
+              <w:rPr>
+                <w:rFonts w:ascii="Calibri" w:cs="Calibri" w:eastAsia="Calibri" w:hAnsi="Calibri"/>
+                <w:sz w:val="18"/>
+                <w:szCs w:val="18"/>
+              </w:rPr>
+              <w:t xml:space="preserve"> de app) y SBOM SPDX 2.3</w:t>
+            </w:r>
+          </w:p>
+        </w:tc>
+      </w:tr>
+      <w:tr>
+        <w:trPr>
+          <w:cantSplit/>
+        </w:trPr>
+        <w:tc>
+          <w:tcPr>
+            <w:tcW w:type="dxa" w:w="2936"/>
+            <w:tcMar>
+              <w:top w:type="dxa" w:w="60"/>
+              <w:left w:type="dxa" w:w="100"/>
+              <w:bottom w:type="dxa" w:w="60"/>
+              <w:right w:type="dxa" w:w="100"/>
+            </w:tcMar>
+          </w:tcPr>
+          <w:p>
+            <w:pPr>
+              <w:spacing w:after="0" w:before="0" w:line="252"/>
+            </w:pPr>
+            <w:r>
+              <w:rPr>
+                <w:rFonts w:ascii="Calibri" w:cs="Calibri" w:eastAsia="Calibri" w:hAnsi="Calibri"/>
+                <w:sz w:val="18"/>
+                <w:szCs w:val="18"/>
+              </w:rPr>
+              <w:t xml:space="preserve">Certificado de firma</w:t>
+            </w:r>
+          </w:p>
+        </w:tc>
+        <w:tc>
+          <w:tcPr>
+            <w:tcW w:type="dxa" w:w="6134"/>
+            <w:tcMar>
+              <w:top w:type="dxa" w:w="60"/>
+              <w:left w:type="dxa" w:w="100"/>
+              <w:bottom w:type="dxa" w:w="60"/>
+              <w:right w:type="dxa" w:w="100"/>
+            </w:tcMar>
+          </w:tcPr>
+          <w:p>
+            <w:pPr>
+              <w:spacing w:after="0" w:before="0" w:line="252"/>
+            </w:pPr>
+            <w:r>
+              <w:rPr>
+                <w:rFonts w:ascii="Calibri" w:cs="Calibri" w:eastAsia="Calibri" w:hAnsi="Calibri"/>
+                <w:sz w:val="18"/>
+                <w:szCs w:val="18"/>
+              </w:rPr>
+              <w:t xml:space="preserve">Emitido por Sigstore, válido 10 minutos, identidad </w:t>
+            </w:r>
+            <w:r>
+              <w:rPr>
+                <w:rFonts w:ascii="Consolas" w:cs="Consolas" w:eastAsia="Consolas" w:hAnsi="Consolas"/>
+                <w:color w:val="2E3A36"/>
+                <w:sz w:val="16"/>
+                <w:szCs w:val="16"/>
+              </w:rPr>
+              <w:t xml:space="preserve">…/poc-almagentic-core/.github/workflows/reusable-supply-chain.yml@refs/tags/v1</w:t>
+            </w:r>
+          </w:p>
+        </w:tc>
+      </w:tr>
+      <w:tr>
+        <w:trPr>
+          <w:cantSplit/>
+        </w:trPr>
+        <w:tc>
+          <w:tcPr>
+            <w:tcW w:type="dxa" w:w="2936"/>
+            <w:tcMar>
+              <w:top w:type="dxa" w:w="60"/>
+              <w:left w:type="dxa" w:w="100"/>
+              <w:bottom w:type="dxa" w:w="60"/>
+              <w:right w:type="dxa" w:w="100"/>
+            </w:tcMar>
+          </w:tcPr>
+          <w:p>
+            <w:pPr>
+              <w:spacing w:after="0" w:before="0" w:line="252"/>
+            </w:pPr>
+            <w:r>
+              <w:rPr>
+                <w:rFonts w:ascii="Calibri" w:cs="Calibri" w:eastAsia="Calibri" w:hAnsi="Calibri"/>
+                <w:sz w:val="18"/>
+                <w:szCs w:val="18"/>
+              </w:rPr>
+              <w:t xml:space="preserve">Registro de transparencia</w:t>
+            </w:r>
+          </w:p>
+        </w:tc>
+        <w:tc>
+          <w:tcPr>
+            <w:tcW w:type="dxa" w:w="6134"/>
+            <w:tcMar>
+              <w:top w:type="dxa" w:w="60"/>
+              <w:left w:type="dxa" w:w="100"/>
+              <w:bottom w:type="dxa" w:w="60"/>
+              <w:right w:type="dxa" w:w="100"/>
+            </w:tcMar>
+          </w:tcPr>
+          <w:p>
+            <w:pPr>
+              <w:spacing w:after="0" w:before="0" w:line="252"/>
+            </w:pPr>
+            <w:r>
+              <w:rPr>
+                <w:rFonts w:ascii="Calibri" w:cs="Calibri" w:eastAsia="Calibri" w:hAnsi="Calibri"/>
+                <w:sz w:val="18"/>
+                <w:szCs w:val="18"/>
+              </w:rPr>
+              <w:t xml:space="preserve">Entrada 3226607006 en Rekor</w:t>
+            </w:r>
+          </w:p>
+        </w:tc>
+      </w:tr>
+      <w:tr>
+        <w:trPr>
+          <w:cantSplit/>
+        </w:trPr>
+        <w:tc>
+          <w:tcPr>
+            <w:tcW w:type="dxa" w:w="2936"/>
+            <w:tcMar>
+              <w:top w:type="dxa" w:w="60"/>
+              <w:left w:type="dxa" w:w="100"/>
+              <w:bottom w:type="dxa" w:w="60"/>
+              <w:right w:type="dxa" w:w="100"/>
+            </w:tcMar>
+          </w:tcPr>
+          <w:p>
+            <w:pPr>
+              <w:spacing w:after="0" w:before="0" w:line="252"/>
+            </w:pPr>
+            <w:r>
+              <w:rPr>
+                <w:rFonts w:ascii="Calibri" w:cs="Calibri" w:eastAsia="Calibri" w:hAnsi="Calibri"/>
+                <w:sz w:val="18"/>
+                <w:szCs w:val="18"/>
+              </w:rPr>
+              <w:t xml:space="preserve">Prueba de humo</w:t>
+            </w:r>
+          </w:p>
+        </w:tc>
+        <w:tc>
+          <w:tcPr>
+            <w:tcW w:type="dxa" w:w="6134"/>
+            <w:tcMar>
+              <w:top w:type="dxa" w:w="60"/>
+              <w:left w:type="dxa" w:w="100"/>
+              <w:bottom w:type="dxa" w:w="60"/>
+              <w:right w:type="dxa" w:w="100"/>
+            </w:tcMar>
+          </w:tcPr>
+          <w:p>
+            <w:pPr>
+              <w:spacing w:after="0" w:before="0" w:line="252"/>
+            </w:pPr>
+            <w:r>
+              <w:rPr>
+                <w:rFonts w:ascii="Calibri" w:cs="Calibri" w:eastAsia="Calibri" w:hAnsi="Calibri"/>
+                <w:sz w:val="18"/>
+                <w:szCs w:val="18"/>
+              </w:rPr>
+              <w:t xml:space="preserve">La imagen corre sin root y con el sistema de ficheros en solo lectura, y el texto de </w:t>
+            </w:r>
+            <w:r>
+              <w:rPr>
+                <w:rFonts w:ascii="Consolas" w:cs="Consolas" w:eastAsia="Consolas" w:hAnsi="Consolas"/>
+                <w:color w:val="2E3A36"/>
+                <w:sz w:val="16"/>
+                <w:szCs w:val="16"/>
+              </w:rPr>
+              <w:t xml:space="preserve">q</w:t>
+            </w:r>
+            <w:r>
+              <w:rPr>
+                <w:rFonts w:ascii="Calibri" w:cs="Calibri" w:eastAsia="Calibri" w:hAnsi="Calibri"/>
+                <w:sz w:val="18"/>
+                <w:szCs w:val="18"/>
+              </w:rPr>
+              <w:t xml:space="preserve"> no aparece en sus logs. Esto confirmó con uvicorn real el filtro que el agente añadió en la extensión F</w:t>
+            </w:r>
+          </w:p>
+        </w:tc>
+      </w:tr>
+    </w:tbl>
+    <w:p>
+      <w:pPr>
+        <w:spacing w:after="120"/>
+      </w:pPr>
+    </w:p>
+    <w:p>
+      <w:pPr>
+        <w:pStyle w:val="Heading3"/>
+        <w:keepNext/>
+      </w:pPr>
+      <w:r>
+        <w:rPr>
+          <w:rFonts w:ascii="Calibri" w:cs="Calibri" w:eastAsia="Calibri" w:hAnsi="Calibri"/>
+        </w:rPr>
+        <w:t xml:space="preserve">Commits del agente verificados</w:t>
+      </w:r>
+    </w:p>
+    <w:p>
+      <w:pPr>
+        <w:keepNext w:val="false"/>
+        <w:spacing w:after="140" w:line="288"/>
+        <w:jc w:val="both"/>
+      </w:pPr>
+      <w:r>
+        <w:rPr>
+          <w:rFonts w:ascii="Calibri" w:cs="Calibri" w:eastAsia="Calibri" w:hAnsi="Calibri"/>
+        </w:rPr>
+        <w:t xml:space="preserve">Los commits del bot salían con </w:t>
+      </w:r>
+      <w:r>
+        <w:rPr>
+          <w:rFonts w:ascii="Consolas" w:cs="Consolas" w:eastAsia="Consolas" w:hAnsi="Consolas"/>
+          <w:color w:val="2E3A36"/>
+          <w:sz w:val="20"/>
+          <w:szCs w:val="20"/>
+        </w:rPr>
+        <w:t xml:space="preserve">verified: false</w:t>
+      </w:r>
+      <w:r>
+        <w:rPr>
+          <w:rFonts w:ascii="Calibri" w:cs="Calibri" w:eastAsia="Calibri" w:hAnsi="Calibri"/>
+        </w:rPr>
+        <w:t xml:space="preserve">. El job </w:t>
+      </w:r>
+      <w:r>
+        <w:rPr>
+          <w:rFonts w:ascii="Consolas" w:cs="Consolas" w:eastAsia="Consolas" w:hAnsi="Consolas"/>
+          <w:color w:val="2E3A36"/>
+          <w:sz w:val="20"/>
+          <w:szCs w:val="20"/>
+        </w:rPr>
+        <w:t xml:space="preserve">publish</w:t>
+      </w:r>
+      <w:r>
+        <w:rPr>
+          <w:rFonts w:ascii="Calibri" w:cs="Calibri" w:eastAsia="Calibri" w:hAnsi="Calibri"/>
+        </w:rPr>
+        <w:t xml:space="preserve"> hacía </w:t>
+      </w:r>
+      <w:r>
+        <w:rPr>
+          <w:rFonts w:ascii="Consolas" w:cs="Consolas" w:eastAsia="Consolas" w:hAnsi="Consolas"/>
+          <w:color w:val="2E3A36"/>
+          <w:sz w:val="20"/>
+          <w:szCs w:val="20"/>
+        </w:rPr>
+        <w:t xml:space="preserve">git commit</w:t>
+      </w:r>
+      <w:r>
+        <w:rPr>
+          <w:rFonts w:ascii="Calibri" w:cs="Calibri" w:eastAsia="Calibri" w:hAnsi="Calibri"/>
+        </w:rPr>
+        <w:t xml:space="preserve"> con el nombre del bot y </w:t>
+      </w:r>
+      <w:r>
+        <w:rPr>
+          <w:rFonts w:ascii="Consolas" w:cs="Consolas" w:eastAsia="Consolas" w:hAnsi="Consolas"/>
+          <w:color w:val="2E3A36"/>
+          <w:sz w:val="20"/>
+          <w:szCs w:val="20"/>
+        </w:rPr>
+        <w:t xml:space="preserve">git push</w:t>
+      </w:r>
+      <w:r>
+        <w:rPr>
+          <w:rFonts w:ascii="Calibri" w:cs="Calibri" w:eastAsia="Calibri" w:hAnsi="Calibri"/>
+        </w:rPr>
+        <w:t xml:space="preserve"> con el token de la App, y el nombre del autor de un commit es texto libre. Ahora el job sigue aplicando el parche y revisando el commit local con </w:t>
+      </w:r>
+      <w:r>
+        <w:rPr>
+          <w:rFonts w:ascii="Consolas" w:cs="Consolas" w:eastAsia="Consolas" w:hAnsi="Consolas"/>
+          <w:color w:val="2E3A36"/>
+          <w:sz w:val="20"/>
+          <w:szCs w:val="20"/>
+        </w:rPr>
+        <w:t xml:space="preserve">check_pr_files.py</w:t>
+      </w:r>
+      <w:r>
+        <w:rPr>
+          <w:rFonts w:ascii="Calibri" w:cs="Calibri" w:eastAsia="Calibri" w:hAnsi="Calibri"/>
+        </w:rPr>
+        <w:t xml:space="preserve">, pero lo publica recreándolo con la mutación </w:t>
+      </w:r>
+      <w:r>
+        <w:rPr>
+          <w:rFonts w:ascii="Consolas" w:cs="Consolas" w:eastAsia="Consolas" w:hAnsi="Consolas"/>
+          <w:color w:val="2E3A36"/>
+          <w:sz w:val="20"/>
+          <w:szCs w:val="20"/>
+        </w:rPr>
+        <w:t xml:space="preserve">createCommitOnBranch</w:t>
+      </w:r>
+      <w:r>
+        <w:rPr>
+          <w:rFonts w:ascii="Calibri" w:cs="Calibri" w:eastAsia="Calibri" w:hAnsi="Calibri"/>
+        </w:rPr>
+        <w:t xml:space="preserve"> de la API de GitHub. GitHub firma los commits que una App crea por la API. La mutación recibe el commit esperado de la rama y falla si alguien ha subido algo entretanto, la misma garantía que antes daba la comprobación previa. Los ficheros ejecutables, los enlaces simbólicos y los submódulos no los admite la API, y el script los rechaza con un mensaje claro.</w:t>
+      </w:r>
+    </w:p>
+    <w:p>
+      <w:pPr>
+        <w:keepNext w:val="false"/>
+        <w:spacing w:after="140" w:line="288"/>
+        <w:jc w:val="both"/>
+      </w:pPr>
+      <w:r>
+        <w:rPr>
+          <w:rFonts w:ascii="Calibri" w:cs="Calibri" w:eastAsia="Calibri" w:hAnsi="Calibri"/>
+        </w:rPr>
+        <w:t xml:space="preserve">La prueba fue un </w:t>
+      </w:r>
+      <w:r>
+        <w:rPr>
+          <w:rFonts w:ascii="Consolas" w:cs="Consolas" w:eastAsia="Consolas" w:hAnsi="Consolas"/>
+          <w:color w:val="2E3A36"/>
+          <w:sz w:val="20"/>
+          <w:szCs w:val="20"/>
+        </w:rPr>
+        <w:t xml:space="preserve">@claude</w:t>
+      </w:r>
+      <w:r>
+        <w:rPr>
+          <w:rFonts w:ascii="Calibri" w:cs="Calibri" w:eastAsia="Calibri" w:hAnsi="Calibri"/>
+        </w:rPr>
+        <w:t xml:space="preserve"> en app#22 que pedía al agente la mejora que había sugerido el revisor en app#16: que el test de </w:t>
+      </w:r>
+      <w:r>
+        <w:rPr>
+          <w:rFonts w:ascii="Consolas" w:cs="Consolas" w:eastAsia="Consolas" w:hAnsi="Consolas"/>
+          <w:color w:val="2E3A36"/>
+          <w:sz w:val="20"/>
+          <w:szCs w:val="20"/>
+        </w:rPr>
+        <w:t xml:space="preserve">Cache-Control</w:t>
+      </w:r>
+      <w:r>
+        <w:rPr>
+          <w:rFonts w:ascii="Calibri" w:cs="Calibri" w:eastAsia="Calibri" w:hAnsi="Calibri"/>
+        </w:rPr>
+        <w:t xml:space="preserve"> no dependiera de un producto concreto del catálogo. El commit del agente salió con </w:t>
+      </w:r>
+      <w:r>
+        <w:rPr>
+          <w:rFonts w:ascii="Consolas" w:cs="Consolas" w:eastAsia="Consolas" w:hAnsi="Consolas"/>
+          <w:color w:val="2E3A36"/>
+          <w:sz w:val="20"/>
+          <w:szCs w:val="20"/>
+        </w:rPr>
+        <w:t xml:space="preserve">verified: true</w:t>
+      </w:r>
+      <w:r>
+        <w:rPr>
+          <w:rFonts w:ascii="Calibri" w:cs="Calibri" w:eastAsia="Calibri" w:hAnsi="Calibri"/>
+        </w:rPr>
+        <w:t xml:space="preserve">. Con esto, la cadena queda verificable de punta a punta: el commit del agente lo firma GitHub, la imagen la firma el pipeline de core y la procedencia une los dos.</w:t>
+      </w:r>
+    </w:p>
+    <w:p>
+      <w:pPr>
+        <w:pStyle w:val="Heading2"/>
+        <w:keepNext/>
+      </w:pPr>
+      <w:r>
+        <w:rPr>
+          <w:rFonts w:ascii="Calibri" w:cs="Calibri" w:eastAsia="Calibri" w:hAnsi="Calibri"/>
+        </w:rPr>
         <w:t xml:space="preserve">Tareas pendientes</w:t>
       </w:r>
     </w:p>
@@ -19774,7 +21144,7 @@
           <w:sz w:val="21"/>
           <w:szCs w:val="21"/>
         </w:rPr>
-        <w:t xml:space="preserve">Las secciones de las tareas 9 a 12 y de las extensiones B a E se añadirán a medida que se implementen: cadena de suministro, despliegue GitOps, </w:t>
+        <w:t xml:space="preserve">Las secciones de las tareas 10 a 12 y de las extensiones B a E se añadirán a medida que se implementen: despliegue GitOps, </w:t>
       </w:r>
       <w:r>
         <w:rPr>
@@ -31707,18 +33077,6 @@
     </w:p>
     <w:p>
       <w:pPr>
-        <w:pStyle w:val="Heading2"/>
-        <w:keepNext/>
-      </w:pPr>
-      <w:r>
-        <w:rPr>
-          <w:rFonts w:ascii="Calibri" w:cs="Calibri" w:eastAsia="Calibri" w:hAnsi="Calibri"/>
-        </w:rPr>
-        <w:t xml:space="preserve">Pruebas realizadas y resultados</w:t>
-      </w:r>
-    </w:p>
-    <w:p>
-      <w:pPr>
         <w:pStyle w:val="Heading3"/>
         <w:keepNext/>
       </w:pPr>
@@ -31726,7 +33084,7 @@
         <w:rPr>
           <w:rFonts w:ascii="Calibri" w:cs="Calibri" w:eastAsia="Calibri" w:hAnsi="Calibri"/>
         </w:rPr>
-        <w:t xml:space="preserve">Pruebas automáticas</w:t>
+        <w:t xml:space="preserve">Fase 14 · Cadena de suministro (12 de octubre)</w:t>
       </w:r>
     </w:p>
     <w:tbl>
@@ -31742,9 +33100,10 @@
         </w:tblBorders>
       </w:tblPr>
       <w:tblGrid>
-        <w:gridCol w:w="2579"/>
-        <w:gridCol w:w="4017"/>
-        <w:gridCol w:w="2474"/>
+        <w:gridCol w:w="700"/>
+        <w:gridCol w:w="2676"/>
+        <w:gridCol w:w="4094"/>
+        <w:gridCol w:w="1600"/>
       </w:tblGrid>
       <w:tr>
         <w:trPr>
@@ -31752,7 +33111,7 @@
         </w:trPr>
         <w:tc>
           <w:tcPr>
-            <w:tcW w:type="dxa" w:w="2579"/>
+            <w:tcW w:type="dxa" w:w="700"/>
             <w:shd w:fill="E3EEEA" w:color="auto" w:val="clear"/>
             <w:tcMar>
               <w:top w:type="dxa" w:w="60"/>
@@ -31773,13 +33132,13 @@
                 <w:sz w:val="18"/>
                 <w:szCs w:val="18"/>
               </w:rPr>
-              <w:t xml:space="preserve">Componente</w:t>
-            </w:r>
-          </w:p>
-        </w:tc>
-        <w:tc>
-          <w:tcPr>
-            <w:tcW w:type="dxa" w:w="4017"/>
+              <w:t xml:space="preserve">#</w:t>
+            </w:r>
+          </w:p>
+        </w:tc>
+        <w:tc>
+          <w:tcPr>
+            <w:tcW w:type="dxa" w:w="2676"/>
             <w:shd w:fill="E3EEEA" w:color="auto" w:val="clear"/>
             <w:tcMar>
               <w:top w:type="dxa" w:w="60"/>
@@ -31800,13 +33159,40 @@
                 <w:sz w:val="18"/>
                 <w:szCs w:val="18"/>
               </w:rPr>
-              <w:t xml:space="preserve">Pruebas</w:t>
-            </w:r>
-          </w:p>
-        </w:tc>
-        <w:tc>
-          <w:tcPr>
-            <w:tcW w:type="dxa" w:w="2474"/>
+              <w:t xml:space="preserve">Petición del autor</w:t>
+            </w:r>
+          </w:p>
+        </w:tc>
+        <w:tc>
+          <w:tcPr>
+            <w:tcW w:type="dxa" w:w="4094"/>
+            <w:shd w:fill="E3EEEA" w:color="auto" w:val="clear"/>
+            <w:tcMar>
+              <w:top w:type="dxa" w:w="60"/>
+              <w:left w:type="dxa" w:w="100"/>
+              <w:bottom w:type="dxa" w:w="60"/>
+              <w:right w:type="dxa" w:w="100"/>
+            </w:tcMar>
+          </w:tcPr>
+          <w:p>
+            <w:pPr>
+              <w:spacing w:after="0" w:before="0" w:line="252"/>
+            </w:pPr>
+            <w:r>
+              <w:rPr>
+                <w:rFonts w:ascii="Calibri" w:cs="Calibri" w:eastAsia="Calibri" w:hAnsi="Calibri"/>
+                <w:b/>
+                <w:bCs/>
+                <w:sz w:val="18"/>
+                <w:szCs w:val="18"/>
+              </w:rPr>
+              <w:t xml:space="preserve">Respuesta y acción del modelo</w:t>
+            </w:r>
+          </w:p>
+        </w:tc>
+        <w:tc>
+          <w:tcPr>
+            <w:tcW w:type="dxa" w:w="1600"/>
             <w:shd w:fill="E3EEEA" w:color="auto" w:val="clear"/>
             <w:tcMar>
               <w:top w:type="dxa" w:w="60"/>
@@ -31838,25 +33224,73 @@
         </w:trPr>
         <w:tc>
           <w:tcPr>
-            <w:tcW w:type="dxa" w:w="2579"/>
-            <w:tcMar>
-              <w:top w:type="dxa" w:w="60"/>
-              <w:left w:type="dxa" w:w="100"/>
-              <w:bottom w:type="dxa" w:w="60"/>
-              <w:right w:type="dxa" w:w="100"/>
-            </w:tcMar>
-          </w:tcPr>
-          <w:p>
-            <w:pPr>
-              <w:spacing w:after="0" w:before="0" w:line="252"/>
-            </w:pPr>
-            <w:r>
-              <w:rPr>
-                <w:rFonts w:ascii="Calibri" w:cs="Calibri" w:eastAsia="Calibri" w:hAnsi="Calibri"/>
-                <w:sz w:val="18"/>
-                <w:szCs w:val="18"/>
-              </w:rPr>
-              <w:t xml:space="preserve">Hook </w:t>
+            <w:tcW w:type="dxa" w:w="700"/>
+            <w:tcMar>
+              <w:top w:type="dxa" w:w="60"/>
+              <w:left w:type="dxa" w:w="100"/>
+              <w:bottom w:type="dxa" w:w="60"/>
+              <w:right w:type="dxa" w:w="100"/>
+            </w:tcMar>
+          </w:tcPr>
+          <w:p>
+            <w:pPr>
+              <w:spacing w:after="0" w:before="0" w:line="252"/>
+            </w:pPr>
+            <w:r>
+              <w:rPr>
+                <w:rFonts w:ascii="Calibri" w:cs="Calibri" w:eastAsia="Calibri" w:hAnsi="Calibri"/>
+                <w:sz w:val="18"/>
+                <w:szCs w:val="18"/>
+              </w:rPr>
+              <w:t xml:space="preserve">79</w:t>
+            </w:r>
+          </w:p>
+        </w:tc>
+        <w:tc>
+          <w:tcPr>
+            <w:tcW w:type="dxa" w:w="2676"/>
+            <w:tcMar>
+              <w:top w:type="dxa" w:w="60"/>
+              <w:left w:type="dxa" w:w="100"/>
+              <w:bottom w:type="dxa" w:w="60"/>
+              <w:right w:type="dxa" w:w="100"/>
+            </w:tcMar>
+          </w:tcPr>
+          <w:p>
+            <w:pPr>
+              <w:spacing w:after="0" w:before="0" w:line="252"/>
+            </w:pPr>
+            <w:r>
+              <w:rPr>
+                <w:rFonts w:ascii="Calibri" w:cs="Calibri" w:eastAsia="Calibri" w:hAnsi="Calibri"/>
+                <w:sz w:val="18"/>
+                <w:szCs w:val="18"/>
+              </w:rPr>
+              <w:t xml:space="preserve">«Merged» (core#15 y core#16)</w:t>
+            </w:r>
+          </w:p>
+        </w:tc>
+        <w:tc>
+          <w:tcPr>
+            <w:tcW w:type="dxa" w:w="4094"/>
+            <w:tcMar>
+              <w:top w:type="dxa" w:w="60"/>
+              <w:left w:type="dxa" w:w="100"/>
+              <w:bottom w:type="dxa" w:w="60"/>
+              <w:right w:type="dxa" w:w="100"/>
+            </w:tcMar>
+          </w:tcPr>
+          <w:p>
+            <w:pPr>
+              <w:spacing w:after="0" w:before="0" w:line="252"/>
+            </w:pPr>
+            <w:r>
+              <w:rPr>
+                <w:rFonts w:ascii="Calibri" w:cs="Calibri" w:eastAsia="Calibri" w:hAnsi="Calibri"/>
+                <w:sz w:val="18"/>
+                <w:szCs w:val="18"/>
+              </w:rPr>
+              <w:t xml:space="preserve">Empieza la tarea 9. Fija por SHA las acciones de syft, cosign y atestaciones; separa </w:t>
             </w:r>
             <w:r>
               <w:rPr>
@@ -31865,55 +33299,107 @@
                 <w:sz w:val="16"/>
                 <w:szCs w:val="16"/>
               </w:rPr>
-              <w:t xml:space="preserve">guard.py</w:t>
-            </w:r>
-          </w:p>
-        </w:tc>
-        <w:tc>
-          <w:tcPr>
-            <w:tcW w:type="dxa" w:w="4017"/>
-            <w:tcMar>
-              <w:top w:type="dxa" w:w="60"/>
-              <w:left w:type="dxa" w:w="100"/>
-              <w:bottom w:type="dxa" w:w="60"/>
-              <w:right w:type="dxa" w:w="100"/>
-            </w:tcMar>
-          </w:tcPr>
-          <w:p>
-            <w:pPr>
-              <w:spacing w:after="0" w:before="0" w:line="252"/>
-            </w:pPr>
-            <w:r>
-              <w:rPr>
-                <w:rFonts w:ascii="Calibri" w:cs="Calibri" w:eastAsia="Calibri" w:hAnsi="Calibri"/>
-                <w:sz w:val="18"/>
-                <w:szCs w:val="18"/>
-              </w:rPr>
-              <w:t xml:space="preserve">45 casos: 21 comandos que deben bloquearse, 10 que deben permitirse, ficheros protegidos, secretos y auditoría</w:t>
-            </w:r>
-          </w:p>
-        </w:tc>
-        <w:tc>
-          <w:tcPr>
-            <w:tcW w:type="dxa" w:w="2474"/>
-            <w:tcMar>
-              <w:top w:type="dxa" w:w="60"/>
-              <w:left w:type="dxa" w:w="100"/>
-              <w:bottom w:type="dxa" w:w="60"/>
-              <w:right w:type="dxa" w:w="100"/>
-            </w:tcMar>
-          </w:tcPr>
-          <w:p>
-            <w:pPr>
-              <w:spacing w:after="0" w:before="0" w:line="252"/>
-            </w:pPr>
-            <w:r>
-              <w:rPr>
-                <w:rFonts w:ascii="Calibri" w:cs="Calibri" w:eastAsia="Calibri" w:hAnsi="Calibri"/>
-                <w:sz w:val="18"/>
-                <w:szCs w:val="18"/>
-              </w:rPr>
-              <w:t xml:space="preserve">45/45 superadas</w:t>
+              <w:t xml:space="preserve">build</w:t>
+            </w:r>
+            <w:r>
+              <w:rPr>
+                <w:rFonts w:ascii="Calibri" w:cs="Calibri" w:eastAsia="Calibri" w:hAnsi="Calibri"/>
+                <w:sz w:val="18"/>
+                <w:szCs w:val="18"/>
+              </w:rPr>
+              <w:t xml:space="preserve"> (solo lectura) de </w:t>
+            </w:r>
+            <w:r>
+              <w:rPr>
+                <w:rFonts w:ascii="Consolas" w:cs="Consolas" w:eastAsia="Consolas" w:hAnsi="Consolas"/>
+                <w:color w:val="2E3A36"/>
+                <w:sz w:val="16"/>
+                <w:szCs w:val="16"/>
+              </w:rPr>
+              <w:t xml:space="preserve">publish</w:t>
+            </w:r>
+            <w:r>
+              <w:rPr>
+                <w:rFonts w:ascii="Calibri" w:cs="Calibri" w:eastAsia="Calibri" w:hAnsi="Calibri"/>
+                <w:sz w:val="18"/>
+                <w:szCs w:val="18"/>
+              </w:rPr>
+              <w:t xml:space="preserve"> (solo main); protege </w:t>
+            </w:r>
+            <w:r>
+              <w:rPr>
+                <w:rFonts w:ascii="Consolas" w:cs="Consolas" w:eastAsia="Consolas" w:hAnsi="Consolas"/>
+                <w:color w:val="2E3A36"/>
+                <w:sz w:val="16"/>
+                <w:szCs w:val="16"/>
+              </w:rPr>
+              <w:t xml:space="preserve">Dockerfile</w:t>
+            </w:r>
+            <w:r>
+              <w:rPr>
+                <w:rFonts w:ascii="Calibri" w:cs="Calibri" w:eastAsia="Calibri" w:hAnsi="Calibri"/>
+                <w:sz w:val="18"/>
+                <w:szCs w:val="18"/>
+              </w:rPr>
+              <w:t xml:space="preserve"> frente al agente; escribe el </w:t>
+            </w:r>
+            <w:r>
+              <w:rPr>
+                <w:rFonts w:ascii="Consolas" w:cs="Consolas" w:eastAsia="Consolas" w:hAnsi="Consolas"/>
+                <w:color w:val="2E3A36"/>
+                <w:sz w:val="16"/>
+                <w:szCs w:val="16"/>
+              </w:rPr>
+              <w:t xml:space="preserve">Dockerfile</w:t>
+            </w:r>
+            <w:r>
+              <w:rPr>
+                <w:rFonts w:ascii="Calibri" w:cs="Calibri" w:eastAsia="Calibri" w:hAnsi="Calibri"/>
+                <w:sz w:val="18"/>
+                <w:szCs w:val="18"/>
+              </w:rPr>
+              <w:t xml:space="preserve"> y </w:t>
+            </w:r>
+            <w:r>
+              <w:rPr>
+                <w:rFonts w:ascii="Consolas" w:cs="Consolas" w:eastAsia="Consolas" w:hAnsi="Consolas"/>
+                <w:color w:val="2E3A36"/>
+                <w:sz w:val="16"/>
+                <w:szCs w:val="16"/>
+              </w:rPr>
+              <w:t xml:space="preserve">base_images.py</w:t>
+            </w:r>
+            <w:r>
+              <w:rPr>
+                <w:rFonts w:ascii="Calibri" w:cs="Calibri" w:eastAsia="Calibri" w:hAnsi="Calibri"/>
+                <w:sz w:val="18"/>
+                <w:szCs w:val="18"/>
+              </w:rPr>
+              <w:t xml:space="preserve"> con 8 tests. Abre core#17 y app#21, avisando de que la primera ejecución fallará porque la sesión no llega a los registros</w:t>
+            </w:r>
+          </w:p>
+        </w:tc>
+        <w:tc>
+          <w:tcPr>
+            <w:tcW w:type="dxa" w:w="1600"/>
+            <w:tcMar>
+              <w:top w:type="dxa" w:w="60"/>
+              <w:left w:type="dxa" w:w="100"/>
+              <w:bottom w:type="dxa" w:w="60"/>
+              <w:right w:type="dxa" w:w="100"/>
+            </w:tcMar>
+          </w:tcPr>
+          <w:p>
+            <w:pPr>
+              <w:spacing w:after="0" w:before="0" w:line="252"/>
+            </w:pPr>
+            <w:r>
+              <w:rPr>
+                <w:rFonts w:ascii="Calibri" w:cs="Calibri" w:eastAsia="Calibri" w:hAnsi="Calibri"/>
+                <w:sz w:val="18"/>
+                <w:szCs w:val="18"/>
+              </w:rPr>
+              <w:t xml:space="preserve">Tarea 9 preparada</w:t>
             </w:r>
           </w:p>
         </w:tc>
@@ -31924,25 +33410,49 @@
         </w:trPr>
         <w:tc>
           <w:tcPr>
-            <w:tcW w:type="dxa" w:w="2579"/>
-            <w:tcMar>
-              <w:top w:type="dxa" w:w="60"/>
-              <w:left w:type="dxa" w:w="100"/>
-              <w:bottom w:type="dxa" w:w="60"/>
-              <w:right w:type="dxa" w:w="100"/>
-            </w:tcMar>
-          </w:tcPr>
-          <w:p>
-            <w:pPr>
-              <w:spacing w:after="0" w:before="0" w:line="252"/>
-            </w:pPr>
-            <w:r>
-              <w:rPr>
-                <w:rFonts w:ascii="Calibri" w:cs="Calibri" w:eastAsia="Calibri" w:hAnsi="Calibri"/>
-                <w:sz w:val="18"/>
-                <w:szCs w:val="18"/>
-              </w:rPr>
-              <w:t xml:space="preserve">Aplicación: catálogo (</w:t>
+            <w:tcW w:type="dxa" w:w="700"/>
+            <w:tcMar>
+              <w:top w:type="dxa" w:w="60"/>
+              <w:left w:type="dxa" w:w="100"/>
+              <w:bottom w:type="dxa" w:w="60"/>
+              <w:right w:type="dxa" w:w="100"/>
+            </w:tcMar>
+          </w:tcPr>
+          <w:p>
+            <w:pPr>
+              <w:spacing w:after="0" w:before="0" w:line="252"/>
+            </w:pPr>
+            <w:r>
+              <w:rPr>
+                <w:rFonts w:ascii="Calibri" w:cs="Calibri" w:eastAsia="Calibri" w:hAnsi="Calibri"/>
+                <w:sz w:val="18"/>
+                <w:szCs w:val="18"/>
+              </w:rPr>
+              <w:t xml:space="preserve">80</w:t>
+            </w:r>
+          </w:p>
+        </w:tc>
+        <w:tc>
+          <w:tcPr>
+            <w:tcW w:type="dxa" w:w="2676"/>
+            <w:tcMar>
+              <w:top w:type="dxa" w:w="60"/>
+              <w:left w:type="dxa" w:w="100"/>
+              <w:bottom w:type="dxa" w:w="60"/>
+              <w:right w:type="dxa" w:w="100"/>
+            </w:tcMar>
+          </w:tcPr>
+          <w:p>
+            <w:pPr>
+              <w:spacing w:after="0" w:before="0" w:line="252"/>
+            </w:pPr>
+            <w:r>
+              <w:rPr>
+                <w:rFonts w:ascii="Calibri" w:cs="Calibri" w:eastAsia="Calibri" w:hAnsi="Calibri"/>
+                <w:sz w:val="18"/>
+                <w:szCs w:val="18"/>
+              </w:rPr>
+              <w:t xml:space="preserve">«Listo» (</w:t>
             </w:r>
             <w:r>
               <w:rPr>
@@ -31951,97 +33461,63 @@
                 <w:sz w:val="16"/>
                 <w:szCs w:val="16"/>
               </w:rPr>
-              <w:t xml:space="preserve">app</w:t>
-            </w:r>
-            <w:r>
-              <w:rPr>
-                <w:rFonts w:ascii="Calibri" w:cs="Calibri" w:eastAsia="Calibri" w:hAnsi="Calibri"/>
-                <w:sz w:val="18"/>
-                <w:szCs w:val="18"/>
-              </w:rPr>
-              <w:t xml:space="preserve">)</w:t>
-            </w:r>
-          </w:p>
-        </w:tc>
-        <w:tc>
-          <w:tcPr>
-            <w:tcW w:type="dxa" w:w="4017"/>
-            <w:tcMar>
-              <w:top w:type="dxa" w:w="60"/>
-              <w:left w:type="dxa" w:w="100"/>
-              <w:bottom w:type="dxa" w:w="60"/>
-              <w:right w:type="dxa" w:w="100"/>
-            </w:tcMar>
-          </w:tcPr>
-          <w:p>
-            <w:pPr>
-              <w:spacing w:after="0" w:before="0" w:line="252"/>
-            </w:pPr>
-            <w:r>
-              <w:rPr>
-                <w:rFonts w:ascii="Calibri" w:cs="Calibri" w:eastAsia="Calibri" w:hAnsi="Calibri"/>
-                <w:sz w:val="18"/>
-                <w:szCs w:val="18"/>
-              </w:rPr>
-              <w:t xml:space="preserve">103 casos: listado, consulta por id, 404, precio con 2 decimales, orden estable, catálogo mal formado, despliegue de un cambio de precio, observabilidad, </w:t>
-            </w:r>
-            <w:r>
-              <w:rPr>
-                <w:rFonts w:ascii="Consolas" w:cs="Consolas" w:eastAsia="Consolas" w:hAnsi="Consolas"/>
-                <w:color w:val="2E3A36"/>
-                <w:sz w:val="16"/>
-                <w:szCs w:val="16"/>
-              </w:rPr>
-              <w:t xml:space="preserve">/health</w:t>
-            </w:r>
-            <w:r>
-              <w:rPr>
-                <w:rFonts w:ascii="Calibri" w:cs="Calibri" w:eastAsia="Calibri" w:hAnsi="Calibri"/>
-                <w:sz w:val="18"/>
-                <w:szCs w:val="18"/>
-              </w:rPr>
-              <w:t xml:space="preserve">, </w:t>
-            </w:r>
-            <w:r>
-              <w:rPr>
-                <w:rFonts w:ascii="Consolas" w:cs="Consolas" w:eastAsia="Consolas" w:hAnsi="Consolas"/>
-                <w:color w:val="2E3A36"/>
-                <w:sz w:val="16"/>
-                <w:szCs w:val="16"/>
-              </w:rPr>
-              <w:t xml:space="preserve">Cache-Control: no-store</w:t>
-            </w:r>
-            <w:r>
-              <w:rPr>
-                <w:rFonts w:ascii="Calibri" w:cs="Calibri" w:eastAsia="Calibri" w:hAnsi="Calibri"/>
-                <w:sz w:val="18"/>
-                <w:szCs w:val="18"/>
-              </w:rPr>
-              <w:t xml:space="preserve"> y búsqueda por nombre (45, escritos por el agente autónomo)</w:t>
-            </w:r>
-          </w:p>
-        </w:tc>
-        <w:tc>
-          <w:tcPr>
-            <w:tcW w:type="dxa" w:w="2474"/>
-            <w:tcMar>
-              <w:top w:type="dxa" w:w="60"/>
-              <w:left w:type="dxa" w:w="100"/>
-              <w:bottom w:type="dxa" w:w="60"/>
-              <w:right w:type="dxa" w:w="100"/>
-            </w:tcMar>
-          </w:tcPr>
-          <w:p>
-            <w:pPr>
-              <w:spacing w:after="0" w:before="0" w:line="252"/>
-            </w:pPr>
-            <w:r>
-              <w:rPr>
-                <w:rFonts w:ascii="Calibri" w:cs="Calibri" w:eastAsia="Calibri" w:hAnsi="Calibri"/>
-                <w:sz w:val="18"/>
-                <w:szCs w:val="18"/>
-              </w:rPr>
-              <w:t xml:space="preserve">103/103 superadas</w:t>
+              <w:t xml:space="preserve">v1</w:t>
+            </w:r>
+            <w:r>
+              <w:rPr>
+                <w:rFonts w:ascii="Calibri" w:cs="Calibri" w:eastAsia="Calibri" w:hAnsi="Calibri"/>
+                <w:sz w:val="18"/>
+                <w:szCs w:val="18"/>
+              </w:rPr>
+              <w:t xml:space="preserve"> movida)</w:t>
+            </w:r>
+          </w:p>
+        </w:tc>
+        <w:tc>
+          <w:tcPr>
+            <w:tcW w:type="dxa" w:w="4094"/>
+            <w:tcMar>
+              <w:top w:type="dxa" w:w="60"/>
+              <w:left w:type="dxa" w:w="100"/>
+              <w:bottom w:type="dxa" w:w="60"/>
+              <w:right w:type="dxa" w:w="100"/>
+            </w:tcMar>
+          </w:tcPr>
+          <w:p>
+            <w:pPr>
+              <w:spacing w:after="0" w:before="0" w:line="252"/>
+            </w:pPr>
+            <w:r>
+              <w:rPr>
+                <w:rFonts w:ascii="Calibri" w:cs="Calibri" w:eastAsia="Calibri" w:hAnsi="Calibri"/>
+                <w:sz w:val="18"/>
+                <w:szCs w:val="18"/>
+              </w:rPr>
+              <w:t xml:space="preserve">Relanza app#21; el CI falla con los digests en la anotación; los fija y la segunda ejecución pasa, incluida la prueba de humo. Responde a la revisión</w:t>
+            </w:r>
+          </w:p>
+        </w:tc>
+        <w:tc>
+          <w:tcPr>
+            <w:tcW w:type="dxa" w:w="1600"/>
+            <w:tcMar>
+              <w:top w:type="dxa" w:w="60"/>
+              <w:left w:type="dxa" w:w="100"/>
+              <w:bottom w:type="dxa" w:w="60"/>
+              <w:right w:type="dxa" w:w="100"/>
+            </w:tcMar>
+          </w:tcPr>
+          <w:p>
+            <w:pPr>
+              <w:spacing w:after="0" w:before="0" w:line="252"/>
+            </w:pPr>
+            <w:r>
+              <w:rPr>
+                <w:rFonts w:ascii="Calibri" w:cs="Calibri" w:eastAsia="Calibri" w:hAnsi="Calibri"/>
+                <w:sz w:val="18"/>
+                <w:szCs w:val="18"/>
+              </w:rPr>
+              <w:t xml:space="preserve">Imagen probada en PR</w:t>
             </w:r>
           </w:p>
         </w:tc>
@@ -32052,49 +33528,73 @@
         </w:trPr>
         <w:tc>
           <w:tcPr>
-            <w:tcW w:type="dxa" w:w="2579"/>
-            <w:tcMar>
-              <w:top w:type="dxa" w:w="60"/>
-              <w:left w:type="dxa" w:w="100"/>
-              <w:bottom w:type="dxa" w:w="60"/>
-              <w:right w:type="dxa" w:w="100"/>
-            </w:tcMar>
-          </w:tcPr>
-          <w:p>
-            <w:pPr>
-              <w:spacing w:after="0" w:before="0" w:line="252"/>
-            </w:pPr>
-            <w:r>
-              <w:rPr>
-                <w:rFonts w:ascii="Calibri" w:cs="Calibri" w:eastAsia="Calibri" w:hAnsi="Calibri"/>
-                <w:sz w:val="18"/>
-                <w:szCs w:val="18"/>
-              </w:rPr>
-              <w:t xml:space="preserve">CI obligatorio (app#12)</w:t>
-            </w:r>
-          </w:p>
-        </w:tc>
-        <w:tc>
-          <w:tcPr>
-            <w:tcW w:type="dxa" w:w="4017"/>
-            <w:tcMar>
-              <w:top w:type="dxa" w:w="60"/>
-              <w:left w:type="dxa" w:w="100"/>
-              <w:bottom w:type="dxa" w:w="60"/>
-              <w:right w:type="dxa" w:w="100"/>
-            </w:tcMar>
-          </w:tcPr>
-          <w:p>
-            <w:pPr>
-              <w:spacing w:after="0" w:before="0" w:line="252"/>
-            </w:pPr>
-            <w:r>
-              <w:rPr>
-                <w:rFonts w:ascii="Calibri" w:cs="Calibri" w:eastAsia="Calibri" w:hAnsi="Calibri"/>
-                <w:sz w:val="18"/>
-                <w:szCs w:val="18"/>
-              </w:rPr>
-              <w:t xml:space="preserve">PR con un </w:t>
+            <w:tcW w:type="dxa" w:w="700"/>
+            <w:tcMar>
+              <w:top w:type="dxa" w:w="60"/>
+              <w:left w:type="dxa" w:w="100"/>
+              <w:bottom w:type="dxa" w:w="60"/>
+              <w:right w:type="dxa" w:w="100"/>
+            </w:tcMar>
+          </w:tcPr>
+          <w:p>
+            <w:pPr>
+              <w:spacing w:after="0" w:before="0" w:line="252"/>
+            </w:pPr>
+            <w:r>
+              <w:rPr>
+                <w:rFonts w:ascii="Calibri" w:cs="Calibri" w:eastAsia="Calibri" w:hAnsi="Calibri"/>
+                <w:sz w:val="18"/>
+                <w:szCs w:val="18"/>
+              </w:rPr>
+              <w:t xml:space="preserve">81</w:t>
+            </w:r>
+          </w:p>
+        </w:tc>
+        <w:tc>
+          <w:tcPr>
+            <w:tcW w:type="dxa" w:w="2676"/>
+            <w:tcMar>
+              <w:top w:type="dxa" w:w="60"/>
+              <w:left w:type="dxa" w:w="100"/>
+              <w:bottom w:type="dxa" w:w="60"/>
+              <w:right w:type="dxa" w:w="100"/>
+            </w:tcMar>
+          </w:tcPr>
+          <w:p>
+            <w:pPr>
+              <w:spacing w:after="0" w:before="0" w:line="252"/>
+            </w:pPr>
+            <w:r>
+              <w:rPr>
+                <w:rFonts w:ascii="Calibri" w:cs="Calibri" w:eastAsia="Calibri" w:hAnsi="Calibri"/>
+                <w:sz w:val="18"/>
+                <w:szCs w:val="18"/>
+              </w:rPr>
+              <w:t xml:space="preserve">«Merged, ha fallado el build»</w:t>
+            </w:r>
+          </w:p>
+        </w:tc>
+        <w:tc>
+          <w:tcPr>
+            <w:tcW w:type="dxa" w:w="4094"/>
+            <w:tcMar>
+              <w:top w:type="dxa" w:w="60"/>
+              <w:left w:type="dxa" w:w="100"/>
+              <w:bottom w:type="dxa" w:w="60"/>
+              <w:right w:type="dxa" w:w="100"/>
+            </w:tcMar>
+          </w:tcPr>
+          <w:p>
+            <w:pPr>
+              <w:spacing w:after="0" w:before="0" w:line="252"/>
+            </w:pPr>
+            <w:r>
+              <w:rPr>
+                <w:rFonts w:ascii="Calibri" w:cs="Calibri" w:eastAsia="Calibri" w:hAnsi="Calibri"/>
+                <w:sz w:val="18"/>
+                <w:szCs w:val="18"/>
+              </w:rPr>
+              <w:t xml:space="preserve">Lee los pasos del job: la subida a GHCR falló. Identifica la causa (</w:t>
             </w:r>
             <w:r>
               <w:rPr>
@@ -32103,39 +33603,56 @@
                 <w:sz w:val="16"/>
                 <w:szCs w:val="16"/>
               </w:rPr>
-              <w:t xml:space="preserve">import</w:t>
-            </w:r>
-            <w:r>
-              <w:rPr>
-                <w:rFonts w:ascii="Calibri" w:cs="Calibri" w:eastAsia="Calibri" w:hAnsi="Calibri"/>
-                <w:sz w:val="18"/>
-                <w:szCs w:val="18"/>
-              </w:rPr>
-              <w:t xml:space="preserve"> sin usar</w:t>
-            </w:r>
-          </w:p>
-        </w:tc>
-        <w:tc>
-          <w:tcPr>
-            <w:tcW w:type="dxa" w:w="2474"/>
-            <w:tcMar>
-              <w:top w:type="dxa" w:w="60"/>
-              <w:left w:type="dxa" w:w="100"/>
-              <w:bottom w:type="dxa" w:w="60"/>
-              <w:right w:type="dxa" w:w="100"/>
-            </w:tcMar>
-          </w:tcPr>
-          <w:p>
-            <w:pPr>
-              <w:spacing w:after="0" w:before="0" w:line="252"/>
-            </w:pPr>
-            <w:r>
-              <w:rPr>
-                <w:rFonts w:ascii="Calibri" w:cs="Calibri" w:eastAsia="Calibri" w:hAnsi="Calibri"/>
-                <w:sz w:val="18"/>
-                <w:szCs w:val="18"/>
-              </w:rPr>
-              <w:t xml:space="preserve">CI en rojo y merge bloqueado</w:t>
+              <w:t xml:space="preserve">permissions: {}</w:t>
+            </w:r>
+            <w:r>
+              <w:rPr>
+                <w:rFonts w:ascii="Calibri" w:cs="Calibri" w:eastAsia="Calibri" w:hAnsi="Calibri"/>
+                <w:sz w:val="18"/>
+                <w:szCs w:val="18"/>
+              </w:rPr>
+              <w:t xml:space="preserve"> heredado por </w:t>
+            </w:r>
+            <w:r>
+              <w:rPr>
+                <w:rFonts w:ascii="Consolas" w:cs="Consolas" w:eastAsia="Consolas" w:hAnsi="Consolas"/>
+                <w:color w:val="2E3A36"/>
+                <w:sz w:val="16"/>
+                <w:szCs w:val="16"/>
+              </w:rPr>
+              <w:t xml:space="preserve">publish</w:t>
+            </w:r>
+            <w:r>
+              <w:rPr>
+                <w:rFonts w:ascii="Calibri" w:cs="Calibri" w:eastAsia="Calibri" w:hAnsi="Calibri"/>
+                <w:sz w:val="18"/>
+                <w:szCs w:val="18"/>
+              </w:rPr>
+              <w:t xml:space="preserve">) y abre core#18 con una anotación para futuros fallos</w:t>
+            </w:r>
+          </w:p>
+        </w:tc>
+        <w:tc>
+          <w:tcPr>
+            <w:tcW w:type="dxa" w:w="1600"/>
+            <w:tcMar>
+              <w:top w:type="dxa" w:w="60"/>
+              <w:left w:type="dxa" w:w="100"/>
+              <w:bottom w:type="dxa" w:w="60"/>
+              <w:right w:type="dxa" w:w="100"/>
+            </w:tcMar>
+          </w:tcPr>
+          <w:p>
+            <w:pPr>
+              <w:spacing w:after="0" w:before="0" w:line="252"/>
+            </w:pPr>
+            <w:r>
+              <w:rPr>
+                <w:rFonts w:ascii="Calibri" w:cs="Calibri" w:eastAsia="Calibri" w:hAnsi="Calibri"/>
+                <w:sz w:val="18"/>
+                <w:szCs w:val="18"/>
+              </w:rPr>
+              <w:t xml:space="preserve">Arreglo listo</w:t>
             </w:r>
           </w:p>
         </w:tc>
@@ -32146,90 +33663,97 @@
         </w:trPr>
         <w:tc>
           <w:tcPr>
-            <w:tcW w:type="dxa" w:w="2579"/>
-            <w:tcMar>
-              <w:top w:type="dxa" w:w="60"/>
-              <w:left w:type="dxa" w:w="100"/>
-              <w:bottom w:type="dxa" w:w="60"/>
-              <w:right w:type="dxa" w:w="100"/>
-            </w:tcMar>
-          </w:tcPr>
-          <w:p>
-            <w:pPr>
-              <w:spacing w:after="0" w:before="0" w:line="252"/>
-            </w:pPr>
-            <w:r>
-              <w:rPr>
-                <w:rFonts w:ascii="Calibri" w:cs="Calibri" w:eastAsia="Calibri" w:hAnsi="Calibri"/>
-                <w:sz w:val="18"/>
-                <w:szCs w:val="18"/>
-              </w:rPr>
-              <w:t xml:space="preserve">Gobierno de PRs (</w:t>
-            </w:r>
-            <w:r>
-              <w:rPr>
-                <w:rFonts w:ascii="Consolas" w:cs="Consolas" w:eastAsia="Consolas" w:hAnsi="Consolas"/>
-                <w:color w:val="2E3A36"/>
-                <w:sz w:val="16"/>
-                <w:szCs w:val="16"/>
-              </w:rPr>
-              <w:t xml:space="preserve">check_pr_files.py</w:t>
-            </w:r>
-            <w:r>
-              <w:rPr>
-                <w:rFonts w:ascii="Calibri" w:cs="Calibri" w:eastAsia="Calibri" w:hAnsi="Calibri"/>
-                <w:sz w:val="18"/>
-                <w:szCs w:val="18"/>
-              </w:rPr>
-              <w:t xml:space="preserve">)</w:t>
-            </w:r>
-          </w:p>
-        </w:tc>
-        <w:tc>
-          <w:tcPr>
-            <w:tcW w:type="dxa" w:w="4017"/>
-            <w:tcMar>
-              <w:top w:type="dxa" w:w="60"/>
-              <w:left w:type="dxa" w:w="100"/>
-              <w:bottom w:type="dxa" w:w="60"/>
-              <w:right w:type="dxa" w:w="100"/>
-            </w:tcMar>
-          </w:tcPr>
-          <w:p>
-            <w:pPr>
-              <w:spacing w:after="0" w:before="0" w:line="252"/>
-            </w:pPr>
-            <w:r>
-              <w:rPr>
-                <w:rFonts w:ascii="Calibri" w:cs="Calibri" w:eastAsia="Calibri" w:hAnsi="Calibri"/>
-                <w:sz w:val="18"/>
-                <w:szCs w:val="18"/>
-              </w:rPr>
-              <w:t xml:space="preserve">21 casos: ficheros generados, ficheros protegidos según el autor, cambios de dependencias permitidos y configuración de comprobaciones bloqueada</w:t>
-            </w:r>
-          </w:p>
-        </w:tc>
-        <w:tc>
-          <w:tcPr>
-            <w:tcW w:type="dxa" w:w="2474"/>
-            <w:tcMar>
-              <w:top w:type="dxa" w:w="60"/>
-              <w:left w:type="dxa" w:w="100"/>
-              <w:bottom w:type="dxa" w:w="60"/>
-              <w:right w:type="dxa" w:w="100"/>
-            </w:tcMar>
-          </w:tcPr>
-          <w:p>
-            <w:pPr>
-              <w:spacing w:after="0" w:before="0" w:line="252"/>
-            </w:pPr>
-            <w:r>
-              <w:rPr>
-                <w:rFonts w:ascii="Calibri" w:cs="Calibri" w:eastAsia="Calibri" w:hAnsi="Calibri"/>
-                <w:sz w:val="18"/>
-                <w:szCs w:val="18"/>
-              </w:rPr>
-              <w:t xml:space="preserve">21/21 superadas</w:t>
+            <w:tcW w:type="dxa" w:w="700"/>
+            <w:tcMar>
+              <w:top w:type="dxa" w:w="60"/>
+              <w:left w:type="dxa" w:w="100"/>
+              <w:bottom w:type="dxa" w:w="60"/>
+              <w:right w:type="dxa" w:w="100"/>
+            </w:tcMar>
+          </w:tcPr>
+          <w:p>
+            <w:pPr>
+              <w:spacing w:after="0" w:before="0" w:line="252"/>
+            </w:pPr>
+            <w:r>
+              <w:rPr>
+                <w:rFonts w:ascii="Calibri" w:cs="Calibri" w:eastAsia="Calibri" w:hAnsi="Calibri"/>
+                <w:sz w:val="18"/>
+                <w:szCs w:val="18"/>
+              </w:rPr>
+              <w:t xml:space="preserve">82</w:t>
+            </w:r>
+          </w:p>
+        </w:tc>
+        <w:tc>
+          <w:tcPr>
+            <w:tcW w:type="dxa" w:w="2676"/>
+            <w:tcMar>
+              <w:top w:type="dxa" w:w="60"/>
+              <w:left w:type="dxa" w:w="100"/>
+              <w:bottom w:type="dxa" w:w="60"/>
+              <w:right w:type="dxa" w:w="100"/>
+            </w:tcMar>
+          </w:tcPr>
+          <w:p>
+            <w:pPr>
+              <w:spacing w:after="0" w:before="0" w:line="252"/>
+            </w:pPr>
+            <w:r>
+              <w:rPr>
+                <w:rFonts w:ascii="Calibri" w:cs="Calibri" w:eastAsia="Calibri" w:hAnsi="Calibri"/>
+                <w:sz w:val="18"/>
+                <w:szCs w:val="18"/>
+              </w:rPr>
+              <w:t xml:space="preserve">«Listo, ahora sí»</w:t>
+            </w:r>
+          </w:p>
+        </w:tc>
+        <w:tc>
+          <w:tcPr>
+            <w:tcW w:type="dxa" w:w="4094"/>
+            <w:tcMar>
+              <w:top w:type="dxa" w:w="60"/>
+              <w:left w:type="dxa" w:w="100"/>
+              <w:bottom w:type="dxa" w:w="60"/>
+              <w:right w:type="dxa" w:w="100"/>
+            </w:tcMar>
+          </w:tcPr>
+          <w:p>
+            <w:pPr>
+              <w:spacing w:after="0" w:before="0" w:line="252"/>
+            </w:pPr>
+            <w:r>
+              <w:rPr>
+                <w:rFonts w:ascii="Calibri" w:cs="Calibri" w:eastAsia="Calibri" w:hAnsi="Calibri"/>
+                <w:sz w:val="18"/>
+                <w:szCs w:val="18"/>
+              </w:rPr>
+              <w:t xml:space="preserve">Comprueba por la API las dos atestaciones, el certificado de Sigstore y la entrada en Rekor. Pide revisar la visibilidad del paquete y propone firmar los commits del agente</w:t>
+            </w:r>
+          </w:p>
+        </w:tc>
+        <w:tc>
+          <w:tcPr>
+            <w:tcW w:type="dxa" w:w="1600"/>
+            <w:tcMar>
+              <w:top w:type="dxa" w:w="60"/>
+              <w:left w:type="dxa" w:w="100"/>
+              <w:bottom w:type="dxa" w:w="60"/>
+              <w:right w:type="dxa" w:w="100"/>
+            </w:tcMar>
+          </w:tcPr>
+          <w:p>
+            <w:pPr>
+              <w:spacing w:after="0" w:before="0" w:line="252"/>
+            </w:pPr>
+            <w:r>
+              <w:rPr>
+                <w:rFonts w:ascii="Calibri" w:cs="Calibri" w:eastAsia="Calibri" w:hAnsi="Calibri"/>
+                <w:sz w:val="18"/>
+                <w:szCs w:val="18"/>
+              </w:rPr>
+              <w:t xml:space="preserve">Imagen publicada y verificada</w:t>
             </w:r>
           </w:p>
         </w:tc>
@@ -32240,108 +33764,97 @@
         </w:trPr>
         <w:tc>
           <w:tcPr>
-            <w:tcW w:type="dxa" w:w="2579"/>
-            <w:tcMar>
-              <w:top w:type="dxa" w:w="60"/>
-              <w:left w:type="dxa" w:w="100"/>
-              <w:bottom w:type="dxa" w:w="60"/>
-              <w:right w:type="dxa" w:w="100"/>
-            </w:tcMar>
-          </w:tcPr>
-          <w:p>
-            <w:pPr>
-              <w:spacing w:after="0" w:before="0" w:line="252"/>
-            </w:pPr>
-            <w:r>
-              <w:rPr>
-                <w:rFonts w:ascii="Calibri" w:cs="Calibri" w:eastAsia="Calibri" w:hAnsi="Calibri"/>
-                <w:sz w:val="18"/>
-                <w:szCs w:val="18"/>
-              </w:rPr>
-              <w:t xml:space="preserve">Escaneo de seguridad obligatorio (app#14)</w:t>
-            </w:r>
-          </w:p>
-        </w:tc>
-        <w:tc>
-          <w:tcPr>
-            <w:tcW w:type="dxa" w:w="4017"/>
-            <w:tcMar>
-              <w:top w:type="dxa" w:w="60"/>
-              <w:left w:type="dxa" w:w="100"/>
-              <w:bottom w:type="dxa" w:w="60"/>
-              <w:right w:type="dxa" w:w="100"/>
-            </w:tcMar>
-          </w:tcPr>
-          <w:p>
-            <w:pPr>
-              <w:spacing w:after="0" w:before="0" w:line="252"/>
-            </w:pPr>
-            <w:r>
-              <w:rPr>
-                <w:rFonts w:ascii="Calibri" w:cs="Calibri" w:eastAsia="Calibri" w:hAnsi="Calibri"/>
-                <w:sz w:val="18"/>
-                <w:szCs w:val="18"/>
-              </w:rPr>
-              <w:t xml:space="preserve">PR con un </w:t>
-            </w:r>
-            <w:r>
-              <w:rPr>
-                <w:rFonts w:ascii="Consolas" w:cs="Consolas" w:eastAsia="Consolas" w:hAnsi="Consolas"/>
-                <w:color w:val="2E3A36"/>
-                <w:sz w:val="16"/>
-                <w:szCs w:val="16"/>
-              </w:rPr>
-              <w:t xml:space="preserve">.pyc</w:t>
-            </w:r>
-            <w:r>
-              <w:rPr>
-                <w:rFonts w:ascii="Calibri" w:cs="Calibri" w:eastAsia="Calibri" w:hAnsi="Calibri"/>
-                <w:sz w:val="18"/>
-                <w:szCs w:val="18"/>
-              </w:rPr>
-              <w:t xml:space="preserve"> en </w:t>
-            </w:r>
-            <w:r>
-              <w:rPr>
-                <w:rFonts w:ascii="Consolas" w:cs="Consolas" w:eastAsia="Consolas" w:hAnsi="Consolas"/>
-                <w:color w:val="2E3A36"/>
-                <w:sz w:val="16"/>
-                <w:szCs w:val="16"/>
-              </w:rPr>
-              <w:t xml:space="preserve">__pycache__</w:t>
-            </w:r>
-          </w:p>
-        </w:tc>
-        <w:tc>
-          <w:tcPr>
-            <w:tcW w:type="dxa" w:w="2474"/>
-            <w:tcMar>
-              <w:top w:type="dxa" w:w="60"/>
-              <w:left w:type="dxa" w:w="100"/>
-              <w:bottom w:type="dxa" w:w="60"/>
-              <w:right w:type="dxa" w:w="100"/>
-            </w:tcMar>
-          </w:tcPr>
-          <w:p>
-            <w:pPr>
-              <w:spacing w:after="0" w:before="0" w:line="252"/>
-            </w:pPr>
-            <w:r>
-              <w:rPr>
-                <w:rFonts w:ascii="Consolas" w:cs="Consolas" w:eastAsia="Consolas" w:hAnsi="Consolas"/>
-                <w:color w:val="2E3A36"/>
-                <w:sz w:val="16"/>
-                <w:szCs w:val="16"/>
-              </w:rPr>
-              <w:t xml:space="preserve">governance</w:t>
-            </w:r>
-            <w:r>
-              <w:rPr>
-                <w:rFonts w:ascii="Calibri" w:cs="Calibri" w:eastAsia="Calibri" w:hAnsi="Calibri"/>
-                <w:sz w:val="18"/>
-                <w:szCs w:val="18"/>
-              </w:rPr>
-              <w:t xml:space="preserve"> en rojo y merge bloqueado</w:t>
+            <w:tcW w:type="dxa" w:w="700"/>
+            <w:tcMar>
+              <w:top w:type="dxa" w:w="60"/>
+              <w:left w:type="dxa" w:w="100"/>
+              <w:bottom w:type="dxa" w:w="60"/>
+              <w:right w:type="dxa" w:w="100"/>
+            </w:tcMar>
+          </w:tcPr>
+          <w:p>
+            <w:pPr>
+              <w:spacing w:after="0" w:before="0" w:line="252"/>
+            </w:pPr>
+            <w:r>
+              <w:rPr>
+                <w:rFonts w:ascii="Calibri" w:cs="Calibri" w:eastAsia="Calibri" w:hAnsi="Calibri"/>
+                <w:sz w:val="18"/>
+                <w:szCs w:val="18"/>
+              </w:rPr>
+              <w:t xml:space="preserve">83</w:t>
+            </w:r>
+          </w:p>
+        </w:tc>
+        <w:tc>
+          <w:tcPr>
+            <w:tcW w:type="dxa" w:w="2676"/>
+            <w:tcMar>
+              <w:top w:type="dxa" w:w="60"/>
+              <w:left w:type="dxa" w:w="100"/>
+              <w:bottom w:type="dxa" w:w="60"/>
+              <w:right w:type="dxa" w:w="100"/>
+            </w:tcMar>
+          </w:tcPr>
+          <w:p>
+            <w:pPr>
+              <w:spacing w:after="0" w:before="0" w:line="252"/>
+            </w:pPr>
+            <w:r>
+              <w:rPr>
+                <w:rFonts w:ascii="Calibri" w:cs="Calibri" w:eastAsia="Calibri" w:hAnsi="Calibri"/>
+                <w:sz w:val="18"/>
+                <w:szCs w:val="18"/>
+              </w:rPr>
+              <w:t xml:space="preserve">«El repo es público; explícame los pasos del unverified y vemos»</w:t>
+            </w:r>
+          </w:p>
+        </w:tc>
+        <w:tc>
+          <w:tcPr>
+            <w:tcW w:type="dxa" w:w="4094"/>
+            <w:tcMar>
+              <w:top w:type="dxa" w:w="60"/>
+              <w:left w:type="dxa" w:w="100"/>
+              <w:bottom w:type="dxa" w:w="60"/>
+              <w:right w:type="dxa" w:w="100"/>
+            </w:tcMar>
+          </w:tcPr>
+          <w:p>
+            <w:pPr>
+              <w:spacing w:after="0" w:before="0" w:line="252"/>
+            </w:pPr>
+            <w:r>
+              <w:rPr>
+                <w:rFonts w:ascii="Calibri" w:cs="Calibri" w:eastAsia="Calibri" w:hAnsi="Calibri"/>
+                <w:sz w:val="18"/>
+                <w:szCs w:val="18"/>
+              </w:rPr>
+              <w:t xml:space="preserve">Aclara que la visibilidad del paquete es independiente de la del repositorio. Explica por qué el autor de un commit no prueba nada y cómo la API de GitHub firma los commits de una App, con pasos y limitaciones</w:t>
+            </w:r>
+          </w:p>
+        </w:tc>
+        <w:tc>
+          <w:tcPr>
+            <w:tcW w:type="dxa" w:w="1600"/>
+            <w:tcMar>
+              <w:top w:type="dxa" w:w="60"/>
+              <w:left w:type="dxa" w:w="100"/>
+              <w:bottom w:type="dxa" w:w="60"/>
+              <w:right w:type="dxa" w:w="100"/>
+            </w:tcMar>
+          </w:tcPr>
+          <w:p>
+            <w:pPr>
+              <w:spacing w:after="0" w:before="0" w:line="252"/>
+            </w:pPr>
+            <w:r>
+              <w:rPr>
+                <w:rFonts w:ascii="Calibri" w:cs="Calibri" w:eastAsia="Calibri" w:hAnsi="Calibri"/>
+                <w:sz w:val="18"/>
+                <w:szCs w:val="18"/>
+              </w:rPr>
+              <w:t xml:space="preserve">Decisión del autor</w:t>
             </w:r>
           </w:p>
         </w:tc>
@@ -32352,25 +33865,73 @@
         </w:trPr>
         <w:tc>
           <w:tcPr>
-            <w:tcW w:type="dxa" w:w="2579"/>
-            <w:tcMar>
-              <w:top w:type="dxa" w:w="60"/>
-              <w:left w:type="dxa" w:w="100"/>
-              <w:bottom w:type="dxa" w:w="60"/>
-              <w:right w:type="dxa" w:w="100"/>
-            </w:tcMar>
-          </w:tcPr>
-          <w:p>
-            <w:pPr>
-              <w:spacing w:after="0" w:before="0" w:line="252"/>
-            </w:pPr>
-            <w:r>
-              <w:rPr>
-                <w:rFonts w:ascii="Calibri" w:cs="Calibri" w:eastAsia="Calibri" w:hAnsi="Calibri"/>
-                <w:sz w:val="18"/>
-                <w:szCs w:val="18"/>
-              </w:rPr>
-              <w:t xml:space="preserve">Agentes en Actions (</w:t>
+            <w:tcW w:type="dxa" w:w="700"/>
+            <w:tcMar>
+              <w:top w:type="dxa" w:w="60"/>
+              <w:left w:type="dxa" w:w="100"/>
+              <w:bottom w:type="dxa" w:w="60"/>
+              <w:right w:type="dxa" w:w="100"/>
+            </w:tcMar>
+          </w:tcPr>
+          <w:p>
+            <w:pPr>
+              <w:spacing w:after="0" w:before="0" w:line="252"/>
+            </w:pPr>
+            <w:r>
+              <w:rPr>
+                <w:rFonts w:ascii="Calibri" w:cs="Calibri" w:eastAsia="Calibri" w:hAnsi="Calibri"/>
+                <w:sz w:val="18"/>
+                <w:szCs w:val="18"/>
+              </w:rPr>
+              <w:t xml:space="preserve">84</w:t>
+            </w:r>
+          </w:p>
+        </w:tc>
+        <w:tc>
+          <w:tcPr>
+            <w:tcW w:type="dxa" w:w="2676"/>
+            <w:tcMar>
+              <w:top w:type="dxa" w:w="60"/>
+              <w:left w:type="dxa" w:w="100"/>
+              <w:bottom w:type="dxa" w:w="60"/>
+              <w:right w:type="dxa" w:w="100"/>
+            </w:tcMar>
+          </w:tcPr>
+          <w:p>
+            <w:pPr>
+              <w:spacing w:after="0" w:before="0" w:line="252"/>
+            </w:pPr>
+            <w:r>
+              <w:rPr>
+                <w:rFonts w:ascii="Calibri" w:cs="Calibri" w:eastAsia="Calibri" w:hAnsi="Calibri"/>
+                <w:sz w:val="18"/>
+                <w:szCs w:val="18"/>
+              </w:rPr>
+              <w:t xml:space="preserve">«El package es público; vamos a lo del unverified»</w:t>
+            </w:r>
+          </w:p>
+        </w:tc>
+        <w:tc>
+          <w:tcPr>
+            <w:tcW w:type="dxa" w:w="4094"/>
+            <w:tcMar>
+              <w:top w:type="dxa" w:w="60"/>
+              <w:left w:type="dxa" w:w="100"/>
+              <w:bottom w:type="dxa" w:w="60"/>
+              <w:right w:type="dxa" w:w="100"/>
+            </w:tcMar>
+          </w:tcPr>
+          <w:p>
+            <w:pPr>
+              <w:spacing w:after="0" w:before="0" w:line="252"/>
+            </w:pPr>
+            <w:r>
+              <w:rPr>
+                <w:rFonts w:ascii="Calibri" w:cs="Calibri" w:eastAsia="Calibri" w:hAnsi="Calibri"/>
+                <w:sz w:val="18"/>
+                <w:szCs w:val="18"/>
+              </w:rPr>
+              <w:t xml:space="preserve">Escribe </w:t>
             </w:r>
             <w:r>
               <w:rPr>
@@ -32379,63 +33940,56 @@
                 <w:sz w:val="16"/>
                 <w:szCs w:val="16"/>
               </w:rPr>
-              <w:t xml:space="preserve">scripts/agent</w:t>
-            </w:r>
-            <w:r>
-              <w:rPr>
-                <w:rFonts w:ascii="Calibri" w:cs="Calibri" w:eastAsia="Calibri" w:hAnsi="Calibri"/>
-                <w:sz w:val="18"/>
-                <w:szCs w:val="18"/>
-              </w:rPr>
-              <w:t xml:space="preserve">)</w:t>
-            </w:r>
-          </w:p>
-        </w:tc>
-        <w:tc>
-          <w:tcPr>
-            <w:tcW w:type="dxa" w:w="4017"/>
-            <w:tcMar>
-              <w:top w:type="dxa" w:w="60"/>
-              <w:left w:type="dxa" w:w="100"/>
-              <w:bottom w:type="dxa" w:w="60"/>
-              <w:right w:type="dxa" w:w="100"/>
-            </w:tcMar>
-          </w:tcPr>
-          <w:p>
-            <w:pPr>
-              <w:spacing w:after="0" w:before="0" w:line="252"/>
-            </w:pPr>
-            <w:r>
-              <w:rPr>
-                <w:rFonts w:ascii="Calibri" w:cs="Calibri" w:eastAsia="Calibri" w:hAnsi="Calibri"/>
-                <w:sz w:val="18"/>
-                <w:szCs w:val="18"/>
-              </w:rPr>
-              <w:t xml:space="preserve">41 casos. Revisor y respuesta (16): publicación y fallo seguro de la revisión, hallazgos fuera del PR, orden por severidad, neutralización, sospecha de inyección, separación de instrucción y datos en los prompts e informes de respuesta. Agente autónomo (25): comprobaciones previas, prompt con datos, nombres de rama, alcance de la fase spec, textos del PR e informes</w:t>
-            </w:r>
-          </w:p>
-        </w:tc>
-        <w:tc>
-          <w:tcPr>
-            <w:tcW w:type="dxa" w:w="2474"/>
-            <w:tcMar>
-              <w:top w:type="dxa" w:w="60"/>
-              <w:left w:type="dxa" w:w="100"/>
-              <w:bottom w:type="dxa" w:w="60"/>
-              <w:right w:type="dxa" w:w="100"/>
-            </w:tcMar>
-          </w:tcPr>
-          <w:p>
-            <w:pPr>
-              <w:spacing w:after="0" w:before="0" w:line="252"/>
-            </w:pPr>
-            <w:r>
-              <w:rPr>
-                <w:rFonts w:ascii="Calibri" w:cs="Calibri" w:eastAsia="Calibri" w:hAnsi="Calibri"/>
-                <w:sz w:val="18"/>
-                <w:szCs w:val="18"/>
-              </w:rPr>
-              <w:t xml:space="preserve">41/41 superadas</w:t>
+              <w:t xml:space="preserve">api_commit.py</w:t>
+            </w:r>
+            <w:r>
+              <w:rPr>
+                <w:rFonts w:ascii="Calibri" w:cs="Calibri" w:eastAsia="Calibri" w:hAnsi="Calibri"/>
+                <w:sz w:val="18"/>
+                <w:szCs w:val="18"/>
+              </w:rPr>
+              <w:t xml:space="preserve"> con 5 tests, cambia los dos jobs </w:t>
+            </w:r>
+            <w:r>
+              <w:rPr>
+                <w:rFonts w:ascii="Consolas" w:cs="Consolas" w:eastAsia="Consolas" w:hAnsi="Consolas"/>
+                <w:color w:val="2E3A36"/>
+                <w:sz w:val="16"/>
+                <w:szCs w:val="16"/>
+              </w:rPr>
+              <w:t xml:space="preserve">publish</w:t>
+            </w:r>
+            <w:r>
+              <w:rPr>
+                <w:rFonts w:ascii="Calibri" w:cs="Calibri" w:eastAsia="Calibri" w:hAnsi="Calibri"/>
+                <w:sz w:val="18"/>
+                <w:szCs w:val="18"/>
+              </w:rPr>
+              <w:t xml:space="preserve"> y quita el token de sus checkouts. Abre core#19 y el PR de prueba app#22</w:t>
+            </w:r>
+          </w:p>
+        </w:tc>
+        <w:tc>
+          <w:tcPr>
+            <w:tcW w:type="dxa" w:w="1600"/>
+            <w:tcMar>
+              <w:top w:type="dxa" w:w="60"/>
+              <w:left w:type="dxa" w:w="100"/>
+              <w:bottom w:type="dxa" w:w="60"/>
+              <w:right w:type="dxa" w:w="100"/>
+            </w:tcMar>
+          </w:tcPr>
+          <w:p>
+            <w:pPr>
+              <w:spacing w:after="0" w:before="0" w:line="252"/>
+            </w:pPr>
+            <w:r>
+              <w:rPr>
+                <w:rFonts w:ascii="Calibri" w:cs="Calibri" w:eastAsia="Calibri" w:hAnsi="Calibri"/>
+                <w:sz w:val="18"/>
+                <w:szCs w:val="18"/>
+              </w:rPr>
+              <w:t xml:space="preserve">Commits firmados preparados</w:t>
             </w:r>
           </w:p>
         </w:tc>
@@ -32446,25 +34000,73 @@
         </w:trPr>
         <w:tc>
           <w:tcPr>
-            <w:tcW w:type="dxa" w:w="2579"/>
-            <w:tcMar>
-              <w:top w:type="dxa" w:w="60"/>
-              <w:left w:type="dxa" w:w="100"/>
-              <w:bottom w:type="dxa" w:w="60"/>
-              <w:right w:type="dxa" w:w="100"/>
-            </w:tcMar>
-          </w:tcPr>
-          <w:p>
-            <w:pPr>
-              <w:spacing w:after="0" w:before="0" w:line="252"/>
-            </w:pPr>
-            <w:r>
-              <w:rPr>
-                <w:rFonts w:ascii="Calibri" w:cs="Calibri" w:eastAsia="Calibri" w:hAnsi="Calibri"/>
-                <w:sz w:val="18"/>
-                <w:szCs w:val="18"/>
-              </w:rPr>
-              <w:t xml:space="preserve">Respuesta a </w:t>
+            <w:tcW w:type="dxa" w:w="700"/>
+            <w:tcMar>
+              <w:top w:type="dxa" w:w="60"/>
+              <w:left w:type="dxa" w:w="100"/>
+              <w:bottom w:type="dxa" w:w="60"/>
+              <w:right w:type="dxa" w:w="100"/>
+            </w:tcMar>
+          </w:tcPr>
+          <w:p>
+            <w:pPr>
+              <w:spacing w:after="0" w:before="0" w:line="252"/>
+            </w:pPr>
+            <w:r>
+              <w:rPr>
+                <w:rFonts w:ascii="Calibri" w:cs="Calibri" w:eastAsia="Calibri" w:hAnsi="Calibri"/>
+                <w:sz w:val="18"/>
+                <w:szCs w:val="18"/>
+              </w:rPr>
+              <w:t xml:space="preserve">85</w:t>
+            </w:r>
+          </w:p>
+        </w:tc>
+        <w:tc>
+          <w:tcPr>
+            <w:tcW w:type="dxa" w:w="2676"/>
+            <w:tcMar>
+              <w:top w:type="dxa" w:w="60"/>
+              <w:left w:type="dxa" w:w="100"/>
+              <w:bottom w:type="dxa" w:w="60"/>
+              <w:right w:type="dxa" w:w="100"/>
+            </w:tcMar>
+          </w:tcPr>
+          <w:p>
+            <w:pPr>
+              <w:spacing w:after="0" w:before="0" w:line="252"/>
+            </w:pPr>
+            <w:r>
+              <w:rPr>
+                <w:rFonts w:ascii="Calibri" w:cs="Calibri" w:eastAsia="Calibri" w:hAnsi="Calibri"/>
+                <w:sz w:val="18"/>
+                <w:szCs w:val="18"/>
+              </w:rPr>
+              <w:t xml:space="preserve">«Ha respondido, pero se han saltado 2 checks»</w:t>
+            </w:r>
+          </w:p>
+        </w:tc>
+        <w:tc>
+          <w:tcPr>
+            <w:tcW w:type="dxa" w:w="4094"/>
+            <w:tcMar>
+              <w:top w:type="dxa" w:w="60"/>
+              <w:left w:type="dxa" w:w="100"/>
+              <w:bottom w:type="dxa" w:w="60"/>
+              <w:right w:type="dxa" w:w="100"/>
+            </w:tcMar>
+          </w:tcPr>
+          <w:p>
+            <w:pPr>
+              <w:spacing w:after="0" w:before="0" w:line="252"/>
+            </w:pPr>
+            <w:r>
+              <w:rPr>
+                <w:rFonts w:ascii="Calibri" w:cs="Calibri" w:eastAsia="Calibri" w:hAnsi="Calibri"/>
+                <w:sz w:val="18"/>
+                <w:szCs w:val="18"/>
+              </w:rPr>
+              <w:t xml:space="preserve">Explica que los checks omitidos son los de publicación, que solo corren en main. Comprueba </w:t>
             </w:r>
             <w:r>
               <w:rPr>
@@ -32473,72 +34075,172 @@
                 <w:sz w:val="16"/>
                 <w:szCs w:val="16"/>
               </w:rPr>
-              <w:t xml:space="preserve">@claude</w:t>
-            </w:r>
-            <w:r>
-              <w:rPr>
-                <w:rFonts w:ascii="Calibri" w:cs="Calibri" w:eastAsia="Calibri" w:hAnsi="Calibri"/>
-                <w:sz w:val="18"/>
-                <w:szCs w:val="18"/>
-              </w:rPr>
-              <w:t xml:space="preserve"> (app#16)</w:t>
-            </w:r>
-          </w:p>
-        </w:tc>
-        <w:tc>
-          <w:tcPr>
-            <w:tcW w:type="dxa" w:w="4017"/>
-            <w:tcMar>
-              <w:top w:type="dxa" w:w="60"/>
-              <w:left w:type="dxa" w:w="100"/>
-              <w:bottom w:type="dxa" w:w="60"/>
-              <w:right w:type="dxa" w:w="100"/>
-            </w:tcMar>
-          </w:tcPr>
-          <w:p>
-            <w:pPr>
-              <w:spacing w:after="0" w:before="0" w:line="252"/>
-            </w:pPr>
-            <w:r>
-              <w:rPr>
-                <w:rFonts w:ascii="Calibri" w:cs="Calibri" w:eastAsia="Calibri" w:hAnsi="Calibri"/>
-                <w:sz w:val="18"/>
-                <w:szCs w:val="18"/>
-              </w:rPr>
-              <w:t xml:space="preserve">PR con tres tests de FR-009 que fallan y un comentario </w:t>
-            </w:r>
-            <w:r>
-              <w:rPr>
-                <w:rFonts w:ascii="Consolas" w:cs="Consolas" w:eastAsia="Consolas" w:hAnsi="Consolas"/>
-                <w:color w:val="2E3A36"/>
-                <w:sz w:val="16"/>
-                <w:szCs w:val="16"/>
-              </w:rPr>
-              <w:t xml:space="preserve">@claude</w:t>
-            </w:r>
-          </w:p>
-        </w:tc>
-        <w:tc>
-          <w:tcPr>
-            <w:tcW w:type="dxa" w:w="2474"/>
-            <w:tcMar>
-              <w:top w:type="dxa" w:w="60"/>
-              <w:left w:type="dxa" w:w="100"/>
-              <w:bottom w:type="dxa" w:w="60"/>
-              <w:right w:type="dxa" w:w="100"/>
-            </w:tcMar>
-          </w:tcPr>
-          <w:p>
-            <w:pPr>
-              <w:spacing w:after="0" w:before="0" w:line="252"/>
-            </w:pPr>
-            <w:r>
-              <w:rPr>
-                <w:rFonts w:ascii="Calibri" w:cs="Calibri" w:eastAsia="Calibri" w:hAnsi="Calibri"/>
-                <w:sz w:val="18"/>
-                <w:szCs w:val="18"/>
-              </w:rPr>
-              <w:t xml:space="preserve">Commit del bot en 73 s, checks en verde, revisión publicada y sin bucle del bot</w:t>
+              <w:t xml:space="preserve">verified: true</w:t>
+            </w:r>
+            <w:r>
+              <w:rPr>
+                <w:rFonts w:ascii="Calibri" w:cs="Calibri" w:eastAsia="Calibri" w:hAnsi="Calibri"/>
+                <w:sz w:val="18"/>
+                <w:szCs w:val="18"/>
+              </w:rPr>
+              <w:t xml:space="preserve"> en el commit del bot y cierra la tarea</w:t>
+            </w:r>
+          </w:p>
+        </w:tc>
+        <w:tc>
+          <w:tcPr>
+            <w:tcW w:type="dxa" w:w="1600"/>
+            <w:tcMar>
+              <w:top w:type="dxa" w:w="60"/>
+              <w:left w:type="dxa" w:w="100"/>
+              <w:bottom w:type="dxa" w:w="60"/>
+              <w:right w:type="dxa" w:w="100"/>
+            </w:tcMar>
+          </w:tcPr>
+          <w:p>
+            <w:pPr>
+              <w:spacing w:after="0" w:before="0" w:line="252"/>
+            </w:pPr>
+            <w:r>
+              <w:rPr>
+                <w:rFonts w:ascii="Calibri" w:cs="Calibri" w:eastAsia="Calibri" w:hAnsi="Calibri"/>
+                <w:sz w:val="18"/>
+                <w:szCs w:val="18"/>
+              </w:rPr>
+              <w:t xml:space="preserve">Tarea 9 cerrada</w:t>
+            </w:r>
+          </w:p>
+        </w:tc>
+      </w:tr>
+    </w:tbl>
+    <w:p>
+      <w:pPr>
+        <w:spacing w:after="120"/>
+      </w:pPr>
+    </w:p>
+    <w:p>
+      <w:pPr>
+        <w:pStyle w:val="Heading2"/>
+        <w:keepNext/>
+      </w:pPr>
+      <w:r>
+        <w:rPr>
+          <w:rFonts w:ascii="Calibri" w:cs="Calibri" w:eastAsia="Calibri" w:hAnsi="Calibri"/>
+        </w:rPr>
+        <w:t xml:space="preserve">Pruebas realizadas y resultados</w:t>
+      </w:r>
+    </w:p>
+    <w:p>
+      <w:pPr>
+        <w:pStyle w:val="Heading3"/>
+        <w:keepNext/>
+      </w:pPr>
+      <w:r>
+        <w:rPr>
+          <w:rFonts w:ascii="Calibri" w:cs="Calibri" w:eastAsia="Calibri" w:hAnsi="Calibri"/>
+        </w:rPr>
+        <w:t xml:space="preserve">Pruebas automáticas</w:t>
+      </w:r>
+    </w:p>
+    <w:tbl>
+      <w:tblPr>
+        <w:tblW w:type="dxa" w:w="9070"/>
+        <w:tblBorders>
+          <w:top w:val="single" w:color="C9D3CF" w:sz="4"/>
+          <w:left w:val="single" w:color="C9D3CF" w:sz="4"/>
+          <w:bottom w:val="single" w:color="C9D3CF" w:sz="4"/>
+          <w:right w:val="single" w:color="C9D3CF" w:sz="4"/>
+          <w:insideH w:val="single" w:color="C9D3CF" w:sz="4"/>
+          <w:insideV w:val="single" w:color="C9D3CF" w:sz="4"/>
+        </w:tblBorders>
+      </w:tblPr>
+      <w:tblGrid>
+        <w:gridCol w:w="2547"/>
+        <w:gridCol w:w="4024"/>
+        <w:gridCol w:w="2499"/>
+      </w:tblGrid>
+      <w:tr>
+        <w:trPr>
+          <w:tblHeader/>
+        </w:trPr>
+        <w:tc>
+          <w:tcPr>
+            <w:tcW w:type="dxa" w:w="2547"/>
+            <w:shd w:fill="E3EEEA" w:color="auto" w:val="clear"/>
+            <w:tcMar>
+              <w:top w:type="dxa" w:w="60"/>
+              <w:left w:type="dxa" w:w="100"/>
+              <w:bottom w:type="dxa" w:w="60"/>
+              <w:right w:type="dxa" w:w="100"/>
+            </w:tcMar>
+          </w:tcPr>
+          <w:p>
+            <w:pPr>
+              <w:spacing w:after="0" w:before="0" w:line="252"/>
+            </w:pPr>
+            <w:r>
+              <w:rPr>
+                <w:rFonts w:ascii="Calibri" w:cs="Calibri" w:eastAsia="Calibri" w:hAnsi="Calibri"/>
+                <w:b/>
+                <w:bCs/>
+                <w:sz w:val="18"/>
+                <w:szCs w:val="18"/>
+              </w:rPr>
+              <w:t xml:space="preserve">Componente</w:t>
+            </w:r>
+          </w:p>
+        </w:tc>
+        <w:tc>
+          <w:tcPr>
+            <w:tcW w:type="dxa" w:w="4024"/>
+            <w:shd w:fill="E3EEEA" w:color="auto" w:val="clear"/>
+            <w:tcMar>
+              <w:top w:type="dxa" w:w="60"/>
+              <w:left w:type="dxa" w:w="100"/>
+              <w:bottom w:type="dxa" w:w="60"/>
+              <w:right w:type="dxa" w:w="100"/>
+            </w:tcMar>
+          </w:tcPr>
+          <w:p>
+            <w:pPr>
+              <w:spacing w:after="0" w:before="0" w:line="252"/>
+            </w:pPr>
+            <w:r>
+              <w:rPr>
+                <w:rFonts w:ascii="Calibri" w:cs="Calibri" w:eastAsia="Calibri" w:hAnsi="Calibri"/>
+                <w:b/>
+                <w:bCs/>
+                <w:sz w:val="18"/>
+                <w:szCs w:val="18"/>
+              </w:rPr>
+              <w:t xml:space="preserve">Pruebas</w:t>
+            </w:r>
+          </w:p>
+        </w:tc>
+        <w:tc>
+          <w:tcPr>
+            <w:tcW w:type="dxa" w:w="2499"/>
+            <w:shd w:fill="E3EEEA" w:color="auto" w:val="clear"/>
+            <w:tcMar>
+              <w:top w:type="dxa" w:w="60"/>
+              <w:left w:type="dxa" w:w="100"/>
+              <w:bottom w:type="dxa" w:w="60"/>
+              <w:right w:type="dxa" w:w="100"/>
+            </w:tcMar>
+          </w:tcPr>
+          <w:p>
+            <w:pPr>
+              <w:spacing w:after="0" w:before="0" w:line="252"/>
+            </w:pPr>
+            <w:r>
+              <w:rPr>
+                <w:rFonts w:ascii="Calibri" w:cs="Calibri" w:eastAsia="Calibri" w:hAnsi="Calibri"/>
+                <w:b/>
+                <w:bCs/>
+                <w:sz w:val="18"/>
+                <w:szCs w:val="18"/>
+              </w:rPr>
+              <w:t xml:space="preserve">Resultado</w:t>
             </w:r>
           </w:p>
         </w:tc>
@@ -32549,49 +34251,25 @@
         </w:trPr>
         <w:tc>
           <w:tcPr>
-            <w:tcW w:type="dxa" w:w="2579"/>
-            <w:tcMar>
-              <w:top w:type="dxa" w:w="60"/>
-              <w:left w:type="dxa" w:w="100"/>
-              <w:bottom w:type="dxa" w:w="60"/>
-              <w:right w:type="dxa" w:w="100"/>
-            </w:tcMar>
-          </w:tcPr>
-          <w:p>
-            <w:pPr>
-              <w:spacing w:after="0" w:before="0" w:line="252"/>
-            </w:pPr>
-            <w:r>
-              <w:rPr>
-                <w:rFonts w:ascii="Calibri" w:cs="Calibri" w:eastAsia="Calibri" w:hAnsi="Calibri"/>
-                <w:sz w:val="18"/>
-                <w:szCs w:val="18"/>
-              </w:rPr>
-              <w:t xml:space="preserve">Agente autónomo (issue #18)</w:t>
-            </w:r>
-          </w:p>
-        </w:tc>
-        <w:tc>
-          <w:tcPr>
-            <w:tcW w:type="dxa" w:w="4017"/>
-            <w:tcMar>
-              <w:top w:type="dxa" w:w="60"/>
-              <w:left w:type="dxa" w:w="100"/>
-              <w:bottom w:type="dxa" w:w="60"/>
-              <w:right w:type="dxa" w:w="100"/>
-            </w:tcMar>
-          </w:tcPr>
-          <w:p>
-            <w:pPr>
-              <w:spacing w:after="0" w:before="0" w:line="252"/>
-            </w:pPr>
-            <w:r>
-              <w:rPr>
-                <w:rFonts w:ascii="Calibri" w:cs="Calibri" w:eastAsia="Calibri" w:hAnsi="Calibri"/>
-                <w:sz w:val="18"/>
-                <w:szCs w:val="18"/>
-              </w:rPr>
-              <w:t xml:space="preserve">Petición real con etiqueta </w:t>
+            <w:tcW w:type="dxa" w:w="2547"/>
+            <w:tcMar>
+              <w:top w:type="dxa" w:w="60"/>
+              <w:left w:type="dxa" w:w="100"/>
+              <w:bottom w:type="dxa" w:w="60"/>
+              <w:right w:type="dxa" w:w="100"/>
+            </w:tcMar>
+          </w:tcPr>
+          <w:p>
+            <w:pPr>
+              <w:spacing w:after="0" w:before="0" w:line="252"/>
+            </w:pPr>
+            <w:r>
+              <w:rPr>
+                <w:rFonts w:ascii="Calibri" w:cs="Calibri" w:eastAsia="Calibri" w:hAnsi="Calibri"/>
+                <w:sz w:val="18"/>
+                <w:szCs w:val="18"/>
+              </w:rPr>
+              <w:t xml:space="preserve">Hook </w:t>
             </w:r>
             <w:r>
               <w:rPr>
@@ -32600,48 +34278,55 @@
                 <w:sz w:val="16"/>
                 <w:szCs w:val="16"/>
               </w:rPr>
-              <w:t xml:space="preserve">aprobado</w:t>
-            </w:r>
-          </w:p>
-        </w:tc>
-        <w:tc>
-          <w:tcPr>
-            <w:tcW w:type="dxa" w:w="2474"/>
-            <w:tcMar>
-              <w:top w:type="dxa" w:w="60"/>
-              <w:left w:type="dxa" w:w="100"/>
-              <w:bottom w:type="dxa" w:w="60"/>
-              <w:right w:type="dxa" w:w="100"/>
-            </w:tcMar>
-          </w:tcPr>
-          <w:p>
-            <w:pPr>
-              <w:spacing w:after="0" w:before="0" w:line="252"/>
-            </w:pPr>
-            <w:r>
-              <w:rPr>
-                <w:rFonts w:ascii="Calibri" w:cs="Calibri" w:eastAsia="Calibri" w:hAnsi="Calibri"/>
-                <w:sz w:val="18"/>
-                <w:szCs w:val="18"/>
-              </w:rPr>
-              <w:t xml:space="preserve">PR de spec en 2 min, PR de implementación en 2 min tras el merge, dos ajustes con </w:t>
-            </w:r>
-            <w:r>
-              <w:rPr>
-                <w:rFonts w:ascii="Consolas" w:cs="Consolas" w:eastAsia="Consolas" w:hAnsi="Consolas"/>
-                <w:color w:val="2E3A36"/>
-                <w:sz w:val="16"/>
-                <w:szCs w:val="16"/>
-              </w:rPr>
-              <w:t xml:space="preserve">@claude</w:t>
-            </w:r>
-            <w:r>
-              <w:rPr>
-                <w:rFonts w:ascii="Calibri" w:cs="Calibri" w:eastAsia="Calibri" w:hAnsi="Calibri"/>
-                <w:sz w:val="18"/>
-                <w:szCs w:val="18"/>
-              </w:rPr>
-              <w:t xml:space="preserve">; issue cerrado en 25 min</w:t>
+              <w:t xml:space="preserve">guard.py</w:t>
+            </w:r>
+          </w:p>
+        </w:tc>
+        <w:tc>
+          <w:tcPr>
+            <w:tcW w:type="dxa" w:w="4024"/>
+            <w:tcMar>
+              <w:top w:type="dxa" w:w="60"/>
+              <w:left w:type="dxa" w:w="100"/>
+              <w:bottom w:type="dxa" w:w="60"/>
+              <w:right w:type="dxa" w:w="100"/>
+            </w:tcMar>
+          </w:tcPr>
+          <w:p>
+            <w:pPr>
+              <w:spacing w:after="0" w:before="0" w:line="252"/>
+            </w:pPr>
+            <w:r>
+              <w:rPr>
+                <w:rFonts w:ascii="Calibri" w:cs="Calibri" w:eastAsia="Calibri" w:hAnsi="Calibri"/>
+                <w:sz w:val="18"/>
+                <w:szCs w:val="18"/>
+              </w:rPr>
+              <w:t xml:space="preserve">45 casos: 21 comandos que deben bloquearse, 10 que deben permitirse, ficheros protegidos, secretos y auditoría</w:t>
+            </w:r>
+          </w:p>
+        </w:tc>
+        <w:tc>
+          <w:tcPr>
+            <w:tcW w:type="dxa" w:w="2499"/>
+            <w:tcMar>
+              <w:top w:type="dxa" w:w="60"/>
+              <w:left w:type="dxa" w:w="100"/>
+              <w:bottom w:type="dxa" w:w="60"/>
+              <w:right w:type="dxa" w:w="100"/>
+            </w:tcMar>
+          </w:tcPr>
+          <w:p>
+            <w:pPr>
+              <w:spacing w:after="0" w:before="0" w:line="252"/>
+            </w:pPr>
+            <w:r>
+              <w:rPr>
+                <w:rFonts w:ascii="Calibri" w:cs="Calibri" w:eastAsia="Calibri" w:hAnsi="Calibri"/>
+                <w:sz w:val="18"/>
+                <w:szCs w:val="18"/>
+              </w:rPr>
+              <w:t xml:space="preserve">45/45 superadas</w:t>
             </w:r>
           </w:p>
         </w:tc>
@@ -32652,25 +34337,25 @@
         </w:trPr>
         <w:tc>
           <w:tcPr>
-            <w:tcW w:type="dxa" w:w="2579"/>
-            <w:tcMar>
-              <w:top w:type="dxa" w:w="60"/>
-              <w:left w:type="dxa" w:w="100"/>
-              <w:bottom w:type="dxa" w:w="60"/>
-              <w:right w:type="dxa" w:w="100"/>
-            </w:tcMar>
-          </w:tcPr>
-          <w:p>
-            <w:pPr>
-              <w:spacing w:after="0" w:before="0" w:line="252"/>
-            </w:pPr>
-            <w:r>
-              <w:rPr>
-                <w:rFonts w:ascii="Calibri" w:cs="Calibri" w:eastAsia="Calibri" w:hAnsi="Calibri"/>
-                <w:sz w:val="18"/>
-                <w:szCs w:val="18"/>
-              </w:rPr>
-              <w:t xml:space="preserve">Triage (</w:t>
+            <w:tcW w:type="dxa" w:w="2547"/>
+            <w:tcMar>
+              <w:top w:type="dxa" w:w="60"/>
+              <w:left w:type="dxa" w:w="100"/>
+              <w:bottom w:type="dxa" w:w="60"/>
+              <w:right w:type="dxa" w:w="100"/>
+            </w:tcMar>
+          </w:tcPr>
+          <w:p>
+            <w:pPr>
+              <w:spacing w:after="0" w:before="0" w:line="252"/>
+            </w:pPr>
+            <w:r>
+              <w:rPr>
+                <w:rFonts w:ascii="Calibri" w:cs="Calibri" w:eastAsia="Calibri" w:hAnsi="Calibri"/>
+                <w:sz w:val="18"/>
+                <w:szCs w:val="18"/>
+              </w:rPr>
+              <w:t xml:space="preserve">Aplicación: catálogo (</w:t>
             </w:r>
             <w:r>
               <w:rPr>
@@ -32679,15 +34364,39 @@
                 <w:sz w:val="16"/>
                 <w:szCs w:val="16"/>
               </w:rPr>
-              <w:t xml:space="preserve">apply.py</w:t>
-            </w:r>
-            <w:r>
-              <w:rPr>
-                <w:rFonts w:ascii="Calibri" w:cs="Calibri" w:eastAsia="Calibri" w:hAnsi="Calibri"/>
-                <w:sz w:val="18"/>
-                <w:szCs w:val="18"/>
-              </w:rPr>
-              <w:t xml:space="preserve">, </w:t>
+              <w:t xml:space="preserve">app</w:t>
+            </w:r>
+            <w:r>
+              <w:rPr>
+                <w:rFonts w:ascii="Calibri" w:cs="Calibri" w:eastAsia="Calibri" w:hAnsi="Calibri"/>
+                <w:sz w:val="18"/>
+                <w:szCs w:val="18"/>
+              </w:rPr>
+              <w:t xml:space="preserve">)</w:t>
+            </w:r>
+          </w:p>
+        </w:tc>
+        <w:tc>
+          <w:tcPr>
+            <w:tcW w:type="dxa" w:w="4024"/>
+            <w:tcMar>
+              <w:top w:type="dxa" w:w="60"/>
+              <w:left w:type="dxa" w:w="100"/>
+              <w:bottom w:type="dxa" w:w="60"/>
+              <w:right w:type="dxa" w:w="100"/>
+            </w:tcMar>
+          </w:tcPr>
+          <w:p>
+            <w:pPr>
+              <w:spacing w:after="0" w:before="0" w:line="252"/>
+            </w:pPr>
+            <w:r>
+              <w:rPr>
+                <w:rFonts w:ascii="Calibri" w:cs="Calibri" w:eastAsia="Calibri" w:hAnsi="Calibri"/>
+                <w:sz w:val="18"/>
+                <w:szCs w:val="18"/>
+              </w:rPr>
+              <w:t xml:space="preserve">103 casos: listado, consulta por id, 404, precio con 2 decimales, orden estable, catálogo mal formado, despliegue de un cambio de precio, observabilidad, </w:t>
             </w:r>
             <w:r>
               <w:rPr>
@@ -32696,6 +34405,1027 @@
                 <w:sz w:val="16"/>
                 <w:szCs w:val="16"/>
               </w:rPr>
+              <w:t xml:space="preserve">/health</w:t>
+            </w:r>
+            <w:r>
+              <w:rPr>
+                <w:rFonts w:ascii="Calibri" w:cs="Calibri" w:eastAsia="Calibri" w:hAnsi="Calibri"/>
+                <w:sz w:val="18"/>
+                <w:szCs w:val="18"/>
+              </w:rPr>
+              <w:t xml:space="preserve">, </w:t>
+            </w:r>
+            <w:r>
+              <w:rPr>
+                <w:rFonts w:ascii="Consolas" w:cs="Consolas" w:eastAsia="Consolas" w:hAnsi="Consolas"/>
+                <w:color w:val="2E3A36"/>
+                <w:sz w:val="16"/>
+                <w:szCs w:val="16"/>
+              </w:rPr>
+              <w:t xml:space="preserve">Cache-Control: no-store</w:t>
+            </w:r>
+            <w:r>
+              <w:rPr>
+                <w:rFonts w:ascii="Calibri" w:cs="Calibri" w:eastAsia="Calibri" w:hAnsi="Calibri"/>
+                <w:sz w:val="18"/>
+                <w:szCs w:val="18"/>
+              </w:rPr>
+              <w:t xml:space="preserve"> y búsqueda por nombre (45, escritos por el agente autónomo)</w:t>
+            </w:r>
+          </w:p>
+        </w:tc>
+        <w:tc>
+          <w:tcPr>
+            <w:tcW w:type="dxa" w:w="2499"/>
+            <w:tcMar>
+              <w:top w:type="dxa" w:w="60"/>
+              <w:left w:type="dxa" w:w="100"/>
+              <w:bottom w:type="dxa" w:w="60"/>
+              <w:right w:type="dxa" w:w="100"/>
+            </w:tcMar>
+          </w:tcPr>
+          <w:p>
+            <w:pPr>
+              <w:spacing w:after="0" w:before="0" w:line="252"/>
+            </w:pPr>
+            <w:r>
+              <w:rPr>
+                <w:rFonts w:ascii="Calibri" w:cs="Calibri" w:eastAsia="Calibri" w:hAnsi="Calibri"/>
+                <w:sz w:val="18"/>
+                <w:szCs w:val="18"/>
+              </w:rPr>
+              <w:t xml:space="preserve">103/103 superadas</w:t>
+            </w:r>
+          </w:p>
+        </w:tc>
+      </w:tr>
+      <w:tr>
+        <w:trPr>
+          <w:cantSplit/>
+        </w:trPr>
+        <w:tc>
+          <w:tcPr>
+            <w:tcW w:type="dxa" w:w="2547"/>
+            <w:tcMar>
+              <w:top w:type="dxa" w:w="60"/>
+              <w:left w:type="dxa" w:w="100"/>
+              <w:bottom w:type="dxa" w:w="60"/>
+              <w:right w:type="dxa" w:w="100"/>
+            </w:tcMar>
+          </w:tcPr>
+          <w:p>
+            <w:pPr>
+              <w:spacing w:after="0" w:before="0" w:line="252"/>
+            </w:pPr>
+            <w:r>
+              <w:rPr>
+                <w:rFonts w:ascii="Calibri" w:cs="Calibri" w:eastAsia="Calibri" w:hAnsi="Calibri"/>
+                <w:sz w:val="18"/>
+                <w:szCs w:val="18"/>
+              </w:rPr>
+              <w:t xml:space="preserve">CI obligatorio (app#12)</w:t>
+            </w:r>
+          </w:p>
+        </w:tc>
+        <w:tc>
+          <w:tcPr>
+            <w:tcW w:type="dxa" w:w="4024"/>
+            <w:tcMar>
+              <w:top w:type="dxa" w:w="60"/>
+              <w:left w:type="dxa" w:w="100"/>
+              <w:bottom w:type="dxa" w:w="60"/>
+              <w:right w:type="dxa" w:w="100"/>
+            </w:tcMar>
+          </w:tcPr>
+          <w:p>
+            <w:pPr>
+              <w:spacing w:after="0" w:before="0" w:line="252"/>
+            </w:pPr>
+            <w:r>
+              <w:rPr>
+                <w:rFonts w:ascii="Calibri" w:cs="Calibri" w:eastAsia="Calibri" w:hAnsi="Calibri"/>
+                <w:sz w:val="18"/>
+                <w:szCs w:val="18"/>
+              </w:rPr>
+              <w:t xml:space="preserve">PR con un </w:t>
+            </w:r>
+            <w:r>
+              <w:rPr>
+                <w:rFonts w:ascii="Consolas" w:cs="Consolas" w:eastAsia="Consolas" w:hAnsi="Consolas"/>
+                <w:color w:val="2E3A36"/>
+                <w:sz w:val="16"/>
+                <w:szCs w:val="16"/>
+              </w:rPr>
+              <w:t xml:space="preserve">import</w:t>
+            </w:r>
+            <w:r>
+              <w:rPr>
+                <w:rFonts w:ascii="Calibri" w:cs="Calibri" w:eastAsia="Calibri" w:hAnsi="Calibri"/>
+                <w:sz w:val="18"/>
+                <w:szCs w:val="18"/>
+              </w:rPr>
+              <w:t xml:space="preserve"> sin usar</w:t>
+            </w:r>
+          </w:p>
+        </w:tc>
+        <w:tc>
+          <w:tcPr>
+            <w:tcW w:type="dxa" w:w="2499"/>
+            <w:tcMar>
+              <w:top w:type="dxa" w:w="60"/>
+              <w:left w:type="dxa" w:w="100"/>
+              <w:bottom w:type="dxa" w:w="60"/>
+              <w:right w:type="dxa" w:w="100"/>
+            </w:tcMar>
+          </w:tcPr>
+          <w:p>
+            <w:pPr>
+              <w:spacing w:after="0" w:before="0" w:line="252"/>
+            </w:pPr>
+            <w:r>
+              <w:rPr>
+                <w:rFonts w:ascii="Calibri" w:cs="Calibri" w:eastAsia="Calibri" w:hAnsi="Calibri"/>
+                <w:sz w:val="18"/>
+                <w:szCs w:val="18"/>
+              </w:rPr>
+              <w:t xml:space="preserve">CI en rojo y merge bloqueado</w:t>
+            </w:r>
+          </w:p>
+        </w:tc>
+      </w:tr>
+      <w:tr>
+        <w:trPr>
+          <w:cantSplit/>
+        </w:trPr>
+        <w:tc>
+          <w:tcPr>
+            <w:tcW w:type="dxa" w:w="2547"/>
+            <w:tcMar>
+              <w:top w:type="dxa" w:w="60"/>
+              <w:left w:type="dxa" w:w="100"/>
+              <w:bottom w:type="dxa" w:w="60"/>
+              <w:right w:type="dxa" w:w="100"/>
+            </w:tcMar>
+          </w:tcPr>
+          <w:p>
+            <w:pPr>
+              <w:spacing w:after="0" w:before="0" w:line="252"/>
+            </w:pPr>
+            <w:r>
+              <w:rPr>
+                <w:rFonts w:ascii="Calibri" w:cs="Calibri" w:eastAsia="Calibri" w:hAnsi="Calibri"/>
+                <w:sz w:val="18"/>
+                <w:szCs w:val="18"/>
+              </w:rPr>
+              <w:t xml:space="preserve">Gobierno de PRs (</w:t>
+            </w:r>
+            <w:r>
+              <w:rPr>
+                <w:rFonts w:ascii="Consolas" w:cs="Consolas" w:eastAsia="Consolas" w:hAnsi="Consolas"/>
+                <w:color w:val="2E3A36"/>
+                <w:sz w:val="16"/>
+                <w:szCs w:val="16"/>
+              </w:rPr>
+              <w:t xml:space="preserve">check_pr_files.py</w:t>
+            </w:r>
+            <w:r>
+              <w:rPr>
+                <w:rFonts w:ascii="Calibri" w:cs="Calibri" w:eastAsia="Calibri" w:hAnsi="Calibri"/>
+                <w:sz w:val="18"/>
+                <w:szCs w:val="18"/>
+              </w:rPr>
+              <w:t xml:space="preserve">)</w:t>
+            </w:r>
+          </w:p>
+        </w:tc>
+        <w:tc>
+          <w:tcPr>
+            <w:tcW w:type="dxa" w:w="4024"/>
+            <w:tcMar>
+              <w:top w:type="dxa" w:w="60"/>
+              <w:left w:type="dxa" w:w="100"/>
+              <w:bottom w:type="dxa" w:w="60"/>
+              <w:right w:type="dxa" w:w="100"/>
+            </w:tcMar>
+          </w:tcPr>
+          <w:p>
+            <w:pPr>
+              <w:spacing w:after="0" w:before="0" w:line="252"/>
+            </w:pPr>
+            <w:r>
+              <w:rPr>
+                <w:rFonts w:ascii="Calibri" w:cs="Calibri" w:eastAsia="Calibri" w:hAnsi="Calibri"/>
+                <w:sz w:val="18"/>
+                <w:szCs w:val="18"/>
+              </w:rPr>
+              <w:t xml:space="preserve">23 casos: ficheros generados, ficheros protegidos según el autor, cambios de dependencias permitidos y configuración de comprobaciones bloqueada</w:t>
+            </w:r>
+          </w:p>
+        </w:tc>
+        <w:tc>
+          <w:tcPr>
+            <w:tcW w:type="dxa" w:w="2499"/>
+            <w:tcMar>
+              <w:top w:type="dxa" w:w="60"/>
+              <w:left w:type="dxa" w:w="100"/>
+              <w:bottom w:type="dxa" w:w="60"/>
+              <w:right w:type="dxa" w:w="100"/>
+            </w:tcMar>
+          </w:tcPr>
+          <w:p>
+            <w:pPr>
+              <w:spacing w:after="0" w:before="0" w:line="252"/>
+            </w:pPr>
+            <w:r>
+              <w:rPr>
+                <w:rFonts w:ascii="Calibri" w:cs="Calibri" w:eastAsia="Calibri" w:hAnsi="Calibri"/>
+                <w:sz w:val="18"/>
+                <w:szCs w:val="18"/>
+              </w:rPr>
+              <w:t xml:space="preserve">23/23 superadas</w:t>
+            </w:r>
+          </w:p>
+        </w:tc>
+      </w:tr>
+      <w:tr>
+        <w:trPr>
+          <w:cantSplit/>
+        </w:trPr>
+        <w:tc>
+          <w:tcPr>
+            <w:tcW w:type="dxa" w:w="2547"/>
+            <w:tcMar>
+              <w:top w:type="dxa" w:w="60"/>
+              <w:left w:type="dxa" w:w="100"/>
+              <w:bottom w:type="dxa" w:w="60"/>
+              <w:right w:type="dxa" w:w="100"/>
+            </w:tcMar>
+          </w:tcPr>
+          <w:p>
+            <w:pPr>
+              <w:spacing w:after="0" w:before="0" w:line="252"/>
+            </w:pPr>
+            <w:r>
+              <w:rPr>
+                <w:rFonts w:ascii="Calibri" w:cs="Calibri" w:eastAsia="Calibri" w:hAnsi="Calibri"/>
+                <w:sz w:val="18"/>
+                <w:szCs w:val="18"/>
+              </w:rPr>
+              <w:t xml:space="preserve">Escaneo de seguridad obligatorio (app#14)</w:t>
+            </w:r>
+          </w:p>
+        </w:tc>
+        <w:tc>
+          <w:tcPr>
+            <w:tcW w:type="dxa" w:w="4024"/>
+            <w:tcMar>
+              <w:top w:type="dxa" w:w="60"/>
+              <w:left w:type="dxa" w:w="100"/>
+              <w:bottom w:type="dxa" w:w="60"/>
+              <w:right w:type="dxa" w:w="100"/>
+            </w:tcMar>
+          </w:tcPr>
+          <w:p>
+            <w:pPr>
+              <w:spacing w:after="0" w:before="0" w:line="252"/>
+            </w:pPr>
+            <w:r>
+              <w:rPr>
+                <w:rFonts w:ascii="Calibri" w:cs="Calibri" w:eastAsia="Calibri" w:hAnsi="Calibri"/>
+                <w:sz w:val="18"/>
+                <w:szCs w:val="18"/>
+              </w:rPr>
+              <w:t xml:space="preserve">PR con un </w:t>
+            </w:r>
+            <w:r>
+              <w:rPr>
+                <w:rFonts w:ascii="Consolas" w:cs="Consolas" w:eastAsia="Consolas" w:hAnsi="Consolas"/>
+                <w:color w:val="2E3A36"/>
+                <w:sz w:val="16"/>
+                <w:szCs w:val="16"/>
+              </w:rPr>
+              <w:t xml:space="preserve">.pyc</w:t>
+            </w:r>
+            <w:r>
+              <w:rPr>
+                <w:rFonts w:ascii="Calibri" w:cs="Calibri" w:eastAsia="Calibri" w:hAnsi="Calibri"/>
+                <w:sz w:val="18"/>
+                <w:szCs w:val="18"/>
+              </w:rPr>
+              <w:t xml:space="preserve"> en </w:t>
+            </w:r>
+            <w:r>
+              <w:rPr>
+                <w:rFonts w:ascii="Consolas" w:cs="Consolas" w:eastAsia="Consolas" w:hAnsi="Consolas"/>
+                <w:color w:val="2E3A36"/>
+                <w:sz w:val="16"/>
+                <w:szCs w:val="16"/>
+              </w:rPr>
+              <w:t xml:space="preserve">__pycache__</w:t>
+            </w:r>
+          </w:p>
+        </w:tc>
+        <w:tc>
+          <w:tcPr>
+            <w:tcW w:type="dxa" w:w="2499"/>
+            <w:tcMar>
+              <w:top w:type="dxa" w:w="60"/>
+              <w:left w:type="dxa" w:w="100"/>
+              <w:bottom w:type="dxa" w:w="60"/>
+              <w:right w:type="dxa" w:w="100"/>
+            </w:tcMar>
+          </w:tcPr>
+          <w:p>
+            <w:pPr>
+              <w:spacing w:after="0" w:before="0" w:line="252"/>
+            </w:pPr>
+            <w:r>
+              <w:rPr>
+                <w:rFonts w:ascii="Consolas" w:cs="Consolas" w:eastAsia="Consolas" w:hAnsi="Consolas"/>
+                <w:color w:val="2E3A36"/>
+                <w:sz w:val="16"/>
+                <w:szCs w:val="16"/>
+              </w:rPr>
+              <w:t xml:space="preserve">governance</w:t>
+            </w:r>
+            <w:r>
+              <w:rPr>
+                <w:rFonts w:ascii="Calibri" w:cs="Calibri" w:eastAsia="Calibri" w:hAnsi="Calibri"/>
+                <w:sz w:val="18"/>
+                <w:szCs w:val="18"/>
+              </w:rPr>
+              <w:t xml:space="preserve"> en rojo y merge bloqueado</w:t>
+            </w:r>
+          </w:p>
+        </w:tc>
+      </w:tr>
+      <w:tr>
+        <w:trPr>
+          <w:cantSplit/>
+        </w:trPr>
+        <w:tc>
+          <w:tcPr>
+            <w:tcW w:type="dxa" w:w="2547"/>
+            <w:tcMar>
+              <w:top w:type="dxa" w:w="60"/>
+              <w:left w:type="dxa" w:w="100"/>
+              <w:bottom w:type="dxa" w:w="60"/>
+              <w:right w:type="dxa" w:w="100"/>
+            </w:tcMar>
+          </w:tcPr>
+          <w:p>
+            <w:pPr>
+              <w:spacing w:after="0" w:before="0" w:line="252"/>
+            </w:pPr>
+            <w:r>
+              <w:rPr>
+                <w:rFonts w:ascii="Calibri" w:cs="Calibri" w:eastAsia="Calibri" w:hAnsi="Calibri"/>
+                <w:sz w:val="18"/>
+                <w:szCs w:val="18"/>
+              </w:rPr>
+              <w:t xml:space="preserve">Agentes en Actions (</w:t>
+            </w:r>
+            <w:r>
+              <w:rPr>
+                <w:rFonts w:ascii="Consolas" w:cs="Consolas" w:eastAsia="Consolas" w:hAnsi="Consolas"/>
+                <w:color w:val="2E3A36"/>
+                <w:sz w:val="16"/>
+                <w:szCs w:val="16"/>
+              </w:rPr>
+              <w:t xml:space="preserve">scripts/agent</w:t>
+            </w:r>
+            <w:r>
+              <w:rPr>
+                <w:rFonts w:ascii="Calibri" w:cs="Calibri" w:eastAsia="Calibri" w:hAnsi="Calibri"/>
+                <w:sz w:val="18"/>
+                <w:szCs w:val="18"/>
+              </w:rPr>
+              <w:t xml:space="preserve">)</w:t>
+            </w:r>
+          </w:p>
+        </w:tc>
+        <w:tc>
+          <w:tcPr>
+            <w:tcW w:type="dxa" w:w="4024"/>
+            <w:tcMar>
+              <w:top w:type="dxa" w:w="60"/>
+              <w:left w:type="dxa" w:w="100"/>
+              <w:bottom w:type="dxa" w:w="60"/>
+              <w:right w:type="dxa" w:w="100"/>
+            </w:tcMar>
+          </w:tcPr>
+          <w:p>
+            <w:pPr>
+              <w:spacing w:after="0" w:before="0" w:line="252"/>
+            </w:pPr>
+            <w:r>
+              <w:rPr>
+                <w:rFonts w:ascii="Calibri" w:cs="Calibri" w:eastAsia="Calibri" w:hAnsi="Calibri"/>
+                <w:sz w:val="18"/>
+                <w:szCs w:val="18"/>
+              </w:rPr>
+              <w:t xml:space="preserve">46 casos. Revisor y respuesta (16): publicación y fallo seguro de la revisión, hallazgos fuera del PR, orden por severidad, neutralización, sospecha de inyección, separación de instrucción y datos en los prompts e informes de respuesta. Agente autónomo (25): comprobaciones previas, prompt con datos, nombres de rama, alcance de la fase spec, textos del PR e informes. Commits por la API (5): altas, cambios y bajas, binarios, rechazo de ejecutables y enlaces, entrada de la mutación</w:t>
+            </w:r>
+          </w:p>
+        </w:tc>
+        <w:tc>
+          <w:tcPr>
+            <w:tcW w:type="dxa" w:w="2499"/>
+            <w:tcMar>
+              <w:top w:type="dxa" w:w="60"/>
+              <w:left w:type="dxa" w:w="100"/>
+              <w:bottom w:type="dxa" w:w="60"/>
+              <w:right w:type="dxa" w:w="100"/>
+            </w:tcMar>
+          </w:tcPr>
+          <w:p>
+            <w:pPr>
+              <w:spacing w:after="0" w:before="0" w:line="252"/>
+            </w:pPr>
+            <w:r>
+              <w:rPr>
+                <w:rFonts w:ascii="Calibri" w:cs="Calibri" w:eastAsia="Calibri" w:hAnsi="Calibri"/>
+                <w:sz w:val="18"/>
+                <w:szCs w:val="18"/>
+              </w:rPr>
+              <w:t xml:space="preserve">46/46 superadas</w:t>
+            </w:r>
+          </w:p>
+        </w:tc>
+      </w:tr>
+      <w:tr>
+        <w:trPr>
+          <w:cantSplit/>
+        </w:trPr>
+        <w:tc>
+          <w:tcPr>
+            <w:tcW w:type="dxa" w:w="2547"/>
+            <w:tcMar>
+              <w:top w:type="dxa" w:w="60"/>
+              <w:left w:type="dxa" w:w="100"/>
+              <w:bottom w:type="dxa" w:w="60"/>
+              <w:right w:type="dxa" w:w="100"/>
+            </w:tcMar>
+          </w:tcPr>
+          <w:p>
+            <w:pPr>
+              <w:spacing w:after="0" w:before="0" w:line="252"/>
+            </w:pPr>
+            <w:r>
+              <w:rPr>
+                <w:rFonts w:ascii="Calibri" w:cs="Calibri" w:eastAsia="Calibri" w:hAnsi="Calibri"/>
+                <w:sz w:val="18"/>
+                <w:szCs w:val="18"/>
+              </w:rPr>
+              <w:t xml:space="preserve">Respuesta a </w:t>
+            </w:r>
+            <w:r>
+              <w:rPr>
+                <w:rFonts w:ascii="Consolas" w:cs="Consolas" w:eastAsia="Consolas" w:hAnsi="Consolas"/>
+                <w:color w:val="2E3A36"/>
+                <w:sz w:val="16"/>
+                <w:szCs w:val="16"/>
+              </w:rPr>
+              <w:t xml:space="preserve">@claude</w:t>
+            </w:r>
+            <w:r>
+              <w:rPr>
+                <w:rFonts w:ascii="Calibri" w:cs="Calibri" w:eastAsia="Calibri" w:hAnsi="Calibri"/>
+                <w:sz w:val="18"/>
+                <w:szCs w:val="18"/>
+              </w:rPr>
+              <w:t xml:space="preserve"> (app#16)</w:t>
+            </w:r>
+          </w:p>
+        </w:tc>
+        <w:tc>
+          <w:tcPr>
+            <w:tcW w:type="dxa" w:w="4024"/>
+            <w:tcMar>
+              <w:top w:type="dxa" w:w="60"/>
+              <w:left w:type="dxa" w:w="100"/>
+              <w:bottom w:type="dxa" w:w="60"/>
+              <w:right w:type="dxa" w:w="100"/>
+            </w:tcMar>
+          </w:tcPr>
+          <w:p>
+            <w:pPr>
+              <w:spacing w:after="0" w:before="0" w:line="252"/>
+            </w:pPr>
+            <w:r>
+              <w:rPr>
+                <w:rFonts w:ascii="Calibri" w:cs="Calibri" w:eastAsia="Calibri" w:hAnsi="Calibri"/>
+                <w:sz w:val="18"/>
+                <w:szCs w:val="18"/>
+              </w:rPr>
+              <w:t xml:space="preserve">PR con tres tests de FR-009 que fallan y un comentario </w:t>
+            </w:r>
+            <w:r>
+              <w:rPr>
+                <w:rFonts w:ascii="Consolas" w:cs="Consolas" w:eastAsia="Consolas" w:hAnsi="Consolas"/>
+                <w:color w:val="2E3A36"/>
+                <w:sz w:val="16"/>
+                <w:szCs w:val="16"/>
+              </w:rPr>
+              <w:t xml:space="preserve">@claude</w:t>
+            </w:r>
+          </w:p>
+        </w:tc>
+        <w:tc>
+          <w:tcPr>
+            <w:tcW w:type="dxa" w:w="2499"/>
+            <w:tcMar>
+              <w:top w:type="dxa" w:w="60"/>
+              <w:left w:type="dxa" w:w="100"/>
+              <w:bottom w:type="dxa" w:w="60"/>
+              <w:right w:type="dxa" w:w="100"/>
+            </w:tcMar>
+          </w:tcPr>
+          <w:p>
+            <w:pPr>
+              <w:spacing w:after="0" w:before="0" w:line="252"/>
+            </w:pPr>
+            <w:r>
+              <w:rPr>
+                <w:rFonts w:ascii="Calibri" w:cs="Calibri" w:eastAsia="Calibri" w:hAnsi="Calibri"/>
+                <w:sz w:val="18"/>
+                <w:szCs w:val="18"/>
+              </w:rPr>
+              <w:t xml:space="preserve">Commit del bot en 73 s, checks en verde, revisión publicada y sin bucle del bot</w:t>
+            </w:r>
+          </w:p>
+        </w:tc>
+      </w:tr>
+      <w:tr>
+        <w:trPr>
+          <w:cantSplit/>
+        </w:trPr>
+        <w:tc>
+          <w:tcPr>
+            <w:tcW w:type="dxa" w:w="2547"/>
+            <w:tcMar>
+              <w:top w:type="dxa" w:w="60"/>
+              <w:left w:type="dxa" w:w="100"/>
+              <w:bottom w:type="dxa" w:w="60"/>
+              <w:right w:type="dxa" w:w="100"/>
+            </w:tcMar>
+          </w:tcPr>
+          <w:p>
+            <w:pPr>
+              <w:spacing w:after="0" w:before="0" w:line="252"/>
+            </w:pPr>
+            <w:r>
+              <w:rPr>
+                <w:rFonts w:ascii="Calibri" w:cs="Calibri" w:eastAsia="Calibri" w:hAnsi="Calibri"/>
+                <w:sz w:val="18"/>
+                <w:szCs w:val="18"/>
+              </w:rPr>
+              <w:t xml:space="preserve">Imágenes base (</w:t>
+            </w:r>
+            <w:r>
+              <w:rPr>
+                <w:rFonts w:ascii="Consolas" w:cs="Consolas" w:eastAsia="Consolas" w:hAnsi="Consolas"/>
+                <w:color w:val="2E3A36"/>
+                <w:sz w:val="16"/>
+                <w:szCs w:val="16"/>
+              </w:rPr>
+              <w:t xml:space="preserve">base_images.py</w:t>
+            </w:r>
+            <w:r>
+              <w:rPr>
+                <w:rFonts w:ascii="Calibri" w:cs="Calibri" w:eastAsia="Calibri" w:hAnsi="Calibri"/>
+                <w:sz w:val="18"/>
+                <w:szCs w:val="18"/>
+              </w:rPr>
+              <w:t xml:space="preserve">)</w:t>
+            </w:r>
+          </w:p>
+        </w:tc>
+        <w:tc>
+          <w:tcPr>
+            <w:tcW w:type="dxa" w:w="4024"/>
+            <w:tcMar>
+              <w:top w:type="dxa" w:w="60"/>
+              <w:left w:type="dxa" w:w="100"/>
+              <w:bottom w:type="dxa" w:w="60"/>
+              <w:right w:type="dxa" w:w="100"/>
+            </w:tcMar>
+          </w:tcPr>
+          <w:p>
+            <w:pPr>
+              <w:spacing w:after="0" w:before="0" w:line="252"/>
+            </w:pPr>
+            <w:r>
+              <w:rPr>
+                <w:rFonts w:ascii="Calibri" w:cs="Calibri" w:eastAsia="Calibri" w:hAnsi="Calibri"/>
+                <w:sz w:val="18"/>
+                <w:szCs w:val="18"/>
+              </w:rPr>
+              <w:t xml:space="preserve">8 casos: etapas, </w:t>
+            </w:r>
+            <w:r>
+              <w:rPr>
+                <w:rFonts w:ascii="Consolas" w:cs="Consolas" w:eastAsia="Consolas" w:hAnsi="Consolas"/>
+                <w:color w:val="2E3A36"/>
+                <w:sz w:val="16"/>
+                <w:szCs w:val="16"/>
+              </w:rPr>
+              <w:t xml:space="preserve">scratch</w:t>
+            </w:r>
+            <w:r>
+              <w:rPr>
+                <w:rFonts w:ascii="Calibri" w:cs="Calibri" w:eastAsia="Calibri" w:hAnsi="Calibri"/>
+                <w:sz w:val="18"/>
+                <w:szCs w:val="18"/>
+              </w:rPr>
+              <w:t xml:space="preserve">, digest incompleto, variables en </w:t>
+            </w:r>
+            <w:r>
+              <w:rPr>
+                <w:rFonts w:ascii="Consolas" w:cs="Consolas" w:eastAsia="Consolas" w:hAnsi="Consolas"/>
+                <w:color w:val="2E3A36"/>
+                <w:sz w:val="16"/>
+                <w:szCs w:val="16"/>
+              </w:rPr>
+              <w:t xml:space="preserve">FROM</w:t>
+            </w:r>
+            <w:r>
+              <w:rPr>
+                <w:rFonts w:ascii="Calibri" w:cs="Calibri" w:eastAsia="Calibri" w:hAnsi="Calibri"/>
+                <w:sz w:val="18"/>
+                <w:szCs w:val="18"/>
+              </w:rPr>
+              <w:t xml:space="preserve">, líneas partidas</w:t>
+            </w:r>
+          </w:p>
+        </w:tc>
+        <w:tc>
+          <w:tcPr>
+            <w:tcW w:type="dxa" w:w="2499"/>
+            <w:tcMar>
+              <w:top w:type="dxa" w:w="60"/>
+              <w:left w:type="dxa" w:w="100"/>
+              <w:bottom w:type="dxa" w:w="60"/>
+              <w:right w:type="dxa" w:w="100"/>
+            </w:tcMar>
+          </w:tcPr>
+          <w:p>
+            <w:pPr>
+              <w:spacing w:after="0" w:before="0" w:line="252"/>
+            </w:pPr>
+            <w:r>
+              <w:rPr>
+                <w:rFonts w:ascii="Calibri" w:cs="Calibri" w:eastAsia="Calibri" w:hAnsi="Calibri"/>
+                <w:sz w:val="18"/>
+                <w:szCs w:val="18"/>
+              </w:rPr>
+              <w:t xml:space="preserve">8/8 superadas</w:t>
+            </w:r>
+          </w:p>
+        </w:tc>
+      </w:tr>
+      <w:tr>
+        <w:trPr>
+          <w:cantSplit/>
+        </w:trPr>
+        <w:tc>
+          <w:tcPr>
+            <w:tcW w:type="dxa" w:w="2547"/>
+            <w:tcMar>
+              <w:top w:type="dxa" w:w="60"/>
+              <w:left w:type="dxa" w:w="100"/>
+              <w:bottom w:type="dxa" w:w="60"/>
+              <w:right w:type="dxa" w:w="100"/>
+            </w:tcMar>
+          </w:tcPr>
+          <w:p>
+            <w:pPr>
+              <w:spacing w:after="0" w:before="0" w:line="252"/>
+            </w:pPr>
+            <w:r>
+              <w:rPr>
+                <w:rFonts w:ascii="Calibri" w:cs="Calibri" w:eastAsia="Calibri" w:hAnsi="Calibri"/>
+                <w:sz w:val="18"/>
+                <w:szCs w:val="18"/>
+              </w:rPr>
+              <w:t xml:space="preserve">Cadena de suministro (app#21 y main)</w:t>
+            </w:r>
+          </w:p>
+        </w:tc>
+        <w:tc>
+          <w:tcPr>
+            <w:tcW w:type="dxa" w:w="4024"/>
+            <w:tcMar>
+              <w:top w:type="dxa" w:w="60"/>
+              <w:left w:type="dxa" w:w="100"/>
+              <w:bottom w:type="dxa" w:w="60"/>
+              <w:right w:type="dxa" w:w="100"/>
+            </w:tcMar>
+          </w:tcPr>
+          <w:p>
+            <w:pPr>
+              <w:spacing w:after="0" w:before="0" w:line="252"/>
+            </w:pPr>
+            <w:r>
+              <w:rPr>
+                <w:rFonts w:ascii="Calibri" w:cs="Calibri" w:eastAsia="Calibri" w:hAnsi="Calibri"/>
+                <w:sz w:val="18"/>
+                <w:szCs w:val="18"/>
+              </w:rPr>
+              <w:t xml:space="preserve">Imagen sin digest en la base; imagen arrancada con búsqueda; publicación en main</w:t>
+            </w:r>
+          </w:p>
+        </w:tc>
+        <w:tc>
+          <w:tcPr>
+            <w:tcW w:type="dxa" w:w="2499"/>
+            <w:tcMar>
+              <w:top w:type="dxa" w:w="60"/>
+              <w:left w:type="dxa" w:w="100"/>
+              <w:bottom w:type="dxa" w:w="60"/>
+              <w:right w:type="dxa" w:w="100"/>
+            </w:tcMar>
+          </w:tcPr>
+          <w:p>
+            <w:pPr>
+              <w:spacing w:after="0" w:before="0" w:line="252"/>
+            </w:pPr>
+            <w:r>
+              <w:rPr>
+                <w:rFonts w:ascii="Calibri" w:cs="Calibri" w:eastAsia="Calibri" w:hAnsi="Calibri"/>
+                <w:sz w:val="18"/>
+                <w:szCs w:val="18"/>
+              </w:rPr>
+              <w:t xml:space="preserve">CI en rojo con el digest correcto; prueba de humo superada; imagen firmada con dos atestaciones verificadas</w:t>
+            </w:r>
+          </w:p>
+        </w:tc>
+      </w:tr>
+      <w:tr>
+        <w:trPr>
+          <w:cantSplit/>
+        </w:trPr>
+        <w:tc>
+          <w:tcPr>
+            <w:tcW w:type="dxa" w:w="2547"/>
+            <w:tcMar>
+              <w:top w:type="dxa" w:w="60"/>
+              <w:left w:type="dxa" w:w="100"/>
+              <w:bottom w:type="dxa" w:w="60"/>
+              <w:right w:type="dxa" w:w="100"/>
+            </w:tcMar>
+          </w:tcPr>
+          <w:p>
+            <w:pPr>
+              <w:spacing w:after="0" w:before="0" w:line="252"/>
+            </w:pPr>
+            <w:r>
+              <w:rPr>
+                <w:rFonts w:ascii="Calibri" w:cs="Calibri" w:eastAsia="Calibri" w:hAnsi="Calibri"/>
+                <w:sz w:val="18"/>
+                <w:szCs w:val="18"/>
+              </w:rPr>
+              <w:t xml:space="preserve">Commit verificado (app#22)</w:t>
+            </w:r>
+          </w:p>
+        </w:tc>
+        <w:tc>
+          <w:tcPr>
+            <w:tcW w:type="dxa" w:w="4024"/>
+            <w:tcMar>
+              <w:top w:type="dxa" w:w="60"/>
+              <w:left w:type="dxa" w:w="100"/>
+              <w:bottom w:type="dxa" w:w="60"/>
+              <w:right w:type="dxa" w:w="100"/>
+            </w:tcMar>
+          </w:tcPr>
+          <w:p>
+            <w:pPr>
+              <w:spacing w:after="0" w:before="0" w:line="252"/>
+            </w:pPr>
+            <w:r>
+              <w:rPr>
+                <w:rFonts w:ascii="Consolas" w:cs="Consolas" w:eastAsia="Consolas" w:hAnsi="Consolas"/>
+                <w:color w:val="2E3A36"/>
+                <w:sz w:val="16"/>
+                <w:szCs w:val="16"/>
+              </w:rPr>
+              <w:t xml:space="preserve">@claude</w:t>
+            </w:r>
+            <w:r>
+              <w:rPr>
+                <w:rFonts w:ascii="Calibri" w:cs="Calibri" w:eastAsia="Calibri" w:hAnsi="Calibri"/>
+                <w:sz w:val="18"/>
+                <w:szCs w:val="18"/>
+              </w:rPr>
+              <w:t xml:space="preserve"> en un PR tras el cambio a la API</w:t>
+            </w:r>
+          </w:p>
+        </w:tc>
+        <w:tc>
+          <w:tcPr>
+            <w:tcW w:type="dxa" w:w="2499"/>
+            <w:tcMar>
+              <w:top w:type="dxa" w:w="60"/>
+              <w:left w:type="dxa" w:w="100"/>
+              <w:bottom w:type="dxa" w:w="60"/>
+              <w:right w:type="dxa" w:w="100"/>
+            </w:tcMar>
+          </w:tcPr>
+          <w:p>
+            <w:pPr>
+              <w:spacing w:after="0" w:before="0" w:line="252"/>
+            </w:pPr>
+            <w:r>
+              <w:rPr>
+                <w:rFonts w:ascii="Consolas" w:cs="Consolas" w:eastAsia="Consolas" w:hAnsi="Consolas"/>
+                <w:color w:val="2E3A36"/>
+                <w:sz w:val="16"/>
+                <w:szCs w:val="16"/>
+              </w:rPr>
+              <w:t xml:space="preserve">verified: true</w:t>
+            </w:r>
+            <w:r>
+              <w:rPr>
+                <w:rFonts w:ascii="Calibri" w:cs="Calibri" w:eastAsia="Calibri" w:hAnsi="Calibri"/>
+                <w:sz w:val="18"/>
+                <w:szCs w:val="18"/>
+              </w:rPr>
+              <w:t xml:space="preserve"> (</w:t>
+            </w:r>
+            <w:r>
+              <w:rPr>
+                <w:rFonts w:ascii="Consolas" w:cs="Consolas" w:eastAsia="Consolas" w:hAnsi="Consolas"/>
+                <w:color w:val="2E3A36"/>
+                <w:sz w:val="16"/>
+                <w:szCs w:val="16"/>
+              </w:rPr>
+              <w:t xml:space="preserve">valid</w:t>
+            </w:r>
+            <w:r>
+              <w:rPr>
+                <w:rFonts w:ascii="Calibri" w:cs="Calibri" w:eastAsia="Calibri" w:hAnsi="Calibri"/>
+                <w:sz w:val="18"/>
+                <w:szCs w:val="18"/>
+              </w:rPr>
+              <w:t xml:space="preserve">)</w:t>
+            </w:r>
+          </w:p>
+        </w:tc>
+      </w:tr>
+      <w:tr>
+        <w:trPr>
+          <w:cantSplit/>
+        </w:trPr>
+        <w:tc>
+          <w:tcPr>
+            <w:tcW w:type="dxa" w:w="2547"/>
+            <w:tcMar>
+              <w:top w:type="dxa" w:w="60"/>
+              <w:left w:type="dxa" w:w="100"/>
+              <w:bottom w:type="dxa" w:w="60"/>
+              <w:right w:type="dxa" w:w="100"/>
+            </w:tcMar>
+          </w:tcPr>
+          <w:p>
+            <w:pPr>
+              <w:spacing w:after="0" w:before="0" w:line="252"/>
+            </w:pPr>
+            <w:r>
+              <w:rPr>
+                <w:rFonts w:ascii="Calibri" w:cs="Calibri" w:eastAsia="Calibri" w:hAnsi="Calibri"/>
+                <w:sz w:val="18"/>
+                <w:szCs w:val="18"/>
+              </w:rPr>
+              <w:t xml:space="preserve">Agente autónomo (issue #18)</w:t>
+            </w:r>
+          </w:p>
+        </w:tc>
+        <w:tc>
+          <w:tcPr>
+            <w:tcW w:type="dxa" w:w="4024"/>
+            <w:tcMar>
+              <w:top w:type="dxa" w:w="60"/>
+              <w:left w:type="dxa" w:w="100"/>
+              <w:bottom w:type="dxa" w:w="60"/>
+              <w:right w:type="dxa" w:w="100"/>
+            </w:tcMar>
+          </w:tcPr>
+          <w:p>
+            <w:pPr>
+              <w:spacing w:after="0" w:before="0" w:line="252"/>
+            </w:pPr>
+            <w:r>
+              <w:rPr>
+                <w:rFonts w:ascii="Calibri" w:cs="Calibri" w:eastAsia="Calibri" w:hAnsi="Calibri"/>
+                <w:sz w:val="18"/>
+                <w:szCs w:val="18"/>
+              </w:rPr>
+              <w:t xml:space="preserve">Petición real con etiqueta </w:t>
+            </w:r>
+            <w:r>
+              <w:rPr>
+                <w:rFonts w:ascii="Consolas" w:cs="Consolas" w:eastAsia="Consolas" w:hAnsi="Consolas"/>
+                <w:color w:val="2E3A36"/>
+                <w:sz w:val="16"/>
+                <w:szCs w:val="16"/>
+              </w:rPr>
+              <w:t xml:space="preserve">aprobado</w:t>
+            </w:r>
+          </w:p>
+        </w:tc>
+        <w:tc>
+          <w:tcPr>
+            <w:tcW w:type="dxa" w:w="2499"/>
+            <w:tcMar>
+              <w:top w:type="dxa" w:w="60"/>
+              <w:left w:type="dxa" w:w="100"/>
+              <w:bottom w:type="dxa" w:w="60"/>
+              <w:right w:type="dxa" w:w="100"/>
+            </w:tcMar>
+          </w:tcPr>
+          <w:p>
+            <w:pPr>
+              <w:spacing w:after="0" w:before="0" w:line="252"/>
+            </w:pPr>
+            <w:r>
+              <w:rPr>
+                <w:rFonts w:ascii="Calibri" w:cs="Calibri" w:eastAsia="Calibri" w:hAnsi="Calibri"/>
+                <w:sz w:val="18"/>
+                <w:szCs w:val="18"/>
+              </w:rPr>
+              <w:t xml:space="preserve">PR de spec en 2 min, PR de implementación en 2 min tras el merge, dos ajustes con </w:t>
+            </w:r>
+            <w:r>
+              <w:rPr>
+                <w:rFonts w:ascii="Consolas" w:cs="Consolas" w:eastAsia="Consolas" w:hAnsi="Consolas"/>
+                <w:color w:val="2E3A36"/>
+                <w:sz w:val="16"/>
+                <w:szCs w:val="16"/>
+              </w:rPr>
+              <w:t xml:space="preserve">@claude</w:t>
+            </w:r>
+            <w:r>
+              <w:rPr>
+                <w:rFonts w:ascii="Calibri" w:cs="Calibri" w:eastAsia="Calibri" w:hAnsi="Calibri"/>
+                <w:sz w:val="18"/>
+                <w:szCs w:val="18"/>
+              </w:rPr>
+              <w:t xml:space="preserve">; issue cerrado en 25 min</w:t>
+            </w:r>
+          </w:p>
+        </w:tc>
+      </w:tr>
+      <w:tr>
+        <w:trPr>
+          <w:cantSplit/>
+        </w:trPr>
+        <w:tc>
+          <w:tcPr>
+            <w:tcW w:type="dxa" w:w="2547"/>
+            <w:tcMar>
+              <w:top w:type="dxa" w:w="60"/>
+              <w:left w:type="dxa" w:w="100"/>
+              <w:bottom w:type="dxa" w:w="60"/>
+              <w:right w:type="dxa" w:w="100"/>
+            </w:tcMar>
+          </w:tcPr>
+          <w:p>
+            <w:pPr>
+              <w:spacing w:after="0" w:before="0" w:line="252"/>
+            </w:pPr>
+            <w:r>
+              <w:rPr>
+                <w:rFonts w:ascii="Calibri" w:cs="Calibri" w:eastAsia="Calibri" w:hAnsi="Calibri"/>
+                <w:sz w:val="18"/>
+                <w:szCs w:val="18"/>
+              </w:rPr>
+              <w:t xml:space="preserve">Triage (</w:t>
+            </w:r>
+            <w:r>
+              <w:rPr>
+                <w:rFonts w:ascii="Consolas" w:cs="Consolas" w:eastAsia="Consolas" w:hAnsi="Consolas"/>
+                <w:color w:val="2E3A36"/>
+                <w:sz w:val="16"/>
+                <w:szCs w:val="16"/>
+              </w:rPr>
+              <w:t xml:space="preserve">apply.py</w:t>
+            </w:r>
+            <w:r>
+              <w:rPr>
+                <w:rFonts w:ascii="Calibri" w:cs="Calibri" w:eastAsia="Calibri" w:hAnsi="Calibri"/>
+                <w:sz w:val="18"/>
+                <w:szCs w:val="18"/>
+              </w:rPr>
+              <w:t xml:space="preserve">, </w:t>
+            </w:r>
+            <w:r>
+              <w:rPr>
+                <w:rFonts w:ascii="Consolas" w:cs="Consolas" w:eastAsia="Consolas" w:hAnsi="Consolas"/>
+                <w:color w:val="2E3A36"/>
+                <w:sz w:val="16"/>
+                <w:szCs w:val="16"/>
+              </w:rPr>
               <w:t xml:space="preserve">build_prompt.py</w:t>
             </w:r>
             <w:r>
@@ -32710,7 +35440,7 @@
         </w:tc>
         <w:tc>
           <w:tcPr>
-            <w:tcW w:type="dxa" w:w="4017"/>
+            <w:tcW w:type="dxa" w:w="4024"/>
             <w:tcMar>
               <w:top w:type="dxa" w:w="60"/>
               <w:left w:type="dxa" w:w="100"/>
@@ -32734,7 +35464,7 @@
         </w:tc>
         <w:tc>
           <w:tcPr>
-            <w:tcW w:type="dxa" w:w="2474"/>
+            <w:tcW w:type="dxa" w:w="2499"/>
             <w:tcMar>
               <w:top w:type="dxa" w:w="60"/>
               <w:left w:type="dxa" w:w="100"/>
@@ -34003,10 +36733,10 @@
         </w:tblBorders>
       </w:tblPr>
       <w:tblGrid>
-        <w:gridCol w:w="1873"/>
-        <w:gridCol w:w="1988"/>
-        <w:gridCol w:w="2083"/>
-        <w:gridCol w:w="3126"/>
+        <w:gridCol w:w="1835"/>
+        <w:gridCol w:w="2058"/>
+        <w:gridCol w:w="2085"/>
+        <w:gridCol w:w="3092"/>
       </w:tblGrid>
       <w:tr>
         <w:trPr>
@@ -34014,7 +36744,7 @@
         </w:trPr>
         <w:tc>
           <w:tcPr>
-            <w:tcW w:type="dxa" w:w="1873"/>
+            <w:tcW w:type="dxa" w:w="1835"/>
             <w:shd w:fill="E3EEEA" w:color="auto" w:val="clear"/>
             <w:tcMar>
               <w:top w:type="dxa" w:w="60"/>
@@ -34041,7 +36771,7 @@
         </w:tc>
         <w:tc>
           <w:tcPr>
-            <w:tcW w:type="dxa" w:w="1988"/>
+            <w:tcW w:type="dxa" w:w="2058"/>
             <w:shd w:fill="E3EEEA" w:color="auto" w:val="clear"/>
             <w:tcMar>
               <w:top w:type="dxa" w:w="60"/>
@@ -34068,7 +36798,7 @@
         </w:tc>
         <w:tc>
           <w:tcPr>
-            <w:tcW w:type="dxa" w:w="2083"/>
+            <w:tcW w:type="dxa" w:w="2085"/>
             <w:shd w:fill="E3EEEA" w:color="auto" w:val="clear"/>
             <w:tcMar>
               <w:top w:type="dxa" w:w="60"/>
@@ -34095,7 +36825,7 @@
         </w:tc>
         <w:tc>
           <w:tcPr>
-            <w:tcW w:type="dxa" w:w="3126"/>
+            <w:tcW w:type="dxa" w:w="3092"/>
             <w:shd w:fill="E3EEEA" w:color="auto" w:val="clear"/>
             <w:tcMar>
               <w:top w:type="dxa" w:w="60"/>
@@ -34127,7 +36857,7 @@
         </w:trPr>
         <w:tc>
           <w:tcPr>
-            <w:tcW w:type="dxa" w:w="1873"/>
+            <w:tcW w:type="dxa" w:w="1835"/>
             <w:tcMar>
               <w:top w:type="dxa" w:w="60"/>
               <w:left w:type="dxa" w:w="100"/>
@@ -34168,7 +36898,7 @@
         </w:tc>
         <w:tc>
           <w:tcPr>
-            <w:tcW w:type="dxa" w:w="1988"/>
+            <w:tcW w:type="dxa" w:w="2058"/>
             <w:tcMar>
               <w:top w:type="dxa" w:w="60"/>
               <w:left w:type="dxa" w:w="100"/>
@@ -34201,7 +36931,7 @@
         </w:tc>
         <w:tc>
           <w:tcPr>
-            <w:tcW w:type="dxa" w:w="2083"/>
+            <w:tcW w:type="dxa" w:w="2085"/>
             <w:tcMar>
               <w:top w:type="dxa" w:w="60"/>
               <w:left w:type="dxa" w:w="100"/>
@@ -34234,7 +36964,7 @@
         </w:tc>
         <w:tc>
           <w:tcPr>
-            <w:tcW w:type="dxa" w:w="3126"/>
+            <w:tcW w:type="dxa" w:w="3092"/>
             <w:tcMar>
               <w:top w:type="dxa" w:w="60"/>
               <w:left w:type="dxa" w:w="100"/>
@@ -34263,7 +36993,7 @@
         </w:trPr>
         <w:tc>
           <w:tcPr>
-            <w:tcW w:type="dxa" w:w="1873"/>
+            <w:tcW w:type="dxa" w:w="1835"/>
             <w:tcMar>
               <w:top w:type="dxa" w:w="60"/>
               <w:left w:type="dxa" w:w="100"/>
@@ -34287,7 +37017,7 @@
         </w:tc>
         <w:tc>
           <w:tcPr>
-            <w:tcW w:type="dxa" w:w="1988"/>
+            <w:tcW w:type="dxa" w:w="2058"/>
             <w:tcMar>
               <w:top w:type="dxa" w:w="60"/>
               <w:left w:type="dxa" w:w="100"/>
@@ -34311,7 +37041,7 @@
         </w:tc>
         <w:tc>
           <w:tcPr>
-            <w:tcW w:type="dxa" w:w="2083"/>
+            <w:tcW w:type="dxa" w:w="2085"/>
             <w:tcMar>
               <w:top w:type="dxa" w:w="60"/>
               <w:left w:type="dxa" w:w="100"/>
@@ -34335,7 +37065,7 @@
         </w:tc>
         <w:tc>
           <w:tcPr>
-            <w:tcW w:type="dxa" w:w="3126"/>
+            <w:tcW w:type="dxa" w:w="3092"/>
             <w:tcMar>
               <w:top w:type="dxa" w:w="60"/>
               <w:left w:type="dxa" w:w="100"/>
@@ -34364,7 +37094,7 @@
         </w:trPr>
         <w:tc>
           <w:tcPr>
-            <w:tcW w:type="dxa" w:w="1873"/>
+            <w:tcW w:type="dxa" w:w="1835"/>
             <w:tcMar>
               <w:top w:type="dxa" w:w="60"/>
               <w:left w:type="dxa" w:w="100"/>
@@ -34388,7 +37118,7 @@
         </w:tc>
         <w:tc>
           <w:tcPr>
-            <w:tcW w:type="dxa" w:w="1988"/>
+            <w:tcW w:type="dxa" w:w="2058"/>
             <w:tcMar>
               <w:top w:type="dxa" w:w="60"/>
               <w:left w:type="dxa" w:w="100"/>
@@ -34412,7 +37142,7 @@
         </w:tc>
         <w:tc>
           <w:tcPr>
-            <w:tcW w:type="dxa" w:w="2083"/>
+            <w:tcW w:type="dxa" w:w="2085"/>
             <w:tcMar>
               <w:top w:type="dxa" w:w="60"/>
               <w:left w:type="dxa" w:w="100"/>
@@ -34436,7 +37166,7 @@
         </w:tc>
         <w:tc>
           <w:tcPr>
-            <w:tcW w:type="dxa" w:w="3126"/>
+            <w:tcW w:type="dxa" w:w="3092"/>
             <w:tcMar>
               <w:top w:type="dxa" w:w="60"/>
               <w:left w:type="dxa" w:w="100"/>
@@ -34465,7 +37195,7 @@
         </w:trPr>
         <w:tc>
           <w:tcPr>
-            <w:tcW w:type="dxa" w:w="1873"/>
+            <w:tcW w:type="dxa" w:w="1835"/>
             <w:tcMar>
               <w:top w:type="dxa" w:w="60"/>
               <w:left w:type="dxa" w:w="100"/>
@@ -34489,7 +37219,7 @@
         </w:tc>
         <w:tc>
           <w:tcPr>
-            <w:tcW w:type="dxa" w:w="1988"/>
+            <w:tcW w:type="dxa" w:w="2058"/>
             <w:tcMar>
               <w:top w:type="dxa" w:w="60"/>
               <w:left w:type="dxa" w:w="100"/>
@@ -34513,7 +37243,7 @@
         </w:tc>
         <w:tc>
           <w:tcPr>
-            <w:tcW w:type="dxa" w:w="2083"/>
+            <w:tcW w:type="dxa" w:w="2085"/>
             <w:tcMar>
               <w:top w:type="dxa" w:w="60"/>
               <w:left w:type="dxa" w:w="100"/>
@@ -34537,7 +37267,7 @@
         </w:tc>
         <w:tc>
           <w:tcPr>
-            <w:tcW w:type="dxa" w:w="3126"/>
+            <w:tcW w:type="dxa" w:w="3092"/>
             <w:tcMar>
               <w:top w:type="dxa" w:w="60"/>
               <w:left w:type="dxa" w:w="100"/>
@@ -34566,7 +37296,7 @@
         </w:trPr>
         <w:tc>
           <w:tcPr>
-            <w:tcW w:type="dxa" w:w="1873"/>
+            <w:tcW w:type="dxa" w:w="1835"/>
             <w:tcMar>
               <w:top w:type="dxa" w:w="60"/>
               <w:left w:type="dxa" w:w="100"/>
@@ -34590,7 +37320,7 @@
         </w:tc>
         <w:tc>
           <w:tcPr>
-            <w:tcW w:type="dxa" w:w="1988"/>
+            <w:tcW w:type="dxa" w:w="2058"/>
             <w:tcMar>
               <w:top w:type="dxa" w:w="60"/>
               <w:left w:type="dxa" w:w="100"/>
@@ -34623,7 +37353,7 @@
         </w:tc>
         <w:tc>
           <w:tcPr>
-            <w:tcW w:type="dxa" w:w="2083"/>
+            <w:tcW w:type="dxa" w:w="2085"/>
             <w:tcMar>
               <w:top w:type="dxa" w:w="60"/>
               <w:left w:type="dxa" w:w="100"/>
@@ -34647,7 +37377,7 @@
         </w:tc>
         <w:tc>
           <w:tcPr>
-            <w:tcW w:type="dxa" w:w="3126"/>
+            <w:tcW w:type="dxa" w:w="3092"/>
             <w:tcMar>
               <w:top w:type="dxa" w:w="60"/>
               <w:left w:type="dxa" w:w="100"/>
@@ -34676,7 +37406,7 @@
         </w:trPr>
         <w:tc>
           <w:tcPr>
-            <w:tcW w:type="dxa" w:w="1873"/>
+            <w:tcW w:type="dxa" w:w="1835"/>
             <w:tcMar>
               <w:top w:type="dxa" w:w="60"/>
               <w:left w:type="dxa" w:w="100"/>
@@ -34700,7 +37430,7 @@
         </w:tc>
         <w:tc>
           <w:tcPr>
-            <w:tcW w:type="dxa" w:w="1988"/>
+            <w:tcW w:type="dxa" w:w="2058"/>
             <w:tcMar>
               <w:top w:type="dxa" w:w="60"/>
               <w:left w:type="dxa" w:w="100"/>
@@ -34724,7 +37454,7 @@
         </w:tc>
         <w:tc>
           <w:tcPr>
-            <w:tcW w:type="dxa" w:w="2083"/>
+            <w:tcW w:type="dxa" w:w="2085"/>
             <w:tcMar>
               <w:top w:type="dxa" w:w="60"/>
               <w:left w:type="dxa" w:w="100"/>
@@ -34748,7 +37478,7 @@
         </w:tc>
         <w:tc>
           <w:tcPr>
-            <w:tcW w:type="dxa" w:w="3126"/>
+            <w:tcW w:type="dxa" w:w="3092"/>
             <w:tcMar>
               <w:top w:type="dxa" w:w="60"/>
               <w:left w:type="dxa" w:w="100"/>
@@ -34777,7 +37507,7 @@
         </w:trPr>
         <w:tc>
           <w:tcPr>
-            <w:tcW w:type="dxa" w:w="1873"/>
+            <w:tcW w:type="dxa" w:w="1835"/>
             <w:tcMar>
               <w:top w:type="dxa" w:w="60"/>
               <w:left w:type="dxa" w:w="100"/>
@@ -34818,7 +37548,7 @@
         </w:tc>
         <w:tc>
           <w:tcPr>
-            <w:tcW w:type="dxa" w:w="1988"/>
+            <w:tcW w:type="dxa" w:w="2058"/>
             <w:tcMar>
               <w:top w:type="dxa" w:w="60"/>
               <w:left w:type="dxa" w:w="100"/>
@@ -34842,7 +37572,7 @@
         </w:tc>
         <w:tc>
           <w:tcPr>
-            <w:tcW w:type="dxa" w:w="2083"/>
+            <w:tcW w:type="dxa" w:w="2085"/>
             <w:tcMar>
               <w:top w:type="dxa" w:w="60"/>
               <w:left w:type="dxa" w:w="100"/>
@@ -34875,7 +37605,7 @@
         </w:tc>
         <w:tc>
           <w:tcPr>
-            <w:tcW w:type="dxa" w:w="3126"/>
+            <w:tcW w:type="dxa" w:w="3092"/>
             <w:tcMar>
               <w:top w:type="dxa" w:w="60"/>
               <w:left w:type="dxa" w:w="100"/>
@@ -34913,7 +37643,7 @@
         </w:trPr>
         <w:tc>
           <w:tcPr>
-            <w:tcW w:type="dxa" w:w="1873"/>
+            <w:tcW w:type="dxa" w:w="1835"/>
             <w:tcMar>
               <w:top w:type="dxa" w:w="60"/>
               <w:left w:type="dxa" w:w="100"/>
@@ -34947,7 +37677,7 @@
         </w:tc>
         <w:tc>
           <w:tcPr>
-            <w:tcW w:type="dxa" w:w="1988"/>
+            <w:tcW w:type="dxa" w:w="2058"/>
             <w:tcMar>
               <w:top w:type="dxa" w:w="60"/>
               <w:left w:type="dxa" w:w="100"/>
@@ -34971,7 +37701,7 @@
         </w:tc>
         <w:tc>
           <w:tcPr>
-            <w:tcW w:type="dxa" w:w="2083"/>
+            <w:tcW w:type="dxa" w:w="2085"/>
             <w:tcMar>
               <w:top w:type="dxa" w:w="60"/>
               <w:left w:type="dxa" w:w="100"/>
@@ -35004,7 +37734,7 @@
         </w:tc>
         <w:tc>
           <w:tcPr>
-            <w:tcW w:type="dxa" w:w="3126"/>
+            <w:tcW w:type="dxa" w:w="3092"/>
             <w:tcMar>
               <w:top w:type="dxa" w:w="60"/>
               <w:left w:type="dxa" w:w="100"/>
@@ -35033,7 +37763,7 @@
         </w:trPr>
         <w:tc>
           <w:tcPr>
-            <w:tcW w:type="dxa" w:w="1873"/>
+            <w:tcW w:type="dxa" w:w="1835"/>
             <w:tcMar>
               <w:top w:type="dxa" w:w="60"/>
               <w:left w:type="dxa" w:w="100"/>
@@ -35066,7 +37796,7 @@
         </w:tc>
         <w:tc>
           <w:tcPr>
-            <w:tcW w:type="dxa" w:w="1988"/>
+            <w:tcW w:type="dxa" w:w="2058"/>
             <w:tcMar>
               <w:top w:type="dxa" w:w="60"/>
               <w:left w:type="dxa" w:w="100"/>
@@ -35090,7 +37820,7 @@
         </w:tc>
         <w:tc>
           <w:tcPr>
-            <w:tcW w:type="dxa" w:w="2083"/>
+            <w:tcW w:type="dxa" w:w="2085"/>
             <w:tcMar>
               <w:top w:type="dxa" w:w="60"/>
               <w:left w:type="dxa" w:w="100"/>
@@ -35114,7 +37844,7 @@
         </w:tc>
         <w:tc>
           <w:tcPr>
-            <w:tcW w:type="dxa" w:w="3126"/>
+            <w:tcW w:type="dxa" w:w="3092"/>
             <w:tcMar>
               <w:top w:type="dxa" w:w="60"/>
               <w:left w:type="dxa" w:w="100"/>
@@ -35143,7 +37873,7 @@
         </w:trPr>
         <w:tc>
           <w:tcPr>
-            <w:tcW w:type="dxa" w:w="1873"/>
+            <w:tcW w:type="dxa" w:w="1835"/>
             <w:tcMar>
               <w:top w:type="dxa" w:w="60"/>
               <w:left w:type="dxa" w:w="100"/>
@@ -35167,7 +37897,7 @@
         </w:tc>
         <w:tc>
           <w:tcPr>
-            <w:tcW w:type="dxa" w:w="1988"/>
+            <w:tcW w:type="dxa" w:w="2058"/>
             <w:tcMar>
               <w:top w:type="dxa" w:w="60"/>
               <w:left w:type="dxa" w:w="100"/>
@@ -35191,7 +37921,7 @@
         </w:tc>
         <w:tc>
           <w:tcPr>
-            <w:tcW w:type="dxa" w:w="2083"/>
+            <w:tcW w:type="dxa" w:w="2085"/>
             <w:tcMar>
               <w:top w:type="dxa" w:w="60"/>
               <w:left w:type="dxa" w:w="100"/>
@@ -35215,7 +37945,7 @@
         </w:tc>
         <w:tc>
           <w:tcPr>
-            <w:tcW w:type="dxa" w:w="3126"/>
+            <w:tcW w:type="dxa" w:w="3092"/>
             <w:tcMar>
               <w:top w:type="dxa" w:w="60"/>
               <w:left w:type="dxa" w:w="100"/>
@@ -35244,7 +37974,7 @@
         </w:trPr>
         <w:tc>
           <w:tcPr>
-            <w:tcW w:type="dxa" w:w="1873"/>
+            <w:tcW w:type="dxa" w:w="1835"/>
             <w:tcMar>
               <w:top w:type="dxa" w:w="60"/>
               <w:left w:type="dxa" w:w="100"/>
@@ -35285,7 +38015,7 @@
         </w:tc>
         <w:tc>
           <w:tcPr>
-            <w:tcW w:type="dxa" w:w="1988"/>
+            <w:tcW w:type="dxa" w:w="2058"/>
             <w:tcMar>
               <w:top w:type="dxa" w:w="60"/>
               <w:left w:type="dxa" w:w="100"/>
@@ -35309,7 +38039,7 @@
         </w:tc>
         <w:tc>
           <w:tcPr>
-            <w:tcW w:type="dxa" w:w="2083"/>
+            <w:tcW w:type="dxa" w:w="2085"/>
             <w:tcMar>
               <w:top w:type="dxa" w:w="60"/>
               <w:left w:type="dxa" w:w="100"/>
@@ -35359,7 +38089,7 @@
         </w:tc>
         <w:tc>
           <w:tcPr>
-            <w:tcW w:type="dxa" w:w="3126"/>
+            <w:tcW w:type="dxa" w:w="3092"/>
             <w:tcMar>
               <w:top w:type="dxa" w:w="60"/>
               <w:left w:type="dxa" w:w="100"/>
@@ -35388,7 +38118,7 @@
         </w:trPr>
         <w:tc>
           <w:tcPr>
-            <w:tcW w:type="dxa" w:w="1873"/>
+            <w:tcW w:type="dxa" w:w="1835"/>
             <w:tcMar>
               <w:top w:type="dxa" w:w="60"/>
               <w:left w:type="dxa" w:w="100"/>
@@ -35412,7 +38142,7 @@
         </w:tc>
         <w:tc>
           <w:tcPr>
-            <w:tcW w:type="dxa" w:w="1988"/>
+            <w:tcW w:type="dxa" w:w="2058"/>
             <w:tcMar>
               <w:top w:type="dxa" w:w="60"/>
               <w:left w:type="dxa" w:w="100"/>
@@ -35436,7 +38166,7 @@
         </w:tc>
         <w:tc>
           <w:tcPr>
-            <w:tcW w:type="dxa" w:w="2083"/>
+            <w:tcW w:type="dxa" w:w="2085"/>
             <w:tcMar>
               <w:top w:type="dxa" w:w="60"/>
               <w:left w:type="dxa" w:w="100"/>
@@ -35460,7 +38190,7 @@
         </w:tc>
         <w:tc>
           <w:tcPr>
-            <w:tcW w:type="dxa" w:w="3126"/>
+            <w:tcW w:type="dxa" w:w="3092"/>
             <w:tcMar>
               <w:top w:type="dxa" w:w="60"/>
               <w:left w:type="dxa" w:w="100"/>
@@ -35489,7 +38219,218 @@
         </w:trPr>
         <w:tc>
           <w:tcPr>
-            <w:tcW w:type="dxa" w:w="1873"/>
+            <w:tcW w:type="dxa" w:w="1835"/>
+            <w:tcMar>
+              <w:top w:type="dxa" w:w="60"/>
+              <w:left w:type="dxa" w:w="100"/>
+              <w:bottom w:type="dxa" w:w="60"/>
+              <w:right w:type="dxa" w:w="100"/>
+            </w:tcMar>
+          </w:tcPr>
+          <w:p>
+            <w:pPr>
+              <w:spacing w:after="0" w:before="0" w:line="252"/>
+            </w:pPr>
+            <w:r>
+              <w:rPr>
+                <w:rFonts w:ascii="Calibri" w:cs="Calibri" w:eastAsia="Calibri" w:hAnsi="Calibri"/>
+                <w:sz w:val="18"/>
+                <w:szCs w:val="18"/>
+              </w:rPr>
+              <w:t xml:space="preserve">Digests de las imágenes base</w:t>
+            </w:r>
+          </w:p>
+        </w:tc>
+        <w:tc>
+          <w:tcPr>
+            <w:tcW w:type="dxa" w:w="2058"/>
+            <w:tcMar>
+              <w:top w:type="dxa" w:w="60"/>
+              <w:left w:type="dxa" w:w="100"/>
+              <w:bottom w:type="dxa" w:w="60"/>
+              <w:right w:type="dxa" w:w="100"/>
+            </w:tcMar>
+          </w:tcPr>
+          <w:p>
+            <w:pPr>
+              <w:spacing w:after="0" w:before="0" w:line="252"/>
+            </w:pPr>
+            <w:r>
+              <w:rPr>
+                <w:rFonts w:ascii="Calibri" w:cs="Calibri" w:eastAsia="Calibri" w:hAnsi="Calibri"/>
+                <w:sz w:val="18"/>
+                <w:szCs w:val="18"/>
+              </w:rPr>
+              <w:t xml:space="preserve">La sesión no llega a Docker Hub ni a GHCR</w:t>
+            </w:r>
+          </w:p>
+        </w:tc>
+        <w:tc>
+          <w:tcPr>
+            <w:tcW w:type="dxa" w:w="2085"/>
+            <w:tcMar>
+              <w:top w:type="dxa" w:w="60"/>
+              <w:left w:type="dxa" w:w="100"/>
+              <w:bottom w:type="dxa" w:w="60"/>
+              <w:right w:type="dxa" w:w="100"/>
+            </w:tcMar>
+          </w:tcPr>
+          <w:p>
+            <w:pPr>
+              <w:spacing w:after="0" w:before="0" w:line="252"/>
+            </w:pPr>
+            <w:r>
+              <w:rPr>
+                <w:rFonts w:ascii="Calibri" w:cs="Calibri" w:eastAsia="Calibri" w:hAnsi="Calibri"/>
+                <w:sz w:val="18"/>
+                <w:szCs w:val="18"/>
+              </w:rPr>
+              <w:t xml:space="preserve">El CI los resuelve y los devuelve en la anotación del fallo</w:t>
+            </w:r>
+          </w:p>
+        </w:tc>
+        <w:tc>
+          <w:tcPr>
+            <w:tcW w:type="dxa" w:w="3092"/>
+            <w:tcMar>
+              <w:top w:type="dxa" w:w="60"/>
+              <w:left w:type="dxa" w:w="100"/>
+              <w:bottom w:type="dxa" w:w="60"/>
+              <w:right w:type="dxa" w:w="100"/>
+            </w:tcMar>
+          </w:tcPr>
+          <w:p>
+            <w:pPr>
+              <w:spacing w:after="0" w:before="0" w:line="252"/>
+            </w:pPr>
+            <w:r>
+              <w:rPr>
+                <w:rFonts w:ascii="Calibri" w:cs="Calibri" w:eastAsia="Calibri" w:hAnsi="Calibri"/>
+                <w:sz w:val="18"/>
+                <w:szCs w:val="18"/>
+              </w:rPr>
+              <w:t xml:space="preserve">Un control que falla con la solución en el mensaje ahorra el paso manual</w:t>
+            </w:r>
+          </w:p>
+        </w:tc>
+      </w:tr>
+      <w:tr>
+        <w:trPr>
+          <w:cantSplit/>
+        </w:trPr>
+        <w:tc>
+          <w:tcPr>
+            <w:tcW w:type="dxa" w:w="1835"/>
+            <w:tcMar>
+              <w:top w:type="dxa" w:w="60"/>
+              <w:left w:type="dxa" w:w="100"/>
+              <w:bottom w:type="dxa" w:w="60"/>
+              <w:right w:type="dxa" w:w="100"/>
+            </w:tcMar>
+          </w:tcPr>
+          <w:p>
+            <w:pPr>
+              <w:spacing w:after="0" w:before="0" w:line="252"/>
+            </w:pPr>
+            <w:r>
+              <w:rPr>
+                <w:rFonts w:ascii="Calibri" w:cs="Calibri" w:eastAsia="Calibri" w:hAnsi="Calibri"/>
+                <w:sz w:val="18"/>
+                <w:szCs w:val="18"/>
+              </w:rPr>
+              <w:t xml:space="preserve">La publicación no podía subir a GHCR</w:t>
+            </w:r>
+          </w:p>
+        </w:tc>
+        <w:tc>
+          <w:tcPr>
+            <w:tcW w:type="dxa" w:w="2058"/>
+            <w:tcMar>
+              <w:top w:type="dxa" w:w="60"/>
+              <w:left w:type="dxa" w:w="100"/>
+              <w:bottom w:type="dxa" w:w="60"/>
+              <w:right w:type="dxa" w:w="100"/>
+            </w:tcMar>
+          </w:tcPr>
+          <w:p>
+            <w:pPr>
+              <w:spacing w:after="0" w:before="0" w:line="252"/>
+            </w:pPr>
+            <w:r>
+              <w:rPr>
+                <w:rFonts w:ascii="Consolas" w:cs="Consolas" w:eastAsia="Consolas" w:hAnsi="Consolas"/>
+                <w:color w:val="2E3A36"/>
+                <w:sz w:val="16"/>
+                <w:szCs w:val="16"/>
+              </w:rPr>
+              <w:t xml:space="preserve">permissions: {}</w:t>
+            </w:r>
+            <w:r>
+              <w:rPr>
+                <w:rFonts w:ascii="Calibri" w:cs="Calibri" w:eastAsia="Calibri" w:hAnsi="Calibri"/>
+                <w:sz w:val="18"/>
+                <w:szCs w:val="18"/>
+              </w:rPr>
+              <w:t xml:space="preserve"> a nivel de workflow heredado por el job reutilizable</w:t>
+            </w:r>
+          </w:p>
+        </w:tc>
+        <w:tc>
+          <w:tcPr>
+            <w:tcW w:type="dxa" w:w="2085"/>
+            <w:tcMar>
+              <w:top w:type="dxa" w:w="60"/>
+              <w:left w:type="dxa" w:w="100"/>
+              <w:bottom w:type="dxa" w:w="60"/>
+              <w:right w:type="dxa" w:w="100"/>
+            </w:tcMar>
+          </w:tcPr>
+          <w:p>
+            <w:pPr>
+              <w:spacing w:after="0" w:before="0" w:line="252"/>
+            </w:pPr>
+            <w:r>
+              <w:rPr>
+                <w:rFonts w:ascii="Calibri" w:cs="Calibri" w:eastAsia="Calibri" w:hAnsi="Calibri"/>
+                <w:sz w:val="18"/>
+                <w:szCs w:val="18"/>
+              </w:rPr>
+              <w:t xml:space="preserve">Quitar el bloque (core#18)</w:t>
+            </w:r>
+          </w:p>
+        </w:tc>
+        <w:tc>
+          <w:tcPr>
+            <w:tcW w:type="dxa" w:w="3092"/>
+            <w:tcMar>
+              <w:top w:type="dxa" w:w="60"/>
+              <w:left w:type="dxa" w:w="100"/>
+              <w:bottom w:type="dxa" w:w="60"/>
+              <w:right w:type="dxa" w:w="100"/>
+            </w:tcMar>
+          </w:tcPr>
+          <w:p>
+            <w:pPr>
+              <w:spacing w:after="0" w:before="0" w:line="252"/>
+            </w:pPr>
+            <w:r>
+              <w:rPr>
+                <w:rFonts w:ascii="Calibri" w:cs="Calibri" w:eastAsia="Calibri" w:hAnsi="Calibri"/>
+                <w:sz w:val="18"/>
+                <w:szCs w:val="18"/>
+              </w:rPr>
+              <w:t xml:space="preserve">En los workflows reutilizables la herencia de permisos no es la intuitiva; hay que probar en main</w:t>
+            </w:r>
+          </w:p>
+        </w:tc>
+      </w:tr>
+      <w:tr>
+        <w:trPr>
+          <w:cantSplit/>
+        </w:trPr>
+        <w:tc>
+          <w:tcPr>
+            <w:tcW w:type="dxa" w:w="1835"/>
             <w:tcMar>
               <w:top w:type="dxa" w:w="60"/>
               <w:left w:type="dxa" w:w="100"/>
@@ -35513,7 +38454,7 @@
         </w:tc>
         <w:tc>
           <w:tcPr>
-            <w:tcW w:type="dxa" w:w="1988"/>
+            <w:tcW w:type="dxa" w:w="2058"/>
             <w:tcMar>
               <w:top w:type="dxa" w:w="60"/>
               <w:left w:type="dxa" w:w="100"/>
@@ -35537,7 +38478,7 @@
         </w:tc>
         <w:tc>
           <w:tcPr>
-            <w:tcW w:type="dxa" w:w="2083"/>
+            <w:tcW w:type="dxa" w:w="2085"/>
             <w:tcMar>
               <w:top w:type="dxa" w:w="60"/>
               <w:left w:type="dxa" w:w="100"/>
@@ -35561,7 +38502,7 @@
         </w:tc>
         <w:tc>
           <w:tcPr>
-            <w:tcW w:type="dxa" w:w="3126"/>
+            <w:tcW w:type="dxa" w:w="3092"/>
             <w:tcMar>
               <w:top w:type="dxa" w:w="60"/>
               <w:left w:type="dxa" w:w="100"/>
@@ -35615,8 +38556,8 @@
         </w:tblBorders>
       </w:tblPr>
       <w:tblGrid>
-        <w:gridCol w:w="4062"/>
-        <w:gridCol w:w="5008"/>
+        <w:gridCol w:w="4041"/>
+        <w:gridCol w:w="5029"/>
       </w:tblGrid>
       <w:tr>
         <w:trPr>
@@ -35624,7 +38565,7 @@
         </w:trPr>
         <w:tc>
           <w:tcPr>
-            <w:tcW w:type="dxa" w:w="4062"/>
+            <w:tcW w:type="dxa" w:w="4041"/>
             <w:shd w:fill="E3EEEA" w:color="auto" w:val="clear"/>
             <w:tcMar>
               <w:top w:type="dxa" w:w="60"/>
@@ -35651,7 +38592,7 @@
         </w:tc>
         <w:tc>
           <w:tcPr>
-            <w:tcW w:type="dxa" w:w="5008"/>
+            <w:tcW w:type="dxa" w:w="5029"/>
             <w:shd w:fill="E3EEEA" w:color="auto" w:val="clear"/>
             <w:tcMar>
               <w:top w:type="dxa" w:w="60"/>
@@ -35683,7 +38624,7 @@
         </w:trPr>
         <w:tc>
           <w:tcPr>
-            <w:tcW w:type="dxa" w:w="4062"/>
+            <w:tcW w:type="dxa" w:w="4041"/>
             <w:tcMar>
               <w:top w:type="dxa" w:w="60"/>
               <w:left w:type="dxa" w:w="100"/>
@@ -35707,25 +38648,25 @@
         </w:tc>
         <w:tc>
           <w:tcPr>
-            <w:tcW w:type="dxa" w:w="5008"/>
-            <w:tcMar>
-              <w:top w:type="dxa" w:w="60"/>
-              <w:left w:type="dxa" w:w="100"/>
-              <w:bottom w:type="dxa" w:w="60"/>
-              <w:right w:type="dxa" w:w="100"/>
-            </w:tcMar>
-          </w:tcPr>
-          <w:p>
-            <w:pPr>
-              <w:spacing w:after="0" w:before="0" w:line="252"/>
-            </w:pPr>
-            <w:r>
-              <w:rPr>
-                <w:rFonts w:ascii="Calibri" w:cs="Calibri" w:eastAsia="Calibri" w:hAnsi="Calibri"/>
-                <w:sz w:val="18"/>
-                <w:szCs w:val="18"/>
-              </w:rPr>
-              <w:t xml:space="preserve">10 de 18 (1, 2, 3, A, 4, 5, 6, 7, 8 y F)</w:t>
+            <w:tcW w:type="dxa" w:w="5029"/>
+            <w:tcMar>
+              <w:top w:type="dxa" w:w="60"/>
+              <w:left w:type="dxa" w:w="100"/>
+              <w:bottom w:type="dxa" w:w="60"/>
+              <w:right w:type="dxa" w:w="100"/>
+            </w:tcMar>
+          </w:tcPr>
+          <w:p>
+            <w:pPr>
+              <w:spacing w:after="0" w:before="0" w:line="252"/>
+            </w:pPr>
+            <w:r>
+              <w:rPr>
+                <w:rFonts w:ascii="Calibri" w:cs="Calibri" w:eastAsia="Calibri" w:hAnsi="Calibri"/>
+                <w:sz w:val="18"/>
+                <w:szCs w:val="18"/>
+              </w:rPr>
+              <w:t xml:space="preserve">11 de 18 (1, 2, 3, A, 4, 5, 6, 7, 8, F y 9)</w:t>
             </w:r>
           </w:p>
         </w:tc>
@@ -35736,7 +38677,7 @@
         </w:trPr>
         <w:tc>
           <w:tcPr>
-            <w:tcW w:type="dxa" w:w="4062"/>
+            <w:tcW w:type="dxa" w:w="4041"/>
             <w:tcMar>
               <w:top w:type="dxa" w:w="60"/>
               <w:left w:type="dxa" w:w="100"/>
@@ -35760,25 +38701,25 @@
         </w:tc>
         <w:tc>
           <w:tcPr>
-            <w:tcW w:type="dxa" w:w="5008"/>
-            <w:tcMar>
-              <w:top w:type="dxa" w:w="60"/>
-              <w:left w:type="dxa" w:w="100"/>
-              <w:bottom w:type="dxa" w:w="60"/>
-              <w:right w:type="dxa" w:w="100"/>
-            </w:tcMar>
-          </w:tcPr>
-          <w:p>
-            <w:pPr>
-              <w:spacing w:after="0" w:before="0" w:line="252"/>
-            </w:pPr>
-            <w:r>
-              <w:rPr>
-                <w:rFonts w:ascii="Calibri" w:cs="Calibri" w:eastAsia="Calibri" w:hAnsi="Calibri"/>
-                <w:sz w:val="18"/>
-                <w:szCs w:val="18"/>
-              </w:rPr>
-              <w:t xml:space="preserve">24 (9 en core y 15 en app; cuatro abiertos por el agente y tres con commits suyos pedidos con </w:t>
+            <w:tcW w:type="dxa" w:w="5029"/>
+            <w:tcMar>
+              <w:top w:type="dxa" w:w="60"/>
+              <w:left w:type="dxa" w:w="100"/>
+              <w:bottom w:type="dxa" w:w="60"/>
+              <w:right w:type="dxa" w:w="100"/>
+            </w:tcMar>
+          </w:tcPr>
+          <w:p>
+            <w:pPr>
+              <w:spacing w:after="0" w:before="0" w:line="252"/>
+            </w:pPr>
+            <w:r>
+              <w:rPr>
+                <w:rFonts w:ascii="Calibri" w:cs="Calibri" w:eastAsia="Calibri" w:hAnsi="Calibri"/>
+                <w:sz w:val="18"/>
+                <w:szCs w:val="18"/>
+              </w:rPr>
+              <w:t xml:space="preserve">29 (12 en core y 17 en app; cuatro abiertos por el agente y cuatro con commits suyos pedidos con </w:t>
             </w:r>
             <w:r>
               <w:rPr>
@@ -35806,7 +38747,7 @@
         </w:trPr>
         <w:tc>
           <w:tcPr>
-            <w:tcW w:type="dxa" w:w="4062"/>
+            <w:tcW w:type="dxa" w:w="4041"/>
             <w:tcMar>
               <w:top w:type="dxa" w:w="60"/>
               <w:left w:type="dxa" w:w="100"/>
@@ -35830,25 +38771,25 @@
         </w:tc>
         <w:tc>
           <w:tcPr>
-            <w:tcW w:type="dxa" w:w="5008"/>
-            <w:tcMar>
-              <w:top w:type="dxa" w:w="60"/>
-              <w:left w:type="dxa" w:w="100"/>
-              <w:bottom w:type="dxa" w:w="60"/>
-              <w:right w:type="dxa" w:w="100"/>
-            </w:tcMar>
-          </w:tcPr>
-          <w:p>
-            <w:pPr>
-              <w:spacing w:after="0" w:before="0" w:line="252"/>
-            </w:pPr>
-            <w:r>
-              <w:rPr>
-                <w:rFonts w:ascii="Calibri" w:cs="Calibri" w:eastAsia="Calibri" w:hAnsi="Calibri"/>
-                <w:sz w:val="18"/>
-                <w:szCs w:val="18"/>
-              </w:rPr>
-              <w:t xml:space="preserve">222 superadas (57 de harness y triage, 21 de gobierno de PRs, 41 de los agentes en Actions, 103 de la aplicación)</w:t>
+            <w:tcW w:type="dxa" w:w="5029"/>
+            <w:tcMar>
+              <w:top w:type="dxa" w:w="60"/>
+              <w:left w:type="dxa" w:w="100"/>
+              <w:bottom w:type="dxa" w:w="60"/>
+              <w:right w:type="dxa" w:w="100"/>
+            </w:tcMar>
+          </w:tcPr>
+          <w:p>
+            <w:pPr>
+              <w:spacing w:after="0" w:before="0" w:line="252"/>
+            </w:pPr>
+            <w:r>
+              <w:rPr>
+                <w:rFonts w:ascii="Calibri" w:cs="Calibri" w:eastAsia="Calibri" w:hAnsi="Calibri"/>
+                <w:sz w:val="18"/>
+                <w:szCs w:val="18"/>
+              </w:rPr>
+              <w:t xml:space="preserve">237 superadas (57 de harness y triage, 23 de gobierno de PRs, 46 de los agentes en Actions, 8 de la cadena de suministro, 103 de la aplicación)</w:t>
             </w:r>
           </w:p>
         </w:tc>
@@ -35859,7 +38800,7 @@
         </w:trPr>
         <w:tc>
           <w:tcPr>
-            <w:tcW w:type="dxa" w:w="4062"/>
+            <w:tcW w:type="dxa" w:w="4041"/>
             <w:tcMar>
               <w:top w:type="dxa" w:w="60"/>
               <w:left w:type="dxa" w:w="100"/>
@@ -35883,25 +38824,25 @@
         </w:tc>
         <w:tc>
           <w:tcPr>
-            <w:tcW w:type="dxa" w:w="5008"/>
-            <w:tcMar>
-              <w:top w:type="dxa" w:w="60"/>
-              <w:left w:type="dxa" w:w="100"/>
-              <w:bottom w:type="dxa" w:w="60"/>
-              <w:right w:type="dxa" w:w="100"/>
-            </w:tcMar>
-          </w:tcPr>
-          <w:p>
-            <w:pPr>
-              <w:spacing w:after="0" w:before="0" w:line="252"/>
-            </w:pPr>
-            <w:r>
-              <w:rPr>
-                <w:rFonts w:ascii="Calibri" w:cs="Calibri" w:eastAsia="Calibri" w:hAnsi="Calibri"/>
-                <w:sz w:val="18"/>
-                <w:szCs w:val="18"/>
-              </w:rPr>
-              <w:t xml:space="preserve">78</w:t>
+            <w:tcW w:type="dxa" w:w="5029"/>
+            <w:tcMar>
+              <w:top w:type="dxa" w:w="60"/>
+              <w:left w:type="dxa" w:w="100"/>
+              <w:bottom w:type="dxa" w:w="60"/>
+              <w:right w:type="dxa" w:w="100"/>
+            </w:tcMar>
+          </w:tcPr>
+          <w:p>
+            <w:pPr>
+              <w:spacing w:after="0" w:before="0" w:line="252"/>
+            </w:pPr>
+            <w:r>
+              <w:rPr>
+                <w:rFonts w:ascii="Calibri" w:cs="Calibri" w:eastAsia="Calibri" w:hAnsi="Calibri"/>
+                <w:sz w:val="18"/>
+                <w:szCs w:val="18"/>
+              </w:rPr>
+              <w:t xml:space="preserve">85</w:t>
             </w:r>
           </w:p>
         </w:tc>
@@ -35912,7 +38853,7 @@
         </w:trPr>
         <w:tc>
           <w:tcPr>
-            <w:tcW w:type="dxa" w:w="4062"/>
+            <w:tcW w:type="dxa" w:w="4041"/>
             <w:tcMar>
               <w:top w:type="dxa" w:w="60"/>
               <w:left w:type="dxa" w:w="100"/>
@@ -35936,7 +38877,7 @@
         </w:tc>
         <w:tc>
           <w:tcPr>
-            <w:tcW w:type="dxa" w:w="5008"/>
+            <w:tcW w:type="dxa" w:w="5029"/>
             <w:tcMar>
               <w:top w:type="dxa" w:w="60"/>
               <w:left w:type="dxa" w:w="100"/>
@@ -35965,7 +38906,7 @@
         </w:trPr>
         <w:tc>
           <w:tcPr>
-            <w:tcW w:type="dxa" w:w="4062"/>
+            <w:tcW w:type="dxa" w:w="4041"/>
             <w:tcMar>
               <w:top w:type="dxa" w:w="60"/>
               <w:left w:type="dxa" w:w="100"/>
@@ -35989,25 +38930,25 @@
         </w:tc>
         <w:tc>
           <w:tcPr>
-            <w:tcW w:type="dxa" w:w="5008"/>
-            <w:tcMar>
-              <w:top w:type="dxa" w:w="60"/>
-              <w:left w:type="dxa" w:w="100"/>
-              <w:bottom w:type="dxa" w:w="60"/>
-              <w:right w:type="dxa" w:w="100"/>
-            </w:tcMar>
-          </w:tcPr>
-          <w:p>
-            <w:pPr>
-              <w:spacing w:after="0" w:before="0" w:line="252"/>
-            </w:pPr>
-            <w:r>
-              <w:rPr>
-                <w:rFonts w:ascii="Calibri" w:cs="Calibri" w:eastAsia="Calibri" w:hAnsi="Calibri"/>
-                <w:sz w:val="18"/>
-                <w:szCs w:val="18"/>
-              </w:rPr>
-              <w:t xml:space="preserve">15</w:t>
+            <w:tcW w:type="dxa" w:w="5029"/>
+            <w:tcMar>
+              <w:top w:type="dxa" w:w="60"/>
+              <w:left w:type="dxa" w:w="100"/>
+              <w:bottom w:type="dxa" w:w="60"/>
+              <w:right w:type="dxa" w:w="100"/>
+            </w:tcMar>
+          </w:tcPr>
+          <w:p>
+            <w:pPr>
+              <w:spacing w:after="0" w:before="0" w:line="252"/>
+            </w:pPr>
+            <w:r>
+              <w:rPr>
+                <w:rFonts w:ascii="Calibri" w:cs="Calibri" w:eastAsia="Calibri" w:hAnsi="Calibri"/>
+                <w:sz w:val="18"/>
+                <w:szCs w:val="18"/>
+              </w:rPr>
+              <w:t xml:space="preserve">17</w:t>
             </w:r>
           </w:p>
         </w:tc>
@@ -36018,7 +38959,7 @@
         </w:trPr>
         <w:tc>
           <w:tcPr>
-            <w:tcW w:type="dxa" w:w="4062"/>
+            <w:tcW w:type="dxa" w:w="4041"/>
             <w:tcMar>
               <w:top w:type="dxa" w:w="60"/>
               <w:left w:type="dxa" w:w="100"/>
@@ -36042,7 +38983,7 @@
         </w:tc>
         <w:tc>
           <w:tcPr>
-            <w:tcW w:type="dxa" w:w="5008"/>
+            <w:tcW w:type="dxa" w:w="5029"/>
             <w:tcMar>
               <w:top w:type="dxa" w:w="60"/>
               <w:left w:type="dxa" w:w="100"/>
@@ -36086,7 +39027,7 @@
           <w:sz w:val="21"/>
           <w:szCs w:val="21"/>
         </w:rPr>
-        <w:t xml:space="preserve">Este capítulo se ampliará con las iteraciones y pruebas de las tareas 9 a 12 y B a E.</w:t>
+        <w:t xml:space="preserve">Este capítulo se ampliará con las iteraciones y pruebas de las tareas 10 a 12 y B a E.</w:t>
       </w:r>
     </w:p>
     <w:p>
@@ -38987,6 +41928,444 @@
     </w:p>
     <w:p>
       <w:pPr>
+        <w:pStyle w:val="Heading3"/>
+        <w:keepNext/>
+      </w:pPr>
+      <w:r>
+        <w:rPr>
+          <w:rFonts w:ascii="Calibri" w:cs="Calibri" w:eastAsia="Calibri" w:hAnsi="Calibri"/>
+        </w:rPr>
+        <w:t xml:space="preserve">Tarea 9. Cadena de suministro</w:t>
+      </w:r>
+    </w:p>
+    <w:p>
+      <w:pPr>
+        <w:pStyle w:val="ListParagraph"/>
+        <w:numPr>
+          <w:ilvl w:val="0"/>
+          <w:numId w:val="19"/>
+        </w:numPr>
+        <w:spacing w:after="60"/>
+      </w:pPr>
+      <w:r>
+        <w:rPr>
+          <w:rFonts w:ascii="Calibri" w:cs="Calibri" w:eastAsia="Calibri" w:hAnsi="Calibri"/>
+        </w:rPr>
+        <w:t xml:space="preserve">En core: añadir </w:t>
+      </w:r>
+      <w:r>
+        <w:rPr>
+          <w:rFonts w:ascii="Consolas" w:cs="Consolas" w:eastAsia="Consolas" w:hAnsi="Consolas"/>
+          <w:color w:val="2E3A36"/>
+          <w:sz w:val="20"/>
+          <w:szCs w:val="20"/>
+        </w:rPr>
+        <w:t xml:space="preserve">reusable-supply-chain.yml</w:t>
+      </w:r>
+      <w:r>
+        <w:rPr>
+          <w:rFonts w:ascii="Calibri" w:cs="Calibri" w:eastAsia="Calibri" w:hAnsi="Calibri"/>
+        </w:rPr>
+        <w:t xml:space="preserve"> y </w:t>
+      </w:r>
+      <w:r>
+        <w:rPr>
+          <w:rFonts w:ascii="Consolas" w:cs="Consolas" w:eastAsia="Consolas" w:hAnsi="Consolas"/>
+          <w:color w:val="2E3A36"/>
+          <w:sz w:val="20"/>
+          <w:szCs w:val="20"/>
+        </w:rPr>
+        <w:t xml:space="preserve">scripts/supply-chain/</w:t>
+      </w:r>
+      <w:r>
+        <w:rPr>
+          <w:rFonts w:ascii="Calibri" w:cs="Calibri" w:eastAsia="Calibri" w:hAnsi="Calibri"/>
+        </w:rPr>
+        <w:t xml:space="preserve">, y </w:t>
+      </w:r>
+      <w:r>
+        <w:rPr>
+          <w:rFonts w:ascii="Consolas" w:cs="Consolas" w:eastAsia="Consolas" w:hAnsi="Consolas"/>
+          <w:color w:val="2E3A36"/>
+          <w:sz w:val="20"/>
+          <w:szCs w:val="20"/>
+        </w:rPr>
+        <w:t xml:space="preserve">Dockerfile</w:t>
+      </w:r>
+      <w:r>
+        <w:rPr>
+          <w:rFonts w:ascii="Calibri" w:cs="Calibri" w:eastAsia="Calibri" w:hAnsi="Calibri"/>
+        </w:rPr>
+        <w:t xml:space="preserve"> y </w:t>
+      </w:r>
+      <w:r>
+        <w:rPr>
+          <w:rFonts w:ascii="Consolas" w:cs="Consolas" w:eastAsia="Consolas" w:hAnsi="Consolas"/>
+          <w:color w:val="2E3A36"/>
+          <w:sz w:val="20"/>
+          <w:szCs w:val="20"/>
+        </w:rPr>
+        <w:t xml:space="preserve">.dockerignore</w:t>
+      </w:r>
+      <w:r>
+        <w:rPr>
+          <w:rFonts w:ascii="Calibri" w:cs="Calibri" w:eastAsia="Calibri" w:hAnsi="Calibri"/>
+        </w:rPr>
+        <w:t xml:space="preserve"> a la lista protegida de </w:t>
+      </w:r>
+      <w:r>
+        <w:rPr>
+          <w:rFonts w:ascii="Consolas" w:cs="Consolas" w:eastAsia="Consolas" w:hAnsi="Consolas"/>
+          <w:color w:val="2E3A36"/>
+          <w:sz w:val="20"/>
+          <w:szCs w:val="20"/>
+        </w:rPr>
+        <w:t xml:space="preserve">check_pr_files.py</w:t>
+      </w:r>
+      <w:r>
+        <w:rPr>
+          <w:rFonts w:ascii="Calibri" w:cs="Calibri" w:eastAsia="Calibri" w:hAnsi="Calibri"/>
+        </w:rPr>
+        <w:t xml:space="preserve">. Fusionar y mover </w:t>
+      </w:r>
+      <w:r>
+        <w:rPr>
+          <w:rFonts w:ascii="Consolas" w:cs="Consolas" w:eastAsia="Consolas" w:hAnsi="Consolas"/>
+          <w:color w:val="2E3A36"/>
+          <w:sz w:val="20"/>
+          <w:szCs w:val="20"/>
+        </w:rPr>
+        <w:t xml:space="preserve">v1</w:t>
+      </w:r>
+      <w:r>
+        <w:rPr>
+          <w:rFonts w:ascii="Calibri" w:cs="Calibri" w:eastAsia="Calibri" w:hAnsi="Calibri"/>
+        </w:rPr>
+        <w:t xml:space="preserve">.</w:t>
+      </w:r>
+    </w:p>
+    <w:p>
+      <w:pPr>
+        <w:pStyle w:val="ListParagraph"/>
+        <w:numPr>
+          <w:ilvl w:val="0"/>
+          <w:numId w:val="19"/>
+        </w:numPr>
+        <w:spacing w:after="60"/>
+      </w:pPr>
+      <w:r>
+        <w:rPr>
+          <w:rFonts w:ascii="Calibri" w:cs="Calibri" w:eastAsia="Calibri" w:hAnsi="Calibri"/>
+        </w:rPr>
+        <w:t xml:space="preserve">En app: añadir </w:t>
+      </w:r>
+      <w:r>
+        <w:rPr>
+          <w:rFonts w:ascii="Consolas" w:cs="Consolas" w:eastAsia="Consolas" w:hAnsi="Consolas"/>
+          <w:color w:val="2E3A36"/>
+          <w:sz w:val="20"/>
+          <w:szCs w:val="20"/>
+        </w:rPr>
+        <w:t xml:space="preserve">Dockerfile</w:t>
+      </w:r>
+      <w:r>
+        <w:rPr>
+          <w:rFonts w:ascii="Calibri" w:cs="Calibri" w:eastAsia="Calibri" w:hAnsi="Calibri"/>
+        </w:rPr>
+        <w:t xml:space="preserve">, </w:t>
+      </w:r>
+      <w:r>
+        <w:rPr>
+          <w:rFonts w:ascii="Consolas" w:cs="Consolas" w:eastAsia="Consolas" w:hAnsi="Consolas"/>
+          <w:color w:val="2E3A36"/>
+          <w:sz w:val="20"/>
+          <w:szCs w:val="20"/>
+        </w:rPr>
+        <w:t xml:space="preserve">.dockerignore</w:t>
+      </w:r>
+      <w:r>
+        <w:rPr>
+          <w:rFonts w:ascii="Calibri" w:cs="Calibri" w:eastAsia="Calibri" w:hAnsi="Calibri"/>
+        </w:rPr>
+        <w:t xml:space="preserve"> y </w:t>
+      </w:r>
+      <w:r>
+        <w:rPr>
+          <w:rFonts w:ascii="Consolas" w:cs="Consolas" w:eastAsia="Consolas" w:hAnsi="Consolas"/>
+          <w:color w:val="2E3A36"/>
+          <w:sz w:val="20"/>
+          <w:szCs w:val="20"/>
+        </w:rPr>
+        <w:t xml:space="preserve">.github/workflows/supply-chain.yml</w:t>
+      </w:r>
+      <w:r>
+        <w:rPr>
+          <w:rFonts w:ascii="Calibri" w:cs="Calibri" w:eastAsia="Calibri" w:hAnsi="Calibri"/>
+        </w:rPr>
+        <w:t xml:space="preserve">. Si las imágenes base no llevan digest, el primer CI falla y su anotación indica el valor exacto: copiarlo en cada </w:t>
+      </w:r>
+      <w:r>
+        <w:rPr>
+          <w:rFonts w:ascii="Consolas" w:cs="Consolas" w:eastAsia="Consolas" w:hAnsi="Consolas"/>
+          <w:color w:val="2E3A36"/>
+          <w:sz w:val="20"/>
+          <w:szCs w:val="20"/>
+        </w:rPr>
+        <w:t xml:space="preserve">FROM</w:t>
+      </w:r>
+      <w:r>
+        <w:rPr>
+          <w:rFonts w:ascii="Calibri" w:cs="Calibri" w:eastAsia="Calibri" w:hAnsi="Calibri"/>
+        </w:rPr>
+        <w:t xml:space="preserve"> y volver a subir.</w:t>
+      </w:r>
+    </w:p>
+    <w:p>
+      <w:pPr>
+        <w:pStyle w:val="ListParagraph"/>
+        <w:numPr>
+          <w:ilvl w:val="0"/>
+          <w:numId w:val="19"/>
+        </w:numPr>
+        <w:spacing w:after="60"/>
+      </w:pPr>
+      <w:r>
+        <w:rPr>
+          <w:rFonts w:ascii="Calibri" w:cs="Calibri" w:eastAsia="Calibri" w:hAnsi="Calibri"/>
+        </w:rPr>
+        <w:t xml:space="preserve">En app: fusionar. El job </w:t>
+      </w:r>
+      <w:r>
+        <w:rPr>
+          <w:rFonts w:ascii="Consolas" w:cs="Consolas" w:eastAsia="Consolas" w:hAnsi="Consolas"/>
+          <w:color w:val="2E3A36"/>
+          <w:sz w:val="20"/>
+          <w:szCs w:val="20"/>
+        </w:rPr>
+        <w:t xml:space="preserve">release / publish</w:t>
+      </w:r>
+      <w:r>
+        <w:rPr>
+          <w:rFonts w:ascii="Calibri" w:cs="Calibri" w:eastAsia="Calibri" w:hAnsi="Calibri"/>
+        </w:rPr>
+        <w:t xml:space="preserve"> sube la imagen a GHCR, la firma y adjunta las atestaciones.</w:t>
+      </w:r>
+    </w:p>
+    <w:p>
+      <w:pPr>
+        <w:pStyle w:val="ListParagraph"/>
+        <w:numPr>
+          <w:ilvl w:val="0"/>
+          <w:numId w:val="19"/>
+        </w:numPr>
+        <w:spacing w:after="60"/>
+      </w:pPr>
+      <w:r>
+        <w:rPr>
+          <w:rFonts w:ascii="Calibri" w:cs="Calibri" w:eastAsia="Calibri" w:hAnsi="Calibri"/>
+        </w:rPr>
+        <w:t xml:space="preserve">En el perfil de GitHub: </w:t>
+      </w:r>
+      <w:r>
+        <w:rPr>
+          <w:rFonts w:ascii="Calibri" w:cs="Calibri" w:eastAsia="Calibri" w:hAnsi="Calibri"/>
+          <w:i/>
+          <w:iCs/>
+        </w:rPr>
+        <w:t xml:space="preserve">Packages</w:t>
+      </w:r>
+      <w:r>
+        <w:rPr>
+          <w:rFonts w:ascii="Calibri" w:cs="Calibri" w:eastAsia="Calibri" w:hAnsi="Calibri"/>
+        </w:rPr>
+        <w:t xml:space="preserve"> → </w:t>
+      </w:r>
+      <w:r>
+        <w:rPr>
+          <w:rFonts w:ascii="Consolas" w:cs="Consolas" w:eastAsia="Consolas" w:hAnsi="Consolas"/>
+          <w:color w:val="2E3A36"/>
+          <w:sz w:val="20"/>
+          <w:szCs w:val="20"/>
+        </w:rPr>
+        <w:t xml:space="preserve">poc-almagentic-app</w:t>
+      </w:r>
+      <w:r>
+        <w:rPr>
+          <w:rFonts w:ascii="Calibri" w:cs="Calibri" w:eastAsia="Calibri" w:hAnsi="Calibri"/>
+        </w:rPr>
+        <w:t xml:space="preserve"> → </w:t>
+      </w:r>
+      <w:r>
+        <w:rPr>
+          <w:rFonts w:ascii="Calibri" w:cs="Calibri" w:eastAsia="Calibri" w:hAnsi="Calibri"/>
+          <w:i/>
+          <w:iCs/>
+        </w:rPr>
+        <w:t xml:space="preserve">Package settings</w:t>
+      </w:r>
+      <w:r>
+        <w:rPr>
+          <w:rFonts w:ascii="Calibri" w:cs="Calibri" w:eastAsia="Calibri" w:hAnsi="Calibri"/>
+        </w:rPr>
+        <w:t xml:space="preserve">; si es privado, cambiarlo a público para que el clúster pueda descargarlo sin credenciales.</w:t>
+      </w:r>
+    </w:p>
+    <w:p>
+      <w:pPr>
+        <w:pStyle w:val="ListParagraph"/>
+        <w:numPr>
+          <w:ilvl w:val="0"/>
+          <w:numId w:val="19"/>
+        </w:numPr>
+        <w:spacing w:after="60"/>
+      </w:pPr>
+      <w:r>
+        <w:rPr>
+          <w:rFonts w:ascii="Calibri" w:cs="Calibri" w:eastAsia="Calibri" w:hAnsi="Calibri"/>
+        </w:rPr>
+        <w:t xml:space="preserve">En core: añadir </w:t>
+      </w:r>
+      <w:r>
+        <w:rPr>
+          <w:rFonts w:ascii="Consolas" w:cs="Consolas" w:eastAsia="Consolas" w:hAnsi="Consolas"/>
+          <w:color w:val="2E3A36"/>
+          <w:sz w:val="20"/>
+          <w:szCs w:val="20"/>
+        </w:rPr>
+        <w:t xml:space="preserve">scripts/agent/api_commit.py</w:t>
+      </w:r>
+      <w:r>
+        <w:rPr>
+          <w:rFonts w:ascii="Calibri" w:cs="Calibri" w:eastAsia="Calibri" w:hAnsi="Calibri"/>
+        </w:rPr>
+        <w:t xml:space="preserve"> y usarlo en los jobs </w:t>
+      </w:r>
+      <w:r>
+        <w:rPr>
+          <w:rFonts w:ascii="Consolas" w:cs="Consolas" w:eastAsia="Consolas" w:hAnsi="Consolas"/>
+          <w:color w:val="2E3A36"/>
+          <w:sz w:val="20"/>
+          <w:szCs w:val="20"/>
+        </w:rPr>
+        <w:t xml:space="preserve">publish</w:t>
+      </w:r>
+      <w:r>
+        <w:rPr>
+          <w:rFonts w:ascii="Calibri" w:cs="Calibri" w:eastAsia="Calibri" w:hAnsi="Calibri"/>
+        </w:rPr>
+        <w:t xml:space="preserve"> de los agentes. Fusionar y mover </w:t>
+      </w:r>
+      <w:r>
+        <w:rPr>
+          <w:rFonts w:ascii="Consolas" w:cs="Consolas" w:eastAsia="Consolas" w:hAnsi="Consolas"/>
+          <w:color w:val="2E3A36"/>
+          <w:sz w:val="20"/>
+          <w:szCs w:val="20"/>
+        </w:rPr>
+        <w:t xml:space="preserve">v1</w:t>
+      </w:r>
+      <w:r>
+        <w:rPr>
+          <w:rFonts w:ascii="Calibri" w:cs="Calibri" w:eastAsia="Calibri" w:hAnsi="Calibri"/>
+        </w:rPr>
+        <w:t xml:space="preserve">.</w:t>
+      </w:r>
+    </w:p>
+    <w:p>
+      <w:pPr>
+        <w:keepNext/>
+        <w:spacing w:after="140" w:line="288"/>
+        <w:jc w:val="both"/>
+      </w:pPr>
+      <w:r>
+        <w:rPr>
+          <w:rFonts w:ascii="Calibri" w:cs="Calibri" w:eastAsia="Calibri" w:hAnsi="Calibri"/>
+        </w:rPr>
+        <w:t xml:space="preserve">Para verificar la imagen desde WSL:</w:t>
+      </w:r>
+    </w:p>
+    <w:p>
+      <w:pPr>
+        <w:shd w:fill="F2F4F3" w:color="auto" w:val="clear"/>
+        <w:spacing w:after="0" w:before="120" w:line="240"/>
+        <w:ind w:left="200" w:right="200"/>
+      </w:pPr>
+      <w:r>
+        <w:rPr>
+          <w:rFonts w:ascii="Consolas" w:cs="Consolas" w:eastAsia="Consolas" w:hAnsi="Consolas"/>
+          <w:color w:val="1F2A27"/>
+          <w:sz w:val="17"/>
+          <w:szCs w:val="17"/>
+        </w:rPr>
+        <w:t xml:space="preserve">gh attestation verify oci://ghcr.io/acbacb77/poc-almagentic-app:main --owner acbacb77 \</w:t>
+      </w:r>
+    </w:p>
+    <w:p>
+      <w:pPr>
+        <w:shd w:fill="F2F4F3" w:color="auto" w:val="clear"/>
+        <w:spacing w:after="0" w:before="0" w:line="240"/>
+        <w:ind w:left="200" w:right="200"/>
+      </w:pPr>
+      <w:r>
+        <w:rPr>
+          <w:rFonts w:ascii="Consolas" w:cs="Consolas" w:eastAsia="Consolas" w:hAnsi="Consolas"/>
+          <w:color w:val="1F2A27"/>
+          <w:sz w:val="17"/>
+          <w:szCs w:val="17"/>
+        </w:rPr>
+        <w:t xml:space="preserve">  --signer-workflow acbacb77/poc-almagentic-core/.github/workflows/reusable-supply-chain.yml</w:t>
+      </w:r>
+    </w:p>
+    <w:p>
+      <w:pPr>
+        <w:shd w:fill="F2F4F3" w:color="auto" w:val="clear"/>
+        <w:spacing w:after="0" w:before="0" w:line="240"/>
+        <w:ind w:left="200" w:right="200"/>
+      </w:pPr>
+      <w:r>
+        <w:rPr>
+          <w:rFonts w:ascii="Consolas" w:cs="Consolas" w:eastAsia="Consolas" w:hAnsi="Consolas"/>
+          <w:color w:val="1F2A27"/>
+          <w:sz w:val="17"/>
+          <w:szCs w:val="17"/>
+        </w:rPr>
+        <w:t xml:space="preserve">cosign verify ghcr.io/acbacb77/poc-almagentic-app:main \</w:t>
+      </w:r>
+    </w:p>
+    <w:p>
+      <w:pPr>
+        <w:shd w:fill="F2F4F3" w:color="auto" w:val="clear"/>
+        <w:spacing w:after="0" w:before="0" w:line="240"/>
+        <w:ind w:left="200" w:right="200"/>
+      </w:pPr>
+      <w:r>
+        <w:rPr>
+          <w:rFonts w:ascii="Consolas" w:cs="Consolas" w:eastAsia="Consolas" w:hAnsi="Consolas"/>
+          <w:color w:val="1F2A27"/>
+          <w:sz w:val="17"/>
+          <w:szCs w:val="17"/>
+        </w:rPr>
+        <w:t xml:space="preserve">  --certificate-oidc-issuer https://token.actions.githubusercontent.com \</w:t>
+      </w:r>
+    </w:p>
+    <w:p>
+      <w:pPr>
+        <w:shd w:fill="F2F4F3" w:color="auto" w:val="clear"/>
+        <w:spacing w:after="160" w:before="0" w:line="240"/>
+        <w:ind w:left="200" w:right="200"/>
+      </w:pPr>
+      <w:r>
+        <w:rPr>
+          <w:rFonts w:ascii="Consolas" w:cs="Consolas" w:eastAsia="Consolas" w:hAnsi="Consolas"/>
+          <w:color w:val="1F2A27"/>
+          <w:sz w:val="17"/>
+          <w:szCs w:val="17"/>
+        </w:rPr>
+        <w:t xml:space="preserve">  --certificate-identity-regexp '^https://github.com/acbacb77/poc-almagentic-core/\.github/workflows/reusable-supply-chain\.yml@'</w:t>
+      </w:r>
+    </w:p>
+    <w:p>
+      <w:pPr>
         <w:pBdr>
           <w:left w:val="single" w:color="0D5C4F" w:sz="18" w:space="10"/>
         </w:pBdr>
@@ -39000,7 +42379,7 @@
           <w:sz w:val="21"/>
           <w:szCs w:val="21"/>
         </w:rPr>
-        <w:t xml:space="preserve">Los pasos de las tareas 9 a 12 y B a E se añadirán al completarlas.</w:t>
+        <w:t xml:space="preserve">Los pasos de las tareas 10 a 12 y B a E se añadirán al completarlas.</w:t>
       </w:r>
     </w:p>
     <w:p>
@@ -39312,8 +42691,8 @@
         </w:tblBorders>
       </w:tblPr>
       <w:tblGrid>
-        <w:gridCol w:w="3895"/>
-        <w:gridCol w:w="5175"/>
+        <w:gridCol w:w="3949"/>
+        <w:gridCol w:w="5121"/>
       </w:tblGrid>
       <w:tr>
         <w:trPr>
@@ -39321,7 +42700,7 @@
         </w:trPr>
         <w:tc>
           <w:tcPr>
-            <w:tcW w:type="dxa" w:w="3895"/>
+            <w:tcW w:type="dxa" w:w="3949"/>
             <w:shd w:fill="E3EEEA" w:color="auto" w:val="clear"/>
             <w:tcMar>
               <w:top w:type="dxa" w:w="60"/>
@@ -39348,7 +42727,7 @@
         </w:tc>
         <w:tc>
           <w:tcPr>
-            <w:tcW w:type="dxa" w:w="5175"/>
+            <w:tcW w:type="dxa" w:w="5121"/>
             <w:shd w:fill="E3EEEA" w:color="auto" w:val="clear"/>
             <w:tcMar>
               <w:top w:type="dxa" w:w="60"/>
@@ -39380,7 +42759,7 @@
         </w:trPr>
         <w:tc>
           <w:tcPr>
-            <w:tcW w:type="dxa" w:w="3895"/>
+            <w:tcW w:type="dxa" w:w="3949"/>
             <w:tcMar>
               <w:top w:type="dxa" w:w="60"/>
               <w:left w:type="dxa" w:w="100"/>
@@ -39406,7 +42785,7 @@
         </w:tc>
         <w:tc>
           <w:tcPr>
-            <w:tcW w:type="dxa" w:w="5175"/>
+            <w:tcW w:type="dxa" w:w="5121"/>
             <w:tcMar>
               <w:top w:type="dxa" w:w="60"/>
               <w:left w:type="dxa" w:w="100"/>
@@ -39453,7 +42832,7 @@
         </w:trPr>
         <w:tc>
           <w:tcPr>
-            <w:tcW w:type="dxa" w:w="3895"/>
+            <w:tcW w:type="dxa" w:w="3949"/>
             <w:tcMar>
               <w:top w:type="dxa" w:w="60"/>
               <w:left w:type="dxa" w:w="100"/>
@@ -39478,7 +42857,7 @@
         </w:tc>
         <w:tc>
           <w:tcPr>
-            <w:tcW w:type="dxa" w:w="5175"/>
+            <w:tcW w:type="dxa" w:w="5121"/>
             <w:tcMar>
               <w:top w:type="dxa" w:w="60"/>
               <w:left w:type="dxa" w:w="100"/>
@@ -39517,7 +42896,7 @@
         </w:trPr>
         <w:tc>
           <w:tcPr>
-            <w:tcW w:type="dxa" w:w="3895"/>
+            <w:tcW w:type="dxa" w:w="3949"/>
             <w:tcMar>
               <w:top w:type="dxa" w:w="60"/>
               <w:left w:type="dxa" w:w="100"/>
@@ -39550,7 +42929,7 @@
         </w:tc>
         <w:tc>
           <w:tcPr>
-            <w:tcW w:type="dxa" w:w="5175"/>
+            <w:tcW w:type="dxa" w:w="5121"/>
             <w:tcMar>
               <w:top w:type="dxa" w:w="60"/>
               <w:left w:type="dxa" w:w="100"/>
@@ -39579,7 +42958,7 @@
         </w:trPr>
         <w:tc>
           <w:tcPr>
-            <w:tcW w:type="dxa" w:w="3895"/>
+            <w:tcW w:type="dxa" w:w="3949"/>
             <w:tcMar>
               <w:top w:type="dxa" w:w="60"/>
               <w:left w:type="dxa" w:w="100"/>
@@ -39621,7 +43000,7 @@
         </w:tc>
         <w:tc>
           <w:tcPr>
-            <w:tcW w:type="dxa" w:w="5175"/>
+            <w:tcW w:type="dxa" w:w="5121"/>
             <w:tcMar>
               <w:top w:type="dxa" w:w="60"/>
               <w:left w:type="dxa" w:w="100"/>
@@ -39667,7 +43046,7 @@
         </w:trPr>
         <w:tc>
           <w:tcPr>
-            <w:tcW w:type="dxa" w:w="3895"/>
+            <w:tcW w:type="dxa" w:w="3949"/>
             <w:tcMar>
               <w:top w:type="dxa" w:w="60"/>
               <w:left w:type="dxa" w:w="100"/>
@@ -39708,7 +43087,7 @@
         </w:tc>
         <w:tc>
           <w:tcPr>
-            <w:tcW w:type="dxa" w:w="5175"/>
+            <w:tcW w:type="dxa" w:w="5121"/>
             <w:tcMar>
               <w:top w:type="dxa" w:w="60"/>
               <w:left w:type="dxa" w:w="100"/>
@@ -39737,7 +43116,7 @@
         </w:trPr>
         <w:tc>
           <w:tcPr>
-            <w:tcW w:type="dxa" w:w="3895"/>
+            <w:tcW w:type="dxa" w:w="3949"/>
             <w:tcMar>
               <w:top w:type="dxa" w:w="60"/>
               <w:left w:type="dxa" w:w="100"/>
@@ -39761,7 +43140,7 @@
         </w:tc>
         <w:tc>
           <w:tcPr>
-            <w:tcW w:type="dxa" w:w="5175"/>
+            <w:tcW w:type="dxa" w:w="5121"/>
             <w:tcMar>
               <w:top w:type="dxa" w:w="60"/>
               <w:left w:type="dxa" w:w="100"/>
@@ -39808,7 +43187,7 @@
         </w:trPr>
         <w:tc>
           <w:tcPr>
-            <w:tcW w:type="dxa" w:w="3895"/>
+            <w:tcW w:type="dxa" w:w="3949"/>
             <w:tcMar>
               <w:top w:type="dxa" w:w="60"/>
               <w:left w:type="dxa" w:w="100"/>
@@ -39833,7 +43212,7 @@
         </w:tc>
         <w:tc>
           <w:tcPr>
-            <w:tcW w:type="dxa" w:w="5175"/>
+            <w:tcW w:type="dxa" w:w="5121"/>
             <w:tcMar>
               <w:top w:type="dxa" w:w="60"/>
               <w:left w:type="dxa" w:w="100"/>
@@ -39896,7 +43275,7 @@
         </w:trPr>
         <w:tc>
           <w:tcPr>
-            <w:tcW w:type="dxa" w:w="3895"/>
+            <w:tcW w:type="dxa" w:w="3949"/>
             <w:tcMar>
               <w:top w:type="dxa" w:w="60"/>
               <w:left w:type="dxa" w:w="100"/>
@@ -39921,7 +43300,7 @@
         </w:tc>
         <w:tc>
           <w:tcPr>
-            <w:tcW w:type="dxa" w:w="5175"/>
+            <w:tcW w:type="dxa" w:w="5121"/>
             <w:tcMar>
               <w:top w:type="dxa" w:w="60"/>
               <w:left w:type="dxa" w:w="100"/>
@@ -39977,7 +43356,7 @@
         </w:trPr>
         <w:tc>
           <w:tcPr>
-            <w:tcW w:type="dxa" w:w="3895"/>
+            <w:tcW w:type="dxa" w:w="3949"/>
             <w:tcMar>
               <w:top w:type="dxa" w:w="60"/>
               <w:left w:type="dxa" w:w="100"/>
@@ -40010,7 +43389,7 @@
         </w:tc>
         <w:tc>
           <w:tcPr>
-            <w:tcW w:type="dxa" w:w="5175"/>
+            <w:tcW w:type="dxa" w:w="5121"/>
             <w:tcMar>
               <w:top w:type="dxa" w:w="60"/>
               <w:left w:type="dxa" w:w="100"/>
@@ -40065,7 +43444,7 @@
         </w:trPr>
         <w:tc>
           <w:tcPr>
-            <w:tcW w:type="dxa" w:w="3895"/>
+            <w:tcW w:type="dxa" w:w="3949"/>
             <w:tcMar>
               <w:top w:type="dxa" w:w="60"/>
               <w:left w:type="dxa" w:w="100"/>
@@ -40099,7 +43478,7 @@
         </w:tc>
         <w:tc>
           <w:tcPr>
-            <w:tcW w:type="dxa" w:w="5175"/>
+            <w:tcW w:type="dxa" w:w="5121"/>
             <w:tcMar>
               <w:top w:type="dxa" w:w="60"/>
               <w:left w:type="dxa" w:w="100"/>
@@ -40128,7 +43507,7 @@
         </w:trPr>
         <w:tc>
           <w:tcPr>
-            <w:tcW w:type="dxa" w:w="3895"/>
+            <w:tcW w:type="dxa" w:w="3949"/>
             <w:tcMar>
               <w:top w:type="dxa" w:w="60"/>
               <w:left w:type="dxa" w:w="100"/>
@@ -40161,7 +43540,7 @@
         </w:tc>
         <w:tc>
           <w:tcPr>
-            <w:tcW w:type="dxa" w:w="5175"/>
+            <w:tcW w:type="dxa" w:w="5121"/>
             <w:tcMar>
               <w:top w:type="dxa" w:w="60"/>
               <w:left w:type="dxa" w:w="100"/>
@@ -40224,7 +43603,7 @@
         </w:trPr>
         <w:tc>
           <w:tcPr>
-            <w:tcW w:type="dxa" w:w="3895"/>
+            <w:tcW w:type="dxa" w:w="3949"/>
             <w:tcMar>
               <w:top w:type="dxa" w:w="60"/>
               <w:left w:type="dxa" w:w="100"/>
@@ -40248,7 +43627,7 @@
         </w:tc>
         <w:tc>
           <w:tcPr>
-            <w:tcW w:type="dxa" w:w="5175"/>
+            <w:tcW w:type="dxa" w:w="5121"/>
             <w:tcMar>
               <w:top w:type="dxa" w:w="60"/>
               <w:left w:type="dxa" w:w="100"/>
@@ -40277,7 +43656,7 @@
         </w:trPr>
         <w:tc>
           <w:tcPr>
-            <w:tcW w:type="dxa" w:w="3895"/>
+            <w:tcW w:type="dxa" w:w="3949"/>
             <w:tcMar>
               <w:top w:type="dxa" w:w="60"/>
               <w:left w:type="dxa" w:w="100"/>
@@ -40318,7 +43697,7 @@
         </w:tc>
         <w:tc>
           <w:tcPr>
-            <w:tcW w:type="dxa" w:w="5175"/>
+            <w:tcW w:type="dxa" w:w="5121"/>
             <w:tcMar>
               <w:top w:type="dxa" w:w="60"/>
               <w:left w:type="dxa" w:w="100"/>
@@ -40373,50 +43752,18 @@
         </w:trPr>
         <w:tc>
           <w:tcPr>
-            <w:tcW w:type="dxa" w:w="3895"/>
-            <w:tcMar>
-              <w:top w:type="dxa" w:w="60"/>
-              <w:left w:type="dxa" w:w="100"/>
-              <w:bottom w:type="dxa" w:w="60"/>
-              <w:right w:type="dxa" w:w="100"/>
-            </w:tcMar>
-          </w:tcPr>
-          <w:p>
-            <w:pPr>
-              <w:spacing w:after="0" w:before="0" w:line="252"/>
-            </w:pPr>
-            <w:r>
-              <w:rPr>
-                <w:rFonts w:ascii="Calibri" w:cs="Calibri" w:eastAsia="Calibri" w:hAnsi="Calibri"/>
-                <w:sz w:val="18"/>
-                <w:szCs w:val="18"/>
-              </w:rPr>
-              <w:t xml:space="preserve">El merge de la spec no lanza la implementación</w:t>
-            </w:r>
-          </w:p>
-        </w:tc>
-        <w:tc>
-          <w:tcPr>
-            <w:tcW w:type="dxa" w:w="5175"/>
-            <w:tcMar>
-              <w:top w:type="dxa" w:w="60"/>
-              <w:left w:type="dxa" w:w="100"/>
-              <w:bottom w:type="dxa" w:w="60"/>
-              <w:right w:type="dxa" w:w="100"/>
-            </w:tcMar>
-          </w:tcPr>
-          <w:p>
-            <w:pPr>
-              <w:spacing w:after="0" w:before="0" w:line="252"/>
-            </w:pPr>
-            <w:r>
-              <w:rPr>
-                <w:rFonts w:ascii="Calibri" w:cs="Calibri" w:eastAsia="Calibri" w:hAnsi="Calibri"/>
-                <w:sz w:val="18"/>
-                <w:szCs w:val="18"/>
-              </w:rPr>
-              <w:t xml:space="preserve">La rama del PR debe empezar por </w:t>
-            </w:r>
+            <w:tcW w:type="dxa" w:w="3949"/>
+            <w:tcMar>
+              <w:top w:type="dxa" w:w="60"/>
+              <w:left w:type="dxa" w:w="100"/>
+              <w:bottom w:type="dxa" w:w="60"/>
+              <w:right w:type="dxa" w:w="100"/>
+            </w:tcMar>
+          </w:tcPr>
+          <w:p>
+            <w:pPr>
+              <w:spacing w:after="0" w:before="0" w:line="252"/>
+            </w:pPr>
             <w:r>
               <w:rPr>
                 <w:rFonts w:ascii="Consolas" w:cs="Consolas" w:eastAsia="Consolas" w:hAnsi="Consolas"/>
@@ -40424,6 +43771,213 @@
                 <w:sz w:val="16"/>
                 <w:szCs w:val="16"/>
               </w:rPr>
+              <w:t xml:space="preserve">image / build</w:t>
+            </w:r>
+            <w:r>
+              <w:rPr>
+                <w:rFonts w:ascii="Calibri" w:cs="Calibri" w:eastAsia="Calibri" w:hAnsi="Calibri"/>
+                <w:sz w:val="18"/>
+                <w:szCs w:val="18"/>
+              </w:rPr>
+              <w:t xml:space="preserve"> falla en «Imágenes base fijadas por digest»</w:t>
+            </w:r>
+          </w:p>
+        </w:tc>
+        <w:tc>
+          <w:tcPr>
+            <w:tcW w:type="dxa" w:w="5121"/>
+            <w:tcMar>
+              <w:top w:type="dxa" w:w="60"/>
+              <w:left w:type="dxa" w:w="100"/>
+              <w:bottom w:type="dxa" w:w="60"/>
+              <w:right w:type="dxa" w:w="100"/>
+            </w:tcMar>
+          </w:tcPr>
+          <w:p>
+            <w:pPr>
+              <w:spacing w:after="0" w:before="0" w:line="252"/>
+            </w:pPr>
+            <w:r>
+              <w:rPr>
+                <w:rFonts w:ascii="Calibri" w:cs="Calibri" w:eastAsia="Calibri" w:hAnsi="Calibri"/>
+                <w:sz w:val="18"/>
+                <w:szCs w:val="18"/>
+              </w:rPr>
+              <w:t xml:space="preserve">Copiar en el </w:t>
+            </w:r>
+            <w:r>
+              <w:rPr>
+                <w:rFonts w:ascii="Consolas" w:cs="Consolas" w:eastAsia="Consolas" w:hAnsi="Consolas"/>
+                <w:color w:val="2E3A36"/>
+                <w:sz w:val="16"/>
+                <w:szCs w:val="16"/>
+              </w:rPr>
+              <w:t xml:space="preserve">FROM</w:t>
+            </w:r>
+            <w:r>
+              <w:rPr>
+                <w:rFonts w:ascii="Calibri" w:cs="Calibri" w:eastAsia="Calibri" w:hAnsi="Calibri"/>
+                <w:sz w:val="18"/>
+                <w:szCs w:val="18"/>
+              </w:rPr>
+              <w:t xml:space="preserve"> el digest que trae la anotación</w:t>
+            </w:r>
+          </w:p>
+        </w:tc>
+      </w:tr>
+      <w:tr>
+        <w:trPr>
+          <w:cantSplit/>
+        </w:trPr>
+        <w:tc>
+          <w:tcPr>
+            <w:tcW w:type="dxa" w:w="3949"/>
+            <w:tcMar>
+              <w:top w:type="dxa" w:w="60"/>
+              <w:left w:type="dxa" w:w="100"/>
+              <w:bottom w:type="dxa" w:w="60"/>
+              <w:right w:type="dxa" w:w="100"/>
+            </w:tcMar>
+          </w:tcPr>
+          <w:p>
+            <w:pPr>
+              <w:spacing w:after="0" w:before="0" w:line="252"/>
+            </w:pPr>
+            <w:r>
+              <w:rPr>
+                <w:rFonts w:ascii="Consolas" w:cs="Consolas" w:eastAsia="Consolas" w:hAnsi="Consolas"/>
+                <w:color w:val="2E3A36"/>
+                <w:sz w:val="16"/>
+                <w:szCs w:val="16"/>
+              </w:rPr>
+              <w:t xml:space="preserve">release / publish</w:t>
+            </w:r>
+            <w:r>
+              <w:rPr>
+                <w:rFonts w:ascii="Calibri" w:cs="Calibri" w:eastAsia="Calibri" w:hAnsi="Calibri"/>
+                <w:sz w:val="18"/>
+                <w:szCs w:val="18"/>
+              </w:rPr>
+              <w:t xml:space="preserve"> no puede subir a GHCR</w:t>
+            </w:r>
+          </w:p>
+        </w:tc>
+        <w:tc>
+          <w:tcPr>
+            <w:tcW w:type="dxa" w:w="5121"/>
+            <w:tcMar>
+              <w:top w:type="dxa" w:w="60"/>
+              <w:left w:type="dxa" w:w="100"/>
+              <w:bottom w:type="dxa" w:w="60"/>
+              <w:right w:type="dxa" w:w="100"/>
+            </w:tcMar>
+          </w:tcPr>
+          <w:p>
+            <w:pPr>
+              <w:spacing w:after="0" w:before="0" w:line="252"/>
+            </w:pPr>
+            <w:r>
+              <w:rPr>
+                <w:rFonts w:ascii="Calibri" w:cs="Calibri" w:eastAsia="Calibri" w:hAnsi="Calibri"/>
+                <w:sz w:val="18"/>
+                <w:szCs w:val="18"/>
+              </w:rPr>
+              <w:t xml:space="preserve">El job que llama debe conceder </w:t>
+            </w:r>
+            <w:r>
+              <w:rPr>
+                <w:rFonts w:ascii="Consolas" w:cs="Consolas" w:eastAsia="Consolas" w:hAnsi="Consolas"/>
+                <w:color w:val="2E3A36"/>
+                <w:sz w:val="16"/>
+                <w:szCs w:val="16"/>
+              </w:rPr>
+              <w:t xml:space="preserve">packages: write</w:t>
+            </w:r>
+            <w:r>
+              <w:rPr>
+                <w:rFonts w:ascii="Calibri" w:cs="Calibri" w:eastAsia="Calibri" w:hAnsi="Calibri"/>
+                <w:sz w:val="18"/>
+                <w:szCs w:val="18"/>
+              </w:rPr>
+              <w:t xml:space="preserve">, y el workflow reutilizable no puede declarar </w:t>
+            </w:r>
+            <w:r>
+              <w:rPr>
+                <w:rFonts w:ascii="Consolas" w:cs="Consolas" w:eastAsia="Consolas" w:hAnsi="Consolas"/>
+                <w:color w:val="2E3A36"/>
+                <w:sz w:val="16"/>
+                <w:szCs w:val="16"/>
+              </w:rPr>
+              <w:t xml:space="preserve">permissions</w:t>
+            </w:r>
+            <w:r>
+              <w:rPr>
+                <w:rFonts w:ascii="Calibri" w:cs="Calibri" w:eastAsia="Calibri" w:hAnsi="Calibri"/>
+                <w:sz w:val="18"/>
+                <w:szCs w:val="18"/>
+              </w:rPr>
+              <w:t xml:space="preserve"> a nivel de workflow</w:t>
+            </w:r>
+          </w:p>
+        </w:tc>
+      </w:tr>
+      <w:tr>
+        <w:trPr>
+          <w:cantSplit/>
+        </w:trPr>
+        <w:tc>
+          <w:tcPr>
+            <w:tcW w:type="dxa" w:w="3949"/>
+            <w:tcMar>
+              <w:top w:type="dxa" w:w="60"/>
+              <w:left w:type="dxa" w:w="100"/>
+              <w:bottom w:type="dxa" w:w="60"/>
+              <w:right w:type="dxa" w:w="100"/>
+            </w:tcMar>
+          </w:tcPr>
+          <w:p>
+            <w:pPr>
+              <w:spacing w:after="0" w:before="0" w:line="252"/>
+            </w:pPr>
+            <w:r>
+              <w:rPr>
+                <w:rFonts w:ascii="Calibri" w:cs="Calibri" w:eastAsia="Calibri" w:hAnsi="Calibri"/>
+                <w:sz w:val="18"/>
+                <w:szCs w:val="18"/>
+              </w:rPr>
+              <w:t xml:space="preserve">El merge de la spec no lanza la implementación</w:t>
+            </w:r>
+          </w:p>
+        </w:tc>
+        <w:tc>
+          <w:tcPr>
+            <w:tcW w:type="dxa" w:w="5121"/>
+            <w:tcMar>
+              <w:top w:type="dxa" w:w="60"/>
+              <w:left w:type="dxa" w:w="100"/>
+              <w:bottom w:type="dxa" w:w="60"/>
+              <w:right w:type="dxa" w:w="100"/>
+            </w:tcMar>
+          </w:tcPr>
+          <w:p>
+            <w:pPr>
+              <w:spacing w:after="0" w:before="0" w:line="252"/>
+            </w:pPr>
+            <w:r>
+              <w:rPr>
+                <w:rFonts w:ascii="Calibri" w:cs="Calibri" w:eastAsia="Calibri" w:hAnsi="Calibri"/>
+                <w:sz w:val="18"/>
+                <w:szCs w:val="18"/>
+              </w:rPr>
+              <w:t xml:space="preserve">La rama del PR debe empezar por </w:t>
+            </w:r>
+            <w:r>
+              <w:rPr>
+                <w:rFonts w:ascii="Consolas" w:cs="Consolas" w:eastAsia="Consolas" w:hAnsi="Consolas"/>
+                <w:color w:val="2E3A36"/>
+                <w:sz w:val="16"/>
+                <w:szCs w:val="16"/>
+              </w:rPr>
               <w:t xml:space="preserve">spec/&lt;issue&gt;-</w:t>
             </w:r>
             <w:r>
@@ -40472,7 +44026,7 @@
         <w:pStyle w:val="ListParagraph"/>
         <w:numPr>
           <w:ilvl w:val="0"/>
-          <w:numId w:val="19"/>
+          <w:numId w:val="20"/>
         </w:numPr>
         <w:spacing w:after="60"/>
       </w:pPr>
@@ -40488,7 +44042,7 @@
         <w:pStyle w:val="ListParagraph"/>
         <w:numPr>
           <w:ilvl w:val="0"/>
-          <w:numId w:val="19"/>
+          <w:numId w:val="20"/>
         </w:numPr>
         <w:spacing w:after="60"/>
       </w:pPr>
@@ -40504,7 +44058,7 @@
         <w:pStyle w:val="ListParagraph"/>
         <w:numPr>
           <w:ilvl w:val="0"/>
-          <w:numId w:val="19"/>
+          <w:numId w:val="20"/>
         </w:numPr>
         <w:spacing w:after="60"/>
       </w:pPr>
@@ -40520,7 +44074,7 @@
         <w:pStyle w:val="ListParagraph"/>
         <w:numPr>
           <w:ilvl w:val="0"/>
-          <w:numId w:val="19"/>
+          <w:numId w:val="20"/>
         </w:numPr>
         <w:spacing w:after="60"/>
       </w:pPr>
@@ -40550,7 +44104,7 @@
         <w:pStyle w:val="ListParagraph"/>
         <w:numPr>
           <w:ilvl w:val="0"/>
-          <w:numId w:val="19"/>
+          <w:numId w:val="20"/>
         </w:numPr>
         <w:spacing w:after="60"/>
       </w:pPr>
@@ -40566,7 +44120,7 @@
         <w:pStyle w:val="ListParagraph"/>
         <w:numPr>
           <w:ilvl w:val="0"/>
-          <w:numId w:val="19"/>
+          <w:numId w:val="20"/>
         </w:numPr>
         <w:spacing w:after="60"/>
       </w:pPr>
@@ -40597,7 +44151,7 @@
         <w:pStyle w:val="ListParagraph"/>
         <w:numPr>
           <w:ilvl w:val="0"/>
-          <w:numId w:val="19"/>
+          <w:numId w:val="20"/>
         </w:numPr>
         <w:spacing w:after="60"/>
       </w:pPr>
@@ -40606,6 +44160,22 @@
           <w:rFonts w:ascii="Calibri" w:cs="Calibri" w:eastAsia="Calibri" w:hAnsi="Calibri"/>
         </w:rPr>
         <w:t xml:space="preserve">Con el agente lanzado por las decisiones humanas que ya existían, una feature pequeña pasó de petición a cierre en 25 minutos sin escribir ningún prompt. La persona no desaparece del ciclo: aprobó la petición, resolvió las dudas, revisó dos PRs y corrigió un fallo que el revisor señaló. Lo que desaparece es el trabajo de intermediario entre el issue y el agente.</w:t>
+      </w:r>
+    </w:p>
+    <w:p>
+      <w:pPr>
+        <w:pStyle w:val="ListParagraph"/>
+        <w:numPr>
+          <w:ilvl w:val="0"/>
+          <w:numId w:val="20"/>
+        </w:numPr>
+        <w:spacing w:after="60"/>
+      </w:pPr>
+      <w:r>
+        <w:rPr>
+          <w:rFonts w:ascii="Calibri" w:cs="Calibri" w:eastAsia="Calibri" w:hAnsi="Calibri"/>
+        </w:rPr>
+        <w:t xml:space="preserve">La confianza en el resultado no depende de confiar en el agente. Su commit lo firma GitHub a nombre de la App, la imagen la firma el pipeline de la plataforma y la procedencia une los dos, todo comprobable por cualquiera con herramientas públicas. El agente puede escribir código, pero no puede producir ninguna de esas firmas.</w:t>
       </w:r>
     </w:p>
     <w:p>
@@ -40683,7 +44253,7 @@
         </w:rPr>
         <w:t xml:space="preserve"> arXiv:2604.26275, 2026. </w:t>
       </w:r>
-      <w:hyperlink w:history="1" r:id="rId2bdnpxknum5ik9ebufol-">
+      <w:hyperlink w:history="1" r:id="rIdiankiz7b0erokb4cd4mld">
         <w:r>
           <w:rPr>
             <w:rStyle w:val="Hyperlink"/>
@@ -40728,7 +44298,7 @@
         </w:rPr>
         <w:t xml:space="preserve">, 2026. </w:t>
       </w:r>
-      <w:hyperlink w:history="1" r:id="rId4l6hrcwb46ggcopqe4tjt">
+      <w:hyperlink w:history="1" r:id="rIdhcflasd52_7gfcssjexxj">
         <w:r>
           <w:rPr>
             <w:rStyle w:val="Hyperlink"/>
@@ -40773,7 +44343,7 @@
         </w:rPr>
         <w:t xml:space="preserve"> </w:t>
       </w:r>
-      <w:hyperlink w:history="1" r:id="rIdw6citpshy-qwvldaednto">
+      <w:hyperlink w:history="1" r:id="rId3wg2jfxqbrcy_z7fyob_x">
         <w:r>
           <w:rPr>
             <w:rStyle w:val="Hyperlink"/>
@@ -40818,7 +44388,7 @@
         </w:rPr>
         <w:t xml:space="preserve">, junio de 2026. </w:t>
       </w:r>
-      <w:hyperlink w:history="1" r:id="rIdsq4kjhqzakuxfjcwpdd2c">
+      <w:hyperlink w:history="1" r:id="rIdnt5cv1aisrg--_j7zhfpl">
         <w:r>
           <w:rPr>
             <w:rStyle w:val="Hyperlink"/>
@@ -40863,7 +44433,7 @@
         </w:rPr>
         <w:t xml:space="preserve"> </w:t>
       </w:r>
-      <w:hyperlink w:history="1" r:id="rId8woqx2alcm5tgwkedq-mf">
+      <w:hyperlink w:history="1" r:id="rIdr3hd-ck6vvdkkjwfgkqho">
         <w:r>
           <w:rPr>
             <w:rStyle w:val="Hyperlink"/>
@@ -40908,7 +44478,7 @@
         </w:rPr>
         <w:t xml:space="preserve"> </w:t>
       </w:r>
-      <w:hyperlink w:history="1" r:id="rIdbfhltwm0drezjdnfc5byh">
+      <w:hyperlink w:history="1" r:id="rIdz7gelmzzp0gtru-kput4b">
         <w:r>
           <w:rPr>
             <w:rStyle w:val="Hyperlink"/>
@@ -40953,7 +44523,7 @@
         </w:rPr>
         <w:t xml:space="preserve">, diciembre de 2025. </w:t>
       </w:r>
-      <w:hyperlink w:history="1" r:id="rId9wknorhf0gfnos01dapoi">
+      <w:hyperlink w:history="1" r:id="rIdnjgsxrsqsnlj2ty7ojbss">
         <w:r>
           <w:rPr>
             <w:rStyle w:val="Hyperlink"/>
@@ -40998,7 +44568,7 @@
         </w:rPr>
         <w:t xml:space="preserve"> </w:t>
       </w:r>
-      <w:hyperlink w:history="1" r:id="rIdsozn5qzbdzvm8ptb9utbu">
+      <w:hyperlink w:history="1" r:id="rIdcy_wf7dxakoieh1fojhqe">
         <w:r>
           <w:rPr>
             <w:rStyle w:val="Hyperlink"/>
@@ -41043,7 +44613,7 @@
         </w:rPr>
         <w:t xml:space="preserve"> </w:t>
       </w:r>
-      <w:hyperlink w:history="1" r:id="rIdh_lmdvhfe7kzqh_s9tzh5">
+      <w:hyperlink w:history="1" r:id="rId0-h69y9gehca11hsxrhbl">
         <w:r>
           <w:rPr>
             <w:rStyle w:val="Hyperlink"/>
@@ -41088,7 +44658,7 @@
         </w:rPr>
         <w:t xml:space="preserve"> </w:t>
       </w:r>
-      <w:hyperlink w:history="1" r:id="rIdyuhbbjmz0_hxvtvqzy5qq">
+      <w:hyperlink w:history="1" r:id="rIdaupa2oclwu5e-yfepqyjh">
         <w:r>
           <w:rPr>
             <w:rStyle w:val="Hyperlink"/>
@@ -41133,7 +44703,7 @@
         </w:rPr>
         <w:t xml:space="preserve"> </w:t>
       </w:r>
-      <w:hyperlink w:history="1" r:id="rIdwfqhkciojq4ffazuqktpl">
+      <w:hyperlink w:history="1" r:id="rIdn7qib3xwt4hb1sovsggkd">
         <w:r>
           <w:rPr>
             <w:rStyle w:val="Hyperlink"/>
@@ -41178,7 +44748,7 @@
         </w:rPr>
         <w:t xml:space="preserve"> </w:t>
       </w:r>
-      <w:hyperlink w:history="1" r:id="rId5ekywhl8ulvduqctuffm9">
+      <w:hyperlink w:history="1" r:id="rIdumvpqjximrwvqqodq5q_d">
         <w:r>
           <w:rPr>
             <w:rStyle w:val="Hyperlink"/>
@@ -41223,7 +44793,7 @@
         </w:rPr>
         <w:t xml:space="preserve"> </w:t>
       </w:r>
-      <w:hyperlink w:history="1" r:id="rIdhvhffzp95edt6sp-h8gwg">
+      <w:hyperlink w:history="1" r:id="rIdmekcvo5wmh4kbysnug8w5">
         <w:r>
           <w:rPr>
             <w:rStyle w:val="Hyperlink"/>
@@ -41268,7 +44838,7 @@
         </w:rPr>
         <w:t xml:space="preserve"> </w:t>
       </w:r>
-      <w:hyperlink w:history="1" r:id="rIdcghqyfposlulxlptjmc4x">
+      <w:hyperlink w:history="1" r:id="rId7ynou05i6ohkhkae-8lp1">
         <w:r>
           <w:rPr>
             <w:rStyle w:val="Hyperlink"/>
@@ -41313,7 +44883,7 @@
         </w:rPr>
         <w:t xml:space="preserve"> </w:t>
       </w:r>
-      <w:hyperlink w:history="1" r:id="rIdoblvcg38l9n_lpc4evn5m">
+      <w:hyperlink w:history="1" r:id="rIdywlcukmuuhocw_iayyvfr">
         <w:r>
           <w:rPr>
             <w:rStyle w:val="Hyperlink"/>
@@ -41358,7 +44928,7 @@
         </w:rPr>
         <w:t xml:space="preserve"> </w:t>
       </w:r>
-      <w:hyperlink w:history="1" r:id="rIdrccdb1ra6_xy-rvkuzqp6">
+      <w:hyperlink w:history="1" r:id="rId3gbv67n2prasyapifzw2u">
         <w:r>
           <w:rPr>
             <w:rStyle w:val="Hyperlink"/>
@@ -41403,7 +44973,7 @@
         </w:rPr>
         <w:t xml:space="preserve">, agosto de 2026. </w:t>
       </w:r>
-      <w:hyperlink w:history="1" r:id="rIdyx1avodbdu0zsmo__kwdm">
+      <w:hyperlink w:history="1" r:id="rIdkpowlayxuvkx_ayvo8tml">
         <w:r>
           <w:rPr>
             <w:rStyle w:val="Hyperlink"/>
@@ -41448,7 +45018,7 @@
         </w:rPr>
         <w:t xml:space="preserve"> </w:t>
       </w:r>
-      <w:hyperlink w:history="1" r:id="rIdqelb4d1isctwag9hdq0ke">
+      <w:hyperlink w:history="1" r:id="rIdnpyp0zls8ljlge7qy5-6f">
         <w:r>
           <w:rPr>
             <w:rStyle w:val="Hyperlink"/>
@@ -41511,7 +45081,7 @@
         </w:rPr>
         <w:t xml:space="preserve"> </w:t>
       </w:r>
-      <w:hyperlink w:history="1" r:id="rIdvbsw6qcgrvh2bqydi5jbv">
+      <w:hyperlink w:history="1" r:id="rId5csdluq0-hleaooakzqfd">
         <w:r>
           <w:rPr>
             <w:rStyle w:val="Hyperlink"/>
@@ -41556,7 +45126,7 @@
         </w:rPr>
         <w:t xml:space="preserve"> </w:t>
       </w:r>
-      <w:hyperlink w:history="1" r:id="rId8oyrravytp3eqrnnu8nxd">
+      <w:hyperlink w:history="1" r:id="rIdbto2lkpyaz1qeveiifwe4">
         <w:r>
           <w:rPr>
             <w:rStyle w:val="Hyperlink"/>
@@ -41601,7 +45171,7 @@
         </w:rPr>
         <w:t xml:space="preserve"> </w:t>
       </w:r>
-      <w:hyperlink w:history="1" r:id="rIdyau0exrzlt4af-e9_ldli">
+      <w:hyperlink w:history="1" r:id="rIdsvtaobbd3sf2e64cn2jpn">
         <w:r>
           <w:rPr>
             <w:rStyle w:val="Hyperlink"/>
@@ -43538,6 +47108,18 @@
     </w:lvl>
   </w:abstractNum>
   <w:abstractNum w:abstractNumId="19" w15:restartNumberingAfterBreak="0">
+    <w:multiLevelType w:val="hybridMultilevel"/>
+    <w:lvl w:ilvl="0" w15:tentative="1">
+      <w:start w:val="1"/>
+      <w:numFmt w:val="decimal"/>
+      <w:lvlText w:val="%1."/>
+      <w:lvlJc w:val="left"/>
+      <w:pPr>
+        <w:ind w:left="540" w:hanging="320"/>
+      </w:pPr>
+    </w:lvl>
+  </w:abstractNum>
+  <w:abstractNum w:abstractNumId="20" w15:restartNumberingAfterBreak="0">
     <w:multiLevelType w:val="hybridMultilevel"/>
     <w:lvl w:ilvl="0" w15:tentative="1">
       <w:start w:val="1"/>
@@ -43659,6 +47241,12 @@
   </w:num>
   <w:num w:numId="19">
     <w:abstractNumId w:val="19"/>
+    <w:lvlOverride w:ilvl="0">
+      <w:startOverride w:val="1"/>
+    </w:lvlOverride>
+  </w:num>
+  <w:num w:numId="20">
+    <w:abstractNumId w:val="20"/>
     <w:lvlOverride w:ilvl="0">
       <w:startOverride w:val="1"/>
     </w:lvlOverride>

--- a/docs/tfm/TFM-ALM-agentico.docx
+++ b/docs/tfm/TFM-ALM-agentico.docx
@@ -289,7 +289,7 @@
         <w:rPr>
           <w:rFonts w:ascii="Calibri" w:cs="Calibri" w:eastAsia="Calibri" w:hAnsi="Calibri"/>
         </w:rPr>
-        <w:t xml:space="preserve">. Por último, la aprobación de una petición y el merge de su especificación lanzan al agente sin que nadie le escriba un prompt; en la prueba, una feature completa pasó de petición a cierre en 25 minutos. La imagen resultante sale probada, firmada y con su procedencia y su SBOM verificables, y los commits del agente salen firmados por GitHub.</w:t>
+        <w:t xml:space="preserve">. Por último, la aprobación de una petición y el merge de su especificación lanzan al agente sin que nadie le escriba un prompt; en la prueba, una feature completa pasó de petición a cierre en 25 minutos. La imagen resultante sale probada, firmada y con su procedencia y su SBOM verificables, y los commits del agente salen firmados por GitHub. El despliegue a staging se hace por GitOps: un bot propone, un check verifica la firma y el origen, y una persona aprueba con un merge.</w:t>
       </w:r>
     </w:p>
     <w:p>
@@ -21126,6 +21126,1833 @@
         <w:rPr>
           <w:rFonts w:ascii="Calibri" w:cs="Calibri" w:eastAsia="Calibri" w:hAnsi="Calibri"/>
         </w:rPr>
+        <w:t xml:space="preserve">Tarea 10: despliegue GitOps con aprobación humana</w:t>
+      </w:r>
+    </w:p>
+    <w:p>
+      <w:pPr>
+        <w:keepNext w:val="false"/>
+        <w:spacing w:after="140" w:line="288"/>
+        <w:jc w:val="both"/>
+      </w:pPr>
+      <w:r>
+        <w:rPr>
+          <w:rFonts w:ascii="Calibri" w:cs="Calibri" w:eastAsia="Calibri" w:hAnsi="Calibri"/>
+        </w:rPr>
+        <w:t xml:space="preserve">Con la imagen firmada, falta desplegarla de forma que una persona decida qué entra y que nada sin firma pueda entrar. La tarea 10 lo resuelve con el modelo </w:t>
+      </w:r>
+      <w:r>
+        <w:rPr>
+          <w:rFonts w:ascii="Calibri" w:cs="Calibri" w:eastAsia="Calibri" w:hAnsi="Calibri"/>
+          <w:i/>
+          <w:iCs/>
+        </w:rPr>
+        <w:t xml:space="preserve">pull</w:t>
+      </w:r>
+      <w:r>
+        <w:rPr>
+          <w:rFonts w:ascii="Calibri" w:cs="Calibri" w:eastAsia="Calibri" w:hAnsi="Calibri"/>
+        </w:rPr>
+        <w:t xml:space="preserve"> de GitOps: el clúster no recibe órdenes de GitHub, sino que Argo CD, dentro del clúster, lee el estado deseado del repositorio gitops y lo aplica. La única forma de cambiar lo que corre en staging es fusionar un PR en gitops, y ese merge es el gate humano.</w:t>
+      </w:r>
+    </w:p>
+    <w:p>
+      <w:pPr>
+        <w:keepNext/>
+        <w:spacing w:after="60" w:before="200" w:line="240" w:lineRule="auto"/>
+        <w:jc w:val="center"/>
+      </w:pPr>
+      <w:r>
+        <w:drawing>
+          <wp:inline distT="0" distB="0" distL="0" distR="0">
+            <wp:extent cx="5762625" cy="4210050"/>
+            <wp:effectExtent t="0" r="0" b="0" l="0"/>
+            <wp:docPr id="1" name="despliegue.png" descr="Figura 9. Despliegue: el promotor propone, el check verifica, una persona aprueba y Argo CD aplica." title="Figura 9. Despliegue: el promotor propone, el check verifica, una persona aprueba y Argo CD aplica."/>
+            <wp:cNvGraphicFramePr>
+              <a:graphicFrameLocks xmlns:a="http://schemas.openxmlformats.org/drawingml/2006/main" noChangeAspect="1"/>
+            </wp:cNvGraphicFramePr>
+            <a:graphic xmlns:a="http://schemas.openxmlformats.org/drawingml/2006/main">
+              <a:graphicData uri="http://schemas.openxmlformats.org/drawingml/2006/picture">
+                <pic:pic xmlns:pic="http://schemas.openxmlformats.org/drawingml/2006/picture">
+                  <pic:nvPicPr>
+                    <pic:cNvPr id="0" name="" descr=""/>
+                    <pic:cNvPicPr>
+                      <a:picLocks noChangeAspect="1" noChangeArrowheads="1"/>
+                    </pic:cNvPicPr>
+                  </pic:nvPicPr>
+                  <pic:blipFill>
+                    <a:blip r:embed="rId17" cstate="none"/>
+                    <a:srcRect/>
+                    <a:stretch>
+                      <a:fillRect/>
+                    </a:stretch>
+                  </pic:blipFill>
+                  <pic:spPr bwMode="auto">
+                    <a:xfrm>
+                      <a:off x="0" y="0"/>
+                      <a:ext cx="5762625" cy="4210050"/>
+                    </a:xfrm>
+                    <a:prstGeom prst="rect">
+                      <a:avLst/>
+                    </a:prstGeom>
+                  </pic:spPr>
+                </pic:pic>
+              </a:graphicData>
+            </a:graphic>
+          </wp:inline>
+        </w:drawing>
+      </w:r>
+    </w:p>
+    <w:p>
+      <w:pPr>
+        <w:spacing w:after="240"/>
+        <w:jc w:val="center"/>
+      </w:pPr>
+      <w:r>
+        <w:rPr>
+          <w:rFonts w:ascii="Calibri" w:cs="Calibri" w:eastAsia="Calibri" w:hAnsi="Calibri"/>
+          <w:i/>
+          <w:iCs/>
+          <w:color w:val="5B6964"/>
+          <w:sz w:val="18"/>
+          <w:szCs w:val="18"/>
+        </w:rPr>
+        <w:t xml:space="preserve">Figura 9. Despliegue: el promotor propone, el check verifica, una persona aprueba y Argo CD aplica.</w:t>
+      </w:r>
+    </w:p>
+    <w:tbl>
+      <w:tblPr>
+        <w:tblW w:type="dxa" w:w="9070"/>
+        <w:tblBorders>
+          <w:top w:val="single" w:color="C9D3CF" w:sz="4"/>
+          <w:left w:val="single" w:color="C9D3CF" w:sz="4"/>
+          <w:bottom w:val="single" w:color="C9D3CF" w:sz="4"/>
+          <w:right w:val="single" w:color="C9D3CF" w:sz="4"/>
+          <w:insideH w:val="single" w:color="C9D3CF" w:sz="4"/>
+          <w:insideV w:val="single" w:color="C9D3CF" w:sz="4"/>
+        </w:tblBorders>
+      </w:tblPr>
+      <w:tblGrid>
+        <w:gridCol w:w="3143"/>
+        <w:gridCol w:w="1900"/>
+        <w:gridCol w:w="4027"/>
+      </w:tblGrid>
+      <w:tr>
+        <w:trPr>
+          <w:tblHeader/>
+        </w:trPr>
+        <w:tc>
+          <w:tcPr>
+            <w:tcW w:type="dxa" w:w="3143"/>
+            <w:shd w:fill="E3EEEA" w:color="auto" w:val="clear"/>
+            <w:tcMar>
+              <w:top w:type="dxa" w:w="60"/>
+              <w:left w:type="dxa" w:w="100"/>
+              <w:bottom w:type="dxa" w:w="60"/>
+              <w:right w:type="dxa" w:w="100"/>
+            </w:tcMar>
+          </w:tcPr>
+          <w:p>
+            <w:pPr>
+              <w:spacing w:after="0" w:before="0" w:line="252"/>
+            </w:pPr>
+            <w:r>
+              <w:rPr>
+                <w:rFonts w:ascii="Calibri" w:cs="Calibri" w:eastAsia="Calibri" w:hAnsi="Calibri"/>
+                <w:b/>
+                <w:bCs/>
+                <w:sz w:val="18"/>
+                <w:szCs w:val="18"/>
+              </w:rPr>
+              <w:t xml:space="preserve">Pieza</w:t>
+            </w:r>
+          </w:p>
+        </w:tc>
+        <w:tc>
+          <w:tcPr>
+            <w:tcW w:type="dxa" w:w="1900"/>
+            <w:shd w:fill="E3EEEA" w:color="auto" w:val="clear"/>
+            <w:tcMar>
+              <w:top w:type="dxa" w:w="60"/>
+              <w:left w:type="dxa" w:w="100"/>
+              <w:bottom w:type="dxa" w:w="60"/>
+              <w:right w:type="dxa" w:w="100"/>
+            </w:tcMar>
+          </w:tcPr>
+          <w:p>
+            <w:pPr>
+              <w:spacing w:after="0" w:before="0" w:line="252"/>
+            </w:pPr>
+            <w:r>
+              <w:rPr>
+                <w:rFonts w:ascii="Calibri" w:cs="Calibri" w:eastAsia="Calibri" w:hAnsi="Calibri"/>
+                <w:b/>
+                <w:bCs/>
+                <w:sz w:val="18"/>
+                <w:szCs w:val="18"/>
+              </w:rPr>
+              <w:t xml:space="preserve">Repositorio</w:t>
+            </w:r>
+          </w:p>
+        </w:tc>
+        <w:tc>
+          <w:tcPr>
+            <w:tcW w:type="dxa" w:w="4027"/>
+            <w:shd w:fill="E3EEEA" w:color="auto" w:val="clear"/>
+            <w:tcMar>
+              <w:top w:type="dxa" w:w="60"/>
+              <w:left w:type="dxa" w:w="100"/>
+              <w:bottom w:type="dxa" w:w="60"/>
+              <w:right w:type="dxa" w:w="100"/>
+            </w:tcMar>
+          </w:tcPr>
+          <w:p>
+            <w:pPr>
+              <w:spacing w:after="0" w:before="0" w:line="252"/>
+            </w:pPr>
+            <w:r>
+              <w:rPr>
+                <w:rFonts w:ascii="Calibri" w:cs="Calibri" w:eastAsia="Calibri" w:hAnsi="Calibri"/>
+                <w:b/>
+                <w:bCs/>
+                <w:sz w:val="18"/>
+                <w:szCs w:val="18"/>
+              </w:rPr>
+              <w:t xml:space="preserve">Qué hace</w:t>
+            </w:r>
+          </w:p>
+        </w:tc>
+      </w:tr>
+      <w:tr>
+        <w:trPr>
+          <w:cantSplit/>
+        </w:trPr>
+        <w:tc>
+          <w:tcPr>
+            <w:tcW w:type="dxa" w:w="3143"/>
+            <w:tcMar>
+              <w:top w:type="dxa" w:w="60"/>
+              <w:left w:type="dxa" w:w="100"/>
+              <w:bottom w:type="dxa" w:w="60"/>
+              <w:right w:type="dxa" w:w="100"/>
+            </w:tcMar>
+          </w:tcPr>
+          <w:p>
+            <w:pPr>
+              <w:spacing w:after="0" w:before="0" w:line="252"/>
+            </w:pPr>
+            <w:r>
+              <w:rPr>
+                <w:rFonts w:ascii="Consolas" w:cs="Consolas" w:eastAsia="Consolas" w:hAnsi="Consolas"/>
+                <w:color w:val="2E3A36"/>
+                <w:sz w:val="16"/>
+                <w:szCs w:val="16"/>
+              </w:rPr>
+              <w:t xml:space="preserve">apps/poc-almagentic-app/</w:t>
+            </w:r>
+          </w:p>
+        </w:tc>
+        <w:tc>
+          <w:tcPr>
+            <w:tcW w:type="dxa" w:w="1900"/>
+            <w:tcMar>
+              <w:top w:type="dxa" w:w="60"/>
+              <w:left w:type="dxa" w:w="100"/>
+              <w:bottom w:type="dxa" w:w="60"/>
+              <w:right w:type="dxa" w:w="100"/>
+            </w:tcMar>
+          </w:tcPr>
+          <w:p>
+            <w:pPr>
+              <w:spacing w:after="0" w:before="0" w:line="252"/>
+            </w:pPr>
+            <w:r>
+              <w:rPr>
+                <w:rFonts w:ascii="Calibri" w:cs="Calibri" w:eastAsia="Calibri" w:hAnsi="Calibri"/>
+                <w:sz w:val="18"/>
+                <w:szCs w:val="18"/>
+              </w:rPr>
+              <w:t xml:space="preserve">gitops</w:t>
+            </w:r>
+          </w:p>
+        </w:tc>
+        <w:tc>
+          <w:tcPr>
+            <w:tcW w:type="dxa" w:w="4027"/>
+            <w:tcMar>
+              <w:top w:type="dxa" w:w="60"/>
+              <w:left w:type="dxa" w:w="100"/>
+              <w:bottom w:type="dxa" w:w="60"/>
+              <w:right w:type="dxa" w:w="100"/>
+            </w:tcMar>
+          </w:tcPr>
+          <w:p>
+            <w:pPr>
+              <w:spacing w:after="0" w:before="0" w:line="252"/>
+            </w:pPr>
+            <w:r>
+              <w:rPr>
+                <w:rFonts w:ascii="Calibri" w:cs="Calibri" w:eastAsia="Calibri" w:hAnsi="Calibri"/>
+                <w:sz w:val="18"/>
+                <w:szCs w:val="18"/>
+              </w:rPr>
+              <w:t xml:space="preserve">La API en staging. La imagen va </w:t>
+            </w:r>
+            <w:r>
+              <w:rPr>
+                <w:rFonts w:ascii="Calibri" w:cs="Calibri" w:eastAsia="Calibri" w:hAnsi="Calibri"/>
+                <w:b/>
+                <w:bCs/>
+                <w:sz w:val="18"/>
+                <w:szCs w:val="18"/>
+              </w:rPr>
+              <w:t xml:space="preserve">por digest</w:t>
+            </w:r>
+            <w:r>
+              <w:rPr>
+                <w:rFonts w:ascii="Calibri" w:cs="Calibri" w:eastAsia="Calibri" w:hAnsi="Calibri"/>
+                <w:sz w:val="18"/>
+                <w:szCs w:val="18"/>
+              </w:rPr>
+              <w:t xml:space="preserve"> en </w:t>
+            </w:r>
+            <w:r>
+              <w:rPr>
+                <w:rFonts w:ascii="Consolas" w:cs="Consolas" w:eastAsia="Consolas" w:hAnsi="Consolas"/>
+                <w:color w:val="2E3A36"/>
+                <w:sz w:val="16"/>
+                <w:szCs w:val="16"/>
+              </w:rPr>
+              <w:t xml:space="preserve">kustomization.yaml</w:t>
+            </w:r>
+            <w:r>
+              <w:rPr>
+                <w:rFonts w:ascii="Calibri" w:cs="Calibri" w:eastAsia="Calibri" w:hAnsi="Calibri"/>
+                <w:sz w:val="18"/>
+                <w:szCs w:val="18"/>
+              </w:rPr>
+              <w:t xml:space="preserve">, nunca por etiqueta. El pod corre sin root, con el sistema de ficheros en solo lectura, sin capacidades ni token de cuenta de servicio, y con sondas en </w:t>
+            </w:r>
+            <w:r>
+              <w:rPr>
+                <w:rFonts w:ascii="Consolas" w:cs="Consolas" w:eastAsia="Consolas" w:hAnsi="Consolas"/>
+                <w:color w:val="2E3A36"/>
+                <w:sz w:val="16"/>
+                <w:szCs w:val="16"/>
+              </w:rPr>
+              <w:t xml:space="preserve">/health</w:t>
+            </w:r>
+          </w:p>
+        </w:tc>
+      </w:tr>
+      <w:tr>
+        <w:trPr>
+          <w:cantSplit/>
+        </w:trPr>
+        <w:tc>
+          <w:tcPr>
+            <w:tcW w:type="dxa" w:w="3143"/>
+            <w:tcMar>
+              <w:top w:type="dxa" w:w="60"/>
+              <w:left w:type="dxa" w:w="100"/>
+              <w:bottom w:type="dxa" w:w="60"/>
+              <w:right w:type="dxa" w:w="100"/>
+            </w:tcMar>
+          </w:tcPr>
+          <w:p>
+            <w:pPr>
+              <w:spacing w:after="0" w:before="0" w:line="252"/>
+            </w:pPr>
+            <w:r>
+              <w:rPr>
+                <w:rFonts w:ascii="Consolas" w:cs="Consolas" w:eastAsia="Consolas" w:hAnsi="Consolas"/>
+                <w:color w:val="2E3A36"/>
+                <w:sz w:val="16"/>
+                <w:szCs w:val="16"/>
+              </w:rPr>
+              <w:t xml:space="preserve">argocd-apps/poc-almagentic-app-staging.yaml</w:t>
+            </w:r>
+          </w:p>
+        </w:tc>
+        <w:tc>
+          <w:tcPr>
+            <w:tcW w:type="dxa" w:w="1900"/>
+            <w:tcMar>
+              <w:top w:type="dxa" w:w="60"/>
+              <w:left w:type="dxa" w:w="100"/>
+              <w:bottom w:type="dxa" w:w="60"/>
+              <w:right w:type="dxa" w:w="100"/>
+            </w:tcMar>
+          </w:tcPr>
+          <w:p>
+            <w:pPr>
+              <w:spacing w:after="0" w:before="0" w:line="252"/>
+            </w:pPr>
+            <w:r>
+              <w:rPr>
+                <w:rFonts w:ascii="Calibri" w:cs="Calibri" w:eastAsia="Calibri" w:hAnsi="Calibri"/>
+                <w:sz w:val="18"/>
+                <w:szCs w:val="18"/>
+              </w:rPr>
+              <w:t xml:space="preserve">gitops</w:t>
+            </w:r>
+          </w:p>
+        </w:tc>
+        <w:tc>
+          <w:tcPr>
+            <w:tcW w:type="dxa" w:w="4027"/>
+            <w:tcMar>
+              <w:top w:type="dxa" w:w="60"/>
+              <w:left w:type="dxa" w:w="100"/>
+              <w:bottom w:type="dxa" w:w="60"/>
+              <w:right w:type="dxa" w:w="100"/>
+            </w:tcMar>
+          </w:tcPr>
+          <w:p>
+            <w:pPr>
+              <w:spacing w:after="0" w:before="0" w:line="252"/>
+            </w:pPr>
+            <w:r>
+              <w:rPr>
+                <w:rFonts w:ascii="Calibri" w:cs="Calibri" w:eastAsia="Calibri" w:hAnsi="Calibri"/>
+                <w:sz w:val="18"/>
+                <w:szCs w:val="18"/>
+              </w:rPr>
+              <w:t xml:space="preserve">Aplicación de Argo CD con sincronización automática y </w:t>
+            </w:r>
+            <w:r>
+              <w:rPr>
+                <w:rFonts w:ascii="Consolas" w:cs="Consolas" w:eastAsia="Consolas" w:hAnsi="Consolas"/>
+                <w:color w:val="2E3A36"/>
+                <w:sz w:val="16"/>
+                <w:szCs w:val="16"/>
+              </w:rPr>
+              <w:t xml:space="preserve">selfHeal</w:t>
+            </w:r>
+            <w:r>
+              <w:rPr>
+                <w:rFonts w:ascii="Calibri" w:cs="Calibri" w:eastAsia="Calibri" w:hAnsi="Calibri"/>
+                <w:sz w:val="18"/>
+                <w:szCs w:val="18"/>
+              </w:rPr>
+              <w:t xml:space="preserve">: un cambio hecho a mano en el clúster se deshace en segundos</w:t>
+            </w:r>
+          </w:p>
+        </w:tc>
+      </w:tr>
+      <w:tr>
+        <w:trPr>
+          <w:cantSplit/>
+        </w:trPr>
+        <w:tc>
+          <w:tcPr>
+            <w:tcW w:type="dxa" w:w="3143"/>
+            <w:tcMar>
+              <w:top w:type="dxa" w:w="60"/>
+              <w:left w:type="dxa" w:w="100"/>
+              <w:bottom w:type="dxa" w:w="60"/>
+              <w:right w:type="dxa" w:w="100"/>
+            </w:tcMar>
+          </w:tcPr>
+          <w:p>
+            <w:pPr>
+              <w:spacing w:after="0" w:before="0" w:line="252"/>
+            </w:pPr>
+            <w:r>
+              <w:rPr>
+                <w:rFonts w:ascii="Consolas" w:cs="Consolas" w:eastAsia="Consolas" w:hAnsi="Consolas"/>
+                <w:color w:val="2E3A36"/>
+                <w:sz w:val="16"/>
+                <w:szCs w:val="16"/>
+              </w:rPr>
+              <w:t xml:space="preserve">verify.yml</w:t>
+            </w:r>
+            <w:r>
+              <w:rPr>
+                <w:rFonts w:ascii="Calibri" w:cs="Calibri" w:eastAsia="Calibri" w:hAnsi="Calibri"/>
+                <w:sz w:val="18"/>
+                <w:szCs w:val="18"/>
+              </w:rPr>
+              <w:t xml:space="preserve"> y </w:t>
+            </w:r>
+            <w:r>
+              <w:rPr>
+                <w:rFonts w:ascii="Consolas" w:cs="Consolas" w:eastAsia="Consolas" w:hAnsi="Consolas"/>
+                <w:color w:val="2E3A36"/>
+                <w:sz w:val="16"/>
+                <w:szCs w:val="16"/>
+              </w:rPr>
+              <w:t xml:space="preserve">reusable-verify-images.yml</w:t>
+            </w:r>
+          </w:p>
+        </w:tc>
+        <w:tc>
+          <w:tcPr>
+            <w:tcW w:type="dxa" w:w="1900"/>
+            <w:tcMar>
+              <w:top w:type="dxa" w:w="60"/>
+              <w:left w:type="dxa" w:w="100"/>
+              <w:bottom w:type="dxa" w:w="60"/>
+              <w:right w:type="dxa" w:w="100"/>
+            </w:tcMar>
+          </w:tcPr>
+          <w:p>
+            <w:pPr>
+              <w:spacing w:after="0" w:before="0" w:line="252"/>
+            </w:pPr>
+            <w:r>
+              <w:rPr>
+                <w:rFonts w:ascii="Calibri" w:cs="Calibri" w:eastAsia="Calibri" w:hAnsi="Calibri"/>
+                <w:sz w:val="18"/>
+                <w:szCs w:val="18"/>
+              </w:rPr>
+              <w:t xml:space="preserve">gitops y core</w:t>
+            </w:r>
+          </w:p>
+        </w:tc>
+        <w:tc>
+          <w:tcPr>
+            <w:tcW w:type="dxa" w:w="4027"/>
+            <w:tcMar>
+              <w:top w:type="dxa" w:w="60"/>
+              <w:left w:type="dxa" w:w="100"/>
+              <w:bottom w:type="dxa" w:w="60"/>
+              <w:right w:type="dxa" w:w="100"/>
+            </w:tcMar>
+          </w:tcPr>
+          <w:p>
+            <w:pPr>
+              <w:spacing w:after="0" w:before="0" w:line="252"/>
+            </w:pPr>
+            <w:r>
+              <w:rPr>
+                <w:rFonts w:ascii="Calibri" w:cs="Calibri" w:eastAsia="Calibri" w:hAnsi="Calibri"/>
+                <w:sz w:val="18"/>
+                <w:szCs w:val="18"/>
+              </w:rPr>
+              <w:t xml:space="preserve">Check obligatorio </w:t>
+            </w:r>
+            <w:r>
+              <w:rPr>
+                <w:rFonts w:ascii="Consolas" w:cs="Consolas" w:eastAsia="Consolas" w:hAnsi="Consolas"/>
+                <w:color w:val="2E3A36"/>
+                <w:sz w:val="16"/>
+                <w:szCs w:val="16"/>
+              </w:rPr>
+              <w:t xml:space="preserve">verify / images</w:t>
+            </w:r>
+            <w:r>
+              <w:rPr>
+                <w:rFonts w:ascii="Calibri" w:cs="Calibri" w:eastAsia="Calibri" w:hAnsi="Calibri"/>
+                <w:sz w:val="18"/>
+                <w:szCs w:val="18"/>
+              </w:rPr>
+              <w:t xml:space="preserve">. Renderiza </w:t>
+            </w:r>
+            <w:r>
+              <w:rPr>
+                <w:rFonts w:ascii="Consolas" w:cs="Consolas" w:eastAsia="Consolas" w:hAnsi="Consolas"/>
+                <w:color w:val="2E3A36"/>
+                <w:sz w:val="16"/>
+                <w:szCs w:val="16"/>
+              </w:rPr>
+              <w:t xml:space="preserve">apps/</w:t>
+            </w:r>
+            <w:r>
+              <w:rPr>
+                <w:rFonts w:ascii="Calibri" w:cs="Calibri" w:eastAsia="Calibri" w:hAnsi="Calibri"/>
+                <w:sz w:val="18"/>
+                <w:szCs w:val="18"/>
+              </w:rPr>
+              <w:t xml:space="preserve"> y exige que cada imagen vaya por digest, que su procedencia diga que se construyó </w:t>
+            </w:r>
+            <w:r>
+              <w:rPr>
+                <w:rFonts w:ascii="Calibri" w:cs="Calibri" w:eastAsia="Calibri" w:hAnsi="Calibri"/>
+                <w:b/>
+                <w:bCs/>
+                <w:sz w:val="18"/>
+                <w:szCs w:val="18"/>
+              </w:rPr>
+              <w:t xml:space="preserve">desde main de app</w:t>
+            </w:r>
+            <w:r>
+              <w:rPr>
+                <w:rFonts w:ascii="Calibri" w:cs="Calibri" w:eastAsia="Calibri" w:hAnsi="Calibri"/>
+                <w:sz w:val="18"/>
+                <w:szCs w:val="18"/>
+              </w:rPr>
+              <w:t xml:space="preserve"> con el pipeline de core y que tenga SBOM y firma de cosign del mismo workflow</w:t>
+            </w:r>
+          </w:p>
+        </w:tc>
+      </w:tr>
+      <w:tr>
+        <w:trPr>
+          <w:cantSplit/>
+        </w:trPr>
+        <w:tc>
+          <w:tcPr>
+            <w:tcW w:type="dxa" w:w="3143"/>
+            <w:tcMar>
+              <w:top w:type="dxa" w:w="60"/>
+              <w:left w:type="dxa" w:w="100"/>
+              <w:bottom w:type="dxa" w:w="60"/>
+              <w:right w:type="dxa" w:w="100"/>
+            </w:tcMar>
+          </w:tcPr>
+          <w:p>
+            <w:pPr>
+              <w:spacing w:after="0" w:before="0" w:line="252"/>
+            </w:pPr>
+            <w:r>
+              <w:rPr>
+                <w:rFonts w:ascii="Consolas" w:cs="Consolas" w:eastAsia="Consolas" w:hAnsi="Consolas"/>
+                <w:color w:val="2E3A36"/>
+                <w:sz w:val="16"/>
+                <w:szCs w:val="16"/>
+              </w:rPr>
+              <w:t xml:space="preserve">reusable-promote.yml</w:t>
+            </w:r>
+            <w:r>
+              <w:rPr>
+                <w:rFonts w:ascii="Calibri" w:cs="Calibri" w:eastAsia="Calibri" w:hAnsi="Calibri"/>
+                <w:sz w:val="18"/>
+                <w:szCs w:val="18"/>
+              </w:rPr>
+              <w:t xml:space="preserve"> y job </w:t>
+            </w:r>
+            <w:r>
+              <w:rPr>
+                <w:rFonts w:ascii="Consolas" w:cs="Consolas" w:eastAsia="Consolas" w:hAnsi="Consolas"/>
+                <w:color w:val="2E3A36"/>
+                <w:sz w:val="16"/>
+                <w:szCs w:val="16"/>
+              </w:rPr>
+              <w:t xml:space="preserve">promote</w:t>
+            </w:r>
+          </w:p>
+        </w:tc>
+        <w:tc>
+          <w:tcPr>
+            <w:tcW w:type="dxa" w:w="1900"/>
+            <w:tcMar>
+              <w:top w:type="dxa" w:w="60"/>
+              <w:left w:type="dxa" w:w="100"/>
+              <w:bottom w:type="dxa" w:w="60"/>
+              <w:right w:type="dxa" w:w="100"/>
+            </w:tcMar>
+          </w:tcPr>
+          <w:p>
+            <w:pPr>
+              <w:spacing w:after="0" w:before="0" w:line="252"/>
+            </w:pPr>
+            <w:r>
+              <w:rPr>
+                <w:rFonts w:ascii="Calibri" w:cs="Calibri" w:eastAsia="Calibri" w:hAnsi="Calibri"/>
+                <w:sz w:val="18"/>
+                <w:szCs w:val="18"/>
+              </w:rPr>
+              <w:t xml:space="preserve">core y app</w:t>
+            </w:r>
+          </w:p>
+        </w:tc>
+        <w:tc>
+          <w:tcPr>
+            <w:tcW w:type="dxa" w:w="4027"/>
+            <w:tcMar>
+              <w:top w:type="dxa" w:w="60"/>
+              <w:left w:type="dxa" w:w="100"/>
+              <w:bottom w:type="dxa" w:w="60"/>
+              <w:right w:type="dxa" w:w="100"/>
+            </w:tcMar>
+          </w:tcPr>
+          <w:p>
+            <w:pPr>
+              <w:spacing w:after="0" w:before="0" w:line="252"/>
+            </w:pPr>
+            <w:r>
+              <w:rPr>
+                <w:rFonts w:ascii="Calibri" w:cs="Calibri" w:eastAsia="Calibri" w:hAnsi="Calibri"/>
+                <w:sz w:val="18"/>
+                <w:szCs w:val="18"/>
+              </w:rPr>
+              <w:t xml:space="preserve">Tras publicar la imagen, el promotor la verifica con el mismo script, pide un token de una hora de su GitHub App (instalada solo en gitops) y abre un PR que cambia el digest. El commit se publica por la API, así que sale verificado</w:t>
+            </w:r>
+          </w:p>
+        </w:tc>
+      </w:tr>
+    </w:tbl>
+    <w:p>
+      <w:pPr>
+        <w:spacing w:after="120"/>
+      </w:pPr>
+    </w:p>
+    <w:p>
+      <w:pPr>
+        <w:keepNext w:val="false"/>
+        <w:spacing w:after="140" w:line="288"/>
+        <w:jc w:val="both"/>
+      </w:pPr>
+      <w:r>
+        <w:rPr>
+          <w:rFonts w:ascii="Calibri" w:cs="Calibri" w:eastAsia="Calibri" w:hAnsi="Calibri"/>
+        </w:rPr>
+        <w:t xml:space="preserve">El PR de promoción está pensado para que quien lo aprueba sepa qué despliega. Muestra el digest actual y el propuesto, el commit de app del que sale cada uno (leído de la procedencia firmada, no de una etiqueta) y la lista de commits de app que entran. Para volver atrás basta con revertir ese PR.</w:t>
+      </w:r>
+    </w:p>
+    <w:p>
+      <w:pPr>
+        <w:keepNext w:val="false"/>
+        <w:spacing w:after="140" w:line="288"/>
+        <w:jc w:val="both"/>
+      </w:pPr>
+      <w:r>
+        <w:rPr>
+          <w:rFonts w:ascii="Calibri" w:cs="Calibri" w:eastAsia="Calibri" w:hAnsi="Calibri"/>
+        </w:rPr>
+        <w:t xml:space="preserve">La clave del promotor vive en un </w:t>
+      </w:r>
+      <w:r>
+        <w:rPr>
+          <w:rFonts w:ascii="Calibri" w:cs="Calibri" w:eastAsia="Calibri" w:hAnsi="Calibri"/>
+          <w:b/>
+          <w:bCs/>
+        </w:rPr>
+        <w:t xml:space="preserve">entorno</w:t>
+      </w:r>
+      <w:r>
+        <w:rPr>
+          <w:rFonts w:ascii="Calibri" w:cs="Calibri" w:eastAsia="Calibri" w:hAnsi="Calibri"/>
+        </w:rPr>
+        <w:t xml:space="preserve"> de GitHub de app, </w:t>
+      </w:r>
+      <w:r>
+        <w:rPr>
+          <w:rFonts w:ascii="Consolas" w:cs="Consolas" w:eastAsia="Consolas" w:hAnsi="Consolas"/>
+          <w:color w:val="2E3A36"/>
+          <w:sz w:val="20"/>
+          <w:szCs w:val="20"/>
+        </w:rPr>
+        <w:t xml:space="preserve">gitops-staging</w:t>
+      </w:r>
+      <w:r>
+        <w:rPr>
+          <w:rFonts w:ascii="Calibri" w:cs="Calibri" w:eastAsia="Calibri" w:hAnsi="Calibri"/>
+        </w:rPr>
+        <w:t xml:space="preserve">, que solo admite la rama </w:t>
+      </w:r>
+      <w:r>
+        <w:rPr>
+          <w:rFonts w:ascii="Consolas" w:cs="Consolas" w:eastAsia="Consolas" w:hAnsi="Consolas"/>
+          <w:color w:val="2E3A36"/>
+          <w:sz w:val="20"/>
+          <w:szCs w:val="20"/>
+        </w:rPr>
+        <w:t xml:space="preserve">main</w:t>
+      </w:r>
+      <w:r>
+        <w:rPr>
+          <w:rFonts w:ascii="Calibri" w:cs="Calibri" w:eastAsia="Calibri" w:hAnsi="Calibri"/>
+        </w:rPr>
+        <w:t xml:space="preserve">. Ningún PR, ni del agente ni de una persona, puede ejecutar un workflow que la lea.</w:t>
+      </w:r>
+    </w:p>
+    <w:p>
+      <w:pPr>
+        <w:pStyle w:val="Heading3"/>
+        <w:keepNext/>
+      </w:pPr>
+      <w:r>
+        <w:rPr>
+          <w:rFonts w:ascii="Calibri" w:cs="Calibri" w:eastAsia="Calibri" w:hAnsi="Calibri"/>
+        </w:rPr>
+        <w:t xml:space="preserve">Puesta en marcha</w:t>
+      </w:r>
+    </w:p>
+    <w:p>
+      <w:pPr>
+        <w:keepNext/>
+        <w:spacing w:after="140" w:line="288"/>
+        <w:jc w:val="both"/>
+      </w:pPr>
+      <w:r>
+        <w:rPr>
+          <w:rFonts w:ascii="Calibri" w:cs="Calibri" w:eastAsia="Calibri" w:hAnsi="Calibri"/>
+        </w:rPr>
+        <w:t xml:space="preserve">El clúster es el Kubernetes de Docker Desktop del responsable, con Argo CD v3.5.4, fijado en lugar de </w:t>
+      </w:r>
+      <w:r>
+        <w:rPr>
+          <w:rFonts w:ascii="Consolas" w:cs="Consolas" w:eastAsia="Consolas" w:hAnsi="Consolas"/>
+          <w:color w:val="2E3A36"/>
+          <w:sz w:val="20"/>
+          <w:szCs w:val="20"/>
+        </w:rPr>
+        <w:t xml:space="preserve">stable</w:t>
+      </w:r>
+      <w:r>
+        <w:rPr>
+          <w:rFonts w:ascii="Calibri" w:cs="Calibri" w:eastAsia="Calibri" w:hAnsi="Calibri"/>
+        </w:rPr>
+        <w:t xml:space="preserve">. Hubo cuatro incidencias:</w:t>
+      </w:r>
+    </w:p>
+    <w:tbl>
+      <w:tblPr>
+        <w:tblW w:type="dxa" w:w="9070"/>
+        <w:tblBorders>
+          <w:top w:val="single" w:color="C9D3CF" w:sz="4"/>
+          <w:left w:val="single" w:color="C9D3CF" w:sz="4"/>
+          <w:bottom w:val="single" w:color="C9D3CF" w:sz="4"/>
+          <w:right w:val="single" w:color="C9D3CF" w:sz="4"/>
+          <w:insideH w:val="single" w:color="C9D3CF" w:sz="4"/>
+          <w:insideV w:val="single" w:color="C9D3CF" w:sz="4"/>
+        </w:tblBorders>
+      </w:tblPr>
+      <w:tblGrid>
+        <w:gridCol w:w="2736"/>
+        <w:gridCol w:w="3348"/>
+        <w:gridCol w:w="2986"/>
+      </w:tblGrid>
+      <w:tr>
+        <w:trPr>
+          <w:tblHeader/>
+        </w:trPr>
+        <w:tc>
+          <w:tcPr>
+            <w:tcW w:type="dxa" w:w="2736"/>
+            <w:shd w:fill="E3EEEA" w:color="auto" w:val="clear"/>
+            <w:tcMar>
+              <w:top w:type="dxa" w:w="60"/>
+              <w:left w:type="dxa" w:w="100"/>
+              <w:bottom w:type="dxa" w:w="60"/>
+              <w:right w:type="dxa" w:w="100"/>
+            </w:tcMar>
+          </w:tcPr>
+          <w:p>
+            <w:pPr>
+              <w:spacing w:after="0" w:before="0" w:line="252"/>
+            </w:pPr>
+            <w:r>
+              <w:rPr>
+                <w:rFonts w:ascii="Calibri" w:cs="Calibri" w:eastAsia="Calibri" w:hAnsi="Calibri"/>
+                <w:b/>
+                <w:bCs/>
+                <w:sz w:val="18"/>
+                <w:szCs w:val="18"/>
+              </w:rPr>
+              <w:t xml:space="preserve">Incidencia</w:t>
+            </w:r>
+          </w:p>
+        </w:tc>
+        <w:tc>
+          <w:tcPr>
+            <w:tcW w:type="dxa" w:w="3348"/>
+            <w:shd w:fill="E3EEEA" w:color="auto" w:val="clear"/>
+            <w:tcMar>
+              <w:top w:type="dxa" w:w="60"/>
+              <w:left w:type="dxa" w:w="100"/>
+              <w:bottom w:type="dxa" w:w="60"/>
+              <w:right w:type="dxa" w:w="100"/>
+            </w:tcMar>
+          </w:tcPr>
+          <w:p>
+            <w:pPr>
+              <w:spacing w:after="0" w:before="0" w:line="252"/>
+            </w:pPr>
+            <w:r>
+              <w:rPr>
+                <w:rFonts w:ascii="Calibri" w:cs="Calibri" w:eastAsia="Calibri" w:hAnsi="Calibri"/>
+                <w:b/>
+                <w:bCs/>
+                <w:sz w:val="18"/>
+                <w:szCs w:val="18"/>
+              </w:rPr>
+              <w:t xml:space="preserve">Causa</w:t>
+            </w:r>
+          </w:p>
+        </w:tc>
+        <w:tc>
+          <w:tcPr>
+            <w:tcW w:type="dxa" w:w="2986"/>
+            <w:shd w:fill="E3EEEA" w:color="auto" w:val="clear"/>
+            <w:tcMar>
+              <w:top w:type="dxa" w:w="60"/>
+              <w:left w:type="dxa" w:w="100"/>
+              <w:bottom w:type="dxa" w:w="60"/>
+              <w:right w:type="dxa" w:w="100"/>
+            </w:tcMar>
+          </w:tcPr>
+          <w:p>
+            <w:pPr>
+              <w:spacing w:after="0" w:before="0" w:line="252"/>
+            </w:pPr>
+            <w:r>
+              <w:rPr>
+                <w:rFonts w:ascii="Calibri" w:cs="Calibri" w:eastAsia="Calibri" w:hAnsi="Calibri"/>
+                <w:b/>
+                <w:bCs/>
+                <w:sz w:val="18"/>
+                <w:szCs w:val="18"/>
+              </w:rPr>
+              <w:t xml:space="preserve">Solución</w:t>
+            </w:r>
+          </w:p>
+        </w:tc>
+      </w:tr>
+      <w:tr>
+        <w:trPr>
+          <w:cantSplit/>
+        </w:trPr>
+        <w:tc>
+          <w:tcPr>
+            <w:tcW w:type="dxa" w:w="2736"/>
+            <w:tcMar>
+              <w:top w:type="dxa" w:w="60"/>
+              <w:left w:type="dxa" w:w="100"/>
+              <w:bottom w:type="dxa" w:w="60"/>
+              <w:right w:type="dxa" w:w="100"/>
+            </w:tcMar>
+          </w:tcPr>
+          <w:p>
+            <w:pPr>
+              <w:spacing w:after="0" w:before="0" w:line="252"/>
+            </w:pPr>
+            <w:r>
+              <w:rPr>
+                <w:rFonts w:ascii="Calibri" w:cs="Calibri" w:eastAsia="Calibri" w:hAnsi="Calibri"/>
+                <w:sz w:val="18"/>
+                <w:szCs w:val="18"/>
+              </w:rPr>
+              <w:t xml:space="preserve">Argo CD sin aplicaciones y sin namespace </w:t>
+            </w:r>
+            <w:r>
+              <w:rPr>
+                <w:rFonts w:ascii="Consolas" w:cs="Consolas" w:eastAsia="Consolas" w:hAnsi="Consolas"/>
+                <w:color w:val="2E3A36"/>
+                <w:sz w:val="16"/>
+                <w:szCs w:val="16"/>
+              </w:rPr>
+              <w:t xml:space="preserve">staging</w:t>
+            </w:r>
+          </w:p>
+        </w:tc>
+        <w:tc>
+          <w:tcPr>
+            <w:tcW w:type="dxa" w:w="3348"/>
+            <w:tcMar>
+              <w:top w:type="dxa" w:w="60"/>
+              <w:left w:type="dxa" w:w="100"/>
+              <w:bottom w:type="dxa" w:w="60"/>
+              <w:right w:type="dxa" w:w="100"/>
+            </w:tcMar>
+          </w:tcPr>
+          <w:p>
+            <w:pPr>
+              <w:spacing w:after="0" w:before="0" w:line="252"/>
+            </w:pPr>
+            <w:r>
+              <w:rPr>
+                <w:rFonts w:ascii="Calibri" w:cs="Calibri" w:eastAsia="Calibri" w:hAnsi="Calibri"/>
+                <w:sz w:val="18"/>
+                <w:szCs w:val="18"/>
+              </w:rPr>
+              <w:t xml:space="preserve">No se había aplicado </w:t>
+            </w:r>
+            <w:r>
+              <w:rPr>
+                <w:rFonts w:ascii="Consolas" w:cs="Consolas" w:eastAsia="Consolas" w:hAnsi="Consolas"/>
+                <w:color w:val="2E3A36"/>
+                <w:sz w:val="16"/>
+                <w:szCs w:val="16"/>
+              </w:rPr>
+              <w:t xml:space="preserve">bootstrap/root-app.yaml</w:t>
+            </w:r>
+          </w:p>
+        </w:tc>
+        <w:tc>
+          <w:tcPr>
+            <w:tcW w:type="dxa" w:w="2986"/>
+            <w:tcMar>
+              <w:top w:type="dxa" w:w="60"/>
+              <w:left w:type="dxa" w:w="100"/>
+              <w:bottom w:type="dxa" w:w="60"/>
+              <w:right w:type="dxa" w:w="100"/>
+            </w:tcMar>
+          </w:tcPr>
+          <w:p>
+            <w:pPr>
+              <w:spacing w:after="0" w:before="0" w:line="252"/>
+            </w:pPr>
+            <w:r>
+              <w:rPr>
+                <w:rFonts w:ascii="Calibri" w:cs="Calibri" w:eastAsia="Calibri" w:hAnsi="Calibri"/>
+                <w:sz w:val="18"/>
+                <w:szCs w:val="18"/>
+              </w:rPr>
+              <w:t xml:space="preserve">Aplicarlo; las tres aplicaciones pasaron a </w:t>
+            </w:r>
+            <w:r>
+              <w:rPr>
+                <w:rFonts w:ascii="Consolas" w:cs="Consolas" w:eastAsia="Consolas" w:hAnsi="Consolas"/>
+                <w:color w:val="2E3A36"/>
+                <w:sz w:val="16"/>
+                <w:szCs w:val="16"/>
+              </w:rPr>
+              <w:t xml:space="preserve">Synced</w:t>
+            </w:r>
+            <w:r>
+              <w:rPr>
+                <w:rFonts w:ascii="Calibri" w:cs="Calibri" w:eastAsia="Calibri" w:hAnsi="Calibri"/>
+                <w:sz w:val="18"/>
+                <w:szCs w:val="18"/>
+              </w:rPr>
+              <w:t xml:space="preserve"> y </w:t>
+            </w:r>
+            <w:r>
+              <w:rPr>
+                <w:rFonts w:ascii="Consolas" w:cs="Consolas" w:eastAsia="Consolas" w:hAnsi="Consolas"/>
+                <w:color w:val="2E3A36"/>
+                <w:sz w:val="16"/>
+                <w:szCs w:val="16"/>
+              </w:rPr>
+              <w:t xml:space="preserve">Healthy</w:t>
+            </w:r>
+          </w:p>
+        </w:tc>
+      </w:tr>
+      <w:tr>
+        <w:trPr>
+          <w:cantSplit/>
+        </w:trPr>
+        <w:tc>
+          <w:tcPr>
+            <w:tcW w:type="dxa" w:w="2736"/>
+            <w:tcMar>
+              <w:top w:type="dxa" w:w="60"/>
+              <w:left w:type="dxa" w:w="100"/>
+              <w:bottom w:type="dxa" w:w="60"/>
+              <w:right w:type="dxa" w:w="100"/>
+            </w:tcMar>
+          </w:tcPr>
+          <w:p>
+            <w:pPr>
+              <w:spacing w:after="0" w:before="0" w:line="252"/>
+            </w:pPr>
+            <w:r>
+              <w:rPr>
+                <w:rFonts w:ascii="Calibri" w:cs="Calibri" w:eastAsia="Calibri" w:hAnsi="Calibri"/>
+                <w:sz w:val="18"/>
+                <w:szCs w:val="18"/>
+              </w:rPr>
+              <w:t xml:space="preserve">La clave del promotor llegaba vacía al job</w:t>
+            </w:r>
+          </w:p>
+        </w:tc>
+        <w:tc>
+          <w:tcPr>
+            <w:tcW w:type="dxa" w:w="3348"/>
+            <w:tcMar>
+              <w:top w:type="dxa" w:w="60"/>
+              <w:left w:type="dxa" w:w="100"/>
+              <w:bottom w:type="dxa" w:w="60"/>
+              <w:right w:type="dxa" w:w="100"/>
+            </w:tcMar>
+          </w:tcPr>
+          <w:p>
+            <w:pPr>
+              <w:spacing w:after="0" w:before="0" w:line="252"/>
+            </w:pPr>
+            <w:r>
+              <w:rPr>
+                <w:rFonts w:ascii="Calibri" w:cs="Calibri" w:eastAsia="Calibri" w:hAnsi="Calibri"/>
+                <w:sz w:val="18"/>
+                <w:szCs w:val="18"/>
+              </w:rPr>
+              <w:t xml:space="preserve">Un workflow reutilizable de otro repositorio no ve el secreto del entorno solo con declarar </w:t>
+            </w:r>
+            <w:r>
+              <w:rPr>
+                <w:rFonts w:ascii="Consolas" w:cs="Consolas" w:eastAsia="Consolas" w:hAnsi="Consolas"/>
+                <w:color w:val="2E3A36"/>
+                <w:sz w:val="16"/>
+                <w:szCs w:val="16"/>
+              </w:rPr>
+              <w:t xml:space="preserve">environment</w:t>
+            </w:r>
+          </w:p>
+        </w:tc>
+        <w:tc>
+          <w:tcPr>
+            <w:tcW w:type="dxa" w:w="2986"/>
+            <w:tcMar>
+              <w:top w:type="dxa" w:w="60"/>
+              <w:left w:type="dxa" w:w="100"/>
+              <w:bottom w:type="dxa" w:w="60"/>
+              <w:right w:type="dxa" w:w="100"/>
+            </w:tcMar>
+          </w:tcPr>
+          <w:p>
+            <w:pPr>
+              <w:spacing w:after="0" w:before="0" w:line="252"/>
+            </w:pPr>
+            <w:r>
+              <w:rPr>
+                <w:rFonts w:ascii="Calibri" w:cs="Calibri" w:eastAsia="Calibri" w:hAnsi="Calibri"/>
+                <w:sz w:val="18"/>
+                <w:szCs w:val="18"/>
+              </w:rPr>
+              <w:t xml:space="preserve">Declararlo como secreto de entrada en core y pasarlo explícitamente desde app. Dentro de core, GitHub usa el valor del entorno</w:t>
+            </w:r>
+          </w:p>
+        </w:tc>
+      </w:tr>
+      <w:tr>
+        <w:trPr>
+          <w:cantSplit/>
+        </w:trPr>
+        <w:tc>
+          <w:tcPr>
+            <w:tcW w:type="dxa" w:w="2736"/>
+            <w:tcMar>
+              <w:top w:type="dxa" w:w="60"/>
+              <w:left w:type="dxa" w:w="100"/>
+              <w:bottom w:type="dxa" w:w="60"/>
+              <w:right w:type="dxa" w:w="100"/>
+            </w:tcMar>
+          </w:tcPr>
+          <w:p>
+            <w:pPr>
+              <w:spacing w:after="0" w:before="0" w:line="252"/>
+            </w:pPr>
+            <w:r>
+              <w:rPr>
+                <w:rFonts w:ascii="Calibri" w:cs="Calibri" w:eastAsia="Calibri" w:hAnsi="Calibri"/>
+                <w:i/>
+                <w:iCs/>
+                <w:sz w:val="18"/>
+                <w:szCs w:val="18"/>
+              </w:rPr>
+              <w:t xml:space="preserve">Re-run</w:t>
+            </w:r>
+            <w:r>
+              <w:rPr>
+                <w:rFonts w:ascii="Calibri" w:cs="Calibri" w:eastAsia="Calibri" w:hAnsi="Calibri"/>
+                <w:sz w:val="18"/>
+                <w:szCs w:val="18"/>
+              </w:rPr>
+              <w:t xml:space="preserve"> no recogía el arreglo de core</w:t>
+            </w:r>
+          </w:p>
+        </w:tc>
+        <w:tc>
+          <w:tcPr>
+            <w:tcW w:type="dxa" w:w="3348"/>
+            <w:tcMar>
+              <w:top w:type="dxa" w:w="60"/>
+              <w:left w:type="dxa" w:w="100"/>
+              <w:bottom w:type="dxa" w:w="60"/>
+              <w:right w:type="dxa" w:w="100"/>
+            </w:tcMar>
+          </w:tcPr>
+          <w:p>
+            <w:pPr>
+              <w:spacing w:after="0" w:before="0" w:line="252"/>
+            </w:pPr>
+            <w:r>
+              <w:rPr>
+                <w:rFonts w:ascii="Calibri" w:cs="Calibri" w:eastAsia="Calibri" w:hAnsi="Calibri"/>
+                <w:sz w:val="18"/>
+                <w:szCs w:val="18"/>
+              </w:rPr>
+              <w:t xml:space="preserve">Un </w:t>
+            </w:r>
+            <w:r>
+              <w:rPr>
+                <w:rFonts w:ascii="Calibri" w:cs="Calibri" w:eastAsia="Calibri" w:hAnsi="Calibri"/>
+                <w:i/>
+                <w:iCs/>
+                <w:sz w:val="18"/>
+                <w:szCs w:val="18"/>
+              </w:rPr>
+              <w:t xml:space="preserve">Re-run</w:t>
+            </w:r>
+            <w:r>
+              <w:rPr>
+                <w:rFonts w:ascii="Calibri" w:cs="Calibri" w:eastAsia="Calibri" w:hAnsi="Calibri"/>
+                <w:sz w:val="18"/>
+                <w:szCs w:val="18"/>
+              </w:rPr>
+              <w:t xml:space="preserve"> repite la versión de los workflows reutilizables de la ejecución original</w:t>
+            </w:r>
+          </w:p>
+        </w:tc>
+        <w:tc>
+          <w:tcPr>
+            <w:tcW w:type="dxa" w:w="2986"/>
+            <w:tcMar>
+              <w:top w:type="dxa" w:w="60"/>
+              <w:left w:type="dxa" w:w="100"/>
+              <w:bottom w:type="dxa" w:w="60"/>
+              <w:right w:type="dxa" w:w="100"/>
+            </w:tcMar>
+          </w:tcPr>
+          <w:p>
+            <w:pPr>
+              <w:spacing w:after="0" w:before="0" w:line="252"/>
+            </w:pPr>
+            <w:r>
+              <w:rPr>
+                <w:rFonts w:ascii="Calibri" w:cs="Calibri" w:eastAsia="Calibri" w:hAnsi="Calibri"/>
+                <w:sz w:val="18"/>
+                <w:szCs w:val="18"/>
+              </w:rPr>
+              <w:t xml:space="preserve">Disparador manual (</w:t>
+            </w:r>
+            <w:r>
+              <w:rPr>
+                <w:rFonts w:ascii="Consolas" w:cs="Consolas" w:eastAsia="Consolas" w:hAnsi="Consolas"/>
+                <w:color w:val="2E3A36"/>
+                <w:sz w:val="16"/>
+                <w:szCs w:val="16"/>
+              </w:rPr>
+              <w:t xml:space="preserve">workflow_dispatch</w:t>
+            </w:r>
+            <w:r>
+              <w:rPr>
+                <w:rFonts w:ascii="Calibri" w:cs="Calibri" w:eastAsia="Calibri" w:hAnsi="Calibri"/>
+                <w:sz w:val="18"/>
+                <w:szCs w:val="18"/>
+              </w:rPr>
+              <w:t xml:space="preserve">) en app</w:t>
+            </w:r>
+          </w:p>
+        </w:tc>
+      </w:tr>
+      <w:tr>
+        <w:trPr>
+          <w:cantSplit/>
+        </w:trPr>
+        <w:tc>
+          <w:tcPr>
+            <w:tcW w:type="dxa" w:w="2736"/>
+            <w:tcMar>
+              <w:top w:type="dxa" w:w="60"/>
+              <w:left w:type="dxa" w:w="100"/>
+              <w:bottom w:type="dxa" w:w="60"/>
+              <w:right w:type="dxa" w:w="100"/>
+            </w:tcMar>
+          </w:tcPr>
+          <w:p>
+            <w:pPr>
+              <w:spacing w:after="0" w:before="0" w:line="252"/>
+            </w:pPr>
+            <w:r>
+              <w:rPr>
+                <w:rFonts w:ascii="Calibri" w:cs="Calibri" w:eastAsia="Calibri" w:hAnsi="Calibri"/>
+                <w:sz w:val="18"/>
+                <w:szCs w:val="18"/>
+              </w:rPr>
+              <w:t xml:space="preserve">«A JSON web token could not be decoded»</w:t>
+            </w:r>
+          </w:p>
+        </w:tc>
+        <w:tc>
+          <w:tcPr>
+            <w:tcW w:type="dxa" w:w="3348"/>
+            <w:tcMar>
+              <w:top w:type="dxa" w:w="60"/>
+              <w:left w:type="dxa" w:w="100"/>
+              <w:bottom w:type="dxa" w:w="60"/>
+              <w:right w:type="dxa" w:w="100"/>
+            </w:tcMar>
+          </w:tcPr>
+          <w:p>
+            <w:pPr>
+              <w:spacing w:after="0" w:before="0" w:line="252"/>
+            </w:pPr>
+            <w:r>
+              <w:rPr>
+                <w:rFonts w:ascii="Calibri" w:cs="Calibri" w:eastAsia="Calibri" w:hAnsi="Calibri"/>
+                <w:sz w:val="18"/>
+                <w:szCs w:val="18"/>
+              </w:rPr>
+              <w:t xml:space="preserve">La clave </w:t>
+            </w:r>
+            <w:r>
+              <w:rPr>
+                <w:rFonts w:ascii="Consolas" w:cs="Consolas" w:eastAsia="Consolas" w:hAnsi="Consolas"/>
+                <w:color w:val="2E3A36"/>
+                <w:sz w:val="16"/>
+                <w:szCs w:val="16"/>
+              </w:rPr>
+              <w:t xml:space="preserve">.pem</w:t>
+            </w:r>
+            <w:r>
+              <w:rPr>
+                <w:rFonts w:ascii="Calibri" w:cs="Calibri" w:eastAsia="Calibri" w:hAnsi="Calibri"/>
+                <w:sz w:val="18"/>
+                <w:szCs w:val="18"/>
+              </w:rPr>
+              <w:t xml:space="preserve"> se había pegado mal en el formulario</w:t>
+            </w:r>
+          </w:p>
+        </w:tc>
+        <w:tc>
+          <w:tcPr>
+            <w:tcW w:type="dxa" w:w="2986"/>
+            <w:tcMar>
+              <w:top w:type="dxa" w:w="60"/>
+              <w:left w:type="dxa" w:w="100"/>
+              <w:bottom w:type="dxa" w:w="60"/>
+              <w:right w:type="dxa" w:w="100"/>
+            </w:tcMar>
+          </w:tcPr>
+          <w:p>
+            <w:pPr>
+              <w:spacing w:after="0" w:before="0" w:line="252"/>
+            </w:pPr>
+            <w:r>
+              <w:rPr>
+                <w:rFonts w:ascii="Calibri" w:cs="Calibri" w:eastAsia="Calibri" w:hAnsi="Calibri"/>
+                <w:sz w:val="18"/>
+                <w:szCs w:val="18"/>
+              </w:rPr>
+              <w:t xml:space="preserve">Volver a pegarla entera</w:t>
+            </w:r>
+          </w:p>
+        </w:tc>
+      </w:tr>
+    </w:tbl>
+    <w:p>
+      <w:pPr>
+        <w:spacing w:after="120"/>
+      </w:pPr>
+    </w:p>
+    <w:p>
+      <w:pPr>
+        <w:keepNext w:val="false"/>
+        <w:spacing w:after="140" w:line="288"/>
+        <w:jc w:val="both"/>
+      </w:pPr>
+      <w:r>
+        <w:rPr>
+          <w:rFonts w:ascii="Calibri" w:cs="Calibri" w:eastAsia="Calibri" w:hAnsi="Calibri"/>
+        </w:rPr>
+        <w:t xml:space="preserve">Además, un PR que no tocaba dependencias quedó bloqueado por </w:t>
+      </w:r>
+      <w:r>
+        <w:rPr>
+          <w:rFonts w:ascii="Consolas" w:cs="Consolas" w:eastAsia="Consolas" w:hAnsi="Consolas"/>
+          <w:color w:val="2E3A36"/>
+          <w:sz w:val="20"/>
+          <w:szCs w:val="20"/>
+        </w:rPr>
+        <w:t xml:space="preserve">security / dependencies</w:t>
+      </w:r>
+      <w:r>
+        <w:rPr>
+          <w:rFonts w:ascii="Calibri" w:cs="Calibri" w:eastAsia="Calibri" w:hAnsi="Calibri"/>
+        </w:rPr>
+        <w:t xml:space="preserve">: se había publicado una vulnerabilidad en certifi (PYSEC-2026-4320). certifi solo llegaba por las dependencias de los tests y nunca estuvo en la imagen, pero el escaneo audita todo </w:t>
+      </w:r>
+      <w:r>
+        <w:rPr>
+          <w:rFonts w:ascii="Consolas" w:cs="Consolas" w:eastAsia="Consolas" w:hAnsi="Consolas"/>
+          <w:color w:val="2E3A36"/>
+          <w:sz w:val="20"/>
+          <w:szCs w:val="20"/>
+        </w:rPr>
+        <w:t xml:space="preserve">uv.lock</w:t>
+      </w:r>
+      <w:r>
+        <w:rPr>
+          <w:rFonts w:ascii="Calibri" w:cs="Calibri" w:eastAsia="Calibri" w:hAnsi="Calibri"/>
+        </w:rPr>
+        <w:t xml:space="preserve"> y bloqueó como debía. Se actualizó en app#25.</w:t>
+      </w:r>
+    </w:p>
+    <w:p>
+      <w:pPr>
+        <w:keepNext w:val="false"/>
+        <w:spacing w:after="140" w:line="288"/>
+        <w:jc w:val="both"/>
+      </w:pPr>
+      <w:r>
+        <w:rPr>
+          <w:rFonts w:ascii="Calibri" w:cs="Calibri" w:eastAsia="Calibri" w:hAnsi="Calibri"/>
+        </w:rPr>
+        <w:t xml:space="preserve">El responsable pidió dos cambios sobre la marcha. Quiso un usuario propio en la consola de Argo CD en lugar de </w:t>
+      </w:r>
+      <w:r>
+        <w:rPr>
+          <w:rFonts w:ascii="Consolas" w:cs="Consolas" w:eastAsia="Consolas" w:hAnsi="Consolas"/>
+          <w:color w:val="2E3A36"/>
+          <w:sz w:val="20"/>
+          <w:szCs w:val="20"/>
+        </w:rPr>
+        <w:t xml:space="preserve">admin</w:t>
+      </w:r>
+      <w:r>
+        <w:rPr>
+          <w:rFonts w:ascii="Calibri" w:cs="Calibri" w:eastAsia="Calibri" w:hAnsi="Calibri"/>
+        </w:rPr>
+        <w:t xml:space="preserve">. El asistente explicó que la contraseña se guarda como hash bcrypt y no en base64, y la generó con el binario </w:t>
+      </w:r>
+      <w:r>
+        <w:rPr>
+          <w:rFonts w:ascii="Consolas" w:cs="Consolas" w:eastAsia="Consolas" w:hAnsi="Consolas"/>
+          <w:color w:val="2E3A36"/>
+          <w:sz w:val="20"/>
+          <w:szCs w:val="20"/>
+        </w:rPr>
+        <w:t xml:space="preserve">argocd</w:t>
+      </w:r>
+      <w:r>
+        <w:rPr>
+          <w:rFonts w:ascii="Calibri" w:cs="Calibri" w:eastAsia="Calibri" w:hAnsi="Calibri"/>
+        </w:rPr>
+        <w:t xml:space="preserve"> del propio pod, sin instalar nada en el equipo. También prefirió publicar el servicio como </w:t>
+      </w:r>
+      <w:r>
+        <w:rPr>
+          <w:rFonts w:ascii="Consolas" w:cs="Consolas" w:eastAsia="Consolas" w:hAnsi="Consolas"/>
+          <w:color w:val="2E3A36"/>
+          <w:sz w:val="20"/>
+          <w:szCs w:val="20"/>
+        </w:rPr>
+        <w:t xml:space="preserve">LoadBalancer</w:t>
+      </w:r>
+      <w:r>
+        <w:rPr>
+          <w:rFonts w:ascii="Calibri" w:cs="Calibri" w:eastAsia="Calibri" w:hAnsi="Calibri"/>
+        </w:rPr>
+        <w:t xml:space="preserve"> en el puerto 8000 en vez de usar </w:t>
+      </w:r>
+      <w:r>
+        <w:rPr>
+          <w:rFonts w:ascii="Consolas" w:cs="Consolas" w:eastAsia="Consolas" w:hAnsi="Consolas"/>
+          <w:color w:val="2E3A36"/>
+          <w:sz w:val="20"/>
+          <w:szCs w:val="20"/>
+        </w:rPr>
+        <w:t xml:space="preserve">port-forward</w:t>
+      </w:r>
+      <w:r>
+        <w:rPr>
+          <w:rFonts w:ascii="Calibri" w:cs="Calibri" w:eastAsia="Calibri" w:hAnsi="Calibri"/>
+        </w:rPr>
+        <w:t xml:space="preserve">. El cambio se hizo con un PR en gitops (un </w:t>
+      </w:r>
+      <w:r>
+        <w:rPr>
+          <w:rFonts w:ascii="Consolas" w:cs="Consolas" w:eastAsia="Consolas" w:hAnsi="Consolas"/>
+          <w:color w:val="2E3A36"/>
+          <w:sz w:val="20"/>
+          <w:szCs w:val="20"/>
+        </w:rPr>
+        <w:t xml:space="preserve">kubectl edit</w:t>
+      </w:r>
+      <w:r>
+        <w:rPr>
+          <w:rFonts w:ascii="Calibri" w:cs="Calibri" w:eastAsia="Calibri" w:hAnsi="Calibri"/>
+        </w:rPr>
+        <w:t xml:space="preserve"> lo habría deshecho Argo CD), y queda anotado el coste: también expone </w:t>
+      </w:r>
+      <w:r>
+        <w:rPr>
+          <w:rFonts w:ascii="Consolas" w:cs="Consolas" w:eastAsia="Consolas" w:hAnsi="Consolas"/>
+          <w:color w:val="2E3A36"/>
+          <w:sz w:val="20"/>
+          <w:szCs w:val="20"/>
+        </w:rPr>
+        <w:t xml:space="preserve">/metrics</w:t>
+      </w:r>
+      <w:r>
+        <w:rPr>
+          <w:rFonts w:ascii="Calibri" w:cs="Calibri" w:eastAsia="Calibri" w:hAnsi="Calibri"/>
+        </w:rPr>
+        <w:t xml:space="preserve">, que en la tarea 11 pasará a un puerto aparte.</w:t>
+      </w:r>
+    </w:p>
+    <w:p>
+      <w:pPr>
+        <w:pStyle w:val="Heading3"/>
+        <w:keepNext/>
+      </w:pPr>
+      <w:r>
+        <w:rPr>
+          <w:rFonts w:ascii="Calibri" w:cs="Calibri" w:eastAsia="Calibri" w:hAnsi="Calibri"/>
+        </w:rPr>
+        <w:t xml:space="preserve">Resultado</w:t>
+      </w:r>
+    </w:p>
+    <w:tbl>
+      <w:tblPr>
+        <w:tblW w:type="dxa" w:w="9070"/>
+        <w:tblBorders>
+          <w:top w:val="single" w:color="C9D3CF" w:sz="4"/>
+          <w:left w:val="single" w:color="C9D3CF" w:sz="4"/>
+          <w:bottom w:val="single" w:color="C9D3CF" w:sz="4"/>
+          <w:right w:val="single" w:color="C9D3CF" w:sz="4"/>
+          <w:insideH w:val="single" w:color="C9D3CF" w:sz="4"/>
+          <w:insideV w:val="single" w:color="C9D3CF" w:sz="4"/>
+        </w:tblBorders>
+      </w:tblPr>
+      <w:tblGrid>
+        <w:gridCol w:w="3172"/>
+        <w:gridCol w:w="5898"/>
+      </w:tblGrid>
+      <w:tr>
+        <w:trPr>
+          <w:tblHeader/>
+        </w:trPr>
+        <w:tc>
+          <w:tcPr>
+            <w:tcW w:type="dxa" w:w="3172"/>
+            <w:shd w:fill="E3EEEA" w:color="auto" w:val="clear"/>
+            <w:tcMar>
+              <w:top w:type="dxa" w:w="60"/>
+              <w:left w:type="dxa" w:w="100"/>
+              <w:bottom w:type="dxa" w:w="60"/>
+              <w:right w:type="dxa" w:w="100"/>
+            </w:tcMar>
+          </w:tcPr>
+          <w:p>
+            <w:pPr>
+              <w:spacing w:after="0" w:before="0" w:line="252"/>
+            </w:pPr>
+            <w:r>
+              <w:rPr>
+                <w:rFonts w:ascii="Calibri" w:cs="Calibri" w:eastAsia="Calibri" w:hAnsi="Calibri"/>
+                <w:b/>
+                <w:bCs/>
+                <w:sz w:val="18"/>
+                <w:szCs w:val="18"/>
+              </w:rPr>
+              <w:t xml:space="preserve">Prueba</w:t>
+            </w:r>
+          </w:p>
+        </w:tc>
+        <w:tc>
+          <w:tcPr>
+            <w:tcW w:type="dxa" w:w="5898"/>
+            <w:shd w:fill="E3EEEA" w:color="auto" w:val="clear"/>
+            <w:tcMar>
+              <w:top w:type="dxa" w:w="60"/>
+              <w:left w:type="dxa" w:w="100"/>
+              <w:bottom w:type="dxa" w:w="60"/>
+              <w:right w:type="dxa" w:w="100"/>
+            </w:tcMar>
+          </w:tcPr>
+          <w:p>
+            <w:pPr>
+              <w:spacing w:after="0" w:before="0" w:line="252"/>
+            </w:pPr>
+            <w:r>
+              <w:rPr>
+                <w:rFonts w:ascii="Calibri" w:cs="Calibri" w:eastAsia="Calibri" w:hAnsi="Calibri"/>
+                <w:b/>
+                <w:bCs/>
+                <w:sz w:val="18"/>
+                <w:szCs w:val="18"/>
+              </w:rPr>
+              <w:t xml:space="preserve">Resultado</w:t>
+            </w:r>
+          </w:p>
+        </w:tc>
+      </w:tr>
+      <w:tr>
+        <w:trPr>
+          <w:cantSplit/>
+        </w:trPr>
+        <w:tc>
+          <w:tcPr>
+            <w:tcW w:type="dxa" w:w="3172"/>
+            <w:tcMar>
+              <w:top w:type="dxa" w:w="60"/>
+              <w:left w:type="dxa" w:w="100"/>
+              <w:bottom w:type="dxa" w:w="60"/>
+              <w:right w:type="dxa" w:w="100"/>
+            </w:tcMar>
+          </w:tcPr>
+          <w:p>
+            <w:pPr>
+              <w:spacing w:after="0" w:before="0" w:line="252"/>
+            </w:pPr>
+            <w:r>
+              <w:rPr>
+                <w:rFonts w:ascii="Calibri" w:cs="Calibri" w:eastAsia="Calibri" w:hAnsi="Calibri"/>
+                <w:sz w:val="18"/>
+                <w:szCs w:val="18"/>
+              </w:rPr>
+              <w:t xml:space="preserve">Primera promoción (gitops#3)</w:t>
+            </w:r>
+          </w:p>
+        </w:tc>
+        <w:tc>
+          <w:tcPr>
+            <w:tcW w:type="dxa" w:w="5898"/>
+            <w:tcMar>
+              <w:top w:type="dxa" w:w="60"/>
+              <w:left w:type="dxa" w:w="100"/>
+              <w:bottom w:type="dxa" w:w="60"/>
+              <w:right w:type="dxa" w:w="100"/>
+            </w:tcMar>
+          </w:tcPr>
+          <w:p>
+            <w:pPr>
+              <w:spacing w:after="0" w:before="0" w:line="252"/>
+            </w:pPr>
+            <w:r>
+              <w:rPr>
+                <w:rFonts w:ascii="Calibri" w:cs="Calibri" w:eastAsia="Calibri" w:hAnsi="Calibri"/>
+                <w:sz w:val="18"/>
+                <w:szCs w:val="18"/>
+              </w:rPr>
+              <w:t xml:space="preserve">El promotor abrió el PR con el digest, los commits de app que entraban y un commit verificado. </w:t>
+            </w:r>
+            <w:r>
+              <w:rPr>
+                <w:rFonts w:ascii="Consolas" w:cs="Consolas" w:eastAsia="Consolas" w:hAnsi="Consolas"/>
+                <w:color w:val="2E3A36"/>
+                <w:sz w:val="16"/>
+                <w:szCs w:val="16"/>
+              </w:rPr>
+              <w:t xml:space="preserve">verify / images</w:t>
+            </w:r>
+            <w:r>
+              <w:rPr>
+                <w:rFonts w:ascii="Calibri" w:cs="Calibri" w:eastAsia="Calibri" w:hAnsi="Calibri"/>
+                <w:sz w:val="18"/>
+                <w:szCs w:val="18"/>
+              </w:rPr>
+              <w:t xml:space="preserve"> pasó, el responsable lo aprobó como revisor (sin </w:t>
+            </w:r>
+            <w:r>
+              <w:rPr>
+                <w:rFonts w:ascii="Calibri" w:cs="Calibri" w:eastAsia="Calibri" w:hAnsi="Calibri"/>
+                <w:i/>
+                <w:iCs/>
+                <w:sz w:val="18"/>
+                <w:szCs w:val="18"/>
+              </w:rPr>
+              <w:t xml:space="preserve">bypass</w:t>
+            </w:r>
+            <w:r>
+              <w:rPr>
+                <w:rFonts w:ascii="Calibri" w:cs="Calibri" w:eastAsia="Calibri" w:hAnsi="Calibri"/>
+                <w:sz w:val="18"/>
+                <w:szCs w:val="18"/>
+              </w:rPr>
+              <w:t xml:space="preserve">, porque el autor era el bot) y Argo CD desplegó el nuevo digest. La API respondió desde el equipo</w:t>
+            </w:r>
+          </w:p>
+        </w:tc>
+      </w:tr>
+      <w:tr>
+        <w:trPr>
+          <w:cantSplit/>
+        </w:trPr>
+        <w:tc>
+          <w:tcPr>
+            <w:tcW w:type="dxa" w:w="3172"/>
+            <w:tcMar>
+              <w:top w:type="dxa" w:w="60"/>
+              <w:left w:type="dxa" w:w="100"/>
+              <w:bottom w:type="dxa" w:w="60"/>
+              <w:right w:type="dxa" w:w="100"/>
+            </w:tcMar>
+          </w:tcPr>
+          <w:p>
+            <w:pPr>
+              <w:spacing w:after="0" w:before="0" w:line="252"/>
+            </w:pPr>
+            <w:r>
+              <w:rPr>
+                <w:rFonts w:ascii="Calibri" w:cs="Calibri" w:eastAsia="Calibri" w:hAnsi="Calibri"/>
+                <w:sz w:val="18"/>
+                <w:szCs w:val="18"/>
+              </w:rPr>
+              <w:t xml:space="preserve">Imagen no firmada por core (gitops#4)</w:t>
+            </w:r>
+          </w:p>
+        </w:tc>
+        <w:tc>
+          <w:tcPr>
+            <w:tcW w:type="dxa" w:w="5898"/>
+            <w:tcMar>
+              <w:top w:type="dxa" w:w="60"/>
+              <w:left w:type="dxa" w:w="100"/>
+              <w:bottom w:type="dxa" w:w="60"/>
+              <w:right w:type="dxa" w:w="100"/>
+            </w:tcMar>
+          </w:tcPr>
+          <w:p>
+            <w:pPr>
+              <w:spacing w:after="0" w:before="0" w:line="252"/>
+            </w:pPr>
+            <w:r>
+              <w:rPr>
+                <w:rFonts w:ascii="Calibri" w:cs="Calibri" w:eastAsia="Calibri" w:hAnsi="Calibri"/>
+                <w:sz w:val="18"/>
+                <w:szCs w:val="18"/>
+              </w:rPr>
+              <w:t xml:space="preserve">Un </w:t>
+            </w:r>
+            <w:r>
+              <w:rPr>
+                <w:rFonts w:ascii="Consolas" w:cs="Consolas" w:eastAsia="Consolas" w:hAnsi="Consolas"/>
+                <w:color w:val="2E3A36"/>
+                <w:sz w:val="16"/>
+                <w:szCs w:val="16"/>
+              </w:rPr>
+              <w:t xml:space="preserve">Deployment</w:t>
+            </w:r>
+            <w:r>
+              <w:rPr>
+                <w:rFonts w:ascii="Calibri" w:cs="Calibri" w:eastAsia="Calibri" w:hAnsi="Calibri"/>
+                <w:sz w:val="18"/>
+                <w:szCs w:val="18"/>
+              </w:rPr>
+              <w:t xml:space="preserve"> con </w:t>
+            </w:r>
+            <w:r>
+              <w:rPr>
+                <w:rFonts w:ascii="Consolas" w:cs="Consolas" w:eastAsia="Consolas" w:hAnsi="Consolas"/>
+                <w:color w:val="2E3A36"/>
+                <w:sz w:val="16"/>
+                <w:szCs w:val="16"/>
+              </w:rPr>
+              <w:t xml:space="preserve">python:3.12-slim-bookworm</w:t>
+            </w:r>
+            <w:r>
+              <w:rPr>
+                <w:rFonts w:ascii="Calibri" w:cs="Calibri" w:eastAsia="Calibri" w:hAnsi="Calibri"/>
+                <w:sz w:val="18"/>
+                <w:szCs w:val="18"/>
+              </w:rPr>
+              <w:t xml:space="preserve"> fijada por digest. </w:t>
+            </w:r>
+            <w:r>
+              <w:rPr>
+                <w:rFonts w:ascii="Consolas" w:cs="Consolas" w:eastAsia="Consolas" w:hAnsi="Consolas"/>
+                <w:color w:val="2E3A36"/>
+                <w:sz w:val="16"/>
+                <w:szCs w:val="16"/>
+              </w:rPr>
+              <w:t xml:space="preserve">verify / images</w:t>
+            </w:r>
+            <w:r>
+              <w:rPr>
+                <w:rFonts w:ascii="Calibri" w:cs="Calibri" w:eastAsia="Calibri" w:hAnsi="Calibri"/>
+                <w:sz w:val="18"/>
+                <w:szCs w:val="18"/>
+              </w:rPr>
+              <w:t xml:space="preserve"> falló con «Procedencia no válida» y GitHub bloqueó el merge</w:t>
+            </w:r>
+          </w:p>
+        </w:tc>
+      </w:tr>
+      <w:tr>
+        <w:trPr>
+          <w:cantSplit/>
+        </w:trPr>
+        <w:tc>
+          <w:tcPr>
+            <w:tcW w:type="dxa" w:w="3172"/>
+            <w:tcMar>
+              <w:top w:type="dxa" w:w="60"/>
+              <w:left w:type="dxa" w:w="100"/>
+              <w:bottom w:type="dxa" w:w="60"/>
+              <w:right w:type="dxa" w:w="100"/>
+            </w:tcMar>
+          </w:tcPr>
+          <w:p>
+            <w:pPr>
+              <w:spacing w:after="0" w:before="0" w:line="252"/>
+            </w:pPr>
+            <w:r>
+              <w:rPr>
+                <w:rFonts w:ascii="Calibri" w:cs="Calibri" w:eastAsia="Calibri" w:hAnsi="Calibri"/>
+                <w:sz w:val="18"/>
+                <w:szCs w:val="18"/>
+              </w:rPr>
+              <w:t xml:space="preserve">Clave solo en el entorno</w:t>
+            </w:r>
+          </w:p>
+        </w:tc>
+        <w:tc>
+          <w:tcPr>
+            <w:tcW w:type="dxa" w:w="5898"/>
+            <w:tcMar>
+              <w:top w:type="dxa" w:w="60"/>
+              <w:left w:type="dxa" w:w="100"/>
+              <w:bottom w:type="dxa" w:w="60"/>
+              <w:right w:type="dxa" w:w="100"/>
+            </w:tcMar>
+          </w:tcPr>
+          <w:p>
+            <w:pPr>
+              <w:spacing w:after="0" w:before="0" w:line="252"/>
+            </w:pPr>
+            <w:r>
+              <w:rPr>
+                <w:rFonts w:ascii="Calibri" w:cs="Calibri" w:eastAsia="Calibri" w:hAnsi="Calibri"/>
+                <w:sz w:val="18"/>
+                <w:szCs w:val="18"/>
+              </w:rPr>
+              <w:t xml:space="preserve">Con la clave únicamente en </w:t>
+            </w:r>
+            <w:r>
+              <w:rPr>
+                <w:rFonts w:ascii="Consolas" w:cs="Consolas" w:eastAsia="Consolas" w:hAnsi="Consolas"/>
+                <w:color w:val="2E3A36"/>
+                <w:sz w:val="16"/>
+                <w:szCs w:val="16"/>
+              </w:rPr>
+              <w:t xml:space="preserve">gitops-staging</w:t>
+            </w:r>
+            <w:r>
+              <w:rPr>
+                <w:rFonts w:ascii="Calibri" w:cs="Calibri" w:eastAsia="Calibri" w:hAnsi="Calibri"/>
+                <w:sz w:val="18"/>
+                <w:szCs w:val="18"/>
+              </w:rPr>
+              <w:t xml:space="preserve">, una ejecución manual promovió sin problemas</w:t>
+            </w:r>
+          </w:p>
+        </w:tc>
+      </w:tr>
+    </w:tbl>
+    <w:p>
+      <w:pPr>
+        <w:spacing w:after="120"/>
+      </w:pPr>
+    </w:p>
+    <w:p>
+      <w:pPr>
+        <w:keepNext w:val="false"/>
+        <w:spacing w:after="140" w:line="288"/>
+        <w:jc w:val="both"/>
+      </w:pPr>
+      <w:r>
+        <w:rPr>
+          <w:rFonts w:ascii="Calibri" w:cs="Calibri" w:eastAsia="Calibri" w:hAnsi="Calibri"/>
+        </w:rPr>
+        <w:t xml:space="preserve">Una última observación: al relanzar la publicación del mismo commit salió otro digest, porque la imagen no es reproducible byte a byte. La promoción redundante se cerró, y queda como mejora promocionar sin reconstruir o hacer la construcción reproducible.</w:t>
+      </w:r>
+    </w:p>
+    <w:p>
+      <w:pPr>
+        <w:pStyle w:val="Heading2"/>
+        <w:keepNext/>
+      </w:pPr>
+      <w:r>
+        <w:rPr>
+          <w:rFonts w:ascii="Calibri" w:cs="Calibri" w:eastAsia="Calibri" w:hAnsi="Calibri"/>
+        </w:rPr>
         <w:t xml:space="preserve">Tareas pendientes</w:t>
       </w:r>
     </w:p>
@@ -21144,7 +22971,7 @@
           <w:sz w:val="21"/>
           <w:szCs w:val="21"/>
         </w:rPr>
-        <w:t xml:space="preserve">Las secciones de las tareas 10 a 12 y de las extensiones B a E se añadirán a medida que se implementen: despliegue GitOps, </w:t>
+        <w:t xml:space="preserve">Las secciones de las tareas 11 y 12 y de las extensiones B a E se añadirán a medida que se implementen: </w:t>
       </w:r>
       <w:r>
         <w:rPr>
@@ -34120,18 +35947,6 @@
     </w:p>
     <w:p>
       <w:pPr>
-        <w:pStyle w:val="Heading2"/>
-        <w:keepNext/>
-      </w:pPr>
-      <w:r>
-        <w:rPr>
-          <w:rFonts w:ascii="Calibri" w:cs="Calibri" w:eastAsia="Calibri" w:hAnsi="Calibri"/>
-        </w:rPr>
-        <w:t xml:space="preserve">Pruebas realizadas y resultados</w:t>
-      </w:r>
-    </w:p>
-    <w:p>
-      <w:pPr>
         <w:pStyle w:val="Heading3"/>
         <w:keepNext/>
       </w:pPr>
@@ -34139,7 +35954,7 @@
         <w:rPr>
           <w:rFonts w:ascii="Calibri" w:cs="Calibri" w:eastAsia="Calibri" w:hAnsi="Calibri"/>
         </w:rPr>
-        <w:t xml:space="preserve">Pruebas automáticas</w:t>
+        <w:t xml:space="preserve">Fase 15 · Despliegue GitOps (18 a 24 de octubre)</w:t>
       </w:r>
     </w:p>
     <w:tbl>
@@ -34155,9 +35970,10 @@
         </w:tblBorders>
       </w:tblPr>
       <w:tblGrid>
-        <w:gridCol w:w="2547"/>
-        <w:gridCol w:w="4024"/>
-        <w:gridCol w:w="2499"/>
+        <w:gridCol w:w="700"/>
+        <w:gridCol w:w="2959"/>
+        <w:gridCol w:w="3811"/>
+        <w:gridCol w:w="1600"/>
       </w:tblGrid>
       <w:tr>
         <w:trPr>
@@ -34165,7 +35981,7 @@
         </w:trPr>
         <w:tc>
           <w:tcPr>
-            <w:tcW w:type="dxa" w:w="2547"/>
+            <w:tcW w:type="dxa" w:w="700"/>
             <w:shd w:fill="E3EEEA" w:color="auto" w:val="clear"/>
             <w:tcMar>
               <w:top w:type="dxa" w:w="60"/>
@@ -34186,13 +36002,13 @@
                 <w:sz w:val="18"/>
                 <w:szCs w:val="18"/>
               </w:rPr>
-              <w:t xml:space="preserve">Componente</w:t>
-            </w:r>
-          </w:p>
-        </w:tc>
-        <w:tc>
-          <w:tcPr>
-            <w:tcW w:type="dxa" w:w="4024"/>
+              <w:t xml:space="preserve">#</w:t>
+            </w:r>
+          </w:p>
+        </w:tc>
+        <w:tc>
+          <w:tcPr>
+            <w:tcW w:type="dxa" w:w="2959"/>
             <w:shd w:fill="E3EEEA" w:color="auto" w:val="clear"/>
             <w:tcMar>
               <w:top w:type="dxa" w:w="60"/>
@@ -34213,13 +36029,40 @@
                 <w:sz w:val="18"/>
                 <w:szCs w:val="18"/>
               </w:rPr>
-              <w:t xml:space="preserve">Pruebas</w:t>
-            </w:r>
-          </w:p>
-        </w:tc>
-        <w:tc>
-          <w:tcPr>
-            <w:tcW w:type="dxa" w:w="2499"/>
+              <w:t xml:space="preserve">Petición del autor</w:t>
+            </w:r>
+          </w:p>
+        </w:tc>
+        <w:tc>
+          <w:tcPr>
+            <w:tcW w:type="dxa" w:w="3811"/>
+            <w:shd w:fill="E3EEEA" w:color="auto" w:val="clear"/>
+            <w:tcMar>
+              <w:top w:type="dxa" w:w="60"/>
+              <w:left w:type="dxa" w:w="100"/>
+              <w:bottom w:type="dxa" w:w="60"/>
+              <w:right w:type="dxa" w:w="100"/>
+            </w:tcMar>
+          </w:tcPr>
+          <w:p>
+            <w:pPr>
+              <w:spacing w:after="0" w:before="0" w:line="252"/>
+            </w:pPr>
+            <w:r>
+              <w:rPr>
+                <w:rFonts w:ascii="Calibri" w:cs="Calibri" w:eastAsia="Calibri" w:hAnsi="Calibri"/>
+                <w:b/>
+                <w:bCs/>
+                <w:sz w:val="18"/>
+                <w:szCs w:val="18"/>
+              </w:rPr>
+              <w:t xml:space="preserve">Respuesta y acción del modelo</w:t>
+            </w:r>
+          </w:p>
+        </w:tc>
+        <w:tc>
+          <w:tcPr>
+            <w:tcW w:type="dxa" w:w="1600"/>
             <w:shd w:fill="E3EEEA" w:color="auto" w:val="clear"/>
             <w:tcMar>
               <w:top w:type="dxa" w:w="60"/>
@@ -34251,25 +36094,73 @@
         </w:trPr>
         <w:tc>
           <w:tcPr>
-            <w:tcW w:type="dxa" w:w="2547"/>
-            <w:tcMar>
-              <w:top w:type="dxa" w:w="60"/>
-              <w:left w:type="dxa" w:w="100"/>
-              <w:bottom w:type="dxa" w:w="60"/>
-              <w:right w:type="dxa" w:w="100"/>
-            </w:tcMar>
-          </w:tcPr>
-          <w:p>
-            <w:pPr>
-              <w:spacing w:after="0" w:before="0" w:line="252"/>
-            </w:pPr>
-            <w:r>
-              <w:rPr>
-                <w:rFonts w:ascii="Calibri" w:cs="Calibri" w:eastAsia="Calibri" w:hAnsi="Calibri"/>
-                <w:sz w:val="18"/>
-                <w:szCs w:val="18"/>
-              </w:rPr>
-              <w:t xml:space="preserve">Hook </w:t>
+            <w:tcW w:type="dxa" w:w="700"/>
+            <w:tcMar>
+              <w:top w:type="dxa" w:w="60"/>
+              <w:left w:type="dxa" w:w="100"/>
+              <w:bottom w:type="dxa" w:w="60"/>
+              <w:right w:type="dxa" w:w="100"/>
+            </w:tcMar>
+          </w:tcPr>
+          <w:p>
+            <w:pPr>
+              <w:spacing w:after="0" w:before="0" w:line="252"/>
+            </w:pPr>
+            <w:r>
+              <w:rPr>
+                <w:rFonts w:ascii="Calibri" w:cs="Calibri" w:eastAsia="Calibri" w:hAnsi="Calibri"/>
+                <w:sz w:val="18"/>
+                <w:szCs w:val="18"/>
+              </w:rPr>
+              <w:t xml:space="preserve">86</w:t>
+            </w:r>
+          </w:p>
+        </w:tc>
+        <w:tc>
+          <w:tcPr>
+            <w:tcW w:type="dxa" w:w="2959"/>
+            <w:tcMar>
+              <w:top w:type="dxa" w:w="60"/>
+              <w:left w:type="dxa" w:w="100"/>
+              <w:bottom w:type="dxa" w:w="60"/>
+              <w:right w:type="dxa" w:w="100"/>
+            </w:tcMar>
+          </w:tcPr>
+          <w:p>
+            <w:pPr>
+              <w:spacing w:after="0" w:before="0" w:line="252"/>
+            </w:pPr>
+            <w:r>
+              <w:rPr>
+                <w:rFonts w:ascii="Calibri" w:cs="Calibri" w:eastAsia="Calibri" w:hAnsi="Calibri"/>
+                <w:sz w:val="18"/>
+                <w:szCs w:val="18"/>
+              </w:rPr>
+              <w:t xml:space="preserve">«Continuamos»</w:t>
+            </w:r>
+          </w:p>
+        </w:tc>
+        <w:tc>
+          <w:tcPr>
+            <w:tcW w:type="dxa" w:w="3811"/>
+            <w:tcMar>
+              <w:top w:type="dxa" w:w="60"/>
+              <w:left w:type="dxa" w:w="100"/>
+              <w:bottom w:type="dxa" w:w="60"/>
+              <w:right w:type="dxa" w:w="100"/>
+            </w:tcMar>
+          </w:tcPr>
+          <w:p>
+            <w:pPr>
+              <w:spacing w:after="0" w:before="0" w:line="252"/>
+            </w:pPr>
+            <w:r>
+              <w:rPr>
+                <w:rFonts w:ascii="Calibri" w:cs="Calibri" w:eastAsia="Calibri" w:hAnsi="Calibri"/>
+                <w:sz w:val="18"/>
+                <w:szCs w:val="18"/>
+              </w:rPr>
+              <w:t xml:space="preserve">Diseña la tarea 10: despliegue por digest, promotor que verifica antes de proponer y check obligatorio en gitops. Escribe </w:t>
             </w:r>
             <w:r>
               <w:rPr>
@@ -34278,55 +36169,56 @@
                 <w:sz w:val="16"/>
                 <w:szCs w:val="16"/>
               </w:rPr>
-              <w:t xml:space="preserve">guard.py</w:t>
-            </w:r>
-          </w:p>
-        </w:tc>
-        <w:tc>
-          <w:tcPr>
-            <w:tcW w:type="dxa" w:w="4024"/>
-            <w:tcMar>
-              <w:top w:type="dxa" w:w="60"/>
-              <w:left w:type="dxa" w:w="100"/>
-              <w:bottom w:type="dxa" w:w="60"/>
-              <w:right w:type="dxa" w:w="100"/>
-            </w:tcMar>
-          </w:tcPr>
-          <w:p>
-            <w:pPr>
-              <w:spacing w:after="0" w:before="0" w:line="252"/>
-            </w:pPr>
-            <w:r>
-              <w:rPr>
-                <w:rFonts w:ascii="Calibri" w:cs="Calibri" w:eastAsia="Calibri" w:hAnsi="Calibri"/>
-                <w:sz w:val="18"/>
-                <w:szCs w:val="18"/>
-              </w:rPr>
-              <w:t xml:space="preserve">45 casos: 21 comandos que deben bloquearse, 10 que deben permitirse, ficheros protegidos, secretos y auditoría</w:t>
-            </w:r>
-          </w:p>
-        </w:tc>
-        <w:tc>
-          <w:tcPr>
-            <w:tcW w:type="dxa" w:w="2499"/>
-            <w:tcMar>
-              <w:top w:type="dxa" w:w="60"/>
-              <w:left w:type="dxa" w:w="100"/>
-              <w:bottom w:type="dxa" w:w="60"/>
-              <w:right w:type="dxa" w:w="100"/>
-            </w:tcMar>
-          </w:tcPr>
-          <w:p>
-            <w:pPr>
-              <w:spacing w:after="0" w:before="0" w:line="252"/>
-            </w:pPr>
-            <w:r>
-              <w:rPr>
-                <w:rFonts w:ascii="Calibri" w:cs="Calibri" w:eastAsia="Calibri" w:hAnsi="Calibri"/>
-                <w:sz w:val="18"/>
-                <w:szCs w:val="18"/>
-              </w:rPr>
-              <w:t xml:space="preserve">45/45 superadas</w:t>
+              <w:t xml:space="preserve">promote.py</w:t>
+            </w:r>
+            <w:r>
+              <w:rPr>
+                <w:rFonts w:ascii="Calibri" w:cs="Calibri" w:eastAsia="Calibri" w:hAnsi="Calibri"/>
+                <w:sz w:val="18"/>
+                <w:szCs w:val="18"/>
+              </w:rPr>
+              <w:t xml:space="preserve"> (7 tests) y </w:t>
+            </w:r>
+            <w:r>
+              <w:rPr>
+                <w:rFonts w:ascii="Consolas" w:cs="Consolas" w:eastAsia="Consolas" w:hAnsi="Consolas"/>
+                <w:color w:val="2E3A36"/>
+                <w:sz w:val="16"/>
+                <w:szCs w:val="16"/>
+              </w:rPr>
+              <w:t xml:space="preserve">verify_image.sh</w:t>
+            </w:r>
+            <w:r>
+              <w:rPr>
+                <w:rFonts w:ascii="Calibri" w:cs="Calibri" w:eastAsia="Calibri" w:hAnsi="Calibri"/>
+                <w:sz w:val="18"/>
+                <w:szCs w:val="18"/>
+              </w:rPr>
+              <w:t xml:space="preserve">, valida los manifiestos con kustomize y abre core#21, gitops#1 y app#23</w:t>
+            </w:r>
+          </w:p>
+        </w:tc>
+        <w:tc>
+          <w:tcPr>
+            <w:tcW w:type="dxa" w:w="1600"/>
+            <w:tcMar>
+              <w:top w:type="dxa" w:w="60"/>
+              <w:left w:type="dxa" w:w="100"/>
+              <w:bottom w:type="dxa" w:w="60"/>
+              <w:right w:type="dxa" w:w="100"/>
+            </w:tcMar>
+          </w:tcPr>
+          <w:p>
+            <w:pPr>
+              <w:spacing w:after="0" w:before="0" w:line="252"/>
+            </w:pPr>
+            <w:r>
+              <w:rPr>
+                <w:rFonts w:ascii="Calibri" w:cs="Calibri" w:eastAsia="Calibri" w:hAnsi="Calibri"/>
+                <w:sz w:val="18"/>
+                <w:szCs w:val="18"/>
+              </w:rPr>
+              <w:t xml:space="preserve">Tarea 10 preparada</w:t>
             </w:r>
           </w:p>
         </w:tc>
@@ -34337,25 +36229,73 @@
         </w:trPr>
         <w:tc>
           <w:tcPr>
-            <w:tcW w:type="dxa" w:w="2547"/>
-            <w:tcMar>
-              <w:top w:type="dxa" w:w="60"/>
-              <w:left w:type="dxa" w:w="100"/>
-              <w:bottom w:type="dxa" w:w="60"/>
-              <w:right w:type="dxa" w:w="100"/>
-            </w:tcMar>
-          </w:tcPr>
-          <w:p>
-            <w:pPr>
-              <w:spacing w:after="0" w:before="0" w:line="252"/>
-            </w:pPr>
-            <w:r>
-              <w:rPr>
-                <w:rFonts w:ascii="Calibri" w:cs="Calibri" w:eastAsia="Calibri" w:hAnsi="Calibri"/>
-                <w:sz w:val="18"/>
-                <w:szCs w:val="18"/>
-              </w:rPr>
-              <w:t xml:space="preserve">Aplicación: catálogo (</w:t>
+            <w:tcW w:type="dxa" w:w="700"/>
+            <w:tcMar>
+              <w:top w:type="dxa" w:w="60"/>
+              <w:left w:type="dxa" w:w="100"/>
+              <w:bottom w:type="dxa" w:w="60"/>
+              <w:right w:type="dxa" w:w="100"/>
+            </w:tcMar>
+          </w:tcPr>
+          <w:p>
+            <w:pPr>
+              <w:spacing w:after="0" w:before="0" w:line="252"/>
+            </w:pPr>
+            <w:r>
+              <w:rPr>
+                <w:rFonts w:ascii="Calibri" w:cs="Calibri" w:eastAsia="Calibri" w:hAnsi="Calibri"/>
+                <w:sz w:val="18"/>
+                <w:szCs w:val="18"/>
+              </w:rPr>
+              <w:t xml:space="preserve">87</w:t>
+            </w:r>
+          </w:p>
+        </w:tc>
+        <w:tc>
+          <w:tcPr>
+            <w:tcW w:type="dxa" w:w="2959"/>
+            <w:tcMar>
+              <w:top w:type="dxa" w:w="60"/>
+              <w:left w:type="dxa" w:w="100"/>
+              <w:bottom w:type="dxa" w:w="60"/>
+              <w:right w:type="dxa" w:w="100"/>
+            </w:tcMar>
+          </w:tcPr>
+          <w:p>
+            <w:pPr>
+              <w:spacing w:after="0" w:before="0" w:line="252"/>
+            </w:pPr>
+            <w:r>
+              <w:rPr>
+                <w:rFonts w:ascii="Calibri" w:cs="Calibri" w:eastAsia="Calibri" w:hAnsi="Calibri"/>
+                <w:sz w:val="18"/>
+                <w:szCs w:val="18"/>
+              </w:rPr>
+              <w:t xml:space="preserve">«1 y 2 ok» (core#21 y entorno creado)</w:t>
+            </w:r>
+          </w:p>
+        </w:tc>
+        <w:tc>
+          <w:tcPr>
+            <w:tcW w:type="dxa" w:w="3811"/>
+            <w:tcMar>
+              <w:top w:type="dxa" w:w="60"/>
+              <w:left w:type="dxa" w:w="100"/>
+              <w:bottom w:type="dxa" w:w="60"/>
+              <w:right w:type="dxa" w:w="100"/>
+            </w:tcMar>
+          </w:tcPr>
+          <w:p>
+            <w:pPr>
+              <w:spacing w:after="0" w:before="0" w:line="252"/>
+            </w:pPr>
+            <w:r>
+              <w:rPr>
+                <w:rFonts w:ascii="Calibri" w:cs="Calibri" w:eastAsia="Calibri" w:hAnsi="Calibri"/>
+                <w:sz w:val="18"/>
+                <w:szCs w:val="18"/>
+              </w:rPr>
+              <w:t xml:space="preserve">Relanza el check de gitops (en verde con la imagen actual), le da el nombre </w:t>
             </w:r>
             <w:r>
               <w:rPr>
@@ -34364,97 +36304,39 @@
                 <w:sz w:val="16"/>
                 <w:szCs w:val="16"/>
               </w:rPr>
-              <w:t xml:space="preserve">app</w:t>
-            </w:r>
-            <w:r>
-              <w:rPr>
-                <w:rFonts w:ascii="Calibri" w:cs="Calibri" w:eastAsia="Calibri" w:hAnsi="Calibri"/>
-                <w:sz w:val="18"/>
-                <w:szCs w:val="18"/>
-              </w:rPr>
-              <w:t xml:space="preserve">)</w:t>
-            </w:r>
-          </w:p>
-        </w:tc>
-        <w:tc>
-          <w:tcPr>
-            <w:tcW w:type="dxa" w:w="4024"/>
-            <w:tcMar>
-              <w:top w:type="dxa" w:w="60"/>
-              <w:left w:type="dxa" w:w="100"/>
-              <w:bottom w:type="dxa" w:w="60"/>
-              <w:right w:type="dxa" w:w="100"/>
-            </w:tcMar>
-          </w:tcPr>
-          <w:p>
-            <w:pPr>
-              <w:spacing w:after="0" w:before="0" w:line="252"/>
-            </w:pPr>
-            <w:r>
-              <w:rPr>
-                <w:rFonts w:ascii="Calibri" w:cs="Calibri" w:eastAsia="Calibri" w:hAnsi="Calibri"/>
-                <w:sz w:val="18"/>
-                <w:szCs w:val="18"/>
-              </w:rPr>
-              <w:t xml:space="preserve">103 casos: listado, consulta por id, 404, precio con 2 decimales, orden estable, catálogo mal formado, despliegue de un cambio de precio, observabilidad, </w:t>
-            </w:r>
-            <w:r>
-              <w:rPr>
-                <w:rFonts w:ascii="Consolas" w:cs="Consolas" w:eastAsia="Consolas" w:hAnsi="Consolas"/>
-                <w:color w:val="2E3A36"/>
-                <w:sz w:val="16"/>
-                <w:szCs w:val="16"/>
-              </w:rPr>
-              <w:t xml:space="preserve">/health</w:t>
-            </w:r>
-            <w:r>
-              <w:rPr>
-                <w:rFonts w:ascii="Calibri" w:cs="Calibri" w:eastAsia="Calibri" w:hAnsi="Calibri"/>
-                <w:sz w:val="18"/>
-                <w:szCs w:val="18"/>
-              </w:rPr>
-              <w:t xml:space="preserve">, </w:t>
-            </w:r>
-            <w:r>
-              <w:rPr>
-                <w:rFonts w:ascii="Consolas" w:cs="Consolas" w:eastAsia="Consolas" w:hAnsi="Consolas"/>
-                <w:color w:val="2E3A36"/>
-                <w:sz w:val="16"/>
-                <w:szCs w:val="16"/>
-              </w:rPr>
-              <w:t xml:space="preserve">Cache-Control: no-store</w:t>
-            </w:r>
-            <w:r>
-              <w:rPr>
-                <w:rFonts w:ascii="Calibri" w:cs="Calibri" w:eastAsia="Calibri" w:hAnsi="Calibri"/>
-                <w:sz w:val="18"/>
-                <w:szCs w:val="18"/>
-              </w:rPr>
-              <w:t xml:space="preserve"> y búsqueda por nombre (45, escritos por el agente autónomo)</w:t>
-            </w:r>
-          </w:p>
-        </w:tc>
-        <w:tc>
-          <w:tcPr>
-            <w:tcW w:type="dxa" w:w="2499"/>
-            <w:tcMar>
-              <w:top w:type="dxa" w:w="60"/>
-              <w:left w:type="dxa" w:w="100"/>
-              <w:bottom w:type="dxa" w:w="60"/>
-              <w:right w:type="dxa" w:w="100"/>
-            </w:tcMar>
-          </w:tcPr>
-          <w:p>
-            <w:pPr>
-              <w:spacing w:after="0" w:before="0" w:line="252"/>
-            </w:pPr>
-            <w:r>
-              <w:rPr>
-                <w:rFonts w:ascii="Calibri" w:cs="Calibri" w:eastAsia="Calibri" w:hAnsi="Calibri"/>
-                <w:sz w:val="18"/>
-                <w:szCs w:val="18"/>
-              </w:rPr>
-              <w:t xml:space="preserve">103/103 superadas</w:t>
+              <w:t xml:space="preserve">verify / images</w:t>
+            </w:r>
+            <w:r>
+              <w:rPr>
+                <w:rFonts w:ascii="Calibri" w:cs="Calibri" w:eastAsia="Calibri" w:hAnsi="Calibri"/>
+                <w:sz w:val="18"/>
+                <w:szCs w:val="18"/>
+              </w:rPr>
+              <w:t xml:space="preserve"> y detalla los pasos del clúster</w:t>
+            </w:r>
+          </w:p>
+        </w:tc>
+        <w:tc>
+          <w:tcPr>
+            <w:tcW w:type="dxa" w:w="1600"/>
+            <w:tcMar>
+              <w:top w:type="dxa" w:w="60"/>
+              <w:left w:type="dxa" w:w="100"/>
+              <w:bottom w:type="dxa" w:w="60"/>
+              <w:right w:type="dxa" w:w="100"/>
+            </w:tcMar>
+          </w:tcPr>
+          <w:p>
+            <w:pPr>
+              <w:spacing w:after="0" w:before="0" w:line="252"/>
+            </w:pPr>
+            <w:r>
+              <w:rPr>
+                <w:rFonts w:ascii="Calibri" w:cs="Calibri" w:eastAsia="Calibri" w:hAnsi="Calibri"/>
+                <w:sz w:val="18"/>
+                <w:szCs w:val="18"/>
+              </w:rPr>
+              <w:t xml:space="preserve">Check listo</w:t>
             </w:r>
           </w:p>
         </w:tc>
@@ -34465,49 +36347,73 @@
         </w:trPr>
         <w:tc>
           <w:tcPr>
-            <w:tcW w:type="dxa" w:w="2547"/>
-            <w:tcMar>
-              <w:top w:type="dxa" w:w="60"/>
-              <w:left w:type="dxa" w:w="100"/>
-              <w:bottom w:type="dxa" w:w="60"/>
-              <w:right w:type="dxa" w:w="100"/>
-            </w:tcMar>
-          </w:tcPr>
-          <w:p>
-            <w:pPr>
-              <w:spacing w:after="0" w:before="0" w:line="252"/>
-            </w:pPr>
-            <w:r>
-              <w:rPr>
-                <w:rFonts w:ascii="Calibri" w:cs="Calibri" w:eastAsia="Calibri" w:hAnsi="Calibri"/>
-                <w:sz w:val="18"/>
-                <w:szCs w:val="18"/>
-              </w:rPr>
-              <w:t xml:space="preserve">CI obligatorio (app#12)</w:t>
-            </w:r>
-          </w:p>
-        </w:tc>
-        <w:tc>
-          <w:tcPr>
-            <w:tcW w:type="dxa" w:w="4024"/>
-            <w:tcMar>
-              <w:top w:type="dxa" w:w="60"/>
-              <w:left w:type="dxa" w:w="100"/>
-              <w:bottom w:type="dxa" w:w="60"/>
-              <w:right w:type="dxa" w:w="100"/>
-            </w:tcMar>
-          </w:tcPr>
-          <w:p>
-            <w:pPr>
-              <w:spacing w:after="0" w:before="0" w:line="252"/>
-            </w:pPr>
-            <w:r>
-              <w:rPr>
-                <w:rFonts w:ascii="Calibri" w:cs="Calibri" w:eastAsia="Calibri" w:hAnsi="Calibri"/>
-                <w:sz w:val="18"/>
-                <w:szCs w:val="18"/>
-              </w:rPr>
-              <w:t xml:space="preserve">PR con un </w:t>
+            <w:tcW w:type="dxa" w:w="700"/>
+            <w:tcMar>
+              <w:top w:type="dxa" w:w="60"/>
+              <w:left w:type="dxa" w:w="100"/>
+              <w:bottom w:type="dxa" w:w="60"/>
+              <w:right w:type="dxa" w:w="100"/>
+            </w:tcMar>
+          </w:tcPr>
+          <w:p>
+            <w:pPr>
+              <w:spacing w:after="0" w:before="0" w:line="252"/>
+            </w:pPr>
+            <w:r>
+              <w:rPr>
+                <w:rFonts w:ascii="Calibri" w:cs="Calibri" w:eastAsia="Calibri" w:hAnsi="Calibri"/>
+                <w:sz w:val="18"/>
+                <w:szCs w:val="18"/>
+              </w:rPr>
+              <w:t xml:space="preserve">88</w:t>
+            </w:r>
+          </w:p>
+        </w:tc>
+        <w:tc>
+          <w:tcPr>
+            <w:tcW w:type="dxa" w:w="2959"/>
+            <w:tcMar>
+              <w:top w:type="dxa" w:w="60"/>
+              <w:left w:type="dxa" w:w="100"/>
+              <w:bottom w:type="dxa" w:w="60"/>
+              <w:right w:type="dxa" w:w="100"/>
+            </w:tcMar>
+          </w:tcPr>
+          <w:p>
+            <w:pPr>
+              <w:spacing w:after="0" w:before="0" w:line="252"/>
+            </w:pPr>
+            <w:r>
+              <w:rPr>
+                <w:rFonts w:ascii="Calibri" w:cs="Calibri" w:eastAsia="Calibri" w:hAnsi="Calibri"/>
+                <w:sz w:val="18"/>
+                <w:szCs w:val="18"/>
+              </w:rPr>
+              <w:t xml:space="preserve">«Quiero crear otro usuario y otra contraseña»</w:t>
+            </w:r>
+          </w:p>
+        </w:tc>
+        <w:tc>
+          <w:tcPr>
+            <w:tcW w:type="dxa" w:w="3811"/>
+            <w:tcMar>
+              <w:top w:type="dxa" w:w="60"/>
+              <w:left w:type="dxa" w:w="100"/>
+              <w:bottom w:type="dxa" w:w="60"/>
+              <w:right w:type="dxa" w:w="100"/>
+            </w:tcMar>
+          </w:tcPr>
+          <w:p>
+            <w:pPr>
+              <w:spacing w:after="0" w:before="0" w:line="252"/>
+            </w:pPr>
+            <w:r>
+              <w:rPr>
+                <w:rFonts w:ascii="Calibri" w:cs="Calibri" w:eastAsia="Calibri" w:hAnsi="Calibri"/>
+                <w:sz w:val="18"/>
+                <w:szCs w:val="18"/>
+              </w:rPr>
+              <w:t xml:space="preserve">Explica las cuentas locales de Argo CD (</w:t>
             </w:r>
             <w:r>
               <w:rPr>
@@ -34516,39 +36422,90 @@
                 <w:sz w:val="16"/>
                 <w:szCs w:val="16"/>
               </w:rPr>
-              <w:t xml:space="preserve">import</w:t>
-            </w:r>
-            <w:r>
-              <w:rPr>
-                <w:rFonts w:ascii="Calibri" w:cs="Calibri" w:eastAsia="Calibri" w:hAnsi="Calibri"/>
-                <w:sz w:val="18"/>
-                <w:szCs w:val="18"/>
-              </w:rPr>
-              <w:t xml:space="preserve"> sin usar</w:t>
-            </w:r>
-          </w:p>
-        </w:tc>
-        <w:tc>
-          <w:tcPr>
-            <w:tcW w:type="dxa" w:w="2499"/>
-            <w:tcMar>
-              <w:top w:type="dxa" w:w="60"/>
-              <w:left w:type="dxa" w:w="100"/>
-              <w:bottom w:type="dxa" w:w="60"/>
-              <w:right w:type="dxa" w:w="100"/>
-            </w:tcMar>
-          </w:tcPr>
-          <w:p>
-            <w:pPr>
-              <w:spacing w:after="0" w:before="0" w:line="252"/>
-            </w:pPr>
-            <w:r>
-              <w:rPr>
-                <w:rFonts w:ascii="Calibri" w:cs="Calibri" w:eastAsia="Calibri" w:hAnsi="Calibri"/>
-                <w:sz w:val="18"/>
-                <w:szCs w:val="18"/>
-              </w:rPr>
-              <w:t xml:space="preserve">CI en rojo y merge bloqueado</w:t>
+              <w:t xml:space="preserve">argocd-cm</w:t>
+            </w:r>
+            <w:r>
+              <w:rPr>
+                <w:rFonts w:ascii="Calibri" w:cs="Calibri" w:eastAsia="Calibri" w:hAnsi="Calibri"/>
+                <w:sz w:val="18"/>
+                <w:szCs w:val="18"/>
+              </w:rPr>
+              <w:t xml:space="preserve">, </w:t>
+            </w:r>
+            <w:r>
+              <w:rPr>
+                <w:rFonts w:ascii="Consolas" w:cs="Consolas" w:eastAsia="Consolas" w:hAnsi="Consolas"/>
+                <w:color w:val="2E3A36"/>
+                <w:sz w:val="16"/>
+                <w:szCs w:val="16"/>
+              </w:rPr>
+              <w:t xml:space="preserve">argocd-rbac-cm</w:t>
+            </w:r>
+            <w:r>
+              <w:rPr>
+                <w:rFonts w:ascii="Calibri" w:cs="Calibri" w:eastAsia="Calibri" w:hAnsi="Calibri"/>
+                <w:sz w:val="18"/>
+                <w:szCs w:val="18"/>
+              </w:rPr>
+              <w:t xml:space="preserve">, </w:t>
+            </w:r>
+            <w:r>
+              <w:rPr>
+                <w:rFonts w:ascii="Consolas" w:cs="Consolas" w:eastAsia="Consolas" w:hAnsi="Consolas"/>
+                <w:color w:val="2E3A36"/>
+                <w:sz w:val="16"/>
+                <w:szCs w:val="16"/>
+              </w:rPr>
+              <w:t xml:space="preserve">argocd-secret</w:t>
+            </w:r>
+            <w:r>
+              <w:rPr>
+                <w:rFonts w:ascii="Calibri" w:cs="Calibri" w:eastAsia="Calibri" w:hAnsi="Calibri"/>
+                <w:sz w:val="18"/>
+                <w:szCs w:val="18"/>
+              </w:rPr>
+              <w:t xml:space="preserve">) y cómo desactivar </w:t>
+            </w:r>
+            <w:r>
+              <w:rPr>
+                <w:rFonts w:ascii="Consolas" w:cs="Consolas" w:eastAsia="Consolas" w:hAnsi="Consolas"/>
+                <w:color w:val="2E3A36"/>
+                <w:sz w:val="16"/>
+                <w:szCs w:val="16"/>
+              </w:rPr>
+              <w:t xml:space="preserve">admin</w:t>
+            </w:r>
+            <w:r>
+              <w:rPr>
+                <w:rFonts w:ascii="Calibri" w:cs="Calibri" w:eastAsia="Calibri" w:hAnsi="Calibri"/>
+                <w:sz w:val="18"/>
+                <w:szCs w:val="18"/>
+              </w:rPr>
+              <w:t xml:space="preserve"> sin quedarse fuera</w:t>
+            </w:r>
+          </w:p>
+        </w:tc>
+        <w:tc>
+          <w:tcPr>
+            <w:tcW w:type="dxa" w:w="1600"/>
+            <w:tcMar>
+              <w:top w:type="dxa" w:w="60"/>
+              <w:left w:type="dxa" w:w="100"/>
+              <w:bottom w:type="dxa" w:w="60"/>
+              <w:right w:type="dxa" w:w="100"/>
+            </w:tcMar>
+          </w:tcPr>
+          <w:p>
+            <w:pPr>
+              <w:spacing w:after="0" w:before="0" w:line="252"/>
+            </w:pPr>
+            <w:r>
+              <w:rPr>
+                <w:rFonts w:ascii="Calibri" w:cs="Calibri" w:eastAsia="Calibri" w:hAnsi="Calibri"/>
+                <w:sz w:val="18"/>
+                <w:szCs w:val="18"/>
+              </w:rPr>
+              <w:t xml:space="preserve">Usuario propio</w:t>
             </w:r>
           </w:p>
         </w:tc>
@@ -34559,25 +36516,73 @@
         </w:trPr>
         <w:tc>
           <w:tcPr>
-            <w:tcW w:type="dxa" w:w="2547"/>
-            <w:tcMar>
-              <w:top w:type="dxa" w:w="60"/>
-              <w:left w:type="dxa" w:w="100"/>
-              <w:bottom w:type="dxa" w:w="60"/>
-              <w:right w:type="dxa" w:w="100"/>
-            </w:tcMar>
-          </w:tcPr>
-          <w:p>
-            <w:pPr>
-              <w:spacing w:after="0" w:before="0" w:line="252"/>
-            </w:pPr>
-            <w:r>
-              <w:rPr>
-                <w:rFonts w:ascii="Calibri" w:cs="Calibri" w:eastAsia="Calibri" w:hAnsi="Calibri"/>
-                <w:sz w:val="18"/>
-                <w:szCs w:val="18"/>
-              </w:rPr>
-              <w:t xml:space="preserve">Gobierno de PRs (</w:t>
+            <w:tcW w:type="dxa" w:w="700"/>
+            <w:tcMar>
+              <w:top w:type="dxa" w:w="60"/>
+              <w:left w:type="dxa" w:w="100"/>
+              <w:bottom w:type="dxa" w:w="60"/>
+              <w:right w:type="dxa" w:w="100"/>
+            </w:tcMar>
+          </w:tcPr>
+          <w:p>
+            <w:pPr>
+              <w:spacing w:after="0" w:before="0" w:line="252"/>
+            </w:pPr>
+            <w:r>
+              <w:rPr>
+                <w:rFonts w:ascii="Calibri" w:cs="Calibri" w:eastAsia="Calibri" w:hAnsi="Calibri"/>
+                <w:sz w:val="18"/>
+                <w:szCs w:val="18"/>
+              </w:rPr>
+              <w:t xml:space="preserve">89</w:t>
+            </w:r>
+          </w:p>
+        </w:tc>
+        <w:tc>
+          <w:tcPr>
+            <w:tcW w:type="dxa" w:w="2959"/>
+            <w:tcMar>
+              <w:top w:type="dxa" w:w="60"/>
+              <w:left w:type="dxa" w:w="100"/>
+              <w:bottom w:type="dxa" w:w="60"/>
+              <w:right w:type="dxa" w:w="100"/>
+            </w:tcMar>
+          </w:tcPr>
+          <w:p>
+            <w:pPr>
+              <w:spacing w:after="0" w:before="0" w:line="252"/>
+            </w:pPr>
+            <w:r>
+              <w:rPr>
+                <w:rFonts w:ascii="Calibri" w:cs="Calibri" w:eastAsia="Calibri" w:hAnsi="Calibri"/>
+                <w:sz w:val="18"/>
+                <w:szCs w:val="18"/>
+              </w:rPr>
+              <w:t xml:space="preserve">«No quiero usar herramientas externas; generaré el hash a mano con base64»</w:t>
+            </w:r>
+          </w:p>
+        </w:tc>
+        <w:tc>
+          <w:tcPr>
+            <w:tcW w:type="dxa" w:w="3811"/>
+            <w:tcMar>
+              <w:top w:type="dxa" w:w="60"/>
+              <w:left w:type="dxa" w:w="100"/>
+              <w:bottom w:type="dxa" w:w="60"/>
+              <w:right w:type="dxa" w:w="100"/>
+            </w:tcMar>
+          </w:tcPr>
+          <w:p>
+            <w:pPr>
+              <w:spacing w:after="0" w:before="0" w:line="252"/>
+            </w:pPr>
+            <w:r>
+              <w:rPr>
+                <w:rFonts w:ascii="Calibri" w:cs="Calibri" w:eastAsia="Calibri" w:hAnsi="Calibri"/>
+                <w:sz w:val="18"/>
+                <w:szCs w:val="18"/>
+              </w:rPr>
+              <w:t xml:space="preserve">Aclara que base64 no es un hash y que Argo CD exige bcrypt; propone generarlo con el binario </w:t>
             </w:r>
             <w:r>
               <w:rPr>
@@ -34586,63 +36591,39 @@
                 <w:sz w:val="16"/>
                 <w:szCs w:val="16"/>
               </w:rPr>
-              <w:t xml:space="preserve">check_pr_files.py</w:t>
-            </w:r>
-            <w:r>
-              <w:rPr>
-                <w:rFonts w:ascii="Calibri" w:cs="Calibri" w:eastAsia="Calibri" w:hAnsi="Calibri"/>
-                <w:sz w:val="18"/>
-                <w:szCs w:val="18"/>
-              </w:rPr>
-              <w:t xml:space="preserve">)</w:t>
-            </w:r>
-          </w:p>
-        </w:tc>
-        <w:tc>
-          <w:tcPr>
-            <w:tcW w:type="dxa" w:w="4024"/>
-            <w:tcMar>
-              <w:top w:type="dxa" w:w="60"/>
-              <w:left w:type="dxa" w:w="100"/>
-              <w:bottom w:type="dxa" w:w="60"/>
-              <w:right w:type="dxa" w:w="100"/>
-            </w:tcMar>
-          </w:tcPr>
-          <w:p>
-            <w:pPr>
-              <w:spacing w:after="0" w:before="0" w:line="252"/>
-            </w:pPr>
-            <w:r>
-              <w:rPr>
-                <w:rFonts w:ascii="Calibri" w:cs="Calibri" w:eastAsia="Calibri" w:hAnsi="Calibri"/>
-                <w:sz w:val="18"/>
-                <w:szCs w:val="18"/>
-              </w:rPr>
-              <w:t xml:space="preserve">23 casos: ficheros generados, ficheros protegidos según el autor, cambios de dependencias permitidos y configuración de comprobaciones bloqueada</w:t>
-            </w:r>
-          </w:p>
-        </w:tc>
-        <w:tc>
-          <w:tcPr>
-            <w:tcW w:type="dxa" w:w="2499"/>
-            <w:tcMar>
-              <w:top w:type="dxa" w:w="60"/>
-              <w:left w:type="dxa" w:w="100"/>
-              <w:bottom w:type="dxa" w:w="60"/>
-              <w:right w:type="dxa" w:w="100"/>
-            </w:tcMar>
-          </w:tcPr>
-          <w:p>
-            <w:pPr>
-              <w:spacing w:after="0" w:before="0" w:line="252"/>
-            </w:pPr>
-            <w:r>
-              <w:rPr>
-                <w:rFonts w:ascii="Calibri" w:cs="Calibri" w:eastAsia="Calibri" w:hAnsi="Calibri"/>
-                <w:sz w:val="18"/>
-                <w:szCs w:val="18"/>
-              </w:rPr>
-              <w:t xml:space="preserve">23/23 superadas</w:t>
+              <w:t xml:space="preserve">argocd</w:t>
+            </w:r>
+            <w:r>
+              <w:rPr>
+                <w:rFonts w:ascii="Calibri" w:cs="Calibri" w:eastAsia="Calibri" w:hAnsi="Calibri"/>
+                <w:sz w:val="18"/>
+                <w:szCs w:val="18"/>
+              </w:rPr>
+              <w:t xml:space="preserve"> del pod</w:t>
+            </w:r>
+          </w:p>
+        </w:tc>
+        <w:tc>
+          <w:tcPr>
+            <w:tcW w:type="dxa" w:w="1600"/>
+            <w:tcMar>
+              <w:top w:type="dxa" w:w="60"/>
+              <w:left w:type="dxa" w:w="100"/>
+              <w:bottom w:type="dxa" w:w="60"/>
+              <w:right w:type="dxa" w:w="100"/>
+            </w:tcMar>
+          </w:tcPr>
+          <w:p>
+            <w:pPr>
+              <w:spacing w:after="0" w:before="0" w:line="252"/>
+            </w:pPr>
+            <w:r>
+              <w:rPr>
+                <w:rFonts w:ascii="Calibri" w:cs="Calibri" w:eastAsia="Calibri" w:hAnsi="Calibri"/>
+                <w:sz w:val="18"/>
+                <w:szCs w:val="18"/>
+              </w:rPr>
+              <w:t xml:space="preserve">Hash sin instalar nada</w:t>
             </w:r>
           </w:p>
         </w:tc>
@@ -34653,108 +36634,97 @@
         </w:trPr>
         <w:tc>
           <w:tcPr>
-            <w:tcW w:type="dxa" w:w="2547"/>
-            <w:tcMar>
-              <w:top w:type="dxa" w:w="60"/>
-              <w:left w:type="dxa" w:w="100"/>
-              <w:bottom w:type="dxa" w:w="60"/>
-              <w:right w:type="dxa" w:w="100"/>
-            </w:tcMar>
-          </w:tcPr>
-          <w:p>
-            <w:pPr>
-              <w:spacing w:after="0" w:before="0" w:line="252"/>
-            </w:pPr>
-            <w:r>
-              <w:rPr>
-                <w:rFonts w:ascii="Calibri" w:cs="Calibri" w:eastAsia="Calibri" w:hAnsi="Calibri"/>
-                <w:sz w:val="18"/>
-                <w:szCs w:val="18"/>
-              </w:rPr>
-              <w:t xml:space="preserve">Escaneo de seguridad obligatorio (app#14)</w:t>
-            </w:r>
-          </w:p>
-        </w:tc>
-        <w:tc>
-          <w:tcPr>
-            <w:tcW w:type="dxa" w:w="4024"/>
-            <w:tcMar>
-              <w:top w:type="dxa" w:w="60"/>
-              <w:left w:type="dxa" w:w="100"/>
-              <w:bottom w:type="dxa" w:w="60"/>
-              <w:right w:type="dxa" w:w="100"/>
-            </w:tcMar>
-          </w:tcPr>
-          <w:p>
-            <w:pPr>
-              <w:spacing w:after="0" w:before="0" w:line="252"/>
-            </w:pPr>
-            <w:r>
-              <w:rPr>
-                <w:rFonts w:ascii="Calibri" w:cs="Calibri" w:eastAsia="Calibri" w:hAnsi="Calibri"/>
-                <w:sz w:val="18"/>
-                <w:szCs w:val="18"/>
-              </w:rPr>
-              <w:t xml:space="preserve">PR con un </w:t>
-            </w:r>
-            <w:r>
-              <w:rPr>
-                <w:rFonts w:ascii="Consolas" w:cs="Consolas" w:eastAsia="Consolas" w:hAnsi="Consolas"/>
-                <w:color w:val="2E3A36"/>
-                <w:sz w:val="16"/>
-                <w:szCs w:val="16"/>
-              </w:rPr>
-              <w:t xml:space="preserve">.pyc</w:t>
-            </w:r>
-            <w:r>
-              <w:rPr>
-                <w:rFonts w:ascii="Calibri" w:cs="Calibri" w:eastAsia="Calibri" w:hAnsi="Calibri"/>
-                <w:sz w:val="18"/>
-                <w:szCs w:val="18"/>
-              </w:rPr>
-              <w:t xml:space="preserve"> en </w:t>
-            </w:r>
-            <w:r>
-              <w:rPr>
-                <w:rFonts w:ascii="Consolas" w:cs="Consolas" w:eastAsia="Consolas" w:hAnsi="Consolas"/>
-                <w:color w:val="2E3A36"/>
-                <w:sz w:val="16"/>
-                <w:szCs w:val="16"/>
-              </w:rPr>
-              <w:t xml:space="preserve">__pycache__</w:t>
-            </w:r>
-          </w:p>
-        </w:tc>
-        <w:tc>
-          <w:tcPr>
-            <w:tcW w:type="dxa" w:w="2499"/>
-            <w:tcMar>
-              <w:top w:type="dxa" w:w="60"/>
-              <w:left w:type="dxa" w:w="100"/>
-              <w:bottom w:type="dxa" w:w="60"/>
-              <w:right w:type="dxa" w:w="100"/>
-            </w:tcMar>
-          </w:tcPr>
-          <w:p>
-            <w:pPr>
-              <w:spacing w:after="0" w:before="0" w:line="252"/>
-            </w:pPr>
-            <w:r>
-              <w:rPr>
-                <w:rFonts w:ascii="Consolas" w:cs="Consolas" w:eastAsia="Consolas" w:hAnsi="Consolas"/>
-                <w:color w:val="2E3A36"/>
-                <w:sz w:val="16"/>
-                <w:szCs w:val="16"/>
-              </w:rPr>
-              <w:t xml:space="preserve">governance</w:t>
-            </w:r>
-            <w:r>
-              <w:rPr>
-                <w:rFonts w:ascii="Calibri" w:cs="Calibri" w:eastAsia="Calibri" w:hAnsi="Calibri"/>
-                <w:sz w:val="18"/>
-                <w:szCs w:val="18"/>
-              </w:rPr>
-              <w:t xml:space="preserve"> en rojo y merge bloqueado</w:t>
+            <w:tcW w:type="dxa" w:w="700"/>
+            <w:tcMar>
+              <w:top w:type="dxa" w:w="60"/>
+              <w:left w:type="dxa" w:w="100"/>
+              <w:bottom w:type="dxa" w:w="60"/>
+              <w:right w:type="dxa" w:w="100"/>
+            </w:tcMar>
+          </w:tcPr>
+          <w:p>
+            <w:pPr>
+              <w:spacing w:after="0" w:before="0" w:line="252"/>
+            </w:pPr>
+            <w:r>
+              <w:rPr>
+                <w:rFonts w:ascii="Calibri" w:cs="Calibri" w:eastAsia="Calibri" w:hAnsi="Calibri"/>
+                <w:sz w:val="18"/>
+                <w:szCs w:val="18"/>
+              </w:rPr>
+              <w:t xml:space="preserve">90</w:t>
+            </w:r>
+          </w:p>
+        </w:tc>
+        <w:tc>
+          <w:tcPr>
+            <w:tcW w:type="dxa" w:w="2959"/>
+            <w:tcMar>
+              <w:top w:type="dxa" w:w="60"/>
+              <w:left w:type="dxa" w:w="100"/>
+              <w:bottom w:type="dxa" w:w="60"/>
+              <w:right w:type="dxa" w:w="100"/>
+            </w:tcMar>
+          </w:tcPr>
+          <w:p>
+            <w:pPr>
+              <w:spacing w:after="0" w:before="0" w:line="252"/>
+            </w:pPr>
+            <w:r>
+              <w:rPr>
+                <w:rFonts w:ascii="Calibri" w:cs="Calibri" w:eastAsia="Calibri" w:hAnsi="Calibri"/>
+                <w:sz w:val="18"/>
+                <w:szCs w:val="18"/>
+              </w:rPr>
+              <w:t xml:space="preserve">«read: -p: no coprocess»</w:t>
+            </w:r>
+          </w:p>
+        </w:tc>
+        <w:tc>
+          <w:tcPr>
+            <w:tcW w:type="dxa" w:w="3811"/>
+            <w:tcMar>
+              <w:top w:type="dxa" w:w="60"/>
+              <w:left w:type="dxa" w:w="100"/>
+              <w:bottom w:type="dxa" w:w="60"/>
+              <w:right w:type="dxa" w:w="100"/>
+            </w:tcMar>
+          </w:tcPr>
+          <w:p>
+            <w:pPr>
+              <w:spacing w:after="0" w:before="0" w:line="252"/>
+            </w:pPr>
+            <w:r>
+              <w:rPr>
+                <w:rFonts w:ascii="Calibri" w:cs="Calibri" w:eastAsia="Calibri" w:hAnsi="Calibri"/>
+                <w:sz w:val="18"/>
+                <w:szCs w:val="18"/>
+              </w:rPr>
+              <w:t xml:space="preserve">Detecta zsh y da la forma portable de leer la contraseña</w:t>
+            </w:r>
+          </w:p>
+        </w:tc>
+        <w:tc>
+          <w:tcPr>
+            <w:tcW w:type="dxa" w:w="1600"/>
+            <w:tcMar>
+              <w:top w:type="dxa" w:w="60"/>
+              <w:left w:type="dxa" w:w="100"/>
+              <w:bottom w:type="dxa" w:w="60"/>
+              <w:right w:type="dxa" w:w="100"/>
+            </w:tcMar>
+          </w:tcPr>
+          <w:p>
+            <w:pPr>
+              <w:spacing w:after="0" w:before="0" w:line="252"/>
+            </w:pPr>
+            <w:r>
+              <w:rPr>
+                <w:rFonts w:ascii="Calibri" w:cs="Calibri" w:eastAsia="Calibri" w:hAnsi="Calibri"/>
+                <w:sz w:val="18"/>
+                <w:szCs w:val="18"/>
+              </w:rPr>
+              <w:t xml:space="preserve">Usuario creado</w:t>
             </w:r>
           </w:p>
         </w:tc>
@@ -34765,91 +36735,90 @@
         </w:trPr>
         <w:tc>
           <w:tcPr>
-            <w:tcW w:type="dxa" w:w="2547"/>
-            <w:tcMar>
-              <w:top w:type="dxa" w:w="60"/>
-              <w:left w:type="dxa" w:w="100"/>
-              <w:bottom w:type="dxa" w:w="60"/>
-              <w:right w:type="dxa" w:w="100"/>
-            </w:tcMar>
-          </w:tcPr>
-          <w:p>
-            <w:pPr>
-              <w:spacing w:after="0" w:before="0" w:line="252"/>
-            </w:pPr>
-            <w:r>
-              <w:rPr>
-                <w:rFonts w:ascii="Calibri" w:cs="Calibri" w:eastAsia="Calibri" w:hAnsi="Calibri"/>
-                <w:sz w:val="18"/>
-                <w:szCs w:val="18"/>
-              </w:rPr>
-              <w:t xml:space="preserve">Agentes en Actions (</w:t>
-            </w:r>
-            <w:r>
-              <w:rPr>
-                <w:rFonts w:ascii="Consolas" w:cs="Consolas" w:eastAsia="Consolas" w:hAnsi="Consolas"/>
-                <w:color w:val="2E3A36"/>
-                <w:sz w:val="16"/>
-                <w:szCs w:val="16"/>
-              </w:rPr>
-              <w:t xml:space="preserve">scripts/agent</w:t>
-            </w:r>
-            <w:r>
-              <w:rPr>
-                <w:rFonts w:ascii="Calibri" w:cs="Calibri" w:eastAsia="Calibri" w:hAnsi="Calibri"/>
-                <w:sz w:val="18"/>
-                <w:szCs w:val="18"/>
-              </w:rPr>
-              <w:t xml:space="preserve">)</w:t>
-            </w:r>
-          </w:p>
-        </w:tc>
-        <w:tc>
-          <w:tcPr>
-            <w:tcW w:type="dxa" w:w="4024"/>
-            <w:tcMar>
-              <w:top w:type="dxa" w:w="60"/>
-              <w:left w:type="dxa" w:w="100"/>
-              <w:bottom w:type="dxa" w:w="60"/>
-              <w:right w:type="dxa" w:w="100"/>
-            </w:tcMar>
-          </w:tcPr>
-          <w:p>
-            <w:pPr>
-              <w:spacing w:after="0" w:before="0" w:line="252"/>
-            </w:pPr>
-            <w:r>
-              <w:rPr>
-                <w:rFonts w:ascii="Calibri" w:cs="Calibri" w:eastAsia="Calibri" w:hAnsi="Calibri"/>
-                <w:sz w:val="18"/>
-                <w:szCs w:val="18"/>
-              </w:rPr>
-              <w:t xml:space="preserve">46 casos. Revisor y respuesta (16): publicación y fallo seguro de la revisión, hallazgos fuera del PR, orden por severidad, neutralización, sospecha de inyección, separación de instrucción y datos en los prompts e informes de respuesta. Agente autónomo (25): comprobaciones previas, prompt con datos, nombres de rama, alcance de la fase spec, textos del PR e informes. Commits por la API (5): altas, cambios y bajas, binarios, rechazo de ejecutables y enlaces, entrada de la mutación</w:t>
-            </w:r>
-          </w:p>
-        </w:tc>
-        <w:tc>
-          <w:tcPr>
-            <w:tcW w:type="dxa" w:w="2499"/>
-            <w:tcMar>
-              <w:top w:type="dxa" w:w="60"/>
-              <w:left w:type="dxa" w:w="100"/>
-              <w:bottom w:type="dxa" w:w="60"/>
-              <w:right w:type="dxa" w:w="100"/>
-            </w:tcMar>
-          </w:tcPr>
-          <w:p>
-            <w:pPr>
-              <w:spacing w:after="0" w:before="0" w:line="252"/>
-            </w:pPr>
-            <w:r>
-              <w:rPr>
-                <w:rFonts w:ascii="Calibri" w:cs="Calibri" w:eastAsia="Calibri" w:hAnsi="Calibri"/>
-                <w:sz w:val="18"/>
-                <w:szCs w:val="18"/>
-              </w:rPr>
-              <w:t xml:space="preserve">46/46 superadas</w:t>
-            </w:r>
+            <w:tcW w:type="dxa" w:w="700"/>
+            <w:tcMar>
+              <w:top w:type="dxa" w:w="60"/>
+              <w:left w:type="dxa" w:w="100"/>
+              <w:bottom w:type="dxa" w:w="60"/>
+              <w:right w:type="dxa" w:w="100"/>
+            </w:tcMar>
+          </w:tcPr>
+          <w:p>
+            <w:pPr>
+              <w:spacing w:after="0" w:before="0" w:line="252"/>
+            </w:pPr>
+            <w:r>
+              <w:rPr>
+                <w:rFonts w:ascii="Calibri" w:cs="Calibri" w:eastAsia="Calibri" w:hAnsi="Calibri"/>
+                <w:sz w:val="18"/>
+                <w:szCs w:val="18"/>
+              </w:rPr>
+              <w:t xml:space="preserve">91</w:t>
+            </w:r>
+          </w:p>
+        </w:tc>
+        <w:tc>
+          <w:tcPr>
+            <w:tcW w:type="dxa" w:w="2959"/>
+            <w:tcMar>
+              <w:top w:type="dxa" w:w="60"/>
+              <w:left w:type="dxa" w:w="100"/>
+              <w:bottom w:type="dxa" w:w="60"/>
+              <w:right w:type="dxa" w:w="100"/>
+            </w:tcMar>
+          </w:tcPr>
+          <w:p>
+            <w:pPr>
+              <w:spacing w:after="0" w:before="0" w:line="252"/>
+            </w:pPr>
+            <w:r>
+              <w:rPr>
+                <w:rFonts w:ascii="Calibri" w:cs="Calibri" w:eastAsia="Calibri" w:hAnsi="Calibri"/>
+                <w:sz w:val="18"/>
+                <w:szCs w:val="18"/>
+              </w:rPr>
+              <w:t xml:space="preserve">«Listo, continuamos»</w:t>
+            </w:r>
+          </w:p>
+        </w:tc>
+        <w:tc>
+          <w:tcPr>
+            <w:tcW w:type="dxa" w:w="3811"/>
+            <w:tcMar>
+              <w:top w:type="dxa" w:w="60"/>
+              <w:left w:type="dxa" w:w="100"/>
+              <w:bottom w:type="dxa" w:w="60"/>
+              <w:right w:type="dxa" w:w="100"/>
+            </w:tcMar>
+          </w:tcPr>
+          <w:p>
+            <w:pPr>
+              <w:spacing w:after="0" w:before="0" w:line="252"/>
+            </w:pPr>
+            <w:r>
+              <w:rPr>
+                <w:rFonts w:ascii="Calibri" w:cs="Calibri" w:eastAsia="Calibri" w:hAnsi="Calibri"/>
+                <w:sz w:val="18"/>
+                <w:szCs w:val="18"/>
+              </w:rPr>
+              <w:t xml:space="preserve">Comprueba gitops#1 fusionado y pide verificar la imagen desplegada</w:t>
+            </w:r>
+          </w:p>
+        </w:tc>
+        <w:tc>
+          <w:tcPr>
+            <w:tcW w:type="dxa" w:w="1600"/>
+            <w:tcMar>
+              <w:top w:type="dxa" w:w="60"/>
+              <w:left w:type="dxa" w:w="100"/>
+              <w:bottom w:type="dxa" w:w="60"/>
+              <w:right w:type="dxa" w:w="100"/>
+            </w:tcMar>
+          </w:tcPr>
+          <w:p>
+            <w:pPr>
+              <w:spacing w:after="0" w:before="0" w:line="252"/>
+            </w:pPr>
           </w:p>
         </w:tc>
       </w:tr>
@@ -34859,25 +36828,73 @@
         </w:trPr>
         <w:tc>
           <w:tcPr>
-            <w:tcW w:type="dxa" w:w="2547"/>
-            <w:tcMar>
-              <w:top w:type="dxa" w:w="60"/>
-              <w:left w:type="dxa" w:w="100"/>
-              <w:bottom w:type="dxa" w:w="60"/>
-              <w:right w:type="dxa" w:w="100"/>
-            </w:tcMar>
-          </w:tcPr>
-          <w:p>
-            <w:pPr>
-              <w:spacing w:after="0" w:before="0" w:line="252"/>
-            </w:pPr>
-            <w:r>
-              <w:rPr>
-                <w:rFonts w:ascii="Calibri" w:cs="Calibri" w:eastAsia="Calibri" w:hAnsi="Calibri"/>
-                <w:sz w:val="18"/>
-                <w:szCs w:val="18"/>
-              </w:rPr>
-              <w:t xml:space="preserve">Respuesta a </w:t>
+            <w:tcW w:type="dxa" w:w="700"/>
+            <w:tcMar>
+              <w:top w:type="dxa" w:w="60"/>
+              <w:left w:type="dxa" w:w="100"/>
+              <w:bottom w:type="dxa" w:w="60"/>
+              <w:right w:type="dxa" w:w="100"/>
+            </w:tcMar>
+          </w:tcPr>
+          <w:p>
+            <w:pPr>
+              <w:spacing w:after="0" w:before="0" w:line="252"/>
+            </w:pPr>
+            <w:r>
+              <w:rPr>
+                <w:rFonts w:ascii="Calibri" w:cs="Calibri" w:eastAsia="Calibri" w:hAnsi="Calibri"/>
+                <w:sz w:val="18"/>
+                <w:szCs w:val="18"/>
+              </w:rPr>
+              <w:t xml:space="preserve">92</w:t>
+            </w:r>
+          </w:p>
+        </w:tc>
+        <w:tc>
+          <w:tcPr>
+            <w:tcW w:type="dxa" w:w="2959"/>
+            <w:tcMar>
+              <w:top w:type="dxa" w:w="60"/>
+              <w:left w:type="dxa" w:w="100"/>
+              <w:bottom w:type="dxa" w:w="60"/>
+              <w:right w:type="dxa" w:w="100"/>
+            </w:tcMar>
+          </w:tcPr>
+          <w:p>
+            <w:pPr>
+              <w:spacing w:after="0" w:before="0" w:line="252"/>
+            </w:pPr>
+            <w:r>
+              <w:rPr>
+                <w:rFonts w:ascii="Calibri" w:cs="Calibri" w:eastAsia="Calibri" w:hAnsi="Calibri"/>
+                <w:sz w:val="18"/>
+                <w:szCs w:val="18"/>
+              </w:rPr>
+              <w:t xml:space="preserve">«Ni hay aplicaciones ni existe el namespace staging»</w:t>
+            </w:r>
+          </w:p>
+        </w:tc>
+        <w:tc>
+          <w:tcPr>
+            <w:tcW w:type="dxa" w:w="3811"/>
+            <w:tcMar>
+              <w:top w:type="dxa" w:w="60"/>
+              <w:left w:type="dxa" w:w="100"/>
+              <w:bottom w:type="dxa" w:w="60"/>
+              <w:right w:type="dxa" w:w="100"/>
+            </w:tcMar>
+          </w:tcPr>
+          <w:p>
+            <w:pPr>
+              <w:spacing w:after="0" w:before="0" w:line="252"/>
+            </w:pPr>
+            <w:r>
+              <w:rPr>
+                <w:rFonts w:ascii="Calibri" w:cs="Calibri" w:eastAsia="Calibri" w:hAnsi="Calibri"/>
+                <w:sz w:val="18"/>
+                <w:szCs w:val="18"/>
+              </w:rPr>
+              <w:t xml:space="preserve">Diagnostica que falta </w:t>
             </w:r>
             <w:r>
               <w:rPr>
@@ -34886,73 +36903,32 @@
                 <w:sz w:val="16"/>
                 <w:szCs w:val="16"/>
               </w:rPr>
-              <w:t xml:space="preserve">@claude</w:t>
-            </w:r>
-            <w:r>
-              <w:rPr>
-                <w:rFonts w:ascii="Calibri" w:cs="Calibri" w:eastAsia="Calibri" w:hAnsi="Calibri"/>
-                <w:sz w:val="18"/>
-                <w:szCs w:val="18"/>
-              </w:rPr>
-              <w:t xml:space="preserve"> (app#16)</w:t>
-            </w:r>
-          </w:p>
-        </w:tc>
-        <w:tc>
-          <w:tcPr>
-            <w:tcW w:type="dxa" w:w="4024"/>
-            <w:tcMar>
-              <w:top w:type="dxa" w:w="60"/>
-              <w:left w:type="dxa" w:w="100"/>
-              <w:bottom w:type="dxa" w:w="60"/>
-              <w:right w:type="dxa" w:w="100"/>
-            </w:tcMar>
-          </w:tcPr>
-          <w:p>
-            <w:pPr>
-              <w:spacing w:after="0" w:before="0" w:line="252"/>
-            </w:pPr>
-            <w:r>
-              <w:rPr>
-                <w:rFonts w:ascii="Calibri" w:cs="Calibri" w:eastAsia="Calibri" w:hAnsi="Calibri"/>
-                <w:sz w:val="18"/>
-                <w:szCs w:val="18"/>
-              </w:rPr>
-              <w:t xml:space="preserve">PR con tres tests de FR-009 que fallan y un comentario </w:t>
-            </w:r>
-            <w:r>
-              <w:rPr>
-                <w:rFonts w:ascii="Consolas" w:cs="Consolas" w:eastAsia="Consolas" w:hAnsi="Consolas"/>
-                <w:color w:val="2E3A36"/>
-                <w:sz w:val="16"/>
-                <w:szCs w:val="16"/>
-              </w:rPr>
-              <w:t xml:space="preserve">@claude</w:t>
-            </w:r>
-          </w:p>
-        </w:tc>
-        <w:tc>
-          <w:tcPr>
-            <w:tcW w:type="dxa" w:w="2499"/>
-            <w:tcMar>
-              <w:top w:type="dxa" w:w="60"/>
-              <w:left w:type="dxa" w:w="100"/>
-              <w:bottom w:type="dxa" w:w="60"/>
-              <w:right w:type="dxa" w:w="100"/>
-            </w:tcMar>
-          </w:tcPr>
-          <w:p>
-            <w:pPr>
-              <w:spacing w:after="0" w:before="0" w:line="252"/>
-            </w:pPr>
-            <w:r>
-              <w:rPr>
-                <w:rFonts w:ascii="Calibri" w:cs="Calibri" w:eastAsia="Calibri" w:hAnsi="Calibri"/>
-                <w:sz w:val="18"/>
-                <w:szCs w:val="18"/>
-              </w:rPr>
-              <w:t xml:space="preserve">Commit del bot en 73 s, checks en verde, revisión publicada y sin bucle del bot</w:t>
-            </w:r>
+              <w:t xml:space="preserve">root-app.yaml</w:t>
+            </w:r>
+            <w:r>
+              <w:rPr>
+                <w:rFonts w:ascii="Calibri" w:cs="Calibri" w:eastAsia="Calibri" w:hAnsi="Calibri"/>
+                <w:sz w:val="18"/>
+                <w:szCs w:val="18"/>
+              </w:rPr>
+              <w:t xml:space="preserve"> y da los comandos de comprobación</w:t>
+            </w:r>
+          </w:p>
+        </w:tc>
+        <w:tc>
+          <w:tcPr>
+            <w:tcW w:type="dxa" w:w="1600"/>
+            <w:tcMar>
+              <w:top w:type="dxa" w:w="60"/>
+              <w:left w:type="dxa" w:w="100"/>
+              <w:bottom w:type="dxa" w:w="60"/>
+              <w:right w:type="dxa" w:w="100"/>
+            </w:tcMar>
+          </w:tcPr>
+          <w:p>
+            <w:pPr>
+              <w:spacing w:after="0" w:before="0" w:line="252"/>
+            </w:pPr>
           </w:p>
         </w:tc>
       </w:tr>
@@ -34962,25 +36938,49 @@
         </w:trPr>
         <w:tc>
           <w:tcPr>
-            <w:tcW w:type="dxa" w:w="2547"/>
-            <w:tcMar>
-              <w:top w:type="dxa" w:w="60"/>
-              <w:left w:type="dxa" w:w="100"/>
-              <w:bottom w:type="dxa" w:w="60"/>
-              <w:right w:type="dxa" w:w="100"/>
-            </w:tcMar>
-          </w:tcPr>
-          <w:p>
-            <w:pPr>
-              <w:spacing w:after="0" w:before="0" w:line="252"/>
-            </w:pPr>
-            <w:r>
-              <w:rPr>
-                <w:rFonts w:ascii="Calibri" w:cs="Calibri" w:eastAsia="Calibri" w:hAnsi="Calibri"/>
-                <w:sz w:val="18"/>
-                <w:szCs w:val="18"/>
-              </w:rPr>
-              <w:t xml:space="preserve">Imágenes base (</w:t>
+            <w:tcW w:type="dxa" w:w="700"/>
+            <w:tcMar>
+              <w:top w:type="dxa" w:w="60"/>
+              <w:left w:type="dxa" w:w="100"/>
+              <w:bottom w:type="dxa" w:w="60"/>
+              <w:right w:type="dxa" w:w="100"/>
+            </w:tcMar>
+          </w:tcPr>
+          <w:p>
+            <w:pPr>
+              <w:spacing w:after="0" w:before="0" w:line="252"/>
+            </w:pPr>
+            <w:r>
+              <w:rPr>
+                <w:rFonts w:ascii="Calibri" w:cs="Calibri" w:eastAsia="Calibri" w:hAnsi="Calibri"/>
+                <w:sz w:val="18"/>
+                <w:szCs w:val="18"/>
+              </w:rPr>
+              <w:t xml:space="preserve">93</w:t>
+            </w:r>
+          </w:p>
+        </w:tc>
+        <w:tc>
+          <w:tcPr>
+            <w:tcW w:type="dxa" w:w="2959"/>
+            <w:tcMar>
+              <w:top w:type="dxa" w:w="60"/>
+              <w:left w:type="dxa" w:w="100"/>
+              <w:bottom w:type="dxa" w:w="60"/>
+              <w:right w:type="dxa" w:w="100"/>
+            </w:tcMar>
+          </w:tcPr>
+          <w:p>
+            <w:pPr>
+              <w:spacing w:after="0" w:before="0" w:line="252"/>
+            </w:pPr>
+            <w:r>
+              <w:rPr>
+                <w:rFonts w:ascii="Calibri" w:cs="Calibri" w:eastAsia="Calibri" w:hAnsi="Calibri"/>
+                <w:sz w:val="18"/>
+                <w:szCs w:val="18"/>
+              </w:rPr>
+              <w:t xml:space="preserve">Salida de </w:t>
             </w:r>
             <w:r>
               <w:rPr>
@@ -34989,39 +36989,31 @@
                 <w:sz w:val="16"/>
                 <w:szCs w:val="16"/>
               </w:rPr>
-              <w:t xml:space="preserve">base_images.py</w:t>
-            </w:r>
-            <w:r>
-              <w:rPr>
-                <w:rFonts w:ascii="Calibri" w:cs="Calibri" w:eastAsia="Calibri" w:hAnsi="Calibri"/>
-                <w:sz w:val="18"/>
-                <w:szCs w:val="18"/>
-              </w:rPr>
-              <w:t xml:space="preserve">)</w:t>
-            </w:r>
-          </w:p>
-        </w:tc>
-        <w:tc>
-          <w:tcPr>
-            <w:tcW w:type="dxa" w:w="4024"/>
-            <w:tcMar>
-              <w:top w:type="dxa" w:w="60"/>
-              <w:left w:type="dxa" w:w="100"/>
-              <w:bottom w:type="dxa" w:w="60"/>
-              <w:right w:type="dxa" w:w="100"/>
-            </w:tcMar>
-          </w:tcPr>
-          <w:p>
-            <w:pPr>
-              <w:spacing w:after="0" w:before="0" w:line="252"/>
-            </w:pPr>
-            <w:r>
-              <w:rPr>
-                <w:rFonts w:ascii="Calibri" w:cs="Calibri" w:eastAsia="Calibri" w:hAnsi="Calibri"/>
-                <w:sz w:val="18"/>
-                <w:szCs w:val="18"/>
-              </w:rPr>
-              <w:t xml:space="preserve">8 casos: etapas, </w:t>
+              <w:t xml:space="preserve">kubectl get applications -w</w:t>
+            </w:r>
+          </w:p>
+        </w:tc>
+        <w:tc>
+          <w:tcPr>
+            <w:tcW w:type="dxa" w:w="3811"/>
+            <w:tcMar>
+              <w:top w:type="dxa" w:w="60"/>
+              <w:left w:type="dxa" w:w="100"/>
+              <w:bottom w:type="dxa" w:w="60"/>
+              <w:right w:type="dxa" w:w="100"/>
+            </w:tcMar>
+          </w:tcPr>
+          <w:p>
+            <w:pPr>
+              <w:spacing w:after="0" w:before="0" w:line="252"/>
+            </w:pPr>
+            <w:r>
+              <w:rPr>
+                <w:rFonts w:ascii="Calibri" w:cs="Calibri" w:eastAsia="Calibri" w:hAnsi="Calibri"/>
+                <w:sz w:val="18"/>
+                <w:szCs w:val="18"/>
+              </w:rPr>
+              <w:t xml:space="preserve">Interpreta la secuencia </w:t>
             </w:r>
             <w:r>
               <w:rPr>
@@ -35030,15 +37022,15 @@
                 <w:sz w:val="16"/>
                 <w:szCs w:val="16"/>
               </w:rPr>
-              <w:t xml:space="preserve">scratch</w:t>
-            </w:r>
-            <w:r>
-              <w:rPr>
-                <w:rFonts w:ascii="Calibri" w:cs="Calibri" w:eastAsia="Calibri" w:hAnsi="Calibri"/>
-                <w:sz w:val="18"/>
-                <w:szCs w:val="18"/>
-              </w:rPr>
-              <w:t xml:space="preserve">, digest incompleto, variables en </w:t>
+              <w:t xml:space="preserve">Missing</w:t>
+            </w:r>
+            <w:r>
+              <w:rPr>
+                <w:rFonts w:ascii="Calibri" w:cs="Calibri" w:eastAsia="Calibri" w:hAnsi="Calibri"/>
+                <w:sz w:val="18"/>
+                <w:szCs w:val="18"/>
+              </w:rPr>
+              <w:t xml:space="preserve"> → </w:t>
             </w:r>
             <w:r>
               <w:rPr>
@@ -35047,39 +37039,48 @@
                 <w:sz w:val="16"/>
                 <w:szCs w:val="16"/>
               </w:rPr>
-              <w:t xml:space="preserve">FROM</w:t>
-            </w:r>
-            <w:r>
-              <w:rPr>
-                <w:rFonts w:ascii="Calibri" w:cs="Calibri" w:eastAsia="Calibri" w:hAnsi="Calibri"/>
-                <w:sz w:val="18"/>
-                <w:szCs w:val="18"/>
-              </w:rPr>
-              <w:t xml:space="preserve">, líneas partidas</w:t>
-            </w:r>
-          </w:p>
-        </w:tc>
-        <w:tc>
-          <w:tcPr>
-            <w:tcW w:type="dxa" w:w="2499"/>
-            <w:tcMar>
-              <w:top w:type="dxa" w:w="60"/>
-              <w:left w:type="dxa" w:w="100"/>
-              <w:bottom w:type="dxa" w:w="60"/>
-              <w:right w:type="dxa" w:w="100"/>
-            </w:tcMar>
-          </w:tcPr>
-          <w:p>
-            <w:pPr>
-              <w:spacing w:after="0" w:before="0" w:line="252"/>
-            </w:pPr>
-            <w:r>
-              <w:rPr>
-                <w:rFonts w:ascii="Calibri" w:cs="Calibri" w:eastAsia="Calibri" w:hAnsi="Calibri"/>
-                <w:sz w:val="18"/>
-                <w:szCs w:val="18"/>
-              </w:rPr>
-              <w:t xml:space="preserve">8/8 superadas</w:t>
+              <w:t xml:space="preserve">Synced</w:t>
+            </w:r>
+            <w:r>
+              <w:rPr>
+                <w:rFonts w:ascii="Calibri" w:cs="Calibri" w:eastAsia="Calibri" w:hAnsi="Calibri"/>
+                <w:sz w:val="18"/>
+                <w:szCs w:val="18"/>
+              </w:rPr>
+              <w:t xml:space="preserve"> y </w:t>
+            </w:r>
+            <w:r>
+              <w:rPr>
+                <w:rFonts w:ascii="Consolas" w:cs="Consolas" w:eastAsia="Consolas" w:hAnsi="Consolas"/>
+                <w:color w:val="2E3A36"/>
+                <w:sz w:val="16"/>
+                <w:szCs w:val="16"/>
+              </w:rPr>
+              <w:t xml:space="preserve">Healthy</w:t>
+            </w:r>
+          </w:p>
+        </w:tc>
+        <w:tc>
+          <w:tcPr>
+            <w:tcW w:type="dxa" w:w="1600"/>
+            <w:tcMar>
+              <w:top w:type="dxa" w:w="60"/>
+              <w:left w:type="dxa" w:w="100"/>
+              <w:bottom w:type="dxa" w:w="60"/>
+              <w:right w:type="dxa" w:w="100"/>
+            </w:tcMar>
+          </w:tcPr>
+          <w:p>
+            <w:pPr>
+              <w:spacing w:after="0" w:before="0" w:line="252"/>
+            </w:pPr>
+            <w:r>
+              <w:rPr>
+                <w:rFonts w:ascii="Calibri" w:cs="Calibri" w:eastAsia="Calibri" w:hAnsi="Calibri"/>
+                <w:sz w:val="18"/>
+                <w:szCs w:val="18"/>
+              </w:rPr>
+              <w:t xml:space="preserve">Staging desplegado</w:t>
             </w:r>
           </w:p>
         </w:tc>
@@ -35090,73 +37091,106 @@
         </w:trPr>
         <w:tc>
           <w:tcPr>
-            <w:tcW w:type="dxa" w:w="2547"/>
-            <w:tcMar>
-              <w:top w:type="dxa" w:w="60"/>
-              <w:left w:type="dxa" w:w="100"/>
-              <w:bottom w:type="dxa" w:w="60"/>
-              <w:right w:type="dxa" w:w="100"/>
-            </w:tcMar>
-          </w:tcPr>
-          <w:p>
-            <w:pPr>
-              <w:spacing w:after="0" w:before="0" w:line="252"/>
-            </w:pPr>
-            <w:r>
-              <w:rPr>
-                <w:rFonts w:ascii="Calibri" w:cs="Calibri" w:eastAsia="Calibri" w:hAnsi="Calibri"/>
-                <w:sz w:val="18"/>
-                <w:szCs w:val="18"/>
-              </w:rPr>
-              <w:t xml:space="preserve">Cadena de suministro (app#21 y main)</w:t>
-            </w:r>
-          </w:p>
-        </w:tc>
-        <w:tc>
-          <w:tcPr>
-            <w:tcW w:type="dxa" w:w="4024"/>
-            <w:tcMar>
-              <w:top w:type="dxa" w:w="60"/>
-              <w:left w:type="dxa" w:w="100"/>
-              <w:bottom w:type="dxa" w:w="60"/>
-              <w:right w:type="dxa" w:w="100"/>
-            </w:tcMar>
-          </w:tcPr>
-          <w:p>
-            <w:pPr>
-              <w:spacing w:after="0" w:before="0" w:line="252"/>
-            </w:pPr>
-            <w:r>
-              <w:rPr>
-                <w:rFonts w:ascii="Calibri" w:cs="Calibri" w:eastAsia="Calibri" w:hAnsi="Calibri"/>
-                <w:sz w:val="18"/>
-                <w:szCs w:val="18"/>
-              </w:rPr>
-              <w:t xml:space="preserve">Imagen sin digest en la base; imagen arrancada con búsqueda; publicación en main</w:t>
-            </w:r>
-          </w:p>
-        </w:tc>
-        <w:tc>
-          <w:tcPr>
-            <w:tcW w:type="dxa" w:w="2499"/>
-            <w:tcMar>
-              <w:top w:type="dxa" w:w="60"/>
-              <w:left w:type="dxa" w:w="100"/>
-              <w:bottom w:type="dxa" w:w="60"/>
-              <w:right w:type="dxa" w:w="100"/>
-            </w:tcMar>
-          </w:tcPr>
-          <w:p>
-            <w:pPr>
-              <w:spacing w:after="0" w:before="0" w:line="252"/>
-            </w:pPr>
-            <w:r>
-              <w:rPr>
-                <w:rFonts w:ascii="Calibri" w:cs="Calibri" w:eastAsia="Calibri" w:hAnsi="Calibri"/>
-                <w:sz w:val="18"/>
-                <w:szCs w:val="18"/>
-              </w:rPr>
-              <w:t xml:space="preserve">CI en rojo con el digest correcto; prueba de humo superada; imagen firmada con dos atestaciones verificadas</w:t>
+            <w:tcW w:type="dxa" w:w="700"/>
+            <w:tcMar>
+              <w:top w:type="dxa" w:w="60"/>
+              <w:left w:type="dxa" w:w="100"/>
+              <w:bottom w:type="dxa" w:w="60"/>
+              <w:right w:type="dxa" w:w="100"/>
+            </w:tcMar>
+          </w:tcPr>
+          <w:p>
+            <w:pPr>
+              <w:spacing w:after="0" w:before="0" w:line="252"/>
+            </w:pPr>
+            <w:r>
+              <w:rPr>
+                <w:rFonts w:ascii="Calibri" w:cs="Calibri" w:eastAsia="Calibri" w:hAnsi="Calibri"/>
+                <w:sz w:val="18"/>
+                <w:szCs w:val="18"/>
+              </w:rPr>
+              <w:t xml:space="preserve">94</w:t>
+            </w:r>
+          </w:p>
+        </w:tc>
+        <w:tc>
+          <w:tcPr>
+            <w:tcW w:type="dxa" w:w="2959"/>
+            <w:tcMar>
+              <w:top w:type="dxa" w:w="60"/>
+              <w:left w:type="dxa" w:w="100"/>
+              <w:bottom w:type="dxa" w:w="60"/>
+              <w:right w:type="dxa" w:w="100"/>
+            </w:tcMar>
+          </w:tcPr>
+          <w:p>
+            <w:pPr>
+              <w:spacing w:after="0" w:before="0" w:line="252"/>
+            </w:pPr>
+            <w:r>
+              <w:rPr>
+                <w:rFonts w:ascii="Calibri" w:cs="Calibri" w:eastAsia="Calibri" w:hAnsi="Calibri"/>
+                <w:sz w:val="18"/>
+                <w:szCs w:val="18"/>
+              </w:rPr>
+              <w:t xml:space="preserve">«No quiero hacer port-forward; si publico el svc como LoadBalancer puedo consumirlo»</w:t>
+            </w:r>
+          </w:p>
+        </w:tc>
+        <w:tc>
+          <w:tcPr>
+            <w:tcW w:type="dxa" w:w="3811"/>
+            <w:tcMar>
+              <w:top w:type="dxa" w:w="60"/>
+              <w:left w:type="dxa" w:w="100"/>
+              <w:bottom w:type="dxa" w:w="60"/>
+              <w:right w:type="dxa" w:w="100"/>
+            </w:tcMar>
+          </w:tcPr>
+          <w:p>
+            <w:pPr>
+              <w:spacing w:after="0" w:before="0" w:line="252"/>
+            </w:pPr>
+            <w:r>
+              <w:rPr>
+                <w:rFonts w:ascii="Calibri" w:cs="Calibri" w:eastAsia="Calibri" w:hAnsi="Calibri"/>
+                <w:sz w:val="18"/>
+                <w:szCs w:val="18"/>
+              </w:rPr>
+              <w:t xml:space="preserve">Lo hace por PR en gitops (gitops#2) y explica que expone </w:t>
+            </w:r>
+            <w:r>
+              <w:rPr>
+                <w:rFonts w:ascii="Consolas" w:cs="Consolas" w:eastAsia="Consolas" w:hAnsi="Consolas"/>
+                <w:color w:val="2E3A36"/>
+                <w:sz w:val="16"/>
+                <w:szCs w:val="16"/>
+              </w:rPr>
+              <w:t xml:space="preserve">/metrics</w:t>
+            </w:r>
+          </w:p>
+        </w:tc>
+        <w:tc>
+          <w:tcPr>
+            <w:tcW w:type="dxa" w:w="1600"/>
+            <w:tcMar>
+              <w:top w:type="dxa" w:w="60"/>
+              <w:left w:type="dxa" w:w="100"/>
+              <w:bottom w:type="dxa" w:w="60"/>
+              <w:right w:type="dxa" w:w="100"/>
+            </w:tcMar>
+          </w:tcPr>
+          <w:p>
+            <w:pPr>
+              <w:spacing w:after="0" w:before="0" w:line="252"/>
+            </w:pPr>
+            <w:r>
+              <w:rPr>
+                <w:rFonts w:ascii="Calibri" w:cs="Calibri" w:eastAsia="Calibri" w:hAnsi="Calibri"/>
+                <w:sz w:val="18"/>
+                <w:szCs w:val="18"/>
+              </w:rPr>
+              <w:t xml:space="preserve">API en el puerto 8000</w:t>
             </w:r>
           </w:p>
         </w:tc>
@@ -35167,42 +37201,50 @@
         </w:trPr>
         <w:tc>
           <w:tcPr>
-            <w:tcW w:type="dxa" w:w="2547"/>
-            <w:tcMar>
-              <w:top w:type="dxa" w:w="60"/>
-              <w:left w:type="dxa" w:w="100"/>
-              <w:bottom w:type="dxa" w:w="60"/>
-              <w:right w:type="dxa" w:w="100"/>
-            </w:tcMar>
-          </w:tcPr>
-          <w:p>
-            <w:pPr>
-              <w:spacing w:after="0" w:before="0" w:line="252"/>
-            </w:pPr>
-            <w:r>
-              <w:rPr>
-                <w:rFonts w:ascii="Calibri" w:cs="Calibri" w:eastAsia="Calibri" w:hAnsi="Calibri"/>
-                <w:sz w:val="18"/>
-                <w:szCs w:val="18"/>
-              </w:rPr>
-              <w:t xml:space="preserve">Commit verificado (app#22)</w:t>
-            </w:r>
-          </w:p>
-        </w:tc>
-        <w:tc>
-          <w:tcPr>
-            <w:tcW w:type="dxa" w:w="4024"/>
-            <w:tcMar>
-              <w:top w:type="dxa" w:w="60"/>
-              <w:left w:type="dxa" w:w="100"/>
-              <w:bottom w:type="dxa" w:w="60"/>
-              <w:right w:type="dxa" w:w="100"/>
-            </w:tcMar>
-          </w:tcPr>
-          <w:p>
-            <w:pPr>
-              <w:spacing w:after="0" w:before="0" w:line="252"/>
-            </w:pPr>
+            <w:tcW w:type="dxa" w:w="700"/>
+            <w:tcMar>
+              <w:top w:type="dxa" w:w="60"/>
+              <w:left w:type="dxa" w:w="100"/>
+              <w:bottom w:type="dxa" w:w="60"/>
+              <w:right w:type="dxa" w:w="100"/>
+            </w:tcMar>
+          </w:tcPr>
+          <w:p>
+            <w:pPr>
+              <w:spacing w:after="0" w:before="0" w:line="252"/>
+            </w:pPr>
+            <w:r>
+              <w:rPr>
+                <w:rFonts w:ascii="Calibri" w:cs="Calibri" w:eastAsia="Calibri" w:hAnsi="Calibri"/>
+                <w:sz w:val="18"/>
+                <w:szCs w:val="18"/>
+              </w:rPr>
+              <w:t xml:space="preserve">95</w:t>
+            </w:r>
+          </w:p>
+        </w:tc>
+        <w:tc>
+          <w:tcPr>
+            <w:tcW w:type="dxa" w:w="2959"/>
+            <w:tcMar>
+              <w:top w:type="dxa" w:w="60"/>
+              <w:left w:type="dxa" w:w="100"/>
+              <w:bottom w:type="dxa" w:w="60"/>
+              <w:right w:type="dxa" w:w="100"/>
+            </w:tcMar>
+          </w:tcPr>
+          <w:p>
+            <w:pPr>
+              <w:spacing w:after="0" w:before="0" w:line="252"/>
+            </w:pPr>
+            <w:r>
+              <w:rPr>
+                <w:rFonts w:ascii="Calibri" w:cs="Calibri" w:eastAsia="Calibri" w:hAnsi="Calibri"/>
+                <w:sz w:val="18"/>
+                <w:szCs w:val="18"/>
+              </w:rPr>
+              <w:t xml:space="preserve">«Listo» y </w:t>
+            </w:r>
             <w:r>
               <w:rPr>
                 <w:rFonts w:ascii="Consolas" w:cs="Consolas" w:eastAsia="Consolas" w:hAnsi="Consolas"/>
@@ -35210,32 +37252,16 @@
                 <w:sz w:val="16"/>
                 <w:szCs w:val="16"/>
               </w:rPr>
-              <w:t xml:space="preserve">@claude</w:t>
-            </w:r>
-            <w:r>
-              <w:rPr>
-                <w:rFonts w:ascii="Calibri" w:cs="Calibri" w:eastAsia="Calibri" w:hAnsi="Calibri"/>
-                <w:sz w:val="18"/>
-                <w:szCs w:val="18"/>
-              </w:rPr>
-              <w:t xml:space="preserve"> en un PR tras el cambio a la API</w:t>
-            </w:r>
-          </w:p>
-        </w:tc>
-        <w:tc>
-          <w:tcPr>
-            <w:tcW w:type="dxa" w:w="2499"/>
-            <w:tcMar>
-              <w:top w:type="dxa" w:w="60"/>
-              <w:left w:type="dxa" w:w="100"/>
-              <w:bottom w:type="dxa" w:w="60"/>
-              <w:right w:type="dxa" w:w="100"/>
-            </w:tcMar>
-          </w:tcPr>
-          <w:p>
-            <w:pPr>
-              <w:spacing w:after="0" w:before="0" w:line="252"/>
-            </w:pPr>
+              <w:t xml:space="preserve">curl</w:t>
+            </w:r>
+            <w:r>
+              <w:rPr>
+                <w:rFonts w:ascii="Calibri" w:cs="Calibri" w:eastAsia="Calibri" w:hAnsi="Calibri"/>
+                <w:sz w:val="18"/>
+                <w:szCs w:val="18"/>
+              </w:rPr>
+              <w:t xml:space="preserve"> a </w:t>
+            </w:r>
             <w:r>
               <w:rPr>
                 <w:rFonts w:ascii="Consolas" w:cs="Consolas" w:eastAsia="Consolas" w:hAnsi="Consolas"/>
@@ -35243,33 +37269,48 @@
                 <w:sz w:val="16"/>
                 <w:szCs w:val="16"/>
               </w:rPr>
-              <w:t xml:space="preserve">verified: true</w:t>
-            </w:r>
-            <w:r>
-              <w:rPr>
-                <w:rFonts w:ascii="Calibri" w:cs="Calibri" w:eastAsia="Calibri" w:hAnsi="Calibri"/>
-                <w:sz w:val="18"/>
-                <w:szCs w:val="18"/>
-              </w:rPr>
-              <w:t xml:space="preserve"> (</w:t>
-            </w:r>
-            <w:r>
-              <w:rPr>
-                <w:rFonts w:ascii="Consolas" w:cs="Consolas" w:eastAsia="Consolas" w:hAnsi="Consolas"/>
-                <w:color w:val="2E3A36"/>
-                <w:sz w:val="16"/>
-                <w:szCs w:val="16"/>
-              </w:rPr>
-              <w:t xml:space="preserve">valid</w:t>
-            </w:r>
-            <w:r>
-              <w:rPr>
-                <w:rFonts w:ascii="Calibri" w:cs="Calibri" w:eastAsia="Calibri" w:hAnsi="Calibri"/>
-                <w:sz w:val="18"/>
-                <w:szCs w:val="18"/>
-              </w:rPr>
-              <w:t xml:space="preserve">)</w:t>
-            </w:r>
+              <w:t xml:space="preserve">host.docker.internal:8000</w:t>
+            </w:r>
+          </w:p>
+        </w:tc>
+        <w:tc>
+          <w:tcPr>
+            <w:tcW w:type="dxa" w:w="3811"/>
+            <w:tcMar>
+              <w:top w:type="dxa" w:w="60"/>
+              <w:left w:type="dxa" w:w="100"/>
+              <w:bottom w:type="dxa" w:w="60"/>
+              <w:right w:type="dxa" w:w="100"/>
+            </w:tcMar>
+          </w:tcPr>
+          <w:p>
+            <w:pPr>
+              <w:spacing w:after="0" w:before="0" w:line="252"/>
+            </w:pPr>
+            <w:r>
+              <w:rPr>
+                <w:rFonts w:ascii="Calibri" w:cs="Calibri" w:eastAsia="Calibri" w:hAnsi="Calibri"/>
+                <w:sz w:val="18"/>
+                <w:szCs w:val="18"/>
+              </w:rPr>
+              <w:t xml:space="preserve">Confirma la búsqueda en el clúster y recuerda fusionar app#23</w:t>
+            </w:r>
+          </w:p>
+        </w:tc>
+        <w:tc>
+          <w:tcPr>
+            <w:tcW w:type="dxa" w:w="1600"/>
+            <w:tcMar>
+              <w:top w:type="dxa" w:w="60"/>
+              <w:left w:type="dxa" w:w="100"/>
+              <w:bottom w:type="dxa" w:w="60"/>
+              <w:right w:type="dxa" w:w="100"/>
+            </w:tcMar>
+          </w:tcPr>
+          <w:p>
+            <w:pPr>
+              <w:spacing w:after="0" w:before="0" w:line="252"/>
+            </w:pPr>
           </w:p>
         </w:tc>
       </w:tr>
@@ -35279,100 +37320,90 @@
         </w:trPr>
         <w:tc>
           <w:tcPr>
-            <w:tcW w:type="dxa" w:w="2547"/>
-            <w:tcMar>
-              <w:top w:type="dxa" w:w="60"/>
-              <w:left w:type="dxa" w:w="100"/>
-              <w:bottom w:type="dxa" w:w="60"/>
-              <w:right w:type="dxa" w:w="100"/>
-            </w:tcMar>
-          </w:tcPr>
-          <w:p>
-            <w:pPr>
-              <w:spacing w:after="0" w:before="0" w:line="252"/>
-            </w:pPr>
-            <w:r>
-              <w:rPr>
-                <w:rFonts w:ascii="Calibri" w:cs="Calibri" w:eastAsia="Calibri" w:hAnsi="Calibri"/>
-                <w:sz w:val="18"/>
-                <w:szCs w:val="18"/>
-              </w:rPr>
-              <w:t xml:space="preserve">Agente autónomo (issue #18)</w:t>
-            </w:r>
-          </w:p>
-        </w:tc>
-        <w:tc>
-          <w:tcPr>
-            <w:tcW w:type="dxa" w:w="4024"/>
-            <w:tcMar>
-              <w:top w:type="dxa" w:w="60"/>
-              <w:left w:type="dxa" w:w="100"/>
-              <w:bottom w:type="dxa" w:w="60"/>
-              <w:right w:type="dxa" w:w="100"/>
-            </w:tcMar>
-          </w:tcPr>
-          <w:p>
-            <w:pPr>
-              <w:spacing w:after="0" w:before="0" w:line="252"/>
-            </w:pPr>
-            <w:r>
-              <w:rPr>
-                <w:rFonts w:ascii="Calibri" w:cs="Calibri" w:eastAsia="Calibri" w:hAnsi="Calibri"/>
-                <w:sz w:val="18"/>
-                <w:szCs w:val="18"/>
-              </w:rPr>
-              <w:t xml:space="preserve">Petición real con etiqueta </w:t>
-            </w:r>
-            <w:r>
-              <w:rPr>
-                <w:rFonts w:ascii="Consolas" w:cs="Consolas" w:eastAsia="Consolas" w:hAnsi="Consolas"/>
-                <w:color w:val="2E3A36"/>
-                <w:sz w:val="16"/>
-                <w:szCs w:val="16"/>
-              </w:rPr>
-              <w:t xml:space="preserve">aprobado</w:t>
-            </w:r>
-          </w:p>
-        </w:tc>
-        <w:tc>
-          <w:tcPr>
-            <w:tcW w:type="dxa" w:w="2499"/>
-            <w:tcMar>
-              <w:top w:type="dxa" w:w="60"/>
-              <w:left w:type="dxa" w:w="100"/>
-              <w:bottom w:type="dxa" w:w="60"/>
-              <w:right w:type="dxa" w:w="100"/>
-            </w:tcMar>
-          </w:tcPr>
-          <w:p>
-            <w:pPr>
-              <w:spacing w:after="0" w:before="0" w:line="252"/>
-            </w:pPr>
-            <w:r>
-              <w:rPr>
-                <w:rFonts w:ascii="Calibri" w:cs="Calibri" w:eastAsia="Calibri" w:hAnsi="Calibri"/>
-                <w:sz w:val="18"/>
-                <w:szCs w:val="18"/>
-              </w:rPr>
-              <w:t xml:space="preserve">PR de spec en 2 min, PR de implementación en 2 min tras el merge, dos ajustes con </w:t>
-            </w:r>
-            <w:r>
-              <w:rPr>
-                <w:rFonts w:ascii="Consolas" w:cs="Consolas" w:eastAsia="Consolas" w:hAnsi="Consolas"/>
-                <w:color w:val="2E3A36"/>
-                <w:sz w:val="16"/>
-                <w:szCs w:val="16"/>
-              </w:rPr>
-              <w:t xml:space="preserve">@claude</w:t>
-            </w:r>
-            <w:r>
-              <w:rPr>
-                <w:rFonts w:ascii="Calibri" w:cs="Calibri" w:eastAsia="Calibri" w:hAnsi="Calibri"/>
-                <w:sz w:val="18"/>
-                <w:szCs w:val="18"/>
-              </w:rPr>
-              <w:t xml:space="preserve">; issue cerrado en 25 min</w:t>
-            </w:r>
+            <w:tcW w:type="dxa" w:w="700"/>
+            <w:tcMar>
+              <w:top w:type="dxa" w:w="60"/>
+              <w:left w:type="dxa" w:w="100"/>
+              <w:bottom w:type="dxa" w:w="60"/>
+              <w:right w:type="dxa" w:w="100"/>
+            </w:tcMar>
+          </w:tcPr>
+          <w:p>
+            <w:pPr>
+              <w:spacing w:after="0" w:before="0" w:line="252"/>
+            </w:pPr>
+            <w:r>
+              <w:rPr>
+                <w:rFonts w:ascii="Calibri" w:cs="Calibri" w:eastAsia="Calibri" w:hAnsi="Calibri"/>
+                <w:sz w:val="18"/>
+                <w:szCs w:val="18"/>
+              </w:rPr>
+              <w:t xml:space="preserve">96</w:t>
+            </w:r>
+          </w:p>
+        </w:tc>
+        <w:tc>
+          <w:tcPr>
+            <w:tcW w:type="dxa" w:w="2959"/>
+            <w:tcMar>
+              <w:top w:type="dxa" w:w="60"/>
+              <w:left w:type="dxa" w:w="100"/>
+              <w:bottom w:type="dxa" w:w="60"/>
+              <w:right w:type="dxa" w:w="100"/>
+            </w:tcMar>
+          </w:tcPr>
+          <w:p>
+            <w:pPr>
+              <w:spacing w:after="0" w:before="0" w:line="252"/>
+            </w:pPr>
+            <w:r>
+              <w:rPr>
+                <w:rFonts w:ascii="Calibri" w:cs="Calibri" w:eastAsia="Calibri" w:hAnsi="Calibri"/>
+                <w:sz w:val="18"/>
+                <w:szCs w:val="18"/>
+              </w:rPr>
+              <w:t xml:space="preserve">«Merged»</w:t>
+            </w:r>
+          </w:p>
+        </w:tc>
+        <w:tc>
+          <w:tcPr>
+            <w:tcW w:type="dxa" w:w="3811"/>
+            <w:tcMar>
+              <w:top w:type="dxa" w:w="60"/>
+              <w:left w:type="dxa" w:w="100"/>
+              <w:bottom w:type="dxa" w:w="60"/>
+              <w:right w:type="dxa" w:w="100"/>
+            </w:tcMar>
+          </w:tcPr>
+          <w:p>
+            <w:pPr>
+              <w:spacing w:after="0" w:before="0" w:line="252"/>
+            </w:pPr>
+            <w:r>
+              <w:rPr>
+                <w:rFonts w:ascii="Calibri" w:cs="Calibri" w:eastAsia="Calibri" w:hAnsi="Calibri"/>
+                <w:sz w:val="18"/>
+                <w:szCs w:val="18"/>
+              </w:rPr>
+              <w:t xml:space="preserve">Sigue la ejecución: la imagen se publica, pero la clave llega vacía. Abre core#22 con una comprobación previa</w:t>
+            </w:r>
+          </w:p>
+        </w:tc>
+        <w:tc>
+          <w:tcPr>
+            <w:tcW w:type="dxa" w:w="1600"/>
+            <w:tcMar>
+              <w:top w:type="dxa" w:w="60"/>
+              <w:left w:type="dxa" w:w="100"/>
+              <w:bottom w:type="dxa" w:w="60"/>
+              <w:right w:type="dxa" w:w="100"/>
+            </w:tcMar>
+          </w:tcPr>
+          <w:p>
+            <w:pPr>
+              <w:spacing w:after="0" w:before="0" w:line="252"/>
+            </w:pPr>
           </w:p>
         </w:tc>
       </w:tr>
@@ -35382,25 +37413,471 @@
         </w:trPr>
         <w:tc>
           <w:tcPr>
-            <w:tcW w:type="dxa" w:w="2547"/>
-            <w:tcMar>
-              <w:top w:type="dxa" w:w="60"/>
-              <w:left w:type="dxa" w:w="100"/>
-              <w:bottom w:type="dxa" w:w="60"/>
-              <w:right w:type="dxa" w:w="100"/>
-            </w:tcMar>
-          </w:tcPr>
-          <w:p>
-            <w:pPr>
-              <w:spacing w:after="0" w:before="0" w:line="252"/>
-            </w:pPr>
-            <w:r>
-              <w:rPr>
-                <w:rFonts w:ascii="Calibri" w:cs="Calibri" w:eastAsia="Calibri" w:hAnsi="Calibri"/>
-                <w:sz w:val="18"/>
-                <w:szCs w:val="18"/>
-              </w:rPr>
-              <w:t xml:space="preserve">Triage (</w:t>
+            <w:tcW w:type="dxa" w:w="700"/>
+            <w:tcMar>
+              <w:top w:type="dxa" w:w="60"/>
+              <w:left w:type="dxa" w:w="100"/>
+              <w:bottom w:type="dxa" w:w="60"/>
+              <w:right w:type="dxa" w:w="100"/>
+            </w:tcMar>
+          </w:tcPr>
+          <w:p>
+            <w:pPr>
+              <w:spacing w:after="0" w:before="0" w:line="252"/>
+            </w:pPr>
+            <w:r>
+              <w:rPr>
+                <w:rFonts w:ascii="Calibri" w:cs="Calibri" w:eastAsia="Calibri" w:hAnsi="Calibri"/>
+                <w:sz w:val="18"/>
+                <w:szCs w:val="18"/>
+              </w:rPr>
+              <w:t xml:space="preserve">97</w:t>
+            </w:r>
+          </w:p>
+        </w:tc>
+        <w:tc>
+          <w:tcPr>
+            <w:tcW w:type="dxa" w:w="2959"/>
+            <w:tcMar>
+              <w:top w:type="dxa" w:w="60"/>
+              <w:left w:type="dxa" w:w="100"/>
+              <w:bottom w:type="dxa" w:w="60"/>
+              <w:right w:type="dxa" w:w="100"/>
+            </w:tcMar>
+          </w:tcPr>
+          <w:p>
+            <w:pPr>
+              <w:spacing w:after="0" w:before="0" w:line="252"/>
+            </w:pPr>
+            <w:r>
+              <w:rPr>
+                <w:rFonts w:ascii="Calibri" w:cs="Calibri" w:eastAsia="Calibri" w:hAnsi="Calibri"/>
+                <w:sz w:val="18"/>
+                <w:szCs w:val="18"/>
+              </w:rPr>
+              <w:t xml:space="preserve">«Vuelve a fallar»</w:t>
+            </w:r>
+          </w:p>
+        </w:tc>
+        <w:tc>
+          <w:tcPr>
+            <w:tcW w:type="dxa" w:w="3811"/>
+            <w:tcMar>
+              <w:top w:type="dxa" w:w="60"/>
+              <w:left w:type="dxa" w:w="100"/>
+              <w:bottom w:type="dxa" w:w="60"/>
+              <w:right w:type="dxa" w:w="100"/>
+            </w:tcMar>
+          </w:tcPr>
+          <w:p>
+            <w:pPr>
+              <w:spacing w:after="0" w:before="0" w:line="252"/>
+            </w:pPr>
+            <w:r>
+              <w:rPr>
+                <w:rFonts w:ascii="Calibri" w:cs="Calibri" w:eastAsia="Calibri" w:hAnsi="Calibri"/>
+                <w:sz w:val="18"/>
+                <w:szCs w:val="18"/>
+              </w:rPr>
+              <w:t xml:space="preserve">Comprueba que el </w:t>
+            </w:r>
+            <w:r>
+              <w:rPr>
+                <w:rFonts w:ascii="Calibri" w:cs="Calibri" w:eastAsia="Calibri" w:hAnsi="Calibri"/>
+                <w:i/>
+                <w:iCs/>
+                <w:sz w:val="18"/>
+                <w:szCs w:val="18"/>
+              </w:rPr>
+              <w:t xml:space="preserve">Re-run</w:t>
+            </w:r>
+            <w:r>
+              <w:rPr>
+                <w:rFonts w:ascii="Calibri" w:cs="Calibri" w:eastAsia="Calibri" w:hAnsi="Calibri"/>
+                <w:sz w:val="18"/>
+                <w:szCs w:val="18"/>
+              </w:rPr>
+              <w:t xml:space="preserve"> repitió la versión antigua de core y añade el disparador manual (app#24)</w:t>
+            </w:r>
+          </w:p>
+        </w:tc>
+        <w:tc>
+          <w:tcPr>
+            <w:tcW w:type="dxa" w:w="1600"/>
+            <w:tcMar>
+              <w:top w:type="dxa" w:w="60"/>
+              <w:left w:type="dxa" w:w="100"/>
+              <w:bottom w:type="dxa" w:w="60"/>
+              <w:right w:type="dxa" w:w="100"/>
+            </w:tcMar>
+          </w:tcPr>
+          <w:p>
+            <w:pPr>
+              <w:spacing w:after="0" w:before="0" w:line="252"/>
+            </w:pPr>
+          </w:p>
+        </w:tc>
+      </w:tr>
+      <w:tr>
+        <w:trPr>
+          <w:cantSplit/>
+        </w:trPr>
+        <w:tc>
+          <w:tcPr>
+            <w:tcW w:type="dxa" w:w="700"/>
+            <w:tcMar>
+              <w:top w:type="dxa" w:w="60"/>
+              <w:left w:type="dxa" w:w="100"/>
+              <w:bottom w:type="dxa" w:w="60"/>
+              <w:right w:type="dxa" w:w="100"/>
+            </w:tcMar>
+          </w:tcPr>
+          <w:p>
+            <w:pPr>
+              <w:spacing w:after="0" w:before="0" w:line="252"/>
+            </w:pPr>
+            <w:r>
+              <w:rPr>
+                <w:rFonts w:ascii="Calibri" w:cs="Calibri" w:eastAsia="Calibri" w:hAnsi="Calibri"/>
+                <w:sz w:val="18"/>
+                <w:szCs w:val="18"/>
+              </w:rPr>
+              <w:t xml:space="preserve">98</w:t>
+            </w:r>
+          </w:p>
+        </w:tc>
+        <w:tc>
+          <w:tcPr>
+            <w:tcW w:type="dxa" w:w="2959"/>
+            <w:tcMar>
+              <w:top w:type="dxa" w:w="60"/>
+              <w:left w:type="dxa" w:w="100"/>
+              <w:bottom w:type="dxa" w:w="60"/>
+              <w:right w:type="dxa" w:w="100"/>
+            </w:tcMar>
+          </w:tcPr>
+          <w:p>
+            <w:pPr>
+              <w:spacing w:after="0" w:before="0" w:line="252"/>
+            </w:pPr>
+            <w:r>
+              <w:rPr>
+                <w:rFonts w:ascii="Calibri" w:cs="Calibri" w:eastAsia="Calibri" w:hAnsi="Calibri"/>
+                <w:sz w:val="18"/>
+                <w:szCs w:val="18"/>
+              </w:rPr>
+              <w:t xml:space="preserve">«Han fallado los checks de #24»</w:t>
+            </w:r>
+          </w:p>
+        </w:tc>
+        <w:tc>
+          <w:tcPr>
+            <w:tcW w:type="dxa" w:w="3811"/>
+            <w:tcMar>
+              <w:top w:type="dxa" w:w="60"/>
+              <w:left w:type="dxa" w:w="100"/>
+              <w:bottom w:type="dxa" w:w="60"/>
+              <w:right w:type="dxa" w:w="100"/>
+            </w:tcMar>
+          </w:tcPr>
+          <w:p>
+            <w:pPr>
+              <w:spacing w:after="0" w:before="0" w:line="252"/>
+            </w:pPr>
+            <w:r>
+              <w:rPr>
+                <w:rFonts w:ascii="Calibri" w:cs="Calibri" w:eastAsia="Calibri" w:hAnsi="Calibri"/>
+                <w:sz w:val="18"/>
+                <w:szCs w:val="18"/>
+              </w:rPr>
+              <w:t xml:space="preserve">Reproduce el fallo: vulnerabilidad nueva en certifi, solo en dependencias de test. Abre app#25</w:t>
+            </w:r>
+          </w:p>
+        </w:tc>
+        <w:tc>
+          <w:tcPr>
+            <w:tcW w:type="dxa" w:w="1600"/>
+            <w:tcMar>
+              <w:top w:type="dxa" w:w="60"/>
+              <w:left w:type="dxa" w:w="100"/>
+              <w:bottom w:type="dxa" w:w="60"/>
+              <w:right w:type="dxa" w:w="100"/>
+            </w:tcMar>
+          </w:tcPr>
+          <w:p>
+            <w:pPr>
+              <w:spacing w:after="0" w:before="0" w:line="252"/>
+            </w:pPr>
+            <w:r>
+              <w:rPr>
+                <w:rFonts w:ascii="Calibri" w:cs="Calibri" w:eastAsia="Calibri" w:hAnsi="Calibri"/>
+                <w:sz w:val="18"/>
+                <w:szCs w:val="18"/>
+              </w:rPr>
+              <w:t xml:space="preserve">Desbloqueado</w:t>
+            </w:r>
+          </w:p>
+        </w:tc>
+      </w:tr>
+      <w:tr>
+        <w:trPr>
+          <w:cantSplit/>
+        </w:trPr>
+        <w:tc>
+          <w:tcPr>
+            <w:tcW w:type="dxa" w:w="700"/>
+            <w:tcMar>
+              <w:top w:type="dxa" w:w="60"/>
+              <w:left w:type="dxa" w:w="100"/>
+              <w:bottom w:type="dxa" w:w="60"/>
+              <w:right w:type="dxa" w:w="100"/>
+            </w:tcMar>
+          </w:tcPr>
+          <w:p>
+            <w:pPr>
+              <w:spacing w:after="0" w:before="0" w:line="252"/>
+            </w:pPr>
+            <w:r>
+              <w:rPr>
+                <w:rFonts w:ascii="Calibri" w:cs="Calibri" w:eastAsia="Calibri" w:hAnsi="Calibri"/>
+                <w:sz w:val="18"/>
+                <w:szCs w:val="18"/>
+              </w:rPr>
+              <w:t xml:space="preserve">99</w:t>
+            </w:r>
+          </w:p>
+        </w:tc>
+        <w:tc>
+          <w:tcPr>
+            <w:tcW w:type="dxa" w:w="2959"/>
+            <w:tcMar>
+              <w:top w:type="dxa" w:w="60"/>
+              <w:left w:type="dxa" w:w="100"/>
+              <w:bottom w:type="dxa" w:w="60"/>
+              <w:right w:type="dxa" w:w="100"/>
+            </w:tcMar>
+          </w:tcPr>
+          <w:p>
+            <w:pPr>
+              <w:spacing w:after="0" w:before="0" w:line="252"/>
+            </w:pPr>
+            <w:r>
+              <w:rPr>
+                <w:rFonts w:ascii="Calibri" w:cs="Calibri" w:eastAsia="Calibri" w:hAnsi="Calibri"/>
+                <w:sz w:val="18"/>
+                <w:szCs w:val="18"/>
+              </w:rPr>
+              <w:t xml:space="preserve">«Merged»</w:t>
+            </w:r>
+          </w:p>
+        </w:tc>
+        <w:tc>
+          <w:tcPr>
+            <w:tcW w:type="dxa" w:w="3811"/>
+            <w:tcMar>
+              <w:top w:type="dxa" w:w="60"/>
+              <w:left w:type="dxa" w:w="100"/>
+              <w:bottom w:type="dxa" w:w="60"/>
+              <w:right w:type="dxa" w:w="100"/>
+            </w:tcMar>
+          </w:tcPr>
+          <w:p>
+            <w:pPr>
+              <w:spacing w:after="0" w:before="0" w:line="252"/>
+            </w:pPr>
+            <w:r>
+              <w:rPr>
+                <w:rFonts w:ascii="Calibri" w:cs="Calibri" w:eastAsia="Calibri" w:hAnsi="Calibri"/>
+                <w:sz w:val="18"/>
+                <w:szCs w:val="18"/>
+              </w:rPr>
+              <w:t xml:space="preserve">Con la comprobación nueva, confirma que la clave no llega y consulta la documentación de GitHub</w:t>
+            </w:r>
+          </w:p>
+        </w:tc>
+        <w:tc>
+          <w:tcPr>
+            <w:tcW w:type="dxa" w:w="1600"/>
+            <w:tcMar>
+              <w:top w:type="dxa" w:w="60"/>
+              <w:left w:type="dxa" w:w="100"/>
+              <w:bottom w:type="dxa" w:w="60"/>
+              <w:right w:type="dxa" w:w="100"/>
+            </w:tcMar>
+          </w:tcPr>
+          <w:p>
+            <w:pPr>
+              <w:spacing w:after="0" w:before="0" w:line="252"/>
+            </w:pPr>
+          </w:p>
+        </w:tc>
+      </w:tr>
+      <w:tr>
+        <w:trPr>
+          <w:cantSplit/>
+        </w:trPr>
+        <w:tc>
+          <w:tcPr>
+            <w:tcW w:type="dxa" w:w="700"/>
+            <w:tcMar>
+              <w:top w:type="dxa" w:w="60"/>
+              <w:left w:type="dxa" w:w="100"/>
+              <w:bottom w:type="dxa" w:w="60"/>
+              <w:right w:type="dxa" w:w="100"/>
+            </w:tcMar>
+          </w:tcPr>
+          <w:p>
+            <w:pPr>
+              <w:spacing w:after="0" w:before="0" w:line="252"/>
+            </w:pPr>
+            <w:r>
+              <w:rPr>
+                <w:rFonts w:ascii="Calibri" w:cs="Calibri" w:eastAsia="Calibri" w:hAnsi="Calibri"/>
+                <w:sz w:val="18"/>
+                <w:szCs w:val="18"/>
+              </w:rPr>
+              <w:t xml:space="preserve">100</w:t>
+            </w:r>
+          </w:p>
+        </w:tc>
+        <w:tc>
+          <w:tcPr>
+            <w:tcW w:type="dxa" w:w="2959"/>
+            <w:tcMar>
+              <w:top w:type="dxa" w:w="60"/>
+              <w:left w:type="dxa" w:w="100"/>
+              <w:bottom w:type="dxa" w:w="60"/>
+              <w:right w:type="dxa" w:w="100"/>
+            </w:tcMar>
+          </w:tcPr>
+          <w:p>
+            <w:pPr>
+              <w:spacing w:after="0" w:before="0" w:line="252"/>
+            </w:pPr>
+            <w:r>
+              <w:rPr>
+                <w:rFonts w:ascii="Calibri" w:cs="Calibri" w:eastAsia="Calibri" w:hAnsi="Calibri"/>
+                <w:sz w:val="18"/>
+                <w:szCs w:val="18"/>
+              </w:rPr>
+              <w:t xml:space="preserve">«Veo el secreto en Environments»</w:t>
+            </w:r>
+          </w:p>
+        </w:tc>
+        <w:tc>
+          <w:tcPr>
+            <w:tcW w:type="dxa" w:w="3811"/>
+            <w:tcMar>
+              <w:top w:type="dxa" w:w="60"/>
+              <w:left w:type="dxa" w:w="100"/>
+              <w:bottom w:type="dxa" w:w="60"/>
+              <w:right w:type="dxa" w:w="100"/>
+            </w:tcMar>
+          </w:tcPr>
+          <w:p>
+            <w:pPr>
+              <w:spacing w:after="0" w:before="0" w:line="252"/>
+            </w:pPr>
+            <w:r>
+              <w:rPr>
+                <w:rFonts w:ascii="Calibri" w:cs="Calibri" w:eastAsia="Calibri" w:hAnsi="Calibri"/>
+                <w:sz w:val="18"/>
+                <w:szCs w:val="18"/>
+              </w:rPr>
+              <w:t xml:space="preserve">Concluye que hay que pasar la clave explícitamente (core#23 y app#24)</w:t>
+            </w:r>
+          </w:p>
+        </w:tc>
+        <w:tc>
+          <w:tcPr>
+            <w:tcW w:type="dxa" w:w="1600"/>
+            <w:tcMar>
+              <w:top w:type="dxa" w:w="60"/>
+              <w:left w:type="dxa" w:w="100"/>
+              <w:bottom w:type="dxa" w:w="60"/>
+              <w:right w:type="dxa" w:w="100"/>
+            </w:tcMar>
+          </w:tcPr>
+          <w:p>
+            <w:pPr>
+              <w:spacing w:after="0" w:before="0" w:line="252"/>
+            </w:pPr>
+          </w:p>
+        </w:tc>
+      </w:tr>
+      <w:tr>
+        <w:trPr>
+          <w:cantSplit/>
+        </w:trPr>
+        <w:tc>
+          <w:tcPr>
+            <w:tcW w:type="dxa" w:w="700"/>
+            <w:tcMar>
+              <w:top w:type="dxa" w:w="60"/>
+              <w:left w:type="dxa" w:w="100"/>
+              <w:bottom w:type="dxa" w:w="60"/>
+              <w:right w:type="dxa" w:w="100"/>
+            </w:tcMar>
+          </w:tcPr>
+          <w:p>
+            <w:pPr>
+              <w:spacing w:after="0" w:before="0" w:line="252"/>
+            </w:pPr>
+            <w:r>
+              <w:rPr>
+                <w:rFonts w:ascii="Calibri" w:cs="Calibri" w:eastAsia="Calibri" w:hAnsi="Calibri"/>
+                <w:sz w:val="18"/>
+                <w:szCs w:val="18"/>
+              </w:rPr>
+              <w:t xml:space="preserve">101</w:t>
+            </w:r>
+          </w:p>
+        </w:tc>
+        <w:tc>
+          <w:tcPr>
+            <w:tcW w:type="dxa" w:w="2959"/>
+            <w:tcMar>
+              <w:top w:type="dxa" w:w="60"/>
+              <w:left w:type="dxa" w:w="100"/>
+              <w:bottom w:type="dxa" w:w="60"/>
+              <w:right w:type="dxa" w:w="100"/>
+            </w:tcMar>
+          </w:tcPr>
+          <w:p>
+            <w:pPr>
+              <w:spacing w:after="0" w:before="0" w:line="252"/>
+            </w:pPr>
+            <w:r>
+              <w:rPr>
+                <w:rFonts w:ascii="Calibri" w:cs="Calibri" w:eastAsia="Calibri" w:hAnsi="Calibri"/>
+                <w:sz w:val="18"/>
+                <w:szCs w:val="18"/>
+              </w:rPr>
+              <w:t xml:space="preserve">«El promote sigue fallando: JWT could not be decoded»</w:t>
+            </w:r>
+          </w:p>
+        </w:tc>
+        <w:tc>
+          <w:tcPr>
+            <w:tcW w:type="dxa" w:w="3811"/>
+            <w:tcMar>
+              <w:top w:type="dxa" w:w="60"/>
+              <w:left w:type="dxa" w:w="100"/>
+              <w:bottom w:type="dxa" w:w="60"/>
+              <w:right w:type="dxa" w:w="100"/>
+            </w:tcMar>
+          </w:tcPr>
+          <w:p>
+            <w:pPr>
+              <w:spacing w:after="0" w:before="0" w:line="252"/>
+            </w:pPr>
+            <w:r>
+              <w:rPr>
+                <w:rFonts w:ascii="Calibri" w:cs="Calibri" w:eastAsia="Calibri" w:hAnsi="Calibri"/>
+                <w:sz w:val="18"/>
+                <w:szCs w:val="18"/>
+              </w:rPr>
+              <w:t xml:space="preserve">Interpreta el error como clave corrupta y propone regenerarla y subirla con </w:t>
             </w:r>
             <w:r>
               <w:rPr>
@@ -35409,15 +37886,488 @@
                 <w:sz w:val="16"/>
                 <w:szCs w:val="16"/>
               </w:rPr>
-              <w:t xml:space="preserve">apply.py</w:t>
-            </w:r>
-            <w:r>
-              <w:rPr>
-                <w:rFonts w:ascii="Calibri" w:cs="Calibri" w:eastAsia="Calibri" w:hAnsi="Calibri"/>
-                <w:sz w:val="18"/>
-                <w:szCs w:val="18"/>
-              </w:rPr>
-              <w:t xml:space="preserve">, </w:t>
+              <w:t xml:space="preserve">gh secret set</w:t>
+            </w:r>
+          </w:p>
+        </w:tc>
+        <w:tc>
+          <w:tcPr>
+            <w:tcW w:type="dxa" w:w="1600"/>
+            <w:tcMar>
+              <w:top w:type="dxa" w:w="60"/>
+              <w:left w:type="dxa" w:w="100"/>
+              <w:bottom w:type="dxa" w:w="60"/>
+              <w:right w:type="dxa" w:w="100"/>
+            </w:tcMar>
+          </w:tcPr>
+          <w:p>
+            <w:pPr>
+              <w:spacing w:after="0" w:before="0" w:line="252"/>
+            </w:pPr>
+          </w:p>
+        </w:tc>
+      </w:tr>
+      <w:tr>
+        <w:trPr>
+          <w:cantSplit/>
+        </w:trPr>
+        <w:tc>
+          <w:tcPr>
+            <w:tcW w:type="dxa" w:w="700"/>
+            <w:tcMar>
+              <w:top w:type="dxa" w:w="60"/>
+              <w:left w:type="dxa" w:w="100"/>
+              <w:bottom w:type="dxa" w:w="60"/>
+              <w:right w:type="dxa" w:w="100"/>
+            </w:tcMar>
+          </w:tcPr>
+          <w:p>
+            <w:pPr>
+              <w:spacing w:after="0" w:before="0" w:line="252"/>
+            </w:pPr>
+            <w:r>
+              <w:rPr>
+                <w:rFonts w:ascii="Calibri" w:cs="Calibri" w:eastAsia="Calibri" w:hAnsi="Calibri"/>
+                <w:sz w:val="18"/>
+                <w:szCs w:val="18"/>
+              </w:rPr>
+              <w:t xml:space="preserve">102</w:t>
+            </w:r>
+          </w:p>
+        </w:tc>
+        <w:tc>
+          <w:tcPr>
+            <w:tcW w:type="dxa" w:w="2959"/>
+            <w:tcMar>
+              <w:top w:type="dxa" w:w="60"/>
+              <w:left w:type="dxa" w:w="100"/>
+              <w:bottom w:type="dxa" w:w="60"/>
+              <w:right w:type="dxa" w:w="100"/>
+            </w:tcMar>
+          </w:tcPr>
+          <w:p>
+            <w:pPr>
+              <w:spacing w:after="0" w:before="0" w:line="252"/>
+            </w:pPr>
+            <w:r>
+              <w:rPr>
+                <w:rFonts w:ascii="Calibri" w:cs="Calibri" w:eastAsia="Calibri" w:hAnsi="Calibri"/>
+                <w:sz w:val="18"/>
+                <w:szCs w:val="18"/>
+              </w:rPr>
+              <w:t xml:space="preserve">«Olvida, he vuelto a pegar la clave y ya ha funcionado»</w:t>
+            </w:r>
+          </w:p>
+        </w:tc>
+        <w:tc>
+          <w:tcPr>
+            <w:tcW w:type="dxa" w:w="3811"/>
+            <w:tcMar>
+              <w:top w:type="dxa" w:w="60"/>
+              <w:left w:type="dxa" w:w="100"/>
+              <w:bottom w:type="dxa" w:w="60"/>
+              <w:right w:type="dxa" w:w="100"/>
+            </w:tcMar>
+          </w:tcPr>
+          <w:p>
+            <w:pPr>
+              <w:spacing w:after="0" w:before="0" w:line="252"/>
+            </w:pPr>
+            <w:r>
+              <w:rPr>
+                <w:rFonts w:ascii="Calibri" w:cs="Calibri" w:eastAsia="Calibri" w:hAnsi="Calibri"/>
+                <w:sz w:val="18"/>
+                <w:szCs w:val="18"/>
+              </w:rPr>
+              <w:t xml:space="preserve">Revisa gitops#3: commit verificado, digest, commits que entran y check en verde</w:t>
+            </w:r>
+          </w:p>
+        </w:tc>
+        <w:tc>
+          <w:tcPr>
+            <w:tcW w:type="dxa" w:w="1600"/>
+            <w:tcMar>
+              <w:top w:type="dxa" w:w="60"/>
+              <w:left w:type="dxa" w:w="100"/>
+              <w:bottom w:type="dxa" w:w="60"/>
+              <w:right w:type="dxa" w:w="100"/>
+            </w:tcMar>
+          </w:tcPr>
+          <w:p>
+            <w:pPr>
+              <w:spacing w:after="0" w:before="0" w:line="252"/>
+            </w:pPr>
+            <w:r>
+              <w:rPr>
+                <w:rFonts w:ascii="Calibri" w:cs="Calibri" w:eastAsia="Calibri" w:hAnsi="Calibri"/>
+                <w:sz w:val="18"/>
+                <w:szCs w:val="18"/>
+              </w:rPr>
+              <w:t xml:space="preserve">Primera promoción</w:t>
+            </w:r>
+          </w:p>
+        </w:tc>
+      </w:tr>
+      <w:tr>
+        <w:trPr>
+          <w:cantSplit/>
+        </w:trPr>
+        <w:tc>
+          <w:tcPr>
+            <w:tcW w:type="dxa" w:w="700"/>
+            <w:tcMar>
+              <w:top w:type="dxa" w:w="60"/>
+              <w:left w:type="dxa" w:w="100"/>
+              <w:bottom w:type="dxa" w:w="60"/>
+              <w:right w:type="dxa" w:w="100"/>
+            </w:tcMar>
+          </w:tcPr>
+          <w:p>
+            <w:pPr>
+              <w:spacing w:after="0" w:before="0" w:line="252"/>
+            </w:pPr>
+            <w:r>
+              <w:rPr>
+                <w:rFonts w:ascii="Calibri" w:cs="Calibri" w:eastAsia="Calibri" w:hAnsi="Calibri"/>
+                <w:sz w:val="18"/>
+                <w:szCs w:val="18"/>
+              </w:rPr>
+              <w:t xml:space="preserve">103</w:t>
+            </w:r>
+          </w:p>
+        </w:tc>
+        <w:tc>
+          <w:tcPr>
+            <w:tcW w:type="dxa" w:w="2959"/>
+            <w:tcMar>
+              <w:top w:type="dxa" w:w="60"/>
+              <w:left w:type="dxa" w:w="100"/>
+              <w:bottom w:type="dxa" w:w="60"/>
+              <w:right w:type="dxa" w:w="100"/>
+            </w:tcMar>
+          </w:tcPr>
+          <w:p>
+            <w:pPr>
+              <w:spacing w:after="0" w:before="0" w:line="252"/>
+            </w:pPr>
+            <w:r>
+              <w:rPr>
+                <w:rFonts w:ascii="Calibri" w:cs="Calibri" w:eastAsia="Calibri" w:hAnsi="Calibri"/>
+                <w:sz w:val="18"/>
+                <w:szCs w:val="18"/>
+              </w:rPr>
+              <w:t xml:space="preserve">«Merged y validado que se ha desplegado»</w:t>
+            </w:r>
+          </w:p>
+        </w:tc>
+        <w:tc>
+          <w:tcPr>
+            <w:tcW w:type="dxa" w:w="3811"/>
+            <w:tcMar>
+              <w:top w:type="dxa" w:w="60"/>
+              <w:left w:type="dxa" w:w="100"/>
+              <w:bottom w:type="dxa" w:w="60"/>
+              <w:right w:type="dxa" w:w="100"/>
+            </w:tcMar>
+          </w:tcPr>
+          <w:p>
+            <w:pPr>
+              <w:spacing w:after="0" w:before="0" w:line="252"/>
+            </w:pPr>
+            <w:r>
+              <w:rPr>
+                <w:rFonts w:ascii="Calibri" w:cs="Calibri" w:eastAsia="Calibri" w:hAnsi="Calibri"/>
+                <w:sz w:val="18"/>
+                <w:szCs w:val="18"/>
+              </w:rPr>
+              <w:t xml:space="preserve">Abre gitops#4 con una imagen no firmada: bloqueado</w:t>
+            </w:r>
+          </w:p>
+        </w:tc>
+        <w:tc>
+          <w:tcPr>
+            <w:tcW w:type="dxa" w:w="1600"/>
+            <w:tcMar>
+              <w:top w:type="dxa" w:w="60"/>
+              <w:left w:type="dxa" w:w="100"/>
+              <w:bottom w:type="dxa" w:w="60"/>
+              <w:right w:type="dxa" w:w="100"/>
+            </w:tcMar>
+          </w:tcPr>
+          <w:p>
+            <w:pPr>
+              <w:spacing w:after="0" w:before="0" w:line="252"/>
+            </w:pPr>
+            <w:r>
+              <w:rPr>
+                <w:rFonts w:ascii="Calibri" w:cs="Calibri" w:eastAsia="Calibri" w:hAnsi="Calibri"/>
+                <w:sz w:val="18"/>
+                <w:szCs w:val="18"/>
+              </w:rPr>
+              <w:t xml:space="preserve">Bloqueo comprobado</w:t>
+            </w:r>
+          </w:p>
+        </w:tc>
+      </w:tr>
+      <w:tr>
+        <w:trPr>
+          <w:cantSplit/>
+        </w:trPr>
+        <w:tc>
+          <w:tcPr>
+            <w:tcW w:type="dxa" w:w="700"/>
+            <w:tcMar>
+              <w:top w:type="dxa" w:w="60"/>
+              <w:left w:type="dxa" w:w="100"/>
+              <w:bottom w:type="dxa" w:w="60"/>
+              <w:right w:type="dxa" w:w="100"/>
+            </w:tcMar>
+          </w:tcPr>
+          <w:p>
+            <w:pPr>
+              <w:spacing w:after="0" w:before="0" w:line="252"/>
+            </w:pPr>
+            <w:r>
+              <w:rPr>
+                <w:rFonts w:ascii="Calibri" w:cs="Calibri" w:eastAsia="Calibri" w:hAnsi="Calibri"/>
+                <w:sz w:val="18"/>
+                <w:szCs w:val="18"/>
+              </w:rPr>
+              <w:t xml:space="preserve">104</w:t>
+            </w:r>
+          </w:p>
+        </w:tc>
+        <w:tc>
+          <w:tcPr>
+            <w:tcW w:type="dxa" w:w="2959"/>
+            <w:tcMar>
+              <w:top w:type="dxa" w:w="60"/>
+              <w:left w:type="dxa" w:w="100"/>
+              <w:bottom w:type="dxa" w:w="60"/>
+              <w:right w:type="dxa" w:w="100"/>
+            </w:tcMar>
+          </w:tcPr>
+          <w:p>
+            <w:pPr>
+              <w:spacing w:after="0" w:before="0" w:line="252"/>
+            </w:pPr>
+            <w:r>
+              <w:rPr>
+                <w:rFonts w:ascii="Calibri" w:cs="Calibri" w:eastAsia="Calibri" w:hAnsi="Calibri"/>
+                <w:sz w:val="18"/>
+                <w:szCs w:val="18"/>
+              </w:rPr>
+              <w:t xml:space="preserve">«En Repository secrets nunca hubo nada; relanzado y ok»</w:t>
+            </w:r>
+          </w:p>
+        </w:tc>
+        <w:tc>
+          <w:tcPr>
+            <w:tcW w:type="dxa" w:w="3811"/>
+            <w:tcMar>
+              <w:top w:type="dxa" w:w="60"/>
+              <w:left w:type="dxa" w:w="100"/>
+              <w:bottom w:type="dxa" w:w="60"/>
+              <w:right w:type="dxa" w:w="100"/>
+            </w:tcMar>
+          </w:tcPr>
+          <w:p>
+            <w:pPr>
+              <w:spacing w:after="0" w:before="0" w:line="252"/>
+            </w:pPr>
+            <w:r>
+              <w:rPr>
+                <w:rFonts w:ascii="Calibri" w:cs="Calibri" w:eastAsia="Calibri" w:hAnsi="Calibri"/>
+                <w:sz w:val="18"/>
+                <w:szCs w:val="18"/>
+              </w:rPr>
+              <w:t xml:space="preserve">Concluye que la clave solo en el entorno basta, detecta que el mismo commit dio otro digest y cierra la tarea</w:t>
+            </w:r>
+          </w:p>
+        </w:tc>
+        <w:tc>
+          <w:tcPr>
+            <w:tcW w:type="dxa" w:w="1600"/>
+            <w:tcMar>
+              <w:top w:type="dxa" w:w="60"/>
+              <w:left w:type="dxa" w:w="100"/>
+              <w:bottom w:type="dxa" w:w="60"/>
+              <w:right w:type="dxa" w:w="100"/>
+            </w:tcMar>
+          </w:tcPr>
+          <w:p>
+            <w:pPr>
+              <w:spacing w:after="0" w:before="0" w:line="252"/>
+            </w:pPr>
+            <w:r>
+              <w:rPr>
+                <w:rFonts w:ascii="Calibri" w:cs="Calibri" w:eastAsia="Calibri" w:hAnsi="Calibri"/>
+                <w:sz w:val="18"/>
+                <w:szCs w:val="18"/>
+              </w:rPr>
+              <w:t xml:space="preserve">Tarea 10 cerrada</w:t>
+            </w:r>
+          </w:p>
+        </w:tc>
+      </w:tr>
+    </w:tbl>
+    <w:p>
+      <w:pPr>
+        <w:spacing w:after="120"/>
+      </w:pPr>
+    </w:p>
+    <w:p>
+      <w:pPr>
+        <w:pStyle w:val="Heading2"/>
+        <w:keepNext/>
+      </w:pPr>
+      <w:r>
+        <w:rPr>
+          <w:rFonts w:ascii="Calibri" w:cs="Calibri" w:eastAsia="Calibri" w:hAnsi="Calibri"/>
+        </w:rPr>
+        <w:t xml:space="preserve">Pruebas realizadas y resultados</w:t>
+      </w:r>
+    </w:p>
+    <w:p>
+      <w:pPr>
+        <w:pStyle w:val="Heading3"/>
+        <w:keepNext/>
+      </w:pPr>
+      <w:r>
+        <w:rPr>
+          <w:rFonts w:ascii="Calibri" w:cs="Calibri" w:eastAsia="Calibri" w:hAnsi="Calibri"/>
+        </w:rPr>
+        <w:t xml:space="preserve">Pruebas automáticas</w:t>
+      </w:r>
+    </w:p>
+    <w:tbl>
+      <w:tblPr>
+        <w:tblW w:type="dxa" w:w="9070"/>
+        <w:tblBorders>
+          <w:top w:val="single" w:color="C9D3CF" w:sz="4"/>
+          <w:left w:val="single" w:color="C9D3CF" w:sz="4"/>
+          <w:bottom w:val="single" w:color="C9D3CF" w:sz="4"/>
+          <w:right w:val="single" w:color="C9D3CF" w:sz="4"/>
+          <w:insideH w:val="single" w:color="C9D3CF" w:sz="4"/>
+          <w:insideV w:val="single" w:color="C9D3CF" w:sz="4"/>
+        </w:tblBorders>
+      </w:tblPr>
+      <w:tblGrid>
+        <w:gridCol w:w="2456"/>
+        <w:gridCol w:w="3929"/>
+        <w:gridCol w:w="2685"/>
+      </w:tblGrid>
+      <w:tr>
+        <w:trPr>
+          <w:tblHeader/>
+        </w:trPr>
+        <w:tc>
+          <w:tcPr>
+            <w:tcW w:type="dxa" w:w="2456"/>
+            <w:shd w:fill="E3EEEA" w:color="auto" w:val="clear"/>
+            <w:tcMar>
+              <w:top w:type="dxa" w:w="60"/>
+              <w:left w:type="dxa" w:w="100"/>
+              <w:bottom w:type="dxa" w:w="60"/>
+              <w:right w:type="dxa" w:w="100"/>
+            </w:tcMar>
+          </w:tcPr>
+          <w:p>
+            <w:pPr>
+              <w:spacing w:after="0" w:before="0" w:line="252"/>
+            </w:pPr>
+            <w:r>
+              <w:rPr>
+                <w:rFonts w:ascii="Calibri" w:cs="Calibri" w:eastAsia="Calibri" w:hAnsi="Calibri"/>
+                <w:b/>
+                <w:bCs/>
+                <w:sz w:val="18"/>
+                <w:szCs w:val="18"/>
+              </w:rPr>
+              <w:t xml:space="preserve">Componente</w:t>
+            </w:r>
+          </w:p>
+        </w:tc>
+        <w:tc>
+          <w:tcPr>
+            <w:tcW w:type="dxa" w:w="3929"/>
+            <w:shd w:fill="E3EEEA" w:color="auto" w:val="clear"/>
+            <w:tcMar>
+              <w:top w:type="dxa" w:w="60"/>
+              <w:left w:type="dxa" w:w="100"/>
+              <w:bottom w:type="dxa" w:w="60"/>
+              <w:right w:type="dxa" w:w="100"/>
+            </w:tcMar>
+          </w:tcPr>
+          <w:p>
+            <w:pPr>
+              <w:spacing w:after="0" w:before="0" w:line="252"/>
+            </w:pPr>
+            <w:r>
+              <w:rPr>
+                <w:rFonts w:ascii="Calibri" w:cs="Calibri" w:eastAsia="Calibri" w:hAnsi="Calibri"/>
+                <w:b/>
+                <w:bCs/>
+                <w:sz w:val="18"/>
+                <w:szCs w:val="18"/>
+              </w:rPr>
+              <w:t xml:space="preserve">Pruebas</w:t>
+            </w:r>
+          </w:p>
+        </w:tc>
+        <w:tc>
+          <w:tcPr>
+            <w:tcW w:type="dxa" w:w="2685"/>
+            <w:shd w:fill="E3EEEA" w:color="auto" w:val="clear"/>
+            <w:tcMar>
+              <w:top w:type="dxa" w:w="60"/>
+              <w:left w:type="dxa" w:w="100"/>
+              <w:bottom w:type="dxa" w:w="60"/>
+              <w:right w:type="dxa" w:w="100"/>
+            </w:tcMar>
+          </w:tcPr>
+          <w:p>
+            <w:pPr>
+              <w:spacing w:after="0" w:before="0" w:line="252"/>
+            </w:pPr>
+            <w:r>
+              <w:rPr>
+                <w:rFonts w:ascii="Calibri" w:cs="Calibri" w:eastAsia="Calibri" w:hAnsi="Calibri"/>
+                <w:b/>
+                <w:bCs/>
+                <w:sz w:val="18"/>
+                <w:szCs w:val="18"/>
+              </w:rPr>
+              <w:t xml:space="preserve">Resultado</w:t>
+            </w:r>
+          </w:p>
+        </w:tc>
+      </w:tr>
+      <w:tr>
+        <w:trPr>
+          <w:cantSplit/>
+        </w:trPr>
+        <w:tc>
+          <w:tcPr>
+            <w:tcW w:type="dxa" w:w="2456"/>
+            <w:tcMar>
+              <w:top w:type="dxa" w:w="60"/>
+              <w:left w:type="dxa" w:w="100"/>
+              <w:bottom w:type="dxa" w:w="60"/>
+              <w:right w:type="dxa" w:w="100"/>
+            </w:tcMar>
+          </w:tcPr>
+          <w:p>
+            <w:pPr>
+              <w:spacing w:after="0" w:before="0" w:line="252"/>
+            </w:pPr>
+            <w:r>
+              <w:rPr>
+                <w:rFonts w:ascii="Calibri" w:cs="Calibri" w:eastAsia="Calibri" w:hAnsi="Calibri"/>
+                <w:sz w:val="18"/>
+                <w:szCs w:val="18"/>
+              </w:rPr>
+              <w:t xml:space="preserve">Hook </w:t>
             </w:r>
             <w:r>
               <w:rPr>
@@ -35426,6 +38376,1429 @@
                 <w:sz w:val="16"/>
                 <w:szCs w:val="16"/>
               </w:rPr>
+              <w:t xml:space="preserve">guard.py</w:t>
+            </w:r>
+          </w:p>
+        </w:tc>
+        <w:tc>
+          <w:tcPr>
+            <w:tcW w:type="dxa" w:w="3929"/>
+            <w:tcMar>
+              <w:top w:type="dxa" w:w="60"/>
+              <w:left w:type="dxa" w:w="100"/>
+              <w:bottom w:type="dxa" w:w="60"/>
+              <w:right w:type="dxa" w:w="100"/>
+            </w:tcMar>
+          </w:tcPr>
+          <w:p>
+            <w:pPr>
+              <w:spacing w:after="0" w:before="0" w:line="252"/>
+            </w:pPr>
+            <w:r>
+              <w:rPr>
+                <w:rFonts w:ascii="Calibri" w:cs="Calibri" w:eastAsia="Calibri" w:hAnsi="Calibri"/>
+                <w:sz w:val="18"/>
+                <w:szCs w:val="18"/>
+              </w:rPr>
+              <w:t xml:space="preserve">45 casos: 21 comandos que deben bloquearse, 10 que deben permitirse, ficheros protegidos, secretos y auditoría</w:t>
+            </w:r>
+          </w:p>
+        </w:tc>
+        <w:tc>
+          <w:tcPr>
+            <w:tcW w:type="dxa" w:w="2685"/>
+            <w:tcMar>
+              <w:top w:type="dxa" w:w="60"/>
+              <w:left w:type="dxa" w:w="100"/>
+              <w:bottom w:type="dxa" w:w="60"/>
+              <w:right w:type="dxa" w:w="100"/>
+            </w:tcMar>
+          </w:tcPr>
+          <w:p>
+            <w:pPr>
+              <w:spacing w:after="0" w:before="0" w:line="252"/>
+            </w:pPr>
+            <w:r>
+              <w:rPr>
+                <w:rFonts w:ascii="Calibri" w:cs="Calibri" w:eastAsia="Calibri" w:hAnsi="Calibri"/>
+                <w:sz w:val="18"/>
+                <w:szCs w:val="18"/>
+              </w:rPr>
+              <w:t xml:space="preserve">45/45 superadas</w:t>
+            </w:r>
+          </w:p>
+        </w:tc>
+      </w:tr>
+      <w:tr>
+        <w:trPr>
+          <w:cantSplit/>
+        </w:trPr>
+        <w:tc>
+          <w:tcPr>
+            <w:tcW w:type="dxa" w:w="2456"/>
+            <w:tcMar>
+              <w:top w:type="dxa" w:w="60"/>
+              <w:left w:type="dxa" w:w="100"/>
+              <w:bottom w:type="dxa" w:w="60"/>
+              <w:right w:type="dxa" w:w="100"/>
+            </w:tcMar>
+          </w:tcPr>
+          <w:p>
+            <w:pPr>
+              <w:spacing w:after="0" w:before="0" w:line="252"/>
+            </w:pPr>
+            <w:r>
+              <w:rPr>
+                <w:rFonts w:ascii="Calibri" w:cs="Calibri" w:eastAsia="Calibri" w:hAnsi="Calibri"/>
+                <w:sz w:val="18"/>
+                <w:szCs w:val="18"/>
+              </w:rPr>
+              <w:t xml:space="preserve">Aplicación: catálogo (</w:t>
+            </w:r>
+            <w:r>
+              <w:rPr>
+                <w:rFonts w:ascii="Consolas" w:cs="Consolas" w:eastAsia="Consolas" w:hAnsi="Consolas"/>
+                <w:color w:val="2E3A36"/>
+                <w:sz w:val="16"/>
+                <w:szCs w:val="16"/>
+              </w:rPr>
+              <w:t xml:space="preserve">app</w:t>
+            </w:r>
+            <w:r>
+              <w:rPr>
+                <w:rFonts w:ascii="Calibri" w:cs="Calibri" w:eastAsia="Calibri" w:hAnsi="Calibri"/>
+                <w:sz w:val="18"/>
+                <w:szCs w:val="18"/>
+              </w:rPr>
+              <w:t xml:space="preserve">)</w:t>
+            </w:r>
+          </w:p>
+        </w:tc>
+        <w:tc>
+          <w:tcPr>
+            <w:tcW w:type="dxa" w:w="3929"/>
+            <w:tcMar>
+              <w:top w:type="dxa" w:w="60"/>
+              <w:left w:type="dxa" w:w="100"/>
+              <w:bottom w:type="dxa" w:w="60"/>
+              <w:right w:type="dxa" w:w="100"/>
+            </w:tcMar>
+          </w:tcPr>
+          <w:p>
+            <w:pPr>
+              <w:spacing w:after="0" w:before="0" w:line="252"/>
+            </w:pPr>
+            <w:r>
+              <w:rPr>
+                <w:rFonts w:ascii="Calibri" w:cs="Calibri" w:eastAsia="Calibri" w:hAnsi="Calibri"/>
+                <w:sz w:val="18"/>
+                <w:szCs w:val="18"/>
+              </w:rPr>
+              <w:t xml:space="preserve">103 casos: listado, consulta por id, 404, precio con 2 decimales, orden estable, catálogo mal formado, despliegue de un cambio de precio, observabilidad, </w:t>
+            </w:r>
+            <w:r>
+              <w:rPr>
+                <w:rFonts w:ascii="Consolas" w:cs="Consolas" w:eastAsia="Consolas" w:hAnsi="Consolas"/>
+                <w:color w:val="2E3A36"/>
+                <w:sz w:val="16"/>
+                <w:szCs w:val="16"/>
+              </w:rPr>
+              <w:t xml:space="preserve">/health</w:t>
+            </w:r>
+            <w:r>
+              <w:rPr>
+                <w:rFonts w:ascii="Calibri" w:cs="Calibri" w:eastAsia="Calibri" w:hAnsi="Calibri"/>
+                <w:sz w:val="18"/>
+                <w:szCs w:val="18"/>
+              </w:rPr>
+              <w:t xml:space="preserve">, </w:t>
+            </w:r>
+            <w:r>
+              <w:rPr>
+                <w:rFonts w:ascii="Consolas" w:cs="Consolas" w:eastAsia="Consolas" w:hAnsi="Consolas"/>
+                <w:color w:val="2E3A36"/>
+                <w:sz w:val="16"/>
+                <w:szCs w:val="16"/>
+              </w:rPr>
+              <w:t xml:space="preserve">Cache-Control: no-store</w:t>
+            </w:r>
+            <w:r>
+              <w:rPr>
+                <w:rFonts w:ascii="Calibri" w:cs="Calibri" w:eastAsia="Calibri" w:hAnsi="Calibri"/>
+                <w:sz w:val="18"/>
+                <w:szCs w:val="18"/>
+              </w:rPr>
+              <w:t xml:space="preserve"> y búsqueda por nombre (45, escritos por el agente autónomo)</w:t>
+            </w:r>
+          </w:p>
+        </w:tc>
+        <w:tc>
+          <w:tcPr>
+            <w:tcW w:type="dxa" w:w="2685"/>
+            <w:tcMar>
+              <w:top w:type="dxa" w:w="60"/>
+              <w:left w:type="dxa" w:w="100"/>
+              <w:bottom w:type="dxa" w:w="60"/>
+              <w:right w:type="dxa" w:w="100"/>
+            </w:tcMar>
+          </w:tcPr>
+          <w:p>
+            <w:pPr>
+              <w:spacing w:after="0" w:before="0" w:line="252"/>
+            </w:pPr>
+            <w:r>
+              <w:rPr>
+                <w:rFonts w:ascii="Calibri" w:cs="Calibri" w:eastAsia="Calibri" w:hAnsi="Calibri"/>
+                <w:sz w:val="18"/>
+                <w:szCs w:val="18"/>
+              </w:rPr>
+              <w:t xml:space="preserve">103/103 superadas</w:t>
+            </w:r>
+          </w:p>
+        </w:tc>
+      </w:tr>
+      <w:tr>
+        <w:trPr>
+          <w:cantSplit/>
+        </w:trPr>
+        <w:tc>
+          <w:tcPr>
+            <w:tcW w:type="dxa" w:w="2456"/>
+            <w:tcMar>
+              <w:top w:type="dxa" w:w="60"/>
+              <w:left w:type="dxa" w:w="100"/>
+              <w:bottom w:type="dxa" w:w="60"/>
+              <w:right w:type="dxa" w:w="100"/>
+            </w:tcMar>
+          </w:tcPr>
+          <w:p>
+            <w:pPr>
+              <w:spacing w:after="0" w:before="0" w:line="252"/>
+            </w:pPr>
+            <w:r>
+              <w:rPr>
+                <w:rFonts w:ascii="Calibri" w:cs="Calibri" w:eastAsia="Calibri" w:hAnsi="Calibri"/>
+                <w:sz w:val="18"/>
+                <w:szCs w:val="18"/>
+              </w:rPr>
+              <w:t xml:space="preserve">CI obligatorio (app#12)</w:t>
+            </w:r>
+          </w:p>
+        </w:tc>
+        <w:tc>
+          <w:tcPr>
+            <w:tcW w:type="dxa" w:w="3929"/>
+            <w:tcMar>
+              <w:top w:type="dxa" w:w="60"/>
+              <w:left w:type="dxa" w:w="100"/>
+              <w:bottom w:type="dxa" w:w="60"/>
+              <w:right w:type="dxa" w:w="100"/>
+            </w:tcMar>
+          </w:tcPr>
+          <w:p>
+            <w:pPr>
+              <w:spacing w:after="0" w:before="0" w:line="252"/>
+            </w:pPr>
+            <w:r>
+              <w:rPr>
+                <w:rFonts w:ascii="Calibri" w:cs="Calibri" w:eastAsia="Calibri" w:hAnsi="Calibri"/>
+                <w:sz w:val="18"/>
+                <w:szCs w:val="18"/>
+              </w:rPr>
+              <w:t xml:space="preserve">PR con un </w:t>
+            </w:r>
+            <w:r>
+              <w:rPr>
+                <w:rFonts w:ascii="Consolas" w:cs="Consolas" w:eastAsia="Consolas" w:hAnsi="Consolas"/>
+                <w:color w:val="2E3A36"/>
+                <w:sz w:val="16"/>
+                <w:szCs w:val="16"/>
+              </w:rPr>
+              <w:t xml:space="preserve">import</w:t>
+            </w:r>
+            <w:r>
+              <w:rPr>
+                <w:rFonts w:ascii="Calibri" w:cs="Calibri" w:eastAsia="Calibri" w:hAnsi="Calibri"/>
+                <w:sz w:val="18"/>
+                <w:szCs w:val="18"/>
+              </w:rPr>
+              <w:t xml:space="preserve"> sin usar</w:t>
+            </w:r>
+          </w:p>
+        </w:tc>
+        <w:tc>
+          <w:tcPr>
+            <w:tcW w:type="dxa" w:w="2685"/>
+            <w:tcMar>
+              <w:top w:type="dxa" w:w="60"/>
+              <w:left w:type="dxa" w:w="100"/>
+              <w:bottom w:type="dxa" w:w="60"/>
+              <w:right w:type="dxa" w:w="100"/>
+            </w:tcMar>
+          </w:tcPr>
+          <w:p>
+            <w:pPr>
+              <w:spacing w:after="0" w:before="0" w:line="252"/>
+            </w:pPr>
+            <w:r>
+              <w:rPr>
+                <w:rFonts w:ascii="Calibri" w:cs="Calibri" w:eastAsia="Calibri" w:hAnsi="Calibri"/>
+                <w:sz w:val="18"/>
+                <w:szCs w:val="18"/>
+              </w:rPr>
+              <w:t xml:space="preserve">CI en rojo y merge bloqueado</w:t>
+            </w:r>
+          </w:p>
+        </w:tc>
+      </w:tr>
+      <w:tr>
+        <w:trPr>
+          <w:cantSplit/>
+        </w:trPr>
+        <w:tc>
+          <w:tcPr>
+            <w:tcW w:type="dxa" w:w="2456"/>
+            <w:tcMar>
+              <w:top w:type="dxa" w:w="60"/>
+              <w:left w:type="dxa" w:w="100"/>
+              <w:bottom w:type="dxa" w:w="60"/>
+              <w:right w:type="dxa" w:w="100"/>
+            </w:tcMar>
+          </w:tcPr>
+          <w:p>
+            <w:pPr>
+              <w:spacing w:after="0" w:before="0" w:line="252"/>
+            </w:pPr>
+            <w:r>
+              <w:rPr>
+                <w:rFonts w:ascii="Calibri" w:cs="Calibri" w:eastAsia="Calibri" w:hAnsi="Calibri"/>
+                <w:sz w:val="18"/>
+                <w:szCs w:val="18"/>
+              </w:rPr>
+              <w:t xml:space="preserve">Gobierno de PRs (</w:t>
+            </w:r>
+            <w:r>
+              <w:rPr>
+                <w:rFonts w:ascii="Consolas" w:cs="Consolas" w:eastAsia="Consolas" w:hAnsi="Consolas"/>
+                <w:color w:val="2E3A36"/>
+                <w:sz w:val="16"/>
+                <w:szCs w:val="16"/>
+              </w:rPr>
+              <w:t xml:space="preserve">check_pr_files.py</w:t>
+            </w:r>
+            <w:r>
+              <w:rPr>
+                <w:rFonts w:ascii="Calibri" w:cs="Calibri" w:eastAsia="Calibri" w:hAnsi="Calibri"/>
+                <w:sz w:val="18"/>
+                <w:szCs w:val="18"/>
+              </w:rPr>
+              <w:t xml:space="preserve">)</w:t>
+            </w:r>
+          </w:p>
+        </w:tc>
+        <w:tc>
+          <w:tcPr>
+            <w:tcW w:type="dxa" w:w="3929"/>
+            <w:tcMar>
+              <w:top w:type="dxa" w:w="60"/>
+              <w:left w:type="dxa" w:w="100"/>
+              <w:bottom w:type="dxa" w:w="60"/>
+              <w:right w:type="dxa" w:w="100"/>
+            </w:tcMar>
+          </w:tcPr>
+          <w:p>
+            <w:pPr>
+              <w:spacing w:after="0" w:before="0" w:line="252"/>
+            </w:pPr>
+            <w:r>
+              <w:rPr>
+                <w:rFonts w:ascii="Calibri" w:cs="Calibri" w:eastAsia="Calibri" w:hAnsi="Calibri"/>
+                <w:sz w:val="18"/>
+                <w:szCs w:val="18"/>
+              </w:rPr>
+              <w:t xml:space="preserve">23 casos: ficheros generados, ficheros protegidos según el autor, cambios de dependencias permitidos y configuración de comprobaciones bloqueada</w:t>
+            </w:r>
+          </w:p>
+        </w:tc>
+        <w:tc>
+          <w:tcPr>
+            <w:tcW w:type="dxa" w:w="2685"/>
+            <w:tcMar>
+              <w:top w:type="dxa" w:w="60"/>
+              <w:left w:type="dxa" w:w="100"/>
+              <w:bottom w:type="dxa" w:w="60"/>
+              <w:right w:type="dxa" w:w="100"/>
+            </w:tcMar>
+          </w:tcPr>
+          <w:p>
+            <w:pPr>
+              <w:spacing w:after="0" w:before="0" w:line="252"/>
+            </w:pPr>
+            <w:r>
+              <w:rPr>
+                <w:rFonts w:ascii="Calibri" w:cs="Calibri" w:eastAsia="Calibri" w:hAnsi="Calibri"/>
+                <w:sz w:val="18"/>
+                <w:szCs w:val="18"/>
+              </w:rPr>
+              <w:t xml:space="preserve">23/23 superadas</w:t>
+            </w:r>
+          </w:p>
+        </w:tc>
+      </w:tr>
+      <w:tr>
+        <w:trPr>
+          <w:cantSplit/>
+        </w:trPr>
+        <w:tc>
+          <w:tcPr>
+            <w:tcW w:type="dxa" w:w="2456"/>
+            <w:tcMar>
+              <w:top w:type="dxa" w:w="60"/>
+              <w:left w:type="dxa" w:w="100"/>
+              <w:bottom w:type="dxa" w:w="60"/>
+              <w:right w:type="dxa" w:w="100"/>
+            </w:tcMar>
+          </w:tcPr>
+          <w:p>
+            <w:pPr>
+              <w:spacing w:after="0" w:before="0" w:line="252"/>
+            </w:pPr>
+            <w:r>
+              <w:rPr>
+                <w:rFonts w:ascii="Calibri" w:cs="Calibri" w:eastAsia="Calibri" w:hAnsi="Calibri"/>
+                <w:sz w:val="18"/>
+                <w:szCs w:val="18"/>
+              </w:rPr>
+              <w:t xml:space="preserve">Escaneo de seguridad obligatorio (app#14)</w:t>
+            </w:r>
+          </w:p>
+        </w:tc>
+        <w:tc>
+          <w:tcPr>
+            <w:tcW w:type="dxa" w:w="3929"/>
+            <w:tcMar>
+              <w:top w:type="dxa" w:w="60"/>
+              <w:left w:type="dxa" w:w="100"/>
+              <w:bottom w:type="dxa" w:w="60"/>
+              <w:right w:type="dxa" w:w="100"/>
+            </w:tcMar>
+          </w:tcPr>
+          <w:p>
+            <w:pPr>
+              <w:spacing w:after="0" w:before="0" w:line="252"/>
+            </w:pPr>
+            <w:r>
+              <w:rPr>
+                <w:rFonts w:ascii="Calibri" w:cs="Calibri" w:eastAsia="Calibri" w:hAnsi="Calibri"/>
+                <w:sz w:val="18"/>
+                <w:szCs w:val="18"/>
+              </w:rPr>
+              <w:t xml:space="preserve">PR con un </w:t>
+            </w:r>
+            <w:r>
+              <w:rPr>
+                <w:rFonts w:ascii="Consolas" w:cs="Consolas" w:eastAsia="Consolas" w:hAnsi="Consolas"/>
+                <w:color w:val="2E3A36"/>
+                <w:sz w:val="16"/>
+                <w:szCs w:val="16"/>
+              </w:rPr>
+              <w:t xml:space="preserve">.pyc</w:t>
+            </w:r>
+            <w:r>
+              <w:rPr>
+                <w:rFonts w:ascii="Calibri" w:cs="Calibri" w:eastAsia="Calibri" w:hAnsi="Calibri"/>
+                <w:sz w:val="18"/>
+                <w:szCs w:val="18"/>
+              </w:rPr>
+              <w:t xml:space="preserve"> en </w:t>
+            </w:r>
+            <w:r>
+              <w:rPr>
+                <w:rFonts w:ascii="Consolas" w:cs="Consolas" w:eastAsia="Consolas" w:hAnsi="Consolas"/>
+                <w:color w:val="2E3A36"/>
+                <w:sz w:val="16"/>
+                <w:szCs w:val="16"/>
+              </w:rPr>
+              <w:t xml:space="preserve">__pycache__</w:t>
+            </w:r>
+          </w:p>
+        </w:tc>
+        <w:tc>
+          <w:tcPr>
+            <w:tcW w:type="dxa" w:w="2685"/>
+            <w:tcMar>
+              <w:top w:type="dxa" w:w="60"/>
+              <w:left w:type="dxa" w:w="100"/>
+              <w:bottom w:type="dxa" w:w="60"/>
+              <w:right w:type="dxa" w:w="100"/>
+            </w:tcMar>
+          </w:tcPr>
+          <w:p>
+            <w:pPr>
+              <w:spacing w:after="0" w:before="0" w:line="252"/>
+            </w:pPr>
+            <w:r>
+              <w:rPr>
+                <w:rFonts w:ascii="Consolas" w:cs="Consolas" w:eastAsia="Consolas" w:hAnsi="Consolas"/>
+                <w:color w:val="2E3A36"/>
+                <w:sz w:val="16"/>
+                <w:szCs w:val="16"/>
+              </w:rPr>
+              <w:t xml:space="preserve">governance</w:t>
+            </w:r>
+            <w:r>
+              <w:rPr>
+                <w:rFonts w:ascii="Calibri" w:cs="Calibri" w:eastAsia="Calibri" w:hAnsi="Calibri"/>
+                <w:sz w:val="18"/>
+                <w:szCs w:val="18"/>
+              </w:rPr>
+              <w:t xml:space="preserve"> en rojo y merge bloqueado</w:t>
+            </w:r>
+          </w:p>
+        </w:tc>
+      </w:tr>
+      <w:tr>
+        <w:trPr>
+          <w:cantSplit/>
+        </w:trPr>
+        <w:tc>
+          <w:tcPr>
+            <w:tcW w:type="dxa" w:w="2456"/>
+            <w:tcMar>
+              <w:top w:type="dxa" w:w="60"/>
+              <w:left w:type="dxa" w:w="100"/>
+              <w:bottom w:type="dxa" w:w="60"/>
+              <w:right w:type="dxa" w:w="100"/>
+            </w:tcMar>
+          </w:tcPr>
+          <w:p>
+            <w:pPr>
+              <w:spacing w:after="0" w:before="0" w:line="252"/>
+            </w:pPr>
+            <w:r>
+              <w:rPr>
+                <w:rFonts w:ascii="Calibri" w:cs="Calibri" w:eastAsia="Calibri" w:hAnsi="Calibri"/>
+                <w:sz w:val="18"/>
+                <w:szCs w:val="18"/>
+              </w:rPr>
+              <w:t xml:space="preserve">Agentes en Actions (</w:t>
+            </w:r>
+            <w:r>
+              <w:rPr>
+                <w:rFonts w:ascii="Consolas" w:cs="Consolas" w:eastAsia="Consolas" w:hAnsi="Consolas"/>
+                <w:color w:val="2E3A36"/>
+                <w:sz w:val="16"/>
+                <w:szCs w:val="16"/>
+              </w:rPr>
+              <w:t xml:space="preserve">scripts/agent</w:t>
+            </w:r>
+            <w:r>
+              <w:rPr>
+                <w:rFonts w:ascii="Calibri" w:cs="Calibri" w:eastAsia="Calibri" w:hAnsi="Calibri"/>
+                <w:sz w:val="18"/>
+                <w:szCs w:val="18"/>
+              </w:rPr>
+              <w:t xml:space="preserve">)</w:t>
+            </w:r>
+          </w:p>
+        </w:tc>
+        <w:tc>
+          <w:tcPr>
+            <w:tcW w:type="dxa" w:w="3929"/>
+            <w:tcMar>
+              <w:top w:type="dxa" w:w="60"/>
+              <w:left w:type="dxa" w:w="100"/>
+              <w:bottom w:type="dxa" w:w="60"/>
+              <w:right w:type="dxa" w:w="100"/>
+            </w:tcMar>
+          </w:tcPr>
+          <w:p>
+            <w:pPr>
+              <w:spacing w:after="0" w:before="0" w:line="252"/>
+            </w:pPr>
+            <w:r>
+              <w:rPr>
+                <w:rFonts w:ascii="Calibri" w:cs="Calibri" w:eastAsia="Calibri" w:hAnsi="Calibri"/>
+                <w:sz w:val="18"/>
+                <w:szCs w:val="18"/>
+              </w:rPr>
+              <w:t xml:space="preserve">46 casos. Revisor y respuesta (16): publicación y fallo seguro de la revisión, hallazgos fuera del PR, orden por severidad, neutralización, sospecha de inyección, separación de instrucción y datos en los prompts e informes de respuesta. Agente autónomo (25): comprobaciones previas, prompt con datos, nombres de rama, alcance de la fase spec, textos del PR e informes. Commits por la API (5): altas, cambios y bajas, binarios, rechazo de ejecutables y enlaces, entrada de la mutación</w:t>
+            </w:r>
+          </w:p>
+        </w:tc>
+        <w:tc>
+          <w:tcPr>
+            <w:tcW w:type="dxa" w:w="2685"/>
+            <w:tcMar>
+              <w:top w:type="dxa" w:w="60"/>
+              <w:left w:type="dxa" w:w="100"/>
+              <w:bottom w:type="dxa" w:w="60"/>
+              <w:right w:type="dxa" w:w="100"/>
+            </w:tcMar>
+          </w:tcPr>
+          <w:p>
+            <w:pPr>
+              <w:spacing w:after="0" w:before="0" w:line="252"/>
+            </w:pPr>
+            <w:r>
+              <w:rPr>
+                <w:rFonts w:ascii="Calibri" w:cs="Calibri" w:eastAsia="Calibri" w:hAnsi="Calibri"/>
+                <w:sz w:val="18"/>
+                <w:szCs w:val="18"/>
+              </w:rPr>
+              <w:t xml:space="preserve">46/46 superadas</w:t>
+            </w:r>
+          </w:p>
+        </w:tc>
+      </w:tr>
+      <w:tr>
+        <w:trPr>
+          <w:cantSplit/>
+        </w:trPr>
+        <w:tc>
+          <w:tcPr>
+            <w:tcW w:type="dxa" w:w="2456"/>
+            <w:tcMar>
+              <w:top w:type="dxa" w:w="60"/>
+              <w:left w:type="dxa" w:w="100"/>
+              <w:bottom w:type="dxa" w:w="60"/>
+              <w:right w:type="dxa" w:w="100"/>
+            </w:tcMar>
+          </w:tcPr>
+          <w:p>
+            <w:pPr>
+              <w:spacing w:after="0" w:before="0" w:line="252"/>
+            </w:pPr>
+            <w:r>
+              <w:rPr>
+                <w:rFonts w:ascii="Calibri" w:cs="Calibri" w:eastAsia="Calibri" w:hAnsi="Calibri"/>
+                <w:sz w:val="18"/>
+                <w:szCs w:val="18"/>
+              </w:rPr>
+              <w:t xml:space="preserve">Respuesta a </w:t>
+            </w:r>
+            <w:r>
+              <w:rPr>
+                <w:rFonts w:ascii="Consolas" w:cs="Consolas" w:eastAsia="Consolas" w:hAnsi="Consolas"/>
+                <w:color w:val="2E3A36"/>
+                <w:sz w:val="16"/>
+                <w:szCs w:val="16"/>
+              </w:rPr>
+              <w:t xml:space="preserve">@claude</w:t>
+            </w:r>
+            <w:r>
+              <w:rPr>
+                <w:rFonts w:ascii="Calibri" w:cs="Calibri" w:eastAsia="Calibri" w:hAnsi="Calibri"/>
+                <w:sz w:val="18"/>
+                <w:szCs w:val="18"/>
+              </w:rPr>
+              <w:t xml:space="preserve"> (app#16)</w:t>
+            </w:r>
+          </w:p>
+        </w:tc>
+        <w:tc>
+          <w:tcPr>
+            <w:tcW w:type="dxa" w:w="3929"/>
+            <w:tcMar>
+              <w:top w:type="dxa" w:w="60"/>
+              <w:left w:type="dxa" w:w="100"/>
+              <w:bottom w:type="dxa" w:w="60"/>
+              <w:right w:type="dxa" w:w="100"/>
+            </w:tcMar>
+          </w:tcPr>
+          <w:p>
+            <w:pPr>
+              <w:spacing w:after="0" w:before="0" w:line="252"/>
+            </w:pPr>
+            <w:r>
+              <w:rPr>
+                <w:rFonts w:ascii="Calibri" w:cs="Calibri" w:eastAsia="Calibri" w:hAnsi="Calibri"/>
+                <w:sz w:val="18"/>
+                <w:szCs w:val="18"/>
+              </w:rPr>
+              <w:t xml:space="preserve">PR con tres tests de FR-009 que fallan y un comentario </w:t>
+            </w:r>
+            <w:r>
+              <w:rPr>
+                <w:rFonts w:ascii="Consolas" w:cs="Consolas" w:eastAsia="Consolas" w:hAnsi="Consolas"/>
+                <w:color w:val="2E3A36"/>
+                <w:sz w:val="16"/>
+                <w:szCs w:val="16"/>
+              </w:rPr>
+              <w:t xml:space="preserve">@claude</w:t>
+            </w:r>
+          </w:p>
+        </w:tc>
+        <w:tc>
+          <w:tcPr>
+            <w:tcW w:type="dxa" w:w="2685"/>
+            <w:tcMar>
+              <w:top w:type="dxa" w:w="60"/>
+              <w:left w:type="dxa" w:w="100"/>
+              <w:bottom w:type="dxa" w:w="60"/>
+              <w:right w:type="dxa" w:w="100"/>
+            </w:tcMar>
+          </w:tcPr>
+          <w:p>
+            <w:pPr>
+              <w:spacing w:after="0" w:before="0" w:line="252"/>
+            </w:pPr>
+            <w:r>
+              <w:rPr>
+                <w:rFonts w:ascii="Calibri" w:cs="Calibri" w:eastAsia="Calibri" w:hAnsi="Calibri"/>
+                <w:sz w:val="18"/>
+                <w:szCs w:val="18"/>
+              </w:rPr>
+              <w:t xml:space="preserve">Commit del bot en 73 s, checks en verde, revisión publicada y sin bucle del bot</w:t>
+            </w:r>
+          </w:p>
+        </w:tc>
+      </w:tr>
+      <w:tr>
+        <w:trPr>
+          <w:cantSplit/>
+        </w:trPr>
+        <w:tc>
+          <w:tcPr>
+            <w:tcW w:type="dxa" w:w="2456"/>
+            <w:tcMar>
+              <w:top w:type="dxa" w:w="60"/>
+              <w:left w:type="dxa" w:w="100"/>
+              <w:bottom w:type="dxa" w:w="60"/>
+              <w:right w:type="dxa" w:w="100"/>
+            </w:tcMar>
+          </w:tcPr>
+          <w:p>
+            <w:pPr>
+              <w:spacing w:after="0" w:before="0" w:line="252"/>
+            </w:pPr>
+            <w:r>
+              <w:rPr>
+                <w:rFonts w:ascii="Calibri" w:cs="Calibri" w:eastAsia="Calibri" w:hAnsi="Calibri"/>
+                <w:sz w:val="18"/>
+                <w:szCs w:val="18"/>
+              </w:rPr>
+              <w:t xml:space="preserve">Promoción (</w:t>
+            </w:r>
+            <w:r>
+              <w:rPr>
+                <w:rFonts w:ascii="Consolas" w:cs="Consolas" w:eastAsia="Consolas" w:hAnsi="Consolas"/>
+                <w:color w:val="2E3A36"/>
+                <w:sz w:val="16"/>
+                <w:szCs w:val="16"/>
+              </w:rPr>
+              <w:t xml:space="preserve">promote.py</w:t>
+            </w:r>
+            <w:r>
+              <w:rPr>
+                <w:rFonts w:ascii="Calibri" w:cs="Calibri" w:eastAsia="Calibri" w:hAnsi="Calibri"/>
+                <w:sz w:val="18"/>
+                <w:szCs w:val="18"/>
+              </w:rPr>
+              <w:t xml:space="preserve">)</w:t>
+            </w:r>
+          </w:p>
+        </w:tc>
+        <w:tc>
+          <w:tcPr>
+            <w:tcW w:type="dxa" w:w="3929"/>
+            <w:tcMar>
+              <w:top w:type="dxa" w:w="60"/>
+              <w:left w:type="dxa" w:w="100"/>
+              <w:bottom w:type="dxa" w:w="60"/>
+              <w:right w:type="dxa" w:w="100"/>
+            </w:tcMar>
+          </w:tcPr>
+          <w:p>
+            <w:pPr>
+              <w:spacing w:after="0" w:before="0" w:line="252"/>
+            </w:pPr>
+            <w:r>
+              <w:rPr>
+                <w:rFonts w:ascii="Calibri" w:cs="Calibri" w:eastAsia="Calibri" w:hAnsi="Calibri"/>
+                <w:sz w:val="18"/>
+                <w:szCs w:val="18"/>
+              </w:rPr>
+              <w:t xml:space="preserve">7 casos: imágenes fijadas o no en manifiestos renderizados, cambio de digest de una sola imagen, errores y digest sin cambios</w:t>
+            </w:r>
+          </w:p>
+        </w:tc>
+        <w:tc>
+          <w:tcPr>
+            <w:tcW w:type="dxa" w:w="2685"/>
+            <w:tcMar>
+              <w:top w:type="dxa" w:w="60"/>
+              <w:left w:type="dxa" w:w="100"/>
+              <w:bottom w:type="dxa" w:w="60"/>
+              <w:right w:type="dxa" w:w="100"/>
+            </w:tcMar>
+          </w:tcPr>
+          <w:p>
+            <w:pPr>
+              <w:spacing w:after="0" w:before="0" w:line="252"/>
+            </w:pPr>
+            <w:r>
+              <w:rPr>
+                <w:rFonts w:ascii="Calibri" w:cs="Calibri" w:eastAsia="Calibri" w:hAnsi="Calibri"/>
+                <w:sz w:val="18"/>
+                <w:szCs w:val="18"/>
+              </w:rPr>
+              <w:t xml:space="preserve">7/7 superadas</w:t>
+            </w:r>
+          </w:p>
+        </w:tc>
+      </w:tr>
+      <w:tr>
+        <w:trPr>
+          <w:cantSplit/>
+        </w:trPr>
+        <w:tc>
+          <w:tcPr>
+            <w:tcW w:type="dxa" w:w="2456"/>
+            <w:tcMar>
+              <w:top w:type="dxa" w:w="60"/>
+              <w:left w:type="dxa" w:w="100"/>
+              <w:bottom w:type="dxa" w:w="60"/>
+              <w:right w:type="dxa" w:w="100"/>
+            </w:tcMar>
+          </w:tcPr>
+          <w:p>
+            <w:pPr>
+              <w:spacing w:after="0" w:before="0" w:line="252"/>
+            </w:pPr>
+            <w:r>
+              <w:rPr>
+                <w:rFonts w:ascii="Calibri" w:cs="Calibri" w:eastAsia="Calibri" w:hAnsi="Calibri"/>
+                <w:sz w:val="18"/>
+                <w:szCs w:val="18"/>
+              </w:rPr>
+              <w:t xml:space="preserve">Promoción real (gitops#3)</w:t>
+            </w:r>
+          </w:p>
+        </w:tc>
+        <w:tc>
+          <w:tcPr>
+            <w:tcW w:type="dxa" w:w="3929"/>
+            <w:tcMar>
+              <w:top w:type="dxa" w:w="60"/>
+              <w:left w:type="dxa" w:w="100"/>
+              <w:bottom w:type="dxa" w:w="60"/>
+              <w:right w:type="dxa" w:w="100"/>
+            </w:tcMar>
+          </w:tcPr>
+          <w:p>
+            <w:pPr>
+              <w:spacing w:after="0" w:before="0" w:line="252"/>
+            </w:pPr>
+            <w:r>
+              <w:rPr>
+                <w:rFonts w:ascii="Calibri" w:cs="Calibri" w:eastAsia="Calibri" w:hAnsi="Calibri"/>
+                <w:sz w:val="18"/>
+                <w:szCs w:val="18"/>
+              </w:rPr>
+              <w:t xml:space="preserve">Merge en app con imagen nueva</w:t>
+            </w:r>
+          </w:p>
+        </w:tc>
+        <w:tc>
+          <w:tcPr>
+            <w:tcW w:type="dxa" w:w="2685"/>
+            <w:tcMar>
+              <w:top w:type="dxa" w:w="60"/>
+              <w:left w:type="dxa" w:w="100"/>
+              <w:bottom w:type="dxa" w:w="60"/>
+              <w:right w:type="dxa" w:w="100"/>
+            </w:tcMar>
+          </w:tcPr>
+          <w:p>
+            <w:pPr>
+              <w:spacing w:after="0" w:before="0" w:line="252"/>
+            </w:pPr>
+            <w:r>
+              <w:rPr>
+                <w:rFonts w:ascii="Calibri" w:cs="Calibri" w:eastAsia="Calibri" w:hAnsi="Calibri"/>
+                <w:sz w:val="18"/>
+                <w:szCs w:val="18"/>
+              </w:rPr>
+              <w:t xml:space="preserve">PR del bot verificado, check en verde, aprobación humana y despliegue por Argo CD</w:t>
+            </w:r>
+          </w:p>
+        </w:tc>
+      </w:tr>
+      <w:tr>
+        <w:trPr>
+          <w:cantSplit/>
+        </w:trPr>
+        <w:tc>
+          <w:tcPr>
+            <w:tcW w:type="dxa" w:w="2456"/>
+            <w:tcMar>
+              <w:top w:type="dxa" w:w="60"/>
+              <w:left w:type="dxa" w:w="100"/>
+              <w:bottom w:type="dxa" w:w="60"/>
+              <w:right w:type="dxa" w:w="100"/>
+            </w:tcMar>
+          </w:tcPr>
+          <w:p>
+            <w:pPr>
+              <w:spacing w:after="0" w:before="0" w:line="252"/>
+            </w:pPr>
+            <w:r>
+              <w:rPr>
+                <w:rFonts w:ascii="Calibri" w:cs="Calibri" w:eastAsia="Calibri" w:hAnsi="Calibri"/>
+                <w:sz w:val="18"/>
+                <w:szCs w:val="18"/>
+              </w:rPr>
+              <w:t xml:space="preserve">Imagen no firmada (gitops#4)</w:t>
+            </w:r>
+          </w:p>
+        </w:tc>
+        <w:tc>
+          <w:tcPr>
+            <w:tcW w:type="dxa" w:w="3929"/>
+            <w:tcMar>
+              <w:top w:type="dxa" w:w="60"/>
+              <w:left w:type="dxa" w:w="100"/>
+              <w:bottom w:type="dxa" w:w="60"/>
+              <w:right w:type="dxa" w:w="100"/>
+            </w:tcMar>
+          </w:tcPr>
+          <w:p>
+            <w:pPr>
+              <w:spacing w:after="0" w:before="0" w:line="252"/>
+            </w:pPr>
+            <w:r>
+              <w:rPr>
+                <w:rFonts w:ascii="Consolas" w:cs="Consolas" w:eastAsia="Consolas" w:hAnsi="Consolas"/>
+                <w:color w:val="2E3A36"/>
+                <w:sz w:val="16"/>
+                <w:szCs w:val="16"/>
+              </w:rPr>
+              <w:t xml:space="preserve">python:3.12-slim-bookworm</w:t>
+            </w:r>
+            <w:r>
+              <w:rPr>
+                <w:rFonts w:ascii="Calibri" w:cs="Calibri" w:eastAsia="Calibri" w:hAnsi="Calibri"/>
+                <w:sz w:val="18"/>
+                <w:szCs w:val="18"/>
+              </w:rPr>
+              <w:t xml:space="preserve"> por digest en </w:t>
+            </w:r>
+            <w:r>
+              <w:rPr>
+                <w:rFonts w:ascii="Consolas" w:cs="Consolas" w:eastAsia="Consolas" w:hAnsi="Consolas"/>
+                <w:color w:val="2E3A36"/>
+                <w:sz w:val="16"/>
+                <w:szCs w:val="16"/>
+              </w:rPr>
+              <w:t xml:space="preserve">apps/</w:t>
+            </w:r>
+          </w:p>
+        </w:tc>
+        <w:tc>
+          <w:tcPr>
+            <w:tcW w:type="dxa" w:w="2685"/>
+            <w:tcMar>
+              <w:top w:type="dxa" w:w="60"/>
+              <w:left w:type="dxa" w:w="100"/>
+              <w:bottom w:type="dxa" w:w="60"/>
+              <w:right w:type="dxa" w:w="100"/>
+            </w:tcMar>
+          </w:tcPr>
+          <w:p>
+            <w:pPr>
+              <w:spacing w:after="0" w:before="0" w:line="252"/>
+            </w:pPr>
+            <w:r>
+              <w:rPr>
+                <w:rFonts w:ascii="Consolas" w:cs="Consolas" w:eastAsia="Consolas" w:hAnsi="Consolas"/>
+                <w:color w:val="2E3A36"/>
+                <w:sz w:val="16"/>
+                <w:szCs w:val="16"/>
+              </w:rPr>
+              <w:t xml:space="preserve">verify / images</w:t>
+            </w:r>
+            <w:r>
+              <w:rPr>
+                <w:rFonts w:ascii="Calibri" w:cs="Calibri" w:eastAsia="Calibri" w:hAnsi="Calibri"/>
+                <w:sz w:val="18"/>
+                <w:szCs w:val="18"/>
+              </w:rPr>
+              <w:t xml:space="preserve"> en rojo («Procedencia no válida») y merge bloqueado</w:t>
+            </w:r>
+          </w:p>
+        </w:tc>
+      </w:tr>
+      <w:tr>
+        <w:trPr>
+          <w:cantSplit/>
+        </w:trPr>
+        <w:tc>
+          <w:tcPr>
+            <w:tcW w:type="dxa" w:w="2456"/>
+            <w:tcMar>
+              <w:top w:type="dxa" w:w="60"/>
+              <w:left w:type="dxa" w:w="100"/>
+              <w:bottom w:type="dxa" w:w="60"/>
+              <w:right w:type="dxa" w:w="100"/>
+            </w:tcMar>
+          </w:tcPr>
+          <w:p>
+            <w:pPr>
+              <w:spacing w:after="0" w:before="0" w:line="252"/>
+            </w:pPr>
+            <w:r>
+              <w:rPr>
+                <w:rFonts w:ascii="Calibri" w:cs="Calibri" w:eastAsia="Calibri" w:hAnsi="Calibri"/>
+                <w:sz w:val="18"/>
+                <w:szCs w:val="18"/>
+              </w:rPr>
+              <w:t xml:space="preserve">Imágenes base (</w:t>
+            </w:r>
+            <w:r>
+              <w:rPr>
+                <w:rFonts w:ascii="Consolas" w:cs="Consolas" w:eastAsia="Consolas" w:hAnsi="Consolas"/>
+                <w:color w:val="2E3A36"/>
+                <w:sz w:val="16"/>
+                <w:szCs w:val="16"/>
+              </w:rPr>
+              <w:t xml:space="preserve">base_images.py</w:t>
+            </w:r>
+            <w:r>
+              <w:rPr>
+                <w:rFonts w:ascii="Calibri" w:cs="Calibri" w:eastAsia="Calibri" w:hAnsi="Calibri"/>
+                <w:sz w:val="18"/>
+                <w:szCs w:val="18"/>
+              </w:rPr>
+              <w:t xml:space="preserve">)</w:t>
+            </w:r>
+          </w:p>
+        </w:tc>
+        <w:tc>
+          <w:tcPr>
+            <w:tcW w:type="dxa" w:w="3929"/>
+            <w:tcMar>
+              <w:top w:type="dxa" w:w="60"/>
+              <w:left w:type="dxa" w:w="100"/>
+              <w:bottom w:type="dxa" w:w="60"/>
+              <w:right w:type="dxa" w:w="100"/>
+            </w:tcMar>
+          </w:tcPr>
+          <w:p>
+            <w:pPr>
+              <w:spacing w:after="0" w:before="0" w:line="252"/>
+            </w:pPr>
+            <w:r>
+              <w:rPr>
+                <w:rFonts w:ascii="Calibri" w:cs="Calibri" w:eastAsia="Calibri" w:hAnsi="Calibri"/>
+                <w:sz w:val="18"/>
+                <w:szCs w:val="18"/>
+              </w:rPr>
+              <w:t xml:space="preserve">8 casos: etapas, </w:t>
+            </w:r>
+            <w:r>
+              <w:rPr>
+                <w:rFonts w:ascii="Consolas" w:cs="Consolas" w:eastAsia="Consolas" w:hAnsi="Consolas"/>
+                <w:color w:val="2E3A36"/>
+                <w:sz w:val="16"/>
+                <w:szCs w:val="16"/>
+              </w:rPr>
+              <w:t xml:space="preserve">scratch</w:t>
+            </w:r>
+            <w:r>
+              <w:rPr>
+                <w:rFonts w:ascii="Calibri" w:cs="Calibri" w:eastAsia="Calibri" w:hAnsi="Calibri"/>
+                <w:sz w:val="18"/>
+                <w:szCs w:val="18"/>
+              </w:rPr>
+              <w:t xml:space="preserve">, digest incompleto, variables en </w:t>
+            </w:r>
+            <w:r>
+              <w:rPr>
+                <w:rFonts w:ascii="Consolas" w:cs="Consolas" w:eastAsia="Consolas" w:hAnsi="Consolas"/>
+                <w:color w:val="2E3A36"/>
+                <w:sz w:val="16"/>
+                <w:szCs w:val="16"/>
+              </w:rPr>
+              <w:t xml:space="preserve">FROM</w:t>
+            </w:r>
+            <w:r>
+              <w:rPr>
+                <w:rFonts w:ascii="Calibri" w:cs="Calibri" w:eastAsia="Calibri" w:hAnsi="Calibri"/>
+                <w:sz w:val="18"/>
+                <w:szCs w:val="18"/>
+              </w:rPr>
+              <w:t xml:space="preserve">, líneas partidas</w:t>
+            </w:r>
+          </w:p>
+        </w:tc>
+        <w:tc>
+          <w:tcPr>
+            <w:tcW w:type="dxa" w:w="2685"/>
+            <w:tcMar>
+              <w:top w:type="dxa" w:w="60"/>
+              <w:left w:type="dxa" w:w="100"/>
+              <w:bottom w:type="dxa" w:w="60"/>
+              <w:right w:type="dxa" w:w="100"/>
+            </w:tcMar>
+          </w:tcPr>
+          <w:p>
+            <w:pPr>
+              <w:spacing w:after="0" w:before="0" w:line="252"/>
+            </w:pPr>
+            <w:r>
+              <w:rPr>
+                <w:rFonts w:ascii="Calibri" w:cs="Calibri" w:eastAsia="Calibri" w:hAnsi="Calibri"/>
+                <w:sz w:val="18"/>
+                <w:szCs w:val="18"/>
+              </w:rPr>
+              <w:t xml:space="preserve">8/8 superadas</w:t>
+            </w:r>
+          </w:p>
+        </w:tc>
+      </w:tr>
+      <w:tr>
+        <w:trPr>
+          <w:cantSplit/>
+        </w:trPr>
+        <w:tc>
+          <w:tcPr>
+            <w:tcW w:type="dxa" w:w="2456"/>
+            <w:tcMar>
+              <w:top w:type="dxa" w:w="60"/>
+              <w:left w:type="dxa" w:w="100"/>
+              <w:bottom w:type="dxa" w:w="60"/>
+              <w:right w:type="dxa" w:w="100"/>
+            </w:tcMar>
+          </w:tcPr>
+          <w:p>
+            <w:pPr>
+              <w:spacing w:after="0" w:before="0" w:line="252"/>
+            </w:pPr>
+            <w:r>
+              <w:rPr>
+                <w:rFonts w:ascii="Calibri" w:cs="Calibri" w:eastAsia="Calibri" w:hAnsi="Calibri"/>
+                <w:sz w:val="18"/>
+                <w:szCs w:val="18"/>
+              </w:rPr>
+              <w:t xml:space="preserve">Cadena de suministro (app#21 y main)</w:t>
+            </w:r>
+          </w:p>
+        </w:tc>
+        <w:tc>
+          <w:tcPr>
+            <w:tcW w:type="dxa" w:w="3929"/>
+            <w:tcMar>
+              <w:top w:type="dxa" w:w="60"/>
+              <w:left w:type="dxa" w:w="100"/>
+              <w:bottom w:type="dxa" w:w="60"/>
+              <w:right w:type="dxa" w:w="100"/>
+            </w:tcMar>
+          </w:tcPr>
+          <w:p>
+            <w:pPr>
+              <w:spacing w:after="0" w:before="0" w:line="252"/>
+            </w:pPr>
+            <w:r>
+              <w:rPr>
+                <w:rFonts w:ascii="Calibri" w:cs="Calibri" w:eastAsia="Calibri" w:hAnsi="Calibri"/>
+                <w:sz w:val="18"/>
+                <w:szCs w:val="18"/>
+              </w:rPr>
+              <w:t xml:space="preserve">Imagen sin digest en la base; imagen arrancada con búsqueda; publicación en main</w:t>
+            </w:r>
+          </w:p>
+        </w:tc>
+        <w:tc>
+          <w:tcPr>
+            <w:tcW w:type="dxa" w:w="2685"/>
+            <w:tcMar>
+              <w:top w:type="dxa" w:w="60"/>
+              <w:left w:type="dxa" w:w="100"/>
+              <w:bottom w:type="dxa" w:w="60"/>
+              <w:right w:type="dxa" w:w="100"/>
+            </w:tcMar>
+          </w:tcPr>
+          <w:p>
+            <w:pPr>
+              <w:spacing w:after="0" w:before="0" w:line="252"/>
+            </w:pPr>
+            <w:r>
+              <w:rPr>
+                <w:rFonts w:ascii="Calibri" w:cs="Calibri" w:eastAsia="Calibri" w:hAnsi="Calibri"/>
+                <w:sz w:val="18"/>
+                <w:szCs w:val="18"/>
+              </w:rPr>
+              <w:t xml:space="preserve">CI en rojo con el digest correcto; prueba de humo superada; imagen firmada con dos atestaciones verificadas</w:t>
+            </w:r>
+          </w:p>
+        </w:tc>
+      </w:tr>
+      <w:tr>
+        <w:trPr>
+          <w:cantSplit/>
+        </w:trPr>
+        <w:tc>
+          <w:tcPr>
+            <w:tcW w:type="dxa" w:w="2456"/>
+            <w:tcMar>
+              <w:top w:type="dxa" w:w="60"/>
+              <w:left w:type="dxa" w:w="100"/>
+              <w:bottom w:type="dxa" w:w="60"/>
+              <w:right w:type="dxa" w:w="100"/>
+            </w:tcMar>
+          </w:tcPr>
+          <w:p>
+            <w:pPr>
+              <w:spacing w:after="0" w:before="0" w:line="252"/>
+            </w:pPr>
+            <w:r>
+              <w:rPr>
+                <w:rFonts w:ascii="Calibri" w:cs="Calibri" w:eastAsia="Calibri" w:hAnsi="Calibri"/>
+                <w:sz w:val="18"/>
+                <w:szCs w:val="18"/>
+              </w:rPr>
+              <w:t xml:space="preserve">Commit verificado (app#22)</w:t>
+            </w:r>
+          </w:p>
+        </w:tc>
+        <w:tc>
+          <w:tcPr>
+            <w:tcW w:type="dxa" w:w="3929"/>
+            <w:tcMar>
+              <w:top w:type="dxa" w:w="60"/>
+              <w:left w:type="dxa" w:w="100"/>
+              <w:bottom w:type="dxa" w:w="60"/>
+              <w:right w:type="dxa" w:w="100"/>
+            </w:tcMar>
+          </w:tcPr>
+          <w:p>
+            <w:pPr>
+              <w:spacing w:after="0" w:before="0" w:line="252"/>
+            </w:pPr>
+            <w:r>
+              <w:rPr>
+                <w:rFonts w:ascii="Consolas" w:cs="Consolas" w:eastAsia="Consolas" w:hAnsi="Consolas"/>
+                <w:color w:val="2E3A36"/>
+                <w:sz w:val="16"/>
+                <w:szCs w:val="16"/>
+              </w:rPr>
+              <w:t xml:space="preserve">@claude</w:t>
+            </w:r>
+            <w:r>
+              <w:rPr>
+                <w:rFonts w:ascii="Calibri" w:cs="Calibri" w:eastAsia="Calibri" w:hAnsi="Calibri"/>
+                <w:sz w:val="18"/>
+                <w:szCs w:val="18"/>
+              </w:rPr>
+              <w:t xml:space="preserve"> en un PR tras el cambio a la API</w:t>
+            </w:r>
+          </w:p>
+        </w:tc>
+        <w:tc>
+          <w:tcPr>
+            <w:tcW w:type="dxa" w:w="2685"/>
+            <w:tcMar>
+              <w:top w:type="dxa" w:w="60"/>
+              <w:left w:type="dxa" w:w="100"/>
+              <w:bottom w:type="dxa" w:w="60"/>
+              <w:right w:type="dxa" w:w="100"/>
+            </w:tcMar>
+          </w:tcPr>
+          <w:p>
+            <w:pPr>
+              <w:spacing w:after="0" w:before="0" w:line="252"/>
+            </w:pPr>
+            <w:r>
+              <w:rPr>
+                <w:rFonts w:ascii="Consolas" w:cs="Consolas" w:eastAsia="Consolas" w:hAnsi="Consolas"/>
+                <w:color w:val="2E3A36"/>
+                <w:sz w:val="16"/>
+                <w:szCs w:val="16"/>
+              </w:rPr>
+              <w:t xml:space="preserve">verified: true</w:t>
+            </w:r>
+            <w:r>
+              <w:rPr>
+                <w:rFonts w:ascii="Calibri" w:cs="Calibri" w:eastAsia="Calibri" w:hAnsi="Calibri"/>
+                <w:sz w:val="18"/>
+                <w:szCs w:val="18"/>
+              </w:rPr>
+              <w:t xml:space="preserve"> (</w:t>
+            </w:r>
+            <w:r>
+              <w:rPr>
+                <w:rFonts w:ascii="Consolas" w:cs="Consolas" w:eastAsia="Consolas" w:hAnsi="Consolas"/>
+                <w:color w:val="2E3A36"/>
+                <w:sz w:val="16"/>
+                <w:szCs w:val="16"/>
+              </w:rPr>
+              <w:t xml:space="preserve">valid</w:t>
+            </w:r>
+            <w:r>
+              <w:rPr>
+                <w:rFonts w:ascii="Calibri" w:cs="Calibri" w:eastAsia="Calibri" w:hAnsi="Calibri"/>
+                <w:sz w:val="18"/>
+                <w:szCs w:val="18"/>
+              </w:rPr>
+              <w:t xml:space="preserve">)</w:t>
+            </w:r>
+          </w:p>
+        </w:tc>
+      </w:tr>
+      <w:tr>
+        <w:trPr>
+          <w:cantSplit/>
+        </w:trPr>
+        <w:tc>
+          <w:tcPr>
+            <w:tcW w:type="dxa" w:w="2456"/>
+            <w:tcMar>
+              <w:top w:type="dxa" w:w="60"/>
+              <w:left w:type="dxa" w:w="100"/>
+              <w:bottom w:type="dxa" w:w="60"/>
+              <w:right w:type="dxa" w:w="100"/>
+            </w:tcMar>
+          </w:tcPr>
+          <w:p>
+            <w:pPr>
+              <w:spacing w:after="0" w:before="0" w:line="252"/>
+            </w:pPr>
+            <w:r>
+              <w:rPr>
+                <w:rFonts w:ascii="Calibri" w:cs="Calibri" w:eastAsia="Calibri" w:hAnsi="Calibri"/>
+                <w:sz w:val="18"/>
+                <w:szCs w:val="18"/>
+              </w:rPr>
+              <w:t xml:space="preserve">Agente autónomo (issue #18)</w:t>
+            </w:r>
+          </w:p>
+        </w:tc>
+        <w:tc>
+          <w:tcPr>
+            <w:tcW w:type="dxa" w:w="3929"/>
+            <w:tcMar>
+              <w:top w:type="dxa" w:w="60"/>
+              <w:left w:type="dxa" w:w="100"/>
+              <w:bottom w:type="dxa" w:w="60"/>
+              <w:right w:type="dxa" w:w="100"/>
+            </w:tcMar>
+          </w:tcPr>
+          <w:p>
+            <w:pPr>
+              <w:spacing w:after="0" w:before="0" w:line="252"/>
+            </w:pPr>
+            <w:r>
+              <w:rPr>
+                <w:rFonts w:ascii="Calibri" w:cs="Calibri" w:eastAsia="Calibri" w:hAnsi="Calibri"/>
+                <w:sz w:val="18"/>
+                <w:szCs w:val="18"/>
+              </w:rPr>
+              <w:t xml:space="preserve">Petición real con etiqueta </w:t>
+            </w:r>
+            <w:r>
+              <w:rPr>
+                <w:rFonts w:ascii="Consolas" w:cs="Consolas" w:eastAsia="Consolas" w:hAnsi="Consolas"/>
+                <w:color w:val="2E3A36"/>
+                <w:sz w:val="16"/>
+                <w:szCs w:val="16"/>
+              </w:rPr>
+              <w:t xml:space="preserve">aprobado</w:t>
+            </w:r>
+          </w:p>
+        </w:tc>
+        <w:tc>
+          <w:tcPr>
+            <w:tcW w:type="dxa" w:w="2685"/>
+            <w:tcMar>
+              <w:top w:type="dxa" w:w="60"/>
+              <w:left w:type="dxa" w:w="100"/>
+              <w:bottom w:type="dxa" w:w="60"/>
+              <w:right w:type="dxa" w:w="100"/>
+            </w:tcMar>
+          </w:tcPr>
+          <w:p>
+            <w:pPr>
+              <w:spacing w:after="0" w:before="0" w:line="252"/>
+            </w:pPr>
+            <w:r>
+              <w:rPr>
+                <w:rFonts w:ascii="Calibri" w:cs="Calibri" w:eastAsia="Calibri" w:hAnsi="Calibri"/>
+                <w:sz w:val="18"/>
+                <w:szCs w:val="18"/>
+              </w:rPr>
+              <w:t xml:space="preserve">PR de spec en 2 min, PR de implementación en 2 min tras el merge, dos ajustes con </w:t>
+            </w:r>
+            <w:r>
+              <w:rPr>
+                <w:rFonts w:ascii="Consolas" w:cs="Consolas" w:eastAsia="Consolas" w:hAnsi="Consolas"/>
+                <w:color w:val="2E3A36"/>
+                <w:sz w:val="16"/>
+                <w:szCs w:val="16"/>
+              </w:rPr>
+              <w:t xml:space="preserve">@claude</w:t>
+            </w:r>
+            <w:r>
+              <w:rPr>
+                <w:rFonts w:ascii="Calibri" w:cs="Calibri" w:eastAsia="Calibri" w:hAnsi="Calibri"/>
+                <w:sz w:val="18"/>
+                <w:szCs w:val="18"/>
+              </w:rPr>
+              <w:t xml:space="preserve">; issue cerrado en 25 min</w:t>
+            </w:r>
+          </w:p>
+        </w:tc>
+      </w:tr>
+      <w:tr>
+        <w:trPr>
+          <w:cantSplit/>
+        </w:trPr>
+        <w:tc>
+          <w:tcPr>
+            <w:tcW w:type="dxa" w:w="2456"/>
+            <w:tcMar>
+              <w:top w:type="dxa" w:w="60"/>
+              <w:left w:type="dxa" w:w="100"/>
+              <w:bottom w:type="dxa" w:w="60"/>
+              <w:right w:type="dxa" w:w="100"/>
+            </w:tcMar>
+          </w:tcPr>
+          <w:p>
+            <w:pPr>
+              <w:spacing w:after="0" w:before="0" w:line="252"/>
+            </w:pPr>
+            <w:r>
+              <w:rPr>
+                <w:rFonts w:ascii="Calibri" w:cs="Calibri" w:eastAsia="Calibri" w:hAnsi="Calibri"/>
+                <w:sz w:val="18"/>
+                <w:szCs w:val="18"/>
+              </w:rPr>
+              <w:t xml:space="preserve">Triage (</w:t>
+            </w:r>
+            <w:r>
+              <w:rPr>
+                <w:rFonts w:ascii="Consolas" w:cs="Consolas" w:eastAsia="Consolas" w:hAnsi="Consolas"/>
+                <w:color w:val="2E3A36"/>
+                <w:sz w:val="16"/>
+                <w:szCs w:val="16"/>
+              </w:rPr>
+              <w:t xml:space="preserve">apply.py</w:t>
+            </w:r>
+            <w:r>
+              <w:rPr>
+                <w:rFonts w:ascii="Calibri" w:cs="Calibri" w:eastAsia="Calibri" w:hAnsi="Calibri"/>
+                <w:sz w:val="18"/>
+                <w:szCs w:val="18"/>
+              </w:rPr>
+              <w:t xml:space="preserve">, </w:t>
+            </w:r>
+            <w:r>
+              <w:rPr>
+                <w:rFonts w:ascii="Consolas" w:cs="Consolas" w:eastAsia="Consolas" w:hAnsi="Consolas"/>
+                <w:color w:val="2E3A36"/>
+                <w:sz w:val="16"/>
+                <w:szCs w:val="16"/>
+              </w:rPr>
               <w:t xml:space="preserve">build_prompt.py</w:t>
             </w:r>
             <w:r>
@@ -35440,7 +39813,7 @@
         </w:tc>
         <w:tc>
           <w:tcPr>
-            <w:tcW w:type="dxa" w:w="4024"/>
+            <w:tcW w:type="dxa" w:w="3929"/>
             <w:tcMar>
               <w:top w:type="dxa" w:w="60"/>
               <w:left w:type="dxa" w:w="100"/>
@@ -35464,7 +39837,7 @@
         </w:tc>
         <w:tc>
           <w:tcPr>
-            <w:tcW w:type="dxa" w:w="2499"/>
+            <w:tcW w:type="dxa" w:w="2685"/>
             <w:tcMar>
               <w:top w:type="dxa" w:w="60"/>
               <w:left w:type="dxa" w:w="100"/>
@@ -36733,10 +41106,10 @@
         </w:tblBorders>
       </w:tblPr>
       <w:tblGrid>
-        <w:gridCol w:w="1835"/>
-        <w:gridCol w:w="2058"/>
-        <w:gridCol w:w="2085"/>
-        <w:gridCol w:w="3092"/>
+        <w:gridCol w:w="1830"/>
+        <w:gridCol w:w="2148"/>
+        <w:gridCol w:w="1979"/>
+        <w:gridCol w:w="3113"/>
       </w:tblGrid>
       <w:tr>
         <w:trPr>
@@ -36744,7 +41117,7 @@
         </w:trPr>
         <w:tc>
           <w:tcPr>
-            <w:tcW w:type="dxa" w:w="1835"/>
+            <w:tcW w:type="dxa" w:w="1830"/>
             <w:shd w:fill="E3EEEA" w:color="auto" w:val="clear"/>
             <w:tcMar>
               <w:top w:type="dxa" w:w="60"/>
@@ -36771,7 +41144,7 @@
         </w:tc>
         <w:tc>
           <w:tcPr>
-            <w:tcW w:type="dxa" w:w="2058"/>
+            <w:tcW w:type="dxa" w:w="2148"/>
             <w:shd w:fill="E3EEEA" w:color="auto" w:val="clear"/>
             <w:tcMar>
               <w:top w:type="dxa" w:w="60"/>
@@ -36798,7 +41171,7 @@
         </w:tc>
         <w:tc>
           <w:tcPr>
-            <w:tcW w:type="dxa" w:w="2085"/>
+            <w:tcW w:type="dxa" w:w="1979"/>
             <w:shd w:fill="E3EEEA" w:color="auto" w:val="clear"/>
             <w:tcMar>
               <w:top w:type="dxa" w:w="60"/>
@@ -36825,7 +41198,7 @@
         </w:tc>
         <w:tc>
           <w:tcPr>
-            <w:tcW w:type="dxa" w:w="3092"/>
+            <w:tcW w:type="dxa" w:w="3113"/>
             <w:shd w:fill="E3EEEA" w:color="auto" w:val="clear"/>
             <w:tcMar>
               <w:top w:type="dxa" w:w="60"/>
@@ -36857,7 +41230,7 @@
         </w:trPr>
         <w:tc>
           <w:tcPr>
-            <w:tcW w:type="dxa" w:w="1835"/>
+            <w:tcW w:type="dxa" w:w="1830"/>
             <w:tcMar>
               <w:top w:type="dxa" w:w="60"/>
               <w:left w:type="dxa" w:w="100"/>
@@ -36898,7 +41271,7 @@
         </w:tc>
         <w:tc>
           <w:tcPr>
-            <w:tcW w:type="dxa" w:w="2058"/>
+            <w:tcW w:type="dxa" w:w="2148"/>
             <w:tcMar>
               <w:top w:type="dxa" w:w="60"/>
               <w:left w:type="dxa" w:w="100"/>
@@ -36931,7 +41304,7 @@
         </w:tc>
         <w:tc>
           <w:tcPr>
-            <w:tcW w:type="dxa" w:w="2085"/>
+            <w:tcW w:type="dxa" w:w="1979"/>
             <w:tcMar>
               <w:top w:type="dxa" w:w="60"/>
               <w:left w:type="dxa" w:w="100"/>
@@ -36964,7 +41337,7 @@
         </w:tc>
         <w:tc>
           <w:tcPr>
-            <w:tcW w:type="dxa" w:w="3092"/>
+            <w:tcW w:type="dxa" w:w="3113"/>
             <w:tcMar>
               <w:top w:type="dxa" w:w="60"/>
               <w:left w:type="dxa" w:w="100"/>
@@ -36993,7 +41366,7 @@
         </w:trPr>
         <w:tc>
           <w:tcPr>
-            <w:tcW w:type="dxa" w:w="1835"/>
+            <w:tcW w:type="dxa" w:w="1830"/>
             <w:tcMar>
               <w:top w:type="dxa" w:w="60"/>
               <w:left w:type="dxa" w:w="100"/>
@@ -37017,7 +41390,7 @@
         </w:tc>
         <w:tc>
           <w:tcPr>
-            <w:tcW w:type="dxa" w:w="2058"/>
+            <w:tcW w:type="dxa" w:w="2148"/>
             <w:tcMar>
               <w:top w:type="dxa" w:w="60"/>
               <w:left w:type="dxa" w:w="100"/>
@@ -37041,7 +41414,7 @@
         </w:tc>
         <w:tc>
           <w:tcPr>
-            <w:tcW w:type="dxa" w:w="2085"/>
+            <w:tcW w:type="dxa" w:w="1979"/>
             <w:tcMar>
               <w:top w:type="dxa" w:w="60"/>
               <w:left w:type="dxa" w:w="100"/>
@@ -37065,7 +41438,7 @@
         </w:tc>
         <w:tc>
           <w:tcPr>
-            <w:tcW w:type="dxa" w:w="3092"/>
+            <w:tcW w:type="dxa" w:w="3113"/>
             <w:tcMar>
               <w:top w:type="dxa" w:w="60"/>
               <w:left w:type="dxa" w:w="100"/>
@@ -37094,7 +41467,7 @@
         </w:trPr>
         <w:tc>
           <w:tcPr>
-            <w:tcW w:type="dxa" w:w="1835"/>
+            <w:tcW w:type="dxa" w:w="1830"/>
             <w:tcMar>
               <w:top w:type="dxa" w:w="60"/>
               <w:left w:type="dxa" w:w="100"/>
@@ -37118,7 +41491,7 @@
         </w:tc>
         <w:tc>
           <w:tcPr>
-            <w:tcW w:type="dxa" w:w="2058"/>
+            <w:tcW w:type="dxa" w:w="2148"/>
             <w:tcMar>
               <w:top w:type="dxa" w:w="60"/>
               <w:left w:type="dxa" w:w="100"/>
@@ -37142,7 +41515,7 @@
         </w:tc>
         <w:tc>
           <w:tcPr>
-            <w:tcW w:type="dxa" w:w="2085"/>
+            <w:tcW w:type="dxa" w:w="1979"/>
             <w:tcMar>
               <w:top w:type="dxa" w:w="60"/>
               <w:left w:type="dxa" w:w="100"/>
@@ -37166,7 +41539,7 @@
         </w:tc>
         <w:tc>
           <w:tcPr>
-            <w:tcW w:type="dxa" w:w="3092"/>
+            <w:tcW w:type="dxa" w:w="3113"/>
             <w:tcMar>
               <w:top w:type="dxa" w:w="60"/>
               <w:left w:type="dxa" w:w="100"/>
@@ -37195,7 +41568,7 @@
         </w:trPr>
         <w:tc>
           <w:tcPr>
-            <w:tcW w:type="dxa" w:w="1835"/>
+            <w:tcW w:type="dxa" w:w="1830"/>
             <w:tcMar>
               <w:top w:type="dxa" w:w="60"/>
               <w:left w:type="dxa" w:w="100"/>
@@ -37219,7 +41592,7 @@
         </w:tc>
         <w:tc>
           <w:tcPr>
-            <w:tcW w:type="dxa" w:w="2058"/>
+            <w:tcW w:type="dxa" w:w="2148"/>
             <w:tcMar>
               <w:top w:type="dxa" w:w="60"/>
               <w:left w:type="dxa" w:w="100"/>
@@ -37243,7 +41616,7 @@
         </w:tc>
         <w:tc>
           <w:tcPr>
-            <w:tcW w:type="dxa" w:w="2085"/>
+            <w:tcW w:type="dxa" w:w="1979"/>
             <w:tcMar>
               <w:top w:type="dxa" w:w="60"/>
               <w:left w:type="dxa" w:w="100"/>
@@ -37267,7 +41640,7 @@
         </w:tc>
         <w:tc>
           <w:tcPr>
-            <w:tcW w:type="dxa" w:w="3092"/>
+            <w:tcW w:type="dxa" w:w="3113"/>
             <w:tcMar>
               <w:top w:type="dxa" w:w="60"/>
               <w:left w:type="dxa" w:w="100"/>
@@ -37296,7 +41669,7 @@
         </w:trPr>
         <w:tc>
           <w:tcPr>
-            <w:tcW w:type="dxa" w:w="1835"/>
+            <w:tcW w:type="dxa" w:w="1830"/>
             <w:tcMar>
               <w:top w:type="dxa" w:w="60"/>
               <w:left w:type="dxa" w:w="100"/>
@@ -37320,7 +41693,7 @@
         </w:tc>
         <w:tc>
           <w:tcPr>
-            <w:tcW w:type="dxa" w:w="2058"/>
+            <w:tcW w:type="dxa" w:w="2148"/>
             <w:tcMar>
               <w:top w:type="dxa" w:w="60"/>
               <w:left w:type="dxa" w:w="100"/>
@@ -37353,7 +41726,7 @@
         </w:tc>
         <w:tc>
           <w:tcPr>
-            <w:tcW w:type="dxa" w:w="2085"/>
+            <w:tcW w:type="dxa" w:w="1979"/>
             <w:tcMar>
               <w:top w:type="dxa" w:w="60"/>
               <w:left w:type="dxa" w:w="100"/>
@@ -37377,7 +41750,7 @@
         </w:tc>
         <w:tc>
           <w:tcPr>
-            <w:tcW w:type="dxa" w:w="3092"/>
+            <w:tcW w:type="dxa" w:w="3113"/>
             <w:tcMar>
               <w:top w:type="dxa" w:w="60"/>
               <w:left w:type="dxa" w:w="100"/>
@@ -37406,7 +41779,7 @@
         </w:trPr>
         <w:tc>
           <w:tcPr>
-            <w:tcW w:type="dxa" w:w="1835"/>
+            <w:tcW w:type="dxa" w:w="1830"/>
             <w:tcMar>
               <w:top w:type="dxa" w:w="60"/>
               <w:left w:type="dxa" w:w="100"/>
@@ -37430,7 +41803,7 @@
         </w:tc>
         <w:tc>
           <w:tcPr>
-            <w:tcW w:type="dxa" w:w="2058"/>
+            <w:tcW w:type="dxa" w:w="2148"/>
             <w:tcMar>
               <w:top w:type="dxa" w:w="60"/>
               <w:left w:type="dxa" w:w="100"/>
@@ -37454,7 +41827,7 @@
         </w:tc>
         <w:tc>
           <w:tcPr>
-            <w:tcW w:type="dxa" w:w="2085"/>
+            <w:tcW w:type="dxa" w:w="1979"/>
             <w:tcMar>
               <w:top w:type="dxa" w:w="60"/>
               <w:left w:type="dxa" w:w="100"/>
@@ -37478,7 +41851,7 @@
         </w:tc>
         <w:tc>
           <w:tcPr>
-            <w:tcW w:type="dxa" w:w="3092"/>
+            <w:tcW w:type="dxa" w:w="3113"/>
             <w:tcMar>
               <w:top w:type="dxa" w:w="60"/>
               <w:left w:type="dxa" w:w="100"/>
@@ -37507,7 +41880,7 @@
         </w:trPr>
         <w:tc>
           <w:tcPr>
-            <w:tcW w:type="dxa" w:w="1835"/>
+            <w:tcW w:type="dxa" w:w="1830"/>
             <w:tcMar>
               <w:top w:type="dxa" w:w="60"/>
               <w:left w:type="dxa" w:w="100"/>
@@ -37548,7 +41921,7 @@
         </w:tc>
         <w:tc>
           <w:tcPr>
-            <w:tcW w:type="dxa" w:w="2058"/>
+            <w:tcW w:type="dxa" w:w="2148"/>
             <w:tcMar>
               <w:top w:type="dxa" w:w="60"/>
               <w:left w:type="dxa" w:w="100"/>
@@ -37572,7 +41945,7 @@
         </w:tc>
         <w:tc>
           <w:tcPr>
-            <w:tcW w:type="dxa" w:w="2085"/>
+            <w:tcW w:type="dxa" w:w="1979"/>
             <w:tcMar>
               <w:top w:type="dxa" w:w="60"/>
               <w:left w:type="dxa" w:w="100"/>
@@ -37605,7 +41978,7 @@
         </w:tc>
         <w:tc>
           <w:tcPr>
-            <w:tcW w:type="dxa" w:w="3092"/>
+            <w:tcW w:type="dxa" w:w="3113"/>
             <w:tcMar>
               <w:top w:type="dxa" w:w="60"/>
               <w:left w:type="dxa" w:w="100"/>
@@ -37643,7 +42016,7 @@
         </w:trPr>
         <w:tc>
           <w:tcPr>
-            <w:tcW w:type="dxa" w:w="1835"/>
+            <w:tcW w:type="dxa" w:w="1830"/>
             <w:tcMar>
               <w:top w:type="dxa" w:w="60"/>
               <w:left w:type="dxa" w:w="100"/>
@@ -37677,7 +42050,7 @@
         </w:tc>
         <w:tc>
           <w:tcPr>
-            <w:tcW w:type="dxa" w:w="2058"/>
+            <w:tcW w:type="dxa" w:w="2148"/>
             <w:tcMar>
               <w:top w:type="dxa" w:w="60"/>
               <w:left w:type="dxa" w:w="100"/>
@@ -37701,7 +42074,7 @@
         </w:tc>
         <w:tc>
           <w:tcPr>
-            <w:tcW w:type="dxa" w:w="2085"/>
+            <w:tcW w:type="dxa" w:w="1979"/>
             <w:tcMar>
               <w:top w:type="dxa" w:w="60"/>
               <w:left w:type="dxa" w:w="100"/>
@@ -37734,7 +42107,7 @@
         </w:tc>
         <w:tc>
           <w:tcPr>
-            <w:tcW w:type="dxa" w:w="3092"/>
+            <w:tcW w:type="dxa" w:w="3113"/>
             <w:tcMar>
               <w:top w:type="dxa" w:w="60"/>
               <w:left w:type="dxa" w:w="100"/>
@@ -37763,7 +42136,7 @@
         </w:trPr>
         <w:tc>
           <w:tcPr>
-            <w:tcW w:type="dxa" w:w="1835"/>
+            <w:tcW w:type="dxa" w:w="1830"/>
             <w:tcMar>
               <w:top w:type="dxa" w:w="60"/>
               <w:left w:type="dxa" w:w="100"/>
@@ -37796,7 +42169,7 @@
         </w:tc>
         <w:tc>
           <w:tcPr>
-            <w:tcW w:type="dxa" w:w="2058"/>
+            <w:tcW w:type="dxa" w:w="2148"/>
             <w:tcMar>
               <w:top w:type="dxa" w:w="60"/>
               <w:left w:type="dxa" w:w="100"/>
@@ -37820,7 +42193,7 @@
         </w:tc>
         <w:tc>
           <w:tcPr>
-            <w:tcW w:type="dxa" w:w="2085"/>
+            <w:tcW w:type="dxa" w:w="1979"/>
             <w:tcMar>
               <w:top w:type="dxa" w:w="60"/>
               <w:left w:type="dxa" w:w="100"/>
@@ -37844,7 +42217,7 @@
         </w:tc>
         <w:tc>
           <w:tcPr>
-            <w:tcW w:type="dxa" w:w="3092"/>
+            <w:tcW w:type="dxa" w:w="3113"/>
             <w:tcMar>
               <w:top w:type="dxa" w:w="60"/>
               <w:left w:type="dxa" w:w="100"/>
@@ -37873,7 +42246,7 @@
         </w:trPr>
         <w:tc>
           <w:tcPr>
-            <w:tcW w:type="dxa" w:w="1835"/>
+            <w:tcW w:type="dxa" w:w="1830"/>
             <w:tcMar>
               <w:top w:type="dxa" w:w="60"/>
               <w:left w:type="dxa" w:w="100"/>
@@ -37897,7 +42270,7 @@
         </w:tc>
         <w:tc>
           <w:tcPr>
-            <w:tcW w:type="dxa" w:w="2058"/>
+            <w:tcW w:type="dxa" w:w="2148"/>
             <w:tcMar>
               <w:top w:type="dxa" w:w="60"/>
               <w:left w:type="dxa" w:w="100"/>
@@ -37921,7 +42294,7 @@
         </w:tc>
         <w:tc>
           <w:tcPr>
-            <w:tcW w:type="dxa" w:w="2085"/>
+            <w:tcW w:type="dxa" w:w="1979"/>
             <w:tcMar>
               <w:top w:type="dxa" w:w="60"/>
               <w:left w:type="dxa" w:w="100"/>
@@ -37945,7 +42318,7 @@
         </w:tc>
         <w:tc>
           <w:tcPr>
-            <w:tcW w:type="dxa" w:w="3092"/>
+            <w:tcW w:type="dxa" w:w="3113"/>
             <w:tcMar>
               <w:top w:type="dxa" w:w="60"/>
               <w:left w:type="dxa" w:w="100"/>
@@ -37974,7 +42347,7 @@
         </w:trPr>
         <w:tc>
           <w:tcPr>
-            <w:tcW w:type="dxa" w:w="1835"/>
+            <w:tcW w:type="dxa" w:w="1830"/>
             <w:tcMar>
               <w:top w:type="dxa" w:w="60"/>
               <w:left w:type="dxa" w:w="100"/>
@@ -38015,7 +42388,7 @@
         </w:tc>
         <w:tc>
           <w:tcPr>
-            <w:tcW w:type="dxa" w:w="2058"/>
+            <w:tcW w:type="dxa" w:w="2148"/>
             <w:tcMar>
               <w:top w:type="dxa" w:w="60"/>
               <w:left w:type="dxa" w:w="100"/>
@@ -38039,7 +42412,7 @@
         </w:tc>
         <w:tc>
           <w:tcPr>
-            <w:tcW w:type="dxa" w:w="2085"/>
+            <w:tcW w:type="dxa" w:w="1979"/>
             <w:tcMar>
               <w:top w:type="dxa" w:w="60"/>
               <w:left w:type="dxa" w:w="100"/>
@@ -38089,7 +42462,7 @@
         </w:tc>
         <w:tc>
           <w:tcPr>
-            <w:tcW w:type="dxa" w:w="3092"/>
+            <w:tcW w:type="dxa" w:w="3113"/>
             <w:tcMar>
               <w:top w:type="dxa" w:w="60"/>
               <w:left w:type="dxa" w:w="100"/>
@@ -38118,7 +42491,7 @@
         </w:trPr>
         <w:tc>
           <w:tcPr>
-            <w:tcW w:type="dxa" w:w="1835"/>
+            <w:tcW w:type="dxa" w:w="1830"/>
             <w:tcMar>
               <w:top w:type="dxa" w:w="60"/>
               <w:left w:type="dxa" w:w="100"/>
@@ -38142,7 +42515,7 @@
         </w:tc>
         <w:tc>
           <w:tcPr>
-            <w:tcW w:type="dxa" w:w="2058"/>
+            <w:tcW w:type="dxa" w:w="2148"/>
             <w:tcMar>
               <w:top w:type="dxa" w:w="60"/>
               <w:left w:type="dxa" w:w="100"/>
@@ -38166,7 +42539,7 @@
         </w:tc>
         <w:tc>
           <w:tcPr>
-            <w:tcW w:type="dxa" w:w="2085"/>
+            <w:tcW w:type="dxa" w:w="1979"/>
             <w:tcMar>
               <w:top w:type="dxa" w:w="60"/>
               <w:left w:type="dxa" w:w="100"/>
@@ -38190,7 +42563,7 @@
         </w:tc>
         <w:tc>
           <w:tcPr>
-            <w:tcW w:type="dxa" w:w="3092"/>
+            <w:tcW w:type="dxa" w:w="3113"/>
             <w:tcMar>
               <w:top w:type="dxa" w:w="60"/>
               <w:left w:type="dxa" w:w="100"/>
@@ -38219,7 +42592,7 @@
         </w:trPr>
         <w:tc>
           <w:tcPr>
-            <w:tcW w:type="dxa" w:w="1835"/>
+            <w:tcW w:type="dxa" w:w="1830"/>
             <w:tcMar>
               <w:top w:type="dxa" w:w="60"/>
               <w:left w:type="dxa" w:w="100"/>
@@ -38243,7 +42616,7 @@
         </w:tc>
         <w:tc>
           <w:tcPr>
-            <w:tcW w:type="dxa" w:w="2058"/>
+            <w:tcW w:type="dxa" w:w="2148"/>
             <w:tcMar>
               <w:top w:type="dxa" w:w="60"/>
               <w:left w:type="dxa" w:w="100"/>
@@ -38267,7 +42640,7 @@
         </w:tc>
         <w:tc>
           <w:tcPr>
-            <w:tcW w:type="dxa" w:w="2085"/>
+            <w:tcW w:type="dxa" w:w="1979"/>
             <w:tcMar>
               <w:top w:type="dxa" w:w="60"/>
               <w:left w:type="dxa" w:w="100"/>
@@ -38291,7 +42664,7 @@
         </w:tc>
         <w:tc>
           <w:tcPr>
-            <w:tcW w:type="dxa" w:w="3092"/>
+            <w:tcW w:type="dxa" w:w="3113"/>
             <w:tcMar>
               <w:top w:type="dxa" w:w="60"/>
               <w:left w:type="dxa" w:w="100"/>
@@ -38320,7 +42693,7 @@
         </w:trPr>
         <w:tc>
           <w:tcPr>
-            <w:tcW w:type="dxa" w:w="1835"/>
+            <w:tcW w:type="dxa" w:w="1830"/>
             <w:tcMar>
               <w:top w:type="dxa" w:w="60"/>
               <w:left w:type="dxa" w:w="100"/>
@@ -38344,7 +42717,7 @@
         </w:tc>
         <w:tc>
           <w:tcPr>
-            <w:tcW w:type="dxa" w:w="2058"/>
+            <w:tcW w:type="dxa" w:w="2148"/>
             <w:tcMar>
               <w:top w:type="dxa" w:w="60"/>
               <w:left w:type="dxa" w:w="100"/>
@@ -38377,7 +42750,7 @@
         </w:tc>
         <w:tc>
           <w:tcPr>
-            <w:tcW w:type="dxa" w:w="2085"/>
+            <w:tcW w:type="dxa" w:w="1979"/>
             <w:tcMar>
               <w:top w:type="dxa" w:w="60"/>
               <w:left w:type="dxa" w:w="100"/>
@@ -38401,7 +42774,7 @@
         </w:tc>
         <w:tc>
           <w:tcPr>
-            <w:tcW w:type="dxa" w:w="3092"/>
+            <w:tcW w:type="dxa" w:w="3113"/>
             <w:tcMar>
               <w:top w:type="dxa" w:w="60"/>
               <w:left w:type="dxa" w:w="100"/>
@@ -38430,7 +42803,347 @@
         </w:trPr>
         <w:tc>
           <w:tcPr>
-            <w:tcW w:type="dxa" w:w="1835"/>
+            <w:tcW w:type="dxa" w:w="1830"/>
+            <w:tcMar>
+              <w:top w:type="dxa" w:w="60"/>
+              <w:left w:type="dxa" w:w="100"/>
+              <w:bottom w:type="dxa" w:w="60"/>
+              <w:right w:type="dxa" w:w="100"/>
+            </w:tcMar>
+          </w:tcPr>
+          <w:p>
+            <w:pPr>
+              <w:spacing w:after="0" w:before="0" w:line="252"/>
+            </w:pPr>
+            <w:r>
+              <w:rPr>
+                <w:rFonts w:ascii="Calibri" w:cs="Calibri" w:eastAsia="Calibri" w:hAnsi="Calibri"/>
+                <w:sz w:val="18"/>
+                <w:szCs w:val="18"/>
+              </w:rPr>
+              <w:t xml:space="preserve">Clave del promotor vacía en el job</w:t>
+            </w:r>
+          </w:p>
+        </w:tc>
+        <w:tc>
+          <w:tcPr>
+            <w:tcW w:type="dxa" w:w="2148"/>
+            <w:tcMar>
+              <w:top w:type="dxa" w:w="60"/>
+              <w:left w:type="dxa" w:w="100"/>
+              <w:bottom w:type="dxa" w:w="60"/>
+              <w:right w:type="dxa" w:w="100"/>
+            </w:tcMar>
+          </w:tcPr>
+          <w:p>
+            <w:pPr>
+              <w:spacing w:after="0" w:before="0" w:line="252"/>
+            </w:pPr>
+            <w:r>
+              <w:rPr>
+                <w:rFonts w:ascii="Calibri" w:cs="Calibri" w:eastAsia="Calibri" w:hAnsi="Calibri"/>
+                <w:sz w:val="18"/>
+                <w:szCs w:val="18"/>
+              </w:rPr>
+              <w:t xml:space="preserve">Workflow reutilizable de otro repo y secreto de entorno</w:t>
+            </w:r>
+          </w:p>
+        </w:tc>
+        <w:tc>
+          <w:tcPr>
+            <w:tcW w:type="dxa" w:w="1979"/>
+            <w:tcMar>
+              <w:top w:type="dxa" w:w="60"/>
+              <w:left w:type="dxa" w:w="100"/>
+              <w:bottom w:type="dxa" w:w="60"/>
+              <w:right w:type="dxa" w:w="100"/>
+            </w:tcMar>
+          </w:tcPr>
+          <w:p>
+            <w:pPr>
+              <w:spacing w:after="0" w:before="0" w:line="252"/>
+            </w:pPr>
+            <w:r>
+              <w:rPr>
+                <w:rFonts w:ascii="Calibri" w:cs="Calibri" w:eastAsia="Calibri" w:hAnsi="Calibri"/>
+                <w:sz w:val="18"/>
+                <w:szCs w:val="18"/>
+              </w:rPr>
+              <w:t xml:space="preserve">Declararlo en core y pasarlo desde app</w:t>
+            </w:r>
+          </w:p>
+        </w:tc>
+        <w:tc>
+          <w:tcPr>
+            <w:tcW w:type="dxa" w:w="3113"/>
+            <w:tcMar>
+              <w:top w:type="dxa" w:w="60"/>
+              <w:left w:type="dxa" w:w="100"/>
+              <w:bottom w:type="dxa" w:w="60"/>
+              <w:right w:type="dxa" w:w="100"/>
+            </w:tcMar>
+          </w:tcPr>
+          <w:p>
+            <w:pPr>
+              <w:spacing w:after="0" w:before="0" w:line="252"/>
+            </w:pPr>
+            <w:r>
+              <w:rPr>
+                <w:rFonts w:ascii="Calibri" w:cs="Calibri" w:eastAsia="Calibri" w:hAnsi="Calibri"/>
+                <w:sz w:val="18"/>
+                <w:szCs w:val="18"/>
+              </w:rPr>
+              <w:t xml:space="preserve">La documentación no lo deja claro; hubo que probar tres configuraciones</w:t>
+            </w:r>
+          </w:p>
+        </w:tc>
+      </w:tr>
+      <w:tr>
+        <w:trPr>
+          <w:cantSplit/>
+        </w:trPr>
+        <w:tc>
+          <w:tcPr>
+            <w:tcW w:type="dxa" w:w="1830"/>
+            <w:tcMar>
+              <w:top w:type="dxa" w:w="60"/>
+              <w:left w:type="dxa" w:w="100"/>
+              <w:bottom w:type="dxa" w:w="60"/>
+              <w:right w:type="dxa" w:w="100"/>
+            </w:tcMar>
+          </w:tcPr>
+          <w:p>
+            <w:pPr>
+              <w:spacing w:after="0" w:before="0" w:line="252"/>
+            </w:pPr>
+            <w:r>
+              <w:rPr>
+                <w:rFonts w:ascii="Calibri" w:cs="Calibri" w:eastAsia="Calibri" w:hAnsi="Calibri"/>
+                <w:i/>
+                <w:iCs/>
+                <w:sz w:val="18"/>
+                <w:szCs w:val="18"/>
+              </w:rPr>
+              <w:t xml:space="preserve">Re-run</w:t>
+            </w:r>
+            <w:r>
+              <w:rPr>
+                <w:rFonts w:ascii="Calibri" w:cs="Calibri" w:eastAsia="Calibri" w:hAnsi="Calibri"/>
+                <w:sz w:val="18"/>
+                <w:szCs w:val="18"/>
+              </w:rPr>
+              <w:t xml:space="preserve"> sin el arreglo de core</w:t>
+            </w:r>
+          </w:p>
+        </w:tc>
+        <w:tc>
+          <w:tcPr>
+            <w:tcW w:type="dxa" w:w="2148"/>
+            <w:tcMar>
+              <w:top w:type="dxa" w:w="60"/>
+              <w:left w:type="dxa" w:w="100"/>
+              <w:bottom w:type="dxa" w:w="60"/>
+              <w:right w:type="dxa" w:w="100"/>
+            </w:tcMar>
+          </w:tcPr>
+          <w:p>
+            <w:pPr>
+              <w:spacing w:after="0" w:before="0" w:line="252"/>
+            </w:pPr>
+            <w:r>
+              <w:rPr>
+                <w:rFonts w:ascii="Calibri" w:cs="Calibri" w:eastAsia="Calibri" w:hAnsi="Calibri"/>
+                <w:sz w:val="18"/>
+                <w:szCs w:val="18"/>
+              </w:rPr>
+              <w:t xml:space="preserve">Un </w:t>
+            </w:r>
+            <w:r>
+              <w:rPr>
+                <w:rFonts w:ascii="Calibri" w:cs="Calibri" w:eastAsia="Calibri" w:hAnsi="Calibri"/>
+                <w:i/>
+                <w:iCs/>
+                <w:sz w:val="18"/>
+                <w:szCs w:val="18"/>
+              </w:rPr>
+              <w:t xml:space="preserve">Re-run</w:t>
+            </w:r>
+            <w:r>
+              <w:rPr>
+                <w:rFonts w:ascii="Calibri" w:cs="Calibri" w:eastAsia="Calibri" w:hAnsi="Calibri"/>
+                <w:sz w:val="18"/>
+                <w:szCs w:val="18"/>
+              </w:rPr>
+              <w:t xml:space="preserve"> repite los workflows de la ejecución original</w:t>
+            </w:r>
+          </w:p>
+        </w:tc>
+        <w:tc>
+          <w:tcPr>
+            <w:tcW w:type="dxa" w:w="1979"/>
+            <w:tcMar>
+              <w:top w:type="dxa" w:w="60"/>
+              <w:left w:type="dxa" w:w="100"/>
+              <w:bottom w:type="dxa" w:w="60"/>
+              <w:right w:type="dxa" w:w="100"/>
+            </w:tcMar>
+          </w:tcPr>
+          <w:p>
+            <w:pPr>
+              <w:spacing w:after="0" w:before="0" w:line="252"/>
+            </w:pPr>
+            <w:r>
+              <w:rPr>
+                <w:rFonts w:ascii="Calibri" w:cs="Calibri" w:eastAsia="Calibri" w:hAnsi="Calibri"/>
+                <w:sz w:val="18"/>
+                <w:szCs w:val="18"/>
+              </w:rPr>
+              <w:t xml:space="preserve">Disparador manual</w:t>
+            </w:r>
+          </w:p>
+        </w:tc>
+        <w:tc>
+          <w:tcPr>
+            <w:tcW w:type="dxa" w:w="3113"/>
+            <w:tcMar>
+              <w:top w:type="dxa" w:w="60"/>
+              <w:left w:type="dxa" w:w="100"/>
+              <w:bottom w:type="dxa" w:w="60"/>
+              <w:right w:type="dxa" w:w="100"/>
+            </w:tcMar>
+          </w:tcPr>
+          <w:p>
+            <w:pPr>
+              <w:spacing w:after="0" w:before="0" w:line="252"/>
+            </w:pPr>
+            <w:r>
+              <w:rPr>
+                <w:rFonts w:ascii="Calibri" w:cs="Calibri" w:eastAsia="Calibri" w:hAnsi="Calibri"/>
+                <w:sz w:val="18"/>
+                <w:szCs w:val="18"/>
+              </w:rPr>
+              <w:t xml:space="preserve">Para probar un cambio de core hace falta una ejecución nueva</w:t>
+            </w:r>
+          </w:p>
+        </w:tc>
+      </w:tr>
+      <w:tr>
+        <w:trPr>
+          <w:cantSplit/>
+        </w:trPr>
+        <w:tc>
+          <w:tcPr>
+            <w:tcW w:type="dxa" w:w="1830"/>
+            <w:tcMar>
+              <w:top w:type="dxa" w:w="60"/>
+              <w:left w:type="dxa" w:w="100"/>
+              <w:bottom w:type="dxa" w:w="60"/>
+              <w:right w:type="dxa" w:w="100"/>
+            </w:tcMar>
+          </w:tcPr>
+          <w:p>
+            <w:pPr>
+              <w:spacing w:after="0" w:before="0" w:line="252"/>
+            </w:pPr>
+            <w:r>
+              <w:rPr>
+                <w:rFonts w:ascii="Calibri" w:cs="Calibri" w:eastAsia="Calibri" w:hAnsi="Calibri"/>
+                <w:sz w:val="18"/>
+                <w:szCs w:val="18"/>
+              </w:rPr>
+              <w:t xml:space="preserve">Vulnerabilidad nueva en certifi</w:t>
+            </w:r>
+          </w:p>
+        </w:tc>
+        <w:tc>
+          <w:tcPr>
+            <w:tcW w:type="dxa" w:w="2148"/>
+            <w:tcMar>
+              <w:top w:type="dxa" w:w="60"/>
+              <w:left w:type="dxa" w:w="100"/>
+              <w:bottom w:type="dxa" w:w="60"/>
+              <w:right w:type="dxa" w:w="100"/>
+            </w:tcMar>
+          </w:tcPr>
+          <w:p>
+            <w:pPr>
+              <w:spacing w:after="0" w:before="0" w:line="252"/>
+            </w:pPr>
+            <w:r>
+              <w:rPr>
+                <w:rFonts w:ascii="Calibri" w:cs="Calibri" w:eastAsia="Calibri" w:hAnsi="Calibri"/>
+                <w:sz w:val="18"/>
+                <w:szCs w:val="18"/>
+              </w:rPr>
+              <w:t xml:space="preserve">Publicada entre dos ejecuciones</w:t>
+            </w:r>
+          </w:p>
+        </w:tc>
+        <w:tc>
+          <w:tcPr>
+            <w:tcW w:type="dxa" w:w="1979"/>
+            <w:tcMar>
+              <w:top w:type="dxa" w:w="60"/>
+              <w:left w:type="dxa" w:w="100"/>
+              <w:bottom w:type="dxa" w:w="60"/>
+              <w:right w:type="dxa" w:w="100"/>
+            </w:tcMar>
+          </w:tcPr>
+          <w:p>
+            <w:pPr>
+              <w:spacing w:after="0" w:before="0" w:line="252"/>
+            </w:pPr>
+            <w:r>
+              <w:rPr>
+                <w:rFonts w:ascii="Calibri" w:cs="Calibri" w:eastAsia="Calibri" w:hAnsi="Calibri"/>
+                <w:sz w:val="18"/>
+                <w:szCs w:val="18"/>
+              </w:rPr>
+              <w:t xml:space="preserve">Actualizar </w:t>
+            </w:r>
+            <w:r>
+              <w:rPr>
+                <w:rFonts w:ascii="Consolas" w:cs="Consolas" w:eastAsia="Consolas" w:hAnsi="Consolas"/>
+                <w:color w:val="2E3A36"/>
+                <w:sz w:val="16"/>
+                <w:szCs w:val="16"/>
+              </w:rPr>
+              <w:t xml:space="preserve">uv.lock</w:t>
+            </w:r>
+          </w:p>
+        </w:tc>
+        <w:tc>
+          <w:tcPr>
+            <w:tcW w:type="dxa" w:w="3113"/>
+            <w:tcMar>
+              <w:top w:type="dxa" w:w="60"/>
+              <w:left w:type="dxa" w:w="100"/>
+              <w:bottom w:type="dxa" w:w="60"/>
+              <w:right w:type="dxa" w:w="100"/>
+            </w:tcMar>
+          </w:tcPr>
+          <w:p>
+            <w:pPr>
+              <w:spacing w:after="0" w:before="0" w:line="252"/>
+            </w:pPr>
+            <w:r>
+              <w:rPr>
+                <w:rFonts w:ascii="Calibri" w:cs="Calibri" w:eastAsia="Calibri" w:hAnsi="Calibri"/>
+                <w:sz w:val="18"/>
+                <w:szCs w:val="18"/>
+              </w:rPr>
+              <w:t xml:space="preserve">Un check puede romperse sin cambiar el código; lo aborda la tarea C</w:t>
+            </w:r>
+          </w:p>
+        </w:tc>
+      </w:tr>
+      <w:tr>
+        <w:trPr>
+          <w:cantSplit/>
+        </w:trPr>
+        <w:tc>
+          <w:tcPr>
+            <w:tcW w:type="dxa" w:w="1830"/>
             <w:tcMar>
               <w:top w:type="dxa" w:w="60"/>
               <w:left w:type="dxa" w:w="100"/>
@@ -38454,7 +43167,7 @@
         </w:tc>
         <w:tc>
           <w:tcPr>
-            <w:tcW w:type="dxa" w:w="2058"/>
+            <w:tcW w:type="dxa" w:w="2148"/>
             <w:tcMar>
               <w:top w:type="dxa" w:w="60"/>
               <w:left w:type="dxa" w:w="100"/>
@@ -38478,7 +43191,7 @@
         </w:tc>
         <w:tc>
           <w:tcPr>
-            <w:tcW w:type="dxa" w:w="2085"/>
+            <w:tcW w:type="dxa" w:w="1979"/>
             <w:tcMar>
               <w:top w:type="dxa" w:w="60"/>
               <w:left w:type="dxa" w:w="100"/>
@@ -38502,7 +43215,7 @@
         </w:tc>
         <w:tc>
           <w:tcPr>
-            <w:tcW w:type="dxa" w:w="3092"/>
+            <w:tcW w:type="dxa" w:w="3113"/>
             <w:tcMar>
               <w:top w:type="dxa" w:w="60"/>
               <w:left w:type="dxa" w:w="100"/>
@@ -38556,8 +43269,8 @@
         </w:tblBorders>
       </w:tblPr>
       <w:tblGrid>
-        <w:gridCol w:w="4041"/>
-        <w:gridCol w:w="5029"/>
+        <w:gridCol w:w="4007"/>
+        <w:gridCol w:w="5063"/>
       </w:tblGrid>
       <w:tr>
         <w:trPr>
@@ -38565,7 +43278,7 @@
         </w:trPr>
         <w:tc>
           <w:tcPr>
-            <w:tcW w:type="dxa" w:w="4041"/>
+            <w:tcW w:type="dxa" w:w="4007"/>
             <w:shd w:fill="E3EEEA" w:color="auto" w:val="clear"/>
             <w:tcMar>
               <w:top w:type="dxa" w:w="60"/>
@@ -38592,7 +43305,7 @@
         </w:tc>
         <w:tc>
           <w:tcPr>
-            <w:tcW w:type="dxa" w:w="5029"/>
+            <w:tcW w:type="dxa" w:w="5063"/>
             <w:shd w:fill="E3EEEA" w:color="auto" w:val="clear"/>
             <w:tcMar>
               <w:top w:type="dxa" w:w="60"/>
@@ -38624,7 +43337,7 @@
         </w:trPr>
         <w:tc>
           <w:tcPr>
-            <w:tcW w:type="dxa" w:w="4041"/>
+            <w:tcW w:type="dxa" w:w="4007"/>
             <w:tcMar>
               <w:top w:type="dxa" w:w="60"/>
               <w:left w:type="dxa" w:w="100"/>
@@ -38648,25 +43361,25 @@
         </w:tc>
         <w:tc>
           <w:tcPr>
-            <w:tcW w:type="dxa" w:w="5029"/>
-            <w:tcMar>
-              <w:top w:type="dxa" w:w="60"/>
-              <w:left w:type="dxa" w:w="100"/>
-              <w:bottom w:type="dxa" w:w="60"/>
-              <w:right w:type="dxa" w:w="100"/>
-            </w:tcMar>
-          </w:tcPr>
-          <w:p>
-            <w:pPr>
-              <w:spacing w:after="0" w:before="0" w:line="252"/>
-            </w:pPr>
-            <w:r>
-              <w:rPr>
-                <w:rFonts w:ascii="Calibri" w:cs="Calibri" w:eastAsia="Calibri" w:hAnsi="Calibri"/>
-                <w:sz w:val="18"/>
-                <w:szCs w:val="18"/>
-              </w:rPr>
-              <w:t xml:space="preserve">11 de 18 (1, 2, 3, A, 4, 5, 6, 7, 8, F y 9)</w:t>
+            <w:tcW w:type="dxa" w:w="5063"/>
+            <w:tcMar>
+              <w:top w:type="dxa" w:w="60"/>
+              <w:left w:type="dxa" w:w="100"/>
+              <w:bottom w:type="dxa" w:w="60"/>
+              <w:right w:type="dxa" w:w="100"/>
+            </w:tcMar>
+          </w:tcPr>
+          <w:p>
+            <w:pPr>
+              <w:spacing w:after="0" w:before="0" w:line="252"/>
+            </w:pPr>
+            <w:r>
+              <w:rPr>
+                <w:rFonts w:ascii="Calibri" w:cs="Calibri" w:eastAsia="Calibri" w:hAnsi="Calibri"/>
+                <w:sz w:val="18"/>
+                <w:szCs w:val="18"/>
+              </w:rPr>
+              <w:t xml:space="preserve">12 de 18 (1, 2, 3, A, 4, 5, 6, 7, 8, F, 9 y 10)</w:t>
             </w:r>
           </w:p>
         </w:tc>
@@ -38677,7 +43390,7 @@
         </w:trPr>
         <w:tc>
           <w:tcPr>
-            <w:tcW w:type="dxa" w:w="4041"/>
+            <w:tcW w:type="dxa" w:w="4007"/>
             <w:tcMar>
               <w:top w:type="dxa" w:w="60"/>
               <w:left w:type="dxa" w:w="100"/>
@@ -38701,25 +43414,25 @@
         </w:tc>
         <w:tc>
           <w:tcPr>
-            <w:tcW w:type="dxa" w:w="5029"/>
-            <w:tcMar>
-              <w:top w:type="dxa" w:w="60"/>
-              <w:left w:type="dxa" w:w="100"/>
-              <w:bottom w:type="dxa" w:w="60"/>
-              <w:right w:type="dxa" w:w="100"/>
-            </w:tcMar>
-          </w:tcPr>
-          <w:p>
-            <w:pPr>
-              <w:spacing w:after="0" w:before="0" w:line="252"/>
-            </w:pPr>
-            <w:r>
-              <w:rPr>
-                <w:rFonts w:ascii="Calibri" w:cs="Calibri" w:eastAsia="Calibri" w:hAnsi="Calibri"/>
-                <w:sz w:val="18"/>
-                <w:szCs w:val="18"/>
-              </w:rPr>
-              <w:t xml:space="preserve">29 (12 en core y 17 en app; cuatro abiertos por el agente y cuatro con commits suyos pedidos con </w:t>
+            <w:tcW w:type="dxa" w:w="5063"/>
+            <w:tcMar>
+              <w:top w:type="dxa" w:w="60"/>
+              <w:left w:type="dxa" w:w="100"/>
+              <w:bottom w:type="dxa" w:w="60"/>
+              <w:right w:type="dxa" w:w="100"/>
+            </w:tcMar>
+          </w:tcPr>
+          <w:p>
+            <w:pPr>
+              <w:spacing w:after="0" w:before="0" w:line="252"/>
+            </w:pPr>
+            <w:r>
+              <w:rPr>
+                <w:rFonts w:ascii="Calibri" w:cs="Calibri" w:eastAsia="Calibri" w:hAnsi="Calibri"/>
+                <w:sz w:val="18"/>
+                <w:szCs w:val="18"/>
+              </w:rPr>
+              <w:t xml:space="preserve">38 (15 en core, 20 en app y 3 en gitops; cuatro abiertos por el agente, cuatro con commits suyos pedidos con </w:t>
             </w:r>
             <w:r>
               <w:rPr>
@@ -38736,7 +43449,7 @@
                 <w:sz w:val="18"/>
                 <w:szCs w:val="18"/>
               </w:rPr>
-              <w:t xml:space="preserve">), más la documentación</w:t>
+              <w:t xml:space="preserve"> y uno abierto por el promotor), más la documentación</w:t>
             </w:r>
           </w:p>
         </w:tc>
@@ -38747,7 +43460,7 @@
         </w:trPr>
         <w:tc>
           <w:tcPr>
-            <w:tcW w:type="dxa" w:w="4041"/>
+            <w:tcW w:type="dxa" w:w="4007"/>
             <w:tcMar>
               <w:top w:type="dxa" w:w="60"/>
               <w:left w:type="dxa" w:w="100"/>
@@ -38771,25 +43484,25 @@
         </w:tc>
         <w:tc>
           <w:tcPr>
-            <w:tcW w:type="dxa" w:w="5029"/>
-            <w:tcMar>
-              <w:top w:type="dxa" w:w="60"/>
-              <w:left w:type="dxa" w:w="100"/>
-              <w:bottom w:type="dxa" w:w="60"/>
-              <w:right w:type="dxa" w:w="100"/>
-            </w:tcMar>
-          </w:tcPr>
-          <w:p>
-            <w:pPr>
-              <w:spacing w:after="0" w:before="0" w:line="252"/>
-            </w:pPr>
-            <w:r>
-              <w:rPr>
-                <w:rFonts w:ascii="Calibri" w:cs="Calibri" w:eastAsia="Calibri" w:hAnsi="Calibri"/>
-                <w:sz w:val="18"/>
-                <w:szCs w:val="18"/>
-              </w:rPr>
-              <w:t xml:space="preserve">237 superadas (57 de harness y triage, 23 de gobierno de PRs, 46 de los agentes en Actions, 8 de la cadena de suministro, 103 de la aplicación)</w:t>
+            <w:tcW w:type="dxa" w:w="5063"/>
+            <w:tcMar>
+              <w:top w:type="dxa" w:w="60"/>
+              <w:left w:type="dxa" w:w="100"/>
+              <w:bottom w:type="dxa" w:w="60"/>
+              <w:right w:type="dxa" w:w="100"/>
+            </w:tcMar>
+          </w:tcPr>
+          <w:p>
+            <w:pPr>
+              <w:spacing w:after="0" w:before="0" w:line="252"/>
+            </w:pPr>
+            <w:r>
+              <w:rPr>
+                <w:rFonts w:ascii="Calibri" w:cs="Calibri" w:eastAsia="Calibri" w:hAnsi="Calibri"/>
+                <w:sz w:val="18"/>
+                <w:szCs w:val="18"/>
+              </w:rPr>
+              <w:t xml:space="preserve">244 superadas (57 de harness y triage, 23 de gobierno de PRs, 46 de los agentes en Actions, 8 de la cadena de suministro, 7 de la promoción, 103 de la aplicación)</w:t>
             </w:r>
           </w:p>
         </w:tc>
@@ -38800,7 +43513,7 @@
         </w:trPr>
         <w:tc>
           <w:tcPr>
-            <w:tcW w:type="dxa" w:w="4041"/>
+            <w:tcW w:type="dxa" w:w="4007"/>
             <w:tcMar>
               <w:top w:type="dxa" w:w="60"/>
               <w:left w:type="dxa" w:w="100"/>
@@ -38824,25 +43537,25 @@
         </w:tc>
         <w:tc>
           <w:tcPr>
-            <w:tcW w:type="dxa" w:w="5029"/>
-            <w:tcMar>
-              <w:top w:type="dxa" w:w="60"/>
-              <w:left w:type="dxa" w:w="100"/>
-              <w:bottom w:type="dxa" w:w="60"/>
-              <w:right w:type="dxa" w:w="100"/>
-            </w:tcMar>
-          </w:tcPr>
-          <w:p>
-            <w:pPr>
-              <w:spacing w:after="0" w:before="0" w:line="252"/>
-            </w:pPr>
-            <w:r>
-              <w:rPr>
-                <w:rFonts w:ascii="Calibri" w:cs="Calibri" w:eastAsia="Calibri" w:hAnsi="Calibri"/>
-                <w:sz w:val="18"/>
-                <w:szCs w:val="18"/>
-              </w:rPr>
-              <w:t xml:space="preserve">85</w:t>
+            <w:tcW w:type="dxa" w:w="5063"/>
+            <w:tcMar>
+              <w:top w:type="dxa" w:w="60"/>
+              <w:left w:type="dxa" w:w="100"/>
+              <w:bottom w:type="dxa" w:w="60"/>
+              <w:right w:type="dxa" w:w="100"/>
+            </w:tcMar>
+          </w:tcPr>
+          <w:p>
+            <w:pPr>
+              <w:spacing w:after="0" w:before="0" w:line="252"/>
+            </w:pPr>
+            <w:r>
+              <w:rPr>
+                <w:rFonts w:ascii="Calibri" w:cs="Calibri" w:eastAsia="Calibri" w:hAnsi="Calibri"/>
+                <w:sz w:val="18"/>
+                <w:szCs w:val="18"/>
+              </w:rPr>
+              <w:t xml:space="preserve">104</w:t>
             </w:r>
           </w:p>
         </w:tc>
@@ -38853,7 +43566,7 @@
         </w:trPr>
         <w:tc>
           <w:tcPr>
-            <w:tcW w:type="dxa" w:w="4041"/>
+            <w:tcW w:type="dxa" w:w="4007"/>
             <w:tcMar>
               <w:top w:type="dxa" w:w="60"/>
               <w:left w:type="dxa" w:w="100"/>
@@ -38877,7 +43590,7 @@
         </w:tc>
         <w:tc>
           <w:tcPr>
-            <w:tcW w:type="dxa" w:w="5029"/>
+            <w:tcW w:type="dxa" w:w="5063"/>
             <w:tcMar>
               <w:top w:type="dxa" w:w="60"/>
               <w:left w:type="dxa" w:w="100"/>
@@ -38906,7 +43619,7 @@
         </w:trPr>
         <w:tc>
           <w:tcPr>
-            <w:tcW w:type="dxa" w:w="4041"/>
+            <w:tcW w:type="dxa" w:w="4007"/>
             <w:tcMar>
               <w:top w:type="dxa" w:w="60"/>
               <w:left w:type="dxa" w:w="100"/>
@@ -38930,25 +43643,25 @@
         </w:tc>
         <w:tc>
           <w:tcPr>
-            <w:tcW w:type="dxa" w:w="5029"/>
-            <w:tcMar>
-              <w:top w:type="dxa" w:w="60"/>
-              <w:left w:type="dxa" w:w="100"/>
-              <w:bottom w:type="dxa" w:w="60"/>
-              <w:right w:type="dxa" w:w="100"/>
-            </w:tcMar>
-          </w:tcPr>
-          <w:p>
-            <w:pPr>
-              <w:spacing w:after="0" w:before="0" w:line="252"/>
-            </w:pPr>
-            <w:r>
-              <w:rPr>
-                <w:rFonts w:ascii="Calibri" w:cs="Calibri" w:eastAsia="Calibri" w:hAnsi="Calibri"/>
-                <w:sz w:val="18"/>
-                <w:szCs w:val="18"/>
-              </w:rPr>
-              <w:t xml:space="preserve">17</w:t>
+            <w:tcW w:type="dxa" w:w="5063"/>
+            <w:tcMar>
+              <w:top w:type="dxa" w:w="60"/>
+              <w:left w:type="dxa" w:w="100"/>
+              <w:bottom w:type="dxa" w:w="60"/>
+              <w:right w:type="dxa" w:w="100"/>
+            </w:tcMar>
+          </w:tcPr>
+          <w:p>
+            <w:pPr>
+              <w:spacing w:after="0" w:before="0" w:line="252"/>
+            </w:pPr>
+            <w:r>
+              <w:rPr>
+                <w:rFonts w:ascii="Calibri" w:cs="Calibri" w:eastAsia="Calibri" w:hAnsi="Calibri"/>
+                <w:sz w:val="18"/>
+                <w:szCs w:val="18"/>
+              </w:rPr>
+              <w:t xml:space="preserve">23</w:t>
             </w:r>
           </w:p>
         </w:tc>
@@ -38959,7 +43672,7 @@
         </w:trPr>
         <w:tc>
           <w:tcPr>
-            <w:tcW w:type="dxa" w:w="4041"/>
+            <w:tcW w:type="dxa" w:w="4007"/>
             <w:tcMar>
               <w:top w:type="dxa" w:w="60"/>
               <w:left w:type="dxa" w:w="100"/>
@@ -38983,7 +43696,7 @@
         </w:tc>
         <w:tc>
           <w:tcPr>
-            <w:tcW w:type="dxa" w:w="5029"/>
+            <w:tcW w:type="dxa" w:w="5063"/>
             <w:tcMar>
               <w:top w:type="dxa" w:w="60"/>
               <w:left w:type="dxa" w:w="100"/>
@@ -39027,7 +43740,7 @@
           <w:sz w:val="21"/>
           <w:szCs w:val="21"/>
         </w:rPr>
-        <w:t xml:space="preserve">Este capítulo se ampliará con las iteraciones y pruebas de las tareas 10 a 12 y B a E.</w:t>
+        <w:t xml:space="preserve">Este capítulo se ampliará con las iteraciones y pruebas de las tareas 11 y 12 y B a E.</w:t>
       </w:r>
     </w:p>
     <w:p>
@@ -42366,6 +47079,476 @@
     </w:p>
     <w:p>
       <w:pPr>
+        <w:pStyle w:val="Heading3"/>
+        <w:keepNext/>
+      </w:pPr>
+      <w:r>
+        <w:rPr>
+          <w:rFonts w:ascii="Calibri" w:cs="Calibri" w:eastAsia="Calibri" w:hAnsi="Calibri"/>
+        </w:rPr>
+        <w:t xml:space="preserve">Tarea 10. Despliegue GitOps</w:t>
+      </w:r>
+    </w:p>
+    <w:p>
+      <w:pPr>
+        <w:pStyle w:val="ListParagraph"/>
+        <w:numPr>
+          <w:ilvl w:val="0"/>
+          <w:numId w:val="20"/>
+        </w:numPr>
+        <w:spacing w:after="60"/>
+      </w:pPr>
+      <w:r>
+        <w:rPr>
+          <w:rFonts w:ascii="Calibri" w:cs="Calibri" w:eastAsia="Calibri" w:hAnsi="Calibri"/>
+        </w:rPr>
+        <w:t xml:space="preserve">En core: añadir </w:t>
+      </w:r>
+      <w:r>
+        <w:rPr>
+          <w:rFonts w:ascii="Consolas" w:cs="Consolas" w:eastAsia="Consolas" w:hAnsi="Consolas"/>
+          <w:color w:val="2E3A36"/>
+          <w:sz w:val="20"/>
+          <w:szCs w:val="20"/>
+        </w:rPr>
+        <w:t xml:space="preserve">reusable-promote.yml</w:t>
+      </w:r>
+      <w:r>
+        <w:rPr>
+          <w:rFonts w:ascii="Calibri" w:cs="Calibri" w:eastAsia="Calibri" w:hAnsi="Calibri"/>
+        </w:rPr>
+        <w:t xml:space="preserve">, </w:t>
+      </w:r>
+      <w:r>
+        <w:rPr>
+          <w:rFonts w:ascii="Consolas" w:cs="Consolas" w:eastAsia="Consolas" w:hAnsi="Consolas"/>
+          <w:color w:val="2E3A36"/>
+          <w:sz w:val="20"/>
+          <w:szCs w:val="20"/>
+        </w:rPr>
+        <w:t xml:space="preserve">reusable-verify-images.yml</w:t>
+      </w:r>
+      <w:r>
+        <w:rPr>
+          <w:rFonts w:ascii="Calibri" w:cs="Calibri" w:eastAsia="Calibri" w:hAnsi="Calibri"/>
+        </w:rPr>
+        <w:t xml:space="preserve"> y </w:t>
+      </w:r>
+      <w:r>
+        <w:rPr>
+          <w:rFonts w:ascii="Consolas" w:cs="Consolas" w:eastAsia="Consolas" w:hAnsi="Consolas"/>
+          <w:color w:val="2E3A36"/>
+          <w:sz w:val="20"/>
+          <w:szCs w:val="20"/>
+        </w:rPr>
+        <w:t xml:space="preserve">scripts/promote/</w:t>
+      </w:r>
+      <w:r>
+        <w:rPr>
+          <w:rFonts w:ascii="Calibri" w:cs="Calibri" w:eastAsia="Calibri" w:hAnsi="Calibri"/>
+        </w:rPr>
+        <w:t xml:space="preserve">. Fusionar y mover </w:t>
+      </w:r>
+      <w:r>
+        <w:rPr>
+          <w:rFonts w:ascii="Consolas" w:cs="Consolas" w:eastAsia="Consolas" w:hAnsi="Consolas"/>
+          <w:color w:val="2E3A36"/>
+          <w:sz w:val="20"/>
+          <w:szCs w:val="20"/>
+        </w:rPr>
+        <w:t xml:space="preserve">v1</w:t>
+      </w:r>
+      <w:r>
+        <w:rPr>
+          <w:rFonts w:ascii="Calibri" w:cs="Calibri" w:eastAsia="Calibri" w:hAnsi="Calibri"/>
+        </w:rPr>
+        <w:t xml:space="preserve">.</w:t>
+      </w:r>
+    </w:p>
+    <w:p>
+      <w:pPr>
+        <w:pStyle w:val="ListParagraph"/>
+        <w:numPr>
+          <w:ilvl w:val="0"/>
+          <w:numId w:val="20"/>
+        </w:numPr>
+        <w:spacing w:after="60"/>
+      </w:pPr>
+      <w:r>
+        <w:rPr>
+          <w:rFonts w:ascii="Calibri" w:cs="Calibri" w:eastAsia="Calibri" w:hAnsi="Calibri"/>
+        </w:rPr>
+        <w:t xml:space="preserve">En app, en la web de GitHub: </w:t>
+      </w:r>
+      <w:r>
+        <w:rPr>
+          <w:rFonts w:ascii="Calibri" w:cs="Calibri" w:eastAsia="Calibri" w:hAnsi="Calibri"/>
+          <w:i/>
+          <w:iCs/>
+        </w:rPr>
+        <w:t xml:space="preserve">Settings → Environments → New environment</w:t>
+      </w:r>
+      <w:r>
+        <w:rPr>
+          <w:rFonts w:ascii="Calibri" w:cs="Calibri" w:eastAsia="Calibri" w:hAnsi="Calibri"/>
+        </w:rPr>
+        <w:t xml:space="preserve"> </w:t>
+      </w:r>
+      <w:r>
+        <w:rPr>
+          <w:rFonts w:ascii="Consolas" w:cs="Consolas" w:eastAsia="Consolas" w:hAnsi="Consolas"/>
+          <w:color w:val="2E3A36"/>
+          <w:sz w:val="20"/>
+          <w:szCs w:val="20"/>
+        </w:rPr>
+        <w:t xml:space="preserve">gitops-staging</w:t>
+      </w:r>
+      <w:r>
+        <w:rPr>
+          <w:rFonts w:ascii="Calibri" w:cs="Calibri" w:eastAsia="Calibri" w:hAnsi="Calibri"/>
+        </w:rPr>
+        <w:t xml:space="preserve">, con </w:t>
+      </w:r>
+      <w:r>
+        <w:rPr>
+          <w:rFonts w:ascii="Calibri" w:cs="Calibri" w:eastAsia="Calibri" w:hAnsi="Calibri"/>
+          <w:i/>
+          <w:iCs/>
+        </w:rPr>
+        <w:t xml:space="preserve">Deployment branches</w:t>
+      </w:r>
+      <w:r>
+        <w:rPr>
+          <w:rFonts w:ascii="Calibri" w:cs="Calibri" w:eastAsia="Calibri" w:hAnsi="Calibri"/>
+        </w:rPr>
+        <w:t xml:space="preserve"> limitado a </w:t>
+      </w:r>
+      <w:r>
+        <w:rPr>
+          <w:rFonts w:ascii="Consolas" w:cs="Consolas" w:eastAsia="Consolas" w:hAnsi="Consolas"/>
+          <w:color w:val="2E3A36"/>
+          <w:sz w:val="20"/>
+          <w:szCs w:val="20"/>
+        </w:rPr>
+        <w:t xml:space="preserve">main</w:t>
+      </w:r>
+      <w:r>
+        <w:rPr>
+          <w:rFonts w:ascii="Calibri" w:cs="Calibri" w:eastAsia="Calibri" w:hAnsi="Calibri"/>
+        </w:rPr>
+        <w:t xml:space="preserve"> y el secreto </w:t>
+      </w:r>
+      <w:r>
+        <w:rPr>
+          <w:rFonts w:ascii="Consolas" w:cs="Consolas" w:eastAsia="Consolas" w:hAnsi="Consolas"/>
+          <w:color w:val="2E3A36"/>
+          <w:sz w:val="20"/>
+          <w:szCs w:val="20"/>
+        </w:rPr>
+        <w:t xml:space="preserve">PROMOTER_APP_PRIVATE_KEY</w:t>
+      </w:r>
+      <w:r>
+        <w:rPr>
+          <w:rFonts w:ascii="Calibri" w:cs="Calibri" w:eastAsia="Calibri" w:hAnsi="Calibri"/>
+        </w:rPr>
+        <w:t xml:space="preserve"> (la clave completa del promotor) en </w:t>
+      </w:r>
+      <w:r>
+        <w:rPr>
+          <w:rFonts w:ascii="Calibri" w:cs="Calibri" w:eastAsia="Calibri" w:hAnsi="Calibri"/>
+          <w:i/>
+          <w:iCs/>
+        </w:rPr>
+        <w:t xml:space="preserve">Environment secrets</w:t>
+      </w:r>
+      <w:r>
+        <w:rPr>
+          <w:rFonts w:ascii="Calibri" w:cs="Calibri" w:eastAsia="Calibri" w:hAnsi="Calibri"/>
+        </w:rPr>
+        <w:t xml:space="preserve">. No crear el secreto a nivel de repositorio.</w:t>
+      </w:r>
+    </w:p>
+    <w:p>
+      <w:pPr>
+        <w:pStyle w:val="ListParagraph"/>
+        <w:numPr>
+          <w:ilvl w:val="0"/>
+          <w:numId w:val="20"/>
+        </w:numPr>
+        <w:spacing w:after="60"/>
+      </w:pPr>
+      <w:r>
+        <w:rPr>
+          <w:rFonts w:ascii="Calibri" w:cs="Calibri" w:eastAsia="Calibri" w:hAnsi="Calibri"/>
+        </w:rPr>
+        <w:t xml:space="preserve">En gitops: añadir </w:t>
+      </w:r>
+      <w:r>
+        <w:rPr>
+          <w:rFonts w:ascii="Consolas" w:cs="Consolas" w:eastAsia="Consolas" w:hAnsi="Consolas"/>
+          <w:color w:val="2E3A36"/>
+          <w:sz w:val="20"/>
+          <w:szCs w:val="20"/>
+        </w:rPr>
+        <w:t xml:space="preserve">apps/poc-almagentic-app/</w:t>
+      </w:r>
+      <w:r>
+        <w:rPr>
+          <w:rFonts w:ascii="Calibri" w:cs="Calibri" w:eastAsia="Calibri" w:hAnsi="Calibri"/>
+        </w:rPr>
+        <w:t xml:space="preserve">, </w:t>
+      </w:r>
+      <w:r>
+        <w:rPr>
+          <w:rFonts w:ascii="Consolas" w:cs="Consolas" w:eastAsia="Consolas" w:hAnsi="Consolas"/>
+          <w:color w:val="2E3A36"/>
+          <w:sz w:val="20"/>
+          <w:szCs w:val="20"/>
+        </w:rPr>
+        <w:t xml:space="preserve">argocd-apps/poc-almagentic-app-staging.yaml</w:t>
+      </w:r>
+      <w:r>
+        <w:rPr>
+          <w:rFonts w:ascii="Calibri" w:cs="Calibri" w:eastAsia="Calibri" w:hAnsi="Calibri"/>
+        </w:rPr>
+        <w:t xml:space="preserve"> y </w:t>
+      </w:r>
+      <w:r>
+        <w:rPr>
+          <w:rFonts w:ascii="Consolas" w:cs="Consolas" w:eastAsia="Consolas" w:hAnsi="Consolas"/>
+          <w:color w:val="2E3A36"/>
+          <w:sz w:val="20"/>
+          <w:szCs w:val="20"/>
+        </w:rPr>
+        <w:t xml:space="preserve">.github/workflows/verify.yml</w:t>
+      </w:r>
+      <w:r>
+        <w:rPr>
+          <w:rFonts w:ascii="Calibri" w:cs="Calibri" w:eastAsia="Calibri" w:hAnsi="Calibri"/>
+        </w:rPr>
+        <w:t xml:space="preserve">. Marcar </w:t>
+      </w:r>
+      <w:r>
+        <w:rPr>
+          <w:rFonts w:ascii="Consolas" w:cs="Consolas" w:eastAsia="Consolas" w:hAnsi="Consolas"/>
+          <w:color w:val="2E3A36"/>
+          <w:sz w:val="20"/>
+          <w:szCs w:val="20"/>
+        </w:rPr>
+        <w:t xml:space="preserve">verify / images</w:t>
+      </w:r>
+      <w:r>
+        <w:rPr>
+          <w:rFonts w:ascii="Calibri" w:cs="Calibri" w:eastAsia="Calibri" w:hAnsi="Calibri"/>
+        </w:rPr>
+        <w:t xml:space="preserve"> como obligatorio en el ruleset de </w:t>
+      </w:r>
+      <w:r>
+        <w:rPr>
+          <w:rFonts w:ascii="Consolas" w:cs="Consolas" w:eastAsia="Consolas" w:hAnsi="Consolas"/>
+          <w:color w:val="2E3A36"/>
+          <w:sz w:val="20"/>
+          <w:szCs w:val="20"/>
+        </w:rPr>
+        <w:t xml:space="preserve">main</w:t>
+      </w:r>
+      <w:r>
+        <w:rPr>
+          <w:rFonts w:ascii="Calibri" w:cs="Calibri" w:eastAsia="Calibri" w:hAnsi="Calibri"/>
+        </w:rPr>
+        <w:t xml:space="preserve"> y fusionar.</w:t>
+      </w:r>
+    </w:p>
+    <w:p>
+      <w:pPr>
+        <w:pStyle w:val="ListParagraph"/>
+        <w:numPr>
+          <w:ilvl w:val="0"/>
+          <w:numId w:val="20"/>
+        </w:numPr>
+        <w:spacing w:after="60"/>
+      </w:pPr>
+      <w:r>
+        <w:rPr>
+          <w:rFonts w:ascii="Calibri" w:cs="Calibri" w:eastAsia="Calibri" w:hAnsi="Calibri"/>
+        </w:rPr>
+        <w:t xml:space="preserve">En el equipo, con Docker Desktop y WSL: activar Kubernetes e instalar Argo CD:</w:t>
+      </w:r>
+    </w:p>
+    <w:p>
+      <w:pPr>
+        <w:shd w:fill="F2F4F3" w:color="auto" w:val="clear"/>
+        <w:spacing w:after="0" w:before="120" w:line="240"/>
+        <w:ind w:left="200" w:right="200"/>
+      </w:pPr>
+      <w:r>
+        <w:rPr>
+          <w:rFonts w:ascii="Consolas" w:cs="Consolas" w:eastAsia="Consolas" w:hAnsi="Consolas"/>
+          <w:color w:val="1F2A27"/>
+          <w:sz w:val="17"/>
+          <w:szCs w:val="17"/>
+        </w:rPr>
+        <w:t xml:space="preserve">kubectl create namespace argocd</w:t>
+      </w:r>
+    </w:p>
+    <w:p>
+      <w:pPr>
+        <w:shd w:fill="F2F4F3" w:color="auto" w:val="clear"/>
+        <w:spacing w:after="0" w:before="0" w:line="240"/>
+        <w:ind w:left="200" w:right="200"/>
+      </w:pPr>
+      <w:r>
+        <w:rPr>
+          <w:rFonts w:ascii="Consolas" w:cs="Consolas" w:eastAsia="Consolas" w:hAnsi="Consolas"/>
+          <w:color w:val="1F2A27"/>
+          <w:sz w:val="17"/>
+          <w:szCs w:val="17"/>
+        </w:rPr>
+        <w:t xml:space="preserve">kubectl apply -n argocd --server-side --force-conflicts -f https://raw.githubusercontent.com/argoproj/argo-cd/v3.5.4/manifests/install.yaml</w:t>
+      </w:r>
+    </w:p>
+    <w:p>
+      <w:pPr>
+        <w:shd w:fill="F2F4F3" w:color="auto" w:val="clear"/>
+        <w:spacing w:after="0" w:before="0" w:line="240"/>
+        <w:ind w:left="200" w:right="200"/>
+      </w:pPr>
+      <w:r>
+        <w:rPr>
+          <w:rFonts w:ascii="Consolas" w:cs="Consolas" w:eastAsia="Consolas" w:hAnsi="Consolas"/>
+          <w:color w:val="1F2A27"/>
+          <w:sz w:val="17"/>
+          <w:szCs w:val="17"/>
+        </w:rPr>
+        <w:t xml:space="preserve">kubectl apply -f https://raw.githubusercontent.com/acbacb77/poc-almagentic-gitops/main/bootstrap/root-app.yaml</w:t>
+      </w:r>
+    </w:p>
+    <w:p>
+      <w:pPr>
+        <w:shd w:fill="F2F4F3" w:color="auto" w:val="clear"/>
+        <w:spacing w:after="0" w:before="0" w:line="240"/>
+        <w:ind w:left="200" w:right="200"/>
+      </w:pPr>
+      <w:r>
+        <w:rPr>
+          <w:rFonts w:ascii="Consolas" w:cs="Consolas" w:eastAsia="Consolas" w:hAnsi="Consolas"/>
+          <w:color w:val="1F2A27"/>
+          <w:sz w:val="17"/>
+          <w:szCs w:val="17"/>
+        </w:rPr>
+        <w:t xml:space="preserve">kubectl -n argocd get applications</w:t>
+      </w:r>
+    </w:p>
+    <w:p>
+      <w:pPr>
+        <w:shd w:fill="F2F4F3" w:color="auto" w:val="clear"/>
+        <w:spacing w:after="160" w:before="0" w:line="240"/>
+        <w:ind w:left="200" w:right="200"/>
+      </w:pPr>
+      <w:r>
+        <w:rPr>
+          <w:rFonts w:ascii="Consolas" w:cs="Consolas" w:eastAsia="Consolas" w:hAnsi="Consolas"/>
+          <w:color w:val="1F2A27"/>
+          <w:sz w:val="17"/>
+          <w:szCs w:val="17"/>
+        </w:rPr>
+        <w:t xml:space="preserve">curl -s "localhost:8000/api/v1/productos?q=taza"</w:t>
+      </w:r>
+    </w:p>
+    <w:p>
+      <w:pPr>
+        <w:pStyle w:val="ListParagraph"/>
+        <w:numPr>
+          <w:ilvl w:val="0"/>
+          <w:numId w:val="21"/>
+        </w:numPr>
+        <w:spacing w:after="60"/>
+      </w:pPr>
+      <w:r>
+        <w:rPr>
+          <w:rFonts w:ascii="Calibri" w:cs="Calibri" w:eastAsia="Calibri" w:hAnsi="Calibri"/>
+        </w:rPr>
+        <w:t xml:space="preserve">En app: añadir el job </w:t>
+      </w:r>
+      <w:r>
+        <w:rPr>
+          <w:rFonts w:ascii="Consolas" w:cs="Consolas" w:eastAsia="Consolas" w:hAnsi="Consolas"/>
+          <w:color w:val="2E3A36"/>
+          <w:sz w:val="20"/>
+          <w:szCs w:val="20"/>
+        </w:rPr>
+        <w:t xml:space="preserve">promote</w:t>
+      </w:r>
+      <w:r>
+        <w:rPr>
+          <w:rFonts w:ascii="Calibri" w:cs="Calibri" w:eastAsia="Calibri" w:hAnsi="Calibri"/>
+        </w:rPr>
+        <w:t xml:space="preserve"> a </w:t>
+      </w:r>
+      <w:r>
+        <w:rPr>
+          <w:rFonts w:ascii="Consolas" w:cs="Consolas" w:eastAsia="Consolas" w:hAnsi="Consolas"/>
+          <w:color w:val="2E3A36"/>
+          <w:sz w:val="20"/>
+          <w:szCs w:val="20"/>
+        </w:rPr>
+        <w:t xml:space="preserve">supply-chain.yml</w:t>
+      </w:r>
+      <w:r>
+        <w:rPr>
+          <w:rFonts w:ascii="Calibri" w:cs="Calibri" w:eastAsia="Calibri" w:hAnsi="Calibri"/>
+        </w:rPr>
+        <w:t xml:space="preserve">, pasándole solo </w:t>
+      </w:r>
+      <w:r>
+        <w:rPr>
+          <w:rFonts w:ascii="Consolas" w:cs="Consolas" w:eastAsia="Consolas" w:hAnsi="Consolas"/>
+          <w:color w:val="2E3A36"/>
+          <w:sz w:val="20"/>
+          <w:szCs w:val="20"/>
+        </w:rPr>
+        <w:t xml:space="preserve">PROMOTER_APP_PRIVATE_KEY</w:t>
+      </w:r>
+      <w:r>
+        <w:rPr>
+          <w:rFonts w:ascii="Calibri" w:cs="Calibri" w:eastAsia="Calibri" w:hAnsi="Calibri"/>
+        </w:rPr>
+        <w:t xml:space="preserve">, y fusionar. El promotor abre en gitops un PR </w:t>
+      </w:r>
+      <w:r>
+        <w:rPr>
+          <w:rFonts w:ascii="Consolas" w:cs="Consolas" w:eastAsia="Consolas" w:hAnsi="Consolas"/>
+          <w:color w:val="2E3A36"/>
+          <w:sz w:val="20"/>
+          <w:szCs w:val="20"/>
+        </w:rPr>
+        <w:t xml:space="preserve">deploy(staging): …</w:t>
+      </w:r>
+      <w:r>
+        <w:rPr>
+          <w:rFonts w:ascii="Calibri" w:cs="Calibri" w:eastAsia="Calibri" w:hAnsi="Calibri"/>
+        </w:rPr>
+        <w:t xml:space="preserve">.</w:t>
+      </w:r>
+    </w:p>
+    <w:p>
+      <w:pPr>
+        <w:pStyle w:val="ListParagraph"/>
+        <w:numPr>
+          <w:ilvl w:val="0"/>
+          <w:numId w:val="21"/>
+        </w:numPr>
+        <w:spacing w:after="60"/>
+      </w:pPr>
+      <w:r>
+        <w:rPr>
+          <w:rFonts w:ascii="Calibri" w:cs="Calibri" w:eastAsia="Calibri" w:hAnsi="Calibri"/>
+        </w:rPr>
+        <w:t xml:space="preserve">En gitops: revisar el PR (digest, commits que entran, check en verde), aprobarlo y fusionarlo. Argo CD despliega en unos minutos.</w:t>
+      </w:r>
+    </w:p>
+    <w:p>
+      <w:pPr>
         <w:pBdr>
           <w:left w:val="single" w:color="0D5C4F" w:sz="18" w:space="10"/>
         </w:pBdr>
@@ -42379,7 +47562,7 @@
           <w:sz w:val="21"/>
           <w:szCs w:val="21"/>
         </w:rPr>
-        <w:t xml:space="preserve">Los pasos de las tareas 10 a 12 y B a E se añadirán al completarlas.</w:t>
+        <w:t xml:space="preserve">Los pasos de las tareas 11 y 12 y B a E se añadirán al completarlas.</w:t>
       </w:r>
     </w:p>
     <w:p>
@@ -42691,8 +47874,8 @@
         </w:tblBorders>
       </w:tblPr>
       <w:tblGrid>
-        <w:gridCol w:w="3949"/>
-        <w:gridCol w:w="5121"/>
+        <w:gridCol w:w="3924"/>
+        <w:gridCol w:w="5146"/>
       </w:tblGrid>
       <w:tr>
         <w:trPr>
@@ -42700,7 +47883,7 @@
         </w:trPr>
         <w:tc>
           <w:tcPr>
-            <w:tcW w:type="dxa" w:w="3949"/>
+            <w:tcW w:type="dxa" w:w="3924"/>
             <w:shd w:fill="E3EEEA" w:color="auto" w:val="clear"/>
             <w:tcMar>
               <w:top w:type="dxa" w:w="60"/>
@@ -42727,7 +47910,7 @@
         </w:tc>
         <w:tc>
           <w:tcPr>
-            <w:tcW w:type="dxa" w:w="5121"/>
+            <w:tcW w:type="dxa" w:w="5146"/>
             <w:shd w:fill="E3EEEA" w:color="auto" w:val="clear"/>
             <w:tcMar>
               <w:top w:type="dxa" w:w="60"/>
@@ -42759,7 +47942,7 @@
         </w:trPr>
         <w:tc>
           <w:tcPr>
-            <w:tcW w:type="dxa" w:w="3949"/>
+            <w:tcW w:type="dxa" w:w="3924"/>
             <w:tcMar>
               <w:top w:type="dxa" w:w="60"/>
               <w:left w:type="dxa" w:w="100"/>
@@ -42785,7 +47968,7 @@
         </w:tc>
         <w:tc>
           <w:tcPr>
-            <w:tcW w:type="dxa" w:w="5121"/>
+            <w:tcW w:type="dxa" w:w="5146"/>
             <w:tcMar>
               <w:top w:type="dxa" w:w="60"/>
               <w:left w:type="dxa" w:w="100"/>
@@ -42832,7 +48015,7 @@
         </w:trPr>
         <w:tc>
           <w:tcPr>
-            <w:tcW w:type="dxa" w:w="3949"/>
+            <w:tcW w:type="dxa" w:w="3924"/>
             <w:tcMar>
               <w:top w:type="dxa" w:w="60"/>
               <w:left w:type="dxa" w:w="100"/>
@@ -42857,7 +48040,7 @@
         </w:tc>
         <w:tc>
           <w:tcPr>
-            <w:tcW w:type="dxa" w:w="5121"/>
+            <w:tcW w:type="dxa" w:w="5146"/>
             <w:tcMar>
               <w:top w:type="dxa" w:w="60"/>
               <w:left w:type="dxa" w:w="100"/>
@@ -42896,7 +48079,7 @@
         </w:trPr>
         <w:tc>
           <w:tcPr>
-            <w:tcW w:type="dxa" w:w="3949"/>
+            <w:tcW w:type="dxa" w:w="3924"/>
             <w:tcMar>
               <w:top w:type="dxa" w:w="60"/>
               <w:left w:type="dxa" w:w="100"/>
@@ -42929,7 +48112,7 @@
         </w:tc>
         <w:tc>
           <w:tcPr>
-            <w:tcW w:type="dxa" w:w="5121"/>
+            <w:tcW w:type="dxa" w:w="5146"/>
             <w:tcMar>
               <w:top w:type="dxa" w:w="60"/>
               <w:left w:type="dxa" w:w="100"/>
@@ -42958,7 +48141,7 @@
         </w:trPr>
         <w:tc>
           <w:tcPr>
-            <w:tcW w:type="dxa" w:w="3949"/>
+            <w:tcW w:type="dxa" w:w="3924"/>
             <w:tcMar>
               <w:top w:type="dxa" w:w="60"/>
               <w:left w:type="dxa" w:w="100"/>
@@ -43000,7 +48183,7 @@
         </w:tc>
         <w:tc>
           <w:tcPr>
-            <w:tcW w:type="dxa" w:w="5121"/>
+            <w:tcW w:type="dxa" w:w="5146"/>
             <w:tcMar>
               <w:top w:type="dxa" w:w="60"/>
               <w:left w:type="dxa" w:w="100"/>
@@ -43046,7 +48229,7 @@
         </w:trPr>
         <w:tc>
           <w:tcPr>
-            <w:tcW w:type="dxa" w:w="3949"/>
+            <w:tcW w:type="dxa" w:w="3924"/>
             <w:tcMar>
               <w:top w:type="dxa" w:w="60"/>
               <w:left w:type="dxa" w:w="100"/>
@@ -43087,7 +48270,7 @@
         </w:tc>
         <w:tc>
           <w:tcPr>
-            <w:tcW w:type="dxa" w:w="5121"/>
+            <w:tcW w:type="dxa" w:w="5146"/>
             <w:tcMar>
               <w:top w:type="dxa" w:w="60"/>
               <w:left w:type="dxa" w:w="100"/>
@@ -43116,7 +48299,7 @@
         </w:trPr>
         <w:tc>
           <w:tcPr>
-            <w:tcW w:type="dxa" w:w="3949"/>
+            <w:tcW w:type="dxa" w:w="3924"/>
             <w:tcMar>
               <w:top w:type="dxa" w:w="60"/>
               <w:left w:type="dxa" w:w="100"/>
@@ -43140,7 +48323,7 @@
         </w:tc>
         <w:tc>
           <w:tcPr>
-            <w:tcW w:type="dxa" w:w="5121"/>
+            <w:tcW w:type="dxa" w:w="5146"/>
             <w:tcMar>
               <w:top w:type="dxa" w:w="60"/>
               <w:left w:type="dxa" w:w="100"/>
@@ -43187,7 +48370,7 @@
         </w:trPr>
         <w:tc>
           <w:tcPr>
-            <w:tcW w:type="dxa" w:w="3949"/>
+            <w:tcW w:type="dxa" w:w="3924"/>
             <w:tcMar>
               <w:top w:type="dxa" w:w="60"/>
               <w:left w:type="dxa" w:w="100"/>
@@ -43212,7 +48395,7 @@
         </w:tc>
         <w:tc>
           <w:tcPr>
-            <w:tcW w:type="dxa" w:w="5121"/>
+            <w:tcW w:type="dxa" w:w="5146"/>
             <w:tcMar>
               <w:top w:type="dxa" w:w="60"/>
               <w:left w:type="dxa" w:w="100"/>
@@ -43275,7 +48458,7 @@
         </w:trPr>
         <w:tc>
           <w:tcPr>
-            <w:tcW w:type="dxa" w:w="3949"/>
+            <w:tcW w:type="dxa" w:w="3924"/>
             <w:tcMar>
               <w:top w:type="dxa" w:w="60"/>
               <w:left w:type="dxa" w:w="100"/>
@@ -43300,7 +48483,7 @@
         </w:tc>
         <w:tc>
           <w:tcPr>
-            <w:tcW w:type="dxa" w:w="5121"/>
+            <w:tcW w:type="dxa" w:w="5146"/>
             <w:tcMar>
               <w:top w:type="dxa" w:w="60"/>
               <w:left w:type="dxa" w:w="100"/>
@@ -43356,7 +48539,7 @@
         </w:trPr>
         <w:tc>
           <w:tcPr>
-            <w:tcW w:type="dxa" w:w="3949"/>
+            <w:tcW w:type="dxa" w:w="3924"/>
             <w:tcMar>
               <w:top w:type="dxa" w:w="60"/>
               <w:left w:type="dxa" w:w="100"/>
@@ -43389,7 +48572,7 @@
         </w:tc>
         <w:tc>
           <w:tcPr>
-            <w:tcW w:type="dxa" w:w="5121"/>
+            <w:tcW w:type="dxa" w:w="5146"/>
             <w:tcMar>
               <w:top w:type="dxa" w:w="60"/>
               <w:left w:type="dxa" w:w="100"/>
@@ -43444,7 +48627,7 @@
         </w:trPr>
         <w:tc>
           <w:tcPr>
-            <w:tcW w:type="dxa" w:w="3949"/>
+            <w:tcW w:type="dxa" w:w="3924"/>
             <w:tcMar>
               <w:top w:type="dxa" w:w="60"/>
               <w:left w:type="dxa" w:w="100"/>
@@ -43478,7 +48661,7 @@
         </w:tc>
         <w:tc>
           <w:tcPr>
-            <w:tcW w:type="dxa" w:w="5121"/>
+            <w:tcW w:type="dxa" w:w="5146"/>
             <w:tcMar>
               <w:top w:type="dxa" w:w="60"/>
               <w:left w:type="dxa" w:w="100"/>
@@ -43507,7 +48690,7 @@
         </w:trPr>
         <w:tc>
           <w:tcPr>
-            <w:tcW w:type="dxa" w:w="3949"/>
+            <w:tcW w:type="dxa" w:w="3924"/>
             <w:tcMar>
               <w:top w:type="dxa" w:w="60"/>
               <w:left w:type="dxa" w:w="100"/>
@@ -43540,7 +48723,7 @@
         </w:tc>
         <w:tc>
           <w:tcPr>
-            <w:tcW w:type="dxa" w:w="5121"/>
+            <w:tcW w:type="dxa" w:w="5146"/>
             <w:tcMar>
               <w:top w:type="dxa" w:w="60"/>
               <w:left w:type="dxa" w:w="100"/>
@@ -43603,7 +48786,7 @@
         </w:trPr>
         <w:tc>
           <w:tcPr>
-            <w:tcW w:type="dxa" w:w="3949"/>
+            <w:tcW w:type="dxa" w:w="3924"/>
             <w:tcMar>
               <w:top w:type="dxa" w:w="60"/>
               <w:left w:type="dxa" w:w="100"/>
@@ -43627,7 +48810,7 @@
         </w:tc>
         <w:tc>
           <w:tcPr>
-            <w:tcW w:type="dxa" w:w="5121"/>
+            <w:tcW w:type="dxa" w:w="5146"/>
             <w:tcMar>
               <w:top w:type="dxa" w:w="60"/>
               <w:left w:type="dxa" w:w="100"/>
@@ -43656,7 +48839,7 @@
         </w:trPr>
         <w:tc>
           <w:tcPr>
-            <w:tcW w:type="dxa" w:w="3949"/>
+            <w:tcW w:type="dxa" w:w="3924"/>
             <w:tcMar>
               <w:top w:type="dxa" w:w="60"/>
               <w:left w:type="dxa" w:w="100"/>
@@ -43697,7 +48880,7 @@
         </w:tc>
         <w:tc>
           <w:tcPr>
-            <w:tcW w:type="dxa" w:w="5121"/>
+            <w:tcW w:type="dxa" w:w="5146"/>
             <w:tcMar>
               <w:top w:type="dxa" w:w="60"/>
               <w:left w:type="dxa" w:w="100"/>
@@ -43752,7 +48935,7 @@
         </w:trPr>
         <w:tc>
           <w:tcPr>
-            <w:tcW w:type="dxa" w:w="3949"/>
+            <w:tcW w:type="dxa" w:w="3924"/>
             <w:tcMar>
               <w:top w:type="dxa" w:w="60"/>
               <w:left w:type="dxa" w:w="100"/>
@@ -43785,7 +48968,7 @@
         </w:tc>
         <w:tc>
           <w:tcPr>
-            <w:tcW w:type="dxa" w:w="5121"/>
+            <w:tcW w:type="dxa" w:w="5146"/>
             <w:tcMar>
               <w:top w:type="dxa" w:w="60"/>
               <w:left w:type="dxa" w:w="100"/>
@@ -43831,7 +49014,7 @@
         </w:trPr>
         <w:tc>
           <w:tcPr>
-            <w:tcW w:type="dxa" w:w="3949"/>
+            <w:tcW w:type="dxa" w:w="3924"/>
             <w:tcMar>
               <w:top w:type="dxa" w:w="60"/>
               <w:left w:type="dxa" w:w="100"/>
@@ -43864,7 +49047,7 @@
         </w:tc>
         <w:tc>
           <w:tcPr>
-            <w:tcW w:type="dxa" w:w="5121"/>
+            <w:tcW w:type="dxa" w:w="5146"/>
             <w:tcMar>
               <w:top w:type="dxa" w:w="60"/>
               <w:left w:type="dxa" w:w="100"/>
@@ -43927,49 +49110,25 @@
         </w:trPr>
         <w:tc>
           <w:tcPr>
-            <w:tcW w:type="dxa" w:w="3949"/>
-            <w:tcMar>
-              <w:top w:type="dxa" w:w="60"/>
-              <w:left w:type="dxa" w:w="100"/>
-              <w:bottom w:type="dxa" w:w="60"/>
-              <w:right w:type="dxa" w:w="100"/>
-            </w:tcMar>
-          </w:tcPr>
-          <w:p>
-            <w:pPr>
-              <w:spacing w:after="0" w:before="0" w:line="252"/>
-            </w:pPr>
-            <w:r>
-              <w:rPr>
-                <w:rFonts w:ascii="Calibri" w:cs="Calibri" w:eastAsia="Calibri" w:hAnsi="Calibri"/>
-                <w:sz w:val="18"/>
-                <w:szCs w:val="18"/>
-              </w:rPr>
-              <w:t xml:space="preserve">El merge de la spec no lanza la implementación</w:t>
-            </w:r>
-          </w:p>
-        </w:tc>
-        <w:tc>
-          <w:tcPr>
-            <w:tcW w:type="dxa" w:w="5121"/>
-            <w:tcMar>
-              <w:top w:type="dxa" w:w="60"/>
-              <w:left w:type="dxa" w:w="100"/>
-              <w:bottom w:type="dxa" w:w="60"/>
-              <w:right w:type="dxa" w:w="100"/>
-            </w:tcMar>
-          </w:tcPr>
-          <w:p>
-            <w:pPr>
-              <w:spacing w:after="0" w:before="0" w:line="252"/>
-            </w:pPr>
-            <w:r>
-              <w:rPr>
-                <w:rFonts w:ascii="Calibri" w:cs="Calibri" w:eastAsia="Calibri" w:hAnsi="Calibri"/>
-                <w:sz w:val="18"/>
-                <w:szCs w:val="18"/>
-              </w:rPr>
-              <w:t xml:space="preserve">La rama del PR debe empezar por </w:t>
+            <w:tcW w:type="dxa" w:w="3924"/>
+            <w:tcMar>
+              <w:top w:type="dxa" w:w="60"/>
+              <w:left w:type="dxa" w:w="100"/>
+              <w:bottom w:type="dxa" w:w="60"/>
+              <w:right w:type="dxa" w:w="100"/>
+            </w:tcMar>
+          </w:tcPr>
+          <w:p>
+            <w:pPr>
+              <w:spacing w:after="0" w:before="0" w:line="252"/>
+            </w:pPr>
+            <w:r>
+              <w:rPr>
+                <w:rFonts w:ascii="Calibri" w:cs="Calibri" w:eastAsia="Calibri" w:hAnsi="Calibri"/>
+                <w:sz w:val="18"/>
+                <w:szCs w:val="18"/>
+              </w:rPr>
+              <w:t xml:space="preserve">Argo CD sin aplicaciones ni namespace </w:t>
             </w:r>
             <w:r>
               <w:rPr>
@@ -43978,6 +49137,386 @@
                 <w:sz w:val="16"/>
                 <w:szCs w:val="16"/>
               </w:rPr>
+              <w:t xml:space="preserve">staging</w:t>
+            </w:r>
+          </w:p>
+        </w:tc>
+        <w:tc>
+          <w:tcPr>
+            <w:tcW w:type="dxa" w:w="5146"/>
+            <w:tcMar>
+              <w:top w:type="dxa" w:w="60"/>
+              <w:left w:type="dxa" w:w="100"/>
+              <w:bottom w:type="dxa" w:w="60"/>
+              <w:right w:type="dxa" w:w="100"/>
+            </w:tcMar>
+          </w:tcPr>
+          <w:p>
+            <w:pPr>
+              <w:spacing w:after="0" w:before="0" w:line="252"/>
+            </w:pPr>
+            <w:r>
+              <w:rPr>
+                <w:rFonts w:ascii="Calibri" w:cs="Calibri" w:eastAsia="Calibri" w:hAnsi="Calibri"/>
+                <w:sz w:val="18"/>
+                <w:szCs w:val="18"/>
+              </w:rPr>
+              <w:t xml:space="preserve">Aplicar </w:t>
+            </w:r>
+            <w:r>
+              <w:rPr>
+                <w:rFonts w:ascii="Consolas" w:cs="Consolas" w:eastAsia="Consolas" w:hAnsi="Consolas"/>
+                <w:color w:val="2E3A36"/>
+                <w:sz w:val="16"/>
+                <w:szCs w:val="16"/>
+              </w:rPr>
+              <w:t xml:space="preserve">bootstrap/root-app.yaml</w:t>
+            </w:r>
+          </w:p>
+        </w:tc>
+      </w:tr>
+      <w:tr>
+        <w:trPr>
+          <w:cantSplit/>
+        </w:trPr>
+        <w:tc>
+          <w:tcPr>
+            <w:tcW w:type="dxa" w:w="3924"/>
+            <w:tcMar>
+              <w:top w:type="dxa" w:w="60"/>
+              <w:left w:type="dxa" w:w="100"/>
+              <w:bottom w:type="dxa" w:w="60"/>
+              <w:right w:type="dxa" w:w="100"/>
+            </w:tcMar>
+          </w:tcPr>
+          <w:p>
+            <w:pPr>
+              <w:spacing w:after="0" w:before="0" w:line="252"/>
+            </w:pPr>
+            <w:r>
+              <w:rPr>
+                <w:rFonts w:ascii="Consolas" w:cs="Consolas" w:eastAsia="Consolas" w:hAnsi="Consolas"/>
+                <w:color w:val="2E3A36"/>
+                <w:sz w:val="16"/>
+                <w:szCs w:val="16"/>
+              </w:rPr>
+              <w:t xml:space="preserve">promote</w:t>
+            </w:r>
+            <w:r>
+              <w:rPr>
+                <w:rFonts w:ascii="Calibri" w:cs="Calibri" w:eastAsia="Calibri" w:hAnsi="Calibri"/>
+                <w:sz w:val="18"/>
+                <w:szCs w:val="18"/>
+              </w:rPr>
+              <w:t xml:space="preserve"> falla con la clave vacía</w:t>
+            </w:r>
+          </w:p>
+        </w:tc>
+        <w:tc>
+          <w:tcPr>
+            <w:tcW w:type="dxa" w:w="5146"/>
+            <w:tcMar>
+              <w:top w:type="dxa" w:w="60"/>
+              <w:left w:type="dxa" w:w="100"/>
+              <w:bottom w:type="dxa" w:w="60"/>
+              <w:right w:type="dxa" w:w="100"/>
+            </w:tcMar>
+          </w:tcPr>
+          <w:p>
+            <w:pPr>
+              <w:spacing w:after="0" w:before="0" w:line="252"/>
+            </w:pPr>
+            <w:r>
+              <w:rPr>
+                <w:rFonts w:ascii="Calibri" w:cs="Calibri" w:eastAsia="Calibri" w:hAnsi="Calibri"/>
+                <w:sz w:val="18"/>
+                <w:szCs w:val="18"/>
+              </w:rPr>
+              <w:t xml:space="preserve">Comprobar que el secreto está en el entorno </w:t>
+            </w:r>
+            <w:r>
+              <w:rPr>
+                <w:rFonts w:ascii="Consolas" w:cs="Consolas" w:eastAsia="Consolas" w:hAnsi="Consolas"/>
+                <w:color w:val="2E3A36"/>
+                <w:sz w:val="16"/>
+                <w:szCs w:val="16"/>
+              </w:rPr>
+              <w:t xml:space="preserve">gitops-staging</w:t>
+            </w:r>
+            <w:r>
+              <w:rPr>
+                <w:rFonts w:ascii="Calibri" w:cs="Calibri" w:eastAsia="Calibri" w:hAnsi="Calibri"/>
+                <w:sz w:val="18"/>
+                <w:szCs w:val="18"/>
+              </w:rPr>
+              <w:t xml:space="preserve"> y que app lo pasa explícitamente al workflow de core</w:t>
+            </w:r>
+          </w:p>
+        </w:tc>
+      </w:tr>
+      <w:tr>
+        <w:trPr>
+          <w:cantSplit/>
+        </w:trPr>
+        <w:tc>
+          <w:tcPr>
+            <w:tcW w:type="dxa" w:w="3924"/>
+            <w:tcMar>
+              <w:top w:type="dxa" w:w="60"/>
+              <w:left w:type="dxa" w:w="100"/>
+              <w:bottom w:type="dxa" w:w="60"/>
+              <w:right w:type="dxa" w:w="100"/>
+            </w:tcMar>
+          </w:tcPr>
+          <w:p>
+            <w:pPr>
+              <w:spacing w:after="0" w:before="0" w:line="252"/>
+            </w:pPr>
+            <w:r>
+              <w:rPr>
+                <w:rFonts w:ascii="Calibri" w:cs="Calibri" w:eastAsia="Calibri" w:hAnsi="Calibri"/>
+                <w:sz w:val="18"/>
+                <w:szCs w:val="18"/>
+              </w:rPr>
+              <w:t xml:space="preserve">«A JSON web token could not be decoded»</w:t>
+            </w:r>
+          </w:p>
+        </w:tc>
+        <w:tc>
+          <w:tcPr>
+            <w:tcW w:type="dxa" w:w="5146"/>
+            <w:tcMar>
+              <w:top w:type="dxa" w:w="60"/>
+              <w:left w:type="dxa" w:w="100"/>
+              <w:bottom w:type="dxa" w:w="60"/>
+              <w:right w:type="dxa" w:w="100"/>
+            </w:tcMar>
+          </w:tcPr>
+          <w:p>
+            <w:pPr>
+              <w:spacing w:after="0" w:before="0" w:line="252"/>
+            </w:pPr>
+            <w:r>
+              <w:rPr>
+                <w:rFonts w:ascii="Calibri" w:cs="Calibri" w:eastAsia="Calibri" w:hAnsi="Calibri"/>
+                <w:sz w:val="18"/>
+                <w:szCs w:val="18"/>
+              </w:rPr>
+              <w:t xml:space="preserve">La clave está mal pegada; volver a pegarla o usar </w:t>
+            </w:r>
+            <w:r>
+              <w:rPr>
+                <w:rFonts w:ascii="Consolas" w:cs="Consolas" w:eastAsia="Consolas" w:hAnsi="Consolas"/>
+                <w:color w:val="2E3A36"/>
+                <w:sz w:val="16"/>
+                <w:szCs w:val="16"/>
+              </w:rPr>
+              <w:t xml:space="preserve">gh secret set … &lt; fichero.pem</w:t>
+            </w:r>
+          </w:p>
+        </w:tc>
+      </w:tr>
+      <w:tr>
+        <w:trPr>
+          <w:cantSplit/>
+        </w:trPr>
+        <w:tc>
+          <w:tcPr>
+            <w:tcW w:type="dxa" w:w="3924"/>
+            <w:tcMar>
+              <w:top w:type="dxa" w:w="60"/>
+              <w:left w:type="dxa" w:w="100"/>
+              <w:bottom w:type="dxa" w:w="60"/>
+              <w:right w:type="dxa" w:w="100"/>
+            </w:tcMar>
+          </w:tcPr>
+          <w:p>
+            <w:pPr>
+              <w:spacing w:after="0" w:before="0" w:line="252"/>
+            </w:pPr>
+            <w:r>
+              <w:rPr>
+                <w:rFonts w:ascii="Calibri" w:cs="Calibri" w:eastAsia="Calibri" w:hAnsi="Calibri"/>
+                <w:sz w:val="18"/>
+                <w:szCs w:val="18"/>
+              </w:rPr>
+              <w:t xml:space="preserve">Un </w:t>
+            </w:r>
+            <w:r>
+              <w:rPr>
+                <w:rFonts w:ascii="Calibri" w:cs="Calibri" w:eastAsia="Calibri" w:hAnsi="Calibri"/>
+                <w:i/>
+                <w:iCs/>
+                <w:sz w:val="18"/>
+                <w:szCs w:val="18"/>
+              </w:rPr>
+              <w:t xml:space="preserve">Re-run</w:t>
+            </w:r>
+            <w:r>
+              <w:rPr>
+                <w:rFonts w:ascii="Calibri" w:cs="Calibri" w:eastAsia="Calibri" w:hAnsi="Calibri"/>
+                <w:sz w:val="18"/>
+                <w:szCs w:val="18"/>
+              </w:rPr>
+              <w:t xml:space="preserve"> no recoge un arreglo de core</w:t>
+            </w:r>
+          </w:p>
+        </w:tc>
+        <w:tc>
+          <w:tcPr>
+            <w:tcW w:type="dxa" w:w="5146"/>
+            <w:tcMar>
+              <w:top w:type="dxa" w:w="60"/>
+              <w:left w:type="dxa" w:w="100"/>
+              <w:bottom w:type="dxa" w:w="60"/>
+              <w:right w:type="dxa" w:w="100"/>
+            </w:tcMar>
+          </w:tcPr>
+          <w:p>
+            <w:pPr>
+              <w:spacing w:after="0" w:before="0" w:line="252"/>
+            </w:pPr>
+            <w:r>
+              <w:rPr>
+                <w:rFonts w:ascii="Calibri" w:cs="Calibri" w:eastAsia="Calibri" w:hAnsi="Calibri"/>
+                <w:sz w:val="18"/>
+                <w:szCs w:val="18"/>
+              </w:rPr>
+              <w:t xml:space="preserve">Lanzar una ejecución nueva con </w:t>
+            </w:r>
+            <w:r>
+              <w:rPr>
+                <w:rFonts w:ascii="Calibri" w:cs="Calibri" w:eastAsia="Calibri" w:hAnsi="Calibri"/>
+                <w:i/>
+                <w:iCs/>
+                <w:sz w:val="18"/>
+                <w:szCs w:val="18"/>
+              </w:rPr>
+              <w:t xml:space="preserve">Run workflow</w:t>
+            </w:r>
+          </w:p>
+        </w:tc>
+      </w:tr>
+      <w:tr>
+        <w:trPr>
+          <w:cantSplit/>
+        </w:trPr>
+        <w:tc>
+          <w:tcPr>
+            <w:tcW w:type="dxa" w:w="3924"/>
+            <w:tcMar>
+              <w:top w:type="dxa" w:w="60"/>
+              <w:left w:type="dxa" w:w="100"/>
+              <w:bottom w:type="dxa" w:w="60"/>
+              <w:right w:type="dxa" w:w="100"/>
+            </w:tcMar>
+          </w:tcPr>
+          <w:p>
+            <w:pPr>
+              <w:spacing w:after="0" w:before="0" w:line="252"/>
+            </w:pPr>
+            <w:r>
+              <w:rPr>
+                <w:rFonts w:ascii="Consolas" w:cs="Consolas" w:eastAsia="Consolas" w:hAnsi="Consolas"/>
+                <w:color w:val="2E3A36"/>
+                <w:sz w:val="16"/>
+                <w:szCs w:val="16"/>
+              </w:rPr>
+              <w:t xml:space="preserve">read: -p: no coprocess</w:t>
+            </w:r>
+          </w:p>
+        </w:tc>
+        <w:tc>
+          <w:tcPr>
+            <w:tcW w:type="dxa" w:w="5146"/>
+            <w:tcMar>
+              <w:top w:type="dxa" w:w="60"/>
+              <w:left w:type="dxa" w:w="100"/>
+              <w:bottom w:type="dxa" w:w="60"/>
+              <w:right w:type="dxa" w:w="100"/>
+            </w:tcMar>
+          </w:tcPr>
+          <w:p>
+            <w:pPr>
+              <w:spacing w:after="0" w:before="0" w:line="252"/>
+            </w:pPr>
+            <w:r>
+              <w:rPr>
+                <w:rFonts w:ascii="Calibri" w:cs="Calibri" w:eastAsia="Calibri" w:hAnsi="Calibri"/>
+                <w:sz w:val="18"/>
+                <w:szCs w:val="18"/>
+              </w:rPr>
+              <w:t xml:space="preserve">La terminal es zsh: </w:t>
+            </w:r>
+            <w:r>
+              <w:rPr>
+                <w:rFonts w:ascii="Consolas" w:cs="Consolas" w:eastAsia="Consolas" w:hAnsi="Consolas"/>
+                <w:color w:val="2E3A36"/>
+                <w:sz w:val="16"/>
+                <w:szCs w:val="16"/>
+              </w:rPr>
+              <w:t xml:space="preserve">printf 'Contraseña: '; read -s P; echo</w:t>
+            </w:r>
+          </w:p>
+        </w:tc>
+      </w:tr>
+      <w:tr>
+        <w:trPr>
+          <w:cantSplit/>
+        </w:trPr>
+        <w:tc>
+          <w:tcPr>
+            <w:tcW w:type="dxa" w:w="3924"/>
+            <w:tcMar>
+              <w:top w:type="dxa" w:w="60"/>
+              <w:left w:type="dxa" w:w="100"/>
+              <w:bottom w:type="dxa" w:w="60"/>
+              <w:right w:type="dxa" w:w="100"/>
+            </w:tcMar>
+          </w:tcPr>
+          <w:p>
+            <w:pPr>
+              <w:spacing w:after="0" w:before="0" w:line="252"/>
+            </w:pPr>
+            <w:r>
+              <w:rPr>
+                <w:rFonts w:ascii="Calibri" w:cs="Calibri" w:eastAsia="Calibri" w:hAnsi="Calibri"/>
+                <w:sz w:val="18"/>
+                <w:szCs w:val="18"/>
+              </w:rPr>
+              <w:t xml:space="preserve">El merge de la spec no lanza la implementación</w:t>
+            </w:r>
+          </w:p>
+        </w:tc>
+        <w:tc>
+          <w:tcPr>
+            <w:tcW w:type="dxa" w:w="5146"/>
+            <w:tcMar>
+              <w:top w:type="dxa" w:w="60"/>
+              <w:left w:type="dxa" w:w="100"/>
+              <w:bottom w:type="dxa" w:w="60"/>
+              <w:right w:type="dxa" w:w="100"/>
+            </w:tcMar>
+          </w:tcPr>
+          <w:p>
+            <w:pPr>
+              <w:spacing w:after="0" w:before="0" w:line="252"/>
+            </w:pPr>
+            <w:r>
+              <w:rPr>
+                <w:rFonts w:ascii="Calibri" w:cs="Calibri" w:eastAsia="Calibri" w:hAnsi="Calibri"/>
+                <w:sz w:val="18"/>
+                <w:szCs w:val="18"/>
+              </w:rPr>
+              <w:t xml:space="preserve">La rama del PR debe empezar por </w:t>
+            </w:r>
+            <w:r>
+              <w:rPr>
+                <w:rFonts w:ascii="Consolas" w:cs="Consolas" w:eastAsia="Consolas" w:hAnsi="Consolas"/>
+                <w:color w:val="2E3A36"/>
+                <w:sz w:val="16"/>
+                <w:szCs w:val="16"/>
+              </w:rPr>
               <w:t xml:space="preserve">spec/&lt;issue&gt;-</w:t>
             </w:r>
             <w:r>
@@ -44026,7 +49565,7 @@
         <w:pStyle w:val="ListParagraph"/>
         <w:numPr>
           <w:ilvl w:val="0"/>
-          <w:numId w:val="20"/>
+          <w:numId w:val="22"/>
         </w:numPr>
         <w:spacing w:after="60"/>
       </w:pPr>
@@ -44042,7 +49581,7 @@
         <w:pStyle w:val="ListParagraph"/>
         <w:numPr>
           <w:ilvl w:val="0"/>
-          <w:numId w:val="20"/>
+          <w:numId w:val="22"/>
         </w:numPr>
         <w:spacing w:after="60"/>
       </w:pPr>
@@ -44058,7 +49597,7 @@
         <w:pStyle w:val="ListParagraph"/>
         <w:numPr>
           <w:ilvl w:val="0"/>
-          <w:numId w:val="20"/>
+          <w:numId w:val="22"/>
         </w:numPr>
         <w:spacing w:after="60"/>
       </w:pPr>
@@ -44074,7 +49613,7 @@
         <w:pStyle w:val="ListParagraph"/>
         <w:numPr>
           <w:ilvl w:val="0"/>
-          <w:numId w:val="20"/>
+          <w:numId w:val="22"/>
         </w:numPr>
         <w:spacing w:after="60"/>
       </w:pPr>
@@ -44104,7 +49643,7 @@
         <w:pStyle w:val="ListParagraph"/>
         <w:numPr>
           <w:ilvl w:val="0"/>
-          <w:numId w:val="20"/>
+          <w:numId w:val="22"/>
         </w:numPr>
         <w:spacing w:after="60"/>
       </w:pPr>
@@ -44120,7 +49659,7 @@
         <w:pStyle w:val="ListParagraph"/>
         <w:numPr>
           <w:ilvl w:val="0"/>
-          <w:numId w:val="20"/>
+          <w:numId w:val="22"/>
         </w:numPr>
         <w:spacing w:after="60"/>
       </w:pPr>
@@ -44151,7 +49690,7 @@
         <w:pStyle w:val="ListParagraph"/>
         <w:numPr>
           <w:ilvl w:val="0"/>
-          <w:numId w:val="20"/>
+          <w:numId w:val="22"/>
         </w:numPr>
         <w:spacing w:after="60"/>
       </w:pPr>
@@ -44167,7 +49706,7 @@
         <w:pStyle w:val="ListParagraph"/>
         <w:numPr>
           <w:ilvl w:val="0"/>
-          <w:numId w:val="20"/>
+          <w:numId w:val="22"/>
         </w:numPr>
         <w:spacing w:after="60"/>
       </w:pPr>
@@ -44176,6 +49715,22 @@
           <w:rFonts w:ascii="Calibri" w:cs="Calibri" w:eastAsia="Calibri" w:hAnsi="Calibri"/>
         </w:rPr>
         <w:t xml:space="preserve">La confianza en el resultado no depende de confiar en el agente. Su commit lo firma GitHub a nombre de la App, la imagen la firma el pipeline de la plataforma y la procedencia une los dos, todo comprobable por cualquiera con herramientas públicas. El agente puede escribir código, pero no puede producir ninguna de esas firmas.</w:t>
+      </w:r>
+    </w:p>
+    <w:p>
+      <w:pPr>
+        <w:pStyle w:val="ListParagraph"/>
+        <w:numPr>
+          <w:ilvl w:val="0"/>
+          <w:numId w:val="22"/>
+        </w:numPr>
+        <w:spacing w:after="60"/>
+      </w:pPr>
+      <w:r>
+        <w:rPr>
+          <w:rFonts w:ascii="Calibri" w:cs="Calibri" w:eastAsia="Calibri" w:hAnsi="Calibri"/>
+        </w:rPr>
+        <w:t xml:space="preserve">El gate humano funciona porque es el único camino. El clúster solo cambia cuando se fusiona un PR en gitops: Argo CD deshace cualquier cambio manual, y el check rechaza cualquier imagen que no venga del pipeline de core. La aprobación deja de ser un trámite porque el PR dice exactamente qué se despliega y qué commits entran.</w:t>
       </w:r>
     </w:p>
     <w:p>
@@ -44253,7 +49808,7 @@
         </w:rPr>
         <w:t xml:space="preserve"> arXiv:2604.26275, 2026. </w:t>
       </w:r>
-      <w:hyperlink w:history="1" r:id="rIdiankiz7b0erokb4cd4mld">
+      <w:hyperlink w:history="1" r:id="rIdfhv0dbxupfq55pirzwdwr">
         <w:r>
           <w:rPr>
             <w:rStyle w:val="Hyperlink"/>
@@ -44298,7 +49853,7 @@
         </w:rPr>
         <w:t xml:space="preserve">, 2026. </w:t>
       </w:r>
-      <w:hyperlink w:history="1" r:id="rIdhcflasd52_7gfcssjexxj">
+      <w:hyperlink w:history="1" r:id="rIdiukbxpuz8ex0uhjjiz26b">
         <w:r>
           <w:rPr>
             <w:rStyle w:val="Hyperlink"/>
@@ -44343,7 +49898,7 @@
         </w:rPr>
         <w:t xml:space="preserve"> </w:t>
       </w:r>
-      <w:hyperlink w:history="1" r:id="rId3wg2jfxqbrcy_z7fyob_x">
+      <w:hyperlink w:history="1" r:id="rIdtblrg3ho_ujqghsh49dou">
         <w:r>
           <w:rPr>
             <w:rStyle w:val="Hyperlink"/>
@@ -44388,7 +49943,7 @@
         </w:rPr>
         <w:t xml:space="preserve">, junio de 2026. </w:t>
       </w:r>
-      <w:hyperlink w:history="1" r:id="rIdnt5cv1aisrg--_j7zhfpl">
+      <w:hyperlink w:history="1" r:id="rIdue5r6qi2r5mmsdubwnwyl">
         <w:r>
           <w:rPr>
             <w:rStyle w:val="Hyperlink"/>
@@ -44433,7 +49988,7 @@
         </w:rPr>
         <w:t xml:space="preserve"> </w:t>
       </w:r>
-      <w:hyperlink w:history="1" r:id="rIdr3hd-ck6vvdkkjwfgkqho">
+      <w:hyperlink w:history="1" r:id="rIdsbs1ts79xn49gxmsstz33">
         <w:r>
           <w:rPr>
             <w:rStyle w:val="Hyperlink"/>
@@ -44478,7 +50033,7 @@
         </w:rPr>
         <w:t xml:space="preserve"> </w:t>
       </w:r>
-      <w:hyperlink w:history="1" r:id="rIdz7gelmzzp0gtru-kput4b">
+      <w:hyperlink w:history="1" r:id="rIdpnijjh_ebat0eyoevc1qg">
         <w:r>
           <w:rPr>
             <w:rStyle w:val="Hyperlink"/>
@@ -44523,7 +50078,7 @@
         </w:rPr>
         <w:t xml:space="preserve">, diciembre de 2025. </w:t>
       </w:r>
-      <w:hyperlink w:history="1" r:id="rIdnjgsxrsqsnlj2ty7ojbss">
+      <w:hyperlink w:history="1" r:id="rIdojvjygyq3ft6arpo-v_fh">
         <w:r>
           <w:rPr>
             <w:rStyle w:val="Hyperlink"/>
@@ -44568,7 +50123,7 @@
         </w:rPr>
         <w:t xml:space="preserve"> </w:t>
       </w:r>
-      <w:hyperlink w:history="1" r:id="rIdcy_wf7dxakoieh1fojhqe">
+      <w:hyperlink w:history="1" r:id="rIdwysbvz815qnpwispajbaz">
         <w:r>
           <w:rPr>
             <w:rStyle w:val="Hyperlink"/>
@@ -44613,7 +50168,7 @@
         </w:rPr>
         <w:t xml:space="preserve"> </w:t>
       </w:r>
-      <w:hyperlink w:history="1" r:id="rId0-h69y9gehca11hsxrhbl">
+      <w:hyperlink w:history="1" r:id="rIdviw9fbkoc5zalbwfupx8-">
         <w:r>
           <w:rPr>
             <w:rStyle w:val="Hyperlink"/>
@@ -44658,7 +50213,7 @@
         </w:rPr>
         <w:t xml:space="preserve"> </w:t>
       </w:r>
-      <w:hyperlink w:history="1" r:id="rIdaupa2oclwu5e-yfepqyjh">
+      <w:hyperlink w:history="1" r:id="rIddpiv41teq4amugb-mzfk8">
         <w:r>
           <w:rPr>
             <w:rStyle w:val="Hyperlink"/>
@@ -44703,7 +50258,7 @@
         </w:rPr>
         <w:t xml:space="preserve"> </w:t>
       </w:r>
-      <w:hyperlink w:history="1" r:id="rIdn7qib3xwt4hb1sovsggkd">
+      <w:hyperlink w:history="1" r:id="rIdrrvksl0yiwduyeaedrwzh">
         <w:r>
           <w:rPr>
             <w:rStyle w:val="Hyperlink"/>
@@ -44748,7 +50303,7 @@
         </w:rPr>
         <w:t xml:space="preserve"> </w:t>
       </w:r>
-      <w:hyperlink w:history="1" r:id="rIdumvpqjximrwvqqodq5q_d">
+      <w:hyperlink w:history="1" r:id="rIdbjzu3ghhvvytsnyotwhvo">
         <w:r>
           <w:rPr>
             <w:rStyle w:val="Hyperlink"/>
@@ -44793,7 +50348,7 @@
         </w:rPr>
         <w:t xml:space="preserve"> </w:t>
       </w:r>
-      <w:hyperlink w:history="1" r:id="rIdmekcvo5wmh4kbysnug8w5">
+      <w:hyperlink w:history="1" r:id="rIdrmh9dsknaphph6faslvia">
         <w:r>
           <w:rPr>
             <w:rStyle w:val="Hyperlink"/>
@@ -44838,7 +50393,7 @@
         </w:rPr>
         <w:t xml:space="preserve"> </w:t>
       </w:r>
-      <w:hyperlink w:history="1" r:id="rId7ynou05i6ohkhkae-8lp1">
+      <w:hyperlink w:history="1" r:id="rId8ihdvufggor8dh4vxhlc7">
         <w:r>
           <w:rPr>
             <w:rStyle w:val="Hyperlink"/>
@@ -44883,7 +50438,7 @@
         </w:rPr>
         <w:t xml:space="preserve"> </w:t>
       </w:r>
-      <w:hyperlink w:history="1" r:id="rIdywlcukmuuhocw_iayyvfr">
+      <w:hyperlink w:history="1" r:id="rIdabbskdgvcb5zi51ik2i4x">
         <w:r>
           <w:rPr>
             <w:rStyle w:val="Hyperlink"/>
@@ -44928,7 +50483,7 @@
         </w:rPr>
         <w:t xml:space="preserve"> </w:t>
       </w:r>
-      <w:hyperlink w:history="1" r:id="rId3gbv67n2prasyapifzw2u">
+      <w:hyperlink w:history="1" r:id="rId4srnt-ly-btfgt7jleaug">
         <w:r>
           <w:rPr>
             <w:rStyle w:val="Hyperlink"/>
@@ -44973,7 +50528,7 @@
         </w:rPr>
         <w:t xml:space="preserve">, agosto de 2026. </w:t>
       </w:r>
-      <w:hyperlink w:history="1" r:id="rIdkpowlayxuvkx_ayvo8tml">
+      <w:hyperlink w:history="1" r:id="rIdbxz-fj0moljgpqsa5vtgj">
         <w:r>
           <w:rPr>
             <w:rStyle w:val="Hyperlink"/>
@@ -45018,7 +50573,7 @@
         </w:rPr>
         <w:t xml:space="preserve"> </w:t>
       </w:r>
-      <w:hyperlink w:history="1" r:id="rIdnpyp0zls8ljlge7qy5-6f">
+      <w:hyperlink w:history="1" r:id="rIdqbx2ft6_zabzjcv_dwjez">
         <w:r>
           <w:rPr>
             <w:rStyle w:val="Hyperlink"/>
@@ -45081,7 +50636,7 @@
         </w:rPr>
         <w:t xml:space="preserve"> </w:t>
       </w:r>
-      <w:hyperlink w:history="1" r:id="rId5csdluq0-hleaooakzqfd">
+      <w:hyperlink w:history="1" r:id="rId9hqfim6ohupcakj4csvur">
         <w:r>
           <w:rPr>
             <w:rStyle w:val="Hyperlink"/>
@@ -45126,7 +50681,7 @@
         </w:rPr>
         <w:t xml:space="preserve"> </w:t>
       </w:r>
-      <w:hyperlink w:history="1" r:id="rIdbto2lkpyaz1qeveiifwe4">
+      <w:hyperlink w:history="1" r:id="rIdgob2y2p6bwaykgloz1o4r">
         <w:r>
           <w:rPr>
             <w:rStyle w:val="Hyperlink"/>
@@ -45171,7 +50726,7 @@
         </w:rPr>
         <w:t xml:space="preserve"> </w:t>
       </w:r>
-      <w:hyperlink w:history="1" r:id="rIdsvtaobbd3sf2e64cn2jpn">
+      <w:hyperlink w:history="1" r:id="rId1fuabwyouqrajib-t07-u">
         <w:r>
           <w:rPr>
             <w:rStyle w:val="Hyperlink"/>
@@ -47120,6 +52675,30 @@
     </w:lvl>
   </w:abstractNum>
   <w:abstractNum w:abstractNumId="20" w15:restartNumberingAfterBreak="0">
+    <w:multiLevelType w:val="hybridMultilevel"/>
+    <w:lvl w:ilvl="0" w15:tentative="1">
+      <w:start w:val="1"/>
+      <w:numFmt w:val="decimal"/>
+      <w:lvlText w:val="%1."/>
+      <w:lvlJc w:val="left"/>
+      <w:pPr>
+        <w:ind w:left="540" w:hanging="320"/>
+      </w:pPr>
+    </w:lvl>
+  </w:abstractNum>
+  <w:abstractNum w:abstractNumId="21" w15:restartNumberingAfterBreak="0">
+    <w:multiLevelType w:val="hybridMultilevel"/>
+    <w:lvl w:ilvl="0" w15:tentative="1">
+      <w:start w:val="5"/>
+      <w:numFmt w:val="decimal"/>
+      <w:lvlText w:val="%1."/>
+      <w:lvlJc w:val="left"/>
+      <w:pPr>
+        <w:ind w:left="540" w:hanging="320"/>
+      </w:pPr>
+    </w:lvl>
+  </w:abstractNum>
+  <w:abstractNum w:abstractNumId="22" w15:restartNumberingAfterBreak="0">
     <w:multiLevelType w:val="hybridMultilevel"/>
     <w:lvl w:ilvl="0" w15:tentative="1">
       <w:start w:val="1"/>
@@ -47247,6 +52826,18 @@
   </w:num>
   <w:num w:numId="20">
     <w:abstractNumId w:val="20"/>
+    <w:lvlOverride w:ilvl="0">
+      <w:startOverride w:val="1"/>
+    </w:lvlOverride>
+  </w:num>
+  <w:num w:numId="21">
+    <w:abstractNumId w:val="21"/>
+    <w:lvlOverride w:ilvl="0">
+      <w:startOverride w:val="5"/>
+    </w:lvlOverride>
+  </w:num>
+  <w:num w:numId="22">
+    <w:abstractNumId w:val="22"/>
     <w:lvlOverride w:ilvl="0">
       <w:startOverride w:val="1"/>
     </w:lvlOverride>

--- a/docs/tfm/TFM-ALM-agentico.docx
+++ b/docs/tfm/TFM-ALM-agentico.docx
@@ -22953,6 +22953,1124 @@
         <w:rPr>
           <w:rFonts w:ascii="Calibri" w:cs="Calibri" w:eastAsia="Calibri" w:hAnsi="Calibri"/>
         </w:rPr>
+        <w:t xml:space="preserve">Extensión B: gestión de versiones</w:t>
+      </w:r>
+    </w:p>
+    <w:p>
+      <w:pPr>
+        <w:keepNext w:val="false"/>
+        <w:spacing w:after="140" w:line="288"/>
+        <w:jc w:val="both"/>
+      </w:pPr>
+      <w:r>
+        <w:rPr>
+          <w:rFonts w:ascii="Calibri" w:cs="Calibri" w:eastAsia="Calibri" w:hAnsi="Calibri"/>
+        </w:rPr>
+        <w:t xml:space="preserve">Hasta la tarea 10, cada cambio en core obligaba al responsable a mover la etiqueta </w:t>
+      </w:r>
+      <w:r>
+        <w:rPr>
+          <w:rFonts w:ascii="Consolas" w:cs="Consolas" w:eastAsia="Consolas" w:hAnsi="Consolas"/>
+          <w:color w:val="2E3A36"/>
+          <w:sz w:val="20"/>
+          <w:szCs w:val="20"/>
+        </w:rPr>
+        <w:t xml:space="preserve">v1</w:t>
+      </w:r>
+      <w:r>
+        <w:rPr>
+          <w:rFonts w:ascii="Calibri" w:cs="Calibri" w:eastAsia="Calibri" w:hAnsi="Calibri"/>
+        </w:rPr>
+        <w:t xml:space="preserve"> desde la web, y la aplicación no tenía números de versión: solo commits y digests. La extensión B resuelve las dos cosas. El responsable eligió entre dos opciones para cada una. Para la aplicación descartó un PR de </w:t>
+      </w:r>
+      <w:r>
+        <w:rPr>
+          <w:rFonts w:ascii="Calibri" w:cs="Calibri" w:eastAsia="Calibri" w:hAnsi="Calibri"/>
+          <w:i/>
+          <w:iCs/>
+        </w:rPr>
+        <w:t xml:space="preserve">release</w:t>
+      </w:r>
+      <w:r>
+        <w:rPr>
+          <w:rFonts w:ascii="Calibri" w:cs="Calibri" w:eastAsia="Calibri" w:hAnsi="Calibri"/>
+        </w:rPr>
+        <w:t xml:space="preserve"> mantenido por un bot, que habría exigido otra GitHub App, y prefirió un workflow que lanza una persona. Para core prefirió seguir con </w:t>
+      </w:r>
+      <w:r>
+        <w:rPr>
+          <w:rFonts w:ascii="Consolas" w:cs="Consolas" w:eastAsia="Consolas" w:hAnsi="Consolas"/>
+          <w:color w:val="2E3A36"/>
+          <w:sz w:val="20"/>
+          <w:szCs w:val="20"/>
+        </w:rPr>
+        <w:t xml:space="preserve">@v1</w:t>
+      </w:r>
+      <w:r>
+        <w:rPr>
+          <w:rFonts w:ascii="Calibri" w:cs="Calibri" w:eastAsia="Calibri" w:hAnsi="Calibri"/>
+        </w:rPr>
+        <w:t xml:space="preserve"> en lugar de fijar app y gitops por SHA, a cambio de que la etiqueta se mueva sola.</w:t>
+      </w:r>
+    </w:p>
+    <w:p>
+      <w:pPr>
+        <w:keepNext/>
+        <w:spacing w:after="60" w:before="200" w:line="240" w:lineRule="auto"/>
+        <w:jc w:val="center"/>
+      </w:pPr>
+      <w:r>
+        <w:drawing>
+          <wp:inline distT="0" distB="0" distL="0" distR="0">
+            <wp:extent cx="5762625" cy="4010025"/>
+            <wp:effectExtent t="0" r="0" b="0" l="0"/>
+            <wp:docPr id="1" name="versiones.png" descr="Figura 10. Versiones: core se versiona en cada merge; la aplicación, cuando una persona lo decide y sin reconstruir la imagen." title="Figura 10. Versiones: core se versiona en cada merge; la aplicación, cuando una persona lo decide y sin reconstruir la imagen."/>
+            <wp:cNvGraphicFramePr>
+              <a:graphicFrameLocks xmlns:a="http://schemas.openxmlformats.org/drawingml/2006/main" noChangeAspect="1"/>
+            </wp:cNvGraphicFramePr>
+            <a:graphic xmlns:a="http://schemas.openxmlformats.org/drawingml/2006/main">
+              <a:graphicData uri="http://schemas.openxmlformats.org/drawingml/2006/picture">
+                <pic:pic xmlns:pic="http://schemas.openxmlformats.org/drawingml/2006/picture">
+                  <pic:nvPicPr>
+                    <pic:cNvPr id="0" name="" descr=""/>
+                    <pic:cNvPicPr>
+                      <a:picLocks noChangeAspect="1" noChangeArrowheads="1"/>
+                    </pic:cNvPicPr>
+                  </pic:nvPicPr>
+                  <pic:blipFill>
+                    <a:blip r:embed="rId18" cstate="none"/>
+                    <a:srcRect/>
+                    <a:stretch>
+                      <a:fillRect/>
+                    </a:stretch>
+                  </pic:blipFill>
+                  <pic:spPr bwMode="auto">
+                    <a:xfrm>
+                      <a:off x="0" y="0"/>
+                      <a:ext cx="5762625" cy="4010025"/>
+                    </a:xfrm>
+                    <a:prstGeom prst="rect">
+                      <a:avLst/>
+                    </a:prstGeom>
+                  </pic:spPr>
+                </pic:pic>
+              </a:graphicData>
+            </a:graphic>
+          </wp:inline>
+        </w:drawing>
+      </w:r>
+    </w:p>
+    <w:p>
+      <w:pPr>
+        <w:spacing w:after="240"/>
+        <w:jc w:val="center"/>
+      </w:pPr>
+      <w:r>
+        <w:rPr>
+          <w:rFonts w:ascii="Calibri" w:cs="Calibri" w:eastAsia="Calibri" w:hAnsi="Calibri"/>
+          <w:i/>
+          <w:iCs/>
+          <w:color w:val="5B6964"/>
+          <w:sz w:val="18"/>
+          <w:szCs w:val="18"/>
+        </w:rPr>
+        <w:t xml:space="preserve">Figura 10. Versiones: core se versiona en cada merge; la aplicación, cuando una persona lo decide y sin reconstruir la imagen.</w:t>
+      </w:r>
+    </w:p>
+    <w:tbl>
+      <w:tblPr>
+        <w:tblW w:type="dxa" w:w="9070"/>
+        <w:tblBorders>
+          <w:top w:val="single" w:color="C9D3CF" w:sz="4"/>
+          <w:left w:val="single" w:color="C9D3CF" w:sz="4"/>
+          <w:bottom w:val="single" w:color="C9D3CF" w:sz="4"/>
+          <w:right w:val="single" w:color="C9D3CF" w:sz="4"/>
+          <w:insideH w:val="single" w:color="C9D3CF" w:sz="4"/>
+          <w:insideV w:val="single" w:color="C9D3CF" w:sz="4"/>
+        </w:tblBorders>
+      </w:tblPr>
+      <w:tblGrid>
+        <w:gridCol w:w="3220"/>
+        <w:gridCol w:w="5850"/>
+      </w:tblGrid>
+      <w:tr>
+        <w:trPr>
+          <w:tblHeader/>
+        </w:trPr>
+        <w:tc>
+          <w:tcPr>
+            <w:tcW w:type="dxa" w:w="3220"/>
+            <w:shd w:fill="E3EEEA" w:color="auto" w:val="clear"/>
+            <w:tcMar>
+              <w:top w:type="dxa" w:w="60"/>
+              <w:left w:type="dxa" w:w="100"/>
+              <w:bottom w:type="dxa" w:w="60"/>
+              <w:right w:type="dxa" w:w="100"/>
+            </w:tcMar>
+          </w:tcPr>
+          <w:p>
+            <w:pPr>
+              <w:spacing w:after="0" w:before="0" w:line="252"/>
+            </w:pPr>
+            <w:r>
+              <w:rPr>
+                <w:rFonts w:ascii="Calibri" w:cs="Calibri" w:eastAsia="Calibri" w:hAnsi="Calibri"/>
+                <w:b/>
+                <w:bCs/>
+                <w:sz w:val="18"/>
+                <w:szCs w:val="18"/>
+              </w:rPr>
+              <w:t xml:space="preserve">Pieza</w:t>
+            </w:r>
+          </w:p>
+        </w:tc>
+        <w:tc>
+          <w:tcPr>
+            <w:tcW w:type="dxa" w:w="5850"/>
+            <w:shd w:fill="E3EEEA" w:color="auto" w:val="clear"/>
+            <w:tcMar>
+              <w:top w:type="dxa" w:w="60"/>
+              <w:left w:type="dxa" w:w="100"/>
+              <w:bottom w:type="dxa" w:w="60"/>
+              <w:right w:type="dxa" w:w="100"/>
+            </w:tcMar>
+          </w:tcPr>
+          <w:p>
+            <w:pPr>
+              <w:spacing w:after="0" w:before="0" w:line="252"/>
+            </w:pPr>
+            <w:r>
+              <w:rPr>
+                <w:rFonts w:ascii="Calibri" w:cs="Calibri" w:eastAsia="Calibri" w:hAnsi="Calibri"/>
+                <w:b/>
+                <w:bCs/>
+                <w:sz w:val="18"/>
+                <w:szCs w:val="18"/>
+              </w:rPr>
+              <w:t xml:space="preserve">Qué hace</w:t>
+            </w:r>
+          </w:p>
+        </w:tc>
+      </w:tr>
+      <w:tr>
+        <w:trPr>
+          <w:cantSplit/>
+        </w:trPr>
+        <w:tc>
+          <w:tcPr>
+            <w:tcW w:type="dxa" w:w="3220"/>
+            <w:tcMar>
+              <w:top w:type="dxa" w:w="60"/>
+              <w:left w:type="dxa" w:w="100"/>
+              <w:bottom w:type="dxa" w:w="60"/>
+              <w:right w:type="dxa" w:w="100"/>
+            </w:tcMar>
+          </w:tcPr>
+          <w:p>
+            <w:pPr>
+              <w:spacing w:after="0" w:before="0" w:line="252"/>
+            </w:pPr>
+            <w:r>
+              <w:rPr>
+                <w:rFonts w:ascii="Consolas" w:cs="Consolas" w:eastAsia="Consolas" w:hAnsi="Consolas"/>
+                <w:color w:val="2E3A36"/>
+                <w:sz w:val="16"/>
+                <w:szCs w:val="16"/>
+              </w:rPr>
+              <w:t xml:space="preserve">scripts/release/release.py</w:t>
+            </w:r>
+          </w:p>
+        </w:tc>
+        <w:tc>
+          <w:tcPr>
+            <w:tcW w:type="dxa" w:w="5850"/>
+            <w:tcMar>
+              <w:top w:type="dxa" w:w="60"/>
+              <w:left w:type="dxa" w:w="100"/>
+              <w:bottom w:type="dxa" w:w="60"/>
+              <w:right w:type="dxa" w:w="100"/>
+            </w:tcMar>
+          </w:tcPr>
+          <w:p>
+            <w:pPr>
+              <w:spacing w:after="0" w:before="0" w:line="252"/>
+            </w:pPr>
+            <w:r>
+              <w:rPr>
+                <w:rFonts w:ascii="Calibri" w:cs="Calibri" w:eastAsia="Calibri" w:hAnsi="Calibri"/>
+                <w:sz w:val="18"/>
+                <w:szCs w:val="18"/>
+              </w:rPr>
+              <w:t xml:space="preserve">Calcula la siguiente versión a partir de los títulos de los PRs fusionados en </w:t>
+            </w:r>
+            <w:r>
+              <w:rPr>
+                <w:rFonts w:ascii="Consolas" w:cs="Consolas" w:eastAsia="Consolas" w:hAnsi="Consolas"/>
+                <w:color w:val="2E3A36"/>
+                <w:sz w:val="16"/>
+                <w:szCs w:val="16"/>
+              </w:rPr>
+              <w:t xml:space="preserve">main</w:t>
+            </w:r>
+            <w:r>
+              <w:rPr>
+                <w:rFonts w:ascii="Calibri" w:cs="Calibri" w:eastAsia="Calibri" w:hAnsi="Calibri"/>
+                <w:sz w:val="18"/>
+                <w:szCs w:val="18"/>
+              </w:rPr>
+              <w:t xml:space="preserve"> (Conventional Commits): </w:t>
+            </w:r>
+            <w:r>
+              <w:rPr>
+                <w:rFonts w:ascii="Consolas" w:cs="Consolas" w:eastAsia="Consolas" w:hAnsi="Consolas"/>
+                <w:color w:val="2E3A36"/>
+                <w:sz w:val="16"/>
+                <w:szCs w:val="16"/>
+              </w:rPr>
+              <w:t xml:space="preserve">feat</w:t>
+            </w:r>
+            <w:r>
+              <w:rPr>
+                <w:rFonts w:ascii="Calibri" w:cs="Calibri" w:eastAsia="Calibri" w:hAnsi="Calibri"/>
+                <w:sz w:val="18"/>
+                <w:szCs w:val="18"/>
+              </w:rPr>
+              <w:t xml:space="preserve"> sube la menor; </w:t>
+            </w:r>
+            <w:r>
+              <w:rPr>
+                <w:rFonts w:ascii="Consolas" w:cs="Consolas" w:eastAsia="Consolas" w:hAnsi="Consolas"/>
+                <w:color w:val="2E3A36"/>
+                <w:sz w:val="16"/>
+                <w:szCs w:val="16"/>
+              </w:rPr>
+              <w:t xml:space="preserve">fix</w:t>
+            </w:r>
+            <w:r>
+              <w:rPr>
+                <w:rFonts w:ascii="Calibri" w:cs="Calibri" w:eastAsia="Calibri" w:hAnsi="Calibri"/>
+                <w:sz w:val="18"/>
+                <w:szCs w:val="18"/>
+              </w:rPr>
+              <w:t xml:space="preserve">, </w:t>
+            </w:r>
+            <w:r>
+              <w:rPr>
+                <w:rFonts w:ascii="Consolas" w:cs="Consolas" w:eastAsia="Consolas" w:hAnsi="Consolas"/>
+                <w:color w:val="2E3A36"/>
+                <w:sz w:val="16"/>
+                <w:szCs w:val="16"/>
+              </w:rPr>
+              <w:t xml:space="preserve">ci</w:t>
+            </w:r>
+            <w:r>
+              <w:rPr>
+                <w:rFonts w:ascii="Calibri" w:cs="Calibri" w:eastAsia="Calibri" w:hAnsi="Calibri"/>
+                <w:sz w:val="18"/>
+                <w:szCs w:val="18"/>
+              </w:rPr>
+              <w:t xml:space="preserve">, </w:t>
+            </w:r>
+            <w:r>
+              <w:rPr>
+                <w:rFonts w:ascii="Consolas" w:cs="Consolas" w:eastAsia="Consolas" w:hAnsi="Consolas"/>
+                <w:color w:val="2E3A36"/>
+                <w:sz w:val="16"/>
+                <w:szCs w:val="16"/>
+              </w:rPr>
+              <w:t xml:space="preserve">build</w:t>
+            </w:r>
+            <w:r>
+              <w:rPr>
+                <w:rFonts w:ascii="Calibri" w:cs="Calibri" w:eastAsia="Calibri" w:hAnsi="Calibri"/>
+                <w:sz w:val="18"/>
+                <w:szCs w:val="18"/>
+              </w:rPr>
+              <w:t xml:space="preserve"> y similares, la de parche; </w:t>
+            </w:r>
+            <w:r>
+              <w:rPr>
+                <w:rFonts w:ascii="Consolas" w:cs="Consolas" w:eastAsia="Consolas" w:hAnsi="Consolas"/>
+                <w:color w:val="2E3A36"/>
+                <w:sz w:val="16"/>
+                <w:szCs w:val="16"/>
+              </w:rPr>
+              <w:t xml:space="preserve">!</w:t>
+            </w:r>
+            <w:r>
+              <w:rPr>
+                <w:rFonts w:ascii="Calibri" w:cs="Calibri" w:eastAsia="Calibri" w:hAnsi="Calibri"/>
+                <w:sz w:val="18"/>
+                <w:szCs w:val="18"/>
+              </w:rPr>
+              <w:t xml:space="preserve"> o </w:t>
+            </w:r>
+            <w:r>
+              <w:rPr>
+                <w:rFonts w:ascii="Consolas" w:cs="Consolas" w:eastAsia="Consolas" w:hAnsi="Consolas"/>
+                <w:color w:val="2E3A36"/>
+                <w:sz w:val="16"/>
+                <w:szCs w:val="16"/>
+              </w:rPr>
+              <w:t xml:space="preserve">BREAKING CHANGE</w:t>
+            </w:r>
+            <w:r>
+              <w:rPr>
+                <w:rFonts w:ascii="Calibri" w:cs="Calibri" w:eastAsia="Calibri" w:hAnsi="Calibri"/>
+                <w:sz w:val="18"/>
+                <w:szCs w:val="18"/>
+              </w:rPr>
+              <w:t xml:space="preserve">, la mayor; la documentación, las pruebas y las especificaciones no generan versión. Entiende los </w:t>
+            </w:r>
+            <w:r>
+              <w:rPr>
+                <w:rFonts w:ascii="Calibri" w:cs="Calibri" w:eastAsia="Calibri" w:hAnsi="Calibri"/>
+                <w:i/>
+                <w:iCs/>
+                <w:sz w:val="18"/>
+                <w:szCs w:val="18"/>
+              </w:rPr>
+              <w:t xml:space="preserve">merge commits</w:t>
+            </w:r>
+            <w:r>
+              <w:rPr>
+                <w:rFonts w:ascii="Calibri" w:cs="Calibri" w:eastAsia="Calibri" w:hAnsi="Calibri"/>
+                <w:sz w:val="18"/>
+                <w:szCs w:val="18"/>
+              </w:rPr>
+              <w:t xml:space="preserve"> de core y los </w:t>
+            </w:r>
+            <w:r>
+              <w:rPr>
+                <w:rFonts w:ascii="Calibri" w:cs="Calibri" w:eastAsia="Calibri" w:hAnsi="Calibri"/>
+                <w:i/>
+                <w:iCs/>
+                <w:sz w:val="18"/>
+                <w:szCs w:val="18"/>
+              </w:rPr>
+              <w:t xml:space="preserve">squash</w:t>
+            </w:r>
+            <w:r>
+              <w:rPr>
+                <w:rFonts w:ascii="Calibri" w:cs="Calibri" w:eastAsia="Calibri" w:hAnsi="Calibri"/>
+                <w:sz w:val="18"/>
+                <w:szCs w:val="18"/>
+              </w:rPr>
+              <w:t xml:space="preserve"> de app, y marca con 🤖 los cambios en los que hay commits del agente, también los que entraron dentro de un </w:t>
+            </w:r>
+            <w:r>
+              <w:rPr>
+                <w:rFonts w:ascii="Calibri" w:cs="Calibri" w:eastAsia="Calibri" w:hAnsi="Calibri"/>
+                <w:i/>
+                <w:iCs/>
+                <w:sz w:val="18"/>
+                <w:szCs w:val="18"/>
+              </w:rPr>
+              <w:t xml:space="preserve">merge commit</w:t>
+            </w:r>
+            <w:r>
+              <w:rPr>
+                <w:rFonts w:ascii="Calibri" w:cs="Calibri" w:eastAsia="Calibri" w:hAnsi="Calibri"/>
+                <w:sz w:val="18"/>
+                <w:szCs w:val="18"/>
+              </w:rPr>
+              <w:t xml:space="preserve">. 19 tests</w:t>
+            </w:r>
+          </w:p>
+        </w:tc>
+      </w:tr>
+      <w:tr>
+        <w:trPr>
+          <w:cantSplit/>
+        </w:trPr>
+        <w:tc>
+          <w:tcPr>
+            <w:tcW w:type="dxa" w:w="3220"/>
+            <w:tcMar>
+              <w:top w:type="dxa" w:w="60"/>
+              <w:left w:type="dxa" w:w="100"/>
+              <w:bottom w:type="dxa" w:w="60"/>
+              <w:right w:type="dxa" w:w="100"/>
+            </w:tcMar>
+          </w:tcPr>
+          <w:p>
+            <w:pPr>
+              <w:spacing w:after="0" w:before="0" w:line="252"/>
+            </w:pPr>
+            <w:r>
+              <w:rPr>
+                <w:rFonts w:ascii="Consolas" w:cs="Consolas" w:eastAsia="Consolas" w:hAnsi="Consolas"/>
+                <w:color w:val="2E3A36"/>
+                <w:sz w:val="16"/>
+                <w:szCs w:val="16"/>
+              </w:rPr>
+              <w:t xml:space="preserve">release.yml</w:t>
+            </w:r>
+            <w:r>
+              <w:rPr>
+                <w:rFonts w:ascii="Calibri" w:cs="Calibri" w:eastAsia="Calibri" w:hAnsi="Calibri"/>
+                <w:sz w:val="18"/>
+                <w:szCs w:val="18"/>
+              </w:rPr>
+              <w:t xml:space="preserve"> (core)</w:t>
+            </w:r>
+          </w:p>
+        </w:tc>
+        <w:tc>
+          <w:tcPr>
+            <w:tcW w:type="dxa" w:w="5850"/>
+            <w:tcMar>
+              <w:top w:type="dxa" w:w="60"/>
+              <w:left w:type="dxa" w:w="100"/>
+              <w:bottom w:type="dxa" w:w="60"/>
+              <w:right w:type="dxa" w:w="100"/>
+            </w:tcMar>
+          </w:tcPr>
+          <w:p>
+            <w:pPr>
+              <w:spacing w:after="0" w:before="0" w:line="252"/>
+            </w:pPr>
+            <w:r>
+              <w:rPr>
+                <w:rFonts w:ascii="Calibri" w:cs="Calibri" w:eastAsia="Calibri" w:hAnsi="Calibri"/>
+                <w:sz w:val="18"/>
+                <w:szCs w:val="18"/>
+              </w:rPr>
+              <w:t xml:space="preserve">En cada merge publicable crea </w:t>
+            </w:r>
+            <w:r>
+              <w:rPr>
+                <w:rFonts w:ascii="Consolas" w:cs="Consolas" w:eastAsia="Consolas" w:hAnsi="Consolas"/>
+                <w:color w:val="2E3A36"/>
+                <w:sz w:val="16"/>
+                <w:szCs w:val="16"/>
+              </w:rPr>
+              <w:t xml:space="preserve">vX.Y.Z</w:t>
+            </w:r>
+            <w:r>
+              <w:rPr>
+                <w:rFonts w:ascii="Calibri" w:cs="Calibri" w:eastAsia="Calibri" w:hAnsi="Calibri"/>
+                <w:sz w:val="18"/>
+                <w:szCs w:val="18"/>
+              </w:rPr>
+              <w:t xml:space="preserve"> con sus notas y mueve </w:t>
+            </w:r>
+            <w:r>
+              <w:rPr>
+                <w:rFonts w:ascii="Consolas" w:cs="Consolas" w:eastAsia="Consolas" w:hAnsi="Consolas"/>
+                <w:color w:val="2E3A36"/>
+                <w:sz w:val="16"/>
+                <w:szCs w:val="16"/>
+              </w:rPr>
+              <w:t xml:space="preserve">v1</w:t>
+            </w:r>
+            <w:r>
+              <w:rPr>
+                <w:rFonts w:ascii="Calibri" w:cs="Calibri" w:eastAsia="Calibri" w:hAnsi="Calibri"/>
+                <w:sz w:val="18"/>
+                <w:szCs w:val="18"/>
+              </w:rPr>
+              <w:t xml:space="preserve">. Un cambio incompatible crearía </w:t>
+            </w:r>
+            <w:r>
+              <w:rPr>
+                <w:rFonts w:ascii="Consolas" w:cs="Consolas" w:eastAsia="Consolas" w:hAnsi="Consolas"/>
+                <w:color w:val="2E3A36"/>
+                <w:sz w:val="16"/>
+                <w:szCs w:val="16"/>
+              </w:rPr>
+              <w:t xml:space="preserve">v2</w:t>
+            </w:r>
+            <w:r>
+              <w:rPr>
+                <w:rFonts w:ascii="Calibri" w:cs="Calibri" w:eastAsia="Calibri" w:hAnsi="Calibri"/>
+                <w:sz w:val="18"/>
+                <w:szCs w:val="18"/>
+              </w:rPr>
+              <w:t xml:space="preserve"> y dejaría </w:t>
+            </w:r>
+            <w:r>
+              <w:rPr>
+                <w:rFonts w:ascii="Consolas" w:cs="Consolas" w:eastAsia="Consolas" w:hAnsi="Consolas"/>
+                <w:color w:val="2E3A36"/>
+                <w:sz w:val="16"/>
+                <w:szCs w:val="16"/>
+              </w:rPr>
+              <w:t xml:space="preserve">v1</w:t>
+            </w:r>
+            <w:r>
+              <w:rPr>
+                <w:rFonts w:ascii="Calibri" w:cs="Calibri" w:eastAsia="Calibri" w:hAnsi="Calibri"/>
+                <w:sz w:val="18"/>
+                <w:szCs w:val="18"/>
+              </w:rPr>
+              <w:t xml:space="preserve"> en su sitio</w:t>
+            </w:r>
+          </w:p>
+        </w:tc>
+      </w:tr>
+      <w:tr>
+        <w:trPr>
+          <w:cantSplit/>
+        </w:trPr>
+        <w:tc>
+          <w:tcPr>
+            <w:tcW w:type="dxa" w:w="3220"/>
+            <w:tcMar>
+              <w:top w:type="dxa" w:w="60"/>
+              <w:left w:type="dxa" w:w="100"/>
+              <w:bottom w:type="dxa" w:w="60"/>
+              <w:right w:type="dxa" w:w="100"/>
+            </w:tcMar>
+          </w:tcPr>
+          <w:p>
+            <w:pPr>
+              <w:spacing w:after="0" w:before="0" w:line="252"/>
+            </w:pPr>
+            <w:r>
+              <w:rPr>
+                <w:rFonts w:ascii="Consolas" w:cs="Consolas" w:eastAsia="Consolas" w:hAnsi="Consolas"/>
+                <w:color w:val="2E3A36"/>
+                <w:sz w:val="16"/>
+                <w:szCs w:val="16"/>
+              </w:rPr>
+              <w:t xml:space="preserve">reusable-release.yml</w:t>
+            </w:r>
+            <w:r>
+              <w:rPr>
+                <w:rFonts w:ascii="Calibri" w:cs="Calibri" w:eastAsia="Calibri" w:hAnsi="Calibri"/>
+                <w:sz w:val="18"/>
+                <w:szCs w:val="18"/>
+              </w:rPr>
+              <w:t xml:space="preserve"> y </w:t>
+            </w:r>
+            <w:r>
+              <w:rPr>
+                <w:rFonts w:ascii="Consolas" w:cs="Consolas" w:eastAsia="Consolas" w:hAnsi="Consolas"/>
+                <w:color w:val="2E3A36"/>
+                <w:sz w:val="16"/>
+                <w:szCs w:val="16"/>
+              </w:rPr>
+              <w:t xml:space="preserve">release.yml</w:t>
+            </w:r>
+            <w:r>
+              <w:rPr>
+                <w:rFonts w:ascii="Calibri" w:cs="Calibri" w:eastAsia="Calibri" w:hAnsi="Calibri"/>
+                <w:sz w:val="18"/>
+                <w:szCs w:val="18"/>
+              </w:rPr>
+              <w:t xml:space="preserve"> (app)</w:t>
+            </w:r>
+          </w:p>
+        </w:tc>
+        <w:tc>
+          <w:tcPr>
+            <w:tcW w:type="dxa" w:w="5850"/>
+            <w:tcMar>
+              <w:top w:type="dxa" w:w="60"/>
+              <w:left w:type="dxa" w:w="100"/>
+              <w:bottom w:type="dxa" w:w="60"/>
+              <w:right w:type="dxa" w:w="100"/>
+            </w:tcMar>
+          </w:tcPr>
+          <w:p>
+            <w:pPr>
+              <w:spacing w:after="0" w:before="0" w:line="252"/>
+            </w:pPr>
+            <w:r>
+              <w:rPr>
+                <w:rFonts w:ascii="Calibri" w:cs="Calibri" w:eastAsia="Calibri" w:hAnsi="Calibri"/>
+                <w:sz w:val="18"/>
+                <w:szCs w:val="18"/>
+              </w:rPr>
+              <w:t xml:space="preserve">Una persona lo lanza desde </w:t>
+            </w:r>
+            <w:r>
+              <w:rPr>
+                <w:rFonts w:ascii="Consolas" w:cs="Consolas" w:eastAsia="Consolas" w:hAnsi="Consolas"/>
+                <w:color w:val="2E3A36"/>
+                <w:sz w:val="16"/>
+                <w:szCs w:val="16"/>
+              </w:rPr>
+              <w:t xml:space="preserve">main</w:t>
+            </w:r>
+            <w:r>
+              <w:rPr>
+                <w:rFonts w:ascii="Calibri" w:cs="Calibri" w:eastAsia="Calibri" w:hAnsi="Calibri"/>
+                <w:sz w:val="18"/>
+                <w:szCs w:val="18"/>
+              </w:rPr>
+              <w:t xml:space="preserve">. Busca la imagen que main publicó para ese commit, la verifica y comprueba que su procedencia apunta al mismo commit. Le añade la etiqueta </w:t>
+            </w:r>
+            <w:r>
+              <w:rPr>
+                <w:rFonts w:ascii="Consolas" w:cs="Consolas" w:eastAsia="Consolas" w:hAnsi="Consolas"/>
+                <w:color w:val="2E3A36"/>
+                <w:sz w:val="16"/>
+                <w:szCs w:val="16"/>
+              </w:rPr>
+              <w:t xml:space="preserve">vX.Y.Z</w:t>
+            </w:r>
+            <w:r>
+              <w:rPr>
+                <w:rFonts w:ascii="Calibri" w:cs="Calibri" w:eastAsia="Calibri" w:hAnsi="Calibri"/>
+                <w:sz w:val="18"/>
+                <w:szCs w:val="18"/>
+              </w:rPr>
+              <w:t xml:space="preserve"> sin reconstruirla y publica la Release con las notas, el digest, si ya está en staging y el comando para verificarla</w:t>
+            </w:r>
+          </w:p>
+        </w:tc>
+      </w:tr>
+    </w:tbl>
+    <w:p>
+      <w:pPr>
+        <w:spacing w:after="120"/>
+      </w:pPr>
+    </w:p>
+    <w:p>
+      <w:pPr>
+        <w:keepNext w:val="false"/>
+        <w:spacing w:after="140" w:line="288"/>
+        <w:jc w:val="both"/>
+      </w:pPr>
+      <w:r>
+        <w:rPr>
+          <w:rFonts w:ascii="Calibri" w:cs="Calibri" w:eastAsia="Calibri" w:hAnsi="Calibri"/>
+        </w:rPr>
+        <w:t xml:space="preserve">Etiquetar sin reconstruir cierra el problema de la tarea 10: el mismo commit daba digests distintos al reconstruirse. La imagen de la versión es exactamente la que se probó y se firmó en main, con sus atestaciones intactas.</w:t>
+      </w:r>
+    </w:p>
+    <w:p>
+      <w:pPr>
+        <w:keepNext w:val="false"/>
+        <w:spacing w:after="140" w:line="288"/>
+        <w:jc w:val="both"/>
+      </w:pPr>
+      <w:r>
+        <w:rPr>
+          <w:rFonts w:ascii="Calibri" w:cs="Calibri" w:eastAsia="Calibri" w:hAnsi="Calibri"/>
+        </w:rPr>
+        <w:t xml:space="preserve">En el mismo cambio se sustituyó </w:t>
+      </w:r>
+      <w:r>
+        <w:rPr>
+          <w:rFonts w:ascii="Consolas" w:cs="Consolas" w:eastAsia="Consolas" w:hAnsi="Consolas"/>
+          <w:color w:val="2E3A36"/>
+          <w:sz w:val="20"/>
+          <w:szCs w:val="20"/>
+        </w:rPr>
+        <w:t xml:space="preserve">app-id</w:t>
+      </w:r>
+      <w:r>
+        <w:rPr>
+          <w:rFonts w:ascii="Calibri" w:cs="Calibri" w:eastAsia="Calibri" w:hAnsi="Calibri"/>
+        </w:rPr>
+        <w:t xml:space="preserve"> por </w:t>
+      </w:r>
+      <w:r>
+        <w:rPr>
+          <w:rFonts w:ascii="Consolas" w:cs="Consolas" w:eastAsia="Consolas" w:hAnsi="Consolas"/>
+          <w:color w:val="2E3A36"/>
+          <w:sz w:val="20"/>
+          <w:szCs w:val="20"/>
+        </w:rPr>
+        <w:t xml:space="preserve">client-id</w:t>
+      </w:r>
+      <w:r>
+        <w:rPr>
+          <w:rFonts w:ascii="Calibri" w:cs="Calibri" w:eastAsia="Calibri" w:hAnsi="Calibri"/>
+        </w:rPr>
+        <w:t xml:space="preserve"> en la acción que crea los tokens de las GitHub Apps, porque </w:t>
+      </w:r>
+      <w:r>
+        <w:rPr>
+          <w:rFonts w:ascii="Consolas" w:cs="Consolas" w:eastAsia="Consolas" w:hAnsi="Consolas"/>
+          <w:color w:val="2E3A36"/>
+          <w:sz w:val="20"/>
+          <w:szCs w:val="20"/>
+        </w:rPr>
+        <w:t xml:space="preserve">app-id</w:t>
+      </w:r>
+      <w:r>
+        <w:rPr>
+          <w:rFonts w:ascii="Calibri" w:cs="Calibri" w:eastAsia="Calibri" w:hAnsi="Calibri"/>
+        </w:rPr>
+        <w:t xml:space="preserve"> está obsoleto. Se mantuvo el ID numérico de las Apps, que GitHub también acepta como emisor del JWT. Lo confirmó la siguiente promoción, que funcionó sin el aviso.</w:t>
+      </w:r>
+    </w:p>
+    <w:p>
+      <w:pPr>
+        <w:pStyle w:val="Heading3"/>
+        <w:keepNext/>
+      </w:pPr>
+      <w:r>
+        <w:rPr>
+          <w:rFonts w:ascii="Calibri" w:cs="Calibri" w:eastAsia="Calibri" w:hAnsi="Calibri"/>
+        </w:rPr>
+        <w:t xml:space="preserve">Resultado</w:t>
+      </w:r>
+    </w:p>
+    <w:tbl>
+      <w:tblPr>
+        <w:tblW w:type="dxa" w:w="9070"/>
+        <w:tblBorders>
+          <w:top w:val="single" w:color="C9D3CF" w:sz="4"/>
+          <w:left w:val="single" w:color="C9D3CF" w:sz="4"/>
+          <w:bottom w:val="single" w:color="C9D3CF" w:sz="4"/>
+          <w:right w:val="single" w:color="C9D3CF" w:sz="4"/>
+          <w:insideH w:val="single" w:color="C9D3CF" w:sz="4"/>
+          <w:insideV w:val="single" w:color="C9D3CF" w:sz="4"/>
+        </w:tblBorders>
+      </w:tblPr>
+      <w:tblGrid>
+        <w:gridCol w:w="2896"/>
+        <w:gridCol w:w="6174"/>
+      </w:tblGrid>
+      <w:tr>
+        <w:trPr>
+          <w:tblHeader/>
+        </w:trPr>
+        <w:tc>
+          <w:tcPr>
+            <w:tcW w:type="dxa" w:w="2896"/>
+            <w:shd w:fill="E3EEEA" w:color="auto" w:val="clear"/>
+            <w:tcMar>
+              <w:top w:type="dxa" w:w="60"/>
+              <w:left w:type="dxa" w:w="100"/>
+              <w:bottom w:type="dxa" w:w="60"/>
+              <w:right w:type="dxa" w:w="100"/>
+            </w:tcMar>
+          </w:tcPr>
+          <w:p>
+            <w:pPr>
+              <w:spacing w:after="0" w:before="0" w:line="252"/>
+            </w:pPr>
+            <w:r>
+              <w:rPr>
+                <w:rFonts w:ascii="Calibri" w:cs="Calibri" w:eastAsia="Calibri" w:hAnsi="Calibri"/>
+                <w:b/>
+                <w:bCs/>
+                <w:sz w:val="18"/>
+                <w:szCs w:val="18"/>
+              </w:rPr>
+              <w:t xml:space="preserve">Prueba</w:t>
+            </w:r>
+          </w:p>
+        </w:tc>
+        <w:tc>
+          <w:tcPr>
+            <w:tcW w:type="dxa" w:w="6174"/>
+            <w:shd w:fill="E3EEEA" w:color="auto" w:val="clear"/>
+            <w:tcMar>
+              <w:top w:type="dxa" w:w="60"/>
+              <w:left w:type="dxa" w:w="100"/>
+              <w:bottom w:type="dxa" w:w="60"/>
+              <w:right w:type="dxa" w:w="100"/>
+            </w:tcMar>
+          </w:tcPr>
+          <w:p>
+            <w:pPr>
+              <w:spacing w:after="0" w:before="0" w:line="252"/>
+            </w:pPr>
+            <w:r>
+              <w:rPr>
+                <w:rFonts w:ascii="Calibri" w:cs="Calibri" w:eastAsia="Calibri" w:hAnsi="Calibri"/>
+                <w:b/>
+                <w:bCs/>
+                <w:sz w:val="18"/>
+                <w:szCs w:val="18"/>
+              </w:rPr>
+              <w:t xml:space="preserve">Resultado</w:t>
+            </w:r>
+          </w:p>
+        </w:tc>
+      </w:tr>
+      <w:tr>
+        <w:trPr>
+          <w:cantSplit/>
+        </w:trPr>
+        <w:tc>
+          <w:tcPr>
+            <w:tcW w:type="dxa" w:w="2896"/>
+            <w:tcMar>
+              <w:top w:type="dxa" w:w="60"/>
+              <w:left w:type="dxa" w:w="100"/>
+              <w:bottom w:type="dxa" w:w="60"/>
+              <w:right w:type="dxa" w:w="100"/>
+            </w:tcMar>
+          </w:tcPr>
+          <w:p>
+            <w:pPr>
+              <w:spacing w:after="0" w:before="0" w:line="252"/>
+            </w:pPr>
+            <w:r>
+              <w:rPr>
+                <w:rFonts w:ascii="Calibri" w:cs="Calibri" w:eastAsia="Calibri" w:hAnsi="Calibri"/>
+                <w:sz w:val="18"/>
+                <w:szCs w:val="18"/>
+              </w:rPr>
+              <w:t xml:space="preserve">Versión automática de core</w:t>
+            </w:r>
+          </w:p>
+        </w:tc>
+        <w:tc>
+          <w:tcPr>
+            <w:tcW w:type="dxa" w:w="6174"/>
+            <w:tcMar>
+              <w:top w:type="dxa" w:w="60"/>
+              <w:left w:type="dxa" w:w="100"/>
+              <w:bottom w:type="dxa" w:w="60"/>
+              <w:right w:type="dxa" w:w="100"/>
+            </w:tcMar>
+          </w:tcPr>
+          <w:p>
+            <w:pPr>
+              <w:spacing w:after="0" w:before="0" w:line="252"/>
+            </w:pPr>
+            <w:r>
+              <w:rPr>
+                <w:rFonts w:ascii="Calibri" w:cs="Calibri" w:eastAsia="Calibri" w:hAnsi="Calibri"/>
+                <w:sz w:val="18"/>
+                <w:szCs w:val="18"/>
+              </w:rPr>
+              <w:t xml:space="preserve">Al fusionar core#25 (</w:t>
+            </w:r>
+            <w:r>
+              <w:rPr>
+                <w:rFonts w:ascii="Consolas" w:cs="Consolas" w:eastAsia="Consolas" w:hAnsi="Consolas"/>
+                <w:color w:val="2E3A36"/>
+                <w:sz w:val="16"/>
+                <w:szCs w:val="16"/>
+              </w:rPr>
+              <w:t xml:space="preserve">feat</w:t>
+            </w:r>
+            <w:r>
+              <w:rPr>
+                <w:rFonts w:ascii="Calibri" w:cs="Calibri" w:eastAsia="Calibri" w:hAnsi="Calibri"/>
+                <w:sz w:val="18"/>
+                <w:szCs w:val="18"/>
+              </w:rPr>
+              <w:t xml:space="preserve">), el workflow creó </w:t>
+            </w:r>
+            <w:r>
+              <w:rPr>
+                <w:rFonts w:ascii="Consolas" w:cs="Consolas" w:eastAsia="Consolas" w:hAnsi="Consolas"/>
+                <w:color w:val="2E3A36"/>
+                <w:sz w:val="16"/>
+                <w:szCs w:val="16"/>
+              </w:rPr>
+              <w:t xml:space="preserve">v1.8.0</w:t>
+            </w:r>
+            <w:r>
+              <w:rPr>
+                <w:rFonts w:ascii="Calibri" w:cs="Calibri" w:eastAsia="Calibri" w:hAnsi="Calibri"/>
+                <w:sz w:val="18"/>
+                <w:szCs w:val="18"/>
+              </w:rPr>
+              <w:t xml:space="preserve"> con su Release y movió </w:t>
+            </w:r>
+            <w:r>
+              <w:rPr>
+                <w:rFonts w:ascii="Consolas" w:cs="Consolas" w:eastAsia="Consolas" w:hAnsi="Consolas"/>
+                <w:color w:val="2E3A36"/>
+                <w:sz w:val="16"/>
+                <w:szCs w:val="16"/>
+              </w:rPr>
+              <w:t xml:space="preserve">v1</w:t>
+            </w:r>
+            <w:r>
+              <w:rPr>
+                <w:rFonts w:ascii="Calibri" w:cs="Calibri" w:eastAsia="Calibri" w:hAnsi="Calibri"/>
+                <w:sz w:val="18"/>
+                <w:szCs w:val="18"/>
+              </w:rPr>
+              <w:t xml:space="preserve"> sin intervención</w:t>
+            </w:r>
+          </w:p>
+        </w:tc>
+      </w:tr>
+      <w:tr>
+        <w:trPr>
+          <w:cantSplit/>
+        </w:trPr>
+        <w:tc>
+          <w:tcPr>
+            <w:tcW w:type="dxa" w:w="2896"/>
+            <w:tcMar>
+              <w:top w:type="dxa" w:w="60"/>
+              <w:left w:type="dxa" w:w="100"/>
+              <w:bottom w:type="dxa" w:w="60"/>
+              <w:right w:type="dxa" w:w="100"/>
+            </w:tcMar>
+          </w:tcPr>
+          <w:p>
+            <w:pPr>
+              <w:spacing w:after="0" w:before="0" w:line="252"/>
+            </w:pPr>
+            <w:r>
+              <w:rPr>
+                <w:rFonts w:ascii="Calibri" w:cs="Calibri" w:eastAsia="Calibri" w:hAnsi="Calibri"/>
+                <w:sz w:val="18"/>
+                <w:szCs w:val="18"/>
+              </w:rPr>
+              <w:t xml:space="preserve">Primera versión de la app</w:t>
+            </w:r>
+          </w:p>
+        </w:tc>
+        <w:tc>
+          <w:tcPr>
+            <w:tcW w:type="dxa" w:w="6174"/>
+            <w:tcMar>
+              <w:top w:type="dxa" w:w="60"/>
+              <w:left w:type="dxa" w:w="100"/>
+              <w:bottom w:type="dxa" w:w="60"/>
+              <w:right w:type="dxa" w:w="100"/>
+            </w:tcMar>
+          </w:tcPr>
+          <w:p>
+            <w:pPr>
+              <w:spacing w:after="0" w:before="0" w:line="252"/>
+            </w:pPr>
+            <w:r>
+              <w:rPr>
+                <w:rFonts w:ascii="Consolas" w:cs="Consolas" w:eastAsia="Consolas" w:hAnsi="Consolas"/>
+                <w:color w:val="2E3A36"/>
+                <w:sz w:val="16"/>
+                <w:szCs w:val="16"/>
+              </w:rPr>
+              <w:t xml:space="preserve">v1.0.0</w:t>
+            </w:r>
+            <w:r>
+              <w:rPr>
+                <w:rFonts w:ascii="Calibri" w:cs="Calibri" w:eastAsia="Calibri" w:hAnsi="Calibri"/>
+                <w:sz w:val="18"/>
+                <w:szCs w:val="18"/>
+              </w:rPr>
+              <w:t xml:space="preserve"> sobre el commit </w:t>
+            </w:r>
+            <w:r>
+              <w:rPr>
+                <w:rFonts w:ascii="Consolas" w:cs="Consolas" w:eastAsia="Consolas" w:hAnsi="Consolas"/>
+                <w:color w:val="2E3A36"/>
+                <w:sz w:val="16"/>
+                <w:szCs w:val="16"/>
+              </w:rPr>
+              <w:t xml:space="preserve">3898e7c</w:t>
+            </w:r>
+            <w:r>
+              <w:rPr>
+                <w:rFonts w:ascii="Calibri" w:cs="Calibri" w:eastAsia="Calibri" w:hAnsi="Calibri"/>
+                <w:sz w:val="18"/>
+                <w:szCs w:val="18"/>
+              </w:rPr>
+              <w:t xml:space="preserve">. Las notas agrupan novedades, correcciones y otros cambios con enlace a cada PR, y marcan con 🤖 el catálogo (app#10), </w:t>
+            </w:r>
+            <w:r>
+              <w:rPr>
+                <w:rFonts w:ascii="Consolas" w:cs="Consolas" w:eastAsia="Consolas" w:hAnsi="Consolas"/>
+                <w:color w:val="2E3A36"/>
+                <w:sz w:val="16"/>
+                <w:szCs w:val="16"/>
+              </w:rPr>
+              <w:t xml:space="preserve">Cache-Control</w:t>
+            </w:r>
+            <w:r>
+              <w:rPr>
+                <w:rFonts w:ascii="Calibri" w:cs="Calibri" w:eastAsia="Calibri" w:hAnsi="Calibri"/>
+                <w:sz w:val="18"/>
+                <w:szCs w:val="18"/>
+              </w:rPr>
+              <w:t xml:space="preserve"> (app#16) y la búsqueda (app#20). La etiqueta </w:t>
+            </w:r>
+            <w:r>
+              <w:rPr>
+                <w:rFonts w:ascii="Consolas" w:cs="Consolas" w:eastAsia="Consolas" w:hAnsi="Consolas"/>
+                <w:color w:val="2E3A36"/>
+                <w:sz w:val="16"/>
+                <w:szCs w:val="16"/>
+              </w:rPr>
+              <w:t xml:space="preserve">v1.0.0</w:t>
+            </w:r>
+            <w:r>
+              <w:rPr>
+                <w:rFonts w:ascii="Calibri" w:cs="Calibri" w:eastAsia="Calibri" w:hAnsi="Calibri"/>
+                <w:sz w:val="18"/>
+                <w:szCs w:val="18"/>
+              </w:rPr>
+              <w:t xml:space="preserve"> de la imagen apunta al mismo digest que publicó main</w:t>
+            </w:r>
+          </w:p>
+        </w:tc>
+      </w:tr>
+      <w:tr>
+        <w:trPr>
+          <w:cantSplit/>
+        </w:trPr>
+        <w:tc>
+          <w:tcPr>
+            <w:tcW w:type="dxa" w:w="2896"/>
+            <w:tcMar>
+              <w:top w:type="dxa" w:w="60"/>
+              <w:left w:type="dxa" w:w="100"/>
+              <w:bottom w:type="dxa" w:w="60"/>
+              <w:right w:type="dxa" w:w="100"/>
+            </w:tcMar>
+          </w:tcPr>
+          <w:p>
+            <w:pPr>
+              <w:spacing w:after="0" w:before="0" w:line="252"/>
+            </w:pPr>
+            <w:r>
+              <w:rPr>
+                <w:rFonts w:ascii="Calibri" w:cs="Calibri" w:eastAsia="Calibri" w:hAnsi="Calibri"/>
+                <w:sz w:val="18"/>
+                <w:szCs w:val="18"/>
+              </w:rPr>
+              <w:t xml:space="preserve">Despliegue de la versión</w:t>
+            </w:r>
+          </w:p>
+        </w:tc>
+        <w:tc>
+          <w:tcPr>
+            <w:tcW w:type="dxa" w:w="6174"/>
+            <w:tcMar>
+              <w:top w:type="dxa" w:w="60"/>
+              <w:left w:type="dxa" w:w="100"/>
+              <w:bottom w:type="dxa" w:w="60"/>
+              <w:right w:type="dxa" w:w="100"/>
+            </w:tcMar>
+          </w:tcPr>
+          <w:p>
+            <w:pPr>
+              <w:spacing w:after="0" w:before="0" w:line="252"/>
+            </w:pPr>
+            <w:r>
+              <w:rPr>
+                <w:rFonts w:ascii="Calibri" w:cs="Calibri" w:eastAsia="Calibri" w:hAnsi="Calibri"/>
+                <w:sz w:val="18"/>
+                <w:szCs w:val="18"/>
+              </w:rPr>
+              <w:t xml:space="preserve">La Release indicaba «todavía no» en staging; el promotor ya había propuesto ese digest (gitops#6) y el responsable lo aprobó</w:t>
+            </w:r>
+          </w:p>
+        </w:tc>
+      </w:tr>
+    </w:tbl>
+    <w:p>
+      <w:pPr>
+        <w:spacing w:after="120"/>
+      </w:pPr>
+    </w:p>
+    <w:p>
+      <w:pPr>
+        <w:pStyle w:val="Heading2"/>
+        <w:keepNext/>
+      </w:pPr>
+      <w:r>
+        <w:rPr>
+          <w:rFonts w:ascii="Calibri" w:cs="Calibri" w:eastAsia="Calibri" w:hAnsi="Calibri"/>
+        </w:rPr>
         <w:t xml:space="preserve">Tareas pendientes</w:t>
       </w:r>
     </w:p>
@@ -22971,25 +24089,7 @@
           <w:sz w:val="21"/>
           <w:szCs w:val="21"/>
         </w:rPr>
-        <w:t xml:space="preserve">Las secciones de las tareas 11 y 12 y de las extensiones B a E se añadirán a medida que se implementen: </w:t>
-      </w:r>
-      <w:r>
-        <w:rPr>
-          <w:rFonts w:ascii="Calibri" w:cs="Calibri" w:eastAsia="Calibri" w:hAnsi="Calibri"/>
-          <w:i/>
-          <w:iCs/>
-          <w:sz w:val="21"/>
-          <w:szCs w:val="21"/>
-        </w:rPr>
-        <w:t xml:space="preserve">releases</w:t>
-      </w:r>
-      <w:r>
-        <w:rPr>
-          <w:rFonts w:ascii="Calibri" w:cs="Calibri" w:eastAsia="Calibri" w:hAnsi="Calibri"/>
-          <w:sz w:val="21"/>
-          <w:szCs w:val="21"/>
-        </w:rPr>
-        <w:t xml:space="preserve">, operación, mantenimiento, retirada y trazabilidad.</w:t>
+        <w:t xml:space="preserve">Las secciones de las tareas 11 y 12 y de las extensiones C a E se añadirán a medida que se implementen: operación, mantenimiento, retirada y trazabilidad.</w:t>
       </w:r>
     </w:p>
     <w:p>
@@ -38218,18 +39318,6 @@
     </w:p>
     <w:p>
       <w:pPr>
-        <w:pStyle w:val="Heading2"/>
-        <w:keepNext/>
-      </w:pPr>
-      <w:r>
-        <w:rPr>
-          <w:rFonts w:ascii="Calibri" w:cs="Calibri" w:eastAsia="Calibri" w:hAnsi="Calibri"/>
-        </w:rPr>
-        <w:t xml:space="preserve">Pruebas realizadas y resultados</w:t>
-      </w:r>
-    </w:p>
-    <w:p>
-      <w:pPr>
         <w:pStyle w:val="Heading3"/>
         <w:keepNext/>
       </w:pPr>
@@ -38237,7 +39325,7 @@
         <w:rPr>
           <w:rFonts w:ascii="Calibri" w:cs="Calibri" w:eastAsia="Calibri" w:hAnsi="Calibri"/>
         </w:rPr>
-        <w:t xml:space="preserve">Pruebas automáticas</w:t>
+        <w:t xml:space="preserve">Fase 16 · Versiones (24 de octubre)</w:t>
       </w:r>
     </w:p>
     <w:tbl>
@@ -38253,9 +39341,10 @@
         </w:tblBorders>
       </w:tblPr>
       <w:tblGrid>
-        <w:gridCol w:w="2456"/>
-        <w:gridCol w:w="3929"/>
-        <w:gridCol w:w="2685"/>
+        <w:gridCol w:w="700"/>
+        <w:gridCol w:w="2816"/>
+        <w:gridCol w:w="3954"/>
+        <w:gridCol w:w="1600"/>
       </w:tblGrid>
       <w:tr>
         <w:trPr>
@@ -38263,7 +39352,7 @@
         </w:trPr>
         <w:tc>
           <w:tcPr>
-            <w:tcW w:type="dxa" w:w="2456"/>
+            <w:tcW w:type="dxa" w:w="700"/>
             <w:shd w:fill="E3EEEA" w:color="auto" w:val="clear"/>
             <w:tcMar>
               <w:top w:type="dxa" w:w="60"/>
@@ -38284,13 +39373,13 @@
                 <w:sz w:val="18"/>
                 <w:szCs w:val="18"/>
               </w:rPr>
-              <w:t xml:space="preserve">Componente</w:t>
-            </w:r>
-          </w:p>
-        </w:tc>
-        <w:tc>
-          <w:tcPr>
-            <w:tcW w:type="dxa" w:w="3929"/>
+              <w:t xml:space="preserve">#</w:t>
+            </w:r>
+          </w:p>
+        </w:tc>
+        <w:tc>
+          <w:tcPr>
+            <w:tcW w:type="dxa" w:w="2816"/>
             <w:shd w:fill="E3EEEA" w:color="auto" w:val="clear"/>
             <w:tcMar>
               <w:top w:type="dxa" w:w="60"/>
@@ -38311,13 +39400,40 @@
                 <w:sz w:val="18"/>
                 <w:szCs w:val="18"/>
               </w:rPr>
-              <w:t xml:space="preserve">Pruebas</w:t>
-            </w:r>
-          </w:p>
-        </w:tc>
-        <w:tc>
-          <w:tcPr>
-            <w:tcW w:type="dxa" w:w="2685"/>
+              <w:t xml:space="preserve">Petición del autor</w:t>
+            </w:r>
+          </w:p>
+        </w:tc>
+        <w:tc>
+          <w:tcPr>
+            <w:tcW w:type="dxa" w:w="3954"/>
+            <w:shd w:fill="E3EEEA" w:color="auto" w:val="clear"/>
+            <w:tcMar>
+              <w:top w:type="dxa" w:w="60"/>
+              <w:left w:type="dxa" w:w="100"/>
+              <w:bottom w:type="dxa" w:w="60"/>
+              <w:right w:type="dxa" w:w="100"/>
+            </w:tcMar>
+          </w:tcPr>
+          <w:p>
+            <w:pPr>
+              <w:spacing w:after="0" w:before="0" w:line="252"/>
+            </w:pPr>
+            <w:r>
+              <w:rPr>
+                <w:rFonts w:ascii="Calibri" w:cs="Calibri" w:eastAsia="Calibri" w:hAnsi="Calibri"/>
+                <w:b/>
+                <w:bCs/>
+                <w:sz w:val="18"/>
+                <w:szCs w:val="18"/>
+              </w:rPr>
+              <w:t xml:space="preserve">Respuesta y acción del modelo</w:t>
+            </w:r>
+          </w:p>
+        </w:tc>
+        <w:tc>
+          <w:tcPr>
+            <w:tcW w:type="dxa" w:w="1600"/>
             <w:shd w:fill="E3EEEA" w:color="auto" w:val="clear"/>
             <w:tcMar>
               <w:top w:type="dxa" w:w="60"/>
@@ -38349,25 +39465,73 @@
         </w:trPr>
         <w:tc>
           <w:tcPr>
-            <w:tcW w:type="dxa" w:w="2456"/>
-            <w:tcMar>
-              <w:top w:type="dxa" w:w="60"/>
-              <w:left w:type="dxa" w:w="100"/>
-              <w:bottom w:type="dxa" w:w="60"/>
-              <w:right w:type="dxa" w:w="100"/>
-            </w:tcMar>
-          </w:tcPr>
-          <w:p>
-            <w:pPr>
-              <w:spacing w:after="0" w:before="0" w:line="252"/>
-            </w:pPr>
-            <w:r>
-              <w:rPr>
-                <w:rFonts w:ascii="Calibri" w:cs="Calibri" w:eastAsia="Calibri" w:hAnsi="Calibri"/>
-                <w:sz w:val="18"/>
-                <w:szCs w:val="18"/>
-              </w:rPr>
-              <w:t xml:space="preserve">Hook </w:t>
+            <w:tcW w:type="dxa" w:w="700"/>
+            <w:tcMar>
+              <w:top w:type="dxa" w:w="60"/>
+              <w:left w:type="dxa" w:w="100"/>
+              <w:bottom w:type="dxa" w:w="60"/>
+              <w:right w:type="dxa" w:w="100"/>
+            </w:tcMar>
+          </w:tcPr>
+          <w:p>
+            <w:pPr>
+              <w:spacing w:after="0" w:before="0" w:line="252"/>
+            </w:pPr>
+            <w:r>
+              <w:rPr>
+                <w:rFonts w:ascii="Calibri" w:cs="Calibri" w:eastAsia="Calibri" w:hAnsi="Calibri"/>
+                <w:sz w:val="18"/>
+                <w:szCs w:val="18"/>
+              </w:rPr>
+              <w:t xml:space="preserve">105</w:t>
+            </w:r>
+          </w:p>
+        </w:tc>
+        <w:tc>
+          <w:tcPr>
+            <w:tcW w:type="dxa" w:w="2816"/>
+            <w:tcMar>
+              <w:top w:type="dxa" w:w="60"/>
+              <w:left w:type="dxa" w:w="100"/>
+              <w:bottom w:type="dxa" w:w="60"/>
+              <w:right w:type="dxa" w:w="100"/>
+            </w:tcMar>
+          </w:tcPr>
+          <w:p>
+            <w:pPr>
+              <w:spacing w:after="0" w:before="0" w:line="252"/>
+            </w:pPr>
+            <w:r>
+              <w:rPr>
+                <w:rFonts w:ascii="Calibri" w:cs="Calibri" w:eastAsia="Calibri" w:hAnsi="Calibri"/>
+                <w:sz w:val="18"/>
+                <w:szCs w:val="18"/>
+              </w:rPr>
+              <w:t xml:space="preserve">«Continuamos»</w:t>
+            </w:r>
+          </w:p>
+        </w:tc>
+        <w:tc>
+          <w:tcPr>
+            <w:tcW w:type="dxa" w:w="3954"/>
+            <w:tcMar>
+              <w:top w:type="dxa" w:w="60"/>
+              <w:left w:type="dxa" w:w="100"/>
+              <w:bottom w:type="dxa" w:w="60"/>
+              <w:right w:type="dxa" w:w="100"/>
+            </w:tcMar>
+          </w:tcPr>
+          <w:p>
+            <w:pPr>
+              <w:spacing w:after="0" w:before="0" w:line="252"/>
+            </w:pPr>
+            <w:r>
+              <w:rPr>
+                <w:rFonts w:ascii="Calibri" w:cs="Calibri" w:eastAsia="Calibri" w:hAnsi="Calibri"/>
+                <w:sz w:val="18"/>
+                <w:szCs w:val="18"/>
+              </w:rPr>
+              <w:t xml:space="preserve">Plantea dos decisiones con su coste: cómo crear las versiones de la app y si fijar core por SHA o seguir con </w:t>
             </w:r>
             <w:r>
               <w:rPr>
@@ -38376,55 +39540,31 @@
                 <w:sz w:val="16"/>
                 <w:szCs w:val="16"/>
               </w:rPr>
-              <w:t xml:space="preserve">guard.py</w:t>
-            </w:r>
-          </w:p>
-        </w:tc>
-        <w:tc>
-          <w:tcPr>
-            <w:tcW w:type="dxa" w:w="3929"/>
-            <w:tcMar>
-              <w:top w:type="dxa" w:w="60"/>
-              <w:left w:type="dxa" w:w="100"/>
-              <w:bottom w:type="dxa" w:w="60"/>
-              <w:right w:type="dxa" w:w="100"/>
-            </w:tcMar>
-          </w:tcPr>
-          <w:p>
-            <w:pPr>
-              <w:spacing w:after="0" w:before="0" w:line="252"/>
-            </w:pPr>
-            <w:r>
-              <w:rPr>
-                <w:rFonts w:ascii="Calibri" w:cs="Calibri" w:eastAsia="Calibri" w:hAnsi="Calibri"/>
-                <w:sz w:val="18"/>
-                <w:szCs w:val="18"/>
-              </w:rPr>
-              <w:t xml:space="preserve">45 casos: 21 comandos que deben bloquearse, 10 que deben permitirse, ficheros protegidos, secretos y auditoría</w:t>
-            </w:r>
-          </w:p>
-        </w:tc>
-        <w:tc>
-          <w:tcPr>
-            <w:tcW w:type="dxa" w:w="2685"/>
-            <w:tcMar>
-              <w:top w:type="dxa" w:w="60"/>
-              <w:left w:type="dxa" w:w="100"/>
-              <w:bottom w:type="dxa" w:w="60"/>
-              <w:right w:type="dxa" w:w="100"/>
-            </w:tcMar>
-          </w:tcPr>
-          <w:p>
-            <w:pPr>
-              <w:spacing w:after="0" w:before="0" w:line="252"/>
-            </w:pPr>
-            <w:r>
-              <w:rPr>
-                <w:rFonts w:ascii="Calibri" w:cs="Calibri" w:eastAsia="Calibri" w:hAnsi="Calibri"/>
-                <w:sz w:val="18"/>
-                <w:szCs w:val="18"/>
-              </w:rPr>
-              <w:t xml:space="preserve">45/45 superadas</w:t>
+              <w:t xml:space="preserve">@v1</w:t>
+            </w:r>
+          </w:p>
+        </w:tc>
+        <w:tc>
+          <w:tcPr>
+            <w:tcW w:type="dxa" w:w="1600"/>
+            <w:tcMar>
+              <w:top w:type="dxa" w:w="60"/>
+              <w:left w:type="dxa" w:w="100"/>
+              <w:bottom w:type="dxa" w:w="60"/>
+              <w:right w:type="dxa" w:w="100"/>
+            </w:tcMar>
+          </w:tcPr>
+          <w:p>
+            <w:pPr>
+              <w:spacing w:after="0" w:before="0" w:line="252"/>
+            </w:pPr>
+            <w:r>
+              <w:rPr>
+                <w:rFonts w:ascii="Calibri" w:cs="Calibri" w:eastAsia="Calibri" w:hAnsi="Calibri"/>
+                <w:sz w:val="18"/>
+                <w:szCs w:val="18"/>
+              </w:rPr>
+              <w:t xml:space="preserve">Decisiones del autor</w:t>
             </w:r>
           </w:p>
         </w:tc>
@@ -38435,25 +39575,49 @@
         </w:trPr>
         <w:tc>
           <w:tcPr>
-            <w:tcW w:type="dxa" w:w="2456"/>
-            <w:tcMar>
-              <w:top w:type="dxa" w:w="60"/>
-              <w:left w:type="dxa" w:w="100"/>
-              <w:bottom w:type="dxa" w:w="60"/>
-              <w:right w:type="dxa" w:w="100"/>
-            </w:tcMar>
-          </w:tcPr>
-          <w:p>
-            <w:pPr>
-              <w:spacing w:after="0" w:before="0" w:line="252"/>
-            </w:pPr>
-            <w:r>
-              <w:rPr>
-                <w:rFonts w:ascii="Calibri" w:cs="Calibri" w:eastAsia="Calibri" w:hAnsi="Calibri"/>
-                <w:sz w:val="18"/>
-                <w:szCs w:val="18"/>
-              </w:rPr>
-              <w:t xml:space="preserve">Aplicación: catálogo (</w:t>
+            <w:tcW w:type="dxa" w:w="700"/>
+            <w:tcMar>
+              <w:top w:type="dxa" w:w="60"/>
+              <w:left w:type="dxa" w:w="100"/>
+              <w:bottom w:type="dxa" w:w="60"/>
+              <w:right w:type="dxa" w:w="100"/>
+            </w:tcMar>
+          </w:tcPr>
+          <w:p>
+            <w:pPr>
+              <w:spacing w:after="0" w:before="0" w:line="252"/>
+            </w:pPr>
+            <w:r>
+              <w:rPr>
+                <w:rFonts w:ascii="Calibri" w:cs="Calibri" w:eastAsia="Calibri" w:hAnsi="Calibri"/>
+                <w:sz w:val="18"/>
+                <w:szCs w:val="18"/>
+              </w:rPr>
+              <w:t xml:space="preserve">106</w:t>
+            </w:r>
+          </w:p>
+        </w:tc>
+        <w:tc>
+          <w:tcPr>
+            <w:tcW w:type="dxa" w:w="2816"/>
+            <w:tcMar>
+              <w:top w:type="dxa" w:w="60"/>
+              <w:left w:type="dxa" w:w="100"/>
+              <w:bottom w:type="dxa" w:w="60"/>
+              <w:right w:type="dxa" w:w="100"/>
+            </w:tcMar>
+          </w:tcPr>
+          <w:p>
+            <w:pPr>
+              <w:spacing w:after="0" w:before="0" w:line="252"/>
+            </w:pPr>
+            <w:r>
+              <w:rPr>
+                <w:rFonts w:ascii="Calibri" w:cs="Calibri" w:eastAsia="Calibri" w:hAnsi="Calibri"/>
+                <w:sz w:val="18"/>
+                <w:szCs w:val="18"/>
+              </w:rPr>
+              <w:t xml:space="preserve">Elige workflow manual para la app y </w:t>
             </w:r>
             <w:r>
               <w:rPr>
@@ -38462,39 +39626,39 @@
                 <w:sz w:val="16"/>
                 <w:szCs w:val="16"/>
               </w:rPr>
-              <w:t xml:space="preserve">app</w:t>
-            </w:r>
-            <w:r>
-              <w:rPr>
-                <w:rFonts w:ascii="Calibri" w:cs="Calibri" w:eastAsia="Calibri" w:hAnsi="Calibri"/>
-                <w:sz w:val="18"/>
-                <w:szCs w:val="18"/>
-              </w:rPr>
-              <w:t xml:space="preserve">)</w:t>
-            </w:r>
-          </w:p>
-        </w:tc>
-        <w:tc>
-          <w:tcPr>
-            <w:tcW w:type="dxa" w:w="3929"/>
-            <w:tcMar>
-              <w:top w:type="dxa" w:w="60"/>
-              <w:left w:type="dxa" w:w="100"/>
-              <w:bottom w:type="dxa" w:w="60"/>
-              <w:right w:type="dxa" w:w="100"/>
-            </w:tcMar>
-          </w:tcPr>
-          <w:p>
-            <w:pPr>
-              <w:spacing w:after="0" w:before="0" w:line="252"/>
-            </w:pPr>
-            <w:r>
-              <w:rPr>
-                <w:rFonts w:ascii="Calibri" w:cs="Calibri" w:eastAsia="Calibri" w:hAnsi="Calibri"/>
-                <w:sz w:val="18"/>
-                <w:szCs w:val="18"/>
-              </w:rPr>
-              <w:t xml:space="preserve">103 casos: listado, consulta por id, 404, precio con 2 decimales, orden estable, catálogo mal formado, despliegue de un cambio de precio, observabilidad, </w:t>
+              <w:t xml:space="preserve">@v1</w:t>
+            </w:r>
+            <w:r>
+              <w:rPr>
+                <w:rFonts w:ascii="Calibri" w:cs="Calibri" w:eastAsia="Calibri" w:hAnsi="Calibri"/>
+                <w:sz w:val="18"/>
+                <w:szCs w:val="18"/>
+              </w:rPr>
+              <w:t xml:space="preserve"> automático para core</w:t>
+            </w:r>
+          </w:p>
+        </w:tc>
+        <w:tc>
+          <w:tcPr>
+            <w:tcW w:type="dxa" w:w="3954"/>
+            <w:tcMar>
+              <w:top w:type="dxa" w:w="60"/>
+              <w:left w:type="dxa" w:w="100"/>
+              <w:bottom w:type="dxa" w:w="60"/>
+              <w:right w:type="dxa" w:w="100"/>
+            </w:tcMar>
+          </w:tcPr>
+          <w:p>
+            <w:pPr>
+              <w:spacing w:after="0" w:before="0" w:line="252"/>
+            </w:pPr>
+            <w:r>
+              <w:rPr>
+                <w:rFonts w:ascii="Calibri" w:cs="Calibri" w:eastAsia="Calibri" w:hAnsi="Calibri"/>
+                <w:sz w:val="18"/>
+                <w:szCs w:val="18"/>
+              </w:rPr>
+              <w:t xml:space="preserve">Escribe </w:t>
             </w:r>
             <w:r>
               <w:rPr>
@@ -38503,56 +39667,57 @@
                 <w:sz w:val="16"/>
                 <w:szCs w:val="16"/>
               </w:rPr>
-              <w:t xml:space="preserve">/health</w:t>
-            </w:r>
-            <w:r>
-              <w:rPr>
-                <w:rFonts w:ascii="Calibri" w:cs="Calibri" w:eastAsia="Calibri" w:hAnsi="Calibri"/>
-                <w:sz w:val="18"/>
-                <w:szCs w:val="18"/>
-              </w:rPr>
-              <w:t xml:space="preserve">, </w:t>
-            </w:r>
-            <w:r>
-              <w:rPr>
-                <w:rFonts w:ascii="Consolas" w:cs="Consolas" w:eastAsia="Consolas" w:hAnsi="Consolas"/>
-                <w:color w:val="2E3A36"/>
-                <w:sz w:val="16"/>
-                <w:szCs w:val="16"/>
-              </w:rPr>
-              <w:t xml:space="preserve">Cache-Control: no-store</w:t>
-            </w:r>
-            <w:r>
-              <w:rPr>
-                <w:rFonts w:ascii="Calibri" w:cs="Calibri" w:eastAsia="Calibri" w:hAnsi="Calibri"/>
-                <w:sz w:val="18"/>
-                <w:szCs w:val="18"/>
-              </w:rPr>
-              <w:t xml:space="preserve"> y búsqueda por nombre (45, escritos por el agente autónomo)</w:t>
-            </w:r>
-          </w:p>
-        </w:tc>
-        <w:tc>
-          <w:tcPr>
-            <w:tcW w:type="dxa" w:w="2685"/>
-            <w:tcMar>
-              <w:top w:type="dxa" w:w="60"/>
-              <w:left w:type="dxa" w:w="100"/>
-              <w:bottom w:type="dxa" w:w="60"/>
-              <w:right w:type="dxa" w:w="100"/>
-            </w:tcMar>
-          </w:tcPr>
-          <w:p>
-            <w:pPr>
-              <w:spacing w:after="0" w:before="0" w:line="252"/>
-            </w:pPr>
-            <w:r>
-              <w:rPr>
-                <w:rFonts w:ascii="Calibri" w:cs="Calibri" w:eastAsia="Calibri" w:hAnsi="Calibri"/>
-                <w:sz w:val="18"/>
-                <w:szCs w:val="18"/>
-              </w:rPr>
-              <w:t xml:space="preserve">103/103 superadas</w:t>
+              <w:t xml:space="preserve">release.py</w:t>
+            </w:r>
+            <w:r>
+              <w:rPr>
+                <w:rFonts w:ascii="Calibri" w:cs="Calibri" w:eastAsia="Calibri" w:hAnsi="Calibri"/>
+                <w:sz w:val="18"/>
+                <w:szCs w:val="18"/>
+              </w:rPr>
+              <w:t xml:space="preserve"> y lo prueba con el historial real de los dos repos; corrige tres detalles que salen al hacerlo (prefijo «[Petición]», autoría del agente dentro de un </w:t>
+            </w:r>
+            <w:r>
+              <w:rPr>
+                <w:rFonts w:ascii="Calibri" w:cs="Calibri" w:eastAsia="Calibri" w:hAnsi="Calibri"/>
+                <w:i/>
+                <w:iCs/>
+                <w:sz w:val="18"/>
+                <w:szCs w:val="18"/>
+              </w:rPr>
+              <w:t xml:space="preserve">merge commit</w:t>
+            </w:r>
+            <w:r>
+              <w:rPr>
+                <w:rFonts w:ascii="Calibri" w:cs="Calibri" w:eastAsia="Calibri" w:hAnsi="Calibri"/>
+                <w:sz w:val="18"/>
+                <w:szCs w:val="18"/>
+              </w:rPr>
+              <w:t xml:space="preserve"> y mensajes sin Conventional Commits). Abre core#25 y app#26</w:t>
+            </w:r>
+          </w:p>
+        </w:tc>
+        <w:tc>
+          <w:tcPr>
+            <w:tcW w:type="dxa" w:w="1600"/>
+            <w:tcMar>
+              <w:top w:type="dxa" w:w="60"/>
+              <w:left w:type="dxa" w:w="100"/>
+              <w:bottom w:type="dxa" w:w="60"/>
+              <w:right w:type="dxa" w:w="100"/>
+            </w:tcMar>
+          </w:tcPr>
+          <w:p>
+            <w:pPr>
+              <w:spacing w:after="0" w:before="0" w:line="252"/>
+            </w:pPr>
+            <w:r>
+              <w:rPr>
+                <w:rFonts w:ascii="Calibri" w:cs="Calibri" w:eastAsia="Calibri" w:hAnsi="Calibri"/>
+                <w:sz w:val="18"/>
+                <w:szCs w:val="18"/>
+              </w:rPr>
+              <w:t xml:space="preserve">Extensión B preparada</w:t>
             </w:r>
           </w:p>
         </w:tc>
@@ -38563,49 +39728,49 @@
         </w:trPr>
         <w:tc>
           <w:tcPr>
-            <w:tcW w:type="dxa" w:w="2456"/>
-            <w:tcMar>
-              <w:top w:type="dxa" w:w="60"/>
-              <w:left w:type="dxa" w:w="100"/>
-              <w:bottom w:type="dxa" w:w="60"/>
-              <w:right w:type="dxa" w:w="100"/>
-            </w:tcMar>
-          </w:tcPr>
-          <w:p>
-            <w:pPr>
-              <w:spacing w:after="0" w:before="0" w:line="252"/>
-            </w:pPr>
-            <w:r>
-              <w:rPr>
-                <w:rFonts w:ascii="Calibri" w:cs="Calibri" w:eastAsia="Calibri" w:hAnsi="Calibri"/>
-                <w:sz w:val="18"/>
-                <w:szCs w:val="18"/>
-              </w:rPr>
-              <w:t xml:space="preserve">CI obligatorio (app#12)</w:t>
-            </w:r>
-          </w:p>
-        </w:tc>
-        <w:tc>
-          <w:tcPr>
-            <w:tcW w:type="dxa" w:w="3929"/>
-            <w:tcMar>
-              <w:top w:type="dxa" w:w="60"/>
-              <w:left w:type="dxa" w:w="100"/>
-              <w:bottom w:type="dxa" w:w="60"/>
-              <w:right w:type="dxa" w:w="100"/>
-            </w:tcMar>
-          </w:tcPr>
-          <w:p>
-            <w:pPr>
-              <w:spacing w:after="0" w:before="0" w:line="252"/>
-            </w:pPr>
-            <w:r>
-              <w:rPr>
-                <w:rFonts w:ascii="Calibri" w:cs="Calibri" w:eastAsia="Calibri" w:hAnsi="Calibri"/>
-                <w:sz w:val="18"/>
-                <w:szCs w:val="18"/>
-              </w:rPr>
-              <w:t xml:space="preserve">PR con un </w:t>
+            <w:tcW w:type="dxa" w:w="700"/>
+            <w:tcMar>
+              <w:top w:type="dxa" w:w="60"/>
+              <w:left w:type="dxa" w:w="100"/>
+              <w:bottom w:type="dxa" w:w="60"/>
+              <w:right w:type="dxa" w:w="100"/>
+            </w:tcMar>
+          </w:tcPr>
+          <w:p>
+            <w:pPr>
+              <w:spacing w:after="0" w:before="0" w:line="252"/>
+            </w:pPr>
+            <w:r>
+              <w:rPr>
+                <w:rFonts w:ascii="Calibri" w:cs="Calibri" w:eastAsia="Calibri" w:hAnsi="Calibri"/>
+                <w:sz w:val="18"/>
+                <w:szCs w:val="18"/>
+              </w:rPr>
+              <w:t xml:space="preserve">107</w:t>
+            </w:r>
+          </w:p>
+        </w:tc>
+        <w:tc>
+          <w:tcPr>
+            <w:tcW w:type="dxa" w:w="2816"/>
+            <w:tcMar>
+              <w:top w:type="dxa" w:w="60"/>
+              <w:left w:type="dxa" w:w="100"/>
+              <w:bottom w:type="dxa" w:w="60"/>
+              <w:right w:type="dxa" w:w="100"/>
+            </w:tcMar>
+          </w:tcPr>
+          <w:p>
+            <w:pPr>
+              <w:spacing w:after="0" w:before="0" w:line="252"/>
+            </w:pPr>
+            <w:r>
+              <w:rPr>
+                <w:rFonts w:ascii="Calibri" w:cs="Calibri" w:eastAsia="Calibri" w:hAnsi="Calibri"/>
+                <w:sz w:val="18"/>
+                <w:szCs w:val="18"/>
+              </w:rPr>
+              <w:t xml:space="preserve">«Continúa» (tras fusionar y lanzar </w:t>
             </w:r>
             <w:r>
               <w:rPr>
@@ -38614,39 +39779,264 @@
                 <w:sz w:val="16"/>
                 <w:szCs w:val="16"/>
               </w:rPr>
-              <w:t xml:space="preserve">import</w:t>
-            </w:r>
-            <w:r>
-              <w:rPr>
-                <w:rFonts w:ascii="Calibri" w:cs="Calibri" w:eastAsia="Calibri" w:hAnsi="Calibri"/>
-                <w:sz w:val="18"/>
-                <w:szCs w:val="18"/>
-              </w:rPr>
-              <w:t xml:space="preserve"> sin usar</w:t>
-            </w:r>
-          </w:p>
-        </w:tc>
-        <w:tc>
-          <w:tcPr>
-            <w:tcW w:type="dxa" w:w="2685"/>
-            <w:tcMar>
-              <w:top w:type="dxa" w:w="60"/>
-              <w:left w:type="dxa" w:w="100"/>
-              <w:bottom w:type="dxa" w:w="60"/>
-              <w:right w:type="dxa" w:w="100"/>
-            </w:tcMar>
-          </w:tcPr>
-          <w:p>
-            <w:pPr>
-              <w:spacing w:after="0" w:before="0" w:line="252"/>
-            </w:pPr>
-            <w:r>
-              <w:rPr>
-                <w:rFonts w:ascii="Calibri" w:cs="Calibri" w:eastAsia="Calibri" w:hAnsi="Calibri"/>
-                <w:sz w:val="18"/>
-                <w:szCs w:val="18"/>
-              </w:rPr>
-              <w:t xml:space="preserve">CI en rojo y merge bloqueado</w:t>
+              <w:t xml:space="preserve">release</w:t>
+            </w:r>
+            <w:r>
+              <w:rPr>
+                <w:rFonts w:ascii="Calibri" w:cs="Calibri" w:eastAsia="Calibri" w:hAnsi="Calibri"/>
+                <w:sz w:val="18"/>
+                <w:szCs w:val="18"/>
+              </w:rPr>
+              <w:t xml:space="preserve">)</w:t>
+            </w:r>
+          </w:p>
+        </w:tc>
+        <w:tc>
+          <w:tcPr>
+            <w:tcW w:type="dxa" w:w="3954"/>
+            <w:tcMar>
+              <w:top w:type="dxa" w:w="60"/>
+              <w:left w:type="dxa" w:w="100"/>
+              <w:bottom w:type="dxa" w:w="60"/>
+              <w:right w:type="dxa" w:w="100"/>
+            </w:tcMar>
+          </w:tcPr>
+          <w:p>
+            <w:pPr>
+              <w:spacing w:after="0" w:before="0" w:line="252"/>
+            </w:pPr>
+            <w:r>
+              <w:rPr>
+                <w:rFonts w:ascii="Calibri" w:cs="Calibri" w:eastAsia="Calibri" w:hAnsi="Calibri"/>
+                <w:sz w:val="18"/>
+                <w:szCs w:val="18"/>
+              </w:rPr>
+              <w:t xml:space="preserve">Comprueba </w:t>
+            </w:r>
+            <w:r>
+              <w:rPr>
+                <w:rFonts w:ascii="Consolas" w:cs="Consolas" w:eastAsia="Consolas" w:hAnsi="Consolas"/>
+                <w:color w:val="2E3A36"/>
+                <w:sz w:val="16"/>
+                <w:szCs w:val="16"/>
+              </w:rPr>
+              <w:t xml:space="preserve">v1.8.0</w:t>
+            </w:r>
+            <w:r>
+              <w:rPr>
+                <w:rFonts w:ascii="Calibri" w:cs="Calibri" w:eastAsia="Calibri" w:hAnsi="Calibri"/>
+                <w:sz w:val="18"/>
+                <w:szCs w:val="18"/>
+              </w:rPr>
+              <w:t xml:space="preserve"> y </w:t>
+            </w:r>
+            <w:r>
+              <w:rPr>
+                <w:rFonts w:ascii="Consolas" w:cs="Consolas" w:eastAsia="Consolas" w:hAnsi="Consolas"/>
+                <w:color w:val="2E3A36"/>
+                <w:sz w:val="16"/>
+                <w:szCs w:val="16"/>
+              </w:rPr>
+              <w:t xml:space="preserve">v1</w:t>
+            </w:r>
+            <w:r>
+              <w:rPr>
+                <w:rFonts w:ascii="Calibri" w:cs="Calibri" w:eastAsia="Calibri" w:hAnsi="Calibri"/>
+                <w:sz w:val="18"/>
+                <w:szCs w:val="18"/>
+              </w:rPr>
+              <w:t xml:space="preserve"> movida solos, la promoción con </w:t>
+            </w:r>
+            <w:r>
+              <w:rPr>
+                <w:rFonts w:ascii="Consolas" w:cs="Consolas" w:eastAsia="Consolas" w:hAnsi="Consolas"/>
+                <w:color w:val="2E3A36"/>
+                <w:sz w:val="16"/>
+                <w:szCs w:val="16"/>
+              </w:rPr>
+              <w:t xml:space="preserve">client-id</w:t>
+            </w:r>
+            <w:r>
+              <w:rPr>
+                <w:rFonts w:ascii="Calibri" w:cs="Calibri" w:eastAsia="Calibri" w:hAnsi="Calibri"/>
+                <w:sz w:val="18"/>
+                <w:szCs w:val="18"/>
+              </w:rPr>
+              <w:t xml:space="preserve"> y la Release </w:t>
+            </w:r>
+            <w:r>
+              <w:rPr>
+                <w:rFonts w:ascii="Consolas" w:cs="Consolas" w:eastAsia="Consolas" w:hAnsi="Consolas"/>
+                <w:color w:val="2E3A36"/>
+                <w:sz w:val="16"/>
+                <w:szCs w:val="16"/>
+              </w:rPr>
+              <w:t xml:space="preserve">v1.0.0</w:t>
+            </w:r>
+            <w:r>
+              <w:rPr>
+                <w:rFonts w:ascii="Calibri" w:cs="Calibri" w:eastAsia="Calibri" w:hAnsi="Calibri"/>
+                <w:sz w:val="18"/>
+                <w:szCs w:val="18"/>
+              </w:rPr>
+              <w:t xml:space="preserve"> con su imagen</w:t>
+            </w:r>
+          </w:p>
+        </w:tc>
+        <w:tc>
+          <w:tcPr>
+            <w:tcW w:type="dxa" w:w="1600"/>
+            <w:tcMar>
+              <w:top w:type="dxa" w:w="60"/>
+              <w:left w:type="dxa" w:w="100"/>
+              <w:bottom w:type="dxa" w:w="60"/>
+              <w:right w:type="dxa" w:w="100"/>
+            </w:tcMar>
+          </w:tcPr>
+          <w:p>
+            <w:pPr>
+              <w:spacing w:after="0" w:before="0" w:line="252"/>
+            </w:pPr>
+            <w:r>
+              <w:rPr>
+                <w:rFonts w:ascii="Calibri" w:cs="Calibri" w:eastAsia="Calibri" w:hAnsi="Calibri"/>
+                <w:sz w:val="18"/>
+                <w:szCs w:val="18"/>
+              </w:rPr>
+              <w:t xml:space="preserve">Extensión B cerrada</w:t>
+            </w:r>
+          </w:p>
+        </w:tc>
+      </w:tr>
+    </w:tbl>
+    <w:p>
+      <w:pPr>
+        <w:spacing w:after="120"/>
+      </w:pPr>
+    </w:p>
+    <w:p>
+      <w:pPr>
+        <w:pStyle w:val="Heading2"/>
+        <w:keepNext/>
+      </w:pPr>
+      <w:r>
+        <w:rPr>
+          <w:rFonts w:ascii="Calibri" w:cs="Calibri" w:eastAsia="Calibri" w:hAnsi="Calibri"/>
+        </w:rPr>
+        <w:t xml:space="preserve">Pruebas realizadas y resultados</w:t>
+      </w:r>
+    </w:p>
+    <w:p>
+      <w:pPr>
+        <w:pStyle w:val="Heading3"/>
+        <w:keepNext/>
+      </w:pPr>
+      <w:r>
+        <w:rPr>
+          <w:rFonts w:ascii="Calibri" w:cs="Calibri" w:eastAsia="Calibri" w:hAnsi="Calibri"/>
+        </w:rPr>
+        <w:t xml:space="preserve">Pruebas automáticas</w:t>
+      </w:r>
+    </w:p>
+    <w:tbl>
+      <w:tblPr>
+        <w:tblW w:type="dxa" w:w="9070"/>
+        <w:tblBorders>
+          <w:top w:val="single" w:color="C9D3CF" w:sz="4"/>
+          <w:left w:val="single" w:color="C9D3CF" w:sz="4"/>
+          <w:bottom w:val="single" w:color="C9D3CF" w:sz="4"/>
+          <w:right w:val="single" w:color="C9D3CF" w:sz="4"/>
+          <w:insideH w:val="single" w:color="C9D3CF" w:sz="4"/>
+          <w:insideV w:val="single" w:color="C9D3CF" w:sz="4"/>
+        </w:tblBorders>
+      </w:tblPr>
+      <w:tblGrid>
+        <w:gridCol w:w="2381"/>
+        <w:gridCol w:w="3956"/>
+        <w:gridCol w:w="2733"/>
+      </w:tblGrid>
+      <w:tr>
+        <w:trPr>
+          <w:tblHeader/>
+        </w:trPr>
+        <w:tc>
+          <w:tcPr>
+            <w:tcW w:type="dxa" w:w="2381"/>
+            <w:shd w:fill="E3EEEA" w:color="auto" w:val="clear"/>
+            <w:tcMar>
+              <w:top w:type="dxa" w:w="60"/>
+              <w:left w:type="dxa" w:w="100"/>
+              <w:bottom w:type="dxa" w:w="60"/>
+              <w:right w:type="dxa" w:w="100"/>
+            </w:tcMar>
+          </w:tcPr>
+          <w:p>
+            <w:pPr>
+              <w:spacing w:after="0" w:before="0" w:line="252"/>
+            </w:pPr>
+            <w:r>
+              <w:rPr>
+                <w:rFonts w:ascii="Calibri" w:cs="Calibri" w:eastAsia="Calibri" w:hAnsi="Calibri"/>
+                <w:b/>
+                <w:bCs/>
+                <w:sz w:val="18"/>
+                <w:szCs w:val="18"/>
+              </w:rPr>
+              <w:t xml:space="preserve">Componente</w:t>
+            </w:r>
+          </w:p>
+        </w:tc>
+        <w:tc>
+          <w:tcPr>
+            <w:tcW w:type="dxa" w:w="3956"/>
+            <w:shd w:fill="E3EEEA" w:color="auto" w:val="clear"/>
+            <w:tcMar>
+              <w:top w:type="dxa" w:w="60"/>
+              <w:left w:type="dxa" w:w="100"/>
+              <w:bottom w:type="dxa" w:w="60"/>
+              <w:right w:type="dxa" w:w="100"/>
+            </w:tcMar>
+          </w:tcPr>
+          <w:p>
+            <w:pPr>
+              <w:spacing w:after="0" w:before="0" w:line="252"/>
+            </w:pPr>
+            <w:r>
+              <w:rPr>
+                <w:rFonts w:ascii="Calibri" w:cs="Calibri" w:eastAsia="Calibri" w:hAnsi="Calibri"/>
+                <w:b/>
+                <w:bCs/>
+                <w:sz w:val="18"/>
+                <w:szCs w:val="18"/>
+              </w:rPr>
+              <w:t xml:space="preserve">Pruebas</w:t>
+            </w:r>
+          </w:p>
+        </w:tc>
+        <w:tc>
+          <w:tcPr>
+            <w:tcW w:type="dxa" w:w="2733"/>
+            <w:shd w:fill="E3EEEA" w:color="auto" w:val="clear"/>
+            <w:tcMar>
+              <w:top w:type="dxa" w:w="60"/>
+              <w:left w:type="dxa" w:w="100"/>
+              <w:bottom w:type="dxa" w:w="60"/>
+              <w:right w:type="dxa" w:w="100"/>
+            </w:tcMar>
+          </w:tcPr>
+          <w:p>
+            <w:pPr>
+              <w:spacing w:after="0" w:before="0" w:line="252"/>
+            </w:pPr>
+            <w:r>
+              <w:rPr>
+                <w:rFonts w:ascii="Calibri" w:cs="Calibri" w:eastAsia="Calibri" w:hAnsi="Calibri"/>
+                <w:b/>
+                <w:bCs/>
+                <w:sz w:val="18"/>
+                <w:szCs w:val="18"/>
+              </w:rPr>
+              <w:t xml:space="preserve">Resultado</w:t>
             </w:r>
           </w:p>
         </w:tc>
@@ -38657,25 +40047,25 @@
         </w:trPr>
         <w:tc>
           <w:tcPr>
-            <w:tcW w:type="dxa" w:w="2456"/>
-            <w:tcMar>
-              <w:top w:type="dxa" w:w="60"/>
-              <w:left w:type="dxa" w:w="100"/>
-              <w:bottom w:type="dxa" w:w="60"/>
-              <w:right w:type="dxa" w:w="100"/>
-            </w:tcMar>
-          </w:tcPr>
-          <w:p>
-            <w:pPr>
-              <w:spacing w:after="0" w:before="0" w:line="252"/>
-            </w:pPr>
-            <w:r>
-              <w:rPr>
-                <w:rFonts w:ascii="Calibri" w:cs="Calibri" w:eastAsia="Calibri" w:hAnsi="Calibri"/>
-                <w:sz w:val="18"/>
-                <w:szCs w:val="18"/>
-              </w:rPr>
-              <w:t xml:space="preserve">Gobierno de PRs (</w:t>
+            <w:tcW w:type="dxa" w:w="2381"/>
+            <w:tcMar>
+              <w:top w:type="dxa" w:w="60"/>
+              <w:left w:type="dxa" w:w="100"/>
+              <w:bottom w:type="dxa" w:w="60"/>
+              <w:right w:type="dxa" w:w="100"/>
+            </w:tcMar>
+          </w:tcPr>
+          <w:p>
+            <w:pPr>
+              <w:spacing w:after="0" w:before="0" w:line="252"/>
+            </w:pPr>
+            <w:r>
+              <w:rPr>
+                <w:rFonts w:ascii="Calibri" w:cs="Calibri" w:eastAsia="Calibri" w:hAnsi="Calibri"/>
+                <w:sz w:val="18"/>
+                <w:szCs w:val="18"/>
+              </w:rPr>
+              <w:t xml:space="preserve">Hook </w:t>
             </w:r>
             <w:r>
               <w:rPr>
@@ -38684,63 +40074,55 @@
                 <w:sz w:val="16"/>
                 <w:szCs w:val="16"/>
               </w:rPr>
-              <w:t xml:space="preserve">check_pr_files.py</w:t>
-            </w:r>
-            <w:r>
-              <w:rPr>
-                <w:rFonts w:ascii="Calibri" w:cs="Calibri" w:eastAsia="Calibri" w:hAnsi="Calibri"/>
-                <w:sz w:val="18"/>
-                <w:szCs w:val="18"/>
-              </w:rPr>
-              <w:t xml:space="preserve">)</w:t>
-            </w:r>
-          </w:p>
-        </w:tc>
-        <w:tc>
-          <w:tcPr>
-            <w:tcW w:type="dxa" w:w="3929"/>
-            <w:tcMar>
-              <w:top w:type="dxa" w:w="60"/>
-              <w:left w:type="dxa" w:w="100"/>
-              <w:bottom w:type="dxa" w:w="60"/>
-              <w:right w:type="dxa" w:w="100"/>
-            </w:tcMar>
-          </w:tcPr>
-          <w:p>
-            <w:pPr>
-              <w:spacing w:after="0" w:before="0" w:line="252"/>
-            </w:pPr>
-            <w:r>
-              <w:rPr>
-                <w:rFonts w:ascii="Calibri" w:cs="Calibri" w:eastAsia="Calibri" w:hAnsi="Calibri"/>
-                <w:sz w:val="18"/>
-                <w:szCs w:val="18"/>
-              </w:rPr>
-              <w:t xml:space="preserve">23 casos: ficheros generados, ficheros protegidos según el autor, cambios de dependencias permitidos y configuración de comprobaciones bloqueada</w:t>
-            </w:r>
-          </w:p>
-        </w:tc>
-        <w:tc>
-          <w:tcPr>
-            <w:tcW w:type="dxa" w:w="2685"/>
-            <w:tcMar>
-              <w:top w:type="dxa" w:w="60"/>
-              <w:left w:type="dxa" w:w="100"/>
-              <w:bottom w:type="dxa" w:w="60"/>
-              <w:right w:type="dxa" w:w="100"/>
-            </w:tcMar>
-          </w:tcPr>
-          <w:p>
-            <w:pPr>
-              <w:spacing w:after="0" w:before="0" w:line="252"/>
-            </w:pPr>
-            <w:r>
-              <w:rPr>
-                <w:rFonts w:ascii="Calibri" w:cs="Calibri" w:eastAsia="Calibri" w:hAnsi="Calibri"/>
-                <w:sz w:val="18"/>
-                <w:szCs w:val="18"/>
-              </w:rPr>
-              <w:t xml:space="preserve">23/23 superadas</w:t>
+              <w:t xml:space="preserve">guard.py</w:t>
+            </w:r>
+          </w:p>
+        </w:tc>
+        <w:tc>
+          <w:tcPr>
+            <w:tcW w:type="dxa" w:w="3956"/>
+            <w:tcMar>
+              <w:top w:type="dxa" w:w="60"/>
+              <w:left w:type="dxa" w:w="100"/>
+              <w:bottom w:type="dxa" w:w="60"/>
+              <w:right w:type="dxa" w:w="100"/>
+            </w:tcMar>
+          </w:tcPr>
+          <w:p>
+            <w:pPr>
+              <w:spacing w:after="0" w:before="0" w:line="252"/>
+            </w:pPr>
+            <w:r>
+              <w:rPr>
+                <w:rFonts w:ascii="Calibri" w:cs="Calibri" w:eastAsia="Calibri" w:hAnsi="Calibri"/>
+                <w:sz w:val="18"/>
+                <w:szCs w:val="18"/>
+              </w:rPr>
+              <w:t xml:space="preserve">45 casos: 21 comandos que deben bloquearse, 10 que deben permitirse, ficheros protegidos, secretos y auditoría</w:t>
+            </w:r>
+          </w:p>
+        </w:tc>
+        <w:tc>
+          <w:tcPr>
+            <w:tcW w:type="dxa" w:w="2733"/>
+            <w:tcMar>
+              <w:top w:type="dxa" w:w="60"/>
+              <w:left w:type="dxa" w:w="100"/>
+              <w:bottom w:type="dxa" w:w="60"/>
+              <w:right w:type="dxa" w:w="100"/>
+            </w:tcMar>
+          </w:tcPr>
+          <w:p>
+            <w:pPr>
+              <w:spacing w:after="0" w:before="0" w:line="252"/>
+            </w:pPr>
+            <w:r>
+              <w:rPr>
+                <w:rFonts w:ascii="Calibri" w:cs="Calibri" w:eastAsia="Calibri" w:hAnsi="Calibri"/>
+                <w:sz w:val="18"/>
+                <w:szCs w:val="18"/>
+              </w:rPr>
+              <w:t xml:space="preserve">45/45 superadas</w:t>
             </w:r>
           </w:p>
         </w:tc>
@@ -38751,49 +40133,25 @@
         </w:trPr>
         <w:tc>
           <w:tcPr>
-            <w:tcW w:type="dxa" w:w="2456"/>
-            <w:tcMar>
-              <w:top w:type="dxa" w:w="60"/>
-              <w:left w:type="dxa" w:w="100"/>
-              <w:bottom w:type="dxa" w:w="60"/>
-              <w:right w:type="dxa" w:w="100"/>
-            </w:tcMar>
-          </w:tcPr>
-          <w:p>
-            <w:pPr>
-              <w:spacing w:after="0" w:before="0" w:line="252"/>
-            </w:pPr>
-            <w:r>
-              <w:rPr>
-                <w:rFonts w:ascii="Calibri" w:cs="Calibri" w:eastAsia="Calibri" w:hAnsi="Calibri"/>
-                <w:sz w:val="18"/>
-                <w:szCs w:val="18"/>
-              </w:rPr>
-              <w:t xml:space="preserve">Escaneo de seguridad obligatorio (app#14)</w:t>
-            </w:r>
-          </w:p>
-        </w:tc>
-        <w:tc>
-          <w:tcPr>
-            <w:tcW w:type="dxa" w:w="3929"/>
-            <w:tcMar>
-              <w:top w:type="dxa" w:w="60"/>
-              <w:left w:type="dxa" w:w="100"/>
-              <w:bottom w:type="dxa" w:w="60"/>
-              <w:right w:type="dxa" w:w="100"/>
-            </w:tcMar>
-          </w:tcPr>
-          <w:p>
-            <w:pPr>
-              <w:spacing w:after="0" w:before="0" w:line="252"/>
-            </w:pPr>
-            <w:r>
-              <w:rPr>
-                <w:rFonts w:ascii="Calibri" w:cs="Calibri" w:eastAsia="Calibri" w:hAnsi="Calibri"/>
-                <w:sz w:val="18"/>
-                <w:szCs w:val="18"/>
-              </w:rPr>
-              <w:t xml:space="preserve">PR con un </w:t>
+            <w:tcW w:type="dxa" w:w="2381"/>
+            <w:tcMar>
+              <w:top w:type="dxa" w:w="60"/>
+              <w:left w:type="dxa" w:w="100"/>
+              <w:bottom w:type="dxa" w:w="60"/>
+              <w:right w:type="dxa" w:w="100"/>
+            </w:tcMar>
+          </w:tcPr>
+          <w:p>
+            <w:pPr>
+              <w:spacing w:after="0" w:before="0" w:line="252"/>
+            </w:pPr>
+            <w:r>
+              <w:rPr>
+                <w:rFonts w:ascii="Calibri" w:cs="Calibri" w:eastAsia="Calibri" w:hAnsi="Calibri"/>
+                <w:sz w:val="18"/>
+                <w:szCs w:val="18"/>
+              </w:rPr>
+              <w:t xml:space="preserve">Aplicación: catálogo (</w:t>
             </w:r>
             <w:r>
               <w:rPr>
@@ -38802,15 +40160,39 @@
                 <w:sz w:val="16"/>
                 <w:szCs w:val="16"/>
               </w:rPr>
-              <w:t xml:space="preserve">.pyc</w:t>
-            </w:r>
-            <w:r>
-              <w:rPr>
-                <w:rFonts w:ascii="Calibri" w:cs="Calibri" w:eastAsia="Calibri" w:hAnsi="Calibri"/>
-                <w:sz w:val="18"/>
-                <w:szCs w:val="18"/>
-              </w:rPr>
-              <w:t xml:space="preserve"> en </w:t>
+              <w:t xml:space="preserve">app</w:t>
+            </w:r>
+            <w:r>
+              <w:rPr>
+                <w:rFonts w:ascii="Calibri" w:cs="Calibri" w:eastAsia="Calibri" w:hAnsi="Calibri"/>
+                <w:sz w:val="18"/>
+                <w:szCs w:val="18"/>
+              </w:rPr>
+              <w:t xml:space="preserve">)</w:t>
+            </w:r>
+          </w:p>
+        </w:tc>
+        <w:tc>
+          <w:tcPr>
+            <w:tcW w:type="dxa" w:w="3956"/>
+            <w:tcMar>
+              <w:top w:type="dxa" w:w="60"/>
+              <w:left w:type="dxa" w:w="100"/>
+              <w:bottom w:type="dxa" w:w="60"/>
+              <w:right w:type="dxa" w:w="100"/>
+            </w:tcMar>
+          </w:tcPr>
+          <w:p>
+            <w:pPr>
+              <w:spacing w:after="0" w:before="0" w:line="252"/>
+            </w:pPr>
+            <w:r>
+              <w:rPr>
+                <w:rFonts w:ascii="Calibri" w:cs="Calibri" w:eastAsia="Calibri" w:hAnsi="Calibri"/>
+                <w:sz w:val="18"/>
+                <w:szCs w:val="18"/>
+              </w:rPr>
+              <w:t xml:space="preserve">103 casos: listado, consulta por id, 404, precio con 2 decimales, orden estable, catálogo mal formado, despliegue de un cambio de precio, observabilidad, </w:t>
             </w:r>
             <w:r>
               <w:rPr>
@@ -38819,24 +40201,16 @@
                 <w:sz w:val="16"/>
                 <w:szCs w:val="16"/>
               </w:rPr>
-              <w:t xml:space="preserve">__pycache__</w:t>
-            </w:r>
-          </w:p>
-        </w:tc>
-        <w:tc>
-          <w:tcPr>
-            <w:tcW w:type="dxa" w:w="2685"/>
-            <w:tcMar>
-              <w:top w:type="dxa" w:w="60"/>
-              <w:left w:type="dxa" w:w="100"/>
-              <w:bottom w:type="dxa" w:w="60"/>
-              <w:right w:type="dxa" w:w="100"/>
-            </w:tcMar>
-          </w:tcPr>
-          <w:p>
-            <w:pPr>
-              <w:spacing w:after="0" w:before="0" w:line="252"/>
-            </w:pPr>
+              <w:t xml:space="preserve">/health</w:t>
+            </w:r>
+            <w:r>
+              <w:rPr>
+                <w:rFonts w:ascii="Calibri" w:cs="Calibri" w:eastAsia="Calibri" w:hAnsi="Calibri"/>
+                <w:sz w:val="18"/>
+                <w:szCs w:val="18"/>
+              </w:rPr>
+              <w:t xml:space="preserve">, </w:t>
+            </w:r>
             <w:r>
               <w:rPr>
                 <w:rFonts w:ascii="Consolas" w:cs="Consolas" w:eastAsia="Consolas" w:hAnsi="Consolas"/>
@@ -38844,15 +40218,39 @@
                 <w:sz w:val="16"/>
                 <w:szCs w:val="16"/>
               </w:rPr>
-              <w:t xml:space="preserve">governance</w:t>
-            </w:r>
-            <w:r>
-              <w:rPr>
-                <w:rFonts w:ascii="Calibri" w:cs="Calibri" w:eastAsia="Calibri" w:hAnsi="Calibri"/>
-                <w:sz w:val="18"/>
-                <w:szCs w:val="18"/>
-              </w:rPr>
-              <w:t xml:space="preserve"> en rojo y merge bloqueado</w:t>
+              <w:t xml:space="preserve">Cache-Control: no-store</w:t>
+            </w:r>
+            <w:r>
+              <w:rPr>
+                <w:rFonts w:ascii="Calibri" w:cs="Calibri" w:eastAsia="Calibri" w:hAnsi="Calibri"/>
+                <w:sz w:val="18"/>
+                <w:szCs w:val="18"/>
+              </w:rPr>
+              <w:t xml:space="preserve"> y búsqueda por nombre (45, escritos por el agente autónomo)</w:t>
+            </w:r>
+          </w:p>
+        </w:tc>
+        <w:tc>
+          <w:tcPr>
+            <w:tcW w:type="dxa" w:w="2733"/>
+            <w:tcMar>
+              <w:top w:type="dxa" w:w="60"/>
+              <w:left w:type="dxa" w:w="100"/>
+              <w:bottom w:type="dxa" w:w="60"/>
+              <w:right w:type="dxa" w:w="100"/>
+            </w:tcMar>
+          </w:tcPr>
+          <w:p>
+            <w:pPr>
+              <w:spacing w:after="0" w:before="0" w:line="252"/>
+            </w:pPr>
+            <w:r>
+              <w:rPr>
+                <w:rFonts w:ascii="Calibri" w:cs="Calibri" w:eastAsia="Calibri" w:hAnsi="Calibri"/>
+                <w:sz w:val="18"/>
+                <w:szCs w:val="18"/>
+              </w:rPr>
+              <w:t xml:space="preserve">103/103 superadas</w:t>
             </w:r>
           </w:p>
         </w:tc>
@@ -38863,25 +40261,49 @@
         </w:trPr>
         <w:tc>
           <w:tcPr>
-            <w:tcW w:type="dxa" w:w="2456"/>
-            <w:tcMar>
-              <w:top w:type="dxa" w:w="60"/>
-              <w:left w:type="dxa" w:w="100"/>
-              <w:bottom w:type="dxa" w:w="60"/>
-              <w:right w:type="dxa" w:w="100"/>
-            </w:tcMar>
-          </w:tcPr>
-          <w:p>
-            <w:pPr>
-              <w:spacing w:after="0" w:before="0" w:line="252"/>
-            </w:pPr>
-            <w:r>
-              <w:rPr>
-                <w:rFonts w:ascii="Calibri" w:cs="Calibri" w:eastAsia="Calibri" w:hAnsi="Calibri"/>
-                <w:sz w:val="18"/>
-                <w:szCs w:val="18"/>
-              </w:rPr>
-              <w:t xml:space="preserve">Agentes en Actions (</w:t>
+            <w:tcW w:type="dxa" w:w="2381"/>
+            <w:tcMar>
+              <w:top w:type="dxa" w:w="60"/>
+              <w:left w:type="dxa" w:w="100"/>
+              <w:bottom w:type="dxa" w:w="60"/>
+              <w:right w:type="dxa" w:w="100"/>
+            </w:tcMar>
+          </w:tcPr>
+          <w:p>
+            <w:pPr>
+              <w:spacing w:after="0" w:before="0" w:line="252"/>
+            </w:pPr>
+            <w:r>
+              <w:rPr>
+                <w:rFonts w:ascii="Calibri" w:cs="Calibri" w:eastAsia="Calibri" w:hAnsi="Calibri"/>
+                <w:sz w:val="18"/>
+                <w:szCs w:val="18"/>
+              </w:rPr>
+              <w:t xml:space="preserve">CI obligatorio (app#12)</w:t>
+            </w:r>
+          </w:p>
+        </w:tc>
+        <w:tc>
+          <w:tcPr>
+            <w:tcW w:type="dxa" w:w="3956"/>
+            <w:tcMar>
+              <w:top w:type="dxa" w:w="60"/>
+              <w:left w:type="dxa" w:w="100"/>
+              <w:bottom w:type="dxa" w:w="60"/>
+              <w:right w:type="dxa" w:w="100"/>
+            </w:tcMar>
+          </w:tcPr>
+          <w:p>
+            <w:pPr>
+              <w:spacing w:after="0" w:before="0" w:line="252"/>
+            </w:pPr>
+            <w:r>
+              <w:rPr>
+                <w:rFonts w:ascii="Calibri" w:cs="Calibri" w:eastAsia="Calibri" w:hAnsi="Calibri"/>
+                <w:sz w:val="18"/>
+                <w:szCs w:val="18"/>
+              </w:rPr>
+              <w:t xml:space="preserve">PR con un </w:t>
             </w:r>
             <w:r>
               <w:rPr>
@@ -38890,63 +40312,39 @@
                 <w:sz w:val="16"/>
                 <w:szCs w:val="16"/>
               </w:rPr>
-              <w:t xml:space="preserve">scripts/agent</w:t>
-            </w:r>
-            <w:r>
-              <w:rPr>
-                <w:rFonts w:ascii="Calibri" w:cs="Calibri" w:eastAsia="Calibri" w:hAnsi="Calibri"/>
-                <w:sz w:val="18"/>
-                <w:szCs w:val="18"/>
-              </w:rPr>
-              <w:t xml:space="preserve">)</w:t>
-            </w:r>
-          </w:p>
-        </w:tc>
-        <w:tc>
-          <w:tcPr>
-            <w:tcW w:type="dxa" w:w="3929"/>
-            <w:tcMar>
-              <w:top w:type="dxa" w:w="60"/>
-              <w:left w:type="dxa" w:w="100"/>
-              <w:bottom w:type="dxa" w:w="60"/>
-              <w:right w:type="dxa" w:w="100"/>
-            </w:tcMar>
-          </w:tcPr>
-          <w:p>
-            <w:pPr>
-              <w:spacing w:after="0" w:before="0" w:line="252"/>
-            </w:pPr>
-            <w:r>
-              <w:rPr>
-                <w:rFonts w:ascii="Calibri" w:cs="Calibri" w:eastAsia="Calibri" w:hAnsi="Calibri"/>
-                <w:sz w:val="18"/>
-                <w:szCs w:val="18"/>
-              </w:rPr>
-              <w:t xml:space="preserve">46 casos. Revisor y respuesta (16): publicación y fallo seguro de la revisión, hallazgos fuera del PR, orden por severidad, neutralización, sospecha de inyección, separación de instrucción y datos en los prompts e informes de respuesta. Agente autónomo (25): comprobaciones previas, prompt con datos, nombres de rama, alcance de la fase spec, textos del PR e informes. Commits por la API (5): altas, cambios y bajas, binarios, rechazo de ejecutables y enlaces, entrada de la mutación</w:t>
-            </w:r>
-          </w:p>
-        </w:tc>
-        <w:tc>
-          <w:tcPr>
-            <w:tcW w:type="dxa" w:w="2685"/>
-            <w:tcMar>
-              <w:top w:type="dxa" w:w="60"/>
-              <w:left w:type="dxa" w:w="100"/>
-              <w:bottom w:type="dxa" w:w="60"/>
-              <w:right w:type="dxa" w:w="100"/>
-            </w:tcMar>
-          </w:tcPr>
-          <w:p>
-            <w:pPr>
-              <w:spacing w:after="0" w:before="0" w:line="252"/>
-            </w:pPr>
-            <w:r>
-              <w:rPr>
-                <w:rFonts w:ascii="Calibri" w:cs="Calibri" w:eastAsia="Calibri" w:hAnsi="Calibri"/>
-                <w:sz w:val="18"/>
-                <w:szCs w:val="18"/>
-              </w:rPr>
-              <w:t xml:space="preserve">46/46 superadas</w:t>
+              <w:t xml:space="preserve">import</w:t>
+            </w:r>
+            <w:r>
+              <w:rPr>
+                <w:rFonts w:ascii="Calibri" w:cs="Calibri" w:eastAsia="Calibri" w:hAnsi="Calibri"/>
+                <w:sz w:val="18"/>
+                <w:szCs w:val="18"/>
+              </w:rPr>
+              <w:t xml:space="preserve"> sin usar</w:t>
+            </w:r>
+          </w:p>
+        </w:tc>
+        <w:tc>
+          <w:tcPr>
+            <w:tcW w:type="dxa" w:w="2733"/>
+            <w:tcMar>
+              <w:top w:type="dxa" w:w="60"/>
+              <w:left w:type="dxa" w:w="100"/>
+              <w:bottom w:type="dxa" w:w="60"/>
+              <w:right w:type="dxa" w:w="100"/>
+            </w:tcMar>
+          </w:tcPr>
+          <w:p>
+            <w:pPr>
+              <w:spacing w:after="0" w:before="0" w:line="252"/>
+            </w:pPr>
+            <w:r>
+              <w:rPr>
+                <w:rFonts w:ascii="Calibri" w:cs="Calibri" w:eastAsia="Calibri" w:hAnsi="Calibri"/>
+                <w:sz w:val="18"/>
+                <w:szCs w:val="18"/>
+              </w:rPr>
+              <w:t xml:space="preserve">CI en rojo y merge bloqueado</w:t>
             </w:r>
           </w:p>
         </w:tc>
@@ -38957,25 +40355,25 @@
         </w:trPr>
         <w:tc>
           <w:tcPr>
-            <w:tcW w:type="dxa" w:w="2456"/>
-            <w:tcMar>
-              <w:top w:type="dxa" w:w="60"/>
-              <w:left w:type="dxa" w:w="100"/>
-              <w:bottom w:type="dxa" w:w="60"/>
-              <w:right w:type="dxa" w:w="100"/>
-            </w:tcMar>
-          </w:tcPr>
-          <w:p>
-            <w:pPr>
-              <w:spacing w:after="0" w:before="0" w:line="252"/>
-            </w:pPr>
-            <w:r>
-              <w:rPr>
-                <w:rFonts w:ascii="Calibri" w:cs="Calibri" w:eastAsia="Calibri" w:hAnsi="Calibri"/>
-                <w:sz w:val="18"/>
-                <w:szCs w:val="18"/>
-              </w:rPr>
-              <w:t xml:space="preserve">Respuesta a </w:t>
+            <w:tcW w:type="dxa" w:w="2381"/>
+            <w:tcMar>
+              <w:top w:type="dxa" w:w="60"/>
+              <w:left w:type="dxa" w:w="100"/>
+              <w:bottom w:type="dxa" w:w="60"/>
+              <w:right w:type="dxa" w:w="100"/>
+            </w:tcMar>
+          </w:tcPr>
+          <w:p>
+            <w:pPr>
+              <w:spacing w:after="0" w:before="0" w:line="252"/>
+            </w:pPr>
+            <w:r>
+              <w:rPr>
+                <w:rFonts w:ascii="Calibri" w:cs="Calibri" w:eastAsia="Calibri" w:hAnsi="Calibri"/>
+                <w:sz w:val="18"/>
+                <w:szCs w:val="18"/>
+              </w:rPr>
+              <w:t xml:space="preserve">Gobierno de PRs (</w:t>
             </w:r>
             <w:r>
               <w:rPr>
@@ -38984,72 +40382,63 @@
                 <w:sz w:val="16"/>
                 <w:szCs w:val="16"/>
               </w:rPr>
-              <w:t xml:space="preserve">@claude</w:t>
-            </w:r>
-            <w:r>
-              <w:rPr>
-                <w:rFonts w:ascii="Calibri" w:cs="Calibri" w:eastAsia="Calibri" w:hAnsi="Calibri"/>
-                <w:sz w:val="18"/>
-                <w:szCs w:val="18"/>
-              </w:rPr>
-              <w:t xml:space="preserve"> (app#16)</w:t>
-            </w:r>
-          </w:p>
-        </w:tc>
-        <w:tc>
-          <w:tcPr>
-            <w:tcW w:type="dxa" w:w="3929"/>
-            <w:tcMar>
-              <w:top w:type="dxa" w:w="60"/>
-              <w:left w:type="dxa" w:w="100"/>
-              <w:bottom w:type="dxa" w:w="60"/>
-              <w:right w:type="dxa" w:w="100"/>
-            </w:tcMar>
-          </w:tcPr>
-          <w:p>
-            <w:pPr>
-              <w:spacing w:after="0" w:before="0" w:line="252"/>
-            </w:pPr>
-            <w:r>
-              <w:rPr>
-                <w:rFonts w:ascii="Calibri" w:cs="Calibri" w:eastAsia="Calibri" w:hAnsi="Calibri"/>
-                <w:sz w:val="18"/>
-                <w:szCs w:val="18"/>
-              </w:rPr>
-              <w:t xml:space="preserve">PR con tres tests de FR-009 que fallan y un comentario </w:t>
-            </w:r>
-            <w:r>
-              <w:rPr>
-                <w:rFonts w:ascii="Consolas" w:cs="Consolas" w:eastAsia="Consolas" w:hAnsi="Consolas"/>
-                <w:color w:val="2E3A36"/>
-                <w:sz w:val="16"/>
-                <w:szCs w:val="16"/>
-              </w:rPr>
-              <w:t xml:space="preserve">@claude</w:t>
-            </w:r>
-          </w:p>
-        </w:tc>
-        <w:tc>
-          <w:tcPr>
-            <w:tcW w:type="dxa" w:w="2685"/>
-            <w:tcMar>
-              <w:top w:type="dxa" w:w="60"/>
-              <w:left w:type="dxa" w:w="100"/>
-              <w:bottom w:type="dxa" w:w="60"/>
-              <w:right w:type="dxa" w:w="100"/>
-            </w:tcMar>
-          </w:tcPr>
-          <w:p>
-            <w:pPr>
-              <w:spacing w:after="0" w:before="0" w:line="252"/>
-            </w:pPr>
-            <w:r>
-              <w:rPr>
-                <w:rFonts w:ascii="Calibri" w:cs="Calibri" w:eastAsia="Calibri" w:hAnsi="Calibri"/>
-                <w:sz w:val="18"/>
-                <w:szCs w:val="18"/>
-              </w:rPr>
-              <w:t xml:space="preserve">Commit del bot en 73 s, checks en verde, revisión publicada y sin bucle del bot</w:t>
+              <w:t xml:space="preserve">check_pr_files.py</w:t>
+            </w:r>
+            <w:r>
+              <w:rPr>
+                <w:rFonts w:ascii="Calibri" w:cs="Calibri" w:eastAsia="Calibri" w:hAnsi="Calibri"/>
+                <w:sz w:val="18"/>
+                <w:szCs w:val="18"/>
+              </w:rPr>
+              <w:t xml:space="preserve">)</w:t>
+            </w:r>
+          </w:p>
+        </w:tc>
+        <w:tc>
+          <w:tcPr>
+            <w:tcW w:type="dxa" w:w="3956"/>
+            <w:tcMar>
+              <w:top w:type="dxa" w:w="60"/>
+              <w:left w:type="dxa" w:w="100"/>
+              <w:bottom w:type="dxa" w:w="60"/>
+              <w:right w:type="dxa" w:w="100"/>
+            </w:tcMar>
+          </w:tcPr>
+          <w:p>
+            <w:pPr>
+              <w:spacing w:after="0" w:before="0" w:line="252"/>
+            </w:pPr>
+            <w:r>
+              <w:rPr>
+                <w:rFonts w:ascii="Calibri" w:cs="Calibri" w:eastAsia="Calibri" w:hAnsi="Calibri"/>
+                <w:sz w:val="18"/>
+                <w:szCs w:val="18"/>
+              </w:rPr>
+              <w:t xml:space="preserve">23 casos: ficheros generados, ficheros protegidos según el autor, cambios de dependencias permitidos y configuración de comprobaciones bloqueada</w:t>
+            </w:r>
+          </w:p>
+        </w:tc>
+        <w:tc>
+          <w:tcPr>
+            <w:tcW w:type="dxa" w:w="2733"/>
+            <w:tcMar>
+              <w:top w:type="dxa" w:w="60"/>
+              <w:left w:type="dxa" w:w="100"/>
+              <w:bottom w:type="dxa" w:w="60"/>
+              <w:right w:type="dxa" w:w="100"/>
+            </w:tcMar>
+          </w:tcPr>
+          <w:p>
+            <w:pPr>
+              <w:spacing w:after="0" w:before="0" w:line="252"/>
+            </w:pPr>
+            <w:r>
+              <w:rPr>
+                <w:rFonts w:ascii="Calibri" w:cs="Calibri" w:eastAsia="Calibri" w:hAnsi="Calibri"/>
+                <w:sz w:val="18"/>
+                <w:szCs w:val="18"/>
+              </w:rPr>
+              <w:t xml:space="preserve">23/23 superadas</w:t>
             </w:r>
           </w:p>
         </w:tc>
@@ -39060,25 +40449,49 @@
         </w:trPr>
         <w:tc>
           <w:tcPr>
-            <w:tcW w:type="dxa" w:w="2456"/>
-            <w:tcMar>
-              <w:top w:type="dxa" w:w="60"/>
-              <w:left w:type="dxa" w:w="100"/>
-              <w:bottom w:type="dxa" w:w="60"/>
-              <w:right w:type="dxa" w:w="100"/>
-            </w:tcMar>
-          </w:tcPr>
-          <w:p>
-            <w:pPr>
-              <w:spacing w:after="0" w:before="0" w:line="252"/>
-            </w:pPr>
-            <w:r>
-              <w:rPr>
-                <w:rFonts w:ascii="Calibri" w:cs="Calibri" w:eastAsia="Calibri" w:hAnsi="Calibri"/>
-                <w:sz w:val="18"/>
-                <w:szCs w:val="18"/>
-              </w:rPr>
-              <w:t xml:space="preserve">Promoción (</w:t>
+            <w:tcW w:type="dxa" w:w="2381"/>
+            <w:tcMar>
+              <w:top w:type="dxa" w:w="60"/>
+              <w:left w:type="dxa" w:w="100"/>
+              <w:bottom w:type="dxa" w:w="60"/>
+              <w:right w:type="dxa" w:w="100"/>
+            </w:tcMar>
+          </w:tcPr>
+          <w:p>
+            <w:pPr>
+              <w:spacing w:after="0" w:before="0" w:line="252"/>
+            </w:pPr>
+            <w:r>
+              <w:rPr>
+                <w:rFonts w:ascii="Calibri" w:cs="Calibri" w:eastAsia="Calibri" w:hAnsi="Calibri"/>
+                <w:sz w:val="18"/>
+                <w:szCs w:val="18"/>
+              </w:rPr>
+              <w:t xml:space="preserve">Escaneo de seguridad obligatorio (app#14)</w:t>
+            </w:r>
+          </w:p>
+        </w:tc>
+        <w:tc>
+          <w:tcPr>
+            <w:tcW w:type="dxa" w:w="3956"/>
+            <w:tcMar>
+              <w:top w:type="dxa" w:w="60"/>
+              <w:left w:type="dxa" w:w="100"/>
+              <w:bottom w:type="dxa" w:w="60"/>
+              <w:right w:type="dxa" w:w="100"/>
+            </w:tcMar>
+          </w:tcPr>
+          <w:p>
+            <w:pPr>
+              <w:spacing w:after="0" w:before="0" w:line="252"/>
+            </w:pPr>
+            <w:r>
+              <w:rPr>
+                <w:rFonts w:ascii="Calibri" w:cs="Calibri" w:eastAsia="Calibri" w:hAnsi="Calibri"/>
+                <w:sz w:val="18"/>
+                <w:szCs w:val="18"/>
+              </w:rPr>
+              <w:t xml:space="preserve">PR con un </w:t>
             </w:r>
             <w:r>
               <w:rPr>
@@ -39087,63 +40500,57 @@
                 <w:sz w:val="16"/>
                 <w:szCs w:val="16"/>
               </w:rPr>
-              <w:t xml:space="preserve">promote.py</w:t>
-            </w:r>
-            <w:r>
-              <w:rPr>
-                <w:rFonts w:ascii="Calibri" w:cs="Calibri" w:eastAsia="Calibri" w:hAnsi="Calibri"/>
-                <w:sz w:val="18"/>
-                <w:szCs w:val="18"/>
-              </w:rPr>
-              <w:t xml:space="preserve">)</w:t>
-            </w:r>
-          </w:p>
-        </w:tc>
-        <w:tc>
-          <w:tcPr>
-            <w:tcW w:type="dxa" w:w="3929"/>
-            <w:tcMar>
-              <w:top w:type="dxa" w:w="60"/>
-              <w:left w:type="dxa" w:w="100"/>
-              <w:bottom w:type="dxa" w:w="60"/>
-              <w:right w:type="dxa" w:w="100"/>
-            </w:tcMar>
-          </w:tcPr>
-          <w:p>
-            <w:pPr>
-              <w:spacing w:after="0" w:before="0" w:line="252"/>
-            </w:pPr>
-            <w:r>
-              <w:rPr>
-                <w:rFonts w:ascii="Calibri" w:cs="Calibri" w:eastAsia="Calibri" w:hAnsi="Calibri"/>
-                <w:sz w:val="18"/>
-                <w:szCs w:val="18"/>
-              </w:rPr>
-              <w:t xml:space="preserve">7 casos: imágenes fijadas o no en manifiestos renderizados, cambio de digest de una sola imagen, errores y digest sin cambios</w:t>
-            </w:r>
-          </w:p>
-        </w:tc>
-        <w:tc>
-          <w:tcPr>
-            <w:tcW w:type="dxa" w:w="2685"/>
-            <w:tcMar>
-              <w:top w:type="dxa" w:w="60"/>
-              <w:left w:type="dxa" w:w="100"/>
-              <w:bottom w:type="dxa" w:w="60"/>
-              <w:right w:type="dxa" w:w="100"/>
-            </w:tcMar>
-          </w:tcPr>
-          <w:p>
-            <w:pPr>
-              <w:spacing w:after="0" w:before="0" w:line="252"/>
-            </w:pPr>
-            <w:r>
-              <w:rPr>
-                <w:rFonts w:ascii="Calibri" w:cs="Calibri" w:eastAsia="Calibri" w:hAnsi="Calibri"/>
-                <w:sz w:val="18"/>
-                <w:szCs w:val="18"/>
-              </w:rPr>
-              <w:t xml:space="preserve">7/7 superadas</w:t>
+              <w:t xml:space="preserve">.pyc</w:t>
+            </w:r>
+            <w:r>
+              <w:rPr>
+                <w:rFonts w:ascii="Calibri" w:cs="Calibri" w:eastAsia="Calibri" w:hAnsi="Calibri"/>
+                <w:sz w:val="18"/>
+                <w:szCs w:val="18"/>
+              </w:rPr>
+              <w:t xml:space="preserve"> en </w:t>
+            </w:r>
+            <w:r>
+              <w:rPr>
+                <w:rFonts w:ascii="Consolas" w:cs="Consolas" w:eastAsia="Consolas" w:hAnsi="Consolas"/>
+                <w:color w:val="2E3A36"/>
+                <w:sz w:val="16"/>
+                <w:szCs w:val="16"/>
+              </w:rPr>
+              <w:t xml:space="preserve">__pycache__</w:t>
+            </w:r>
+          </w:p>
+        </w:tc>
+        <w:tc>
+          <w:tcPr>
+            <w:tcW w:type="dxa" w:w="2733"/>
+            <w:tcMar>
+              <w:top w:type="dxa" w:w="60"/>
+              <w:left w:type="dxa" w:w="100"/>
+              <w:bottom w:type="dxa" w:w="60"/>
+              <w:right w:type="dxa" w:w="100"/>
+            </w:tcMar>
+          </w:tcPr>
+          <w:p>
+            <w:pPr>
+              <w:spacing w:after="0" w:before="0" w:line="252"/>
+            </w:pPr>
+            <w:r>
+              <w:rPr>
+                <w:rFonts w:ascii="Consolas" w:cs="Consolas" w:eastAsia="Consolas" w:hAnsi="Consolas"/>
+                <w:color w:val="2E3A36"/>
+                <w:sz w:val="16"/>
+                <w:szCs w:val="16"/>
+              </w:rPr>
+              <w:t xml:space="preserve">governance</w:t>
+            </w:r>
+            <w:r>
+              <w:rPr>
+                <w:rFonts w:ascii="Calibri" w:cs="Calibri" w:eastAsia="Calibri" w:hAnsi="Calibri"/>
+                <w:sz w:val="18"/>
+                <w:szCs w:val="18"/>
+              </w:rPr>
+              <w:t xml:space="preserve"> en rojo y merge bloqueado</w:t>
             </w:r>
           </w:p>
         </w:tc>
@@ -39154,73 +40561,90 @@
         </w:trPr>
         <w:tc>
           <w:tcPr>
-            <w:tcW w:type="dxa" w:w="2456"/>
-            <w:tcMar>
-              <w:top w:type="dxa" w:w="60"/>
-              <w:left w:type="dxa" w:w="100"/>
-              <w:bottom w:type="dxa" w:w="60"/>
-              <w:right w:type="dxa" w:w="100"/>
-            </w:tcMar>
-          </w:tcPr>
-          <w:p>
-            <w:pPr>
-              <w:spacing w:after="0" w:before="0" w:line="252"/>
-            </w:pPr>
-            <w:r>
-              <w:rPr>
-                <w:rFonts w:ascii="Calibri" w:cs="Calibri" w:eastAsia="Calibri" w:hAnsi="Calibri"/>
-                <w:sz w:val="18"/>
-                <w:szCs w:val="18"/>
-              </w:rPr>
-              <w:t xml:space="preserve">Promoción real (gitops#3)</w:t>
-            </w:r>
-          </w:p>
-        </w:tc>
-        <w:tc>
-          <w:tcPr>
-            <w:tcW w:type="dxa" w:w="3929"/>
-            <w:tcMar>
-              <w:top w:type="dxa" w:w="60"/>
-              <w:left w:type="dxa" w:w="100"/>
-              <w:bottom w:type="dxa" w:w="60"/>
-              <w:right w:type="dxa" w:w="100"/>
-            </w:tcMar>
-          </w:tcPr>
-          <w:p>
-            <w:pPr>
-              <w:spacing w:after="0" w:before="0" w:line="252"/>
-            </w:pPr>
-            <w:r>
-              <w:rPr>
-                <w:rFonts w:ascii="Calibri" w:cs="Calibri" w:eastAsia="Calibri" w:hAnsi="Calibri"/>
-                <w:sz w:val="18"/>
-                <w:szCs w:val="18"/>
-              </w:rPr>
-              <w:t xml:space="preserve">Merge en app con imagen nueva</w:t>
-            </w:r>
-          </w:p>
-        </w:tc>
-        <w:tc>
-          <w:tcPr>
-            <w:tcW w:type="dxa" w:w="2685"/>
-            <w:tcMar>
-              <w:top w:type="dxa" w:w="60"/>
-              <w:left w:type="dxa" w:w="100"/>
-              <w:bottom w:type="dxa" w:w="60"/>
-              <w:right w:type="dxa" w:w="100"/>
-            </w:tcMar>
-          </w:tcPr>
-          <w:p>
-            <w:pPr>
-              <w:spacing w:after="0" w:before="0" w:line="252"/>
-            </w:pPr>
-            <w:r>
-              <w:rPr>
-                <w:rFonts w:ascii="Calibri" w:cs="Calibri" w:eastAsia="Calibri" w:hAnsi="Calibri"/>
-                <w:sz w:val="18"/>
-                <w:szCs w:val="18"/>
-              </w:rPr>
-              <w:t xml:space="preserve">PR del bot verificado, check en verde, aprobación humana y despliegue por Argo CD</w:t>
+            <w:tcW w:type="dxa" w:w="2381"/>
+            <w:tcMar>
+              <w:top w:type="dxa" w:w="60"/>
+              <w:left w:type="dxa" w:w="100"/>
+              <w:bottom w:type="dxa" w:w="60"/>
+              <w:right w:type="dxa" w:w="100"/>
+            </w:tcMar>
+          </w:tcPr>
+          <w:p>
+            <w:pPr>
+              <w:spacing w:after="0" w:before="0" w:line="252"/>
+            </w:pPr>
+            <w:r>
+              <w:rPr>
+                <w:rFonts w:ascii="Calibri" w:cs="Calibri" w:eastAsia="Calibri" w:hAnsi="Calibri"/>
+                <w:sz w:val="18"/>
+                <w:szCs w:val="18"/>
+              </w:rPr>
+              <w:t xml:space="preserve">Agentes en Actions (</w:t>
+            </w:r>
+            <w:r>
+              <w:rPr>
+                <w:rFonts w:ascii="Consolas" w:cs="Consolas" w:eastAsia="Consolas" w:hAnsi="Consolas"/>
+                <w:color w:val="2E3A36"/>
+                <w:sz w:val="16"/>
+                <w:szCs w:val="16"/>
+              </w:rPr>
+              <w:t xml:space="preserve">scripts/agent</w:t>
+            </w:r>
+            <w:r>
+              <w:rPr>
+                <w:rFonts w:ascii="Calibri" w:cs="Calibri" w:eastAsia="Calibri" w:hAnsi="Calibri"/>
+                <w:sz w:val="18"/>
+                <w:szCs w:val="18"/>
+              </w:rPr>
+              <w:t xml:space="preserve">)</w:t>
+            </w:r>
+          </w:p>
+        </w:tc>
+        <w:tc>
+          <w:tcPr>
+            <w:tcW w:type="dxa" w:w="3956"/>
+            <w:tcMar>
+              <w:top w:type="dxa" w:w="60"/>
+              <w:left w:type="dxa" w:w="100"/>
+              <w:bottom w:type="dxa" w:w="60"/>
+              <w:right w:type="dxa" w:w="100"/>
+            </w:tcMar>
+          </w:tcPr>
+          <w:p>
+            <w:pPr>
+              <w:spacing w:after="0" w:before="0" w:line="252"/>
+            </w:pPr>
+            <w:r>
+              <w:rPr>
+                <w:rFonts w:ascii="Calibri" w:cs="Calibri" w:eastAsia="Calibri" w:hAnsi="Calibri"/>
+                <w:sz w:val="18"/>
+                <w:szCs w:val="18"/>
+              </w:rPr>
+              <w:t xml:space="preserve">46 casos. Revisor y respuesta (16): publicación y fallo seguro de la revisión, hallazgos fuera del PR, orden por severidad, neutralización, sospecha de inyección, separación de instrucción y datos en los prompts e informes de respuesta. Agente autónomo (25): comprobaciones previas, prompt con datos, nombres de rama, alcance de la fase spec, textos del PR e informes. Commits por la API (5): altas, cambios y bajas, binarios, rechazo de ejecutables y enlaces, entrada de la mutación</w:t>
+            </w:r>
+          </w:p>
+        </w:tc>
+        <w:tc>
+          <w:tcPr>
+            <w:tcW w:type="dxa" w:w="2733"/>
+            <w:tcMar>
+              <w:top w:type="dxa" w:w="60"/>
+              <w:left w:type="dxa" w:w="100"/>
+              <w:bottom w:type="dxa" w:w="60"/>
+              <w:right w:type="dxa" w:w="100"/>
+            </w:tcMar>
+          </w:tcPr>
+          <w:p>
+            <w:pPr>
+              <w:spacing w:after="0" w:before="0" w:line="252"/>
+            </w:pPr>
+            <w:r>
+              <w:rPr>
+                <w:rFonts w:ascii="Calibri" w:cs="Calibri" w:eastAsia="Calibri" w:hAnsi="Calibri"/>
+                <w:sz w:val="18"/>
+                <w:szCs w:val="18"/>
+              </w:rPr>
+              <w:t xml:space="preserve">46/46 superadas</w:t>
             </w:r>
           </w:p>
         </w:tc>
@@ -39231,42 +40655,26 @@
         </w:trPr>
         <w:tc>
           <w:tcPr>
-            <w:tcW w:type="dxa" w:w="2456"/>
-            <w:tcMar>
-              <w:top w:type="dxa" w:w="60"/>
-              <w:left w:type="dxa" w:w="100"/>
-              <w:bottom w:type="dxa" w:w="60"/>
-              <w:right w:type="dxa" w:w="100"/>
-            </w:tcMar>
-          </w:tcPr>
-          <w:p>
-            <w:pPr>
-              <w:spacing w:after="0" w:before="0" w:line="252"/>
-            </w:pPr>
-            <w:r>
-              <w:rPr>
-                <w:rFonts w:ascii="Calibri" w:cs="Calibri" w:eastAsia="Calibri" w:hAnsi="Calibri"/>
-                <w:sz w:val="18"/>
-                <w:szCs w:val="18"/>
-              </w:rPr>
-              <w:t xml:space="preserve">Imagen no firmada (gitops#4)</w:t>
-            </w:r>
-          </w:p>
-        </w:tc>
-        <w:tc>
-          <w:tcPr>
-            <w:tcW w:type="dxa" w:w="3929"/>
-            <w:tcMar>
-              <w:top w:type="dxa" w:w="60"/>
-              <w:left w:type="dxa" w:w="100"/>
-              <w:bottom w:type="dxa" w:w="60"/>
-              <w:right w:type="dxa" w:w="100"/>
-            </w:tcMar>
-          </w:tcPr>
-          <w:p>
-            <w:pPr>
-              <w:spacing w:after="0" w:before="0" w:line="252"/>
-            </w:pPr>
+            <w:tcW w:type="dxa" w:w="2381"/>
+            <w:tcMar>
+              <w:top w:type="dxa" w:w="60"/>
+              <w:left w:type="dxa" w:w="100"/>
+              <w:bottom w:type="dxa" w:w="60"/>
+              <w:right w:type="dxa" w:w="100"/>
+            </w:tcMar>
+          </w:tcPr>
+          <w:p>
+            <w:pPr>
+              <w:spacing w:after="0" w:before="0" w:line="252"/>
+            </w:pPr>
+            <w:r>
+              <w:rPr>
+                <w:rFonts w:ascii="Calibri" w:cs="Calibri" w:eastAsia="Calibri" w:hAnsi="Calibri"/>
+                <w:sz w:val="18"/>
+                <w:szCs w:val="18"/>
+              </w:rPr>
+              <w:t xml:space="preserve">Respuesta a </w:t>
+            </w:r>
             <w:r>
               <w:rPr>
                 <w:rFonts w:ascii="Consolas" w:cs="Consolas" w:eastAsia="Consolas" w:hAnsi="Consolas"/>
@@ -39274,15 +40682,39 @@
                 <w:sz w:val="16"/>
                 <w:szCs w:val="16"/>
               </w:rPr>
-              <w:t xml:space="preserve">python:3.12-slim-bookworm</w:t>
-            </w:r>
-            <w:r>
-              <w:rPr>
-                <w:rFonts w:ascii="Calibri" w:cs="Calibri" w:eastAsia="Calibri" w:hAnsi="Calibri"/>
-                <w:sz w:val="18"/>
-                <w:szCs w:val="18"/>
-              </w:rPr>
-              <w:t xml:space="preserve"> por digest en </w:t>
+              <w:t xml:space="preserve">@claude</w:t>
+            </w:r>
+            <w:r>
+              <w:rPr>
+                <w:rFonts w:ascii="Calibri" w:cs="Calibri" w:eastAsia="Calibri" w:hAnsi="Calibri"/>
+                <w:sz w:val="18"/>
+                <w:szCs w:val="18"/>
+              </w:rPr>
+              <w:t xml:space="preserve"> (app#16)</w:t>
+            </w:r>
+          </w:p>
+        </w:tc>
+        <w:tc>
+          <w:tcPr>
+            <w:tcW w:type="dxa" w:w="3956"/>
+            <w:tcMar>
+              <w:top w:type="dxa" w:w="60"/>
+              <w:left w:type="dxa" w:w="100"/>
+              <w:bottom w:type="dxa" w:w="60"/>
+              <w:right w:type="dxa" w:w="100"/>
+            </w:tcMar>
+          </w:tcPr>
+          <w:p>
+            <w:pPr>
+              <w:spacing w:after="0" w:before="0" w:line="252"/>
+            </w:pPr>
+            <w:r>
+              <w:rPr>
+                <w:rFonts w:ascii="Calibri" w:cs="Calibri" w:eastAsia="Calibri" w:hAnsi="Calibri"/>
+                <w:sz w:val="18"/>
+                <w:szCs w:val="18"/>
+              </w:rPr>
+              <w:t xml:space="preserve">PR con tres tests de FR-009 que fallan y un comentario </w:t>
             </w:r>
             <w:r>
               <w:rPr>
@@ -39291,40 +40723,31 @@
                 <w:sz w:val="16"/>
                 <w:szCs w:val="16"/>
               </w:rPr>
-              <w:t xml:space="preserve">apps/</w:t>
-            </w:r>
-          </w:p>
-        </w:tc>
-        <w:tc>
-          <w:tcPr>
-            <w:tcW w:type="dxa" w:w="2685"/>
-            <w:tcMar>
-              <w:top w:type="dxa" w:w="60"/>
-              <w:left w:type="dxa" w:w="100"/>
-              <w:bottom w:type="dxa" w:w="60"/>
-              <w:right w:type="dxa" w:w="100"/>
-            </w:tcMar>
-          </w:tcPr>
-          <w:p>
-            <w:pPr>
-              <w:spacing w:after="0" w:before="0" w:line="252"/>
-            </w:pPr>
-            <w:r>
-              <w:rPr>
-                <w:rFonts w:ascii="Consolas" w:cs="Consolas" w:eastAsia="Consolas" w:hAnsi="Consolas"/>
-                <w:color w:val="2E3A36"/>
-                <w:sz w:val="16"/>
-                <w:szCs w:val="16"/>
-              </w:rPr>
-              <w:t xml:space="preserve">verify / images</w:t>
-            </w:r>
-            <w:r>
-              <w:rPr>
-                <w:rFonts w:ascii="Calibri" w:cs="Calibri" w:eastAsia="Calibri" w:hAnsi="Calibri"/>
-                <w:sz w:val="18"/>
-                <w:szCs w:val="18"/>
-              </w:rPr>
-              <w:t xml:space="preserve"> en rojo («Procedencia no válida») y merge bloqueado</w:t>
+              <w:t xml:space="preserve">@claude</w:t>
+            </w:r>
+          </w:p>
+        </w:tc>
+        <w:tc>
+          <w:tcPr>
+            <w:tcW w:type="dxa" w:w="2733"/>
+            <w:tcMar>
+              <w:top w:type="dxa" w:w="60"/>
+              <w:left w:type="dxa" w:w="100"/>
+              <w:bottom w:type="dxa" w:w="60"/>
+              <w:right w:type="dxa" w:w="100"/>
+            </w:tcMar>
+          </w:tcPr>
+          <w:p>
+            <w:pPr>
+              <w:spacing w:after="0" w:before="0" w:line="252"/>
+            </w:pPr>
+            <w:r>
+              <w:rPr>
+                <w:rFonts w:ascii="Calibri" w:cs="Calibri" w:eastAsia="Calibri" w:hAnsi="Calibri"/>
+                <w:sz w:val="18"/>
+                <w:szCs w:val="18"/>
+              </w:rPr>
+              <w:t xml:space="preserve">Commit del bot en 73 s, checks en verde, revisión publicada y sin bucle del bot</w:t>
             </w:r>
           </w:p>
         </w:tc>
@@ -39335,25 +40758,25 @@
         </w:trPr>
         <w:tc>
           <w:tcPr>
-            <w:tcW w:type="dxa" w:w="2456"/>
-            <w:tcMar>
-              <w:top w:type="dxa" w:w="60"/>
-              <w:left w:type="dxa" w:w="100"/>
-              <w:bottom w:type="dxa" w:w="60"/>
-              <w:right w:type="dxa" w:w="100"/>
-            </w:tcMar>
-          </w:tcPr>
-          <w:p>
-            <w:pPr>
-              <w:spacing w:after="0" w:before="0" w:line="252"/>
-            </w:pPr>
-            <w:r>
-              <w:rPr>
-                <w:rFonts w:ascii="Calibri" w:cs="Calibri" w:eastAsia="Calibri" w:hAnsi="Calibri"/>
-                <w:sz w:val="18"/>
-                <w:szCs w:val="18"/>
-              </w:rPr>
-              <w:t xml:space="preserve">Imágenes base (</w:t>
+            <w:tcW w:type="dxa" w:w="2381"/>
+            <w:tcMar>
+              <w:top w:type="dxa" w:w="60"/>
+              <w:left w:type="dxa" w:w="100"/>
+              <w:bottom w:type="dxa" w:w="60"/>
+              <w:right w:type="dxa" w:w="100"/>
+            </w:tcMar>
+          </w:tcPr>
+          <w:p>
+            <w:pPr>
+              <w:spacing w:after="0" w:before="0" w:line="252"/>
+            </w:pPr>
+            <w:r>
+              <w:rPr>
+                <w:rFonts w:ascii="Calibri" w:cs="Calibri" w:eastAsia="Calibri" w:hAnsi="Calibri"/>
+                <w:sz w:val="18"/>
+                <w:szCs w:val="18"/>
+              </w:rPr>
+              <w:t xml:space="preserve">Versiones (</w:t>
             </w:r>
             <w:r>
               <w:rPr>
@@ -39362,7 +40785,7 @@
                 <w:sz w:val="16"/>
                 <w:szCs w:val="16"/>
               </w:rPr>
-              <w:t xml:space="preserve">base_images.py</w:t>
+              <w:t xml:space="preserve">release.py</w:t>
             </w:r>
             <w:r>
               <w:rPr>
@@ -39376,83 +40799,85 @@
         </w:tc>
         <w:tc>
           <w:tcPr>
-            <w:tcW w:type="dxa" w:w="3929"/>
-            <w:tcMar>
-              <w:top w:type="dxa" w:w="60"/>
-              <w:left w:type="dxa" w:w="100"/>
-              <w:bottom w:type="dxa" w:w="60"/>
-              <w:right w:type="dxa" w:w="100"/>
-            </w:tcMar>
-          </w:tcPr>
-          <w:p>
-            <w:pPr>
-              <w:spacing w:after="0" w:before="0" w:line="252"/>
-            </w:pPr>
-            <w:r>
-              <w:rPr>
-                <w:rFonts w:ascii="Calibri" w:cs="Calibri" w:eastAsia="Calibri" w:hAnsi="Calibri"/>
-                <w:sz w:val="18"/>
-                <w:szCs w:val="18"/>
-              </w:rPr>
-              <w:t xml:space="preserve">8 casos: etapas, </w:t>
-            </w:r>
-            <w:r>
-              <w:rPr>
-                <w:rFonts w:ascii="Consolas" w:cs="Consolas" w:eastAsia="Consolas" w:hAnsi="Consolas"/>
-                <w:color w:val="2E3A36"/>
-                <w:sz w:val="16"/>
-                <w:szCs w:val="16"/>
-              </w:rPr>
-              <w:t xml:space="preserve">scratch</w:t>
-            </w:r>
-            <w:r>
-              <w:rPr>
-                <w:rFonts w:ascii="Calibri" w:cs="Calibri" w:eastAsia="Calibri" w:hAnsi="Calibri"/>
-                <w:sz w:val="18"/>
-                <w:szCs w:val="18"/>
-              </w:rPr>
-              <w:t xml:space="preserve">, digest incompleto, variables en </w:t>
-            </w:r>
-            <w:r>
-              <w:rPr>
-                <w:rFonts w:ascii="Consolas" w:cs="Consolas" w:eastAsia="Consolas" w:hAnsi="Consolas"/>
-                <w:color w:val="2E3A36"/>
-                <w:sz w:val="16"/>
-                <w:szCs w:val="16"/>
-              </w:rPr>
-              <w:t xml:space="preserve">FROM</w:t>
-            </w:r>
-            <w:r>
-              <w:rPr>
-                <w:rFonts w:ascii="Calibri" w:cs="Calibri" w:eastAsia="Calibri" w:hAnsi="Calibri"/>
-                <w:sz w:val="18"/>
-                <w:szCs w:val="18"/>
-              </w:rPr>
-              <w:t xml:space="preserve">, líneas partidas</w:t>
-            </w:r>
-          </w:p>
-        </w:tc>
-        <w:tc>
-          <w:tcPr>
-            <w:tcW w:type="dxa" w:w="2685"/>
-            <w:tcMar>
-              <w:top w:type="dxa" w:w="60"/>
-              <w:left w:type="dxa" w:w="100"/>
-              <w:bottom w:type="dxa" w:w="60"/>
-              <w:right w:type="dxa" w:w="100"/>
-            </w:tcMar>
-          </w:tcPr>
-          <w:p>
-            <w:pPr>
-              <w:spacing w:after="0" w:before="0" w:line="252"/>
-            </w:pPr>
-            <w:r>
-              <w:rPr>
-                <w:rFonts w:ascii="Calibri" w:cs="Calibri" w:eastAsia="Calibri" w:hAnsi="Calibri"/>
-                <w:sz w:val="18"/>
-                <w:szCs w:val="18"/>
-              </w:rPr>
-              <w:t xml:space="preserve">8/8 superadas</w:t>
+            <w:tcW w:type="dxa" w:w="3956"/>
+            <w:tcMar>
+              <w:top w:type="dxa" w:w="60"/>
+              <w:left w:type="dxa" w:w="100"/>
+              <w:bottom w:type="dxa" w:w="60"/>
+              <w:right w:type="dxa" w:w="100"/>
+            </w:tcMar>
+          </w:tcPr>
+          <w:p>
+            <w:pPr>
+              <w:spacing w:after="0" w:before="0" w:line="252"/>
+            </w:pPr>
+            <w:r>
+              <w:rPr>
+                <w:rFonts w:ascii="Calibri" w:cs="Calibri" w:eastAsia="Calibri" w:hAnsi="Calibri"/>
+                <w:sz w:val="18"/>
+                <w:szCs w:val="18"/>
+              </w:rPr>
+              <w:t xml:space="preserve">19 casos: </w:t>
+            </w:r>
+            <w:r>
+              <w:rPr>
+                <w:rFonts w:ascii="Calibri" w:cs="Calibri" w:eastAsia="Calibri" w:hAnsi="Calibri"/>
+                <w:i/>
+                <w:iCs/>
+                <w:sz w:val="18"/>
+                <w:szCs w:val="18"/>
+              </w:rPr>
+              <w:t xml:space="preserve">merge commit</w:t>
+            </w:r>
+            <w:r>
+              <w:rPr>
+                <w:rFonts w:ascii="Calibri" w:cs="Calibri" w:eastAsia="Calibri" w:hAnsi="Calibri"/>
+                <w:sz w:val="18"/>
+                <w:szCs w:val="18"/>
+              </w:rPr>
+              <w:t xml:space="preserve"> y </w:t>
+            </w:r>
+            <w:r>
+              <w:rPr>
+                <w:rFonts w:ascii="Calibri" w:cs="Calibri" w:eastAsia="Calibri" w:hAnsi="Calibri"/>
+                <w:i/>
+                <w:iCs/>
+                <w:sz w:val="18"/>
+                <w:szCs w:val="18"/>
+              </w:rPr>
+              <w:t xml:space="preserve">squash</w:t>
+            </w:r>
+            <w:r>
+              <w:rPr>
+                <w:rFonts w:ascii="Calibri" w:cs="Calibri" w:eastAsia="Calibri" w:hAnsi="Calibri"/>
+                <w:sz w:val="18"/>
+                <w:szCs w:val="18"/>
+              </w:rPr>
+              <w:t xml:space="preserve">, tipo de cambio y salto de versión, cambios incompatibles, autoría del agente, prefijo de la plantilla, mensajes sin Conventional Commits y notas</w:t>
+            </w:r>
+          </w:p>
+        </w:tc>
+        <w:tc>
+          <w:tcPr>
+            <w:tcW w:type="dxa" w:w="2733"/>
+            <w:tcMar>
+              <w:top w:type="dxa" w:w="60"/>
+              <w:left w:type="dxa" w:w="100"/>
+              <w:bottom w:type="dxa" w:w="60"/>
+              <w:right w:type="dxa" w:w="100"/>
+            </w:tcMar>
+          </w:tcPr>
+          <w:p>
+            <w:pPr>
+              <w:spacing w:after="0" w:before="0" w:line="252"/>
+            </w:pPr>
+            <w:r>
+              <w:rPr>
+                <w:rFonts w:ascii="Calibri" w:cs="Calibri" w:eastAsia="Calibri" w:hAnsi="Calibri"/>
+                <w:sz w:val="18"/>
+                <w:szCs w:val="18"/>
+              </w:rPr>
+              <w:t xml:space="preserve">19/19 superadas</w:t>
             </w:r>
           </w:p>
         </w:tc>
@@ -39463,73 +40888,151 @@
         </w:trPr>
         <w:tc>
           <w:tcPr>
-            <w:tcW w:type="dxa" w:w="2456"/>
-            <w:tcMar>
-              <w:top w:type="dxa" w:w="60"/>
-              <w:left w:type="dxa" w:w="100"/>
-              <w:bottom w:type="dxa" w:w="60"/>
-              <w:right w:type="dxa" w:w="100"/>
-            </w:tcMar>
-          </w:tcPr>
-          <w:p>
-            <w:pPr>
-              <w:spacing w:after="0" w:before="0" w:line="252"/>
-            </w:pPr>
-            <w:r>
-              <w:rPr>
-                <w:rFonts w:ascii="Calibri" w:cs="Calibri" w:eastAsia="Calibri" w:hAnsi="Calibri"/>
-                <w:sz w:val="18"/>
-                <w:szCs w:val="18"/>
-              </w:rPr>
-              <w:t xml:space="preserve">Cadena de suministro (app#21 y main)</w:t>
-            </w:r>
-          </w:p>
-        </w:tc>
-        <w:tc>
-          <w:tcPr>
-            <w:tcW w:type="dxa" w:w="3929"/>
-            <w:tcMar>
-              <w:top w:type="dxa" w:w="60"/>
-              <w:left w:type="dxa" w:w="100"/>
-              <w:bottom w:type="dxa" w:w="60"/>
-              <w:right w:type="dxa" w:w="100"/>
-            </w:tcMar>
-          </w:tcPr>
-          <w:p>
-            <w:pPr>
-              <w:spacing w:after="0" w:before="0" w:line="252"/>
-            </w:pPr>
-            <w:r>
-              <w:rPr>
-                <w:rFonts w:ascii="Calibri" w:cs="Calibri" w:eastAsia="Calibri" w:hAnsi="Calibri"/>
-                <w:sz w:val="18"/>
-                <w:szCs w:val="18"/>
-              </w:rPr>
-              <w:t xml:space="preserve">Imagen sin digest en la base; imagen arrancada con búsqueda; publicación en main</w:t>
-            </w:r>
-          </w:p>
-        </w:tc>
-        <w:tc>
-          <w:tcPr>
-            <w:tcW w:type="dxa" w:w="2685"/>
-            <w:tcMar>
-              <w:top w:type="dxa" w:w="60"/>
-              <w:left w:type="dxa" w:w="100"/>
-              <w:bottom w:type="dxa" w:w="60"/>
-              <w:right w:type="dxa" w:w="100"/>
-            </w:tcMar>
-          </w:tcPr>
-          <w:p>
-            <w:pPr>
-              <w:spacing w:after="0" w:before="0" w:line="252"/>
-            </w:pPr>
-            <w:r>
-              <w:rPr>
-                <w:rFonts w:ascii="Calibri" w:cs="Calibri" w:eastAsia="Calibri" w:hAnsi="Calibri"/>
-                <w:sz w:val="18"/>
-                <w:szCs w:val="18"/>
-              </w:rPr>
-              <w:t xml:space="preserve">CI en rojo con el digest correcto; prueba de humo superada; imagen firmada con dos atestaciones verificadas</w:t>
+            <w:tcW w:type="dxa" w:w="2381"/>
+            <w:tcMar>
+              <w:top w:type="dxa" w:w="60"/>
+              <w:left w:type="dxa" w:w="100"/>
+              <w:bottom w:type="dxa" w:w="60"/>
+              <w:right w:type="dxa" w:w="100"/>
+            </w:tcMar>
+          </w:tcPr>
+          <w:p>
+            <w:pPr>
+              <w:spacing w:after="0" w:before="0" w:line="252"/>
+            </w:pPr>
+            <w:r>
+              <w:rPr>
+                <w:rFonts w:ascii="Calibri" w:cs="Calibri" w:eastAsia="Calibri" w:hAnsi="Calibri"/>
+                <w:sz w:val="18"/>
+                <w:szCs w:val="18"/>
+              </w:rPr>
+              <w:t xml:space="preserve">Versiones reales</w:t>
+            </w:r>
+          </w:p>
+        </w:tc>
+        <w:tc>
+          <w:tcPr>
+            <w:tcW w:type="dxa" w:w="3956"/>
+            <w:tcMar>
+              <w:top w:type="dxa" w:w="60"/>
+              <w:left w:type="dxa" w:w="100"/>
+              <w:bottom w:type="dxa" w:w="60"/>
+              <w:right w:type="dxa" w:w="100"/>
+            </w:tcMar>
+          </w:tcPr>
+          <w:p>
+            <w:pPr>
+              <w:spacing w:after="0" w:before="0" w:line="252"/>
+            </w:pPr>
+            <w:r>
+              <w:rPr>
+                <w:rFonts w:ascii="Calibri" w:cs="Calibri" w:eastAsia="Calibri" w:hAnsi="Calibri"/>
+                <w:sz w:val="18"/>
+                <w:szCs w:val="18"/>
+              </w:rPr>
+              <w:t xml:space="preserve">Merge </w:t>
+            </w:r>
+            <w:r>
+              <w:rPr>
+                <w:rFonts w:ascii="Consolas" w:cs="Consolas" w:eastAsia="Consolas" w:hAnsi="Consolas"/>
+                <w:color w:val="2E3A36"/>
+                <w:sz w:val="16"/>
+                <w:szCs w:val="16"/>
+              </w:rPr>
+              <w:t xml:space="preserve">feat</w:t>
+            </w:r>
+            <w:r>
+              <w:rPr>
+                <w:rFonts w:ascii="Calibri" w:cs="Calibri" w:eastAsia="Calibri" w:hAnsi="Calibri"/>
+                <w:sz w:val="18"/>
+                <w:szCs w:val="18"/>
+              </w:rPr>
+              <w:t xml:space="preserve"> en core; </w:t>
+            </w:r>
+            <w:r>
+              <w:rPr>
+                <w:rFonts w:ascii="Calibri" w:cs="Calibri" w:eastAsia="Calibri" w:hAnsi="Calibri"/>
+                <w:i/>
+                <w:iCs/>
+                <w:sz w:val="18"/>
+                <w:szCs w:val="18"/>
+              </w:rPr>
+              <w:t xml:space="preserve">Run workflow</w:t>
+            </w:r>
+            <w:r>
+              <w:rPr>
+                <w:rFonts w:ascii="Calibri" w:cs="Calibri" w:eastAsia="Calibri" w:hAnsi="Calibri"/>
+                <w:sz w:val="18"/>
+                <w:szCs w:val="18"/>
+              </w:rPr>
+              <w:t xml:space="preserve"> en app</w:t>
+            </w:r>
+          </w:p>
+        </w:tc>
+        <w:tc>
+          <w:tcPr>
+            <w:tcW w:type="dxa" w:w="2733"/>
+            <w:tcMar>
+              <w:top w:type="dxa" w:w="60"/>
+              <w:left w:type="dxa" w:w="100"/>
+              <w:bottom w:type="dxa" w:w="60"/>
+              <w:right w:type="dxa" w:w="100"/>
+            </w:tcMar>
+          </w:tcPr>
+          <w:p>
+            <w:pPr>
+              <w:spacing w:after="0" w:before="0" w:line="252"/>
+            </w:pPr>
+            <w:r>
+              <w:rPr>
+                <w:rFonts w:ascii="Consolas" w:cs="Consolas" w:eastAsia="Consolas" w:hAnsi="Consolas"/>
+                <w:color w:val="2E3A36"/>
+                <w:sz w:val="16"/>
+                <w:szCs w:val="16"/>
+              </w:rPr>
+              <w:t xml:space="preserve">v1.8.0</w:t>
+            </w:r>
+            <w:r>
+              <w:rPr>
+                <w:rFonts w:ascii="Calibri" w:cs="Calibri" w:eastAsia="Calibri" w:hAnsi="Calibri"/>
+                <w:sz w:val="18"/>
+                <w:szCs w:val="18"/>
+              </w:rPr>
+              <w:t xml:space="preserve"> y </w:t>
+            </w:r>
+            <w:r>
+              <w:rPr>
+                <w:rFonts w:ascii="Consolas" w:cs="Consolas" w:eastAsia="Consolas" w:hAnsi="Consolas"/>
+                <w:color w:val="2E3A36"/>
+                <w:sz w:val="16"/>
+                <w:szCs w:val="16"/>
+              </w:rPr>
+              <w:t xml:space="preserve">v1</w:t>
+            </w:r>
+            <w:r>
+              <w:rPr>
+                <w:rFonts w:ascii="Calibri" w:cs="Calibri" w:eastAsia="Calibri" w:hAnsi="Calibri"/>
+                <w:sz w:val="18"/>
+                <w:szCs w:val="18"/>
+              </w:rPr>
+              <w:t xml:space="preserve"> movida solos; Release </w:t>
+            </w:r>
+            <w:r>
+              <w:rPr>
+                <w:rFonts w:ascii="Consolas" w:cs="Consolas" w:eastAsia="Consolas" w:hAnsi="Consolas"/>
+                <w:color w:val="2E3A36"/>
+                <w:sz w:val="16"/>
+                <w:szCs w:val="16"/>
+              </w:rPr>
+              <w:t xml:space="preserve">v1.0.0</w:t>
+            </w:r>
+            <w:r>
+              <w:rPr>
+                <w:rFonts w:ascii="Calibri" w:cs="Calibri" w:eastAsia="Calibri" w:hAnsi="Calibri"/>
+                <w:sz w:val="18"/>
+                <w:szCs w:val="18"/>
+              </w:rPr>
+              <w:t xml:space="preserve"> con la imagen de main etiquetada sin reconstruir</w:t>
             </w:r>
           </w:p>
         </w:tc>
@@ -39540,42 +41043,26 @@
         </w:trPr>
         <w:tc>
           <w:tcPr>
-            <w:tcW w:type="dxa" w:w="2456"/>
-            <w:tcMar>
-              <w:top w:type="dxa" w:w="60"/>
-              <w:left w:type="dxa" w:w="100"/>
-              <w:bottom w:type="dxa" w:w="60"/>
-              <w:right w:type="dxa" w:w="100"/>
-            </w:tcMar>
-          </w:tcPr>
-          <w:p>
-            <w:pPr>
-              <w:spacing w:after="0" w:before="0" w:line="252"/>
-            </w:pPr>
-            <w:r>
-              <w:rPr>
-                <w:rFonts w:ascii="Calibri" w:cs="Calibri" w:eastAsia="Calibri" w:hAnsi="Calibri"/>
-                <w:sz w:val="18"/>
-                <w:szCs w:val="18"/>
-              </w:rPr>
-              <w:t xml:space="preserve">Commit verificado (app#22)</w:t>
-            </w:r>
-          </w:p>
-        </w:tc>
-        <w:tc>
-          <w:tcPr>
-            <w:tcW w:type="dxa" w:w="3929"/>
-            <w:tcMar>
-              <w:top w:type="dxa" w:w="60"/>
-              <w:left w:type="dxa" w:w="100"/>
-              <w:bottom w:type="dxa" w:w="60"/>
-              <w:right w:type="dxa" w:w="100"/>
-            </w:tcMar>
-          </w:tcPr>
-          <w:p>
-            <w:pPr>
-              <w:spacing w:after="0" w:before="0" w:line="252"/>
-            </w:pPr>
+            <w:tcW w:type="dxa" w:w="2381"/>
+            <w:tcMar>
+              <w:top w:type="dxa" w:w="60"/>
+              <w:left w:type="dxa" w:w="100"/>
+              <w:bottom w:type="dxa" w:w="60"/>
+              <w:right w:type="dxa" w:w="100"/>
+            </w:tcMar>
+          </w:tcPr>
+          <w:p>
+            <w:pPr>
+              <w:spacing w:after="0" w:before="0" w:line="252"/>
+            </w:pPr>
+            <w:r>
+              <w:rPr>
+                <w:rFonts w:ascii="Calibri" w:cs="Calibri" w:eastAsia="Calibri" w:hAnsi="Calibri"/>
+                <w:sz w:val="18"/>
+                <w:szCs w:val="18"/>
+              </w:rPr>
+              <w:t xml:space="preserve">Promoción (</w:t>
+            </w:r>
             <w:r>
               <w:rPr>
                 <w:rFonts w:ascii="Consolas" w:cs="Consolas" w:eastAsia="Consolas" w:hAnsi="Consolas"/>
@@ -39583,57 +41070,7 @@
                 <w:sz w:val="16"/>
                 <w:szCs w:val="16"/>
               </w:rPr>
-              <w:t xml:space="preserve">@claude</w:t>
-            </w:r>
-            <w:r>
-              <w:rPr>
-                <w:rFonts w:ascii="Calibri" w:cs="Calibri" w:eastAsia="Calibri" w:hAnsi="Calibri"/>
-                <w:sz w:val="18"/>
-                <w:szCs w:val="18"/>
-              </w:rPr>
-              <w:t xml:space="preserve"> en un PR tras el cambio a la API</w:t>
-            </w:r>
-          </w:p>
-        </w:tc>
-        <w:tc>
-          <w:tcPr>
-            <w:tcW w:type="dxa" w:w="2685"/>
-            <w:tcMar>
-              <w:top w:type="dxa" w:w="60"/>
-              <w:left w:type="dxa" w:w="100"/>
-              <w:bottom w:type="dxa" w:w="60"/>
-              <w:right w:type="dxa" w:w="100"/>
-            </w:tcMar>
-          </w:tcPr>
-          <w:p>
-            <w:pPr>
-              <w:spacing w:after="0" w:before="0" w:line="252"/>
-            </w:pPr>
-            <w:r>
-              <w:rPr>
-                <w:rFonts w:ascii="Consolas" w:cs="Consolas" w:eastAsia="Consolas" w:hAnsi="Consolas"/>
-                <w:color w:val="2E3A36"/>
-                <w:sz w:val="16"/>
-                <w:szCs w:val="16"/>
-              </w:rPr>
-              <w:t xml:space="preserve">verified: true</w:t>
-            </w:r>
-            <w:r>
-              <w:rPr>
-                <w:rFonts w:ascii="Calibri" w:cs="Calibri" w:eastAsia="Calibri" w:hAnsi="Calibri"/>
-                <w:sz w:val="18"/>
-                <w:szCs w:val="18"/>
-              </w:rPr>
-              <w:t xml:space="preserve"> (</w:t>
-            </w:r>
-            <w:r>
-              <w:rPr>
-                <w:rFonts w:ascii="Consolas" w:cs="Consolas" w:eastAsia="Consolas" w:hAnsi="Consolas"/>
-                <w:color w:val="2E3A36"/>
-                <w:sz w:val="16"/>
-                <w:szCs w:val="16"/>
-              </w:rPr>
-              <w:t xml:space="preserve">valid</w:t>
+              <w:t xml:space="preserve">promote.py</w:t>
             </w:r>
             <w:r>
               <w:rPr>
@@ -39642,6 +41079,54 @@
                 <w:szCs w:val="18"/>
               </w:rPr>
               <w:t xml:space="preserve">)</w:t>
+            </w:r>
+          </w:p>
+        </w:tc>
+        <w:tc>
+          <w:tcPr>
+            <w:tcW w:type="dxa" w:w="3956"/>
+            <w:tcMar>
+              <w:top w:type="dxa" w:w="60"/>
+              <w:left w:type="dxa" w:w="100"/>
+              <w:bottom w:type="dxa" w:w="60"/>
+              <w:right w:type="dxa" w:w="100"/>
+            </w:tcMar>
+          </w:tcPr>
+          <w:p>
+            <w:pPr>
+              <w:spacing w:after="0" w:before="0" w:line="252"/>
+            </w:pPr>
+            <w:r>
+              <w:rPr>
+                <w:rFonts w:ascii="Calibri" w:cs="Calibri" w:eastAsia="Calibri" w:hAnsi="Calibri"/>
+                <w:sz w:val="18"/>
+                <w:szCs w:val="18"/>
+              </w:rPr>
+              <w:t xml:space="preserve">7 casos: imágenes fijadas o no en manifiestos renderizados, cambio de digest de una sola imagen, errores y digest sin cambios</w:t>
+            </w:r>
+          </w:p>
+        </w:tc>
+        <w:tc>
+          <w:tcPr>
+            <w:tcW w:type="dxa" w:w="2733"/>
+            <w:tcMar>
+              <w:top w:type="dxa" w:w="60"/>
+              <w:left w:type="dxa" w:w="100"/>
+              <w:bottom w:type="dxa" w:w="60"/>
+              <w:right w:type="dxa" w:w="100"/>
+            </w:tcMar>
+          </w:tcPr>
+          <w:p>
+            <w:pPr>
+              <w:spacing w:after="0" w:before="0" w:line="252"/>
+            </w:pPr>
+            <w:r>
+              <w:rPr>
+                <w:rFonts w:ascii="Calibri" w:cs="Calibri" w:eastAsia="Calibri" w:hAnsi="Calibri"/>
+                <w:sz w:val="18"/>
+                <w:szCs w:val="18"/>
+              </w:rPr>
+              <w:t xml:space="preserve">7/7 superadas</w:t>
             </w:r>
           </w:p>
         </w:tc>
@@ -39652,99 +41137,73 @@
         </w:trPr>
         <w:tc>
           <w:tcPr>
-            <w:tcW w:type="dxa" w:w="2456"/>
-            <w:tcMar>
-              <w:top w:type="dxa" w:w="60"/>
-              <w:left w:type="dxa" w:w="100"/>
-              <w:bottom w:type="dxa" w:w="60"/>
-              <w:right w:type="dxa" w:w="100"/>
-            </w:tcMar>
-          </w:tcPr>
-          <w:p>
-            <w:pPr>
-              <w:spacing w:after="0" w:before="0" w:line="252"/>
-            </w:pPr>
-            <w:r>
-              <w:rPr>
-                <w:rFonts w:ascii="Calibri" w:cs="Calibri" w:eastAsia="Calibri" w:hAnsi="Calibri"/>
-                <w:sz w:val="18"/>
-                <w:szCs w:val="18"/>
-              </w:rPr>
-              <w:t xml:space="preserve">Agente autónomo (issue #18)</w:t>
-            </w:r>
-          </w:p>
-        </w:tc>
-        <w:tc>
-          <w:tcPr>
-            <w:tcW w:type="dxa" w:w="3929"/>
-            <w:tcMar>
-              <w:top w:type="dxa" w:w="60"/>
-              <w:left w:type="dxa" w:w="100"/>
-              <w:bottom w:type="dxa" w:w="60"/>
-              <w:right w:type="dxa" w:w="100"/>
-            </w:tcMar>
-          </w:tcPr>
-          <w:p>
-            <w:pPr>
-              <w:spacing w:after="0" w:before="0" w:line="252"/>
-            </w:pPr>
-            <w:r>
-              <w:rPr>
-                <w:rFonts w:ascii="Calibri" w:cs="Calibri" w:eastAsia="Calibri" w:hAnsi="Calibri"/>
-                <w:sz w:val="18"/>
-                <w:szCs w:val="18"/>
-              </w:rPr>
-              <w:t xml:space="preserve">Petición real con etiqueta </w:t>
-            </w:r>
-            <w:r>
-              <w:rPr>
-                <w:rFonts w:ascii="Consolas" w:cs="Consolas" w:eastAsia="Consolas" w:hAnsi="Consolas"/>
-                <w:color w:val="2E3A36"/>
-                <w:sz w:val="16"/>
-                <w:szCs w:val="16"/>
-              </w:rPr>
-              <w:t xml:space="preserve">aprobado</w:t>
-            </w:r>
-          </w:p>
-        </w:tc>
-        <w:tc>
-          <w:tcPr>
-            <w:tcW w:type="dxa" w:w="2685"/>
-            <w:tcMar>
-              <w:top w:type="dxa" w:w="60"/>
-              <w:left w:type="dxa" w:w="100"/>
-              <w:bottom w:type="dxa" w:w="60"/>
-              <w:right w:type="dxa" w:w="100"/>
-            </w:tcMar>
-          </w:tcPr>
-          <w:p>
-            <w:pPr>
-              <w:spacing w:after="0" w:before="0" w:line="252"/>
-            </w:pPr>
-            <w:r>
-              <w:rPr>
-                <w:rFonts w:ascii="Calibri" w:cs="Calibri" w:eastAsia="Calibri" w:hAnsi="Calib